--- a/SBSAcademy_Team01_기획서.docx
+++ b/SBSAcademy_Team01_기획서.docx
@@ -88,7 +88,6 @@
                 <w:color w:val="000000"/>
               </w:rPr>
             </w:pPr>
-            <w:proofErr w:type="spellStart"/>
             <w:r>
               <w:rPr>
                 <w:rFonts w:ascii="맑은 고딕" w:eastAsia="맑은 고딕" w:hAnsi="맑은 고딕" w:cs="맑은 고딕"/>
@@ -98,7 +97,6 @@
               </w:rPr>
               <w:t>Date</w:t>
             </w:r>
-            <w:proofErr w:type="spellEnd"/>
           </w:p>
         </w:tc>
         <w:tc>
@@ -116,7 +114,6 @@
                 <w:color w:val="000000"/>
               </w:rPr>
             </w:pPr>
-            <w:proofErr w:type="spellStart"/>
             <w:r>
               <w:rPr>
                 <w:rFonts w:ascii="맑은 고딕" w:eastAsia="맑은 고딕" w:hAnsi="맑은 고딕" w:cs="맑은 고딕"/>
@@ -126,7 +123,6 @@
               </w:rPr>
               <w:t>Author</w:t>
             </w:r>
-            <w:proofErr w:type="spellEnd"/>
           </w:p>
         </w:tc>
         <w:tc>
@@ -144,7 +140,6 @@
                 <w:color w:val="000000"/>
               </w:rPr>
             </w:pPr>
-            <w:proofErr w:type="spellStart"/>
             <w:r>
               <w:rPr>
                 <w:rFonts w:ascii="맑은 고딕" w:eastAsia="맑은 고딕" w:hAnsi="맑은 고딕" w:cs="맑은 고딕"/>
@@ -154,7 +149,6 @@
               </w:rPr>
               <w:t>Description</w:t>
             </w:r>
-            <w:proofErr w:type="spellEnd"/>
           </w:p>
         </w:tc>
       </w:tr>
@@ -351,7 +345,7 @@
             <w:pPr>
               <w:jc w:val="center"/>
               <w:rPr>
-                <w:rFonts w:eastAsiaTheme="minorEastAsia" w:hint="eastAsia"/>
+                <w:rFonts w:eastAsiaTheme="minorEastAsia"/>
               </w:rPr>
             </w:pPr>
             <w:r>
@@ -377,7 +371,7 @@
             <w:pPr>
               <w:jc w:val="center"/>
               <w:rPr>
-                <w:rFonts w:ascii="맑은 고딕" w:eastAsia="맑은 고딕" w:hAnsi="맑은 고딕" w:cs="맑은 고딕" w:hint="eastAsia"/>
+                <w:rFonts w:ascii="맑은 고딕" w:eastAsia="맑은 고딕" w:hAnsi="맑은 고딕" w:cs="맑은 고딕"/>
                 <w:color w:val="000000"/>
               </w:rPr>
             </w:pPr>
@@ -551,7 +545,7 @@
             <w:pPr>
               <w:jc w:val="left"/>
               <w:rPr>
-                <w:rFonts w:ascii="맑은 고딕" w:eastAsia="맑은 고딕" w:hAnsi="맑은 고딕" w:cs="맑은 고딕" w:hint="eastAsia"/>
+                <w:rFonts w:ascii="맑은 고딕" w:eastAsia="맑은 고딕" w:hAnsi="맑은 고딕" w:cs="맑은 고딕"/>
                 <w:color w:val="000000"/>
               </w:rPr>
             </w:pPr>
@@ -675,7 +669,16 @@
           <w:p>
             <w:pPr>
               <w:jc w:val="center"/>
+              <w:rPr>
+                <w:rFonts w:eastAsiaTheme="minorEastAsia" w:hint="eastAsia"/>
+              </w:rPr>
             </w:pPr>
+            <w:r>
+              <w:rPr>
+                <w:rFonts w:eastAsiaTheme="minorEastAsia" w:hint="eastAsia"/>
+              </w:rPr>
+              <w:t>26.10.21</w:t>
+            </w:r>
           </w:p>
         </w:tc>
         <w:tc>
@@ -691,6 +694,13 @@
                 <w:color w:val="000000"/>
               </w:rPr>
             </w:pPr>
+            <w:r>
+              <w:rPr>
+                <w:rFonts w:ascii="맑은 고딕" w:eastAsia="맑은 고딕" w:hAnsi="맑은 고딕" w:cs="맑은 고딕" w:hint="eastAsia"/>
+                <w:color w:val="000000"/>
+              </w:rPr>
+              <w:t>구동현</w:t>
+            </w:r>
           </w:p>
         </w:tc>
         <w:tc>
@@ -702,10 +712,210 @@
             <w:pPr>
               <w:jc w:val="left"/>
               <w:rPr>
+                <w:rFonts w:ascii="맑은 고딕" w:eastAsia="맑은 고딕" w:hAnsi="맑은 고딕" w:cs="맑은 고딕" w:hint="eastAsia"/>
+                <w:color w:val="000000"/>
+              </w:rPr>
+            </w:pPr>
+            <w:r>
+              <w:rPr>
+                <w:rFonts w:ascii="맑은 고딕" w:eastAsia="맑은 고딕" w:hAnsi="맑은 고딕" w:cs="맑은 고딕" w:hint="eastAsia"/>
+                <w:color w:val="000000"/>
+              </w:rPr>
+              <w:t xml:space="preserve">3.3 </w:t>
+            </w:r>
+            <w:r>
+              <w:rPr>
                 <w:rFonts w:ascii="맑은 고딕" w:eastAsia="맑은 고딕" w:hAnsi="맑은 고딕" w:cs="맑은 고딕"/>
                 <w:color w:val="000000"/>
               </w:rPr>
+              <w:fldChar w:fldCharType="begin"/>
+            </w:r>
+            <w:r>
+              <w:rPr>
+                <w:rFonts w:ascii="맑은 고딕" w:eastAsia="맑은 고딕" w:hAnsi="맑은 고딕" w:cs="맑은 고딕"/>
+                <w:color w:val="000000"/>
+              </w:rPr>
+              <w:instrText xml:space="preserve"> </w:instrText>
+            </w:r>
+            <w:r>
+              <w:rPr>
+                <w:rFonts w:ascii="맑은 고딕" w:eastAsia="맑은 고딕" w:hAnsi="맑은 고딕" w:cs="맑은 고딕" w:hint="eastAsia"/>
+                <w:color w:val="000000"/>
+              </w:rPr>
+              <w:instrText>REF _Ref243352888 \h</w:instrText>
+            </w:r>
+            <w:r>
+              <w:rPr>
+                <w:rFonts w:ascii="맑은 고딕" w:eastAsia="맑은 고딕" w:hAnsi="맑은 고딕" w:cs="맑은 고딕"/>
+                <w:color w:val="000000"/>
+              </w:rPr>
+              <w:instrText xml:space="preserve"> </w:instrText>
+            </w:r>
+            <w:r>
+              <w:rPr>
+                <w:rFonts w:ascii="맑은 고딕" w:eastAsia="맑은 고딕" w:hAnsi="맑은 고딕" w:cs="맑은 고딕"/>
+                <w:color w:val="000000"/>
+              </w:rPr>
+            </w:r>
+            <w:r>
+              <w:rPr>
+                <w:rFonts w:ascii="맑은 고딕" w:eastAsia="맑은 고딕" w:hAnsi="맑은 고딕" w:cs="맑은 고딕"/>
+                <w:color w:val="000000"/>
+              </w:rPr>
+              <w:fldChar w:fldCharType="separate"/>
+            </w:r>
+            <w:r>
+              <w:rPr>
+                <w:rFonts w:ascii="맑은 고딕" w:eastAsia="맑은 고딕" w:hAnsi="맑은 고딕" w:cs="맑은 고딕" w:hint="eastAsia"/>
+              </w:rPr>
+              <w:t>공격</w:t>
+            </w:r>
+            <w:r>
+              <w:rPr>
+                <w:rFonts w:hint="eastAsia"/>
+              </w:rPr>
+              <w:t xml:space="preserve"> </w:t>
+            </w:r>
+            <w:r>
+              <w:rPr>
+                <w:rFonts w:ascii="맑은 고딕" w:eastAsia="맑은 고딕" w:hAnsi="맑은 고딕" w:cs="맑은 고딕" w:hint="eastAsia"/>
+              </w:rPr>
+              <w:t>및</w:t>
+            </w:r>
+            <w:r>
+              <w:rPr>
+                <w:rFonts w:hint="eastAsia"/>
+              </w:rPr>
+              <w:t xml:space="preserve"> </w:t>
+            </w:r>
+            <w:r>
+              <w:rPr>
+                <w:rFonts w:ascii="맑은 고딕" w:eastAsia="맑은 고딕" w:hAnsi="맑은 고딕" w:cs="맑은 고딕" w:hint="eastAsia"/>
+              </w:rPr>
+              <w:t>스킬</w:t>
+            </w:r>
+            <w:r>
+              <w:rPr>
+                <w:rFonts w:hint="eastAsia"/>
+              </w:rPr>
+              <w:t xml:space="preserve"> </w:t>
+            </w:r>
+            <w:r>
+              <w:rPr>
+                <w:rFonts w:ascii="맑은 고딕" w:eastAsia="맑은 고딕" w:hAnsi="맑은 고딕" w:cs="맑은 고딕" w:hint="eastAsia"/>
+              </w:rPr>
+              <w:t>시스템</w:t>
+            </w:r>
+            <w:r>
+              <w:rPr>
+                <w:rFonts w:ascii="맑은 고딕" w:eastAsia="맑은 고딕" w:hAnsi="맑은 고딕" w:cs="맑은 고딕"/>
+                <w:color w:val="000000"/>
+              </w:rPr>
+              <w:fldChar w:fldCharType="end"/>
+            </w:r>
+            <w:r>
+              <w:rPr>
+                <w:rFonts w:ascii="맑은 고딕" w:eastAsia="맑은 고딕" w:hAnsi="맑은 고딕" w:cs="맑은 고딕" w:hint="eastAsia"/>
+                <w:color w:val="000000"/>
+              </w:rPr>
+              <w:t xml:space="preserve"> 내용 추가</w:t>
+            </w:r>
+          </w:p>
+          <w:p>
+            <w:pPr>
+              <w:jc w:val="left"/>
+              <w:rPr>
+                <w:rFonts w:ascii="맑은 고딕" w:eastAsia="맑은 고딕" w:hAnsi="맑은 고딕" w:cs="맑은 고딕" w:hint="eastAsia"/>
+                <w:color w:val="000000"/>
+              </w:rPr>
             </w:pPr>
+            <w:r>
+              <w:rPr>
+                <w:rFonts w:ascii="맑은 고딕" w:eastAsia="맑은 고딕" w:hAnsi="맑은 고딕" w:cs="맑은 고딕" w:hint="eastAsia"/>
+                <w:color w:val="000000"/>
+              </w:rPr>
+              <w:t xml:space="preserve">3.3.5 </w:t>
+            </w:r>
+            <w:r>
+              <w:rPr>
+                <w:rFonts w:ascii="맑은 고딕" w:eastAsia="맑은 고딕" w:hAnsi="맑은 고딕" w:cs="맑은 고딕"/>
+                <w:color w:val="000000"/>
+              </w:rPr>
+              <w:fldChar w:fldCharType="begin"/>
+            </w:r>
+            <w:r>
+              <w:rPr>
+                <w:rFonts w:ascii="맑은 고딕" w:eastAsia="맑은 고딕" w:hAnsi="맑은 고딕" w:cs="맑은 고딕"/>
+                <w:color w:val="000000"/>
+              </w:rPr>
+              <w:instrText xml:space="preserve"> </w:instrText>
+            </w:r>
+            <w:r>
+              <w:rPr>
+                <w:rFonts w:ascii="맑은 고딕" w:eastAsia="맑은 고딕" w:hAnsi="맑은 고딕" w:cs="맑은 고딕" w:hint="eastAsia"/>
+                <w:color w:val="000000"/>
+              </w:rPr>
+              <w:instrText>REF _Ref243523898 \h</w:instrText>
+            </w:r>
+            <w:r>
+              <w:rPr>
+                <w:rFonts w:ascii="맑은 고딕" w:eastAsia="맑은 고딕" w:hAnsi="맑은 고딕" w:cs="맑은 고딕"/>
+                <w:color w:val="000000"/>
+              </w:rPr>
+              <w:instrText xml:space="preserve"> </w:instrText>
+            </w:r>
+            <w:r>
+              <w:rPr>
+                <w:rFonts w:ascii="맑은 고딕" w:eastAsia="맑은 고딕" w:hAnsi="맑은 고딕" w:cs="맑은 고딕"/>
+                <w:color w:val="000000"/>
+              </w:rPr>
+            </w:r>
+            <w:r>
+              <w:rPr>
+                <w:rFonts w:ascii="맑은 고딕" w:eastAsia="맑은 고딕" w:hAnsi="맑은 고딕" w:cs="맑은 고딕"/>
+                <w:color w:val="000000"/>
+              </w:rPr>
+              <w:fldChar w:fldCharType="separate"/>
+            </w:r>
+            <w:r>
+              <w:rPr>
+                <w:rFonts w:ascii="맑은 고딕" w:eastAsia="맑은 고딕" w:hAnsi="맑은 고딕" w:cs="맑은 고딕" w:hint="eastAsia"/>
+              </w:rPr>
+              <w:t>속성</w:t>
+            </w:r>
+            <w:r>
+              <w:rPr>
+                <w:rFonts w:hint="eastAsia"/>
+              </w:rPr>
+              <w:t xml:space="preserve"> </w:t>
+            </w:r>
+            <w:r>
+              <w:rPr>
+                <w:rFonts w:ascii="맑은 고딕" w:eastAsia="맑은 고딕" w:hAnsi="맑은 고딕" w:cs="맑은 고딕" w:hint="eastAsia"/>
+              </w:rPr>
+              <w:t>시스템</w:t>
+            </w:r>
+            <w:r>
+              <w:rPr>
+                <w:rFonts w:ascii="맑은 고딕" w:eastAsia="맑은 고딕" w:hAnsi="맑은 고딕" w:cs="맑은 고딕"/>
+                <w:color w:val="000000"/>
+              </w:rPr>
+              <w:fldChar w:fldCharType="end"/>
+            </w:r>
+            <w:r>
+              <w:rPr>
+                <w:rFonts w:ascii="맑은 고딕" w:eastAsia="맑은 고딕" w:hAnsi="맑은 고딕" w:cs="맑은 고딕" w:hint="eastAsia"/>
+                <w:color w:val="000000"/>
+              </w:rPr>
+              <w:t xml:space="preserve"> </w:t>
+            </w:r>
+            <w:r>
+              <w:rPr>
+                <w:rFonts w:ascii="맑은 고딕" w:eastAsia="맑은 고딕" w:hAnsi="맑은 고딕" w:cs="맑은 고딕" w:hint="eastAsia"/>
+                <w:color w:val="000000"/>
+              </w:rPr>
+              <w:t>기초 내용 추가.</w:t>
+            </w:r>
           </w:p>
         </w:tc>
       </w:tr>
@@ -897,7 +1107,7 @@
       <w:r>
         <w:fldChar w:fldCharType="separate"/>
       </w:r>
-      <w:hyperlink w:anchor="_Toc243352858" w:history="1">
+      <w:hyperlink w:anchor="_Toc243523908" w:history="1">
         <w:r>
           <w:rPr>
             <w:rStyle w:val="af"/>
@@ -942,7 +1152,7 @@
             <w:noProof/>
             <w:webHidden/>
           </w:rPr>
-          <w:instrText xml:space="preserve"> PAGEREF _Toc243352858 \h </w:instrText>
+          <w:instrText xml:space="preserve"> PAGEREF _Toc243523908 \h </w:instrText>
         </w:r>
         <w:r>
           <w:rPr>
@@ -990,7 +1200,7 @@
           <w14:ligatures w14:val="standardContextual"/>
         </w:rPr>
       </w:pPr>
-      <w:hyperlink w:anchor="_Toc243352859" w:history="1">
+      <w:hyperlink w:anchor="_Toc243523909" w:history="1">
         <w:r>
           <w:rPr>
             <w:rStyle w:val="af"/>
@@ -1035,7 +1245,7 @@
             <w:noProof/>
             <w:webHidden/>
           </w:rPr>
-          <w:instrText xml:space="preserve"> PAGEREF _Toc243352859 \h </w:instrText>
+          <w:instrText xml:space="preserve"> PAGEREF _Toc243523909 \h </w:instrText>
         </w:r>
         <w:r>
           <w:rPr>
@@ -1083,7 +1293,7 @@
           <w14:ligatures w14:val="standardContextual"/>
         </w:rPr>
       </w:pPr>
-      <w:hyperlink w:anchor="_Toc243352860" w:history="1">
+      <w:hyperlink w:anchor="_Toc243523910" w:history="1">
         <w:r>
           <w:rPr>
             <w:rStyle w:val="af"/>
@@ -1128,7 +1338,7 @@
             <w:noProof/>
             <w:webHidden/>
           </w:rPr>
-          <w:instrText xml:space="preserve"> PAGEREF _Toc243352860 \h </w:instrText>
+          <w:instrText xml:space="preserve"> PAGEREF _Toc243523910 \h </w:instrText>
         </w:r>
         <w:r>
           <w:rPr>
@@ -1176,7 +1386,7 @@
           <w14:ligatures w14:val="standardContextual"/>
         </w:rPr>
       </w:pPr>
-      <w:hyperlink w:anchor="_Toc243352861" w:history="1">
+      <w:hyperlink w:anchor="_Toc243523911" w:history="1">
         <w:r>
           <w:rPr>
             <w:rStyle w:val="af"/>
@@ -1221,7 +1431,7 @@
             <w:noProof/>
             <w:webHidden/>
           </w:rPr>
-          <w:instrText xml:space="preserve"> PAGEREF _Toc243352861 \h </w:instrText>
+          <w:instrText xml:space="preserve"> PAGEREF _Toc243523911 \h </w:instrText>
         </w:r>
         <w:r>
           <w:rPr>
@@ -1269,7 +1479,7 @@
           <w14:ligatures w14:val="standardContextual"/>
         </w:rPr>
       </w:pPr>
-      <w:hyperlink w:anchor="_Toc243352862" w:history="1">
+      <w:hyperlink w:anchor="_Toc243523912" w:history="1">
         <w:r>
           <w:rPr>
             <w:rStyle w:val="af"/>
@@ -1356,7 +1566,7 @@
             <w:noProof/>
             <w:webHidden/>
           </w:rPr>
-          <w:instrText xml:space="preserve"> PAGEREF _Toc243352862 \h </w:instrText>
+          <w:instrText xml:space="preserve"> PAGEREF _Toc243523912 \h </w:instrText>
         </w:r>
         <w:r>
           <w:rPr>
@@ -1403,7 +1613,7 @@
           <w14:ligatures w14:val="standardContextual"/>
         </w:rPr>
       </w:pPr>
-      <w:hyperlink w:anchor="_Toc243352863" w:history="1">
+      <w:hyperlink w:anchor="_Toc243523913" w:history="1">
         <w:r>
           <w:rPr>
             <w:rStyle w:val="af"/>
@@ -1462,7 +1672,7 @@
             <w:noProof/>
             <w:webHidden/>
           </w:rPr>
-          <w:instrText xml:space="preserve"> PAGEREF _Toc243352863 \h </w:instrText>
+          <w:instrText xml:space="preserve"> PAGEREF _Toc243523913 \h </w:instrText>
         </w:r>
         <w:r>
           <w:rPr>
@@ -1510,7 +1720,7 @@
           <w14:ligatures w14:val="standardContextual"/>
         </w:rPr>
       </w:pPr>
-      <w:hyperlink w:anchor="_Toc243352864" w:history="1">
+      <w:hyperlink w:anchor="_Toc243523914" w:history="1">
         <w:r>
           <w:rPr>
             <w:rStyle w:val="af"/>
@@ -1569,7 +1779,7 @@
             <w:noProof/>
             <w:webHidden/>
           </w:rPr>
-          <w:instrText xml:space="preserve"> PAGEREF _Toc243352864 \h </w:instrText>
+          <w:instrText xml:space="preserve"> PAGEREF _Toc243523914 \h </w:instrText>
         </w:r>
         <w:r>
           <w:rPr>
@@ -1617,7 +1827,7 @@
           <w14:ligatures w14:val="standardContextual"/>
         </w:rPr>
       </w:pPr>
-      <w:hyperlink w:anchor="_Toc243352865" w:history="1">
+      <w:hyperlink w:anchor="_Toc243523915" w:history="1">
         <w:r>
           <w:rPr>
             <w:rStyle w:val="af"/>
@@ -1690,7 +1900,7 @@
             <w:noProof/>
             <w:webHidden/>
           </w:rPr>
-          <w:instrText xml:space="preserve"> PAGEREF _Toc243352865 \h </w:instrText>
+          <w:instrText xml:space="preserve"> PAGEREF _Toc243523915 \h </w:instrText>
         </w:r>
         <w:r>
           <w:rPr>
@@ -1723,11 +1933,11 @@
     </w:p>
     <w:p>
       <w:pPr>
-        <w:pStyle w:val="30"/>
+        <w:pStyle w:val="10"/>
         <w:tabs>
+          <w:tab w:val="left" w:pos="425"/>
           <w:tab w:val="right" w:leader="underscore" w:pos="9019"/>
         </w:tabs>
-        <w:ind w:left="880"/>
         <w:rPr>
           <w:rFonts w:asciiTheme="minorHAnsi" w:hAnsiTheme="minorHAnsi" w:cstheme="minorBidi"/>
           <w:noProof/>
@@ -1737,19 +1947,37 @@
           <w14:ligatures w14:val="standardContextual"/>
         </w:rPr>
       </w:pPr>
-      <w:hyperlink w:anchor="_Toc243352866" w:history="1">
+      <w:hyperlink w:anchor="_Toc243523916" w:history="1">
         <w:r>
           <w:rPr>
             <w:rStyle w:val="af"/>
             <w:noProof/>
           </w:rPr>
-          <w:t>게임</w:t>
+          <w:t>3</w:t>
+        </w:r>
+        <w:r>
+          <w:rPr>
+            <w:rFonts w:asciiTheme="minorHAnsi" w:hAnsiTheme="minorHAnsi" w:cstheme="minorBidi"/>
+            <w:noProof/>
+            <w:kern w:val="2"/>
+            <w:szCs w:val="24"/>
+            <w:lang w:val="en-US"/>
+            <w14:ligatures w14:val="standardContextual"/>
+          </w:rPr>
+          <w:tab/>
         </w:r>
         <w:r>
           <w:rPr>
             <w:rStyle w:val="af"/>
             <w:noProof/>
           </w:rPr>
+          <w:t>핵심</w:t>
+        </w:r>
+        <w:r>
+          <w:rPr>
+            <w:rStyle w:val="af"/>
+            <w:noProof/>
+          </w:rPr>
           <w:t xml:space="preserve"> </w:t>
         </w:r>
         <w:r>
@@ -1757,287 +1985,7 @@
             <w:rStyle w:val="af"/>
             <w:noProof/>
           </w:rPr>
-          <w:t>시작</w:t>
-        </w:r>
-        <w:r>
-          <w:rPr>
-            <w:rStyle w:val="af"/>
-            <w:noProof/>
-          </w:rPr>
-          <w:t xml:space="preserve"> =&gt; </w:t>
-        </w:r>
-        <w:r>
-          <w:rPr>
-            <w:rStyle w:val="af"/>
-            <w:noProof/>
-          </w:rPr>
-          <w:t>사전</w:t>
-        </w:r>
-        <w:r>
-          <w:rPr>
-            <w:rStyle w:val="af"/>
-            <w:noProof/>
-          </w:rPr>
-          <w:t xml:space="preserve"> </w:t>
-        </w:r>
-        <w:r>
-          <w:rPr>
-            <w:rStyle w:val="af"/>
-            <w:noProof/>
-          </w:rPr>
-          <w:t>룰렛</w:t>
-        </w:r>
-        <w:r>
-          <w:rPr>
-            <w:rStyle w:val="af"/>
-            <w:noProof/>
-          </w:rPr>
-          <w:t xml:space="preserve"> =&gt; </w:t>
-        </w:r>
-        <w:r>
-          <w:rPr>
-            <w:rStyle w:val="af"/>
-            <w:noProof/>
-          </w:rPr>
-          <w:t>스테이지</w:t>
-        </w:r>
-        <w:r>
-          <w:rPr>
-            <w:rStyle w:val="af"/>
-            <w:noProof/>
-          </w:rPr>
-          <w:t xml:space="preserve"> </w:t>
-        </w:r>
-        <w:r>
-          <w:rPr>
-            <w:rStyle w:val="af"/>
-            <w:noProof/>
-          </w:rPr>
-          <w:t>전투</w:t>
-        </w:r>
-        <w:r>
-          <w:rPr>
-            <w:rStyle w:val="af"/>
-            <w:noProof/>
-          </w:rPr>
-          <w:t xml:space="preserve"> =&gt; </w:t>
-        </w:r>
-        <w:r>
-          <w:rPr>
-            <w:rStyle w:val="af"/>
-            <w:noProof/>
-          </w:rPr>
-          <w:t>엘리트</w:t>
-        </w:r>
-        <w:r>
-          <w:rPr>
-            <w:rStyle w:val="af"/>
-            <w:noProof/>
-          </w:rPr>
-          <w:t xml:space="preserve"> </w:t>
-        </w:r>
-        <w:r>
-          <w:rPr>
-            <w:rStyle w:val="af"/>
-            <w:noProof/>
-          </w:rPr>
-          <w:t>몬스터</w:t>
-        </w:r>
-        <w:r>
-          <w:rPr>
-            <w:rStyle w:val="af"/>
-            <w:noProof/>
-          </w:rPr>
-          <w:t xml:space="preserve"> </w:t>
-        </w:r>
-        <w:r>
-          <w:rPr>
-            <w:rStyle w:val="af"/>
-            <w:noProof/>
-          </w:rPr>
-          <w:t>등장</w:t>
-        </w:r>
-        <w:r>
-          <w:rPr>
-            <w:rStyle w:val="af"/>
-            <w:noProof/>
-          </w:rPr>
-          <w:t xml:space="preserve"> =&gt; </w:t>
-        </w:r>
-        <w:r>
-          <w:rPr>
-            <w:rStyle w:val="af"/>
-            <w:noProof/>
-          </w:rPr>
-          <w:t>유물</w:t>
-        </w:r>
-        <w:r>
-          <w:rPr>
-            <w:rStyle w:val="af"/>
-            <w:noProof/>
-          </w:rPr>
-          <w:t xml:space="preserve"> </w:t>
-        </w:r>
-        <w:r>
-          <w:rPr>
-            <w:rStyle w:val="af"/>
-            <w:noProof/>
-          </w:rPr>
-          <w:t>획득</w:t>
-        </w:r>
-        <w:r>
-          <w:rPr>
-            <w:rStyle w:val="af"/>
-            <w:noProof/>
-          </w:rPr>
-          <w:t xml:space="preserve"> =&gt;  n</w:t>
-        </w:r>
-        <w:r>
-          <w:rPr>
-            <w:rStyle w:val="af"/>
-            <w:noProof/>
-          </w:rPr>
-          <w:t>분</w:t>
-        </w:r>
-        <w:r>
-          <w:rPr>
-            <w:rStyle w:val="af"/>
-            <w:noProof/>
-          </w:rPr>
-          <w:t xml:space="preserve"> </w:t>
-        </w:r>
-        <w:r>
-          <w:rPr>
-            <w:rStyle w:val="af"/>
-            <w:noProof/>
-          </w:rPr>
-          <w:t>간격의</w:t>
-        </w:r>
-        <w:r>
-          <w:rPr>
-            <w:rStyle w:val="af"/>
-            <w:noProof/>
-          </w:rPr>
-          <w:t xml:space="preserve"> </w:t>
-        </w:r>
-        <w:r>
-          <w:rPr>
-            <w:rStyle w:val="af"/>
-            <w:noProof/>
-          </w:rPr>
-          <w:t>보스</w:t>
-        </w:r>
-        <w:r>
-          <w:rPr>
-            <w:rStyle w:val="af"/>
-            <w:noProof/>
-          </w:rPr>
-          <w:t xml:space="preserve"> </w:t>
-        </w:r>
-        <w:r>
-          <w:rPr>
-            <w:rStyle w:val="af"/>
-            <w:noProof/>
-          </w:rPr>
-          <w:t>등장</w:t>
-        </w:r>
-        <w:r>
-          <w:rPr>
-            <w:rStyle w:val="af"/>
-            <w:noProof/>
-          </w:rPr>
-          <w:t xml:space="preserve"> =&gt; </w:t>
-        </w:r>
-        <w:r>
-          <w:rPr>
-            <w:rStyle w:val="af"/>
-            <w:noProof/>
-          </w:rPr>
-          <w:t>증강</w:t>
-        </w:r>
-        <w:r>
-          <w:rPr>
-            <w:rStyle w:val="af"/>
-            <w:noProof/>
-          </w:rPr>
-          <w:t xml:space="preserve"> </w:t>
-        </w:r>
-        <w:r>
-          <w:rPr>
-            <w:rStyle w:val="af"/>
-            <w:noProof/>
-          </w:rPr>
-          <w:t>획득</w:t>
-        </w:r>
-        <w:r>
-          <w:rPr>
-            <w:rStyle w:val="af"/>
-            <w:noProof/>
-          </w:rPr>
-          <w:t xml:space="preserve"> =&gt; </w:t>
-        </w:r>
-        <w:r>
-          <w:rPr>
-            <w:rStyle w:val="af"/>
-            <w:noProof/>
-          </w:rPr>
-          <w:t>최종</w:t>
-        </w:r>
-        <w:r>
-          <w:rPr>
-            <w:rStyle w:val="af"/>
-            <w:noProof/>
-          </w:rPr>
-          <w:t xml:space="preserve"> </w:t>
-        </w:r>
-        <w:r>
-          <w:rPr>
-            <w:rStyle w:val="af"/>
-            <w:noProof/>
-          </w:rPr>
-          <w:t>보스</w:t>
-        </w:r>
-        <w:r>
-          <w:rPr>
-            <w:rStyle w:val="af"/>
-            <w:noProof/>
-          </w:rPr>
-          <w:t xml:space="preserve"> </w:t>
-        </w:r>
-        <w:r>
-          <w:rPr>
-            <w:rStyle w:val="af"/>
-            <w:noProof/>
-          </w:rPr>
-          <w:t>클리어</w:t>
-        </w:r>
-        <w:r>
-          <w:rPr>
-            <w:rStyle w:val="af"/>
-            <w:noProof/>
-          </w:rPr>
-          <w:t xml:space="preserve"> =&gt; </w:t>
-        </w:r>
-        <w:r>
-          <w:rPr>
-            <w:rStyle w:val="af"/>
-            <w:noProof/>
-          </w:rPr>
-          <w:t>다음</w:t>
-        </w:r>
-        <w:r>
-          <w:rPr>
-            <w:rStyle w:val="af"/>
-            <w:noProof/>
-          </w:rPr>
-          <w:t xml:space="preserve"> </w:t>
-        </w:r>
-        <w:r>
-          <w:rPr>
-            <w:rStyle w:val="af"/>
-            <w:noProof/>
-          </w:rPr>
-          <w:t>스테이지</w:t>
+          <w:t>시스템</w:t>
         </w:r>
         <w:r>
           <w:rPr>
@@ -2058,7 +2006,7 @@
             <w:noProof/>
             <w:webHidden/>
           </w:rPr>
-          <w:instrText xml:space="preserve"> PAGEREF _Toc243352866 \h </w:instrText>
+          <w:instrText xml:space="preserve"> PAGEREF _Toc243523916 \h </w:instrText>
         </w:r>
         <w:r>
           <w:rPr>
@@ -2078,7 +2026,7 @@
             <w:noProof/>
             <w:webHidden/>
           </w:rPr>
-          <w:t>5</w:t>
+          <w:t>6</w:t>
         </w:r>
         <w:r>
           <w:rPr>
@@ -2091,11 +2039,12 @@
     </w:p>
     <w:p>
       <w:pPr>
-        <w:pStyle w:val="10"/>
+        <w:pStyle w:val="20"/>
         <w:tabs>
-          <w:tab w:val="left" w:pos="425"/>
+          <w:tab w:val="left" w:pos="1100"/>
           <w:tab w:val="right" w:leader="underscore" w:pos="9019"/>
         </w:tabs>
+        <w:ind w:left="440"/>
         <w:rPr>
           <w:rFonts w:asciiTheme="minorHAnsi" w:hAnsiTheme="minorHAnsi" w:cstheme="minorBidi"/>
           <w:noProof/>
@@ -2105,13 +2054,13 @@
           <w14:ligatures w14:val="standardContextual"/>
         </w:rPr>
       </w:pPr>
-      <w:hyperlink w:anchor="_Toc243352867" w:history="1">
+      <w:hyperlink w:anchor="_Toc243523917" w:history="1">
         <w:r>
           <w:rPr>
             <w:rStyle w:val="af"/>
             <w:noProof/>
           </w:rPr>
-          <w:t>3</w:t>
+          <w:t>3.1</w:t>
         </w:r>
         <w:r>
           <w:rPr>
@@ -2129,7 +2078,7 @@
             <w:rStyle w:val="af"/>
             <w:noProof/>
           </w:rPr>
-          <w:t>핵심</w:t>
+          <w:t>룰렛</w:t>
         </w:r>
         <w:r>
           <w:rPr>
@@ -2143,6 +2092,34 @@
             <w:rStyle w:val="af"/>
             <w:noProof/>
           </w:rPr>
+          <w:t>및</w:t>
+        </w:r>
+        <w:r>
+          <w:rPr>
+            <w:rStyle w:val="af"/>
+            <w:noProof/>
+          </w:rPr>
+          <w:t xml:space="preserve"> </w:t>
+        </w:r>
+        <w:r>
+          <w:rPr>
+            <w:rStyle w:val="af"/>
+            <w:noProof/>
+          </w:rPr>
+          <w:t>선택지</w:t>
+        </w:r>
+        <w:r>
+          <w:rPr>
+            <w:rStyle w:val="af"/>
+            <w:noProof/>
+          </w:rPr>
+          <w:t xml:space="preserve"> </w:t>
+        </w:r>
+        <w:r>
+          <w:rPr>
+            <w:rStyle w:val="af"/>
+            <w:noProof/>
+          </w:rPr>
           <w:t>시스템</w:t>
         </w:r>
         <w:r>
@@ -2164,7 +2141,235 @@
             <w:noProof/>
             <w:webHidden/>
           </w:rPr>
-          <w:instrText xml:space="preserve"> PAGEREF _Toc243352867 \h </w:instrText>
+          <w:instrText xml:space="preserve"> PAGEREF _Toc243523917 \h </w:instrText>
+        </w:r>
+        <w:r>
+          <w:rPr>
+            <w:noProof/>
+            <w:webHidden/>
+          </w:rPr>
+        </w:r>
+        <w:r>
+          <w:rPr>
+            <w:noProof/>
+            <w:webHidden/>
+          </w:rPr>
+          <w:fldChar w:fldCharType="separate"/>
+        </w:r>
+        <w:r>
+          <w:rPr>
+            <w:noProof/>
+            <w:webHidden/>
+          </w:rPr>
+          <w:t>6</w:t>
+        </w:r>
+        <w:r>
+          <w:rPr>
+            <w:noProof/>
+            <w:webHidden/>
+          </w:rPr>
+          <w:fldChar w:fldCharType="end"/>
+        </w:r>
+      </w:hyperlink>
+    </w:p>
+    <w:p>
+      <w:pPr>
+        <w:pStyle w:val="30"/>
+        <w:tabs>
+          <w:tab w:val="left" w:pos="1760"/>
+          <w:tab w:val="right" w:leader="underscore" w:pos="9019"/>
+        </w:tabs>
+        <w:ind w:left="880"/>
+        <w:rPr>
+          <w:rFonts w:asciiTheme="minorHAnsi" w:hAnsiTheme="minorHAnsi" w:cstheme="minorBidi"/>
+          <w:noProof/>
+          <w:kern w:val="2"/>
+          <w:szCs w:val="24"/>
+          <w:lang w:val="en-US"/>
+          <w14:ligatures w14:val="standardContextual"/>
+        </w:rPr>
+      </w:pPr>
+      <w:hyperlink w:anchor="_Toc243523918" w:history="1">
+        <w:r>
+          <w:rPr>
+            <w:rStyle w:val="af"/>
+            <w:noProof/>
+          </w:rPr>
+          <w:t>3.1.1</w:t>
+        </w:r>
+        <w:r>
+          <w:rPr>
+            <w:rFonts w:asciiTheme="minorHAnsi" w:hAnsiTheme="minorHAnsi" w:cstheme="minorBidi"/>
+            <w:noProof/>
+            <w:kern w:val="2"/>
+            <w:szCs w:val="24"/>
+            <w:lang w:val="en-US"/>
+            <w14:ligatures w14:val="standardContextual"/>
+          </w:rPr>
+          <w:tab/>
+        </w:r>
+        <w:r>
+          <w:rPr>
+            <w:rStyle w:val="af"/>
+            <w:noProof/>
+          </w:rPr>
+          <w:t>사전</w:t>
+        </w:r>
+        <w:r>
+          <w:rPr>
+            <w:rStyle w:val="af"/>
+            <w:noProof/>
+          </w:rPr>
+          <w:t xml:space="preserve"> </w:t>
+        </w:r>
+        <w:r>
+          <w:rPr>
+            <w:rStyle w:val="af"/>
+            <w:noProof/>
+          </w:rPr>
+          <w:t>룰렛</w:t>
+        </w:r>
+        <w:r>
+          <w:rPr>
+            <w:noProof/>
+            <w:webHidden/>
+          </w:rPr>
+          <w:tab/>
+        </w:r>
+        <w:r>
+          <w:rPr>
+            <w:noProof/>
+            <w:webHidden/>
+          </w:rPr>
+          <w:fldChar w:fldCharType="begin"/>
+        </w:r>
+        <w:r>
+          <w:rPr>
+            <w:noProof/>
+            <w:webHidden/>
+          </w:rPr>
+          <w:instrText xml:space="preserve"> PAGEREF _Toc243523918 \h </w:instrText>
+        </w:r>
+        <w:r>
+          <w:rPr>
+            <w:noProof/>
+            <w:webHidden/>
+          </w:rPr>
+        </w:r>
+        <w:r>
+          <w:rPr>
+            <w:noProof/>
+            <w:webHidden/>
+          </w:rPr>
+          <w:fldChar w:fldCharType="separate"/>
+        </w:r>
+        <w:r>
+          <w:rPr>
+            <w:noProof/>
+            <w:webHidden/>
+          </w:rPr>
+          <w:t>6</w:t>
+        </w:r>
+        <w:r>
+          <w:rPr>
+            <w:noProof/>
+            <w:webHidden/>
+          </w:rPr>
+          <w:fldChar w:fldCharType="end"/>
+        </w:r>
+      </w:hyperlink>
+    </w:p>
+    <w:p>
+      <w:pPr>
+        <w:pStyle w:val="30"/>
+        <w:tabs>
+          <w:tab w:val="left" w:pos="1760"/>
+          <w:tab w:val="right" w:leader="underscore" w:pos="9019"/>
+        </w:tabs>
+        <w:ind w:left="880"/>
+        <w:rPr>
+          <w:rFonts w:asciiTheme="minorHAnsi" w:hAnsiTheme="minorHAnsi" w:cstheme="minorBidi"/>
+          <w:noProof/>
+          <w:kern w:val="2"/>
+          <w:szCs w:val="24"/>
+          <w:lang w:val="en-US"/>
+          <w14:ligatures w14:val="standardContextual"/>
+        </w:rPr>
+      </w:pPr>
+      <w:hyperlink w:anchor="_Toc243523919" w:history="1">
+        <w:r>
+          <w:rPr>
+            <w:rStyle w:val="af"/>
+            <w:noProof/>
+          </w:rPr>
+          <w:t>3.1.2</w:t>
+        </w:r>
+        <w:r>
+          <w:rPr>
+            <w:rFonts w:asciiTheme="minorHAnsi" w:hAnsiTheme="minorHAnsi" w:cstheme="minorBidi"/>
+            <w:noProof/>
+            <w:kern w:val="2"/>
+            <w:szCs w:val="24"/>
+            <w:lang w:val="en-US"/>
+            <w14:ligatures w14:val="standardContextual"/>
+          </w:rPr>
+          <w:tab/>
+        </w:r>
+        <w:r>
+          <w:rPr>
+            <w:rStyle w:val="af"/>
+            <w:noProof/>
+          </w:rPr>
+          <w:t>클리어</w:t>
+        </w:r>
+        <w:r>
+          <w:rPr>
+            <w:rStyle w:val="af"/>
+            <w:noProof/>
+          </w:rPr>
+          <w:t xml:space="preserve"> </w:t>
+        </w:r>
+        <w:r>
+          <w:rPr>
+            <w:rStyle w:val="af"/>
+            <w:noProof/>
+          </w:rPr>
+          <w:t>보상</w:t>
+        </w:r>
+        <w:r>
+          <w:rPr>
+            <w:rStyle w:val="af"/>
+            <w:noProof/>
+          </w:rPr>
+          <w:t xml:space="preserve"> </w:t>
+        </w:r>
+        <w:r>
+          <w:rPr>
+            <w:rStyle w:val="af"/>
+            <w:noProof/>
+          </w:rPr>
+          <w:t>선택지</w:t>
+        </w:r>
+        <w:r>
+          <w:rPr>
+            <w:noProof/>
+            <w:webHidden/>
+          </w:rPr>
+          <w:tab/>
+        </w:r>
+        <w:r>
+          <w:rPr>
+            <w:noProof/>
+            <w:webHidden/>
+          </w:rPr>
+          <w:fldChar w:fldCharType="begin"/>
+        </w:r>
+        <w:r>
+          <w:rPr>
+            <w:noProof/>
+            <w:webHidden/>
+          </w:rPr>
+          <w:instrText xml:space="preserve"> PAGEREF _Toc243523919 \h </w:instrText>
         </w:r>
         <w:r>
           <w:rPr>
@@ -2212,13 +2417,13 @@
           <w14:ligatures w14:val="standardContextual"/>
         </w:rPr>
       </w:pPr>
-      <w:hyperlink w:anchor="_Toc243352868" w:history="1">
+      <w:hyperlink w:anchor="_Toc243523920" w:history="1">
         <w:r>
           <w:rPr>
             <w:rStyle w:val="af"/>
             <w:noProof/>
           </w:rPr>
-          <w:t>3.1</w:t>
+          <w:t>3.2</w:t>
         </w:r>
         <w:r>
           <w:rPr>
@@ -2236,7 +2441,7 @@
             <w:rStyle w:val="af"/>
             <w:noProof/>
           </w:rPr>
-          <w:t>룰렛</w:t>
+          <w:t>유물</w:t>
         </w:r>
         <w:r>
           <w:rPr>
@@ -2264,7 +2469,7 @@
             <w:rStyle w:val="af"/>
             <w:noProof/>
           </w:rPr>
-          <w:t>선택지</w:t>
+          <w:t>스탯</w:t>
         </w:r>
         <w:r>
           <w:rPr>
@@ -2278,6 +2483,20 @@
             <w:rStyle w:val="af"/>
             <w:noProof/>
           </w:rPr>
+          <w:t>증강</w:t>
+        </w:r>
+        <w:r>
+          <w:rPr>
+            <w:rStyle w:val="af"/>
+            <w:noProof/>
+          </w:rPr>
+          <w:t xml:space="preserve"> </w:t>
+        </w:r>
+        <w:r>
+          <w:rPr>
+            <w:rStyle w:val="af"/>
+            <w:noProof/>
+          </w:rPr>
           <w:t>시스템</w:t>
         </w:r>
         <w:r>
@@ -2299,7 +2518,7 @@
             <w:noProof/>
             <w:webHidden/>
           </w:rPr>
-          <w:instrText xml:space="preserve"> PAGEREF _Toc243352868 \h </w:instrText>
+          <w:instrText xml:space="preserve"> PAGEREF _Toc243523920 \h </w:instrText>
         </w:r>
         <w:r>
           <w:rPr>
@@ -2347,13 +2566,13 @@
           <w14:ligatures w14:val="standardContextual"/>
         </w:rPr>
       </w:pPr>
-      <w:hyperlink w:anchor="_Toc243352869" w:history="1">
+      <w:hyperlink w:anchor="_Toc243523921" w:history="1">
         <w:r>
           <w:rPr>
             <w:rStyle w:val="af"/>
             <w:noProof/>
           </w:rPr>
-          <w:t>3.1.1</w:t>
+          <w:t>3.2.1</w:t>
         </w:r>
         <w:r>
           <w:rPr>
@@ -2371,13 +2590,27 @@
             <w:rStyle w:val="af"/>
             <w:noProof/>
           </w:rPr>
-          <w:t>사전</w:t>
+          <w:t>저주</w:t>
         </w:r>
         <w:r>
           <w:rPr>
             <w:rStyle w:val="af"/>
             <w:noProof/>
           </w:rPr>
+          <w:t>/</w:t>
+        </w:r>
+        <w:r>
+          <w:rPr>
+            <w:rStyle w:val="af"/>
+            <w:noProof/>
+          </w:rPr>
+          <w:t>리스크</w:t>
+        </w:r>
+        <w:r>
+          <w:rPr>
+            <w:rStyle w:val="af"/>
+            <w:noProof/>
+          </w:rPr>
           <w:t xml:space="preserve"> </w:t>
         </w:r>
         <w:r>
@@ -2385,7 +2618,7 @@
             <w:rStyle w:val="af"/>
             <w:noProof/>
           </w:rPr>
-          <w:t>룰렛</w:t>
+          <w:t>유물</w:t>
         </w:r>
         <w:r>
           <w:rPr>
@@ -2406,7 +2639,7 @@
             <w:noProof/>
             <w:webHidden/>
           </w:rPr>
-          <w:instrText xml:space="preserve"> PAGEREF _Toc243352869 \h </w:instrText>
+          <w:instrText xml:space="preserve"> PAGEREF _Toc243523921 \h </w:instrText>
         </w:r>
         <w:r>
           <w:rPr>
@@ -2454,13 +2687,13 @@
           <w14:ligatures w14:val="standardContextual"/>
         </w:rPr>
       </w:pPr>
-      <w:hyperlink w:anchor="_Toc243352870" w:history="1">
+      <w:hyperlink w:anchor="_Toc243523922" w:history="1">
         <w:r>
           <w:rPr>
             <w:rStyle w:val="af"/>
             <w:noProof/>
           </w:rPr>
-          <w:t>3.1.2</w:t>
+          <w:t>3.2.2</w:t>
         </w:r>
         <w:r>
           <w:rPr>
@@ -2478,7 +2711,7 @@
             <w:rStyle w:val="af"/>
             <w:noProof/>
           </w:rPr>
-          <w:t>클리어</w:t>
+          <w:t>보스</w:t>
         </w:r>
         <w:r>
           <w:rPr>
@@ -2492,21 +2725,7 @@
             <w:rStyle w:val="af"/>
             <w:noProof/>
           </w:rPr>
-          <w:t>보상</w:t>
-        </w:r>
-        <w:r>
-          <w:rPr>
-            <w:rStyle w:val="af"/>
-            <w:noProof/>
-          </w:rPr>
-          <w:t xml:space="preserve"> </w:t>
-        </w:r>
-        <w:r>
-          <w:rPr>
-            <w:rStyle w:val="af"/>
-            <w:noProof/>
-          </w:rPr>
-          <w:t>선택지</w:t>
+          <w:t>증강</w:t>
         </w:r>
         <w:r>
           <w:rPr>
@@ -2527,7 +2746,7 @@
             <w:noProof/>
             <w:webHidden/>
           </w:rPr>
-          <w:instrText xml:space="preserve"> PAGEREF _Toc243352870 \h </w:instrText>
+          <w:instrText xml:space="preserve"> PAGEREF _Toc243523922 \h </w:instrText>
         </w:r>
         <w:r>
           <w:rPr>
@@ -2575,13 +2794,13 @@
           <w14:ligatures w14:val="standardContextual"/>
         </w:rPr>
       </w:pPr>
-      <w:hyperlink w:anchor="_Toc243352871" w:history="1">
+      <w:hyperlink w:anchor="_Toc243523923" w:history="1">
         <w:r>
           <w:rPr>
             <w:rStyle w:val="af"/>
             <w:noProof/>
           </w:rPr>
-          <w:t>3.2</w:t>
+          <w:t>3.3</w:t>
         </w:r>
         <w:r>
           <w:rPr>
@@ -2599,7 +2818,7 @@
             <w:rStyle w:val="af"/>
             <w:noProof/>
           </w:rPr>
-          <w:t>유물</w:t>
+          <w:t>공격</w:t>
         </w:r>
         <w:r>
           <w:rPr>
@@ -2627,7 +2846,7 @@
             <w:rStyle w:val="af"/>
             <w:noProof/>
           </w:rPr>
-          <w:t>스탯</w:t>
+          <w:t>스킬</w:t>
         </w:r>
         <w:r>
           <w:rPr>
@@ -2641,20 +2860,6 @@
             <w:rStyle w:val="af"/>
             <w:noProof/>
           </w:rPr>
-          <w:t>증강</w:t>
-        </w:r>
-        <w:r>
-          <w:rPr>
-            <w:rStyle w:val="af"/>
-            <w:noProof/>
-          </w:rPr>
-          <w:t xml:space="preserve"> </w:t>
-        </w:r>
-        <w:r>
-          <w:rPr>
-            <w:rStyle w:val="af"/>
-            <w:noProof/>
-          </w:rPr>
           <w:t>시스템</w:t>
         </w:r>
         <w:r>
@@ -2676,7 +2881,7 @@
             <w:noProof/>
             <w:webHidden/>
           </w:rPr>
-          <w:instrText xml:space="preserve"> PAGEREF _Toc243352871 \h </w:instrText>
+          <w:instrText xml:space="preserve"> PAGEREF _Toc243523923 \h </w:instrText>
         </w:r>
         <w:r>
           <w:rPr>
@@ -2696,7 +2901,7 @@
             <w:noProof/>
             <w:webHidden/>
           </w:rPr>
-          <w:t>6</w:t>
+          <w:t>7</w:t>
         </w:r>
         <w:r>
           <w:rPr>
@@ -2724,13 +2929,13 @@
           <w14:ligatures w14:val="standardContextual"/>
         </w:rPr>
       </w:pPr>
-      <w:hyperlink w:anchor="_Toc243352872" w:history="1">
+      <w:hyperlink w:anchor="_Toc243523924" w:history="1">
         <w:r>
           <w:rPr>
             <w:rStyle w:val="af"/>
             <w:noProof/>
           </w:rPr>
-          <w:t>3.2.1</w:t>
+          <w:t>3.3.1</w:t>
         </w:r>
         <w:r>
           <w:rPr>
@@ -2748,35 +2953,7 @@
             <w:rStyle w:val="af"/>
             <w:noProof/>
           </w:rPr>
-          <w:t>저주</w:t>
-        </w:r>
-        <w:r>
-          <w:rPr>
-            <w:rStyle w:val="af"/>
-            <w:noProof/>
-          </w:rPr>
-          <w:t>/</w:t>
-        </w:r>
-        <w:r>
-          <w:rPr>
-            <w:rStyle w:val="af"/>
-            <w:noProof/>
-          </w:rPr>
-          <w:t>리스크</w:t>
-        </w:r>
-        <w:r>
-          <w:rPr>
-            <w:rStyle w:val="af"/>
-            <w:noProof/>
-          </w:rPr>
-          <w:t xml:space="preserve"> </w:t>
-        </w:r>
-        <w:r>
-          <w:rPr>
-            <w:rStyle w:val="af"/>
-            <w:noProof/>
-          </w:rPr>
-          <w:t>유물</w:t>
+          <w:t>탄환</w:t>
         </w:r>
         <w:r>
           <w:rPr>
@@ -2797,7 +2974,7 @@
             <w:noProof/>
             <w:webHidden/>
           </w:rPr>
-          <w:instrText xml:space="preserve"> PAGEREF _Toc243352872 \h </w:instrText>
+          <w:instrText xml:space="preserve"> PAGEREF _Toc243523924 \h </w:instrText>
         </w:r>
         <w:r>
           <w:rPr>
@@ -2817,7 +2994,7 @@
             <w:noProof/>
             <w:webHidden/>
           </w:rPr>
-          <w:t>6</w:t>
+          <w:t>7</w:t>
         </w:r>
         <w:r>
           <w:rPr>
@@ -2845,13 +3022,13 @@
           <w14:ligatures w14:val="standardContextual"/>
         </w:rPr>
       </w:pPr>
-      <w:hyperlink w:anchor="_Toc243352873" w:history="1">
+      <w:hyperlink w:anchor="_Toc243523925" w:history="1">
         <w:r>
           <w:rPr>
             <w:rStyle w:val="af"/>
             <w:noProof/>
           </w:rPr>
-          <w:t>3.2.2</w:t>
+          <w:t>3.3.2</w:t>
         </w:r>
         <w:r>
           <w:rPr>
@@ -2869,7 +3046,7 @@
             <w:rStyle w:val="af"/>
             <w:noProof/>
           </w:rPr>
-          <w:t>보스</w:t>
+          <w:t>약공격</w:t>
         </w:r>
         <w:r>
           <w:rPr>
@@ -2883,7 +3060,7 @@
             <w:rStyle w:val="af"/>
             <w:noProof/>
           </w:rPr>
-          <w:t>증강</w:t>
+          <w:t>스킬</w:t>
         </w:r>
         <w:r>
           <w:rPr>
@@ -2904,7 +3081,7 @@
             <w:noProof/>
             <w:webHidden/>
           </w:rPr>
-          <w:instrText xml:space="preserve"> PAGEREF _Toc243352873 \h </w:instrText>
+          <w:instrText xml:space="preserve"> PAGEREF _Toc243523925 \h </w:instrText>
         </w:r>
         <w:r>
           <w:rPr>
@@ -2924,7 +3101,342 @@
             <w:noProof/>
             <w:webHidden/>
           </w:rPr>
-          <w:t>6</w:t>
+          <w:t>8</w:t>
+        </w:r>
+        <w:r>
+          <w:rPr>
+            <w:noProof/>
+            <w:webHidden/>
+          </w:rPr>
+          <w:fldChar w:fldCharType="end"/>
+        </w:r>
+      </w:hyperlink>
+    </w:p>
+    <w:p>
+      <w:pPr>
+        <w:pStyle w:val="30"/>
+        <w:tabs>
+          <w:tab w:val="left" w:pos="1760"/>
+          <w:tab w:val="right" w:leader="underscore" w:pos="9019"/>
+        </w:tabs>
+        <w:ind w:left="880"/>
+        <w:rPr>
+          <w:rFonts w:asciiTheme="minorHAnsi" w:hAnsiTheme="minorHAnsi" w:cstheme="minorBidi"/>
+          <w:noProof/>
+          <w:kern w:val="2"/>
+          <w:szCs w:val="24"/>
+          <w:lang w:val="en-US"/>
+          <w14:ligatures w14:val="standardContextual"/>
+        </w:rPr>
+      </w:pPr>
+      <w:hyperlink w:anchor="_Toc243523926" w:history="1">
+        <w:r>
+          <w:rPr>
+            <w:rStyle w:val="af"/>
+            <w:noProof/>
+          </w:rPr>
+          <w:t>3.3.3</w:t>
+        </w:r>
+        <w:r>
+          <w:rPr>
+            <w:rFonts w:asciiTheme="minorHAnsi" w:hAnsiTheme="minorHAnsi" w:cstheme="minorBidi"/>
+            <w:noProof/>
+            <w:kern w:val="2"/>
+            <w:szCs w:val="24"/>
+            <w:lang w:val="en-US"/>
+            <w14:ligatures w14:val="standardContextual"/>
+          </w:rPr>
+          <w:tab/>
+        </w:r>
+        <w:r>
+          <w:rPr>
+            <w:rStyle w:val="af"/>
+            <w:noProof/>
+          </w:rPr>
+          <w:t>강공격</w:t>
+        </w:r>
+        <w:r>
+          <w:rPr>
+            <w:rStyle w:val="af"/>
+            <w:noProof/>
+          </w:rPr>
+          <w:t xml:space="preserve"> </w:t>
+        </w:r>
+        <w:r>
+          <w:rPr>
+            <w:rStyle w:val="af"/>
+            <w:noProof/>
+          </w:rPr>
+          <w:t>스킬</w:t>
+        </w:r>
+        <w:r>
+          <w:rPr>
+            <w:noProof/>
+            <w:webHidden/>
+          </w:rPr>
+          <w:tab/>
+        </w:r>
+        <w:r>
+          <w:rPr>
+            <w:noProof/>
+            <w:webHidden/>
+          </w:rPr>
+          <w:fldChar w:fldCharType="begin"/>
+        </w:r>
+        <w:r>
+          <w:rPr>
+            <w:noProof/>
+            <w:webHidden/>
+          </w:rPr>
+          <w:instrText xml:space="preserve"> PAGEREF _Toc243523926 \h </w:instrText>
+        </w:r>
+        <w:r>
+          <w:rPr>
+            <w:noProof/>
+            <w:webHidden/>
+          </w:rPr>
+        </w:r>
+        <w:r>
+          <w:rPr>
+            <w:noProof/>
+            <w:webHidden/>
+          </w:rPr>
+          <w:fldChar w:fldCharType="separate"/>
+        </w:r>
+        <w:r>
+          <w:rPr>
+            <w:noProof/>
+            <w:webHidden/>
+          </w:rPr>
+          <w:t>9</w:t>
+        </w:r>
+        <w:r>
+          <w:rPr>
+            <w:noProof/>
+            <w:webHidden/>
+          </w:rPr>
+          <w:fldChar w:fldCharType="end"/>
+        </w:r>
+      </w:hyperlink>
+    </w:p>
+    <w:p>
+      <w:pPr>
+        <w:pStyle w:val="30"/>
+        <w:tabs>
+          <w:tab w:val="left" w:pos="1760"/>
+          <w:tab w:val="right" w:leader="underscore" w:pos="9019"/>
+        </w:tabs>
+        <w:ind w:left="880"/>
+        <w:rPr>
+          <w:rFonts w:asciiTheme="minorHAnsi" w:hAnsiTheme="minorHAnsi" w:cstheme="minorBidi"/>
+          <w:noProof/>
+          <w:kern w:val="2"/>
+          <w:szCs w:val="24"/>
+          <w:lang w:val="en-US"/>
+          <w14:ligatures w14:val="standardContextual"/>
+        </w:rPr>
+      </w:pPr>
+      <w:hyperlink w:anchor="_Toc243523927" w:history="1">
+        <w:r>
+          <w:rPr>
+            <w:rStyle w:val="af"/>
+            <w:noProof/>
+          </w:rPr>
+          <w:t>3.3.4</w:t>
+        </w:r>
+        <w:r>
+          <w:rPr>
+            <w:rFonts w:asciiTheme="minorHAnsi" w:hAnsiTheme="minorHAnsi" w:cstheme="minorBidi"/>
+            <w:noProof/>
+            <w:kern w:val="2"/>
+            <w:szCs w:val="24"/>
+            <w:lang w:val="en-US"/>
+            <w14:ligatures w14:val="standardContextual"/>
+          </w:rPr>
+          <w:tab/>
+        </w:r>
+        <w:r>
+          <w:rPr>
+            <w:rStyle w:val="af"/>
+            <w:noProof/>
+          </w:rPr>
+          <w:t>보조</w:t>
+        </w:r>
+        <w:r>
+          <w:rPr>
+            <w:rStyle w:val="af"/>
+            <w:noProof/>
+          </w:rPr>
+          <w:t xml:space="preserve"> </w:t>
+        </w:r>
+        <w:r>
+          <w:rPr>
+            <w:rStyle w:val="af"/>
+            <w:noProof/>
+          </w:rPr>
+          <w:t>전략</w:t>
+        </w:r>
+        <w:r>
+          <w:rPr>
+            <w:rStyle w:val="af"/>
+            <w:noProof/>
+          </w:rPr>
+          <w:t xml:space="preserve"> </w:t>
+        </w:r>
+        <w:r>
+          <w:rPr>
+            <w:rStyle w:val="af"/>
+            <w:noProof/>
+          </w:rPr>
+          <w:t>스킬</w:t>
+        </w:r>
+        <w:r>
+          <w:rPr>
+            <w:noProof/>
+            <w:webHidden/>
+          </w:rPr>
+          <w:tab/>
+        </w:r>
+        <w:r>
+          <w:rPr>
+            <w:noProof/>
+            <w:webHidden/>
+          </w:rPr>
+          <w:fldChar w:fldCharType="begin"/>
+        </w:r>
+        <w:r>
+          <w:rPr>
+            <w:noProof/>
+            <w:webHidden/>
+          </w:rPr>
+          <w:instrText xml:space="preserve"> PAGEREF _Toc243523927 \h </w:instrText>
+        </w:r>
+        <w:r>
+          <w:rPr>
+            <w:noProof/>
+            <w:webHidden/>
+          </w:rPr>
+        </w:r>
+        <w:r>
+          <w:rPr>
+            <w:noProof/>
+            <w:webHidden/>
+          </w:rPr>
+          <w:fldChar w:fldCharType="separate"/>
+        </w:r>
+        <w:r>
+          <w:rPr>
+            <w:noProof/>
+            <w:webHidden/>
+          </w:rPr>
+          <w:t>10</w:t>
+        </w:r>
+        <w:r>
+          <w:rPr>
+            <w:noProof/>
+            <w:webHidden/>
+          </w:rPr>
+          <w:fldChar w:fldCharType="end"/>
+        </w:r>
+      </w:hyperlink>
+    </w:p>
+    <w:p>
+      <w:pPr>
+        <w:pStyle w:val="30"/>
+        <w:tabs>
+          <w:tab w:val="left" w:pos="1760"/>
+          <w:tab w:val="right" w:leader="underscore" w:pos="9019"/>
+        </w:tabs>
+        <w:ind w:left="880"/>
+        <w:rPr>
+          <w:rFonts w:asciiTheme="minorHAnsi" w:hAnsiTheme="minorHAnsi" w:cstheme="minorBidi"/>
+          <w:noProof/>
+          <w:kern w:val="2"/>
+          <w:szCs w:val="24"/>
+          <w:lang w:val="en-US"/>
+          <w14:ligatures w14:val="standardContextual"/>
+        </w:rPr>
+      </w:pPr>
+      <w:hyperlink w:anchor="_Toc243523928" w:history="1">
+        <w:r>
+          <w:rPr>
+            <w:rStyle w:val="af"/>
+            <w:noProof/>
+          </w:rPr>
+          <w:t>3.3.5</w:t>
+        </w:r>
+        <w:r>
+          <w:rPr>
+            <w:rFonts w:asciiTheme="minorHAnsi" w:hAnsiTheme="minorHAnsi" w:cstheme="minorBidi"/>
+            <w:noProof/>
+            <w:kern w:val="2"/>
+            <w:szCs w:val="24"/>
+            <w:lang w:val="en-US"/>
+            <w14:ligatures w14:val="standardContextual"/>
+          </w:rPr>
+          <w:tab/>
+        </w:r>
+        <w:r>
+          <w:rPr>
+            <w:rStyle w:val="af"/>
+            <w:noProof/>
+          </w:rPr>
+          <w:t>속성</w:t>
+        </w:r>
+        <w:r>
+          <w:rPr>
+            <w:rStyle w:val="af"/>
+            <w:noProof/>
+          </w:rPr>
+          <w:t xml:space="preserve"> </w:t>
+        </w:r>
+        <w:r>
+          <w:rPr>
+            <w:rStyle w:val="af"/>
+            <w:noProof/>
+          </w:rPr>
+          <w:t>시스템</w:t>
+        </w:r>
+        <w:r>
+          <w:rPr>
+            <w:noProof/>
+            <w:webHidden/>
+          </w:rPr>
+          <w:tab/>
+        </w:r>
+        <w:r>
+          <w:rPr>
+            <w:noProof/>
+            <w:webHidden/>
+          </w:rPr>
+          <w:fldChar w:fldCharType="begin"/>
+        </w:r>
+        <w:r>
+          <w:rPr>
+            <w:noProof/>
+            <w:webHidden/>
+          </w:rPr>
+          <w:instrText xml:space="preserve"> PAGEREF _Toc243523928 \h </w:instrText>
+        </w:r>
+        <w:r>
+          <w:rPr>
+            <w:noProof/>
+            <w:webHidden/>
+          </w:rPr>
+        </w:r>
+        <w:r>
+          <w:rPr>
+            <w:noProof/>
+            <w:webHidden/>
+          </w:rPr>
+          <w:fldChar w:fldCharType="separate"/>
+        </w:r>
+        <w:r>
+          <w:rPr>
+            <w:noProof/>
+            <w:webHidden/>
+          </w:rPr>
+          <w:t>10</w:t>
         </w:r>
         <w:r>
           <w:rPr>
@@ -2952,13 +3464,13 @@
           <w14:ligatures w14:val="standardContextual"/>
         </w:rPr>
       </w:pPr>
-      <w:hyperlink w:anchor="_Toc243352874" w:history="1">
+      <w:hyperlink w:anchor="_Toc243523929" w:history="1">
         <w:r>
           <w:rPr>
             <w:rStyle w:val="af"/>
             <w:noProof/>
           </w:rPr>
-          <w:t>3.3</w:t>
+          <w:t>3.4</w:t>
         </w:r>
         <w:r>
           <w:rPr>
@@ -2976,7 +3488,7 @@
             <w:rStyle w:val="af"/>
             <w:noProof/>
           </w:rPr>
-          <w:t>공격</w:t>
+          <w:t>스테이지</w:t>
         </w:r>
         <w:r>
           <w:rPr>
@@ -2990,7 +3502,7 @@
             <w:rStyle w:val="af"/>
             <w:noProof/>
           </w:rPr>
-          <w:t>및</w:t>
+          <w:t>전개</w:t>
         </w:r>
         <w:r>
           <w:rPr>
@@ -3004,13 +3516,105 @@
             <w:rStyle w:val="af"/>
             <w:noProof/>
           </w:rPr>
-          <w:t>스킬</w:t>
-        </w:r>
+          <w:t>시스템</w:t>
+        </w:r>
+        <w:r>
+          <w:rPr>
+            <w:noProof/>
+            <w:webHidden/>
+          </w:rPr>
+          <w:tab/>
+        </w:r>
+        <w:r>
+          <w:rPr>
+            <w:noProof/>
+            <w:webHidden/>
+          </w:rPr>
+          <w:fldChar w:fldCharType="begin"/>
+        </w:r>
+        <w:r>
+          <w:rPr>
+            <w:noProof/>
+            <w:webHidden/>
+          </w:rPr>
+          <w:instrText xml:space="preserve"> PAGEREF _Toc243523929 \h </w:instrText>
+        </w:r>
+        <w:r>
+          <w:rPr>
+            <w:noProof/>
+            <w:webHidden/>
+          </w:rPr>
+        </w:r>
+        <w:r>
+          <w:rPr>
+            <w:noProof/>
+            <w:webHidden/>
+          </w:rPr>
+          <w:fldChar w:fldCharType="separate"/>
+        </w:r>
+        <w:r>
+          <w:rPr>
+            <w:noProof/>
+            <w:webHidden/>
+          </w:rPr>
+          <w:t>11</w:t>
+        </w:r>
+        <w:r>
+          <w:rPr>
+            <w:noProof/>
+            <w:webHidden/>
+          </w:rPr>
+          <w:fldChar w:fldCharType="end"/>
+        </w:r>
+      </w:hyperlink>
+    </w:p>
+    <w:p>
+      <w:pPr>
+        <w:pStyle w:val="10"/>
+        <w:tabs>
+          <w:tab w:val="left" w:pos="425"/>
+          <w:tab w:val="right" w:leader="underscore" w:pos="9019"/>
+        </w:tabs>
+        <w:rPr>
+          <w:rFonts w:asciiTheme="minorHAnsi" w:hAnsiTheme="minorHAnsi" w:cstheme="minorBidi"/>
+          <w:noProof/>
+          <w:kern w:val="2"/>
+          <w:szCs w:val="24"/>
+          <w:lang w:val="en-US"/>
+          <w14:ligatures w14:val="standardContextual"/>
+        </w:rPr>
+      </w:pPr>
+      <w:hyperlink w:anchor="_Toc243523930" w:history="1">
         <w:r>
           <w:rPr>
             <w:rStyle w:val="af"/>
             <w:noProof/>
           </w:rPr>
+          <w:t>4</w:t>
+        </w:r>
+        <w:r>
+          <w:rPr>
+            <w:rFonts w:asciiTheme="minorHAnsi" w:hAnsiTheme="minorHAnsi" w:cstheme="minorBidi"/>
+            <w:noProof/>
+            <w:kern w:val="2"/>
+            <w:szCs w:val="24"/>
+            <w:lang w:val="en-US"/>
+            <w14:ligatures w14:val="standardContextual"/>
+          </w:rPr>
+          <w:tab/>
+        </w:r>
+        <w:r>
+          <w:rPr>
+            <w:rStyle w:val="af"/>
+            <w:noProof/>
+          </w:rPr>
+          <w:t>게임</w:t>
+        </w:r>
+        <w:r>
+          <w:rPr>
+            <w:rStyle w:val="af"/>
+            <w:noProof/>
+          </w:rPr>
           <w:t xml:space="preserve"> </w:t>
         </w:r>
         <w:r>
@@ -3018,7 +3622,21 @@
             <w:rStyle w:val="af"/>
             <w:noProof/>
           </w:rPr>
-          <w:t>시스템</w:t>
+          <w:t>내</w:t>
+        </w:r>
+        <w:r>
+          <w:rPr>
+            <w:rStyle w:val="af"/>
+            <w:noProof/>
+          </w:rPr>
+          <w:t xml:space="preserve"> </w:t>
+        </w:r>
+        <w:r>
+          <w:rPr>
+            <w:rStyle w:val="af"/>
+            <w:noProof/>
+          </w:rPr>
+          <w:t>요소</w:t>
         </w:r>
         <w:r>
           <w:rPr>
@@ -3039,7 +3657,7 @@
             <w:noProof/>
             <w:webHidden/>
           </w:rPr>
-          <w:instrText xml:space="preserve"> PAGEREF _Toc243352874 \h </w:instrText>
+          <w:instrText xml:space="preserve"> PAGEREF _Toc243523930 \h </w:instrText>
         </w:r>
         <w:r>
           <w:rPr>
@@ -3059,7 +3677,578 @@
             <w:noProof/>
             <w:webHidden/>
           </w:rPr>
-          <w:t>6</w:t>
+          <w:t>11</w:t>
+        </w:r>
+        <w:r>
+          <w:rPr>
+            <w:noProof/>
+            <w:webHidden/>
+          </w:rPr>
+          <w:fldChar w:fldCharType="end"/>
+        </w:r>
+      </w:hyperlink>
+    </w:p>
+    <w:p>
+      <w:pPr>
+        <w:pStyle w:val="20"/>
+        <w:tabs>
+          <w:tab w:val="left" w:pos="1100"/>
+          <w:tab w:val="right" w:leader="underscore" w:pos="9019"/>
+        </w:tabs>
+        <w:ind w:left="440"/>
+        <w:rPr>
+          <w:rFonts w:asciiTheme="minorHAnsi" w:hAnsiTheme="minorHAnsi" w:cstheme="minorBidi"/>
+          <w:noProof/>
+          <w:kern w:val="2"/>
+          <w:szCs w:val="24"/>
+          <w:lang w:val="en-US"/>
+          <w14:ligatures w14:val="standardContextual"/>
+        </w:rPr>
+      </w:pPr>
+      <w:hyperlink w:anchor="_Toc243523931" w:history="1">
+        <w:r>
+          <w:rPr>
+            <w:rStyle w:val="af"/>
+            <w:noProof/>
+          </w:rPr>
+          <w:t>4.1</w:t>
+        </w:r>
+        <w:r>
+          <w:rPr>
+            <w:rFonts w:asciiTheme="minorHAnsi" w:hAnsiTheme="minorHAnsi" w:cstheme="minorBidi"/>
+            <w:noProof/>
+            <w:kern w:val="2"/>
+            <w:szCs w:val="24"/>
+            <w:lang w:val="en-US"/>
+            <w14:ligatures w14:val="standardContextual"/>
+          </w:rPr>
+          <w:tab/>
+        </w:r>
+        <w:r>
+          <w:rPr>
+            <w:rStyle w:val="af"/>
+            <w:noProof/>
+          </w:rPr>
+          <w:t>플레이어</w:t>
+        </w:r>
+        <w:r>
+          <w:rPr>
+            <w:noProof/>
+            <w:webHidden/>
+          </w:rPr>
+          <w:tab/>
+        </w:r>
+        <w:r>
+          <w:rPr>
+            <w:noProof/>
+            <w:webHidden/>
+          </w:rPr>
+          <w:fldChar w:fldCharType="begin"/>
+        </w:r>
+        <w:r>
+          <w:rPr>
+            <w:noProof/>
+            <w:webHidden/>
+          </w:rPr>
+          <w:instrText xml:space="preserve"> PAGEREF _Toc243523931 \h </w:instrText>
+        </w:r>
+        <w:r>
+          <w:rPr>
+            <w:noProof/>
+            <w:webHidden/>
+          </w:rPr>
+        </w:r>
+        <w:r>
+          <w:rPr>
+            <w:noProof/>
+            <w:webHidden/>
+          </w:rPr>
+          <w:fldChar w:fldCharType="separate"/>
+        </w:r>
+        <w:r>
+          <w:rPr>
+            <w:noProof/>
+            <w:webHidden/>
+          </w:rPr>
+          <w:t>11</w:t>
+        </w:r>
+        <w:r>
+          <w:rPr>
+            <w:noProof/>
+            <w:webHidden/>
+          </w:rPr>
+          <w:fldChar w:fldCharType="end"/>
+        </w:r>
+      </w:hyperlink>
+    </w:p>
+    <w:p>
+      <w:pPr>
+        <w:pStyle w:val="20"/>
+        <w:tabs>
+          <w:tab w:val="left" w:pos="1100"/>
+          <w:tab w:val="right" w:leader="underscore" w:pos="9019"/>
+        </w:tabs>
+        <w:ind w:left="440"/>
+        <w:rPr>
+          <w:rFonts w:asciiTheme="minorHAnsi" w:hAnsiTheme="minorHAnsi" w:cstheme="minorBidi"/>
+          <w:noProof/>
+          <w:kern w:val="2"/>
+          <w:szCs w:val="24"/>
+          <w:lang w:val="en-US"/>
+          <w14:ligatures w14:val="standardContextual"/>
+        </w:rPr>
+      </w:pPr>
+      <w:hyperlink w:anchor="_Toc243523932" w:history="1">
+        <w:r>
+          <w:rPr>
+            <w:rStyle w:val="af"/>
+            <w:noProof/>
+          </w:rPr>
+          <w:t>4.2</w:t>
+        </w:r>
+        <w:r>
+          <w:rPr>
+            <w:rFonts w:asciiTheme="minorHAnsi" w:hAnsiTheme="minorHAnsi" w:cstheme="minorBidi"/>
+            <w:noProof/>
+            <w:kern w:val="2"/>
+            <w:szCs w:val="24"/>
+            <w:lang w:val="en-US"/>
+            <w14:ligatures w14:val="standardContextual"/>
+          </w:rPr>
+          <w:tab/>
+        </w:r>
+        <w:r>
+          <w:rPr>
+            <w:rStyle w:val="af"/>
+            <w:noProof/>
+          </w:rPr>
+          <w:t>몬스터</w:t>
+        </w:r>
+        <w:r>
+          <w:rPr>
+            <w:noProof/>
+            <w:webHidden/>
+          </w:rPr>
+          <w:tab/>
+        </w:r>
+        <w:r>
+          <w:rPr>
+            <w:noProof/>
+            <w:webHidden/>
+          </w:rPr>
+          <w:fldChar w:fldCharType="begin"/>
+        </w:r>
+        <w:r>
+          <w:rPr>
+            <w:noProof/>
+            <w:webHidden/>
+          </w:rPr>
+          <w:instrText xml:space="preserve"> PAGEREF _Toc243523932 \h </w:instrText>
+        </w:r>
+        <w:r>
+          <w:rPr>
+            <w:noProof/>
+            <w:webHidden/>
+          </w:rPr>
+        </w:r>
+        <w:r>
+          <w:rPr>
+            <w:noProof/>
+            <w:webHidden/>
+          </w:rPr>
+          <w:fldChar w:fldCharType="separate"/>
+        </w:r>
+        <w:r>
+          <w:rPr>
+            <w:noProof/>
+            <w:webHidden/>
+          </w:rPr>
+          <w:t>11</w:t>
+        </w:r>
+        <w:r>
+          <w:rPr>
+            <w:noProof/>
+            <w:webHidden/>
+          </w:rPr>
+          <w:fldChar w:fldCharType="end"/>
+        </w:r>
+      </w:hyperlink>
+    </w:p>
+    <w:p>
+      <w:pPr>
+        <w:pStyle w:val="20"/>
+        <w:tabs>
+          <w:tab w:val="left" w:pos="1100"/>
+          <w:tab w:val="right" w:leader="underscore" w:pos="9019"/>
+        </w:tabs>
+        <w:ind w:left="440"/>
+        <w:rPr>
+          <w:rFonts w:asciiTheme="minorHAnsi" w:hAnsiTheme="minorHAnsi" w:cstheme="minorBidi"/>
+          <w:noProof/>
+          <w:kern w:val="2"/>
+          <w:szCs w:val="24"/>
+          <w:lang w:val="en-US"/>
+          <w14:ligatures w14:val="standardContextual"/>
+        </w:rPr>
+      </w:pPr>
+      <w:hyperlink w:anchor="_Toc243523933" w:history="1">
+        <w:r>
+          <w:rPr>
+            <w:rStyle w:val="af"/>
+            <w:noProof/>
+          </w:rPr>
+          <w:t>4.3</w:t>
+        </w:r>
+        <w:r>
+          <w:rPr>
+            <w:rFonts w:asciiTheme="minorHAnsi" w:hAnsiTheme="minorHAnsi" w:cstheme="minorBidi"/>
+            <w:noProof/>
+            <w:kern w:val="2"/>
+            <w:szCs w:val="24"/>
+            <w:lang w:val="en-US"/>
+            <w14:ligatures w14:val="standardContextual"/>
+          </w:rPr>
+          <w:tab/>
+        </w:r>
+        <w:r>
+          <w:rPr>
+            <w:rStyle w:val="af"/>
+            <w:noProof/>
+          </w:rPr>
+          <w:t>보스</w:t>
+        </w:r>
+        <w:r>
+          <w:rPr>
+            <w:noProof/>
+            <w:webHidden/>
+          </w:rPr>
+          <w:tab/>
+        </w:r>
+        <w:r>
+          <w:rPr>
+            <w:noProof/>
+            <w:webHidden/>
+          </w:rPr>
+          <w:fldChar w:fldCharType="begin"/>
+        </w:r>
+        <w:r>
+          <w:rPr>
+            <w:noProof/>
+            <w:webHidden/>
+          </w:rPr>
+          <w:instrText xml:space="preserve"> PAGEREF _Toc243523933 \h </w:instrText>
+        </w:r>
+        <w:r>
+          <w:rPr>
+            <w:noProof/>
+            <w:webHidden/>
+          </w:rPr>
+        </w:r>
+        <w:r>
+          <w:rPr>
+            <w:noProof/>
+            <w:webHidden/>
+          </w:rPr>
+          <w:fldChar w:fldCharType="separate"/>
+        </w:r>
+        <w:r>
+          <w:rPr>
+            <w:noProof/>
+            <w:webHidden/>
+          </w:rPr>
+          <w:t>12</w:t>
+        </w:r>
+        <w:r>
+          <w:rPr>
+            <w:noProof/>
+            <w:webHidden/>
+          </w:rPr>
+          <w:fldChar w:fldCharType="end"/>
+        </w:r>
+      </w:hyperlink>
+    </w:p>
+    <w:p>
+      <w:pPr>
+        <w:pStyle w:val="10"/>
+        <w:tabs>
+          <w:tab w:val="left" w:pos="425"/>
+          <w:tab w:val="right" w:leader="underscore" w:pos="9019"/>
+        </w:tabs>
+        <w:rPr>
+          <w:rFonts w:asciiTheme="minorHAnsi" w:hAnsiTheme="minorHAnsi" w:cstheme="minorBidi"/>
+          <w:noProof/>
+          <w:kern w:val="2"/>
+          <w:szCs w:val="24"/>
+          <w:lang w:val="en-US"/>
+          <w14:ligatures w14:val="standardContextual"/>
+        </w:rPr>
+      </w:pPr>
+      <w:hyperlink w:anchor="_Toc243523934" w:history="1">
+        <w:r>
+          <w:rPr>
+            <w:rStyle w:val="af"/>
+            <w:noProof/>
+          </w:rPr>
+          <w:t>5</w:t>
+        </w:r>
+        <w:r>
+          <w:rPr>
+            <w:rFonts w:asciiTheme="minorHAnsi" w:hAnsiTheme="minorHAnsi" w:cstheme="minorBidi"/>
+            <w:noProof/>
+            <w:kern w:val="2"/>
+            <w:szCs w:val="24"/>
+            <w:lang w:val="en-US"/>
+            <w14:ligatures w14:val="standardContextual"/>
+          </w:rPr>
+          <w:tab/>
+        </w:r>
+        <w:r>
+          <w:rPr>
+            <w:rStyle w:val="af"/>
+            <w:noProof/>
+          </w:rPr>
+          <w:t>레벨</w:t>
+        </w:r>
+        <w:r>
+          <w:rPr>
+            <w:rStyle w:val="af"/>
+            <w:noProof/>
+          </w:rPr>
+          <w:t xml:space="preserve"> </w:t>
+        </w:r>
+        <w:r>
+          <w:rPr>
+            <w:rStyle w:val="af"/>
+            <w:noProof/>
+          </w:rPr>
+          <w:t>디자인</w:t>
+        </w:r>
+        <w:r>
+          <w:rPr>
+            <w:noProof/>
+            <w:webHidden/>
+          </w:rPr>
+          <w:tab/>
+        </w:r>
+        <w:r>
+          <w:rPr>
+            <w:noProof/>
+            <w:webHidden/>
+          </w:rPr>
+          <w:fldChar w:fldCharType="begin"/>
+        </w:r>
+        <w:r>
+          <w:rPr>
+            <w:noProof/>
+            <w:webHidden/>
+          </w:rPr>
+          <w:instrText xml:space="preserve"> PAGEREF _Toc243523934 \h </w:instrText>
+        </w:r>
+        <w:r>
+          <w:rPr>
+            <w:noProof/>
+            <w:webHidden/>
+          </w:rPr>
+        </w:r>
+        <w:r>
+          <w:rPr>
+            <w:noProof/>
+            <w:webHidden/>
+          </w:rPr>
+          <w:fldChar w:fldCharType="separate"/>
+        </w:r>
+        <w:r>
+          <w:rPr>
+            <w:noProof/>
+            <w:webHidden/>
+          </w:rPr>
+          <w:t>12</w:t>
+        </w:r>
+        <w:r>
+          <w:rPr>
+            <w:noProof/>
+            <w:webHidden/>
+          </w:rPr>
+          <w:fldChar w:fldCharType="end"/>
+        </w:r>
+      </w:hyperlink>
+    </w:p>
+    <w:p>
+      <w:pPr>
+        <w:pStyle w:val="20"/>
+        <w:tabs>
+          <w:tab w:val="left" w:pos="1100"/>
+          <w:tab w:val="right" w:leader="underscore" w:pos="9019"/>
+        </w:tabs>
+        <w:ind w:left="440"/>
+        <w:rPr>
+          <w:rFonts w:asciiTheme="minorHAnsi" w:hAnsiTheme="minorHAnsi" w:cstheme="minorBidi"/>
+          <w:noProof/>
+          <w:kern w:val="2"/>
+          <w:szCs w:val="24"/>
+          <w:lang w:val="en-US"/>
+          <w14:ligatures w14:val="standardContextual"/>
+        </w:rPr>
+      </w:pPr>
+      <w:hyperlink w:anchor="_Toc243523935" w:history="1">
+        <w:r>
+          <w:rPr>
+            <w:rStyle w:val="af"/>
+            <w:noProof/>
+          </w:rPr>
+          <w:t>5.1</w:t>
+        </w:r>
+        <w:r>
+          <w:rPr>
+            <w:rFonts w:asciiTheme="minorHAnsi" w:hAnsiTheme="minorHAnsi" w:cstheme="minorBidi"/>
+            <w:noProof/>
+            <w:kern w:val="2"/>
+            <w:szCs w:val="24"/>
+            <w:lang w:val="en-US"/>
+            <w14:ligatures w14:val="standardContextual"/>
+          </w:rPr>
+          <w:tab/>
+        </w:r>
+        <w:r>
+          <w:rPr>
+            <w:rStyle w:val="af"/>
+            <w:noProof/>
+          </w:rPr>
+          <w:t>맵</w:t>
+        </w:r>
+        <w:r>
+          <w:rPr>
+            <w:noProof/>
+            <w:webHidden/>
+          </w:rPr>
+          <w:tab/>
+        </w:r>
+        <w:r>
+          <w:rPr>
+            <w:noProof/>
+            <w:webHidden/>
+          </w:rPr>
+          <w:fldChar w:fldCharType="begin"/>
+        </w:r>
+        <w:r>
+          <w:rPr>
+            <w:noProof/>
+            <w:webHidden/>
+          </w:rPr>
+          <w:instrText xml:space="preserve"> PAGEREF _Toc243523935 \h </w:instrText>
+        </w:r>
+        <w:r>
+          <w:rPr>
+            <w:noProof/>
+            <w:webHidden/>
+          </w:rPr>
+        </w:r>
+        <w:r>
+          <w:rPr>
+            <w:noProof/>
+            <w:webHidden/>
+          </w:rPr>
+          <w:fldChar w:fldCharType="separate"/>
+        </w:r>
+        <w:r>
+          <w:rPr>
+            <w:noProof/>
+            <w:webHidden/>
+          </w:rPr>
+          <w:t>12</w:t>
+        </w:r>
+        <w:r>
+          <w:rPr>
+            <w:noProof/>
+            <w:webHidden/>
+          </w:rPr>
+          <w:fldChar w:fldCharType="end"/>
+        </w:r>
+      </w:hyperlink>
+    </w:p>
+    <w:p>
+      <w:pPr>
+        <w:pStyle w:val="20"/>
+        <w:tabs>
+          <w:tab w:val="left" w:pos="1100"/>
+          <w:tab w:val="right" w:leader="underscore" w:pos="9019"/>
+        </w:tabs>
+        <w:ind w:left="440"/>
+        <w:rPr>
+          <w:rFonts w:asciiTheme="minorHAnsi" w:hAnsiTheme="minorHAnsi" w:cstheme="minorBidi"/>
+          <w:noProof/>
+          <w:kern w:val="2"/>
+          <w:szCs w:val="24"/>
+          <w:lang w:val="en-US"/>
+          <w14:ligatures w14:val="standardContextual"/>
+        </w:rPr>
+      </w:pPr>
+      <w:hyperlink w:anchor="_Toc243523936" w:history="1">
+        <w:r>
+          <w:rPr>
+            <w:rStyle w:val="af"/>
+            <w:noProof/>
+          </w:rPr>
+          <w:t>5.2</w:t>
+        </w:r>
+        <w:r>
+          <w:rPr>
+            <w:rFonts w:asciiTheme="minorHAnsi" w:hAnsiTheme="minorHAnsi" w:cstheme="minorBidi"/>
+            <w:noProof/>
+            <w:kern w:val="2"/>
+            <w:szCs w:val="24"/>
+            <w:lang w:val="en-US"/>
+            <w14:ligatures w14:val="standardContextual"/>
+          </w:rPr>
+          <w:tab/>
+        </w:r>
+        <w:r>
+          <w:rPr>
+            <w:rStyle w:val="af"/>
+            <w:noProof/>
+          </w:rPr>
+          <w:t>풀링</w:t>
+        </w:r>
+        <w:r>
+          <w:rPr>
+            <w:noProof/>
+            <w:webHidden/>
+          </w:rPr>
+          <w:tab/>
+        </w:r>
+        <w:r>
+          <w:rPr>
+            <w:noProof/>
+            <w:webHidden/>
+          </w:rPr>
+          <w:fldChar w:fldCharType="begin"/>
+        </w:r>
+        <w:r>
+          <w:rPr>
+            <w:noProof/>
+            <w:webHidden/>
+          </w:rPr>
+          <w:instrText xml:space="preserve"> PAGEREF _Toc243523936 \h </w:instrText>
+        </w:r>
+        <w:r>
+          <w:rPr>
+            <w:noProof/>
+            <w:webHidden/>
+          </w:rPr>
+        </w:r>
+        <w:r>
+          <w:rPr>
+            <w:noProof/>
+            <w:webHidden/>
+          </w:rPr>
+          <w:fldChar w:fldCharType="separate"/>
+        </w:r>
+        <w:r>
+          <w:rPr>
+            <w:noProof/>
+            <w:webHidden/>
+          </w:rPr>
+          <w:t>12</w:t>
         </w:r>
         <w:r>
           <w:rPr>
@@ -3087,13 +4276,13 @@
           <w14:ligatures w14:val="standardContextual"/>
         </w:rPr>
       </w:pPr>
-      <w:hyperlink w:anchor="_Toc243352875" w:history="1">
+      <w:hyperlink w:anchor="_Toc243523937" w:history="1">
         <w:r>
           <w:rPr>
             <w:rStyle w:val="af"/>
             <w:noProof/>
           </w:rPr>
-          <w:t>3.3.1</w:t>
+          <w:t>5.2.1</w:t>
         </w:r>
         <w:r>
           <w:rPr>
@@ -3111,7 +4300,21 @@
             <w:rStyle w:val="af"/>
             <w:noProof/>
           </w:rPr>
-          <w:t>탄환</w:t>
+          <w:t>오브젝트</w:t>
+        </w:r>
+        <w:r>
+          <w:rPr>
+            <w:rStyle w:val="af"/>
+            <w:noProof/>
+          </w:rPr>
+          <w:t xml:space="preserve"> </w:t>
+        </w:r>
+        <w:r>
+          <w:rPr>
+            <w:rStyle w:val="af"/>
+            <w:noProof/>
+          </w:rPr>
+          <w:t>풀링</w:t>
         </w:r>
         <w:r>
           <w:rPr>
@@ -3132,7 +4335,7 @@
             <w:noProof/>
             <w:webHidden/>
           </w:rPr>
-          <w:instrText xml:space="preserve"> PAGEREF _Toc243352875 \h </w:instrText>
+          <w:instrText xml:space="preserve"> PAGEREF _Toc243523937 \h </w:instrText>
         </w:r>
         <w:r>
           <w:rPr>
@@ -3152,7 +4355,7 @@
             <w:noProof/>
             <w:webHidden/>
           </w:rPr>
-          <w:t>6</w:t>
+          <w:t>12</w:t>
         </w:r>
         <w:r>
           <w:rPr>
@@ -3164,1261 +4367,8 @@
       </w:hyperlink>
     </w:p>
     <w:p>
-      <w:pPr>
-        <w:pStyle w:val="30"/>
-        <w:tabs>
-          <w:tab w:val="left" w:pos="1760"/>
-          <w:tab w:val="right" w:leader="underscore" w:pos="9019"/>
-        </w:tabs>
-        <w:ind w:left="880"/>
-        <w:rPr>
-          <w:rFonts w:asciiTheme="minorHAnsi" w:hAnsiTheme="minorHAnsi" w:cstheme="minorBidi"/>
-          <w:noProof/>
-          <w:kern w:val="2"/>
-          <w:szCs w:val="24"/>
-          <w:lang w:val="en-US"/>
-          <w14:ligatures w14:val="standardContextual"/>
-        </w:rPr>
-      </w:pPr>
-      <w:hyperlink w:anchor="_Toc243352876" w:history="1">
-        <w:r>
-          <w:rPr>
-            <w:rStyle w:val="af"/>
-            <w:noProof/>
-          </w:rPr>
-          <w:t>3.3.2</w:t>
-        </w:r>
-        <w:r>
-          <w:rPr>
-            <w:rFonts w:asciiTheme="minorHAnsi" w:hAnsiTheme="minorHAnsi" w:cstheme="minorBidi"/>
-            <w:noProof/>
-            <w:kern w:val="2"/>
-            <w:szCs w:val="24"/>
-            <w:lang w:val="en-US"/>
-            <w14:ligatures w14:val="standardContextual"/>
-          </w:rPr>
-          <w:tab/>
-        </w:r>
-        <w:r>
-          <w:rPr>
-            <w:rStyle w:val="af"/>
-            <w:noProof/>
-          </w:rPr>
-          <w:t>약공격</w:t>
-        </w:r>
-        <w:r>
-          <w:rPr>
-            <w:rStyle w:val="af"/>
-            <w:noProof/>
-          </w:rPr>
-          <w:t xml:space="preserve"> </w:t>
-        </w:r>
-        <w:r>
-          <w:rPr>
-            <w:rStyle w:val="af"/>
-            <w:noProof/>
-          </w:rPr>
-          <w:t>스킬</w:t>
-        </w:r>
-        <w:r>
-          <w:rPr>
-            <w:noProof/>
-            <w:webHidden/>
-          </w:rPr>
-          <w:tab/>
-        </w:r>
-        <w:r>
-          <w:rPr>
-            <w:noProof/>
-            <w:webHidden/>
-          </w:rPr>
-          <w:fldChar w:fldCharType="begin"/>
-        </w:r>
-        <w:r>
-          <w:rPr>
-            <w:noProof/>
-            <w:webHidden/>
-          </w:rPr>
-          <w:instrText xml:space="preserve"> PAGEREF _Toc243352876 \h </w:instrText>
-        </w:r>
-        <w:r>
-          <w:rPr>
-            <w:noProof/>
-            <w:webHidden/>
-          </w:rPr>
-        </w:r>
-        <w:r>
-          <w:rPr>
-            <w:noProof/>
-            <w:webHidden/>
-          </w:rPr>
-          <w:fldChar w:fldCharType="separate"/>
-        </w:r>
-        <w:r>
-          <w:rPr>
-            <w:noProof/>
-            <w:webHidden/>
-          </w:rPr>
-          <w:t>6</w:t>
-        </w:r>
-        <w:r>
-          <w:rPr>
-            <w:noProof/>
-            <w:webHidden/>
-          </w:rPr>
-          <w:fldChar w:fldCharType="end"/>
-        </w:r>
-      </w:hyperlink>
-    </w:p>
-    <w:p>
-      <w:pPr>
-        <w:pStyle w:val="30"/>
-        <w:tabs>
-          <w:tab w:val="left" w:pos="1760"/>
-          <w:tab w:val="right" w:leader="underscore" w:pos="9019"/>
-        </w:tabs>
-        <w:ind w:left="880"/>
-        <w:rPr>
-          <w:rFonts w:asciiTheme="minorHAnsi" w:hAnsiTheme="minorHAnsi" w:cstheme="minorBidi"/>
-          <w:noProof/>
-          <w:kern w:val="2"/>
-          <w:szCs w:val="24"/>
-          <w:lang w:val="en-US"/>
-          <w14:ligatures w14:val="standardContextual"/>
-        </w:rPr>
-      </w:pPr>
-      <w:hyperlink w:anchor="_Toc243352877" w:history="1">
-        <w:r>
-          <w:rPr>
-            <w:rStyle w:val="af"/>
-            <w:noProof/>
-          </w:rPr>
-          <w:t>3.3.3</w:t>
-        </w:r>
-        <w:r>
-          <w:rPr>
-            <w:rFonts w:asciiTheme="minorHAnsi" w:hAnsiTheme="minorHAnsi" w:cstheme="minorBidi"/>
-            <w:noProof/>
-            <w:kern w:val="2"/>
-            <w:szCs w:val="24"/>
-            <w:lang w:val="en-US"/>
-            <w14:ligatures w14:val="standardContextual"/>
-          </w:rPr>
-          <w:tab/>
-        </w:r>
-        <w:r>
-          <w:rPr>
-            <w:rStyle w:val="af"/>
-            <w:noProof/>
-          </w:rPr>
-          <w:t>강공격</w:t>
-        </w:r>
-        <w:r>
-          <w:rPr>
-            <w:rStyle w:val="af"/>
-            <w:noProof/>
-          </w:rPr>
-          <w:t xml:space="preserve"> </w:t>
-        </w:r>
-        <w:r>
-          <w:rPr>
-            <w:rStyle w:val="af"/>
-            <w:noProof/>
-          </w:rPr>
-          <w:t>스킬</w:t>
-        </w:r>
-        <w:r>
-          <w:rPr>
-            <w:noProof/>
-            <w:webHidden/>
-          </w:rPr>
-          <w:tab/>
-        </w:r>
-        <w:r>
-          <w:rPr>
-            <w:noProof/>
-            <w:webHidden/>
-          </w:rPr>
-          <w:fldChar w:fldCharType="begin"/>
-        </w:r>
-        <w:r>
-          <w:rPr>
-            <w:noProof/>
-            <w:webHidden/>
-          </w:rPr>
-          <w:instrText xml:space="preserve"> PAGEREF _Toc243352877 \h </w:instrText>
-        </w:r>
-        <w:r>
-          <w:rPr>
-            <w:noProof/>
-            <w:webHidden/>
-          </w:rPr>
-        </w:r>
-        <w:r>
-          <w:rPr>
-            <w:noProof/>
-            <w:webHidden/>
-          </w:rPr>
-          <w:fldChar w:fldCharType="separate"/>
-        </w:r>
-        <w:r>
-          <w:rPr>
-            <w:noProof/>
-            <w:webHidden/>
-          </w:rPr>
-          <w:t>6</w:t>
-        </w:r>
-        <w:r>
-          <w:rPr>
-            <w:noProof/>
-            <w:webHidden/>
-          </w:rPr>
-          <w:fldChar w:fldCharType="end"/>
-        </w:r>
-      </w:hyperlink>
-    </w:p>
-    <w:p>
-      <w:pPr>
-        <w:pStyle w:val="30"/>
-        <w:tabs>
-          <w:tab w:val="left" w:pos="1760"/>
-          <w:tab w:val="right" w:leader="underscore" w:pos="9019"/>
-        </w:tabs>
-        <w:ind w:left="880"/>
-        <w:rPr>
-          <w:rFonts w:asciiTheme="minorHAnsi" w:hAnsiTheme="minorHAnsi" w:cstheme="minorBidi"/>
-          <w:noProof/>
-          <w:kern w:val="2"/>
-          <w:szCs w:val="24"/>
-          <w:lang w:val="en-US"/>
-          <w14:ligatures w14:val="standardContextual"/>
-        </w:rPr>
-      </w:pPr>
-      <w:hyperlink w:anchor="_Toc243352878" w:history="1">
-        <w:r>
-          <w:rPr>
-            <w:rStyle w:val="af"/>
-            <w:noProof/>
-          </w:rPr>
-          <w:t>3.3.4</w:t>
-        </w:r>
-        <w:r>
-          <w:rPr>
-            <w:rFonts w:asciiTheme="minorHAnsi" w:hAnsiTheme="minorHAnsi" w:cstheme="minorBidi"/>
-            <w:noProof/>
-            <w:kern w:val="2"/>
-            <w:szCs w:val="24"/>
-            <w:lang w:val="en-US"/>
-            <w14:ligatures w14:val="standardContextual"/>
-          </w:rPr>
-          <w:tab/>
-        </w:r>
-        <w:r>
-          <w:rPr>
-            <w:rStyle w:val="af"/>
-            <w:noProof/>
-          </w:rPr>
-          <w:t>보조</w:t>
-        </w:r>
-        <w:r>
-          <w:rPr>
-            <w:rStyle w:val="af"/>
-            <w:noProof/>
-          </w:rPr>
-          <w:t xml:space="preserve"> </w:t>
-        </w:r>
-        <w:r>
-          <w:rPr>
-            <w:rStyle w:val="af"/>
-            <w:noProof/>
-          </w:rPr>
-          <w:t>전략</w:t>
-        </w:r>
-        <w:r>
-          <w:rPr>
-            <w:rStyle w:val="af"/>
-            <w:noProof/>
-          </w:rPr>
-          <w:t xml:space="preserve"> </w:t>
-        </w:r>
-        <w:r>
-          <w:rPr>
-            <w:rStyle w:val="af"/>
-            <w:noProof/>
-          </w:rPr>
-          <w:t>스킬</w:t>
-        </w:r>
-        <w:r>
-          <w:rPr>
-            <w:noProof/>
-            <w:webHidden/>
-          </w:rPr>
-          <w:tab/>
-        </w:r>
-        <w:r>
-          <w:rPr>
-            <w:noProof/>
-            <w:webHidden/>
-          </w:rPr>
-          <w:fldChar w:fldCharType="begin"/>
-        </w:r>
-        <w:r>
-          <w:rPr>
-            <w:noProof/>
-            <w:webHidden/>
-          </w:rPr>
-          <w:instrText xml:space="preserve"> PAGEREF _Toc243352878 \h </w:instrText>
-        </w:r>
-        <w:r>
-          <w:rPr>
-            <w:noProof/>
-            <w:webHidden/>
-          </w:rPr>
-        </w:r>
-        <w:r>
-          <w:rPr>
-            <w:noProof/>
-            <w:webHidden/>
-          </w:rPr>
-          <w:fldChar w:fldCharType="separate"/>
-        </w:r>
-        <w:r>
-          <w:rPr>
-            <w:noProof/>
-            <w:webHidden/>
-          </w:rPr>
-          <w:t>6</w:t>
-        </w:r>
-        <w:r>
-          <w:rPr>
-            <w:noProof/>
-            <w:webHidden/>
-          </w:rPr>
-          <w:fldChar w:fldCharType="end"/>
-        </w:r>
-      </w:hyperlink>
-    </w:p>
-    <w:p>
-      <w:pPr>
-        <w:pStyle w:val="20"/>
-        <w:tabs>
-          <w:tab w:val="left" w:pos="1100"/>
-          <w:tab w:val="right" w:leader="underscore" w:pos="9019"/>
-        </w:tabs>
-        <w:ind w:left="440"/>
-        <w:rPr>
-          <w:rFonts w:asciiTheme="minorHAnsi" w:hAnsiTheme="minorHAnsi" w:cstheme="minorBidi"/>
-          <w:noProof/>
-          <w:kern w:val="2"/>
-          <w:szCs w:val="24"/>
-          <w:lang w:val="en-US"/>
-          <w14:ligatures w14:val="standardContextual"/>
-        </w:rPr>
-      </w:pPr>
-      <w:hyperlink w:anchor="_Toc243352879" w:history="1">
-        <w:r>
-          <w:rPr>
-            <w:rStyle w:val="af"/>
-            <w:noProof/>
-          </w:rPr>
-          <w:t>3.4</w:t>
-        </w:r>
-        <w:r>
-          <w:rPr>
-            <w:rFonts w:asciiTheme="minorHAnsi" w:hAnsiTheme="minorHAnsi" w:cstheme="minorBidi"/>
-            <w:noProof/>
-            <w:kern w:val="2"/>
-            <w:szCs w:val="24"/>
-            <w:lang w:val="en-US"/>
-            <w14:ligatures w14:val="standardContextual"/>
-          </w:rPr>
-          <w:tab/>
-        </w:r>
-        <w:r>
-          <w:rPr>
-            <w:rStyle w:val="af"/>
-            <w:noProof/>
-          </w:rPr>
-          <w:t>스테이지</w:t>
-        </w:r>
-        <w:r>
-          <w:rPr>
-            <w:rStyle w:val="af"/>
-            <w:noProof/>
-          </w:rPr>
-          <w:t xml:space="preserve"> </w:t>
-        </w:r>
-        <w:r>
-          <w:rPr>
-            <w:rStyle w:val="af"/>
-            <w:noProof/>
-          </w:rPr>
-          <w:t>전개</w:t>
-        </w:r>
-        <w:r>
-          <w:rPr>
-            <w:rStyle w:val="af"/>
-            <w:noProof/>
-          </w:rPr>
-          <w:t xml:space="preserve"> </w:t>
-        </w:r>
-        <w:r>
-          <w:rPr>
-            <w:rStyle w:val="af"/>
-            <w:noProof/>
-          </w:rPr>
-          <w:t>시스템</w:t>
-        </w:r>
-        <w:r>
-          <w:rPr>
-            <w:noProof/>
-            <w:webHidden/>
-          </w:rPr>
-          <w:tab/>
-        </w:r>
-        <w:r>
-          <w:rPr>
-            <w:noProof/>
-            <w:webHidden/>
-          </w:rPr>
-          <w:fldChar w:fldCharType="begin"/>
-        </w:r>
-        <w:r>
-          <w:rPr>
-            <w:noProof/>
-            <w:webHidden/>
-          </w:rPr>
-          <w:instrText xml:space="preserve"> PAGEREF _Toc243352879 \h </w:instrText>
-        </w:r>
-        <w:r>
-          <w:rPr>
-            <w:noProof/>
-            <w:webHidden/>
-          </w:rPr>
-        </w:r>
-        <w:r>
-          <w:rPr>
-            <w:noProof/>
-            <w:webHidden/>
-          </w:rPr>
-          <w:fldChar w:fldCharType="separate"/>
-        </w:r>
-        <w:r>
-          <w:rPr>
-            <w:noProof/>
-            <w:webHidden/>
-          </w:rPr>
-          <w:t>6</w:t>
-        </w:r>
-        <w:r>
-          <w:rPr>
-            <w:noProof/>
-            <w:webHidden/>
-          </w:rPr>
-          <w:fldChar w:fldCharType="end"/>
-        </w:r>
-      </w:hyperlink>
-    </w:p>
-    <w:p>
-      <w:pPr>
-        <w:pStyle w:val="10"/>
-        <w:tabs>
-          <w:tab w:val="left" w:pos="425"/>
-          <w:tab w:val="right" w:leader="underscore" w:pos="9019"/>
-        </w:tabs>
-        <w:rPr>
-          <w:rFonts w:asciiTheme="minorHAnsi" w:hAnsiTheme="minorHAnsi" w:cstheme="minorBidi"/>
-          <w:noProof/>
-          <w:kern w:val="2"/>
-          <w:szCs w:val="24"/>
-          <w:lang w:val="en-US"/>
-          <w14:ligatures w14:val="standardContextual"/>
-        </w:rPr>
-      </w:pPr>
-      <w:hyperlink w:anchor="_Toc243352880" w:history="1">
-        <w:r>
-          <w:rPr>
-            <w:rStyle w:val="af"/>
-            <w:noProof/>
-          </w:rPr>
-          <w:t>4</w:t>
-        </w:r>
-        <w:r>
-          <w:rPr>
-            <w:rFonts w:asciiTheme="minorHAnsi" w:hAnsiTheme="minorHAnsi" w:cstheme="minorBidi"/>
-            <w:noProof/>
-            <w:kern w:val="2"/>
-            <w:szCs w:val="24"/>
-            <w:lang w:val="en-US"/>
-            <w14:ligatures w14:val="standardContextual"/>
-          </w:rPr>
-          <w:tab/>
-        </w:r>
-        <w:r>
-          <w:rPr>
-            <w:rStyle w:val="af"/>
-            <w:noProof/>
-          </w:rPr>
-          <w:t>게임</w:t>
-        </w:r>
-        <w:r>
-          <w:rPr>
-            <w:rStyle w:val="af"/>
-            <w:noProof/>
-          </w:rPr>
-          <w:t xml:space="preserve"> </w:t>
-        </w:r>
-        <w:r>
-          <w:rPr>
-            <w:rStyle w:val="af"/>
-            <w:noProof/>
-          </w:rPr>
-          <w:t>내</w:t>
-        </w:r>
-        <w:r>
-          <w:rPr>
-            <w:rStyle w:val="af"/>
-            <w:noProof/>
-          </w:rPr>
-          <w:t xml:space="preserve"> </w:t>
-        </w:r>
-        <w:r>
-          <w:rPr>
-            <w:rStyle w:val="af"/>
-            <w:noProof/>
-          </w:rPr>
-          <w:t>요소</w:t>
-        </w:r>
-        <w:r>
-          <w:rPr>
-            <w:noProof/>
-            <w:webHidden/>
-          </w:rPr>
-          <w:tab/>
-        </w:r>
-        <w:r>
-          <w:rPr>
-            <w:noProof/>
-            <w:webHidden/>
-          </w:rPr>
-          <w:fldChar w:fldCharType="begin"/>
-        </w:r>
-        <w:r>
-          <w:rPr>
-            <w:noProof/>
-            <w:webHidden/>
-          </w:rPr>
-          <w:instrText xml:space="preserve"> PAGEREF _Toc243352880 \h </w:instrText>
-        </w:r>
-        <w:r>
-          <w:rPr>
-            <w:noProof/>
-            <w:webHidden/>
-          </w:rPr>
-        </w:r>
-        <w:r>
-          <w:rPr>
-            <w:noProof/>
-            <w:webHidden/>
-          </w:rPr>
-          <w:fldChar w:fldCharType="separate"/>
-        </w:r>
-        <w:r>
-          <w:rPr>
-            <w:noProof/>
-            <w:webHidden/>
-          </w:rPr>
-          <w:t>6</w:t>
-        </w:r>
-        <w:r>
-          <w:rPr>
-            <w:noProof/>
-            <w:webHidden/>
-          </w:rPr>
-          <w:fldChar w:fldCharType="end"/>
-        </w:r>
-      </w:hyperlink>
-    </w:p>
-    <w:p>
-      <w:pPr>
-        <w:pStyle w:val="20"/>
-        <w:tabs>
-          <w:tab w:val="left" w:pos="1100"/>
-          <w:tab w:val="right" w:leader="underscore" w:pos="9019"/>
-        </w:tabs>
-        <w:ind w:left="440"/>
-        <w:rPr>
-          <w:rFonts w:asciiTheme="minorHAnsi" w:hAnsiTheme="minorHAnsi" w:cstheme="minorBidi"/>
-          <w:noProof/>
-          <w:kern w:val="2"/>
-          <w:szCs w:val="24"/>
-          <w:lang w:val="en-US"/>
-          <w14:ligatures w14:val="standardContextual"/>
-        </w:rPr>
-      </w:pPr>
-      <w:hyperlink w:anchor="_Toc243352881" w:history="1">
-        <w:r>
-          <w:rPr>
-            <w:rStyle w:val="af"/>
-            <w:noProof/>
-          </w:rPr>
-          <w:t>4.1</w:t>
-        </w:r>
-        <w:r>
-          <w:rPr>
-            <w:rFonts w:asciiTheme="minorHAnsi" w:hAnsiTheme="minorHAnsi" w:cstheme="minorBidi"/>
-            <w:noProof/>
-            <w:kern w:val="2"/>
-            <w:szCs w:val="24"/>
-            <w:lang w:val="en-US"/>
-            <w14:ligatures w14:val="standardContextual"/>
-          </w:rPr>
-          <w:tab/>
-        </w:r>
-        <w:r>
-          <w:rPr>
-            <w:rStyle w:val="af"/>
-            <w:noProof/>
-          </w:rPr>
-          <w:t>플레이어</w:t>
-        </w:r>
-        <w:r>
-          <w:rPr>
-            <w:noProof/>
-            <w:webHidden/>
-          </w:rPr>
-          <w:tab/>
-        </w:r>
-        <w:r>
-          <w:rPr>
-            <w:noProof/>
-            <w:webHidden/>
-          </w:rPr>
-          <w:fldChar w:fldCharType="begin"/>
-        </w:r>
-        <w:r>
-          <w:rPr>
-            <w:noProof/>
-            <w:webHidden/>
-          </w:rPr>
-          <w:instrText xml:space="preserve"> PAGEREF _Toc243352881 \h </w:instrText>
-        </w:r>
-        <w:r>
-          <w:rPr>
-            <w:noProof/>
-            <w:webHidden/>
-          </w:rPr>
-        </w:r>
-        <w:r>
-          <w:rPr>
-            <w:noProof/>
-            <w:webHidden/>
-          </w:rPr>
-          <w:fldChar w:fldCharType="separate"/>
-        </w:r>
-        <w:r>
-          <w:rPr>
-            <w:noProof/>
-            <w:webHidden/>
-          </w:rPr>
-          <w:t>6</w:t>
-        </w:r>
-        <w:r>
-          <w:rPr>
-            <w:noProof/>
-            <w:webHidden/>
-          </w:rPr>
-          <w:fldChar w:fldCharType="end"/>
-        </w:r>
-      </w:hyperlink>
-    </w:p>
-    <w:p>
-      <w:pPr>
-        <w:pStyle w:val="20"/>
-        <w:tabs>
-          <w:tab w:val="left" w:pos="1100"/>
-          <w:tab w:val="right" w:leader="underscore" w:pos="9019"/>
-        </w:tabs>
-        <w:ind w:left="440"/>
-        <w:rPr>
-          <w:rFonts w:asciiTheme="minorHAnsi" w:hAnsiTheme="minorHAnsi" w:cstheme="minorBidi"/>
-          <w:noProof/>
-          <w:kern w:val="2"/>
-          <w:szCs w:val="24"/>
-          <w:lang w:val="en-US"/>
-          <w14:ligatures w14:val="standardContextual"/>
-        </w:rPr>
-      </w:pPr>
-      <w:hyperlink w:anchor="_Toc243352882" w:history="1">
-        <w:r>
-          <w:rPr>
-            <w:rStyle w:val="af"/>
-            <w:noProof/>
-          </w:rPr>
-          <w:t>4.2</w:t>
-        </w:r>
-        <w:r>
-          <w:rPr>
-            <w:rFonts w:asciiTheme="minorHAnsi" w:hAnsiTheme="minorHAnsi" w:cstheme="minorBidi"/>
-            <w:noProof/>
-            <w:kern w:val="2"/>
-            <w:szCs w:val="24"/>
-            <w:lang w:val="en-US"/>
-            <w14:ligatures w14:val="standardContextual"/>
-          </w:rPr>
-          <w:tab/>
-        </w:r>
-        <w:r>
-          <w:rPr>
-            <w:rStyle w:val="af"/>
-            <w:noProof/>
-          </w:rPr>
-          <w:t>몬스터</w:t>
-        </w:r>
-        <w:r>
-          <w:rPr>
-            <w:noProof/>
-            <w:webHidden/>
-          </w:rPr>
-          <w:tab/>
-        </w:r>
-        <w:r>
-          <w:rPr>
-            <w:noProof/>
-            <w:webHidden/>
-          </w:rPr>
-          <w:fldChar w:fldCharType="begin"/>
-        </w:r>
-        <w:r>
-          <w:rPr>
-            <w:noProof/>
-            <w:webHidden/>
-          </w:rPr>
-          <w:instrText xml:space="preserve"> PAGEREF _Toc243352882 \h </w:instrText>
-        </w:r>
-        <w:r>
-          <w:rPr>
-            <w:noProof/>
-            <w:webHidden/>
-          </w:rPr>
-        </w:r>
-        <w:r>
-          <w:rPr>
-            <w:noProof/>
-            <w:webHidden/>
-          </w:rPr>
-          <w:fldChar w:fldCharType="separate"/>
-        </w:r>
-        <w:r>
-          <w:rPr>
-            <w:noProof/>
-            <w:webHidden/>
-          </w:rPr>
-          <w:t>6</w:t>
-        </w:r>
-        <w:r>
-          <w:rPr>
-            <w:noProof/>
-            <w:webHidden/>
-          </w:rPr>
-          <w:fldChar w:fldCharType="end"/>
-        </w:r>
-      </w:hyperlink>
-    </w:p>
-    <w:p>
-      <w:pPr>
-        <w:pStyle w:val="20"/>
-        <w:tabs>
-          <w:tab w:val="left" w:pos="1100"/>
-          <w:tab w:val="right" w:leader="underscore" w:pos="9019"/>
-        </w:tabs>
-        <w:ind w:left="440"/>
-        <w:rPr>
-          <w:rFonts w:asciiTheme="minorHAnsi" w:hAnsiTheme="minorHAnsi" w:cstheme="minorBidi"/>
-          <w:noProof/>
-          <w:kern w:val="2"/>
-          <w:szCs w:val="24"/>
-          <w:lang w:val="en-US"/>
-          <w14:ligatures w14:val="standardContextual"/>
-        </w:rPr>
-      </w:pPr>
-      <w:hyperlink w:anchor="_Toc243352883" w:history="1">
-        <w:r>
-          <w:rPr>
-            <w:rStyle w:val="af"/>
-            <w:noProof/>
-          </w:rPr>
-          <w:t>4.3</w:t>
-        </w:r>
-        <w:r>
-          <w:rPr>
-            <w:rFonts w:asciiTheme="minorHAnsi" w:hAnsiTheme="minorHAnsi" w:cstheme="minorBidi"/>
-            <w:noProof/>
-            <w:kern w:val="2"/>
-            <w:szCs w:val="24"/>
-            <w:lang w:val="en-US"/>
-            <w14:ligatures w14:val="standardContextual"/>
-          </w:rPr>
-          <w:tab/>
-        </w:r>
-        <w:r>
-          <w:rPr>
-            <w:rStyle w:val="af"/>
-            <w:noProof/>
-          </w:rPr>
-          <w:t>보스</w:t>
-        </w:r>
-        <w:r>
-          <w:rPr>
-            <w:noProof/>
-            <w:webHidden/>
-          </w:rPr>
-          <w:tab/>
-        </w:r>
-        <w:r>
-          <w:rPr>
-            <w:noProof/>
-            <w:webHidden/>
-          </w:rPr>
-          <w:fldChar w:fldCharType="begin"/>
-        </w:r>
-        <w:r>
-          <w:rPr>
-            <w:noProof/>
-            <w:webHidden/>
-          </w:rPr>
-          <w:instrText xml:space="preserve"> PAGEREF _Toc243352883 \h </w:instrText>
-        </w:r>
-        <w:r>
-          <w:rPr>
-            <w:noProof/>
-            <w:webHidden/>
-          </w:rPr>
-        </w:r>
-        <w:r>
-          <w:rPr>
-            <w:noProof/>
-            <w:webHidden/>
-          </w:rPr>
-          <w:fldChar w:fldCharType="separate"/>
-        </w:r>
-        <w:r>
-          <w:rPr>
-            <w:noProof/>
-            <w:webHidden/>
-          </w:rPr>
-          <w:t>7</w:t>
-        </w:r>
-        <w:r>
-          <w:rPr>
-            <w:noProof/>
-            <w:webHidden/>
-          </w:rPr>
-          <w:fldChar w:fldCharType="end"/>
-        </w:r>
-      </w:hyperlink>
-    </w:p>
-    <w:p>
-      <w:pPr>
-        <w:pStyle w:val="10"/>
-        <w:tabs>
-          <w:tab w:val="left" w:pos="425"/>
-          <w:tab w:val="right" w:leader="underscore" w:pos="9019"/>
-        </w:tabs>
-        <w:rPr>
-          <w:rFonts w:asciiTheme="minorHAnsi" w:hAnsiTheme="minorHAnsi" w:cstheme="minorBidi"/>
-          <w:noProof/>
-          <w:kern w:val="2"/>
-          <w:szCs w:val="24"/>
-          <w:lang w:val="en-US"/>
-          <w14:ligatures w14:val="standardContextual"/>
-        </w:rPr>
-      </w:pPr>
-      <w:hyperlink w:anchor="_Toc243352884" w:history="1">
-        <w:r>
-          <w:rPr>
-            <w:rStyle w:val="af"/>
-            <w:noProof/>
-          </w:rPr>
-          <w:t>5</w:t>
-        </w:r>
-        <w:r>
-          <w:rPr>
-            <w:rFonts w:asciiTheme="minorHAnsi" w:hAnsiTheme="minorHAnsi" w:cstheme="minorBidi"/>
-            <w:noProof/>
-            <w:kern w:val="2"/>
-            <w:szCs w:val="24"/>
-            <w:lang w:val="en-US"/>
-            <w14:ligatures w14:val="standardContextual"/>
-          </w:rPr>
-          <w:tab/>
-        </w:r>
-        <w:r>
-          <w:rPr>
-            <w:rStyle w:val="af"/>
-            <w:noProof/>
-          </w:rPr>
-          <w:t>레벨</w:t>
-        </w:r>
-        <w:r>
-          <w:rPr>
-            <w:rStyle w:val="af"/>
-            <w:noProof/>
-          </w:rPr>
-          <w:t xml:space="preserve"> </w:t>
-        </w:r>
-        <w:r>
-          <w:rPr>
-            <w:rStyle w:val="af"/>
-            <w:noProof/>
-          </w:rPr>
-          <w:t>디자인</w:t>
-        </w:r>
-        <w:r>
-          <w:rPr>
-            <w:noProof/>
-            <w:webHidden/>
-          </w:rPr>
-          <w:tab/>
-        </w:r>
-        <w:r>
-          <w:rPr>
-            <w:noProof/>
-            <w:webHidden/>
-          </w:rPr>
-          <w:fldChar w:fldCharType="begin"/>
-        </w:r>
-        <w:r>
-          <w:rPr>
-            <w:noProof/>
-            <w:webHidden/>
-          </w:rPr>
-          <w:instrText xml:space="preserve"> PAGEREF _Toc243352884 \h </w:instrText>
-        </w:r>
-        <w:r>
-          <w:rPr>
-            <w:noProof/>
-            <w:webHidden/>
-          </w:rPr>
-        </w:r>
-        <w:r>
-          <w:rPr>
-            <w:noProof/>
-            <w:webHidden/>
-          </w:rPr>
-          <w:fldChar w:fldCharType="separate"/>
-        </w:r>
-        <w:r>
-          <w:rPr>
-            <w:noProof/>
-            <w:webHidden/>
-          </w:rPr>
-          <w:t>7</w:t>
-        </w:r>
-        <w:r>
-          <w:rPr>
-            <w:noProof/>
-            <w:webHidden/>
-          </w:rPr>
-          <w:fldChar w:fldCharType="end"/>
-        </w:r>
-      </w:hyperlink>
-    </w:p>
-    <w:p>
-      <w:pPr>
-        <w:pStyle w:val="20"/>
-        <w:tabs>
-          <w:tab w:val="left" w:pos="1100"/>
-          <w:tab w:val="right" w:leader="underscore" w:pos="9019"/>
-        </w:tabs>
-        <w:ind w:left="440"/>
-        <w:rPr>
-          <w:rFonts w:asciiTheme="minorHAnsi" w:hAnsiTheme="minorHAnsi" w:cstheme="minorBidi"/>
-          <w:noProof/>
-          <w:kern w:val="2"/>
-          <w:szCs w:val="24"/>
-          <w:lang w:val="en-US"/>
-          <w14:ligatures w14:val="standardContextual"/>
-        </w:rPr>
-      </w:pPr>
-      <w:hyperlink w:anchor="_Toc243352885" w:history="1">
-        <w:r>
-          <w:rPr>
-            <w:rStyle w:val="af"/>
-            <w:noProof/>
-          </w:rPr>
-          <w:t>5.1</w:t>
-        </w:r>
-        <w:r>
-          <w:rPr>
-            <w:rFonts w:asciiTheme="minorHAnsi" w:hAnsiTheme="minorHAnsi" w:cstheme="minorBidi"/>
-            <w:noProof/>
-            <w:kern w:val="2"/>
-            <w:szCs w:val="24"/>
-            <w:lang w:val="en-US"/>
-            <w14:ligatures w14:val="standardContextual"/>
-          </w:rPr>
-          <w:tab/>
-        </w:r>
-        <w:r>
-          <w:rPr>
-            <w:rStyle w:val="af"/>
-            <w:noProof/>
-          </w:rPr>
-          <w:t>맵</w:t>
-        </w:r>
-        <w:r>
-          <w:rPr>
-            <w:noProof/>
-            <w:webHidden/>
-          </w:rPr>
-          <w:tab/>
-        </w:r>
-        <w:r>
-          <w:rPr>
-            <w:noProof/>
-            <w:webHidden/>
-          </w:rPr>
-          <w:fldChar w:fldCharType="begin"/>
-        </w:r>
-        <w:r>
-          <w:rPr>
-            <w:noProof/>
-            <w:webHidden/>
-          </w:rPr>
-          <w:instrText xml:space="preserve"> PAGEREF _Toc243352885 \h </w:instrText>
-        </w:r>
-        <w:r>
-          <w:rPr>
-            <w:noProof/>
-            <w:webHidden/>
-          </w:rPr>
-        </w:r>
-        <w:r>
-          <w:rPr>
-            <w:noProof/>
-            <w:webHidden/>
-          </w:rPr>
-          <w:fldChar w:fldCharType="separate"/>
-        </w:r>
-        <w:r>
-          <w:rPr>
-            <w:noProof/>
-            <w:webHidden/>
-          </w:rPr>
-          <w:t>7</w:t>
-        </w:r>
-        <w:r>
-          <w:rPr>
-            <w:noProof/>
-            <w:webHidden/>
-          </w:rPr>
-          <w:fldChar w:fldCharType="end"/>
-        </w:r>
-      </w:hyperlink>
-    </w:p>
-    <w:p>
-      <w:pPr>
-        <w:pStyle w:val="20"/>
-        <w:tabs>
-          <w:tab w:val="left" w:pos="1100"/>
-          <w:tab w:val="right" w:leader="underscore" w:pos="9019"/>
-        </w:tabs>
-        <w:ind w:left="440"/>
-        <w:rPr>
-          <w:rFonts w:asciiTheme="minorHAnsi" w:hAnsiTheme="minorHAnsi" w:cstheme="minorBidi"/>
-          <w:noProof/>
-          <w:kern w:val="2"/>
-          <w:szCs w:val="24"/>
-          <w:lang w:val="en-US"/>
-          <w14:ligatures w14:val="standardContextual"/>
-        </w:rPr>
-      </w:pPr>
-      <w:hyperlink w:anchor="_Toc243352886" w:history="1">
-        <w:r>
-          <w:rPr>
-            <w:rStyle w:val="af"/>
-            <w:noProof/>
-          </w:rPr>
-          <w:t>5.2</w:t>
-        </w:r>
-        <w:r>
-          <w:rPr>
-            <w:rFonts w:asciiTheme="minorHAnsi" w:hAnsiTheme="minorHAnsi" w:cstheme="minorBidi"/>
-            <w:noProof/>
-            <w:kern w:val="2"/>
-            <w:szCs w:val="24"/>
-            <w:lang w:val="en-US"/>
-            <w14:ligatures w14:val="standardContextual"/>
-          </w:rPr>
-          <w:tab/>
-        </w:r>
-        <w:r>
-          <w:rPr>
-            <w:rStyle w:val="af"/>
-            <w:noProof/>
-          </w:rPr>
-          <w:t>풀링</w:t>
-        </w:r>
-        <w:r>
-          <w:rPr>
-            <w:noProof/>
-            <w:webHidden/>
-          </w:rPr>
-          <w:tab/>
-        </w:r>
-        <w:r>
-          <w:rPr>
-            <w:noProof/>
-            <w:webHidden/>
-          </w:rPr>
-          <w:fldChar w:fldCharType="begin"/>
-        </w:r>
-        <w:r>
-          <w:rPr>
-            <w:noProof/>
-            <w:webHidden/>
-          </w:rPr>
-          <w:instrText xml:space="preserve"> PAGEREF _Toc243352886 \h </w:instrText>
-        </w:r>
-        <w:r>
-          <w:rPr>
-            <w:noProof/>
-            <w:webHidden/>
-          </w:rPr>
-        </w:r>
-        <w:r>
-          <w:rPr>
-            <w:noProof/>
-            <w:webHidden/>
-          </w:rPr>
-          <w:fldChar w:fldCharType="separate"/>
-        </w:r>
-        <w:r>
-          <w:rPr>
-            <w:noProof/>
-            <w:webHidden/>
-          </w:rPr>
-          <w:t>7</w:t>
-        </w:r>
-        <w:r>
-          <w:rPr>
-            <w:noProof/>
-            <w:webHidden/>
-          </w:rPr>
-          <w:fldChar w:fldCharType="end"/>
-        </w:r>
-      </w:hyperlink>
-    </w:p>
-    <w:p>
-      <w:pPr>
-        <w:pStyle w:val="30"/>
-        <w:tabs>
-          <w:tab w:val="left" w:pos="1760"/>
-          <w:tab w:val="right" w:leader="underscore" w:pos="9019"/>
-        </w:tabs>
-        <w:ind w:left="880"/>
-        <w:rPr>
-          <w:rFonts w:asciiTheme="minorHAnsi" w:hAnsiTheme="minorHAnsi" w:cstheme="minorBidi"/>
-          <w:noProof/>
-          <w:kern w:val="2"/>
-          <w:szCs w:val="24"/>
-          <w:lang w:val="en-US"/>
-          <w14:ligatures w14:val="standardContextual"/>
-        </w:rPr>
-      </w:pPr>
-      <w:hyperlink w:anchor="_Toc243352887" w:history="1">
-        <w:r>
-          <w:rPr>
-            <w:rStyle w:val="af"/>
-            <w:noProof/>
-          </w:rPr>
-          <w:t>5.2.1</w:t>
-        </w:r>
-        <w:r>
-          <w:rPr>
-            <w:rFonts w:asciiTheme="minorHAnsi" w:hAnsiTheme="minorHAnsi" w:cstheme="minorBidi"/>
-            <w:noProof/>
-            <w:kern w:val="2"/>
-            <w:szCs w:val="24"/>
-            <w:lang w:val="en-US"/>
-            <w14:ligatures w14:val="standardContextual"/>
-          </w:rPr>
-          <w:tab/>
-        </w:r>
-        <w:r>
-          <w:rPr>
-            <w:rStyle w:val="af"/>
-            <w:noProof/>
-          </w:rPr>
-          <w:t>오브젝트</w:t>
-        </w:r>
-        <w:r>
-          <w:rPr>
-            <w:rStyle w:val="af"/>
-            <w:noProof/>
-          </w:rPr>
-          <w:t xml:space="preserve"> </w:t>
-        </w:r>
-        <w:r>
-          <w:rPr>
-            <w:rStyle w:val="af"/>
-            <w:noProof/>
-          </w:rPr>
-          <w:t>풀링</w:t>
-        </w:r>
-        <w:r>
-          <w:rPr>
-            <w:noProof/>
-            <w:webHidden/>
-          </w:rPr>
-          <w:tab/>
-        </w:r>
-        <w:r>
-          <w:rPr>
-            <w:noProof/>
-            <w:webHidden/>
-          </w:rPr>
-          <w:fldChar w:fldCharType="begin"/>
-        </w:r>
-        <w:r>
-          <w:rPr>
-            <w:noProof/>
-            <w:webHidden/>
-          </w:rPr>
-          <w:instrText xml:space="preserve"> PAGEREF _Toc243352887 \h </w:instrText>
-        </w:r>
-        <w:r>
-          <w:rPr>
-            <w:noProof/>
-            <w:webHidden/>
-          </w:rPr>
-        </w:r>
-        <w:r>
-          <w:rPr>
-            <w:noProof/>
-            <w:webHidden/>
-          </w:rPr>
-          <w:fldChar w:fldCharType="separate"/>
-        </w:r>
-        <w:r>
-          <w:rPr>
-            <w:noProof/>
-            <w:webHidden/>
-          </w:rPr>
-          <w:t>7</w:t>
-        </w:r>
-        <w:r>
-          <w:rPr>
-            <w:noProof/>
-            <w:webHidden/>
-          </w:rPr>
-          <w:fldChar w:fldCharType="end"/>
-        </w:r>
-      </w:hyperlink>
-    </w:p>
-    <w:p>
-      <w:r>
+      <w:r>
+        <w:lastRenderedPageBreak/>
         <w:fldChar w:fldCharType="end"/>
       </w:r>
     </w:p>
@@ -4448,7 +4398,7 @@
           <w:numId w:val="15"/>
         </w:numPr>
       </w:pPr>
-      <w:bookmarkStart w:id="0" w:name="_Toc243352858"/>
+      <w:bookmarkStart w:id="0" w:name="_Toc243523908"/>
       <w:r>
         <w:rPr>
           <w:rFonts w:hint="eastAsia"/>
@@ -4832,7 +4782,7 @@
           <w:numId w:val="15"/>
         </w:numPr>
       </w:pPr>
-      <w:bookmarkStart w:id="1" w:name="_Toc243352859"/>
+      <w:bookmarkStart w:id="1" w:name="_Toc243523909"/>
       <w:r>
         <w:rPr>
           <w:rFonts w:hint="eastAsia"/>
@@ -4850,7 +4800,7 @@
         </w:numPr>
         <w:ind w:hanging="566"/>
       </w:pPr>
-      <w:bookmarkStart w:id="2" w:name="_Toc243352860"/>
+      <w:bookmarkStart w:id="2" w:name="_Toc243523910"/>
       <w:r>
         <w:rPr>
           <w:rFonts w:hint="eastAsia"/>
@@ -5277,7 +5227,7 @@
       <w:bookmarkStart w:id="3" w:name="_Ref243352566"/>
       <w:bookmarkStart w:id="4" w:name="_Ref243352572"/>
       <w:bookmarkStart w:id="5" w:name="_Ref243352581"/>
-      <w:bookmarkStart w:id="6" w:name="_Toc243352861"/>
+      <w:bookmarkStart w:id="6" w:name="_Toc243523911"/>
       <w:r>
         <w:rPr>
           <w:rFonts w:hint="eastAsia"/>
@@ -5689,13 +5639,7 @@
         <w:t xml:space="preserve"> </w:t>
       </w:r>
     </w:p>
-    <w:p>
-      <w:pPr>
-        <w:rPr>
-          <w:rFonts w:hint="eastAsia"/>
-        </w:rPr>
-      </w:pPr>
-    </w:p>
+    <w:p/>
     <w:p>
       <w:r>
         <w:rPr>
@@ -5827,7 +5771,7 @@
           <w:numId w:val="15"/>
         </w:numPr>
       </w:pPr>
-      <w:bookmarkStart w:id="7" w:name="_Toc243352862"/>
+      <w:bookmarkStart w:id="7" w:name="_Toc243523912"/>
       <w:r>
         <w:rPr>
           <w:rFonts w:hint="eastAsia"/>
@@ -6012,7 +5956,7 @@
           <w:numId w:val="15"/>
         </w:numPr>
       </w:pPr>
-      <w:bookmarkStart w:id="8" w:name="_Toc243352863"/>
+      <w:bookmarkStart w:id="8" w:name="_Toc243523913"/>
       <w:r>
         <w:rPr>
           <w:rFonts w:hint="eastAsia"/>
@@ -6043,7 +5987,7 @@
         </w:numPr>
       </w:pPr>
       <w:bookmarkStart w:id="9" w:name="_Ref243352619"/>
-      <w:bookmarkStart w:id="10" w:name="_Toc243352864"/>
+      <w:bookmarkStart w:id="10" w:name="_Toc243523914"/>
       <w:r>
         <w:rPr>
           <w:rFonts w:hint="eastAsia"/>
@@ -6126,7 +6070,7 @@
           <w:numId w:val="15"/>
         </w:numPr>
       </w:pPr>
-      <w:bookmarkStart w:id="11" w:name="_Toc243352865"/>
+      <w:bookmarkStart w:id="11" w:name="_Toc243523915"/>
       <w:r>
         <w:rPr>
           <w:rFonts w:hint="eastAsia"/>
@@ -6160,7 +6104,6 @@
       <w:bookmarkEnd w:id="11"/>
     </w:p>
     <w:p>
-      <w:bookmarkStart w:id="12" w:name="_Toc243352866"/>
       <w:r>
         <w:rPr>
           <w:rFonts w:hint="eastAsia"/>
@@ -6419,7 +6362,6 @@
         </w:rPr>
         <w:t>스테이지</w:t>
       </w:r>
-      <w:bookmarkEnd w:id="12"/>
     </w:p>
     <w:p>
       <w:pPr>
@@ -6441,7 +6383,7 @@
           <w:numId w:val="15"/>
         </w:numPr>
       </w:pPr>
-      <w:bookmarkStart w:id="13" w:name="_Toc243352867"/>
+      <w:bookmarkStart w:id="12" w:name="_Toc243523916"/>
       <w:r>
         <w:rPr>
           <w:rFonts w:hint="eastAsia"/>
@@ -6461,7 +6403,7 @@
         </w:rPr>
         <w:t>시스템</w:t>
       </w:r>
-      <w:bookmarkEnd w:id="13"/>
+      <w:bookmarkEnd w:id="12"/>
     </w:p>
     <w:p>
       <w:pPr>
@@ -6471,7 +6413,7 @@
           <w:numId w:val="15"/>
         </w:numPr>
       </w:pPr>
-      <w:bookmarkStart w:id="14" w:name="_Toc243352868"/>
+      <w:bookmarkStart w:id="13" w:name="_Toc243523917"/>
       <w:r>
         <w:rPr>
           <w:rFonts w:hint="eastAsia"/>
@@ -6514,7 +6456,7 @@
         </w:rPr>
         <w:t>시스템</w:t>
       </w:r>
-      <w:bookmarkEnd w:id="14"/>
+      <w:bookmarkEnd w:id="13"/>
     </w:p>
     <w:p>
       <w:pPr>
@@ -6524,7 +6466,7 @@
           <w:numId w:val="15"/>
         </w:numPr>
       </w:pPr>
-      <w:bookmarkStart w:id="15" w:name="_Toc243352869"/>
+      <w:bookmarkStart w:id="14" w:name="_Toc243523918"/>
       <w:r>
         <w:rPr>
           <w:rFonts w:hint="eastAsia"/>
@@ -6543,7 +6485,7 @@
         </w:rPr>
         <w:t>룰렛</w:t>
       </w:r>
-      <w:bookmarkEnd w:id="15"/>
+      <w:bookmarkEnd w:id="14"/>
     </w:p>
     <w:p>
       <w:r>
@@ -6711,7 +6653,7 @@
           <w:numId w:val="15"/>
         </w:numPr>
       </w:pPr>
-      <w:bookmarkStart w:id="16" w:name="_Toc243352870"/>
+      <w:bookmarkStart w:id="15" w:name="_Toc243523919"/>
       <w:r>
         <w:rPr>
           <w:rFonts w:hint="eastAsia"/>
@@ -6742,7 +6684,7 @@
         </w:rPr>
         <w:t>선택지</w:t>
       </w:r>
-      <w:bookmarkEnd w:id="16"/>
+      <w:bookmarkEnd w:id="15"/>
     </w:p>
     <w:p>
       <w:r>
@@ -6892,7 +6834,7 @@
           <w:numId w:val="15"/>
         </w:numPr>
       </w:pPr>
-      <w:bookmarkStart w:id="17" w:name="_Toc243352871"/>
+      <w:bookmarkStart w:id="16" w:name="_Toc243523920"/>
       <w:r>
         <w:rPr>
           <w:rFonts w:hint="eastAsia"/>
@@ -6947,7 +6889,7 @@
         </w:rPr>
         <w:t>시스템</w:t>
       </w:r>
-      <w:bookmarkEnd w:id="17"/>
+      <w:bookmarkEnd w:id="16"/>
     </w:p>
     <w:p>
       <w:pPr>
@@ -6957,7 +6899,7 @@
           <w:numId w:val="15"/>
         </w:numPr>
       </w:pPr>
-      <w:bookmarkStart w:id="18" w:name="_Toc243352872"/>
+      <w:bookmarkStart w:id="17" w:name="_Toc243523921"/>
       <w:r>
         <w:t>저주</w:t>
       </w:r>
@@ -6973,7 +6915,7 @@
       <w:r>
         <w:t>유물</w:t>
       </w:r>
-      <w:bookmarkEnd w:id="18"/>
+      <w:bookmarkEnd w:id="17"/>
     </w:p>
     <w:p>
       <w:r>
@@ -7091,7 +7033,7 @@
           <w:numId w:val="15"/>
         </w:numPr>
       </w:pPr>
-      <w:bookmarkStart w:id="19" w:name="_Toc243352873"/>
+      <w:bookmarkStart w:id="18" w:name="_Toc243523922"/>
       <w:r>
         <w:rPr>
           <w:rFonts w:hint="eastAsia"/>
@@ -7110,7 +7052,7 @@
         </w:rPr>
         <w:t>증강</w:t>
       </w:r>
-      <w:bookmarkEnd w:id="19"/>
+      <w:bookmarkEnd w:id="18"/>
     </w:p>
     <w:p>
       <w:r>
@@ -7238,12 +7180,9 @@
           <w:ilvl w:val="1"/>
           <w:numId w:val="15"/>
         </w:numPr>
-        <w:rPr>
-          <w:rFonts w:hint="eastAsia"/>
-        </w:rPr>
-      </w:pPr>
-      <w:bookmarkStart w:id="20" w:name="_Toc243352874"/>
-      <w:bookmarkStart w:id="21" w:name="_Ref243352888"/>
+      </w:pPr>
+      <w:bookmarkStart w:id="19" w:name="_Ref243352888"/>
+      <w:bookmarkStart w:id="20" w:name="_Toc243523923"/>
       <w:r>
         <w:rPr>
           <w:rFonts w:hint="eastAsia"/>
@@ -7286,8 +7225,768 @@
         </w:rPr>
         <w:t>시스템</w:t>
       </w:r>
+      <w:bookmarkEnd w:id="19"/>
       <w:bookmarkEnd w:id="20"/>
-      <w:bookmarkEnd w:id="21"/>
+    </w:p>
+    <w:p/>
+    <w:p>
+      <w:r>
+        <w:rPr>
+          <w:rFonts w:hint="eastAsia"/>
+        </w:rPr>
+        <w:t>모든</w:t>
+      </w:r>
+      <w:r>
+        <w:rPr>
+          <w:rFonts w:hint="eastAsia"/>
+        </w:rPr>
+        <w:t xml:space="preserve"> </w:t>
+      </w:r>
+      <w:r>
+        <w:rPr>
+          <w:rFonts w:hint="eastAsia"/>
+        </w:rPr>
+        <w:t>스킬은</w:t>
+      </w:r>
+      <w:r>
+        <w:rPr>
+          <w:rFonts w:hint="eastAsia"/>
+        </w:rPr>
+        <w:t xml:space="preserve"> </w:t>
+      </w:r>
+      <w:r>
+        <w:rPr>
+          <w:rFonts w:hint="eastAsia"/>
+        </w:rPr>
+        <w:t>레어도가</w:t>
+      </w:r>
+      <w:r>
+        <w:rPr>
+          <w:rFonts w:hint="eastAsia"/>
+        </w:rPr>
+        <w:t xml:space="preserve"> </w:t>
+      </w:r>
+      <w:r>
+        <w:rPr>
+          <w:rFonts w:hint="eastAsia"/>
+        </w:rPr>
+        <w:t>존재한다</w:t>
+      </w:r>
+      <w:r>
+        <w:rPr>
+          <w:rFonts w:hint="eastAsia"/>
+        </w:rPr>
+        <w:t xml:space="preserve">. </w:t>
+      </w:r>
+      <w:r>
+        <w:rPr>
+          <w:rFonts w:hint="eastAsia"/>
+        </w:rPr>
+        <w:t>레어도는</w:t>
+      </w:r>
+      <w:r>
+        <w:rPr>
+          <w:rFonts w:hint="eastAsia"/>
+        </w:rPr>
+        <w:t xml:space="preserve"> </w:t>
+      </w:r>
+      <w:r>
+        <w:rPr>
+          <w:rFonts w:hint="eastAsia"/>
+        </w:rPr>
+        <w:t>아래</w:t>
+      </w:r>
+      <w:r>
+        <w:rPr>
+          <w:rFonts w:hint="eastAsia"/>
+        </w:rPr>
+        <w:t xml:space="preserve"> </w:t>
+      </w:r>
+      <w:r>
+        <w:rPr>
+          <w:rFonts w:hint="eastAsia"/>
+        </w:rPr>
+        <w:t>표로</w:t>
+      </w:r>
+      <w:r>
+        <w:rPr>
+          <w:rFonts w:hint="eastAsia"/>
+        </w:rPr>
+        <w:t xml:space="preserve"> </w:t>
+      </w:r>
+      <w:r>
+        <w:rPr>
+          <w:rFonts w:hint="eastAsia"/>
+        </w:rPr>
+        <w:t>관리한다</w:t>
+      </w:r>
+      <w:r>
+        <w:rPr>
+          <w:rFonts w:hint="eastAsia"/>
+        </w:rPr>
+        <w:t>.</w:t>
+      </w:r>
+    </w:p>
+    <w:tbl>
+      <w:tblPr>
+        <w:tblW w:w="2740" w:type="dxa"/>
+        <w:tblCellMar>
+          <w:left w:w="99" w:type="dxa"/>
+          <w:right w:w="99" w:type="dxa"/>
+        </w:tblCellMar>
+        <w:tblLook w:val="04A0" w:firstRow="1" w:lastRow="0" w:firstColumn="1" w:lastColumn="0" w:noHBand="0" w:noVBand="1"/>
+      </w:tblPr>
+      <w:tblGrid>
+        <w:gridCol w:w="1260"/>
+        <w:gridCol w:w="1480"/>
+      </w:tblGrid>
+      <w:tr>
+        <w:trPr>
+          <w:trHeight w:val="330"/>
+        </w:trPr>
+        <w:tc>
+          <w:tcPr>
+            <w:tcW w:w="1260" w:type="dxa"/>
+            <w:tcBorders>
+              <w:top w:val="single" w:sz="4" w:space="0" w:color="auto"/>
+              <w:left w:val="single" w:sz="4" w:space="0" w:color="auto"/>
+              <w:bottom w:val="single" w:sz="4" w:space="0" w:color="auto"/>
+              <w:right w:val="single" w:sz="4" w:space="0" w:color="auto"/>
+            </w:tcBorders>
+            <w:shd w:val="clear" w:color="000000" w:fill="F7C7AC"/>
+            <w:noWrap/>
+            <w:vAlign w:val="center"/>
+            <w:hideMark/>
+          </w:tcPr>
+          <w:p>
+            <w:pPr>
+              <w:spacing w:line="240" w:lineRule="auto"/>
+              <w:jc w:val="center"/>
+              <w:rPr>
+                <w:rFonts w:ascii="맑은 고딕" w:eastAsia="맑은 고딕" w:hAnsi="맑은 고딕" w:cs="굴림"/>
+                <w:color w:val="000000"/>
+                <w:sz w:val="20"/>
+                <w:szCs w:val="20"/>
+                <w:lang w:val="en-US"/>
+              </w:rPr>
+            </w:pPr>
+            <w:r>
+              <w:rPr>
+                <w:rFonts w:ascii="맑은 고딕" w:eastAsia="맑은 고딕" w:hAnsi="맑은 고딕" w:cs="굴림"/>
+                <w:color w:val="000000"/>
+                <w:sz w:val="20"/>
+                <w:szCs w:val="20"/>
+                <w:lang w:val="en-US"/>
+              </w:rPr>
+              <w:t>Skill_Rarity</w:t>
+            </w:r>
+          </w:p>
+        </w:tc>
+        <w:tc>
+          <w:tcPr>
+            <w:tcW w:w="1480" w:type="dxa"/>
+            <w:tcBorders>
+              <w:top w:val="single" w:sz="4" w:space="0" w:color="auto"/>
+              <w:left w:val="nil"/>
+              <w:bottom w:val="single" w:sz="4" w:space="0" w:color="auto"/>
+              <w:right w:val="single" w:sz="4" w:space="0" w:color="auto"/>
+            </w:tcBorders>
+            <w:shd w:val="clear" w:color="000000" w:fill="F7C7AC"/>
+            <w:noWrap/>
+            <w:vAlign w:val="center"/>
+            <w:hideMark/>
+          </w:tcPr>
+          <w:p>
+            <w:pPr>
+              <w:spacing w:line="240" w:lineRule="auto"/>
+              <w:jc w:val="center"/>
+              <w:rPr>
+                <w:rFonts w:ascii="맑은 고딕" w:eastAsia="맑은 고딕" w:hAnsi="맑은 고딕" w:cs="굴림"/>
+                <w:color w:val="000000"/>
+                <w:sz w:val="20"/>
+                <w:szCs w:val="20"/>
+                <w:lang w:val="en-US"/>
+              </w:rPr>
+            </w:pPr>
+            <w:r>
+              <w:rPr>
+                <w:rFonts w:ascii="맑은 고딕" w:eastAsia="맑은 고딕" w:hAnsi="맑은 고딕" w:cs="굴림"/>
+                <w:color w:val="000000"/>
+                <w:sz w:val="20"/>
+                <w:szCs w:val="20"/>
+                <w:lang w:val="en-US"/>
+              </w:rPr>
+              <w:t>Rarity_Name</w:t>
+            </w:r>
+          </w:p>
+        </w:tc>
+      </w:tr>
+      <w:tr>
+        <w:trPr>
+          <w:trHeight w:val="330"/>
+        </w:trPr>
+        <w:tc>
+          <w:tcPr>
+            <w:tcW w:w="1260" w:type="dxa"/>
+            <w:tcBorders>
+              <w:top w:val="nil"/>
+              <w:left w:val="nil"/>
+              <w:bottom w:val="nil"/>
+              <w:right w:val="nil"/>
+            </w:tcBorders>
+            <w:noWrap/>
+            <w:vAlign w:val="center"/>
+            <w:hideMark/>
+          </w:tcPr>
+          <w:p>
+            <w:pPr>
+              <w:spacing w:line="240" w:lineRule="auto"/>
+              <w:jc w:val="center"/>
+              <w:rPr>
+                <w:rFonts w:ascii="맑은 고딕" w:eastAsia="맑은 고딕" w:hAnsi="맑은 고딕" w:cs="굴림"/>
+                <w:color w:val="000000"/>
+                <w:sz w:val="20"/>
+                <w:szCs w:val="20"/>
+                <w:lang w:val="en-US"/>
+              </w:rPr>
+            </w:pPr>
+            <w:r>
+              <w:rPr>
+                <w:rFonts w:ascii="맑은 고딕" w:eastAsia="맑은 고딕" w:hAnsi="맑은 고딕" w:cs="굴림"/>
+                <w:color w:val="000000"/>
+                <w:sz w:val="20"/>
+                <w:szCs w:val="20"/>
+                <w:lang w:val="en-US"/>
+              </w:rPr>
+              <w:t>Common</w:t>
+            </w:r>
+          </w:p>
+        </w:tc>
+        <w:tc>
+          <w:tcPr>
+            <w:tcW w:w="1480" w:type="dxa"/>
+            <w:tcBorders>
+              <w:top w:val="nil"/>
+              <w:left w:val="nil"/>
+              <w:bottom w:val="nil"/>
+              <w:right w:val="nil"/>
+            </w:tcBorders>
+            <w:noWrap/>
+            <w:vAlign w:val="center"/>
+            <w:hideMark/>
+          </w:tcPr>
+          <w:p>
+            <w:pPr>
+              <w:spacing w:line="240" w:lineRule="auto"/>
+              <w:jc w:val="center"/>
+              <w:rPr>
+                <w:rFonts w:ascii="맑은 고딕" w:eastAsia="맑은 고딕" w:hAnsi="맑은 고딕" w:cs="굴림"/>
+                <w:color w:val="000000"/>
+                <w:sz w:val="20"/>
+                <w:szCs w:val="20"/>
+                <w:lang w:val="en-US"/>
+              </w:rPr>
+            </w:pPr>
+            <w:r>
+              <w:rPr>
+                <w:rFonts w:ascii="맑은 고딕" w:eastAsia="맑은 고딕" w:hAnsi="맑은 고딕" w:cs="굴림"/>
+                <w:color w:val="000000"/>
+                <w:sz w:val="20"/>
+                <w:szCs w:val="20"/>
+                <w:lang w:val="en-US"/>
+              </w:rPr>
+              <w:t>일반</w:t>
+            </w:r>
+          </w:p>
+        </w:tc>
+      </w:tr>
+      <w:tr>
+        <w:trPr>
+          <w:trHeight w:val="330"/>
+        </w:trPr>
+        <w:tc>
+          <w:tcPr>
+            <w:tcW w:w="1260" w:type="dxa"/>
+            <w:tcBorders>
+              <w:top w:val="nil"/>
+              <w:left w:val="nil"/>
+              <w:bottom w:val="nil"/>
+              <w:right w:val="nil"/>
+            </w:tcBorders>
+            <w:noWrap/>
+            <w:vAlign w:val="center"/>
+            <w:hideMark/>
+          </w:tcPr>
+          <w:p>
+            <w:pPr>
+              <w:spacing w:line="240" w:lineRule="auto"/>
+              <w:jc w:val="center"/>
+              <w:rPr>
+                <w:rFonts w:ascii="맑은 고딕" w:eastAsia="맑은 고딕" w:hAnsi="맑은 고딕" w:cs="굴림"/>
+                <w:color w:val="000000"/>
+                <w:sz w:val="20"/>
+                <w:szCs w:val="20"/>
+                <w:lang w:val="en-US"/>
+              </w:rPr>
+            </w:pPr>
+            <w:r>
+              <w:rPr>
+                <w:rFonts w:ascii="맑은 고딕" w:eastAsia="맑은 고딕" w:hAnsi="맑은 고딕" w:cs="굴림"/>
+                <w:color w:val="000000"/>
+                <w:sz w:val="20"/>
+                <w:szCs w:val="20"/>
+                <w:lang w:val="en-US"/>
+              </w:rPr>
+              <w:t>Uncommon</w:t>
+            </w:r>
+          </w:p>
+        </w:tc>
+        <w:tc>
+          <w:tcPr>
+            <w:tcW w:w="1480" w:type="dxa"/>
+            <w:tcBorders>
+              <w:top w:val="nil"/>
+              <w:left w:val="nil"/>
+              <w:bottom w:val="nil"/>
+              <w:right w:val="nil"/>
+            </w:tcBorders>
+            <w:noWrap/>
+            <w:vAlign w:val="center"/>
+            <w:hideMark/>
+          </w:tcPr>
+          <w:p>
+            <w:pPr>
+              <w:spacing w:line="240" w:lineRule="auto"/>
+              <w:jc w:val="center"/>
+              <w:rPr>
+                <w:rFonts w:ascii="맑은 고딕" w:eastAsia="맑은 고딕" w:hAnsi="맑은 고딕" w:cs="굴림"/>
+                <w:color w:val="000000"/>
+                <w:sz w:val="20"/>
+                <w:szCs w:val="20"/>
+                <w:lang w:val="en-US"/>
+              </w:rPr>
+            </w:pPr>
+            <w:r>
+              <w:rPr>
+                <w:rFonts w:ascii="맑은 고딕" w:eastAsia="맑은 고딕" w:hAnsi="맑은 고딕" w:cs="굴림"/>
+                <w:color w:val="000000"/>
+                <w:sz w:val="20"/>
+                <w:szCs w:val="20"/>
+                <w:lang w:val="en-US"/>
+              </w:rPr>
+              <w:t>고급</w:t>
+            </w:r>
+          </w:p>
+        </w:tc>
+      </w:tr>
+      <w:tr>
+        <w:trPr>
+          <w:trHeight w:val="330"/>
+        </w:trPr>
+        <w:tc>
+          <w:tcPr>
+            <w:tcW w:w="1260" w:type="dxa"/>
+            <w:tcBorders>
+              <w:top w:val="nil"/>
+              <w:left w:val="nil"/>
+              <w:bottom w:val="nil"/>
+              <w:right w:val="nil"/>
+            </w:tcBorders>
+            <w:noWrap/>
+            <w:vAlign w:val="center"/>
+            <w:hideMark/>
+          </w:tcPr>
+          <w:p>
+            <w:pPr>
+              <w:spacing w:line="240" w:lineRule="auto"/>
+              <w:jc w:val="center"/>
+              <w:rPr>
+                <w:rFonts w:ascii="맑은 고딕" w:eastAsia="맑은 고딕" w:hAnsi="맑은 고딕" w:cs="굴림"/>
+                <w:color w:val="000000"/>
+                <w:sz w:val="20"/>
+                <w:szCs w:val="20"/>
+                <w:lang w:val="en-US"/>
+              </w:rPr>
+            </w:pPr>
+            <w:r>
+              <w:rPr>
+                <w:rFonts w:ascii="맑은 고딕" w:eastAsia="맑은 고딕" w:hAnsi="맑은 고딕" w:cs="굴림"/>
+                <w:color w:val="000000"/>
+                <w:sz w:val="20"/>
+                <w:szCs w:val="20"/>
+                <w:lang w:val="en-US"/>
+              </w:rPr>
+              <w:t>Rare</w:t>
+            </w:r>
+          </w:p>
+        </w:tc>
+        <w:tc>
+          <w:tcPr>
+            <w:tcW w:w="1480" w:type="dxa"/>
+            <w:tcBorders>
+              <w:top w:val="nil"/>
+              <w:left w:val="nil"/>
+              <w:bottom w:val="nil"/>
+              <w:right w:val="nil"/>
+            </w:tcBorders>
+            <w:noWrap/>
+            <w:vAlign w:val="center"/>
+            <w:hideMark/>
+          </w:tcPr>
+          <w:p>
+            <w:pPr>
+              <w:spacing w:line="240" w:lineRule="auto"/>
+              <w:jc w:val="center"/>
+              <w:rPr>
+                <w:rFonts w:ascii="맑은 고딕" w:eastAsia="맑은 고딕" w:hAnsi="맑은 고딕" w:cs="굴림"/>
+                <w:color w:val="000000"/>
+                <w:sz w:val="20"/>
+                <w:szCs w:val="20"/>
+                <w:lang w:val="en-US"/>
+              </w:rPr>
+            </w:pPr>
+            <w:r>
+              <w:rPr>
+                <w:rFonts w:ascii="맑은 고딕" w:eastAsia="맑은 고딕" w:hAnsi="맑은 고딕" w:cs="굴림"/>
+                <w:color w:val="000000"/>
+                <w:sz w:val="20"/>
+                <w:szCs w:val="20"/>
+                <w:lang w:val="en-US"/>
+              </w:rPr>
+              <w:t>희귀</w:t>
+            </w:r>
+          </w:p>
+        </w:tc>
+      </w:tr>
+      <w:tr>
+        <w:trPr>
+          <w:trHeight w:val="330"/>
+        </w:trPr>
+        <w:tc>
+          <w:tcPr>
+            <w:tcW w:w="1260" w:type="dxa"/>
+            <w:tcBorders>
+              <w:top w:val="nil"/>
+              <w:left w:val="nil"/>
+              <w:bottom w:val="nil"/>
+              <w:right w:val="nil"/>
+            </w:tcBorders>
+            <w:noWrap/>
+            <w:vAlign w:val="center"/>
+            <w:hideMark/>
+          </w:tcPr>
+          <w:p>
+            <w:pPr>
+              <w:spacing w:line="240" w:lineRule="auto"/>
+              <w:jc w:val="center"/>
+              <w:rPr>
+                <w:rFonts w:ascii="맑은 고딕" w:eastAsia="맑은 고딕" w:hAnsi="맑은 고딕" w:cs="굴림"/>
+                <w:color w:val="000000"/>
+                <w:sz w:val="20"/>
+                <w:szCs w:val="20"/>
+                <w:lang w:val="en-US"/>
+              </w:rPr>
+            </w:pPr>
+            <w:r>
+              <w:rPr>
+                <w:rFonts w:ascii="맑은 고딕" w:eastAsia="맑은 고딕" w:hAnsi="맑은 고딕" w:cs="굴림"/>
+                <w:color w:val="000000"/>
+                <w:sz w:val="20"/>
+                <w:szCs w:val="20"/>
+                <w:lang w:val="en-US"/>
+              </w:rPr>
+              <w:t>Epic</w:t>
+            </w:r>
+          </w:p>
+        </w:tc>
+        <w:tc>
+          <w:tcPr>
+            <w:tcW w:w="1480" w:type="dxa"/>
+            <w:tcBorders>
+              <w:top w:val="nil"/>
+              <w:left w:val="nil"/>
+              <w:bottom w:val="nil"/>
+              <w:right w:val="nil"/>
+            </w:tcBorders>
+            <w:noWrap/>
+            <w:vAlign w:val="center"/>
+            <w:hideMark/>
+          </w:tcPr>
+          <w:p>
+            <w:pPr>
+              <w:spacing w:line="240" w:lineRule="auto"/>
+              <w:jc w:val="center"/>
+              <w:rPr>
+                <w:rFonts w:ascii="맑은 고딕" w:eastAsia="맑은 고딕" w:hAnsi="맑은 고딕" w:cs="굴림"/>
+                <w:color w:val="000000"/>
+                <w:sz w:val="20"/>
+                <w:szCs w:val="20"/>
+                <w:lang w:val="en-US"/>
+              </w:rPr>
+            </w:pPr>
+            <w:r>
+              <w:rPr>
+                <w:rFonts w:ascii="맑은 고딕" w:eastAsia="맑은 고딕" w:hAnsi="맑은 고딕" w:cs="굴림"/>
+                <w:color w:val="000000"/>
+                <w:sz w:val="20"/>
+                <w:szCs w:val="20"/>
+                <w:lang w:val="en-US"/>
+              </w:rPr>
+              <w:t>영웅</w:t>
+            </w:r>
+          </w:p>
+        </w:tc>
+      </w:tr>
+      <w:tr>
+        <w:trPr>
+          <w:trHeight w:val="330"/>
+        </w:trPr>
+        <w:tc>
+          <w:tcPr>
+            <w:tcW w:w="1260" w:type="dxa"/>
+            <w:tcBorders>
+              <w:top w:val="nil"/>
+              <w:left w:val="nil"/>
+              <w:bottom w:val="nil"/>
+              <w:right w:val="nil"/>
+            </w:tcBorders>
+            <w:noWrap/>
+            <w:vAlign w:val="center"/>
+            <w:hideMark/>
+          </w:tcPr>
+          <w:p>
+            <w:pPr>
+              <w:spacing w:line="240" w:lineRule="auto"/>
+              <w:jc w:val="center"/>
+              <w:rPr>
+                <w:rFonts w:ascii="맑은 고딕" w:eastAsia="맑은 고딕" w:hAnsi="맑은 고딕" w:cs="굴림"/>
+                <w:color w:val="000000"/>
+                <w:sz w:val="20"/>
+                <w:szCs w:val="20"/>
+                <w:lang w:val="en-US"/>
+              </w:rPr>
+            </w:pPr>
+            <w:r>
+              <w:rPr>
+                <w:rFonts w:ascii="맑은 고딕" w:eastAsia="맑은 고딕" w:hAnsi="맑은 고딕" w:cs="굴림"/>
+                <w:color w:val="000000"/>
+                <w:sz w:val="20"/>
+                <w:szCs w:val="20"/>
+                <w:lang w:val="en-US"/>
+              </w:rPr>
+              <w:t>Legendary</w:t>
+            </w:r>
+          </w:p>
+        </w:tc>
+        <w:tc>
+          <w:tcPr>
+            <w:tcW w:w="1480" w:type="dxa"/>
+            <w:tcBorders>
+              <w:top w:val="nil"/>
+              <w:left w:val="nil"/>
+              <w:bottom w:val="nil"/>
+              <w:right w:val="nil"/>
+            </w:tcBorders>
+            <w:noWrap/>
+            <w:vAlign w:val="center"/>
+            <w:hideMark/>
+          </w:tcPr>
+          <w:p>
+            <w:pPr>
+              <w:spacing w:line="240" w:lineRule="auto"/>
+              <w:jc w:val="center"/>
+              <w:rPr>
+                <w:rFonts w:ascii="맑은 고딕" w:eastAsia="맑은 고딕" w:hAnsi="맑은 고딕" w:cs="굴림"/>
+                <w:color w:val="000000"/>
+                <w:sz w:val="20"/>
+                <w:szCs w:val="20"/>
+                <w:lang w:val="en-US"/>
+              </w:rPr>
+            </w:pPr>
+            <w:r>
+              <w:rPr>
+                <w:rFonts w:ascii="맑은 고딕" w:eastAsia="맑은 고딕" w:hAnsi="맑은 고딕" w:cs="굴림"/>
+                <w:color w:val="000000"/>
+                <w:sz w:val="20"/>
+                <w:szCs w:val="20"/>
+                <w:lang w:val="en-US"/>
+              </w:rPr>
+              <w:t>전설</w:t>
+            </w:r>
+          </w:p>
+        </w:tc>
+      </w:tr>
+      <w:tr>
+        <w:trPr>
+          <w:trHeight w:val="330"/>
+        </w:trPr>
+        <w:tc>
+          <w:tcPr>
+            <w:tcW w:w="1260" w:type="dxa"/>
+            <w:tcBorders>
+              <w:top w:val="nil"/>
+              <w:left w:val="nil"/>
+              <w:bottom w:val="nil"/>
+              <w:right w:val="nil"/>
+            </w:tcBorders>
+            <w:noWrap/>
+            <w:vAlign w:val="center"/>
+            <w:hideMark/>
+          </w:tcPr>
+          <w:p>
+            <w:pPr>
+              <w:spacing w:line="240" w:lineRule="auto"/>
+              <w:jc w:val="center"/>
+              <w:rPr>
+                <w:rFonts w:ascii="맑은 고딕" w:eastAsia="맑은 고딕" w:hAnsi="맑은 고딕" w:cs="굴림"/>
+                <w:color w:val="000000"/>
+                <w:sz w:val="20"/>
+                <w:szCs w:val="20"/>
+                <w:lang w:val="en-US"/>
+              </w:rPr>
+            </w:pPr>
+            <w:r>
+              <w:rPr>
+                <w:rFonts w:ascii="맑은 고딕" w:eastAsia="맑은 고딕" w:hAnsi="맑은 고딕" w:cs="굴림"/>
+                <w:color w:val="000000"/>
+                <w:sz w:val="20"/>
+                <w:szCs w:val="20"/>
+                <w:lang w:val="en-US"/>
+              </w:rPr>
+              <w:t>Mythic</w:t>
+            </w:r>
+          </w:p>
+        </w:tc>
+        <w:tc>
+          <w:tcPr>
+            <w:tcW w:w="1480" w:type="dxa"/>
+            <w:tcBorders>
+              <w:top w:val="nil"/>
+              <w:left w:val="nil"/>
+              <w:bottom w:val="nil"/>
+              <w:right w:val="nil"/>
+            </w:tcBorders>
+            <w:noWrap/>
+            <w:vAlign w:val="center"/>
+            <w:hideMark/>
+          </w:tcPr>
+          <w:p>
+            <w:pPr>
+              <w:spacing w:line="240" w:lineRule="auto"/>
+              <w:jc w:val="center"/>
+              <w:rPr>
+                <w:rFonts w:ascii="맑은 고딕" w:eastAsia="맑은 고딕" w:hAnsi="맑은 고딕" w:cs="굴림"/>
+                <w:color w:val="000000"/>
+                <w:sz w:val="20"/>
+                <w:szCs w:val="20"/>
+                <w:lang w:val="en-US"/>
+              </w:rPr>
+            </w:pPr>
+            <w:r>
+              <w:rPr>
+                <w:rFonts w:ascii="맑은 고딕" w:eastAsia="맑은 고딕" w:hAnsi="맑은 고딕" w:cs="굴림"/>
+                <w:color w:val="000000"/>
+                <w:sz w:val="20"/>
+                <w:szCs w:val="20"/>
+                <w:lang w:val="en-US"/>
+              </w:rPr>
+              <w:t>신화</w:t>
+            </w:r>
+          </w:p>
+        </w:tc>
+      </w:tr>
+      <w:tr>
+        <w:trPr>
+          <w:trHeight w:val="330"/>
+        </w:trPr>
+        <w:tc>
+          <w:tcPr>
+            <w:tcW w:w="1260" w:type="dxa"/>
+            <w:tcBorders>
+              <w:top w:val="nil"/>
+              <w:left w:val="nil"/>
+              <w:bottom w:val="nil"/>
+              <w:right w:val="nil"/>
+            </w:tcBorders>
+            <w:noWrap/>
+            <w:vAlign w:val="center"/>
+            <w:hideMark/>
+          </w:tcPr>
+          <w:p>
+            <w:pPr>
+              <w:spacing w:line="240" w:lineRule="auto"/>
+              <w:jc w:val="center"/>
+              <w:rPr>
+                <w:rFonts w:ascii="맑은 고딕" w:eastAsia="맑은 고딕" w:hAnsi="맑은 고딕" w:cs="굴림"/>
+                <w:color w:val="000000"/>
+                <w:sz w:val="20"/>
+                <w:szCs w:val="20"/>
+                <w:lang w:val="en-US"/>
+              </w:rPr>
+            </w:pPr>
+            <w:r>
+              <w:rPr>
+                <w:rFonts w:ascii="맑은 고딕" w:eastAsia="맑은 고딕" w:hAnsi="맑은 고딕" w:cs="굴림"/>
+                <w:color w:val="000000"/>
+                <w:sz w:val="20"/>
+                <w:szCs w:val="20"/>
+                <w:lang w:val="en-US"/>
+              </w:rPr>
+              <w:t>Fusion</w:t>
+            </w:r>
+          </w:p>
+        </w:tc>
+        <w:tc>
+          <w:tcPr>
+            <w:tcW w:w="1480" w:type="dxa"/>
+            <w:tcBorders>
+              <w:top w:val="nil"/>
+              <w:left w:val="nil"/>
+              <w:bottom w:val="nil"/>
+              <w:right w:val="nil"/>
+            </w:tcBorders>
+            <w:noWrap/>
+            <w:vAlign w:val="center"/>
+            <w:hideMark/>
+          </w:tcPr>
+          <w:p>
+            <w:pPr>
+              <w:spacing w:line="240" w:lineRule="auto"/>
+              <w:jc w:val="center"/>
+              <w:rPr>
+                <w:rFonts w:ascii="맑은 고딕" w:eastAsia="맑은 고딕" w:hAnsi="맑은 고딕" w:cs="굴림" w:hint="eastAsia"/>
+                <w:color w:val="000000"/>
+                <w:sz w:val="20"/>
+                <w:szCs w:val="20"/>
+                <w:lang w:val="en-US"/>
+              </w:rPr>
+            </w:pPr>
+            <w:r>
+              <w:rPr>
+                <w:rFonts w:ascii="맑은 고딕" w:eastAsia="맑은 고딕" w:hAnsi="맑은 고딕" w:cs="굴림"/>
+                <w:color w:val="000000"/>
+                <w:sz w:val="20"/>
+                <w:szCs w:val="20"/>
+                <w:lang w:val="en-US"/>
+              </w:rPr>
+              <w:t>시너지</w:t>
+            </w:r>
+          </w:p>
+        </w:tc>
+      </w:tr>
+    </w:tbl>
+    <w:p>
+      <w:pPr>
+        <w:rPr>
+          <w:rFonts w:hint="eastAsia"/>
+        </w:rPr>
+      </w:pPr>
+      <w:r>
+        <w:rPr>
+          <w:rFonts w:hint="eastAsia"/>
+        </w:rPr>
+        <w:t xml:space="preserve"> </w:t>
+      </w:r>
     </w:p>
     <w:p>
       <w:pPr>
@@ -7297,14 +7996,14 @@
           <w:numId w:val="15"/>
         </w:numPr>
       </w:pPr>
-      <w:bookmarkStart w:id="22" w:name="_Toc243352875"/>
+      <w:bookmarkStart w:id="21" w:name="_Toc243523924"/>
       <w:r>
         <w:rPr>
           <w:rFonts w:hint="eastAsia"/>
         </w:rPr>
         <w:t>탄환</w:t>
       </w:r>
-      <w:bookmarkEnd w:id="22"/>
+      <w:bookmarkEnd w:id="21"/>
     </w:p>
     <w:p>
       <w:r>
@@ -8029,11 +8728,6 @@
     </w:p>
     <w:p/>
     <w:p>
-      <w:pPr>
-        <w:rPr>
-          <w:rFonts w:hint="eastAsia"/>
-        </w:rPr>
-      </w:pPr>
       <w:r>
         <w:rPr>
           <w:rFonts w:hint="eastAsia"/>
@@ -8209,13 +8903,7 @@
         <w:br w:type="page"/>
       </w:r>
     </w:p>
-    <w:p>
-      <w:pPr>
-        <w:rPr>
-          <w:rFonts w:hint="eastAsia"/>
-        </w:rPr>
-      </w:pPr>
-    </w:p>
+    <w:p/>
     <w:p>
       <w:pPr>
         <w:pStyle w:val="3"/>
@@ -8223,11 +8911,8 @@
           <w:ilvl w:val="2"/>
           <w:numId w:val="15"/>
         </w:numPr>
-        <w:rPr>
-          <w:rFonts w:hint="eastAsia"/>
-        </w:rPr>
-      </w:pPr>
-      <w:bookmarkStart w:id="23" w:name="_Toc243352876"/>
+      </w:pPr>
+      <w:bookmarkStart w:id="22" w:name="_Toc243523925"/>
       <w:r>
         <w:rPr>
           <w:rFonts w:hint="eastAsia"/>
@@ -8246,7 +8931,7 @@
         </w:rPr>
         <w:t>스킬</w:t>
       </w:r>
-      <w:bookmarkEnd w:id="23"/>
+      <w:bookmarkEnd w:id="22"/>
     </w:p>
     <w:p>
       <w:pPr>
@@ -9050,13 +9735,7 @@
       </w:r>
     </w:p>
     <w:p/>
-    <w:p>
-      <w:pPr>
-        <w:rPr>
-          <w:rFonts w:hint="eastAsia"/>
-        </w:rPr>
-      </w:pPr>
-    </w:p>
+    <w:p/>
     <w:p>
       <w:pPr>
         <w:pStyle w:val="3"/>
@@ -9064,11 +9743,8 @@
           <w:ilvl w:val="2"/>
           <w:numId w:val="15"/>
         </w:numPr>
-        <w:rPr>
-          <w:rFonts w:hint="eastAsia"/>
-        </w:rPr>
-      </w:pPr>
-      <w:bookmarkStart w:id="24" w:name="_Toc243352877"/>
+      </w:pPr>
+      <w:bookmarkStart w:id="23" w:name="_Toc243523926"/>
       <w:r>
         <w:rPr>
           <w:rFonts w:hint="eastAsia"/>
@@ -9087,14 +9763,9 @@
         </w:rPr>
         <w:t>스킬</w:t>
       </w:r>
-      <w:bookmarkEnd w:id="24"/>
+      <w:bookmarkEnd w:id="23"/>
     </w:p>
     <w:p>
-      <w:pPr>
-        <w:rPr>
-          <w:rFonts w:hint="eastAsia"/>
-        </w:rPr>
-      </w:pPr>
       <w:r>
         <w:rPr>
           <w:rFonts w:hint="eastAsia"/>
@@ -9349,11 +10020,6 @@
       </w:r>
     </w:p>
     <w:p>
-      <w:pPr>
-        <w:rPr>
-          <w:rFonts w:hint="eastAsia"/>
-        </w:rPr>
-      </w:pPr>
       <w:r>
         <w:rPr>
           <w:noProof/>
@@ -9406,14 +10072,12 @@
       </w:r>
     </w:p>
     <w:p>
-      <w:proofErr w:type="spellStart"/>
       <w:r>
         <w:rPr>
           <w:rFonts w:hint="eastAsia"/>
         </w:rPr>
         <w:t>차징에</w:t>
       </w:r>
-      <w:proofErr w:type="spellEnd"/>
       <w:r>
         <w:rPr>
           <w:rFonts w:hint="eastAsia"/>
@@ -9605,13 +10269,7 @@
         </w:drawing>
       </w:r>
     </w:p>
-    <w:p>
-      <w:pPr>
-        <w:rPr>
-          <w:rFonts w:hint="eastAsia"/>
-        </w:rPr>
-      </w:pPr>
-    </w:p>
+    <w:p/>
     <w:p>
       <w:pPr>
         <w:rPr>
@@ -9929,7 +10587,6 @@
     <w:p>
       <w:pPr>
         <w:rPr>
-          <w:rFonts w:hint="eastAsia"/>
           <w:b/>
           <w:bCs/>
         </w:rPr>
@@ -9943,7 +10600,7 @@
           <w:numId w:val="15"/>
         </w:numPr>
       </w:pPr>
-      <w:bookmarkStart w:id="25" w:name="_Toc243352878"/>
+      <w:bookmarkStart w:id="24" w:name="_Toc243523927"/>
       <w:r>
         <w:rPr>
           <w:rFonts w:hint="eastAsia"/>
@@ -9975,7 +10632,7 @@
         </w:rPr>
         <w:t>스킬</w:t>
       </w:r>
-      <w:bookmarkEnd w:id="25"/>
+      <w:bookmarkEnd w:id="24"/>
     </w:p>
     <w:p>
       <w:r>
@@ -10323,14 +10980,12 @@
         </w:rPr>
         <w:t xml:space="preserve">. </w:t>
       </w:r>
-      <w:proofErr w:type="spellStart"/>
       <w:r>
         <w:rPr>
           <w:rFonts w:hint="eastAsia"/>
         </w:rPr>
         <w:t>쿨타임은</w:t>
       </w:r>
-      <w:proofErr w:type="spellEnd"/>
       <w:r>
         <w:rPr>
           <w:rFonts w:hint="eastAsia"/>
@@ -10404,14 +11059,12 @@
       </w:r>
     </w:p>
     <w:p>
-      <w:proofErr w:type="spellStart"/>
       <w:r>
         <w:rPr>
           <w:rFonts w:hint="eastAsia"/>
         </w:rPr>
         <w:t>스탯의</w:t>
       </w:r>
-      <w:proofErr w:type="spellEnd"/>
       <w:r>
         <w:rPr>
           <w:rFonts w:hint="eastAsia"/>
@@ -10518,13 +11171,7 @@
         <w:rPr>
           <w:rFonts w:hint="eastAsia"/>
         </w:rPr>
-        <w:t>스킬</w:t>
-      </w:r>
-      <w:r>
-        <w:rPr>
-          <w:rFonts w:hint="eastAsia"/>
-        </w:rPr>
-        <w:t>의</w:t>
+        <w:t>스킬의</w:t>
       </w:r>
       <w:r>
         <w:rPr>
@@ -10616,23 +11263,387 @@
         </w:rPr>
         <w:t>.</w:t>
       </w:r>
+    </w:p>
+    <w:p/>
+    <w:p>
+      <w:pPr>
+        <w:rPr>
+          <w:rFonts w:hint="eastAsia"/>
+        </w:rPr>
+      </w:pPr>
     </w:p>
     <w:p>
-      <w:r>
-        <w:br w:type="page"/>
+      <w:pPr>
+        <w:pStyle w:val="3"/>
+        <w:numPr>
+          <w:ilvl w:val="2"/>
+          <w:numId w:val="15"/>
+        </w:numPr>
+      </w:pPr>
+      <w:bookmarkStart w:id="25" w:name="_Ref243523898"/>
+      <w:bookmarkStart w:id="26" w:name="_Toc243523928"/>
+      <w:r>
+        <w:rPr>
+          <w:rFonts w:hint="eastAsia"/>
+        </w:rPr>
+        <w:t>속성</w:t>
+      </w:r>
+      <w:r>
+        <w:rPr>
+          <w:rFonts w:hint="eastAsia"/>
+        </w:rPr>
+        <w:t xml:space="preserve"> </w:t>
+      </w:r>
+      <w:r>
+        <w:rPr>
+          <w:rFonts w:hint="eastAsia"/>
+        </w:rPr>
+        <w:t>시스템</w:t>
+      </w:r>
+      <w:bookmarkEnd w:id="25"/>
+      <w:bookmarkEnd w:id="26"/>
+    </w:p>
+    <w:p/>
+    <w:p>
+      <w:pPr>
+        <w:rPr>
+          <w:rFonts w:hint="eastAsia"/>
+        </w:rPr>
+      </w:pPr>
+      <w:r>
+        <w:rPr>
+          <w:rFonts w:hint="eastAsia"/>
+        </w:rPr>
+        <w:t>{</w:t>
+      </w:r>
+      <w:r>
+        <w:t>불</w:t>
+      </w:r>
+      <w:r>
+        <w:rPr>
+          <w:rFonts w:hint="eastAsia"/>
+        </w:rPr>
+        <w:t xml:space="preserve">, </w:t>
+      </w:r>
+      <w:r>
+        <w:t>얼음</w:t>
+      </w:r>
+      <w:r>
+        <w:rPr>
+          <w:rFonts w:hint="eastAsia"/>
+        </w:rPr>
+        <w:t xml:space="preserve">, </w:t>
+      </w:r>
+      <w:r>
+        <w:t>바람</w:t>
+      </w:r>
+      <w:r>
+        <w:rPr>
+          <w:rFonts w:hint="eastAsia"/>
+        </w:rPr>
+        <w:t xml:space="preserve">, </w:t>
+      </w:r>
+      <w:r>
+        <w:t>땅</w:t>
+      </w:r>
+      <w:r>
+        <w:rPr>
+          <w:rFonts w:hint="eastAsia"/>
+        </w:rPr>
+        <w:t xml:space="preserve">, </w:t>
+      </w:r>
+      <w:r>
+        <w:t>전기</w:t>
+      </w:r>
+      <w:r>
+        <w:rPr>
+          <w:rFonts w:hint="eastAsia"/>
+        </w:rPr>
+        <w:t xml:space="preserve">, </w:t>
+      </w:r>
+      <w:r>
+        <w:t>물리</w:t>
+      </w:r>
+      <w:r>
+        <w:rPr>
+          <w:rFonts w:hint="eastAsia"/>
+        </w:rPr>
+        <w:t xml:space="preserve">, </w:t>
+      </w:r>
+      <w:r>
+        <w:t>그림자</w:t>
+      </w:r>
+      <w:r>
+        <w:rPr>
+          <w:rFonts w:hint="eastAsia"/>
+        </w:rPr>
+        <w:t xml:space="preserve">, </w:t>
+      </w:r>
+      <w:r>
+        <w:t>독</w:t>
+      </w:r>
+      <w:r>
+        <w:rPr>
+          <w:rFonts w:hint="eastAsia"/>
+        </w:rPr>
+        <w:t xml:space="preserve">, </w:t>
+      </w:r>
+      <w:r>
+        <w:t>에너지</w:t>
+      </w:r>
+      <w:r>
+        <w:rPr>
+          <w:rFonts w:hint="eastAsia"/>
+        </w:rPr>
+        <w:t xml:space="preserve">, </w:t>
+      </w:r>
+      <w:r>
+        <w:t>물</w:t>
+      </w:r>
+      <w:r>
+        <w:rPr>
+          <w:rFonts w:hint="eastAsia"/>
+        </w:rPr>
+        <w:t>}</w:t>
+      </w:r>
+      <w:r>
+        <w:rPr>
+          <w:rFonts w:hint="eastAsia"/>
+        </w:rPr>
+        <w:t>의</w:t>
+      </w:r>
+      <w:r>
+        <w:rPr>
+          <w:rFonts w:hint="eastAsia"/>
+        </w:rPr>
+        <w:t xml:space="preserve"> 10</w:t>
+      </w:r>
+      <w:r>
+        <w:rPr>
+          <w:rFonts w:hint="eastAsia"/>
+        </w:rPr>
+        <w:t>종류</w:t>
+      </w:r>
+      <w:r>
+        <w:rPr>
+          <w:rFonts w:hint="eastAsia"/>
+        </w:rPr>
+        <w:t xml:space="preserve"> </w:t>
+      </w:r>
+      <w:r>
+        <w:rPr>
+          <w:rFonts w:hint="eastAsia"/>
+        </w:rPr>
+        <w:t>속성이</w:t>
+      </w:r>
+      <w:r>
+        <w:rPr>
+          <w:rFonts w:hint="eastAsia"/>
+        </w:rPr>
+        <w:t xml:space="preserve"> </w:t>
+      </w:r>
+      <w:r>
+        <w:rPr>
+          <w:rFonts w:hint="eastAsia"/>
+        </w:rPr>
+        <w:t>스킬에</w:t>
+      </w:r>
+      <w:r>
+        <w:rPr>
+          <w:rFonts w:hint="eastAsia"/>
+        </w:rPr>
+        <w:t xml:space="preserve"> </w:t>
+      </w:r>
+      <w:r>
+        <w:rPr>
+          <w:rFonts w:hint="eastAsia"/>
+        </w:rPr>
+        <w:t>영향을</w:t>
+      </w:r>
+      <w:r>
+        <w:rPr>
+          <w:rFonts w:hint="eastAsia"/>
+        </w:rPr>
+        <w:t xml:space="preserve"> </w:t>
+      </w:r>
+      <w:r>
+        <w:rPr>
+          <w:rFonts w:hint="eastAsia"/>
+        </w:rPr>
+        <w:t>줄</w:t>
+      </w:r>
+      <w:r>
+        <w:rPr>
+          <w:rFonts w:hint="eastAsia"/>
+        </w:rPr>
+        <w:t xml:space="preserve"> </w:t>
+      </w:r>
+      <w:r>
+        <w:rPr>
+          <w:rFonts w:hint="eastAsia"/>
+        </w:rPr>
+        <w:t>수</w:t>
+      </w:r>
+      <w:r>
+        <w:rPr>
+          <w:rFonts w:hint="eastAsia"/>
+        </w:rPr>
+        <w:t xml:space="preserve"> </w:t>
+      </w:r>
+      <w:r>
+        <w:rPr>
+          <w:rFonts w:hint="eastAsia"/>
+        </w:rPr>
+        <w:t>있다</w:t>
+      </w:r>
+      <w:r>
+        <w:rPr>
+          <w:rFonts w:hint="eastAsia"/>
+        </w:rPr>
+        <w:t>.</w:t>
       </w:r>
     </w:p>
     <w:p>
       <w:pPr>
         <w:rPr>
-          <w:lang w:eastAsia="ko"/>
+          <w:rFonts w:hint="eastAsia"/>
         </w:rPr>
       </w:pPr>
     </w:p>
     <w:p>
       <w:pPr>
-        <w:rPr>
-          <w:rFonts w:hint="eastAsia"/>
+        <w:pStyle w:val="3"/>
+        <w:numPr>
+          <w:ilvl w:val="2"/>
+          <w:numId w:val="15"/>
+        </w:numPr>
+      </w:pPr>
+      <w:r>
+        <w:rPr>
+          <w:rFonts w:hint="eastAsia"/>
+        </w:rPr>
+        <w:t>스킬</w:t>
+      </w:r>
+      <w:r>
+        <w:rPr>
+          <w:rFonts w:hint="eastAsia"/>
+        </w:rPr>
+        <w:t xml:space="preserve"> </w:t>
+      </w:r>
+      <w:r>
+        <w:rPr>
+          <w:rFonts w:hint="eastAsia"/>
+        </w:rPr>
+        <w:t>조합</w:t>
+      </w:r>
+    </w:p>
+    <w:p>
+      <w:pPr>
+        <w:rPr>
+          <w:rFonts w:hint="eastAsia"/>
+        </w:rPr>
+      </w:pPr>
+      <w:r>
+        <w:rPr>
+          <w:rFonts w:hint="eastAsia"/>
+        </w:rPr>
+        <w:t>두가지의</w:t>
+      </w:r>
+      <w:r>
+        <w:rPr>
+          <w:rFonts w:hint="eastAsia"/>
+        </w:rPr>
+        <w:t xml:space="preserve"> </w:t>
+      </w:r>
+      <w:r>
+        <w:rPr>
+          <w:rFonts w:hint="eastAsia"/>
+        </w:rPr>
+        <w:t>스킬을</w:t>
+      </w:r>
+      <w:r>
+        <w:rPr>
+          <w:rFonts w:hint="eastAsia"/>
+        </w:rPr>
+        <w:t xml:space="preserve"> </w:t>
+      </w:r>
+      <w:r>
+        <w:rPr>
+          <w:rFonts w:hint="eastAsia"/>
+        </w:rPr>
+        <w:t>조합하여</w:t>
+      </w:r>
+      <w:r>
+        <w:rPr>
+          <w:rFonts w:hint="eastAsia"/>
+        </w:rPr>
+        <w:t xml:space="preserve"> Fusion  </w:t>
+      </w:r>
+      <w:r>
+        <w:rPr>
+          <w:rFonts w:hint="eastAsia"/>
+        </w:rPr>
+        <w:t>등급으로</w:t>
+      </w:r>
+      <w:r>
+        <w:rPr>
+          <w:rFonts w:hint="eastAsia"/>
+        </w:rPr>
+        <w:t xml:space="preserve"> </w:t>
+      </w:r>
+      <w:r>
+        <w:rPr>
+          <w:rFonts w:hint="eastAsia"/>
+        </w:rPr>
+        <w:t>만들</w:t>
+      </w:r>
+      <w:r>
+        <w:rPr>
+          <w:rFonts w:hint="eastAsia"/>
+        </w:rPr>
+        <w:t xml:space="preserve"> </w:t>
+      </w:r>
+      <w:r>
+        <w:rPr>
+          <w:rFonts w:hint="eastAsia"/>
+        </w:rPr>
+        <w:t>수</w:t>
+      </w:r>
+      <w:r>
+        <w:rPr>
+          <w:rFonts w:hint="eastAsia"/>
+        </w:rPr>
+        <w:t xml:space="preserve"> </w:t>
+      </w:r>
+      <w:r>
+        <w:rPr>
+          <w:rFonts w:hint="eastAsia"/>
+        </w:rPr>
+        <w:t>있다</w:t>
+      </w:r>
+      <w:r>
+        <w:rPr>
+          <w:rFonts w:hint="eastAsia"/>
+        </w:rPr>
+        <w:t>.</w:t>
+      </w:r>
+    </w:p>
+    <w:p>
+      <w:r>
+        <w:br w:type="page"/>
+      </w:r>
+    </w:p>
+    <w:p/>
+    <w:p>
+      <w:pPr>
+        <w:rPr>
+          <w:rFonts w:hint="eastAsia"/>
+        </w:rPr>
+      </w:pPr>
+    </w:p>
+    <w:p>
+      <w:pPr>
+        <w:rPr>
           <w:lang w:eastAsia="ko"/>
         </w:rPr>
       </w:pPr>
@@ -10645,7 +11656,7 @@
           <w:numId w:val="15"/>
         </w:numPr>
       </w:pPr>
-      <w:bookmarkStart w:id="26" w:name="_Toc243352879"/>
+      <w:bookmarkStart w:id="27" w:name="_Toc243523929"/>
       <w:r>
         <w:rPr>
           <w:rFonts w:hint="eastAsia"/>
@@ -10676,7 +11687,7 @@
         </w:rPr>
         <w:t>시스템</w:t>
       </w:r>
-      <w:bookmarkEnd w:id="26"/>
+      <w:bookmarkEnd w:id="27"/>
     </w:p>
     <w:p>
       <w:r>
@@ -10800,7 +11811,7 @@
           <w:numId w:val="15"/>
         </w:numPr>
       </w:pPr>
-      <w:bookmarkStart w:id="27" w:name="_Toc243352880"/>
+      <w:bookmarkStart w:id="28" w:name="_Toc243523930"/>
       <w:r>
         <w:rPr>
           <w:rFonts w:hint="eastAsia"/>
@@ -10831,7 +11842,7 @@
         </w:rPr>
         <w:t>요소</w:t>
       </w:r>
-      <w:bookmarkEnd w:id="27"/>
+      <w:bookmarkEnd w:id="28"/>
     </w:p>
     <w:p>
       <w:pPr>
@@ -10841,14 +11852,14 @@
           <w:numId w:val="15"/>
         </w:numPr>
       </w:pPr>
-      <w:bookmarkStart w:id="28" w:name="_Toc243352881"/>
+      <w:bookmarkStart w:id="29" w:name="_Toc243523931"/>
       <w:r>
         <w:rPr>
           <w:rFonts w:hint="eastAsia"/>
         </w:rPr>
         <w:t>플레이어</w:t>
       </w:r>
-      <w:bookmarkEnd w:id="28"/>
+      <w:bookmarkEnd w:id="29"/>
     </w:p>
     <w:p>
       <w:r>
@@ -11031,14 +12042,14 @@
           <w:numId w:val="15"/>
         </w:numPr>
       </w:pPr>
-      <w:bookmarkStart w:id="29" w:name="_Toc243352882"/>
+      <w:bookmarkStart w:id="30" w:name="_Toc243523932"/>
       <w:r>
         <w:rPr>
           <w:rFonts w:hint="eastAsia"/>
         </w:rPr>
         <w:t>몬스터</w:t>
       </w:r>
-      <w:bookmarkEnd w:id="29"/>
+      <w:bookmarkEnd w:id="30"/>
     </w:p>
     <w:p>
       <w:r>
@@ -11207,11 +12218,6 @@
       </w:r>
     </w:p>
     <w:p>
-      <w:pPr>
-        <w:rPr>
-          <w:rFonts w:hint="eastAsia"/>
-        </w:rPr>
-      </w:pPr>
       <w:r>
         <w:rPr>
           <w:rFonts w:hint="eastAsia"/>
@@ -11380,11 +12386,6 @@
       </w:pPr>
     </w:p>
     <w:p>
-      <w:pPr>
-        <w:rPr>
-          <w:rFonts w:hint="eastAsia"/>
-        </w:rPr>
-      </w:pPr>
       <w:r>
         <w:rPr>
           <w:noProof/>
@@ -11528,13 +12529,7 @@
         <w:t>.</w:t>
       </w:r>
     </w:p>
-    <w:p>
-      <w:pPr>
-        <w:rPr>
-          <w:rFonts w:hint="eastAsia"/>
-        </w:rPr>
-      </w:pPr>
-    </w:p>
+    <w:p/>
     <w:p>
       <w:r>
         <w:rPr>
@@ -11741,13 +12736,7 @@
         <w:t>.</w:t>
       </w:r>
     </w:p>
-    <w:p>
-      <w:pPr>
-        <w:rPr>
-          <w:rFonts w:hint="eastAsia"/>
-        </w:rPr>
-      </w:pPr>
-    </w:p>
+    <w:p/>
     <w:p>
       <w:pPr>
         <w:pStyle w:val="2"/>
@@ -11756,14 +12745,14 @@
           <w:numId w:val="15"/>
         </w:numPr>
       </w:pPr>
-      <w:bookmarkStart w:id="30" w:name="_Toc243352883"/>
+      <w:bookmarkStart w:id="31" w:name="_Toc243523933"/>
       <w:r>
         <w:rPr>
           <w:rFonts w:hint="eastAsia"/>
         </w:rPr>
         <w:t>보스</w:t>
       </w:r>
-      <w:bookmarkEnd w:id="30"/>
+      <w:bookmarkEnd w:id="31"/>
     </w:p>
     <w:p>
       <w:r>
@@ -11866,11 +12855,12 @@
           <w:numId w:val="15"/>
         </w:numPr>
       </w:pPr>
-      <w:bookmarkStart w:id="31" w:name="_Toc243352884"/>
-      <w:r>
-        <w:rPr>
-          <w:rFonts w:hint="eastAsia"/>
-        </w:rPr>
+      <w:bookmarkStart w:id="32" w:name="_Toc243523934"/>
+      <w:r>
+        <w:rPr>
+          <w:rFonts w:hint="eastAsia"/>
+        </w:rPr>
+        <w:lastRenderedPageBreak/>
         <w:t>레벨</w:t>
       </w:r>
       <w:r>
@@ -11885,7 +12875,7 @@
         </w:rPr>
         <w:t>디자인</w:t>
       </w:r>
-      <w:bookmarkEnd w:id="31"/>
+      <w:bookmarkEnd w:id="32"/>
     </w:p>
     <w:p>
       <w:pPr>
@@ -11895,15 +12885,14 @@
           <w:numId w:val="15"/>
         </w:numPr>
       </w:pPr>
-      <w:bookmarkStart w:id="32" w:name="_Toc243352885"/>
-      <w:r>
-        <w:rPr>
-          <w:rFonts w:hint="eastAsia"/>
-        </w:rPr>
-        <w:lastRenderedPageBreak/>
+      <w:bookmarkStart w:id="33" w:name="_Toc243523935"/>
+      <w:r>
+        <w:rPr>
+          <w:rFonts w:hint="eastAsia"/>
+        </w:rPr>
         <w:t>맵</w:t>
       </w:r>
-      <w:bookmarkEnd w:id="32"/>
+      <w:bookmarkEnd w:id="33"/>
     </w:p>
     <w:p>
       <w:r>
@@ -12037,14 +13026,14 @@
           <w:numId w:val="15"/>
         </w:numPr>
       </w:pPr>
-      <w:bookmarkStart w:id="33" w:name="_Toc243352886"/>
+      <w:bookmarkStart w:id="34" w:name="_Toc243523936"/>
       <w:r>
         <w:rPr>
           <w:rFonts w:hint="eastAsia"/>
         </w:rPr>
         <w:t>풀링</w:t>
       </w:r>
-      <w:bookmarkEnd w:id="33"/>
+      <w:bookmarkEnd w:id="34"/>
     </w:p>
     <w:p>
       <w:pPr>
@@ -12054,7 +13043,7 @@
           <w:numId w:val="15"/>
         </w:numPr>
       </w:pPr>
-      <w:bookmarkStart w:id="34" w:name="_Toc243352887"/>
+      <w:bookmarkStart w:id="35" w:name="_Toc243523937"/>
       <w:r>
         <w:t>오브젝트</w:t>
       </w:r>
@@ -12064,7 +13053,7 @@
       <w:r>
         <w:t>풀링</w:t>
       </w:r>
-      <w:bookmarkEnd w:id="34"/>
+      <w:bookmarkEnd w:id="35"/>
     </w:p>
     <w:p>
       <w:r>
@@ -13353,6 +14342,92 @@
     </w:lvl>
   </w:abstractNum>
   <w:abstractNum w:abstractNumId="8" w15:restartNumberingAfterBreak="0">
+    <w:nsid w:val="1E177CAD"/>
+    <w:multiLevelType w:val="multilevel"/>
+    <w:tmpl w:val="0409001D"/>
+    <w:lvl w:ilvl="0">
+      <w:start w:val="1"/>
+      <w:numFmt w:val="decimal"/>
+      <w:lvlText w:val="%1"/>
+      <w:lvlJc w:val="left"/>
+      <w:pPr>
+        <w:ind w:left="425" w:hanging="425"/>
+      </w:pPr>
+    </w:lvl>
+    <w:lvl w:ilvl="1">
+      <w:start w:val="1"/>
+      <w:numFmt w:val="decimal"/>
+      <w:lvlText w:val="%1.%2"/>
+      <w:lvlJc w:val="left"/>
+      <w:pPr>
+        <w:ind w:left="992" w:hanging="567"/>
+      </w:pPr>
+    </w:lvl>
+    <w:lvl w:ilvl="2">
+      <w:start w:val="1"/>
+      <w:numFmt w:val="decimal"/>
+      <w:lvlText w:val="%1.%2.%3"/>
+      <w:lvlJc w:val="left"/>
+      <w:pPr>
+        <w:ind w:left="1418" w:hanging="567"/>
+      </w:pPr>
+    </w:lvl>
+    <w:lvl w:ilvl="3">
+      <w:start w:val="1"/>
+      <w:numFmt w:val="decimal"/>
+      <w:lvlText w:val="%1.%2.%3.%4"/>
+      <w:lvlJc w:val="left"/>
+      <w:pPr>
+        <w:ind w:left="1984" w:hanging="708"/>
+      </w:pPr>
+    </w:lvl>
+    <w:lvl w:ilvl="4">
+      <w:start w:val="1"/>
+      <w:numFmt w:val="decimal"/>
+      <w:lvlText w:val="%1.%2.%3.%4.%5"/>
+      <w:lvlJc w:val="left"/>
+      <w:pPr>
+        <w:ind w:left="2551" w:hanging="850"/>
+      </w:pPr>
+    </w:lvl>
+    <w:lvl w:ilvl="5">
+      <w:start w:val="1"/>
+      <w:numFmt w:val="decimal"/>
+      <w:lvlText w:val="%1.%2.%3.%4.%5.%6"/>
+      <w:lvlJc w:val="left"/>
+      <w:pPr>
+        <w:ind w:left="3260" w:hanging="1134"/>
+      </w:pPr>
+    </w:lvl>
+    <w:lvl w:ilvl="6">
+      <w:start w:val="1"/>
+      <w:numFmt w:val="decimal"/>
+      <w:lvlText w:val="%1.%2.%3.%4.%5.%6.%7"/>
+      <w:lvlJc w:val="left"/>
+      <w:pPr>
+        <w:ind w:left="3827" w:hanging="1276"/>
+      </w:pPr>
+    </w:lvl>
+    <w:lvl w:ilvl="7">
+      <w:start w:val="1"/>
+      <w:numFmt w:val="decimal"/>
+      <w:lvlText w:val="%1.%2.%3.%4.%5.%6.%7.%8"/>
+      <w:lvlJc w:val="left"/>
+      <w:pPr>
+        <w:ind w:left="4394" w:hanging="1418"/>
+      </w:pPr>
+    </w:lvl>
+    <w:lvl w:ilvl="8">
+      <w:start w:val="1"/>
+      <w:numFmt w:val="decimal"/>
+      <w:lvlText w:val="%1.%2.%3.%4.%5.%6.%7.%8.%9"/>
+      <w:lvlJc w:val="left"/>
+      <w:pPr>
+        <w:ind w:left="5102" w:hanging="1700"/>
+      </w:pPr>
+    </w:lvl>
+  </w:abstractNum>
+  <w:abstractNum w:abstractNumId="9" w15:restartNumberingAfterBreak="0">
     <w:nsid w:val="20786215"/>
     <w:multiLevelType w:val="multilevel"/>
     <w:tmpl w:val="0409001D"/>
@@ -13438,7 +14513,7 @@
       </w:pPr>
     </w:lvl>
   </w:abstractNum>
-  <w:abstractNum w:abstractNumId="9" w15:restartNumberingAfterBreak="0">
+  <w:abstractNum w:abstractNumId="10" w15:restartNumberingAfterBreak="0">
     <w:nsid w:val="29D64026"/>
     <w:multiLevelType w:val="multilevel"/>
     <w:tmpl w:val="0409001D"/>
@@ -13524,7 +14599,7 @@
       </w:pPr>
     </w:lvl>
   </w:abstractNum>
-  <w:abstractNum w:abstractNumId="10" w15:restartNumberingAfterBreak="0">
+  <w:abstractNum w:abstractNumId="11" w15:restartNumberingAfterBreak="0">
     <w:nsid w:val="2B384616"/>
     <w:multiLevelType w:val="multilevel"/>
     <w:tmpl w:val="0409001D"/>
@@ -13610,7 +14685,7 @@
       </w:pPr>
     </w:lvl>
   </w:abstractNum>
-  <w:abstractNum w:abstractNumId="11" w15:restartNumberingAfterBreak="0">
+  <w:abstractNum w:abstractNumId="12" w15:restartNumberingAfterBreak="0">
     <w:nsid w:val="33191359"/>
     <w:multiLevelType w:val="multilevel"/>
     <w:tmpl w:val="0409001D"/>
@@ -13696,7 +14771,7 @@
       </w:pPr>
     </w:lvl>
   </w:abstractNum>
-  <w:abstractNum w:abstractNumId="12" w15:restartNumberingAfterBreak="0">
+  <w:abstractNum w:abstractNumId="13" w15:restartNumberingAfterBreak="0">
     <w:nsid w:val="37171D0D"/>
     <w:multiLevelType w:val="multilevel"/>
     <w:tmpl w:val="0409001D"/>
@@ -13782,7 +14857,7 @@
       </w:pPr>
     </w:lvl>
   </w:abstractNum>
-  <w:abstractNum w:abstractNumId="13" w15:restartNumberingAfterBreak="0">
+  <w:abstractNum w:abstractNumId="14" w15:restartNumberingAfterBreak="0">
     <w:nsid w:val="3E3B123E"/>
     <w:multiLevelType w:val="multilevel"/>
     <w:tmpl w:val="A8E87874"/>
@@ -13895,7 +14970,7 @@
       </w:rPr>
     </w:lvl>
   </w:abstractNum>
-  <w:abstractNum w:abstractNumId="14" w15:restartNumberingAfterBreak="0">
+  <w:abstractNum w:abstractNumId="15" w15:restartNumberingAfterBreak="0">
     <w:nsid w:val="41395663"/>
     <w:multiLevelType w:val="multilevel"/>
     <w:tmpl w:val="0409001F"/>
@@ -13981,7 +15056,7 @@
       </w:pPr>
     </w:lvl>
   </w:abstractNum>
-  <w:abstractNum w:abstractNumId="15" w15:restartNumberingAfterBreak="0">
+  <w:abstractNum w:abstractNumId="16" w15:restartNumberingAfterBreak="0">
     <w:nsid w:val="50F80426"/>
     <w:multiLevelType w:val="multilevel"/>
     <w:tmpl w:val="0409001D"/>
@@ -14067,7 +15142,7 @@
       </w:pPr>
     </w:lvl>
   </w:abstractNum>
-  <w:abstractNum w:abstractNumId="16" w15:restartNumberingAfterBreak="0">
+  <w:abstractNum w:abstractNumId="17" w15:restartNumberingAfterBreak="0">
     <w:nsid w:val="53DE3603"/>
     <w:multiLevelType w:val="hybridMultilevel"/>
     <w:tmpl w:val="5C406A74"/>
@@ -14156,7 +15231,7 @@
       </w:pPr>
     </w:lvl>
   </w:abstractNum>
-  <w:abstractNum w:abstractNumId="17" w15:restartNumberingAfterBreak="0">
+  <w:abstractNum w:abstractNumId="18" w15:restartNumberingAfterBreak="0">
     <w:nsid w:val="5BFA5B12"/>
     <w:multiLevelType w:val="multilevel"/>
     <w:tmpl w:val="0409001D"/>
@@ -14242,7 +15317,7 @@
       </w:pPr>
     </w:lvl>
   </w:abstractNum>
-  <w:abstractNum w:abstractNumId="18" w15:restartNumberingAfterBreak="0">
+  <w:abstractNum w:abstractNumId="19" w15:restartNumberingAfterBreak="0">
     <w:nsid w:val="62790579"/>
     <w:multiLevelType w:val="multilevel"/>
     <w:tmpl w:val="0409001D"/>
@@ -14328,7 +15403,7 @@
       </w:pPr>
     </w:lvl>
   </w:abstractNum>
-  <w:abstractNum w:abstractNumId="19" w15:restartNumberingAfterBreak="0">
+  <w:abstractNum w:abstractNumId="20" w15:restartNumberingAfterBreak="0">
     <w:nsid w:val="65F005F2"/>
     <w:multiLevelType w:val="multilevel"/>
     <w:tmpl w:val="0409001D"/>
@@ -14414,7 +15489,7 @@
       </w:pPr>
     </w:lvl>
   </w:abstractNum>
-  <w:abstractNum w:abstractNumId="20" w15:restartNumberingAfterBreak="0">
+  <w:abstractNum w:abstractNumId="21" w15:restartNumberingAfterBreak="0">
     <w:nsid w:val="69760EA4"/>
     <w:multiLevelType w:val="multilevel"/>
     <w:tmpl w:val="0409001D"/>
@@ -14500,7 +15575,7 @@
       </w:pPr>
     </w:lvl>
   </w:abstractNum>
-  <w:abstractNum w:abstractNumId="21" w15:restartNumberingAfterBreak="0">
+  <w:abstractNum w:abstractNumId="22" w15:restartNumberingAfterBreak="0">
     <w:nsid w:val="701D6963"/>
     <w:multiLevelType w:val="multilevel"/>
     <w:tmpl w:val="A8E87874"/>
@@ -14613,7 +15688,7 @@
       </w:rPr>
     </w:lvl>
   </w:abstractNum>
-  <w:abstractNum w:abstractNumId="22" w15:restartNumberingAfterBreak="0">
+  <w:abstractNum w:abstractNumId="23" w15:restartNumberingAfterBreak="0">
     <w:nsid w:val="788B2E69"/>
     <w:multiLevelType w:val="hybridMultilevel"/>
     <w:tmpl w:val="3420FD92"/>
@@ -14733,7 +15808,7 @@
     <w:abstractNumId w:val="5"/>
   </w:num>
   <w:num w:numId="3" w16cid:durableId="33846083">
-    <w:abstractNumId w:val="8"/>
+    <w:abstractNumId w:val="9"/>
   </w:num>
   <w:num w:numId="4" w16cid:durableId="1498617907">
     <w:abstractNumId w:val="7"/>
@@ -14745,37 +15820,37 @@
     <w:abstractNumId w:val="0"/>
   </w:num>
   <w:num w:numId="7" w16cid:durableId="1265457252">
-    <w:abstractNumId w:val="16"/>
+    <w:abstractNumId w:val="17"/>
   </w:num>
   <w:num w:numId="8" w16cid:durableId="1774591477">
-    <w:abstractNumId w:val="19"/>
+    <w:abstractNumId w:val="20"/>
   </w:num>
   <w:num w:numId="9" w16cid:durableId="864904616">
-    <w:abstractNumId w:val="9"/>
+    <w:abstractNumId w:val="10"/>
   </w:num>
   <w:num w:numId="10" w16cid:durableId="99031878">
-    <w:abstractNumId w:val="10"/>
+    <w:abstractNumId w:val="11"/>
   </w:num>
   <w:num w:numId="11" w16cid:durableId="1636645608">
+    <w:abstractNumId w:val="23"/>
+  </w:num>
+  <w:num w:numId="12" w16cid:durableId="1143615228">
+    <w:abstractNumId w:val="14"/>
+  </w:num>
+  <w:num w:numId="13" w16cid:durableId="253516271">
+    <w:abstractNumId w:val="18"/>
+  </w:num>
+  <w:num w:numId="14" w16cid:durableId="442267725">
     <w:abstractNumId w:val="22"/>
   </w:num>
-  <w:num w:numId="12" w16cid:durableId="1143615228">
-    <w:abstractNumId w:val="13"/>
-  </w:num>
-  <w:num w:numId="13" w16cid:durableId="253516271">
-    <w:abstractNumId w:val="17"/>
-  </w:num>
-  <w:num w:numId="14" w16cid:durableId="442267725">
-    <w:abstractNumId w:val="21"/>
-  </w:num>
   <w:num w:numId="15" w16cid:durableId="1567103118">
-    <w:abstractNumId w:val="11"/>
+    <w:abstractNumId w:val="12"/>
   </w:num>
   <w:num w:numId="16" w16cid:durableId="21782335">
-    <w:abstractNumId w:val="14"/>
+    <w:abstractNumId w:val="15"/>
   </w:num>
   <w:num w:numId="17" w16cid:durableId="70348142">
-    <w:abstractNumId w:val="20"/>
+    <w:abstractNumId w:val="21"/>
   </w:num>
   <w:num w:numId="18" w16cid:durableId="711661117">
     <w:abstractNumId w:val="2"/>
@@ -14787,13 +15862,16 @@
     <w:abstractNumId w:val="4"/>
   </w:num>
   <w:num w:numId="21" w16cid:durableId="881747626">
-    <w:abstractNumId w:val="15"/>
+    <w:abstractNumId w:val="16"/>
   </w:num>
   <w:num w:numId="22" w16cid:durableId="1353721840">
-    <w:abstractNumId w:val="18"/>
+    <w:abstractNumId w:val="19"/>
   </w:num>
   <w:num w:numId="23" w16cid:durableId="376710470">
-    <w:abstractNumId w:val="12"/>
+    <w:abstractNumId w:val="13"/>
+  </w:num>
+  <w:num w:numId="24" w16cid:durableId="1410274892">
+    <w:abstractNumId w:val="8"/>
   </w:num>
 </w:numbering>
 </file>
@@ -15288,7 +16366,6 @@
     <w:basedOn w:val="a"/>
     <w:next w:val="a"/>
     <w:uiPriority w:val="9"/>
-    <w:semiHidden/>
     <w:unhideWhenUsed/>
     <w:qFormat/>
     <w:pPr>
@@ -16218,28 +17295,28 @@
 </file>
 
 <file path=customXml/item1.xml><?xml version="1.0" encoding="utf-8"?>
+<b:Sources xmlns:b="http://schemas.openxmlformats.org/officeDocument/2006/bibliography" xmlns="http://schemas.openxmlformats.org/officeDocument/2006/bibliography" SelectedStyle="\APASixthEditionOfficeOnline.xsl" StyleName="APA" Version="6"/>
+</file>
+
+<file path=customXml/item2.xml><?xml version="1.0" encoding="utf-8"?>
 <go:gDocsCustomXmlDataStorage xmlns:go="http://customooxmlschemas.google.com/" xmlns:r="http://schemas.openxmlformats.org/officeDocument/2006/relationships" uri="GoogleDocsCustomDataVersion2">
   <go:docsCustomData xmlns:go="http://customooxmlschemas.google.com/" roundtripDataSignature="AMtx7micRMcumK0WNl2WwJGgDlCf2P0pZg==">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</go:docsCustomData>
 </go:gDocsCustomXmlDataStorage>
 </file>
 
-<file path=customXml/item2.xml><?xml version="1.0" encoding="utf-8"?>
-<b:Sources xmlns:b="http://schemas.openxmlformats.org/officeDocument/2006/bibliography" xmlns="http://schemas.openxmlformats.org/officeDocument/2006/bibliography" SelectedStyle="\APASixthEditionOfficeOnline.xsl" StyleName="APA" Version="6"/>
+<file path=customXml/itemProps1.xml><?xml version="1.0" encoding="utf-8"?>
+<ds:datastoreItem xmlns:ds="http://schemas.openxmlformats.org/officeDocument/2006/customXml" ds:itemID="{9319AD63-CBA6-497F-A07B-DAFEC8FA0A37}">
+  <ds:schemaRefs>
+    <ds:schemaRef ds:uri="http://schemas.openxmlformats.org/officeDocument/2006/bibliography"/>
+  </ds:schemaRefs>
+</ds:datastoreItem>
 </file>
 
-<file path=customXml/itemProps1.xml><?xml version="1.0" encoding="utf-8"?>
+<file path=customXml/itemProps2.xml><?xml version="1.0" encoding="utf-8"?>
 <ds:datastoreItem xmlns:ds="http://schemas.openxmlformats.org/officeDocument/2006/customXml" ds:itemID="{11111111-1234-1234-1234-123412341234}">
   <ds:schemaRefs>
     <ds:schemaRef ds:uri="http://customooxmlschemas.google.com/"/>
     <ds:schemaRef ds:uri="http://schemas.openxmlformats.org/officeDocument/2006/relationships"/>
   </ds:schemaRefs>
 </ds:datastoreItem>
-</file>
-
-<file path=customXml/itemProps2.xml><?xml version="1.0" encoding="utf-8"?>
-<ds:datastoreItem xmlns:ds="http://schemas.openxmlformats.org/officeDocument/2006/customXml" ds:itemID="{9319AD63-CBA6-497F-A07B-DAFEC8FA0A37}">
-  <ds:schemaRefs>
-    <ds:schemaRef ds:uri="http://schemas.openxmlformats.org/officeDocument/2006/bibliography"/>
-  </ds:schemaRefs>
-</ds:datastoreItem>
 </file>
--- a/SBSAcademy_Team01_기획서.docx
+++ b/SBSAcademy_Team01_기획서.docx
@@ -1,6 +1,6 @@
 
 <file path=word/document.xml><?xml version="1.0" encoding="utf-8"?>
-<w:document xmlns:wpc="http://schemas.microsoft.com/office/word/2010/wordprocessingCanvas" xmlns:cx="http://schemas.microsoft.com/office/drawing/2014/chartex" xmlns:cx1="http://schemas.microsoft.com/office/drawing/2015/9/8/chartex" xmlns:cx2="http://schemas.microsoft.com/office/drawing/2015/10/21/chartex" xmlns:cx3="http://schemas.microsoft.com/office/drawing/2016/5/9/chartex" xmlns:cx4="http://schemas.microsoft.com/office/drawing/2016/5/10/chartex" xmlns:cx5="http://schemas.microsoft.com/office/drawing/2016/5/11/chartex" xmlns:cx6="http://schemas.microsoft.com/office/drawing/2016/5/12/chartex" xmlns:cx7="http://schemas.microsoft.com/office/drawing/2016/5/13/chartex" xmlns:cx8="http://schemas.microsoft.com/office/drawing/2016/5/14/chartex" xmlns:mc="http://schemas.openxmlformats.org/markup-compatibility/2006" xmlns:aink="http://schemas.microsoft.com/office/drawing/2016/ink" xmlns:am3d="http://schemas.microsoft.com/office/drawing/2017/model3d" xmlns:o="urn:schemas-microsoft-com:office:office" xmlns:oel="http://schemas.microsoft.com/office/2019/extlst" xmlns:r="http://schemas.openxmlformats.org/officeDocument/2006/relationships" xmlns:m="http://schemas.openxmlformats.org/officeDocument/2006/math" xmlns:v="urn:schemas-microsoft-com:vml" xmlns:wp14="http://schemas.microsoft.com/office/word/2010/wordprocessingDrawing" xmlns:wp="http://schemas.openxmlformats.org/drawingml/2006/wordprocessingDrawing" xmlns:w10="urn:schemas-microsoft-com:office:word" xmlns:w="http://schemas.openxmlformats.org/wordprocessingml/2006/main" xmlns:w14="http://schemas.microsoft.com/office/word/2010/wordml" xmlns:w15="http://schemas.microsoft.com/office/word/2012/wordml" xmlns:w16cex="http://schemas.microsoft.com/office/word/2018/wordml/cex" xmlns:w16cid="http://schemas.microsoft.com/office/word/2016/wordml/cid" xmlns:w16="http://schemas.microsoft.com/office/word/2018/wordml" xmlns:w16du="http://schemas.microsoft.com/office/word/2023/wordml/word16du" xmlns:w16sdtdh="http://schemas.microsoft.com/office/word/2020/wordml/sdtdatahash" xmlns:w16sdtfl="http://schemas.microsoft.com/office/word/2024/wordml/sdtformatlock" xmlns:w16se="http://schemas.microsoft.com/office/word/2015/wordml/symex" xmlns:wpg="http://schemas.microsoft.com/office/word/2010/wordprocessingGroup" xmlns:wpi="http://schemas.microsoft.com/office/word/2010/wordprocessingInk" xmlns:wne="http://schemas.microsoft.com/office/word/2006/wordml" xmlns:wps="http://schemas.microsoft.com/office/word/2010/wordprocessingShape" mc:Ignorable="w14 w15 w16se w16cid w16 w16cex w16sdtdh w16sdtfl w16du wp14">
+<w:document xmlns:wpc="http://schemas.microsoft.com/office/word/2010/wordprocessingCanvas" xmlns:cx="http://schemas.microsoft.com/office/drawing/2014/chartex" xmlns:cx1="http://schemas.microsoft.com/office/drawing/2015/9/8/chartex" xmlns:cx2="http://schemas.microsoft.com/office/drawing/2015/10/21/chartex" xmlns:cx3="http://schemas.microsoft.com/office/drawing/2016/5/9/chartex" xmlns:cx4="http://schemas.microsoft.com/office/drawing/2016/5/10/chartex" xmlns:cx5="http://schemas.microsoft.com/office/drawing/2016/5/11/chartex" xmlns:cx6="http://schemas.microsoft.com/office/drawing/2016/5/12/chartex" xmlns:cx7="http://schemas.microsoft.com/office/drawing/2016/5/13/chartex" xmlns:cx8="http://schemas.microsoft.com/office/drawing/2016/5/14/chartex" xmlns:mc="http://schemas.openxmlformats.org/markup-compatibility/2006" xmlns:aink="http://schemas.microsoft.com/office/drawing/2016/ink" xmlns:am3d="http://schemas.microsoft.com/office/drawing/2017/model3d" xmlns:o="urn:schemas-microsoft-com:office:office" xmlns:oel="http://schemas.microsoft.com/office/2019/extlst" xmlns:r="http://schemas.openxmlformats.org/officeDocument/2006/relationships" xmlns:m="http://schemas.openxmlformats.org/officeDocument/2006/math" xmlns:v="urn:schemas-microsoft-com:vml" xmlns:wp14="http://schemas.microsoft.com/office/word/2010/wordprocessingDrawing" xmlns:wp="http://schemas.openxmlformats.org/drawingml/2006/wordprocessingDrawing" xmlns:w10="urn:schemas-microsoft-com:office:word" xmlns:w="http://schemas.openxmlformats.org/wordprocessingml/2006/main" xmlns:w14="http://schemas.microsoft.com/office/word/2010/wordml" xmlns:w15="http://schemas.microsoft.com/office/word/2012/wordml" xmlns:w16cei="http://schemas.microsoft.com/office/word/2026/wordml/cei" xmlns:w16cex="http://schemas.microsoft.com/office/word/2018/wordml/cex" xmlns:w16cid="http://schemas.microsoft.com/office/word/2016/wordml/cid" xmlns:w16="http://schemas.microsoft.com/office/word/2018/wordml" xmlns:w16du="http://schemas.microsoft.com/office/word/2023/wordml/word16du" xmlns:w16sdtdh="http://schemas.microsoft.com/office/word/2020/wordml/sdtdatahash" xmlns:w16sdtfl="http://schemas.microsoft.com/office/word/2024/wordml/sdtformatlock" xmlns:w16se="http://schemas.microsoft.com/office/word/2015/wordml/symex" xmlns:wpg="http://schemas.microsoft.com/office/word/2010/wordprocessingGroup" xmlns:wpi="http://schemas.microsoft.com/office/word/2010/wordprocessingInk" xmlns:wne="http://schemas.microsoft.com/office/word/2006/wordml" xmlns:wps="http://schemas.microsoft.com/office/word/2010/wordprocessingShape" mc:Ignorable="w14 w15 w16se w16cid w16 w16cex w16sdtdh w16sdtfl w16du wp14">
   <w:body>
     <w:p>
       <w:pPr>
@@ -22,25 +22,7 @@
             <w:rPr>
               <w:rFonts w:hint="eastAsia"/>
             </w:rPr>
-            <w:t xml:space="preserve"> </w:t>
-          </w:r>
-          <w:r>
-            <w:rPr>
-              <w:rFonts w:hint="eastAsia"/>
-            </w:rPr>
-            <w:t>시스템</w:t>
-          </w:r>
-          <w:r>
-            <w:rPr>
-              <w:rFonts w:hint="eastAsia"/>
-            </w:rPr>
-            <w:t xml:space="preserve"> </w:t>
-          </w:r>
-          <w:r>
-            <w:rPr>
-              <w:rFonts w:hint="eastAsia"/>
-            </w:rPr>
-            <w:t>기획</w:t>
+            <w:t xml:space="preserve"> 시스템 기획</w:t>
           </w:r>
         </w:sdtContent>
       </w:sdt>
@@ -88,6 +70,7 @@
                 <w:color w:val="000000"/>
               </w:rPr>
             </w:pPr>
+            <w:proofErr w:type="spellStart"/>
             <w:r>
               <w:rPr>
                 <w:rFonts w:ascii="맑은 고딕" w:eastAsia="맑은 고딕" w:hAnsi="맑은 고딕" w:cs="맑은 고딕"/>
@@ -97,6 +80,7 @@
               </w:rPr>
               <w:t>Date</w:t>
             </w:r>
+            <w:proofErr w:type="spellEnd"/>
           </w:p>
         </w:tc>
         <w:tc>
@@ -114,6 +98,7 @@
                 <w:color w:val="000000"/>
               </w:rPr>
             </w:pPr>
+            <w:proofErr w:type="spellStart"/>
             <w:r>
               <w:rPr>
                 <w:rFonts w:ascii="맑은 고딕" w:eastAsia="맑은 고딕" w:hAnsi="맑은 고딕" w:cs="맑은 고딕"/>
@@ -123,6 +108,7 @@
               </w:rPr>
               <w:t>Author</w:t>
             </w:r>
+            <w:proofErr w:type="spellEnd"/>
           </w:p>
         </w:tc>
         <w:tc>
@@ -140,6 +126,7 @@
                 <w:color w:val="000000"/>
               </w:rPr>
             </w:pPr>
+            <w:proofErr w:type="spellStart"/>
             <w:r>
               <w:rPr>
                 <w:rFonts w:ascii="맑은 고딕" w:eastAsia="맑은 고딕" w:hAnsi="맑은 고딕" w:cs="맑은 고딕"/>
@@ -149,6 +136,7 @@
               </w:rPr>
               <w:t>Description</w:t>
             </w:r>
+            <w:proofErr w:type="spellEnd"/>
           </w:p>
         </w:tc>
       </w:tr>
@@ -670,7 +658,7 @@
             <w:pPr>
               <w:jc w:val="center"/>
               <w:rPr>
-                <w:rFonts w:eastAsiaTheme="minorEastAsia" w:hint="eastAsia"/>
+                <w:rFonts w:eastAsiaTheme="minorEastAsia"/>
               </w:rPr>
             </w:pPr>
             <w:r>
@@ -712,7 +700,7 @@
             <w:pPr>
               <w:jc w:val="left"/>
               <w:rPr>
-                <w:rFonts w:ascii="맑은 고딕" w:eastAsia="맑은 고딕" w:hAnsi="맑은 고딕" w:cs="맑은 고딕" w:hint="eastAsia"/>
+                <w:rFonts w:ascii="맑은 고딕" w:eastAsia="맑은 고딕" w:hAnsi="맑은 고딕" w:cs="맑은 고딕"/>
                 <w:color w:val="000000"/>
               </w:rPr>
             </w:pPr>
@@ -825,7 +813,7 @@
             <w:pPr>
               <w:jc w:val="left"/>
               <w:rPr>
-                <w:rFonts w:ascii="맑은 고딕" w:eastAsia="맑은 고딕" w:hAnsi="맑은 고딕" w:cs="맑은 고딕" w:hint="eastAsia"/>
+                <w:rFonts w:ascii="맑은 고딕" w:eastAsia="맑은 고딕" w:hAnsi="맑은 고딕" w:cs="맑은 고딕"/>
                 <w:color w:val="000000"/>
               </w:rPr>
             </w:pPr>
@@ -1503,49 +1491,7 @@
             <w:rStyle w:val="af"/>
             <w:noProof/>
           </w:rPr>
-          <w:t>개발</w:t>
-        </w:r>
-        <w:r>
-          <w:rPr>
-            <w:rStyle w:val="af"/>
-            <w:noProof/>
-          </w:rPr>
-          <w:t xml:space="preserve"> </w:t>
-        </w:r>
-        <w:r>
-          <w:rPr>
-            <w:rStyle w:val="af"/>
-            <w:noProof/>
-          </w:rPr>
-          <w:t>환경</w:t>
-        </w:r>
-        <w:r>
-          <w:rPr>
-            <w:rStyle w:val="af"/>
-            <w:noProof/>
-          </w:rPr>
-          <w:t xml:space="preserve"> </w:t>
-        </w:r>
-        <w:r>
-          <w:rPr>
-            <w:rStyle w:val="af"/>
-            <w:noProof/>
-          </w:rPr>
-          <w:t>및</w:t>
-        </w:r>
-        <w:r>
-          <w:rPr>
-            <w:rStyle w:val="af"/>
-            <w:noProof/>
-          </w:rPr>
-          <w:t xml:space="preserve"> </w:t>
-        </w:r>
-        <w:r>
-          <w:rPr>
-            <w:rStyle w:val="af"/>
-            <w:noProof/>
-          </w:rPr>
-          <w:t>규칙</w:t>
+          <w:t>개발 환경 및 규칙</w:t>
         </w:r>
         <w:r>
           <w:rPr>
@@ -1637,21 +1583,7 @@
             <w:rStyle w:val="af"/>
             <w:noProof/>
           </w:rPr>
-          <w:t>게임</w:t>
-        </w:r>
-        <w:r>
-          <w:rPr>
-            <w:rStyle w:val="af"/>
-            <w:noProof/>
-          </w:rPr>
-          <w:t xml:space="preserve"> </w:t>
-        </w:r>
-        <w:r>
-          <w:rPr>
-            <w:rStyle w:val="af"/>
-            <w:noProof/>
-          </w:rPr>
-          <w:t>플로우</w:t>
+          <w:t>게임 플로우</w:t>
         </w:r>
         <w:r>
           <w:rPr>
@@ -1744,21 +1676,7 @@
             <w:rStyle w:val="af"/>
             <w:noProof/>
           </w:rPr>
-          <w:t>플로우</w:t>
-        </w:r>
-        <w:r>
-          <w:rPr>
-            <w:rStyle w:val="af"/>
-            <w:noProof/>
-          </w:rPr>
-          <w:t xml:space="preserve"> </w:t>
-        </w:r>
-        <w:r>
-          <w:rPr>
-            <w:rStyle w:val="af"/>
-            <w:noProof/>
-          </w:rPr>
-          <w:t>차트</w:t>
+          <w:t>플로우 차트</w:t>
         </w:r>
         <w:r>
           <w:rPr>
@@ -1851,35 +1769,7 @@
             <w:rStyle w:val="af"/>
             <w:noProof/>
           </w:rPr>
-          <w:t>핵심</w:t>
-        </w:r>
-        <w:r>
-          <w:rPr>
-            <w:rStyle w:val="af"/>
-            <w:noProof/>
-          </w:rPr>
-          <w:t xml:space="preserve"> </w:t>
-        </w:r>
-        <w:r>
-          <w:rPr>
-            <w:rStyle w:val="af"/>
-            <w:noProof/>
-          </w:rPr>
-          <w:t>게임</w:t>
-        </w:r>
-        <w:r>
-          <w:rPr>
-            <w:rStyle w:val="af"/>
-            <w:noProof/>
-          </w:rPr>
-          <w:t xml:space="preserve"> </w:t>
-        </w:r>
-        <w:r>
-          <w:rPr>
-            <w:rStyle w:val="af"/>
-            <w:noProof/>
-          </w:rPr>
-          <w:t>루프</w:t>
+          <w:t>핵심 게임 루프</w:t>
         </w:r>
         <w:r>
           <w:rPr>
@@ -1971,21 +1861,7 @@
             <w:rStyle w:val="af"/>
             <w:noProof/>
           </w:rPr>
-          <w:t>핵심</w:t>
-        </w:r>
-        <w:r>
-          <w:rPr>
-            <w:rStyle w:val="af"/>
-            <w:noProof/>
-          </w:rPr>
-          <w:t xml:space="preserve"> </w:t>
-        </w:r>
-        <w:r>
-          <w:rPr>
-            <w:rStyle w:val="af"/>
-            <w:noProof/>
-          </w:rPr>
-          <w:t>시스템</w:t>
+          <w:t>핵심 시스템</w:t>
         </w:r>
         <w:r>
           <w:rPr>
@@ -2078,49 +1954,7 @@
             <w:rStyle w:val="af"/>
             <w:noProof/>
           </w:rPr>
-          <w:t>룰렛</w:t>
-        </w:r>
-        <w:r>
-          <w:rPr>
-            <w:rStyle w:val="af"/>
-            <w:noProof/>
-          </w:rPr>
-          <w:t xml:space="preserve"> </w:t>
-        </w:r>
-        <w:r>
-          <w:rPr>
-            <w:rStyle w:val="af"/>
-            <w:noProof/>
-          </w:rPr>
-          <w:t>및</w:t>
-        </w:r>
-        <w:r>
-          <w:rPr>
-            <w:rStyle w:val="af"/>
-            <w:noProof/>
-          </w:rPr>
-          <w:t xml:space="preserve"> </w:t>
-        </w:r>
-        <w:r>
-          <w:rPr>
-            <w:rStyle w:val="af"/>
-            <w:noProof/>
-          </w:rPr>
-          <w:t>선택지</w:t>
-        </w:r>
-        <w:r>
-          <w:rPr>
-            <w:rStyle w:val="af"/>
-            <w:noProof/>
-          </w:rPr>
-          <w:t xml:space="preserve"> </w:t>
-        </w:r>
-        <w:r>
-          <w:rPr>
-            <w:rStyle w:val="af"/>
-            <w:noProof/>
-          </w:rPr>
-          <w:t>시스템</w:t>
+          <w:t>룰렛 및 선택지 시스템</w:t>
         </w:r>
         <w:r>
           <w:rPr>
@@ -2213,21 +2047,7 @@
             <w:rStyle w:val="af"/>
             <w:noProof/>
           </w:rPr>
-          <w:t>사전</w:t>
-        </w:r>
-        <w:r>
-          <w:rPr>
-            <w:rStyle w:val="af"/>
-            <w:noProof/>
-          </w:rPr>
-          <w:t xml:space="preserve"> </w:t>
-        </w:r>
-        <w:r>
-          <w:rPr>
-            <w:rStyle w:val="af"/>
-            <w:noProof/>
-          </w:rPr>
-          <w:t>룰렛</w:t>
+          <w:t>사전 룰렛</w:t>
         </w:r>
         <w:r>
           <w:rPr>
@@ -2320,35 +2140,7 @@
             <w:rStyle w:val="af"/>
             <w:noProof/>
           </w:rPr>
-          <w:t>클리어</w:t>
-        </w:r>
-        <w:r>
-          <w:rPr>
-            <w:rStyle w:val="af"/>
-            <w:noProof/>
-          </w:rPr>
-          <w:t xml:space="preserve"> </w:t>
-        </w:r>
-        <w:r>
-          <w:rPr>
-            <w:rStyle w:val="af"/>
-            <w:noProof/>
-          </w:rPr>
-          <w:t>보상</w:t>
-        </w:r>
-        <w:r>
-          <w:rPr>
-            <w:rStyle w:val="af"/>
-            <w:noProof/>
-          </w:rPr>
-          <w:t xml:space="preserve"> </w:t>
-        </w:r>
-        <w:r>
-          <w:rPr>
-            <w:rStyle w:val="af"/>
-            <w:noProof/>
-          </w:rPr>
-          <w:t>선택지</w:t>
+          <w:t>클리어 보상 선택지</w:t>
         </w:r>
         <w:r>
           <w:rPr>
@@ -2441,63 +2233,7 @@
             <w:rStyle w:val="af"/>
             <w:noProof/>
           </w:rPr>
-          <w:t>유물</w:t>
-        </w:r>
-        <w:r>
-          <w:rPr>
-            <w:rStyle w:val="af"/>
-            <w:noProof/>
-          </w:rPr>
-          <w:t xml:space="preserve"> </w:t>
-        </w:r>
-        <w:r>
-          <w:rPr>
-            <w:rStyle w:val="af"/>
-            <w:noProof/>
-          </w:rPr>
-          <w:t>및</w:t>
-        </w:r>
-        <w:r>
-          <w:rPr>
-            <w:rStyle w:val="af"/>
-            <w:noProof/>
-          </w:rPr>
-          <w:t xml:space="preserve"> </w:t>
-        </w:r>
-        <w:r>
-          <w:rPr>
-            <w:rStyle w:val="af"/>
-            <w:noProof/>
-          </w:rPr>
-          <w:t>스탯</w:t>
-        </w:r>
-        <w:r>
-          <w:rPr>
-            <w:rStyle w:val="af"/>
-            <w:noProof/>
-          </w:rPr>
-          <w:t xml:space="preserve"> </w:t>
-        </w:r>
-        <w:r>
-          <w:rPr>
-            <w:rStyle w:val="af"/>
-            <w:noProof/>
-          </w:rPr>
-          <w:t>증강</w:t>
-        </w:r>
-        <w:r>
-          <w:rPr>
-            <w:rStyle w:val="af"/>
-            <w:noProof/>
-          </w:rPr>
-          <w:t xml:space="preserve"> </w:t>
-        </w:r>
-        <w:r>
-          <w:rPr>
-            <w:rStyle w:val="af"/>
-            <w:noProof/>
-          </w:rPr>
-          <w:t>시스템</w:t>
+          <w:t>유물 및 스탯 증강 시스템</w:t>
         </w:r>
         <w:r>
           <w:rPr>
@@ -2590,35 +2326,7 @@
             <w:rStyle w:val="af"/>
             <w:noProof/>
           </w:rPr>
-          <w:t>저주</w:t>
-        </w:r>
-        <w:r>
-          <w:rPr>
-            <w:rStyle w:val="af"/>
-            <w:noProof/>
-          </w:rPr>
-          <w:t>/</w:t>
-        </w:r>
-        <w:r>
-          <w:rPr>
-            <w:rStyle w:val="af"/>
-            <w:noProof/>
-          </w:rPr>
-          <w:t>리스크</w:t>
-        </w:r>
-        <w:r>
-          <w:rPr>
-            <w:rStyle w:val="af"/>
-            <w:noProof/>
-          </w:rPr>
-          <w:t xml:space="preserve"> </w:t>
-        </w:r>
-        <w:r>
-          <w:rPr>
-            <w:rStyle w:val="af"/>
-            <w:noProof/>
-          </w:rPr>
-          <w:t>유물</w:t>
+          <w:t>저주/리스크 유물</w:t>
         </w:r>
         <w:r>
           <w:rPr>
@@ -2711,21 +2419,7 @@
             <w:rStyle w:val="af"/>
             <w:noProof/>
           </w:rPr>
-          <w:t>보스</w:t>
-        </w:r>
-        <w:r>
-          <w:rPr>
-            <w:rStyle w:val="af"/>
-            <w:noProof/>
-          </w:rPr>
-          <w:t xml:space="preserve"> </w:t>
-        </w:r>
-        <w:r>
-          <w:rPr>
-            <w:rStyle w:val="af"/>
-            <w:noProof/>
-          </w:rPr>
-          <w:t>증강</w:t>
+          <w:t>보스 증강</w:t>
         </w:r>
         <w:r>
           <w:rPr>
@@ -2818,49 +2512,7 @@
             <w:rStyle w:val="af"/>
             <w:noProof/>
           </w:rPr>
-          <w:t>공격</w:t>
-        </w:r>
-        <w:r>
-          <w:rPr>
-            <w:rStyle w:val="af"/>
-            <w:noProof/>
-          </w:rPr>
-          <w:t xml:space="preserve"> </w:t>
-        </w:r>
-        <w:r>
-          <w:rPr>
-            <w:rStyle w:val="af"/>
-            <w:noProof/>
-          </w:rPr>
-          <w:t>및</w:t>
-        </w:r>
-        <w:r>
-          <w:rPr>
-            <w:rStyle w:val="af"/>
-            <w:noProof/>
-          </w:rPr>
-          <w:t xml:space="preserve"> </w:t>
-        </w:r>
-        <w:r>
-          <w:rPr>
-            <w:rStyle w:val="af"/>
-            <w:noProof/>
-          </w:rPr>
-          <w:t>스킬</w:t>
-        </w:r>
-        <w:r>
-          <w:rPr>
-            <w:rStyle w:val="af"/>
-            <w:noProof/>
-          </w:rPr>
-          <w:t xml:space="preserve"> </w:t>
-        </w:r>
-        <w:r>
-          <w:rPr>
-            <w:rStyle w:val="af"/>
-            <w:noProof/>
-          </w:rPr>
-          <w:t>시스템</w:t>
+          <w:t>공격 및 스킬 시스템</w:t>
         </w:r>
         <w:r>
           <w:rPr>
@@ -3046,21 +2698,7 @@
             <w:rStyle w:val="af"/>
             <w:noProof/>
           </w:rPr>
-          <w:t>약공격</w:t>
-        </w:r>
-        <w:r>
-          <w:rPr>
-            <w:rStyle w:val="af"/>
-            <w:noProof/>
-          </w:rPr>
-          <w:t xml:space="preserve"> </w:t>
-        </w:r>
-        <w:r>
-          <w:rPr>
-            <w:rStyle w:val="af"/>
-            <w:noProof/>
-          </w:rPr>
-          <w:t>스킬</w:t>
+          <w:t>약공격 스킬</w:t>
         </w:r>
         <w:r>
           <w:rPr>
@@ -3153,21 +2791,7 @@
             <w:rStyle w:val="af"/>
             <w:noProof/>
           </w:rPr>
-          <w:t>강공격</w:t>
-        </w:r>
-        <w:r>
-          <w:rPr>
-            <w:rStyle w:val="af"/>
-            <w:noProof/>
-          </w:rPr>
-          <w:t xml:space="preserve"> </w:t>
-        </w:r>
-        <w:r>
-          <w:rPr>
-            <w:rStyle w:val="af"/>
-            <w:noProof/>
-          </w:rPr>
-          <w:t>스킬</w:t>
+          <w:t>강공격 스킬</w:t>
         </w:r>
         <w:r>
           <w:rPr>
@@ -3260,35 +2884,7 @@
             <w:rStyle w:val="af"/>
             <w:noProof/>
           </w:rPr>
-          <w:t>보조</w:t>
-        </w:r>
-        <w:r>
-          <w:rPr>
-            <w:rStyle w:val="af"/>
-            <w:noProof/>
-          </w:rPr>
-          <w:t xml:space="preserve"> </w:t>
-        </w:r>
-        <w:r>
-          <w:rPr>
-            <w:rStyle w:val="af"/>
-            <w:noProof/>
-          </w:rPr>
-          <w:t>전략</w:t>
-        </w:r>
-        <w:r>
-          <w:rPr>
-            <w:rStyle w:val="af"/>
-            <w:noProof/>
-          </w:rPr>
-          <w:t xml:space="preserve"> </w:t>
-        </w:r>
-        <w:r>
-          <w:rPr>
-            <w:rStyle w:val="af"/>
-            <w:noProof/>
-          </w:rPr>
-          <w:t>스킬</w:t>
+          <w:t>보조 전략 스킬</w:t>
         </w:r>
         <w:r>
           <w:rPr>
@@ -3381,21 +2977,7 @@
             <w:rStyle w:val="af"/>
             <w:noProof/>
           </w:rPr>
-          <w:t>속성</w:t>
-        </w:r>
-        <w:r>
-          <w:rPr>
-            <w:rStyle w:val="af"/>
-            <w:noProof/>
-          </w:rPr>
-          <w:t xml:space="preserve"> </w:t>
-        </w:r>
-        <w:r>
-          <w:rPr>
-            <w:rStyle w:val="af"/>
-            <w:noProof/>
-          </w:rPr>
-          <w:t>시스템</w:t>
+          <w:t>속성 시스템</w:t>
         </w:r>
         <w:r>
           <w:rPr>
@@ -3488,35 +3070,7 @@
             <w:rStyle w:val="af"/>
             <w:noProof/>
           </w:rPr>
-          <w:t>스테이지</w:t>
-        </w:r>
-        <w:r>
-          <w:rPr>
-            <w:rStyle w:val="af"/>
-            <w:noProof/>
-          </w:rPr>
-          <w:t xml:space="preserve"> </w:t>
-        </w:r>
-        <w:r>
-          <w:rPr>
-            <w:rStyle w:val="af"/>
-            <w:noProof/>
-          </w:rPr>
-          <w:t>전개</w:t>
-        </w:r>
-        <w:r>
-          <w:rPr>
-            <w:rStyle w:val="af"/>
-            <w:noProof/>
-          </w:rPr>
-          <w:t xml:space="preserve"> </w:t>
-        </w:r>
-        <w:r>
-          <w:rPr>
-            <w:rStyle w:val="af"/>
-            <w:noProof/>
-          </w:rPr>
-          <w:t>시스템</w:t>
+          <w:t>스테이지 전개 시스템</w:t>
         </w:r>
         <w:r>
           <w:rPr>
@@ -3608,35 +3162,7 @@
             <w:rStyle w:val="af"/>
             <w:noProof/>
           </w:rPr>
-          <w:t>게임</w:t>
-        </w:r>
-        <w:r>
-          <w:rPr>
-            <w:rStyle w:val="af"/>
-            <w:noProof/>
-          </w:rPr>
-          <w:t xml:space="preserve"> </w:t>
-        </w:r>
-        <w:r>
-          <w:rPr>
-            <w:rStyle w:val="af"/>
-            <w:noProof/>
-          </w:rPr>
-          <w:t>내</w:t>
-        </w:r>
-        <w:r>
-          <w:rPr>
-            <w:rStyle w:val="af"/>
-            <w:noProof/>
-          </w:rPr>
-          <w:t xml:space="preserve"> </w:t>
-        </w:r>
-        <w:r>
-          <w:rPr>
-            <w:rStyle w:val="af"/>
-            <w:noProof/>
-          </w:rPr>
-          <w:t>요소</w:t>
+          <w:t>게임 내 요소</w:t>
         </w:r>
         <w:r>
           <w:rPr>
@@ -4007,21 +3533,7 @@
             <w:rStyle w:val="af"/>
             <w:noProof/>
           </w:rPr>
-          <w:t>레벨</w:t>
-        </w:r>
-        <w:r>
-          <w:rPr>
-            <w:rStyle w:val="af"/>
-            <w:noProof/>
-          </w:rPr>
-          <w:t xml:space="preserve"> </w:t>
-        </w:r>
-        <w:r>
-          <w:rPr>
-            <w:rStyle w:val="af"/>
-            <w:noProof/>
-          </w:rPr>
-          <w:t>디자인</w:t>
+          <w:t>레벨 디자인</w:t>
         </w:r>
         <w:r>
           <w:rPr>
@@ -4300,21 +3812,7 @@
             <w:rStyle w:val="af"/>
             <w:noProof/>
           </w:rPr>
-          <w:t>오브젝트</w:t>
-        </w:r>
-        <w:r>
-          <w:rPr>
-            <w:rStyle w:val="af"/>
-            <w:noProof/>
-          </w:rPr>
-          <w:t xml:space="preserve"> </w:t>
-        </w:r>
-        <w:r>
-          <w:rPr>
-            <w:rStyle w:val="af"/>
-            <w:noProof/>
-          </w:rPr>
-          <w:t>풀링</w:t>
+          <w:t>오브젝트 풀링</w:t>
         </w:r>
         <w:r>
           <w:rPr>
@@ -4368,7 +3866,6 @@
     </w:p>
     <w:p>
       <w:r>
-        <w:lastRenderedPageBreak/>
         <w:fldChar w:fldCharType="end"/>
       </w:r>
     </w:p>
@@ -4416,361 +3913,63 @@
         <w:rPr>
           <w:rFonts w:hint="eastAsia"/>
         </w:rPr>
-        <w:t>모바일에서</w:t>
-      </w:r>
+        <w:t xml:space="preserve">모바일에서 </w:t>
+      </w:r>
+      <w:proofErr w:type="spellStart"/>
+      <w:r>
+        <w:rPr>
+          <w:rFonts w:hint="eastAsia"/>
+        </w:rPr>
+        <w:t>소울류의</w:t>
+      </w:r>
+      <w:proofErr w:type="spellEnd"/>
       <w:r>
         <w:rPr>
           <w:rFonts w:hint="eastAsia"/>
         </w:rPr>
         <w:t xml:space="preserve"> </w:t>
       </w:r>
-      <w:r>
-        <w:rPr>
-          <w:rFonts w:hint="eastAsia"/>
-        </w:rPr>
-        <w:t>소울류의</w:t>
-      </w:r>
-      <w:r>
-        <w:rPr>
-          <w:rFonts w:hint="eastAsia"/>
-        </w:rPr>
-        <w:t xml:space="preserve"> </w:t>
-      </w:r>
+      <w:proofErr w:type="spellStart"/>
       <w:r>
         <w:rPr>
           <w:rFonts w:hint="eastAsia"/>
         </w:rPr>
         <w:t>로그라이크</w:t>
       </w:r>
-      <w:r>
-        <w:rPr>
-          <w:rFonts w:hint="eastAsia"/>
-        </w:rPr>
-        <w:t xml:space="preserve"> </w:t>
-      </w:r>
-      <w:r>
-        <w:rPr>
-          <w:rFonts w:hint="eastAsia"/>
-        </w:rPr>
-        <w:t>게임을</w:t>
-      </w:r>
-      <w:r>
-        <w:rPr>
-          <w:rFonts w:hint="eastAsia"/>
-        </w:rPr>
-        <w:t xml:space="preserve"> </w:t>
-      </w:r>
-      <w:r>
-        <w:rPr>
-          <w:rFonts w:hint="eastAsia"/>
-        </w:rPr>
-        <w:t>경험할</w:t>
-      </w:r>
-      <w:r>
-        <w:rPr>
-          <w:rFonts w:hint="eastAsia"/>
-        </w:rPr>
-        <w:t xml:space="preserve"> </w:t>
-      </w:r>
-      <w:r>
-        <w:rPr>
-          <w:rFonts w:hint="eastAsia"/>
-        </w:rPr>
-        <w:t>수</w:t>
-      </w:r>
-      <w:r>
-        <w:rPr>
-          <w:rFonts w:hint="eastAsia"/>
-        </w:rPr>
-        <w:t xml:space="preserve"> </w:t>
-      </w:r>
-      <w:r>
-        <w:rPr>
-          <w:rFonts w:hint="eastAsia"/>
-        </w:rPr>
-        <w:t>있게</w:t>
-      </w:r>
-      <w:r>
-        <w:rPr>
-          <w:rFonts w:hint="eastAsia"/>
-        </w:rPr>
-        <w:t xml:space="preserve"> </w:t>
-      </w:r>
-      <w:r>
-        <w:rPr>
-          <w:rFonts w:hint="eastAsia"/>
-        </w:rPr>
-        <w:t>한다</w:t>
-      </w:r>
-      <w:r>
-        <w:rPr>
-          <w:rFonts w:hint="eastAsia"/>
-        </w:rPr>
-        <w:t xml:space="preserve">. </w:t>
-      </w:r>
-      <w:r>
-        <w:rPr>
-          <w:rFonts w:hint="eastAsia"/>
-        </w:rPr>
-        <w:t>강해져야</w:t>
-      </w:r>
-      <w:r>
-        <w:rPr>
-          <w:rFonts w:hint="eastAsia"/>
-        </w:rPr>
-        <w:t xml:space="preserve"> </w:t>
-      </w:r>
-      <w:r>
-        <w:rPr>
-          <w:rFonts w:hint="eastAsia"/>
-        </w:rPr>
-        <w:t>하는</w:t>
-      </w:r>
-      <w:r>
-        <w:rPr>
-          <w:rFonts w:hint="eastAsia"/>
-        </w:rPr>
-        <w:t xml:space="preserve"> </w:t>
-      </w:r>
-      <w:r>
-        <w:rPr>
-          <w:rFonts w:hint="eastAsia"/>
-        </w:rPr>
-        <w:t>동기와</w:t>
-      </w:r>
-      <w:r>
-        <w:rPr>
-          <w:rFonts w:hint="eastAsia"/>
-        </w:rPr>
-        <w:t xml:space="preserve"> </w:t>
-      </w:r>
-      <w:r>
-        <w:rPr>
-          <w:rFonts w:hint="eastAsia"/>
-        </w:rPr>
-        <w:t>스테이지</w:t>
-      </w:r>
-      <w:r>
-        <w:rPr>
-          <w:rFonts w:hint="eastAsia"/>
-        </w:rPr>
-        <w:t xml:space="preserve"> </w:t>
-      </w:r>
-      <w:r>
-        <w:rPr>
-          <w:rFonts w:hint="eastAsia"/>
-        </w:rPr>
-        <w:t>클리어</w:t>
-      </w:r>
-      <w:r>
-        <w:rPr>
-          <w:rFonts w:hint="eastAsia"/>
-        </w:rPr>
-        <w:t xml:space="preserve"> </w:t>
-      </w:r>
-      <w:r>
-        <w:rPr>
-          <w:rFonts w:hint="eastAsia"/>
-        </w:rPr>
-        <w:t>욕구는</w:t>
-      </w:r>
-      <w:r>
-        <w:rPr>
-          <w:rFonts w:hint="eastAsia"/>
-        </w:rPr>
-        <w:t xml:space="preserve"> </w:t>
-      </w:r>
+      <w:proofErr w:type="spellEnd"/>
+      <w:r>
+        <w:rPr>
+          <w:rFonts w:hint="eastAsia"/>
+        </w:rPr>
+        <w:t xml:space="preserve"> 게임을 경험할 수 있게 한다. 강해져야 하는 동기와 스테이지 클리어 욕구는 </w:t>
+      </w:r>
+      <w:proofErr w:type="spellStart"/>
       <w:r>
         <w:rPr>
           <w:rFonts w:hint="eastAsia"/>
         </w:rPr>
         <w:t>이스터에그</w:t>
       </w:r>
-      <w:r>
-        <w:rPr>
-          <w:rFonts w:hint="eastAsia"/>
-        </w:rPr>
-        <w:t xml:space="preserve"> </w:t>
-      </w:r>
-      <w:r>
-        <w:rPr>
-          <w:rFonts w:hint="eastAsia"/>
-        </w:rPr>
-        <w:t>형식의</w:t>
-      </w:r>
-      <w:r>
-        <w:rPr>
-          <w:rFonts w:hint="eastAsia"/>
-        </w:rPr>
-        <w:t xml:space="preserve"> </w:t>
-      </w:r>
-      <w:r>
-        <w:rPr>
-          <w:rFonts w:hint="eastAsia"/>
-        </w:rPr>
-        <w:t>간접</w:t>
-      </w:r>
-      <w:r>
-        <w:rPr>
-          <w:rFonts w:hint="eastAsia"/>
-        </w:rPr>
-        <w:t xml:space="preserve"> </w:t>
-      </w:r>
-      <w:r>
-        <w:rPr>
-          <w:rFonts w:hint="eastAsia"/>
-        </w:rPr>
-        <w:t>스토리</w:t>
-      </w:r>
-      <w:r>
-        <w:rPr>
-          <w:rFonts w:hint="eastAsia"/>
-        </w:rPr>
-        <w:t xml:space="preserve"> </w:t>
-      </w:r>
-      <w:r>
-        <w:rPr>
-          <w:rFonts w:hint="eastAsia"/>
-        </w:rPr>
-        <w:t>체험을</w:t>
-      </w:r>
-      <w:r>
-        <w:rPr>
-          <w:rFonts w:hint="eastAsia"/>
-        </w:rPr>
-        <w:t xml:space="preserve"> </w:t>
-      </w:r>
-      <w:r>
-        <w:rPr>
-          <w:rFonts w:hint="eastAsia"/>
-        </w:rPr>
-        <w:t>제공하는</w:t>
-      </w:r>
-      <w:r>
-        <w:rPr>
-          <w:rFonts w:hint="eastAsia"/>
-        </w:rPr>
-        <w:t xml:space="preserve"> </w:t>
-      </w:r>
-      <w:r>
-        <w:rPr>
-          <w:rFonts w:hint="eastAsia"/>
-        </w:rPr>
-        <w:t>방식과</w:t>
-      </w:r>
-      <w:r>
-        <w:rPr>
-          <w:rFonts w:hint="eastAsia"/>
-        </w:rPr>
-        <w:t xml:space="preserve"> </w:t>
-      </w:r>
-      <w:r>
-        <w:rPr>
-          <w:rFonts w:hint="eastAsia"/>
-        </w:rPr>
-        <w:t>유물</w:t>
-      </w:r>
-      <w:r>
-        <w:rPr>
-          <w:rFonts w:hint="eastAsia"/>
-        </w:rPr>
-        <w:t xml:space="preserve">, </w:t>
-      </w:r>
-      <w:r>
-        <w:rPr>
-          <w:rFonts w:hint="eastAsia"/>
-        </w:rPr>
-        <w:t>증강</w:t>
-      </w:r>
-      <w:r>
-        <w:rPr>
-          <w:rFonts w:hint="eastAsia"/>
-        </w:rPr>
-        <w:t xml:space="preserve"> </w:t>
-      </w:r>
-      <w:r>
-        <w:rPr>
-          <w:rFonts w:hint="eastAsia"/>
-        </w:rPr>
-        <w:t>등의</w:t>
-      </w:r>
-      <w:r>
-        <w:rPr>
-          <w:rFonts w:hint="eastAsia"/>
-        </w:rPr>
-        <w:t xml:space="preserve"> </w:t>
-      </w:r>
+      <w:proofErr w:type="spellEnd"/>
+      <w:r>
+        <w:rPr>
+          <w:rFonts w:hint="eastAsia"/>
+        </w:rPr>
+        <w:t xml:space="preserve"> 형식의 간접 스토리 체험을 제공하는 방식과 유물, 증강 등의 </w:t>
+      </w:r>
+      <w:proofErr w:type="spellStart"/>
       <w:r>
         <w:rPr>
           <w:rFonts w:hint="eastAsia"/>
         </w:rPr>
         <w:t>인게임</w:t>
       </w:r>
-      <w:r>
-        <w:rPr>
-          <w:rFonts w:hint="eastAsia"/>
-        </w:rPr>
-        <w:t xml:space="preserve"> </w:t>
-      </w:r>
-      <w:r>
-        <w:rPr>
-          <w:rFonts w:hint="eastAsia"/>
-        </w:rPr>
-        <w:t>성장</w:t>
-      </w:r>
-      <w:r>
-        <w:rPr>
-          <w:rFonts w:hint="eastAsia"/>
-        </w:rPr>
-        <w:t xml:space="preserve"> </w:t>
-      </w:r>
-      <w:r>
-        <w:rPr>
-          <w:rFonts w:hint="eastAsia"/>
-        </w:rPr>
-        <w:t>요소로</w:t>
-      </w:r>
-      <w:r>
-        <w:rPr>
-          <w:rFonts w:hint="eastAsia"/>
-        </w:rPr>
-        <w:t xml:space="preserve"> </w:t>
-      </w:r>
-      <w:r>
-        <w:rPr>
-          <w:rFonts w:hint="eastAsia"/>
-        </w:rPr>
-        <w:t>자극하여</w:t>
-      </w:r>
-      <w:r>
-        <w:rPr>
-          <w:rFonts w:hint="eastAsia"/>
-        </w:rPr>
-        <w:t xml:space="preserve"> </w:t>
-      </w:r>
-      <w:r>
-        <w:rPr>
-          <w:rFonts w:hint="eastAsia"/>
-        </w:rPr>
-        <w:t>재미를</w:t>
-      </w:r>
-      <w:r>
-        <w:rPr>
-          <w:rFonts w:hint="eastAsia"/>
-        </w:rPr>
-        <w:t xml:space="preserve"> </w:t>
-      </w:r>
-      <w:r>
-        <w:rPr>
-          <w:rFonts w:hint="eastAsia"/>
-        </w:rPr>
-        <w:t>준다</w:t>
-      </w:r>
-      <w:r>
-        <w:rPr>
-          <w:rFonts w:hint="eastAsia"/>
-        </w:rPr>
-        <w:t>.</w:t>
+      <w:proofErr w:type="spellEnd"/>
+      <w:r>
+        <w:rPr>
+          <w:rFonts w:hint="eastAsia"/>
+        </w:rPr>
+        <w:t xml:space="preserve"> 성장 요소로 자극하여 재미를 준다.</w:t>
       </w:r>
     </w:p>
     <w:p/>
@@ -4956,13 +4155,23 @@
                 <w:lang w:val="en-US"/>
               </w:rPr>
             </w:pPr>
+            <w:proofErr w:type="spellStart"/>
             <w:r>
               <w:rPr>
                 <w:rFonts w:ascii="맑은 고딕" w:eastAsia="맑은 고딕" w:hAnsi="맑은 고딕" w:cs="굴림"/>
                 <w:color w:val="000000"/>
                 <w:lang w:val="en-US"/>
               </w:rPr>
-              <w:t xml:space="preserve">좀비소울 </w:t>
+              <w:t>좀비소울</w:t>
+            </w:r>
+            <w:proofErr w:type="spellEnd"/>
+            <w:r>
+              <w:rPr>
+                <w:rFonts w:ascii="맑은 고딕" w:eastAsia="맑은 고딕" w:hAnsi="맑은 고딕" w:cs="굴림"/>
+                <w:color w:val="000000"/>
+                <w:lang w:val="en-US"/>
+              </w:rPr>
+              <w:t xml:space="preserve"> </w:t>
             </w:r>
             <w:r>
               <w:rPr>
@@ -5051,7 +4260,16 @@
                 <w:color w:val="000000"/>
                 <w:lang w:val="en-US"/>
               </w:rPr>
-              <w:t>액션 로그라이</w:t>
+              <w:t xml:space="preserve">액션 </w:t>
+            </w:r>
+            <w:proofErr w:type="spellStart"/>
+            <w:r>
+              <w:rPr>
+                <w:rFonts w:ascii="맑은 고딕" w:eastAsia="맑은 고딕" w:hAnsi="맑은 고딕" w:cs="굴림"/>
+                <w:color w:val="000000"/>
+                <w:lang w:val="en-US"/>
+              </w:rPr>
+              <w:t>로그라이</w:t>
             </w:r>
             <w:r>
               <w:rPr>
@@ -5059,7 +4277,16 @@
                 <w:color w:val="000000"/>
                 <w:lang w:val="en-US"/>
               </w:rPr>
-              <w:t xml:space="preserve">크 </w:t>
+              <w:t>크</w:t>
+            </w:r>
+            <w:proofErr w:type="spellEnd"/>
+            <w:r>
+              <w:rPr>
+                <w:rFonts w:ascii="맑은 고딕" w:eastAsia="맑은 고딕" w:hAnsi="맑은 고딕" w:cs="굴림" w:hint="eastAsia"/>
+                <w:color w:val="000000"/>
+                <w:lang w:val="en-US"/>
+              </w:rPr>
+              <w:t xml:space="preserve"> </w:t>
             </w:r>
           </w:p>
         </w:tc>
@@ -5244,399 +4471,99 @@
         <w:rPr>
           <w:rFonts w:hint="eastAsia"/>
         </w:rPr>
-        <w:t>매</w:t>
-      </w:r>
+        <w:t xml:space="preserve">매 판 주어지는 </w:t>
+      </w:r>
+      <w:proofErr w:type="spellStart"/>
+      <w:r>
+        <w:rPr>
+          <w:rFonts w:hint="eastAsia"/>
+        </w:rPr>
+        <w:t>랜덤한</w:t>
+      </w:r>
+      <w:proofErr w:type="spellEnd"/>
+      <w:r>
+        <w:rPr>
+          <w:rFonts w:hint="eastAsia"/>
+        </w:rPr>
+        <w:t xml:space="preserve"> 능력과 플레이어의 조작 역량을 결합하여 스테이지를 클리어한다.</w:t>
+      </w:r>
+    </w:p>
+    <w:p>
+      <w:r>
+        <w:rPr>
+          <w:rFonts w:hint="eastAsia"/>
+        </w:rPr>
+        <w:t>좀비 컨셉의 플레이어 캐릭터가 인간형 적(</w:t>
+      </w:r>
+      <w:proofErr w:type="gramStart"/>
+      <w:r>
+        <w:rPr>
+          <w:rFonts w:hint="eastAsia"/>
+        </w:rPr>
+        <w:t>범죄자 /</w:t>
+      </w:r>
+      <w:proofErr w:type="gramEnd"/>
       <w:r>
         <w:rPr>
           <w:rFonts w:hint="eastAsia"/>
         </w:rPr>
         <w:t xml:space="preserve"> </w:t>
       </w:r>
-      <w:r>
-        <w:rPr>
-          <w:rFonts w:hint="eastAsia"/>
-        </w:rPr>
-        <w:t>판</w:t>
-      </w:r>
+      <w:proofErr w:type="gramStart"/>
+      <w:r>
+        <w:rPr>
+          <w:rFonts w:hint="eastAsia"/>
+        </w:rPr>
+        <w:t>악인 /</w:t>
+      </w:r>
+      <w:proofErr w:type="gramEnd"/>
       <w:r>
         <w:rPr>
           <w:rFonts w:hint="eastAsia"/>
         </w:rPr>
         <w:t xml:space="preserve"> </w:t>
       </w:r>
-      <w:r>
-        <w:rPr>
-          <w:rFonts w:hint="eastAsia"/>
-        </w:rPr>
-        <w:t>주어지는</w:t>
-      </w:r>
+      <w:proofErr w:type="gramStart"/>
+      <w:r>
+        <w:rPr>
+          <w:rFonts w:hint="eastAsia"/>
+        </w:rPr>
+        <w:t>CEO )</w:t>
+      </w:r>
+      <w:proofErr w:type="gramEnd"/>
+      <w:r>
+        <w:rPr>
+          <w:rFonts w:hint="eastAsia"/>
+        </w:rPr>
+        <w:t xml:space="preserve"> 과 외계인을 물리쳐 DAN(경험치)를 획득한다. 획득한 </w:t>
+      </w:r>
+      <w:proofErr w:type="spellStart"/>
+      <w:r>
+        <w:rPr>
+          <w:rFonts w:hint="eastAsia"/>
+        </w:rPr>
+        <w:t>DNA는</w:t>
+      </w:r>
+      <w:proofErr w:type="spellEnd"/>
       <w:r>
         <w:rPr>
           <w:rFonts w:hint="eastAsia"/>
         </w:rPr>
         <w:t xml:space="preserve"> </w:t>
       </w:r>
-      <w:r>
-        <w:rPr>
-          <w:rFonts w:hint="eastAsia"/>
-        </w:rPr>
-        <w:t>랜덤한</w:t>
-      </w:r>
-      <w:r>
-        <w:rPr>
-          <w:rFonts w:hint="eastAsia"/>
-        </w:rPr>
-        <w:t xml:space="preserve"> </w:t>
-      </w:r>
-      <w:r>
-        <w:rPr>
-          <w:rFonts w:hint="eastAsia"/>
-        </w:rPr>
-        <w:t>능력과</w:t>
-      </w:r>
-      <w:r>
-        <w:rPr>
-          <w:rFonts w:hint="eastAsia"/>
-        </w:rPr>
-        <w:t xml:space="preserve"> </w:t>
-      </w:r>
-      <w:r>
-        <w:rPr>
-          <w:rFonts w:hint="eastAsia"/>
-        </w:rPr>
-        <w:t>플레이어의</w:t>
-      </w:r>
-      <w:r>
-        <w:rPr>
-          <w:rFonts w:hint="eastAsia"/>
-        </w:rPr>
-        <w:t xml:space="preserve"> </w:t>
-      </w:r>
-      <w:r>
-        <w:rPr>
-          <w:rFonts w:hint="eastAsia"/>
-        </w:rPr>
-        <w:t>조작</w:t>
-      </w:r>
-      <w:r>
-        <w:rPr>
-          <w:rFonts w:hint="eastAsia"/>
-        </w:rPr>
-        <w:t xml:space="preserve"> </w:t>
-      </w:r>
-      <w:r>
-        <w:rPr>
-          <w:rFonts w:hint="eastAsia"/>
-        </w:rPr>
-        <w:t>역량을</w:t>
-      </w:r>
-      <w:r>
-        <w:rPr>
-          <w:rFonts w:hint="eastAsia"/>
-        </w:rPr>
-        <w:t xml:space="preserve"> </w:t>
-      </w:r>
-      <w:r>
-        <w:rPr>
-          <w:rFonts w:hint="eastAsia"/>
-        </w:rPr>
-        <w:t>결합하여</w:t>
-      </w:r>
-      <w:r>
-        <w:rPr>
-          <w:rFonts w:hint="eastAsia"/>
-        </w:rPr>
-        <w:t xml:space="preserve"> </w:t>
-      </w:r>
-      <w:r>
-        <w:rPr>
-          <w:rFonts w:hint="eastAsia"/>
-        </w:rPr>
-        <w:t>스테이지를</w:t>
-      </w:r>
-      <w:r>
-        <w:rPr>
-          <w:rFonts w:hint="eastAsia"/>
-        </w:rPr>
-        <w:t xml:space="preserve"> </w:t>
-      </w:r>
-      <w:r>
-        <w:rPr>
-          <w:rFonts w:hint="eastAsia"/>
-        </w:rPr>
-        <w:t>클리어한다</w:t>
-      </w:r>
-      <w:r>
-        <w:rPr>
-          <w:rFonts w:hint="eastAsia"/>
-        </w:rPr>
-        <w:t>.</w:t>
-      </w:r>
-    </w:p>
-    <w:p>
-      <w:r>
-        <w:rPr>
-          <w:rFonts w:hint="eastAsia"/>
-        </w:rPr>
-        <w:t>좀비</w:t>
-      </w:r>
-      <w:r>
-        <w:rPr>
-          <w:rFonts w:hint="eastAsia"/>
-        </w:rPr>
-        <w:t xml:space="preserve"> </w:t>
-      </w:r>
-      <w:r>
-        <w:rPr>
-          <w:rFonts w:hint="eastAsia"/>
-        </w:rPr>
-        <w:t>컨셉의</w:t>
-      </w:r>
-      <w:r>
-        <w:rPr>
-          <w:rFonts w:hint="eastAsia"/>
-        </w:rPr>
-        <w:t xml:space="preserve"> </w:t>
-      </w:r>
-      <w:r>
-        <w:rPr>
-          <w:rFonts w:hint="eastAsia"/>
-        </w:rPr>
-        <w:t>플레이어</w:t>
-      </w:r>
-      <w:r>
-        <w:rPr>
-          <w:rFonts w:hint="eastAsia"/>
-        </w:rPr>
-        <w:t xml:space="preserve"> </w:t>
-      </w:r>
-      <w:r>
-        <w:rPr>
-          <w:rFonts w:hint="eastAsia"/>
-        </w:rPr>
-        <w:t>캐릭터가</w:t>
-      </w:r>
-      <w:r>
-        <w:rPr>
-          <w:rFonts w:hint="eastAsia"/>
-        </w:rPr>
-        <w:t xml:space="preserve"> </w:t>
-      </w:r>
-      <w:r>
-        <w:rPr>
-          <w:rFonts w:hint="eastAsia"/>
-        </w:rPr>
-        <w:t>인간형</w:t>
-      </w:r>
-      <w:r>
-        <w:rPr>
-          <w:rFonts w:hint="eastAsia"/>
-        </w:rPr>
-        <w:t xml:space="preserve"> </w:t>
-      </w:r>
-      <w:r>
-        <w:rPr>
-          <w:rFonts w:hint="eastAsia"/>
-        </w:rPr>
-        <w:t>적</w:t>
-      </w:r>
-      <w:r>
-        <w:rPr>
-          <w:rFonts w:hint="eastAsia"/>
-        </w:rPr>
-        <w:t>(</w:t>
-      </w:r>
-      <w:r>
-        <w:rPr>
-          <w:rFonts w:hint="eastAsia"/>
-        </w:rPr>
-        <w:t>범죄자</w:t>
-      </w:r>
-      <w:r>
-        <w:rPr>
-          <w:rFonts w:hint="eastAsia"/>
-        </w:rPr>
-        <w:t xml:space="preserve"> / </w:t>
-      </w:r>
-      <w:r>
-        <w:rPr>
-          <w:rFonts w:hint="eastAsia"/>
-        </w:rPr>
-        <w:t>악인</w:t>
-      </w:r>
-      <w:r>
-        <w:rPr>
-          <w:rFonts w:hint="eastAsia"/>
-        </w:rPr>
-        <w:t xml:space="preserve"> / CEO ) </w:t>
-      </w:r>
-      <w:r>
-        <w:rPr>
-          <w:rFonts w:hint="eastAsia"/>
-        </w:rPr>
-        <w:t>과</w:t>
-      </w:r>
-      <w:r>
-        <w:rPr>
-          <w:rFonts w:hint="eastAsia"/>
-        </w:rPr>
-        <w:t xml:space="preserve"> </w:t>
-      </w:r>
-      <w:r>
-        <w:rPr>
-          <w:rFonts w:hint="eastAsia"/>
-        </w:rPr>
-        <w:t>외계인을</w:t>
-      </w:r>
-      <w:r>
-        <w:rPr>
-          <w:rFonts w:hint="eastAsia"/>
-        </w:rPr>
-        <w:t xml:space="preserve"> </w:t>
-      </w:r>
-      <w:r>
-        <w:rPr>
-          <w:rFonts w:hint="eastAsia"/>
-        </w:rPr>
-        <w:t>물리쳐</w:t>
-      </w:r>
-      <w:r>
-        <w:rPr>
-          <w:rFonts w:hint="eastAsia"/>
-        </w:rPr>
-        <w:t xml:space="preserve"> DAN(</w:t>
-      </w:r>
-      <w:r>
-        <w:rPr>
-          <w:rFonts w:hint="eastAsia"/>
-        </w:rPr>
-        <w:t>경험치</w:t>
-      </w:r>
-      <w:r>
-        <w:rPr>
-          <w:rFonts w:hint="eastAsia"/>
-        </w:rPr>
-        <w:t>)</w:t>
-      </w:r>
-      <w:r>
-        <w:rPr>
-          <w:rFonts w:hint="eastAsia"/>
-        </w:rPr>
-        <w:t>를</w:t>
-      </w:r>
-      <w:r>
-        <w:rPr>
-          <w:rFonts w:hint="eastAsia"/>
-        </w:rPr>
-        <w:t xml:space="preserve"> </w:t>
-      </w:r>
-      <w:r>
-        <w:rPr>
-          <w:rFonts w:hint="eastAsia"/>
-        </w:rPr>
-        <w:t>획득한다</w:t>
-      </w:r>
-      <w:r>
-        <w:rPr>
-          <w:rFonts w:hint="eastAsia"/>
-        </w:rPr>
-        <w:t xml:space="preserve">. </w:t>
-      </w:r>
-      <w:r>
-        <w:rPr>
-          <w:rFonts w:hint="eastAsia"/>
-        </w:rPr>
-        <w:t>획득한</w:t>
-      </w:r>
-      <w:r>
-        <w:rPr>
-          <w:rFonts w:hint="eastAsia"/>
-        </w:rPr>
-        <w:t xml:space="preserve"> DNA</w:t>
-      </w:r>
-      <w:r>
-        <w:rPr>
-          <w:rFonts w:hint="eastAsia"/>
-        </w:rPr>
-        <w:t>는</w:t>
-      </w:r>
-      <w:r>
-        <w:rPr>
-          <w:rFonts w:hint="eastAsia"/>
-        </w:rPr>
-        <w:t xml:space="preserve"> </w:t>
-      </w:r>
+      <w:proofErr w:type="spellStart"/>
       <w:r>
         <w:rPr>
           <w:rFonts w:hint="eastAsia"/>
         </w:rPr>
         <w:t>인게임</w:t>
       </w:r>
-      <w:r>
-        <w:rPr>
-          <w:rFonts w:hint="eastAsia"/>
-        </w:rPr>
-        <w:t xml:space="preserve"> </w:t>
-      </w:r>
-      <w:r>
-        <w:rPr>
-          <w:rFonts w:hint="eastAsia"/>
-        </w:rPr>
-        <w:t>내의</w:t>
-      </w:r>
-      <w:r>
-        <w:rPr>
-          <w:rFonts w:hint="eastAsia"/>
-        </w:rPr>
-        <w:t xml:space="preserve"> </w:t>
-      </w:r>
-      <w:r>
-        <w:rPr>
-          <w:rFonts w:hint="eastAsia"/>
-        </w:rPr>
-        <w:t>성장</w:t>
-      </w:r>
-      <w:r>
-        <w:rPr>
-          <w:rFonts w:hint="eastAsia"/>
-        </w:rPr>
-        <w:t xml:space="preserve"> </w:t>
-      </w:r>
-      <w:r>
-        <w:rPr>
-          <w:rFonts w:hint="eastAsia"/>
-        </w:rPr>
-        <w:t>요소로</w:t>
-      </w:r>
-      <w:r>
-        <w:rPr>
-          <w:rFonts w:hint="eastAsia"/>
-        </w:rPr>
-        <w:t xml:space="preserve"> </w:t>
-      </w:r>
-      <w:r>
-        <w:rPr>
-          <w:rFonts w:hint="eastAsia"/>
-        </w:rPr>
-        <w:t>작용하여</w:t>
-      </w:r>
-      <w:r>
-        <w:rPr>
-          <w:rFonts w:hint="eastAsia"/>
-        </w:rPr>
-        <w:t xml:space="preserve"> </w:t>
-      </w:r>
-      <w:r>
-        <w:rPr>
-          <w:rFonts w:hint="eastAsia"/>
-        </w:rPr>
-        <w:t>스킬과</w:t>
-      </w:r>
-      <w:r>
-        <w:rPr>
-          <w:rFonts w:hint="eastAsia"/>
-        </w:rPr>
-        <w:t xml:space="preserve"> </w:t>
+      <w:proofErr w:type="spellEnd"/>
+      <w:r>
+        <w:rPr>
+          <w:rFonts w:hint="eastAsia"/>
+        </w:rPr>
+        <w:t xml:space="preserve"> 내의 성장 요소로 작용하여 스킬과 </w:t>
       </w:r>
     </w:p>
     <w:p/>
@@ -5645,121 +4572,21 @@
         <w:rPr>
           <w:rFonts w:hint="eastAsia"/>
         </w:rPr>
-        <w:t>저주</w:t>
-      </w:r>
-      <w:r>
-        <w:rPr>
-          <w:rFonts w:hint="eastAsia"/>
-        </w:rPr>
-        <w:t xml:space="preserve"> </w:t>
-      </w:r>
-      <w:r>
-        <w:rPr>
-          <w:rFonts w:hint="eastAsia"/>
-        </w:rPr>
-        <w:t>유물과</w:t>
-      </w:r>
-      <w:r>
-        <w:rPr>
-          <w:rFonts w:hint="eastAsia"/>
-        </w:rPr>
-        <w:t xml:space="preserve"> </w:t>
-      </w:r>
-      <w:r>
-        <w:rPr>
-          <w:rFonts w:hint="eastAsia"/>
-        </w:rPr>
-        <w:t>리스크</w:t>
-      </w:r>
-      <w:r>
-        <w:rPr>
-          <w:rFonts w:hint="eastAsia"/>
-        </w:rPr>
-        <w:t xml:space="preserve"> </w:t>
-      </w:r>
-      <w:r>
-        <w:rPr>
-          <w:rFonts w:hint="eastAsia"/>
-        </w:rPr>
-        <w:t>유물을</w:t>
-      </w:r>
-      <w:r>
-        <w:rPr>
-          <w:rFonts w:hint="eastAsia"/>
-        </w:rPr>
-        <w:t xml:space="preserve"> </w:t>
-      </w:r>
-      <w:r>
-        <w:rPr>
-          <w:rFonts w:hint="eastAsia"/>
-        </w:rPr>
-        <w:t>도입하여</w:t>
-      </w:r>
-      <w:r>
-        <w:rPr>
-          <w:rFonts w:hint="eastAsia"/>
-        </w:rPr>
-        <w:t xml:space="preserve"> </w:t>
-      </w:r>
-      <w:r>
-        <w:rPr>
-          <w:rFonts w:hint="eastAsia"/>
-        </w:rPr>
-        <w:t>강력한</w:t>
-      </w:r>
-      <w:r>
-        <w:rPr>
-          <w:rFonts w:hint="eastAsia"/>
-        </w:rPr>
-        <w:t xml:space="preserve"> </w:t>
-      </w:r>
-      <w:r>
-        <w:rPr>
-          <w:rFonts w:hint="eastAsia"/>
-        </w:rPr>
-        <w:t>이점과</w:t>
-      </w:r>
-      <w:r>
-        <w:rPr>
-          <w:rFonts w:hint="eastAsia"/>
-        </w:rPr>
-        <w:t xml:space="preserve"> </w:t>
-      </w:r>
-      <w:r>
-        <w:rPr>
-          <w:rFonts w:hint="eastAsia"/>
-        </w:rPr>
-        <w:t>동시에</w:t>
-      </w:r>
-      <w:r>
-        <w:rPr>
-          <w:rFonts w:hint="eastAsia"/>
-        </w:rPr>
-        <w:t xml:space="preserve"> </w:t>
-      </w:r>
+        <w:t xml:space="preserve">저주 유물과 리스크 유물을 도입하여 강력한 이점과 동시에 </w:t>
+      </w:r>
+      <w:proofErr w:type="spellStart"/>
       <w:r>
         <w:rPr>
           <w:rFonts w:hint="eastAsia"/>
         </w:rPr>
         <w:t>패널티를</w:t>
       </w:r>
-      <w:r>
-        <w:rPr>
-          <w:rFonts w:hint="eastAsia"/>
-        </w:rPr>
-        <w:t xml:space="preserve"> </w:t>
-      </w:r>
-      <w:r>
-        <w:rPr>
-          <w:rFonts w:hint="eastAsia"/>
-        </w:rPr>
-        <w:t>부과</w:t>
-      </w:r>
-      <w:r>
-        <w:rPr>
-          <w:rFonts w:hint="eastAsia"/>
-        </w:rPr>
-        <w:t>.</w:t>
+      <w:proofErr w:type="spellEnd"/>
+      <w:r>
+        <w:rPr>
+          <w:rFonts w:hint="eastAsia"/>
+        </w:rPr>
+        <w:t xml:space="preserve"> 부과.</w:t>
       </w:r>
     </w:p>
     <w:p/>
@@ -5776,43 +4603,7 @@
         <w:rPr>
           <w:rFonts w:hint="eastAsia"/>
         </w:rPr>
-        <w:t>개발</w:t>
-      </w:r>
-      <w:r>
-        <w:rPr>
-          <w:rFonts w:hint="eastAsia"/>
-        </w:rPr>
-        <w:t xml:space="preserve"> </w:t>
-      </w:r>
-      <w:r>
-        <w:rPr>
-          <w:rFonts w:hint="eastAsia"/>
-        </w:rPr>
-        <w:t>환경</w:t>
-      </w:r>
-      <w:r>
-        <w:rPr>
-          <w:rFonts w:hint="eastAsia"/>
-        </w:rPr>
-        <w:t xml:space="preserve"> </w:t>
-      </w:r>
-      <w:r>
-        <w:rPr>
-          <w:rFonts w:hint="eastAsia"/>
-        </w:rPr>
-        <w:t>및</w:t>
-      </w:r>
-      <w:r>
-        <w:rPr>
-          <w:rFonts w:hint="eastAsia"/>
-        </w:rPr>
-        <w:t xml:space="preserve"> </w:t>
-      </w:r>
-      <w:r>
-        <w:rPr>
-          <w:rFonts w:hint="eastAsia"/>
-        </w:rPr>
-        <w:t>규칙</w:t>
+        <w:t>개발 환경 및 규칙</w:t>
       </w:r>
       <w:bookmarkEnd w:id="7"/>
     </w:p>
@@ -5829,55 +4620,7 @@
         <w:rPr>
           <w:rFonts w:hint="eastAsia"/>
         </w:rPr>
-        <w:t>유니티</w:t>
-      </w:r>
-      <w:r>
-        <w:rPr>
-          <w:rFonts w:hint="eastAsia"/>
-        </w:rPr>
-        <w:t xml:space="preserve"> </w:t>
-      </w:r>
-      <w:r>
-        <w:rPr>
-          <w:rFonts w:hint="eastAsia"/>
-        </w:rPr>
-        <w:t>엔진</w:t>
-      </w:r>
-      <w:r>
-        <w:rPr>
-          <w:rFonts w:hint="eastAsia"/>
-        </w:rPr>
-        <w:t xml:space="preserve"> 2D </w:t>
-      </w:r>
-      <w:r>
-        <w:rPr>
-          <w:rFonts w:hint="eastAsia"/>
-        </w:rPr>
-        <w:t>도트</w:t>
-      </w:r>
-      <w:r>
-        <w:rPr>
-          <w:rFonts w:hint="eastAsia"/>
-        </w:rPr>
-        <w:t xml:space="preserve"> </w:t>
-      </w:r>
-      <w:r>
-        <w:rPr>
-          <w:rFonts w:hint="eastAsia"/>
-        </w:rPr>
-        <w:t>그래픽</w:t>
-      </w:r>
-      <w:r>
-        <w:rPr>
-          <w:rFonts w:hint="eastAsia"/>
-        </w:rPr>
-        <w:t xml:space="preserve"> </w:t>
-      </w:r>
-      <w:r>
-        <w:rPr>
-          <w:rFonts w:hint="eastAsia"/>
-        </w:rPr>
-        <w:t>사용</w:t>
+        <w:t>유니티 엔진 2D 도트 그래픽 사용</w:t>
       </w:r>
     </w:p>
     <w:p>
@@ -5893,31 +4636,7 @@
         <w:rPr>
           <w:rFonts w:hint="eastAsia"/>
         </w:rPr>
-        <w:t>카멜</w:t>
-      </w:r>
-      <w:r>
-        <w:rPr>
-          <w:rFonts w:hint="eastAsia"/>
-        </w:rPr>
-        <w:t xml:space="preserve"> </w:t>
-      </w:r>
-      <w:r>
-        <w:rPr>
-          <w:rFonts w:hint="eastAsia"/>
-        </w:rPr>
-        <w:t>표기법</w:t>
-      </w:r>
-      <w:r>
-        <w:rPr>
-          <w:rFonts w:hint="eastAsia"/>
-        </w:rPr>
-        <w:t xml:space="preserve"> </w:t>
-      </w:r>
-      <w:r>
-        <w:rPr>
-          <w:rFonts w:hint="eastAsia"/>
-        </w:rPr>
-        <w:t>사용</w:t>
+        <w:t>카멜 표기법 사용</w:t>
       </w:r>
     </w:p>
     <w:p>
@@ -5938,6 +4657,48 @@
     </w:p>
     <w:p>
       <w:pPr>
+        <w:pStyle w:val="3"/>
+        <w:numPr>
+          <w:ilvl w:val="2"/>
+          <w:numId w:val="15"/>
+        </w:numPr>
+      </w:pPr>
+      <w:r>
+        <w:t>최종 점수 산정 방식</w:t>
+      </w:r>
+    </w:p>
+    <w:p>
+      <w:r>
+        <w:rPr>
+          <w:rFonts w:hint="eastAsia"/>
+        </w:rPr>
+        <w:t>최종 점수 = (기본 획득 점수 + 클리어 보너스) * 난이도 배율</w:t>
+      </w:r>
+    </w:p>
+    <w:p/>
+    <w:p>
+      <w:r>
+        <w:rPr>
+          <w:rFonts w:hint="eastAsia"/>
+        </w:rPr>
+        <w:t>기본 획득 점수 = 처치 수 + 플레이어 최종 레벨</w:t>
+      </w:r>
+    </w:p>
+    <w:p>
+      <w:pPr>
+        <w:rPr>
+          <w:rFonts w:hint="eastAsia"/>
+        </w:rPr>
+      </w:pPr>
+      <w:r>
+        <w:rPr>
+          <w:rFonts w:hint="eastAsia"/>
+        </w:rPr>
+        <w:t>클리어 보너스 = ( 1080 - 실제 플레이 타임 (초) ) * 10 // 테스트 후 확정</w:t>
+      </w:r>
+    </w:p>
+    <w:p>
+      <w:pPr>
         <w:rPr>
           <w:color w:val="000000"/>
           <w:sz w:val="28"/>
@@ -5962,19 +4723,7 @@
           <w:rFonts w:hint="eastAsia"/>
         </w:rPr>
         <w:lastRenderedPageBreak/>
-        <w:t>게임</w:t>
-      </w:r>
-      <w:r>
-        <w:rPr>
-          <w:rFonts w:hint="eastAsia"/>
-        </w:rPr>
-        <w:t xml:space="preserve"> </w:t>
-      </w:r>
-      <w:r>
-        <w:rPr>
-          <w:rFonts w:hint="eastAsia"/>
-        </w:rPr>
-        <w:t>플로우</w:t>
+        <w:t>게임 플로우</w:t>
       </w:r>
       <w:bookmarkEnd w:id="8"/>
     </w:p>
@@ -5992,19 +4741,7 @@
         <w:rPr>
           <w:rFonts w:hint="eastAsia"/>
         </w:rPr>
-        <w:t>플로우</w:t>
-      </w:r>
-      <w:r>
-        <w:rPr>
-          <w:rFonts w:hint="eastAsia"/>
-        </w:rPr>
-        <w:t xml:space="preserve"> </w:t>
-      </w:r>
-      <w:r>
-        <w:rPr>
-          <w:rFonts w:hint="eastAsia"/>
-        </w:rPr>
-        <w:t>차트</w:t>
+        <w:t>플로우 차트</w:t>
       </w:r>
       <w:bookmarkEnd w:id="9"/>
       <w:bookmarkEnd w:id="10"/>
@@ -6075,31 +4812,7 @@
         <w:rPr>
           <w:rFonts w:hint="eastAsia"/>
         </w:rPr>
-        <w:t>핵심</w:t>
-      </w:r>
-      <w:r>
-        <w:rPr>
-          <w:rFonts w:hint="eastAsia"/>
-        </w:rPr>
-        <w:t xml:space="preserve"> </w:t>
-      </w:r>
-      <w:r>
-        <w:rPr>
-          <w:rFonts w:hint="eastAsia"/>
-        </w:rPr>
-        <w:t>게임</w:t>
-      </w:r>
-      <w:r>
-        <w:rPr>
-          <w:rFonts w:hint="eastAsia"/>
-        </w:rPr>
-        <w:t xml:space="preserve"> </w:t>
-      </w:r>
-      <w:r>
-        <w:rPr>
-          <w:rFonts w:hint="eastAsia"/>
-        </w:rPr>
-        <w:t>루프</w:t>
+        <w:t>핵심 게임 루프</w:t>
       </w:r>
       <w:bookmarkEnd w:id="11"/>
     </w:p>
@@ -6108,259 +4821,49 @@
         <w:rPr>
           <w:rFonts w:hint="eastAsia"/>
         </w:rPr>
-        <w:t>게임</w:t>
-      </w:r>
-      <w:r>
-        <w:rPr>
-          <w:rFonts w:hint="eastAsia"/>
-        </w:rPr>
-        <w:t xml:space="preserve"> </w:t>
-      </w:r>
-      <w:r>
-        <w:rPr>
-          <w:rFonts w:hint="eastAsia"/>
-        </w:rPr>
-        <w:t>시작</w:t>
-      </w:r>
-      <w:r>
-        <w:rPr>
-          <w:rFonts w:hint="eastAsia"/>
-        </w:rPr>
-        <w:t xml:space="preserve"> =&gt; </w:t>
-      </w:r>
-      <w:r>
-        <w:rPr>
-          <w:rFonts w:hint="eastAsia"/>
-        </w:rPr>
-        <w:t>사전</w:t>
-      </w:r>
-      <w:r>
-        <w:rPr>
-          <w:rFonts w:hint="eastAsia"/>
-        </w:rPr>
-        <w:t xml:space="preserve"> </w:t>
-      </w:r>
+        <w:t xml:space="preserve">게임 시작 =&gt; 사전 </w:t>
+      </w:r>
+      <w:proofErr w:type="spellStart"/>
       <w:r>
         <w:rPr>
           <w:rFonts w:hint="eastAsia"/>
         </w:rPr>
         <w:t>룰렛</w:t>
       </w:r>
-      <w:r>
-        <w:rPr>
-          <w:rFonts w:hint="eastAsia"/>
-        </w:rPr>
-        <w:t xml:space="preserve"> =&gt; </w:t>
-      </w:r>
-      <w:r>
-        <w:rPr>
-          <w:rFonts w:hint="eastAsia"/>
-        </w:rPr>
-        <w:t>스테이지</w:t>
-      </w:r>
-      <w:r>
-        <w:rPr>
-          <w:rFonts w:hint="eastAsia"/>
-        </w:rPr>
-        <w:t xml:space="preserve"> </w:t>
-      </w:r>
-      <w:r>
-        <w:rPr>
-          <w:rFonts w:hint="eastAsia"/>
-        </w:rPr>
-        <w:t>전투</w:t>
-      </w:r>
-      <w:r>
-        <w:rPr>
-          <w:rFonts w:hint="eastAsia"/>
-        </w:rPr>
-        <w:t xml:space="preserve"> =&gt; </w:t>
-      </w:r>
-      <w:r>
-        <w:rPr>
-          <w:rFonts w:hint="eastAsia"/>
-        </w:rPr>
-        <w:t>엘리트</w:t>
-      </w:r>
-      <w:r>
-        <w:rPr>
-          <w:rFonts w:hint="eastAsia"/>
-        </w:rPr>
-        <w:t xml:space="preserve"> </w:t>
-      </w:r>
-      <w:r>
-        <w:rPr>
-          <w:rFonts w:hint="eastAsia"/>
-        </w:rPr>
-        <w:t>몬스터</w:t>
-      </w:r>
-      <w:r>
-        <w:rPr>
-          <w:rFonts w:hint="eastAsia"/>
-        </w:rPr>
-        <w:t xml:space="preserve"> </w:t>
-      </w:r>
-      <w:r>
-        <w:rPr>
-          <w:rFonts w:hint="eastAsia"/>
-        </w:rPr>
-        <w:t>등장</w:t>
-      </w:r>
-      <w:r>
-        <w:rPr>
-          <w:rFonts w:hint="eastAsia"/>
-        </w:rPr>
-        <w:t xml:space="preserve"> =&gt; </w:t>
-      </w:r>
-      <w:r>
-        <w:rPr>
-          <w:rFonts w:hint="eastAsia"/>
-        </w:rPr>
-        <w:t>유물</w:t>
-      </w:r>
-      <w:r>
-        <w:rPr>
-          <w:rFonts w:hint="eastAsia"/>
-        </w:rPr>
-        <w:t xml:space="preserve"> </w:t>
-      </w:r>
-      <w:r>
-        <w:rPr>
-          <w:rFonts w:hint="eastAsia"/>
-        </w:rPr>
-        <w:t>획득</w:t>
-      </w:r>
-      <w:r>
-        <w:rPr>
-          <w:rFonts w:hint="eastAsia"/>
-        </w:rPr>
-        <w:t xml:space="preserve"> =&gt;  n</w:t>
-      </w:r>
+      <w:proofErr w:type="spellEnd"/>
+      <w:r>
+        <w:rPr>
+          <w:rFonts w:hint="eastAsia"/>
+        </w:rPr>
+        <w:t xml:space="preserve"> =&gt; 스테이지 전투 =&gt; 엘리트 몬스터 등장 =&gt; 유물 획득 =</w:t>
+      </w:r>
+      <w:proofErr w:type="gramStart"/>
+      <w:r>
+        <w:rPr>
+          <w:rFonts w:hint="eastAsia"/>
+        </w:rPr>
+        <w:t xml:space="preserve">&gt;  </w:t>
+      </w:r>
+      <w:proofErr w:type="spellStart"/>
+      <w:r>
+        <w:rPr>
+          <w:rFonts w:hint="eastAsia"/>
+        </w:rPr>
+        <w:t>n</w:t>
+      </w:r>
+      <w:proofErr w:type="gramEnd"/>
       <w:r>
         <w:rPr>
           <w:rFonts w:hint="eastAsia"/>
         </w:rPr>
         <w:t>분</w:t>
       </w:r>
-      <w:r>
-        <w:rPr>
-          <w:rFonts w:hint="eastAsia"/>
-        </w:rPr>
-        <w:t xml:space="preserve"> </w:t>
-      </w:r>
-      <w:r>
-        <w:rPr>
-          <w:rFonts w:hint="eastAsia"/>
-        </w:rPr>
-        <w:t>간격의</w:t>
-      </w:r>
-      <w:r>
-        <w:rPr>
-          <w:rFonts w:hint="eastAsia"/>
-        </w:rPr>
-        <w:t xml:space="preserve"> </w:t>
-      </w:r>
-      <w:r>
-        <w:rPr>
-          <w:rFonts w:hint="eastAsia"/>
-        </w:rPr>
-        <w:t>보스</w:t>
-      </w:r>
-      <w:r>
-        <w:rPr>
-          <w:rFonts w:hint="eastAsia"/>
-        </w:rPr>
-        <w:t xml:space="preserve"> </w:t>
-      </w:r>
-      <w:r>
-        <w:rPr>
-          <w:rFonts w:hint="eastAsia"/>
-        </w:rPr>
-        <w:t>등장</w:t>
-      </w:r>
-      <w:r>
-        <w:rPr>
-          <w:rFonts w:hint="eastAsia"/>
-        </w:rPr>
-        <w:t xml:space="preserve"> =&gt; </w:t>
-      </w:r>
-      <w:r>
-        <w:rPr>
-          <w:rFonts w:hint="eastAsia"/>
-        </w:rPr>
-        <w:t>증강</w:t>
-      </w:r>
-      <w:r>
-        <w:rPr>
-          <w:rFonts w:hint="eastAsia"/>
-        </w:rPr>
-        <w:t xml:space="preserve"> </w:t>
-      </w:r>
-      <w:r>
-        <w:rPr>
-          <w:rFonts w:hint="eastAsia"/>
-        </w:rPr>
-        <w:t>획득</w:t>
-      </w:r>
-      <w:r>
-        <w:rPr>
-          <w:rFonts w:hint="eastAsia"/>
-        </w:rPr>
-        <w:t xml:space="preserve"> =&gt; </w:t>
-      </w:r>
-      <w:r>
-        <w:rPr>
-          <w:rFonts w:hint="eastAsia"/>
-        </w:rPr>
-        <w:t>최종</w:t>
-      </w:r>
-      <w:r>
-        <w:rPr>
-          <w:rFonts w:hint="eastAsia"/>
-        </w:rPr>
-        <w:t xml:space="preserve"> </w:t>
-      </w:r>
-      <w:r>
-        <w:rPr>
-          <w:rFonts w:hint="eastAsia"/>
-        </w:rPr>
-        <w:t>보스</w:t>
-      </w:r>
-      <w:r>
-        <w:rPr>
-          <w:rFonts w:hint="eastAsia"/>
-        </w:rPr>
-        <w:t xml:space="preserve"> </w:t>
-      </w:r>
-      <w:r>
-        <w:rPr>
-          <w:rFonts w:hint="eastAsia"/>
-        </w:rPr>
-        <w:t>클리어</w:t>
-      </w:r>
-      <w:r>
-        <w:rPr>
-          <w:rFonts w:hint="eastAsia"/>
-        </w:rPr>
-        <w:t xml:space="preserve"> =&gt; </w:t>
-      </w:r>
-      <w:r>
-        <w:rPr>
-          <w:rFonts w:hint="eastAsia"/>
-        </w:rPr>
-        <w:t>다음</w:t>
-      </w:r>
-      <w:r>
-        <w:rPr>
-          <w:rFonts w:hint="eastAsia"/>
-        </w:rPr>
-        <w:t xml:space="preserve"> </w:t>
-      </w:r>
-      <w:r>
-        <w:rPr>
-          <w:rFonts w:hint="eastAsia"/>
-        </w:rPr>
-        <w:t>스테이지</w:t>
+      <w:proofErr w:type="spellEnd"/>
+      <w:r>
+        <w:rPr>
+          <w:rFonts w:hint="eastAsia"/>
+        </w:rPr>
+        <w:t xml:space="preserve"> 간격의 보스 등장 =&gt; 증강 획득 =&gt; 최종 보스 클리어 =&gt; 다음 스테이지</w:t>
       </w:r>
     </w:p>
     <w:p>
@@ -6389,19 +4892,7 @@
           <w:rFonts w:hint="eastAsia"/>
         </w:rPr>
         <w:lastRenderedPageBreak/>
-        <w:t>핵심</w:t>
-      </w:r>
-      <w:r>
-        <w:rPr>
-          <w:rFonts w:hint="eastAsia"/>
-        </w:rPr>
-        <w:t xml:space="preserve"> </w:t>
-      </w:r>
-      <w:r>
-        <w:rPr>
-          <w:rFonts w:hint="eastAsia"/>
-        </w:rPr>
-        <w:t>시스템</w:t>
+        <w:t>핵심 시스템</w:t>
       </w:r>
       <w:bookmarkEnd w:id="12"/>
     </w:p>
@@ -6414,47 +4905,19 @@
         </w:numPr>
       </w:pPr>
       <w:bookmarkStart w:id="13" w:name="_Toc243523917"/>
+      <w:proofErr w:type="spellStart"/>
       <w:r>
         <w:rPr>
           <w:rFonts w:hint="eastAsia"/>
         </w:rPr>
         <w:t>룰렛</w:t>
       </w:r>
-      <w:r>
-        <w:rPr>
-          <w:rFonts w:hint="eastAsia"/>
-        </w:rPr>
-        <w:t xml:space="preserve"> </w:t>
-      </w:r>
-      <w:r>
-        <w:rPr>
-          <w:rFonts w:hint="eastAsia"/>
-        </w:rPr>
-        <w:t>및</w:t>
-      </w:r>
-      <w:r>
-        <w:rPr>
-          <w:rFonts w:hint="eastAsia"/>
-        </w:rPr>
-        <w:t xml:space="preserve"> </w:t>
-      </w:r>
-      <w:r>
-        <w:rPr>
-          <w:rFonts w:hint="eastAsia"/>
-        </w:rPr>
-        <w:t>선택지</w:t>
-      </w:r>
-      <w:r>
-        <w:rPr>
-          <w:rFonts w:hint="eastAsia"/>
-        </w:rPr>
-        <w:t xml:space="preserve"> </w:t>
-      </w:r>
-      <w:r>
-        <w:rPr>
-          <w:rFonts w:hint="eastAsia"/>
-        </w:rPr>
-        <w:t>시스템</w:t>
+      <w:proofErr w:type="spellEnd"/>
+      <w:r>
+        <w:rPr>
+          <w:rFonts w:hint="eastAsia"/>
+        </w:rPr>
+        <w:t xml:space="preserve"> 및 선택지 시스템</w:t>
       </w:r>
       <w:bookmarkEnd w:id="13"/>
     </w:p>
@@ -6471,14 +4934,9 @@
         <w:rPr>
           <w:rFonts w:hint="eastAsia"/>
         </w:rPr>
-        <w:t>사전</w:t>
-      </w:r>
-      <w:r>
-        <w:rPr>
-          <w:rFonts w:hint="eastAsia"/>
-        </w:rPr>
-        <w:t xml:space="preserve"> </w:t>
-      </w:r>
+        <w:t xml:space="preserve">사전 </w:t>
+      </w:r>
+      <w:proofErr w:type="spellStart"/>
       <w:r>
         <w:rPr>
           <w:rFonts w:hint="eastAsia"/>
@@ -6486,163 +4944,14 @@
         <w:t>룰렛</w:t>
       </w:r>
       <w:bookmarkEnd w:id="14"/>
-    </w:p>
-    <w:p>
-      <w:r>
-        <w:rPr>
-          <w:rFonts w:hint="eastAsia"/>
-        </w:rPr>
-        <w:t>게임</w:t>
-      </w:r>
-      <w:r>
-        <w:rPr>
-          <w:rFonts w:hint="eastAsia"/>
-        </w:rPr>
-        <w:t xml:space="preserve"> </w:t>
-      </w:r>
-      <w:r>
-        <w:rPr>
-          <w:rFonts w:hint="eastAsia"/>
-        </w:rPr>
-        <w:t>시작</w:t>
-      </w:r>
-      <w:r>
-        <w:rPr>
-          <w:rFonts w:hint="eastAsia"/>
-        </w:rPr>
-        <w:t xml:space="preserve"> </w:t>
-      </w:r>
-      <w:r>
-        <w:rPr>
-          <w:rFonts w:hint="eastAsia"/>
-        </w:rPr>
-        <w:t>전</w:t>
-      </w:r>
-      <w:r>
-        <w:rPr>
-          <w:rFonts w:hint="eastAsia"/>
-        </w:rPr>
-        <w:t xml:space="preserve"> </w:t>
-      </w:r>
-      <w:r>
-        <w:rPr>
-          <w:rFonts w:hint="eastAsia"/>
-        </w:rPr>
-        <w:t>초기</w:t>
-      </w:r>
-      <w:r>
-        <w:rPr>
-          <w:rFonts w:hint="eastAsia"/>
-        </w:rPr>
-        <w:t xml:space="preserve"> </w:t>
-      </w:r>
-      <w:r>
-        <w:rPr>
-          <w:rFonts w:hint="eastAsia"/>
-        </w:rPr>
-        <w:t>능력을</w:t>
-      </w:r>
-      <w:r>
-        <w:rPr>
-          <w:rFonts w:hint="eastAsia"/>
-        </w:rPr>
-        <w:t xml:space="preserve"> </w:t>
-      </w:r>
-      <w:r>
-        <w:rPr>
-          <w:rFonts w:hint="eastAsia"/>
-        </w:rPr>
-        <w:t>무작위로</w:t>
-      </w:r>
-      <w:r>
-        <w:rPr>
-          <w:rFonts w:hint="eastAsia"/>
-        </w:rPr>
-        <w:t xml:space="preserve"> </w:t>
-      </w:r>
-      <w:r>
-        <w:rPr>
-          <w:rFonts w:hint="eastAsia"/>
-        </w:rPr>
-        <w:t>획득하여</w:t>
-      </w:r>
-      <w:r>
-        <w:rPr>
-          <w:rFonts w:hint="eastAsia"/>
-        </w:rPr>
-        <w:t xml:space="preserve"> </w:t>
-      </w:r>
-      <w:r>
-        <w:rPr>
-          <w:rFonts w:hint="eastAsia"/>
-        </w:rPr>
-        <w:t>매</w:t>
-      </w:r>
-      <w:r>
-        <w:rPr>
-          <w:rFonts w:hint="eastAsia"/>
-        </w:rPr>
-        <w:t xml:space="preserve"> </w:t>
-      </w:r>
-      <w:r>
-        <w:rPr>
-          <w:rFonts w:hint="eastAsia"/>
-        </w:rPr>
-        <w:t>판</w:t>
-      </w:r>
-      <w:r>
-        <w:rPr>
-          <w:rFonts w:hint="eastAsia"/>
-        </w:rPr>
-        <w:t xml:space="preserve"> </w:t>
-      </w:r>
-      <w:r>
-        <w:rPr>
-          <w:rFonts w:hint="eastAsia"/>
-        </w:rPr>
-        <w:t>새로운</w:t>
-      </w:r>
-      <w:r>
-        <w:rPr>
-          <w:rFonts w:hint="eastAsia"/>
-        </w:rPr>
-        <w:t xml:space="preserve"> </w:t>
-      </w:r>
-      <w:r>
-        <w:rPr>
-          <w:rFonts w:hint="eastAsia"/>
-        </w:rPr>
-        <w:t>플레이</w:t>
-      </w:r>
-      <w:r>
-        <w:rPr>
-          <w:rFonts w:hint="eastAsia"/>
-        </w:rPr>
-        <w:t xml:space="preserve"> </w:t>
-      </w:r>
-      <w:r>
-        <w:rPr>
-          <w:rFonts w:hint="eastAsia"/>
-        </w:rPr>
-        <w:t>경험</w:t>
-      </w:r>
-      <w:r>
-        <w:rPr>
-          <w:rFonts w:hint="eastAsia"/>
-        </w:rPr>
-        <w:t xml:space="preserve"> </w:t>
-      </w:r>
-      <w:r>
-        <w:rPr>
-          <w:rFonts w:hint="eastAsia"/>
-        </w:rPr>
-        <w:t>제공한다</w:t>
-      </w:r>
-      <w:r>
-        <w:rPr>
-          <w:rFonts w:hint="eastAsia"/>
-        </w:rPr>
-        <w:t>.</w:t>
+      <w:proofErr w:type="spellEnd"/>
+    </w:p>
+    <w:p>
+      <w:r>
+        <w:rPr>
+          <w:rFonts w:hint="eastAsia"/>
+        </w:rPr>
+        <w:t>게임 시작 전 초기 능력을 무작위로 획득하여 매 판 새로운 플레이 경험 제공한다.</w:t>
       </w:r>
     </w:p>
     <w:p>
@@ -6658,169 +4967,19 @@
         <w:rPr>
           <w:rFonts w:hint="eastAsia"/>
         </w:rPr>
-        <w:t>클리어</w:t>
-      </w:r>
-      <w:r>
-        <w:rPr>
-          <w:rFonts w:hint="eastAsia"/>
-        </w:rPr>
-        <w:t xml:space="preserve"> </w:t>
-      </w:r>
-      <w:r>
-        <w:rPr>
-          <w:rFonts w:hint="eastAsia"/>
-        </w:rPr>
-        <w:t>보상</w:t>
-      </w:r>
-      <w:r>
-        <w:rPr>
-          <w:rFonts w:hint="eastAsia"/>
-        </w:rPr>
-        <w:t xml:space="preserve"> </w:t>
-      </w:r>
-      <w:r>
-        <w:rPr>
-          <w:rFonts w:hint="eastAsia"/>
-        </w:rPr>
-        <w:t>선택지</w:t>
+        <w:t>클리어 보상 선택지</w:t>
       </w:r>
       <w:bookmarkEnd w:id="15"/>
     </w:p>
     <w:p>
       <w:r>
-        <w:t>스테이지</w:t>
-      </w:r>
-      <w:r>
-        <w:t xml:space="preserve"> </w:t>
-      </w:r>
-      <w:r>
-        <w:t>클리어</w:t>
-      </w:r>
-      <w:r>
-        <w:t xml:space="preserve"> </w:t>
-      </w:r>
-      <w:r>
-        <w:t>시</w:t>
-      </w:r>
-      <w:r>
-        <w:t xml:space="preserve"> </w:t>
-      </w:r>
-      <w:r>
-        <w:t>추가</w:t>
-      </w:r>
-      <w:r>
-        <w:t xml:space="preserve"> </w:t>
-      </w:r>
-      <w:r>
-        <w:t>능력</w:t>
-      </w:r>
-      <w:r>
-        <w:t xml:space="preserve"> </w:t>
-      </w:r>
-      <w:r>
-        <w:t>획득</w:t>
-      </w:r>
-      <w:r>
-        <w:t xml:space="preserve">, </w:t>
-      </w:r>
-      <w:r>
-        <w:t>기존</w:t>
-      </w:r>
-      <w:r>
-        <w:t xml:space="preserve"> </w:t>
-      </w:r>
-      <w:r>
-        <w:t>능력</w:t>
-      </w:r>
-      <w:r>
-        <w:t xml:space="preserve"> </w:t>
-      </w:r>
-      <w:r>
-        <w:t>강화</w:t>
-      </w:r>
-      <w:r>
-        <w:t xml:space="preserve">, </w:t>
-      </w:r>
-      <w:r>
-        <w:t>불필요한</w:t>
-      </w:r>
-      <w:r>
-        <w:t xml:space="preserve"> </w:t>
-      </w:r>
-      <w:r>
-        <w:t>능력</w:t>
-      </w:r>
-      <w:r>
-        <w:t xml:space="preserve"> </w:t>
-      </w:r>
-      <w:r>
-        <w:t>삭제</w:t>
-      </w:r>
-      <w:r>
-        <w:t xml:space="preserve"> </w:t>
-      </w:r>
-      <w:r>
-        <w:t>중</w:t>
-      </w:r>
-      <w:r>
-        <w:t xml:space="preserve"> </w:t>
-      </w:r>
-      <w:r>
-        <w:t>하나를</w:t>
-      </w:r>
-      <w:r>
-        <w:t xml:space="preserve"> </w:t>
-      </w:r>
-      <w:r>
-        <w:t>선택하여</w:t>
-      </w:r>
-      <w:r>
-        <w:t xml:space="preserve"> </w:t>
-      </w:r>
-      <w:r>
-        <w:t>전략적으로</w:t>
-      </w:r>
-      <w:r>
-        <w:t xml:space="preserve"> </w:t>
-      </w:r>
-      <w:r>
-        <w:t>빌드를</w:t>
-      </w:r>
-      <w:r>
-        <w:t xml:space="preserve"> </w:t>
-      </w:r>
-      <w:r>
-        <w:t>구성</w:t>
-      </w:r>
-      <w:r>
-        <w:rPr>
-          <w:rFonts w:hint="eastAsia"/>
-        </w:rPr>
-        <w:t>할</w:t>
-      </w:r>
-      <w:r>
-        <w:rPr>
-          <w:rFonts w:hint="eastAsia"/>
-        </w:rPr>
-        <w:t xml:space="preserve"> </w:t>
-      </w:r>
-      <w:r>
-        <w:rPr>
-          <w:rFonts w:hint="eastAsia"/>
-        </w:rPr>
-        <w:t>수</w:t>
-      </w:r>
-      <w:r>
-        <w:rPr>
-          <w:rFonts w:hint="eastAsia"/>
-        </w:rPr>
-        <w:t xml:space="preserve"> </w:t>
-      </w:r>
-      <w:r>
-        <w:rPr>
-          <w:rFonts w:hint="eastAsia"/>
-        </w:rPr>
-        <w:t>있다</w:t>
+        <w:t>스테이지 클리어 시 추가 능력 획득, 기존 능력 강화, 불필요한 능력 삭제 중 하나를 선택하여 전략적으로 빌드를 구성</w:t>
+      </w:r>
+      <w:r>
+        <w:rPr>
+          <w:rFonts w:hint="eastAsia"/>
+        </w:rPr>
+        <w:t>할 수 있다</w:t>
       </w:r>
       <w:r>
         <w:t>.</w:t>
@@ -6839,55 +4998,21 @@
         <w:rPr>
           <w:rFonts w:hint="eastAsia"/>
         </w:rPr>
-        <w:t>유물</w:t>
-      </w:r>
-      <w:r>
-        <w:rPr>
-          <w:rFonts w:hint="eastAsia"/>
-        </w:rPr>
-        <w:t xml:space="preserve"> </w:t>
-      </w:r>
-      <w:r>
-        <w:rPr>
-          <w:rFonts w:hint="eastAsia"/>
-        </w:rPr>
-        <w:t>및</w:t>
-      </w:r>
-      <w:r>
-        <w:rPr>
-          <w:rFonts w:hint="eastAsia"/>
-        </w:rPr>
-        <w:t xml:space="preserve"> </w:t>
-      </w:r>
+        <w:t xml:space="preserve">유물 및 </w:t>
+      </w:r>
+      <w:proofErr w:type="spellStart"/>
       <w:r>
         <w:rPr>
           <w:rFonts w:hint="eastAsia"/>
         </w:rPr>
         <w:t>스탯</w:t>
       </w:r>
-      <w:r>
-        <w:rPr>
-          <w:rFonts w:hint="eastAsia"/>
-        </w:rPr>
-        <w:t xml:space="preserve"> </w:t>
-      </w:r>
-      <w:r>
-        <w:rPr>
-          <w:rFonts w:hint="eastAsia"/>
-        </w:rPr>
-        <w:t>증강</w:t>
-      </w:r>
-      <w:r>
-        <w:rPr>
-          <w:rFonts w:hint="eastAsia"/>
-        </w:rPr>
-        <w:t xml:space="preserve"> </w:t>
-      </w:r>
-      <w:r>
-        <w:rPr>
-          <w:rFonts w:hint="eastAsia"/>
-        </w:rPr>
-        <w:t>시스템</w:t>
+      <w:proofErr w:type="spellEnd"/>
+      <w:r>
+        <w:rPr>
+          <w:rFonts w:hint="eastAsia"/>
+        </w:rPr>
+        <w:t xml:space="preserve"> 증강 시스템</w:t>
       </w:r>
       <w:bookmarkEnd w:id="16"/>
     </w:p>
@@ -6901,127 +5026,35 @@
       </w:pPr>
       <w:bookmarkStart w:id="17" w:name="_Toc243523921"/>
       <w:r>
-        <w:t>저주</w:t>
-      </w:r>
-      <w:r>
-        <w:t>/</w:t>
-      </w:r>
-      <w:r>
-        <w:t>리스크</w:t>
-      </w:r>
-      <w:r>
-        <w:t xml:space="preserve"> </w:t>
-      </w:r>
-      <w:r>
-        <w:t>유물</w:t>
+        <w:t>저주/리스크 유물</w:t>
       </w:r>
       <w:bookmarkEnd w:id="17"/>
     </w:p>
     <w:p>
       <w:r>
-        <w:t>엘리트</w:t>
-      </w:r>
-      <w:r>
-        <w:t xml:space="preserve"> </w:t>
-      </w:r>
-      <w:r>
-        <w:t>몬스터</w:t>
-      </w:r>
-      <w:r>
-        <w:t xml:space="preserve"> </w:t>
-      </w:r>
-      <w:r>
-        <w:t>처치</w:t>
-      </w:r>
-      <w:r>
-        <w:t xml:space="preserve"> </w:t>
-      </w:r>
-      <w:r>
-        <w:t>시</w:t>
-      </w:r>
-      <w:r>
-        <w:t xml:space="preserve"> </w:t>
-      </w:r>
-      <w:r>
-        <w:t>획득하며</w:t>
-      </w:r>
-      <w:r>
-        <w:t xml:space="preserve">, </w:t>
-      </w:r>
-      <w:r>
-        <w:t>강력한</w:t>
-      </w:r>
-      <w:r>
-        <w:t xml:space="preserve"> </w:t>
-      </w:r>
-      <w:r>
-        <w:t>이점과</w:t>
-      </w:r>
-      <w:r>
-        <w:t xml:space="preserve"> </w:t>
-      </w:r>
-      <w:r>
-        <w:t>동시에</w:t>
-      </w:r>
-      <w:r>
-        <w:t xml:space="preserve"> </w:t>
-      </w:r>
-      <w:r>
-        <w:t>치명적인</w:t>
-      </w:r>
-      <w:r>
-        <w:t xml:space="preserve"> </w:t>
-      </w:r>
+        <w:t xml:space="preserve">엘리트 몬스터 처치 시 획득하며, 강력한 이점과 동시에 치명적인 </w:t>
+      </w:r>
+      <w:proofErr w:type="spellStart"/>
       <w:r>
         <w:t>패널티를</w:t>
       </w:r>
-      <w:r>
-        <w:t xml:space="preserve"> </w:t>
-      </w:r>
-      <w:r>
-        <w:t>부과하는</w:t>
-      </w:r>
-      <w:r>
-        <w:t xml:space="preserve"> </w:t>
-      </w:r>
+      <w:proofErr w:type="spellEnd"/>
+      <w:r>
+        <w:t xml:space="preserve"> 부과하는 </w:t>
+      </w:r>
+      <w:proofErr w:type="spellStart"/>
       <w:r>
         <w:t>하이리스크</w:t>
       </w:r>
-      <w:r>
-        <w:t xml:space="preserve"> </w:t>
-      </w:r>
-      <w:r>
-        <w:t>하이리턴</w:t>
-      </w:r>
-      <w:r>
-        <w:t xml:space="preserve"> </w:t>
-      </w:r>
-      <w:r>
-        <w:t>요소</w:t>
-      </w:r>
-      <w:r>
-        <w:rPr>
-          <w:rFonts w:hint="eastAsia"/>
-        </w:rPr>
-        <w:t>를</w:t>
-      </w:r>
-      <w:r>
-        <w:rPr>
-          <w:rFonts w:hint="eastAsia"/>
-        </w:rPr>
-        <w:t xml:space="preserve"> </w:t>
-      </w:r>
-      <w:r>
-        <w:rPr>
-          <w:rFonts w:hint="eastAsia"/>
-        </w:rPr>
-        <w:t>차용한다</w:t>
-      </w:r>
-      <w:r>
-        <w:rPr>
-          <w:rFonts w:hint="eastAsia"/>
-        </w:rPr>
-        <w:t>.</w:t>
+      <w:proofErr w:type="spellEnd"/>
+      <w:r>
+        <w:t xml:space="preserve"> 하이리턴 요소</w:t>
+      </w:r>
+      <w:r>
+        <w:rPr>
+          <w:rFonts w:hint="eastAsia"/>
+        </w:rPr>
+        <w:t>를 차용한다.</w:t>
       </w:r>
     </w:p>
     <w:p/>
@@ -7038,7 +5071,26 @@
         <w:rPr>
           <w:rFonts w:hint="eastAsia"/>
         </w:rPr>
-        <w:t>보스</w:t>
+        <w:t>보스 증강</w:t>
+      </w:r>
+      <w:bookmarkEnd w:id="18"/>
+    </w:p>
+    <w:p>
+      <w:proofErr w:type="spellStart"/>
+      <w:r>
+        <w:t>n분</w:t>
+      </w:r>
+      <w:proofErr w:type="spellEnd"/>
+      <w:r>
+        <w:t xml:space="preserve"> 간격으로 등장하는 보스를 처치할 경우 플레이어의 </w:t>
+      </w:r>
+      <w:proofErr w:type="spellStart"/>
+      <w:r>
+        <w:t>스탯을</w:t>
+      </w:r>
+      <w:proofErr w:type="spellEnd"/>
+      <w:r>
+        <w:t xml:space="preserve"> 크게 향상시키는 증강</w:t>
       </w:r>
       <w:r>
         <w:rPr>
@@ -7047,124 +5099,13 @@
         <w:t xml:space="preserve"> </w:t>
       </w:r>
       <w:r>
-        <w:rPr>
-          <w:rFonts w:hint="eastAsia"/>
-        </w:rPr>
-        <w:t>증강</w:t>
-      </w:r>
-      <w:bookmarkEnd w:id="18"/>
-    </w:p>
-    <w:p>
-      <w:r>
-        <w:t>n</w:t>
-      </w:r>
-      <w:r>
-        <w:t>분</w:t>
-      </w:r>
-      <w:r>
-        <w:t xml:space="preserve"> </w:t>
-      </w:r>
-      <w:r>
-        <w:t>간격으로</w:t>
-      </w:r>
-      <w:r>
-        <w:t xml:space="preserve"> </w:t>
-      </w:r>
-      <w:r>
-        <w:t>등장하는</w:t>
-      </w:r>
-      <w:r>
-        <w:t xml:space="preserve"> </w:t>
-      </w:r>
-      <w:r>
-        <w:t>보스를</w:t>
-      </w:r>
-      <w:r>
-        <w:t xml:space="preserve"> </w:t>
-      </w:r>
-      <w:r>
-        <w:t>처치할</w:t>
-      </w:r>
-      <w:r>
-        <w:t xml:space="preserve"> </w:t>
-      </w:r>
-      <w:r>
-        <w:t>경우</w:t>
-      </w:r>
-      <w:r>
-        <w:t xml:space="preserve"> </w:t>
-      </w:r>
-      <w:r>
-        <w:t>플레이어의</w:t>
-      </w:r>
-      <w:r>
-        <w:t xml:space="preserve"> </w:t>
-      </w:r>
-      <w:r>
-        <w:t>스탯을</w:t>
-      </w:r>
-      <w:r>
-        <w:t xml:space="preserve"> </w:t>
-      </w:r>
-      <w:r>
-        <w:t>크게</w:t>
-      </w:r>
-      <w:r>
-        <w:t xml:space="preserve"> </w:t>
-      </w:r>
-      <w:r>
-        <w:t>향상시키는</w:t>
-      </w:r>
-      <w:r>
-        <w:t xml:space="preserve"> </w:t>
-      </w:r>
-      <w:r>
-        <w:t>증강</w:t>
-      </w:r>
-      <w:r>
-        <w:rPr>
-          <w:rFonts w:hint="eastAsia"/>
-        </w:rPr>
-        <w:t xml:space="preserve"> </w:t>
-      </w:r>
-      <w:r>
         <w:t>획득</w:t>
       </w:r>
       <w:r>
         <w:rPr>
           <w:rFonts w:hint="eastAsia"/>
         </w:rPr>
-        <w:t>으로</w:t>
-      </w:r>
-      <w:r>
-        <w:rPr>
-          <w:rFonts w:hint="eastAsia"/>
-        </w:rPr>
-        <w:t xml:space="preserve"> </w:t>
-      </w:r>
-      <w:r>
-        <w:rPr>
-          <w:rFonts w:hint="eastAsia"/>
-        </w:rPr>
-        <w:t>플레이어가</w:t>
-      </w:r>
-      <w:r>
-        <w:rPr>
-          <w:rFonts w:hint="eastAsia"/>
-        </w:rPr>
-        <w:t xml:space="preserve"> </w:t>
-      </w:r>
-      <w:r>
-        <w:rPr>
-          <w:rFonts w:hint="eastAsia"/>
-        </w:rPr>
-        <w:t>강해진다</w:t>
-      </w:r>
-      <w:r>
-        <w:rPr>
-          <w:rFonts w:hint="eastAsia"/>
-        </w:rPr>
-        <w:t>.</w:t>
+        <w:t>으로 플레이어가 강해진다.</w:t>
       </w:r>
     </w:p>
     <w:p>
@@ -7187,43 +5128,7 @@
         <w:rPr>
           <w:rFonts w:hint="eastAsia"/>
         </w:rPr>
-        <w:t>공격</w:t>
-      </w:r>
-      <w:r>
-        <w:rPr>
-          <w:rFonts w:hint="eastAsia"/>
-        </w:rPr>
-        <w:t xml:space="preserve"> </w:t>
-      </w:r>
-      <w:r>
-        <w:rPr>
-          <w:rFonts w:hint="eastAsia"/>
-        </w:rPr>
-        <w:t>및</w:t>
-      </w:r>
-      <w:r>
-        <w:rPr>
-          <w:rFonts w:hint="eastAsia"/>
-        </w:rPr>
-        <w:t xml:space="preserve"> </w:t>
-      </w:r>
-      <w:r>
-        <w:rPr>
-          <w:rFonts w:hint="eastAsia"/>
-        </w:rPr>
-        <w:t>스킬</w:t>
-      </w:r>
-      <w:r>
-        <w:rPr>
-          <w:rFonts w:hint="eastAsia"/>
-        </w:rPr>
-        <w:t xml:space="preserve"> </w:t>
-      </w:r>
-      <w:r>
-        <w:rPr>
-          <w:rFonts w:hint="eastAsia"/>
-        </w:rPr>
-        <w:t>시스템</w:t>
+        <w:t>공격 및 스킬 시스템</w:t>
       </w:r>
       <w:bookmarkEnd w:id="19"/>
       <w:bookmarkEnd w:id="20"/>
@@ -7234,97 +5139,35 @@
         <w:rPr>
           <w:rFonts w:hint="eastAsia"/>
         </w:rPr>
-        <w:t>모든</w:t>
-      </w:r>
-      <w:r>
-        <w:rPr>
-          <w:rFonts w:hint="eastAsia"/>
-        </w:rPr>
-        <w:t xml:space="preserve"> </w:t>
-      </w:r>
-      <w:r>
-        <w:rPr>
-          <w:rFonts w:hint="eastAsia"/>
-        </w:rPr>
-        <w:t>스킬은</w:t>
-      </w:r>
-      <w:r>
-        <w:rPr>
-          <w:rFonts w:hint="eastAsia"/>
-        </w:rPr>
-        <w:t xml:space="preserve"> </w:t>
-      </w:r>
+        <w:t xml:space="preserve">모든 스킬은 </w:t>
+      </w:r>
+      <w:proofErr w:type="spellStart"/>
       <w:r>
         <w:rPr>
           <w:rFonts w:hint="eastAsia"/>
         </w:rPr>
         <w:t>레어도가</w:t>
       </w:r>
-      <w:r>
-        <w:rPr>
-          <w:rFonts w:hint="eastAsia"/>
-        </w:rPr>
-        <w:t xml:space="preserve"> </w:t>
-      </w:r>
-      <w:r>
-        <w:rPr>
-          <w:rFonts w:hint="eastAsia"/>
-        </w:rPr>
-        <w:t>존재한다</w:t>
-      </w:r>
-      <w:r>
-        <w:rPr>
-          <w:rFonts w:hint="eastAsia"/>
-        </w:rPr>
-        <w:t xml:space="preserve">. </w:t>
-      </w:r>
+      <w:proofErr w:type="spellEnd"/>
+      <w:r>
+        <w:rPr>
+          <w:rFonts w:hint="eastAsia"/>
+        </w:rPr>
+        <w:t xml:space="preserve"> 존재한다. </w:t>
+      </w:r>
+      <w:proofErr w:type="spellStart"/>
       <w:r>
         <w:rPr>
           <w:rFonts w:hint="eastAsia"/>
         </w:rPr>
         <w:t>레어도는</w:t>
       </w:r>
-      <w:r>
-        <w:rPr>
-          <w:rFonts w:hint="eastAsia"/>
-        </w:rPr>
-        <w:t xml:space="preserve"> </w:t>
-      </w:r>
-      <w:r>
-        <w:rPr>
-          <w:rFonts w:hint="eastAsia"/>
-        </w:rPr>
-        <w:t>아래</w:t>
-      </w:r>
-      <w:r>
-        <w:rPr>
-          <w:rFonts w:hint="eastAsia"/>
-        </w:rPr>
-        <w:t xml:space="preserve"> </w:t>
-      </w:r>
-      <w:r>
-        <w:rPr>
-          <w:rFonts w:hint="eastAsia"/>
-        </w:rPr>
-        <w:t>표로</w:t>
-      </w:r>
-      <w:r>
-        <w:rPr>
-          <w:rFonts w:hint="eastAsia"/>
-        </w:rPr>
-        <w:t xml:space="preserve"> </w:t>
-      </w:r>
-      <w:r>
-        <w:rPr>
-          <w:rFonts w:hint="eastAsia"/>
-        </w:rPr>
-        <w:t>관리한다</w:t>
-      </w:r>
-      <w:r>
-        <w:rPr>
-          <w:rFonts w:hint="eastAsia"/>
-        </w:rPr>
-        <w:t>.</w:t>
+      <w:proofErr w:type="spellEnd"/>
+      <w:r>
+        <w:rPr>
+          <w:rFonts w:hint="eastAsia"/>
+        </w:rPr>
+        <w:t xml:space="preserve"> 아래 표로 관리한다.</w:t>
       </w:r>
     </w:p>
     <w:tbl>
@@ -7370,6 +5213,7 @@
                 <w:lang w:val="en-US"/>
               </w:rPr>
             </w:pPr>
+            <w:proofErr w:type="spellStart"/>
             <w:r>
               <w:rPr>
                 <w:rFonts w:ascii="맑은 고딕" w:eastAsia="맑은 고딕" w:hAnsi="맑은 고딕" w:cs="굴림"/>
@@ -7380,6 +5224,7 @@
               </w:rPr>
               <w:t>Skill_Rarity</w:t>
             </w:r>
+            <w:proofErr w:type="spellEnd"/>
           </w:p>
         </w:tc>
         <w:tc>
@@ -7408,6 +5253,7 @@
                 <w:lang w:val="en-US"/>
               </w:rPr>
             </w:pPr>
+            <w:proofErr w:type="spellStart"/>
             <w:r>
               <w:rPr>
                 <w:rFonts w:ascii="맑은 고딕" w:eastAsia="맑은 고딕" w:hAnsi="맑은 고딕" w:cs="굴림"/>
@@ -7418,6 +5264,7 @@
               </w:rPr>
               <w:t>Rarity_Name</w:t>
             </w:r>
+            <w:proofErr w:type="spellEnd"/>
           </w:p>
         </w:tc>
       </w:tr>
@@ -7450,6 +5297,7 @@
                 <w:lang w:val="en-US"/>
               </w:rPr>
             </w:pPr>
+            <w:proofErr w:type="spellStart"/>
             <w:r>
               <w:rPr>
                 <w:rFonts w:ascii="맑은 고딕" w:eastAsia="맑은 고딕" w:hAnsi="맑은 고딕" w:cs="굴림"/>
@@ -7460,6 +5308,7 @@
               </w:rPr>
               <w:t>Common</w:t>
             </w:r>
+            <w:proofErr w:type="spellEnd"/>
           </w:p>
         </w:tc>
         <w:tc>
@@ -7529,6 +5378,7 @@
                 <w:lang w:val="en-US"/>
               </w:rPr>
             </w:pPr>
+            <w:proofErr w:type="spellStart"/>
             <w:r>
               <w:rPr>
                 <w:rFonts w:ascii="맑은 고딕" w:eastAsia="맑은 고딕" w:hAnsi="맑은 고딕" w:cs="굴림"/>
@@ -7539,6 +5389,7 @@
               </w:rPr>
               <w:t>Uncommon</w:t>
             </w:r>
+            <w:proofErr w:type="spellEnd"/>
           </w:p>
         </w:tc>
         <w:tc>
@@ -7608,6 +5459,7 @@
                 <w:lang w:val="en-US"/>
               </w:rPr>
             </w:pPr>
+            <w:proofErr w:type="spellStart"/>
             <w:r>
               <w:rPr>
                 <w:rFonts w:ascii="맑은 고딕" w:eastAsia="맑은 고딕" w:hAnsi="맑은 고딕" w:cs="굴림"/>
@@ -7618,6 +5470,7 @@
               </w:rPr>
               <w:t>Rare</w:t>
             </w:r>
+            <w:proofErr w:type="spellEnd"/>
           </w:p>
         </w:tc>
         <w:tc>
@@ -7687,6 +5540,7 @@
                 <w:lang w:val="en-US"/>
               </w:rPr>
             </w:pPr>
+            <w:proofErr w:type="spellStart"/>
             <w:r>
               <w:rPr>
                 <w:rFonts w:ascii="맑은 고딕" w:eastAsia="맑은 고딕" w:hAnsi="맑은 고딕" w:cs="굴림"/>
@@ -7697,6 +5551,7 @@
               </w:rPr>
               <w:t>Epic</w:t>
             </w:r>
+            <w:proofErr w:type="spellEnd"/>
           </w:p>
         </w:tc>
         <w:tc>
@@ -7766,6 +5621,7 @@
                 <w:lang w:val="en-US"/>
               </w:rPr>
             </w:pPr>
+            <w:proofErr w:type="spellStart"/>
             <w:r>
               <w:rPr>
                 <w:rFonts w:ascii="맑은 고딕" w:eastAsia="맑은 고딕" w:hAnsi="맑은 고딕" w:cs="굴림"/>
@@ -7776,6 +5632,7 @@
               </w:rPr>
               <w:t>Legendary</w:t>
             </w:r>
+            <w:proofErr w:type="spellEnd"/>
           </w:p>
         </w:tc>
         <w:tc>
@@ -7845,6 +5702,7 @@
                 <w:lang w:val="en-US"/>
               </w:rPr>
             </w:pPr>
+            <w:proofErr w:type="spellStart"/>
             <w:r>
               <w:rPr>
                 <w:rFonts w:ascii="맑은 고딕" w:eastAsia="맑은 고딕" w:hAnsi="맑은 고딕" w:cs="굴림"/>
@@ -7855,6 +5713,7 @@
               </w:rPr>
               <w:t>Mythic</w:t>
             </w:r>
+            <w:proofErr w:type="spellEnd"/>
           </w:p>
         </w:tc>
         <w:tc>
@@ -7924,6 +5783,7 @@
                 <w:lang w:val="en-US"/>
               </w:rPr>
             </w:pPr>
+            <w:proofErr w:type="spellStart"/>
             <w:r>
               <w:rPr>
                 <w:rFonts w:ascii="맑은 고딕" w:eastAsia="맑은 고딕" w:hAnsi="맑은 고딕" w:cs="굴림"/>
@@ -7934,6 +5794,7 @@
               </w:rPr>
               <w:t>Fusion</w:t>
             </w:r>
+            <w:proofErr w:type="spellEnd"/>
           </w:p>
         </w:tc>
         <w:tc>
@@ -7954,7 +5815,7 @@
               <w:spacing w:line="240" w:lineRule="auto"/>
               <w:jc w:val="center"/>
               <w:rPr>
-                <w:rFonts w:ascii="맑은 고딕" w:eastAsia="맑은 고딕" w:hAnsi="맑은 고딕" w:cs="굴림" w:hint="eastAsia"/>
+                <w:rFonts w:ascii="맑은 고딕" w:eastAsia="맑은 고딕" w:hAnsi="맑은 고딕" w:cs="굴림"/>
                 <w:color w:val="000000"/>
                 <w:sz w:val="20"/>
                 <w:szCs w:val="20"/>
@@ -7976,11 +5837,6 @@
       </w:tr>
     </w:tbl>
     <w:p>
-      <w:pPr>
-        <w:rPr>
-          <w:rFonts w:hint="eastAsia"/>
-        </w:rPr>
-      </w:pPr>
       <w:r>
         <w:rPr>
           <w:rFonts w:hint="eastAsia"/>
@@ -8063,667 +5919,13 @@
         <w:rPr>
           <w:rFonts w:hint="eastAsia"/>
         </w:rPr>
-        <w:t>일반</w:t>
-      </w:r>
-      <w:r>
-        <w:rPr>
-          <w:rFonts w:hint="eastAsia"/>
-        </w:rPr>
-        <w:t xml:space="preserve"> </w:t>
-      </w:r>
-      <w:r>
-        <w:rPr>
-          <w:rFonts w:hint="eastAsia"/>
-        </w:rPr>
-        <w:t>몬스터를</w:t>
-      </w:r>
-      <w:r>
-        <w:rPr>
-          <w:rFonts w:hint="eastAsia"/>
-        </w:rPr>
-        <w:t xml:space="preserve"> </w:t>
-      </w:r>
-      <w:r>
-        <w:rPr>
-          <w:rFonts w:hint="eastAsia"/>
-        </w:rPr>
-        <w:t>처치하기</w:t>
-      </w:r>
-      <w:r>
-        <w:rPr>
-          <w:rFonts w:hint="eastAsia"/>
-        </w:rPr>
-        <w:t xml:space="preserve"> </w:t>
-      </w:r>
-      <w:r>
-        <w:rPr>
-          <w:rFonts w:hint="eastAsia"/>
-        </w:rPr>
-        <w:t>위한</w:t>
-      </w:r>
-      <w:r>
-        <w:rPr>
-          <w:rFonts w:hint="eastAsia"/>
-        </w:rPr>
-        <w:t xml:space="preserve"> </w:t>
-      </w:r>
-      <w:r>
-        <w:rPr>
-          <w:rFonts w:hint="eastAsia"/>
-        </w:rPr>
-        <w:t>주요</w:t>
-      </w:r>
-      <w:r>
-        <w:rPr>
-          <w:rFonts w:hint="eastAsia"/>
-        </w:rPr>
-        <w:t xml:space="preserve"> </w:t>
-      </w:r>
-      <w:r>
-        <w:rPr>
-          <w:rFonts w:hint="eastAsia"/>
-        </w:rPr>
-        <w:t>수단으로</w:t>
-      </w:r>
-      <w:r>
-        <w:rPr>
-          <w:rFonts w:hint="eastAsia"/>
-        </w:rPr>
-        <w:t xml:space="preserve"> </w:t>
-      </w:r>
-      <w:r>
-        <w:rPr>
-          <w:rFonts w:hint="eastAsia"/>
-        </w:rPr>
-        <w:t>설정한다</w:t>
-      </w:r>
-      <w:r>
-        <w:rPr>
-          <w:rFonts w:hint="eastAsia"/>
-        </w:rPr>
-        <w:t xml:space="preserve">. </w:t>
-      </w:r>
-      <w:r>
-        <w:rPr>
-          <w:rFonts w:hint="eastAsia"/>
-        </w:rPr>
-        <w:t>플레이어</w:t>
-      </w:r>
-      <w:r>
-        <w:rPr>
-          <w:rFonts w:hint="eastAsia"/>
-        </w:rPr>
-        <w:t xml:space="preserve"> </w:t>
-      </w:r>
-      <w:r>
-        <w:rPr>
-          <w:rFonts w:hint="eastAsia"/>
-        </w:rPr>
-        <w:t>캐릭터가</w:t>
-      </w:r>
-      <w:r>
-        <w:rPr>
-          <w:rFonts w:hint="eastAsia"/>
-        </w:rPr>
-        <w:t xml:space="preserve"> </w:t>
-      </w:r>
-      <w:r>
-        <w:rPr>
-          <w:rFonts w:hint="eastAsia"/>
-        </w:rPr>
-        <w:t>자동으로</w:t>
-      </w:r>
-      <w:r>
-        <w:rPr>
-          <w:rFonts w:hint="eastAsia"/>
-        </w:rPr>
-        <w:t xml:space="preserve"> </w:t>
-      </w:r>
-      <w:r>
-        <w:rPr>
-          <w:rFonts w:hint="eastAsia"/>
-        </w:rPr>
-        <w:t>일반</w:t>
-      </w:r>
-      <w:r>
-        <w:rPr>
-          <w:rFonts w:hint="eastAsia"/>
-        </w:rPr>
-        <w:t xml:space="preserve"> </w:t>
-      </w:r>
-      <w:r>
-        <w:rPr>
-          <w:rFonts w:hint="eastAsia"/>
-        </w:rPr>
-        <w:t>몬스터를</w:t>
-      </w:r>
-      <w:r>
-        <w:rPr>
-          <w:rFonts w:hint="eastAsia"/>
-        </w:rPr>
-        <w:t xml:space="preserve"> </w:t>
-      </w:r>
-      <w:r>
-        <w:rPr>
-          <w:rFonts w:hint="eastAsia"/>
-        </w:rPr>
-        <w:t>추적하여</w:t>
-      </w:r>
-      <w:r>
-        <w:rPr>
-          <w:rFonts w:hint="eastAsia"/>
-        </w:rPr>
-        <w:t xml:space="preserve"> </w:t>
-      </w:r>
-      <w:r>
-        <w:rPr>
-          <w:rFonts w:hint="eastAsia"/>
-        </w:rPr>
-        <w:t>탄환을</w:t>
-      </w:r>
-      <w:r>
-        <w:rPr>
-          <w:rFonts w:hint="eastAsia"/>
-        </w:rPr>
-        <w:t xml:space="preserve"> </w:t>
-      </w:r>
-      <w:r>
-        <w:rPr>
-          <w:rFonts w:hint="eastAsia"/>
-        </w:rPr>
-        <w:t>발사한다</w:t>
-      </w:r>
-      <w:r>
-        <w:rPr>
-          <w:rFonts w:hint="eastAsia"/>
-        </w:rPr>
-        <w:t xml:space="preserve">. </w:t>
-      </w:r>
-      <w:r>
-        <w:rPr>
-          <w:rFonts w:hint="eastAsia"/>
-        </w:rPr>
-        <w:t>화면</w:t>
-      </w:r>
-      <w:r>
-        <w:rPr>
-          <w:rFonts w:hint="eastAsia"/>
-        </w:rPr>
-        <w:t xml:space="preserve"> </w:t>
-      </w:r>
-      <w:r>
-        <w:rPr>
-          <w:rFonts w:hint="eastAsia"/>
-        </w:rPr>
-        <w:t>내에서만</w:t>
-      </w:r>
-      <w:r>
-        <w:rPr>
-          <w:rFonts w:hint="eastAsia"/>
-        </w:rPr>
-        <w:t xml:space="preserve"> </w:t>
-      </w:r>
-      <w:r>
-        <w:rPr>
-          <w:rFonts w:hint="eastAsia"/>
-        </w:rPr>
-        <w:t>적을</w:t>
-      </w:r>
-      <w:r>
-        <w:rPr>
-          <w:rFonts w:hint="eastAsia"/>
-        </w:rPr>
-        <w:t xml:space="preserve"> </w:t>
-      </w:r>
-      <w:r>
-        <w:rPr>
-          <w:rFonts w:hint="eastAsia"/>
-        </w:rPr>
-        <w:t>추적하고</w:t>
-      </w:r>
-      <w:r>
-        <w:rPr>
-          <w:rFonts w:hint="eastAsia"/>
-        </w:rPr>
-        <w:t xml:space="preserve">, </w:t>
-      </w:r>
-      <w:r>
-        <w:rPr>
-          <w:rFonts w:hint="eastAsia"/>
-        </w:rPr>
-        <w:t>탄환</w:t>
-      </w:r>
-      <w:r>
-        <w:rPr>
-          <w:rFonts w:hint="eastAsia"/>
-        </w:rPr>
-        <w:t xml:space="preserve"> </w:t>
-      </w:r>
-      <w:r>
-        <w:rPr>
-          <w:rFonts w:hint="eastAsia"/>
-        </w:rPr>
-        <w:t>발사</w:t>
-      </w:r>
-      <w:r>
-        <w:rPr>
-          <w:rFonts w:hint="eastAsia"/>
-        </w:rPr>
-        <w:t xml:space="preserve"> </w:t>
-      </w:r>
-      <w:r>
-        <w:rPr>
-          <w:rFonts w:hint="eastAsia"/>
-        </w:rPr>
-        <w:t>후</w:t>
-      </w:r>
-      <w:r>
-        <w:rPr>
-          <w:rFonts w:hint="eastAsia"/>
-        </w:rPr>
-        <w:t xml:space="preserve"> </w:t>
-      </w:r>
-      <w:r>
-        <w:rPr>
-          <w:rFonts w:hint="eastAsia"/>
-        </w:rPr>
-        <w:t>더</w:t>
-      </w:r>
-      <w:r>
-        <w:rPr>
-          <w:rFonts w:hint="eastAsia"/>
-        </w:rPr>
-        <w:t xml:space="preserve"> </w:t>
-      </w:r>
-      <w:r>
-        <w:rPr>
-          <w:rFonts w:hint="eastAsia"/>
-        </w:rPr>
-        <w:t>가까운</w:t>
-      </w:r>
-      <w:r>
-        <w:rPr>
-          <w:rFonts w:hint="eastAsia"/>
-        </w:rPr>
-        <w:t xml:space="preserve"> </w:t>
-      </w:r>
-      <w:r>
-        <w:rPr>
-          <w:rFonts w:hint="eastAsia"/>
-        </w:rPr>
-        <w:t>다른</w:t>
-      </w:r>
-      <w:r>
-        <w:rPr>
-          <w:rFonts w:hint="eastAsia"/>
-        </w:rPr>
-        <w:t xml:space="preserve"> </w:t>
-      </w:r>
-      <w:r>
-        <w:rPr>
-          <w:rFonts w:hint="eastAsia"/>
-        </w:rPr>
-        <w:t>적이</w:t>
-      </w:r>
-      <w:r>
-        <w:rPr>
-          <w:rFonts w:hint="eastAsia"/>
-        </w:rPr>
-        <w:t xml:space="preserve"> </w:t>
-      </w:r>
-      <w:r>
-        <w:rPr>
-          <w:rFonts w:hint="eastAsia"/>
-        </w:rPr>
-        <w:t>존재할</w:t>
-      </w:r>
-      <w:r>
-        <w:rPr>
-          <w:rFonts w:hint="eastAsia"/>
-        </w:rPr>
-        <w:t xml:space="preserve"> </w:t>
-      </w:r>
-      <w:r>
-        <w:rPr>
-          <w:rFonts w:hint="eastAsia"/>
-        </w:rPr>
-        <w:t>경우</w:t>
-      </w:r>
-      <w:r>
-        <w:rPr>
-          <w:rFonts w:hint="eastAsia"/>
-        </w:rPr>
-        <w:t xml:space="preserve"> </w:t>
-      </w:r>
-      <w:r>
-        <w:rPr>
-          <w:rFonts w:hint="eastAsia"/>
-        </w:rPr>
-        <w:t>추적</w:t>
-      </w:r>
-      <w:r>
-        <w:rPr>
-          <w:rFonts w:hint="eastAsia"/>
-        </w:rPr>
-        <w:t xml:space="preserve"> </w:t>
-      </w:r>
-      <w:r>
-        <w:rPr>
-          <w:rFonts w:hint="eastAsia"/>
-        </w:rPr>
-        <w:t>대상을</w:t>
-      </w:r>
-      <w:r>
-        <w:rPr>
-          <w:rFonts w:hint="eastAsia"/>
-        </w:rPr>
-        <w:t xml:space="preserve"> </w:t>
-      </w:r>
-      <w:r>
-        <w:rPr>
-          <w:rFonts w:hint="eastAsia"/>
-        </w:rPr>
-        <w:t>변경한다</w:t>
-      </w:r>
-      <w:r>
-        <w:rPr>
-          <w:rFonts w:hint="eastAsia"/>
-        </w:rPr>
-        <w:t xml:space="preserve">. </w:t>
-      </w:r>
-      <w:r>
-        <w:rPr>
-          <w:rFonts w:hint="eastAsia"/>
-        </w:rPr>
-        <w:t>탄환의</w:t>
-      </w:r>
-      <w:r>
-        <w:rPr>
-          <w:rFonts w:hint="eastAsia"/>
-        </w:rPr>
-        <w:t xml:space="preserve"> </w:t>
-      </w:r>
-      <w:r>
-        <w:rPr>
-          <w:rFonts w:hint="eastAsia"/>
-        </w:rPr>
-        <w:t>공격은</w:t>
-      </w:r>
-      <w:r>
-        <w:rPr>
-          <w:rFonts w:hint="eastAsia"/>
-        </w:rPr>
-        <w:t xml:space="preserve"> </w:t>
-      </w:r>
-      <w:r>
-        <w:rPr>
-          <w:rFonts w:hint="eastAsia"/>
-        </w:rPr>
-        <w:t>일반</w:t>
-      </w:r>
-      <w:r>
-        <w:rPr>
-          <w:rFonts w:hint="eastAsia"/>
-        </w:rPr>
-        <w:t xml:space="preserve"> </w:t>
-      </w:r>
-      <w:r>
-        <w:rPr>
-          <w:rFonts w:hint="eastAsia"/>
-        </w:rPr>
-        <w:t>몬스터를</w:t>
-      </w:r>
-      <w:r>
-        <w:rPr>
-          <w:rFonts w:hint="eastAsia"/>
-        </w:rPr>
-        <w:t xml:space="preserve"> 3</w:t>
-      </w:r>
-      <w:r>
-        <w:rPr>
-          <w:rFonts w:hint="eastAsia"/>
-        </w:rPr>
-        <w:t>타에</w:t>
-      </w:r>
-      <w:r>
-        <w:rPr>
-          <w:rFonts w:hint="eastAsia"/>
-        </w:rPr>
-        <w:t xml:space="preserve"> </w:t>
-      </w:r>
-      <w:r>
-        <w:rPr>
-          <w:rFonts w:hint="eastAsia"/>
-        </w:rPr>
-        <w:t>걸쳐</w:t>
-      </w:r>
-      <w:r>
-        <w:rPr>
-          <w:rFonts w:hint="eastAsia"/>
-        </w:rPr>
-        <w:t xml:space="preserve"> </w:t>
-      </w:r>
-      <w:r>
-        <w:rPr>
-          <w:rFonts w:hint="eastAsia"/>
-        </w:rPr>
-        <w:t>죽일</w:t>
-      </w:r>
-      <w:r>
-        <w:rPr>
-          <w:rFonts w:hint="eastAsia"/>
-        </w:rPr>
-        <w:t xml:space="preserve"> </w:t>
-      </w:r>
-      <w:r>
-        <w:rPr>
-          <w:rFonts w:hint="eastAsia"/>
-        </w:rPr>
-        <w:t>수</w:t>
-      </w:r>
-      <w:r>
-        <w:rPr>
-          <w:rFonts w:hint="eastAsia"/>
-        </w:rPr>
-        <w:t xml:space="preserve"> </w:t>
-      </w:r>
-      <w:r>
-        <w:rPr>
-          <w:rFonts w:hint="eastAsia"/>
-        </w:rPr>
-        <w:t>있도록</w:t>
-      </w:r>
-      <w:r>
-        <w:rPr>
-          <w:rFonts w:hint="eastAsia"/>
-        </w:rPr>
-        <w:t xml:space="preserve"> </w:t>
-      </w:r>
-      <w:r>
-        <w:rPr>
-          <w:rFonts w:hint="eastAsia"/>
-        </w:rPr>
-        <w:t>데미지를</w:t>
-      </w:r>
-      <w:r>
-        <w:rPr>
-          <w:rFonts w:hint="eastAsia"/>
-        </w:rPr>
-        <w:t xml:space="preserve"> </w:t>
-      </w:r>
-      <w:r>
-        <w:rPr>
-          <w:rFonts w:hint="eastAsia"/>
-        </w:rPr>
-        <w:t>설계한다</w:t>
-      </w:r>
-      <w:r>
-        <w:rPr>
-          <w:rFonts w:hint="eastAsia"/>
-        </w:rPr>
-        <w:t>.</w:t>
-      </w:r>
-      <w:r>
-        <w:rPr>
-          <w:rFonts w:hint="eastAsia"/>
-        </w:rPr>
-        <w:t xml:space="preserve"> </w:t>
-      </w:r>
-      <w:r>
-        <w:rPr>
-          <w:rFonts w:hint="eastAsia"/>
-        </w:rPr>
-        <w:t>탄환의</w:t>
-      </w:r>
-      <w:r>
-        <w:rPr>
-          <w:rFonts w:hint="eastAsia"/>
-        </w:rPr>
-        <w:t xml:space="preserve"> </w:t>
-      </w:r>
-      <w:r>
-        <w:rPr>
-          <w:rFonts w:hint="eastAsia"/>
-        </w:rPr>
-        <w:t>기본</w:t>
-      </w:r>
-      <w:r>
-        <w:rPr>
-          <w:rFonts w:hint="eastAsia"/>
-        </w:rPr>
-        <w:t xml:space="preserve"> </w:t>
-      </w:r>
-      <w:r>
-        <w:rPr>
-          <w:rFonts w:hint="eastAsia"/>
-        </w:rPr>
-        <w:t>공격력을</w:t>
-      </w:r>
-      <w:r>
-        <w:rPr>
-          <w:rFonts w:hint="eastAsia"/>
-        </w:rPr>
-        <w:t xml:space="preserve"> 1</w:t>
-      </w:r>
-      <w:r>
-        <w:rPr>
-          <w:rFonts w:hint="eastAsia"/>
-        </w:rPr>
-        <w:t>로</w:t>
-      </w:r>
-      <w:r>
-        <w:rPr>
-          <w:rFonts w:hint="eastAsia"/>
-        </w:rPr>
-        <w:t xml:space="preserve"> </w:t>
-      </w:r>
-      <w:r>
-        <w:rPr>
-          <w:rFonts w:hint="eastAsia"/>
-        </w:rPr>
-        <w:t>정의하고</w:t>
-      </w:r>
-      <w:r>
-        <w:rPr>
-          <w:rFonts w:hint="eastAsia"/>
-        </w:rPr>
-        <w:t xml:space="preserve">, </w:t>
-      </w:r>
-      <w:r>
-        <w:rPr>
-          <w:rFonts w:hint="eastAsia"/>
-        </w:rPr>
-        <w:t>이후</w:t>
-      </w:r>
-      <w:r>
-        <w:rPr>
-          <w:rFonts w:hint="eastAsia"/>
-        </w:rPr>
-        <w:t xml:space="preserve"> </w:t>
-      </w:r>
-      <w:r>
-        <w:rPr>
-          <w:rFonts w:hint="eastAsia"/>
-        </w:rPr>
-        <w:t>모든</w:t>
-      </w:r>
-      <w:r>
-        <w:rPr>
-          <w:rFonts w:hint="eastAsia"/>
-        </w:rPr>
-        <w:t xml:space="preserve"> </w:t>
-      </w:r>
-      <w:r>
-        <w:rPr>
-          <w:rFonts w:hint="eastAsia"/>
-        </w:rPr>
-        <w:t>스킬의</w:t>
-      </w:r>
-      <w:r>
-        <w:rPr>
-          <w:rFonts w:hint="eastAsia"/>
-        </w:rPr>
-        <w:t xml:space="preserve"> </w:t>
-      </w:r>
-      <w:r>
-        <w:rPr>
-          <w:rFonts w:hint="eastAsia"/>
-        </w:rPr>
-        <w:t>계수와</w:t>
-      </w:r>
-      <w:r>
-        <w:rPr>
-          <w:rFonts w:hint="eastAsia"/>
-        </w:rPr>
-        <w:t xml:space="preserve"> </w:t>
-      </w:r>
-      <w:r>
-        <w:rPr>
-          <w:rFonts w:hint="eastAsia"/>
-        </w:rPr>
-        <w:t>공격력을</w:t>
-      </w:r>
-      <w:r>
-        <w:rPr>
-          <w:rFonts w:hint="eastAsia"/>
-        </w:rPr>
-        <w:t xml:space="preserve"> </w:t>
-      </w:r>
-      <w:r>
-        <w:rPr>
-          <w:rFonts w:hint="eastAsia"/>
-        </w:rPr>
-        <w:t>탄환에</w:t>
-      </w:r>
-      <w:r>
-        <w:rPr>
-          <w:rFonts w:hint="eastAsia"/>
-        </w:rPr>
-        <w:t xml:space="preserve"> </w:t>
-      </w:r>
-      <w:r>
-        <w:rPr>
-          <w:rFonts w:hint="eastAsia"/>
-        </w:rPr>
-        <w:t>맞추어</w:t>
-      </w:r>
-      <w:r>
-        <w:rPr>
-          <w:rFonts w:hint="eastAsia"/>
-        </w:rPr>
-        <w:t xml:space="preserve"> </w:t>
-      </w:r>
-      <w:r>
-        <w:rPr>
-          <w:rFonts w:hint="eastAsia"/>
-        </w:rPr>
-        <w:t>상승시킨다</w:t>
-      </w:r>
-      <w:r>
-        <w:rPr>
-          <w:rFonts w:hint="eastAsia"/>
-        </w:rPr>
-        <w:t xml:space="preserve">. </w:t>
+        <w:t>일반 몬스터를 처치하기 위한 주요 수단으로 설정한다. 플레이어 캐릭터가 자동으로 일반 몬스터를 추적하여 탄환을 발사한다. 화면 내에서만 적을 추적하고, 탄환 발사 후 더 가까운 다른 적이 존재할 경우 추적 대상을 변경한다. 탄환의 공격은 일반 몬스터를 3타에 걸쳐 죽일 수 있도록 데미지를 설계한다.</w:t>
+      </w:r>
+      <w:r>
+        <w:rPr>
+          <w:rFonts w:hint="eastAsia"/>
+        </w:rPr>
+        <w:t xml:space="preserve"> 탄환의 기본 공격력을 1로 정의하고, 이후 모든 스킬의 계수와 공격력을 탄환에 맞추어 상승시킨다. </w:t>
       </w:r>
     </w:p>
     <w:p/>
@@ -8732,169 +5934,7 @@
         <w:rPr>
           <w:rFonts w:hint="eastAsia"/>
         </w:rPr>
-        <w:t>탄환의</w:t>
-      </w:r>
-      <w:r>
-        <w:rPr>
-          <w:rFonts w:hint="eastAsia"/>
-        </w:rPr>
-        <w:t xml:space="preserve"> </w:t>
-      </w:r>
-      <w:r>
-        <w:rPr>
-          <w:rFonts w:hint="eastAsia"/>
-        </w:rPr>
-        <w:t>종류는</w:t>
-      </w:r>
-      <w:r>
-        <w:rPr>
-          <w:rFonts w:hint="eastAsia"/>
-        </w:rPr>
-        <w:t xml:space="preserve"> </w:t>
-      </w:r>
-      <w:r>
-        <w:rPr>
-          <w:rFonts w:hint="eastAsia"/>
-        </w:rPr>
-        <w:t>플레이어의</w:t>
-      </w:r>
-      <w:r>
-        <w:rPr>
-          <w:rFonts w:hint="eastAsia"/>
-        </w:rPr>
-        <w:t xml:space="preserve"> </w:t>
-      </w:r>
-      <w:r>
-        <w:rPr>
-          <w:rFonts w:hint="eastAsia"/>
-        </w:rPr>
-        <w:t>시작</w:t>
-      </w:r>
-      <w:r>
-        <w:rPr>
-          <w:rFonts w:hint="eastAsia"/>
-        </w:rPr>
-        <w:t xml:space="preserve"> </w:t>
-      </w:r>
-      <w:r>
-        <w:rPr>
-          <w:rFonts w:hint="eastAsia"/>
-        </w:rPr>
-        <w:t>유물과</w:t>
-      </w:r>
-      <w:r>
-        <w:rPr>
-          <w:rFonts w:hint="eastAsia"/>
-        </w:rPr>
-        <w:t xml:space="preserve"> </w:t>
-      </w:r>
-      <w:r>
-        <w:rPr>
-          <w:rFonts w:hint="eastAsia"/>
-        </w:rPr>
-        <w:t>로비에서</w:t>
-      </w:r>
-      <w:r>
-        <w:rPr>
-          <w:rFonts w:hint="eastAsia"/>
-        </w:rPr>
-        <w:t xml:space="preserve"> </w:t>
-      </w:r>
-      <w:r>
-        <w:rPr>
-          <w:rFonts w:hint="eastAsia"/>
-        </w:rPr>
-        <w:t>착용</w:t>
-      </w:r>
-      <w:r>
-        <w:rPr>
-          <w:rFonts w:hint="eastAsia"/>
-        </w:rPr>
-        <w:t xml:space="preserve"> </w:t>
-      </w:r>
-      <w:r>
-        <w:rPr>
-          <w:rFonts w:hint="eastAsia"/>
-        </w:rPr>
-        <w:t>가능한</w:t>
-      </w:r>
-      <w:r>
-        <w:rPr>
-          <w:rFonts w:hint="eastAsia"/>
-        </w:rPr>
-        <w:t xml:space="preserve"> </w:t>
-      </w:r>
-      <w:r>
-        <w:rPr>
-          <w:rFonts w:hint="eastAsia"/>
-        </w:rPr>
-        <w:t>기초</w:t>
-      </w:r>
-      <w:r>
-        <w:rPr>
-          <w:rFonts w:hint="eastAsia"/>
-        </w:rPr>
-        <w:t xml:space="preserve"> </w:t>
-      </w:r>
-      <w:r>
-        <w:rPr>
-          <w:rFonts w:hint="eastAsia"/>
-        </w:rPr>
-        <w:t>장비에</w:t>
-      </w:r>
-      <w:r>
-        <w:rPr>
-          <w:rFonts w:hint="eastAsia"/>
-        </w:rPr>
-        <w:t xml:space="preserve"> </w:t>
-      </w:r>
-      <w:r>
-        <w:rPr>
-          <w:rFonts w:hint="eastAsia"/>
-        </w:rPr>
-        <w:t>의해</w:t>
-      </w:r>
-      <w:r>
-        <w:rPr>
-          <w:rFonts w:hint="eastAsia"/>
-        </w:rPr>
-        <w:t xml:space="preserve"> </w:t>
-      </w:r>
-      <w:r>
-        <w:rPr>
-          <w:rFonts w:hint="eastAsia"/>
-        </w:rPr>
-        <w:t>변경될</w:t>
-      </w:r>
-      <w:r>
-        <w:rPr>
-          <w:rFonts w:hint="eastAsia"/>
-        </w:rPr>
-        <w:t xml:space="preserve"> </w:t>
-      </w:r>
-      <w:r>
-        <w:rPr>
-          <w:rFonts w:hint="eastAsia"/>
-        </w:rPr>
-        <w:t>수</w:t>
-      </w:r>
-      <w:r>
-        <w:rPr>
-          <w:rFonts w:hint="eastAsia"/>
-        </w:rPr>
-        <w:t xml:space="preserve"> </w:t>
-      </w:r>
-      <w:r>
-        <w:rPr>
-          <w:rFonts w:hint="eastAsia"/>
-        </w:rPr>
-        <w:t>있다</w:t>
-      </w:r>
-      <w:r>
-        <w:rPr>
-          <w:rFonts w:hint="eastAsia"/>
-        </w:rPr>
-        <w:t xml:space="preserve">. </w:t>
+        <w:t xml:space="preserve">탄환의 종류는 플레이어의 시작 유물과 로비에서 착용 가능한 기초 장비에 의해 변경될 수 있다. </w:t>
       </w:r>
     </w:p>
     <w:p/>
@@ -8913,49 +5953,133 @@
         </w:numPr>
       </w:pPr>
       <w:bookmarkStart w:id="22" w:name="_Toc243523925"/>
+      <w:proofErr w:type="spellStart"/>
       <w:r>
         <w:rPr>
           <w:rFonts w:hint="eastAsia"/>
         </w:rPr>
         <w:t>약공격</w:t>
       </w:r>
+      <w:proofErr w:type="spellEnd"/>
+      <w:r>
+        <w:rPr>
+          <w:rFonts w:hint="eastAsia"/>
+        </w:rPr>
+        <w:t xml:space="preserve"> 스킬</w:t>
+      </w:r>
+      <w:bookmarkEnd w:id="22"/>
+    </w:p>
+    <w:p>
+      <w:pPr>
+        <w:rPr>
+          <w:noProof/>
+        </w:rPr>
+      </w:pPr>
+      <w:r>
+        <w:rPr>
+          <w:rFonts w:hint="eastAsia"/>
+        </w:rPr>
+        <w:t>엘리</w:t>
+      </w:r>
+      <w:r>
+        <w:rPr>
+          <w:rFonts w:hint="eastAsia"/>
+        </w:rPr>
+        <w:t>트</w:t>
+      </w:r>
+      <w:r>
+        <w:rPr>
+          <w:rFonts w:hint="eastAsia"/>
+        </w:rPr>
+        <w:t>와 보스</w:t>
+      </w:r>
+      <w:r>
+        <w:rPr>
+          <w:rFonts w:hint="eastAsia"/>
+        </w:rPr>
+        <w:t xml:space="preserve"> 몬스터</w:t>
+      </w:r>
+      <w:r>
+        <w:rPr>
+          <w:rFonts w:hint="eastAsia"/>
+        </w:rPr>
+        <w:t xml:space="preserve">를 상대하기 위한 주요 수단으로 </w:t>
+      </w:r>
+      <w:proofErr w:type="spellStart"/>
+      <w:proofErr w:type="gramStart"/>
+      <w:r>
+        <w:rPr>
+          <w:rFonts w:hint="eastAsia"/>
+        </w:rPr>
+        <w:t>설정한다.이동</w:t>
+      </w:r>
+      <w:proofErr w:type="spellEnd"/>
+      <w:proofErr w:type="gramEnd"/>
+      <w:r>
+        <w:rPr>
+          <w:rFonts w:hint="eastAsia"/>
+        </w:rPr>
+        <w:t xml:space="preserve"> 중 적을 공격하여 즉시 </w:t>
+      </w:r>
+      <w:proofErr w:type="spellStart"/>
+      <w:r>
+        <w:rPr>
+          <w:rFonts w:hint="eastAsia"/>
+        </w:rPr>
+        <w:t>시전되는</w:t>
+      </w:r>
+      <w:proofErr w:type="spellEnd"/>
+      <w:r>
+        <w:rPr>
+          <w:rFonts w:hint="eastAsia"/>
+        </w:rPr>
+        <w:t xml:space="preserve"> 공격이</w:t>
+      </w:r>
+      <w:r>
+        <w:rPr>
+          <w:rFonts w:hint="eastAsia"/>
+        </w:rPr>
+        <w:t>다.</w:t>
+      </w:r>
       <w:r>
         <w:rPr>
           <w:rFonts w:hint="eastAsia"/>
         </w:rPr>
         <w:t xml:space="preserve"> </w:t>
       </w:r>
-      <w:r>
-        <w:rPr>
-          <w:rFonts w:hint="eastAsia"/>
-        </w:rPr>
-        <w:t>스킬</w:t>
-      </w:r>
-      <w:bookmarkEnd w:id="22"/>
-    </w:p>
-    <w:p>
-      <w:pPr>
-        <w:rPr>
-          <w:noProof/>
-        </w:rPr>
-      </w:pPr>
-      <w:r>
-        <w:rPr>
-          <w:rFonts w:hint="eastAsia"/>
-        </w:rPr>
-        <w:t>엘리</w:t>
-      </w:r>
-      <w:r>
-        <w:rPr>
-          <w:rFonts w:hint="eastAsia"/>
-        </w:rPr>
-        <w:t>트</w:t>
-      </w:r>
-      <w:r>
-        <w:rPr>
-          <w:rFonts w:hint="eastAsia"/>
-        </w:rPr>
-        <w:t>와</w:t>
+      <w:proofErr w:type="spellStart"/>
+      <w:r>
+        <w:rPr>
+          <w:rFonts w:hint="eastAsia"/>
+        </w:rPr>
+        <w:t>약공격</w:t>
+      </w:r>
+      <w:proofErr w:type="spellEnd"/>
+      <w:r>
+        <w:rPr>
+          <w:rFonts w:hint="eastAsia"/>
+        </w:rPr>
+        <w:t xml:space="preserve"> 버튼을 눌러서 사용 가능하다.</w:t>
+      </w:r>
+      <w:r>
+        <w:rPr>
+          <w:rFonts w:hint="eastAsia"/>
+        </w:rPr>
+        <w:t xml:space="preserve"> 모든 </w:t>
+      </w:r>
+      <w:proofErr w:type="spellStart"/>
+      <w:r>
+        <w:rPr>
+          <w:rFonts w:hint="eastAsia"/>
+        </w:rPr>
+        <w:t>약공격</w:t>
+      </w:r>
+      <w:proofErr w:type="spellEnd"/>
+      <w:r>
+        <w:rPr>
+          <w:rFonts w:hint="eastAsia"/>
+        </w:rPr>
+        <w:t xml:space="preserve"> 스킬은</w:t>
       </w:r>
       <w:r>
         <w:rPr>
@@ -8967,385 +6091,21 @@
         <w:rPr>
           <w:rFonts w:hint="eastAsia"/>
         </w:rPr>
-        <w:t>보스</w:t>
-      </w:r>
-      <w:r>
-        <w:rPr>
-          <w:rFonts w:hint="eastAsia"/>
-        </w:rPr>
-        <w:t xml:space="preserve"> </w:t>
-      </w:r>
-      <w:r>
-        <w:rPr>
-          <w:rFonts w:hint="eastAsia"/>
-        </w:rPr>
-        <w:t>몬스터</w:t>
-      </w:r>
-      <w:r>
-        <w:rPr>
-          <w:rFonts w:hint="eastAsia"/>
-        </w:rPr>
-        <w:t>를</w:t>
-      </w:r>
-      <w:r>
-        <w:rPr>
-          <w:rFonts w:hint="eastAsia"/>
-        </w:rPr>
-        <w:t xml:space="preserve"> </w:t>
-      </w:r>
-      <w:r>
-        <w:rPr>
-          <w:rFonts w:hint="eastAsia"/>
-        </w:rPr>
-        <w:t>상대하기</w:t>
-      </w:r>
-      <w:r>
-        <w:rPr>
-          <w:rFonts w:hint="eastAsia"/>
-        </w:rPr>
-        <w:t xml:space="preserve"> </w:t>
-      </w:r>
-      <w:r>
-        <w:rPr>
-          <w:rFonts w:hint="eastAsia"/>
-        </w:rPr>
-        <w:t>위한</w:t>
-      </w:r>
-      <w:r>
-        <w:rPr>
-          <w:rFonts w:hint="eastAsia"/>
-        </w:rPr>
-        <w:t xml:space="preserve"> </w:t>
-      </w:r>
-      <w:r>
-        <w:rPr>
-          <w:rFonts w:hint="eastAsia"/>
-        </w:rPr>
-        <w:t>주요</w:t>
-      </w:r>
-      <w:r>
-        <w:rPr>
-          <w:rFonts w:hint="eastAsia"/>
-        </w:rPr>
-        <w:t xml:space="preserve"> </w:t>
-      </w:r>
-      <w:r>
-        <w:rPr>
-          <w:rFonts w:hint="eastAsia"/>
-        </w:rPr>
-        <w:t>수단으로</w:t>
-      </w:r>
-      <w:r>
-        <w:rPr>
-          <w:rFonts w:hint="eastAsia"/>
-        </w:rPr>
-        <w:t xml:space="preserve"> </w:t>
-      </w:r>
-      <w:r>
-        <w:rPr>
-          <w:rFonts w:hint="eastAsia"/>
-        </w:rPr>
-        <w:t>설정한다</w:t>
-      </w:r>
-      <w:r>
-        <w:rPr>
-          <w:rFonts w:hint="eastAsia"/>
-        </w:rPr>
-        <w:t>.</w:t>
-      </w:r>
-      <w:r>
-        <w:rPr>
-          <w:rFonts w:hint="eastAsia"/>
-        </w:rPr>
-        <w:t>이동</w:t>
-      </w:r>
-      <w:r>
-        <w:rPr>
-          <w:rFonts w:hint="eastAsia"/>
-        </w:rPr>
-        <w:t xml:space="preserve"> </w:t>
-      </w:r>
-      <w:r>
-        <w:rPr>
-          <w:rFonts w:hint="eastAsia"/>
-        </w:rPr>
-        <w:t>중</w:t>
-      </w:r>
-      <w:r>
-        <w:rPr>
-          <w:rFonts w:hint="eastAsia"/>
-        </w:rPr>
-        <w:t xml:space="preserve"> </w:t>
-      </w:r>
-      <w:r>
-        <w:rPr>
-          <w:rFonts w:hint="eastAsia"/>
-        </w:rPr>
-        <w:t>적을</w:t>
-      </w:r>
-      <w:r>
-        <w:rPr>
-          <w:rFonts w:hint="eastAsia"/>
-        </w:rPr>
-        <w:t xml:space="preserve"> </w:t>
-      </w:r>
-      <w:r>
-        <w:rPr>
-          <w:rFonts w:hint="eastAsia"/>
-        </w:rPr>
-        <w:t>공격하여</w:t>
-      </w:r>
-      <w:r>
-        <w:rPr>
-          <w:rFonts w:hint="eastAsia"/>
-        </w:rPr>
-        <w:t xml:space="preserve"> </w:t>
-      </w:r>
-      <w:r>
-        <w:rPr>
-          <w:rFonts w:hint="eastAsia"/>
-        </w:rPr>
-        <w:t>즉시</w:t>
-      </w:r>
-      <w:r>
-        <w:rPr>
-          <w:rFonts w:hint="eastAsia"/>
-        </w:rPr>
-        <w:t xml:space="preserve"> </w:t>
-      </w:r>
-      <w:r>
-        <w:rPr>
-          <w:rFonts w:hint="eastAsia"/>
-        </w:rPr>
-        <w:t>시전되는</w:t>
-      </w:r>
-      <w:r>
-        <w:rPr>
-          <w:rFonts w:hint="eastAsia"/>
-        </w:rPr>
-        <w:t xml:space="preserve"> </w:t>
-      </w:r>
-      <w:r>
-        <w:rPr>
-          <w:rFonts w:hint="eastAsia"/>
-        </w:rPr>
-        <w:t>공격이</w:t>
-      </w:r>
-      <w:r>
-        <w:rPr>
-          <w:rFonts w:hint="eastAsia"/>
-        </w:rPr>
-        <w:t>다</w:t>
-      </w:r>
-      <w:r>
-        <w:rPr>
-          <w:rFonts w:hint="eastAsia"/>
-        </w:rPr>
-        <w:t>.</w:t>
-      </w:r>
-      <w:r>
-        <w:rPr>
-          <w:rFonts w:hint="eastAsia"/>
-        </w:rPr>
-        <w:t xml:space="preserve"> </w:t>
-      </w:r>
-      <w:r>
-        <w:rPr>
-          <w:rFonts w:hint="eastAsia"/>
-        </w:rPr>
-        <w:t>약공격</w:t>
-      </w:r>
-      <w:r>
-        <w:rPr>
-          <w:rFonts w:hint="eastAsia"/>
-        </w:rPr>
-        <w:t xml:space="preserve"> </w:t>
-      </w:r>
-      <w:r>
-        <w:rPr>
-          <w:rFonts w:hint="eastAsia"/>
-        </w:rPr>
-        <w:t>버튼을</w:t>
-      </w:r>
-      <w:r>
-        <w:rPr>
-          <w:rFonts w:hint="eastAsia"/>
-        </w:rPr>
-        <w:t xml:space="preserve"> </w:t>
-      </w:r>
-      <w:r>
-        <w:rPr>
-          <w:rFonts w:hint="eastAsia"/>
-        </w:rPr>
-        <w:t>눌러서</w:t>
-      </w:r>
-      <w:r>
-        <w:rPr>
-          <w:rFonts w:hint="eastAsia"/>
-        </w:rPr>
-        <w:t xml:space="preserve"> </w:t>
-      </w:r>
-      <w:r>
-        <w:rPr>
-          <w:rFonts w:hint="eastAsia"/>
-        </w:rPr>
-        <w:t>사용</w:t>
-      </w:r>
-      <w:r>
-        <w:rPr>
-          <w:rFonts w:hint="eastAsia"/>
-        </w:rPr>
-        <w:t xml:space="preserve"> </w:t>
-      </w:r>
-      <w:r>
-        <w:rPr>
-          <w:rFonts w:hint="eastAsia"/>
-        </w:rPr>
-        <w:t>가능하다</w:t>
-      </w:r>
-      <w:r>
-        <w:rPr>
-          <w:rFonts w:hint="eastAsia"/>
-        </w:rPr>
-        <w:t>.</w:t>
-      </w:r>
-      <w:r>
-        <w:rPr>
-          <w:rFonts w:hint="eastAsia"/>
-        </w:rPr>
-        <w:t xml:space="preserve"> </w:t>
-      </w:r>
-      <w:r>
-        <w:rPr>
-          <w:rFonts w:hint="eastAsia"/>
-        </w:rPr>
-        <w:t>모든</w:t>
-      </w:r>
-      <w:r>
-        <w:rPr>
-          <w:rFonts w:hint="eastAsia"/>
-        </w:rPr>
-        <w:t xml:space="preserve"> </w:t>
-      </w:r>
-      <w:r>
-        <w:rPr>
-          <w:rFonts w:hint="eastAsia"/>
-        </w:rPr>
-        <w:t>약공격</w:t>
-      </w:r>
-      <w:r>
-        <w:rPr>
-          <w:rFonts w:hint="eastAsia"/>
-        </w:rPr>
-        <w:t xml:space="preserve"> </w:t>
-      </w:r>
-      <w:r>
-        <w:rPr>
-          <w:rFonts w:hint="eastAsia"/>
-        </w:rPr>
-        <w:t>스킬은</w:t>
-      </w:r>
-      <w:r>
-        <w:rPr>
-          <w:rFonts w:hint="eastAsia"/>
-        </w:rPr>
-        <w:t xml:space="preserve"> </w:t>
-      </w:r>
-      <w:r>
-        <w:rPr>
-          <w:rFonts w:hint="eastAsia"/>
-        </w:rPr>
-        <w:t>시전</w:t>
-      </w:r>
-      <w:r>
-        <w:rPr>
-          <w:rFonts w:hint="eastAsia"/>
-        </w:rPr>
-        <w:t xml:space="preserve"> </w:t>
-      </w:r>
-      <w:r>
-        <w:rPr>
-          <w:rFonts w:hint="eastAsia"/>
-        </w:rPr>
-        <w:t>대기</w:t>
-      </w:r>
-      <w:r>
-        <w:rPr>
-          <w:rFonts w:hint="eastAsia"/>
-        </w:rPr>
-        <w:t xml:space="preserve"> </w:t>
-      </w:r>
-      <w:r>
-        <w:rPr>
-          <w:rFonts w:hint="eastAsia"/>
-        </w:rPr>
-        <w:t>시간</w:t>
-      </w:r>
-      <w:r>
-        <w:rPr>
-          <w:rFonts w:hint="eastAsia"/>
-        </w:rPr>
-        <w:t xml:space="preserve"> (</w:t>
-      </w:r>
+        <w:t>시전 대기 시간 (</w:t>
+      </w:r>
+      <w:proofErr w:type="spellStart"/>
       <w:r>
         <w:rPr>
           <w:rFonts w:hint="eastAsia"/>
         </w:rPr>
         <w:t>쿨다운</w:t>
       </w:r>
-      <w:r>
-        <w:rPr>
-          <w:rFonts w:hint="eastAsia"/>
-        </w:rPr>
-        <w:t>)</w:t>
-      </w:r>
-      <w:r>
-        <w:rPr>
-          <w:rFonts w:hint="eastAsia"/>
-        </w:rPr>
-        <w:t>을</w:t>
-      </w:r>
-      <w:r>
-        <w:rPr>
-          <w:rFonts w:hint="eastAsia"/>
-        </w:rPr>
-        <w:t xml:space="preserve"> 2</w:t>
-      </w:r>
-      <w:r>
-        <w:rPr>
-          <w:rFonts w:hint="eastAsia"/>
-        </w:rPr>
-        <w:t>초</w:t>
-      </w:r>
-      <w:r>
-        <w:rPr>
-          <w:rFonts w:hint="eastAsia"/>
-        </w:rPr>
-        <w:t xml:space="preserve"> </w:t>
-      </w:r>
-      <w:r>
-        <w:rPr>
-          <w:rFonts w:hint="eastAsia"/>
-        </w:rPr>
-        <w:t>이내로</w:t>
-      </w:r>
-      <w:r>
-        <w:rPr>
-          <w:rFonts w:hint="eastAsia"/>
-        </w:rPr>
-        <w:t xml:space="preserve"> </w:t>
-      </w:r>
-      <w:r>
-        <w:rPr>
-          <w:rFonts w:hint="eastAsia"/>
-        </w:rPr>
-        <w:t>설정한다</w:t>
-      </w:r>
-      <w:r>
-        <w:rPr>
-          <w:rFonts w:hint="eastAsia"/>
-        </w:rPr>
-        <w:t>.</w:t>
+      <w:proofErr w:type="spellEnd"/>
+      <w:r>
+        <w:rPr>
+          <w:rFonts w:hint="eastAsia"/>
+        </w:rPr>
+        <w:t>)을 2초 이내로 설정한다.</w:t>
       </w:r>
       <w:r>
         <w:rPr>
@@ -9411,6 +6171,7 @@
           <w:bCs/>
         </w:rPr>
       </w:pPr>
+      <w:proofErr w:type="spellStart"/>
       <w:r>
         <w:rPr>
           <w:rFonts w:hint="eastAsia"/>
@@ -9419,131 +6180,62 @@
         </w:rPr>
         <w:t>약공격</w:t>
       </w:r>
+      <w:proofErr w:type="spellEnd"/>
       <w:r>
         <w:rPr>
           <w:rFonts w:hint="eastAsia"/>
           <w:b/>
           <w:bCs/>
         </w:rPr>
-        <w:t xml:space="preserve"> </w:t>
-      </w:r>
-      <w:r>
-        <w:rPr>
-          <w:rFonts w:hint="eastAsia"/>
+        <w:t xml:space="preserve"> 버튼</w:t>
+      </w:r>
+    </w:p>
+    <w:p>
+      <w:r>
+        <w:rPr>
+          <w:rFonts w:hint="eastAsia"/>
+        </w:rPr>
+        <w:t xml:space="preserve">버튼을 누르면 지니고 있는 </w:t>
+      </w:r>
+      <w:proofErr w:type="spellStart"/>
+      <w:r>
+        <w:rPr>
+          <w:rFonts w:hint="eastAsia"/>
+        </w:rPr>
+        <w:t>약공격</w:t>
+      </w:r>
+      <w:proofErr w:type="spellEnd"/>
+      <w:r>
+        <w:rPr>
+          <w:rFonts w:hint="eastAsia"/>
+        </w:rPr>
+        <w:t xml:space="preserve"> 스킬이 사용된다. </w:t>
+      </w:r>
+    </w:p>
+    <w:p/>
+    <w:p>
+      <w:pPr>
+        <w:rPr>
           <w:b/>
           <w:bCs/>
         </w:rPr>
-        <w:t>버튼</w:t>
-      </w:r>
-    </w:p>
-    <w:p>
-      <w:r>
-        <w:rPr>
-          <w:rFonts w:hint="eastAsia"/>
-        </w:rPr>
-        <w:t>버튼을</w:t>
-      </w:r>
-      <w:r>
-        <w:rPr>
-          <w:rFonts w:hint="eastAsia"/>
-        </w:rPr>
-        <w:t xml:space="preserve"> </w:t>
-      </w:r>
-      <w:r>
-        <w:rPr>
-          <w:rFonts w:hint="eastAsia"/>
-        </w:rPr>
-        <w:t>누르면</w:t>
-      </w:r>
-      <w:r>
-        <w:rPr>
-          <w:rFonts w:hint="eastAsia"/>
-        </w:rPr>
-        <w:t xml:space="preserve"> </w:t>
-      </w:r>
-      <w:r>
-        <w:rPr>
-          <w:rFonts w:hint="eastAsia"/>
-        </w:rPr>
-        <w:t>지니고</w:t>
-      </w:r>
-      <w:r>
-        <w:rPr>
-          <w:rFonts w:hint="eastAsia"/>
-        </w:rPr>
-        <w:t xml:space="preserve"> </w:t>
-      </w:r>
-      <w:r>
-        <w:rPr>
-          <w:rFonts w:hint="eastAsia"/>
-        </w:rPr>
-        <w:t>있는</w:t>
-      </w:r>
-      <w:r>
-        <w:rPr>
-          <w:rFonts w:hint="eastAsia"/>
-        </w:rPr>
-        <w:t xml:space="preserve"> </w:t>
-      </w:r>
-      <w:r>
-        <w:rPr>
-          <w:rFonts w:hint="eastAsia"/>
-        </w:rPr>
-        <w:t>약공격</w:t>
-      </w:r>
-      <w:r>
-        <w:rPr>
-          <w:rFonts w:hint="eastAsia"/>
-        </w:rPr>
-        <w:t xml:space="preserve"> </w:t>
-      </w:r>
-      <w:r>
-        <w:rPr>
-          <w:rFonts w:hint="eastAsia"/>
-        </w:rPr>
-        <w:t>스킬이</w:t>
-      </w:r>
-      <w:r>
-        <w:rPr>
-          <w:rFonts w:hint="eastAsia"/>
-        </w:rPr>
-        <w:t xml:space="preserve"> </w:t>
-      </w:r>
-      <w:r>
-        <w:rPr>
-          <w:rFonts w:hint="eastAsia"/>
-        </w:rPr>
-        <w:t>사용된다</w:t>
-      </w:r>
-      <w:r>
-        <w:rPr>
-          <w:rFonts w:hint="eastAsia"/>
-        </w:rPr>
-        <w:t xml:space="preserve">. </w:t>
-      </w:r>
-    </w:p>
-    <w:p/>
-    <w:p>
-      <w:pPr>
-        <w:rPr>
+      </w:pPr>
+      <w:proofErr w:type="spellStart"/>
+      <w:r>
+        <w:rPr>
+          <w:rFonts w:hint="eastAsia"/>
           <w:b/>
           <w:bCs/>
         </w:rPr>
-      </w:pPr>
+        <w:t>약공격</w:t>
+      </w:r>
+      <w:proofErr w:type="spellEnd"/>
       <w:r>
         <w:rPr>
           <w:rFonts w:hint="eastAsia"/>
           <w:b/>
           <w:bCs/>
         </w:rPr>
-        <w:t>약공격</w:t>
-      </w:r>
-      <w:r>
-        <w:rPr>
-          <w:rFonts w:hint="eastAsia"/>
-          <w:b/>
-          <w:bCs/>
-        </w:rPr>
         <w:t xml:space="preserve"> </w:t>
       </w:r>
     </w:p>
@@ -9552,181 +6244,13 @@
         <w:rPr>
           <w:rFonts w:hint="eastAsia"/>
         </w:rPr>
-        <w:t>투사체</w:t>
-      </w:r>
-      <w:r>
-        <w:rPr>
-          <w:rFonts w:hint="eastAsia"/>
-        </w:rPr>
-        <w:t xml:space="preserve"> </w:t>
-      </w:r>
-      <w:r>
-        <w:rPr>
-          <w:rFonts w:hint="eastAsia"/>
-        </w:rPr>
-        <w:t>혹은</w:t>
-      </w:r>
-      <w:r>
-        <w:rPr>
-          <w:rFonts w:hint="eastAsia"/>
-        </w:rPr>
-        <w:t xml:space="preserve"> </w:t>
-      </w:r>
-      <w:r>
-        <w:rPr>
-          <w:rFonts w:hint="eastAsia"/>
-        </w:rPr>
-        <w:t>그와</w:t>
-      </w:r>
-      <w:r>
-        <w:rPr>
-          <w:rFonts w:hint="eastAsia"/>
-        </w:rPr>
-        <w:t xml:space="preserve"> </w:t>
-      </w:r>
-      <w:r>
-        <w:rPr>
-          <w:rFonts w:hint="eastAsia"/>
-        </w:rPr>
-        <w:t>유사한</w:t>
-      </w:r>
-      <w:r>
-        <w:rPr>
-          <w:rFonts w:hint="eastAsia"/>
-        </w:rPr>
-        <w:t xml:space="preserve"> </w:t>
-      </w:r>
-      <w:r>
-        <w:rPr>
-          <w:rFonts w:hint="eastAsia"/>
-        </w:rPr>
-        <w:t>공격이</w:t>
-      </w:r>
-      <w:r>
-        <w:rPr>
-          <w:rFonts w:hint="eastAsia"/>
-        </w:rPr>
-        <w:t xml:space="preserve"> </w:t>
-      </w:r>
-      <w:r>
-        <w:rPr>
-          <w:rFonts w:hint="eastAsia"/>
-        </w:rPr>
-        <w:t>사용된다</w:t>
-      </w:r>
-      <w:r>
-        <w:rPr>
-          <w:rFonts w:hint="eastAsia"/>
-        </w:rPr>
-        <w:t xml:space="preserve">. </w:t>
-      </w:r>
-      <w:r>
-        <w:rPr>
-          <w:rFonts w:hint="eastAsia"/>
-        </w:rPr>
-        <w:t>모든</w:t>
-      </w:r>
-      <w:r>
-        <w:rPr>
-          <w:rFonts w:hint="eastAsia"/>
-        </w:rPr>
-        <w:t xml:space="preserve"> </w:t>
-      </w:r>
-      <w:r>
-        <w:rPr>
-          <w:rFonts w:hint="eastAsia"/>
-        </w:rPr>
-        <w:t>공격의</w:t>
-      </w:r>
-      <w:r>
-        <w:rPr>
-          <w:rFonts w:hint="eastAsia"/>
-        </w:rPr>
-        <w:t xml:space="preserve"> </w:t>
-      </w:r>
-      <w:r>
-        <w:rPr>
-          <w:rFonts w:hint="eastAsia"/>
-        </w:rPr>
-        <w:t>종류는</w:t>
-      </w:r>
-      <w:r>
-        <w:rPr>
-          <w:rFonts w:hint="eastAsia"/>
-        </w:rPr>
-        <w:t xml:space="preserve"> </w:t>
-      </w:r>
-      <w:r>
-        <w:rPr>
-          <w:rFonts w:hint="eastAsia"/>
-        </w:rPr>
-        <w:t>추후</w:t>
-      </w:r>
-      <w:r>
-        <w:rPr>
-          <w:rFonts w:hint="eastAsia"/>
-        </w:rPr>
-        <w:t xml:space="preserve"> </w:t>
-      </w:r>
-      <w:r>
-        <w:rPr>
-          <w:rFonts w:hint="eastAsia"/>
-        </w:rPr>
-        <w:t>별도의</w:t>
-      </w:r>
-      <w:r>
-        <w:rPr>
-          <w:rFonts w:hint="eastAsia"/>
-        </w:rPr>
-        <w:t xml:space="preserve"> </w:t>
-      </w:r>
-      <w:r>
-        <w:rPr>
-          <w:rFonts w:hint="eastAsia"/>
-        </w:rPr>
-        <w:t>표</w:t>
-      </w:r>
-      <w:r>
-        <w:rPr>
-          <w:rFonts w:hint="eastAsia"/>
-        </w:rPr>
-        <w:t xml:space="preserve"> </w:t>
-      </w:r>
-      <w:r>
-        <w:rPr>
-          <w:rFonts w:hint="eastAsia"/>
-        </w:rPr>
-        <w:t>혹은</w:t>
-      </w:r>
-      <w:r>
-        <w:rPr>
-          <w:rFonts w:hint="eastAsia"/>
-        </w:rPr>
-        <w:t xml:space="preserve"> </w:t>
-      </w:r>
-      <w:r>
-        <w:rPr>
-          <w:rFonts w:hint="eastAsia"/>
-        </w:rPr>
-        <w:t>테이블로</w:t>
-      </w:r>
-      <w:r>
-        <w:rPr>
-          <w:rFonts w:hint="eastAsia"/>
-        </w:rPr>
-        <w:t xml:space="preserve"> </w:t>
-      </w:r>
-      <w:r>
-        <w:rPr>
-          <w:rFonts w:hint="eastAsia"/>
-        </w:rPr>
-        <w:t>정리한다</w:t>
-      </w:r>
-      <w:r>
-        <w:rPr>
-          <w:rFonts w:hint="eastAsia"/>
-        </w:rPr>
-        <w:t>.</w:t>
+        <w:t xml:space="preserve">투사체 혹은 그와 유사한 공격이 사용된다. </w:t>
+      </w:r>
+      <w:r>
+        <w:rPr>
+          <w:rFonts w:hint="eastAsia"/>
+        </w:rPr>
+        <w:t>모든 공격의 종류는 추후 별도의 표 혹은 테이블로 정리한다.</w:t>
       </w:r>
     </w:p>
     <w:p>
@@ -9745,23 +6269,19 @@
         </w:numPr>
       </w:pPr>
       <w:bookmarkStart w:id="23" w:name="_Toc243523926"/>
+      <w:proofErr w:type="spellStart"/>
       <w:r>
         <w:rPr>
           <w:rFonts w:hint="eastAsia"/>
         </w:rPr>
         <w:t>강공격</w:t>
       </w:r>
-      <w:r>
-        <w:rPr>
-          <w:rFonts w:hint="eastAsia"/>
-        </w:rPr>
-        <w:t xml:space="preserve"> </w:t>
-      </w:r>
-      <w:r>
-        <w:rPr>
-          <w:rFonts w:hint="eastAsia"/>
-        </w:rPr>
-        <w:t>스킬</w:t>
+      <w:proofErr w:type="spellEnd"/>
+      <w:r>
+        <w:rPr>
+          <w:rFonts w:hint="eastAsia"/>
+        </w:rPr>
+        <w:t xml:space="preserve"> 스킬</w:t>
       </w:r>
       <w:bookmarkEnd w:id="23"/>
     </w:p>
@@ -9770,253 +6290,49 @@
         <w:rPr>
           <w:rFonts w:hint="eastAsia"/>
         </w:rPr>
-        <w:t>보스</w:t>
-      </w:r>
-      <w:r>
-        <w:rPr>
-          <w:rFonts w:hint="eastAsia"/>
-        </w:rPr>
-        <w:t xml:space="preserve"> </w:t>
-      </w:r>
-      <w:r>
-        <w:rPr>
-          <w:rFonts w:hint="eastAsia"/>
-        </w:rPr>
-        <w:t>몬스터를</w:t>
-      </w:r>
-      <w:r>
-        <w:rPr>
-          <w:rFonts w:hint="eastAsia"/>
-        </w:rPr>
-        <w:t xml:space="preserve"> </w:t>
-      </w:r>
-      <w:r>
-        <w:rPr>
-          <w:rFonts w:hint="eastAsia"/>
-        </w:rPr>
-        <w:t>주력으로</w:t>
-      </w:r>
-      <w:r>
-        <w:rPr>
-          <w:rFonts w:hint="eastAsia"/>
-        </w:rPr>
-        <w:t xml:space="preserve"> </w:t>
-      </w:r>
-      <w:r>
-        <w:rPr>
-          <w:rFonts w:hint="eastAsia"/>
-        </w:rPr>
-        <w:t>상대하기</w:t>
-      </w:r>
-      <w:r>
-        <w:rPr>
-          <w:rFonts w:hint="eastAsia"/>
-        </w:rPr>
-        <w:t xml:space="preserve"> </w:t>
-      </w:r>
-      <w:r>
-        <w:rPr>
-          <w:rFonts w:hint="eastAsia"/>
-        </w:rPr>
-        <w:t>위한</w:t>
-      </w:r>
-      <w:r>
-        <w:rPr>
-          <w:rFonts w:hint="eastAsia"/>
-        </w:rPr>
-        <w:t xml:space="preserve"> </w:t>
-      </w:r>
-      <w:r>
-        <w:rPr>
-          <w:rFonts w:hint="eastAsia"/>
-        </w:rPr>
-        <w:t>수단으로</w:t>
-      </w:r>
-      <w:r>
-        <w:rPr>
-          <w:rFonts w:hint="eastAsia"/>
-        </w:rPr>
-        <w:t xml:space="preserve"> </w:t>
-      </w:r>
-      <w:r>
-        <w:rPr>
-          <w:rFonts w:hint="eastAsia"/>
-        </w:rPr>
-        <w:t>설정한다</w:t>
-      </w:r>
-      <w:r>
-        <w:rPr>
-          <w:rFonts w:hint="eastAsia"/>
-        </w:rPr>
-        <w:t xml:space="preserve">. </w:t>
-      </w:r>
+        <w:t xml:space="preserve">보스 몬스터를 주력으로 상대하기 위한 수단으로 설정한다. </w:t>
+      </w:r>
+      <w:proofErr w:type="spellStart"/>
       <w:r>
         <w:rPr>
           <w:rFonts w:hint="eastAsia"/>
         </w:rPr>
         <w:t>강공격</w:t>
       </w:r>
-      <w:r>
-        <w:rPr>
-          <w:rFonts w:hint="eastAsia"/>
-        </w:rPr>
-        <w:t xml:space="preserve"> </w:t>
-      </w:r>
-      <w:r>
-        <w:rPr>
-          <w:rFonts w:hint="eastAsia"/>
-        </w:rPr>
-        <w:t>버튼을</w:t>
-      </w:r>
-      <w:r>
-        <w:rPr>
-          <w:rFonts w:hint="eastAsia"/>
-        </w:rPr>
-        <w:t xml:space="preserve"> </w:t>
-      </w:r>
-      <w:r>
-        <w:rPr>
-          <w:rFonts w:hint="eastAsia"/>
-        </w:rPr>
-        <w:t>누르면</w:t>
-      </w:r>
-      <w:r>
-        <w:rPr>
-          <w:rFonts w:hint="eastAsia"/>
-        </w:rPr>
-        <w:t xml:space="preserve"> </w:t>
-      </w:r>
-      <w:r>
-        <w:rPr>
-          <w:rFonts w:hint="eastAsia"/>
-        </w:rPr>
-        <w:t>사용</w:t>
-      </w:r>
-      <w:r>
-        <w:rPr>
-          <w:rFonts w:hint="eastAsia"/>
-        </w:rPr>
-        <w:t xml:space="preserve"> </w:t>
-      </w:r>
-      <w:r>
-        <w:rPr>
-          <w:rFonts w:hint="eastAsia"/>
-        </w:rPr>
-        <w:t>가능하며</w:t>
-      </w:r>
-      <w:r>
-        <w:rPr>
-          <w:rFonts w:hint="eastAsia"/>
-        </w:rPr>
-        <w:t xml:space="preserve"> </w:t>
-      </w:r>
-      <w:r>
-        <w:rPr>
-          <w:rFonts w:hint="eastAsia"/>
-        </w:rPr>
-        <w:t>플레이어에게</w:t>
-      </w:r>
-      <w:r>
-        <w:rPr>
-          <w:rFonts w:hint="eastAsia"/>
-        </w:rPr>
-        <w:t xml:space="preserve"> </w:t>
-      </w:r>
+      <w:proofErr w:type="spellEnd"/>
+      <w:r>
+        <w:rPr>
+          <w:rFonts w:hint="eastAsia"/>
+        </w:rPr>
+        <w:t xml:space="preserve"> 버튼을 누르면 사용 가능하며 플레이어에게 </w:t>
+      </w:r>
+      <w:proofErr w:type="spellStart"/>
       <w:r>
         <w:rPr>
           <w:rFonts w:hint="eastAsia"/>
         </w:rPr>
         <w:t>차징</w:t>
       </w:r>
-      <w:r>
-        <w:rPr>
-          <w:rFonts w:hint="eastAsia"/>
-        </w:rPr>
-        <w:t xml:space="preserve"> </w:t>
-      </w:r>
-      <w:r>
-        <w:rPr>
-          <w:rFonts w:hint="eastAsia"/>
-        </w:rPr>
-        <w:t>혹은</w:t>
-      </w:r>
-      <w:r>
-        <w:rPr>
-          <w:rFonts w:hint="eastAsia"/>
-        </w:rPr>
-        <w:t xml:space="preserve"> </w:t>
-      </w:r>
-      <w:r>
-        <w:rPr>
-          <w:rFonts w:hint="eastAsia"/>
-        </w:rPr>
-        <w:t>시전시간이</w:t>
-      </w:r>
-      <w:r>
-        <w:rPr>
-          <w:rFonts w:hint="eastAsia"/>
-        </w:rPr>
-        <w:t xml:space="preserve"> </w:t>
-      </w:r>
-      <w:r>
-        <w:rPr>
-          <w:rFonts w:hint="eastAsia"/>
-        </w:rPr>
-        <w:t>요구된다</w:t>
-      </w:r>
-      <w:r>
-        <w:rPr>
-          <w:rFonts w:hint="eastAsia"/>
-        </w:rPr>
-        <w:t xml:space="preserve">. </w:t>
-      </w:r>
+      <w:proofErr w:type="spellEnd"/>
+      <w:r>
+        <w:rPr>
+          <w:rFonts w:hint="eastAsia"/>
+        </w:rPr>
+        <w:t xml:space="preserve"> 혹은 시전시간이 요구된다. </w:t>
+      </w:r>
+      <w:proofErr w:type="spellStart"/>
       <w:r>
         <w:rPr>
           <w:rFonts w:hint="eastAsia"/>
         </w:rPr>
         <w:t>시전시간은</w:t>
       </w:r>
-      <w:r>
-        <w:rPr>
-          <w:rFonts w:hint="eastAsia"/>
-        </w:rPr>
-        <w:t xml:space="preserve"> 1</w:t>
-      </w:r>
-      <w:r>
-        <w:rPr>
-          <w:rFonts w:hint="eastAsia"/>
-        </w:rPr>
-        <w:t>초</w:t>
-      </w:r>
-      <w:r>
-        <w:rPr>
-          <w:rFonts w:hint="eastAsia"/>
-        </w:rPr>
-        <w:t xml:space="preserve"> </w:t>
-      </w:r>
-      <w:r>
-        <w:rPr>
-          <w:rFonts w:hint="eastAsia"/>
-        </w:rPr>
-        <w:t>미만으로</w:t>
-      </w:r>
-      <w:r>
-        <w:rPr>
-          <w:rFonts w:hint="eastAsia"/>
-        </w:rPr>
-        <w:t xml:space="preserve"> </w:t>
-      </w:r>
-      <w:r>
-        <w:rPr>
-          <w:rFonts w:hint="eastAsia"/>
-        </w:rPr>
-        <w:t>설정한다</w:t>
-      </w:r>
-      <w:r>
-        <w:rPr>
-          <w:rFonts w:hint="eastAsia"/>
-        </w:rPr>
-        <w:t>.</w:t>
+      <w:proofErr w:type="spellEnd"/>
+      <w:r>
+        <w:rPr>
+          <w:rFonts w:hint="eastAsia"/>
+        </w:rPr>
+        <w:t xml:space="preserve"> 1초 미만으로 설정한다.</w:t>
       </w:r>
     </w:p>
     <w:p>
@@ -10072,149 +6388,47 @@
       </w:r>
     </w:p>
     <w:p>
+      <w:proofErr w:type="spellStart"/>
       <w:r>
         <w:rPr>
           <w:rFonts w:hint="eastAsia"/>
         </w:rPr>
         <w:t>차징에</w:t>
       </w:r>
-      <w:r>
-        <w:rPr>
-          <w:rFonts w:hint="eastAsia"/>
-        </w:rPr>
-        <w:t xml:space="preserve"> </w:t>
-      </w:r>
-      <w:r>
-        <w:rPr>
-          <w:rFonts w:hint="eastAsia"/>
-        </w:rPr>
-        <w:t>따라</w:t>
-      </w:r>
-      <w:r>
-        <w:rPr>
-          <w:rFonts w:hint="eastAsia"/>
-        </w:rPr>
-        <w:t xml:space="preserve"> </w:t>
-      </w:r>
+      <w:proofErr w:type="spellEnd"/>
+      <w:r>
+        <w:rPr>
+          <w:rFonts w:hint="eastAsia"/>
+        </w:rPr>
+        <w:t xml:space="preserve"> 따라 </w:t>
+      </w:r>
+      <w:proofErr w:type="spellStart"/>
       <w:r>
         <w:rPr>
           <w:rFonts w:hint="eastAsia"/>
         </w:rPr>
         <w:t>차징</w:t>
       </w:r>
-      <w:r>
-        <w:rPr>
-          <w:rFonts w:hint="eastAsia"/>
-        </w:rPr>
-        <w:t xml:space="preserve"> </w:t>
-      </w:r>
-      <w:r>
-        <w:rPr>
-          <w:rFonts w:hint="eastAsia"/>
-        </w:rPr>
-        <w:t>이펙트가</w:t>
-      </w:r>
-      <w:r>
-        <w:rPr>
-          <w:rFonts w:hint="eastAsia"/>
-        </w:rPr>
-        <w:t xml:space="preserve"> </w:t>
-      </w:r>
-      <w:r>
-        <w:rPr>
-          <w:rFonts w:hint="eastAsia"/>
-        </w:rPr>
-        <w:t>길어지거나</w:t>
-      </w:r>
-      <w:r>
-        <w:rPr>
-          <w:rFonts w:hint="eastAsia"/>
-        </w:rPr>
-        <w:t xml:space="preserve"> </w:t>
-      </w:r>
+      <w:proofErr w:type="spellEnd"/>
+      <w:r>
+        <w:rPr>
+          <w:rFonts w:hint="eastAsia"/>
+        </w:rPr>
+        <w:t xml:space="preserve"> 이펙트가 길어지거나 </w:t>
+      </w:r>
+      <w:proofErr w:type="spellStart"/>
       <w:r>
         <w:rPr>
           <w:rFonts w:hint="eastAsia"/>
         </w:rPr>
         <w:t>차징</w:t>
       </w:r>
-      <w:r>
-        <w:rPr>
-          <w:rFonts w:hint="eastAsia"/>
-        </w:rPr>
-        <w:t xml:space="preserve"> </w:t>
-      </w:r>
-      <w:r>
-        <w:rPr>
-          <w:rFonts w:hint="eastAsia"/>
-        </w:rPr>
-        <w:t>범위가</w:t>
-      </w:r>
-      <w:r>
-        <w:rPr>
-          <w:rFonts w:hint="eastAsia"/>
-        </w:rPr>
-        <w:t xml:space="preserve"> </w:t>
-      </w:r>
-      <w:r>
-        <w:rPr>
-          <w:rFonts w:hint="eastAsia"/>
-        </w:rPr>
-        <w:t>넓어지는</w:t>
-      </w:r>
-      <w:r>
-        <w:rPr>
-          <w:rFonts w:hint="eastAsia"/>
-        </w:rPr>
-        <w:t xml:space="preserve"> </w:t>
-      </w:r>
-      <w:r>
-        <w:rPr>
-          <w:rFonts w:hint="eastAsia"/>
-        </w:rPr>
-        <w:t>등의</w:t>
-      </w:r>
-      <w:r>
-        <w:rPr>
-          <w:rFonts w:hint="eastAsia"/>
-        </w:rPr>
-        <w:t xml:space="preserve"> </w:t>
-      </w:r>
-      <w:r>
-        <w:rPr>
-          <w:rFonts w:hint="eastAsia"/>
-        </w:rPr>
-        <w:t>가시화</w:t>
-      </w:r>
-      <w:r>
-        <w:rPr>
-          <w:rFonts w:hint="eastAsia"/>
-        </w:rPr>
-        <w:t xml:space="preserve"> </w:t>
-      </w:r>
-      <w:r>
-        <w:rPr>
-          <w:rFonts w:hint="eastAsia"/>
-        </w:rPr>
-        <w:t>이펙트가</w:t>
-      </w:r>
-      <w:r>
-        <w:rPr>
-          <w:rFonts w:hint="eastAsia"/>
-        </w:rPr>
-        <w:t xml:space="preserve"> </w:t>
-      </w:r>
-      <w:r>
-        <w:rPr>
-          <w:rFonts w:hint="eastAsia"/>
-        </w:rPr>
-        <w:t>존재한다</w:t>
-      </w:r>
-      <w:r>
-        <w:rPr>
-          <w:rFonts w:hint="eastAsia"/>
-        </w:rPr>
-        <w:t>.</w:t>
+      <w:proofErr w:type="spellEnd"/>
+      <w:r>
+        <w:rPr>
+          <w:rFonts w:hint="eastAsia"/>
+        </w:rPr>
+        <w:t xml:space="preserve"> 범위가 넓어지는 등의 가시화 이펙트가 존재한다.</w:t>
       </w:r>
     </w:p>
     <w:p>
@@ -10277,6 +6491,7 @@
           <w:bCs/>
         </w:rPr>
       </w:pPr>
+      <w:proofErr w:type="spellStart"/>
       <w:r>
         <w:rPr>
           <w:rFonts w:hint="eastAsia"/>
@@ -10285,294 +6500,50 @@
         </w:rPr>
         <w:t>강공격</w:t>
       </w:r>
+      <w:proofErr w:type="spellEnd"/>
       <w:r>
         <w:rPr>
           <w:rFonts w:hint="eastAsia"/>
           <w:b/>
           <w:bCs/>
         </w:rPr>
-        <w:t xml:space="preserve"> </w:t>
-      </w:r>
-      <w:r>
-        <w:rPr>
-          <w:rFonts w:hint="eastAsia"/>
+        <w:t xml:space="preserve"> 버튼</w:t>
+      </w:r>
+    </w:p>
+    <w:p>
+      <w:r>
+        <w:rPr>
+          <w:rFonts w:hint="eastAsia"/>
+        </w:rPr>
+        <w:t xml:space="preserve">버튼을 누르고 있으면 강공격의 사용이 가능하다. </w:t>
+      </w:r>
+    </w:p>
+    <w:p/>
+    <w:p>
+      <w:pPr>
+        <w:rPr>
           <w:b/>
           <w:bCs/>
         </w:rPr>
-        <w:t>버튼</w:t>
-      </w:r>
-    </w:p>
-    <w:p>
-      <w:r>
-        <w:rPr>
-          <w:rFonts w:hint="eastAsia"/>
-        </w:rPr>
-        <w:t>버튼을</w:t>
-      </w:r>
-      <w:r>
-        <w:rPr>
-          <w:rFonts w:hint="eastAsia"/>
-        </w:rPr>
-        <w:t xml:space="preserve"> </w:t>
-      </w:r>
-      <w:r>
-        <w:rPr>
-          <w:rFonts w:hint="eastAsia"/>
-        </w:rPr>
-        <w:t>누르고</w:t>
-      </w:r>
-      <w:r>
-        <w:rPr>
-          <w:rFonts w:hint="eastAsia"/>
-        </w:rPr>
-        <w:t xml:space="preserve"> </w:t>
-      </w:r>
-      <w:r>
-        <w:rPr>
-          <w:rFonts w:hint="eastAsia"/>
-        </w:rPr>
-        <w:t>있으면</w:t>
-      </w:r>
-      <w:r>
-        <w:rPr>
-          <w:rFonts w:hint="eastAsia"/>
-        </w:rPr>
-        <w:t xml:space="preserve"> </w:t>
-      </w:r>
-      <w:r>
-        <w:rPr>
-          <w:rFonts w:hint="eastAsia"/>
-        </w:rPr>
-        <w:t>강공격의</w:t>
-      </w:r>
-      <w:r>
-        <w:rPr>
-          <w:rFonts w:hint="eastAsia"/>
-        </w:rPr>
-        <w:t xml:space="preserve"> </w:t>
-      </w:r>
-      <w:r>
-        <w:rPr>
-          <w:rFonts w:hint="eastAsia"/>
-        </w:rPr>
-        <w:t>사용이</w:t>
-      </w:r>
-      <w:r>
-        <w:rPr>
-          <w:rFonts w:hint="eastAsia"/>
-        </w:rPr>
-        <w:t xml:space="preserve"> </w:t>
-      </w:r>
-      <w:r>
-        <w:rPr>
-          <w:rFonts w:hint="eastAsia"/>
-        </w:rPr>
-        <w:t>가능하다</w:t>
-      </w:r>
-      <w:r>
-        <w:rPr>
-          <w:rFonts w:hint="eastAsia"/>
-        </w:rPr>
-        <w:t xml:space="preserve">. </w:t>
-      </w:r>
-    </w:p>
-    <w:p/>
-    <w:p>
-      <w:pPr>
-        <w:rPr>
+      </w:pPr>
+      <w:proofErr w:type="spellStart"/>
+      <w:r>
+        <w:rPr>
+          <w:rFonts w:hint="eastAsia"/>
           <w:b/>
           <w:bCs/>
         </w:rPr>
-      </w:pPr>
-      <w:r>
-        <w:rPr>
-          <w:rFonts w:hint="eastAsia"/>
-          <w:b/>
-          <w:bCs/>
-        </w:rPr>
         <w:t>강공격</w:t>
       </w:r>
-    </w:p>
-    <w:p>
-      <w:r>
-        <w:rPr>
-          <w:rFonts w:hint="eastAsia"/>
-        </w:rPr>
-        <w:t>투사체</w:t>
-      </w:r>
-      <w:r>
-        <w:rPr>
-          <w:rFonts w:hint="eastAsia"/>
-        </w:rPr>
-        <w:t xml:space="preserve"> </w:t>
-      </w:r>
-      <w:r>
-        <w:rPr>
-          <w:rFonts w:hint="eastAsia"/>
-        </w:rPr>
-        <w:t>혹은</w:t>
-      </w:r>
-      <w:r>
-        <w:rPr>
-          <w:rFonts w:hint="eastAsia"/>
-        </w:rPr>
-        <w:t xml:space="preserve"> </w:t>
-      </w:r>
-      <w:r>
-        <w:rPr>
-          <w:rFonts w:hint="eastAsia"/>
-        </w:rPr>
-        <w:t>그와</w:t>
-      </w:r>
-      <w:r>
-        <w:rPr>
-          <w:rFonts w:hint="eastAsia"/>
-        </w:rPr>
-        <w:t xml:space="preserve"> </w:t>
-      </w:r>
-      <w:r>
-        <w:rPr>
-          <w:rFonts w:hint="eastAsia"/>
-        </w:rPr>
-        <w:t>유사한</w:t>
-      </w:r>
-      <w:r>
-        <w:rPr>
-          <w:rFonts w:hint="eastAsia"/>
-        </w:rPr>
-        <w:t xml:space="preserve"> </w:t>
-      </w:r>
-      <w:r>
-        <w:rPr>
-          <w:rFonts w:hint="eastAsia"/>
-        </w:rPr>
-        <w:t>공격이</w:t>
-      </w:r>
-      <w:r>
-        <w:rPr>
-          <w:rFonts w:hint="eastAsia"/>
-        </w:rPr>
-        <w:t xml:space="preserve"> </w:t>
-      </w:r>
-      <w:r>
-        <w:rPr>
-          <w:rFonts w:hint="eastAsia"/>
-        </w:rPr>
-        <w:t>사용된다</w:t>
-      </w:r>
-      <w:r>
-        <w:rPr>
-          <w:rFonts w:hint="eastAsia"/>
-        </w:rPr>
-        <w:t xml:space="preserve">. </w:t>
-      </w:r>
-      <w:r>
-        <w:rPr>
-          <w:rFonts w:hint="eastAsia"/>
-        </w:rPr>
-        <w:t>모든</w:t>
-      </w:r>
-      <w:r>
-        <w:rPr>
-          <w:rFonts w:hint="eastAsia"/>
-        </w:rPr>
-        <w:t xml:space="preserve"> </w:t>
-      </w:r>
-      <w:r>
-        <w:rPr>
-          <w:rFonts w:hint="eastAsia"/>
-        </w:rPr>
-        <w:t>공격의</w:t>
-      </w:r>
-      <w:r>
-        <w:rPr>
-          <w:rFonts w:hint="eastAsia"/>
-        </w:rPr>
-        <w:t xml:space="preserve"> </w:t>
-      </w:r>
-      <w:r>
-        <w:rPr>
-          <w:rFonts w:hint="eastAsia"/>
-        </w:rPr>
-        <w:t>종류는</w:t>
-      </w:r>
-      <w:r>
-        <w:rPr>
-          <w:rFonts w:hint="eastAsia"/>
-        </w:rPr>
-        <w:t xml:space="preserve"> </w:t>
-      </w:r>
-      <w:r>
-        <w:rPr>
-          <w:rFonts w:hint="eastAsia"/>
-        </w:rPr>
-        <w:t>추후</w:t>
-      </w:r>
-      <w:r>
-        <w:rPr>
-          <w:rFonts w:hint="eastAsia"/>
-        </w:rPr>
-        <w:t xml:space="preserve"> </w:t>
-      </w:r>
-      <w:r>
-        <w:rPr>
-          <w:rFonts w:hint="eastAsia"/>
-        </w:rPr>
-        <w:t>별도의</w:t>
-      </w:r>
-      <w:r>
-        <w:rPr>
-          <w:rFonts w:hint="eastAsia"/>
-        </w:rPr>
-        <w:t xml:space="preserve"> </w:t>
-      </w:r>
-      <w:r>
-        <w:rPr>
-          <w:rFonts w:hint="eastAsia"/>
-        </w:rPr>
-        <w:t>표</w:t>
-      </w:r>
-      <w:r>
-        <w:rPr>
-          <w:rFonts w:hint="eastAsia"/>
-        </w:rPr>
-        <w:t xml:space="preserve"> </w:t>
-      </w:r>
-      <w:r>
-        <w:rPr>
-          <w:rFonts w:hint="eastAsia"/>
-        </w:rPr>
-        <w:t>혹은</w:t>
-      </w:r>
-      <w:r>
-        <w:rPr>
-          <w:rFonts w:hint="eastAsia"/>
-        </w:rPr>
-        <w:t xml:space="preserve"> </w:t>
-      </w:r>
-      <w:r>
-        <w:rPr>
-          <w:rFonts w:hint="eastAsia"/>
-        </w:rPr>
-        <w:t>테이블로</w:t>
-      </w:r>
-      <w:r>
-        <w:rPr>
-          <w:rFonts w:hint="eastAsia"/>
-        </w:rPr>
-        <w:t xml:space="preserve"> </w:t>
-      </w:r>
-      <w:r>
-        <w:rPr>
-          <w:rFonts w:hint="eastAsia"/>
-        </w:rPr>
-        <w:t>정리한다</w:t>
-      </w:r>
-      <w:r>
-        <w:rPr>
-          <w:rFonts w:hint="eastAsia"/>
-        </w:rPr>
-        <w:t>.</w:t>
+      <w:proofErr w:type="spellEnd"/>
+    </w:p>
+    <w:p>
+      <w:r>
+        <w:rPr>
+          <w:rFonts w:hint="eastAsia"/>
+        </w:rPr>
+        <w:lastRenderedPageBreak/>
+        <w:t>투사체 혹은 그와 유사한 공격이 사용된다. 모든 공격의 종류는 추후 별도의 표 혹은 테이블로 정리한다.</w:t>
       </w:r>
     </w:p>
     <w:p>
@@ -10605,32 +6576,7 @@
         <w:rPr>
           <w:rFonts w:hint="eastAsia"/>
         </w:rPr>
-        <w:lastRenderedPageBreak/>
-        <w:t>보조</w:t>
-      </w:r>
-      <w:r>
-        <w:rPr>
-          <w:rFonts w:hint="eastAsia"/>
-        </w:rPr>
-        <w:t xml:space="preserve"> </w:t>
-      </w:r>
-      <w:r>
-        <w:rPr>
-          <w:rFonts w:hint="eastAsia"/>
-        </w:rPr>
-        <w:t>전략</w:t>
-      </w:r>
-      <w:r>
-        <w:rPr>
-          <w:rFonts w:hint="eastAsia"/>
-        </w:rPr>
-        <w:t xml:space="preserve"> </w:t>
-      </w:r>
-      <w:r>
-        <w:rPr>
-          <w:rFonts w:hint="eastAsia"/>
-        </w:rPr>
-        <w:t>스킬</w:t>
+        <w:t>보조 전략 스킬</w:t>
       </w:r>
       <w:bookmarkEnd w:id="24"/>
     </w:p>
@@ -10639,205 +6585,7 @@
         <w:rPr>
           <w:rFonts w:hint="eastAsia"/>
         </w:rPr>
-        <w:t>플레이어의</w:t>
-      </w:r>
-      <w:r>
-        <w:rPr>
-          <w:rFonts w:hint="eastAsia"/>
-        </w:rPr>
-        <w:t xml:space="preserve"> </w:t>
-      </w:r>
-      <w:r>
-        <w:rPr>
-          <w:rFonts w:hint="eastAsia"/>
-        </w:rPr>
-        <w:t>강화</w:t>
-      </w:r>
-      <w:r>
-        <w:rPr>
-          <w:rFonts w:hint="eastAsia"/>
-        </w:rPr>
-        <w:t xml:space="preserve"> </w:t>
-      </w:r>
-      <w:r>
-        <w:rPr>
-          <w:rFonts w:hint="eastAsia"/>
-        </w:rPr>
-        <w:t>혹은</w:t>
-      </w:r>
-      <w:r>
-        <w:rPr>
-          <w:rFonts w:hint="eastAsia"/>
-        </w:rPr>
-        <w:t xml:space="preserve"> </w:t>
-      </w:r>
-      <w:r>
-        <w:rPr>
-          <w:rFonts w:hint="eastAsia"/>
-        </w:rPr>
-        <w:t>회복</w:t>
-      </w:r>
-      <w:r>
-        <w:rPr>
-          <w:rFonts w:hint="eastAsia"/>
-        </w:rPr>
-        <w:t xml:space="preserve"> </w:t>
-      </w:r>
-      <w:r>
-        <w:rPr>
-          <w:rFonts w:hint="eastAsia"/>
-        </w:rPr>
-        <w:t>등의</w:t>
-      </w:r>
-      <w:r>
-        <w:rPr>
-          <w:rFonts w:hint="eastAsia"/>
-        </w:rPr>
-        <w:t xml:space="preserve"> </w:t>
-      </w:r>
-      <w:r>
-        <w:rPr>
-          <w:rFonts w:hint="eastAsia"/>
-        </w:rPr>
-        <w:t>전략적</w:t>
-      </w:r>
-      <w:r>
-        <w:rPr>
-          <w:rFonts w:hint="eastAsia"/>
-        </w:rPr>
-        <w:t xml:space="preserve"> </w:t>
-      </w:r>
-      <w:r>
-        <w:rPr>
-          <w:rFonts w:hint="eastAsia"/>
-        </w:rPr>
-        <w:t>수단으로</w:t>
-      </w:r>
-      <w:r>
-        <w:rPr>
-          <w:rFonts w:hint="eastAsia"/>
-        </w:rPr>
-        <w:t xml:space="preserve"> </w:t>
-      </w:r>
-      <w:r>
-        <w:rPr>
-          <w:rFonts w:hint="eastAsia"/>
-        </w:rPr>
-        <w:t>설정한다</w:t>
-      </w:r>
-      <w:r>
-        <w:rPr>
-          <w:rFonts w:hint="eastAsia"/>
-        </w:rPr>
-        <w:t xml:space="preserve">. </w:t>
-      </w:r>
-      <w:r>
-        <w:rPr>
-          <w:rFonts w:hint="eastAsia"/>
-        </w:rPr>
-        <w:t>전략</w:t>
-      </w:r>
-      <w:r>
-        <w:rPr>
-          <w:rFonts w:hint="eastAsia"/>
-        </w:rPr>
-        <w:t xml:space="preserve"> </w:t>
-      </w:r>
-      <w:r>
-        <w:rPr>
-          <w:rFonts w:hint="eastAsia"/>
-        </w:rPr>
-        <w:t>버튼을</w:t>
-      </w:r>
-      <w:r>
-        <w:rPr>
-          <w:rFonts w:hint="eastAsia"/>
-        </w:rPr>
-        <w:t xml:space="preserve"> </w:t>
-      </w:r>
-      <w:r>
-        <w:rPr>
-          <w:rFonts w:hint="eastAsia"/>
-        </w:rPr>
-        <w:t>누르면</w:t>
-      </w:r>
-      <w:r>
-        <w:rPr>
-          <w:rFonts w:hint="eastAsia"/>
-        </w:rPr>
-        <w:t xml:space="preserve"> </w:t>
-      </w:r>
-      <w:r>
-        <w:rPr>
-          <w:rFonts w:hint="eastAsia"/>
-        </w:rPr>
-        <w:t>즉발로</w:t>
-      </w:r>
-      <w:r>
-        <w:rPr>
-          <w:rFonts w:hint="eastAsia"/>
-        </w:rPr>
-        <w:t xml:space="preserve"> </w:t>
-      </w:r>
-      <w:r>
-        <w:rPr>
-          <w:rFonts w:hint="eastAsia"/>
-        </w:rPr>
-        <w:t>해당</w:t>
-      </w:r>
-      <w:r>
-        <w:rPr>
-          <w:rFonts w:hint="eastAsia"/>
-        </w:rPr>
-        <w:t xml:space="preserve"> </w:t>
-      </w:r>
-      <w:r>
-        <w:rPr>
-          <w:rFonts w:hint="eastAsia"/>
-        </w:rPr>
-        <w:t>스킬에</w:t>
-      </w:r>
-      <w:r>
-        <w:rPr>
-          <w:rFonts w:hint="eastAsia"/>
-        </w:rPr>
-        <w:t xml:space="preserve"> </w:t>
-      </w:r>
-      <w:r>
-        <w:rPr>
-          <w:rFonts w:hint="eastAsia"/>
-        </w:rPr>
-        <w:t>대한</w:t>
-      </w:r>
-      <w:r>
-        <w:rPr>
-          <w:rFonts w:hint="eastAsia"/>
-        </w:rPr>
-        <w:t xml:space="preserve"> </w:t>
-      </w:r>
-      <w:r>
-        <w:rPr>
-          <w:rFonts w:hint="eastAsia"/>
-        </w:rPr>
-        <w:t>효과가</w:t>
-      </w:r>
-      <w:r>
-        <w:rPr>
-          <w:rFonts w:hint="eastAsia"/>
-        </w:rPr>
-        <w:t xml:space="preserve"> </w:t>
-      </w:r>
-      <w:r>
-        <w:rPr>
-          <w:rFonts w:hint="eastAsia"/>
-        </w:rPr>
-        <w:t>발동된다</w:t>
-      </w:r>
-      <w:r>
-        <w:rPr>
-          <w:rFonts w:hint="eastAsia"/>
-        </w:rPr>
-        <w:t xml:space="preserve">. </w:t>
+        <w:t xml:space="preserve">플레이어의 강화 혹은 회복 등의 전략적 수단으로 설정한다. 전략 버튼을 누르면 즉발로 해당 스킬에 대한 효과가 발동된다. </w:t>
       </w:r>
     </w:p>
     <w:p>
@@ -10906,372 +6654,72 @@
           <w:b/>
           <w:bCs/>
         </w:rPr>
-        <w:t>전략</w:t>
-      </w:r>
-      <w:r>
-        <w:rPr>
-          <w:rFonts w:hint="eastAsia"/>
+        <w:t>전략 버튼</w:t>
+      </w:r>
+    </w:p>
+    <w:p>
+      <w:r>
+        <w:rPr>
+          <w:rFonts w:hint="eastAsia"/>
+        </w:rPr>
+        <w:t>버</w:t>
+      </w:r>
+      <w:r>
+        <w:rPr>
+          <w:rFonts w:hint="eastAsia"/>
+        </w:rPr>
+        <w:t xml:space="preserve">튼을 누르면 즉발로 사용된다. </w:t>
+      </w:r>
+      <w:proofErr w:type="spellStart"/>
+      <w:r>
+        <w:rPr>
+          <w:rFonts w:hint="eastAsia"/>
+        </w:rPr>
+        <w:t>쿨타임은</w:t>
+      </w:r>
+      <w:proofErr w:type="spellEnd"/>
+      <w:r>
+        <w:rPr>
+          <w:rFonts w:hint="eastAsia"/>
+        </w:rPr>
+        <w:t xml:space="preserve"> 6초에서 10초 사이로 제한한다.</w:t>
+      </w:r>
+    </w:p>
+    <w:p/>
+    <w:p>
+      <w:pPr>
+        <w:rPr>
           <w:b/>
           <w:bCs/>
         </w:rPr>
-        <w:t xml:space="preserve"> </w:t>
-      </w:r>
+      </w:pPr>
       <w:r>
         <w:rPr>
           <w:rFonts w:hint="eastAsia"/>
           <w:b/>
           <w:bCs/>
         </w:rPr>
-        <w:t>버튼</w:t>
-      </w:r>
-    </w:p>
-    <w:p>
-      <w:r>
-        <w:rPr>
-          <w:rFonts w:hint="eastAsia"/>
-        </w:rPr>
-        <w:t>버</w:t>
-      </w:r>
-      <w:r>
-        <w:rPr>
-          <w:rFonts w:hint="eastAsia"/>
-        </w:rPr>
-        <w:t>튼을</w:t>
-      </w:r>
-      <w:r>
-        <w:rPr>
-          <w:rFonts w:hint="eastAsia"/>
-        </w:rPr>
-        <w:t xml:space="preserve"> </w:t>
-      </w:r>
-      <w:r>
-        <w:rPr>
-          <w:rFonts w:hint="eastAsia"/>
-        </w:rPr>
-        <w:t>누르면</w:t>
-      </w:r>
-      <w:r>
-        <w:rPr>
-          <w:rFonts w:hint="eastAsia"/>
-        </w:rPr>
-        <w:t xml:space="preserve"> </w:t>
-      </w:r>
-      <w:r>
-        <w:rPr>
-          <w:rFonts w:hint="eastAsia"/>
-        </w:rPr>
-        <w:t>즉발로</w:t>
-      </w:r>
-      <w:r>
-        <w:rPr>
-          <w:rFonts w:hint="eastAsia"/>
-        </w:rPr>
-        <w:t xml:space="preserve"> </w:t>
-      </w:r>
-      <w:r>
-        <w:rPr>
-          <w:rFonts w:hint="eastAsia"/>
-        </w:rPr>
-        <w:t>사용된다</w:t>
-      </w:r>
-      <w:r>
-        <w:rPr>
-          <w:rFonts w:hint="eastAsia"/>
-        </w:rPr>
-        <w:t xml:space="preserve">. </w:t>
-      </w:r>
-      <w:r>
-        <w:rPr>
-          <w:rFonts w:hint="eastAsia"/>
-        </w:rPr>
-        <w:t>쿨타임은</w:t>
-      </w:r>
-      <w:r>
-        <w:rPr>
-          <w:rFonts w:hint="eastAsia"/>
-        </w:rPr>
-        <w:t xml:space="preserve"> 6</w:t>
-      </w:r>
-      <w:r>
-        <w:rPr>
-          <w:rFonts w:hint="eastAsia"/>
-        </w:rPr>
-        <w:t>초에서</w:t>
-      </w:r>
-      <w:r>
-        <w:rPr>
-          <w:rFonts w:hint="eastAsia"/>
-        </w:rPr>
-        <w:t xml:space="preserve"> 10</w:t>
-      </w:r>
-      <w:r>
-        <w:rPr>
-          <w:rFonts w:hint="eastAsia"/>
-        </w:rPr>
-        <w:t>초</w:t>
-      </w:r>
-      <w:r>
-        <w:rPr>
-          <w:rFonts w:hint="eastAsia"/>
-        </w:rPr>
-        <w:t xml:space="preserve"> </w:t>
-      </w:r>
-      <w:r>
-        <w:rPr>
-          <w:rFonts w:hint="eastAsia"/>
-        </w:rPr>
-        <w:t>사이로</w:t>
-      </w:r>
-      <w:r>
-        <w:rPr>
-          <w:rFonts w:hint="eastAsia"/>
-        </w:rPr>
-        <w:t xml:space="preserve"> </w:t>
-      </w:r>
-      <w:r>
-        <w:rPr>
-          <w:rFonts w:hint="eastAsia"/>
-        </w:rPr>
-        <w:t>제한한다</w:t>
-      </w:r>
-      <w:r>
-        <w:rPr>
-          <w:rFonts w:hint="eastAsia"/>
-        </w:rPr>
-        <w:t>.</w:t>
+        <w:t>강화</w:t>
+      </w:r>
+    </w:p>
+    <w:p>
+      <w:proofErr w:type="spellStart"/>
+      <w:r>
+        <w:rPr>
+          <w:rFonts w:hint="eastAsia"/>
+        </w:rPr>
+        <w:t>스탯의</w:t>
+      </w:r>
+      <w:proofErr w:type="spellEnd"/>
+      <w:r>
+        <w:rPr>
+          <w:rFonts w:hint="eastAsia"/>
+        </w:rPr>
+        <w:t xml:space="preserve"> 강화, 회복, 일시 무적 등이 사용된다. 모든 전략 스킬의 종류는 추후 별도의 표 혹은 테이블로 정리한다.</w:t>
       </w:r>
     </w:p>
     <w:p/>
-    <w:p>
-      <w:pPr>
-        <w:rPr>
-          <w:b/>
-          <w:bCs/>
-        </w:rPr>
-      </w:pPr>
-      <w:r>
-        <w:rPr>
-          <w:rFonts w:hint="eastAsia"/>
-          <w:b/>
-          <w:bCs/>
-        </w:rPr>
-        <w:t>강화</w:t>
-      </w:r>
-    </w:p>
-    <w:p>
-      <w:r>
-        <w:rPr>
-          <w:rFonts w:hint="eastAsia"/>
-        </w:rPr>
-        <w:t>스탯의</w:t>
-      </w:r>
-      <w:r>
-        <w:rPr>
-          <w:rFonts w:hint="eastAsia"/>
-        </w:rPr>
-        <w:t xml:space="preserve"> </w:t>
-      </w:r>
-      <w:r>
-        <w:rPr>
-          <w:rFonts w:hint="eastAsia"/>
-        </w:rPr>
-        <w:t>강화</w:t>
-      </w:r>
-      <w:r>
-        <w:rPr>
-          <w:rFonts w:hint="eastAsia"/>
-        </w:rPr>
-        <w:t xml:space="preserve">, </w:t>
-      </w:r>
-      <w:r>
-        <w:rPr>
-          <w:rFonts w:hint="eastAsia"/>
-        </w:rPr>
-        <w:t>회복</w:t>
-      </w:r>
-      <w:r>
-        <w:rPr>
-          <w:rFonts w:hint="eastAsia"/>
-        </w:rPr>
-        <w:t xml:space="preserve">, </w:t>
-      </w:r>
-      <w:r>
-        <w:rPr>
-          <w:rFonts w:hint="eastAsia"/>
-        </w:rPr>
-        <w:t>일시</w:t>
-      </w:r>
-      <w:r>
-        <w:rPr>
-          <w:rFonts w:hint="eastAsia"/>
-        </w:rPr>
-        <w:t xml:space="preserve"> </w:t>
-      </w:r>
-      <w:r>
-        <w:rPr>
-          <w:rFonts w:hint="eastAsia"/>
-        </w:rPr>
-        <w:t>무적</w:t>
-      </w:r>
-      <w:r>
-        <w:rPr>
-          <w:rFonts w:hint="eastAsia"/>
-        </w:rPr>
-        <w:t xml:space="preserve"> </w:t>
-      </w:r>
-      <w:r>
-        <w:rPr>
-          <w:rFonts w:hint="eastAsia"/>
-        </w:rPr>
-        <w:t>등이</w:t>
-      </w:r>
-      <w:r>
-        <w:rPr>
-          <w:rFonts w:hint="eastAsia"/>
-        </w:rPr>
-        <w:t xml:space="preserve"> </w:t>
-      </w:r>
-      <w:r>
-        <w:rPr>
-          <w:rFonts w:hint="eastAsia"/>
-        </w:rPr>
-        <w:t>사용된다</w:t>
-      </w:r>
-      <w:r>
-        <w:rPr>
-          <w:rFonts w:hint="eastAsia"/>
-        </w:rPr>
-        <w:t xml:space="preserve">. </w:t>
-      </w:r>
-      <w:r>
-        <w:rPr>
-          <w:rFonts w:hint="eastAsia"/>
-        </w:rPr>
-        <w:t>모든</w:t>
-      </w:r>
-      <w:r>
-        <w:rPr>
-          <w:rFonts w:hint="eastAsia"/>
-        </w:rPr>
-        <w:t xml:space="preserve"> </w:t>
-      </w:r>
-      <w:r>
-        <w:rPr>
-          <w:rFonts w:hint="eastAsia"/>
-        </w:rPr>
-        <w:t>전략</w:t>
-      </w:r>
-      <w:r>
-        <w:rPr>
-          <w:rFonts w:hint="eastAsia"/>
-        </w:rPr>
-        <w:t xml:space="preserve"> </w:t>
-      </w:r>
-      <w:r>
-        <w:rPr>
-          <w:rFonts w:hint="eastAsia"/>
-        </w:rPr>
-        <w:t>스킬의</w:t>
-      </w:r>
-      <w:r>
-        <w:rPr>
-          <w:rFonts w:hint="eastAsia"/>
-        </w:rPr>
-        <w:t xml:space="preserve"> </w:t>
-      </w:r>
-      <w:r>
-        <w:rPr>
-          <w:rFonts w:hint="eastAsia"/>
-        </w:rPr>
-        <w:t>종류는</w:t>
-      </w:r>
-      <w:r>
-        <w:rPr>
-          <w:rFonts w:hint="eastAsia"/>
-        </w:rPr>
-        <w:t xml:space="preserve"> </w:t>
-      </w:r>
-      <w:r>
-        <w:rPr>
-          <w:rFonts w:hint="eastAsia"/>
-        </w:rPr>
-        <w:t>추후</w:t>
-      </w:r>
-      <w:r>
-        <w:rPr>
-          <w:rFonts w:hint="eastAsia"/>
-        </w:rPr>
-        <w:t xml:space="preserve"> </w:t>
-      </w:r>
-      <w:r>
-        <w:rPr>
-          <w:rFonts w:hint="eastAsia"/>
-        </w:rPr>
-        <w:t>별도의</w:t>
-      </w:r>
-      <w:r>
-        <w:rPr>
-          <w:rFonts w:hint="eastAsia"/>
-        </w:rPr>
-        <w:t xml:space="preserve"> </w:t>
-      </w:r>
-      <w:r>
-        <w:rPr>
-          <w:rFonts w:hint="eastAsia"/>
-        </w:rPr>
-        <w:t>표</w:t>
-      </w:r>
-      <w:r>
-        <w:rPr>
-          <w:rFonts w:hint="eastAsia"/>
-        </w:rPr>
-        <w:t xml:space="preserve"> </w:t>
-      </w:r>
-      <w:r>
-        <w:rPr>
-          <w:rFonts w:hint="eastAsia"/>
-        </w:rPr>
-        <w:t>혹은</w:t>
-      </w:r>
-      <w:r>
-        <w:rPr>
-          <w:rFonts w:hint="eastAsia"/>
-        </w:rPr>
-        <w:t xml:space="preserve"> </w:t>
-      </w:r>
-      <w:r>
-        <w:rPr>
-          <w:rFonts w:hint="eastAsia"/>
-        </w:rPr>
-        <w:t>테이블로</w:t>
-      </w:r>
-      <w:r>
-        <w:rPr>
-          <w:rFonts w:hint="eastAsia"/>
-        </w:rPr>
-        <w:t xml:space="preserve"> </w:t>
-      </w:r>
-      <w:r>
-        <w:rPr>
-          <w:rFonts w:hint="eastAsia"/>
-        </w:rPr>
-        <w:t>정리한다</w:t>
-      </w:r>
-      <w:r>
-        <w:rPr>
-          <w:rFonts w:hint="eastAsia"/>
-        </w:rPr>
-        <w:t>.</w:t>
-      </w:r>
-    </w:p>
     <w:p/>
-    <w:p>
-      <w:pPr>
-        <w:rPr>
-          <w:rFonts w:hint="eastAsia"/>
-        </w:rPr>
-      </w:pPr>
-    </w:p>
     <w:p>
       <w:pPr>
         <w:pStyle w:val="3"/>
@@ -11286,30 +6734,13 @@
         <w:rPr>
           <w:rFonts w:hint="eastAsia"/>
         </w:rPr>
-        <w:t>속성</w:t>
-      </w:r>
-      <w:r>
-        <w:rPr>
-          <w:rFonts w:hint="eastAsia"/>
-        </w:rPr>
-        <w:t xml:space="preserve"> </w:t>
-      </w:r>
-      <w:r>
-        <w:rPr>
-          <w:rFonts w:hint="eastAsia"/>
-        </w:rPr>
-        <w:t>시스템</w:t>
+        <w:t>속성 시스템</w:t>
       </w:r>
       <w:bookmarkEnd w:id="25"/>
       <w:bookmarkEnd w:id="26"/>
     </w:p>
     <w:p/>
     <w:p>
-      <w:pPr>
-        <w:rPr>
-          <w:rFonts w:hint="eastAsia"/>
-        </w:rPr>
-      </w:pPr>
       <w:r>
         <w:rPr>
           <w:rFonts w:hint="eastAsia"/>
@@ -11404,112 +6835,10 @@
         <w:rPr>
           <w:rFonts w:hint="eastAsia"/>
         </w:rPr>
-        <w:t>}</w:t>
-      </w:r>
-      <w:r>
-        <w:rPr>
-          <w:rFonts w:hint="eastAsia"/>
-        </w:rPr>
-        <w:t>의</w:t>
-      </w:r>
-      <w:r>
-        <w:rPr>
-          <w:rFonts w:hint="eastAsia"/>
-        </w:rPr>
-        <w:t xml:space="preserve"> 10</w:t>
-      </w:r>
-      <w:r>
-        <w:rPr>
-          <w:rFonts w:hint="eastAsia"/>
-        </w:rPr>
-        <w:t>종류</w:t>
-      </w:r>
-      <w:r>
-        <w:rPr>
-          <w:rFonts w:hint="eastAsia"/>
-        </w:rPr>
-        <w:t xml:space="preserve"> </w:t>
-      </w:r>
-      <w:r>
-        <w:rPr>
-          <w:rFonts w:hint="eastAsia"/>
-        </w:rPr>
-        <w:t>속성이</w:t>
-      </w:r>
-      <w:r>
-        <w:rPr>
-          <w:rFonts w:hint="eastAsia"/>
-        </w:rPr>
-        <w:t xml:space="preserve"> </w:t>
-      </w:r>
-      <w:r>
-        <w:rPr>
-          <w:rFonts w:hint="eastAsia"/>
-        </w:rPr>
-        <w:t>스킬에</w:t>
-      </w:r>
-      <w:r>
-        <w:rPr>
-          <w:rFonts w:hint="eastAsia"/>
-        </w:rPr>
-        <w:t xml:space="preserve"> </w:t>
-      </w:r>
-      <w:r>
-        <w:rPr>
-          <w:rFonts w:hint="eastAsia"/>
-        </w:rPr>
-        <w:t>영향을</w:t>
-      </w:r>
-      <w:r>
-        <w:rPr>
-          <w:rFonts w:hint="eastAsia"/>
-        </w:rPr>
-        <w:t xml:space="preserve"> </w:t>
-      </w:r>
-      <w:r>
-        <w:rPr>
-          <w:rFonts w:hint="eastAsia"/>
-        </w:rPr>
-        <w:t>줄</w:t>
-      </w:r>
-      <w:r>
-        <w:rPr>
-          <w:rFonts w:hint="eastAsia"/>
-        </w:rPr>
-        <w:t xml:space="preserve"> </w:t>
-      </w:r>
-      <w:r>
-        <w:rPr>
-          <w:rFonts w:hint="eastAsia"/>
-        </w:rPr>
-        <w:t>수</w:t>
-      </w:r>
-      <w:r>
-        <w:rPr>
-          <w:rFonts w:hint="eastAsia"/>
-        </w:rPr>
-        <w:t xml:space="preserve"> </w:t>
-      </w:r>
-      <w:r>
-        <w:rPr>
-          <w:rFonts w:hint="eastAsia"/>
-        </w:rPr>
-        <w:t>있다</w:t>
-      </w:r>
-      <w:r>
-        <w:rPr>
-          <w:rFonts w:hint="eastAsia"/>
-        </w:rPr>
-        <w:t>.</w:t>
-      </w:r>
-    </w:p>
-    <w:p>
-      <w:pPr>
-        <w:rPr>
-          <w:rFonts w:hint="eastAsia"/>
-        </w:rPr>
-      </w:pPr>
-    </w:p>
+        <w:t>}의 10종류 속성이 스킬에 영향을 줄 수 있다.</w:t>
+      </w:r>
+    </w:p>
+    <w:p/>
     <w:p>
       <w:pPr>
         <w:pStyle w:val="3"/>
@@ -11522,110 +6851,38 @@
         <w:rPr>
           <w:rFonts w:hint="eastAsia"/>
         </w:rPr>
-        <w:t>스킬</w:t>
-      </w:r>
-      <w:r>
-        <w:rPr>
-          <w:rFonts w:hint="eastAsia"/>
-        </w:rPr>
-        <w:t xml:space="preserve"> </w:t>
-      </w:r>
-      <w:r>
-        <w:rPr>
-          <w:rFonts w:hint="eastAsia"/>
-        </w:rPr>
-        <w:t>조합</w:t>
-      </w:r>
-    </w:p>
-    <w:p>
-      <w:pPr>
-        <w:rPr>
-          <w:rFonts w:hint="eastAsia"/>
-        </w:rPr>
-      </w:pPr>
-      <w:r>
-        <w:rPr>
-          <w:rFonts w:hint="eastAsia"/>
-        </w:rPr>
-        <w:t>두가지의</w:t>
-      </w:r>
-      <w:r>
-        <w:rPr>
-          <w:rFonts w:hint="eastAsia"/>
-        </w:rPr>
-        <w:t xml:space="preserve"> </w:t>
-      </w:r>
-      <w:r>
-        <w:rPr>
-          <w:rFonts w:hint="eastAsia"/>
-        </w:rPr>
-        <w:t>스킬을</w:t>
-      </w:r>
-      <w:r>
-        <w:rPr>
-          <w:rFonts w:hint="eastAsia"/>
-        </w:rPr>
-        <w:t xml:space="preserve"> </w:t>
-      </w:r>
-      <w:r>
-        <w:rPr>
-          <w:rFonts w:hint="eastAsia"/>
-        </w:rPr>
-        <w:t>조합하여</w:t>
-      </w:r>
-      <w:r>
-        <w:rPr>
-          <w:rFonts w:hint="eastAsia"/>
-        </w:rPr>
-        <w:t xml:space="preserve"> Fusion  </w:t>
-      </w:r>
-      <w:r>
-        <w:rPr>
-          <w:rFonts w:hint="eastAsia"/>
-        </w:rPr>
-        <w:t>등급으로</w:t>
-      </w:r>
-      <w:r>
-        <w:rPr>
-          <w:rFonts w:hint="eastAsia"/>
-        </w:rPr>
-        <w:t xml:space="preserve"> </w:t>
-      </w:r>
-      <w:r>
-        <w:rPr>
-          <w:rFonts w:hint="eastAsia"/>
-        </w:rPr>
-        <w:t>만들</w:t>
-      </w:r>
-      <w:r>
-        <w:rPr>
-          <w:rFonts w:hint="eastAsia"/>
-        </w:rPr>
-        <w:t xml:space="preserve"> </w:t>
-      </w:r>
-      <w:r>
-        <w:rPr>
-          <w:rFonts w:hint="eastAsia"/>
-        </w:rPr>
-        <w:t>수</w:t>
-      </w:r>
-      <w:r>
-        <w:rPr>
-          <w:rFonts w:hint="eastAsia"/>
-        </w:rPr>
-        <w:t xml:space="preserve"> </w:t>
-      </w:r>
-      <w:r>
-        <w:rPr>
-          <w:rFonts w:hint="eastAsia"/>
-        </w:rPr>
-        <w:t>있다</w:t>
-      </w:r>
-      <w:r>
-        <w:rPr>
-          <w:rFonts w:hint="eastAsia"/>
-        </w:rPr>
-        <w:t>.</w:t>
+        <w:t>스킬 조합</w:t>
+      </w:r>
+    </w:p>
+    <w:p>
+      <w:r>
+        <w:rPr>
+          <w:rFonts w:hint="eastAsia"/>
+        </w:rPr>
+        <w:lastRenderedPageBreak/>
+        <w:t xml:space="preserve">두가지의 스킬을 조합하여 </w:t>
+      </w:r>
+      <w:proofErr w:type="spellStart"/>
+      <w:proofErr w:type="gramStart"/>
+      <w:r>
+        <w:rPr>
+          <w:rFonts w:hint="eastAsia"/>
+        </w:rPr>
+        <w:t>Fusion</w:t>
+      </w:r>
+      <w:proofErr w:type="spellEnd"/>
+      <w:r>
+        <w:rPr>
+          <w:rFonts w:hint="eastAsia"/>
+        </w:rPr>
+        <w:t xml:space="preserve">  등급으로</w:t>
+      </w:r>
+      <w:proofErr w:type="gramEnd"/>
+      <w:r>
+        <w:rPr>
+          <w:rFonts w:hint="eastAsia"/>
+        </w:rPr>
+        <w:t xml:space="preserve"> 만들 수 있다.</w:t>
       </w:r>
     </w:p>
     <w:p>
@@ -11634,13 +6891,7 @@
       </w:r>
     </w:p>
     <w:p/>
-    <w:p>
-      <w:pPr>
-        <w:rPr>
-          <w:rFonts w:hint="eastAsia"/>
-        </w:rPr>
-      </w:pPr>
-    </w:p>
+    <w:p/>
     <w:p>
       <w:pPr>
         <w:rPr>
@@ -11661,145 +6912,19 @@
         <w:rPr>
           <w:rFonts w:hint="eastAsia"/>
         </w:rPr>
-        <w:t>스테이지</w:t>
-      </w:r>
-      <w:r>
-        <w:rPr>
-          <w:rFonts w:hint="eastAsia"/>
-        </w:rPr>
-        <w:t xml:space="preserve"> </w:t>
-      </w:r>
-      <w:r>
-        <w:rPr>
-          <w:rFonts w:hint="eastAsia"/>
-        </w:rPr>
-        <w:t>전개</w:t>
-      </w:r>
-      <w:r>
-        <w:rPr>
-          <w:rFonts w:hint="eastAsia"/>
-        </w:rPr>
-        <w:t xml:space="preserve"> </w:t>
-      </w:r>
-      <w:r>
-        <w:rPr>
-          <w:rFonts w:hint="eastAsia"/>
-        </w:rPr>
-        <w:t>시스템</w:t>
+        <w:t>스테이지 전개 시스템</w:t>
       </w:r>
       <w:bookmarkEnd w:id="27"/>
     </w:p>
     <w:p>
       <w:r>
-        <w:t>엘리트</w:t>
-      </w:r>
-      <w:r>
-        <w:t xml:space="preserve"> </w:t>
-      </w:r>
-      <w:r>
-        <w:t>몬스터와</w:t>
-      </w:r>
-      <w:r>
-        <w:t xml:space="preserve"> </w:t>
-      </w:r>
-      <w:r>
-        <w:t>보스가</w:t>
-      </w:r>
-      <w:r>
-        <w:t xml:space="preserve"> </w:t>
-      </w:r>
-      <w:r>
-        <w:t>순차적으로</w:t>
-      </w:r>
-      <w:r>
-        <w:t xml:space="preserve"> </w:t>
-      </w:r>
-      <w:r>
-        <w:t>등장하는</w:t>
-      </w:r>
-      <w:r>
-        <w:t xml:space="preserve"> </w:t>
-      </w:r>
-      <w:r>
-        <w:t>웨이브</w:t>
-      </w:r>
-      <w:r>
-        <w:t xml:space="preserve"> </w:t>
-      </w:r>
-      <w:r>
-        <w:t>형태의</w:t>
-      </w:r>
-      <w:r>
-        <w:t xml:space="preserve"> </w:t>
-      </w:r>
-      <w:r>
-        <w:t>전투를</w:t>
-      </w:r>
-      <w:r>
-        <w:t xml:space="preserve"> </w:t>
-      </w:r>
-      <w:r>
-        <w:t>진행하며</w:t>
-      </w:r>
-      <w:r>
-        <w:t xml:space="preserve">, </w:t>
-      </w:r>
-      <w:r>
-        <w:t>최종</w:t>
-      </w:r>
-      <w:r>
-        <w:t xml:space="preserve"> </w:t>
-      </w:r>
-      <w:r>
-        <w:t>보스</w:t>
-      </w:r>
-      <w:r>
-        <w:t xml:space="preserve"> </w:t>
-      </w:r>
-      <w:r>
-        <w:t>클리어</w:t>
-      </w:r>
-      <w:r>
-        <w:t xml:space="preserve"> </w:t>
-      </w:r>
-      <w:r>
-        <w:t>시</w:t>
-      </w:r>
-      <w:r>
-        <w:t xml:space="preserve"> </w:t>
-      </w:r>
-      <w:r>
-        <w:t>다음</w:t>
-      </w:r>
-      <w:r>
-        <w:t xml:space="preserve"> </w:t>
-      </w:r>
-      <w:r>
-        <w:t>스테이지로</w:t>
-      </w:r>
-      <w:r>
-        <w:t xml:space="preserve"> </w:t>
-      </w:r>
-      <w:r>
-        <w:t>직행하는</w:t>
-      </w:r>
-      <w:r>
-        <w:t xml:space="preserve"> </w:t>
-      </w:r>
-      <w:r>
-        <w:t>구조</w:t>
-      </w:r>
-      <w:r>
-        <w:rPr>
-          <w:rFonts w:hint="eastAsia"/>
-        </w:rPr>
-        <w:t>이다</w:t>
-      </w:r>
-      <w:r>
-        <w:rPr>
-          <w:rFonts w:hint="eastAsia"/>
-        </w:rPr>
-        <w:t>.</w:t>
+        <w:t>엘리트 몬스터와 보스가 순차적으로 등장하는 웨이브 형태의 전투를 진행하며, 최종 보스 클리어 시 다음 스테이지로 직행하는 구조</w:t>
+      </w:r>
+      <w:r>
+        <w:rPr>
+          <w:rFonts w:hint="eastAsia"/>
+        </w:rPr>
+        <w:t>이다.</w:t>
       </w:r>
     </w:p>
     <w:p/>
@@ -11816,25 +6941,7 @@
         <w:rPr>
           <w:rFonts w:hint="eastAsia"/>
         </w:rPr>
-        <w:t>게임</w:t>
-      </w:r>
-      <w:r>
-        <w:rPr>
-          <w:rFonts w:hint="eastAsia"/>
-        </w:rPr>
-        <w:t xml:space="preserve"> </w:t>
-      </w:r>
-      <w:r>
-        <w:rPr>
-          <w:rFonts w:hint="eastAsia"/>
-        </w:rPr>
-        <w:t>내</w:t>
-      </w:r>
-      <w:r>
-        <w:rPr>
-          <w:rFonts w:hint="eastAsia"/>
-        </w:rPr>
-        <w:t xml:space="preserve"> </w:t>
+        <w:t xml:space="preserve">게임 내 </w:t>
       </w:r>
       <w:r>
         <w:rPr>
@@ -11866,171 +6973,45 @@
         <w:rPr>
           <w:rFonts w:hint="eastAsia"/>
         </w:rPr>
-        <w:t>조작</w:t>
-      </w:r>
-      <w:r>
-        <w:rPr>
-          <w:rFonts w:hint="eastAsia"/>
-        </w:rPr>
-        <w:t xml:space="preserve"> </w:t>
-      </w:r>
-      <w:r>
-        <w:rPr>
-          <w:rFonts w:hint="eastAsia"/>
-        </w:rPr>
-        <w:t>및</w:t>
-      </w:r>
-      <w:r>
-        <w:rPr>
-          <w:rFonts w:hint="eastAsia"/>
-        </w:rPr>
-        <w:t xml:space="preserve"> </w:t>
-      </w:r>
-      <w:r>
-        <w:rPr>
-          <w:rFonts w:hint="eastAsia"/>
-        </w:rPr>
-        <w:t>생존</w:t>
-      </w:r>
-      <w:r>
-        <w:rPr>
-          <w:rFonts w:hint="eastAsia"/>
-        </w:rPr>
-        <w:t xml:space="preserve"> : </w:t>
-      </w:r>
-      <w:r>
-        <w:rPr>
-          <w:rFonts w:hint="eastAsia"/>
-        </w:rPr>
-        <w:t>기본</w:t>
-      </w:r>
-      <w:r>
-        <w:rPr>
-          <w:rFonts w:hint="eastAsia"/>
-        </w:rPr>
-        <w:t xml:space="preserve"> </w:t>
-      </w:r>
-      <w:r>
-        <w:rPr>
-          <w:rFonts w:hint="eastAsia"/>
-        </w:rPr>
-        <w:t>이동</w:t>
-      </w:r>
-      <w:r>
-        <w:rPr>
-          <w:rFonts w:hint="eastAsia"/>
-        </w:rPr>
-        <w:t xml:space="preserve">, </w:t>
-      </w:r>
+        <w:t xml:space="preserve">조작 및 </w:t>
+      </w:r>
+      <w:proofErr w:type="gramStart"/>
+      <w:r>
+        <w:rPr>
+          <w:rFonts w:hint="eastAsia"/>
+        </w:rPr>
+        <w:t>생존 :</w:t>
+      </w:r>
+      <w:proofErr w:type="gramEnd"/>
+      <w:r>
+        <w:rPr>
+          <w:rFonts w:hint="eastAsia"/>
+        </w:rPr>
+        <w:t xml:space="preserve"> 기본 이동, </w:t>
+      </w:r>
+      <w:proofErr w:type="spellStart"/>
       <w:r>
         <w:rPr>
           <w:rFonts w:hint="eastAsia"/>
         </w:rPr>
         <w:t>회피기</w:t>
       </w:r>
-    </w:p>
-    <w:p>
-      <w:r>
-        <w:rPr>
-          <w:rFonts w:hint="eastAsia"/>
-        </w:rPr>
-        <w:t>전투</w:t>
-      </w:r>
-      <w:r>
-        <w:rPr>
-          <w:rFonts w:hint="eastAsia"/>
-        </w:rPr>
-        <w:t xml:space="preserve"> : </w:t>
-      </w:r>
-      <w:r>
-        <w:rPr>
-          <w:rFonts w:hint="eastAsia"/>
-        </w:rPr>
-        <w:t>무기</w:t>
-      </w:r>
-      <w:r>
-        <w:rPr>
-          <w:rFonts w:hint="eastAsia"/>
-        </w:rPr>
-        <w:t xml:space="preserve"> 1</w:t>
-      </w:r>
-      <w:r>
-        <w:rPr>
-          <w:rFonts w:hint="eastAsia"/>
-        </w:rPr>
-        <w:t>종을</w:t>
-      </w:r>
-      <w:r>
-        <w:rPr>
-          <w:rFonts w:hint="eastAsia"/>
-        </w:rPr>
-        <w:t xml:space="preserve"> </w:t>
-      </w:r>
-      <w:r>
-        <w:rPr>
-          <w:rFonts w:hint="eastAsia"/>
-        </w:rPr>
-        <w:t>활용한</w:t>
-      </w:r>
-      <w:r>
-        <w:rPr>
-          <w:rFonts w:hint="eastAsia"/>
-        </w:rPr>
-        <w:t xml:space="preserve"> </w:t>
-      </w:r>
-      <w:r>
-        <w:rPr>
-          <w:rFonts w:hint="eastAsia"/>
-        </w:rPr>
-        <w:t>자동</w:t>
-      </w:r>
-      <w:r>
-        <w:rPr>
-          <w:rFonts w:hint="eastAsia"/>
-        </w:rPr>
-        <w:t xml:space="preserve"> </w:t>
-      </w:r>
-      <w:r>
-        <w:rPr>
-          <w:rFonts w:hint="eastAsia"/>
-        </w:rPr>
-        <w:t>공격</w:t>
-      </w:r>
-      <w:r>
-        <w:rPr>
-          <w:rFonts w:hint="eastAsia"/>
-        </w:rPr>
-        <w:t>, 3</w:t>
-      </w:r>
-      <w:r>
-        <w:rPr>
-          <w:rFonts w:hint="eastAsia"/>
-        </w:rPr>
-        <w:t>개의</w:t>
-      </w:r>
-      <w:r>
-        <w:rPr>
-          <w:rFonts w:hint="eastAsia"/>
-        </w:rPr>
-        <w:t xml:space="preserve"> </w:t>
-      </w:r>
-      <w:r>
-        <w:rPr>
-          <w:rFonts w:hint="eastAsia"/>
-        </w:rPr>
-        <w:t>액티브</w:t>
-      </w:r>
-      <w:r>
-        <w:rPr>
-          <w:rFonts w:hint="eastAsia"/>
-        </w:rPr>
-        <w:t xml:space="preserve"> </w:t>
-      </w:r>
-      <w:r>
-        <w:rPr>
-          <w:rFonts w:hint="eastAsia"/>
-        </w:rPr>
-        <w:t>스킬</w:t>
+      <w:proofErr w:type="spellEnd"/>
+    </w:p>
+    <w:p>
+      <w:proofErr w:type="gramStart"/>
+      <w:r>
+        <w:rPr>
+          <w:rFonts w:hint="eastAsia"/>
+        </w:rPr>
+        <w:t>전투 :</w:t>
+      </w:r>
+      <w:proofErr w:type="gramEnd"/>
+      <w:r>
+        <w:rPr>
+          <w:rFonts w:hint="eastAsia"/>
+        </w:rPr>
+        <w:t xml:space="preserve"> 무기 1종을 활용한 자동 공격, 3개의 액티브 스킬</w:t>
       </w:r>
     </w:p>
     <w:p/>
@@ -12052,321 +7033,43 @@
       <w:bookmarkEnd w:id="30"/>
     </w:p>
     <w:p>
-      <w:r>
-        <w:rPr>
-          <w:rFonts w:hint="eastAsia"/>
-        </w:rPr>
-        <w:t>일반</w:t>
-      </w:r>
-      <w:r>
-        <w:rPr>
-          <w:rFonts w:hint="eastAsia"/>
-        </w:rPr>
-        <w:t xml:space="preserve"> : </w:t>
-      </w:r>
-      <w:r>
-        <w:rPr>
-          <w:rFonts w:hint="eastAsia"/>
-        </w:rPr>
-        <w:t>플레이어</w:t>
-      </w:r>
-      <w:r>
-        <w:rPr>
-          <w:rFonts w:hint="eastAsia"/>
-        </w:rPr>
-        <w:t xml:space="preserve"> </w:t>
-      </w:r>
-      <w:r>
-        <w:rPr>
-          <w:rFonts w:hint="eastAsia"/>
-        </w:rPr>
-        <w:t>추적</w:t>
-      </w:r>
-      <w:r>
-        <w:rPr>
-          <w:rFonts w:hint="eastAsia"/>
-        </w:rPr>
-        <w:t xml:space="preserve">, </w:t>
-      </w:r>
-      <w:r>
-        <w:rPr>
-          <w:rFonts w:hint="eastAsia"/>
-        </w:rPr>
-        <w:t>충돌</w:t>
-      </w:r>
-      <w:r>
-        <w:rPr>
-          <w:rFonts w:hint="eastAsia"/>
-        </w:rPr>
-        <w:t xml:space="preserve"> </w:t>
-      </w:r>
-      <w:r>
-        <w:rPr>
-          <w:rFonts w:hint="eastAsia"/>
-        </w:rPr>
-        <w:t>데미지</w:t>
-      </w:r>
-      <w:r>
-        <w:rPr>
-          <w:rFonts w:hint="eastAsia"/>
-        </w:rPr>
-        <w:t xml:space="preserve">, </w:t>
-      </w:r>
-      <w:r>
-        <w:rPr>
-          <w:rFonts w:hint="eastAsia"/>
-        </w:rPr>
-        <w:t>투사체</w:t>
-      </w:r>
-      <w:r>
-        <w:rPr>
-          <w:rFonts w:hint="eastAsia"/>
-        </w:rPr>
-        <w:t xml:space="preserve"> </w:t>
-      </w:r>
-      <w:r>
-        <w:rPr>
-          <w:rFonts w:hint="eastAsia"/>
-        </w:rPr>
-        <w:t>공격</w:t>
-      </w:r>
-    </w:p>
-    <w:p>
-      <w:r>
-        <w:rPr>
-          <w:rFonts w:hint="eastAsia"/>
-        </w:rPr>
-        <w:t>엘리트</w:t>
-      </w:r>
-      <w:r>
-        <w:rPr>
-          <w:rFonts w:hint="eastAsia"/>
-        </w:rPr>
-        <w:t xml:space="preserve"> : </w:t>
-      </w:r>
-      <w:r>
-        <w:rPr>
-          <w:rFonts w:hint="eastAsia"/>
-        </w:rPr>
-        <w:t>처치</w:t>
-      </w:r>
-      <w:r>
-        <w:rPr>
-          <w:rFonts w:hint="eastAsia"/>
-        </w:rPr>
-        <w:t xml:space="preserve"> </w:t>
-      </w:r>
-      <w:r>
-        <w:rPr>
-          <w:rFonts w:hint="eastAsia"/>
-        </w:rPr>
-        <w:t>시</w:t>
-      </w:r>
-      <w:r>
-        <w:rPr>
-          <w:rFonts w:hint="eastAsia"/>
-        </w:rPr>
-        <w:t xml:space="preserve"> </w:t>
-      </w:r>
-      <w:r>
-        <w:rPr>
-          <w:rFonts w:hint="eastAsia"/>
-        </w:rPr>
-        <w:t>특수</w:t>
-      </w:r>
-      <w:r>
-        <w:rPr>
-          <w:rFonts w:hint="eastAsia"/>
-        </w:rPr>
-        <w:t xml:space="preserve"> </w:t>
-      </w:r>
-      <w:r>
-        <w:rPr>
-          <w:rFonts w:hint="eastAsia"/>
-        </w:rPr>
-        <w:t>보상</w:t>
-      </w:r>
-      <w:r>
-        <w:rPr>
-          <w:rFonts w:hint="eastAsia"/>
-        </w:rPr>
-        <w:t xml:space="preserve"> </w:t>
-      </w:r>
-      <w:r>
-        <w:rPr>
-          <w:rFonts w:hint="eastAsia"/>
-        </w:rPr>
-        <w:t>제공</w:t>
-      </w:r>
-      <w:r>
-        <w:rPr>
-          <w:rFonts w:hint="eastAsia"/>
-        </w:rPr>
-        <w:t xml:space="preserve"> (</w:t>
-      </w:r>
-      <w:r>
-        <w:rPr>
-          <w:rFonts w:hint="eastAsia"/>
-        </w:rPr>
-        <w:t>유물</w:t>
-      </w:r>
-      <w:r>
-        <w:rPr>
-          <w:rFonts w:hint="eastAsia"/>
-        </w:rPr>
-        <w:t>)</w:t>
-      </w:r>
-    </w:p>
-    <w:p>
-      <w:r>
-        <w:rPr>
-          <w:rFonts w:hint="eastAsia"/>
-        </w:rPr>
-        <w:t>모든</w:t>
-      </w:r>
-      <w:r>
-        <w:rPr>
-          <w:rFonts w:hint="eastAsia"/>
-        </w:rPr>
-        <w:t xml:space="preserve"> </w:t>
-      </w:r>
-      <w:r>
-        <w:rPr>
-          <w:rFonts w:hint="eastAsia"/>
-        </w:rPr>
-        <w:t>몬스터의</w:t>
-      </w:r>
-      <w:r>
-        <w:rPr>
-          <w:rFonts w:hint="eastAsia"/>
-        </w:rPr>
-        <w:t xml:space="preserve"> </w:t>
-      </w:r>
-      <w:r>
-        <w:rPr>
-          <w:rFonts w:hint="eastAsia"/>
-        </w:rPr>
-        <w:t>체력</w:t>
-      </w:r>
-      <w:r>
-        <w:rPr>
-          <w:rFonts w:hint="eastAsia"/>
-        </w:rPr>
-        <w:t xml:space="preserve"> </w:t>
-      </w:r>
-      <w:r>
-        <w:rPr>
-          <w:rFonts w:hint="eastAsia"/>
-        </w:rPr>
-        <w:t>게이지는</w:t>
-      </w:r>
-      <w:r>
-        <w:rPr>
-          <w:rFonts w:hint="eastAsia"/>
-        </w:rPr>
-        <w:t xml:space="preserve"> </w:t>
-      </w:r>
-      <w:r>
-        <w:rPr>
-          <w:rFonts w:hint="eastAsia"/>
-        </w:rPr>
-        <w:t>피격</w:t>
-      </w:r>
-      <w:r>
-        <w:rPr>
-          <w:rFonts w:hint="eastAsia"/>
-        </w:rPr>
-        <w:t xml:space="preserve"> </w:t>
-      </w:r>
-      <w:r>
-        <w:rPr>
-          <w:rFonts w:hint="eastAsia"/>
-        </w:rPr>
-        <w:t>전</w:t>
-      </w:r>
-      <w:r>
-        <w:rPr>
-          <w:rFonts w:hint="eastAsia"/>
-        </w:rPr>
-        <w:t xml:space="preserve"> </w:t>
-      </w:r>
-      <w:r>
-        <w:rPr>
-          <w:rFonts w:hint="eastAsia"/>
-        </w:rPr>
-        <w:t>보이지</w:t>
-      </w:r>
-      <w:r>
-        <w:rPr>
-          <w:rFonts w:hint="eastAsia"/>
-        </w:rPr>
-        <w:t xml:space="preserve"> </w:t>
-      </w:r>
-      <w:r>
-        <w:rPr>
-          <w:rFonts w:hint="eastAsia"/>
-        </w:rPr>
-        <w:t>않다가</w:t>
-      </w:r>
-      <w:r>
-        <w:rPr>
-          <w:rFonts w:hint="eastAsia"/>
-        </w:rPr>
-        <w:t xml:space="preserve">, </w:t>
-      </w:r>
-      <w:r>
-        <w:rPr>
-          <w:rFonts w:hint="eastAsia"/>
-        </w:rPr>
-        <w:t>피격</w:t>
-      </w:r>
-      <w:r>
-        <w:rPr>
-          <w:rFonts w:hint="eastAsia"/>
-        </w:rPr>
-        <w:t xml:space="preserve"> </w:t>
-      </w:r>
-      <w:r>
-        <w:rPr>
-          <w:rFonts w:hint="eastAsia"/>
-        </w:rPr>
-        <w:t>후</w:t>
-      </w:r>
-      <w:r>
-        <w:rPr>
-          <w:rFonts w:hint="eastAsia"/>
-        </w:rPr>
-        <w:t xml:space="preserve"> </w:t>
-      </w:r>
-      <w:r>
-        <w:rPr>
-          <w:rFonts w:hint="eastAsia"/>
-        </w:rPr>
-        <w:t>남은</w:t>
-      </w:r>
-      <w:r>
-        <w:rPr>
-          <w:rFonts w:hint="eastAsia"/>
-        </w:rPr>
-        <w:t xml:space="preserve"> </w:t>
-      </w:r>
-      <w:r>
-        <w:rPr>
-          <w:rFonts w:hint="eastAsia"/>
-        </w:rPr>
-        <w:t>게이지만큼</w:t>
-      </w:r>
-      <w:r>
-        <w:rPr>
-          <w:rFonts w:hint="eastAsia"/>
-        </w:rPr>
-        <w:t xml:space="preserve"> </w:t>
-      </w:r>
-      <w:r>
-        <w:rPr>
-          <w:rFonts w:hint="eastAsia"/>
-        </w:rPr>
-        <w:t>가시화</w:t>
+      <w:proofErr w:type="gramStart"/>
+      <w:r>
+        <w:rPr>
+          <w:rFonts w:hint="eastAsia"/>
+        </w:rPr>
+        <w:t>일반 :</w:t>
+      </w:r>
+      <w:proofErr w:type="gramEnd"/>
+      <w:r>
+        <w:rPr>
+          <w:rFonts w:hint="eastAsia"/>
+        </w:rPr>
+        <w:t xml:space="preserve"> 플레이어 추적, 충돌 데미지, 투사체 공격</w:t>
+      </w:r>
+    </w:p>
+    <w:p>
+      <w:proofErr w:type="gramStart"/>
+      <w:r>
+        <w:rPr>
+          <w:rFonts w:hint="eastAsia"/>
+        </w:rPr>
+        <w:t>엘리트 :</w:t>
+      </w:r>
+      <w:proofErr w:type="gramEnd"/>
+      <w:r>
+        <w:rPr>
+          <w:rFonts w:hint="eastAsia"/>
+        </w:rPr>
+        <w:t xml:space="preserve"> 처치 시 특수 보상 제공 (유물)</w:t>
+      </w:r>
+    </w:p>
+    <w:p>
+      <w:r>
+        <w:rPr>
+          <w:rFonts w:hint="eastAsia"/>
+        </w:rPr>
+        <w:t>모든 몬스터의 체력 게이지는 피격 전 보이지 않다가, 피격 후 남은 게이지만큼 가시화</w:t>
       </w:r>
       <w:r>
         <w:t>된다</w:t>
@@ -12451,37 +7154,22 @@
           <w:b/>
           <w:bCs/>
         </w:rPr>
-        <w:t>피격</w:t>
-      </w:r>
-      <w:r>
-        <w:rPr>
-          <w:rFonts w:hint="eastAsia"/>
-          <w:b/>
-          <w:bCs/>
-        </w:rPr>
-        <w:t xml:space="preserve"> </w:t>
-      </w:r>
-      <w:r>
-        <w:rPr>
-          <w:rFonts w:hint="eastAsia"/>
-          <w:b/>
-          <w:bCs/>
-        </w:rPr>
-        <w:t>전</w:t>
-      </w:r>
-    </w:p>
-    <w:p>
-      <w:r>
-        <w:rPr>
-          <w:rFonts w:hint="eastAsia"/>
-        </w:rPr>
-        <w:t>몬스터의</w:t>
-      </w:r>
-      <w:r>
-        <w:rPr>
-          <w:rFonts w:hint="eastAsia"/>
-        </w:rPr>
-        <w:t xml:space="preserve"> H</w:t>
+        <w:t>피격 전</w:t>
+      </w:r>
+    </w:p>
+    <w:p>
+      <w:r>
+        <w:rPr>
+          <w:rFonts w:hint="eastAsia"/>
+        </w:rPr>
+        <w:t xml:space="preserve">몬스터의 </w:t>
+      </w:r>
+      <w:proofErr w:type="spellStart"/>
+      <w:r>
+        <w:rPr>
+          <w:rFonts w:hint="eastAsia"/>
+        </w:rPr>
+        <w:t>H</w:t>
       </w:r>
       <w:r>
         <w:t>p</w:t>
@@ -12490,43 +7178,14 @@
         <w:rPr>
           <w:rFonts w:hint="eastAsia"/>
         </w:rPr>
-        <w:t>bar</w:t>
-      </w:r>
-      <w:r>
-        <w:rPr>
-          <w:rFonts w:hint="eastAsia"/>
-        </w:rPr>
-        <w:t>가</w:t>
-      </w:r>
-      <w:r>
-        <w:rPr>
-          <w:rFonts w:hint="eastAsia"/>
-        </w:rPr>
-        <w:t xml:space="preserve"> </w:t>
-      </w:r>
-      <w:r>
-        <w:rPr>
-          <w:rFonts w:hint="eastAsia"/>
-        </w:rPr>
-        <w:t>보이지</w:t>
-      </w:r>
-      <w:r>
-        <w:rPr>
-          <w:rFonts w:hint="eastAsia"/>
-        </w:rPr>
-        <w:t xml:space="preserve"> </w:t>
-      </w:r>
-      <w:r>
-        <w:rPr>
-          <w:rFonts w:hint="eastAsia"/>
-        </w:rPr>
-        <w:t>않는다</w:t>
-      </w:r>
-      <w:r>
-        <w:rPr>
-          <w:rFonts w:hint="eastAsia"/>
-        </w:rPr>
-        <w:t>.</w:t>
+        <w:t>bar가</w:t>
+      </w:r>
+      <w:proofErr w:type="spellEnd"/>
+      <w:r>
+        <w:rPr>
+          <w:rFonts w:hint="eastAsia"/>
+        </w:rPr>
+        <w:t xml:space="preserve"> 보이지 않는다.</w:t>
       </w:r>
     </w:p>
     <w:p/>
@@ -12595,145 +7254,57 @@
           <w:b/>
           <w:bCs/>
         </w:rPr>
-        <w:t>피격</w:t>
-      </w:r>
-      <w:r>
-        <w:rPr>
-          <w:rFonts w:hint="eastAsia"/>
-          <w:b/>
-          <w:bCs/>
-        </w:rPr>
-        <w:t xml:space="preserve"> </w:t>
-      </w:r>
-      <w:r>
-        <w:rPr>
-          <w:rFonts w:hint="eastAsia"/>
-          <w:b/>
-          <w:bCs/>
-        </w:rPr>
-        <w:t>후</w:t>
-      </w:r>
-    </w:p>
-    <w:p>
-      <w:r>
-        <w:rPr>
-          <w:rFonts w:hint="eastAsia"/>
-        </w:rPr>
-        <w:t>피격으로</w:t>
-      </w:r>
-      <w:r>
-        <w:rPr>
-          <w:rFonts w:hint="eastAsia"/>
-        </w:rPr>
-        <w:t xml:space="preserve"> </w:t>
-      </w:r>
-      <w:r>
-        <w:rPr>
-          <w:rFonts w:hint="eastAsia"/>
-        </w:rPr>
-        <w:t>인해</w:t>
-      </w:r>
-      <w:r>
-        <w:rPr>
-          <w:rFonts w:hint="eastAsia"/>
-        </w:rPr>
-        <w:t xml:space="preserve"> Hp</w:t>
-      </w:r>
+        <w:t>피격 후</w:t>
+      </w:r>
+    </w:p>
+    <w:p>
+      <w:r>
+        <w:rPr>
+          <w:rFonts w:hint="eastAsia"/>
+        </w:rPr>
+        <w:t xml:space="preserve">피격으로 인해 </w:t>
+      </w:r>
+      <w:proofErr w:type="spellStart"/>
+      <w:r>
+        <w:rPr>
+          <w:rFonts w:hint="eastAsia"/>
+        </w:rPr>
+        <w:t>Hp가</w:t>
+      </w:r>
+      <w:proofErr w:type="spellEnd"/>
+      <w:r>
+        <w:rPr>
+          <w:rFonts w:hint="eastAsia"/>
+        </w:rPr>
+        <w:t xml:space="preserve"> 감소하였을 </w:t>
+      </w:r>
+      <w:proofErr w:type="gramStart"/>
+      <w:r>
+        <w:rPr>
+          <w:rFonts w:hint="eastAsia"/>
+        </w:rPr>
+        <w:t xml:space="preserve">때,  </w:t>
+      </w:r>
+      <w:proofErr w:type="spellStart"/>
+      <w:r>
+        <w:rPr>
+          <w:rFonts w:hint="eastAsia"/>
+        </w:rPr>
+        <w:t>Hpbar</w:t>
+      </w:r>
+      <w:proofErr w:type="gramEnd"/>
       <w:r>
         <w:rPr>
           <w:rFonts w:hint="eastAsia"/>
         </w:rPr>
         <w:t>가</w:t>
       </w:r>
-      <w:r>
-        <w:rPr>
-          <w:rFonts w:hint="eastAsia"/>
-        </w:rPr>
-        <w:t xml:space="preserve"> </w:t>
-      </w:r>
-      <w:r>
-        <w:rPr>
-          <w:rFonts w:hint="eastAsia"/>
-        </w:rPr>
-        <w:t>감소하였을</w:t>
-      </w:r>
-      <w:r>
-        <w:rPr>
-          <w:rFonts w:hint="eastAsia"/>
-        </w:rPr>
-        <w:t xml:space="preserve"> </w:t>
-      </w:r>
-      <w:r>
-        <w:rPr>
-          <w:rFonts w:hint="eastAsia"/>
-        </w:rPr>
-        <w:t>때</w:t>
-      </w:r>
-      <w:r>
-        <w:rPr>
-          <w:rFonts w:hint="eastAsia"/>
-        </w:rPr>
-        <w:t>,  Hpbar</w:t>
-      </w:r>
-      <w:r>
-        <w:rPr>
-          <w:rFonts w:hint="eastAsia"/>
-        </w:rPr>
-        <w:t>가</w:t>
-      </w:r>
-      <w:r>
-        <w:rPr>
-          <w:rFonts w:hint="eastAsia"/>
-        </w:rPr>
-        <w:t xml:space="preserve"> </w:t>
-      </w:r>
-      <w:r>
-        <w:rPr>
-          <w:rFonts w:hint="eastAsia"/>
-        </w:rPr>
-        <w:t>가시화되며</w:t>
-      </w:r>
-      <w:r>
-        <w:rPr>
-          <w:rFonts w:hint="eastAsia"/>
-        </w:rPr>
-        <w:t xml:space="preserve"> </w:t>
-      </w:r>
-      <w:r>
-        <w:rPr>
-          <w:rFonts w:hint="eastAsia"/>
-        </w:rPr>
-        <w:t>감소된</w:t>
-      </w:r>
-      <w:r>
-        <w:rPr>
-          <w:rFonts w:hint="eastAsia"/>
-        </w:rPr>
-        <w:t xml:space="preserve"> </w:t>
-      </w:r>
-      <w:r>
-        <w:rPr>
-          <w:rFonts w:hint="eastAsia"/>
-        </w:rPr>
-        <w:t>만큼</w:t>
-      </w:r>
-      <w:r>
-        <w:rPr>
-          <w:rFonts w:hint="eastAsia"/>
-        </w:rPr>
-        <w:t xml:space="preserve"> </w:t>
-      </w:r>
-      <w:r>
-        <w:rPr>
-          <w:rFonts w:hint="eastAsia"/>
-        </w:rPr>
-        <w:t>표기해준다</w:t>
-      </w:r>
-      <w:r>
-        <w:rPr>
-          <w:rFonts w:hint="eastAsia"/>
-        </w:rPr>
-        <w:t>.</w:t>
+      <w:proofErr w:type="spellEnd"/>
+      <w:r>
+        <w:rPr>
+          <w:rFonts w:hint="eastAsia"/>
+        </w:rPr>
+        <w:t xml:space="preserve"> 가시화되며 감소된 만큼 표기해준다.</w:t>
       </w:r>
     </w:p>
     <w:p/>
@@ -12750,6 +7321,7 @@
         <w:rPr>
           <w:rFonts w:hint="eastAsia"/>
         </w:rPr>
+        <w:lastRenderedPageBreak/>
         <w:t>보스</w:t>
       </w:r>
       <w:bookmarkEnd w:id="31"/>
@@ -12759,91 +7331,21 @@
         <w:rPr>
           <w:rFonts w:hint="eastAsia"/>
         </w:rPr>
-        <w:t>전투의</w:t>
-      </w:r>
-      <w:r>
-        <w:rPr>
-          <w:rFonts w:hint="eastAsia"/>
-        </w:rPr>
-        <w:t xml:space="preserve"> </w:t>
-      </w:r>
-      <w:r>
-        <w:rPr>
-          <w:rFonts w:hint="eastAsia"/>
-        </w:rPr>
-        <w:t>핵심을</w:t>
-      </w:r>
-      <w:r>
-        <w:rPr>
-          <w:rFonts w:hint="eastAsia"/>
-        </w:rPr>
-        <w:t xml:space="preserve"> </w:t>
-      </w:r>
-      <w:r>
-        <w:rPr>
-          <w:rFonts w:hint="eastAsia"/>
-        </w:rPr>
-        <w:t>담당하는</w:t>
-      </w:r>
-      <w:r>
-        <w:rPr>
-          <w:rFonts w:hint="eastAsia"/>
-        </w:rPr>
-        <w:t xml:space="preserve"> 6</w:t>
-      </w:r>
-      <w:r>
-        <w:rPr>
-          <w:rFonts w:hint="eastAsia"/>
-        </w:rPr>
-        <w:t>종</w:t>
-      </w:r>
-      <w:r>
-        <w:rPr>
-          <w:rFonts w:hint="eastAsia"/>
-        </w:rPr>
-        <w:t xml:space="preserve"> </w:t>
-      </w:r>
-      <w:r>
-        <w:rPr>
-          <w:rFonts w:hint="eastAsia"/>
-        </w:rPr>
-        <w:t>이상의</w:t>
-      </w:r>
-      <w:r>
-        <w:rPr>
-          <w:rFonts w:hint="eastAsia"/>
-        </w:rPr>
-        <w:t xml:space="preserve"> </w:t>
-      </w:r>
+        <w:t xml:space="preserve">전투의 핵심을 담당하는 6종 이상의 </w:t>
+      </w:r>
+      <w:proofErr w:type="spellStart"/>
       <w:r>
         <w:rPr>
           <w:rFonts w:hint="eastAsia"/>
         </w:rPr>
         <w:t>기믹형</w:t>
       </w:r>
-      <w:r>
-        <w:rPr>
-          <w:rFonts w:hint="eastAsia"/>
-        </w:rPr>
-        <w:t xml:space="preserve"> </w:t>
-      </w:r>
-      <w:r>
-        <w:rPr>
-          <w:rFonts w:hint="eastAsia"/>
-        </w:rPr>
-        <w:t>보스</w:t>
-      </w:r>
-      <w:r>
-        <w:rPr>
-          <w:rFonts w:hint="eastAsia"/>
-        </w:rPr>
-        <w:t xml:space="preserve"> </w:t>
-      </w:r>
-      <w:r>
-        <w:rPr>
-          <w:rFonts w:hint="eastAsia"/>
-        </w:rPr>
-        <w:t>몬스터</w:t>
+      <w:proofErr w:type="spellEnd"/>
+      <w:r>
+        <w:rPr>
+          <w:rFonts w:hint="eastAsia"/>
+        </w:rPr>
+        <w:t xml:space="preserve"> 보스 몬스터</w:t>
       </w:r>
     </w:p>
     <w:p/>
@@ -12860,20 +7362,7 @@
         <w:rPr>
           <w:rFonts w:hint="eastAsia"/>
         </w:rPr>
-        <w:lastRenderedPageBreak/>
-        <w:t>레벨</w:t>
-      </w:r>
-      <w:r>
-        <w:rPr>
-          <w:rFonts w:hint="eastAsia"/>
-        </w:rPr>
-        <w:t xml:space="preserve"> </w:t>
-      </w:r>
-      <w:r>
-        <w:rPr>
-          <w:rFonts w:hint="eastAsia"/>
-        </w:rPr>
-        <w:t>디자인</w:t>
+        <w:t>레벨 디자인</w:t>
       </w:r>
       <w:bookmarkEnd w:id="32"/>
     </w:p>
@@ -12899,123 +7388,15 @@
         <w:rPr>
           <w:rFonts w:hint="eastAsia"/>
         </w:rPr>
-        <w:t>컨셉에</w:t>
-      </w:r>
-      <w:r>
-        <w:rPr>
-          <w:rFonts w:hint="eastAsia"/>
-        </w:rPr>
-        <w:t xml:space="preserve"> </w:t>
-      </w:r>
-      <w:r>
-        <w:rPr>
-          <w:rFonts w:hint="eastAsia"/>
-        </w:rPr>
-        <w:t>맞춘</w:t>
-      </w:r>
-      <w:r>
-        <w:rPr>
-          <w:rFonts w:hint="eastAsia"/>
-        </w:rPr>
-        <w:t xml:space="preserve"> 2D </w:t>
-      </w:r>
-      <w:r>
-        <w:rPr>
-          <w:rFonts w:hint="eastAsia"/>
-        </w:rPr>
-        <w:t>도트</w:t>
-      </w:r>
-      <w:r>
-        <w:rPr>
-          <w:rFonts w:hint="eastAsia"/>
-        </w:rPr>
-        <w:t xml:space="preserve"> </w:t>
-      </w:r>
-      <w:r>
-        <w:rPr>
-          <w:rFonts w:hint="eastAsia"/>
-        </w:rPr>
-        <w:t>그래픽</w:t>
-      </w:r>
-      <w:r>
-        <w:rPr>
-          <w:rFonts w:hint="eastAsia"/>
-        </w:rPr>
-        <w:t xml:space="preserve"> </w:t>
-      </w:r>
-      <w:r>
-        <w:rPr>
-          <w:rFonts w:hint="eastAsia"/>
-        </w:rPr>
-        <w:t>적용</w:t>
-      </w:r>
-      <w:r>
-        <w:rPr>
-          <w:rFonts w:hint="eastAsia"/>
-        </w:rPr>
-        <w:t>.</w:t>
-      </w:r>
-    </w:p>
-    <w:p>
-      <w:r>
-        <w:rPr>
-          <w:rFonts w:hint="eastAsia"/>
-        </w:rPr>
-        <w:t>맵</w:t>
-      </w:r>
-      <w:r>
-        <w:rPr>
-          <w:rFonts w:hint="eastAsia"/>
-        </w:rPr>
-        <w:t xml:space="preserve"> </w:t>
-      </w:r>
-      <w:r>
-        <w:rPr>
-          <w:rFonts w:hint="eastAsia"/>
-        </w:rPr>
-        <w:t>구조는</w:t>
-      </w:r>
-      <w:r>
-        <w:rPr>
-          <w:rFonts w:hint="eastAsia"/>
-        </w:rPr>
-        <w:t xml:space="preserve"> </w:t>
-      </w:r>
-      <w:r>
-        <w:rPr>
-          <w:rFonts w:hint="eastAsia"/>
-        </w:rPr>
-        <w:t>추후</w:t>
-      </w:r>
-      <w:r>
-        <w:rPr>
-          <w:rFonts w:hint="eastAsia"/>
-        </w:rPr>
-        <w:t xml:space="preserve"> </w:t>
-      </w:r>
-      <w:r>
-        <w:rPr>
-          <w:rFonts w:hint="eastAsia"/>
-        </w:rPr>
-        <w:t>설계</w:t>
-      </w:r>
-      <w:r>
-        <w:rPr>
-          <w:rFonts w:hint="eastAsia"/>
-        </w:rPr>
-        <w:t xml:space="preserve"> </w:t>
-      </w:r>
-      <w:r>
-        <w:rPr>
-          <w:rFonts w:hint="eastAsia"/>
-        </w:rPr>
-        <w:t>예정</w:t>
-      </w:r>
-      <w:r>
-        <w:rPr>
-          <w:rFonts w:hint="eastAsia"/>
-        </w:rPr>
-        <w:t>.</w:t>
+        <w:t>컨셉에 맞춘 2D 도트 그래픽 적용.</w:t>
+      </w:r>
+    </w:p>
+    <w:p>
+      <w:r>
+        <w:rPr>
+          <w:rFonts w:hint="eastAsia"/>
+        </w:rPr>
+        <w:t>맵 구조는 추후 설계 예정.</w:t>
       </w:r>
     </w:p>
     <w:p>
@@ -13027,6 +7408,7 @@
         </w:numPr>
       </w:pPr>
       <w:bookmarkStart w:id="34" w:name="_Toc243523936"/>
+      <w:proofErr w:type="spellStart"/>
       <w:r>
         <w:rPr>
           <w:rFonts w:hint="eastAsia"/>
@@ -13034,6 +7416,7 @@
         <w:t>풀링</w:t>
       </w:r>
       <w:bookmarkEnd w:id="34"/>
+      <w:proofErr w:type="spellEnd"/>
     </w:p>
     <w:p>
       <w:pPr>
@@ -13045,154 +7428,39 @@
       </w:pPr>
       <w:bookmarkStart w:id="35" w:name="_Toc243523937"/>
       <w:r>
-        <w:t>오브젝트</w:t>
-      </w:r>
-      <w:r>
-        <w:t xml:space="preserve"> </w:t>
-      </w:r>
+        <w:t xml:space="preserve">오브젝트 </w:t>
+      </w:r>
+      <w:proofErr w:type="spellStart"/>
       <w:r>
         <w:t>풀링</w:t>
       </w:r>
       <w:bookmarkEnd w:id="35"/>
-    </w:p>
-    <w:p>
-      <w:r>
-        <w:t>안드로이드</w:t>
-      </w:r>
-      <w:r>
-        <w:t xml:space="preserve"> </w:t>
-      </w:r>
-      <w:r>
-        <w:t>모바일</w:t>
-      </w:r>
-      <w:r>
-        <w:t xml:space="preserve"> </w:t>
-      </w:r>
-      <w:r>
-        <w:t>환경의</w:t>
-      </w:r>
-      <w:r>
-        <w:t xml:space="preserve"> </w:t>
-      </w:r>
-      <w:r>
-        <w:t>최적화를</w:t>
-      </w:r>
-      <w:r>
-        <w:t xml:space="preserve"> </w:t>
-      </w:r>
-      <w:r>
-        <w:t>위해</w:t>
-      </w:r>
-      <w:r>
-        <w:t xml:space="preserve"> </w:t>
-      </w:r>
-      <w:r>
-        <w:t>메모리</w:t>
-      </w:r>
-      <w:r>
-        <w:t xml:space="preserve"> </w:t>
-      </w:r>
+      <w:proofErr w:type="spellEnd"/>
+    </w:p>
+    <w:p>
+      <w:r>
+        <w:t xml:space="preserve">안드로이드 모바일 환경의 최적화를 위해 메모리 </w:t>
+      </w:r>
+      <w:proofErr w:type="spellStart"/>
       <w:r>
         <w:t>풀링</w:t>
       </w:r>
-      <w:r>
-        <w:t xml:space="preserve"> </w:t>
-      </w:r>
-      <w:r>
-        <w:t>시스템</w:t>
-      </w:r>
-      <w:r>
-        <w:t xml:space="preserve"> </w:t>
-      </w:r>
-      <w:r>
-        <w:t>구축</w:t>
-      </w:r>
-      <w:r>
-        <w:rPr>
-          <w:rFonts w:hint="eastAsia"/>
-        </w:rPr>
-        <w:t>한다</w:t>
-      </w:r>
-      <w:r>
-        <w:rPr>
-          <w:rFonts w:hint="eastAsia"/>
-        </w:rPr>
-        <w:t>.</w:t>
-      </w:r>
-    </w:p>
-    <w:p>
-      <w:r>
-        <w:t>몬스터의</w:t>
-      </w:r>
-      <w:r>
-        <w:t xml:space="preserve"> </w:t>
-      </w:r>
-      <w:r>
-        <w:t>특성에</w:t>
-      </w:r>
-      <w:r>
-        <w:t xml:space="preserve"> </w:t>
-      </w:r>
-      <w:r>
-        <w:t>따라</w:t>
-      </w:r>
-      <w:r>
-        <w:t xml:space="preserve"> </w:t>
-      </w:r>
-      <w:r>
-        <w:t>기본</w:t>
-      </w:r>
-      <w:r>
-        <w:t xml:space="preserve"> </w:t>
-      </w:r>
-      <w:r>
-        <w:t>생성</w:t>
-      </w:r>
-      <w:r>
-        <w:t xml:space="preserve">, </w:t>
-      </w:r>
-      <w:r>
-        <w:t>특정</w:t>
-      </w:r>
-      <w:r>
-        <w:t xml:space="preserve"> </w:t>
-      </w:r>
-      <w:r>
-        <w:t>위치</w:t>
-      </w:r>
-      <w:r>
-        <w:t xml:space="preserve"> </w:t>
-      </w:r>
-      <w:r>
-        <w:t>고정형</w:t>
-      </w:r>
-      <w:r>
-        <w:t xml:space="preserve"> </w:t>
-      </w:r>
-      <w:r>
-        <w:t>생성</w:t>
-      </w:r>
-      <w:r>
-        <w:t xml:space="preserve">, </w:t>
-      </w:r>
-      <w:r>
-        <w:t>시간에</w:t>
-      </w:r>
-      <w:r>
-        <w:t xml:space="preserve"> </w:t>
-      </w:r>
-      <w:r>
-        <w:t>따른</w:t>
-      </w:r>
-      <w:r>
-        <w:t xml:space="preserve"> </w:t>
-      </w:r>
-      <w:r>
-        <w:t>웨이브</w:t>
-      </w:r>
-      <w:r>
-        <w:t xml:space="preserve"> </w:t>
-      </w:r>
+      <w:proofErr w:type="spellEnd"/>
+      <w:r>
+        <w:t xml:space="preserve"> 시스템 구축</w:t>
+      </w:r>
+      <w:r>
+        <w:rPr>
+          <w:rFonts w:hint="eastAsia"/>
+        </w:rPr>
+        <w:t>한다.</w:t>
+      </w:r>
+    </w:p>
+    <w:p>
+      <w:r>
+        <w:t xml:space="preserve">몬스터의 특성에 따라 기본 생성, 특정 위치 고정형 생성, 시간에 따른 웨이브 </w:t>
+      </w:r>
+      <w:proofErr w:type="spellStart"/>
       <w:r>
         <w:t>스폰</w:t>
       </w:r>
@@ -13202,23 +7470,12 @@
         </w:rPr>
         <w:t>을</w:t>
       </w:r>
-      <w:r>
-        <w:rPr>
-          <w:rFonts w:hint="eastAsia"/>
-        </w:rPr>
-        <w:t xml:space="preserve"> </w:t>
-      </w:r>
-      <w:r>
-        <w:rPr>
-          <w:rFonts w:hint="eastAsia"/>
-        </w:rPr>
-        <w:t>적용한다</w:t>
-      </w:r>
-      <w:r>
-        <w:rPr>
-          <w:rFonts w:hint="eastAsia"/>
-        </w:rPr>
-        <w:t>.</w:t>
+      <w:proofErr w:type="spellEnd"/>
+      <w:r>
+        <w:rPr>
+          <w:rFonts w:hint="eastAsia"/>
+        </w:rPr>
+        <w:t xml:space="preserve"> 적용한다.</w:t>
       </w:r>
     </w:p>
     <w:p>
@@ -13253,7 +7510,7 @@
 </file>
 
 <file path=word/endnotes.xml><?xml version="1.0" encoding="utf-8"?>
-<w:endnotes xmlns:wpc="http://schemas.microsoft.com/office/word/2010/wordprocessingCanvas" xmlns:cx="http://schemas.microsoft.com/office/drawing/2014/chartex" xmlns:cx1="http://schemas.microsoft.com/office/drawing/2015/9/8/chartex" xmlns:cx2="http://schemas.microsoft.com/office/drawing/2015/10/21/chartex" xmlns:cx3="http://schemas.microsoft.com/office/drawing/2016/5/9/chartex" xmlns:cx4="http://schemas.microsoft.com/office/drawing/2016/5/10/chartex" xmlns:cx5="http://schemas.microsoft.com/office/drawing/2016/5/11/chartex" xmlns:cx6="http://schemas.microsoft.com/office/drawing/2016/5/12/chartex" xmlns:cx7="http://schemas.microsoft.com/office/drawing/2016/5/13/chartex" xmlns:cx8="http://schemas.microsoft.com/office/drawing/2016/5/14/chartex" xmlns:mc="http://schemas.openxmlformats.org/markup-compatibility/2006" xmlns:aink="http://schemas.microsoft.com/office/drawing/2016/ink" xmlns:am3d="http://schemas.microsoft.com/office/drawing/2017/model3d" xmlns:o="urn:schemas-microsoft-com:office:office" xmlns:oel="http://schemas.microsoft.com/office/2019/extlst" xmlns:r="http://schemas.openxmlformats.org/officeDocument/2006/relationships" xmlns:m="http://schemas.openxmlformats.org/officeDocument/2006/math" xmlns:v="urn:schemas-microsoft-com:vml" xmlns:wp14="http://schemas.microsoft.com/office/word/2010/wordprocessingDrawing" xmlns:wp="http://schemas.openxmlformats.org/drawingml/2006/wordprocessingDrawing" xmlns:w10="urn:schemas-microsoft-com:office:word" xmlns:w="http://schemas.openxmlformats.org/wordprocessingml/2006/main" xmlns:w14="http://schemas.microsoft.com/office/word/2010/wordml" xmlns:w15="http://schemas.microsoft.com/office/word/2012/wordml" xmlns:w16cex="http://schemas.microsoft.com/office/word/2018/wordml/cex" xmlns:w16cid="http://schemas.microsoft.com/office/word/2016/wordml/cid" xmlns:w16="http://schemas.microsoft.com/office/word/2018/wordml" xmlns:w16du="http://schemas.microsoft.com/office/word/2023/wordml/word16du" xmlns:w16sdtdh="http://schemas.microsoft.com/office/word/2020/wordml/sdtdatahash" xmlns:w16sdtfl="http://schemas.microsoft.com/office/word/2024/wordml/sdtformatlock" xmlns:w16se="http://schemas.microsoft.com/office/word/2015/wordml/symex" xmlns:wpg="http://schemas.microsoft.com/office/word/2010/wordprocessingGroup" xmlns:wpi="http://schemas.microsoft.com/office/word/2010/wordprocessingInk" xmlns:wne="http://schemas.microsoft.com/office/word/2006/wordml" xmlns:wps="http://schemas.microsoft.com/office/word/2010/wordprocessingShape" mc:Ignorable="w14 w15 w16se w16cid w16 w16cex w16sdtdh w16sdtfl w16du wp14">
+<w:endnotes xmlns:wpc="http://schemas.microsoft.com/office/word/2010/wordprocessingCanvas" xmlns:cx="http://schemas.microsoft.com/office/drawing/2014/chartex" xmlns:cx1="http://schemas.microsoft.com/office/drawing/2015/9/8/chartex" xmlns:cx2="http://schemas.microsoft.com/office/drawing/2015/10/21/chartex" xmlns:cx3="http://schemas.microsoft.com/office/drawing/2016/5/9/chartex" xmlns:cx4="http://schemas.microsoft.com/office/drawing/2016/5/10/chartex" xmlns:cx5="http://schemas.microsoft.com/office/drawing/2016/5/11/chartex" xmlns:cx6="http://schemas.microsoft.com/office/drawing/2016/5/12/chartex" xmlns:cx7="http://schemas.microsoft.com/office/drawing/2016/5/13/chartex" xmlns:cx8="http://schemas.microsoft.com/office/drawing/2016/5/14/chartex" xmlns:mc="http://schemas.openxmlformats.org/markup-compatibility/2006" xmlns:aink="http://schemas.microsoft.com/office/drawing/2016/ink" xmlns:am3d="http://schemas.microsoft.com/office/drawing/2017/model3d" xmlns:o="urn:schemas-microsoft-com:office:office" xmlns:oel="http://schemas.microsoft.com/office/2019/extlst" xmlns:r="http://schemas.openxmlformats.org/officeDocument/2006/relationships" xmlns:m="http://schemas.openxmlformats.org/officeDocument/2006/math" xmlns:v="urn:schemas-microsoft-com:vml" xmlns:wp14="http://schemas.microsoft.com/office/word/2010/wordprocessingDrawing" xmlns:wp="http://schemas.openxmlformats.org/drawingml/2006/wordprocessingDrawing" xmlns:w10="urn:schemas-microsoft-com:office:word" xmlns:w="http://schemas.openxmlformats.org/wordprocessingml/2006/main" xmlns:w14="http://schemas.microsoft.com/office/word/2010/wordml" xmlns:w15="http://schemas.microsoft.com/office/word/2012/wordml" xmlns:w16cei="http://schemas.microsoft.com/office/word/2026/wordml/cei" xmlns:w16cex="http://schemas.microsoft.com/office/word/2018/wordml/cex" xmlns:w16cid="http://schemas.microsoft.com/office/word/2016/wordml/cid" xmlns:w16="http://schemas.microsoft.com/office/word/2018/wordml" xmlns:w16du="http://schemas.microsoft.com/office/word/2023/wordml/word16du" xmlns:w16sdtdh="http://schemas.microsoft.com/office/word/2020/wordml/sdtdatahash" xmlns:w16sdtfl="http://schemas.microsoft.com/office/word/2024/wordml/sdtformatlock" xmlns:w16se="http://schemas.microsoft.com/office/word/2015/wordml/symex" xmlns:wpg="http://schemas.microsoft.com/office/word/2010/wordprocessingGroup" xmlns:wpi="http://schemas.microsoft.com/office/word/2010/wordprocessingInk" xmlns:wne="http://schemas.microsoft.com/office/word/2006/wordml" xmlns:wps="http://schemas.microsoft.com/office/word/2010/wordprocessingShape" mc:Ignorable="w14 w15 w16se w16cid w16 w16cex w16sdtdh w16sdtfl w16du wp14">
   <w:endnote w:type="separator" w:id="-1">
     <w:p>
       <w:pPr>
@@ -13278,7 +7535,7 @@
 </file>
 
 <file path=word/footer1.xml><?xml version="1.0" encoding="utf-8"?>
-<w:ftr xmlns:wpc="http://schemas.microsoft.com/office/word/2010/wordprocessingCanvas" xmlns:cx="http://schemas.microsoft.com/office/drawing/2014/chartex" xmlns:cx1="http://schemas.microsoft.com/office/drawing/2015/9/8/chartex" xmlns:cx2="http://schemas.microsoft.com/office/drawing/2015/10/21/chartex" xmlns:cx3="http://schemas.microsoft.com/office/drawing/2016/5/9/chartex" xmlns:cx4="http://schemas.microsoft.com/office/drawing/2016/5/10/chartex" xmlns:cx5="http://schemas.microsoft.com/office/drawing/2016/5/11/chartex" xmlns:cx6="http://schemas.microsoft.com/office/drawing/2016/5/12/chartex" xmlns:cx7="http://schemas.microsoft.com/office/drawing/2016/5/13/chartex" xmlns:cx8="http://schemas.microsoft.com/office/drawing/2016/5/14/chartex" xmlns:mc="http://schemas.openxmlformats.org/markup-compatibility/2006" xmlns:aink="http://schemas.microsoft.com/office/drawing/2016/ink" xmlns:am3d="http://schemas.microsoft.com/office/drawing/2017/model3d" xmlns:o="urn:schemas-microsoft-com:office:office" xmlns:oel="http://schemas.microsoft.com/office/2019/extlst" xmlns:r="http://schemas.openxmlformats.org/officeDocument/2006/relationships" xmlns:m="http://schemas.openxmlformats.org/officeDocument/2006/math" xmlns:v="urn:schemas-microsoft-com:vml" xmlns:wp14="http://schemas.microsoft.com/office/word/2010/wordprocessingDrawing" xmlns:wp="http://schemas.openxmlformats.org/drawingml/2006/wordprocessingDrawing" xmlns:w10="urn:schemas-microsoft-com:office:word" xmlns:w="http://schemas.openxmlformats.org/wordprocessingml/2006/main" xmlns:w14="http://schemas.microsoft.com/office/word/2010/wordml" xmlns:w15="http://schemas.microsoft.com/office/word/2012/wordml" xmlns:w16cex="http://schemas.microsoft.com/office/word/2018/wordml/cex" xmlns:w16cid="http://schemas.microsoft.com/office/word/2016/wordml/cid" xmlns:w16="http://schemas.microsoft.com/office/word/2018/wordml" xmlns:w16du="http://schemas.microsoft.com/office/word/2023/wordml/word16du" xmlns:w16sdtdh="http://schemas.microsoft.com/office/word/2020/wordml/sdtdatahash" xmlns:w16sdtfl="http://schemas.microsoft.com/office/word/2024/wordml/sdtformatlock" xmlns:w16se="http://schemas.microsoft.com/office/word/2015/wordml/symex" xmlns:wpg="http://schemas.microsoft.com/office/word/2010/wordprocessingGroup" xmlns:wpi="http://schemas.microsoft.com/office/word/2010/wordprocessingInk" xmlns:wne="http://schemas.microsoft.com/office/word/2006/wordml" xmlns:wps="http://schemas.microsoft.com/office/word/2010/wordprocessingShape" mc:Ignorable="w14 w15 w16se w16cid w16 w16cex w16sdtdh w16sdtfl w16du wp14">
+<w:ftr xmlns:wpc="http://schemas.microsoft.com/office/word/2010/wordprocessingCanvas" xmlns:cx="http://schemas.microsoft.com/office/drawing/2014/chartex" xmlns:cx1="http://schemas.microsoft.com/office/drawing/2015/9/8/chartex" xmlns:cx2="http://schemas.microsoft.com/office/drawing/2015/10/21/chartex" xmlns:cx3="http://schemas.microsoft.com/office/drawing/2016/5/9/chartex" xmlns:cx4="http://schemas.microsoft.com/office/drawing/2016/5/10/chartex" xmlns:cx5="http://schemas.microsoft.com/office/drawing/2016/5/11/chartex" xmlns:cx6="http://schemas.microsoft.com/office/drawing/2016/5/12/chartex" xmlns:cx7="http://schemas.microsoft.com/office/drawing/2016/5/13/chartex" xmlns:cx8="http://schemas.microsoft.com/office/drawing/2016/5/14/chartex" xmlns:mc="http://schemas.openxmlformats.org/markup-compatibility/2006" xmlns:aink="http://schemas.microsoft.com/office/drawing/2016/ink" xmlns:am3d="http://schemas.microsoft.com/office/drawing/2017/model3d" xmlns:o="urn:schemas-microsoft-com:office:office" xmlns:oel="http://schemas.microsoft.com/office/2019/extlst" xmlns:r="http://schemas.openxmlformats.org/officeDocument/2006/relationships" xmlns:m="http://schemas.openxmlformats.org/officeDocument/2006/math" xmlns:v="urn:schemas-microsoft-com:vml" xmlns:wp14="http://schemas.microsoft.com/office/word/2010/wordprocessingDrawing" xmlns:wp="http://schemas.openxmlformats.org/drawingml/2006/wordprocessingDrawing" xmlns:w10="urn:schemas-microsoft-com:office:word" xmlns:w="http://schemas.openxmlformats.org/wordprocessingml/2006/main" xmlns:w14="http://schemas.microsoft.com/office/word/2010/wordml" xmlns:w15="http://schemas.microsoft.com/office/word/2012/wordml" xmlns:w16cei="http://schemas.microsoft.com/office/word/2026/wordml/cei" xmlns:w16cex="http://schemas.microsoft.com/office/word/2018/wordml/cex" xmlns:w16cid="http://schemas.microsoft.com/office/word/2016/wordml/cid" xmlns:w16="http://schemas.microsoft.com/office/word/2018/wordml" xmlns:w16du="http://schemas.microsoft.com/office/word/2023/wordml/word16du" xmlns:w16sdtdh="http://schemas.microsoft.com/office/word/2020/wordml/sdtdatahash" xmlns:w16sdtfl="http://schemas.microsoft.com/office/word/2024/wordml/sdtformatlock" xmlns:w16se="http://schemas.microsoft.com/office/word/2015/wordml/symex" xmlns:wpg="http://schemas.microsoft.com/office/word/2010/wordprocessingGroup" xmlns:wpi="http://schemas.microsoft.com/office/word/2010/wordprocessingInk" xmlns:wne="http://schemas.microsoft.com/office/word/2006/wordml" xmlns:wps="http://schemas.microsoft.com/office/word/2010/wordprocessingShape" mc:Ignorable="w14 w15 w16se w16cid w16 w16cex w16sdtdh w16sdtfl w16du wp14">
   <w:p>
     <w:pPr>
       <w:pBdr>
@@ -13301,7 +7558,7 @@
 </file>
 
 <file path=word/footer2.xml><?xml version="1.0" encoding="utf-8"?>
-<w:ftr xmlns:wpc="http://schemas.microsoft.com/office/word/2010/wordprocessingCanvas" xmlns:cx="http://schemas.microsoft.com/office/drawing/2014/chartex" xmlns:cx1="http://schemas.microsoft.com/office/drawing/2015/9/8/chartex" xmlns:cx2="http://schemas.microsoft.com/office/drawing/2015/10/21/chartex" xmlns:cx3="http://schemas.microsoft.com/office/drawing/2016/5/9/chartex" xmlns:cx4="http://schemas.microsoft.com/office/drawing/2016/5/10/chartex" xmlns:cx5="http://schemas.microsoft.com/office/drawing/2016/5/11/chartex" xmlns:cx6="http://schemas.microsoft.com/office/drawing/2016/5/12/chartex" xmlns:cx7="http://schemas.microsoft.com/office/drawing/2016/5/13/chartex" xmlns:cx8="http://schemas.microsoft.com/office/drawing/2016/5/14/chartex" xmlns:mc="http://schemas.openxmlformats.org/markup-compatibility/2006" xmlns:aink="http://schemas.microsoft.com/office/drawing/2016/ink" xmlns:am3d="http://schemas.microsoft.com/office/drawing/2017/model3d" xmlns:o="urn:schemas-microsoft-com:office:office" xmlns:oel="http://schemas.microsoft.com/office/2019/extlst" xmlns:r="http://schemas.openxmlformats.org/officeDocument/2006/relationships" xmlns:m="http://schemas.openxmlformats.org/officeDocument/2006/math" xmlns:v="urn:schemas-microsoft-com:vml" xmlns:wp14="http://schemas.microsoft.com/office/word/2010/wordprocessingDrawing" xmlns:wp="http://schemas.openxmlformats.org/drawingml/2006/wordprocessingDrawing" xmlns:w10="urn:schemas-microsoft-com:office:word" xmlns:w="http://schemas.openxmlformats.org/wordprocessingml/2006/main" xmlns:w14="http://schemas.microsoft.com/office/word/2010/wordml" xmlns:w15="http://schemas.microsoft.com/office/word/2012/wordml" xmlns:w16cex="http://schemas.microsoft.com/office/word/2018/wordml/cex" xmlns:w16cid="http://schemas.microsoft.com/office/word/2016/wordml/cid" xmlns:w16="http://schemas.microsoft.com/office/word/2018/wordml" xmlns:w16du="http://schemas.microsoft.com/office/word/2023/wordml/word16du" xmlns:w16sdtdh="http://schemas.microsoft.com/office/word/2020/wordml/sdtdatahash" xmlns:w16sdtfl="http://schemas.microsoft.com/office/word/2024/wordml/sdtformatlock" xmlns:w16se="http://schemas.microsoft.com/office/word/2015/wordml/symex" xmlns:wpg="http://schemas.microsoft.com/office/word/2010/wordprocessingGroup" xmlns:wpi="http://schemas.microsoft.com/office/word/2010/wordprocessingInk" xmlns:wne="http://schemas.microsoft.com/office/word/2006/wordml" xmlns:wps="http://schemas.microsoft.com/office/word/2010/wordprocessingShape" mc:Ignorable="w14 w15 w16se w16cid w16 w16cex w16sdtdh w16sdtfl w16du wp14">
+<w:ftr xmlns:wpc="http://schemas.microsoft.com/office/word/2010/wordprocessingCanvas" xmlns:cx="http://schemas.microsoft.com/office/drawing/2014/chartex" xmlns:cx1="http://schemas.microsoft.com/office/drawing/2015/9/8/chartex" xmlns:cx2="http://schemas.microsoft.com/office/drawing/2015/10/21/chartex" xmlns:cx3="http://schemas.microsoft.com/office/drawing/2016/5/9/chartex" xmlns:cx4="http://schemas.microsoft.com/office/drawing/2016/5/10/chartex" xmlns:cx5="http://schemas.microsoft.com/office/drawing/2016/5/11/chartex" xmlns:cx6="http://schemas.microsoft.com/office/drawing/2016/5/12/chartex" xmlns:cx7="http://schemas.microsoft.com/office/drawing/2016/5/13/chartex" xmlns:cx8="http://schemas.microsoft.com/office/drawing/2016/5/14/chartex" xmlns:mc="http://schemas.openxmlformats.org/markup-compatibility/2006" xmlns:aink="http://schemas.microsoft.com/office/drawing/2016/ink" xmlns:am3d="http://schemas.microsoft.com/office/drawing/2017/model3d" xmlns:o="urn:schemas-microsoft-com:office:office" xmlns:oel="http://schemas.microsoft.com/office/2019/extlst" xmlns:r="http://schemas.openxmlformats.org/officeDocument/2006/relationships" xmlns:m="http://schemas.openxmlformats.org/officeDocument/2006/math" xmlns:v="urn:schemas-microsoft-com:vml" xmlns:wp14="http://schemas.microsoft.com/office/word/2010/wordprocessingDrawing" xmlns:wp="http://schemas.openxmlformats.org/drawingml/2006/wordprocessingDrawing" xmlns:w10="urn:schemas-microsoft-com:office:word" xmlns:w="http://schemas.openxmlformats.org/wordprocessingml/2006/main" xmlns:w14="http://schemas.microsoft.com/office/word/2010/wordml" xmlns:w15="http://schemas.microsoft.com/office/word/2012/wordml" xmlns:w16cei="http://schemas.microsoft.com/office/word/2026/wordml/cei" xmlns:w16cex="http://schemas.microsoft.com/office/word/2018/wordml/cex" xmlns:w16cid="http://schemas.microsoft.com/office/word/2016/wordml/cid" xmlns:w16="http://schemas.microsoft.com/office/word/2018/wordml" xmlns:w16du="http://schemas.microsoft.com/office/word/2023/wordml/word16du" xmlns:w16sdtdh="http://schemas.microsoft.com/office/word/2020/wordml/sdtdatahash" xmlns:w16sdtfl="http://schemas.microsoft.com/office/word/2024/wordml/sdtformatlock" xmlns:w16se="http://schemas.microsoft.com/office/word/2015/wordml/symex" xmlns:wpg="http://schemas.microsoft.com/office/word/2010/wordprocessingGroup" xmlns:wpi="http://schemas.microsoft.com/office/word/2010/wordprocessingInk" xmlns:wne="http://schemas.microsoft.com/office/word/2006/wordml" xmlns:wps="http://schemas.microsoft.com/office/word/2010/wordprocessingShape" mc:Ignorable="w14 w15 w16se w16cid w16 w16cex w16sdtdh w16sdtfl w16du wp14">
   <w:p>
     <w:pPr>
       <w:pBdr>
@@ -13448,7 +7705,7 @@
 </file>
 
 <file path=word/footer3.xml><?xml version="1.0" encoding="utf-8"?>
-<w:ftr xmlns:wpc="http://schemas.microsoft.com/office/word/2010/wordprocessingCanvas" xmlns:cx="http://schemas.microsoft.com/office/drawing/2014/chartex" xmlns:cx1="http://schemas.microsoft.com/office/drawing/2015/9/8/chartex" xmlns:cx2="http://schemas.microsoft.com/office/drawing/2015/10/21/chartex" xmlns:cx3="http://schemas.microsoft.com/office/drawing/2016/5/9/chartex" xmlns:cx4="http://schemas.microsoft.com/office/drawing/2016/5/10/chartex" xmlns:cx5="http://schemas.microsoft.com/office/drawing/2016/5/11/chartex" xmlns:cx6="http://schemas.microsoft.com/office/drawing/2016/5/12/chartex" xmlns:cx7="http://schemas.microsoft.com/office/drawing/2016/5/13/chartex" xmlns:cx8="http://schemas.microsoft.com/office/drawing/2016/5/14/chartex" xmlns:mc="http://schemas.openxmlformats.org/markup-compatibility/2006" xmlns:aink="http://schemas.microsoft.com/office/drawing/2016/ink" xmlns:am3d="http://schemas.microsoft.com/office/drawing/2017/model3d" xmlns:o="urn:schemas-microsoft-com:office:office" xmlns:oel="http://schemas.microsoft.com/office/2019/extlst" xmlns:r="http://schemas.openxmlformats.org/officeDocument/2006/relationships" xmlns:m="http://schemas.openxmlformats.org/officeDocument/2006/math" xmlns:v="urn:schemas-microsoft-com:vml" xmlns:wp14="http://schemas.microsoft.com/office/word/2010/wordprocessingDrawing" xmlns:wp="http://schemas.openxmlformats.org/drawingml/2006/wordprocessingDrawing" xmlns:w10="urn:schemas-microsoft-com:office:word" xmlns:w="http://schemas.openxmlformats.org/wordprocessingml/2006/main" xmlns:w14="http://schemas.microsoft.com/office/word/2010/wordml" xmlns:w15="http://schemas.microsoft.com/office/word/2012/wordml" xmlns:w16cex="http://schemas.microsoft.com/office/word/2018/wordml/cex" xmlns:w16cid="http://schemas.microsoft.com/office/word/2016/wordml/cid" xmlns:w16="http://schemas.microsoft.com/office/word/2018/wordml" xmlns:w16du="http://schemas.microsoft.com/office/word/2023/wordml/word16du" xmlns:w16sdtdh="http://schemas.microsoft.com/office/word/2020/wordml/sdtdatahash" xmlns:w16sdtfl="http://schemas.microsoft.com/office/word/2024/wordml/sdtformatlock" xmlns:w16se="http://schemas.microsoft.com/office/word/2015/wordml/symex" xmlns:wpg="http://schemas.microsoft.com/office/word/2010/wordprocessingGroup" xmlns:wpi="http://schemas.microsoft.com/office/word/2010/wordprocessingInk" xmlns:wne="http://schemas.microsoft.com/office/word/2006/wordml" xmlns:wps="http://schemas.microsoft.com/office/word/2010/wordprocessingShape" mc:Ignorable="w14 w15 w16se w16cid w16 w16cex w16sdtdh w16sdtfl w16du wp14">
+<w:ftr xmlns:wpc="http://schemas.microsoft.com/office/word/2010/wordprocessingCanvas" xmlns:cx="http://schemas.microsoft.com/office/drawing/2014/chartex" xmlns:cx1="http://schemas.microsoft.com/office/drawing/2015/9/8/chartex" xmlns:cx2="http://schemas.microsoft.com/office/drawing/2015/10/21/chartex" xmlns:cx3="http://schemas.microsoft.com/office/drawing/2016/5/9/chartex" xmlns:cx4="http://schemas.microsoft.com/office/drawing/2016/5/10/chartex" xmlns:cx5="http://schemas.microsoft.com/office/drawing/2016/5/11/chartex" xmlns:cx6="http://schemas.microsoft.com/office/drawing/2016/5/12/chartex" xmlns:cx7="http://schemas.microsoft.com/office/drawing/2016/5/13/chartex" xmlns:cx8="http://schemas.microsoft.com/office/drawing/2016/5/14/chartex" xmlns:mc="http://schemas.openxmlformats.org/markup-compatibility/2006" xmlns:aink="http://schemas.microsoft.com/office/drawing/2016/ink" xmlns:am3d="http://schemas.microsoft.com/office/drawing/2017/model3d" xmlns:o="urn:schemas-microsoft-com:office:office" xmlns:oel="http://schemas.microsoft.com/office/2019/extlst" xmlns:r="http://schemas.openxmlformats.org/officeDocument/2006/relationships" xmlns:m="http://schemas.openxmlformats.org/officeDocument/2006/math" xmlns:v="urn:schemas-microsoft-com:vml" xmlns:wp14="http://schemas.microsoft.com/office/word/2010/wordprocessingDrawing" xmlns:wp="http://schemas.openxmlformats.org/drawingml/2006/wordprocessingDrawing" xmlns:w10="urn:schemas-microsoft-com:office:word" xmlns:w="http://schemas.openxmlformats.org/wordprocessingml/2006/main" xmlns:w14="http://schemas.microsoft.com/office/word/2010/wordml" xmlns:w15="http://schemas.microsoft.com/office/word/2012/wordml" xmlns:w16cei="http://schemas.microsoft.com/office/word/2026/wordml/cei" xmlns:w16cex="http://schemas.microsoft.com/office/word/2018/wordml/cex" xmlns:w16cid="http://schemas.microsoft.com/office/word/2016/wordml/cid" xmlns:w16="http://schemas.microsoft.com/office/word/2018/wordml" xmlns:w16du="http://schemas.microsoft.com/office/word/2023/wordml/word16du" xmlns:w16sdtdh="http://schemas.microsoft.com/office/word/2020/wordml/sdtdatahash" xmlns:w16sdtfl="http://schemas.microsoft.com/office/word/2024/wordml/sdtformatlock" xmlns:w16se="http://schemas.microsoft.com/office/word/2015/wordml/symex" xmlns:wpg="http://schemas.microsoft.com/office/word/2010/wordprocessingGroup" xmlns:wpi="http://schemas.microsoft.com/office/word/2010/wordprocessingInk" xmlns:wne="http://schemas.microsoft.com/office/word/2006/wordml" xmlns:wps="http://schemas.microsoft.com/office/word/2010/wordprocessingShape" mc:Ignorable="w14 w15 w16se w16cid w16 w16cex w16sdtdh w16sdtfl w16du wp14">
   <w:p>
     <w:pPr>
       <w:pBdr>
@@ -13471,7 +7728,7 @@
 </file>
 
 <file path=word/footnotes.xml><?xml version="1.0" encoding="utf-8"?>
-<w:footnotes xmlns:wpc="http://schemas.microsoft.com/office/word/2010/wordprocessingCanvas" xmlns:cx="http://schemas.microsoft.com/office/drawing/2014/chartex" xmlns:cx1="http://schemas.microsoft.com/office/drawing/2015/9/8/chartex" xmlns:cx2="http://schemas.microsoft.com/office/drawing/2015/10/21/chartex" xmlns:cx3="http://schemas.microsoft.com/office/drawing/2016/5/9/chartex" xmlns:cx4="http://schemas.microsoft.com/office/drawing/2016/5/10/chartex" xmlns:cx5="http://schemas.microsoft.com/office/drawing/2016/5/11/chartex" xmlns:cx6="http://schemas.microsoft.com/office/drawing/2016/5/12/chartex" xmlns:cx7="http://schemas.microsoft.com/office/drawing/2016/5/13/chartex" xmlns:cx8="http://schemas.microsoft.com/office/drawing/2016/5/14/chartex" xmlns:mc="http://schemas.openxmlformats.org/markup-compatibility/2006" xmlns:aink="http://schemas.microsoft.com/office/drawing/2016/ink" xmlns:am3d="http://schemas.microsoft.com/office/drawing/2017/model3d" xmlns:o="urn:schemas-microsoft-com:office:office" xmlns:oel="http://schemas.microsoft.com/office/2019/extlst" xmlns:r="http://schemas.openxmlformats.org/officeDocument/2006/relationships" xmlns:m="http://schemas.openxmlformats.org/officeDocument/2006/math" xmlns:v="urn:schemas-microsoft-com:vml" xmlns:wp14="http://schemas.microsoft.com/office/word/2010/wordprocessingDrawing" xmlns:wp="http://schemas.openxmlformats.org/drawingml/2006/wordprocessingDrawing" xmlns:w10="urn:schemas-microsoft-com:office:word" xmlns:w="http://schemas.openxmlformats.org/wordprocessingml/2006/main" xmlns:w14="http://schemas.microsoft.com/office/word/2010/wordml" xmlns:w15="http://schemas.microsoft.com/office/word/2012/wordml" xmlns:w16cex="http://schemas.microsoft.com/office/word/2018/wordml/cex" xmlns:w16cid="http://schemas.microsoft.com/office/word/2016/wordml/cid" xmlns:w16="http://schemas.microsoft.com/office/word/2018/wordml" xmlns:w16du="http://schemas.microsoft.com/office/word/2023/wordml/word16du" xmlns:w16sdtdh="http://schemas.microsoft.com/office/word/2020/wordml/sdtdatahash" xmlns:w16sdtfl="http://schemas.microsoft.com/office/word/2024/wordml/sdtformatlock" xmlns:w16se="http://schemas.microsoft.com/office/word/2015/wordml/symex" xmlns:wpg="http://schemas.microsoft.com/office/word/2010/wordprocessingGroup" xmlns:wpi="http://schemas.microsoft.com/office/word/2010/wordprocessingInk" xmlns:wne="http://schemas.microsoft.com/office/word/2006/wordml" xmlns:wps="http://schemas.microsoft.com/office/word/2010/wordprocessingShape" mc:Ignorable="w14 w15 w16se w16cid w16 w16cex w16sdtdh w16sdtfl w16du wp14">
+<w:footnotes xmlns:wpc="http://schemas.microsoft.com/office/word/2010/wordprocessingCanvas" xmlns:cx="http://schemas.microsoft.com/office/drawing/2014/chartex" xmlns:cx1="http://schemas.microsoft.com/office/drawing/2015/9/8/chartex" xmlns:cx2="http://schemas.microsoft.com/office/drawing/2015/10/21/chartex" xmlns:cx3="http://schemas.microsoft.com/office/drawing/2016/5/9/chartex" xmlns:cx4="http://schemas.microsoft.com/office/drawing/2016/5/10/chartex" xmlns:cx5="http://schemas.microsoft.com/office/drawing/2016/5/11/chartex" xmlns:cx6="http://schemas.microsoft.com/office/drawing/2016/5/12/chartex" xmlns:cx7="http://schemas.microsoft.com/office/drawing/2016/5/13/chartex" xmlns:cx8="http://schemas.microsoft.com/office/drawing/2016/5/14/chartex" xmlns:mc="http://schemas.openxmlformats.org/markup-compatibility/2006" xmlns:aink="http://schemas.microsoft.com/office/drawing/2016/ink" xmlns:am3d="http://schemas.microsoft.com/office/drawing/2017/model3d" xmlns:o="urn:schemas-microsoft-com:office:office" xmlns:oel="http://schemas.microsoft.com/office/2019/extlst" xmlns:r="http://schemas.openxmlformats.org/officeDocument/2006/relationships" xmlns:m="http://schemas.openxmlformats.org/officeDocument/2006/math" xmlns:v="urn:schemas-microsoft-com:vml" xmlns:wp14="http://schemas.microsoft.com/office/word/2010/wordprocessingDrawing" xmlns:wp="http://schemas.openxmlformats.org/drawingml/2006/wordprocessingDrawing" xmlns:w10="urn:schemas-microsoft-com:office:word" xmlns:w="http://schemas.openxmlformats.org/wordprocessingml/2006/main" xmlns:w14="http://schemas.microsoft.com/office/word/2010/wordml" xmlns:w15="http://schemas.microsoft.com/office/word/2012/wordml" xmlns:w16cei="http://schemas.microsoft.com/office/word/2026/wordml/cei" xmlns:w16cex="http://schemas.microsoft.com/office/word/2018/wordml/cex" xmlns:w16cid="http://schemas.microsoft.com/office/word/2016/wordml/cid" xmlns:w16="http://schemas.microsoft.com/office/word/2018/wordml" xmlns:w16du="http://schemas.microsoft.com/office/word/2023/wordml/word16du" xmlns:w16sdtdh="http://schemas.microsoft.com/office/word/2020/wordml/sdtdatahash" xmlns:w16sdtfl="http://schemas.microsoft.com/office/word/2024/wordml/sdtformatlock" xmlns:w16se="http://schemas.microsoft.com/office/word/2015/wordml/symex" xmlns:wpg="http://schemas.microsoft.com/office/word/2010/wordprocessingGroup" xmlns:wpi="http://schemas.microsoft.com/office/word/2010/wordprocessingInk" xmlns:wne="http://schemas.microsoft.com/office/word/2006/wordml" xmlns:wps="http://schemas.microsoft.com/office/word/2010/wordprocessingShape" mc:Ignorable="w14 w15 w16se w16cid w16 w16cex w16sdtdh w16sdtfl w16du wp14">
   <w:footnote w:type="separator" w:id="-1">
     <w:p>
       <w:pPr>
@@ -13496,7 +7753,7 @@
 </file>
 
 <file path=word/header1.xml><?xml version="1.0" encoding="utf-8"?>
-<w:hdr xmlns:wpc="http://schemas.microsoft.com/office/word/2010/wordprocessingCanvas" xmlns:cx="http://schemas.microsoft.com/office/drawing/2014/chartex" xmlns:cx1="http://schemas.microsoft.com/office/drawing/2015/9/8/chartex" xmlns:cx2="http://schemas.microsoft.com/office/drawing/2015/10/21/chartex" xmlns:cx3="http://schemas.microsoft.com/office/drawing/2016/5/9/chartex" xmlns:cx4="http://schemas.microsoft.com/office/drawing/2016/5/10/chartex" xmlns:cx5="http://schemas.microsoft.com/office/drawing/2016/5/11/chartex" xmlns:cx6="http://schemas.microsoft.com/office/drawing/2016/5/12/chartex" xmlns:cx7="http://schemas.microsoft.com/office/drawing/2016/5/13/chartex" xmlns:cx8="http://schemas.microsoft.com/office/drawing/2016/5/14/chartex" xmlns:mc="http://schemas.openxmlformats.org/markup-compatibility/2006" xmlns:aink="http://schemas.microsoft.com/office/drawing/2016/ink" xmlns:am3d="http://schemas.microsoft.com/office/drawing/2017/model3d" xmlns:o="urn:schemas-microsoft-com:office:office" xmlns:oel="http://schemas.microsoft.com/office/2019/extlst" xmlns:r="http://schemas.openxmlformats.org/officeDocument/2006/relationships" xmlns:m="http://schemas.openxmlformats.org/officeDocument/2006/math" xmlns:v="urn:schemas-microsoft-com:vml" xmlns:wp14="http://schemas.microsoft.com/office/word/2010/wordprocessingDrawing" xmlns:wp="http://schemas.openxmlformats.org/drawingml/2006/wordprocessingDrawing" xmlns:w10="urn:schemas-microsoft-com:office:word" xmlns:w="http://schemas.openxmlformats.org/wordprocessingml/2006/main" xmlns:w14="http://schemas.microsoft.com/office/word/2010/wordml" xmlns:w15="http://schemas.microsoft.com/office/word/2012/wordml" xmlns:w16cex="http://schemas.microsoft.com/office/word/2018/wordml/cex" xmlns:w16cid="http://schemas.microsoft.com/office/word/2016/wordml/cid" xmlns:w16="http://schemas.microsoft.com/office/word/2018/wordml" xmlns:w16du="http://schemas.microsoft.com/office/word/2023/wordml/word16du" xmlns:w16sdtdh="http://schemas.microsoft.com/office/word/2020/wordml/sdtdatahash" xmlns:w16sdtfl="http://schemas.microsoft.com/office/word/2024/wordml/sdtformatlock" xmlns:w16se="http://schemas.microsoft.com/office/word/2015/wordml/symex" xmlns:wpg="http://schemas.microsoft.com/office/word/2010/wordprocessingGroup" xmlns:wpi="http://schemas.microsoft.com/office/word/2010/wordprocessingInk" xmlns:wne="http://schemas.microsoft.com/office/word/2006/wordml" xmlns:wps="http://schemas.microsoft.com/office/word/2010/wordprocessingShape" mc:Ignorable="w14 w15 w16se w16cid w16 w16cex w16sdtdh w16sdtfl w16du wp14">
+<w:hdr xmlns:wpc="http://schemas.microsoft.com/office/word/2010/wordprocessingCanvas" xmlns:cx="http://schemas.microsoft.com/office/drawing/2014/chartex" xmlns:cx1="http://schemas.microsoft.com/office/drawing/2015/9/8/chartex" xmlns:cx2="http://schemas.microsoft.com/office/drawing/2015/10/21/chartex" xmlns:cx3="http://schemas.microsoft.com/office/drawing/2016/5/9/chartex" xmlns:cx4="http://schemas.microsoft.com/office/drawing/2016/5/10/chartex" xmlns:cx5="http://schemas.microsoft.com/office/drawing/2016/5/11/chartex" xmlns:cx6="http://schemas.microsoft.com/office/drawing/2016/5/12/chartex" xmlns:cx7="http://schemas.microsoft.com/office/drawing/2016/5/13/chartex" xmlns:cx8="http://schemas.microsoft.com/office/drawing/2016/5/14/chartex" xmlns:mc="http://schemas.openxmlformats.org/markup-compatibility/2006" xmlns:aink="http://schemas.microsoft.com/office/drawing/2016/ink" xmlns:am3d="http://schemas.microsoft.com/office/drawing/2017/model3d" xmlns:o="urn:schemas-microsoft-com:office:office" xmlns:oel="http://schemas.microsoft.com/office/2019/extlst" xmlns:r="http://schemas.openxmlformats.org/officeDocument/2006/relationships" xmlns:m="http://schemas.openxmlformats.org/officeDocument/2006/math" xmlns:v="urn:schemas-microsoft-com:vml" xmlns:wp14="http://schemas.microsoft.com/office/word/2010/wordprocessingDrawing" xmlns:wp="http://schemas.openxmlformats.org/drawingml/2006/wordprocessingDrawing" xmlns:w10="urn:schemas-microsoft-com:office:word" xmlns:w="http://schemas.openxmlformats.org/wordprocessingml/2006/main" xmlns:w14="http://schemas.microsoft.com/office/word/2010/wordml" xmlns:w15="http://schemas.microsoft.com/office/word/2012/wordml" xmlns:w16cei="http://schemas.microsoft.com/office/word/2026/wordml/cei" xmlns:w16cex="http://schemas.microsoft.com/office/word/2018/wordml/cex" xmlns:w16cid="http://schemas.microsoft.com/office/word/2016/wordml/cid" xmlns:w16="http://schemas.microsoft.com/office/word/2018/wordml" xmlns:w16du="http://schemas.microsoft.com/office/word/2023/wordml/word16du" xmlns:w16sdtdh="http://schemas.microsoft.com/office/word/2020/wordml/sdtdatahash" xmlns:w16sdtfl="http://schemas.microsoft.com/office/word/2024/wordml/sdtformatlock" xmlns:w16se="http://schemas.microsoft.com/office/word/2015/wordml/symex" xmlns:wpg="http://schemas.microsoft.com/office/word/2010/wordprocessingGroup" xmlns:wpi="http://schemas.microsoft.com/office/word/2010/wordprocessingInk" xmlns:wne="http://schemas.microsoft.com/office/word/2006/wordml" xmlns:wps="http://schemas.microsoft.com/office/word/2010/wordprocessingShape" mc:Ignorable="w14 w15 w16se w16cid w16 w16cex w16sdtdh w16sdtfl w16du wp14">
   <w:p>
     <w:pPr>
       <w:pBdr>
@@ -13519,7 +7776,7 @@
 </file>
 
 <file path=word/header2.xml><?xml version="1.0" encoding="utf-8"?>
-<w:hdr xmlns:wpc="http://schemas.microsoft.com/office/word/2010/wordprocessingCanvas" xmlns:cx="http://schemas.microsoft.com/office/drawing/2014/chartex" xmlns:cx1="http://schemas.microsoft.com/office/drawing/2015/9/8/chartex" xmlns:cx2="http://schemas.microsoft.com/office/drawing/2015/10/21/chartex" xmlns:cx3="http://schemas.microsoft.com/office/drawing/2016/5/9/chartex" xmlns:cx4="http://schemas.microsoft.com/office/drawing/2016/5/10/chartex" xmlns:cx5="http://schemas.microsoft.com/office/drawing/2016/5/11/chartex" xmlns:cx6="http://schemas.microsoft.com/office/drawing/2016/5/12/chartex" xmlns:cx7="http://schemas.microsoft.com/office/drawing/2016/5/13/chartex" xmlns:cx8="http://schemas.microsoft.com/office/drawing/2016/5/14/chartex" xmlns:mc="http://schemas.openxmlformats.org/markup-compatibility/2006" xmlns:aink="http://schemas.microsoft.com/office/drawing/2016/ink" xmlns:am3d="http://schemas.microsoft.com/office/drawing/2017/model3d" xmlns:o="urn:schemas-microsoft-com:office:office" xmlns:oel="http://schemas.microsoft.com/office/2019/extlst" xmlns:r="http://schemas.openxmlformats.org/officeDocument/2006/relationships" xmlns:m="http://schemas.openxmlformats.org/officeDocument/2006/math" xmlns:v="urn:schemas-microsoft-com:vml" xmlns:wp14="http://schemas.microsoft.com/office/word/2010/wordprocessingDrawing" xmlns:wp="http://schemas.openxmlformats.org/drawingml/2006/wordprocessingDrawing" xmlns:w10="urn:schemas-microsoft-com:office:word" xmlns:w="http://schemas.openxmlformats.org/wordprocessingml/2006/main" xmlns:w14="http://schemas.microsoft.com/office/word/2010/wordml" xmlns:w15="http://schemas.microsoft.com/office/word/2012/wordml" xmlns:w16cex="http://schemas.microsoft.com/office/word/2018/wordml/cex" xmlns:w16cid="http://schemas.microsoft.com/office/word/2016/wordml/cid" xmlns:w16="http://schemas.microsoft.com/office/word/2018/wordml" xmlns:w16du="http://schemas.microsoft.com/office/word/2023/wordml/word16du" xmlns:w16sdtdh="http://schemas.microsoft.com/office/word/2020/wordml/sdtdatahash" xmlns:w16sdtfl="http://schemas.microsoft.com/office/word/2024/wordml/sdtformatlock" xmlns:w16se="http://schemas.microsoft.com/office/word/2015/wordml/symex" xmlns:wpg="http://schemas.microsoft.com/office/word/2010/wordprocessingGroup" xmlns:wpi="http://schemas.microsoft.com/office/word/2010/wordprocessingInk" xmlns:wne="http://schemas.microsoft.com/office/word/2006/wordml" xmlns:wps="http://schemas.microsoft.com/office/word/2010/wordprocessingShape" mc:Ignorable="w14 w15 w16se w16cid w16 w16cex w16sdtdh w16sdtfl w16du wp14">
+<w:hdr xmlns:wpc="http://schemas.microsoft.com/office/word/2010/wordprocessingCanvas" xmlns:cx="http://schemas.microsoft.com/office/drawing/2014/chartex" xmlns:cx1="http://schemas.microsoft.com/office/drawing/2015/9/8/chartex" xmlns:cx2="http://schemas.microsoft.com/office/drawing/2015/10/21/chartex" xmlns:cx3="http://schemas.microsoft.com/office/drawing/2016/5/9/chartex" xmlns:cx4="http://schemas.microsoft.com/office/drawing/2016/5/10/chartex" xmlns:cx5="http://schemas.microsoft.com/office/drawing/2016/5/11/chartex" xmlns:cx6="http://schemas.microsoft.com/office/drawing/2016/5/12/chartex" xmlns:cx7="http://schemas.microsoft.com/office/drawing/2016/5/13/chartex" xmlns:cx8="http://schemas.microsoft.com/office/drawing/2016/5/14/chartex" xmlns:mc="http://schemas.openxmlformats.org/markup-compatibility/2006" xmlns:aink="http://schemas.microsoft.com/office/drawing/2016/ink" xmlns:am3d="http://schemas.microsoft.com/office/drawing/2017/model3d" xmlns:o="urn:schemas-microsoft-com:office:office" xmlns:oel="http://schemas.microsoft.com/office/2019/extlst" xmlns:r="http://schemas.openxmlformats.org/officeDocument/2006/relationships" xmlns:m="http://schemas.openxmlformats.org/officeDocument/2006/math" xmlns:v="urn:schemas-microsoft-com:vml" xmlns:wp14="http://schemas.microsoft.com/office/word/2010/wordprocessingDrawing" xmlns:wp="http://schemas.openxmlformats.org/drawingml/2006/wordprocessingDrawing" xmlns:w10="urn:schemas-microsoft-com:office:word" xmlns:w="http://schemas.openxmlformats.org/wordprocessingml/2006/main" xmlns:w14="http://schemas.microsoft.com/office/word/2010/wordml" xmlns:w15="http://schemas.microsoft.com/office/word/2012/wordml" xmlns:w16cei="http://schemas.microsoft.com/office/word/2026/wordml/cei" xmlns:w16cex="http://schemas.microsoft.com/office/word/2018/wordml/cex" xmlns:w16cid="http://schemas.microsoft.com/office/word/2016/wordml/cid" xmlns:w16="http://schemas.microsoft.com/office/word/2018/wordml" xmlns:w16du="http://schemas.microsoft.com/office/word/2023/wordml/word16du" xmlns:w16sdtdh="http://schemas.microsoft.com/office/word/2020/wordml/sdtdatahash" xmlns:w16sdtfl="http://schemas.microsoft.com/office/word/2024/wordml/sdtformatlock" xmlns:w16se="http://schemas.microsoft.com/office/word/2015/wordml/symex" xmlns:wpg="http://schemas.microsoft.com/office/word/2010/wordprocessingGroup" xmlns:wpi="http://schemas.microsoft.com/office/word/2010/wordprocessingInk" xmlns:wne="http://schemas.microsoft.com/office/word/2006/wordml" xmlns:wps="http://schemas.microsoft.com/office/word/2010/wordprocessingShape" mc:Ignorable="w14 w15 w16se w16cid w16 w16cex w16sdtdh w16sdtfl w16du wp14">
   <w:p>
     <w:pPr>
       <w:pBdr>
@@ -13540,6 +7797,7 @@
         <w:szCs w:val="16"/>
       </w:rPr>
     </w:pPr>
+    <w:proofErr w:type="spellStart"/>
     <w:r>
       <w:rPr>
         <w:rFonts w:hint="eastAsia"/>
@@ -13547,32 +7805,15 @@
         <w:sz w:val="16"/>
         <w:szCs w:val="16"/>
       </w:rPr>
-      <w:t>좀비소울</w:t>
+      <w:t>좀비소울_기획서</w:t>
     </w:r>
-    <w:r>
-      <w:rPr>
-        <w:rFonts w:hint="eastAsia"/>
-        <w:color w:val="808080"/>
-        <w:sz w:val="16"/>
-        <w:szCs w:val="16"/>
-      </w:rPr>
-      <w:t>_</w:t>
-    </w:r>
-    <w:r>
-      <w:rPr>
-        <w:rFonts w:hint="eastAsia"/>
-        <w:color w:val="808080"/>
-        <w:sz w:val="16"/>
-        <w:szCs w:val="16"/>
-      </w:rPr>
-      <w:t>기획서</w:t>
-    </w:r>
+    <w:proofErr w:type="spellEnd"/>
   </w:p>
 </w:hdr>
 </file>
 
 <file path=word/header3.xml><?xml version="1.0" encoding="utf-8"?>
-<w:hdr xmlns:wpc="http://schemas.microsoft.com/office/word/2010/wordprocessingCanvas" xmlns:cx="http://schemas.microsoft.com/office/drawing/2014/chartex" xmlns:cx1="http://schemas.microsoft.com/office/drawing/2015/9/8/chartex" xmlns:cx2="http://schemas.microsoft.com/office/drawing/2015/10/21/chartex" xmlns:cx3="http://schemas.microsoft.com/office/drawing/2016/5/9/chartex" xmlns:cx4="http://schemas.microsoft.com/office/drawing/2016/5/10/chartex" xmlns:cx5="http://schemas.microsoft.com/office/drawing/2016/5/11/chartex" xmlns:cx6="http://schemas.microsoft.com/office/drawing/2016/5/12/chartex" xmlns:cx7="http://schemas.microsoft.com/office/drawing/2016/5/13/chartex" xmlns:cx8="http://schemas.microsoft.com/office/drawing/2016/5/14/chartex" xmlns:mc="http://schemas.openxmlformats.org/markup-compatibility/2006" xmlns:aink="http://schemas.microsoft.com/office/drawing/2016/ink" xmlns:am3d="http://schemas.microsoft.com/office/drawing/2017/model3d" xmlns:o="urn:schemas-microsoft-com:office:office" xmlns:oel="http://schemas.microsoft.com/office/2019/extlst" xmlns:r="http://schemas.openxmlformats.org/officeDocument/2006/relationships" xmlns:m="http://schemas.openxmlformats.org/officeDocument/2006/math" xmlns:v="urn:schemas-microsoft-com:vml" xmlns:wp14="http://schemas.microsoft.com/office/word/2010/wordprocessingDrawing" xmlns:wp="http://schemas.openxmlformats.org/drawingml/2006/wordprocessingDrawing" xmlns:w10="urn:schemas-microsoft-com:office:word" xmlns:w="http://schemas.openxmlformats.org/wordprocessingml/2006/main" xmlns:w14="http://schemas.microsoft.com/office/word/2010/wordml" xmlns:w15="http://schemas.microsoft.com/office/word/2012/wordml" xmlns:w16cex="http://schemas.microsoft.com/office/word/2018/wordml/cex" xmlns:w16cid="http://schemas.microsoft.com/office/word/2016/wordml/cid" xmlns:w16="http://schemas.microsoft.com/office/word/2018/wordml" xmlns:w16du="http://schemas.microsoft.com/office/word/2023/wordml/word16du" xmlns:w16sdtdh="http://schemas.microsoft.com/office/word/2020/wordml/sdtdatahash" xmlns:w16sdtfl="http://schemas.microsoft.com/office/word/2024/wordml/sdtformatlock" xmlns:w16se="http://schemas.microsoft.com/office/word/2015/wordml/symex" xmlns:wpg="http://schemas.microsoft.com/office/word/2010/wordprocessingGroup" xmlns:wpi="http://schemas.microsoft.com/office/word/2010/wordprocessingInk" xmlns:wne="http://schemas.microsoft.com/office/word/2006/wordml" xmlns:wps="http://schemas.microsoft.com/office/word/2010/wordprocessingShape" mc:Ignorable="w14 w15 w16se w16cid w16 w16cex w16sdtdh w16sdtfl w16du wp14">
+<w:hdr xmlns:wpc="http://schemas.microsoft.com/office/word/2010/wordprocessingCanvas" xmlns:cx="http://schemas.microsoft.com/office/drawing/2014/chartex" xmlns:cx1="http://schemas.microsoft.com/office/drawing/2015/9/8/chartex" xmlns:cx2="http://schemas.microsoft.com/office/drawing/2015/10/21/chartex" xmlns:cx3="http://schemas.microsoft.com/office/drawing/2016/5/9/chartex" xmlns:cx4="http://schemas.microsoft.com/office/drawing/2016/5/10/chartex" xmlns:cx5="http://schemas.microsoft.com/office/drawing/2016/5/11/chartex" xmlns:cx6="http://schemas.microsoft.com/office/drawing/2016/5/12/chartex" xmlns:cx7="http://schemas.microsoft.com/office/drawing/2016/5/13/chartex" xmlns:cx8="http://schemas.microsoft.com/office/drawing/2016/5/14/chartex" xmlns:mc="http://schemas.openxmlformats.org/markup-compatibility/2006" xmlns:aink="http://schemas.microsoft.com/office/drawing/2016/ink" xmlns:am3d="http://schemas.microsoft.com/office/drawing/2017/model3d" xmlns:o="urn:schemas-microsoft-com:office:office" xmlns:oel="http://schemas.microsoft.com/office/2019/extlst" xmlns:r="http://schemas.openxmlformats.org/officeDocument/2006/relationships" xmlns:m="http://schemas.openxmlformats.org/officeDocument/2006/math" xmlns:v="urn:schemas-microsoft-com:vml" xmlns:wp14="http://schemas.microsoft.com/office/word/2010/wordprocessingDrawing" xmlns:wp="http://schemas.openxmlformats.org/drawingml/2006/wordprocessingDrawing" xmlns:w10="urn:schemas-microsoft-com:office:word" xmlns:w="http://schemas.openxmlformats.org/wordprocessingml/2006/main" xmlns:w14="http://schemas.microsoft.com/office/word/2010/wordml" xmlns:w15="http://schemas.microsoft.com/office/word/2012/wordml" xmlns:w16cei="http://schemas.microsoft.com/office/word/2026/wordml/cei" xmlns:w16cex="http://schemas.microsoft.com/office/word/2018/wordml/cex" xmlns:w16cid="http://schemas.microsoft.com/office/word/2016/wordml/cid" xmlns:w16="http://schemas.microsoft.com/office/word/2018/wordml" xmlns:w16du="http://schemas.microsoft.com/office/word/2023/wordml/word16du" xmlns:w16sdtdh="http://schemas.microsoft.com/office/word/2020/wordml/sdtdatahash" xmlns:w16sdtfl="http://schemas.microsoft.com/office/word/2024/wordml/sdtformatlock" xmlns:w16se="http://schemas.microsoft.com/office/word/2015/wordml/symex" xmlns:wpg="http://schemas.microsoft.com/office/word/2010/wordprocessingGroup" xmlns:wpi="http://schemas.microsoft.com/office/word/2010/wordprocessingInk" xmlns:wne="http://schemas.microsoft.com/office/word/2006/wordml" xmlns:wps="http://schemas.microsoft.com/office/word/2010/wordprocessingShape" mc:Ignorable="w14 w15 w16se w16cid w16 w16cex w16sdtdh w16sdtfl w16du wp14">
   <w:p>
     <w:pPr>
       <w:pBdr>
@@ -13595,7 +7836,7 @@
 </file>
 
 <file path=word/numbering.xml><?xml version="1.0" encoding="utf-8"?>
-<w:numbering xmlns:wpc="http://schemas.microsoft.com/office/word/2010/wordprocessingCanvas" xmlns:cx="http://schemas.microsoft.com/office/drawing/2014/chartex" xmlns:cx1="http://schemas.microsoft.com/office/drawing/2015/9/8/chartex" xmlns:cx2="http://schemas.microsoft.com/office/drawing/2015/10/21/chartex" xmlns:cx3="http://schemas.microsoft.com/office/drawing/2016/5/9/chartex" xmlns:cx4="http://schemas.microsoft.com/office/drawing/2016/5/10/chartex" xmlns:cx5="http://schemas.microsoft.com/office/drawing/2016/5/11/chartex" xmlns:cx6="http://schemas.microsoft.com/office/drawing/2016/5/12/chartex" xmlns:cx7="http://schemas.microsoft.com/office/drawing/2016/5/13/chartex" xmlns:cx8="http://schemas.microsoft.com/office/drawing/2016/5/14/chartex" xmlns:mc="http://schemas.openxmlformats.org/markup-compatibility/2006" xmlns:aink="http://schemas.microsoft.com/office/drawing/2016/ink" xmlns:am3d="http://schemas.microsoft.com/office/drawing/2017/model3d" xmlns:o="urn:schemas-microsoft-com:office:office" xmlns:oel="http://schemas.microsoft.com/office/2019/extlst" xmlns:r="http://schemas.openxmlformats.org/officeDocument/2006/relationships" xmlns:m="http://schemas.openxmlformats.org/officeDocument/2006/math" xmlns:v="urn:schemas-microsoft-com:vml" xmlns:wp14="http://schemas.microsoft.com/office/word/2010/wordprocessingDrawing" xmlns:wp="http://schemas.openxmlformats.org/drawingml/2006/wordprocessingDrawing" xmlns:w10="urn:schemas-microsoft-com:office:word" xmlns:w="http://schemas.openxmlformats.org/wordprocessingml/2006/main" xmlns:w14="http://schemas.microsoft.com/office/word/2010/wordml" xmlns:w15="http://schemas.microsoft.com/office/word/2012/wordml" xmlns:w16cex="http://schemas.microsoft.com/office/word/2018/wordml/cex" xmlns:w16cid="http://schemas.microsoft.com/office/word/2016/wordml/cid" xmlns:w16="http://schemas.microsoft.com/office/word/2018/wordml" xmlns:w16du="http://schemas.microsoft.com/office/word/2023/wordml/word16du" xmlns:w16sdtdh="http://schemas.microsoft.com/office/word/2020/wordml/sdtdatahash" xmlns:w16sdtfl="http://schemas.microsoft.com/office/word/2024/wordml/sdtformatlock" xmlns:w16se="http://schemas.microsoft.com/office/word/2015/wordml/symex" xmlns:wpg="http://schemas.microsoft.com/office/word/2010/wordprocessingGroup" xmlns:wpi="http://schemas.microsoft.com/office/word/2010/wordprocessingInk" xmlns:wne="http://schemas.microsoft.com/office/word/2006/wordml" xmlns:wps="http://schemas.microsoft.com/office/word/2010/wordprocessingShape" mc:Ignorable="w14 w15 w16se w16cid w16 w16cex w16sdtdh w16sdtfl w16du wp14">
+<w:numbering xmlns:wpc="http://schemas.microsoft.com/office/word/2010/wordprocessingCanvas" xmlns:cx="http://schemas.microsoft.com/office/drawing/2014/chartex" xmlns:cx1="http://schemas.microsoft.com/office/drawing/2015/9/8/chartex" xmlns:cx2="http://schemas.microsoft.com/office/drawing/2015/10/21/chartex" xmlns:cx3="http://schemas.microsoft.com/office/drawing/2016/5/9/chartex" xmlns:cx4="http://schemas.microsoft.com/office/drawing/2016/5/10/chartex" xmlns:cx5="http://schemas.microsoft.com/office/drawing/2016/5/11/chartex" xmlns:cx6="http://schemas.microsoft.com/office/drawing/2016/5/12/chartex" xmlns:cx7="http://schemas.microsoft.com/office/drawing/2016/5/13/chartex" xmlns:cx8="http://schemas.microsoft.com/office/drawing/2016/5/14/chartex" xmlns:mc="http://schemas.openxmlformats.org/markup-compatibility/2006" xmlns:aink="http://schemas.microsoft.com/office/drawing/2016/ink" xmlns:am3d="http://schemas.microsoft.com/office/drawing/2017/model3d" xmlns:o="urn:schemas-microsoft-com:office:office" xmlns:oel="http://schemas.microsoft.com/office/2019/extlst" xmlns:r="http://schemas.openxmlformats.org/officeDocument/2006/relationships" xmlns:m="http://schemas.openxmlformats.org/officeDocument/2006/math" xmlns:v="urn:schemas-microsoft-com:vml" xmlns:wp14="http://schemas.microsoft.com/office/word/2010/wordprocessingDrawing" xmlns:wp="http://schemas.openxmlformats.org/drawingml/2006/wordprocessingDrawing" xmlns:w10="urn:schemas-microsoft-com:office:word" xmlns:w="http://schemas.openxmlformats.org/wordprocessingml/2006/main" xmlns:w14="http://schemas.microsoft.com/office/word/2010/wordml" xmlns:w15="http://schemas.microsoft.com/office/word/2012/wordml" xmlns:w16cei="http://schemas.microsoft.com/office/word/2026/wordml/cei" xmlns:w16cex="http://schemas.microsoft.com/office/word/2018/wordml/cex" xmlns:w16cid="http://schemas.microsoft.com/office/word/2016/wordml/cid" xmlns:w16="http://schemas.microsoft.com/office/word/2018/wordml" xmlns:w16du="http://schemas.microsoft.com/office/word/2023/wordml/word16du" xmlns:w16sdtdh="http://schemas.microsoft.com/office/word/2020/wordml/sdtdatahash" xmlns:w16sdtfl="http://schemas.microsoft.com/office/word/2024/wordml/sdtformatlock" xmlns:w16se="http://schemas.microsoft.com/office/word/2015/wordml/symex" xmlns:wpg="http://schemas.microsoft.com/office/word/2010/wordprocessingGroup" xmlns:wpi="http://schemas.microsoft.com/office/word/2010/wordprocessingInk" xmlns:wne="http://schemas.microsoft.com/office/word/2006/wordml" xmlns:wps="http://schemas.microsoft.com/office/word/2010/wordprocessingShape" mc:Ignorable="w14 w15 w16se w16cid w16 w16cex w16sdtdh w16sdtfl w16du wp14">
   <w:abstractNum w:abstractNumId="0" w15:restartNumberingAfterBreak="0">
     <w:nsid w:val="03F215B7"/>
     <w:multiLevelType w:val="multilevel"/>
@@ -17295,28 +11536,28 @@
 </file>
 
 <file path=customXml/item1.xml><?xml version="1.0" encoding="utf-8"?>
-<b:Sources xmlns:b="http://schemas.openxmlformats.org/officeDocument/2006/bibliography" xmlns="http://schemas.openxmlformats.org/officeDocument/2006/bibliography" SelectedStyle="\APASixthEditionOfficeOnline.xsl" StyleName="APA" Version="6"/>
-</file>
-
-<file path=customXml/item2.xml><?xml version="1.0" encoding="utf-8"?>
 <go:gDocsCustomXmlDataStorage xmlns:go="http://customooxmlschemas.google.com/" xmlns:r="http://schemas.openxmlformats.org/officeDocument/2006/relationships" uri="GoogleDocsCustomDataVersion2">
   <go:docsCustomData xmlns:go="http://customooxmlschemas.google.com/" roundtripDataSignature="AMtx7micRMcumK0WNl2WwJGgDlCf2P0pZg==">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</go:docsCustomData>
 </go:gDocsCustomXmlDataStorage>
 </file>
 
-<file path=customXml/itemProps1.xml><?xml version="1.0" encoding="utf-8"?>
-<ds:datastoreItem xmlns:ds="http://schemas.openxmlformats.org/officeDocument/2006/customXml" ds:itemID="{9319AD63-CBA6-497F-A07B-DAFEC8FA0A37}">
-  <ds:schemaRefs>
-    <ds:schemaRef ds:uri="http://schemas.openxmlformats.org/officeDocument/2006/bibliography"/>
-  </ds:schemaRefs>
-</ds:datastoreItem>
+<file path=customXml/item2.xml><?xml version="1.0" encoding="utf-8"?>
+<b:Sources xmlns:b="http://schemas.openxmlformats.org/officeDocument/2006/bibliography" xmlns="http://schemas.openxmlformats.org/officeDocument/2006/bibliography" SelectedStyle="\APASixthEditionOfficeOnline.xsl" StyleName="APA" Version="6"/>
 </file>
 
-<file path=customXml/itemProps2.xml><?xml version="1.0" encoding="utf-8"?>
+<file path=customXml/itemProps1.xml><?xml version="1.0" encoding="utf-8"?>
 <ds:datastoreItem xmlns:ds="http://schemas.openxmlformats.org/officeDocument/2006/customXml" ds:itemID="{11111111-1234-1234-1234-123412341234}">
   <ds:schemaRefs>
     <ds:schemaRef ds:uri="http://customooxmlschemas.google.com/"/>
     <ds:schemaRef ds:uri="http://schemas.openxmlformats.org/officeDocument/2006/relationships"/>
   </ds:schemaRefs>
 </ds:datastoreItem>
+</file>
+
+<file path=customXml/itemProps2.xml><?xml version="1.0" encoding="utf-8"?>
+<ds:datastoreItem xmlns:ds="http://schemas.openxmlformats.org/officeDocument/2006/customXml" ds:itemID="{9319AD63-CBA6-497F-A07B-DAFEC8FA0A37}">
+  <ds:schemaRefs>
+    <ds:schemaRef ds:uri="http://schemas.openxmlformats.org/officeDocument/2006/bibliography"/>
+  </ds:schemaRefs>
+</ds:datastoreItem>
 </file>
--- a/SBSAcademy_Team01_기획서.docx
+++ b/SBSAcademy_Team01_기획서.docx
@@ -4493,49 +4493,7 @@
         <w:rPr>
           <w:rFonts w:hint="eastAsia"/>
         </w:rPr>
-        <w:t>좀비 컨셉의 플레이어 캐릭터가 인간형 적(</w:t>
-      </w:r>
-      <w:proofErr w:type="gramStart"/>
-      <w:r>
-        <w:rPr>
-          <w:rFonts w:hint="eastAsia"/>
-        </w:rPr>
-        <w:t>범죄자 /</w:t>
-      </w:r>
-      <w:proofErr w:type="gramEnd"/>
-      <w:r>
-        <w:rPr>
-          <w:rFonts w:hint="eastAsia"/>
-        </w:rPr>
-        <w:t xml:space="preserve"> </w:t>
-      </w:r>
-      <w:proofErr w:type="gramStart"/>
-      <w:r>
-        <w:rPr>
-          <w:rFonts w:hint="eastAsia"/>
-        </w:rPr>
-        <w:t>악인 /</w:t>
-      </w:r>
-      <w:proofErr w:type="gramEnd"/>
-      <w:r>
-        <w:rPr>
-          <w:rFonts w:hint="eastAsia"/>
-        </w:rPr>
-        <w:t xml:space="preserve"> </w:t>
-      </w:r>
-      <w:proofErr w:type="gramStart"/>
-      <w:r>
-        <w:rPr>
-          <w:rFonts w:hint="eastAsia"/>
-        </w:rPr>
-        <w:t>CEO )</w:t>
-      </w:r>
-      <w:proofErr w:type="gramEnd"/>
-      <w:r>
-        <w:rPr>
-          <w:rFonts w:hint="eastAsia"/>
-        </w:rPr>
-        <w:t xml:space="preserve"> 과 외계인을 물리쳐 DAN(경험치)를 획득한다. 획득한 </w:t>
+        <w:t xml:space="preserve">좀비 컨셉의 플레이어 캐릭터가 인간형 적(범죄자 / 악인 / CEO ) 과 외계인을 물리쳐 DAN(경험치)를 획득한다. 획득한 </w:t>
       </w:r>
       <w:proofErr w:type="spellStart"/>
       <w:r>
@@ -4685,11 +4643,6 @@
       </w:r>
     </w:p>
     <w:p>
-      <w:pPr>
-        <w:rPr>
-          <w:rFonts w:hint="eastAsia"/>
-        </w:rPr>
-      </w:pPr>
       <w:r>
         <w:rPr>
           <w:rFonts w:hint="eastAsia"/>
@@ -4835,28 +4788,14 @@
         <w:rPr>
           <w:rFonts w:hint="eastAsia"/>
         </w:rPr>
-        <w:t xml:space="preserve"> =&gt; 스테이지 전투 =&gt; 엘리트 몬스터 등장 =&gt; 유물 획득 =</w:t>
-      </w:r>
-      <w:proofErr w:type="gramStart"/>
-      <w:r>
-        <w:rPr>
-          <w:rFonts w:hint="eastAsia"/>
-        </w:rPr>
-        <w:t xml:space="preserve">&gt;  </w:t>
+        <w:t xml:space="preserve"> =&gt; 스테이지 전투 =&gt; 엘리트 몬스터 등장 =&gt; 유물 획득 =&gt;  </w:t>
       </w:r>
       <w:proofErr w:type="spellStart"/>
       <w:r>
         <w:rPr>
           <w:rFonts w:hint="eastAsia"/>
         </w:rPr>
-        <w:t>n</w:t>
-      </w:r>
-      <w:proofErr w:type="gramEnd"/>
-      <w:r>
-        <w:rPr>
-          <w:rFonts w:hint="eastAsia"/>
-        </w:rPr>
-        <w:t>분</w:t>
+        <w:t>n분</w:t>
       </w:r>
       <w:proofErr w:type="spellEnd"/>
       <w:r>
@@ -6863,7 +6802,6 @@
         <w:t xml:space="preserve">두가지의 스킬을 조합하여 </w:t>
       </w:r>
       <w:proofErr w:type="spellStart"/>
-      <w:proofErr w:type="gramStart"/>
       <w:r>
         <w:rPr>
           <w:rFonts w:hint="eastAsia"/>
@@ -6875,14 +6813,7 @@
         <w:rPr>
           <w:rFonts w:hint="eastAsia"/>
         </w:rPr>
-        <w:t xml:space="preserve">  등급으로</w:t>
-      </w:r>
-      <w:proofErr w:type="gramEnd"/>
-      <w:r>
-        <w:rPr>
-          <w:rFonts w:hint="eastAsia"/>
-        </w:rPr>
-        <w:t xml:space="preserve"> 만들 수 있다.</w:t>
+        <w:t xml:space="preserve">  등급으로 만들 수 있다.</w:t>
       </w:r>
     </w:p>
     <w:p>
@@ -7478,11 +7409,7 @@
         <w:t xml:space="preserve"> 적용한다.</w:t>
       </w:r>
     </w:p>
-    <w:p>
-      <w:pPr>
-        <w:pStyle w:val="3"/>
-      </w:pPr>
-    </w:p>
+    <w:p/>
     <w:p/>
     <w:p>
       <w:pPr>
@@ -10662,6 +10589,7 @@
   <w:style w:type="character" w:default="1" w:styleId="a0">
     <w:name w:val="Default Paragraph Font"/>
     <w:uiPriority w:val="1"/>
+    <w:semiHidden/>
     <w:unhideWhenUsed/>
   </w:style>
   <w:style w:type="table" w:default="1" w:styleId="a1">
@@ -11536,28 +11464,28 @@
 </file>
 
 <file path=customXml/item1.xml><?xml version="1.0" encoding="utf-8"?>
+<b:Sources xmlns:b="http://schemas.openxmlformats.org/officeDocument/2006/bibliography" xmlns="http://schemas.openxmlformats.org/officeDocument/2006/bibliography" SelectedStyle="\APASixthEditionOfficeOnline.xsl" StyleName="APA" Version="6"/>
+</file>
+
+<file path=customXml/item2.xml><?xml version="1.0" encoding="utf-8"?>
 <go:gDocsCustomXmlDataStorage xmlns:go="http://customooxmlschemas.google.com/" xmlns:r="http://schemas.openxmlformats.org/officeDocument/2006/relationships" uri="GoogleDocsCustomDataVersion2">
   <go:docsCustomData xmlns:go="http://customooxmlschemas.google.com/" roundtripDataSignature="AMtx7micRMcumK0WNl2WwJGgDlCf2P0pZg==">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</go:docsCustomData>
 </go:gDocsCustomXmlDataStorage>
 </file>
 
-<file path=customXml/item2.xml><?xml version="1.0" encoding="utf-8"?>
-<b:Sources xmlns:b="http://schemas.openxmlformats.org/officeDocument/2006/bibliography" xmlns="http://schemas.openxmlformats.org/officeDocument/2006/bibliography" SelectedStyle="\APASixthEditionOfficeOnline.xsl" StyleName="APA" Version="6"/>
+<file path=customXml/itemProps1.xml><?xml version="1.0" encoding="utf-8"?>
+<ds:datastoreItem xmlns:ds="http://schemas.openxmlformats.org/officeDocument/2006/customXml" ds:itemID="{9319AD63-CBA6-497F-A07B-DAFEC8FA0A37}">
+  <ds:schemaRefs>
+    <ds:schemaRef ds:uri="http://schemas.openxmlformats.org/officeDocument/2006/bibliography"/>
+  </ds:schemaRefs>
+</ds:datastoreItem>
 </file>
 
-<file path=customXml/itemProps1.xml><?xml version="1.0" encoding="utf-8"?>
+<file path=customXml/itemProps2.xml><?xml version="1.0" encoding="utf-8"?>
 <ds:datastoreItem xmlns:ds="http://schemas.openxmlformats.org/officeDocument/2006/customXml" ds:itemID="{11111111-1234-1234-1234-123412341234}">
   <ds:schemaRefs>
     <ds:schemaRef ds:uri="http://customooxmlschemas.google.com/"/>
     <ds:schemaRef ds:uri="http://schemas.openxmlformats.org/officeDocument/2006/relationships"/>
   </ds:schemaRefs>
 </ds:datastoreItem>
-</file>
-
-<file path=customXml/itemProps2.xml><?xml version="1.0" encoding="utf-8"?>
-<ds:datastoreItem xmlns:ds="http://schemas.openxmlformats.org/officeDocument/2006/customXml" ds:itemID="{9319AD63-CBA6-497F-A07B-DAFEC8FA0A37}">
-  <ds:schemaRefs>
-    <ds:schemaRef ds:uri="http://schemas.openxmlformats.org/officeDocument/2006/bibliography"/>
-  </ds:schemaRefs>
-</ds:datastoreItem>
 </file>
--- a/SBSAcademy_Team01_기획서.docx
+++ b/SBSAcademy_Team01_기획서.docx
@@ -1,6 +1,6 @@
 
 <file path=word/document.xml><?xml version="1.0" encoding="utf-8"?>
-<w:document xmlns:wpc="http://schemas.microsoft.com/office/word/2010/wordprocessingCanvas" xmlns:cx="http://schemas.microsoft.com/office/drawing/2014/chartex" xmlns:cx1="http://schemas.microsoft.com/office/drawing/2015/9/8/chartex" xmlns:cx2="http://schemas.microsoft.com/office/drawing/2015/10/21/chartex" xmlns:cx3="http://schemas.microsoft.com/office/drawing/2016/5/9/chartex" xmlns:cx4="http://schemas.microsoft.com/office/drawing/2016/5/10/chartex" xmlns:cx5="http://schemas.microsoft.com/office/drawing/2016/5/11/chartex" xmlns:cx6="http://schemas.microsoft.com/office/drawing/2016/5/12/chartex" xmlns:cx7="http://schemas.microsoft.com/office/drawing/2016/5/13/chartex" xmlns:cx8="http://schemas.microsoft.com/office/drawing/2016/5/14/chartex" xmlns:mc="http://schemas.openxmlformats.org/markup-compatibility/2006" xmlns:aink="http://schemas.microsoft.com/office/drawing/2016/ink" xmlns:am3d="http://schemas.microsoft.com/office/drawing/2017/model3d" xmlns:o="urn:schemas-microsoft-com:office:office" xmlns:oel="http://schemas.microsoft.com/office/2019/extlst" xmlns:r="http://schemas.openxmlformats.org/officeDocument/2006/relationships" xmlns:m="http://schemas.openxmlformats.org/officeDocument/2006/math" xmlns:v="urn:schemas-microsoft-com:vml" xmlns:wp14="http://schemas.microsoft.com/office/word/2010/wordprocessingDrawing" xmlns:wp="http://schemas.openxmlformats.org/drawingml/2006/wordprocessingDrawing" xmlns:w10="urn:schemas-microsoft-com:office:word" xmlns:w="http://schemas.openxmlformats.org/wordprocessingml/2006/main" xmlns:w14="http://schemas.microsoft.com/office/word/2010/wordml" xmlns:w15="http://schemas.microsoft.com/office/word/2012/wordml" xmlns:w16cei="http://schemas.microsoft.com/office/word/2026/wordml/cei" xmlns:w16cex="http://schemas.microsoft.com/office/word/2018/wordml/cex" xmlns:w16cid="http://schemas.microsoft.com/office/word/2016/wordml/cid" xmlns:w16="http://schemas.microsoft.com/office/word/2018/wordml" xmlns:w16du="http://schemas.microsoft.com/office/word/2023/wordml/word16du" xmlns:w16sdtdh="http://schemas.microsoft.com/office/word/2020/wordml/sdtdatahash" xmlns:w16sdtfl="http://schemas.microsoft.com/office/word/2024/wordml/sdtformatlock" xmlns:w16se="http://schemas.microsoft.com/office/word/2015/wordml/symex" xmlns:wpg="http://schemas.microsoft.com/office/word/2010/wordprocessingGroup" xmlns:wpi="http://schemas.microsoft.com/office/word/2010/wordprocessingInk" xmlns:wne="http://schemas.microsoft.com/office/word/2006/wordml" xmlns:wps="http://schemas.microsoft.com/office/word/2010/wordprocessingShape" mc:Ignorable="w14 w15 w16se w16cid w16 w16cex w16sdtdh w16sdtfl w16du wp14">
+<w:document xmlns:wpc="http://schemas.microsoft.com/office/word/2010/wordprocessingCanvas" xmlns:cx="http://schemas.microsoft.com/office/drawing/2014/chartex" xmlns:cx1="http://schemas.microsoft.com/office/drawing/2015/9/8/chartex" xmlns:cx2="http://schemas.microsoft.com/office/drawing/2015/10/21/chartex" xmlns:cx3="http://schemas.microsoft.com/office/drawing/2016/5/9/chartex" xmlns:cx4="http://schemas.microsoft.com/office/drawing/2016/5/10/chartex" xmlns:cx5="http://schemas.microsoft.com/office/drawing/2016/5/11/chartex" xmlns:cx6="http://schemas.microsoft.com/office/drawing/2016/5/12/chartex" xmlns:cx7="http://schemas.microsoft.com/office/drawing/2016/5/13/chartex" xmlns:cx8="http://schemas.microsoft.com/office/drawing/2016/5/14/chartex" xmlns:mc="http://schemas.openxmlformats.org/markup-compatibility/2006" xmlns:aink="http://schemas.microsoft.com/office/drawing/2016/ink" xmlns:am3d="http://schemas.microsoft.com/office/drawing/2017/model3d" xmlns:o="urn:schemas-microsoft-com:office:office" xmlns:oel="http://schemas.microsoft.com/office/2019/extlst" xmlns:r="http://schemas.openxmlformats.org/officeDocument/2006/relationships" xmlns:m="http://schemas.openxmlformats.org/officeDocument/2006/math" xmlns:v="urn:schemas-microsoft-com:vml" xmlns:wp14="http://schemas.microsoft.com/office/word/2010/wordprocessingDrawing" xmlns:wp="http://schemas.openxmlformats.org/drawingml/2006/wordprocessingDrawing" xmlns:w10="urn:schemas-microsoft-com:office:word" xmlns:w="http://schemas.openxmlformats.org/wordprocessingml/2006/main" xmlns:w14="http://schemas.microsoft.com/office/word/2010/wordml" xmlns:w15="http://schemas.microsoft.com/office/word/2012/wordml" xmlns:w16cex="http://schemas.microsoft.com/office/word/2018/wordml/cex" xmlns:w16cid="http://schemas.microsoft.com/office/word/2016/wordml/cid" xmlns:w16="http://schemas.microsoft.com/office/word/2018/wordml" xmlns:w16du="http://schemas.microsoft.com/office/word/2023/wordml/word16du" xmlns:w16sdtdh="http://schemas.microsoft.com/office/word/2020/wordml/sdtdatahash" xmlns:w16sdtfl="http://schemas.microsoft.com/office/word/2024/wordml/sdtformatlock" xmlns:w16se="http://schemas.microsoft.com/office/word/2015/wordml/symex" xmlns:wpg="http://schemas.microsoft.com/office/word/2010/wordprocessingGroup" xmlns:wpi="http://schemas.microsoft.com/office/word/2010/wordprocessingInk" xmlns:wne="http://schemas.microsoft.com/office/word/2006/wordml" xmlns:wps="http://schemas.microsoft.com/office/word/2010/wordprocessingShape" mc:Ignorable="w14 w15 w16se w16cid w16 w16cex w16sdtdh w16sdtfl w16du wp14">
   <w:body>
     <w:p>
       <w:pPr>
@@ -920,6 +920,369 @@
           <w:p>
             <w:pPr>
               <w:jc w:val="center"/>
+              <w:rPr>
+                <w:rFonts w:eastAsiaTheme="minorEastAsia" w:hint="eastAsia"/>
+              </w:rPr>
+            </w:pPr>
+            <w:r>
+              <w:rPr>
+                <w:rFonts w:eastAsiaTheme="minorEastAsia" w:hint="eastAsia"/>
+              </w:rPr>
+              <w:t>26.10.22</w:t>
+            </w:r>
+          </w:p>
+        </w:tc>
+        <w:tc>
+          <w:tcPr>
+            <w:tcW w:w="880" w:type="dxa"/>
+            <w:vAlign w:val="center"/>
+          </w:tcPr>
+          <w:p>
+            <w:pPr>
+              <w:jc w:val="center"/>
+              <w:rPr>
+                <w:rFonts w:ascii="맑은 고딕" w:eastAsia="맑은 고딕" w:hAnsi="맑은 고딕" w:cs="맑은 고딕"/>
+                <w:color w:val="000000"/>
+              </w:rPr>
+            </w:pPr>
+            <w:r>
+              <w:rPr>
+                <w:rFonts w:ascii="맑은 고딕" w:eastAsia="맑은 고딕" w:hAnsi="맑은 고딕" w:cs="맑은 고딕" w:hint="eastAsia"/>
+                <w:color w:val="000000"/>
+              </w:rPr>
+              <w:t>구동현</w:t>
+            </w:r>
+          </w:p>
+        </w:tc>
+        <w:tc>
+          <w:tcPr>
+            <w:tcW w:w="7229" w:type="dxa"/>
+            <w:vAlign w:val="center"/>
+          </w:tcPr>
+          <w:p>
+            <w:pPr>
+              <w:jc w:val="left"/>
+              <w:rPr>
+                <w:rFonts w:ascii="맑은 고딕" w:eastAsia="맑은 고딕" w:hAnsi="맑은 고딕" w:cs="맑은 고딕"/>
+                <w:color w:val="000000"/>
+              </w:rPr>
+            </w:pPr>
+            <w:r>
+              <w:rPr>
+                <w:rFonts w:ascii="맑은 고딕" w:eastAsia="맑은 고딕" w:hAnsi="맑은 고딕" w:cs="맑은 고딕" w:hint="eastAsia"/>
+                <w:color w:val="000000"/>
+              </w:rPr>
+              <w:t xml:space="preserve">3.3.2 </w:t>
+            </w:r>
+            <w:r>
+              <w:rPr>
+                <w:rFonts w:ascii="맑은 고딕" w:eastAsia="맑은 고딕" w:hAnsi="맑은 고딕" w:cs="맑은 고딕"/>
+                <w:color w:val="000000"/>
+              </w:rPr>
+              <w:fldChar w:fldCharType="begin"/>
+            </w:r>
+            <w:r>
+              <w:rPr>
+                <w:rFonts w:ascii="맑은 고딕" w:eastAsia="맑은 고딕" w:hAnsi="맑은 고딕" w:cs="맑은 고딕"/>
+                <w:color w:val="000000"/>
+              </w:rPr>
+              <w:instrText xml:space="preserve"> </w:instrText>
+            </w:r>
+            <w:r>
+              <w:rPr>
+                <w:rFonts w:ascii="맑은 고딕" w:eastAsia="맑은 고딕" w:hAnsi="맑은 고딕" w:cs="맑은 고딕" w:hint="eastAsia"/>
+                <w:color w:val="000000"/>
+              </w:rPr>
+              <w:instrText>REF _Ref243612709 \r \h</w:instrText>
+            </w:r>
+            <w:r>
+              <w:rPr>
+                <w:rFonts w:ascii="맑은 고딕" w:eastAsia="맑은 고딕" w:hAnsi="맑은 고딕" w:cs="맑은 고딕"/>
+                <w:color w:val="000000"/>
+              </w:rPr>
+              <w:instrText xml:space="preserve"> </w:instrText>
+            </w:r>
+            <w:r>
+              <w:rPr>
+                <w:rFonts w:ascii="맑은 고딕" w:eastAsia="맑은 고딕" w:hAnsi="맑은 고딕" w:cs="맑은 고딕"/>
+                <w:color w:val="000000"/>
+              </w:rPr>
+            </w:r>
+            <w:r>
+              <w:rPr>
+                <w:rFonts w:ascii="맑은 고딕" w:eastAsia="맑은 고딕" w:hAnsi="맑은 고딕" w:cs="맑은 고딕"/>
+                <w:color w:val="000000"/>
+              </w:rPr>
+              <w:fldChar w:fldCharType="separate"/>
+            </w:r>
+            <w:r>
+              <w:rPr>
+                <w:rFonts w:ascii="맑은 고딕" w:eastAsia="맑은 고딕" w:hAnsi="맑은 고딕" w:cs="맑은 고딕"/>
+                <w:color w:val="000000"/>
+              </w:rPr>
+              <w:fldChar w:fldCharType="end"/>
+            </w:r>
+            <w:r>
+              <w:rPr>
+                <w:rFonts w:ascii="맑은 고딕" w:eastAsia="맑은 고딕" w:hAnsi="맑은 고딕" w:cs="맑은 고딕"/>
+                <w:color w:val="000000"/>
+              </w:rPr>
+              <w:fldChar w:fldCharType="begin"/>
+            </w:r>
+            <w:r>
+              <w:rPr>
+                <w:rFonts w:ascii="맑은 고딕" w:eastAsia="맑은 고딕" w:hAnsi="맑은 고딕" w:cs="맑은 고딕"/>
+                <w:color w:val="000000"/>
+              </w:rPr>
+              <w:instrText xml:space="preserve"> REF _Ref243612712 \h </w:instrText>
+            </w:r>
+            <w:r>
+              <w:rPr>
+                <w:rFonts w:ascii="맑은 고딕" w:eastAsia="맑은 고딕" w:hAnsi="맑은 고딕" w:cs="맑은 고딕"/>
+                <w:color w:val="000000"/>
+              </w:rPr>
+            </w:r>
+            <w:r>
+              <w:rPr>
+                <w:rFonts w:ascii="맑은 고딕" w:eastAsia="맑은 고딕" w:hAnsi="맑은 고딕" w:cs="맑은 고딕"/>
+                <w:color w:val="000000"/>
+              </w:rPr>
+              <w:fldChar w:fldCharType="separate"/>
+            </w:r>
+            <w:r>
+              <w:rPr>
+                <w:rFonts w:ascii="맑은 고딕" w:eastAsia="맑은 고딕" w:hAnsi="맑은 고딕" w:cs="맑은 고딕" w:hint="eastAsia"/>
+              </w:rPr>
+              <w:t>약공격</w:t>
+            </w:r>
+            <w:r>
+              <w:rPr>
+                <w:rFonts w:hint="eastAsia"/>
+              </w:rPr>
+              <w:t xml:space="preserve"> </w:t>
+            </w:r>
+            <w:r>
+              <w:rPr>
+                <w:rFonts w:ascii="맑은 고딕" w:eastAsia="맑은 고딕" w:hAnsi="맑은 고딕" w:cs="맑은 고딕" w:hint="eastAsia"/>
+              </w:rPr>
+              <w:t>스킬</w:t>
+            </w:r>
+            <w:r>
+              <w:rPr>
+                <w:rFonts w:ascii="맑은 고딕" w:eastAsia="맑은 고딕" w:hAnsi="맑은 고딕" w:cs="맑은 고딕"/>
+                <w:color w:val="000000"/>
+              </w:rPr>
+              <w:fldChar w:fldCharType="end"/>
+            </w:r>
+            <w:r>
+              <w:rPr>
+                <w:rFonts w:ascii="맑은 고딕" w:eastAsia="맑은 고딕" w:hAnsi="맑은 고딕" w:cs="맑은 고딕" w:hint="eastAsia"/>
+                <w:color w:val="000000"/>
+              </w:rPr>
+              <w:t xml:space="preserve"> 내용 수정 .(</w:t>
+            </w:r>
+            <w:proofErr w:type="spellStart"/>
+            <w:r>
+              <w:rPr>
+                <w:rFonts w:ascii="맑은 고딕" w:eastAsia="맑은 고딕" w:hAnsi="맑은 고딕" w:cs="맑은 고딕" w:hint="eastAsia"/>
+                <w:color w:val="000000"/>
+              </w:rPr>
+              <w:t>쿨타임</w:t>
+            </w:r>
+            <w:proofErr w:type="spellEnd"/>
+            <w:r>
+              <w:rPr>
+                <w:rFonts w:ascii="맑은 고딕" w:eastAsia="맑은 고딕" w:hAnsi="맑은 고딕" w:cs="맑은 고딕" w:hint="eastAsia"/>
+                <w:color w:val="000000"/>
+              </w:rPr>
+              <w:t xml:space="preserve"> 시스템 제거)</w:t>
+            </w:r>
+          </w:p>
+          <w:p>
+            <w:pPr>
+              <w:jc w:val="left"/>
+              <w:rPr>
+                <w:rFonts w:ascii="맑은 고딕" w:eastAsia="맑은 고딕" w:hAnsi="맑은 고딕" w:cs="맑은 고딕"/>
+                <w:color w:val="000000"/>
+              </w:rPr>
+            </w:pPr>
+            <w:r>
+              <w:rPr>
+                <w:rFonts w:ascii="맑은 고딕" w:eastAsia="맑은 고딕" w:hAnsi="맑은 고딕" w:cs="맑은 고딕" w:hint="eastAsia"/>
+                <w:color w:val="000000"/>
+              </w:rPr>
+              <w:t xml:space="preserve">4.2 </w:t>
+            </w:r>
+            <w:r>
+              <w:rPr>
+                <w:rFonts w:ascii="맑은 고딕" w:eastAsia="맑은 고딕" w:hAnsi="맑은 고딕" w:cs="맑은 고딕"/>
+                <w:color w:val="000000"/>
+              </w:rPr>
+              <w:fldChar w:fldCharType="begin"/>
+            </w:r>
+            <w:r>
+              <w:rPr>
+                <w:rFonts w:ascii="맑은 고딕" w:eastAsia="맑은 고딕" w:hAnsi="맑은 고딕" w:cs="맑은 고딕"/>
+                <w:color w:val="000000"/>
+              </w:rPr>
+              <w:instrText xml:space="preserve"> </w:instrText>
+            </w:r>
+            <w:r>
+              <w:rPr>
+                <w:rFonts w:ascii="맑은 고딕" w:eastAsia="맑은 고딕" w:hAnsi="맑은 고딕" w:cs="맑은 고딕" w:hint="eastAsia"/>
+                <w:color w:val="000000"/>
+              </w:rPr>
+              <w:instrText>REF _Ref243612752 \h</w:instrText>
+            </w:r>
+            <w:r>
+              <w:rPr>
+                <w:rFonts w:ascii="맑은 고딕" w:eastAsia="맑은 고딕" w:hAnsi="맑은 고딕" w:cs="맑은 고딕"/>
+                <w:color w:val="000000"/>
+              </w:rPr>
+              <w:instrText xml:space="preserve"> </w:instrText>
+            </w:r>
+            <w:r>
+              <w:rPr>
+                <w:rFonts w:ascii="맑은 고딕" w:eastAsia="맑은 고딕" w:hAnsi="맑은 고딕" w:cs="맑은 고딕"/>
+                <w:color w:val="000000"/>
+              </w:rPr>
+            </w:r>
+            <w:r>
+              <w:rPr>
+                <w:rFonts w:ascii="맑은 고딕" w:eastAsia="맑은 고딕" w:hAnsi="맑은 고딕" w:cs="맑은 고딕"/>
+                <w:color w:val="000000"/>
+              </w:rPr>
+              <w:fldChar w:fldCharType="separate"/>
+            </w:r>
+            <w:r>
+              <w:rPr>
+                <w:rFonts w:ascii="맑은 고딕" w:eastAsia="맑은 고딕" w:hAnsi="맑은 고딕" w:cs="맑은 고딕" w:hint="eastAsia"/>
+              </w:rPr>
+              <w:t>몬스터</w:t>
+            </w:r>
+            <w:r>
+              <w:rPr>
+                <w:rFonts w:ascii="맑은 고딕" w:eastAsia="맑은 고딕" w:hAnsi="맑은 고딕" w:cs="맑은 고딕"/>
+                <w:color w:val="000000"/>
+              </w:rPr>
+              <w:fldChar w:fldCharType="end"/>
+            </w:r>
+            <w:r>
+              <w:rPr>
+                <w:rFonts w:ascii="맑은 고딕" w:eastAsia="맑은 고딕" w:hAnsi="맑은 고딕" w:cs="맑은 고딕" w:hint="eastAsia"/>
+                <w:color w:val="000000"/>
+              </w:rPr>
+              <w:t xml:space="preserve"> </w:t>
+            </w:r>
+            <w:proofErr w:type="spellStart"/>
+            <w:r>
+              <w:rPr>
+                <w:rFonts w:ascii="맑은 고딕" w:eastAsia="맑은 고딕" w:hAnsi="맑은 고딕" w:cs="맑은 고딕" w:hint="eastAsia"/>
+                <w:color w:val="000000"/>
+              </w:rPr>
+              <w:t>HPbar</w:t>
+            </w:r>
+            <w:proofErr w:type="spellEnd"/>
+            <w:r>
+              <w:rPr>
+                <w:rFonts w:ascii="맑은 고딕" w:eastAsia="맑은 고딕" w:hAnsi="맑은 고딕" w:cs="맑은 고딕" w:hint="eastAsia"/>
+                <w:color w:val="000000"/>
+              </w:rPr>
+              <w:t xml:space="preserve"> 협의 필요로 내용 전환.</w:t>
+            </w:r>
+          </w:p>
+          <w:p>
+            <w:pPr>
+              <w:jc w:val="left"/>
+              <w:rPr>
+                <w:rFonts w:ascii="맑은 고딕" w:eastAsia="맑은 고딕" w:hAnsi="맑은 고딕" w:cs="맑은 고딕" w:hint="eastAsia"/>
+                <w:color w:val="000000"/>
+              </w:rPr>
+            </w:pPr>
+            <w:r>
+              <w:rPr>
+                <w:rFonts w:ascii="맑은 고딕" w:eastAsia="맑은 고딕" w:hAnsi="맑은 고딕" w:cs="맑은 고딕" w:hint="eastAsia"/>
+                <w:color w:val="000000"/>
+              </w:rPr>
+              <w:t xml:space="preserve">4.3 </w:t>
+            </w:r>
+            <w:r>
+              <w:rPr>
+                <w:rFonts w:ascii="맑은 고딕" w:eastAsia="맑은 고딕" w:hAnsi="맑은 고딕" w:cs="맑은 고딕"/>
+                <w:color w:val="000000"/>
+              </w:rPr>
+              <w:fldChar w:fldCharType="begin"/>
+            </w:r>
+            <w:r>
+              <w:rPr>
+                <w:rFonts w:ascii="맑은 고딕" w:eastAsia="맑은 고딕" w:hAnsi="맑은 고딕" w:cs="맑은 고딕"/>
+                <w:color w:val="000000"/>
+              </w:rPr>
+              <w:instrText xml:space="preserve"> </w:instrText>
+            </w:r>
+            <w:r>
+              <w:rPr>
+                <w:rFonts w:ascii="맑은 고딕" w:eastAsia="맑은 고딕" w:hAnsi="맑은 고딕" w:cs="맑은 고딕" w:hint="eastAsia"/>
+                <w:color w:val="000000"/>
+              </w:rPr>
+              <w:instrText>REF _Ref243612776 \h</w:instrText>
+            </w:r>
+            <w:r>
+              <w:rPr>
+                <w:rFonts w:ascii="맑은 고딕" w:eastAsia="맑은 고딕" w:hAnsi="맑은 고딕" w:cs="맑은 고딕"/>
+                <w:color w:val="000000"/>
+              </w:rPr>
+              <w:instrText xml:space="preserve"> </w:instrText>
+            </w:r>
+            <w:r>
+              <w:rPr>
+                <w:rFonts w:ascii="맑은 고딕" w:eastAsia="맑은 고딕" w:hAnsi="맑은 고딕" w:cs="맑은 고딕"/>
+                <w:color w:val="000000"/>
+              </w:rPr>
+            </w:r>
+            <w:r>
+              <w:rPr>
+                <w:rFonts w:ascii="맑은 고딕" w:eastAsia="맑은 고딕" w:hAnsi="맑은 고딕" w:cs="맑은 고딕"/>
+                <w:color w:val="000000"/>
+              </w:rPr>
+              <w:fldChar w:fldCharType="separate"/>
+            </w:r>
+            <w:r>
+              <w:rPr>
+                <w:rFonts w:ascii="맑은 고딕" w:eastAsia="맑은 고딕" w:hAnsi="맑은 고딕" w:cs="맑은 고딕" w:hint="eastAsia"/>
+              </w:rPr>
+              <w:t>보스</w:t>
+            </w:r>
+            <w:r>
+              <w:rPr>
+                <w:rFonts w:ascii="맑은 고딕" w:eastAsia="맑은 고딕" w:hAnsi="맑은 고딕" w:cs="맑은 고딕"/>
+                <w:color w:val="000000"/>
+              </w:rPr>
+              <w:fldChar w:fldCharType="end"/>
+            </w:r>
+            <w:r>
+              <w:rPr>
+                <w:rFonts w:ascii="맑은 고딕" w:eastAsia="맑은 고딕" w:hAnsi="맑은 고딕" w:cs="맑은 고딕" w:hint="eastAsia"/>
+                <w:color w:val="000000"/>
+              </w:rPr>
+              <w:t xml:space="preserve"> 그로기 타임 관련 내용 추가.</w:t>
+            </w:r>
+          </w:p>
+        </w:tc>
+      </w:tr>
+      <w:tr>
+        <w:trPr>
+          <w:trHeight w:val="277"/>
+          <w:jc w:val="center"/>
+        </w:trPr>
+        <w:tc>
+          <w:tcPr>
+            <w:tcW w:w="1271" w:type="dxa"/>
+            <w:vAlign w:val="center"/>
+          </w:tcPr>
+          <w:p>
+            <w:pPr>
+              <w:jc w:val="center"/>
             </w:pPr>
           </w:p>
         </w:tc>
@@ -992,53 +1355,6 @@
           </w:tcPr>
           <w:p>
             <w:pPr>
-              <w:jc w:val="left"/>
-              <w:rPr>
-                <w:rFonts w:ascii="맑은 고딕" w:eastAsia="맑은 고딕" w:hAnsi="맑은 고딕" w:cs="맑은 고딕"/>
-                <w:color w:val="000000"/>
-              </w:rPr>
-            </w:pPr>
-          </w:p>
-        </w:tc>
-      </w:tr>
-      <w:tr>
-        <w:trPr>
-          <w:trHeight w:val="277"/>
-          <w:jc w:val="center"/>
-        </w:trPr>
-        <w:tc>
-          <w:tcPr>
-            <w:tcW w:w="1271" w:type="dxa"/>
-            <w:vAlign w:val="center"/>
-          </w:tcPr>
-          <w:p>
-            <w:pPr>
-              <w:jc w:val="center"/>
-            </w:pPr>
-          </w:p>
-        </w:tc>
-        <w:tc>
-          <w:tcPr>
-            <w:tcW w:w="880" w:type="dxa"/>
-            <w:vAlign w:val="center"/>
-          </w:tcPr>
-          <w:p>
-            <w:pPr>
-              <w:jc w:val="center"/>
-              <w:rPr>
-                <w:rFonts w:ascii="맑은 고딕" w:eastAsia="맑은 고딕" w:hAnsi="맑은 고딕" w:cs="맑은 고딕"/>
-                <w:color w:val="000000"/>
-              </w:rPr>
-            </w:pPr>
-          </w:p>
-        </w:tc>
-        <w:tc>
-          <w:tcPr>
-            <w:tcW w:w="7229" w:type="dxa"/>
-            <w:vAlign w:val="center"/>
-          </w:tcPr>
-          <w:p>
-            <w:pPr>
               <w:rPr>
                 <w:rFonts w:ascii="맑은 고딕" w:eastAsia="맑은 고딕" w:hAnsi="맑은 고딕" w:cs="맑은 고딕"/>
                 <w:color w:val="000000"/>
@@ -3913,63 +4229,7 @@
         <w:rPr>
           <w:rFonts w:hint="eastAsia"/>
         </w:rPr>
-        <w:t xml:space="preserve">모바일에서 </w:t>
-      </w:r>
-      <w:proofErr w:type="spellStart"/>
-      <w:r>
-        <w:rPr>
-          <w:rFonts w:hint="eastAsia"/>
-        </w:rPr>
-        <w:t>소울류의</w:t>
-      </w:r>
-      <w:proofErr w:type="spellEnd"/>
-      <w:r>
-        <w:rPr>
-          <w:rFonts w:hint="eastAsia"/>
-        </w:rPr>
-        <w:t xml:space="preserve"> </w:t>
-      </w:r>
-      <w:proofErr w:type="spellStart"/>
-      <w:r>
-        <w:rPr>
-          <w:rFonts w:hint="eastAsia"/>
-        </w:rPr>
-        <w:t>로그라이크</w:t>
-      </w:r>
-      <w:proofErr w:type="spellEnd"/>
-      <w:r>
-        <w:rPr>
-          <w:rFonts w:hint="eastAsia"/>
-        </w:rPr>
-        <w:t xml:space="preserve"> 게임을 경험할 수 있게 한다. 강해져야 하는 동기와 스테이지 클리어 욕구는 </w:t>
-      </w:r>
-      <w:proofErr w:type="spellStart"/>
-      <w:r>
-        <w:rPr>
-          <w:rFonts w:hint="eastAsia"/>
-        </w:rPr>
-        <w:t>이스터에그</w:t>
-      </w:r>
-      <w:proofErr w:type="spellEnd"/>
-      <w:r>
-        <w:rPr>
-          <w:rFonts w:hint="eastAsia"/>
-        </w:rPr>
-        <w:t xml:space="preserve"> 형식의 간접 스토리 체험을 제공하는 방식과 유물, 증강 등의 </w:t>
-      </w:r>
-      <w:proofErr w:type="spellStart"/>
-      <w:r>
-        <w:rPr>
-          <w:rFonts w:hint="eastAsia"/>
-        </w:rPr>
-        <w:t>인게임</w:t>
-      </w:r>
-      <w:proofErr w:type="spellEnd"/>
-      <w:r>
-        <w:rPr>
-          <w:rFonts w:hint="eastAsia"/>
-        </w:rPr>
-        <w:t xml:space="preserve"> 성장 요소로 자극하여 재미를 준다.</w:t>
+        <w:t>모바일에서 소울류의 로그라이크 게임을 경험할 수 있게 한다. 강해져야 하는 동기와 스테이지 클리어 욕구는 이스터에그 형식의 간접 스토리 체험을 제공하는 방식과 유물, 증강 등의 인게임 성장 요소로 자극하여 재미를 준다.</w:t>
       </w:r>
     </w:p>
     <w:p/>
@@ -4155,23 +4415,13 @@
                 <w:lang w:val="en-US"/>
               </w:rPr>
             </w:pPr>
-            <w:proofErr w:type="spellStart"/>
             <w:r>
               <w:rPr>
                 <w:rFonts w:ascii="맑은 고딕" w:eastAsia="맑은 고딕" w:hAnsi="맑은 고딕" w:cs="굴림"/>
                 <w:color w:val="000000"/>
                 <w:lang w:val="en-US"/>
               </w:rPr>
-              <w:t>좀비소울</w:t>
-            </w:r>
-            <w:proofErr w:type="spellEnd"/>
-            <w:r>
-              <w:rPr>
-                <w:rFonts w:ascii="맑은 고딕" w:eastAsia="맑은 고딕" w:hAnsi="맑은 고딕" w:cs="굴림"/>
-                <w:color w:val="000000"/>
-                <w:lang w:val="en-US"/>
-              </w:rPr>
-              <w:t xml:space="preserve"> </w:t>
+              <w:t xml:space="preserve">좀비소울 </w:t>
             </w:r>
             <w:r>
               <w:rPr>
@@ -4260,33 +4510,15 @@
                 <w:color w:val="000000"/>
                 <w:lang w:val="en-US"/>
               </w:rPr>
-              <w:t xml:space="preserve">액션 </w:t>
-            </w:r>
-            <w:proofErr w:type="spellStart"/>
-            <w:r>
-              <w:rPr>
-                <w:rFonts w:ascii="맑은 고딕" w:eastAsia="맑은 고딕" w:hAnsi="맑은 고딕" w:cs="굴림"/>
+              <w:t>액션 로그라이</w:t>
+            </w:r>
+            <w:r>
+              <w:rPr>
+                <w:rFonts w:ascii="맑은 고딕" w:eastAsia="맑은 고딕" w:hAnsi="맑은 고딕" w:cs="굴림" w:hint="eastAsia"/>
                 <w:color w:val="000000"/>
                 <w:lang w:val="en-US"/>
               </w:rPr>
-              <w:t>로그라이</w:t>
-            </w:r>
-            <w:r>
-              <w:rPr>
-                <w:rFonts w:ascii="맑은 고딕" w:eastAsia="맑은 고딕" w:hAnsi="맑은 고딕" w:cs="굴림" w:hint="eastAsia"/>
-                <w:color w:val="000000"/>
-                <w:lang w:val="en-US"/>
-              </w:rPr>
-              <w:t>크</w:t>
-            </w:r>
-            <w:proofErr w:type="spellEnd"/>
-            <w:r>
-              <w:rPr>
-                <w:rFonts w:ascii="맑은 고딕" w:eastAsia="맑은 고딕" w:hAnsi="맑은 고딕" w:cs="굴림" w:hint="eastAsia"/>
-                <w:color w:val="000000"/>
-                <w:lang w:val="en-US"/>
-              </w:rPr>
-              <w:t xml:space="preserve"> </w:t>
+              <w:t xml:space="preserve">크 </w:t>
             </w:r>
           </w:p>
         </w:tc>
@@ -4471,57 +4703,29 @@
         <w:rPr>
           <w:rFonts w:hint="eastAsia"/>
         </w:rPr>
-        <w:t xml:space="preserve">매 판 주어지는 </w:t>
+        <w:t>매 판 주어지는 랜덤한 능력과 플레이어의 조작 역량을 결합하여 스테이지를 클리어한다.</w:t>
+      </w:r>
+    </w:p>
+    <w:p>
+      <w:r>
+        <w:rPr>
+          <w:rFonts w:hint="eastAsia"/>
+        </w:rPr>
+        <w:t xml:space="preserve">좀비 컨셉의 플레이어 캐릭터가 인간형 적(범죄자 / 악인 / CEO ) 과 외계인을 물리쳐 DAN(경험치)를 획득한다. 획득한 </w:t>
       </w:r>
       <w:proofErr w:type="spellStart"/>
       <w:r>
         <w:rPr>
           <w:rFonts w:hint="eastAsia"/>
         </w:rPr>
-        <w:t>랜덤한</w:t>
+        <w:t>DNA는</w:t>
       </w:r>
       <w:proofErr w:type="spellEnd"/>
       <w:r>
         <w:rPr>
           <w:rFonts w:hint="eastAsia"/>
         </w:rPr>
-        <w:t xml:space="preserve"> 능력과 플레이어의 조작 역량을 결합하여 스테이지를 클리어한다.</w:t>
-      </w:r>
-    </w:p>
-    <w:p>
-      <w:r>
-        <w:rPr>
-          <w:rFonts w:hint="eastAsia"/>
-        </w:rPr>
-        <w:t xml:space="preserve">좀비 컨셉의 플레이어 캐릭터가 인간형 적(범죄자 / 악인 / CEO ) 과 외계인을 물리쳐 DAN(경험치)를 획득한다. 획득한 </w:t>
-      </w:r>
-      <w:proofErr w:type="spellStart"/>
-      <w:r>
-        <w:rPr>
-          <w:rFonts w:hint="eastAsia"/>
-        </w:rPr>
-        <w:t>DNA는</w:t>
-      </w:r>
-      <w:proofErr w:type="spellEnd"/>
-      <w:r>
-        <w:rPr>
-          <w:rFonts w:hint="eastAsia"/>
-        </w:rPr>
-        <w:t xml:space="preserve"> </w:t>
-      </w:r>
-      <w:proofErr w:type="spellStart"/>
-      <w:r>
-        <w:rPr>
-          <w:rFonts w:hint="eastAsia"/>
-        </w:rPr>
-        <w:t>인게임</w:t>
-      </w:r>
-      <w:proofErr w:type="spellEnd"/>
-      <w:r>
-        <w:rPr>
-          <w:rFonts w:hint="eastAsia"/>
-        </w:rPr>
-        <w:t xml:space="preserve"> 내의 성장 요소로 작용하여 스킬과 </w:t>
+        <w:t xml:space="preserve"> 인게임 내의 성장 요소로 작용하여 스킬과 </w:t>
       </w:r>
     </w:p>
     <w:p/>
@@ -4530,21 +4734,7 @@
         <w:rPr>
           <w:rFonts w:hint="eastAsia"/>
         </w:rPr>
-        <w:t xml:space="preserve">저주 유물과 리스크 유물을 도입하여 강력한 이점과 동시에 </w:t>
-      </w:r>
-      <w:proofErr w:type="spellStart"/>
-      <w:r>
-        <w:rPr>
-          <w:rFonts w:hint="eastAsia"/>
-        </w:rPr>
-        <w:t>패널티를</w:t>
-      </w:r>
-      <w:proofErr w:type="spellEnd"/>
-      <w:r>
-        <w:rPr>
-          <w:rFonts w:hint="eastAsia"/>
-        </w:rPr>
-        <w:t xml:space="preserve"> 부과.</w:t>
+        <w:t>저주 유물과 리스크 유물을 도입하여 강력한 이점과 동시에 패널티를 부과.</w:t>
       </w:r>
     </w:p>
     <w:p/>
@@ -4774,35 +4964,7 @@
         <w:rPr>
           <w:rFonts w:hint="eastAsia"/>
         </w:rPr>
-        <w:t xml:space="preserve">게임 시작 =&gt; 사전 </w:t>
-      </w:r>
-      <w:proofErr w:type="spellStart"/>
-      <w:r>
-        <w:rPr>
-          <w:rFonts w:hint="eastAsia"/>
-        </w:rPr>
-        <w:t>룰렛</w:t>
-      </w:r>
-      <w:proofErr w:type="spellEnd"/>
-      <w:r>
-        <w:rPr>
-          <w:rFonts w:hint="eastAsia"/>
-        </w:rPr>
-        <w:t xml:space="preserve"> =&gt; 스테이지 전투 =&gt; 엘리트 몬스터 등장 =&gt; 유물 획득 =&gt;  </w:t>
-      </w:r>
-      <w:proofErr w:type="spellStart"/>
-      <w:r>
-        <w:rPr>
-          <w:rFonts w:hint="eastAsia"/>
-        </w:rPr>
-        <w:t>n분</w:t>
-      </w:r>
-      <w:proofErr w:type="spellEnd"/>
-      <w:r>
-        <w:rPr>
-          <w:rFonts w:hint="eastAsia"/>
-        </w:rPr>
-        <w:t xml:space="preserve"> 간격의 보스 등장 =&gt; 증강 획득 =&gt; 최종 보스 클리어 =&gt; 다음 스테이지</w:t>
+        <w:t>게임 시작 =&gt; 사전 룰렛 =&gt; 스테이지 전투 =&gt; 엘리트 몬스터 등장 =&gt; 유물 획득 =&gt;  n분 간격의 보스 등장 =&gt; 증강 획득 =&gt; 최종 보스 클리어 =&gt; 다음 스테이지</w:t>
       </w:r>
     </w:p>
     <w:p>
@@ -4844,19 +5006,11 @@
         </w:numPr>
       </w:pPr>
       <w:bookmarkStart w:id="13" w:name="_Toc243523917"/>
-      <w:proofErr w:type="spellStart"/>
-      <w:r>
-        <w:rPr>
-          <w:rFonts w:hint="eastAsia"/>
-        </w:rPr>
-        <w:t>룰렛</w:t>
-      </w:r>
-      <w:proofErr w:type="spellEnd"/>
-      <w:r>
-        <w:rPr>
-          <w:rFonts w:hint="eastAsia"/>
-        </w:rPr>
-        <w:t xml:space="preserve"> 및 선택지 시스템</w:t>
+      <w:r>
+        <w:rPr>
+          <w:rFonts w:hint="eastAsia"/>
+        </w:rPr>
+        <w:t>룰렛 및 선택지 시스템</w:t>
       </w:r>
       <w:bookmarkEnd w:id="13"/>
     </w:p>
@@ -4873,17 +5027,9 @@
         <w:rPr>
           <w:rFonts w:hint="eastAsia"/>
         </w:rPr>
-        <w:t xml:space="preserve">사전 </w:t>
-      </w:r>
-      <w:proofErr w:type="spellStart"/>
-      <w:r>
-        <w:rPr>
-          <w:rFonts w:hint="eastAsia"/>
-        </w:rPr>
-        <w:t>룰렛</w:t>
+        <w:t>사전 룰렛</w:t>
       </w:r>
       <w:bookmarkEnd w:id="14"/>
-      <w:proofErr w:type="spellEnd"/>
     </w:p>
     <w:p>
       <w:r>
@@ -4937,21 +5083,7 @@
         <w:rPr>
           <w:rFonts w:hint="eastAsia"/>
         </w:rPr>
-        <w:t xml:space="preserve">유물 및 </w:t>
-      </w:r>
-      <w:proofErr w:type="spellStart"/>
-      <w:r>
-        <w:rPr>
-          <w:rFonts w:hint="eastAsia"/>
-        </w:rPr>
-        <w:t>스탯</w:t>
-      </w:r>
-      <w:proofErr w:type="spellEnd"/>
-      <w:r>
-        <w:rPr>
-          <w:rFonts w:hint="eastAsia"/>
-        </w:rPr>
-        <w:t xml:space="preserve"> 증강 시스템</w:t>
+        <w:t>유물 및 스탯 증강 시스템</w:t>
       </w:r>
       <w:bookmarkEnd w:id="16"/>
     </w:p>
@@ -4971,23 +5103,7 @@
     </w:p>
     <w:p>
       <w:r>
-        <w:t xml:space="preserve">엘리트 몬스터 처치 시 획득하며, 강력한 이점과 동시에 치명적인 </w:t>
-      </w:r>
-      <w:proofErr w:type="spellStart"/>
-      <w:r>
-        <w:t>패널티를</w:t>
-      </w:r>
-      <w:proofErr w:type="spellEnd"/>
-      <w:r>
-        <w:t xml:space="preserve"> 부과하는 </w:t>
-      </w:r>
-      <w:proofErr w:type="spellStart"/>
-      <w:r>
-        <w:t>하이리스크</w:t>
-      </w:r>
-      <w:proofErr w:type="spellEnd"/>
-      <w:r>
-        <w:t xml:space="preserve"> 하이리턴 요소</w:t>
+        <w:t>엘리트 몬스터 처치 시 획득하며, 강력한 이점과 동시에 치명적인 패널티를 부과하는 하이리스크 하이리턴 요소</w:t>
       </w:r>
       <w:r>
         <w:rPr>
@@ -5015,21 +5131,8 @@
       <w:bookmarkEnd w:id="18"/>
     </w:p>
     <w:p>
-      <w:proofErr w:type="spellStart"/>
-      <w:r>
-        <w:t>n분</w:t>
-      </w:r>
-      <w:proofErr w:type="spellEnd"/>
-      <w:r>
-        <w:t xml:space="preserve"> 간격으로 등장하는 보스를 처치할 경우 플레이어의 </w:t>
-      </w:r>
-      <w:proofErr w:type="spellStart"/>
-      <w:r>
-        <w:t>스탯을</w:t>
-      </w:r>
-      <w:proofErr w:type="spellEnd"/>
-      <w:r>
-        <w:t xml:space="preserve"> 크게 향상시키는 증강</w:t>
+      <w:r>
+        <w:t>n분 간격으로 등장하는 보스를 처치할 경우 플레이어의 스탯을 크게 향상시키는 증강</w:t>
       </w:r>
       <w:r>
         <w:rPr>
@@ -5722,7 +5825,6 @@
                 <w:lang w:val="en-US"/>
               </w:rPr>
             </w:pPr>
-            <w:proofErr w:type="spellStart"/>
             <w:r>
               <w:rPr>
                 <w:rFonts w:ascii="맑은 고딕" w:eastAsia="맑은 고딕" w:hAnsi="맑은 고딕" w:cs="굴림"/>
@@ -5733,7 +5835,6 @@
               </w:rPr>
               <w:t>Fusion</w:t>
             </w:r>
-            <w:proofErr w:type="spellEnd"/>
           </w:p>
         </w:tc>
         <w:tc>
@@ -5892,87 +5993,67 @@
         </w:numPr>
       </w:pPr>
       <w:bookmarkStart w:id="22" w:name="_Toc243523925"/>
+      <w:bookmarkStart w:id="23" w:name="_Ref243612709"/>
+      <w:bookmarkStart w:id="24" w:name="_Ref243612712"/>
+      <w:r>
+        <w:rPr>
+          <w:rFonts w:hint="eastAsia"/>
+        </w:rPr>
+        <w:t>약공격 스킬</w:t>
+      </w:r>
+      <w:bookmarkEnd w:id="22"/>
+      <w:bookmarkEnd w:id="23"/>
+      <w:bookmarkEnd w:id="24"/>
+    </w:p>
+    <w:p>
+      <w:pPr>
+        <w:rPr>
+          <w:noProof/>
+        </w:rPr>
+      </w:pPr>
+      <w:r>
+        <w:rPr>
+          <w:rFonts w:hint="eastAsia"/>
+        </w:rPr>
+        <w:t>엘리</w:t>
+      </w:r>
+      <w:r>
+        <w:rPr>
+          <w:rFonts w:hint="eastAsia"/>
+        </w:rPr>
+        <w:t>트</w:t>
+      </w:r>
+      <w:r>
+        <w:rPr>
+          <w:rFonts w:hint="eastAsia"/>
+        </w:rPr>
+        <w:t>와 보스</w:t>
+      </w:r>
+      <w:r>
+        <w:rPr>
+          <w:rFonts w:hint="eastAsia"/>
+        </w:rPr>
+        <w:t xml:space="preserve"> 몬스터</w:t>
+      </w:r>
+      <w:r>
+        <w:rPr>
+          <w:rFonts w:hint="eastAsia"/>
+        </w:rPr>
+        <w:t xml:space="preserve">를 상대하기 위한 주요 수단으로 </w:t>
+      </w:r>
       <w:proofErr w:type="spellStart"/>
       <w:r>
         <w:rPr>
           <w:rFonts w:hint="eastAsia"/>
         </w:rPr>
-        <w:t>약공격</w:t>
+        <w:t>설정한다.이동</w:t>
       </w:r>
       <w:proofErr w:type="spellEnd"/>
       <w:r>
         <w:rPr>
           <w:rFonts w:hint="eastAsia"/>
         </w:rPr>
-        <w:t xml:space="preserve"> 스킬</w:t>
-      </w:r>
-      <w:bookmarkEnd w:id="22"/>
-    </w:p>
-    <w:p>
-      <w:pPr>
-        <w:rPr>
-          <w:noProof/>
-        </w:rPr>
-      </w:pPr>
-      <w:r>
-        <w:rPr>
-          <w:rFonts w:hint="eastAsia"/>
-        </w:rPr>
-        <w:t>엘리</w:t>
-      </w:r>
-      <w:r>
-        <w:rPr>
-          <w:rFonts w:hint="eastAsia"/>
-        </w:rPr>
-        <w:t>트</w:t>
-      </w:r>
-      <w:r>
-        <w:rPr>
-          <w:rFonts w:hint="eastAsia"/>
-        </w:rPr>
-        <w:t>와 보스</w:t>
-      </w:r>
-      <w:r>
-        <w:rPr>
-          <w:rFonts w:hint="eastAsia"/>
-        </w:rPr>
-        <w:t xml:space="preserve"> 몬스터</w:t>
-      </w:r>
-      <w:r>
-        <w:rPr>
-          <w:rFonts w:hint="eastAsia"/>
-        </w:rPr>
-        <w:t xml:space="preserve">를 상대하기 위한 주요 수단으로 </w:t>
-      </w:r>
-      <w:proofErr w:type="spellStart"/>
-      <w:proofErr w:type="gramStart"/>
-      <w:r>
-        <w:rPr>
-          <w:rFonts w:hint="eastAsia"/>
-        </w:rPr>
-        <w:t>설정한다.이동</w:t>
-      </w:r>
-      <w:proofErr w:type="spellEnd"/>
-      <w:proofErr w:type="gramEnd"/>
-      <w:r>
-        <w:rPr>
-          <w:rFonts w:hint="eastAsia"/>
-        </w:rPr>
-        <w:t xml:space="preserve"> 중 적을 공격하여 즉시 </w:t>
-      </w:r>
-      <w:proofErr w:type="spellStart"/>
-      <w:r>
-        <w:rPr>
-          <w:rFonts w:hint="eastAsia"/>
-        </w:rPr>
-        <w:t>시전되는</w:t>
-      </w:r>
-      <w:proofErr w:type="spellEnd"/>
-      <w:r>
-        <w:rPr>
-          <w:rFonts w:hint="eastAsia"/>
-        </w:rPr>
-        <w:t xml:space="preserve"> 공격이</w:t>
+        <w:t xml:space="preserve"> 중 적을 공격하여 즉시 시전되는 공격이</w:t>
       </w:r>
       <w:r>
         <w:rPr>
@@ -5984,73 +6065,16 @@
         <w:rPr>
           <w:rFonts w:hint="eastAsia"/>
         </w:rPr>
+        <w:t xml:space="preserve"> 약공격 버튼을 눌러서 사용 가능하다.</w:t>
+      </w:r>
+      <w:r>
+        <w:rPr>
+          <w:rFonts w:hint="eastAsia"/>
+        </w:rPr>
         <w:t xml:space="preserve"> </w:t>
       </w:r>
-      <w:proofErr w:type="spellStart"/>
-      <w:r>
-        <w:rPr>
-          <w:rFonts w:hint="eastAsia"/>
-        </w:rPr>
-        <w:t>약공격</w:t>
-      </w:r>
-      <w:proofErr w:type="spellEnd"/>
-      <w:r>
-        <w:rPr>
-          <w:rFonts w:hint="eastAsia"/>
-        </w:rPr>
-        <w:t xml:space="preserve"> 버튼을 눌러서 사용 가능하다.</w:t>
-      </w:r>
-      <w:r>
-        <w:rPr>
-          <w:rFonts w:hint="eastAsia"/>
-        </w:rPr>
-        <w:t xml:space="preserve"> 모든 </w:t>
-      </w:r>
-      <w:proofErr w:type="spellStart"/>
-      <w:r>
-        <w:rPr>
-          <w:rFonts w:hint="eastAsia"/>
-        </w:rPr>
-        <w:t>약공격</w:t>
-      </w:r>
-      <w:proofErr w:type="spellEnd"/>
-      <w:r>
-        <w:rPr>
-          <w:rFonts w:hint="eastAsia"/>
-        </w:rPr>
-        <w:t xml:space="preserve"> 스킬은</w:t>
-      </w:r>
-      <w:r>
-        <w:rPr>
-          <w:rFonts w:hint="eastAsia"/>
-        </w:rPr>
-        <w:t xml:space="preserve"> </w:t>
-      </w:r>
-      <w:r>
-        <w:rPr>
-          <w:rFonts w:hint="eastAsia"/>
-        </w:rPr>
-        <w:t>시전 대기 시간 (</w:t>
-      </w:r>
-      <w:proofErr w:type="spellStart"/>
-      <w:r>
-        <w:rPr>
-          <w:rFonts w:hint="eastAsia"/>
-        </w:rPr>
-        <w:t>쿨다운</w:t>
-      </w:r>
-      <w:proofErr w:type="spellEnd"/>
-      <w:r>
-        <w:rPr>
-          <w:rFonts w:hint="eastAsia"/>
-        </w:rPr>
-        <w:t>)을 2초 이내로 설정한다.</w:t>
-      </w:r>
-      <w:r>
-        <w:rPr>
-          <w:rFonts w:hint="eastAsia"/>
-        </w:rPr>
-        <w:t xml:space="preserve"> </w:t>
+      <w:r>
+        <w:t>애니메이션으로 공격의 딜레이를 준다.</w:t>
       </w:r>
       <w:r>
         <w:rPr>
@@ -6110,72 +6134,38 @@
           <w:bCs/>
         </w:rPr>
       </w:pPr>
-      <w:proofErr w:type="spellStart"/>
       <w:r>
         <w:rPr>
           <w:rFonts w:hint="eastAsia"/>
           <w:b/>
           <w:bCs/>
         </w:rPr>
-        <w:t>약공격</w:t>
-      </w:r>
-      <w:proofErr w:type="spellEnd"/>
-      <w:r>
-        <w:rPr>
-          <w:rFonts w:hint="eastAsia"/>
+        <w:t>약공격 버튼</w:t>
+      </w:r>
+    </w:p>
+    <w:p>
+      <w:r>
+        <w:rPr>
+          <w:rFonts w:hint="eastAsia"/>
+        </w:rPr>
+        <w:t xml:space="preserve">버튼을 누르면 지니고 있는 약공격 스킬이 사용된다. </w:t>
+      </w:r>
+    </w:p>
+    <w:p/>
+    <w:p>
+      <w:pPr>
+        <w:rPr>
           <w:b/>
           <w:bCs/>
         </w:rPr>
-        <w:t xml:space="preserve"> 버튼</w:t>
-      </w:r>
-    </w:p>
-    <w:p>
-      <w:r>
-        <w:rPr>
-          <w:rFonts w:hint="eastAsia"/>
-        </w:rPr>
-        <w:t xml:space="preserve">버튼을 누르면 지니고 있는 </w:t>
-      </w:r>
-      <w:proofErr w:type="spellStart"/>
-      <w:r>
-        <w:rPr>
-          <w:rFonts w:hint="eastAsia"/>
-        </w:rPr>
-        <w:t>약공격</w:t>
-      </w:r>
-      <w:proofErr w:type="spellEnd"/>
-      <w:r>
-        <w:rPr>
-          <w:rFonts w:hint="eastAsia"/>
-        </w:rPr>
-        <w:t xml:space="preserve"> 스킬이 사용된다. </w:t>
-      </w:r>
-    </w:p>
-    <w:p/>
-    <w:p>
-      <w:pPr>
-        <w:rPr>
+      </w:pPr>
+      <w:r>
+        <w:rPr>
+          <w:rFonts w:hint="eastAsia"/>
           <w:b/>
           <w:bCs/>
         </w:rPr>
-      </w:pPr>
-      <w:proofErr w:type="spellStart"/>
-      <w:r>
-        <w:rPr>
-          <w:rFonts w:hint="eastAsia"/>
-          <w:b/>
-          <w:bCs/>
-        </w:rPr>
-        <w:t>약공격</w:t>
-      </w:r>
-      <w:proofErr w:type="spellEnd"/>
-      <w:r>
-        <w:rPr>
-          <w:rFonts w:hint="eastAsia"/>
-          <w:b/>
-          <w:bCs/>
-        </w:rPr>
-        <w:t xml:space="preserve"> </w:t>
+        <w:t xml:space="preserve">약공격 </w:t>
       </w:r>
     </w:p>
     <w:p>
@@ -6207,22 +6197,14 @@
           <w:numId w:val="15"/>
         </w:numPr>
       </w:pPr>
-      <w:bookmarkStart w:id="23" w:name="_Toc243523926"/>
-      <w:proofErr w:type="spellStart"/>
-      <w:r>
-        <w:rPr>
-          <w:rFonts w:hint="eastAsia"/>
-        </w:rPr>
-        <w:t>강공격</w:t>
-      </w:r>
-      <w:proofErr w:type="spellEnd"/>
-      <w:r>
-        <w:rPr>
-          <w:rFonts w:hint="eastAsia"/>
-        </w:rPr>
-        <w:t xml:space="preserve"> 스킬</w:t>
-      </w:r>
-      <w:bookmarkEnd w:id="23"/>
+      <w:bookmarkStart w:id="25" w:name="_Toc243523926"/>
+      <w:r>
+        <w:rPr>
+          <w:rFonts w:hint="eastAsia"/>
+        </w:rPr>
+        <w:t>강공격 스킬</w:t>
+      </w:r>
+      <w:bookmarkEnd w:id="25"/>
     </w:p>
     <w:p>
       <w:r>
@@ -6231,47 +6213,11 @@
         </w:rPr>
         <w:t xml:space="preserve">보스 몬스터를 주력으로 상대하기 위한 수단으로 설정한다. </w:t>
       </w:r>
-      <w:proofErr w:type="spellStart"/>
-      <w:r>
-        <w:rPr>
-          <w:rFonts w:hint="eastAsia"/>
-        </w:rPr>
-        <w:t>강공격</w:t>
-      </w:r>
-      <w:proofErr w:type="spellEnd"/>
-      <w:r>
-        <w:rPr>
-          <w:rFonts w:hint="eastAsia"/>
-        </w:rPr>
-        <w:t xml:space="preserve"> 버튼을 누르면 사용 가능하며 플레이어에게 </w:t>
-      </w:r>
-      <w:proofErr w:type="spellStart"/>
-      <w:r>
-        <w:rPr>
-          <w:rFonts w:hint="eastAsia"/>
-        </w:rPr>
-        <w:t>차징</w:t>
-      </w:r>
-      <w:proofErr w:type="spellEnd"/>
-      <w:r>
-        <w:rPr>
-          <w:rFonts w:hint="eastAsia"/>
-        </w:rPr>
-        <w:t xml:space="preserve"> 혹은 시전시간이 요구된다. </w:t>
-      </w:r>
-      <w:proofErr w:type="spellStart"/>
-      <w:r>
-        <w:rPr>
-          <w:rFonts w:hint="eastAsia"/>
-        </w:rPr>
-        <w:t>시전시간은</w:t>
-      </w:r>
-      <w:proofErr w:type="spellEnd"/>
-      <w:r>
-        <w:rPr>
-          <w:rFonts w:hint="eastAsia"/>
-        </w:rPr>
-        <w:t xml:space="preserve"> 1초 미만으로 설정한다.</w:t>
+      <w:r>
+        <w:rPr>
+          <w:rFonts w:hint="eastAsia"/>
+        </w:rPr>
+        <w:t>강공격 버튼을 누르면 사용 가능하며 플레이어에게 차징 혹은 시전시간이 요구된다. 시전시간은 1초 미만으로 설정한다.</w:t>
       </w:r>
     </w:p>
     <w:p>
@@ -6339,35 +6285,7 @@
         <w:rPr>
           <w:rFonts w:hint="eastAsia"/>
         </w:rPr>
-        <w:t xml:space="preserve"> 따라 </w:t>
-      </w:r>
-      <w:proofErr w:type="spellStart"/>
-      <w:r>
-        <w:rPr>
-          <w:rFonts w:hint="eastAsia"/>
-        </w:rPr>
-        <w:t>차징</w:t>
-      </w:r>
-      <w:proofErr w:type="spellEnd"/>
-      <w:r>
-        <w:rPr>
-          <w:rFonts w:hint="eastAsia"/>
-        </w:rPr>
-        <w:t xml:space="preserve"> 이펙트가 길어지거나 </w:t>
-      </w:r>
-      <w:proofErr w:type="spellStart"/>
-      <w:r>
-        <w:rPr>
-          <w:rFonts w:hint="eastAsia"/>
-        </w:rPr>
-        <w:t>차징</w:t>
-      </w:r>
-      <w:proofErr w:type="spellEnd"/>
-      <w:r>
-        <w:rPr>
-          <w:rFonts w:hint="eastAsia"/>
-        </w:rPr>
-        <w:t xml:space="preserve"> 범위가 넓어지는 등의 가시화 이펙트가 존재한다.</w:t>
+        <w:t xml:space="preserve"> 따라 차징 이펙트가 길어지거나 차징 범위가 넓어지는 등의 가시화 이펙트가 존재한다.</w:t>
       </w:r>
     </w:p>
     <w:p>
@@ -6430,51 +6348,39 @@
           <w:bCs/>
         </w:rPr>
       </w:pPr>
-      <w:proofErr w:type="spellStart"/>
       <w:r>
         <w:rPr>
           <w:rFonts w:hint="eastAsia"/>
           <w:b/>
           <w:bCs/>
         </w:rPr>
-        <w:t>강공격</w:t>
-      </w:r>
-      <w:proofErr w:type="spellEnd"/>
-      <w:r>
-        <w:rPr>
-          <w:rFonts w:hint="eastAsia"/>
+        <w:t>강공격 버튼</w:t>
+      </w:r>
+    </w:p>
+    <w:p>
+      <w:r>
+        <w:rPr>
+          <w:rFonts w:hint="eastAsia"/>
+        </w:rPr>
+        <w:t xml:space="preserve">버튼을 누르고 있으면 강공격의 사용이 가능하다. </w:t>
+      </w:r>
+    </w:p>
+    <w:p/>
+    <w:p>
+      <w:pPr>
+        <w:rPr>
           <w:b/>
           <w:bCs/>
         </w:rPr>
-        <w:t xml:space="preserve"> 버튼</w:t>
-      </w:r>
-    </w:p>
-    <w:p>
-      <w:r>
-        <w:rPr>
-          <w:rFonts w:hint="eastAsia"/>
-        </w:rPr>
-        <w:t xml:space="preserve">버튼을 누르고 있으면 강공격의 사용이 가능하다. </w:t>
-      </w:r>
-    </w:p>
-    <w:p/>
-    <w:p>
-      <w:pPr>
-        <w:rPr>
+      </w:pPr>
+      <w:r>
+        <w:rPr>
+          <w:rFonts w:hint="eastAsia"/>
           <w:b/>
           <w:bCs/>
         </w:rPr>
-      </w:pPr>
-      <w:proofErr w:type="spellStart"/>
-      <w:r>
-        <w:rPr>
-          <w:rFonts w:hint="eastAsia"/>
-          <w:b/>
-          <w:bCs/>
-        </w:rPr>
         <w:t>강공격</w:t>
       </w:r>
-      <w:proofErr w:type="spellEnd"/>
     </w:p>
     <w:p>
       <w:r>
@@ -6510,14 +6416,14 @@
           <w:numId w:val="15"/>
         </w:numPr>
       </w:pPr>
-      <w:bookmarkStart w:id="24" w:name="_Toc243523927"/>
+      <w:bookmarkStart w:id="26" w:name="_Toc243523927"/>
       <w:r>
         <w:rPr>
           <w:rFonts w:hint="eastAsia"/>
         </w:rPr>
         <w:t>보조 전략 스킬</w:t>
       </w:r>
-      <w:bookmarkEnd w:id="24"/>
+      <w:bookmarkEnd w:id="26"/>
     </w:p>
     <w:p>
       <w:r>
@@ -6607,21 +6513,7 @@
         <w:rPr>
           <w:rFonts w:hint="eastAsia"/>
         </w:rPr>
-        <w:t xml:space="preserve">튼을 누르면 즉발로 사용된다. </w:t>
-      </w:r>
-      <w:proofErr w:type="spellStart"/>
-      <w:r>
-        <w:rPr>
-          <w:rFonts w:hint="eastAsia"/>
-        </w:rPr>
-        <w:t>쿨타임은</w:t>
-      </w:r>
-      <w:proofErr w:type="spellEnd"/>
-      <w:r>
-        <w:rPr>
-          <w:rFonts w:hint="eastAsia"/>
-        </w:rPr>
-        <w:t xml:space="preserve"> 6초에서 10초 사이로 제한한다.</w:t>
+        <w:t>튼을 누르면 즉발로 사용된다. 쿨타임은 6초에서 10초 사이로 제한한다.</w:t>
       </w:r>
     </w:p>
     <w:p/>
@@ -6642,19 +6534,11 @@
       </w:r>
     </w:p>
     <w:p>
-      <w:proofErr w:type="spellStart"/>
-      <w:r>
-        <w:rPr>
-          <w:rFonts w:hint="eastAsia"/>
-        </w:rPr>
-        <w:t>스탯의</w:t>
-      </w:r>
-      <w:proofErr w:type="spellEnd"/>
-      <w:r>
-        <w:rPr>
-          <w:rFonts w:hint="eastAsia"/>
-        </w:rPr>
-        <w:t xml:space="preserve"> 강화, 회복, 일시 무적 등이 사용된다. 모든 전략 스킬의 종류는 추후 별도의 표 혹은 테이블로 정리한다.</w:t>
+      <w:r>
+        <w:rPr>
+          <w:rFonts w:hint="eastAsia"/>
+        </w:rPr>
+        <w:t>스탯의 강화, 회복, 일시 무적 등이 사용된다. 모든 전략 스킬의 종류는 추후 별도의 표 혹은 테이블로 정리한다.</w:t>
       </w:r>
     </w:p>
     <w:p/>
@@ -6667,16 +6551,16 @@
           <w:numId w:val="15"/>
         </w:numPr>
       </w:pPr>
-      <w:bookmarkStart w:id="25" w:name="_Ref243523898"/>
-      <w:bookmarkStart w:id="26" w:name="_Toc243523928"/>
+      <w:bookmarkStart w:id="27" w:name="_Ref243523898"/>
+      <w:bookmarkStart w:id="28" w:name="_Toc243523928"/>
       <w:r>
         <w:rPr>
           <w:rFonts w:hint="eastAsia"/>
         </w:rPr>
         <w:t>속성 시스템</w:t>
       </w:r>
-      <w:bookmarkEnd w:id="25"/>
-      <w:bookmarkEnd w:id="26"/>
+      <w:bookmarkEnd w:id="27"/>
+      <w:bookmarkEnd w:id="28"/>
     </w:p>
     <w:p/>
     <w:p>
@@ -6799,37 +6683,10 @@
           <w:rFonts w:hint="eastAsia"/>
         </w:rPr>
         <w:lastRenderedPageBreak/>
-        <w:t xml:space="preserve">두가지의 스킬을 조합하여 </w:t>
-      </w:r>
-      <w:proofErr w:type="spellStart"/>
-      <w:r>
-        <w:rPr>
-          <w:rFonts w:hint="eastAsia"/>
-        </w:rPr>
-        <w:t>Fusion</w:t>
-      </w:r>
-      <w:proofErr w:type="spellEnd"/>
-      <w:r>
-        <w:rPr>
-          <w:rFonts w:hint="eastAsia"/>
-        </w:rPr>
-        <w:t xml:space="preserve">  등급으로 만들 수 있다.</w:t>
-      </w:r>
-    </w:p>
-    <w:p>
-      <w:r>
-        <w:br w:type="page"/>
+        <w:t>두가지의 스킬을 조합하여 Fusion 등급으로 만들 수 있다.</w:t>
       </w:r>
     </w:p>
     <w:p/>
-    <w:p/>
-    <w:p>
-      <w:pPr>
-        <w:rPr>
-          <w:lang w:eastAsia="ko"/>
-        </w:rPr>
-      </w:pPr>
-    </w:p>
     <w:p>
       <w:pPr>
         <w:pStyle w:val="2"/>
@@ -6838,14 +6695,70 @@
           <w:numId w:val="15"/>
         </w:numPr>
       </w:pPr>
-      <w:bookmarkStart w:id="27" w:name="_Toc243523929"/>
+      <w:r>
+        <w:rPr>
+          <w:rFonts w:hint="eastAsia"/>
+        </w:rPr>
+        <w:t>패링 및 방어 시스템</w:t>
+      </w:r>
+    </w:p>
+    <w:p>
+      <w:pPr>
+        <w:rPr>
+          <w:rFonts w:hint="eastAsia"/>
+        </w:rPr>
+      </w:pPr>
+      <w:r>
+        <w:rPr>
+          <w:rFonts w:hint="eastAsia"/>
+        </w:rPr>
+        <w:t xml:space="preserve">보스의 공격을 막거나 튕겨내는 시스템이다. </w:t>
+      </w:r>
+      <w:r>
+        <w:rPr>
+          <w:rFonts w:hint="eastAsia"/>
+        </w:rPr>
+        <w:t>단순 회피/공격 반복에서 벗어나, 적의 공격 타이밍에 맞춘 정밀 방어/반격 플레이를 통해 전투 몰입감과 손맛을 극대화한다.</w:t>
+      </w:r>
+      <w:r>
+        <w:rPr>
+          <w:rFonts w:hint="eastAsia"/>
+        </w:rPr>
+        <w:t xml:space="preserve"> 상세한 내용은 </w:t>
+      </w:r>
+      <w:r>
+        <w:t>Zomso_Parrying_기획서.docx</w:t>
+      </w:r>
+      <w:r>
+        <w:rPr>
+          <w:rFonts w:hint="eastAsia"/>
+        </w:rPr>
+        <w:t>에서 다룬다.</w:t>
+      </w:r>
+    </w:p>
+    <w:p>
+      <w:pPr>
+        <w:rPr>
+          <w:rFonts w:hint="eastAsia"/>
+        </w:rPr>
+      </w:pPr>
+    </w:p>
+    <w:p>
+      <w:pPr>
+        <w:pStyle w:val="2"/>
+        <w:numPr>
+          <w:ilvl w:val="1"/>
+          <w:numId w:val="15"/>
+        </w:numPr>
+      </w:pPr>
+      <w:bookmarkStart w:id="29" w:name="_Toc243523929"/>
       <w:r>
         <w:rPr>
           <w:rFonts w:hint="eastAsia"/>
         </w:rPr>
         <w:t>스테이지 전개 시스템</w:t>
       </w:r>
-      <w:bookmarkEnd w:id="27"/>
+      <w:bookmarkEnd w:id="29"/>
     </w:p>
     <w:p>
       <w:r>
@@ -6867,7 +6780,7 @@
           <w:numId w:val="15"/>
         </w:numPr>
       </w:pPr>
-      <w:bookmarkStart w:id="28" w:name="_Toc243523930"/>
+      <w:bookmarkStart w:id="30" w:name="_Toc243523930"/>
       <w:r>
         <w:rPr>
           <w:rFonts w:hint="eastAsia"/>
@@ -6880,7 +6793,7 @@
         </w:rPr>
         <w:t>요소</w:t>
       </w:r>
-      <w:bookmarkEnd w:id="28"/>
+      <w:bookmarkEnd w:id="30"/>
     </w:p>
     <w:p>
       <w:pPr>
@@ -6890,59 +6803,29 @@
           <w:numId w:val="15"/>
         </w:numPr>
       </w:pPr>
-      <w:bookmarkStart w:id="29" w:name="_Toc243523931"/>
+      <w:bookmarkStart w:id="31" w:name="_Toc243523931"/>
       <w:r>
         <w:rPr>
           <w:rFonts w:hint="eastAsia"/>
         </w:rPr>
         <w:t>플레이어</w:t>
       </w:r>
-      <w:bookmarkEnd w:id="29"/>
-    </w:p>
-    <w:p>
-      <w:r>
-        <w:rPr>
-          <w:rFonts w:hint="eastAsia"/>
-        </w:rPr>
-        <w:t xml:space="preserve">조작 및 </w:t>
-      </w:r>
-      <w:proofErr w:type="gramStart"/>
-      <w:r>
-        <w:rPr>
-          <w:rFonts w:hint="eastAsia"/>
-        </w:rPr>
-        <w:t>생존 :</w:t>
-      </w:r>
-      <w:proofErr w:type="gramEnd"/>
-      <w:r>
-        <w:rPr>
-          <w:rFonts w:hint="eastAsia"/>
-        </w:rPr>
-        <w:t xml:space="preserve"> 기본 이동, </w:t>
-      </w:r>
-      <w:proofErr w:type="spellStart"/>
-      <w:r>
-        <w:rPr>
-          <w:rFonts w:hint="eastAsia"/>
-        </w:rPr>
-        <w:t>회피기</w:t>
-      </w:r>
-      <w:proofErr w:type="spellEnd"/>
-    </w:p>
-    <w:p>
-      <w:proofErr w:type="gramStart"/>
-      <w:r>
-        <w:rPr>
-          <w:rFonts w:hint="eastAsia"/>
-        </w:rPr>
-        <w:t>전투 :</w:t>
-      </w:r>
-      <w:proofErr w:type="gramEnd"/>
-      <w:r>
-        <w:rPr>
-          <w:rFonts w:hint="eastAsia"/>
-        </w:rPr>
-        <w:t xml:space="preserve"> 무기 1종을 활용한 자동 공격, 3개의 액티브 스킬</w:t>
+      <w:bookmarkEnd w:id="31"/>
+    </w:p>
+    <w:p>
+      <w:r>
+        <w:rPr>
+          <w:rFonts w:hint="eastAsia"/>
+        </w:rPr>
+        <w:t>조작 및 생존 : 기본 이동, 회피기</w:t>
+      </w:r>
+    </w:p>
+    <w:p>
+      <w:r>
+        <w:rPr>
+          <w:rFonts w:hint="eastAsia"/>
+        </w:rPr>
+        <w:t>전투 : 무기 1종을 활용한 자동 공격, 3개의 액티브 스킬</w:t>
       </w:r>
     </w:p>
     <w:p/>
@@ -6954,45 +6837,31 @@
           <w:numId w:val="15"/>
         </w:numPr>
       </w:pPr>
-      <w:bookmarkStart w:id="30" w:name="_Toc243523932"/>
+      <w:bookmarkStart w:id="32" w:name="_Toc243523932"/>
+      <w:bookmarkStart w:id="33" w:name="_Ref243612752"/>
       <w:r>
         <w:rPr>
           <w:rFonts w:hint="eastAsia"/>
         </w:rPr>
         <w:t>몬스터</w:t>
       </w:r>
-      <w:bookmarkEnd w:id="30"/>
-    </w:p>
-    <w:p>
-      <w:proofErr w:type="gramStart"/>
-      <w:r>
-        <w:rPr>
-          <w:rFonts w:hint="eastAsia"/>
-        </w:rPr>
-        <w:t>일반 :</w:t>
-      </w:r>
-      <w:proofErr w:type="gramEnd"/>
-      <w:r>
-        <w:rPr>
-          <w:rFonts w:hint="eastAsia"/>
-        </w:rPr>
-        <w:t xml:space="preserve"> 플레이어 추적, 충돌 데미지, 투사체 공격</w:t>
-      </w:r>
-    </w:p>
-    <w:p>
-      <w:proofErr w:type="gramStart"/>
-      <w:r>
-        <w:rPr>
-          <w:rFonts w:hint="eastAsia"/>
-        </w:rPr>
-        <w:t>엘리트 :</w:t>
-      </w:r>
-      <w:proofErr w:type="gramEnd"/>
-      <w:r>
-        <w:rPr>
-          <w:rFonts w:hint="eastAsia"/>
-        </w:rPr>
-        <w:t xml:space="preserve"> 처치 시 특수 보상 제공 (유물)</w:t>
+      <w:bookmarkEnd w:id="32"/>
+      <w:bookmarkEnd w:id="33"/>
+    </w:p>
+    <w:p>
+      <w:r>
+        <w:rPr>
+          <w:rFonts w:hint="eastAsia"/>
+        </w:rPr>
+        <w:t>일반 : 플레이어 추적, 충돌 데미지, 투사체 공격</w:t>
+      </w:r>
+    </w:p>
+    <w:p>
+      <w:r>
+        <w:rPr>
+          <w:rFonts w:hint="eastAsia"/>
+        </w:rPr>
+        <w:t>엘리트 : 처치 시 특수 보상 제공 (유물)</w:t>
       </w:r>
     </w:p>
     <w:p>
@@ -7011,15 +6880,25 @@
         </w:rPr>
         <w:t>.</w:t>
       </w:r>
-    </w:p>
-    <w:p>
-      <w:pPr>
+      <w:r>
+        <w:rPr>
+          <w:rFonts w:hint="eastAsia"/>
+        </w:rPr>
+        <w:t xml:space="preserve"> </w:t>
+      </w:r>
+      <w:r>
         <w:rPr>
           <w:lang w:eastAsia="ko"/>
         </w:rPr>
-      </w:pPr>
-    </w:p>
-    <w:p>
+        <w:t>(실제 테스트 후 가시성 확인 필요)</w:t>
+      </w:r>
+    </w:p>
+    <w:p>
+      <w:pPr>
+        <w:rPr>
+          <w:rFonts w:hint="eastAsia"/>
+        </w:rPr>
+      </w:pPr>
       <w:r>
         <w:rPr>
           <w:noProof/>
@@ -7071,7 +6950,6 @@
         </w:drawing>
       </w:r>
     </w:p>
-    <w:p/>
     <w:p>
       <w:pPr>
         <w:rPr>
@@ -7093,14 +6971,7 @@
         <w:rPr>
           <w:rFonts w:hint="eastAsia"/>
         </w:rPr>
-        <w:t xml:space="preserve">몬스터의 </w:t>
-      </w:r>
-      <w:proofErr w:type="spellStart"/>
-      <w:r>
-        <w:rPr>
-          <w:rFonts w:hint="eastAsia"/>
-        </w:rPr>
-        <w:t>H</w:t>
+        <w:t>몬스터의 H</w:t>
       </w:r>
       <w:r>
         <w:t>p</w:t>
@@ -7109,22 +6980,23 @@
         <w:rPr>
           <w:rFonts w:hint="eastAsia"/>
         </w:rPr>
-        <w:t>bar가</w:t>
-      </w:r>
-      <w:proofErr w:type="spellEnd"/>
-      <w:r>
-        <w:rPr>
-          <w:rFonts w:hint="eastAsia"/>
-        </w:rPr>
-        <w:t xml:space="preserve"> 보이지 않는다.</w:t>
+        <w:t>bar가 보이지 않는다.</w:t>
       </w:r>
     </w:p>
     <w:p/>
     <w:p>
+      <w:pPr>
+        <w:rPr>
+          <w:rFonts w:hint="eastAsia"/>
+        </w:rPr>
+      </w:pPr>
+    </w:p>
+    <w:p>
       <w:r>
         <w:rPr>
           <w:noProof/>
         </w:rPr>
+        <w:lastRenderedPageBreak/>
         <w:drawing>
           <wp:inline distT="0" distB="0" distL="0" distR="0" wp14:anchorId="3DF3EC59" wp14:editId="561768D5">
             <wp:extent cx="2597150" cy="956945"/>
@@ -7193,49 +7065,7 @@
         <w:rPr>
           <w:rFonts w:hint="eastAsia"/>
         </w:rPr>
-        <w:t xml:space="preserve">피격으로 인해 </w:t>
-      </w:r>
-      <w:proofErr w:type="spellStart"/>
-      <w:r>
-        <w:rPr>
-          <w:rFonts w:hint="eastAsia"/>
-        </w:rPr>
-        <w:t>Hp가</w:t>
-      </w:r>
-      <w:proofErr w:type="spellEnd"/>
-      <w:r>
-        <w:rPr>
-          <w:rFonts w:hint="eastAsia"/>
-        </w:rPr>
-        <w:t xml:space="preserve"> 감소하였을 </w:t>
-      </w:r>
-      <w:proofErr w:type="gramStart"/>
-      <w:r>
-        <w:rPr>
-          <w:rFonts w:hint="eastAsia"/>
-        </w:rPr>
-        <w:t xml:space="preserve">때,  </w:t>
-      </w:r>
-      <w:proofErr w:type="spellStart"/>
-      <w:r>
-        <w:rPr>
-          <w:rFonts w:hint="eastAsia"/>
-        </w:rPr>
-        <w:t>Hpbar</w:t>
-      </w:r>
-      <w:proofErr w:type="gramEnd"/>
-      <w:r>
-        <w:rPr>
-          <w:rFonts w:hint="eastAsia"/>
-        </w:rPr>
-        <w:t>가</w:t>
-      </w:r>
-      <w:proofErr w:type="spellEnd"/>
-      <w:r>
-        <w:rPr>
-          <w:rFonts w:hint="eastAsia"/>
-        </w:rPr>
-        <w:t xml:space="preserve"> 가시화되며 감소된 만큼 표기해준다.</w:t>
+        <w:t>피격으로 인해 Hp가 감소하였을 때,  Hpbar가 가시화되며 감소된 만큼 표기해준다.</w:t>
       </w:r>
     </w:p>
     <w:p/>
@@ -7247,39 +7077,126 @@
           <w:numId w:val="15"/>
         </w:numPr>
       </w:pPr>
-      <w:bookmarkStart w:id="31" w:name="_Toc243523933"/>
-      <w:r>
-        <w:rPr>
-          <w:rFonts w:hint="eastAsia"/>
-        </w:rPr>
-        <w:lastRenderedPageBreak/>
+      <w:bookmarkStart w:id="34" w:name="_Toc243523933"/>
+      <w:bookmarkStart w:id="35" w:name="_Ref243612776"/>
+      <w:r>
+        <w:rPr>
+          <w:rFonts w:hint="eastAsia"/>
+        </w:rPr>
         <w:t>보스</w:t>
       </w:r>
-      <w:bookmarkEnd w:id="31"/>
-    </w:p>
-    <w:p>
-      <w:r>
-        <w:rPr>
-          <w:rFonts w:hint="eastAsia"/>
-        </w:rPr>
-        <w:t xml:space="preserve">전투의 핵심을 담당하는 6종 이상의 </w:t>
-      </w:r>
-      <w:proofErr w:type="spellStart"/>
-      <w:r>
-        <w:rPr>
-          <w:rFonts w:hint="eastAsia"/>
-        </w:rPr>
-        <w:t>기믹형</w:t>
-      </w:r>
-      <w:proofErr w:type="spellEnd"/>
-      <w:r>
-        <w:rPr>
-          <w:rFonts w:hint="eastAsia"/>
-        </w:rPr>
-        <w:t xml:space="preserve"> 보스 몬스터</w:t>
-      </w:r>
-    </w:p>
-    <w:p/>
+      <w:bookmarkEnd w:id="34"/>
+      <w:bookmarkEnd w:id="35"/>
+    </w:p>
+    <w:p>
+      <w:r>
+        <w:rPr>
+          <w:rFonts w:hint="eastAsia"/>
+        </w:rPr>
+        <w:t>전투의 핵심을 담당하는 6종 이상의 기믹형 보스 몬스터</w:t>
+      </w:r>
+    </w:p>
+    <w:p>
+      <w:r>
+        <w:rPr>
+          <w:rFonts w:hint="eastAsia"/>
+          <w:sz w:val="20"/>
+          <w:szCs w:val="20"/>
+        </w:rPr>
+        <w:t>(</w:t>
+      </w:r>
+      <w:r>
+        <w:rPr>
+          <w:sz w:val="20"/>
+          <w:szCs w:val="20"/>
+        </w:rPr>
+        <w:t>그로기 타임 필요 // 보스 강공격 타이밍에 일정 데미지를 가하면 그로기</w:t>
+      </w:r>
+      <w:r>
+        <w:rPr>
+          <w:rFonts w:hint="eastAsia"/>
+          <w:sz w:val="20"/>
+          <w:szCs w:val="20"/>
+        </w:rPr>
+        <w:t>)</w:t>
+      </w:r>
+      <w:r>
+        <w:br/>
+      </w:r>
+      <w:r>
+        <w:rPr>
+          <w:noProof/>
+          <w:color w:val="512DA8"/>
+          <w:sz w:val="28"/>
+          <w:szCs w:val="28"/>
+        </w:rPr>
+        <w:drawing>
+          <wp:inline distT="0" distB="0" distL="0" distR="0" wp14:anchorId="1FCB25C6" wp14:editId="4E7FED9E">
+            <wp:extent cx="5733415" cy="3223260"/>
+            <wp:effectExtent l="0" t="0" r="635" b="0"/>
+            <wp:docPr id="2056742759" name="그림 1"/>
+            <wp:cNvGraphicFramePr>
+              <a:graphicFrameLocks xmlns:a="http://schemas.openxmlformats.org/drawingml/2006/main" noChangeAspect="1"/>
+            </wp:cNvGraphicFramePr>
+            <a:graphic xmlns:a="http://schemas.openxmlformats.org/drawingml/2006/main">
+              <a:graphicData uri="http://schemas.openxmlformats.org/drawingml/2006/picture">
+                <pic:pic xmlns:pic="http://schemas.openxmlformats.org/drawingml/2006/picture">
+                  <pic:nvPicPr>
+                    <pic:cNvPr id="0" name="Picture 1"/>
+                    <pic:cNvPicPr>
+                      <a:picLocks noChangeAspect="1" noChangeArrowheads="1"/>
+                    </pic:cNvPicPr>
+                  </pic:nvPicPr>
+                  <pic:blipFill>
+                    <a:blip r:embed="rId17" cstate="print">
+                      <a:extLst>
+                        <a:ext uri="{28A0092B-C50C-407E-A947-70E740481C1C}">
+                          <a14:useLocalDpi xmlns:a14="http://schemas.microsoft.com/office/drawing/2010/main" val="0"/>
+                        </a:ext>
+                      </a:extLst>
+                    </a:blip>
+                    <a:srcRect/>
+                    <a:stretch>
+                      <a:fillRect/>
+                    </a:stretch>
+                  </pic:blipFill>
+                  <pic:spPr bwMode="auto">
+                    <a:xfrm>
+                      <a:off x="0" y="0"/>
+                      <a:ext cx="5733415" cy="3223260"/>
+                    </a:xfrm>
+                    <a:prstGeom prst="rect">
+                      <a:avLst/>
+                    </a:prstGeom>
+                    <a:noFill/>
+                    <a:ln>
+                      <a:noFill/>
+                    </a:ln>
+                  </pic:spPr>
+                </pic:pic>
+              </a:graphicData>
+            </a:graphic>
+          </wp:inline>
+        </w:drawing>
+      </w:r>
+    </w:p>
+    <w:p>
+      <w:pPr>
+        <w:rPr>
+          <w:rFonts w:hint="eastAsia"/>
+          <w:sz w:val="18"/>
+          <w:szCs w:val="18"/>
+        </w:rPr>
+      </w:pPr>
+      <w:r>
+        <w:rPr>
+          <w:rFonts w:hint="eastAsia"/>
+          <w:sz w:val="18"/>
+          <w:szCs w:val="18"/>
+        </w:rPr>
+        <w:t>*이해를 돕기 위한 레퍼런스 사진</w:t>
+      </w:r>
+    </w:p>
     <w:p>
       <w:pPr>
         <w:pStyle w:val="1"/>
@@ -7288,14 +7205,14 @@
           <w:numId w:val="15"/>
         </w:numPr>
       </w:pPr>
-      <w:bookmarkStart w:id="32" w:name="_Toc243523934"/>
+      <w:bookmarkStart w:id="36" w:name="_Toc243523934"/>
       <w:r>
         <w:rPr>
           <w:rFonts w:hint="eastAsia"/>
         </w:rPr>
         <w:t>레벨 디자인</w:t>
       </w:r>
-      <w:bookmarkEnd w:id="32"/>
+      <w:bookmarkEnd w:id="36"/>
     </w:p>
     <w:p>
       <w:pPr>
@@ -7305,14 +7222,14 @@
           <w:numId w:val="15"/>
         </w:numPr>
       </w:pPr>
-      <w:bookmarkStart w:id="33" w:name="_Toc243523935"/>
+      <w:bookmarkStart w:id="37" w:name="_Toc243523935"/>
       <w:r>
         <w:rPr>
           <w:rFonts w:hint="eastAsia"/>
         </w:rPr>
         <w:t>맵</w:t>
       </w:r>
-      <w:bookmarkEnd w:id="33"/>
+      <w:bookmarkEnd w:id="37"/>
     </w:p>
     <w:p>
       <w:r>
@@ -7338,16 +7255,14 @@
           <w:numId w:val="15"/>
         </w:numPr>
       </w:pPr>
-      <w:bookmarkStart w:id="34" w:name="_Toc243523936"/>
-      <w:proofErr w:type="spellStart"/>
+      <w:bookmarkStart w:id="38" w:name="_Toc243523936"/>
       <w:r>
         <w:rPr>
           <w:rFonts w:hint="eastAsia"/>
         </w:rPr>
         <w:t>풀링</w:t>
       </w:r>
-      <w:bookmarkEnd w:id="34"/>
-      <w:proofErr w:type="spellEnd"/>
+      <w:bookmarkEnd w:id="38"/>
     </w:p>
     <w:p>
       <w:pPr>
@@ -7357,28 +7272,15 @@
           <w:numId w:val="15"/>
         </w:numPr>
       </w:pPr>
-      <w:bookmarkStart w:id="35" w:name="_Toc243523937"/>
-      <w:r>
-        <w:t xml:space="preserve">오브젝트 </w:t>
-      </w:r>
-      <w:proofErr w:type="spellStart"/>
-      <w:r>
-        <w:t>풀링</w:t>
-      </w:r>
-      <w:bookmarkEnd w:id="35"/>
-      <w:proofErr w:type="spellEnd"/>
-    </w:p>
-    <w:p>
-      <w:r>
-        <w:t xml:space="preserve">안드로이드 모바일 환경의 최적화를 위해 메모리 </w:t>
-      </w:r>
-      <w:proofErr w:type="spellStart"/>
-      <w:r>
-        <w:t>풀링</w:t>
-      </w:r>
-      <w:proofErr w:type="spellEnd"/>
-      <w:r>
-        <w:t xml:space="preserve"> 시스템 구축</w:t>
+      <w:bookmarkStart w:id="39" w:name="_Toc243523937"/>
+      <w:r>
+        <w:t>오브젝트 풀링</w:t>
+      </w:r>
+      <w:bookmarkEnd w:id="39"/>
+    </w:p>
+    <w:p>
+      <w:r>
+        <w:t>안드로이드 모바일 환경의 최적화를 위해 메모리 풀링 시스템 구축</w:t>
       </w:r>
       <w:r>
         <w:rPr>
@@ -7389,44 +7291,22 @@
     </w:p>
     <w:p>
       <w:r>
-        <w:t xml:space="preserve">몬스터의 특성에 따라 기본 생성, 특정 위치 고정형 생성, 시간에 따른 웨이브 </w:t>
-      </w:r>
-      <w:proofErr w:type="spellStart"/>
-      <w:r>
-        <w:t>스폰</w:t>
-      </w:r>
-      <w:r>
-        <w:rPr>
-          <w:rFonts w:hint="eastAsia"/>
-        </w:rPr>
-        <w:t>을</w:t>
-      </w:r>
-      <w:proofErr w:type="spellEnd"/>
-      <w:r>
-        <w:rPr>
-          <w:rFonts w:hint="eastAsia"/>
-        </w:rPr>
-        <w:t xml:space="preserve"> 적용한다.</w:t>
-      </w:r>
-    </w:p>
-    <w:p/>
-    <w:p/>
-    <w:p>
-      <w:pPr>
-        <w:rPr>
-          <w:color w:val="000000"/>
-          <w:sz w:val="28"/>
-          <w:szCs w:val="28"/>
-        </w:rPr>
-      </w:pPr>
+        <w:t>몬스터의 특성에 따라 기본 생성, 특정 위치 고정형 생성, 시간에 따른 웨이브 스폰</w:t>
+      </w:r>
+      <w:r>
+        <w:rPr>
+          <w:rFonts w:hint="eastAsia"/>
+        </w:rPr>
+        <w:t>을 적용한다.</w:t>
+      </w:r>
     </w:p>
     <w:sectPr>
-      <w:headerReference w:type="even" r:id="rId17"/>
-      <w:headerReference w:type="default" r:id="rId18"/>
-      <w:footerReference w:type="even" r:id="rId19"/>
-      <w:footerReference w:type="default" r:id="rId20"/>
-      <w:headerReference w:type="first" r:id="rId21"/>
-      <w:footerReference w:type="first" r:id="rId22"/>
+      <w:headerReference w:type="even" r:id="rId18"/>
+      <w:headerReference w:type="default" r:id="rId19"/>
+      <w:footerReference w:type="even" r:id="rId20"/>
+      <w:footerReference w:type="default" r:id="rId21"/>
+      <w:headerReference w:type="first" r:id="rId22"/>
+      <w:footerReference w:type="first" r:id="rId23"/>
       <w:pgSz w:w="11909" w:h="16834"/>
       <w:pgMar w:top="1440" w:right="1440" w:bottom="1440" w:left="1440" w:header="567" w:footer="720" w:gutter="0"/>
       <w:pgNumType w:start="1"/>
@@ -7437,7 +7317,7 @@
 </file>
 
 <file path=word/endnotes.xml><?xml version="1.0" encoding="utf-8"?>
-<w:endnotes xmlns:wpc="http://schemas.microsoft.com/office/word/2010/wordprocessingCanvas" xmlns:cx="http://schemas.microsoft.com/office/drawing/2014/chartex" xmlns:cx1="http://schemas.microsoft.com/office/drawing/2015/9/8/chartex" xmlns:cx2="http://schemas.microsoft.com/office/drawing/2015/10/21/chartex" xmlns:cx3="http://schemas.microsoft.com/office/drawing/2016/5/9/chartex" xmlns:cx4="http://schemas.microsoft.com/office/drawing/2016/5/10/chartex" xmlns:cx5="http://schemas.microsoft.com/office/drawing/2016/5/11/chartex" xmlns:cx6="http://schemas.microsoft.com/office/drawing/2016/5/12/chartex" xmlns:cx7="http://schemas.microsoft.com/office/drawing/2016/5/13/chartex" xmlns:cx8="http://schemas.microsoft.com/office/drawing/2016/5/14/chartex" xmlns:mc="http://schemas.openxmlformats.org/markup-compatibility/2006" xmlns:aink="http://schemas.microsoft.com/office/drawing/2016/ink" xmlns:am3d="http://schemas.microsoft.com/office/drawing/2017/model3d" xmlns:o="urn:schemas-microsoft-com:office:office" xmlns:oel="http://schemas.microsoft.com/office/2019/extlst" xmlns:r="http://schemas.openxmlformats.org/officeDocument/2006/relationships" xmlns:m="http://schemas.openxmlformats.org/officeDocument/2006/math" xmlns:v="urn:schemas-microsoft-com:vml" xmlns:wp14="http://schemas.microsoft.com/office/word/2010/wordprocessingDrawing" xmlns:wp="http://schemas.openxmlformats.org/drawingml/2006/wordprocessingDrawing" xmlns:w10="urn:schemas-microsoft-com:office:word" xmlns:w="http://schemas.openxmlformats.org/wordprocessingml/2006/main" xmlns:w14="http://schemas.microsoft.com/office/word/2010/wordml" xmlns:w15="http://schemas.microsoft.com/office/word/2012/wordml" xmlns:w16cei="http://schemas.microsoft.com/office/word/2026/wordml/cei" xmlns:w16cex="http://schemas.microsoft.com/office/word/2018/wordml/cex" xmlns:w16cid="http://schemas.microsoft.com/office/word/2016/wordml/cid" xmlns:w16="http://schemas.microsoft.com/office/word/2018/wordml" xmlns:w16du="http://schemas.microsoft.com/office/word/2023/wordml/word16du" xmlns:w16sdtdh="http://schemas.microsoft.com/office/word/2020/wordml/sdtdatahash" xmlns:w16sdtfl="http://schemas.microsoft.com/office/word/2024/wordml/sdtformatlock" xmlns:w16se="http://schemas.microsoft.com/office/word/2015/wordml/symex" xmlns:wpg="http://schemas.microsoft.com/office/word/2010/wordprocessingGroup" xmlns:wpi="http://schemas.microsoft.com/office/word/2010/wordprocessingInk" xmlns:wne="http://schemas.microsoft.com/office/word/2006/wordml" xmlns:wps="http://schemas.microsoft.com/office/word/2010/wordprocessingShape" mc:Ignorable="w14 w15 w16se w16cid w16 w16cex w16sdtdh w16sdtfl w16du wp14">
+<w:endnotes xmlns:wpc="http://schemas.microsoft.com/office/word/2010/wordprocessingCanvas" xmlns:cx="http://schemas.microsoft.com/office/drawing/2014/chartex" xmlns:cx1="http://schemas.microsoft.com/office/drawing/2015/9/8/chartex" xmlns:cx2="http://schemas.microsoft.com/office/drawing/2015/10/21/chartex" xmlns:cx3="http://schemas.microsoft.com/office/drawing/2016/5/9/chartex" xmlns:cx4="http://schemas.microsoft.com/office/drawing/2016/5/10/chartex" xmlns:cx5="http://schemas.microsoft.com/office/drawing/2016/5/11/chartex" xmlns:cx6="http://schemas.microsoft.com/office/drawing/2016/5/12/chartex" xmlns:cx7="http://schemas.microsoft.com/office/drawing/2016/5/13/chartex" xmlns:cx8="http://schemas.microsoft.com/office/drawing/2016/5/14/chartex" xmlns:mc="http://schemas.openxmlformats.org/markup-compatibility/2006" xmlns:aink="http://schemas.microsoft.com/office/drawing/2016/ink" xmlns:am3d="http://schemas.microsoft.com/office/drawing/2017/model3d" xmlns:o="urn:schemas-microsoft-com:office:office" xmlns:oel="http://schemas.microsoft.com/office/2019/extlst" xmlns:r="http://schemas.openxmlformats.org/officeDocument/2006/relationships" xmlns:m="http://schemas.openxmlformats.org/officeDocument/2006/math" xmlns:v="urn:schemas-microsoft-com:vml" xmlns:wp14="http://schemas.microsoft.com/office/word/2010/wordprocessingDrawing" xmlns:wp="http://schemas.openxmlformats.org/drawingml/2006/wordprocessingDrawing" xmlns:w10="urn:schemas-microsoft-com:office:word" xmlns:w="http://schemas.openxmlformats.org/wordprocessingml/2006/main" xmlns:w14="http://schemas.microsoft.com/office/word/2010/wordml" xmlns:w15="http://schemas.microsoft.com/office/word/2012/wordml" xmlns:w16cex="http://schemas.microsoft.com/office/word/2018/wordml/cex" xmlns:w16cid="http://schemas.microsoft.com/office/word/2016/wordml/cid" xmlns:w16="http://schemas.microsoft.com/office/word/2018/wordml" xmlns:w16du="http://schemas.microsoft.com/office/word/2023/wordml/word16du" xmlns:w16sdtdh="http://schemas.microsoft.com/office/word/2020/wordml/sdtdatahash" xmlns:w16sdtfl="http://schemas.microsoft.com/office/word/2024/wordml/sdtformatlock" xmlns:w16se="http://schemas.microsoft.com/office/word/2015/wordml/symex" xmlns:wpg="http://schemas.microsoft.com/office/word/2010/wordprocessingGroup" xmlns:wpi="http://schemas.microsoft.com/office/word/2010/wordprocessingInk" xmlns:wne="http://schemas.microsoft.com/office/word/2006/wordml" xmlns:wps="http://schemas.microsoft.com/office/word/2010/wordprocessingShape" mc:Ignorable="w14 w15 w16se w16cid w16 w16cex w16sdtdh w16sdtfl w16du wp14">
   <w:endnote w:type="separator" w:id="-1">
     <w:p>
       <w:pPr>
@@ -7462,7 +7342,7 @@
 </file>
 
 <file path=word/footer1.xml><?xml version="1.0" encoding="utf-8"?>
-<w:ftr xmlns:wpc="http://schemas.microsoft.com/office/word/2010/wordprocessingCanvas" xmlns:cx="http://schemas.microsoft.com/office/drawing/2014/chartex" xmlns:cx1="http://schemas.microsoft.com/office/drawing/2015/9/8/chartex" xmlns:cx2="http://schemas.microsoft.com/office/drawing/2015/10/21/chartex" xmlns:cx3="http://schemas.microsoft.com/office/drawing/2016/5/9/chartex" xmlns:cx4="http://schemas.microsoft.com/office/drawing/2016/5/10/chartex" xmlns:cx5="http://schemas.microsoft.com/office/drawing/2016/5/11/chartex" xmlns:cx6="http://schemas.microsoft.com/office/drawing/2016/5/12/chartex" xmlns:cx7="http://schemas.microsoft.com/office/drawing/2016/5/13/chartex" xmlns:cx8="http://schemas.microsoft.com/office/drawing/2016/5/14/chartex" xmlns:mc="http://schemas.openxmlformats.org/markup-compatibility/2006" xmlns:aink="http://schemas.microsoft.com/office/drawing/2016/ink" xmlns:am3d="http://schemas.microsoft.com/office/drawing/2017/model3d" xmlns:o="urn:schemas-microsoft-com:office:office" xmlns:oel="http://schemas.microsoft.com/office/2019/extlst" xmlns:r="http://schemas.openxmlformats.org/officeDocument/2006/relationships" xmlns:m="http://schemas.openxmlformats.org/officeDocument/2006/math" xmlns:v="urn:schemas-microsoft-com:vml" xmlns:wp14="http://schemas.microsoft.com/office/word/2010/wordprocessingDrawing" xmlns:wp="http://schemas.openxmlformats.org/drawingml/2006/wordprocessingDrawing" xmlns:w10="urn:schemas-microsoft-com:office:word" xmlns:w="http://schemas.openxmlformats.org/wordprocessingml/2006/main" xmlns:w14="http://schemas.microsoft.com/office/word/2010/wordml" xmlns:w15="http://schemas.microsoft.com/office/word/2012/wordml" xmlns:w16cei="http://schemas.microsoft.com/office/word/2026/wordml/cei" xmlns:w16cex="http://schemas.microsoft.com/office/word/2018/wordml/cex" xmlns:w16cid="http://schemas.microsoft.com/office/word/2016/wordml/cid" xmlns:w16="http://schemas.microsoft.com/office/word/2018/wordml" xmlns:w16du="http://schemas.microsoft.com/office/word/2023/wordml/word16du" xmlns:w16sdtdh="http://schemas.microsoft.com/office/word/2020/wordml/sdtdatahash" xmlns:w16sdtfl="http://schemas.microsoft.com/office/word/2024/wordml/sdtformatlock" xmlns:w16se="http://schemas.microsoft.com/office/word/2015/wordml/symex" xmlns:wpg="http://schemas.microsoft.com/office/word/2010/wordprocessingGroup" xmlns:wpi="http://schemas.microsoft.com/office/word/2010/wordprocessingInk" xmlns:wne="http://schemas.microsoft.com/office/word/2006/wordml" xmlns:wps="http://schemas.microsoft.com/office/word/2010/wordprocessingShape" mc:Ignorable="w14 w15 w16se w16cid w16 w16cex w16sdtdh w16sdtfl w16du wp14">
+<w:ftr xmlns:wpc="http://schemas.microsoft.com/office/word/2010/wordprocessingCanvas" xmlns:cx="http://schemas.microsoft.com/office/drawing/2014/chartex" xmlns:cx1="http://schemas.microsoft.com/office/drawing/2015/9/8/chartex" xmlns:cx2="http://schemas.microsoft.com/office/drawing/2015/10/21/chartex" xmlns:cx3="http://schemas.microsoft.com/office/drawing/2016/5/9/chartex" xmlns:cx4="http://schemas.microsoft.com/office/drawing/2016/5/10/chartex" xmlns:cx5="http://schemas.microsoft.com/office/drawing/2016/5/11/chartex" xmlns:cx6="http://schemas.microsoft.com/office/drawing/2016/5/12/chartex" xmlns:cx7="http://schemas.microsoft.com/office/drawing/2016/5/13/chartex" xmlns:cx8="http://schemas.microsoft.com/office/drawing/2016/5/14/chartex" xmlns:mc="http://schemas.openxmlformats.org/markup-compatibility/2006" xmlns:aink="http://schemas.microsoft.com/office/drawing/2016/ink" xmlns:am3d="http://schemas.microsoft.com/office/drawing/2017/model3d" xmlns:o="urn:schemas-microsoft-com:office:office" xmlns:oel="http://schemas.microsoft.com/office/2019/extlst" xmlns:r="http://schemas.openxmlformats.org/officeDocument/2006/relationships" xmlns:m="http://schemas.openxmlformats.org/officeDocument/2006/math" xmlns:v="urn:schemas-microsoft-com:vml" xmlns:wp14="http://schemas.microsoft.com/office/word/2010/wordprocessingDrawing" xmlns:wp="http://schemas.openxmlformats.org/drawingml/2006/wordprocessingDrawing" xmlns:w10="urn:schemas-microsoft-com:office:word" xmlns:w="http://schemas.openxmlformats.org/wordprocessingml/2006/main" xmlns:w14="http://schemas.microsoft.com/office/word/2010/wordml" xmlns:w15="http://schemas.microsoft.com/office/word/2012/wordml" xmlns:w16cex="http://schemas.microsoft.com/office/word/2018/wordml/cex" xmlns:w16cid="http://schemas.microsoft.com/office/word/2016/wordml/cid" xmlns:w16="http://schemas.microsoft.com/office/word/2018/wordml" xmlns:w16du="http://schemas.microsoft.com/office/word/2023/wordml/word16du" xmlns:w16sdtdh="http://schemas.microsoft.com/office/word/2020/wordml/sdtdatahash" xmlns:w16sdtfl="http://schemas.microsoft.com/office/word/2024/wordml/sdtformatlock" xmlns:w16se="http://schemas.microsoft.com/office/word/2015/wordml/symex" xmlns:wpg="http://schemas.microsoft.com/office/word/2010/wordprocessingGroup" xmlns:wpi="http://schemas.microsoft.com/office/word/2010/wordprocessingInk" xmlns:wne="http://schemas.microsoft.com/office/word/2006/wordml" xmlns:wps="http://schemas.microsoft.com/office/word/2010/wordprocessingShape" mc:Ignorable="w14 w15 w16se w16cid w16 w16cex w16sdtdh w16sdtfl w16du wp14">
   <w:p>
     <w:pPr>
       <w:pBdr>
@@ -7485,7 +7365,7 @@
 </file>
 
 <file path=word/footer2.xml><?xml version="1.0" encoding="utf-8"?>
-<w:ftr xmlns:wpc="http://schemas.microsoft.com/office/word/2010/wordprocessingCanvas" xmlns:cx="http://schemas.microsoft.com/office/drawing/2014/chartex" xmlns:cx1="http://schemas.microsoft.com/office/drawing/2015/9/8/chartex" xmlns:cx2="http://schemas.microsoft.com/office/drawing/2015/10/21/chartex" xmlns:cx3="http://schemas.microsoft.com/office/drawing/2016/5/9/chartex" xmlns:cx4="http://schemas.microsoft.com/office/drawing/2016/5/10/chartex" xmlns:cx5="http://schemas.microsoft.com/office/drawing/2016/5/11/chartex" xmlns:cx6="http://schemas.microsoft.com/office/drawing/2016/5/12/chartex" xmlns:cx7="http://schemas.microsoft.com/office/drawing/2016/5/13/chartex" xmlns:cx8="http://schemas.microsoft.com/office/drawing/2016/5/14/chartex" xmlns:mc="http://schemas.openxmlformats.org/markup-compatibility/2006" xmlns:aink="http://schemas.microsoft.com/office/drawing/2016/ink" xmlns:am3d="http://schemas.microsoft.com/office/drawing/2017/model3d" xmlns:o="urn:schemas-microsoft-com:office:office" xmlns:oel="http://schemas.microsoft.com/office/2019/extlst" xmlns:r="http://schemas.openxmlformats.org/officeDocument/2006/relationships" xmlns:m="http://schemas.openxmlformats.org/officeDocument/2006/math" xmlns:v="urn:schemas-microsoft-com:vml" xmlns:wp14="http://schemas.microsoft.com/office/word/2010/wordprocessingDrawing" xmlns:wp="http://schemas.openxmlformats.org/drawingml/2006/wordprocessingDrawing" xmlns:w10="urn:schemas-microsoft-com:office:word" xmlns:w="http://schemas.openxmlformats.org/wordprocessingml/2006/main" xmlns:w14="http://schemas.microsoft.com/office/word/2010/wordml" xmlns:w15="http://schemas.microsoft.com/office/word/2012/wordml" xmlns:w16cei="http://schemas.microsoft.com/office/word/2026/wordml/cei" xmlns:w16cex="http://schemas.microsoft.com/office/word/2018/wordml/cex" xmlns:w16cid="http://schemas.microsoft.com/office/word/2016/wordml/cid" xmlns:w16="http://schemas.microsoft.com/office/word/2018/wordml" xmlns:w16du="http://schemas.microsoft.com/office/word/2023/wordml/word16du" xmlns:w16sdtdh="http://schemas.microsoft.com/office/word/2020/wordml/sdtdatahash" xmlns:w16sdtfl="http://schemas.microsoft.com/office/word/2024/wordml/sdtformatlock" xmlns:w16se="http://schemas.microsoft.com/office/word/2015/wordml/symex" xmlns:wpg="http://schemas.microsoft.com/office/word/2010/wordprocessingGroup" xmlns:wpi="http://schemas.microsoft.com/office/word/2010/wordprocessingInk" xmlns:wne="http://schemas.microsoft.com/office/word/2006/wordml" xmlns:wps="http://schemas.microsoft.com/office/word/2010/wordprocessingShape" mc:Ignorable="w14 w15 w16se w16cid w16 w16cex w16sdtdh w16sdtfl w16du wp14">
+<w:ftr xmlns:wpc="http://schemas.microsoft.com/office/word/2010/wordprocessingCanvas" xmlns:cx="http://schemas.microsoft.com/office/drawing/2014/chartex" xmlns:cx1="http://schemas.microsoft.com/office/drawing/2015/9/8/chartex" xmlns:cx2="http://schemas.microsoft.com/office/drawing/2015/10/21/chartex" xmlns:cx3="http://schemas.microsoft.com/office/drawing/2016/5/9/chartex" xmlns:cx4="http://schemas.microsoft.com/office/drawing/2016/5/10/chartex" xmlns:cx5="http://schemas.microsoft.com/office/drawing/2016/5/11/chartex" xmlns:cx6="http://schemas.microsoft.com/office/drawing/2016/5/12/chartex" xmlns:cx7="http://schemas.microsoft.com/office/drawing/2016/5/13/chartex" xmlns:cx8="http://schemas.microsoft.com/office/drawing/2016/5/14/chartex" xmlns:mc="http://schemas.openxmlformats.org/markup-compatibility/2006" xmlns:aink="http://schemas.microsoft.com/office/drawing/2016/ink" xmlns:am3d="http://schemas.microsoft.com/office/drawing/2017/model3d" xmlns:o="urn:schemas-microsoft-com:office:office" xmlns:oel="http://schemas.microsoft.com/office/2019/extlst" xmlns:r="http://schemas.openxmlformats.org/officeDocument/2006/relationships" xmlns:m="http://schemas.openxmlformats.org/officeDocument/2006/math" xmlns:v="urn:schemas-microsoft-com:vml" xmlns:wp14="http://schemas.microsoft.com/office/word/2010/wordprocessingDrawing" xmlns:wp="http://schemas.openxmlformats.org/drawingml/2006/wordprocessingDrawing" xmlns:w10="urn:schemas-microsoft-com:office:word" xmlns:w="http://schemas.openxmlformats.org/wordprocessingml/2006/main" xmlns:w14="http://schemas.microsoft.com/office/word/2010/wordml" xmlns:w15="http://schemas.microsoft.com/office/word/2012/wordml" xmlns:w16cex="http://schemas.microsoft.com/office/word/2018/wordml/cex" xmlns:w16cid="http://schemas.microsoft.com/office/word/2016/wordml/cid" xmlns:w16="http://schemas.microsoft.com/office/word/2018/wordml" xmlns:w16du="http://schemas.microsoft.com/office/word/2023/wordml/word16du" xmlns:w16sdtdh="http://schemas.microsoft.com/office/word/2020/wordml/sdtdatahash" xmlns:w16sdtfl="http://schemas.microsoft.com/office/word/2024/wordml/sdtformatlock" xmlns:w16se="http://schemas.microsoft.com/office/word/2015/wordml/symex" xmlns:wpg="http://schemas.microsoft.com/office/word/2010/wordprocessingGroup" xmlns:wpi="http://schemas.microsoft.com/office/word/2010/wordprocessingInk" xmlns:wne="http://schemas.microsoft.com/office/word/2006/wordml" xmlns:wps="http://schemas.microsoft.com/office/word/2010/wordprocessingShape" mc:Ignorable="w14 w15 w16se w16cid w16 w16cex w16sdtdh w16sdtfl w16du wp14">
   <w:p>
     <w:pPr>
       <w:pBdr>
@@ -7632,7 +7512,7 @@
 </file>
 
 <file path=word/footer3.xml><?xml version="1.0" encoding="utf-8"?>
-<w:ftr xmlns:wpc="http://schemas.microsoft.com/office/word/2010/wordprocessingCanvas" xmlns:cx="http://schemas.microsoft.com/office/drawing/2014/chartex" xmlns:cx1="http://schemas.microsoft.com/office/drawing/2015/9/8/chartex" xmlns:cx2="http://schemas.microsoft.com/office/drawing/2015/10/21/chartex" xmlns:cx3="http://schemas.microsoft.com/office/drawing/2016/5/9/chartex" xmlns:cx4="http://schemas.microsoft.com/office/drawing/2016/5/10/chartex" xmlns:cx5="http://schemas.microsoft.com/office/drawing/2016/5/11/chartex" xmlns:cx6="http://schemas.microsoft.com/office/drawing/2016/5/12/chartex" xmlns:cx7="http://schemas.microsoft.com/office/drawing/2016/5/13/chartex" xmlns:cx8="http://schemas.microsoft.com/office/drawing/2016/5/14/chartex" xmlns:mc="http://schemas.openxmlformats.org/markup-compatibility/2006" xmlns:aink="http://schemas.microsoft.com/office/drawing/2016/ink" xmlns:am3d="http://schemas.microsoft.com/office/drawing/2017/model3d" xmlns:o="urn:schemas-microsoft-com:office:office" xmlns:oel="http://schemas.microsoft.com/office/2019/extlst" xmlns:r="http://schemas.openxmlformats.org/officeDocument/2006/relationships" xmlns:m="http://schemas.openxmlformats.org/officeDocument/2006/math" xmlns:v="urn:schemas-microsoft-com:vml" xmlns:wp14="http://schemas.microsoft.com/office/word/2010/wordprocessingDrawing" xmlns:wp="http://schemas.openxmlformats.org/drawingml/2006/wordprocessingDrawing" xmlns:w10="urn:schemas-microsoft-com:office:word" xmlns:w="http://schemas.openxmlformats.org/wordprocessingml/2006/main" xmlns:w14="http://schemas.microsoft.com/office/word/2010/wordml" xmlns:w15="http://schemas.microsoft.com/office/word/2012/wordml" xmlns:w16cei="http://schemas.microsoft.com/office/word/2026/wordml/cei" xmlns:w16cex="http://schemas.microsoft.com/office/word/2018/wordml/cex" xmlns:w16cid="http://schemas.microsoft.com/office/word/2016/wordml/cid" xmlns:w16="http://schemas.microsoft.com/office/word/2018/wordml" xmlns:w16du="http://schemas.microsoft.com/office/word/2023/wordml/word16du" xmlns:w16sdtdh="http://schemas.microsoft.com/office/word/2020/wordml/sdtdatahash" xmlns:w16sdtfl="http://schemas.microsoft.com/office/word/2024/wordml/sdtformatlock" xmlns:w16se="http://schemas.microsoft.com/office/word/2015/wordml/symex" xmlns:wpg="http://schemas.microsoft.com/office/word/2010/wordprocessingGroup" xmlns:wpi="http://schemas.microsoft.com/office/word/2010/wordprocessingInk" xmlns:wne="http://schemas.microsoft.com/office/word/2006/wordml" xmlns:wps="http://schemas.microsoft.com/office/word/2010/wordprocessingShape" mc:Ignorable="w14 w15 w16se w16cid w16 w16cex w16sdtdh w16sdtfl w16du wp14">
+<w:ftr xmlns:wpc="http://schemas.microsoft.com/office/word/2010/wordprocessingCanvas" xmlns:cx="http://schemas.microsoft.com/office/drawing/2014/chartex" xmlns:cx1="http://schemas.microsoft.com/office/drawing/2015/9/8/chartex" xmlns:cx2="http://schemas.microsoft.com/office/drawing/2015/10/21/chartex" xmlns:cx3="http://schemas.microsoft.com/office/drawing/2016/5/9/chartex" xmlns:cx4="http://schemas.microsoft.com/office/drawing/2016/5/10/chartex" xmlns:cx5="http://schemas.microsoft.com/office/drawing/2016/5/11/chartex" xmlns:cx6="http://schemas.microsoft.com/office/drawing/2016/5/12/chartex" xmlns:cx7="http://schemas.microsoft.com/office/drawing/2016/5/13/chartex" xmlns:cx8="http://schemas.microsoft.com/office/drawing/2016/5/14/chartex" xmlns:mc="http://schemas.openxmlformats.org/markup-compatibility/2006" xmlns:aink="http://schemas.microsoft.com/office/drawing/2016/ink" xmlns:am3d="http://schemas.microsoft.com/office/drawing/2017/model3d" xmlns:o="urn:schemas-microsoft-com:office:office" xmlns:oel="http://schemas.microsoft.com/office/2019/extlst" xmlns:r="http://schemas.openxmlformats.org/officeDocument/2006/relationships" xmlns:m="http://schemas.openxmlformats.org/officeDocument/2006/math" xmlns:v="urn:schemas-microsoft-com:vml" xmlns:wp14="http://schemas.microsoft.com/office/word/2010/wordprocessingDrawing" xmlns:wp="http://schemas.openxmlformats.org/drawingml/2006/wordprocessingDrawing" xmlns:w10="urn:schemas-microsoft-com:office:word" xmlns:w="http://schemas.openxmlformats.org/wordprocessingml/2006/main" xmlns:w14="http://schemas.microsoft.com/office/word/2010/wordml" xmlns:w15="http://schemas.microsoft.com/office/word/2012/wordml" xmlns:w16cex="http://schemas.microsoft.com/office/word/2018/wordml/cex" xmlns:w16cid="http://schemas.microsoft.com/office/word/2016/wordml/cid" xmlns:w16="http://schemas.microsoft.com/office/word/2018/wordml" xmlns:w16du="http://schemas.microsoft.com/office/word/2023/wordml/word16du" xmlns:w16sdtdh="http://schemas.microsoft.com/office/word/2020/wordml/sdtdatahash" xmlns:w16sdtfl="http://schemas.microsoft.com/office/word/2024/wordml/sdtformatlock" xmlns:w16se="http://schemas.microsoft.com/office/word/2015/wordml/symex" xmlns:wpg="http://schemas.microsoft.com/office/word/2010/wordprocessingGroup" xmlns:wpi="http://schemas.microsoft.com/office/word/2010/wordprocessingInk" xmlns:wne="http://schemas.microsoft.com/office/word/2006/wordml" xmlns:wps="http://schemas.microsoft.com/office/word/2010/wordprocessingShape" mc:Ignorable="w14 w15 w16se w16cid w16 w16cex w16sdtdh w16sdtfl w16du wp14">
   <w:p>
     <w:pPr>
       <w:pBdr>
@@ -7655,7 +7535,7 @@
 </file>
 
 <file path=word/footnotes.xml><?xml version="1.0" encoding="utf-8"?>
-<w:footnotes xmlns:wpc="http://schemas.microsoft.com/office/word/2010/wordprocessingCanvas" xmlns:cx="http://schemas.microsoft.com/office/drawing/2014/chartex" xmlns:cx1="http://schemas.microsoft.com/office/drawing/2015/9/8/chartex" xmlns:cx2="http://schemas.microsoft.com/office/drawing/2015/10/21/chartex" xmlns:cx3="http://schemas.microsoft.com/office/drawing/2016/5/9/chartex" xmlns:cx4="http://schemas.microsoft.com/office/drawing/2016/5/10/chartex" xmlns:cx5="http://schemas.microsoft.com/office/drawing/2016/5/11/chartex" xmlns:cx6="http://schemas.microsoft.com/office/drawing/2016/5/12/chartex" xmlns:cx7="http://schemas.microsoft.com/office/drawing/2016/5/13/chartex" xmlns:cx8="http://schemas.microsoft.com/office/drawing/2016/5/14/chartex" xmlns:mc="http://schemas.openxmlformats.org/markup-compatibility/2006" xmlns:aink="http://schemas.microsoft.com/office/drawing/2016/ink" xmlns:am3d="http://schemas.microsoft.com/office/drawing/2017/model3d" xmlns:o="urn:schemas-microsoft-com:office:office" xmlns:oel="http://schemas.microsoft.com/office/2019/extlst" xmlns:r="http://schemas.openxmlformats.org/officeDocument/2006/relationships" xmlns:m="http://schemas.openxmlformats.org/officeDocument/2006/math" xmlns:v="urn:schemas-microsoft-com:vml" xmlns:wp14="http://schemas.microsoft.com/office/word/2010/wordprocessingDrawing" xmlns:wp="http://schemas.openxmlformats.org/drawingml/2006/wordprocessingDrawing" xmlns:w10="urn:schemas-microsoft-com:office:word" xmlns:w="http://schemas.openxmlformats.org/wordprocessingml/2006/main" xmlns:w14="http://schemas.microsoft.com/office/word/2010/wordml" xmlns:w15="http://schemas.microsoft.com/office/word/2012/wordml" xmlns:w16cei="http://schemas.microsoft.com/office/word/2026/wordml/cei" xmlns:w16cex="http://schemas.microsoft.com/office/word/2018/wordml/cex" xmlns:w16cid="http://schemas.microsoft.com/office/word/2016/wordml/cid" xmlns:w16="http://schemas.microsoft.com/office/word/2018/wordml" xmlns:w16du="http://schemas.microsoft.com/office/word/2023/wordml/word16du" xmlns:w16sdtdh="http://schemas.microsoft.com/office/word/2020/wordml/sdtdatahash" xmlns:w16sdtfl="http://schemas.microsoft.com/office/word/2024/wordml/sdtformatlock" xmlns:w16se="http://schemas.microsoft.com/office/word/2015/wordml/symex" xmlns:wpg="http://schemas.microsoft.com/office/word/2010/wordprocessingGroup" xmlns:wpi="http://schemas.microsoft.com/office/word/2010/wordprocessingInk" xmlns:wne="http://schemas.microsoft.com/office/word/2006/wordml" xmlns:wps="http://schemas.microsoft.com/office/word/2010/wordprocessingShape" mc:Ignorable="w14 w15 w16se w16cid w16 w16cex w16sdtdh w16sdtfl w16du wp14">
+<w:footnotes xmlns:wpc="http://schemas.microsoft.com/office/word/2010/wordprocessingCanvas" xmlns:cx="http://schemas.microsoft.com/office/drawing/2014/chartex" xmlns:cx1="http://schemas.microsoft.com/office/drawing/2015/9/8/chartex" xmlns:cx2="http://schemas.microsoft.com/office/drawing/2015/10/21/chartex" xmlns:cx3="http://schemas.microsoft.com/office/drawing/2016/5/9/chartex" xmlns:cx4="http://schemas.microsoft.com/office/drawing/2016/5/10/chartex" xmlns:cx5="http://schemas.microsoft.com/office/drawing/2016/5/11/chartex" xmlns:cx6="http://schemas.microsoft.com/office/drawing/2016/5/12/chartex" xmlns:cx7="http://schemas.microsoft.com/office/drawing/2016/5/13/chartex" xmlns:cx8="http://schemas.microsoft.com/office/drawing/2016/5/14/chartex" xmlns:mc="http://schemas.openxmlformats.org/markup-compatibility/2006" xmlns:aink="http://schemas.microsoft.com/office/drawing/2016/ink" xmlns:am3d="http://schemas.microsoft.com/office/drawing/2017/model3d" xmlns:o="urn:schemas-microsoft-com:office:office" xmlns:oel="http://schemas.microsoft.com/office/2019/extlst" xmlns:r="http://schemas.openxmlformats.org/officeDocument/2006/relationships" xmlns:m="http://schemas.openxmlformats.org/officeDocument/2006/math" xmlns:v="urn:schemas-microsoft-com:vml" xmlns:wp14="http://schemas.microsoft.com/office/word/2010/wordprocessingDrawing" xmlns:wp="http://schemas.openxmlformats.org/drawingml/2006/wordprocessingDrawing" xmlns:w10="urn:schemas-microsoft-com:office:word" xmlns:w="http://schemas.openxmlformats.org/wordprocessingml/2006/main" xmlns:w14="http://schemas.microsoft.com/office/word/2010/wordml" xmlns:w15="http://schemas.microsoft.com/office/word/2012/wordml" xmlns:w16cex="http://schemas.microsoft.com/office/word/2018/wordml/cex" xmlns:w16cid="http://schemas.microsoft.com/office/word/2016/wordml/cid" xmlns:w16="http://schemas.microsoft.com/office/word/2018/wordml" xmlns:w16du="http://schemas.microsoft.com/office/word/2023/wordml/word16du" xmlns:w16sdtdh="http://schemas.microsoft.com/office/word/2020/wordml/sdtdatahash" xmlns:w16sdtfl="http://schemas.microsoft.com/office/word/2024/wordml/sdtformatlock" xmlns:w16se="http://schemas.microsoft.com/office/word/2015/wordml/symex" xmlns:wpg="http://schemas.microsoft.com/office/word/2010/wordprocessingGroup" xmlns:wpi="http://schemas.microsoft.com/office/word/2010/wordprocessingInk" xmlns:wne="http://schemas.microsoft.com/office/word/2006/wordml" xmlns:wps="http://schemas.microsoft.com/office/word/2010/wordprocessingShape" mc:Ignorable="w14 w15 w16se w16cid w16 w16cex w16sdtdh w16sdtfl w16du wp14">
   <w:footnote w:type="separator" w:id="-1">
     <w:p>
       <w:pPr>
@@ -7680,7 +7560,7 @@
 </file>
 
 <file path=word/header1.xml><?xml version="1.0" encoding="utf-8"?>
-<w:hdr xmlns:wpc="http://schemas.microsoft.com/office/word/2010/wordprocessingCanvas" xmlns:cx="http://schemas.microsoft.com/office/drawing/2014/chartex" xmlns:cx1="http://schemas.microsoft.com/office/drawing/2015/9/8/chartex" xmlns:cx2="http://schemas.microsoft.com/office/drawing/2015/10/21/chartex" xmlns:cx3="http://schemas.microsoft.com/office/drawing/2016/5/9/chartex" xmlns:cx4="http://schemas.microsoft.com/office/drawing/2016/5/10/chartex" xmlns:cx5="http://schemas.microsoft.com/office/drawing/2016/5/11/chartex" xmlns:cx6="http://schemas.microsoft.com/office/drawing/2016/5/12/chartex" xmlns:cx7="http://schemas.microsoft.com/office/drawing/2016/5/13/chartex" xmlns:cx8="http://schemas.microsoft.com/office/drawing/2016/5/14/chartex" xmlns:mc="http://schemas.openxmlformats.org/markup-compatibility/2006" xmlns:aink="http://schemas.microsoft.com/office/drawing/2016/ink" xmlns:am3d="http://schemas.microsoft.com/office/drawing/2017/model3d" xmlns:o="urn:schemas-microsoft-com:office:office" xmlns:oel="http://schemas.microsoft.com/office/2019/extlst" xmlns:r="http://schemas.openxmlformats.org/officeDocument/2006/relationships" xmlns:m="http://schemas.openxmlformats.org/officeDocument/2006/math" xmlns:v="urn:schemas-microsoft-com:vml" xmlns:wp14="http://schemas.microsoft.com/office/word/2010/wordprocessingDrawing" xmlns:wp="http://schemas.openxmlformats.org/drawingml/2006/wordprocessingDrawing" xmlns:w10="urn:schemas-microsoft-com:office:word" xmlns:w="http://schemas.openxmlformats.org/wordprocessingml/2006/main" xmlns:w14="http://schemas.microsoft.com/office/word/2010/wordml" xmlns:w15="http://schemas.microsoft.com/office/word/2012/wordml" xmlns:w16cei="http://schemas.microsoft.com/office/word/2026/wordml/cei" xmlns:w16cex="http://schemas.microsoft.com/office/word/2018/wordml/cex" xmlns:w16cid="http://schemas.microsoft.com/office/word/2016/wordml/cid" xmlns:w16="http://schemas.microsoft.com/office/word/2018/wordml" xmlns:w16du="http://schemas.microsoft.com/office/word/2023/wordml/word16du" xmlns:w16sdtdh="http://schemas.microsoft.com/office/word/2020/wordml/sdtdatahash" xmlns:w16sdtfl="http://schemas.microsoft.com/office/word/2024/wordml/sdtformatlock" xmlns:w16se="http://schemas.microsoft.com/office/word/2015/wordml/symex" xmlns:wpg="http://schemas.microsoft.com/office/word/2010/wordprocessingGroup" xmlns:wpi="http://schemas.microsoft.com/office/word/2010/wordprocessingInk" xmlns:wne="http://schemas.microsoft.com/office/word/2006/wordml" xmlns:wps="http://schemas.microsoft.com/office/word/2010/wordprocessingShape" mc:Ignorable="w14 w15 w16se w16cid w16 w16cex w16sdtdh w16sdtfl w16du wp14">
+<w:hdr xmlns:wpc="http://schemas.microsoft.com/office/word/2010/wordprocessingCanvas" xmlns:cx="http://schemas.microsoft.com/office/drawing/2014/chartex" xmlns:cx1="http://schemas.microsoft.com/office/drawing/2015/9/8/chartex" xmlns:cx2="http://schemas.microsoft.com/office/drawing/2015/10/21/chartex" xmlns:cx3="http://schemas.microsoft.com/office/drawing/2016/5/9/chartex" xmlns:cx4="http://schemas.microsoft.com/office/drawing/2016/5/10/chartex" xmlns:cx5="http://schemas.microsoft.com/office/drawing/2016/5/11/chartex" xmlns:cx6="http://schemas.microsoft.com/office/drawing/2016/5/12/chartex" xmlns:cx7="http://schemas.microsoft.com/office/drawing/2016/5/13/chartex" xmlns:cx8="http://schemas.microsoft.com/office/drawing/2016/5/14/chartex" xmlns:mc="http://schemas.openxmlformats.org/markup-compatibility/2006" xmlns:aink="http://schemas.microsoft.com/office/drawing/2016/ink" xmlns:am3d="http://schemas.microsoft.com/office/drawing/2017/model3d" xmlns:o="urn:schemas-microsoft-com:office:office" xmlns:oel="http://schemas.microsoft.com/office/2019/extlst" xmlns:r="http://schemas.openxmlformats.org/officeDocument/2006/relationships" xmlns:m="http://schemas.openxmlformats.org/officeDocument/2006/math" xmlns:v="urn:schemas-microsoft-com:vml" xmlns:wp14="http://schemas.microsoft.com/office/word/2010/wordprocessingDrawing" xmlns:wp="http://schemas.openxmlformats.org/drawingml/2006/wordprocessingDrawing" xmlns:w10="urn:schemas-microsoft-com:office:word" xmlns:w="http://schemas.openxmlformats.org/wordprocessingml/2006/main" xmlns:w14="http://schemas.microsoft.com/office/word/2010/wordml" xmlns:w15="http://schemas.microsoft.com/office/word/2012/wordml" xmlns:w16cex="http://schemas.microsoft.com/office/word/2018/wordml/cex" xmlns:w16cid="http://schemas.microsoft.com/office/word/2016/wordml/cid" xmlns:w16="http://schemas.microsoft.com/office/word/2018/wordml" xmlns:w16du="http://schemas.microsoft.com/office/word/2023/wordml/word16du" xmlns:w16sdtdh="http://schemas.microsoft.com/office/word/2020/wordml/sdtdatahash" xmlns:w16sdtfl="http://schemas.microsoft.com/office/word/2024/wordml/sdtformatlock" xmlns:w16se="http://schemas.microsoft.com/office/word/2015/wordml/symex" xmlns:wpg="http://schemas.microsoft.com/office/word/2010/wordprocessingGroup" xmlns:wpi="http://schemas.microsoft.com/office/word/2010/wordprocessingInk" xmlns:wne="http://schemas.microsoft.com/office/word/2006/wordml" xmlns:wps="http://schemas.microsoft.com/office/word/2010/wordprocessingShape" mc:Ignorable="w14 w15 w16se w16cid w16 w16cex w16sdtdh w16sdtfl w16du wp14">
   <w:p>
     <w:pPr>
       <w:pBdr>
@@ -7703,7 +7583,7 @@
 </file>
 
 <file path=word/header2.xml><?xml version="1.0" encoding="utf-8"?>
-<w:hdr xmlns:wpc="http://schemas.microsoft.com/office/word/2010/wordprocessingCanvas" xmlns:cx="http://schemas.microsoft.com/office/drawing/2014/chartex" xmlns:cx1="http://schemas.microsoft.com/office/drawing/2015/9/8/chartex" xmlns:cx2="http://schemas.microsoft.com/office/drawing/2015/10/21/chartex" xmlns:cx3="http://schemas.microsoft.com/office/drawing/2016/5/9/chartex" xmlns:cx4="http://schemas.microsoft.com/office/drawing/2016/5/10/chartex" xmlns:cx5="http://schemas.microsoft.com/office/drawing/2016/5/11/chartex" xmlns:cx6="http://schemas.microsoft.com/office/drawing/2016/5/12/chartex" xmlns:cx7="http://schemas.microsoft.com/office/drawing/2016/5/13/chartex" xmlns:cx8="http://schemas.microsoft.com/office/drawing/2016/5/14/chartex" xmlns:mc="http://schemas.openxmlformats.org/markup-compatibility/2006" xmlns:aink="http://schemas.microsoft.com/office/drawing/2016/ink" xmlns:am3d="http://schemas.microsoft.com/office/drawing/2017/model3d" xmlns:o="urn:schemas-microsoft-com:office:office" xmlns:oel="http://schemas.microsoft.com/office/2019/extlst" xmlns:r="http://schemas.openxmlformats.org/officeDocument/2006/relationships" xmlns:m="http://schemas.openxmlformats.org/officeDocument/2006/math" xmlns:v="urn:schemas-microsoft-com:vml" xmlns:wp14="http://schemas.microsoft.com/office/word/2010/wordprocessingDrawing" xmlns:wp="http://schemas.openxmlformats.org/drawingml/2006/wordprocessingDrawing" xmlns:w10="urn:schemas-microsoft-com:office:word" xmlns:w="http://schemas.openxmlformats.org/wordprocessingml/2006/main" xmlns:w14="http://schemas.microsoft.com/office/word/2010/wordml" xmlns:w15="http://schemas.microsoft.com/office/word/2012/wordml" xmlns:w16cei="http://schemas.microsoft.com/office/word/2026/wordml/cei" xmlns:w16cex="http://schemas.microsoft.com/office/word/2018/wordml/cex" xmlns:w16cid="http://schemas.microsoft.com/office/word/2016/wordml/cid" xmlns:w16="http://schemas.microsoft.com/office/word/2018/wordml" xmlns:w16du="http://schemas.microsoft.com/office/word/2023/wordml/word16du" xmlns:w16sdtdh="http://schemas.microsoft.com/office/word/2020/wordml/sdtdatahash" xmlns:w16sdtfl="http://schemas.microsoft.com/office/word/2024/wordml/sdtformatlock" xmlns:w16se="http://schemas.microsoft.com/office/word/2015/wordml/symex" xmlns:wpg="http://schemas.microsoft.com/office/word/2010/wordprocessingGroup" xmlns:wpi="http://schemas.microsoft.com/office/word/2010/wordprocessingInk" xmlns:wne="http://schemas.microsoft.com/office/word/2006/wordml" xmlns:wps="http://schemas.microsoft.com/office/word/2010/wordprocessingShape" mc:Ignorable="w14 w15 w16se w16cid w16 w16cex w16sdtdh w16sdtfl w16du wp14">
+<w:hdr xmlns:wpc="http://schemas.microsoft.com/office/word/2010/wordprocessingCanvas" xmlns:cx="http://schemas.microsoft.com/office/drawing/2014/chartex" xmlns:cx1="http://schemas.microsoft.com/office/drawing/2015/9/8/chartex" xmlns:cx2="http://schemas.microsoft.com/office/drawing/2015/10/21/chartex" xmlns:cx3="http://schemas.microsoft.com/office/drawing/2016/5/9/chartex" xmlns:cx4="http://schemas.microsoft.com/office/drawing/2016/5/10/chartex" xmlns:cx5="http://schemas.microsoft.com/office/drawing/2016/5/11/chartex" xmlns:cx6="http://schemas.microsoft.com/office/drawing/2016/5/12/chartex" xmlns:cx7="http://schemas.microsoft.com/office/drawing/2016/5/13/chartex" xmlns:cx8="http://schemas.microsoft.com/office/drawing/2016/5/14/chartex" xmlns:mc="http://schemas.openxmlformats.org/markup-compatibility/2006" xmlns:aink="http://schemas.microsoft.com/office/drawing/2016/ink" xmlns:am3d="http://schemas.microsoft.com/office/drawing/2017/model3d" xmlns:o="urn:schemas-microsoft-com:office:office" xmlns:oel="http://schemas.microsoft.com/office/2019/extlst" xmlns:r="http://schemas.openxmlformats.org/officeDocument/2006/relationships" xmlns:m="http://schemas.openxmlformats.org/officeDocument/2006/math" xmlns:v="urn:schemas-microsoft-com:vml" xmlns:wp14="http://schemas.microsoft.com/office/word/2010/wordprocessingDrawing" xmlns:wp="http://schemas.openxmlformats.org/drawingml/2006/wordprocessingDrawing" xmlns:w10="urn:schemas-microsoft-com:office:word" xmlns:w="http://schemas.openxmlformats.org/wordprocessingml/2006/main" xmlns:w14="http://schemas.microsoft.com/office/word/2010/wordml" xmlns:w15="http://schemas.microsoft.com/office/word/2012/wordml" xmlns:w16cex="http://schemas.microsoft.com/office/word/2018/wordml/cex" xmlns:w16cid="http://schemas.microsoft.com/office/word/2016/wordml/cid" xmlns:w16="http://schemas.microsoft.com/office/word/2018/wordml" xmlns:w16du="http://schemas.microsoft.com/office/word/2023/wordml/word16du" xmlns:w16sdtdh="http://schemas.microsoft.com/office/word/2020/wordml/sdtdatahash" xmlns:w16sdtfl="http://schemas.microsoft.com/office/word/2024/wordml/sdtformatlock" xmlns:w16se="http://schemas.microsoft.com/office/word/2015/wordml/symex" xmlns:wpg="http://schemas.microsoft.com/office/word/2010/wordprocessingGroup" xmlns:wpi="http://schemas.microsoft.com/office/word/2010/wordprocessingInk" xmlns:wne="http://schemas.microsoft.com/office/word/2006/wordml" xmlns:wps="http://schemas.microsoft.com/office/word/2010/wordprocessingShape" mc:Ignorable="w14 w15 w16se w16cid w16 w16cex w16sdtdh w16sdtfl w16du wp14">
   <w:p>
     <w:pPr>
       <w:pBdr>
@@ -7724,7 +7604,6 @@
         <w:szCs w:val="16"/>
       </w:rPr>
     </w:pPr>
-    <w:proofErr w:type="spellStart"/>
     <w:r>
       <w:rPr>
         <w:rFonts w:hint="eastAsia"/>
@@ -7734,13 +7613,12 @@
       </w:rPr>
       <w:t>좀비소울_기획서</w:t>
     </w:r>
-    <w:proofErr w:type="spellEnd"/>
   </w:p>
 </w:hdr>
 </file>
 
 <file path=word/header3.xml><?xml version="1.0" encoding="utf-8"?>
-<w:hdr xmlns:wpc="http://schemas.microsoft.com/office/word/2010/wordprocessingCanvas" xmlns:cx="http://schemas.microsoft.com/office/drawing/2014/chartex" xmlns:cx1="http://schemas.microsoft.com/office/drawing/2015/9/8/chartex" xmlns:cx2="http://schemas.microsoft.com/office/drawing/2015/10/21/chartex" xmlns:cx3="http://schemas.microsoft.com/office/drawing/2016/5/9/chartex" xmlns:cx4="http://schemas.microsoft.com/office/drawing/2016/5/10/chartex" xmlns:cx5="http://schemas.microsoft.com/office/drawing/2016/5/11/chartex" xmlns:cx6="http://schemas.microsoft.com/office/drawing/2016/5/12/chartex" xmlns:cx7="http://schemas.microsoft.com/office/drawing/2016/5/13/chartex" xmlns:cx8="http://schemas.microsoft.com/office/drawing/2016/5/14/chartex" xmlns:mc="http://schemas.openxmlformats.org/markup-compatibility/2006" xmlns:aink="http://schemas.microsoft.com/office/drawing/2016/ink" xmlns:am3d="http://schemas.microsoft.com/office/drawing/2017/model3d" xmlns:o="urn:schemas-microsoft-com:office:office" xmlns:oel="http://schemas.microsoft.com/office/2019/extlst" xmlns:r="http://schemas.openxmlformats.org/officeDocument/2006/relationships" xmlns:m="http://schemas.openxmlformats.org/officeDocument/2006/math" xmlns:v="urn:schemas-microsoft-com:vml" xmlns:wp14="http://schemas.microsoft.com/office/word/2010/wordprocessingDrawing" xmlns:wp="http://schemas.openxmlformats.org/drawingml/2006/wordprocessingDrawing" xmlns:w10="urn:schemas-microsoft-com:office:word" xmlns:w="http://schemas.openxmlformats.org/wordprocessingml/2006/main" xmlns:w14="http://schemas.microsoft.com/office/word/2010/wordml" xmlns:w15="http://schemas.microsoft.com/office/word/2012/wordml" xmlns:w16cei="http://schemas.microsoft.com/office/word/2026/wordml/cei" xmlns:w16cex="http://schemas.microsoft.com/office/word/2018/wordml/cex" xmlns:w16cid="http://schemas.microsoft.com/office/word/2016/wordml/cid" xmlns:w16="http://schemas.microsoft.com/office/word/2018/wordml" xmlns:w16du="http://schemas.microsoft.com/office/word/2023/wordml/word16du" xmlns:w16sdtdh="http://schemas.microsoft.com/office/word/2020/wordml/sdtdatahash" xmlns:w16sdtfl="http://schemas.microsoft.com/office/word/2024/wordml/sdtformatlock" xmlns:w16se="http://schemas.microsoft.com/office/word/2015/wordml/symex" xmlns:wpg="http://schemas.microsoft.com/office/word/2010/wordprocessingGroup" xmlns:wpi="http://schemas.microsoft.com/office/word/2010/wordprocessingInk" xmlns:wne="http://schemas.microsoft.com/office/word/2006/wordml" xmlns:wps="http://schemas.microsoft.com/office/word/2010/wordprocessingShape" mc:Ignorable="w14 w15 w16se w16cid w16 w16cex w16sdtdh w16sdtfl w16du wp14">
+<w:hdr xmlns:wpc="http://schemas.microsoft.com/office/word/2010/wordprocessingCanvas" xmlns:cx="http://schemas.microsoft.com/office/drawing/2014/chartex" xmlns:cx1="http://schemas.microsoft.com/office/drawing/2015/9/8/chartex" xmlns:cx2="http://schemas.microsoft.com/office/drawing/2015/10/21/chartex" xmlns:cx3="http://schemas.microsoft.com/office/drawing/2016/5/9/chartex" xmlns:cx4="http://schemas.microsoft.com/office/drawing/2016/5/10/chartex" xmlns:cx5="http://schemas.microsoft.com/office/drawing/2016/5/11/chartex" xmlns:cx6="http://schemas.microsoft.com/office/drawing/2016/5/12/chartex" xmlns:cx7="http://schemas.microsoft.com/office/drawing/2016/5/13/chartex" xmlns:cx8="http://schemas.microsoft.com/office/drawing/2016/5/14/chartex" xmlns:mc="http://schemas.openxmlformats.org/markup-compatibility/2006" xmlns:aink="http://schemas.microsoft.com/office/drawing/2016/ink" xmlns:am3d="http://schemas.microsoft.com/office/drawing/2017/model3d" xmlns:o="urn:schemas-microsoft-com:office:office" xmlns:oel="http://schemas.microsoft.com/office/2019/extlst" xmlns:r="http://schemas.openxmlformats.org/officeDocument/2006/relationships" xmlns:m="http://schemas.openxmlformats.org/officeDocument/2006/math" xmlns:v="urn:schemas-microsoft-com:vml" xmlns:wp14="http://schemas.microsoft.com/office/word/2010/wordprocessingDrawing" xmlns:wp="http://schemas.openxmlformats.org/drawingml/2006/wordprocessingDrawing" xmlns:w10="urn:schemas-microsoft-com:office:word" xmlns:w="http://schemas.openxmlformats.org/wordprocessingml/2006/main" xmlns:w14="http://schemas.microsoft.com/office/word/2010/wordml" xmlns:w15="http://schemas.microsoft.com/office/word/2012/wordml" xmlns:w16cex="http://schemas.microsoft.com/office/word/2018/wordml/cex" xmlns:w16cid="http://schemas.microsoft.com/office/word/2016/wordml/cid" xmlns:w16="http://schemas.microsoft.com/office/word/2018/wordml" xmlns:w16du="http://schemas.microsoft.com/office/word/2023/wordml/word16du" xmlns:w16sdtdh="http://schemas.microsoft.com/office/word/2020/wordml/sdtdatahash" xmlns:w16sdtfl="http://schemas.microsoft.com/office/word/2024/wordml/sdtformatlock" xmlns:w16se="http://schemas.microsoft.com/office/word/2015/wordml/symex" xmlns:wpg="http://schemas.microsoft.com/office/word/2010/wordprocessingGroup" xmlns:wpi="http://schemas.microsoft.com/office/word/2010/wordprocessingInk" xmlns:wne="http://schemas.microsoft.com/office/word/2006/wordml" xmlns:wps="http://schemas.microsoft.com/office/word/2010/wordprocessingShape" mc:Ignorable="w14 w15 w16se w16cid w16 w16cex w16sdtdh w16sdtfl w16du wp14">
   <w:p>
     <w:pPr>
       <w:pBdr>
@@ -7763,7 +7641,7 @@
 </file>
 
 <file path=word/numbering.xml><?xml version="1.0" encoding="utf-8"?>
-<w:numbering xmlns:wpc="http://schemas.microsoft.com/office/word/2010/wordprocessingCanvas" xmlns:cx="http://schemas.microsoft.com/office/drawing/2014/chartex" xmlns:cx1="http://schemas.microsoft.com/office/drawing/2015/9/8/chartex" xmlns:cx2="http://schemas.microsoft.com/office/drawing/2015/10/21/chartex" xmlns:cx3="http://schemas.microsoft.com/office/drawing/2016/5/9/chartex" xmlns:cx4="http://schemas.microsoft.com/office/drawing/2016/5/10/chartex" xmlns:cx5="http://schemas.microsoft.com/office/drawing/2016/5/11/chartex" xmlns:cx6="http://schemas.microsoft.com/office/drawing/2016/5/12/chartex" xmlns:cx7="http://schemas.microsoft.com/office/drawing/2016/5/13/chartex" xmlns:cx8="http://schemas.microsoft.com/office/drawing/2016/5/14/chartex" xmlns:mc="http://schemas.openxmlformats.org/markup-compatibility/2006" xmlns:aink="http://schemas.microsoft.com/office/drawing/2016/ink" xmlns:am3d="http://schemas.microsoft.com/office/drawing/2017/model3d" xmlns:o="urn:schemas-microsoft-com:office:office" xmlns:oel="http://schemas.microsoft.com/office/2019/extlst" xmlns:r="http://schemas.openxmlformats.org/officeDocument/2006/relationships" xmlns:m="http://schemas.openxmlformats.org/officeDocument/2006/math" xmlns:v="urn:schemas-microsoft-com:vml" xmlns:wp14="http://schemas.microsoft.com/office/word/2010/wordprocessingDrawing" xmlns:wp="http://schemas.openxmlformats.org/drawingml/2006/wordprocessingDrawing" xmlns:w10="urn:schemas-microsoft-com:office:word" xmlns:w="http://schemas.openxmlformats.org/wordprocessingml/2006/main" xmlns:w14="http://schemas.microsoft.com/office/word/2010/wordml" xmlns:w15="http://schemas.microsoft.com/office/word/2012/wordml" xmlns:w16cei="http://schemas.microsoft.com/office/word/2026/wordml/cei" xmlns:w16cex="http://schemas.microsoft.com/office/word/2018/wordml/cex" xmlns:w16cid="http://schemas.microsoft.com/office/word/2016/wordml/cid" xmlns:w16="http://schemas.microsoft.com/office/word/2018/wordml" xmlns:w16du="http://schemas.microsoft.com/office/word/2023/wordml/word16du" xmlns:w16sdtdh="http://schemas.microsoft.com/office/word/2020/wordml/sdtdatahash" xmlns:w16sdtfl="http://schemas.microsoft.com/office/word/2024/wordml/sdtformatlock" xmlns:w16se="http://schemas.microsoft.com/office/word/2015/wordml/symex" xmlns:wpg="http://schemas.microsoft.com/office/word/2010/wordprocessingGroup" xmlns:wpi="http://schemas.microsoft.com/office/word/2010/wordprocessingInk" xmlns:wne="http://schemas.microsoft.com/office/word/2006/wordml" xmlns:wps="http://schemas.microsoft.com/office/word/2010/wordprocessingShape" mc:Ignorable="w14 w15 w16se w16cid w16 w16cex w16sdtdh w16sdtfl w16du wp14">
+<w:numbering xmlns:wpc="http://schemas.microsoft.com/office/word/2010/wordprocessingCanvas" xmlns:cx="http://schemas.microsoft.com/office/drawing/2014/chartex" xmlns:cx1="http://schemas.microsoft.com/office/drawing/2015/9/8/chartex" xmlns:cx2="http://schemas.microsoft.com/office/drawing/2015/10/21/chartex" xmlns:cx3="http://schemas.microsoft.com/office/drawing/2016/5/9/chartex" xmlns:cx4="http://schemas.microsoft.com/office/drawing/2016/5/10/chartex" xmlns:cx5="http://schemas.microsoft.com/office/drawing/2016/5/11/chartex" xmlns:cx6="http://schemas.microsoft.com/office/drawing/2016/5/12/chartex" xmlns:cx7="http://schemas.microsoft.com/office/drawing/2016/5/13/chartex" xmlns:cx8="http://schemas.microsoft.com/office/drawing/2016/5/14/chartex" xmlns:mc="http://schemas.openxmlformats.org/markup-compatibility/2006" xmlns:aink="http://schemas.microsoft.com/office/drawing/2016/ink" xmlns:am3d="http://schemas.microsoft.com/office/drawing/2017/model3d" xmlns:o="urn:schemas-microsoft-com:office:office" xmlns:oel="http://schemas.microsoft.com/office/2019/extlst" xmlns:r="http://schemas.openxmlformats.org/officeDocument/2006/relationships" xmlns:m="http://schemas.openxmlformats.org/officeDocument/2006/math" xmlns:v="urn:schemas-microsoft-com:vml" xmlns:wp14="http://schemas.microsoft.com/office/word/2010/wordprocessingDrawing" xmlns:wp="http://schemas.openxmlformats.org/drawingml/2006/wordprocessingDrawing" xmlns:w10="urn:schemas-microsoft-com:office:word" xmlns:w="http://schemas.openxmlformats.org/wordprocessingml/2006/main" xmlns:w14="http://schemas.microsoft.com/office/word/2010/wordml" xmlns:w15="http://schemas.microsoft.com/office/word/2012/wordml" xmlns:w16cex="http://schemas.microsoft.com/office/word/2018/wordml/cex" xmlns:w16cid="http://schemas.microsoft.com/office/word/2016/wordml/cid" xmlns:w16="http://schemas.microsoft.com/office/word/2018/wordml" xmlns:w16du="http://schemas.microsoft.com/office/word/2023/wordml/word16du" xmlns:w16sdtdh="http://schemas.microsoft.com/office/word/2020/wordml/sdtdatahash" xmlns:w16sdtfl="http://schemas.microsoft.com/office/word/2024/wordml/sdtformatlock" xmlns:w16se="http://schemas.microsoft.com/office/word/2015/wordml/symex" xmlns:wpg="http://schemas.microsoft.com/office/word/2010/wordprocessingGroup" xmlns:wpi="http://schemas.microsoft.com/office/word/2010/wordprocessingInk" xmlns:wne="http://schemas.microsoft.com/office/word/2006/wordml" xmlns:wps="http://schemas.microsoft.com/office/word/2010/wordprocessingShape" mc:Ignorable="w14 w15 w16se w16cid w16 w16cex w16sdtdh w16sdtfl w16du wp14">
   <w:abstractNum w:abstractNumId="0" w15:restartNumberingAfterBreak="0">
     <w:nsid w:val="03F215B7"/>
     <w:multiLevelType w:val="multilevel"/>
@@ -10589,7 +10467,6 @@
   <w:style w:type="character" w:default="1" w:styleId="a0">
     <w:name w:val="Default Paragraph Font"/>
     <w:uiPriority w:val="1"/>
-    <w:semiHidden/>
     <w:unhideWhenUsed/>
   </w:style>
   <w:style w:type="table" w:default="1" w:styleId="a1">
@@ -11464,28 +11341,28 @@
 </file>
 
 <file path=customXml/item1.xml><?xml version="1.0" encoding="utf-8"?>
-<b:Sources xmlns:b="http://schemas.openxmlformats.org/officeDocument/2006/bibliography" xmlns="http://schemas.openxmlformats.org/officeDocument/2006/bibliography" SelectedStyle="\APASixthEditionOfficeOnline.xsl" StyleName="APA" Version="6"/>
-</file>
-
-<file path=customXml/item2.xml><?xml version="1.0" encoding="utf-8"?>
 <go:gDocsCustomXmlDataStorage xmlns:go="http://customooxmlschemas.google.com/" xmlns:r="http://schemas.openxmlformats.org/officeDocument/2006/relationships" uri="GoogleDocsCustomDataVersion2">
   <go:docsCustomData xmlns:go="http://customooxmlschemas.google.com/" roundtripDataSignature="AMtx7micRMcumK0WNl2WwJGgDlCf2P0pZg==">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</go:docsCustomData>
 </go:gDocsCustomXmlDataStorage>
 </file>
 
-<file path=customXml/itemProps1.xml><?xml version="1.0" encoding="utf-8"?>
-<ds:datastoreItem xmlns:ds="http://schemas.openxmlformats.org/officeDocument/2006/customXml" ds:itemID="{9319AD63-CBA6-497F-A07B-DAFEC8FA0A37}">
-  <ds:schemaRefs>
-    <ds:schemaRef ds:uri="http://schemas.openxmlformats.org/officeDocument/2006/bibliography"/>
-  </ds:schemaRefs>
-</ds:datastoreItem>
+<file path=customXml/item2.xml><?xml version="1.0" encoding="utf-8"?>
+<b:Sources xmlns:b="http://schemas.openxmlformats.org/officeDocument/2006/bibliography" xmlns="http://schemas.openxmlformats.org/officeDocument/2006/bibliography" SelectedStyle="\APASixthEditionOfficeOnline.xsl" StyleName="APA" Version="6"/>
 </file>
 
-<file path=customXml/itemProps2.xml><?xml version="1.0" encoding="utf-8"?>
+<file path=customXml/itemProps1.xml><?xml version="1.0" encoding="utf-8"?>
 <ds:datastoreItem xmlns:ds="http://schemas.openxmlformats.org/officeDocument/2006/customXml" ds:itemID="{11111111-1234-1234-1234-123412341234}">
   <ds:schemaRefs>
     <ds:schemaRef ds:uri="http://customooxmlschemas.google.com/"/>
     <ds:schemaRef ds:uri="http://schemas.openxmlformats.org/officeDocument/2006/relationships"/>
   </ds:schemaRefs>
 </ds:datastoreItem>
+</file>
+
+<file path=customXml/itemProps2.xml><?xml version="1.0" encoding="utf-8"?>
+<ds:datastoreItem xmlns:ds="http://schemas.openxmlformats.org/officeDocument/2006/customXml" ds:itemID="{9319AD63-CBA6-497F-A07B-DAFEC8FA0A37}">
+  <ds:schemaRefs>
+    <ds:schemaRef ds:uri="http://schemas.openxmlformats.org/officeDocument/2006/bibliography"/>
+  </ds:schemaRefs>
+</ds:datastoreItem>
 </file>
--- a/SBSAcademy_Team01_기획서.docx
+++ b/SBSAcademy_Team01_기획서.docx
@@ -1,6 +1,6 @@
 
 <file path=word/document.xml><?xml version="1.0" encoding="utf-8"?>
-<w:document xmlns:wpc="http://schemas.microsoft.com/office/word/2010/wordprocessingCanvas" xmlns:cx="http://schemas.microsoft.com/office/drawing/2014/chartex" xmlns:cx1="http://schemas.microsoft.com/office/drawing/2015/9/8/chartex" xmlns:cx2="http://schemas.microsoft.com/office/drawing/2015/10/21/chartex" xmlns:cx3="http://schemas.microsoft.com/office/drawing/2016/5/9/chartex" xmlns:cx4="http://schemas.microsoft.com/office/drawing/2016/5/10/chartex" xmlns:cx5="http://schemas.microsoft.com/office/drawing/2016/5/11/chartex" xmlns:cx6="http://schemas.microsoft.com/office/drawing/2016/5/12/chartex" xmlns:cx7="http://schemas.microsoft.com/office/drawing/2016/5/13/chartex" xmlns:cx8="http://schemas.microsoft.com/office/drawing/2016/5/14/chartex" xmlns:mc="http://schemas.openxmlformats.org/markup-compatibility/2006" xmlns:aink="http://schemas.microsoft.com/office/drawing/2016/ink" xmlns:am3d="http://schemas.microsoft.com/office/drawing/2017/model3d" xmlns:o="urn:schemas-microsoft-com:office:office" xmlns:oel="http://schemas.microsoft.com/office/2019/extlst" xmlns:r="http://schemas.openxmlformats.org/officeDocument/2006/relationships" xmlns:m="http://schemas.openxmlformats.org/officeDocument/2006/math" xmlns:v="urn:schemas-microsoft-com:vml" xmlns:wp14="http://schemas.microsoft.com/office/word/2010/wordprocessingDrawing" xmlns:wp="http://schemas.openxmlformats.org/drawingml/2006/wordprocessingDrawing" xmlns:w10="urn:schemas-microsoft-com:office:word" xmlns:w="http://schemas.openxmlformats.org/wordprocessingml/2006/main" xmlns:w14="http://schemas.microsoft.com/office/word/2010/wordml" xmlns:w15="http://schemas.microsoft.com/office/word/2012/wordml" xmlns:w16cei="http://schemas.microsoft.com/office/word/2026/wordml/cei" xmlns:w16cex="http://schemas.microsoft.com/office/word/2018/wordml/cex" xmlns:w16cid="http://schemas.microsoft.com/office/word/2016/wordml/cid" xmlns:w16="http://schemas.microsoft.com/office/word/2018/wordml" xmlns:w16du="http://schemas.microsoft.com/office/word/2023/wordml/word16du" xmlns:w16sdtdh="http://schemas.microsoft.com/office/word/2020/wordml/sdtdatahash" xmlns:w16sdtfl="http://schemas.microsoft.com/office/word/2024/wordml/sdtformatlock" xmlns:w16se="http://schemas.microsoft.com/office/word/2015/wordml/symex" xmlns:wpg="http://schemas.microsoft.com/office/word/2010/wordprocessingGroup" xmlns:wpi="http://schemas.microsoft.com/office/word/2010/wordprocessingInk" xmlns:wne="http://schemas.microsoft.com/office/word/2006/wordml" xmlns:wps="http://schemas.microsoft.com/office/word/2010/wordprocessingShape" mc:Ignorable="w14 w15 w16se w16cid w16 w16cex w16sdtdh w16sdtfl w16du wp14">
+<w:document xmlns:wpc="http://schemas.microsoft.com/office/word/2010/wordprocessingCanvas" xmlns:cx="http://schemas.microsoft.com/office/drawing/2014/chartex" xmlns:cx1="http://schemas.microsoft.com/office/drawing/2015/9/8/chartex" xmlns:cx2="http://schemas.microsoft.com/office/drawing/2015/10/21/chartex" xmlns:cx3="http://schemas.microsoft.com/office/drawing/2016/5/9/chartex" xmlns:cx4="http://schemas.microsoft.com/office/drawing/2016/5/10/chartex" xmlns:cx5="http://schemas.microsoft.com/office/drawing/2016/5/11/chartex" xmlns:cx6="http://schemas.microsoft.com/office/drawing/2016/5/12/chartex" xmlns:cx7="http://schemas.microsoft.com/office/drawing/2016/5/13/chartex" xmlns:cx8="http://schemas.microsoft.com/office/drawing/2016/5/14/chartex" xmlns:mc="http://schemas.openxmlformats.org/markup-compatibility/2006" xmlns:aink="http://schemas.microsoft.com/office/drawing/2016/ink" xmlns:am3d="http://schemas.microsoft.com/office/drawing/2017/model3d" xmlns:o="urn:schemas-microsoft-com:office:office" xmlns:oel="http://schemas.microsoft.com/office/2019/extlst" xmlns:r="http://schemas.openxmlformats.org/officeDocument/2006/relationships" xmlns:m="http://schemas.openxmlformats.org/officeDocument/2006/math" xmlns:v="urn:schemas-microsoft-com:vml" xmlns:wp14="http://schemas.microsoft.com/office/word/2010/wordprocessingDrawing" xmlns:wp="http://schemas.openxmlformats.org/drawingml/2006/wordprocessingDrawing" xmlns:w10="urn:schemas-microsoft-com:office:word" xmlns:w="http://schemas.openxmlformats.org/wordprocessingml/2006/main" xmlns:w14="http://schemas.microsoft.com/office/word/2010/wordml" xmlns:w15="http://schemas.microsoft.com/office/word/2012/wordml" xmlns:w16cex="http://schemas.microsoft.com/office/word/2018/wordml/cex" xmlns:w16cid="http://schemas.microsoft.com/office/word/2016/wordml/cid" xmlns:w16="http://schemas.microsoft.com/office/word/2018/wordml" xmlns:w16du="http://schemas.microsoft.com/office/word/2023/wordml/word16du" xmlns:w16sdtdh="http://schemas.microsoft.com/office/word/2020/wordml/sdtdatahash" xmlns:w16sdtfl="http://schemas.microsoft.com/office/word/2024/wordml/sdtformatlock" xmlns:w16se="http://schemas.microsoft.com/office/word/2015/wordml/symex" xmlns:wpg="http://schemas.microsoft.com/office/word/2010/wordprocessingGroup" xmlns:wpi="http://schemas.microsoft.com/office/word/2010/wordprocessingInk" xmlns:wne="http://schemas.microsoft.com/office/word/2006/wordml" xmlns:wps="http://schemas.microsoft.com/office/word/2010/wordprocessingShape" mc:Ignorable="w14 w15 w16se w16cid w16 w16cex w16sdtdh w16sdtfl w16du wp14">
   <w:body>
     <w:p>
       <w:pPr>
@@ -920,7 +920,16 @@
           <w:p>
             <w:pPr>
               <w:jc w:val="center"/>
+              <w:rPr>
+                <w:rFonts w:eastAsiaTheme="minorEastAsia"/>
+              </w:rPr>
             </w:pPr>
+            <w:r>
+              <w:rPr>
+                <w:rFonts w:eastAsiaTheme="minorEastAsia" w:hint="eastAsia"/>
+              </w:rPr>
+              <w:t>26.10.22</w:t>
+            </w:r>
           </w:p>
         </w:tc>
         <w:tc>
@@ -936,6 +945,13 @@
                 <w:color w:val="000000"/>
               </w:rPr>
             </w:pPr>
+            <w:r>
+              <w:rPr>
+                <w:rFonts w:ascii="맑은 고딕" w:eastAsia="맑은 고딕" w:hAnsi="맑은 고딕" w:cs="맑은 고딕" w:hint="eastAsia"/>
+                <w:color w:val="000000"/>
+              </w:rPr>
+              <w:t>구동현</w:t>
+            </w:r>
           </w:p>
         </w:tc>
         <w:tc>
@@ -948,6 +964,526 @@
               <w:jc w:val="left"/>
               <w:rPr>
                 <w:rFonts w:ascii="맑은 고딕" w:eastAsia="맑은 고딕" w:hAnsi="맑은 고딕" w:cs="맑은 고딕"/>
+                <w:color w:val="000000"/>
+              </w:rPr>
+            </w:pPr>
+            <w:r>
+              <w:rPr>
+                <w:rFonts w:ascii="맑은 고딕" w:eastAsia="맑은 고딕" w:hAnsi="맑은 고딕" w:cs="맑은 고딕" w:hint="eastAsia"/>
+                <w:color w:val="000000"/>
+              </w:rPr>
+              <w:t xml:space="preserve">3.3.2 </w:t>
+            </w:r>
+            <w:r>
+              <w:rPr>
+                <w:rFonts w:ascii="맑은 고딕" w:eastAsia="맑은 고딕" w:hAnsi="맑은 고딕" w:cs="맑은 고딕"/>
+                <w:color w:val="000000"/>
+              </w:rPr>
+              <w:fldChar w:fldCharType="begin"/>
+            </w:r>
+            <w:r>
+              <w:rPr>
+                <w:rFonts w:ascii="맑은 고딕" w:eastAsia="맑은 고딕" w:hAnsi="맑은 고딕" w:cs="맑은 고딕"/>
+                <w:color w:val="000000"/>
+              </w:rPr>
+              <w:instrText xml:space="preserve"> </w:instrText>
+            </w:r>
+            <w:r>
+              <w:rPr>
+                <w:rFonts w:ascii="맑은 고딕" w:eastAsia="맑은 고딕" w:hAnsi="맑은 고딕" w:cs="맑은 고딕" w:hint="eastAsia"/>
+                <w:color w:val="000000"/>
+              </w:rPr>
+              <w:instrText>REF _Ref243612709 \r \h</w:instrText>
+            </w:r>
+            <w:r>
+              <w:rPr>
+                <w:rFonts w:ascii="맑은 고딕" w:eastAsia="맑은 고딕" w:hAnsi="맑은 고딕" w:cs="맑은 고딕"/>
+                <w:color w:val="000000"/>
+              </w:rPr>
+              <w:instrText xml:space="preserve"> </w:instrText>
+            </w:r>
+            <w:r>
+              <w:rPr>
+                <w:rFonts w:ascii="맑은 고딕" w:eastAsia="맑은 고딕" w:hAnsi="맑은 고딕" w:cs="맑은 고딕"/>
+                <w:color w:val="000000"/>
+              </w:rPr>
+            </w:r>
+            <w:r>
+              <w:rPr>
+                <w:rFonts w:ascii="맑은 고딕" w:eastAsia="맑은 고딕" w:hAnsi="맑은 고딕" w:cs="맑은 고딕"/>
+                <w:color w:val="000000"/>
+              </w:rPr>
+              <w:fldChar w:fldCharType="separate"/>
+            </w:r>
+            <w:r>
+              <w:rPr>
+                <w:rFonts w:ascii="맑은 고딕" w:eastAsia="맑은 고딕" w:hAnsi="맑은 고딕" w:cs="맑은 고딕"/>
+                <w:color w:val="000000"/>
+              </w:rPr>
+              <w:fldChar w:fldCharType="end"/>
+            </w:r>
+            <w:r>
+              <w:rPr>
+                <w:rFonts w:ascii="맑은 고딕" w:eastAsia="맑은 고딕" w:hAnsi="맑은 고딕" w:cs="맑은 고딕"/>
+                <w:color w:val="000000"/>
+              </w:rPr>
+              <w:fldChar w:fldCharType="begin"/>
+            </w:r>
+            <w:r>
+              <w:rPr>
+                <w:rFonts w:ascii="맑은 고딕" w:eastAsia="맑은 고딕" w:hAnsi="맑은 고딕" w:cs="맑은 고딕"/>
+                <w:color w:val="000000"/>
+              </w:rPr>
+              <w:instrText xml:space="preserve"> REF _Ref243612712 \h </w:instrText>
+            </w:r>
+            <w:r>
+              <w:rPr>
+                <w:rFonts w:ascii="맑은 고딕" w:eastAsia="맑은 고딕" w:hAnsi="맑은 고딕" w:cs="맑은 고딕"/>
+                <w:color w:val="000000"/>
+              </w:rPr>
+            </w:r>
+            <w:r>
+              <w:rPr>
+                <w:rFonts w:ascii="맑은 고딕" w:eastAsia="맑은 고딕" w:hAnsi="맑은 고딕" w:cs="맑은 고딕"/>
+                <w:color w:val="000000"/>
+              </w:rPr>
+              <w:fldChar w:fldCharType="separate"/>
+            </w:r>
+            <w:proofErr w:type="spellStart"/>
+            <w:r>
+              <w:rPr>
+                <w:rFonts w:ascii="맑은 고딕" w:eastAsia="맑은 고딕" w:hAnsi="맑은 고딕" w:cs="맑은 고딕" w:hint="eastAsia"/>
+              </w:rPr>
+              <w:t>약공격</w:t>
+            </w:r>
+            <w:proofErr w:type="spellEnd"/>
+            <w:r>
+              <w:rPr>
+                <w:rFonts w:hint="eastAsia"/>
+              </w:rPr>
+              <w:t xml:space="preserve"> </w:t>
+            </w:r>
+            <w:r>
+              <w:rPr>
+                <w:rFonts w:ascii="맑은 고딕" w:eastAsia="맑은 고딕" w:hAnsi="맑은 고딕" w:cs="맑은 고딕" w:hint="eastAsia"/>
+              </w:rPr>
+              <w:t>스킬</w:t>
+            </w:r>
+            <w:r>
+              <w:rPr>
+                <w:rFonts w:ascii="맑은 고딕" w:eastAsia="맑은 고딕" w:hAnsi="맑은 고딕" w:cs="맑은 고딕"/>
+                <w:color w:val="000000"/>
+              </w:rPr>
+              <w:fldChar w:fldCharType="end"/>
+            </w:r>
+            <w:r>
+              <w:rPr>
+                <w:rFonts w:ascii="맑은 고딕" w:eastAsia="맑은 고딕" w:hAnsi="맑은 고딕" w:cs="맑은 고딕" w:hint="eastAsia"/>
+                <w:color w:val="000000"/>
+              </w:rPr>
+              <w:t xml:space="preserve"> 내용 수정.</w:t>
+            </w:r>
+            <w:r>
+              <w:rPr>
+                <w:rFonts w:ascii="맑은 고딕" w:eastAsia="맑은 고딕" w:hAnsi="맑은 고딕" w:cs="맑은 고딕" w:hint="eastAsia"/>
+                <w:color w:val="000000"/>
+              </w:rPr>
+              <w:t xml:space="preserve"> </w:t>
+            </w:r>
+            <w:r>
+              <w:rPr>
+                <w:rFonts w:ascii="맑은 고딕" w:eastAsia="맑은 고딕" w:hAnsi="맑은 고딕" w:cs="맑은 고딕" w:hint="eastAsia"/>
+                <w:color w:val="000000"/>
+              </w:rPr>
+              <w:t>(</w:t>
+            </w:r>
+            <w:proofErr w:type="spellStart"/>
+            <w:r>
+              <w:rPr>
+                <w:rFonts w:ascii="맑은 고딕" w:eastAsia="맑은 고딕" w:hAnsi="맑은 고딕" w:cs="맑은 고딕" w:hint="eastAsia"/>
+                <w:color w:val="000000"/>
+              </w:rPr>
+              <w:t>쿨타임</w:t>
+            </w:r>
+            <w:proofErr w:type="spellEnd"/>
+            <w:r>
+              <w:rPr>
+                <w:rFonts w:ascii="맑은 고딕" w:eastAsia="맑은 고딕" w:hAnsi="맑은 고딕" w:cs="맑은 고딕" w:hint="eastAsia"/>
+                <w:color w:val="000000"/>
+              </w:rPr>
+              <w:t xml:space="preserve"> 시스템 제거)</w:t>
+            </w:r>
+          </w:p>
+          <w:p>
+            <w:pPr>
+              <w:jc w:val="left"/>
+              <w:rPr>
+                <w:rFonts w:ascii="맑은 고딕" w:eastAsia="맑은 고딕" w:hAnsi="맑은 고딕" w:cs="맑은 고딕"/>
+                <w:color w:val="000000"/>
+              </w:rPr>
+            </w:pPr>
+            <w:r>
+              <w:rPr>
+                <w:rFonts w:ascii="맑은 고딕" w:eastAsia="맑은 고딕" w:hAnsi="맑은 고딕" w:cs="맑은 고딕" w:hint="eastAsia"/>
+                <w:color w:val="000000"/>
+              </w:rPr>
+              <w:t xml:space="preserve">4.2 </w:t>
+            </w:r>
+            <w:r>
+              <w:rPr>
+                <w:rFonts w:ascii="맑은 고딕" w:eastAsia="맑은 고딕" w:hAnsi="맑은 고딕" w:cs="맑은 고딕"/>
+                <w:color w:val="000000"/>
+              </w:rPr>
+              <w:fldChar w:fldCharType="begin"/>
+            </w:r>
+            <w:r>
+              <w:rPr>
+                <w:rFonts w:ascii="맑은 고딕" w:eastAsia="맑은 고딕" w:hAnsi="맑은 고딕" w:cs="맑은 고딕"/>
+                <w:color w:val="000000"/>
+              </w:rPr>
+              <w:instrText xml:space="preserve"> </w:instrText>
+            </w:r>
+            <w:r>
+              <w:rPr>
+                <w:rFonts w:ascii="맑은 고딕" w:eastAsia="맑은 고딕" w:hAnsi="맑은 고딕" w:cs="맑은 고딕" w:hint="eastAsia"/>
+                <w:color w:val="000000"/>
+              </w:rPr>
+              <w:instrText>REF _Ref243612752 \h</w:instrText>
+            </w:r>
+            <w:r>
+              <w:rPr>
+                <w:rFonts w:ascii="맑은 고딕" w:eastAsia="맑은 고딕" w:hAnsi="맑은 고딕" w:cs="맑은 고딕"/>
+                <w:color w:val="000000"/>
+              </w:rPr>
+              <w:instrText xml:space="preserve"> </w:instrText>
+            </w:r>
+            <w:r>
+              <w:rPr>
+                <w:rFonts w:ascii="맑은 고딕" w:eastAsia="맑은 고딕" w:hAnsi="맑은 고딕" w:cs="맑은 고딕"/>
+                <w:color w:val="000000"/>
+              </w:rPr>
+            </w:r>
+            <w:r>
+              <w:rPr>
+                <w:rFonts w:ascii="맑은 고딕" w:eastAsia="맑은 고딕" w:hAnsi="맑은 고딕" w:cs="맑은 고딕"/>
+                <w:color w:val="000000"/>
+              </w:rPr>
+              <w:fldChar w:fldCharType="separate"/>
+            </w:r>
+            <w:r>
+              <w:rPr>
+                <w:rFonts w:ascii="맑은 고딕" w:eastAsia="맑은 고딕" w:hAnsi="맑은 고딕" w:cs="맑은 고딕" w:hint="eastAsia"/>
+              </w:rPr>
+              <w:t>몬스터</w:t>
+            </w:r>
+            <w:r>
+              <w:rPr>
+                <w:rFonts w:ascii="맑은 고딕" w:eastAsia="맑은 고딕" w:hAnsi="맑은 고딕" w:cs="맑은 고딕"/>
+                <w:color w:val="000000"/>
+              </w:rPr>
+              <w:fldChar w:fldCharType="end"/>
+            </w:r>
+            <w:r>
+              <w:rPr>
+                <w:rFonts w:ascii="맑은 고딕" w:eastAsia="맑은 고딕" w:hAnsi="맑은 고딕" w:cs="맑은 고딕" w:hint="eastAsia"/>
+                <w:color w:val="000000"/>
+              </w:rPr>
+              <w:t xml:space="preserve"> </w:t>
+            </w:r>
+            <w:proofErr w:type="spellStart"/>
+            <w:r>
+              <w:rPr>
+                <w:rFonts w:ascii="맑은 고딕" w:eastAsia="맑은 고딕" w:hAnsi="맑은 고딕" w:cs="맑은 고딕" w:hint="eastAsia"/>
+                <w:color w:val="000000"/>
+              </w:rPr>
+              <w:t>HPbar</w:t>
+            </w:r>
+            <w:proofErr w:type="spellEnd"/>
+            <w:r>
+              <w:rPr>
+                <w:rFonts w:ascii="맑은 고딕" w:eastAsia="맑은 고딕" w:hAnsi="맑은 고딕" w:cs="맑은 고딕" w:hint="eastAsia"/>
+                <w:color w:val="000000"/>
+              </w:rPr>
+              <w:t xml:space="preserve"> 협의 필요로 내용 전환.</w:t>
+            </w:r>
+          </w:p>
+          <w:p>
+            <w:pPr>
+              <w:jc w:val="left"/>
+              <w:rPr>
+                <w:rFonts w:ascii="맑은 고딕" w:eastAsia="맑은 고딕" w:hAnsi="맑은 고딕" w:cs="맑은 고딕"/>
+                <w:color w:val="000000"/>
+              </w:rPr>
+            </w:pPr>
+            <w:r>
+              <w:rPr>
+                <w:rFonts w:ascii="맑은 고딕" w:eastAsia="맑은 고딕" w:hAnsi="맑은 고딕" w:cs="맑은 고딕" w:hint="eastAsia"/>
+                <w:color w:val="000000"/>
+              </w:rPr>
+              <w:t xml:space="preserve">4.3 </w:t>
+            </w:r>
+            <w:r>
+              <w:rPr>
+                <w:rFonts w:ascii="맑은 고딕" w:eastAsia="맑은 고딕" w:hAnsi="맑은 고딕" w:cs="맑은 고딕"/>
+                <w:color w:val="000000"/>
+              </w:rPr>
+              <w:fldChar w:fldCharType="begin"/>
+            </w:r>
+            <w:r>
+              <w:rPr>
+                <w:rFonts w:ascii="맑은 고딕" w:eastAsia="맑은 고딕" w:hAnsi="맑은 고딕" w:cs="맑은 고딕"/>
+                <w:color w:val="000000"/>
+              </w:rPr>
+              <w:instrText xml:space="preserve"> </w:instrText>
+            </w:r>
+            <w:r>
+              <w:rPr>
+                <w:rFonts w:ascii="맑은 고딕" w:eastAsia="맑은 고딕" w:hAnsi="맑은 고딕" w:cs="맑은 고딕" w:hint="eastAsia"/>
+                <w:color w:val="000000"/>
+              </w:rPr>
+              <w:instrText>REF _Ref243612776 \h</w:instrText>
+            </w:r>
+            <w:r>
+              <w:rPr>
+                <w:rFonts w:ascii="맑은 고딕" w:eastAsia="맑은 고딕" w:hAnsi="맑은 고딕" w:cs="맑은 고딕"/>
+                <w:color w:val="000000"/>
+              </w:rPr>
+              <w:instrText xml:space="preserve"> </w:instrText>
+            </w:r>
+            <w:r>
+              <w:rPr>
+                <w:rFonts w:ascii="맑은 고딕" w:eastAsia="맑은 고딕" w:hAnsi="맑은 고딕" w:cs="맑은 고딕"/>
+                <w:color w:val="000000"/>
+              </w:rPr>
+            </w:r>
+            <w:r>
+              <w:rPr>
+                <w:rFonts w:ascii="맑은 고딕" w:eastAsia="맑은 고딕" w:hAnsi="맑은 고딕" w:cs="맑은 고딕"/>
+                <w:color w:val="000000"/>
+              </w:rPr>
+              <w:fldChar w:fldCharType="separate"/>
+            </w:r>
+            <w:r>
+              <w:rPr>
+                <w:rFonts w:ascii="맑은 고딕" w:eastAsia="맑은 고딕" w:hAnsi="맑은 고딕" w:cs="맑은 고딕" w:hint="eastAsia"/>
+              </w:rPr>
+              <w:t>보스</w:t>
+            </w:r>
+            <w:r>
+              <w:rPr>
+                <w:rFonts w:ascii="맑은 고딕" w:eastAsia="맑은 고딕" w:hAnsi="맑은 고딕" w:cs="맑은 고딕"/>
+                <w:color w:val="000000"/>
+              </w:rPr>
+              <w:fldChar w:fldCharType="end"/>
+            </w:r>
+            <w:r>
+              <w:rPr>
+                <w:rFonts w:ascii="맑은 고딕" w:eastAsia="맑은 고딕" w:hAnsi="맑은 고딕" w:cs="맑은 고딕" w:hint="eastAsia"/>
+                <w:color w:val="000000"/>
+              </w:rPr>
+              <w:t xml:space="preserve"> 그로기 타임 관련 내용 추가.</w:t>
+            </w:r>
+          </w:p>
+        </w:tc>
+      </w:tr>
+      <w:tr>
+        <w:trPr>
+          <w:trHeight w:val="277"/>
+          <w:jc w:val="center"/>
+        </w:trPr>
+        <w:tc>
+          <w:tcPr>
+            <w:tcW w:w="1271" w:type="dxa"/>
+            <w:vAlign w:val="center"/>
+          </w:tcPr>
+          <w:p>
+            <w:pPr>
+              <w:jc w:val="center"/>
+              <w:rPr>
+                <w:rFonts w:eastAsiaTheme="minorEastAsia"/>
+              </w:rPr>
+            </w:pPr>
+            <w:r>
+              <w:rPr>
+                <w:rFonts w:eastAsiaTheme="minorEastAsia" w:hint="eastAsia"/>
+              </w:rPr>
+              <w:t>26.10.23.</w:t>
+            </w:r>
+          </w:p>
+        </w:tc>
+        <w:tc>
+          <w:tcPr>
+            <w:tcW w:w="880" w:type="dxa"/>
+            <w:vAlign w:val="center"/>
+          </w:tcPr>
+          <w:p>
+            <w:pPr>
+              <w:jc w:val="center"/>
+              <w:rPr>
+                <w:rFonts w:ascii="맑은 고딕" w:eastAsia="맑은 고딕" w:hAnsi="맑은 고딕" w:cs="맑은 고딕"/>
+                <w:color w:val="000000"/>
+              </w:rPr>
+            </w:pPr>
+            <w:r>
+              <w:rPr>
+                <w:rFonts w:ascii="맑은 고딕" w:eastAsia="맑은 고딕" w:hAnsi="맑은 고딕" w:cs="맑은 고딕" w:hint="eastAsia"/>
+                <w:color w:val="000000"/>
+              </w:rPr>
+              <w:t>구동현</w:t>
+            </w:r>
+          </w:p>
+        </w:tc>
+        <w:tc>
+          <w:tcPr>
+            <w:tcW w:w="7229" w:type="dxa"/>
+            <w:vAlign w:val="center"/>
+          </w:tcPr>
+          <w:p>
+            <w:pPr>
+              <w:jc w:val="left"/>
+              <w:rPr>
+                <w:rFonts w:ascii="맑은 고딕" w:eastAsia="맑은 고딕" w:hAnsi="맑은 고딕" w:cs="맑은 고딕"/>
+                <w:color w:val="000000"/>
+              </w:rPr>
+            </w:pPr>
+            <w:r>
+              <w:rPr>
+                <w:rFonts w:ascii="맑은 고딕" w:eastAsia="맑은 고딕" w:hAnsi="맑은 고딕" w:cs="맑은 고딕"/>
+                <w:color w:val="000000"/>
+              </w:rPr>
+              <w:fldChar w:fldCharType="begin"/>
+            </w:r>
+            <w:r>
+              <w:rPr>
+                <w:rFonts w:ascii="맑은 고딕" w:eastAsia="맑은 고딕" w:hAnsi="맑은 고딕" w:cs="맑은 고딕"/>
+                <w:color w:val="000000"/>
+              </w:rPr>
+              <w:instrText xml:space="preserve"> REF _Ref243642924 \w \h </w:instrText>
+            </w:r>
+            <w:r>
+              <w:rPr>
+                <w:rFonts w:ascii="맑은 고딕" w:eastAsia="맑은 고딕" w:hAnsi="맑은 고딕" w:cs="맑은 고딕"/>
+                <w:color w:val="000000"/>
+              </w:rPr>
+            </w:r>
+            <w:r>
+              <w:rPr>
+                <w:rFonts w:ascii="맑은 고딕" w:eastAsia="맑은 고딕" w:hAnsi="맑은 고딕" w:cs="맑은 고딕"/>
+                <w:color w:val="000000"/>
+              </w:rPr>
+              <w:fldChar w:fldCharType="separate"/>
+            </w:r>
+            <w:r>
+              <w:rPr>
+                <w:rFonts w:ascii="맑은 고딕" w:eastAsia="맑은 고딕" w:hAnsi="맑은 고딕" w:cs="맑은 고딕"/>
+                <w:color w:val="000000"/>
+              </w:rPr>
+              <w:t>1</w:t>
+            </w:r>
+            <w:r>
+              <w:rPr>
+                <w:rFonts w:ascii="맑은 고딕" w:eastAsia="맑은 고딕" w:hAnsi="맑은 고딕" w:cs="맑은 고딕"/>
+                <w:color w:val="000000"/>
+              </w:rPr>
+              <w:fldChar w:fldCharType="end"/>
+            </w:r>
+            <w:r>
+              <w:rPr>
+                <w:rFonts w:ascii="맑은 고딕" w:eastAsia="맑은 고딕" w:hAnsi="맑은 고딕" w:cs="맑은 고딕" w:hint="eastAsia"/>
+                <w:color w:val="000000"/>
+              </w:rPr>
+              <w:t xml:space="preserve"> </w:t>
+            </w:r>
+            <w:r>
+              <w:rPr>
+                <w:rFonts w:ascii="맑은 고딕" w:eastAsia="맑은 고딕" w:hAnsi="맑은 고딕" w:cs="맑은 고딕"/>
+                <w:color w:val="000000"/>
+              </w:rPr>
+              <w:fldChar w:fldCharType="begin"/>
+            </w:r>
+            <w:r>
+              <w:rPr>
+                <w:rFonts w:ascii="맑은 고딕" w:eastAsia="맑은 고딕" w:hAnsi="맑은 고딕" w:cs="맑은 고딕"/>
+                <w:color w:val="000000"/>
+              </w:rPr>
+              <w:instrText xml:space="preserve"> REF _Ref243642929 \h </w:instrText>
+            </w:r>
+            <w:r>
+              <w:rPr>
+                <w:rFonts w:ascii="맑은 고딕" w:eastAsia="맑은 고딕" w:hAnsi="맑은 고딕" w:cs="맑은 고딕"/>
+                <w:color w:val="000000"/>
+              </w:rPr>
+            </w:r>
+            <w:r>
+              <w:rPr>
+                <w:rFonts w:ascii="맑은 고딕" w:eastAsia="맑은 고딕" w:hAnsi="맑은 고딕" w:cs="맑은 고딕"/>
+                <w:color w:val="000000"/>
+              </w:rPr>
+              <w:fldChar w:fldCharType="separate"/>
+            </w:r>
+            <w:r>
+              <w:rPr>
+                <w:rFonts w:ascii="맑은 고딕" w:eastAsia="맑은 고딕" w:hAnsi="맑은 고딕" w:cs="맑은 고딕" w:hint="eastAsia"/>
+              </w:rPr>
+              <w:t>기획의도</w:t>
+            </w:r>
+            <w:r>
+              <w:rPr>
+                <w:rFonts w:ascii="맑은 고딕" w:eastAsia="맑은 고딕" w:hAnsi="맑은 고딕" w:cs="맑은 고딕"/>
+                <w:color w:val="000000"/>
+              </w:rPr>
+              <w:fldChar w:fldCharType="end"/>
+            </w:r>
+            <w:r>
+              <w:rPr>
+                <w:rFonts w:ascii="맑은 고딕" w:eastAsia="맑은 고딕" w:hAnsi="맑은 고딕" w:cs="맑은 고딕" w:hint="eastAsia"/>
+                <w:color w:val="000000"/>
+              </w:rPr>
+              <w:t xml:space="preserve"> 내용 전면 수정.</w:t>
+            </w:r>
+          </w:p>
+          <w:p>
+            <w:pPr>
+              <w:jc w:val="left"/>
+              <w:rPr>
+                <w:rFonts w:ascii="맑은 고딕" w:eastAsia="맑은 고딕" w:hAnsi="맑은 고딕" w:cs="맑은 고딕"/>
+                <w:color w:val="000000"/>
+              </w:rPr>
+            </w:pPr>
+            <w:r>
+              <w:rPr>
+                <w:rFonts w:ascii="맑은 고딕" w:eastAsia="맑은 고딕" w:hAnsi="맑은 고딕" w:cs="맑은 고딕" w:hint="eastAsia"/>
+                <w:color w:val="000000"/>
+              </w:rPr>
+              <w:t xml:space="preserve">3.5 </w:t>
+            </w:r>
+            <w:r>
+              <w:rPr>
+                <w:rFonts w:ascii="맑은 고딕" w:eastAsia="맑은 고딕" w:hAnsi="맑은 고딕" w:cs="맑은 고딕"/>
+                <w:color w:val="000000"/>
+              </w:rPr>
+              <w:t>스테이지 전개 시스템</w:t>
+            </w:r>
+            <w:r>
+              <w:rPr>
+                <w:rFonts w:ascii="맑은 고딕" w:eastAsia="맑은 고딕" w:hAnsi="맑은 고딕" w:cs="맑은 고딕" w:hint="eastAsia"/>
+                <w:color w:val="000000"/>
+              </w:rPr>
+              <w:t xml:space="preserve"> 목차 제거</w:t>
+            </w:r>
+            <w:r>
+              <w:rPr>
+                <w:rFonts w:ascii="맑은 고딕" w:eastAsia="맑은 고딕" w:hAnsi="맑은 고딕" w:cs="맑은 고딕" w:hint="eastAsia"/>
+                <w:color w:val="000000"/>
+              </w:rPr>
+              <w:t>.</w:t>
+            </w:r>
+          </w:p>
+          <w:p>
+            <w:pPr>
+              <w:jc w:val="left"/>
+              <w:rPr>
+                <w:rFonts w:ascii="맑은 고딕" w:eastAsia="맑은 고딕" w:hAnsi="맑은 고딕" w:cs="맑은 고딕" w:hint="eastAsia"/>
                 <w:color w:val="000000"/>
               </w:rPr>
             </w:pPr>
@@ -992,53 +1528,6 @@
           </w:tcPr>
           <w:p>
             <w:pPr>
-              <w:jc w:val="left"/>
-              <w:rPr>
-                <w:rFonts w:ascii="맑은 고딕" w:eastAsia="맑은 고딕" w:hAnsi="맑은 고딕" w:cs="맑은 고딕"/>
-                <w:color w:val="000000"/>
-              </w:rPr>
-            </w:pPr>
-          </w:p>
-        </w:tc>
-      </w:tr>
-      <w:tr>
-        <w:trPr>
-          <w:trHeight w:val="277"/>
-          <w:jc w:val="center"/>
-        </w:trPr>
-        <w:tc>
-          <w:tcPr>
-            <w:tcW w:w="1271" w:type="dxa"/>
-            <w:vAlign w:val="center"/>
-          </w:tcPr>
-          <w:p>
-            <w:pPr>
-              <w:jc w:val="center"/>
-            </w:pPr>
-          </w:p>
-        </w:tc>
-        <w:tc>
-          <w:tcPr>
-            <w:tcW w:w="880" w:type="dxa"/>
-            <w:vAlign w:val="center"/>
-          </w:tcPr>
-          <w:p>
-            <w:pPr>
-              <w:jc w:val="center"/>
-              <w:rPr>
-                <w:rFonts w:ascii="맑은 고딕" w:eastAsia="맑은 고딕" w:hAnsi="맑은 고딕" w:cs="맑은 고딕"/>
-                <w:color w:val="000000"/>
-              </w:rPr>
-            </w:pPr>
-          </w:p>
-        </w:tc>
-        <w:tc>
-          <w:tcPr>
-            <w:tcW w:w="7229" w:type="dxa"/>
-            <w:vAlign w:val="center"/>
-          </w:tcPr>
-          <w:p>
-            <w:pPr>
               <w:rPr>
                 <w:rFonts w:ascii="맑은 고딕" w:eastAsia="맑은 고딕" w:hAnsi="맑은 고딕" w:cs="맑은 고딕"/>
                 <w:color w:val="000000"/>
@@ -1095,7 +1584,7 @@
       <w:r>
         <w:fldChar w:fldCharType="separate"/>
       </w:r>
-      <w:hyperlink w:anchor="_Toc243523908" w:history="1">
+      <w:hyperlink w:anchor="_Toc243645632" w:history="1">
         <w:r>
           <w:rPr>
             <w:rStyle w:val="af"/>
@@ -1140,7 +1629,7 @@
             <w:noProof/>
             <w:webHidden/>
           </w:rPr>
-          <w:instrText xml:space="preserve"> PAGEREF _Toc243523908 \h </w:instrText>
+          <w:instrText xml:space="preserve"> PAGEREF _Toc243645632 \h </w:instrText>
         </w:r>
         <w:r>
           <w:rPr>
@@ -1188,7 +1677,7 @@
           <w14:ligatures w14:val="standardContextual"/>
         </w:rPr>
       </w:pPr>
-      <w:hyperlink w:anchor="_Toc243523909" w:history="1">
+      <w:hyperlink w:anchor="_Toc243645633" w:history="1">
         <w:r>
           <w:rPr>
             <w:rStyle w:val="af"/>
@@ -1233,7 +1722,7 @@
             <w:noProof/>
             <w:webHidden/>
           </w:rPr>
-          <w:instrText xml:space="preserve"> PAGEREF _Toc243523909 \h </w:instrText>
+          <w:instrText xml:space="preserve"> PAGEREF _Toc243645633 \h </w:instrText>
         </w:r>
         <w:r>
           <w:rPr>
@@ -1281,7 +1770,7 @@
           <w14:ligatures w14:val="standardContextual"/>
         </w:rPr>
       </w:pPr>
-      <w:hyperlink w:anchor="_Toc243523910" w:history="1">
+      <w:hyperlink w:anchor="_Toc243645634" w:history="1">
         <w:r>
           <w:rPr>
             <w:rStyle w:val="af"/>
@@ -1326,7 +1815,7 @@
             <w:noProof/>
             <w:webHidden/>
           </w:rPr>
-          <w:instrText xml:space="preserve"> PAGEREF _Toc243523910 \h </w:instrText>
+          <w:instrText xml:space="preserve"> PAGEREF _Toc243645634 \h </w:instrText>
         </w:r>
         <w:r>
           <w:rPr>
@@ -1374,7 +1863,7 @@
           <w14:ligatures w14:val="standardContextual"/>
         </w:rPr>
       </w:pPr>
-      <w:hyperlink w:anchor="_Toc243523911" w:history="1">
+      <w:hyperlink w:anchor="_Toc243645635" w:history="1">
         <w:r>
           <w:rPr>
             <w:rStyle w:val="af"/>
@@ -1419,7 +1908,7 @@
             <w:noProof/>
             <w:webHidden/>
           </w:rPr>
-          <w:instrText xml:space="preserve"> PAGEREF _Toc243523911 \h </w:instrText>
+          <w:instrText xml:space="preserve"> PAGEREF _Toc243645635 \h </w:instrText>
         </w:r>
         <w:r>
           <w:rPr>
@@ -1467,7 +1956,7 @@
           <w14:ligatures w14:val="standardContextual"/>
         </w:rPr>
       </w:pPr>
-      <w:hyperlink w:anchor="_Toc243523912" w:history="1">
+      <w:hyperlink w:anchor="_Toc243645636" w:history="1">
         <w:r>
           <w:rPr>
             <w:rStyle w:val="af"/>
@@ -1512,7 +2001,7 @@
             <w:noProof/>
             <w:webHidden/>
           </w:rPr>
-          <w:instrText xml:space="preserve"> PAGEREF _Toc243523912 \h </w:instrText>
+          <w:instrText xml:space="preserve"> PAGEREF _Toc243645636 \h </w:instrText>
         </w:r>
         <w:r>
           <w:rPr>
@@ -1545,11 +2034,12 @@
     </w:p>
     <w:p>
       <w:pPr>
-        <w:pStyle w:val="10"/>
+        <w:pStyle w:val="30"/>
         <w:tabs>
-          <w:tab w:val="left" w:pos="425"/>
+          <w:tab w:val="left" w:pos="1760"/>
           <w:tab w:val="right" w:leader="underscore" w:pos="9019"/>
         </w:tabs>
+        <w:ind w:left="880"/>
         <w:rPr>
           <w:rFonts w:asciiTheme="minorHAnsi" w:hAnsiTheme="minorHAnsi" w:cstheme="minorBidi"/>
           <w:noProof/>
@@ -1559,13 +2049,13 @@
           <w14:ligatures w14:val="standardContextual"/>
         </w:rPr>
       </w:pPr>
-      <w:hyperlink w:anchor="_Toc243523913" w:history="1">
+      <w:hyperlink w:anchor="_Toc243645637" w:history="1">
         <w:r>
           <w:rPr>
             <w:rStyle w:val="af"/>
             <w:noProof/>
           </w:rPr>
-          <w:t>2</w:t>
+          <w:t>1.2.1</w:t>
         </w:r>
         <w:r>
           <w:rPr>
@@ -1583,6 +2073,98 @@
             <w:rStyle w:val="af"/>
             <w:noProof/>
           </w:rPr>
+          <w:t>최종 점수 산정 방식</w:t>
+        </w:r>
+        <w:r>
+          <w:rPr>
+            <w:noProof/>
+            <w:webHidden/>
+          </w:rPr>
+          <w:tab/>
+        </w:r>
+        <w:r>
+          <w:rPr>
+            <w:noProof/>
+            <w:webHidden/>
+          </w:rPr>
+          <w:fldChar w:fldCharType="begin"/>
+        </w:r>
+        <w:r>
+          <w:rPr>
+            <w:noProof/>
+            <w:webHidden/>
+          </w:rPr>
+          <w:instrText xml:space="preserve"> PAGEREF _Toc243645637 \h </w:instrText>
+        </w:r>
+        <w:r>
+          <w:rPr>
+            <w:noProof/>
+            <w:webHidden/>
+          </w:rPr>
+        </w:r>
+        <w:r>
+          <w:rPr>
+            <w:noProof/>
+            <w:webHidden/>
+          </w:rPr>
+          <w:fldChar w:fldCharType="separate"/>
+        </w:r>
+        <w:r>
+          <w:rPr>
+            <w:noProof/>
+            <w:webHidden/>
+          </w:rPr>
+          <w:t>4</w:t>
+        </w:r>
+        <w:r>
+          <w:rPr>
+            <w:noProof/>
+            <w:webHidden/>
+          </w:rPr>
+          <w:fldChar w:fldCharType="end"/>
+        </w:r>
+      </w:hyperlink>
+    </w:p>
+    <w:p>
+      <w:pPr>
+        <w:pStyle w:val="10"/>
+        <w:tabs>
+          <w:tab w:val="left" w:pos="425"/>
+          <w:tab w:val="right" w:leader="underscore" w:pos="9019"/>
+        </w:tabs>
+        <w:rPr>
+          <w:rFonts w:asciiTheme="minorHAnsi" w:hAnsiTheme="minorHAnsi" w:cstheme="minorBidi"/>
+          <w:noProof/>
+          <w:kern w:val="2"/>
+          <w:szCs w:val="24"/>
+          <w:lang w:val="en-US"/>
+          <w14:ligatures w14:val="standardContextual"/>
+        </w:rPr>
+      </w:pPr>
+      <w:hyperlink w:anchor="_Toc243645638" w:history="1">
+        <w:r>
+          <w:rPr>
+            <w:rStyle w:val="af"/>
+            <w:noProof/>
+          </w:rPr>
+          <w:t>2</w:t>
+        </w:r>
+        <w:r>
+          <w:rPr>
+            <w:rFonts w:asciiTheme="minorHAnsi" w:hAnsiTheme="minorHAnsi" w:cstheme="minorBidi"/>
+            <w:noProof/>
+            <w:kern w:val="2"/>
+            <w:szCs w:val="24"/>
+            <w:lang w:val="en-US"/>
+            <w14:ligatures w14:val="standardContextual"/>
+          </w:rPr>
+          <w:tab/>
+        </w:r>
+        <w:r>
+          <w:rPr>
+            <w:rStyle w:val="af"/>
+            <w:noProof/>
+          </w:rPr>
           <w:t>게임 플로우</w:t>
         </w:r>
         <w:r>
@@ -1604,7 +2186,7 @@
             <w:noProof/>
             <w:webHidden/>
           </w:rPr>
-          <w:instrText xml:space="preserve"> PAGEREF _Toc243523913 \h </w:instrText>
+          <w:instrText xml:space="preserve"> PAGEREF _Toc243645638 \h </w:instrText>
         </w:r>
         <w:r>
           <w:rPr>
@@ -1624,7 +2206,7 @@
             <w:noProof/>
             <w:webHidden/>
           </w:rPr>
-          <w:t>5</w:t>
+          <w:t>6</w:t>
         </w:r>
         <w:r>
           <w:rPr>
@@ -1652,7 +2234,7 @@
           <w14:ligatures w14:val="standardContextual"/>
         </w:rPr>
       </w:pPr>
-      <w:hyperlink w:anchor="_Toc243523914" w:history="1">
+      <w:hyperlink w:anchor="_Toc243645639" w:history="1">
         <w:r>
           <w:rPr>
             <w:rStyle w:val="af"/>
@@ -1697,7 +2279,7 @@
             <w:noProof/>
             <w:webHidden/>
           </w:rPr>
-          <w:instrText xml:space="preserve"> PAGEREF _Toc243523914 \h </w:instrText>
+          <w:instrText xml:space="preserve"> PAGEREF _Toc243645639 \h </w:instrText>
         </w:r>
         <w:r>
           <w:rPr>
@@ -1717,7 +2299,7 @@
             <w:noProof/>
             <w:webHidden/>
           </w:rPr>
-          <w:t>5</w:t>
+          <w:t>6</w:t>
         </w:r>
         <w:r>
           <w:rPr>
@@ -1745,7 +2327,7 @@
           <w14:ligatures w14:val="standardContextual"/>
         </w:rPr>
       </w:pPr>
-      <w:hyperlink w:anchor="_Toc243523915" w:history="1">
+      <w:hyperlink w:anchor="_Toc243645640" w:history="1">
         <w:r>
           <w:rPr>
             <w:rStyle w:val="af"/>
@@ -1790,7 +2372,7 @@
             <w:noProof/>
             <w:webHidden/>
           </w:rPr>
-          <w:instrText xml:space="preserve"> PAGEREF _Toc243523915 \h </w:instrText>
+          <w:instrText xml:space="preserve"> PAGEREF _Toc243645640 \h </w:instrText>
         </w:r>
         <w:r>
           <w:rPr>
@@ -1810,7 +2392,7 @@
             <w:noProof/>
             <w:webHidden/>
           </w:rPr>
-          <w:t>5</w:t>
+          <w:t>6</w:t>
         </w:r>
         <w:r>
           <w:rPr>
@@ -1837,7 +2419,7 @@
           <w14:ligatures w14:val="standardContextual"/>
         </w:rPr>
       </w:pPr>
-      <w:hyperlink w:anchor="_Toc243523916" w:history="1">
+      <w:hyperlink w:anchor="_Toc243645641" w:history="1">
         <w:r>
           <w:rPr>
             <w:rStyle w:val="af"/>
@@ -1882,7 +2464,7 @@
             <w:noProof/>
             <w:webHidden/>
           </w:rPr>
-          <w:instrText xml:space="preserve"> PAGEREF _Toc243523916 \h </w:instrText>
+          <w:instrText xml:space="preserve"> PAGEREF _Toc243645641 \h </w:instrText>
         </w:r>
         <w:r>
           <w:rPr>
@@ -1902,7 +2484,7 @@
             <w:noProof/>
             <w:webHidden/>
           </w:rPr>
-          <w:t>6</w:t>
+          <w:t>7</w:t>
         </w:r>
         <w:r>
           <w:rPr>
@@ -1930,7 +2512,7 @@
           <w14:ligatures w14:val="standardContextual"/>
         </w:rPr>
       </w:pPr>
-      <w:hyperlink w:anchor="_Toc243523917" w:history="1">
+      <w:hyperlink w:anchor="_Toc243645642" w:history="1">
         <w:r>
           <w:rPr>
             <w:rStyle w:val="af"/>
@@ -1975,7 +2557,7 @@
             <w:noProof/>
             <w:webHidden/>
           </w:rPr>
-          <w:instrText xml:space="preserve"> PAGEREF _Toc243523917 \h </w:instrText>
+          <w:instrText xml:space="preserve"> PAGEREF _Toc243645642 \h </w:instrText>
         </w:r>
         <w:r>
           <w:rPr>
@@ -1995,7 +2577,7 @@
             <w:noProof/>
             <w:webHidden/>
           </w:rPr>
-          <w:t>6</w:t>
+          <w:t>7</w:t>
         </w:r>
         <w:r>
           <w:rPr>
@@ -2023,7 +2605,7 @@
           <w14:ligatures w14:val="standardContextual"/>
         </w:rPr>
       </w:pPr>
-      <w:hyperlink w:anchor="_Toc243523918" w:history="1">
+      <w:hyperlink w:anchor="_Toc243645643" w:history="1">
         <w:r>
           <w:rPr>
             <w:rStyle w:val="af"/>
@@ -2068,7 +2650,7 @@
             <w:noProof/>
             <w:webHidden/>
           </w:rPr>
-          <w:instrText xml:space="preserve"> PAGEREF _Toc243523918 \h </w:instrText>
+          <w:instrText xml:space="preserve"> PAGEREF _Toc243645643 \h </w:instrText>
         </w:r>
         <w:r>
           <w:rPr>
@@ -2088,7 +2670,7 @@
             <w:noProof/>
             <w:webHidden/>
           </w:rPr>
-          <w:t>6</w:t>
+          <w:t>7</w:t>
         </w:r>
         <w:r>
           <w:rPr>
@@ -2116,7 +2698,7 @@
           <w14:ligatures w14:val="standardContextual"/>
         </w:rPr>
       </w:pPr>
-      <w:hyperlink w:anchor="_Toc243523919" w:history="1">
+      <w:hyperlink w:anchor="_Toc243645644" w:history="1">
         <w:r>
           <w:rPr>
             <w:rStyle w:val="af"/>
@@ -2161,7 +2743,7 @@
             <w:noProof/>
             <w:webHidden/>
           </w:rPr>
-          <w:instrText xml:space="preserve"> PAGEREF _Toc243523919 \h </w:instrText>
+          <w:instrText xml:space="preserve"> PAGEREF _Toc243645644 \h </w:instrText>
         </w:r>
         <w:r>
           <w:rPr>
@@ -2181,7 +2763,7 @@
             <w:noProof/>
             <w:webHidden/>
           </w:rPr>
-          <w:t>6</w:t>
+          <w:t>7</w:t>
         </w:r>
         <w:r>
           <w:rPr>
@@ -2209,7 +2791,7 @@
           <w14:ligatures w14:val="standardContextual"/>
         </w:rPr>
       </w:pPr>
-      <w:hyperlink w:anchor="_Toc243523920" w:history="1">
+      <w:hyperlink w:anchor="_Toc243645645" w:history="1">
         <w:r>
           <w:rPr>
             <w:rStyle w:val="af"/>
@@ -2254,7 +2836,7 @@
             <w:noProof/>
             <w:webHidden/>
           </w:rPr>
-          <w:instrText xml:space="preserve"> PAGEREF _Toc243523920 \h </w:instrText>
+          <w:instrText xml:space="preserve"> PAGEREF _Toc243645645 \h </w:instrText>
         </w:r>
         <w:r>
           <w:rPr>
@@ -2274,7 +2856,7 @@
             <w:noProof/>
             <w:webHidden/>
           </w:rPr>
-          <w:t>6</w:t>
+          <w:t>7</w:t>
         </w:r>
         <w:r>
           <w:rPr>
@@ -2302,7 +2884,7 @@
           <w14:ligatures w14:val="standardContextual"/>
         </w:rPr>
       </w:pPr>
-      <w:hyperlink w:anchor="_Toc243523921" w:history="1">
+      <w:hyperlink w:anchor="_Toc243645646" w:history="1">
         <w:r>
           <w:rPr>
             <w:rStyle w:val="af"/>
@@ -2347,7 +2929,7 @@
             <w:noProof/>
             <w:webHidden/>
           </w:rPr>
-          <w:instrText xml:space="preserve"> PAGEREF _Toc243523921 \h </w:instrText>
+          <w:instrText xml:space="preserve"> PAGEREF _Toc243645646 \h </w:instrText>
         </w:r>
         <w:r>
           <w:rPr>
@@ -2367,7 +2949,7 @@
             <w:noProof/>
             <w:webHidden/>
           </w:rPr>
-          <w:t>6</w:t>
+          <w:t>7</w:t>
         </w:r>
         <w:r>
           <w:rPr>
@@ -2395,7 +2977,7 @@
           <w14:ligatures w14:val="standardContextual"/>
         </w:rPr>
       </w:pPr>
-      <w:hyperlink w:anchor="_Toc243523922" w:history="1">
+      <w:hyperlink w:anchor="_Toc243645647" w:history="1">
         <w:r>
           <w:rPr>
             <w:rStyle w:val="af"/>
@@ -2440,7 +3022,7 @@
             <w:noProof/>
             <w:webHidden/>
           </w:rPr>
-          <w:instrText xml:space="preserve"> PAGEREF _Toc243523922 \h </w:instrText>
+          <w:instrText xml:space="preserve"> PAGEREF _Toc243645647 \h </w:instrText>
         </w:r>
         <w:r>
           <w:rPr>
@@ -2460,7 +3042,7 @@
             <w:noProof/>
             <w:webHidden/>
           </w:rPr>
-          <w:t>6</w:t>
+          <w:t>7</w:t>
         </w:r>
         <w:r>
           <w:rPr>
@@ -2488,7 +3070,7 @@
           <w14:ligatures w14:val="standardContextual"/>
         </w:rPr>
       </w:pPr>
-      <w:hyperlink w:anchor="_Toc243523923" w:history="1">
+      <w:hyperlink w:anchor="_Toc243645648" w:history="1">
         <w:r>
           <w:rPr>
             <w:rStyle w:val="af"/>
@@ -2533,7 +3115,7 @@
             <w:noProof/>
             <w:webHidden/>
           </w:rPr>
-          <w:instrText xml:space="preserve"> PAGEREF _Toc243523923 \h </w:instrText>
+          <w:instrText xml:space="preserve"> PAGEREF _Toc243645648 \h </w:instrText>
         </w:r>
         <w:r>
           <w:rPr>
@@ -2553,7 +3135,7 @@
             <w:noProof/>
             <w:webHidden/>
           </w:rPr>
-          <w:t>7</w:t>
+          <w:t>8</w:t>
         </w:r>
         <w:r>
           <w:rPr>
@@ -2581,7 +3163,7 @@
           <w14:ligatures w14:val="standardContextual"/>
         </w:rPr>
       </w:pPr>
-      <w:hyperlink w:anchor="_Toc243523924" w:history="1">
+      <w:hyperlink w:anchor="_Toc243645649" w:history="1">
         <w:r>
           <w:rPr>
             <w:rStyle w:val="af"/>
@@ -2626,7 +3208,7 @@
             <w:noProof/>
             <w:webHidden/>
           </w:rPr>
-          <w:instrText xml:space="preserve"> PAGEREF _Toc243523924 \h </w:instrText>
+          <w:instrText xml:space="preserve"> PAGEREF _Toc243645649 \h </w:instrText>
         </w:r>
         <w:r>
           <w:rPr>
@@ -2646,7 +3228,7 @@
             <w:noProof/>
             <w:webHidden/>
           </w:rPr>
-          <w:t>7</w:t>
+          <w:t>8</w:t>
         </w:r>
         <w:r>
           <w:rPr>
@@ -2674,7 +3256,7 @@
           <w14:ligatures w14:val="standardContextual"/>
         </w:rPr>
       </w:pPr>
-      <w:hyperlink w:anchor="_Toc243523925" w:history="1">
+      <w:hyperlink w:anchor="_Toc243645650" w:history="1">
         <w:r>
           <w:rPr>
             <w:rStyle w:val="af"/>
@@ -2719,7 +3301,7 @@
             <w:noProof/>
             <w:webHidden/>
           </w:rPr>
-          <w:instrText xml:space="preserve"> PAGEREF _Toc243523925 \h </w:instrText>
+          <w:instrText xml:space="preserve"> PAGEREF _Toc243645650 \h </w:instrText>
         </w:r>
         <w:r>
           <w:rPr>
@@ -2739,7 +3321,7 @@
             <w:noProof/>
             <w:webHidden/>
           </w:rPr>
-          <w:t>8</w:t>
+          <w:t>10</w:t>
         </w:r>
         <w:r>
           <w:rPr>
@@ -2767,7 +3349,7 @@
           <w14:ligatures w14:val="standardContextual"/>
         </w:rPr>
       </w:pPr>
-      <w:hyperlink w:anchor="_Toc243523926" w:history="1">
+      <w:hyperlink w:anchor="_Toc243645651" w:history="1">
         <w:r>
           <w:rPr>
             <w:rStyle w:val="af"/>
@@ -2812,7 +3394,7 @@
             <w:noProof/>
             <w:webHidden/>
           </w:rPr>
-          <w:instrText xml:space="preserve"> PAGEREF _Toc243523926 \h </w:instrText>
+          <w:instrText xml:space="preserve"> PAGEREF _Toc243645651 \h </w:instrText>
         </w:r>
         <w:r>
           <w:rPr>
@@ -2832,7 +3414,7 @@
             <w:noProof/>
             <w:webHidden/>
           </w:rPr>
-          <w:t>9</w:t>
+          <w:t>11</w:t>
         </w:r>
         <w:r>
           <w:rPr>
@@ -2860,7 +3442,7 @@
           <w14:ligatures w14:val="standardContextual"/>
         </w:rPr>
       </w:pPr>
-      <w:hyperlink w:anchor="_Toc243523927" w:history="1">
+      <w:hyperlink w:anchor="_Toc243645652" w:history="1">
         <w:r>
           <w:rPr>
             <w:rStyle w:val="af"/>
@@ -2905,7 +3487,7 @@
             <w:noProof/>
             <w:webHidden/>
           </w:rPr>
-          <w:instrText xml:space="preserve"> PAGEREF _Toc243523927 \h </w:instrText>
+          <w:instrText xml:space="preserve"> PAGEREF _Toc243645652 \h </w:instrText>
         </w:r>
         <w:r>
           <w:rPr>
@@ -2925,7 +3507,7 @@
             <w:noProof/>
             <w:webHidden/>
           </w:rPr>
-          <w:t>10</w:t>
+          <w:t>12</w:t>
         </w:r>
         <w:r>
           <w:rPr>
@@ -2953,7 +3535,7 @@
           <w14:ligatures w14:val="standardContextual"/>
         </w:rPr>
       </w:pPr>
-      <w:hyperlink w:anchor="_Toc243523928" w:history="1">
+      <w:hyperlink w:anchor="_Toc243645653" w:history="1">
         <w:r>
           <w:rPr>
             <w:rStyle w:val="af"/>
@@ -2998,7 +3580,7 @@
             <w:noProof/>
             <w:webHidden/>
           </w:rPr>
-          <w:instrText xml:space="preserve"> PAGEREF _Toc243523928 \h </w:instrText>
+          <w:instrText xml:space="preserve"> PAGEREF _Toc243645653 \h </w:instrText>
         </w:r>
         <w:r>
           <w:rPr>
@@ -3018,7 +3600,100 @@
             <w:noProof/>
             <w:webHidden/>
           </w:rPr>
-          <w:t>10</w:t>
+          <w:t>12</w:t>
+        </w:r>
+        <w:r>
+          <w:rPr>
+            <w:noProof/>
+            <w:webHidden/>
+          </w:rPr>
+          <w:fldChar w:fldCharType="end"/>
+        </w:r>
+      </w:hyperlink>
+    </w:p>
+    <w:p>
+      <w:pPr>
+        <w:pStyle w:val="30"/>
+        <w:tabs>
+          <w:tab w:val="left" w:pos="1760"/>
+          <w:tab w:val="right" w:leader="underscore" w:pos="9019"/>
+        </w:tabs>
+        <w:ind w:left="880"/>
+        <w:rPr>
+          <w:rFonts w:asciiTheme="minorHAnsi" w:hAnsiTheme="minorHAnsi" w:cstheme="minorBidi"/>
+          <w:noProof/>
+          <w:kern w:val="2"/>
+          <w:szCs w:val="24"/>
+          <w:lang w:val="en-US"/>
+          <w14:ligatures w14:val="standardContextual"/>
+        </w:rPr>
+      </w:pPr>
+      <w:hyperlink w:anchor="_Toc243645654" w:history="1">
+        <w:r>
+          <w:rPr>
+            <w:rStyle w:val="af"/>
+            <w:noProof/>
+          </w:rPr>
+          <w:t>3.3.6</w:t>
+        </w:r>
+        <w:r>
+          <w:rPr>
+            <w:rFonts w:asciiTheme="minorHAnsi" w:hAnsiTheme="minorHAnsi" w:cstheme="minorBidi"/>
+            <w:noProof/>
+            <w:kern w:val="2"/>
+            <w:szCs w:val="24"/>
+            <w:lang w:val="en-US"/>
+            <w14:ligatures w14:val="standardContextual"/>
+          </w:rPr>
+          <w:tab/>
+        </w:r>
+        <w:r>
+          <w:rPr>
+            <w:rStyle w:val="af"/>
+            <w:noProof/>
+          </w:rPr>
+          <w:t>스킬 조합</w:t>
+        </w:r>
+        <w:r>
+          <w:rPr>
+            <w:noProof/>
+            <w:webHidden/>
+          </w:rPr>
+          <w:tab/>
+        </w:r>
+        <w:r>
+          <w:rPr>
+            <w:noProof/>
+            <w:webHidden/>
+          </w:rPr>
+          <w:fldChar w:fldCharType="begin"/>
+        </w:r>
+        <w:r>
+          <w:rPr>
+            <w:noProof/>
+            <w:webHidden/>
+          </w:rPr>
+          <w:instrText xml:space="preserve"> PAGEREF _Toc243645654 \h </w:instrText>
+        </w:r>
+        <w:r>
+          <w:rPr>
+            <w:noProof/>
+            <w:webHidden/>
+          </w:rPr>
+        </w:r>
+        <w:r>
+          <w:rPr>
+            <w:noProof/>
+            <w:webHidden/>
+          </w:rPr>
+          <w:fldChar w:fldCharType="separate"/>
+        </w:r>
+        <w:r>
+          <w:rPr>
+            <w:noProof/>
+            <w:webHidden/>
+          </w:rPr>
+          <w:t>12</w:t>
         </w:r>
         <w:r>
           <w:rPr>
@@ -3046,7 +3721,7 @@
           <w14:ligatures w14:val="standardContextual"/>
         </w:rPr>
       </w:pPr>
-      <w:hyperlink w:anchor="_Toc243523929" w:history="1">
+      <w:hyperlink w:anchor="_Toc243645655" w:history="1">
         <w:r>
           <w:rPr>
             <w:rStyle w:val="af"/>
@@ -3070,7 +3745,7 @@
             <w:rStyle w:val="af"/>
             <w:noProof/>
           </w:rPr>
-          <w:t>스테이지 전개 시스템</w:t>
+          <w:t>패링 및 방어 시스템</w:t>
         </w:r>
         <w:r>
           <w:rPr>
@@ -3091,7 +3766,7 @@
             <w:noProof/>
             <w:webHidden/>
           </w:rPr>
-          <w:instrText xml:space="preserve"> PAGEREF _Toc243523929 \h </w:instrText>
+          <w:instrText xml:space="preserve"> PAGEREF _Toc243645655 \h </w:instrText>
         </w:r>
         <w:r>
           <w:rPr>
@@ -3111,7 +3786,7 @@
             <w:noProof/>
             <w:webHidden/>
           </w:rPr>
-          <w:t>11</w:t>
+          <w:t>13</w:t>
         </w:r>
         <w:r>
           <w:rPr>
@@ -3138,7 +3813,7 @@
           <w14:ligatures w14:val="standardContextual"/>
         </w:rPr>
       </w:pPr>
-      <w:hyperlink w:anchor="_Toc243523930" w:history="1">
+      <w:hyperlink w:anchor="_Toc243645656" w:history="1">
         <w:r>
           <w:rPr>
             <w:rStyle w:val="af"/>
@@ -3183,7 +3858,7 @@
             <w:noProof/>
             <w:webHidden/>
           </w:rPr>
-          <w:instrText xml:space="preserve"> PAGEREF _Toc243523930 \h </w:instrText>
+          <w:instrText xml:space="preserve"> PAGEREF _Toc243645656 \h </w:instrText>
         </w:r>
         <w:r>
           <w:rPr>
@@ -3203,7 +3878,7 @@
             <w:noProof/>
             <w:webHidden/>
           </w:rPr>
-          <w:t>11</w:t>
+          <w:t>13</w:t>
         </w:r>
         <w:r>
           <w:rPr>
@@ -3231,7 +3906,7 @@
           <w14:ligatures w14:val="standardContextual"/>
         </w:rPr>
       </w:pPr>
-      <w:hyperlink w:anchor="_Toc243523931" w:history="1">
+      <w:hyperlink w:anchor="_Toc243645657" w:history="1">
         <w:r>
           <w:rPr>
             <w:rStyle w:val="af"/>
@@ -3276,7 +3951,7 @@
             <w:noProof/>
             <w:webHidden/>
           </w:rPr>
-          <w:instrText xml:space="preserve"> PAGEREF _Toc243523931 \h </w:instrText>
+          <w:instrText xml:space="preserve"> PAGEREF _Toc243645657 \h </w:instrText>
         </w:r>
         <w:r>
           <w:rPr>
@@ -3296,7 +3971,7 @@
             <w:noProof/>
             <w:webHidden/>
           </w:rPr>
-          <w:t>11</w:t>
+          <w:t>13</w:t>
         </w:r>
         <w:r>
           <w:rPr>
@@ -3324,7 +3999,7 @@
           <w14:ligatures w14:val="standardContextual"/>
         </w:rPr>
       </w:pPr>
-      <w:hyperlink w:anchor="_Toc243523932" w:history="1">
+      <w:hyperlink w:anchor="_Toc243645658" w:history="1">
         <w:r>
           <w:rPr>
             <w:rStyle w:val="af"/>
@@ -3369,7 +4044,7 @@
             <w:noProof/>
             <w:webHidden/>
           </w:rPr>
-          <w:instrText xml:space="preserve"> PAGEREF _Toc243523932 \h </w:instrText>
+          <w:instrText xml:space="preserve"> PAGEREF _Toc243645658 \h </w:instrText>
         </w:r>
         <w:r>
           <w:rPr>
@@ -3389,7 +4064,7 @@
             <w:noProof/>
             <w:webHidden/>
           </w:rPr>
-          <w:t>11</w:t>
+          <w:t>13</w:t>
         </w:r>
         <w:r>
           <w:rPr>
@@ -3417,7 +4092,7 @@
           <w14:ligatures w14:val="standardContextual"/>
         </w:rPr>
       </w:pPr>
-      <w:hyperlink w:anchor="_Toc243523933" w:history="1">
+      <w:hyperlink w:anchor="_Toc243645659" w:history="1">
         <w:r>
           <w:rPr>
             <w:rStyle w:val="af"/>
@@ -3462,7 +4137,7 @@
             <w:noProof/>
             <w:webHidden/>
           </w:rPr>
-          <w:instrText xml:space="preserve"> PAGEREF _Toc243523933 \h </w:instrText>
+          <w:instrText xml:space="preserve"> PAGEREF _Toc243645659 \h </w:instrText>
         </w:r>
         <w:r>
           <w:rPr>
@@ -3482,7 +4157,7 @@
             <w:noProof/>
             <w:webHidden/>
           </w:rPr>
-          <w:t>12</w:t>
+          <w:t>14</w:t>
         </w:r>
         <w:r>
           <w:rPr>
@@ -3509,7 +4184,7 @@
           <w14:ligatures w14:val="standardContextual"/>
         </w:rPr>
       </w:pPr>
-      <w:hyperlink w:anchor="_Toc243523934" w:history="1">
+      <w:hyperlink w:anchor="_Toc243645660" w:history="1">
         <w:r>
           <w:rPr>
             <w:rStyle w:val="af"/>
@@ -3554,7 +4229,7 @@
             <w:noProof/>
             <w:webHidden/>
           </w:rPr>
-          <w:instrText xml:space="preserve"> PAGEREF _Toc243523934 \h </w:instrText>
+          <w:instrText xml:space="preserve"> PAGEREF _Toc243645660 \h </w:instrText>
         </w:r>
         <w:r>
           <w:rPr>
@@ -3574,7 +4249,7 @@
             <w:noProof/>
             <w:webHidden/>
           </w:rPr>
-          <w:t>12</w:t>
+          <w:t>14</w:t>
         </w:r>
         <w:r>
           <w:rPr>
@@ -3602,7 +4277,7 @@
           <w14:ligatures w14:val="standardContextual"/>
         </w:rPr>
       </w:pPr>
-      <w:hyperlink w:anchor="_Toc243523935" w:history="1">
+      <w:hyperlink w:anchor="_Toc243645661" w:history="1">
         <w:r>
           <w:rPr>
             <w:rStyle w:val="af"/>
@@ -3647,7 +4322,7 @@
             <w:noProof/>
             <w:webHidden/>
           </w:rPr>
-          <w:instrText xml:space="preserve"> PAGEREF _Toc243523935 \h </w:instrText>
+          <w:instrText xml:space="preserve"> PAGEREF _Toc243645661 \h </w:instrText>
         </w:r>
         <w:r>
           <w:rPr>
@@ -3667,7 +4342,7 @@
             <w:noProof/>
             <w:webHidden/>
           </w:rPr>
-          <w:t>12</w:t>
+          <w:t>14</w:t>
         </w:r>
         <w:r>
           <w:rPr>
@@ -3695,7 +4370,7 @@
           <w14:ligatures w14:val="standardContextual"/>
         </w:rPr>
       </w:pPr>
-      <w:hyperlink w:anchor="_Toc243523936" w:history="1">
+      <w:hyperlink w:anchor="_Toc243645662" w:history="1">
         <w:r>
           <w:rPr>
             <w:rStyle w:val="af"/>
@@ -3740,7 +4415,7 @@
             <w:noProof/>
             <w:webHidden/>
           </w:rPr>
-          <w:instrText xml:space="preserve"> PAGEREF _Toc243523936 \h </w:instrText>
+          <w:instrText xml:space="preserve"> PAGEREF _Toc243645662 \h </w:instrText>
         </w:r>
         <w:r>
           <w:rPr>
@@ -3760,7 +4435,7 @@
             <w:noProof/>
             <w:webHidden/>
           </w:rPr>
-          <w:t>12</w:t>
+          <w:t>14</w:t>
         </w:r>
         <w:r>
           <w:rPr>
@@ -3788,7 +4463,7 @@
           <w14:ligatures w14:val="standardContextual"/>
         </w:rPr>
       </w:pPr>
-      <w:hyperlink w:anchor="_Toc243523937" w:history="1">
+      <w:hyperlink w:anchor="_Toc243645663" w:history="1">
         <w:r>
           <w:rPr>
             <w:rStyle w:val="af"/>
@@ -3833,7 +4508,7 @@
             <w:noProof/>
             <w:webHidden/>
           </w:rPr>
-          <w:instrText xml:space="preserve"> PAGEREF _Toc243523937 \h </w:instrText>
+          <w:instrText xml:space="preserve"> PAGEREF _Toc243645663 \h </w:instrText>
         </w:r>
         <w:r>
           <w:rPr>
@@ -3853,7 +4528,7 @@
             <w:noProof/>
             <w:webHidden/>
           </w:rPr>
-          <w:t>12</w:t>
+          <w:t>14</w:t>
         </w:r>
         <w:r>
           <w:rPr>
@@ -3895,7 +4570,9 @@
           <w:numId w:val="15"/>
         </w:numPr>
       </w:pPr>
-      <w:bookmarkStart w:id="0" w:name="_Toc243523908"/>
+      <w:bookmarkStart w:id="0" w:name="_Ref243642924"/>
+      <w:bookmarkStart w:id="1" w:name="_Ref243642929"/>
+      <w:bookmarkStart w:id="2" w:name="_Toc243645632"/>
       <w:r>
         <w:rPr>
           <w:rFonts w:hint="eastAsia"/>
@@ -3904,72 +4581,106 @@
         <w:t>기획의도</w:t>
       </w:r>
       <w:bookmarkEnd w:id="0"/>
-    </w:p>
-    <w:p>
-      <w:pPr>
-        <w:jc w:val="both"/>
-      </w:pPr>
-      <w:r>
-        <w:rPr>
-          <w:rFonts w:hint="eastAsia"/>
-        </w:rPr>
-        <w:t xml:space="preserve">모바일에서 </w:t>
+      <w:bookmarkEnd w:id="1"/>
+      <w:bookmarkEnd w:id="2"/>
+    </w:p>
+    <w:p>
+      <w:r>
+        <w:rPr>
+          <w:rFonts w:hint="eastAsia"/>
+        </w:rPr>
+        <w:t>모</w:t>
+      </w:r>
+      <w:r>
+        <w:t>바일 탑</w:t>
+      </w:r>
+      <w:r>
+        <w:rPr>
+          <w:rFonts w:hint="eastAsia"/>
+        </w:rPr>
+        <w:t xml:space="preserve"> </w:t>
+      </w:r>
+      <w:r>
+        <w:t xml:space="preserve">다운 뷰 환경에서 조작 피로도는 낮추고 </w:t>
       </w:r>
       <w:proofErr w:type="spellStart"/>
       <w:r>
-        <w:rPr>
-          <w:rFonts w:hint="eastAsia"/>
-        </w:rPr>
-        <w:t>소울류의</w:t>
+        <w:t>소울라이</w:t>
+      </w:r>
+      <w:r>
+        <w:rPr>
+          <w:rFonts w:hint="eastAsia"/>
+        </w:rPr>
+        <w:t>크</w:t>
       </w:r>
       <w:proofErr w:type="spellEnd"/>
       <w:r>
-        <w:rPr>
-          <w:rFonts w:hint="eastAsia"/>
-        </w:rPr>
+        <w:t xml:space="preserve"> 특유의 묵직한 공방과 빌드 구축의 재미를 극대화한 보스 러쉬 액션 </w:t>
+      </w:r>
+      <w:proofErr w:type="spellStart"/>
+      <w:r>
+        <w:t>로그라이</w:t>
+      </w:r>
+      <w:r>
+        <w:rPr>
+          <w:rFonts w:hint="eastAsia"/>
+        </w:rPr>
+        <w:t>트</w:t>
+      </w:r>
+      <w:r>
+        <w:t>를</w:t>
+      </w:r>
+      <w:proofErr w:type="spellEnd"/>
+      <w:r>
+        <w:t xml:space="preserve"> 구현한다. 일반 전투는 자동 추적 탄환으로 쾌적하게 진행하되, 엘리트 및 보스전에서는 탭/홀드 기반의 정밀한 </w:t>
+      </w:r>
+      <w:proofErr w:type="spellStart"/>
+      <w:r>
+        <w:t>패링·가드와</w:t>
+      </w:r>
+      <w:proofErr w:type="spellEnd"/>
+      <w:r>
         <w:t xml:space="preserve"> </w:t>
       </w:r>
       <w:proofErr w:type="spellStart"/>
       <w:r>
-        <w:rPr>
-          <w:rFonts w:hint="eastAsia"/>
-        </w:rPr>
-        <w:t>로그라이크</w:t>
+        <w:t>차징형</w:t>
       </w:r>
       <w:proofErr w:type="spellEnd"/>
       <w:r>
-        <w:rPr>
-          <w:rFonts w:hint="eastAsia"/>
-        </w:rPr>
-        <w:t xml:space="preserve"> 게임을 경험할 수 있게 한다. 강해져야 하는 동기와 스테이지 클리어 욕구는 </w:t>
+        <w:t xml:space="preserve"> 스킬 조작을 요구하여 극한의 손맛을 제공한다. 여기에 사전 </w:t>
       </w:r>
       <w:proofErr w:type="spellStart"/>
       <w:r>
-        <w:rPr>
-          <w:rFonts w:hint="eastAsia"/>
-        </w:rPr>
-        <w:t>이스터에그</w:t>
+        <w:t>룰렛</w:t>
       </w:r>
       <w:proofErr w:type="spellEnd"/>
       <w:r>
-        <w:rPr>
-          <w:rFonts w:hint="eastAsia"/>
-        </w:rPr>
-        <w:t xml:space="preserve"> 형식의 간접 스토리 체험을 제공하는 방식과 유물, 증강 등의 </w:t>
+        <w:t xml:space="preserve">, </w:t>
       </w:r>
       <w:proofErr w:type="spellStart"/>
       <w:r>
-        <w:rPr>
-          <w:rFonts w:hint="eastAsia"/>
-        </w:rPr>
-        <w:t>인게임</w:t>
+        <w:t>패널티를</w:t>
       </w:r>
       <w:proofErr w:type="spellEnd"/>
       <w:r>
-        <w:rPr>
-          <w:rFonts w:hint="eastAsia"/>
-        </w:rPr>
-        <w:t xml:space="preserve"> 성장 요소로 자극하여 재미를 준다.</w:t>
+        <w:t xml:space="preserve"> 동반한 저주 유물, 보스 증강 및 </w:t>
+      </w:r>
+      <w:proofErr w:type="spellStart"/>
+      <w:r>
+        <w:t>Fusion</w:t>
+      </w:r>
+      <w:proofErr w:type="spellEnd"/>
+      <w:r>
+        <w:t xml:space="preserve"> 스킬 조합 등 </w:t>
+      </w:r>
+      <w:proofErr w:type="spellStart"/>
+      <w:r>
+        <w:t>하이리스크</w:t>
+      </w:r>
+      <w:proofErr w:type="spellEnd"/>
+      <w:r>
+        <w:t>-하이리턴 성장 구조와 간접 스토리텔링을 결합해 반복 플레이와 스테이지 클리어 욕구를 강하게 자극한다.</w:t>
       </w:r>
     </w:p>
     <w:p/>
@@ -3981,14 +4692,14 @@
           <w:numId w:val="15"/>
         </w:numPr>
       </w:pPr>
-      <w:bookmarkStart w:id="1" w:name="_Toc243523909"/>
+      <w:bookmarkStart w:id="3" w:name="_Toc243645633"/>
       <w:r>
         <w:rPr>
           <w:rFonts w:hint="eastAsia"/>
         </w:rPr>
         <w:t>게임정보</w:t>
       </w:r>
-      <w:bookmarkEnd w:id="1"/>
+      <w:bookmarkEnd w:id="3"/>
     </w:p>
     <w:p>
       <w:pPr>
@@ -3999,14 +4710,14 @@
         </w:numPr>
         <w:ind w:hanging="566"/>
       </w:pPr>
-      <w:bookmarkStart w:id="2" w:name="_Toc243523910"/>
+      <w:bookmarkStart w:id="4" w:name="_Toc243645634"/>
       <w:r>
         <w:rPr>
           <w:rFonts w:hint="eastAsia"/>
         </w:rPr>
         <w:t>개요</w:t>
       </w:r>
-      <w:bookmarkEnd w:id="2"/>
+      <w:bookmarkEnd w:id="4"/>
     </w:p>
     <w:tbl>
       <w:tblPr>
@@ -4155,23 +4866,13 @@
                 <w:lang w:val="en-US"/>
               </w:rPr>
             </w:pPr>
-            <w:proofErr w:type="spellStart"/>
             <w:r>
               <w:rPr>
                 <w:rFonts w:ascii="맑은 고딕" w:eastAsia="맑은 고딕" w:hAnsi="맑은 고딕" w:cs="굴림"/>
                 <w:color w:val="000000"/>
                 <w:lang w:val="en-US"/>
               </w:rPr>
-              <w:t>좀비소울</w:t>
-            </w:r>
-            <w:proofErr w:type="spellEnd"/>
-            <w:r>
-              <w:rPr>
-                <w:rFonts w:ascii="맑은 고딕" w:eastAsia="맑은 고딕" w:hAnsi="맑은 고딕" w:cs="굴림"/>
-                <w:color w:val="000000"/>
-                <w:lang w:val="en-US"/>
-              </w:rPr>
-              <w:t xml:space="preserve"> </w:t>
+              <w:t xml:space="preserve">좀비소울 </w:t>
             </w:r>
             <w:r>
               <w:rPr>
@@ -4277,7 +4978,7 @@
                 <w:color w:val="000000"/>
                 <w:lang w:val="en-US"/>
               </w:rPr>
-              <w:t>크</w:t>
+              <w:t>트</w:t>
             </w:r>
             <w:proofErr w:type="spellEnd"/>
             <w:r>
@@ -4451,76 +5152,62 @@
           <w:numId w:val="17"/>
         </w:numPr>
       </w:pPr>
-      <w:bookmarkStart w:id="3" w:name="_Ref243352566"/>
-      <w:bookmarkStart w:id="4" w:name="_Ref243352572"/>
-      <w:bookmarkStart w:id="5" w:name="_Ref243352581"/>
-      <w:bookmarkStart w:id="6" w:name="_Toc243523911"/>
+      <w:bookmarkStart w:id="5" w:name="_Ref243352566"/>
+      <w:bookmarkStart w:id="6" w:name="_Ref243352572"/>
+      <w:bookmarkStart w:id="7" w:name="_Ref243352581"/>
+      <w:bookmarkStart w:id="8" w:name="_Toc243645635"/>
       <w:r>
         <w:rPr>
           <w:rFonts w:hint="eastAsia"/>
         </w:rPr>
         <w:t>컨셉</w:t>
       </w:r>
-      <w:bookmarkEnd w:id="3"/>
-      <w:bookmarkEnd w:id="4"/>
       <w:bookmarkEnd w:id="5"/>
       <w:bookmarkEnd w:id="6"/>
-    </w:p>
-    <w:p>
-      <w:r>
-        <w:rPr>
-          <w:rFonts w:hint="eastAsia"/>
-        </w:rPr>
-        <w:t xml:space="preserve">매 판 주어지는 </w:t>
+      <w:bookmarkEnd w:id="7"/>
+      <w:bookmarkEnd w:id="8"/>
+    </w:p>
+    <w:p>
+      <w:r>
+        <w:rPr>
+          <w:rFonts w:hint="eastAsia"/>
+        </w:rPr>
+        <w:t>매 판 주어지는 랜덤한 능력과 플레이어의 조작 역량을 결합하여 스테이지를 클리어한다.</w:t>
+      </w:r>
+    </w:p>
+    <w:p>
+      <w:r>
+        <w:rPr>
+          <w:rFonts w:hint="eastAsia"/>
+        </w:rPr>
+        <w:t xml:space="preserve">좀비 컨셉의 플레이어 캐릭터가 인간형 적(범죄자 / 악인 / CEO ) 과 외계인을 물리쳐 DAN(경험치)를 획득한다. 획득한 </w:t>
       </w:r>
       <w:proofErr w:type="spellStart"/>
       <w:r>
         <w:rPr>
           <w:rFonts w:hint="eastAsia"/>
         </w:rPr>
-        <w:t>랜덤한</w:t>
+        <w:t>DNA는</w:t>
       </w:r>
       <w:proofErr w:type="spellEnd"/>
       <w:r>
         <w:rPr>
           <w:rFonts w:hint="eastAsia"/>
         </w:rPr>
-        <w:t xml:space="preserve"> 능력과 플레이어의 조작 역량을 결합하여 스테이지를 클리어한다.</w:t>
-      </w:r>
-    </w:p>
-    <w:p>
-      <w:r>
-        <w:rPr>
-          <w:rFonts w:hint="eastAsia"/>
-        </w:rPr>
-        <w:t xml:space="preserve">좀비 컨셉의 플레이어 캐릭터가 인간형 적(범죄자 / 악인 / CEO ) 과 외계인을 물리쳐 DAN(경험치)를 획득한다. 획득한 </w:t>
+        <w:t xml:space="preserve"> </w:t>
       </w:r>
       <w:proofErr w:type="spellStart"/>
       <w:r>
         <w:rPr>
           <w:rFonts w:hint="eastAsia"/>
         </w:rPr>
-        <w:t>DNA는</w:t>
+        <w:t>인게임</w:t>
       </w:r>
       <w:proofErr w:type="spellEnd"/>
       <w:r>
         <w:rPr>
           <w:rFonts w:hint="eastAsia"/>
         </w:rPr>
-        <w:t xml:space="preserve"> </w:t>
-      </w:r>
-      <w:proofErr w:type="spellStart"/>
-      <w:r>
-        <w:rPr>
-          <w:rFonts w:hint="eastAsia"/>
-        </w:rPr>
-        <w:t>인게임</w:t>
-      </w:r>
-      <w:proofErr w:type="spellEnd"/>
-      <w:r>
-        <w:rPr>
-          <w:rFonts w:hint="eastAsia"/>
-        </w:rPr>
         <w:t xml:space="preserve"> 내의 성장 요소로 작용하여 스킬과 </w:t>
       </w:r>
     </w:p>
@@ -4530,21 +5217,7 @@
         <w:rPr>
           <w:rFonts w:hint="eastAsia"/>
         </w:rPr>
-        <w:t xml:space="preserve">저주 유물과 리스크 유물을 도입하여 강력한 이점과 동시에 </w:t>
-      </w:r>
-      <w:proofErr w:type="spellStart"/>
-      <w:r>
-        <w:rPr>
-          <w:rFonts w:hint="eastAsia"/>
-        </w:rPr>
-        <w:t>패널티를</w:t>
-      </w:r>
-      <w:proofErr w:type="spellEnd"/>
-      <w:r>
-        <w:rPr>
-          <w:rFonts w:hint="eastAsia"/>
-        </w:rPr>
-        <w:t xml:space="preserve"> 부과.</w:t>
+        <w:t>저주 유물과 리스크 유물을 도입하여 강력한 이점과 동시에 패널티를 부과.</w:t>
       </w:r>
     </w:p>
     <w:p/>
@@ -4556,14 +5229,14 @@
           <w:numId w:val="15"/>
         </w:numPr>
       </w:pPr>
-      <w:bookmarkStart w:id="7" w:name="_Toc243523912"/>
+      <w:bookmarkStart w:id="9" w:name="_Toc243645636"/>
       <w:r>
         <w:rPr>
           <w:rFonts w:hint="eastAsia"/>
         </w:rPr>
         <w:t>개발 환경 및 규칙</w:t>
       </w:r>
-      <w:bookmarkEnd w:id="7"/>
+      <w:bookmarkEnd w:id="9"/>
     </w:p>
     <w:p>
       <w:pPr>
@@ -4594,7 +5267,39 @@
         <w:rPr>
           <w:rFonts w:hint="eastAsia"/>
         </w:rPr>
-        <w:t>카멜 표기법 사용</w:t>
+        <w:t xml:space="preserve">클래스 명, 메서드 명 </w:t>
+      </w:r>
+      <w:r>
+        <w:rPr>
+          <w:rFonts w:hint="eastAsia"/>
+        </w:rPr>
+        <w:t xml:space="preserve"> =&gt; 파스칼</w:t>
+      </w:r>
+      <w:r>
+        <w:rPr>
+          <w:rFonts w:hint="eastAsia"/>
+        </w:rPr>
+        <w:t xml:space="preserve"> 표기법 사용</w:t>
+      </w:r>
+      <w:r>
+        <w:rPr>
+          <w:rFonts w:hint="eastAsia"/>
+        </w:rPr>
+        <w:t xml:space="preserve"> (</w:t>
+      </w:r>
+      <w:proofErr w:type="spellStart"/>
+      <w:r>
+        <w:rPr>
+          <w:rFonts w:hint="eastAsia"/>
+        </w:rPr>
+        <w:t>ex:PlayContoroller</w:t>
+      </w:r>
+      <w:proofErr w:type="spellEnd"/>
+      <w:r>
+        <w:rPr>
+          <w:rFonts w:hint="eastAsia"/>
+        </w:rPr>
+        <w:t>)</w:t>
       </w:r>
     </w:p>
     <w:p>
@@ -4606,6 +5311,26 @@
         </w:numPr>
         <w:ind w:leftChars="0"/>
       </w:pPr>
+      <w:r>
+        <w:rPr>
+          <w:rFonts w:hint="eastAsia"/>
+        </w:rPr>
+        <w:t>변수 명 =&gt; 카멜 표기법 (</w:t>
+      </w:r>
+      <w:proofErr w:type="spellStart"/>
+      <w:r>
+        <w:rPr>
+          <w:rFonts w:hint="eastAsia"/>
+        </w:rPr>
+        <w:t>ex:moveSpeed</w:t>
+      </w:r>
+      <w:proofErr w:type="spellEnd"/>
+      <w:r>
+        <w:rPr>
+          <w:rFonts w:hint="eastAsia"/>
+        </w:rPr>
+        <w:t xml:space="preserve">) </w:t>
+      </w:r>
     </w:p>
     <w:p>
       <w:pPr>
@@ -4621,11 +5346,18 @@
           <w:numId w:val="15"/>
         </w:numPr>
       </w:pPr>
+      <w:bookmarkStart w:id="10" w:name="_Toc243645637"/>
       <w:r>
         <w:t>최종 점수 산정 방식</w:t>
       </w:r>
-    </w:p>
-    <w:p>
+      <w:bookmarkEnd w:id="10"/>
+    </w:p>
+    <w:p>
+      <w:pPr>
+        <w:rPr>
+          <w:rFonts w:hint="eastAsia"/>
+        </w:rPr>
+      </w:pPr>
       <w:r>
         <w:rPr>
           <w:rFonts w:hint="eastAsia"/>
@@ -4633,7 +5365,6 @@
         <w:t>최종 점수 = (기본 획득 점수 + 클리어 보너스) * 난이도 배율</w:t>
       </w:r>
     </w:p>
-    <w:p/>
     <w:p>
       <w:r>
         <w:rPr>
@@ -4648,18 +5379,6 @@
           <w:rFonts w:hint="eastAsia"/>
         </w:rPr>
         <w:t>클리어 보너스 = ( 1080 - 실제 플레이 타임 (초) ) * 10 // 테스트 후 확정</w:t>
-      </w:r>
-    </w:p>
-    <w:p>
-      <w:pPr>
-        <w:rPr>
-          <w:color w:val="000000"/>
-          <w:sz w:val="28"/>
-          <w:szCs w:val="28"/>
-        </w:rPr>
-      </w:pPr>
-      <w:r>
-        <w:br w:type="page"/>
       </w:r>
     </w:p>
     <w:p>
@@ -4670,7 +5389,7 @@
           <w:numId w:val="15"/>
         </w:numPr>
       </w:pPr>
-      <w:bookmarkStart w:id="8" w:name="_Toc243523913"/>
+      <w:bookmarkStart w:id="11" w:name="_Toc243645638"/>
       <w:r>
         <w:rPr>
           <w:rFonts w:hint="eastAsia"/>
@@ -4678,7 +5397,7 @@
         <w:lastRenderedPageBreak/>
         <w:t>게임 플로우</w:t>
       </w:r>
-      <w:bookmarkEnd w:id="8"/>
+      <w:bookmarkEnd w:id="11"/>
     </w:p>
     <w:p>
       <w:pPr>
@@ -4688,16 +5407,16 @@
           <w:numId w:val="15"/>
         </w:numPr>
       </w:pPr>
-      <w:bookmarkStart w:id="9" w:name="_Ref243352619"/>
-      <w:bookmarkStart w:id="10" w:name="_Toc243523914"/>
+      <w:bookmarkStart w:id="12" w:name="_Ref243352619"/>
+      <w:bookmarkStart w:id="13" w:name="_Toc243645639"/>
       <w:r>
         <w:rPr>
           <w:rFonts w:hint="eastAsia"/>
         </w:rPr>
         <w:t>플로우 차트</w:t>
       </w:r>
-      <w:bookmarkEnd w:id="9"/>
-      <w:bookmarkEnd w:id="10"/>
+      <w:bookmarkEnd w:id="12"/>
+      <w:bookmarkEnd w:id="13"/>
     </w:p>
     <w:p>
       <w:r>
@@ -4760,49 +5479,21 @@
           <w:numId w:val="15"/>
         </w:numPr>
       </w:pPr>
-      <w:bookmarkStart w:id="11" w:name="_Toc243523915"/>
+      <w:bookmarkStart w:id="14" w:name="_Toc243645640"/>
       <w:r>
         <w:rPr>
           <w:rFonts w:hint="eastAsia"/>
         </w:rPr>
         <w:t>핵심 게임 루프</w:t>
       </w:r>
-      <w:bookmarkEnd w:id="11"/>
-    </w:p>
-    <w:p>
-      <w:r>
-        <w:rPr>
-          <w:rFonts w:hint="eastAsia"/>
-        </w:rPr>
-        <w:t xml:space="preserve">게임 시작 =&gt; 사전 </w:t>
-      </w:r>
-      <w:proofErr w:type="spellStart"/>
-      <w:r>
-        <w:rPr>
-          <w:rFonts w:hint="eastAsia"/>
-        </w:rPr>
-        <w:t>룰렛</w:t>
-      </w:r>
-      <w:proofErr w:type="spellEnd"/>
-      <w:r>
-        <w:rPr>
-          <w:rFonts w:hint="eastAsia"/>
-        </w:rPr>
-        <w:t xml:space="preserve"> =&gt; 스테이지 전투 =&gt; 엘리트 몬스터 등장 =&gt; 유물 획득 =&gt;  </w:t>
-      </w:r>
-      <w:proofErr w:type="spellStart"/>
-      <w:r>
-        <w:rPr>
-          <w:rFonts w:hint="eastAsia"/>
-        </w:rPr>
-        <w:t>n분</w:t>
-      </w:r>
-      <w:proofErr w:type="spellEnd"/>
-      <w:r>
-        <w:rPr>
-          <w:rFonts w:hint="eastAsia"/>
-        </w:rPr>
-        <w:t xml:space="preserve"> 간격의 보스 등장 =&gt; 증강 획득 =&gt; 최종 보스 클리어 =&gt; 다음 스테이지</w:t>
+      <w:bookmarkEnd w:id="14"/>
+    </w:p>
+    <w:p>
+      <w:r>
+        <w:rPr>
+          <w:rFonts w:hint="eastAsia"/>
+        </w:rPr>
+        <w:t>게임 시작 =&gt; 사전 룰렛 =&gt; 스테이지 전투 =&gt; 엘리트 몬스터 등장 =&gt; 유물 획득 =&gt;  n분 간격의 보스 등장 =&gt; 증강 획득 =&gt; 최종 보스 클리어 =&gt; 다음 스테이지</w:t>
       </w:r>
     </w:p>
     <w:p>
@@ -4825,7 +5516,7 @@
           <w:numId w:val="15"/>
         </w:numPr>
       </w:pPr>
-      <w:bookmarkStart w:id="12" w:name="_Toc243523916"/>
+      <w:bookmarkStart w:id="15" w:name="_Toc243645641"/>
       <w:r>
         <w:rPr>
           <w:rFonts w:hint="eastAsia"/>
@@ -4833,7 +5524,7 @@
         <w:lastRenderedPageBreak/>
         <w:t>핵심 시스템</w:t>
       </w:r>
-      <w:bookmarkEnd w:id="12"/>
+      <w:bookmarkEnd w:id="15"/>
     </w:p>
     <w:p>
       <w:pPr>
@@ -4843,22 +5534,14 @@
           <w:numId w:val="15"/>
         </w:numPr>
       </w:pPr>
-      <w:bookmarkStart w:id="13" w:name="_Toc243523917"/>
-      <w:proofErr w:type="spellStart"/>
-      <w:r>
-        <w:rPr>
-          <w:rFonts w:hint="eastAsia"/>
-        </w:rPr>
-        <w:t>룰렛</w:t>
-      </w:r>
-      <w:proofErr w:type="spellEnd"/>
-      <w:r>
-        <w:rPr>
-          <w:rFonts w:hint="eastAsia"/>
-        </w:rPr>
-        <w:t xml:space="preserve"> 및 선택지 시스템</w:t>
-      </w:r>
-      <w:bookmarkEnd w:id="13"/>
+      <w:bookmarkStart w:id="16" w:name="_Toc243645642"/>
+      <w:r>
+        <w:rPr>
+          <w:rFonts w:hint="eastAsia"/>
+        </w:rPr>
+        <w:t>룰렛 및 선택지 시스템</w:t>
+      </w:r>
+      <w:bookmarkEnd w:id="16"/>
     </w:p>
     <w:p>
       <w:pPr>
@@ -4868,22 +5551,14 @@
           <w:numId w:val="15"/>
         </w:numPr>
       </w:pPr>
-      <w:bookmarkStart w:id="14" w:name="_Toc243523918"/>
-      <w:r>
-        <w:rPr>
-          <w:rFonts w:hint="eastAsia"/>
-        </w:rPr>
-        <w:t xml:space="preserve">사전 </w:t>
-      </w:r>
-      <w:proofErr w:type="spellStart"/>
-      <w:r>
-        <w:rPr>
-          <w:rFonts w:hint="eastAsia"/>
-        </w:rPr>
-        <w:t>룰렛</w:t>
-      </w:r>
-      <w:bookmarkEnd w:id="14"/>
-      <w:proofErr w:type="spellEnd"/>
+      <w:bookmarkStart w:id="17" w:name="_Toc243645643"/>
+      <w:r>
+        <w:rPr>
+          <w:rFonts w:hint="eastAsia"/>
+        </w:rPr>
+        <w:t>사전 룰렛</w:t>
+      </w:r>
+      <w:bookmarkEnd w:id="17"/>
     </w:p>
     <w:p>
       <w:r>
@@ -4892,6 +5567,13 @@
         </w:rPr>
         <w:t>게임 시작 전 초기 능력을 무작위로 획득하여 매 판 새로운 플레이 경험 제공한다.</w:t>
       </w:r>
+    </w:p>
+    <w:p>
+      <w:pPr>
+        <w:rPr>
+          <w:rFonts w:hint="eastAsia"/>
+        </w:rPr>
+      </w:pPr>
     </w:p>
     <w:p>
       <w:pPr>
@@ -4901,14 +5583,14 @@
           <w:numId w:val="15"/>
         </w:numPr>
       </w:pPr>
-      <w:bookmarkStart w:id="15" w:name="_Toc243523919"/>
+      <w:bookmarkStart w:id="18" w:name="_Toc243645644"/>
       <w:r>
         <w:rPr>
           <w:rFonts w:hint="eastAsia"/>
         </w:rPr>
         <w:t>클리어 보상 선택지</w:t>
       </w:r>
-      <w:bookmarkEnd w:id="15"/>
+      <w:bookmarkEnd w:id="18"/>
     </w:p>
     <w:p>
       <w:r>
@@ -4923,6 +5605,13 @@
       <w:r>
         <w:t>.</w:t>
       </w:r>
+    </w:p>
+    <w:p>
+      <w:pPr>
+        <w:rPr>
+          <w:rFonts w:hint="eastAsia"/>
+        </w:rPr>
+      </w:pPr>
     </w:p>
     <w:p>
       <w:pPr>
@@ -4932,7 +5621,7 @@
           <w:numId w:val="15"/>
         </w:numPr>
       </w:pPr>
-      <w:bookmarkStart w:id="16" w:name="_Toc243523920"/>
+      <w:bookmarkStart w:id="19" w:name="_Toc243645645"/>
       <w:r>
         <w:rPr>
           <w:rFonts w:hint="eastAsia"/>
@@ -4953,7 +5642,7 @@
         </w:rPr>
         <w:t xml:space="preserve"> 증강 시스템</w:t>
       </w:r>
-      <w:bookmarkEnd w:id="16"/>
+      <w:bookmarkEnd w:id="19"/>
     </w:p>
     <w:p>
       <w:pPr>
@@ -4963,31 +5652,15 @@
           <w:numId w:val="15"/>
         </w:numPr>
       </w:pPr>
-      <w:bookmarkStart w:id="17" w:name="_Toc243523921"/>
+      <w:bookmarkStart w:id="20" w:name="_Toc243645646"/>
       <w:r>
         <w:t>저주/리스크 유물</w:t>
       </w:r>
-      <w:bookmarkEnd w:id="17"/>
-    </w:p>
-    <w:p>
-      <w:r>
-        <w:t xml:space="preserve">엘리트 몬스터 처치 시 획득하며, 강력한 이점과 동시에 치명적인 </w:t>
-      </w:r>
-      <w:proofErr w:type="spellStart"/>
-      <w:r>
-        <w:t>패널티를</w:t>
-      </w:r>
-      <w:proofErr w:type="spellEnd"/>
-      <w:r>
-        <w:t xml:space="preserve"> 부과하는 </w:t>
-      </w:r>
-      <w:proofErr w:type="spellStart"/>
-      <w:r>
-        <w:t>하이리스크</w:t>
-      </w:r>
-      <w:proofErr w:type="spellEnd"/>
-      <w:r>
-        <w:t xml:space="preserve"> 하이리턴 요소</w:t>
+      <w:bookmarkEnd w:id="20"/>
+    </w:p>
+    <w:p>
+      <w:r>
+        <w:t>엘리트 몬스터 처치 시 획득하며, 강력한 이점과 동시에 치명적인 패널티를 부과하는 하이리스크 하이리턴 요소</w:t>
       </w:r>
       <w:r>
         <w:rPr>
@@ -5005,31 +5678,18 @@
           <w:numId w:val="15"/>
         </w:numPr>
       </w:pPr>
-      <w:bookmarkStart w:id="18" w:name="_Toc243523922"/>
+      <w:bookmarkStart w:id="21" w:name="_Toc243645647"/>
       <w:r>
         <w:rPr>
           <w:rFonts w:hint="eastAsia"/>
         </w:rPr>
         <w:t>보스 증강</w:t>
       </w:r>
-      <w:bookmarkEnd w:id="18"/>
-    </w:p>
-    <w:p>
-      <w:proofErr w:type="spellStart"/>
-      <w:r>
-        <w:t>n분</w:t>
-      </w:r>
-      <w:proofErr w:type="spellEnd"/>
-      <w:r>
-        <w:t xml:space="preserve"> 간격으로 등장하는 보스를 처치할 경우 플레이어의 </w:t>
-      </w:r>
-      <w:proofErr w:type="spellStart"/>
-      <w:r>
-        <w:t>스탯을</w:t>
-      </w:r>
-      <w:proofErr w:type="spellEnd"/>
-      <w:r>
-        <w:t xml:space="preserve"> 크게 향상시키는 증강</w:t>
+      <w:bookmarkEnd w:id="21"/>
+    </w:p>
+    <w:p>
+      <w:r>
+        <w:t>n분 간격으로 등장하는 보스를 처치할 경우 플레이어의 스탯을 크게 향상시키는 증강</w:t>
       </w:r>
       <w:r>
         <w:rPr>
@@ -5061,16 +5721,16 @@
           <w:numId w:val="15"/>
         </w:numPr>
       </w:pPr>
-      <w:bookmarkStart w:id="19" w:name="_Ref243352888"/>
-      <w:bookmarkStart w:id="20" w:name="_Toc243523923"/>
+      <w:bookmarkStart w:id="22" w:name="_Ref243352888"/>
+      <w:bookmarkStart w:id="23" w:name="_Toc243645648"/>
       <w:r>
         <w:rPr>
           <w:rFonts w:hint="eastAsia"/>
         </w:rPr>
         <w:t>공격 및 스킬 시스템</w:t>
       </w:r>
-      <w:bookmarkEnd w:id="19"/>
-      <w:bookmarkEnd w:id="20"/>
+      <w:bookmarkEnd w:id="22"/>
+      <w:bookmarkEnd w:id="23"/>
     </w:p>
     <w:p/>
     <w:p>
@@ -5722,7 +6382,6 @@
                 <w:lang w:val="en-US"/>
               </w:rPr>
             </w:pPr>
-            <w:proofErr w:type="spellStart"/>
             <w:r>
               <w:rPr>
                 <w:rFonts w:ascii="맑은 고딕" w:eastAsia="맑은 고딕" w:hAnsi="맑은 고딕" w:cs="굴림"/>
@@ -5733,7 +6392,6 @@
               </w:rPr>
               <w:t>Fusion</w:t>
             </w:r>
-            <w:proofErr w:type="spellEnd"/>
           </w:p>
         </w:tc>
         <w:tc>
@@ -5791,14 +6449,14 @@
           <w:numId w:val="15"/>
         </w:numPr>
       </w:pPr>
-      <w:bookmarkStart w:id="21" w:name="_Toc243523924"/>
+      <w:bookmarkStart w:id="24" w:name="_Toc243645649"/>
       <w:r>
         <w:rPr>
           <w:rFonts w:hint="eastAsia"/>
         </w:rPr>
         <w:t>탄환</w:t>
       </w:r>
-      <w:bookmarkEnd w:id="21"/>
+      <w:bookmarkEnd w:id="24"/>
     </w:p>
     <w:p>
       <w:r>
@@ -5891,88 +6549,68 @@
           <w:numId w:val="15"/>
         </w:numPr>
       </w:pPr>
-      <w:bookmarkStart w:id="22" w:name="_Toc243523925"/>
+      <w:bookmarkStart w:id="25" w:name="_Ref243612709"/>
+      <w:bookmarkStart w:id="26" w:name="_Ref243612712"/>
+      <w:bookmarkStart w:id="27" w:name="_Toc243645650"/>
+      <w:r>
+        <w:rPr>
+          <w:rFonts w:hint="eastAsia"/>
+        </w:rPr>
+        <w:t>약공격 스킬</w:t>
+      </w:r>
+      <w:bookmarkEnd w:id="25"/>
+      <w:bookmarkEnd w:id="26"/>
+      <w:bookmarkEnd w:id="27"/>
+    </w:p>
+    <w:p>
+      <w:pPr>
+        <w:rPr>
+          <w:noProof/>
+        </w:rPr>
+      </w:pPr>
+      <w:r>
+        <w:rPr>
+          <w:rFonts w:hint="eastAsia"/>
+        </w:rPr>
+        <w:t>엘리</w:t>
+      </w:r>
+      <w:r>
+        <w:rPr>
+          <w:rFonts w:hint="eastAsia"/>
+        </w:rPr>
+        <w:t>트</w:t>
+      </w:r>
+      <w:r>
+        <w:rPr>
+          <w:rFonts w:hint="eastAsia"/>
+        </w:rPr>
+        <w:t>와 보스</w:t>
+      </w:r>
+      <w:r>
+        <w:rPr>
+          <w:rFonts w:hint="eastAsia"/>
+        </w:rPr>
+        <w:t xml:space="preserve"> 몬스터</w:t>
+      </w:r>
+      <w:r>
+        <w:rPr>
+          <w:rFonts w:hint="eastAsia"/>
+        </w:rPr>
+        <w:t xml:space="preserve">를 상대하기 위한 주요 수단으로 </w:t>
+      </w:r>
       <w:proofErr w:type="spellStart"/>
       <w:r>
         <w:rPr>
           <w:rFonts w:hint="eastAsia"/>
         </w:rPr>
-        <w:t>약공격</w:t>
+        <w:t>설정한다.이동</w:t>
       </w:r>
       <w:proofErr w:type="spellEnd"/>
       <w:r>
         <w:rPr>
           <w:rFonts w:hint="eastAsia"/>
         </w:rPr>
-        <w:t xml:space="preserve"> 스킬</w:t>
-      </w:r>
-      <w:bookmarkEnd w:id="22"/>
-    </w:p>
-    <w:p>
-      <w:pPr>
-        <w:rPr>
-          <w:noProof/>
-        </w:rPr>
-      </w:pPr>
-      <w:r>
-        <w:rPr>
-          <w:rFonts w:hint="eastAsia"/>
-        </w:rPr>
-        <w:t>엘리</w:t>
-      </w:r>
-      <w:r>
-        <w:rPr>
-          <w:rFonts w:hint="eastAsia"/>
-        </w:rPr>
-        <w:t>트</w:t>
-      </w:r>
-      <w:r>
-        <w:rPr>
-          <w:rFonts w:hint="eastAsia"/>
-        </w:rPr>
-        <w:t>와 보스</w:t>
-      </w:r>
-      <w:r>
-        <w:rPr>
-          <w:rFonts w:hint="eastAsia"/>
-        </w:rPr>
-        <w:t xml:space="preserve"> 몬스터</w:t>
-      </w:r>
-      <w:r>
-        <w:rPr>
-          <w:rFonts w:hint="eastAsia"/>
-        </w:rPr>
-        <w:t xml:space="preserve">를 상대하기 위한 주요 수단으로 </w:t>
-      </w:r>
-      <w:proofErr w:type="spellStart"/>
-      <w:proofErr w:type="gramStart"/>
-      <w:r>
-        <w:rPr>
-          <w:rFonts w:hint="eastAsia"/>
-        </w:rPr>
-        <w:t>설정한다.이동</w:t>
-      </w:r>
-      <w:proofErr w:type="spellEnd"/>
-      <w:proofErr w:type="gramEnd"/>
-      <w:r>
-        <w:rPr>
-          <w:rFonts w:hint="eastAsia"/>
-        </w:rPr>
-        <w:t xml:space="preserve"> 중 적을 공격하여 즉시 </w:t>
-      </w:r>
-      <w:proofErr w:type="spellStart"/>
-      <w:r>
-        <w:rPr>
-          <w:rFonts w:hint="eastAsia"/>
-        </w:rPr>
-        <w:t>시전되는</w:t>
-      </w:r>
-      <w:proofErr w:type="spellEnd"/>
-      <w:r>
-        <w:rPr>
-          <w:rFonts w:hint="eastAsia"/>
-        </w:rPr>
-        <w:t xml:space="preserve"> 공격이</w:t>
+        <w:t xml:space="preserve"> 중 적을 공격하여 즉시 시전되는 공격이</w:t>
       </w:r>
       <w:r>
         <w:rPr>
@@ -5984,73 +6622,16 @@
         <w:rPr>
           <w:rFonts w:hint="eastAsia"/>
         </w:rPr>
+        <w:t xml:space="preserve"> 약공격 버튼을 눌러서 사용 가능하다.</w:t>
+      </w:r>
+      <w:r>
+        <w:rPr>
+          <w:rFonts w:hint="eastAsia"/>
+        </w:rPr>
         <w:t xml:space="preserve"> </w:t>
       </w:r>
-      <w:proofErr w:type="spellStart"/>
-      <w:r>
-        <w:rPr>
-          <w:rFonts w:hint="eastAsia"/>
-        </w:rPr>
-        <w:t>약공격</w:t>
-      </w:r>
-      <w:proofErr w:type="spellEnd"/>
-      <w:r>
-        <w:rPr>
-          <w:rFonts w:hint="eastAsia"/>
-        </w:rPr>
-        <w:t xml:space="preserve"> 버튼을 눌러서 사용 가능하다.</w:t>
-      </w:r>
-      <w:r>
-        <w:rPr>
-          <w:rFonts w:hint="eastAsia"/>
-        </w:rPr>
-        <w:t xml:space="preserve"> 모든 </w:t>
-      </w:r>
-      <w:proofErr w:type="spellStart"/>
-      <w:r>
-        <w:rPr>
-          <w:rFonts w:hint="eastAsia"/>
-        </w:rPr>
-        <w:t>약공격</w:t>
-      </w:r>
-      <w:proofErr w:type="spellEnd"/>
-      <w:r>
-        <w:rPr>
-          <w:rFonts w:hint="eastAsia"/>
-        </w:rPr>
-        <w:t xml:space="preserve"> 스킬은</w:t>
-      </w:r>
-      <w:r>
-        <w:rPr>
-          <w:rFonts w:hint="eastAsia"/>
-        </w:rPr>
-        <w:t xml:space="preserve"> </w:t>
-      </w:r>
-      <w:r>
-        <w:rPr>
-          <w:rFonts w:hint="eastAsia"/>
-        </w:rPr>
-        <w:t>시전 대기 시간 (</w:t>
-      </w:r>
-      <w:proofErr w:type="spellStart"/>
-      <w:r>
-        <w:rPr>
-          <w:rFonts w:hint="eastAsia"/>
-        </w:rPr>
-        <w:t>쿨다운</w:t>
-      </w:r>
-      <w:proofErr w:type="spellEnd"/>
-      <w:r>
-        <w:rPr>
-          <w:rFonts w:hint="eastAsia"/>
-        </w:rPr>
-        <w:t>)을 2초 이내로 설정한다.</w:t>
-      </w:r>
-      <w:r>
-        <w:rPr>
-          <w:rFonts w:hint="eastAsia"/>
-        </w:rPr>
-        <w:t xml:space="preserve"> </w:t>
+      <w:r>
+        <w:t>애니메이션으로 공격의 딜레이를 준다.</w:t>
       </w:r>
       <w:r>
         <w:rPr>
@@ -6110,72 +6691,38 @@
           <w:bCs/>
         </w:rPr>
       </w:pPr>
-      <w:proofErr w:type="spellStart"/>
       <w:r>
         <w:rPr>
           <w:rFonts w:hint="eastAsia"/>
           <w:b/>
           <w:bCs/>
         </w:rPr>
-        <w:t>약공격</w:t>
-      </w:r>
-      <w:proofErr w:type="spellEnd"/>
-      <w:r>
-        <w:rPr>
-          <w:rFonts w:hint="eastAsia"/>
+        <w:t>약공격 버튼</w:t>
+      </w:r>
+    </w:p>
+    <w:p>
+      <w:r>
+        <w:rPr>
+          <w:rFonts w:hint="eastAsia"/>
+        </w:rPr>
+        <w:t xml:space="preserve">버튼을 누르면 지니고 있는 약공격 스킬이 사용된다. </w:t>
+      </w:r>
+    </w:p>
+    <w:p/>
+    <w:p>
+      <w:pPr>
+        <w:rPr>
           <w:b/>
           <w:bCs/>
         </w:rPr>
-        <w:t xml:space="preserve"> 버튼</w:t>
-      </w:r>
-    </w:p>
-    <w:p>
-      <w:r>
-        <w:rPr>
-          <w:rFonts w:hint="eastAsia"/>
-        </w:rPr>
-        <w:t xml:space="preserve">버튼을 누르면 지니고 있는 </w:t>
-      </w:r>
-      <w:proofErr w:type="spellStart"/>
-      <w:r>
-        <w:rPr>
-          <w:rFonts w:hint="eastAsia"/>
-        </w:rPr>
-        <w:t>약공격</w:t>
-      </w:r>
-      <w:proofErr w:type="spellEnd"/>
-      <w:r>
-        <w:rPr>
-          <w:rFonts w:hint="eastAsia"/>
-        </w:rPr>
-        <w:t xml:space="preserve"> 스킬이 사용된다. </w:t>
-      </w:r>
-    </w:p>
-    <w:p/>
-    <w:p>
-      <w:pPr>
-        <w:rPr>
+      </w:pPr>
+      <w:r>
+        <w:rPr>
+          <w:rFonts w:hint="eastAsia"/>
           <w:b/>
           <w:bCs/>
         </w:rPr>
-      </w:pPr>
-      <w:proofErr w:type="spellStart"/>
-      <w:r>
-        <w:rPr>
-          <w:rFonts w:hint="eastAsia"/>
-          <w:b/>
-          <w:bCs/>
-        </w:rPr>
-        <w:t>약공격</w:t>
-      </w:r>
-      <w:proofErr w:type="spellEnd"/>
-      <w:r>
-        <w:rPr>
-          <w:rFonts w:hint="eastAsia"/>
-          <w:b/>
-          <w:bCs/>
-        </w:rPr>
-        <w:t xml:space="preserve"> </w:t>
+        <w:t xml:space="preserve">약공격 </w:t>
       </w:r>
     </w:p>
     <w:p>
@@ -6207,22 +6754,14 @@
           <w:numId w:val="15"/>
         </w:numPr>
       </w:pPr>
-      <w:bookmarkStart w:id="23" w:name="_Toc243523926"/>
-      <w:proofErr w:type="spellStart"/>
-      <w:r>
-        <w:rPr>
-          <w:rFonts w:hint="eastAsia"/>
-        </w:rPr>
-        <w:t>강공격</w:t>
-      </w:r>
-      <w:proofErr w:type="spellEnd"/>
-      <w:r>
-        <w:rPr>
-          <w:rFonts w:hint="eastAsia"/>
-        </w:rPr>
-        <w:t xml:space="preserve"> 스킬</w:t>
-      </w:r>
-      <w:bookmarkEnd w:id="23"/>
+      <w:bookmarkStart w:id="28" w:name="_Toc243645651"/>
+      <w:r>
+        <w:rPr>
+          <w:rFonts w:hint="eastAsia"/>
+        </w:rPr>
+        <w:t>강공격 스킬</w:t>
+      </w:r>
+      <w:bookmarkEnd w:id="28"/>
     </w:p>
     <w:p>
       <w:r>
@@ -6231,47 +6770,11 @@
         </w:rPr>
         <w:t xml:space="preserve">보스 몬스터를 주력으로 상대하기 위한 수단으로 설정한다. </w:t>
       </w:r>
-      <w:proofErr w:type="spellStart"/>
-      <w:r>
-        <w:rPr>
-          <w:rFonts w:hint="eastAsia"/>
-        </w:rPr>
-        <w:t>강공격</w:t>
-      </w:r>
-      <w:proofErr w:type="spellEnd"/>
-      <w:r>
-        <w:rPr>
-          <w:rFonts w:hint="eastAsia"/>
-        </w:rPr>
-        <w:t xml:space="preserve"> 버튼을 누르면 사용 가능하며 플레이어에게 </w:t>
-      </w:r>
-      <w:proofErr w:type="spellStart"/>
-      <w:r>
-        <w:rPr>
-          <w:rFonts w:hint="eastAsia"/>
-        </w:rPr>
-        <w:t>차징</w:t>
-      </w:r>
-      <w:proofErr w:type="spellEnd"/>
-      <w:r>
-        <w:rPr>
-          <w:rFonts w:hint="eastAsia"/>
-        </w:rPr>
-        <w:t xml:space="preserve"> 혹은 시전시간이 요구된다. </w:t>
-      </w:r>
-      <w:proofErr w:type="spellStart"/>
-      <w:r>
-        <w:rPr>
-          <w:rFonts w:hint="eastAsia"/>
-        </w:rPr>
-        <w:t>시전시간은</w:t>
-      </w:r>
-      <w:proofErr w:type="spellEnd"/>
-      <w:r>
-        <w:rPr>
-          <w:rFonts w:hint="eastAsia"/>
-        </w:rPr>
-        <w:t xml:space="preserve"> 1초 미만으로 설정한다.</w:t>
+      <w:r>
+        <w:rPr>
+          <w:rFonts w:hint="eastAsia"/>
+        </w:rPr>
+        <w:t>강공격 버튼을 누르면 사용 가능하며 플레이어에게 차징 혹은 시전시간이 요구된다. 시전시간은 1초 미만으로 설정한다.</w:t>
       </w:r>
     </w:p>
     <w:p>
@@ -6353,21 +6856,7 @@
         <w:rPr>
           <w:rFonts w:hint="eastAsia"/>
         </w:rPr>
-        <w:t xml:space="preserve"> 이펙트가 길어지거나 </w:t>
-      </w:r>
-      <w:proofErr w:type="spellStart"/>
-      <w:r>
-        <w:rPr>
-          <w:rFonts w:hint="eastAsia"/>
-        </w:rPr>
-        <w:t>차징</w:t>
-      </w:r>
-      <w:proofErr w:type="spellEnd"/>
-      <w:r>
-        <w:rPr>
-          <w:rFonts w:hint="eastAsia"/>
-        </w:rPr>
-        <w:t xml:space="preserve"> 범위가 넓어지는 등의 가시화 이펙트가 존재한다.</w:t>
+        <w:t xml:space="preserve"> 이펙트가 길어지거나 차징 범위가 넓어지는 등의 가시화 이펙트가 존재한다.</w:t>
       </w:r>
     </w:p>
     <w:p>
@@ -6430,51 +6919,39 @@
           <w:bCs/>
         </w:rPr>
       </w:pPr>
-      <w:proofErr w:type="spellStart"/>
       <w:r>
         <w:rPr>
           <w:rFonts w:hint="eastAsia"/>
           <w:b/>
           <w:bCs/>
         </w:rPr>
-        <w:t>강공격</w:t>
-      </w:r>
-      <w:proofErr w:type="spellEnd"/>
-      <w:r>
-        <w:rPr>
-          <w:rFonts w:hint="eastAsia"/>
+        <w:t>강공격 버튼</w:t>
+      </w:r>
+    </w:p>
+    <w:p>
+      <w:r>
+        <w:rPr>
+          <w:rFonts w:hint="eastAsia"/>
+        </w:rPr>
+        <w:t xml:space="preserve">버튼을 누르고 있으면 강공격의 사용이 가능하다. </w:t>
+      </w:r>
+    </w:p>
+    <w:p/>
+    <w:p>
+      <w:pPr>
+        <w:rPr>
           <w:b/>
           <w:bCs/>
         </w:rPr>
-        <w:t xml:space="preserve"> 버튼</w:t>
-      </w:r>
-    </w:p>
-    <w:p>
-      <w:r>
-        <w:rPr>
-          <w:rFonts w:hint="eastAsia"/>
-        </w:rPr>
-        <w:t xml:space="preserve">버튼을 누르고 있으면 강공격의 사용이 가능하다. </w:t>
-      </w:r>
-    </w:p>
-    <w:p/>
-    <w:p>
-      <w:pPr>
-        <w:rPr>
+      </w:pPr>
+      <w:r>
+        <w:rPr>
+          <w:rFonts w:hint="eastAsia"/>
           <w:b/>
           <w:bCs/>
         </w:rPr>
-      </w:pPr>
-      <w:proofErr w:type="spellStart"/>
-      <w:r>
-        <w:rPr>
-          <w:rFonts w:hint="eastAsia"/>
-          <w:b/>
-          <w:bCs/>
-        </w:rPr>
         <w:t>강공격</w:t>
       </w:r>
-      <w:proofErr w:type="spellEnd"/>
     </w:p>
     <w:p>
       <w:r>
@@ -6510,14 +6987,14 @@
           <w:numId w:val="15"/>
         </w:numPr>
       </w:pPr>
-      <w:bookmarkStart w:id="24" w:name="_Toc243523927"/>
+      <w:bookmarkStart w:id="29" w:name="_Toc243645652"/>
       <w:r>
         <w:rPr>
           <w:rFonts w:hint="eastAsia"/>
         </w:rPr>
         <w:t>보조 전략 스킬</w:t>
       </w:r>
-      <w:bookmarkEnd w:id="24"/>
+      <w:bookmarkEnd w:id="29"/>
     </w:p>
     <w:p>
       <w:r>
@@ -6607,21 +7084,7 @@
         <w:rPr>
           <w:rFonts w:hint="eastAsia"/>
         </w:rPr>
-        <w:t xml:space="preserve">튼을 누르면 즉발로 사용된다. </w:t>
-      </w:r>
-      <w:proofErr w:type="spellStart"/>
-      <w:r>
-        <w:rPr>
-          <w:rFonts w:hint="eastAsia"/>
-        </w:rPr>
-        <w:t>쿨타임은</w:t>
-      </w:r>
-      <w:proofErr w:type="spellEnd"/>
-      <w:r>
-        <w:rPr>
-          <w:rFonts w:hint="eastAsia"/>
-        </w:rPr>
-        <w:t xml:space="preserve"> 6초에서 10초 사이로 제한한다.</w:t>
+        <w:t>튼을 누르면 즉발로 사용된다. 쿨타임은 6초에서 10초 사이로 제한한다.</w:t>
       </w:r>
     </w:p>
     <w:p/>
@@ -6642,19 +7105,11 @@
       </w:r>
     </w:p>
     <w:p>
-      <w:proofErr w:type="spellStart"/>
-      <w:r>
-        <w:rPr>
-          <w:rFonts w:hint="eastAsia"/>
-        </w:rPr>
-        <w:t>스탯의</w:t>
-      </w:r>
-      <w:proofErr w:type="spellEnd"/>
-      <w:r>
-        <w:rPr>
-          <w:rFonts w:hint="eastAsia"/>
-        </w:rPr>
-        <w:t xml:space="preserve"> 강화, 회복, 일시 무적 등이 사용된다. 모든 전략 스킬의 종류는 추후 별도의 표 혹은 테이블로 정리한다.</w:t>
+      <w:r>
+        <w:rPr>
+          <w:rFonts w:hint="eastAsia"/>
+        </w:rPr>
+        <w:t>스탯의 강화, 회복, 일시 무적 등이 사용된다. 모든 전략 스킬의 종류는 추후 별도의 표 혹은 테이블로 정리한다.</w:t>
       </w:r>
     </w:p>
     <w:p/>
@@ -6666,19 +7121,21 @@
           <w:ilvl w:val="2"/>
           <w:numId w:val="15"/>
         </w:numPr>
-      </w:pPr>
-      <w:bookmarkStart w:id="25" w:name="_Ref243523898"/>
-      <w:bookmarkStart w:id="26" w:name="_Toc243523928"/>
+        <w:rPr>
+          <w:rFonts w:hint="eastAsia"/>
+        </w:rPr>
+      </w:pPr>
+      <w:bookmarkStart w:id="30" w:name="_Ref243523898"/>
+      <w:bookmarkStart w:id="31" w:name="_Toc243645653"/>
       <w:r>
         <w:rPr>
           <w:rFonts w:hint="eastAsia"/>
         </w:rPr>
         <w:t>속성 시스템</w:t>
       </w:r>
-      <w:bookmarkEnd w:id="25"/>
-      <w:bookmarkEnd w:id="26"/>
-    </w:p>
-    <w:p/>
+      <w:bookmarkEnd w:id="30"/>
+      <w:bookmarkEnd w:id="31"/>
+    </w:p>
     <w:p>
       <w:r>
         <w:rPr>
@@ -6786,50 +7243,24 @@
           <w:numId w:val="15"/>
         </w:numPr>
       </w:pPr>
+      <w:bookmarkStart w:id="32" w:name="_Toc243645654"/>
       <w:r>
         <w:rPr>
           <w:rFonts w:hint="eastAsia"/>
         </w:rPr>
         <w:t>스킬 조합</w:t>
       </w:r>
-    </w:p>
-    <w:p>
-      <w:r>
-        <w:rPr>
-          <w:rFonts w:hint="eastAsia"/>
-        </w:rPr>
-        <w:lastRenderedPageBreak/>
-        <w:t xml:space="preserve">두가지의 스킬을 조합하여 </w:t>
-      </w:r>
-      <w:proofErr w:type="spellStart"/>
-      <w:r>
-        <w:rPr>
-          <w:rFonts w:hint="eastAsia"/>
-        </w:rPr>
-        <w:t>Fusion</w:t>
-      </w:r>
-      <w:proofErr w:type="spellEnd"/>
-      <w:r>
-        <w:rPr>
-          <w:rFonts w:hint="eastAsia"/>
-        </w:rPr>
-        <w:t xml:space="preserve">  등급으로 만들 수 있다.</w:t>
-      </w:r>
-    </w:p>
-    <w:p>
-      <w:r>
-        <w:br w:type="page"/>
+      <w:bookmarkEnd w:id="32"/>
+    </w:p>
+    <w:p>
+      <w:r>
+        <w:rPr>
+          <w:rFonts w:hint="eastAsia"/>
+        </w:rPr>
+        <w:t>두가지의 스킬을 조합하여 Fusion 등급으로 만들 수 있다.</w:t>
       </w:r>
     </w:p>
     <w:p/>
-    <w:p/>
-    <w:p>
-      <w:pPr>
-        <w:rPr>
-          <w:lang w:eastAsia="ko"/>
-        </w:rPr>
-      </w:pPr>
-    </w:p>
     <w:p>
       <w:pPr>
         <w:pStyle w:val="2"/>
@@ -6838,24 +7269,70 @@
           <w:numId w:val="15"/>
         </w:numPr>
       </w:pPr>
-      <w:bookmarkStart w:id="27" w:name="_Toc243523929"/>
-      <w:r>
-        <w:rPr>
-          <w:rFonts w:hint="eastAsia"/>
-        </w:rPr>
-        <w:t>스테이지 전개 시스템</w:t>
-      </w:r>
-      <w:bookmarkEnd w:id="27"/>
-    </w:p>
-    <w:p>
-      <w:r>
-        <w:t>엘리트 몬스터와 보스가 순차적으로 등장하는 웨이브 형태의 전투를 진행하며, 최종 보스 클리어 시 다음 스테이지로 직행하는 구조</w:t>
-      </w:r>
-      <w:r>
-        <w:rPr>
-          <w:rFonts w:hint="eastAsia"/>
-        </w:rPr>
-        <w:t>이다.</w:t>
+      <w:bookmarkStart w:id="33" w:name="_Toc243645655"/>
+      <w:r>
+        <w:rPr>
+          <w:rFonts w:hint="eastAsia"/>
+        </w:rPr>
+        <w:t>패링 및 방어 시스템</w:t>
+      </w:r>
+      <w:bookmarkEnd w:id="33"/>
+    </w:p>
+    <w:p>
+      <w:r>
+        <w:rPr>
+          <w:rFonts w:hint="eastAsia"/>
+        </w:rPr>
+        <w:t xml:space="preserve">보스의 공격을 막거나 튕겨내는 시스템이다. 단순 회피/공격 반복에서 벗어나, 적의 공격 타이밍에 맞춘 정밀 방어/반격 플레이를 통해 전투 몰입감과 손맛을 극대화한다. </w:t>
+      </w:r>
+      <w:r>
+        <w:rPr>
+          <w:rFonts w:hint="eastAsia"/>
+        </w:rPr>
+        <w:t xml:space="preserve">패링 및 방어 시스템은 플레이어와 </w:t>
+      </w:r>
+      <w:proofErr w:type="spellStart"/>
+      <w:r>
+        <w:rPr>
+          <w:rFonts w:hint="eastAsia"/>
+        </w:rPr>
+        <w:t>에너미</w:t>
+      </w:r>
+      <w:proofErr w:type="spellEnd"/>
+      <w:r>
+        <w:rPr>
+          <w:rFonts w:hint="eastAsia"/>
+        </w:rPr>
+        <w:t xml:space="preserve"> 모두 사용할 수 있는 공통 </w:t>
+      </w:r>
+      <w:proofErr w:type="spellStart"/>
+      <w:r>
+        <w:rPr>
+          <w:rFonts w:hint="eastAsia"/>
+        </w:rPr>
+        <w:t>구조이다</w:t>
+      </w:r>
+      <w:proofErr w:type="spellEnd"/>
+      <w:r>
+        <w:rPr>
+          <w:rFonts w:hint="eastAsia"/>
+        </w:rPr>
+        <w:t xml:space="preserve">. </w:t>
+      </w:r>
+      <w:r>
+        <w:rPr>
+          <w:rFonts w:hint="eastAsia"/>
+        </w:rPr>
+        <w:t xml:space="preserve">상세한 내용은 </w:t>
+      </w:r>
+      <w:r>
+        <w:t>Zomso_Parrying_기획서.docx</w:t>
+      </w:r>
+      <w:r>
+        <w:rPr>
+          <w:rFonts w:hint="eastAsia"/>
+        </w:rPr>
+        <w:t>에서 다룬다.</w:t>
       </w:r>
     </w:p>
     <w:p/>
@@ -6867,7 +7344,7 @@
           <w:numId w:val="15"/>
         </w:numPr>
       </w:pPr>
-      <w:bookmarkStart w:id="28" w:name="_Toc243523930"/>
+      <w:bookmarkStart w:id="34" w:name="_Toc243645656"/>
       <w:r>
         <w:rPr>
           <w:rFonts w:hint="eastAsia"/>
@@ -6880,7 +7357,7 @@
         </w:rPr>
         <w:t>요소</w:t>
       </w:r>
-      <w:bookmarkEnd w:id="28"/>
+      <w:bookmarkEnd w:id="34"/>
     </w:p>
     <w:p>
       <w:pPr>
@@ -6890,59 +7367,29 @@
           <w:numId w:val="15"/>
         </w:numPr>
       </w:pPr>
-      <w:bookmarkStart w:id="29" w:name="_Toc243523931"/>
+      <w:bookmarkStart w:id="35" w:name="_Toc243645657"/>
       <w:r>
         <w:rPr>
           <w:rFonts w:hint="eastAsia"/>
         </w:rPr>
         <w:t>플레이어</w:t>
       </w:r>
-      <w:bookmarkEnd w:id="29"/>
-    </w:p>
-    <w:p>
-      <w:r>
-        <w:rPr>
-          <w:rFonts w:hint="eastAsia"/>
-        </w:rPr>
-        <w:t xml:space="preserve">조작 및 </w:t>
-      </w:r>
-      <w:proofErr w:type="gramStart"/>
-      <w:r>
-        <w:rPr>
-          <w:rFonts w:hint="eastAsia"/>
-        </w:rPr>
-        <w:t>생존 :</w:t>
-      </w:r>
-      <w:proofErr w:type="gramEnd"/>
-      <w:r>
-        <w:rPr>
-          <w:rFonts w:hint="eastAsia"/>
-        </w:rPr>
-        <w:t xml:space="preserve"> 기본 이동, </w:t>
-      </w:r>
-      <w:proofErr w:type="spellStart"/>
-      <w:r>
-        <w:rPr>
-          <w:rFonts w:hint="eastAsia"/>
-        </w:rPr>
-        <w:t>회피기</w:t>
-      </w:r>
-      <w:proofErr w:type="spellEnd"/>
-    </w:p>
-    <w:p>
-      <w:proofErr w:type="gramStart"/>
-      <w:r>
-        <w:rPr>
-          <w:rFonts w:hint="eastAsia"/>
-        </w:rPr>
-        <w:t>전투 :</w:t>
-      </w:r>
-      <w:proofErr w:type="gramEnd"/>
-      <w:r>
-        <w:rPr>
-          <w:rFonts w:hint="eastAsia"/>
-        </w:rPr>
-        <w:t xml:space="preserve"> 무기 1종을 활용한 자동 공격, 3개의 액티브 스킬</w:t>
+      <w:bookmarkEnd w:id="35"/>
+    </w:p>
+    <w:p>
+      <w:r>
+        <w:rPr>
+          <w:rFonts w:hint="eastAsia"/>
+        </w:rPr>
+        <w:t>조작 및 생존 : 기본 이동, 회피기</w:t>
+      </w:r>
+    </w:p>
+    <w:p>
+      <w:r>
+        <w:rPr>
+          <w:rFonts w:hint="eastAsia"/>
+        </w:rPr>
+        <w:t>전투 : 무기 1종을 활용한 자동 공격, 3개의 액티브 스킬</w:t>
       </w:r>
     </w:p>
     <w:p/>
@@ -6954,45 +7401,31 @@
           <w:numId w:val="15"/>
         </w:numPr>
       </w:pPr>
-      <w:bookmarkStart w:id="30" w:name="_Toc243523932"/>
+      <w:bookmarkStart w:id="36" w:name="_Ref243612752"/>
+      <w:bookmarkStart w:id="37" w:name="_Toc243645658"/>
       <w:r>
         <w:rPr>
           <w:rFonts w:hint="eastAsia"/>
         </w:rPr>
         <w:t>몬스터</w:t>
       </w:r>
-      <w:bookmarkEnd w:id="30"/>
-    </w:p>
-    <w:p>
-      <w:proofErr w:type="gramStart"/>
-      <w:r>
-        <w:rPr>
-          <w:rFonts w:hint="eastAsia"/>
-        </w:rPr>
-        <w:t>일반 :</w:t>
-      </w:r>
-      <w:proofErr w:type="gramEnd"/>
-      <w:r>
-        <w:rPr>
-          <w:rFonts w:hint="eastAsia"/>
-        </w:rPr>
-        <w:t xml:space="preserve"> 플레이어 추적, 충돌 데미지, 투사체 공격</w:t>
-      </w:r>
-    </w:p>
-    <w:p>
-      <w:proofErr w:type="gramStart"/>
-      <w:r>
-        <w:rPr>
-          <w:rFonts w:hint="eastAsia"/>
-        </w:rPr>
-        <w:t>엘리트 :</w:t>
-      </w:r>
-      <w:proofErr w:type="gramEnd"/>
-      <w:r>
-        <w:rPr>
-          <w:rFonts w:hint="eastAsia"/>
-        </w:rPr>
-        <w:t xml:space="preserve"> 처치 시 특수 보상 제공 (유물)</w:t>
+      <w:bookmarkEnd w:id="36"/>
+      <w:bookmarkEnd w:id="37"/>
+    </w:p>
+    <w:p>
+      <w:r>
+        <w:rPr>
+          <w:rFonts w:hint="eastAsia"/>
+        </w:rPr>
+        <w:t>일반 : 플레이어 추적, 충돌 데미지, 투사체 공격</w:t>
+      </w:r>
+    </w:p>
+    <w:p>
+      <w:r>
+        <w:rPr>
+          <w:rFonts w:hint="eastAsia"/>
+        </w:rPr>
+        <w:t>엘리트 : 처치 시 특수 보상 제공 (유물)</w:t>
       </w:r>
     </w:p>
     <w:p>
@@ -7011,13 +7444,18 @@
         </w:rPr>
         <w:t>.</w:t>
       </w:r>
-    </w:p>
-    <w:p>
-      <w:pPr>
+      <w:r>
+        <w:rPr>
+          <w:rFonts w:hint="eastAsia"/>
+        </w:rPr>
+        <w:t xml:space="preserve"> </w:t>
+      </w:r>
+      <w:r>
         <w:rPr>
           <w:lang w:eastAsia="ko"/>
         </w:rPr>
-      </w:pPr>
+        <w:t>(실제 테스트 후 가시성 확인 필요)</w:t>
+      </w:r>
     </w:p>
     <w:p>
       <w:r>
@@ -7071,7 +7509,6 @@
         </w:drawing>
       </w:r>
     </w:p>
-    <w:p/>
     <w:p>
       <w:pPr>
         <w:rPr>
@@ -7093,14 +7530,7 @@
         <w:rPr>
           <w:rFonts w:hint="eastAsia"/>
         </w:rPr>
-        <w:t xml:space="preserve">몬스터의 </w:t>
-      </w:r>
-      <w:proofErr w:type="spellStart"/>
-      <w:r>
-        <w:rPr>
-          <w:rFonts w:hint="eastAsia"/>
-        </w:rPr>
-        <w:t>H</w:t>
+        <w:t>몬스터의 H</w:t>
       </w:r>
       <w:r>
         <w:t>p</w:t>
@@ -7109,16 +7539,10 @@
         <w:rPr>
           <w:rFonts w:hint="eastAsia"/>
         </w:rPr>
-        <w:t>bar가</w:t>
-      </w:r>
-      <w:proofErr w:type="spellEnd"/>
-      <w:r>
-        <w:rPr>
-          <w:rFonts w:hint="eastAsia"/>
-        </w:rPr>
-        <w:t xml:space="preserve"> 보이지 않는다.</w:t>
-      </w:r>
-    </w:p>
+        <w:t>bar가 보이지 않는다.</w:t>
+      </w:r>
+    </w:p>
+    <w:p/>
     <w:p/>
     <w:p>
       <w:r>
@@ -7193,49 +7617,7 @@
         <w:rPr>
           <w:rFonts w:hint="eastAsia"/>
         </w:rPr>
-        <w:t xml:space="preserve">피격으로 인해 </w:t>
-      </w:r>
-      <w:proofErr w:type="spellStart"/>
-      <w:r>
-        <w:rPr>
-          <w:rFonts w:hint="eastAsia"/>
-        </w:rPr>
-        <w:t>Hp가</w:t>
-      </w:r>
-      <w:proofErr w:type="spellEnd"/>
-      <w:r>
-        <w:rPr>
-          <w:rFonts w:hint="eastAsia"/>
-        </w:rPr>
-        <w:t xml:space="preserve"> 감소하였을 </w:t>
-      </w:r>
-      <w:proofErr w:type="gramStart"/>
-      <w:r>
-        <w:rPr>
-          <w:rFonts w:hint="eastAsia"/>
-        </w:rPr>
-        <w:t xml:space="preserve">때,  </w:t>
-      </w:r>
-      <w:proofErr w:type="spellStart"/>
-      <w:r>
-        <w:rPr>
-          <w:rFonts w:hint="eastAsia"/>
-        </w:rPr>
-        <w:t>Hpbar</w:t>
-      </w:r>
-      <w:proofErr w:type="gramEnd"/>
-      <w:r>
-        <w:rPr>
-          <w:rFonts w:hint="eastAsia"/>
-        </w:rPr>
-        <w:t>가</w:t>
-      </w:r>
-      <w:proofErr w:type="spellEnd"/>
-      <w:r>
-        <w:rPr>
-          <w:rFonts w:hint="eastAsia"/>
-        </w:rPr>
-        <w:t xml:space="preserve"> 가시화되며 감소된 만큼 표기해준다.</w:t>
+        <w:t>피격으로 인해 Hp가 감소하였을 때,  Hpbar가 가시화되며 감소된 만큼 표기해준다.</w:t>
       </w:r>
     </w:p>
     <w:p/>
@@ -7247,7 +7629,8 @@
           <w:numId w:val="15"/>
         </w:numPr>
       </w:pPr>
-      <w:bookmarkStart w:id="31" w:name="_Toc243523933"/>
+      <w:bookmarkStart w:id="38" w:name="_Ref243612776"/>
+      <w:bookmarkStart w:id="39" w:name="_Toc243645659"/>
       <w:r>
         <w:rPr>
           <w:rFonts w:hint="eastAsia"/>
@@ -7255,31 +7638,117 @@
         <w:lastRenderedPageBreak/>
         <w:t>보스</w:t>
       </w:r>
-      <w:bookmarkEnd w:id="31"/>
-    </w:p>
-    <w:p>
-      <w:r>
-        <w:rPr>
-          <w:rFonts w:hint="eastAsia"/>
-        </w:rPr>
-        <w:t xml:space="preserve">전투의 핵심을 담당하는 6종 이상의 </w:t>
-      </w:r>
-      <w:proofErr w:type="spellStart"/>
-      <w:r>
-        <w:rPr>
-          <w:rFonts w:hint="eastAsia"/>
-        </w:rPr>
-        <w:t>기믹형</w:t>
-      </w:r>
-      <w:proofErr w:type="spellEnd"/>
-      <w:r>
-        <w:rPr>
-          <w:rFonts w:hint="eastAsia"/>
-        </w:rPr>
-        <w:t xml:space="preserve"> 보스 몬스터</w:t>
-      </w:r>
-    </w:p>
-    <w:p/>
+      <w:bookmarkEnd w:id="38"/>
+      <w:bookmarkEnd w:id="39"/>
+    </w:p>
+    <w:p>
+      <w:r>
+        <w:rPr>
+          <w:rFonts w:hint="eastAsia"/>
+        </w:rPr>
+        <w:t>전투의 핵심을 담당하는 6종 이상의 기믹형 보스 몬스터</w:t>
+      </w:r>
+    </w:p>
+    <w:p>
+      <w:r>
+        <w:rPr>
+          <w:rFonts w:hint="eastAsia"/>
+          <w:sz w:val="20"/>
+          <w:szCs w:val="20"/>
+        </w:rPr>
+        <w:t>(</w:t>
+      </w:r>
+      <w:r>
+        <w:rPr>
+          <w:sz w:val="20"/>
+          <w:szCs w:val="20"/>
+        </w:rPr>
+        <w:t>그로기 타임 필요 // 보스 강공격 타이밍에 일정 데미지를 가하면 그로기</w:t>
+      </w:r>
+      <w:r>
+        <w:rPr>
+          <w:rFonts w:hint="eastAsia"/>
+          <w:sz w:val="20"/>
+          <w:szCs w:val="20"/>
+        </w:rPr>
+        <w:t>)</w:t>
+      </w:r>
+      <w:r>
+        <w:br/>
+      </w:r>
+      <w:r>
+        <w:rPr>
+          <w:noProof/>
+          <w:color w:val="512DA8"/>
+          <w:sz w:val="28"/>
+          <w:szCs w:val="28"/>
+        </w:rPr>
+        <w:drawing>
+          <wp:inline distT="0" distB="0" distL="0" distR="0" wp14:anchorId="1FCB25C6" wp14:editId="4E7FED9E">
+            <wp:extent cx="5733415" cy="3223260"/>
+            <wp:effectExtent l="0" t="0" r="635" b="0"/>
+            <wp:docPr id="2056742759" name="그림 1"/>
+            <wp:cNvGraphicFramePr>
+              <a:graphicFrameLocks xmlns:a="http://schemas.openxmlformats.org/drawingml/2006/main" noChangeAspect="1"/>
+            </wp:cNvGraphicFramePr>
+            <a:graphic xmlns:a="http://schemas.openxmlformats.org/drawingml/2006/main">
+              <a:graphicData uri="http://schemas.openxmlformats.org/drawingml/2006/picture">
+                <pic:pic xmlns:pic="http://schemas.openxmlformats.org/drawingml/2006/picture">
+                  <pic:nvPicPr>
+                    <pic:cNvPr id="0" name="Picture 1"/>
+                    <pic:cNvPicPr>
+                      <a:picLocks noChangeAspect="1" noChangeArrowheads="1"/>
+                    </pic:cNvPicPr>
+                  </pic:nvPicPr>
+                  <pic:blipFill>
+                    <a:blip r:embed="rId17" cstate="print">
+                      <a:extLst>
+                        <a:ext uri="{28A0092B-C50C-407E-A947-70E740481C1C}">
+                          <a14:useLocalDpi xmlns:a14="http://schemas.microsoft.com/office/drawing/2010/main" val="0"/>
+                        </a:ext>
+                      </a:extLst>
+                    </a:blip>
+                    <a:srcRect/>
+                    <a:stretch>
+                      <a:fillRect/>
+                    </a:stretch>
+                  </pic:blipFill>
+                  <pic:spPr bwMode="auto">
+                    <a:xfrm>
+                      <a:off x="0" y="0"/>
+                      <a:ext cx="5733415" cy="3223260"/>
+                    </a:xfrm>
+                    <a:prstGeom prst="rect">
+                      <a:avLst/>
+                    </a:prstGeom>
+                    <a:noFill/>
+                    <a:ln>
+                      <a:noFill/>
+                    </a:ln>
+                  </pic:spPr>
+                </pic:pic>
+              </a:graphicData>
+            </a:graphic>
+          </wp:inline>
+        </w:drawing>
+      </w:r>
+    </w:p>
+    <w:p>
+      <w:pPr>
+        <w:rPr>
+          <w:sz w:val="18"/>
+          <w:szCs w:val="18"/>
+        </w:rPr>
+      </w:pPr>
+      <w:r>
+        <w:rPr>
+          <w:rFonts w:hint="eastAsia"/>
+          <w:sz w:val="18"/>
+          <w:szCs w:val="18"/>
+        </w:rPr>
+        <w:t>*이해를 돕기 위한 레퍼런스 사진</w:t>
+      </w:r>
+    </w:p>
     <w:p>
       <w:pPr>
         <w:pStyle w:val="1"/>
@@ -7288,14 +7757,14 @@
           <w:numId w:val="15"/>
         </w:numPr>
       </w:pPr>
-      <w:bookmarkStart w:id="32" w:name="_Toc243523934"/>
+      <w:bookmarkStart w:id="40" w:name="_Toc243645660"/>
       <w:r>
         <w:rPr>
           <w:rFonts w:hint="eastAsia"/>
         </w:rPr>
         <w:t>레벨 디자인</w:t>
       </w:r>
-      <w:bookmarkEnd w:id="32"/>
+      <w:bookmarkEnd w:id="40"/>
     </w:p>
     <w:p>
       <w:pPr>
@@ -7305,14 +7774,14 @@
           <w:numId w:val="15"/>
         </w:numPr>
       </w:pPr>
-      <w:bookmarkStart w:id="33" w:name="_Toc243523935"/>
+      <w:bookmarkStart w:id="41" w:name="_Toc243645661"/>
       <w:r>
         <w:rPr>
           <w:rFonts w:hint="eastAsia"/>
         </w:rPr>
         <w:t>맵</w:t>
       </w:r>
-      <w:bookmarkEnd w:id="33"/>
+      <w:bookmarkEnd w:id="41"/>
     </w:p>
     <w:p>
       <w:r>
@@ -7338,16 +7807,14 @@
           <w:numId w:val="15"/>
         </w:numPr>
       </w:pPr>
-      <w:bookmarkStart w:id="34" w:name="_Toc243523936"/>
-      <w:proofErr w:type="spellStart"/>
+      <w:bookmarkStart w:id="42" w:name="_Toc243645662"/>
       <w:r>
         <w:rPr>
           <w:rFonts w:hint="eastAsia"/>
         </w:rPr>
         <w:t>풀링</w:t>
       </w:r>
-      <w:bookmarkEnd w:id="34"/>
-      <w:proofErr w:type="spellEnd"/>
+      <w:bookmarkEnd w:id="42"/>
     </w:p>
     <w:p>
       <w:pPr>
@@ -7357,28 +7824,15 @@
           <w:numId w:val="15"/>
         </w:numPr>
       </w:pPr>
-      <w:bookmarkStart w:id="35" w:name="_Toc243523937"/>
-      <w:r>
-        <w:t xml:space="preserve">오브젝트 </w:t>
-      </w:r>
-      <w:proofErr w:type="spellStart"/>
-      <w:r>
-        <w:t>풀링</w:t>
-      </w:r>
-      <w:bookmarkEnd w:id="35"/>
-      <w:proofErr w:type="spellEnd"/>
-    </w:p>
-    <w:p>
-      <w:r>
-        <w:t xml:space="preserve">안드로이드 모바일 환경의 최적화를 위해 메모리 </w:t>
-      </w:r>
-      <w:proofErr w:type="spellStart"/>
-      <w:r>
-        <w:t>풀링</w:t>
-      </w:r>
-      <w:proofErr w:type="spellEnd"/>
-      <w:r>
-        <w:t xml:space="preserve"> 시스템 구축</w:t>
+      <w:bookmarkStart w:id="43" w:name="_Toc243645663"/>
+      <w:r>
+        <w:t>오브젝트 풀링</w:t>
+      </w:r>
+      <w:bookmarkEnd w:id="43"/>
+    </w:p>
+    <w:p>
+      <w:r>
+        <w:t>안드로이드 모바일 환경의 최적화를 위해 메모리 풀링 시스템 구축</w:t>
       </w:r>
       <w:r>
         <w:rPr>
@@ -7389,44 +7843,22 @@
     </w:p>
     <w:p>
       <w:r>
-        <w:t xml:space="preserve">몬스터의 특성에 따라 기본 생성, 특정 위치 고정형 생성, 시간에 따른 웨이브 </w:t>
-      </w:r>
-      <w:proofErr w:type="spellStart"/>
-      <w:r>
-        <w:t>스폰</w:t>
-      </w:r>
-      <w:r>
-        <w:rPr>
-          <w:rFonts w:hint="eastAsia"/>
-        </w:rPr>
-        <w:t>을</w:t>
-      </w:r>
-      <w:proofErr w:type="spellEnd"/>
-      <w:r>
-        <w:rPr>
-          <w:rFonts w:hint="eastAsia"/>
-        </w:rPr>
-        <w:t xml:space="preserve"> 적용한다.</w:t>
-      </w:r>
-    </w:p>
-    <w:p/>
-    <w:p/>
-    <w:p>
-      <w:pPr>
-        <w:rPr>
-          <w:color w:val="000000"/>
-          <w:sz w:val="28"/>
-          <w:szCs w:val="28"/>
-        </w:rPr>
-      </w:pPr>
+        <w:t>몬스터의 특성에 따라 기본 생성, 특정 위치 고정형 생성, 시간에 따른 웨이브 스폰</w:t>
+      </w:r>
+      <w:r>
+        <w:rPr>
+          <w:rFonts w:hint="eastAsia"/>
+        </w:rPr>
+        <w:t>을 적용한다.</w:t>
+      </w:r>
     </w:p>
     <w:sectPr>
-      <w:headerReference w:type="even" r:id="rId17"/>
-      <w:headerReference w:type="default" r:id="rId18"/>
-      <w:footerReference w:type="even" r:id="rId19"/>
-      <w:footerReference w:type="default" r:id="rId20"/>
-      <w:headerReference w:type="first" r:id="rId21"/>
-      <w:footerReference w:type="first" r:id="rId22"/>
+      <w:headerReference w:type="even" r:id="rId18"/>
+      <w:headerReference w:type="default" r:id="rId19"/>
+      <w:footerReference w:type="even" r:id="rId20"/>
+      <w:footerReference w:type="default" r:id="rId21"/>
+      <w:headerReference w:type="first" r:id="rId22"/>
+      <w:footerReference w:type="first" r:id="rId23"/>
       <w:pgSz w:w="11909" w:h="16834"/>
       <w:pgMar w:top="1440" w:right="1440" w:bottom="1440" w:left="1440" w:header="567" w:footer="720" w:gutter="0"/>
       <w:pgNumType w:start="1"/>
@@ -7437,7 +7869,7 @@
 </file>
 
 <file path=word/endnotes.xml><?xml version="1.0" encoding="utf-8"?>
-<w:endnotes xmlns:wpc="http://schemas.microsoft.com/office/word/2010/wordprocessingCanvas" xmlns:cx="http://schemas.microsoft.com/office/drawing/2014/chartex" xmlns:cx1="http://schemas.microsoft.com/office/drawing/2015/9/8/chartex" xmlns:cx2="http://schemas.microsoft.com/office/drawing/2015/10/21/chartex" xmlns:cx3="http://schemas.microsoft.com/office/drawing/2016/5/9/chartex" xmlns:cx4="http://schemas.microsoft.com/office/drawing/2016/5/10/chartex" xmlns:cx5="http://schemas.microsoft.com/office/drawing/2016/5/11/chartex" xmlns:cx6="http://schemas.microsoft.com/office/drawing/2016/5/12/chartex" xmlns:cx7="http://schemas.microsoft.com/office/drawing/2016/5/13/chartex" xmlns:cx8="http://schemas.microsoft.com/office/drawing/2016/5/14/chartex" xmlns:mc="http://schemas.openxmlformats.org/markup-compatibility/2006" xmlns:aink="http://schemas.microsoft.com/office/drawing/2016/ink" xmlns:am3d="http://schemas.microsoft.com/office/drawing/2017/model3d" xmlns:o="urn:schemas-microsoft-com:office:office" xmlns:oel="http://schemas.microsoft.com/office/2019/extlst" xmlns:r="http://schemas.openxmlformats.org/officeDocument/2006/relationships" xmlns:m="http://schemas.openxmlformats.org/officeDocument/2006/math" xmlns:v="urn:schemas-microsoft-com:vml" xmlns:wp14="http://schemas.microsoft.com/office/word/2010/wordprocessingDrawing" xmlns:wp="http://schemas.openxmlformats.org/drawingml/2006/wordprocessingDrawing" xmlns:w10="urn:schemas-microsoft-com:office:word" xmlns:w="http://schemas.openxmlformats.org/wordprocessingml/2006/main" xmlns:w14="http://schemas.microsoft.com/office/word/2010/wordml" xmlns:w15="http://schemas.microsoft.com/office/word/2012/wordml" xmlns:w16cei="http://schemas.microsoft.com/office/word/2026/wordml/cei" xmlns:w16cex="http://schemas.microsoft.com/office/word/2018/wordml/cex" xmlns:w16cid="http://schemas.microsoft.com/office/word/2016/wordml/cid" xmlns:w16="http://schemas.microsoft.com/office/word/2018/wordml" xmlns:w16du="http://schemas.microsoft.com/office/word/2023/wordml/word16du" xmlns:w16sdtdh="http://schemas.microsoft.com/office/word/2020/wordml/sdtdatahash" xmlns:w16sdtfl="http://schemas.microsoft.com/office/word/2024/wordml/sdtformatlock" xmlns:w16se="http://schemas.microsoft.com/office/word/2015/wordml/symex" xmlns:wpg="http://schemas.microsoft.com/office/word/2010/wordprocessingGroup" xmlns:wpi="http://schemas.microsoft.com/office/word/2010/wordprocessingInk" xmlns:wne="http://schemas.microsoft.com/office/word/2006/wordml" xmlns:wps="http://schemas.microsoft.com/office/word/2010/wordprocessingShape" mc:Ignorable="w14 w15 w16se w16cid w16 w16cex w16sdtdh w16sdtfl w16du wp14">
+<w:endnotes xmlns:wpc="http://schemas.microsoft.com/office/word/2010/wordprocessingCanvas" xmlns:cx="http://schemas.microsoft.com/office/drawing/2014/chartex" xmlns:cx1="http://schemas.microsoft.com/office/drawing/2015/9/8/chartex" xmlns:cx2="http://schemas.microsoft.com/office/drawing/2015/10/21/chartex" xmlns:cx3="http://schemas.microsoft.com/office/drawing/2016/5/9/chartex" xmlns:cx4="http://schemas.microsoft.com/office/drawing/2016/5/10/chartex" xmlns:cx5="http://schemas.microsoft.com/office/drawing/2016/5/11/chartex" xmlns:cx6="http://schemas.microsoft.com/office/drawing/2016/5/12/chartex" xmlns:cx7="http://schemas.microsoft.com/office/drawing/2016/5/13/chartex" xmlns:cx8="http://schemas.microsoft.com/office/drawing/2016/5/14/chartex" xmlns:mc="http://schemas.openxmlformats.org/markup-compatibility/2006" xmlns:aink="http://schemas.microsoft.com/office/drawing/2016/ink" xmlns:am3d="http://schemas.microsoft.com/office/drawing/2017/model3d" xmlns:o="urn:schemas-microsoft-com:office:office" xmlns:oel="http://schemas.microsoft.com/office/2019/extlst" xmlns:r="http://schemas.openxmlformats.org/officeDocument/2006/relationships" xmlns:m="http://schemas.openxmlformats.org/officeDocument/2006/math" xmlns:v="urn:schemas-microsoft-com:vml" xmlns:wp14="http://schemas.microsoft.com/office/word/2010/wordprocessingDrawing" xmlns:wp="http://schemas.openxmlformats.org/drawingml/2006/wordprocessingDrawing" xmlns:w10="urn:schemas-microsoft-com:office:word" xmlns:w="http://schemas.openxmlformats.org/wordprocessingml/2006/main" xmlns:w14="http://schemas.microsoft.com/office/word/2010/wordml" xmlns:w15="http://schemas.microsoft.com/office/word/2012/wordml" xmlns:w16cex="http://schemas.microsoft.com/office/word/2018/wordml/cex" xmlns:w16cid="http://schemas.microsoft.com/office/word/2016/wordml/cid" xmlns:w16="http://schemas.microsoft.com/office/word/2018/wordml" xmlns:w16du="http://schemas.microsoft.com/office/word/2023/wordml/word16du" xmlns:w16sdtdh="http://schemas.microsoft.com/office/word/2020/wordml/sdtdatahash" xmlns:w16sdtfl="http://schemas.microsoft.com/office/word/2024/wordml/sdtformatlock" xmlns:w16se="http://schemas.microsoft.com/office/word/2015/wordml/symex" xmlns:wpg="http://schemas.microsoft.com/office/word/2010/wordprocessingGroup" xmlns:wpi="http://schemas.microsoft.com/office/word/2010/wordprocessingInk" xmlns:wne="http://schemas.microsoft.com/office/word/2006/wordml" xmlns:wps="http://schemas.microsoft.com/office/word/2010/wordprocessingShape" mc:Ignorable="w14 w15 w16se w16cid w16 w16cex w16sdtdh w16sdtfl w16du wp14">
   <w:endnote w:type="separator" w:id="-1">
     <w:p>
       <w:pPr>
@@ -7462,7 +7894,7 @@
 </file>
 
 <file path=word/footer1.xml><?xml version="1.0" encoding="utf-8"?>
-<w:ftr xmlns:wpc="http://schemas.microsoft.com/office/word/2010/wordprocessingCanvas" xmlns:cx="http://schemas.microsoft.com/office/drawing/2014/chartex" xmlns:cx1="http://schemas.microsoft.com/office/drawing/2015/9/8/chartex" xmlns:cx2="http://schemas.microsoft.com/office/drawing/2015/10/21/chartex" xmlns:cx3="http://schemas.microsoft.com/office/drawing/2016/5/9/chartex" xmlns:cx4="http://schemas.microsoft.com/office/drawing/2016/5/10/chartex" xmlns:cx5="http://schemas.microsoft.com/office/drawing/2016/5/11/chartex" xmlns:cx6="http://schemas.microsoft.com/office/drawing/2016/5/12/chartex" xmlns:cx7="http://schemas.microsoft.com/office/drawing/2016/5/13/chartex" xmlns:cx8="http://schemas.microsoft.com/office/drawing/2016/5/14/chartex" xmlns:mc="http://schemas.openxmlformats.org/markup-compatibility/2006" xmlns:aink="http://schemas.microsoft.com/office/drawing/2016/ink" xmlns:am3d="http://schemas.microsoft.com/office/drawing/2017/model3d" xmlns:o="urn:schemas-microsoft-com:office:office" xmlns:oel="http://schemas.microsoft.com/office/2019/extlst" xmlns:r="http://schemas.openxmlformats.org/officeDocument/2006/relationships" xmlns:m="http://schemas.openxmlformats.org/officeDocument/2006/math" xmlns:v="urn:schemas-microsoft-com:vml" xmlns:wp14="http://schemas.microsoft.com/office/word/2010/wordprocessingDrawing" xmlns:wp="http://schemas.openxmlformats.org/drawingml/2006/wordprocessingDrawing" xmlns:w10="urn:schemas-microsoft-com:office:word" xmlns:w="http://schemas.openxmlformats.org/wordprocessingml/2006/main" xmlns:w14="http://schemas.microsoft.com/office/word/2010/wordml" xmlns:w15="http://schemas.microsoft.com/office/word/2012/wordml" xmlns:w16cei="http://schemas.microsoft.com/office/word/2026/wordml/cei" xmlns:w16cex="http://schemas.microsoft.com/office/word/2018/wordml/cex" xmlns:w16cid="http://schemas.microsoft.com/office/word/2016/wordml/cid" xmlns:w16="http://schemas.microsoft.com/office/word/2018/wordml" xmlns:w16du="http://schemas.microsoft.com/office/word/2023/wordml/word16du" xmlns:w16sdtdh="http://schemas.microsoft.com/office/word/2020/wordml/sdtdatahash" xmlns:w16sdtfl="http://schemas.microsoft.com/office/word/2024/wordml/sdtformatlock" xmlns:w16se="http://schemas.microsoft.com/office/word/2015/wordml/symex" xmlns:wpg="http://schemas.microsoft.com/office/word/2010/wordprocessingGroup" xmlns:wpi="http://schemas.microsoft.com/office/word/2010/wordprocessingInk" xmlns:wne="http://schemas.microsoft.com/office/word/2006/wordml" xmlns:wps="http://schemas.microsoft.com/office/word/2010/wordprocessingShape" mc:Ignorable="w14 w15 w16se w16cid w16 w16cex w16sdtdh w16sdtfl w16du wp14">
+<w:ftr xmlns:wpc="http://schemas.microsoft.com/office/word/2010/wordprocessingCanvas" xmlns:cx="http://schemas.microsoft.com/office/drawing/2014/chartex" xmlns:cx1="http://schemas.microsoft.com/office/drawing/2015/9/8/chartex" xmlns:cx2="http://schemas.microsoft.com/office/drawing/2015/10/21/chartex" xmlns:cx3="http://schemas.microsoft.com/office/drawing/2016/5/9/chartex" xmlns:cx4="http://schemas.microsoft.com/office/drawing/2016/5/10/chartex" xmlns:cx5="http://schemas.microsoft.com/office/drawing/2016/5/11/chartex" xmlns:cx6="http://schemas.microsoft.com/office/drawing/2016/5/12/chartex" xmlns:cx7="http://schemas.microsoft.com/office/drawing/2016/5/13/chartex" xmlns:cx8="http://schemas.microsoft.com/office/drawing/2016/5/14/chartex" xmlns:mc="http://schemas.openxmlformats.org/markup-compatibility/2006" xmlns:aink="http://schemas.microsoft.com/office/drawing/2016/ink" xmlns:am3d="http://schemas.microsoft.com/office/drawing/2017/model3d" xmlns:o="urn:schemas-microsoft-com:office:office" xmlns:oel="http://schemas.microsoft.com/office/2019/extlst" xmlns:r="http://schemas.openxmlformats.org/officeDocument/2006/relationships" xmlns:m="http://schemas.openxmlformats.org/officeDocument/2006/math" xmlns:v="urn:schemas-microsoft-com:vml" xmlns:wp14="http://schemas.microsoft.com/office/word/2010/wordprocessingDrawing" xmlns:wp="http://schemas.openxmlformats.org/drawingml/2006/wordprocessingDrawing" xmlns:w10="urn:schemas-microsoft-com:office:word" xmlns:w="http://schemas.openxmlformats.org/wordprocessingml/2006/main" xmlns:w14="http://schemas.microsoft.com/office/word/2010/wordml" xmlns:w15="http://schemas.microsoft.com/office/word/2012/wordml" xmlns:w16cex="http://schemas.microsoft.com/office/word/2018/wordml/cex" xmlns:w16cid="http://schemas.microsoft.com/office/word/2016/wordml/cid" xmlns:w16="http://schemas.microsoft.com/office/word/2018/wordml" xmlns:w16du="http://schemas.microsoft.com/office/word/2023/wordml/word16du" xmlns:w16sdtdh="http://schemas.microsoft.com/office/word/2020/wordml/sdtdatahash" xmlns:w16sdtfl="http://schemas.microsoft.com/office/word/2024/wordml/sdtformatlock" xmlns:w16se="http://schemas.microsoft.com/office/word/2015/wordml/symex" xmlns:wpg="http://schemas.microsoft.com/office/word/2010/wordprocessingGroup" xmlns:wpi="http://schemas.microsoft.com/office/word/2010/wordprocessingInk" xmlns:wne="http://schemas.microsoft.com/office/word/2006/wordml" xmlns:wps="http://schemas.microsoft.com/office/word/2010/wordprocessingShape" mc:Ignorable="w14 w15 w16se w16cid w16 w16cex w16sdtdh w16sdtfl w16du wp14">
   <w:p>
     <w:pPr>
       <w:pBdr>
@@ -7485,7 +7917,7 @@
 </file>
 
 <file path=word/footer2.xml><?xml version="1.0" encoding="utf-8"?>
-<w:ftr xmlns:wpc="http://schemas.microsoft.com/office/word/2010/wordprocessingCanvas" xmlns:cx="http://schemas.microsoft.com/office/drawing/2014/chartex" xmlns:cx1="http://schemas.microsoft.com/office/drawing/2015/9/8/chartex" xmlns:cx2="http://schemas.microsoft.com/office/drawing/2015/10/21/chartex" xmlns:cx3="http://schemas.microsoft.com/office/drawing/2016/5/9/chartex" xmlns:cx4="http://schemas.microsoft.com/office/drawing/2016/5/10/chartex" xmlns:cx5="http://schemas.microsoft.com/office/drawing/2016/5/11/chartex" xmlns:cx6="http://schemas.microsoft.com/office/drawing/2016/5/12/chartex" xmlns:cx7="http://schemas.microsoft.com/office/drawing/2016/5/13/chartex" xmlns:cx8="http://schemas.microsoft.com/office/drawing/2016/5/14/chartex" xmlns:mc="http://schemas.openxmlformats.org/markup-compatibility/2006" xmlns:aink="http://schemas.microsoft.com/office/drawing/2016/ink" xmlns:am3d="http://schemas.microsoft.com/office/drawing/2017/model3d" xmlns:o="urn:schemas-microsoft-com:office:office" xmlns:oel="http://schemas.microsoft.com/office/2019/extlst" xmlns:r="http://schemas.openxmlformats.org/officeDocument/2006/relationships" xmlns:m="http://schemas.openxmlformats.org/officeDocument/2006/math" xmlns:v="urn:schemas-microsoft-com:vml" xmlns:wp14="http://schemas.microsoft.com/office/word/2010/wordprocessingDrawing" xmlns:wp="http://schemas.openxmlformats.org/drawingml/2006/wordprocessingDrawing" xmlns:w10="urn:schemas-microsoft-com:office:word" xmlns:w="http://schemas.openxmlformats.org/wordprocessingml/2006/main" xmlns:w14="http://schemas.microsoft.com/office/word/2010/wordml" xmlns:w15="http://schemas.microsoft.com/office/word/2012/wordml" xmlns:w16cei="http://schemas.microsoft.com/office/word/2026/wordml/cei" xmlns:w16cex="http://schemas.microsoft.com/office/word/2018/wordml/cex" xmlns:w16cid="http://schemas.microsoft.com/office/word/2016/wordml/cid" xmlns:w16="http://schemas.microsoft.com/office/word/2018/wordml" xmlns:w16du="http://schemas.microsoft.com/office/word/2023/wordml/word16du" xmlns:w16sdtdh="http://schemas.microsoft.com/office/word/2020/wordml/sdtdatahash" xmlns:w16sdtfl="http://schemas.microsoft.com/office/word/2024/wordml/sdtformatlock" xmlns:w16se="http://schemas.microsoft.com/office/word/2015/wordml/symex" xmlns:wpg="http://schemas.microsoft.com/office/word/2010/wordprocessingGroup" xmlns:wpi="http://schemas.microsoft.com/office/word/2010/wordprocessingInk" xmlns:wne="http://schemas.microsoft.com/office/word/2006/wordml" xmlns:wps="http://schemas.microsoft.com/office/word/2010/wordprocessingShape" mc:Ignorable="w14 w15 w16se w16cid w16 w16cex w16sdtdh w16sdtfl w16du wp14">
+<w:ftr xmlns:wpc="http://schemas.microsoft.com/office/word/2010/wordprocessingCanvas" xmlns:cx="http://schemas.microsoft.com/office/drawing/2014/chartex" xmlns:cx1="http://schemas.microsoft.com/office/drawing/2015/9/8/chartex" xmlns:cx2="http://schemas.microsoft.com/office/drawing/2015/10/21/chartex" xmlns:cx3="http://schemas.microsoft.com/office/drawing/2016/5/9/chartex" xmlns:cx4="http://schemas.microsoft.com/office/drawing/2016/5/10/chartex" xmlns:cx5="http://schemas.microsoft.com/office/drawing/2016/5/11/chartex" xmlns:cx6="http://schemas.microsoft.com/office/drawing/2016/5/12/chartex" xmlns:cx7="http://schemas.microsoft.com/office/drawing/2016/5/13/chartex" xmlns:cx8="http://schemas.microsoft.com/office/drawing/2016/5/14/chartex" xmlns:mc="http://schemas.openxmlformats.org/markup-compatibility/2006" xmlns:aink="http://schemas.microsoft.com/office/drawing/2016/ink" xmlns:am3d="http://schemas.microsoft.com/office/drawing/2017/model3d" xmlns:o="urn:schemas-microsoft-com:office:office" xmlns:oel="http://schemas.microsoft.com/office/2019/extlst" xmlns:r="http://schemas.openxmlformats.org/officeDocument/2006/relationships" xmlns:m="http://schemas.openxmlformats.org/officeDocument/2006/math" xmlns:v="urn:schemas-microsoft-com:vml" xmlns:wp14="http://schemas.microsoft.com/office/word/2010/wordprocessingDrawing" xmlns:wp="http://schemas.openxmlformats.org/drawingml/2006/wordprocessingDrawing" xmlns:w10="urn:schemas-microsoft-com:office:word" xmlns:w="http://schemas.openxmlformats.org/wordprocessingml/2006/main" xmlns:w14="http://schemas.microsoft.com/office/word/2010/wordml" xmlns:w15="http://schemas.microsoft.com/office/word/2012/wordml" xmlns:w16cex="http://schemas.microsoft.com/office/word/2018/wordml/cex" xmlns:w16cid="http://schemas.microsoft.com/office/word/2016/wordml/cid" xmlns:w16="http://schemas.microsoft.com/office/word/2018/wordml" xmlns:w16du="http://schemas.microsoft.com/office/word/2023/wordml/word16du" xmlns:w16sdtdh="http://schemas.microsoft.com/office/word/2020/wordml/sdtdatahash" xmlns:w16sdtfl="http://schemas.microsoft.com/office/word/2024/wordml/sdtformatlock" xmlns:w16se="http://schemas.microsoft.com/office/word/2015/wordml/symex" xmlns:wpg="http://schemas.microsoft.com/office/word/2010/wordprocessingGroup" xmlns:wpi="http://schemas.microsoft.com/office/word/2010/wordprocessingInk" xmlns:wne="http://schemas.microsoft.com/office/word/2006/wordml" xmlns:wps="http://schemas.microsoft.com/office/word/2010/wordprocessingShape" mc:Ignorable="w14 w15 w16se w16cid w16 w16cex w16sdtdh w16sdtfl w16du wp14">
   <w:p>
     <w:pPr>
       <w:pBdr>
@@ -7632,7 +8064,7 @@
 </file>
 
 <file path=word/footer3.xml><?xml version="1.0" encoding="utf-8"?>
-<w:ftr xmlns:wpc="http://schemas.microsoft.com/office/word/2010/wordprocessingCanvas" xmlns:cx="http://schemas.microsoft.com/office/drawing/2014/chartex" xmlns:cx1="http://schemas.microsoft.com/office/drawing/2015/9/8/chartex" xmlns:cx2="http://schemas.microsoft.com/office/drawing/2015/10/21/chartex" xmlns:cx3="http://schemas.microsoft.com/office/drawing/2016/5/9/chartex" xmlns:cx4="http://schemas.microsoft.com/office/drawing/2016/5/10/chartex" xmlns:cx5="http://schemas.microsoft.com/office/drawing/2016/5/11/chartex" xmlns:cx6="http://schemas.microsoft.com/office/drawing/2016/5/12/chartex" xmlns:cx7="http://schemas.microsoft.com/office/drawing/2016/5/13/chartex" xmlns:cx8="http://schemas.microsoft.com/office/drawing/2016/5/14/chartex" xmlns:mc="http://schemas.openxmlformats.org/markup-compatibility/2006" xmlns:aink="http://schemas.microsoft.com/office/drawing/2016/ink" xmlns:am3d="http://schemas.microsoft.com/office/drawing/2017/model3d" xmlns:o="urn:schemas-microsoft-com:office:office" xmlns:oel="http://schemas.microsoft.com/office/2019/extlst" xmlns:r="http://schemas.openxmlformats.org/officeDocument/2006/relationships" xmlns:m="http://schemas.openxmlformats.org/officeDocument/2006/math" xmlns:v="urn:schemas-microsoft-com:vml" xmlns:wp14="http://schemas.microsoft.com/office/word/2010/wordprocessingDrawing" xmlns:wp="http://schemas.openxmlformats.org/drawingml/2006/wordprocessingDrawing" xmlns:w10="urn:schemas-microsoft-com:office:word" xmlns:w="http://schemas.openxmlformats.org/wordprocessingml/2006/main" xmlns:w14="http://schemas.microsoft.com/office/word/2010/wordml" xmlns:w15="http://schemas.microsoft.com/office/word/2012/wordml" xmlns:w16cei="http://schemas.microsoft.com/office/word/2026/wordml/cei" xmlns:w16cex="http://schemas.microsoft.com/office/word/2018/wordml/cex" xmlns:w16cid="http://schemas.microsoft.com/office/word/2016/wordml/cid" xmlns:w16="http://schemas.microsoft.com/office/word/2018/wordml" xmlns:w16du="http://schemas.microsoft.com/office/word/2023/wordml/word16du" xmlns:w16sdtdh="http://schemas.microsoft.com/office/word/2020/wordml/sdtdatahash" xmlns:w16sdtfl="http://schemas.microsoft.com/office/word/2024/wordml/sdtformatlock" xmlns:w16se="http://schemas.microsoft.com/office/word/2015/wordml/symex" xmlns:wpg="http://schemas.microsoft.com/office/word/2010/wordprocessingGroup" xmlns:wpi="http://schemas.microsoft.com/office/word/2010/wordprocessingInk" xmlns:wne="http://schemas.microsoft.com/office/word/2006/wordml" xmlns:wps="http://schemas.microsoft.com/office/word/2010/wordprocessingShape" mc:Ignorable="w14 w15 w16se w16cid w16 w16cex w16sdtdh w16sdtfl w16du wp14">
+<w:ftr xmlns:wpc="http://schemas.microsoft.com/office/word/2010/wordprocessingCanvas" xmlns:cx="http://schemas.microsoft.com/office/drawing/2014/chartex" xmlns:cx1="http://schemas.microsoft.com/office/drawing/2015/9/8/chartex" xmlns:cx2="http://schemas.microsoft.com/office/drawing/2015/10/21/chartex" xmlns:cx3="http://schemas.microsoft.com/office/drawing/2016/5/9/chartex" xmlns:cx4="http://schemas.microsoft.com/office/drawing/2016/5/10/chartex" xmlns:cx5="http://schemas.microsoft.com/office/drawing/2016/5/11/chartex" xmlns:cx6="http://schemas.microsoft.com/office/drawing/2016/5/12/chartex" xmlns:cx7="http://schemas.microsoft.com/office/drawing/2016/5/13/chartex" xmlns:cx8="http://schemas.microsoft.com/office/drawing/2016/5/14/chartex" xmlns:mc="http://schemas.openxmlformats.org/markup-compatibility/2006" xmlns:aink="http://schemas.microsoft.com/office/drawing/2016/ink" xmlns:am3d="http://schemas.microsoft.com/office/drawing/2017/model3d" xmlns:o="urn:schemas-microsoft-com:office:office" xmlns:oel="http://schemas.microsoft.com/office/2019/extlst" xmlns:r="http://schemas.openxmlformats.org/officeDocument/2006/relationships" xmlns:m="http://schemas.openxmlformats.org/officeDocument/2006/math" xmlns:v="urn:schemas-microsoft-com:vml" xmlns:wp14="http://schemas.microsoft.com/office/word/2010/wordprocessingDrawing" xmlns:wp="http://schemas.openxmlformats.org/drawingml/2006/wordprocessingDrawing" xmlns:w10="urn:schemas-microsoft-com:office:word" xmlns:w="http://schemas.openxmlformats.org/wordprocessingml/2006/main" xmlns:w14="http://schemas.microsoft.com/office/word/2010/wordml" xmlns:w15="http://schemas.microsoft.com/office/word/2012/wordml" xmlns:w16cex="http://schemas.microsoft.com/office/word/2018/wordml/cex" xmlns:w16cid="http://schemas.microsoft.com/office/word/2016/wordml/cid" xmlns:w16="http://schemas.microsoft.com/office/word/2018/wordml" xmlns:w16du="http://schemas.microsoft.com/office/word/2023/wordml/word16du" xmlns:w16sdtdh="http://schemas.microsoft.com/office/word/2020/wordml/sdtdatahash" xmlns:w16sdtfl="http://schemas.microsoft.com/office/word/2024/wordml/sdtformatlock" xmlns:w16se="http://schemas.microsoft.com/office/word/2015/wordml/symex" xmlns:wpg="http://schemas.microsoft.com/office/word/2010/wordprocessingGroup" xmlns:wpi="http://schemas.microsoft.com/office/word/2010/wordprocessingInk" xmlns:wne="http://schemas.microsoft.com/office/word/2006/wordml" xmlns:wps="http://schemas.microsoft.com/office/word/2010/wordprocessingShape" mc:Ignorable="w14 w15 w16se w16cid w16 w16cex w16sdtdh w16sdtfl w16du wp14">
   <w:p>
     <w:pPr>
       <w:pBdr>
@@ -7655,7 +8087,7 @@
 </file>
 
 <file path=word/footnotes.xml><?xml version="1.0" encoding="utf-8"?>
-<w:footnotes xmlns:wpc="http://schemas.microsoft.com/office/word/2010/wordprocessingCanvas" xmlns:cx="http://schemas.microsoft.com/office/drawing/2014/chartex" xmlns:cx1="http://schemas.microsoft.com/office/drawing/2015/9/8/chartex" xmlns:cx2="http://schemas.microsoft.com/office/drawing/2015/10/21/chartex" xmlns:cx3="http://schemas.microsoft.com/office/drawing/2016/5/9/chartex" xmlns:cx4="http://schemas.microsoft.com/office/drawing/2016/5/10/chartex" xmlns:cx5="http://schemas.microsoft.com/office/drawing/2016/5/11/chartex" xmlns:cx6="http://schemas.microsoft.com/office/drawing/2016/5/12/chartex" xmlns:cx7="http://schemas.microsoft.com/office/drawing/2016/5/13/chartex" xmlns:cx8="http://schemas.microsoft.com/office/drawing/2016/5/14/chartex" xmlns:mc="http://schemas.openxmlformats.org/markup-compatibility/2006" xmlns:aink="http://schemas.microsoft.com/office/drawing/2016/ink" xmlns:am3d="http://schemas.microsoft.com/office/drawing/2017/model3d" xmlns:o="urn:schemas-microsoft-com:office:office" xmlns:oel="http://schemas.microsoft.com/office/2019/extlst" xmlns:r="http://schemas.openxmlformats.org/officeDocument/2006/relationships" xmlns:m="http://schemas.openxmlformats.org/officeDocument/2006/math" xmlns:v="urn:schemas-microsoft-com:vml" xmlns:wp14="http://schemas.microsoft.com/office/word/2010/wordprocessingDrawing" xmlns:wp="http://schemas.openxmlformats.org/drawingml/2006/wordprocessingDrawing" xmlns:w10="urn:schemas-microsoft-com:office:word" xmlns:w="http://schemas.openxmlformats.org/wordprocessingml/2006/main" xmlns:w14="http://schemas.microsoft.com/office/word/2010/wordml" xmlns:w15="http://schemas.microsoft.com/office/word/2012/wordml" xmlns:w16cei="http://schemas.microsoft.com/office/word/2026/wordml/cei" xmlns:w16cex="http://schemas.microsoft.com/office/word/2018/wordml/cex" xmlns:w16cid="http://schemas.microsoft.com/office/word/2016/wordml/cid" xmlns:w16="http://schemas.microsoft.com/office/word/2018/wordml" xmlns:w16du="http://schemas.microsoft.com/office/word/2023/wordml/word16du" xmlns:w16sdtdh="http://schemas.microsoft.com/office/word/2020/wordml/sdtdatahash" xmlns:w16sdtfl="http://schemas.microsoft.com/office/word/2024/wordml/sdtformatlock" xmlns:w16se="http://schemas.microsoft.com/office/word/2015/wordml/symex" xmlns:wpg="http://schemas.microsoft.com/office/word/2010/wordprocessingGroup" xmlns:wpi="http://schemas.microsoft.com/office/word/2010/wordprocessingInk" xmlns:wne="http://schemas.microsoft.com/office/word/2006/wordml" xmlns:wps="http://schemas.microsoft.com/office/word/2010/wordprocessingShape" mc:Ignorable="w14 w15 w16se w16cid w16 w16cex w16sdtdh w16sdtfl w16du wp14">
+<w:footnotes xmlns:wpc="http://schemas.microsoft.com/office/word/2010/wordprocessingCanvas" xmlns:cx="http://schemas.microsoft.com/office/drawing/2014/chartex" xmlns:cx1="http://schemas.microsoft.com/office/drawing/2015/9/8/chartex" xmlns:cx2="http://schemas.microsoft.com/office/drawing/2015/10/21/chartex" xmlns:cx3="http://schemas.microsoft.com/office/drawing/2016/5/9/chartex" xmlns:cx4="http://schemas.microsoft.com/office/drawing/2016/5/10/chartex" xmlns:cx5="http://schemas.microsoft.com/office/drawing/2016/5/11/chartex" xmlns:cx6="http://schemas.microsoft.com/office/drawing/2016/5/12/chartex" xmlns:cx7="http://schemas.microsoft.com/office/drawing/2016/5/13/chartex" xmlns:cx8="http://schemas.microsoft.com/office/drawing/2016/5/14/chartex" xmlns:mc="http://schemas.openxmlformats.org/markup-compatibility/2006" xmlns:aink="http://schemas.microsoft.com/office/drawing/2016/ink" xmlns:am3d="http://schemas.microsoft.com/office/drawing/2017/model3d" xmlns:o="urn:schemas-microsoft-com:office:office" xmlns:oel="http://schemas.microsoft.com/office/2019/extlst" xmlns:r="http://schemas.openxmlformats.org/officeDocument/2006/relationships" xmlns:m="http://schemas.openxmlformats.org/officeDocument/2006/math" xmlns:v="urn:schemas-microsoft-com:vml" xmlns:wp14="http://schemas.microsoft.com/office/word/2010/wordprocessingDrawing" xmlns:wp="http://schemas.openxmlformats.org/drawingml/2006/wordprocessingDrawing" xmlns:w10="urn:schemas-microsoft-com:office:word" xmlns:w="http://schemas.openxmlformats.org/wordprocessingml/2006/main" xmlns:w14="http://schemas.microsoft.com/office/word/2010/wordml" xmlns:w15="http://schemas.microsoft.com/office/word/2012/wordml" xmlns:w16cex="http://schemas.microsoft.com/office/word/2018/wordml/cex" xmlns:w16cid="http://schemas.microsoft.com/office/word/2016/wordml/cid" xmlns:w16="http://schemas.microsoft.com/office/word/2018/wordml" xmlns:w16du="http://schemas.microsoft.com/office/word/2023/wordml/word16du" xmlns:w16sdtdh="http://schemas.microsoft.com/office/word/2020/wordml/sdtdatahash" xmlns:w16sdtfl="http://schemas.microsoft.com/office/word/2024/wordml/sdtformatlock" xmlns:w16se="http://schemas.microsoft.com/office/word/2015/wordml/symex" xmlns:wpg="http://schemas.microsoft.com/office/word/2010/wordprocessingGroup" xmlns:wpi="http://schemas.microsoft.com/office/word/2010/wordprocessingInk" xmlns:wne="http://schemas.microsoft.com/office/word/2006/wordml" xmlns:wps="http://schemas.microsoft.com/office/word/2010/wordprocessingShape" mc:Ignorable="w14 w15 w16se w16cid w16 w16cex w16sdtdh w16sdtfl w16du wp14">
   <w:footnote w:type="separator" w:id="-1">
     <w:p>
       <w:pPr>
@@ -7680,7 +8112,7 @@
 </file>
 
 <file path=word/header1.xml><?xml version="1.0" encoding="utf-8"?>
-<w:hdr xmlns:wpc="http://schemas.microsoft.com/office/word/2010/wordprocessingCanvas" xmlns:cx="http://schemas.microsoft.com/office/drawing/2014/chartex" xmlns:cx1="http://schemas.microsoft.com/office/drawing/2015/9/8/chartex" xmlns:cx2="http://schemas.microsoft.com/office/drawing/2015/10/21/chartex" xmlns:cx3="http://schemas.microsoft.com/office/drawing/2016/5/9/chartex" xmlns:cx4="http://schemas.microsoft.com/office/drawing/2016/5/10/chartex" xmlns:cx5="http://schemas.microsoft.com/office/drawing/2016/5/11/chartex" xmlns:cx6="http://schemas.microsoft.com/office/drawing/2016/5/12/chartex" xmlns:cx7="http://schemas.microsoft.com/office/drawing/2016/5/13/chartex" xmlns:cx8="http://schemas.microsoft.com/office/drawing/2016/5/14/chartex" xmlns:mc="http://schemas.openxmlformats.org/markup-compatibility/2006" xmlns:aink="http://schemas.microsoft.com/office/drawing/2016/ink" xmlns:am3d="http://schemas.microsoft.com/office/drawing/2017/model3d" xmlns:o="urn:schemas-microsoft-com:office:office" xmlns:oel="http://schemas.microsoft.com/office/2019/extlst" xmlns:r="http://schemas.openxmlformats.org/officeDocument/2006/relationships" xmlns:m="http://schemas.openxmlformats.org/officeDocument/2006/math" xmlns:v="urn:schemas-microsoft-com:vml" xmlns:wp14="http://schemas.microsoft.com/office/word/2010/wordprocessingDrawing" xmlns:wp="http://schemas.openxmlformats.org/drawingml/2006/wordprocessingDrawing" xmlns:w10="urn:schemas-microsoft-com:office:word" xmlns:w="http://schemas.openxmlformats.org/wordprocessingml/2006/main" xmlns:w14="http://schemas.microsoft.com/office/word/2010/wordml" xmlns:w15="http://schemas.microsoft.com/office/word/2012/wordml" xmlns:w16cei="http://schemas.microsoft.com/office/word/2026/wordml/cei" xmlns:w16cex="http://schemas.microsoft.com/office/word/2018/wordml/cex" xmlns:w16cid="http://schemas.microsoft.com/office/word/2016/wordml/cid" xmlns:w16="http://schemas.microsoft.com/office/word/2018/wordml" xmlns:w16du="http://schemas.microsoft.com/office/word/2023/wordml/word16du" xmlns:w16sdtdh="http://schemas.microsoft.com/office/word/2020/wordml/sdtdatahash" xmlns:w16sdtfl="http://schemas.microsoft.com/office/word/2024/wordml/sdtformatlock" xmlns:w16se="http://schemas.microsoft.com/office/word/2015/wordml/symex" xmlns:wpg="http://schemas.microsoft.com/office/word/2010/wordprocessingGroup" xmlns:wpi="http://schemas.microsoft.com/office/word/2010/wordprocessingInk" xmlns:wne="http://schemas.microsoft.com/office/word/2006/wordml" xmlns:wps="http://schemas.microsoft.com/office/word/2010/wordprocessingShape" mc:Ignorable="w14 w15 w16se w16cid w16 w16cex w16sdtdh w16sdtfl w16du wp14">
+<w:hdr xmlns:wpc="http://schemas.microsoft.com/office/word/2010/wordprocessingCanvas" xmlns:cx="http://schemas.microsoft.com/office/drawing/2014/chartex" xmlns:cx1="http://schemas.microsoft.com/office/drawing/2015/9/8/chartex" xmlns:cx2="http://schemas.microsoft.com/office/drawing/2015/10/21/chartex" xmlns:cx3="http://schemas.microsoft.com/office/drawing/2016/5/9/chartex" xmlns:cx4="http://schemas.microsoft.com/office/drawing/2016/5/10/chartex" xmlns:cx5="http://schemas.microsoft.com/office/drawing/2016/5/11/chartex" xmlns:cx6="http://schemas.microsoft.com/office/drawing/2016/5/12/chartex" xmlns:cx7="http://schemas.microsoft.com/office/drawing/2016/5/13/chartex" xmlns:cx8="http://schemas.microsoft.com/office/drawing/2016/5/14/chartex" xmlns:mc="http://schemas.openxmlformats.org/markup-compatibility/2006" xmlns:aink="http://schemas.microsoft.com/office/drawing/2016/ink" xmlns:am3d="http://schemas.microsoft.com/office/drawing/2017/model3d" xmlns:o="urn:schemas-microsoft-com:office:office" xmlns:oel="http://schemas.microsoft.com/office/2019/extlst" xmlns:r="http://schemas.openxmlformats.org/officeDocument/2006/relationships" xmlns:m="http://schemas.openxmlformats.org/officeDocument/2006/math" xmlns:v="urn:schemas-microsoft-com:vml" xmlns:wp14="http://schemas.microsoft.com/office/word/2010/wordprocessingDrawing" xmlns:wp="http://schemas.openxmlformats.org/drawingml/2006/wordprocessingDrawing" xmlns:w10="urn:schemas-microsoft-com:office:word" xmlns:w="http://schemas.openxmlformats.org/wordprocessingml/2006/main" xmlns:w14="http://schemas.microsoft.com/office/word/2010/wordml" xmlns:w15="http://schemas.microsoft.com/office/word/2012/wordml" xmlns:w16cex="http://schemas.microsoft.com/office/word/2018/wordml/cex" xmlns:w16cid="http://schemas.microsoft.com/office/word/2016/wordml/cid" xmlns:w16="http://schemas.microsoft.com/office/word/2018/wordml" xmlns:w16du="http://schemas.microsoft.com/office/word/2023/wordml/word16du" xmlns:w16sdtdh="http://schemas.microsoft.com/office/word/2020/wordml/sdtdatahash" xmlns:w16sdtfl="http://schemas.microsoft.com/office/word/2024/wordml/sdtformatlock" xmlns:w16se="http://schemas.microsoft.com/office/word/2015/wordml/symex" xmlns:wpg="http://schemas.microsoft.com/office/word/2010/wordprocessingGroup" xmlns:wpi="http://schemas.microsoft.com/office/word/2010/wordprocessingInk" xmlns:wne="http://schemas.microsoft.com/office/word/2006/wordml" xmlns:wps="http://schemas.microsoft.com/office/word/2010/wordprocessingShape" mc:Ignorable="w14 w15 w16se w16cid w16 w16cex w16sdtdh w16sdtfl w16du wp14">
   <w:p>
     <w:pPr>
       <w:pBdr>
@@ -7703,7 +8135,7 @@
 </file>
 
 <file path=word/header2.xml><?xml version="1.0" encoding="utf-8"?>
-<w:hdr xmlns:wpc="http://schemas.microsoft.com/office/word/2010/wordprocessingCanvas" xmlns:cx="http://schemas.microsoft.com/office/drawing/2014/chartex" xmlns:cx1="http://schemas.microsoft.com/office/drawing/2015/9/8/chartex" xmlns:cx2="http://schemas.microsoft.com/office/drawing/2015/10/21/chartex" xmlns:cx3="http://schemas.microsoft.com/office/drawing/2016/5/9/chartex" xmlns:cx4="http://schemas.microsoft.com/office/drawing/2016/5/10/chartex" xmlns:cx5="http://schemas.microsoft.com/office/drawing/2016/5/11/chartex" xmlns:cx6="http://schemas.microsoft.com/office/drawing/2016/5/12/chartex" xmlns:cx7="http://schemas.microsoft.com/office/drawing/2016/5/13/chartex" xmlns:cx8="http://schemas.microsoft.com/office/drawing/2016/5/14/chartex" xmlns:mc="http://schemas.openxmlformats.org/markup-compatibility/2006" xmlns:aink="http://schemas.microsoft.com/office/drawing/2016/ink" xmlns:am3d="http://schemas.microsoft.com/office/drawing/2017/model3d" xmlns:o="urn:schemas-microsoft-com:office:office" xmlns:oel="http://schemas.microsoft.com/office/2019/extlst" xmlns:r="http://schemas.openxmlformats.org/officeDocument/2006/relationships" xmlns:m="http://schemas.openxmlformats.org/officeDocument/2006/math" xmlns:v="urn:schemas-microsoft-com:vml" xmlns:wp14="http://schemas.microsoft.com/office/word/2010/wordprocessingDrawing" xmlns:wp="http://schemas.openxmlformats.org/drawingml/2006/wordprocessingDrawing" xmlns:w10="urn:schemas-microsoft-com:office:word" xmlns:w="http://schemas.openxmlformats.org/wordprocessingml/2006/main" xmlns:w14="http://schemas.microsoft.com/office/word/2010/wordml" xmlns:w15="http://schemas.microsoft.com/office/word/2012/wordml" xmlns:w16cei="http://schemas.microsoft.com/office/word/2026/wordml/cei" xmlns:w16cex="http://schemas.microsoft.com/office/word/2018/wordml/cex" xmlns:w16cid="http://schemas.microsoft.com/office/word/2016/wordml/cid" xmlns:w16="http://schemas.microsoft.com/office/word/2018/wordml" xmlns:w16du="http://schemas.microsoft.com/office/word/2023/wordml/word16du" xmlns:w16sdtdh="http://schemas.microsoft.com/office/word/2020/wordml/sdtdatahash" xmlns:w16sdtfl="http://schemas.microsoft.com/office/word/2024/wordml/sdtformatlock" xmlns:w16se="http://schemas.microsoft.com/office/word/2015/wordml/symex" xmlns:wpg="http://schemas.microsoft.com/office/word/2010/wordprocessingGroup" xmlns:wpi="http://schemas.microsoft.com/office/word/2010/wordprocessingInk" xmlns:wne="http://schemas.microsoft.com/office/word/2006/wordml" xmlns:wps="http://schemas.microsoft.com/office/word/2010/wordprocessingShape" mc:Ignorable="w14 w15 w16se w16cid w16 w16cex w16sdtdh w16sdtfl w16du wp14">
+<w:hdr xmlns:wpc="http://schemas.microsoft.com/office/word/2010/wordprocessingCanvas" xmlns:cx="http://schemas.microsoft.com/office/drawing/2014/chartex" xmlns:cx1="http://schemas.microsoft.com/office/drawing/2015/9/8/chartex" xmlns:cx2="http://schemas.microsoft.com/office/drawing/2015/10/21/chartex" xmlns:cx3="http://schemas.microsoft.com/office/drawing/2016/5/9/chartex" xmlns:cx4="http://schemas.microsoft.com/office/drawing/2016/5/10/chartex" xmlns:cx5="http://schemas.microsoft.com/office/drawing/2016/5/11/chartex" xmlns:cx6="http://schemas.microsoft.com/office/drawing/2016/5/12/chartex" xmlns:cx7="http://schemas.microsoft.com/office/drawing/2016/5/13/chartex" xmlns:cx8="http://schemas.microsoft.com/office/drawing/2016/5/14/chartex" xmlns:mc="http://schemas.openxmlformats.org/markup-compatibility/2006" xmlns:aink="http://schemas.microsoft.com/office/drawing/2016/ink" xmlns:am3d="http://schemas.microsoft.com/office/drawing/2017/model3d" xmlns:o="urn:schemas-microsoft-com:office:office" xmlns:oel="http://schemas.microsoft.com/office/2019/extlst" xmlns:r="http://schemas.openxmlformats.org/officeDocument/2006/relationships" xmlns:m="http://schemas.openxmlformats.org/officeDocument/2006/math" xmlns:v="urn:schemas-microsoft-com:vml" xmlns:wp14="http://schemas.microsoft.com/office/word/2010/wordprocessingDrawing" xmlns:wp="http://schemas.openxmlformats.org/drawingml/2006/wordprocessingDrawing" xmlns:w10="urn:schemas-microsoft-com:office:word" xmlns:w="http://schemas.openxmlformats.org/wordprocessingml/2006/main" xmlns:w14="http://schemas.microsoft.com/office/word/2010/wordml" xmlns:w15="http://schemas.microsoft.com/office/word/2012/wordml" xmlns:w16cex="http://schemas.microsoft.com/office/word/2018/wordml/cex" xmlns:w16cid="http://schemas.microsoft.com/office/word/2016/wordml/cid" xmlns:w16="http://schemas.microsoft.com/office/word/2018/wordml" xmlns:w16du="http://schemas.microsoft.com/office/word/2023/wordml/word16du" xmlns:w16sdtdh="http://schemas.microsoft.com/office/word/2020/wordml/sdtdatahash" xmlns:w16sdtfl="http://schemas.microsoft.com/office/word/2024/wordml/sdtformatlock" xmlns:w16se="http://schemas.microsoft.com/office/word/2015/wordml/symex" xmlns:wpg="http://schemas.microsoft.com/office/word/2010/wordprocessingGroup" xmlns:wpi="http://schemas.microsoft.com/office/word/2010/wordprocessingInk" xmlns:wne="http://schemas.microsoft.com/office/word/2006/wordml" xmlns:wps="http://schemas.microsoft.com/office/word/2010/wordprocessingShape" mc:Ignorable="w14 w15 w16se w16cid w16 w16cex w16sdtdh w16sdtfl w16du wp14">
   <w:p>
     <w:pPr>
       <w:pBdr>
@@ -7740,7 +8172,7 @@
 </file>
 
 <file path=word/header3.xml><?xml version="1.0" encoding="utf-8"?>
-<w:hdr xmlns:wpc="http://schemas.microsoft.com/office/word/2010/wordprocessingCanvas" xmlns:cx="http://schemas.microsoft.com/office/drawing/2014/chartex" xmlns:cx1="http://schemas.microsoft.com/office/drawing/2015/9/8/chartex" xmlns:cx2="http://schemas.microsoft.com/office/drawing/2015/10/21/chartex" xmlns:cx3="http://schemas.microsoft.com/office/drawing/2016/5/9/chartex" xmlns:cx4="http://schemas.microsoft.com/office/drawing/2016/5/10/chartex" xmlns:cx5="http://schemas.microsoft.com/office/drawing/2016/5/11/chartex" xmlns:cx6="http://schemas.microsoft.com/office/drawing/2016/5/12/chartex" xmlns:cx7="http://schemas.microsoft.com/office/drawing/2016/5/13/chartex" xmlns:cx8="http://schemas.microsoft.com/office/drawing/2016/5/14/chartex" xmlns:mc="http://schemas.openxmlformats.org/markup-compatibility/2006" xmlns:aink="http://schemas.microsoft.com/office/drawing/2016/ink" xmlns:am3d="http://schemas.microsoft.com/office/drawing/2017/model3d" xmlns:o="urn:schemas-microsoft-com:office:office" xmlns:oel="http://schemas.microsoft.com/office/2019/extlst" xmlns:r="http://schemas.openxmlformats.org/officeDocument/2006/relationships" xmlns:m="http://schemas.openxmlformats.org/officeDocument/2006/math" xmlns:v="urn:schemas-microsoft-com:vml" xmlns:wp14="http://schemas.microsoft.com/office/word/2010/wordprocessingDrawing" xmlns:wp="http://schemas.openxmlformats.org/drawingml/2006/wordprocessingDrawing" xmlns:w10="urn:schemas-microsoft-com:office:word" xmlns:w="http://schemas.openxmlformats.org/wordprocessingml/2006/main" xmlns:w14="http://schemas.microsoft.com/office/word/2010/wordml" xmlns:w15="http://schemas.microsoft.com/office/word/2012/wordml" xmlns:w16cei="http://schemas.microsoft.com/office/word/2026/wordml/cei" xmlns:w16cex="http://schemas.microsoft.com/office/word/2018/wordml/cex" xmlns:w16cid="http://schemas.microsoft.com/office/word/2016/wordml/cid" xmlns:w16="http://schemas.microsoft.com/office/word/2018/wordml" xmlns:w16du="http://schemas.microsoft.com/office/word/2023/wordml/word16du" xmlns:w16sdtdh="http://schemas.microsoft.com/office/word/2020/wordml/sdtdatahash" xmlns:w16sdtfl="http://schemas.microsoft.com/office/word/2024/wordml/sdtformatlock" xmlns:w16se="http://schemas.microsoft.com/office/word/2015/wordml/symex" xmlns:wpg="http://schemas.microsoft.com/office/word/2010/wordprocessingGroup" xmlns:wpi="http://schemas.microsoft.com/office/word/2010/wordprocessingInk" xmlns:wne="http://schemas.microsoft.com/office/word/2006/wordml" xmlns:wps="http://schemas.microsoft.com/office/word/2010/wordprocessingShape" mc:Ignorable="w14 w15 w16se w16cid w16 w16cex w16sdtdh w16sdtfl w16du wp14">
+<w:hdr xmlns:wpc="http://schemas.microsoft.com/office/word/2010/wordprocessingCanvas" xmlns:cx="http://schemas.microsoft.com/office/drawing/2014/chartex" xmlns:cx1="http://schemas.microsoft.com/office/drawing/2015/9/8/chartex" xmlns:cx2="http://schemas.microsoft.com/office/drawing/2015/10/21/chartex" xmlns:cx3="http://schemas.microsoft.com/office/drawing/2016/5/9/chartex" xmlns:cx4="http://schemas.microsoft.com/office/drawing/2016/5/10/chartex" xmlns:cx5="http://schemas.microsoft.com/office/drawing/2016/5/11/chartex" xmlns:cx6="http://schemas.microsoft.com/office/drawing/2016/5/12/chartex" xmlns:cx7="http://schemas.microsoft.com/office/drawing/2016/5/13/chartex" xmlns:cx8="http://schemas.microsoft.com/office/drawing/2016/5/14/chartex" xmlns:mc="http://schemas.openxmlformats.org/markup-compatibility/2006" xmlns:aink="http://schemas.microsoft.com/office/drawing/2016/ink" xmlns:am3d="http://schemas.microsoft.com/office/drawing/2017/model3d" xmlns:o="urn:schemas-microsoft-com:office:office" xmlns:oel="http://schemas.microsoft.com/office/2019/extlst" xmlns:r="http://schemas.openxmlformats.org/officeDocument/2006/relationships" xmlns:m="http://schemas.openxmlformats.org/officeDocument/2006/math" xmlns:v="urn:schemas-microsoft-com:vml" xmlns:wp14="http://schemas.microsoft.com/office/word/2010/wordprocessingDrawing" xmlns:wp="http://schemas.openxmlformats.org/drawingml/2006/wordprocessingDrawing" xmlns:w10="urn:schemas-microsoft-com:office:word" xmlns:w="http://schemas.openxmlformats.org/wordprocessingml/2006/main" xmlns:w14="http://schemas.microsoft.com/office/word/2010/wordml" xmlns:w15="http://schemas.microsoft.com/office/word/2012/wordml" xmlns:w16cex="http://schemas.microsoft.com/office/word/2018/wordml/cex" xmlns:w16cid="http://schemas.microsoft.com/office/word/2016/wordml/cid" xmlns:w16="http://schemas.microsoft.com/office/word/2018/wordml" xmlns:w16du="http://schemas.microsoft.com/office/word/2023/wordml/word16du" xmlns:w16sdtdh="http://schemas.microsoft.com/office/word/2020/wordml/sdtdatahash" xmlns:w16sdtfl="http://schemas.microsoft.com/office/word/2024/wordml/sdtformatlock" xmlns:w16se="http://schemas.microsoft.com/office/word/2015/wordml/symex" xmlns:wpg="http://schemas.microsoft.com/office/word/2010/wordprocessingGroup" xmlns:wpi="http://schemas.microsoft.com/office/word/2010/wordprocessingInk" xmlns:wne="http://schemas.microsoft.com/office/word/2006/wordml" xmlns:wps="http://schemas.microsoft.com/office/word/2010/wordprocessingShape" mc:Ignorable="w14 w15 w16se w16cid w16 w16cex w16sdtdh w16sdtfl w16du wp14">
   <w:p>
     <w:pPr>
       <w:pBdr>
@@ -7763,7 +8195,7 @@
 </file>
 
 <file path=word/numbering.xml><?xml version="1.0" encoding="utf-8"?>
-<w:numbering xmlns:wpc="http://schemas.microsoft.com/office/word/2010/wordprocessingCanvas" xmlns:cx="http://schemas.microsoft.com/office/drawing/2014/chartex" xmlns:cx1="http://schemas.microsoft.com/office/drawing/2015/9/8/chartex" xmlns:cx2="http://schemas.microsoft.com/office/drawing/2015/10/21/chartex" xmlns:cx3="http://schemas.microsoft.com/office/drawing/2016/5/9/chartex" xmlns:cx4="http://schemas.microsoft.com/office/drawing/2016/5/10/chartex" xmlns:cx5="http://schemas.microsoft.com/office/drawing/2016/5/11/chartex" xmlns:cx6="http://schemas.microsoft.com/office/drawing/2016/5/12/chartex" xmlns:cx7="http://schemas.microsoft.com/office/drawing/2016/5/13/chartex" xmlns:cx8="http://schemas.microsoft.com/office/drawing/2016/5/14/chartex" xmlns:mc="http://schemas.openxmlformats.org/markup-compatibility/2006" xmlns:aink="http://schemas.microsoft.com/office/drawing/2016/ink" xmlns:am3d="http://schemas.microsoft.com/office/drawing/2017/model3d" xmlns:o="urn:schemas-microsoft-com:office:office" xmlns:oel="http://schemas.microsoft.com/office/2019/extlst" xmlns:r="http://schemas.openxmlformats.org/officeDocument/2006/relationships" xmlns:m="http://schemas.openxmlformats.org/officeDocument/2006/math" xmlns:v="urn:schemas-microsoft-com:vml" xmlns:wp14="http://schemas.microsoft.com/office/word/2010/wordprocessingDrawing" xmlns:wp="http://schemas.openxmlformats.org/drawingml/2006/wordprocessingDrawing" xmlns:w10="urn:schemas-microsoft-com:office:word" xmlns:w="http://schemas.openxmlformats.org/wordprocessingml/2006/main" xmlns:w14="http://schemas.microsoft.com/office/word/2010/wordml" xmlns:w15="http://schemas.microsoft.com/office/word/2012/wordml" xmlns:w16cei="http://schemas.microsoft.com/office/word/2026/wordml/cei" xmlns:w16cex="http://schemas.microsoft.com/office/word/2018/wordml/cex" xmlns:w16cid="http://schemas.microsoft.com/office/word/2016/wordml/cid" xmlns:w16="http://schemas.microsoft.com/office/word/2018/wordml" xmlns:w16du="http://schemas.microsoft.com/office/word/2023/wordml/word16du" xmlns:w16sdtdh="http://schemas.microsoft.com/office/word/2020/wordml/sdtdatahash" xmlns:w16sdtfl="http://schemas.microsoft.com/office/word/2024/wordml/sdtformatlock" xmlns:w16se="http://schemas.microsoft.com/office/word/2015/wordml/symex" xmlns:wpg="http://schemas.microsoft.com/office/word/2010/wordprocessingGroup" xmlns:wpi="http://schemas.microsoft.com/office/word/2010/wordprocessingInk" xmlns:wne="http://schemas.microsoft.com/office/word/2006/wordml" xmlns:wps="http://schemas.microsoft.com/office/word/2010/wordprocessingShape" mc:Ignorable="w14 w15 w16se w16cid w16 w16cex w16sdtdh w16sdtfl w16du wp14">
+<w:numbering xmlns:wpc="http://schemas.microsoft.com/office/word/2010/wordprocessingCanvas" xmlns:cx="http://schemas.microsoft.com/office/drawing/2014/chartex" xmlns:cx1="http://schemas.microsoft.com/office/drawing/2015/9/8/chartex" xmlns:cx2="http://schemas.microsoft.com/office/drawing/2015/10/21/chartex" xmlns:cx3="http://schemas.microsoft.com/office/drawing/2016/5/9/chartex" xmlns:cx4="http://schemas.microsoft.com/office/drawing/2016/5/10/chartex" xmlns:cx5="http://schemas.microsoft.com/office/drawing/2016/5/11/chartex" xmlns:cx6="http://schemas.microsoft.com/office/drawing/2016/5/12/chartex" xmlns:cx7="http://schemas.microsoft.com/office/drawing/2016/5/13/chartex" xmlns:cx8="http://schemas.microsoft.com/office/drawing/2016/5/14/chartex" xmlns:mc="http://schemas.openxmlformats.org/markup-compatibility/2006" xmlns:aink="http://schemas.microsoft.com/office/drawing/2016/ink" xmlns:am3d="http://schemas.microsoft.com/office/drawing/2017/model3d" xmlns:o="urn:schemas-microsoft-com:office:office" xmlns:oel="http://schemas.microsoft.com/office/2019/extlst" xmlns:r="http://schemas.openxmlformats.org/officeDocument/2006/relationships" xmlns:m="http://schemas.openxmlformats.org/officeDocument/2006/math" xmlns:v="urn:schemas-microsoft-com:vml" xmlns:wp14="http://schemas.microsoft.com/office/word/2010/wordprocessingDrawing" xmlns:wp="http://schemas.openxmlformats.org/drawingml/2006/wordprocessingDrawing" xmlns:w10="urn:schemas-microsoft-com:office:word" xmlns:w="http://schemas.openxmlformats.org/wordprocessingml/2006/main" xmlns:w14="http://schemas.microsoft.com/office/word/2010/wordml" xmlns:w15="http://schemas.microsoft.com/office/word/2012/wordml" xmlns:w16cex="http://schemas.microsoft.com/office/word/2018/wordml/cex" xmlns:w16cid="http://schemas.microsoft.com/office/word/2016/wordml/cid" xmlns:w16="http://schemas.microsoft.com/office/word/2018/wordml" xmlns:w16du="http://schemas.microsoft.com/office/word/2023/wordml/word16du" xmlns:w16sdtdh="http://schemas.microsoft.com/office/word/2020/wordml/sdtdatahash" xmlns:w16sdtfl="http://schemas.microsoft.com/office/word/2024/wordml/sdtformatlock" xmlns:w16se="http://schemas.microsoft.com/office/word/2015/wordml/symex" xmlns:wpg="http://schemas.microsoft.com/office/word/2010/wordprocessingGroup" xmlns:wpi="http://schemas.microsoft.com/office/word/2010/wordprocessingInk" xmlns:wne="http://schemas.microsoft.com/office/word/2006/wordml" xmlns:wps="http://schemas.microsoft.com/office/word/2010/wordprocessingShape" mc:Ignorable="w14 w15 w16se w16cid w16 w16cex w16sdtdh w16sdtfl w16du wp14">
   <w:abstractNum w:abstractNumId="0" w15:restartNumberingAfterBreak="0">
     <w:nsid w:val="03F215B7"/>
     <w:multiLevelType w:val="multilevel"/>
@@ -11464,28 +11896,28 @@
 </file>
 
 <file path=customXml/item1.xml><?xml version="1.0" encoding="utf-8"?>
-<b:Sources xmlns:b="http://schemas.openxmlformats.org/officeDocument/2006/bibliography" xmlns="http://schemas.openxmlformats.org/officeDocument/2006/bibliography" SelectedStyle="\APASixthEditionOfficeOnline.xsl" StyleName="APA" Version="6"/>
-</file>
-
-<file path=customXml/item2.xml><?xml version="1.0" encoding="utf-8"?>
 <go:gDocsCustomXmlDataStorage xmlns:go="http://customooxmlschemas.google.com/" xmlns:r="http://schemas.openxmlformats.org/officeDocument/2006/relationships" uri="GoogleDocsCustomDataVersion2">
   <go:docsCustomData xmlns:go="http://customooxmlschemas.google.com/" roundtripDataSignature="AMtx7micRMcumK0WNl2WwJGgDlCf2P0pZg==">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</go:docsCustomData>
 </go:gDocsCustomXmlDataStorage>
 </file>
 
-<file path=customXml/itemProps1.xml><?xml version="1.0" encoding="utf-8"?>
-<ds:datastoreItem xmlns:ds="http://schemas.openxmlformats.org/officeDocument/2006/customXml" ds:itemID="{9319AD63-CBA6-497F-A07B-DAFEC8FA0A37}">
-  <ds:schemaRefs>
-    <ds:schemaRef ds:uri="http://schemas.openxmlformats.org/officeDocument/2006/bibliography"/>
-  </ds:schemaRefs>
-</ds:datastoreItem>
+<file path=customXml/item2.xml><?xml version="1.0" encoding="utf-8"?>
+<b:Sources xmlns:b="http://schemas.openxmlformats.org/officeDocument/2006/bibliography" xmlns="http://schemas.openxmlformats.org/officeDocument/2006/bibliography" SelectedStyle="\APASixthEditionOfficeOnline.xsl" StyleName="APA" Version="6"/>
 </file>
 
-<file path=customXml/itemProps2.xml><?xml version="1.0" encoding="utf-8"?>
+<file path=customXml/itemProps1.xml><?xml version="1.0" encoding="utf-8"?>
 <ds:datastoreItem xmlns:ds="http://schemas.openxmlformats.org/officeDocument/2006/customXml" ds:itemID="{11111111-1234-1234-1234-123412341234}">
   <ds:schemaRefs>
     <ds:schemaRef ds:uri="http://customooxmlschemas.google.com/"/>
     <ds:schemaRef ds:uri="http://schemas.openxmlformats.org/officeDocument/2006/relationships"/>
   </ds:schemaRefs>
 </ds:datastoreItem>
+</file>
+
+<file path=customXml/itemProps2.xml><?xml version="1.0" encoding="utf-8"?>
+<ds:datastoreItem xmlns:ds="http://schemas.openxmlformats.org/officeDocument/2006/customXml" ds:itemID="{9319AD63-CBA6-497F-A07B-DAFEC8FA0A37}">
+  <ds:schemaRefs>
+    <ds:schemaRef ds:uri="http://schemas.openxmlformats.org/officeDocument/2006/bibliography"/>
+  </ds:schemaRefs>
+</ds:datastoreItem>
 </file>
--- a/SBSAcademy_Team01_기획서.docx
+++ b/SBSAcademy_Team01_기획서.docx
@@ -70,7 +70,6 @@
                 <w:color w:val="000000"/>
               </w:rPr>
             </w:pPr>
-            <w:proofErr w:type="spellStart"/>
             <w:r>
               <w:rPr>
                 <w:rFonts w:ascii="맑은 고딕" w:eastAsia="맑은 고딕" w:hAnsi="맑은 고딕" w:cs="맑은 고딕"/>
@@ -80,7 +79,6 @@
               </w:rPr>
               <w:t>Date</w:t>
             </w:r>
-            <w:proofErr w:type="spellEnd"/>
           </w:p>
         </w:tc>
         <w:tc>
@@ -98,7 +96,6 @@
                 <w:color w:val="000000"/>
               </w:rPr>
             </w:pPr>
-            <w:proofErr w:type="spellStart"/>
             <w:r>
               <w:rPr>
                 <w:rFonts w:ascii="맑은 고딕" w:eastAsia="맑은 고딕" w:hAnsi="맑은 고딕" w:cs="맑은 고딕"/>
@@ -108,7 +105,6 @@
               </w:rPr>
               <w:t>Author</w:t>
             </w:r>
-            <w:proofErr w:type="spellEnd"/>
           </w:p>
         </w:tc>
         <w:tc>
@@ -126,7 +122,6 @@
                 <w:color w:val="000000"/>
               </w:rPr>
             </w:pPr>
-            <w:proofErr w:type="spellStart"/>
             <w:r>
               <w:rPr>
                 <w:rFonts w:ascii="맑은 고딕" w:eastAsia="맑은 고딕" w:hAnsi="맑은 고딕" w:cs="맑은 고딕"/>
@@ -136,7 +131,6 @@
               </w:rPr>
               <w:t>Description</w:t>
             </w:r>
-            <w:proofErr w:type="spellEnd"/>
           </w:p>
         </w:tc>
       </w:tr>
@@ -1049,14 +1043,12 @@
               </w:rPr>
               <w:fldChar w:fldCharType="separate"/>
             </w:r>
-            <w:proofErr w:type="spellStart"/>
             <w:r>
               <w:rPr>
                 <w:rFonts w:ascii="맑은 고딕" w:eastAsia="맑은 고딕" w:hAnsi="맑은 고딕" w:cs="맑은 고딕" w:hint="eastAsia"/>
               </w:rPr>
               <w:t>약공격</w:t>
             </w:r>
-            <w:proofErr w:type="spellEnd"/>
             <w:r>
               <w:rPr>
                 <w:rFonts w:hint="eastAsia"/>
@@ -1095,23 +1087,7 @@
                 <w:rFonts w:ascii="맑은 고딕" w:eastAsia="맑은 고딕" w:hAnsi="맑은 고딕" w:cs="맑은 고딕" w:hint="eastAsia"/>
                 <w:color w:val="000000"/>
               </w:rPr>
-              <w:t>(</w:t>
-            </w:r>
-            <w:proofErr w:type="spellStart"/>
-            <w:r>
-              <w:rPr>
-                <w:rFonts w:ascii="맑은 고딕" w:eastAsia="맑은 고딕" w:hAnsi="맑은 고딕" w:cs="맑은 고딕" w:hint="eastAsia"/>
-                <w:color w:val="000000"/>
-              </w:rPr>
-              <w:t>쿨타임</w:t>
-            </w:r>
-            <w:proofErr w:type="spellEnd"/>
-            <w:r>
-              <w:rPr>
-                <w:rFonts w:ascii="맑은 고딕" w:eastAsia="맑은 고딕" w:hAnsi="맑은 고딕" w:cs="맑은 고딕" w:hint="eastAsia"/>
-                <w:color w:val="000000"/>
-              </w:rPr>
-              <w:t xml:space="preserve"> 시스템 제거)</w:t>
+              <w:t>(쿨타임 시스템 제거)</w:t>
             </w:r>
           </w:p>
           <w:p>
@@ -1188,23 +1164,7 @@
                 <w:rFonts w:ascii="맑은 고딕" w:eastAsia="맑은 고딕" w:hAnsi="맑은 고딕" w:cs="맑은 고딕" w:hint="eastAsia"/>
                 <w:color w:val="000000"/>
               </w:rPr>
-              <w:t xml:space="preserve"> </w:t>
-            </w:r>
-            <w:proofErr w:type="spellStart"/>
-            <w:r>
-              <w:rPr>
-                <w:rFonts w:ascii="맑은 고딕" w:eastAsia="맑은 고딕" w:hAnsi="맑은 고딕" w:cs="맑은 고딕" w:hint="eastAsia"/>
-                <w:color w:val="000000"/>
-              </w:rPr>
-              <w:t>HPbar</w:t>
-            </w:r>
-            <w:proofErr w:type="spellEnd"/>
-            <w:r>
-              <w:rPr>
-                <w:rFonts w:ascii="맑은 고딕" w:eastAsia="맑은 고딕" w:hAnsi="맑은 고딕" w:cs="맑은 고딕" w:hint="eastAsia"/>
-                <w:color w:val="000000"/>
-              </w:rPr>
-              <w:t xml:space="preserve"> 협의 필요로 내용 전환.</w:t>
+              <w:t xml:space="preserve"> HPbar 협의 필요로 내용 전환.</w:t>
             </w:r>
           </w:p>
           <w:p>
@@ -1300,14 +1260,20 @@
             <w:pPr>
               <w:jc w:val="center"/>
               <w:rPr>
-                <w:rFonts w:eastAsiaTheme="minorEastAsia"/>
+                <w:rFonts w:eastAsiaTheme="minorEastAsia" w:hint="eastAsia"/>
               </w:rPr>
             </w:pPr>
             <w:r>
               <w:rPr>
                 <w:rFonts w:eastAsiaTheme="minorEastAsia" w:hint="eastAsia"/>
               </w:rPr>
-              <w:t>26.10.23.</w:t>
+              <w:t>26.10.2</w:t>
+            </w:r>
+            <w:r>
+              <w:rPr>
+                <w:rFonts w:eastAsiaTheme="minorEastAsia" w:hint="eastAsia"/>
+              </w:rPr>
+              <w:t>6</w:t>
             </w:r>
           </w:p>
         </w:tc>
@@ -1455,38 +1421,231 @@
                 <w:rFonts w:ascii="맑은 고딕" w:eastAsia="맑은 고딕" w:hAnsi="맑은 고딕" w:cs="맑은 고딕" w:hint="eastAsia"/>
                 <w:color w:val="000000"/>
               </w:rPr>
-              <w:t xml:space="preserve">3.5 </w:t>
+              <w:t xml:space="preserve">3 </w:t>
             </w:r>
             <w:r>
               <w:rPr>
                 <w:rFonts w:ascii="맑은 고딕" w:eastAsia="맑은 고딕" w:hAnsi="맑은 고딕" w:cs="맑은 고딕"/>
                 <w:color w:val="000000"/>
               </w:rPr>
-              <w:t>스테이지 전개 시스템</w:t>
+              <w:fldChar w:fldCharType="begin"/>
+            </w:r>
+            <w:r>
+              <w:rPr>
+                <w:rFonts w:ascii="맑은 고딕" w:eastAsia="맑은 고딕" w:hAnsi="맑은 고딕" w:cs="맑은 고딕"/>
+                <w:color w:val="000000"/>
+              </w:rPr>
+              <w:instrText xml:space="preserve"> </w:instrText>
             </w:r>
             <w:r>
               <w:rPr>
                 <w:rFonts w:ascii="맑은 고딕" w:eastAsia="맑은 고딕" w:hAnsi="맑은 고딕" w:cs="맑은 고딕" w:hint="eastAsia"/>
                 <w:color w:val="000000"/>
               </w:rPr>
-              <w:t xml:space="preserve"> 목차 제거</w:t>
+              <w:instrText>REF _Ref243877801 \h</w:instrText>
+            </w:r>
+            <w:r>
+              <w:rPr>
+                <w:rFonts w:ascii="맑은 고딕" w:eastAsia="맑은 고딕" w:hAnsi="맑은 고딕" w:cs="맑은 고딕"/>
+                <w:color w:val="000000"/>
+              </w:rPr>
+              <w:instrText xml:space="preserve"> </w:instrText>
+            </w:r>
+            <w:r>
+              <w:rPr>
+                <w:rFonts w:ascii="맑은 고딕" w:eastAsia="맑은 고딕" w:hAnsi="맑은 고딕" w:cs="맑은 고딕"/>
+                <w:color w:val="000000"/>
+              </w:rPr>
+            </w:r>
+            <w:r>
+              <w:rPr>
+                <w:rFonts w:ascii="맑은 고딕" w:eastAsia="맑은 고딕" w:hAnsi="맑은 고딕" w:cs="맑은 고딕"/>
+                <w:color w:val="000000"/>
+              </w:rPr>
+              <w:fldChar w:fldCharType="separate"/>
             </w:r>
             <w:r>
               <w:rPr>
                 <w:rFonts w:ascii="맑은 고딕" w:eastAsia="맑은 고딕" w:hAnsi="맑은 고딕" w:cs="맑은 고딕" w:hint="eastAsia"/>
-                <w:color w:val="000000"/>
-              </w:rPr>
-              <w:t>.</w:t>
+              </w:rPr>
+              <w:t>핵심</w:t>
+            </w:r>
+            <w:r>
+              <w:rPr>
+                <w:rFonts w:hint="eastAsia"/>
+              </w:rPr>
+              <w:t xml:space="preserve"> </w:t>
+            </w:r>
+            <w:r>
+              <w:rPr>
+                <w:rFonts w:ascii="맑은 고딕" w:eastAsia="맑은 고딕" w:hAnsi="맑은 고딕" w:cs="맑은 고딕" w:hint="eastAsia"/>
+              </w:rPr>
+              <w:t>시스템</w:t>
+            </w:r>
+            <w:r>
+              <w:rPr>
+                <w:rFonts w:ascii="맑은 고딕" w:eastAsia="맑은 고딕" w:hAnsi="맑은 고딕" w:cs="맑은 고딕"/>
+                <w:color w:val="000000"/>
+              </w:rPr>
+              <w:fldChar w:fldCharType="end"/>
+            </w:r>
+            <w:r>
+              <w:rPr>
+                <w:rFonts w:ascii="맑은 고딕" w:eastAsia="맑은 고딕" w:hAnsi="맑은 고딕" w:cs="맑은 고딕" w:hint="eastAsia"/>
+                <w:color w:val="000000"/>
+              </w:rPr>
+              <w:t xml:space="preserve"> 각 목차 세부 기획서 작성.</w:t>
             </w:r>
           </w:p>
           <w:p>
             <w:pPr>
               <w:jc w:val="left"/>
               <w:rPr>
+                <w:rFonts w:ascii="맑은 고딕" w:eastAsia="맑은 고딕" w:hAnsi="맑은 고딕" w:cs="맑은 고딕"/>
+                <w:color w:val="000000"/>
+              </w:rPr>
+            </w:pPr>
+            <w:r>
+              <w:rPr>
                 <w:rFonts w:ascii="맑은 고딕" w:eastAsia="맑은 고딕" w:hAnsi="맑은 고딕" w:cs="맑은 고딕" w:hint="eastAsia"/>
                 <w:color w:val="000000"/>
               </w:rPr>
+              <w:t xml:space="preserve">3.1 </w:t>
+            </w:r>
+            <w:r>
+              <w:rPr>
+                <w:rFonts w:ascii="맑은 고딕" w:eastAsia="맑은 고딕" w:hAnsi="맑은 고딕" w:cs="맑은 고딕"/>
+                <w:color w:val="000000"/>
+              </w:rPr>
+              <w:fldChar w:fldCharType="begin"/>
+            </w:r>
+            <w:r>
+              <w:rPr>
+                <w:rFonts w:ascii="맑은 고딕" w:eastAsia="맑은 고딕" w:hAnsi="맑은 고딕" w:cs="맑은 고딕"/>
+                <w:color w:val="000000"/>
+              </w:rPr>
+              <w:instrText xml:space="preserve"> </w:instrText>
+            </w:r>
+            <w:r>
+              <w:rPr>
+                <w:rFonts w:ascii="맑은 고딕" w:eastAsia="맑은 고딕" w:hAnsi="맑은 고딕" w:cs="맑은 고딕" w:hint="eastAsia"/>
+                <w:color w:val="000000"/>
+              </w:rPr>
+              <w:instrText>REF _Ref243877663 \h</w:instrText>
+            </w:r>
+            <w:r>
+              <w:rPr>
+                <w:rFonts w:ascii="맑은 고딕" w:eastAsia="맑은 고딕" w:hAnsi="맑은 고딕" w:cs="맑은 고딕"/>
+                <w:color w:val="000000"/>
+              </w:rPr>
+              <w:instrText xml:space="preserve"> </w:instrText>
+            </w:r>
+            <w:r>
+              <w:rPr>
+                <w:rFonts w:ascii="맑은 고딕" w:eastAsia="맑은 고딕" w:hAnsi="맑은 고딕" w:cs="맑은 고딕"/>
+                <w:color w:val="000000"/>
+              </w:rPr>
+            </w:r>
+            <w:r>
+              <w:rPr>
+                <w:rFonts w:ascii="맑은 고딕" w:eastAsia="맑은 고딕" w:hAnsi="맑은 고딕" w:cs="맑은 고딕"/>
+                <w:color w:val="000000"/>
+              </w:rPr>
+              <w:fldChar w:fldCharType="separate"/>
+            </w:r>
+            <w:r>
+              <w:rPr>
+                <w:rFonts w:ascii="맑은 고딕" w:eastAsia="맑은 고딕" w:hAnsi="맑은 고딕" w:cs="맑은 고딕" w:hint="eastAsia"/>
+              </w:rPr>
+              <w:t>룰렛</w:t>
+            </w:r>
+            <w:r>
+              <w:rPr>
+                <w:rFonts w:hint="eastAsia"/>
+              </w:rPr>
+              <w:t xml:space="preserve"> </w:t>
+            </w:r>
+            <w:r>
+              <w:rPr>
+                <w:rFonts w:ascii="맑은 고딕" w:eastAsia="맑은 고딕" w:hAnsi="맑은 고딕" w:cs="맑은 고딕" w:hint="eastAsia"/>
+              </w:rPr>
+              <w:t>및</w:t>
+            </w:r>
+            <w:r>
+              <w:rPr>
+                <w:rFonts w:hint="eastAsia"/>
+              </w:rPr>
+              <w:t xml:space="preserve"> </w:t>
+            </w:r>
+            <w:r>
+              <w:rPr>
+                <w:rFonts w:ascii="맑은 고딕" w:eastAsia="맑은 고딕" w:hAnsi="맑은 고딕" w:cs="맑은 고딕" w:hint="eastAsia"/>
+              </w:rPr>
+              <w:t>선택지</w:t>
+            </w:r>
+            <w:r>
+              <w:rPr>
+                <w:rFonts w:hint="eastAsia"/>
+              </w:rPr>
+              <w:t xml:space="preserve"> </w:t>
+            </w:r>
+            <w:r>
+              <w:rPr>
+                <w:rFonts w:ascii="맑은 고딕" w:eastAsia="맑은 고딕" w:hAnsi="맑은 고딕" w:cs="맑은 고딕" w:hint="eastAsia"/>
+              </w:rPr>
+              <w:t>시스템</w:t>
+            </w:r>
+            <w:r>
+              <w:rPr>
+                <w:rFonts w:ascii="맑은 고딕" w:eastAsia="맑은 고딕" w:hAnsi="맑은 고딕" w:cs="맑은 고딕"/>
+                <w:color w:val="000000"/>
+              </w:rPr>
+              <w:fldChar w:fldCharType="end"/>
+            </w:r>
+            <w:r>
+              <w:rPr>
+                <w:rFonts w:ascii="맑은 고딕" w:eastAsia="맑은 고딕" w:hAnsi="맑은 고딕" w:cs="맑은 고딕" w:hint="eastAsia"/>
+                <w:color w:val="000000"/>
+              </w:rPr>
+              <w:t xml:space="preserve"> 목차 제거.</w:t>
+            </w:r>
+          </w:p>
+          <w:p>
+            <w:pPr>
+              <w:jc w:val="left"/>
+              <w:rPr>
+                <w:rFonts w:ascii="맑은 고딕" w:eastAsia="맑은 고딕" w:hAnsi="맑은 고딕" w:cs="맑은 고딕"/>
+                <w:color w:val="000000"/>
+              </w:rPr>
             </w:pPr>
+            <w:r>
+              <w:rPr>
+                <w:rFonts w:ascii="맑은 고딕" w:eastAsia="맑은 고딕" w:hAnsi="맑은 고딕" w:cs="맑은 고딕" w:hint="eastAsia"/>
+                <w:color w:val="000000"/>
+              </w:rPr>
+              <w:t xml:space="preserve">3.5 </w:t>
+            </w:r>
+            <w:r>
+              <w:rPr>
+                <w:rFonts w:ascii="맑은 고딕" w:eastAsia="맑은 고딕" w:hAnsi="맑은 고딕" w:cs="맑은 고딕"/>
+                <w:color w:val="000000"/>
+              </w:rPr>
+              <w:t>스테이지 전개 시스템</w:t>
+            </w:r>
+            <w:r>
+              <w:rPr>
+                <w:rFonts w:ascii="맑은 고딕" w:eastAsia="맑은 고딕" w:hAnsi="맑은 고딕" w:cs="맑은 고딕" w:hint="eastAsia"/>
+                <w:color w:val="000000"/>
+              </w:rPr>
+              <w:t xml:space="preserve"> 목차 제거</w:t>
+            </w:r>
+            <w:r>
+              <w:rPr>
+                <w:rFonts w:ascii="맑은 고딕" w:eastAsia="맑은 고딕" w:hAnsi="맑은 고딕" w:cs="맑은 고딕" w:hint="eastAsia"/>
+                <w:color w:val="000000"/>
+              </w:rPr>
+              <w:t>.</w:t>
+            </w:r>
           </w:p>
         </w:tc>
       </w:tr>
@@ -1584,7 +1743,7 @@
       <w:r>
         <w:fldChar w:fldCharType="separate"/>
       </w:r>
-      <w:hyperlink w:anchor="_Toc243645632" w:history="1">
+      <w:hyperlink w:anchor="_Toc243880148" w:history="1">
         <w:r>
           <w:rPr>
             <w:rStyle w:val="af"/>
@@ -1629,7 +1788,7 @@
             <w:noProof/>
             <w:webHidden/>
           </w:rPr>
-          <w:instrText xml:space="preserve"> PAGEREF _Toc243645632 \h </w:instrText>
+          <w:instrText xml:space="preserve"> PAGEREF _Toc243880148 \h </w:instrText>
         </w:r>
         <w:r>
           <w:rPr>
@@ -1677,7 +1836,7 @@
           <w14:ligatures w14:val="standardContextual"/>
         </w:rPr>
       </w:pPr>
-      <w:hyperlink w:anchor="_Toc243645633" w:history="1">
+      <w:hyperlink w:anchor="_Toc243880149" w:history="1">
         <w:r>
           <w:rPr>
             <w:rStyle w:val="af"/>
@@ -1722,7 +1881,7 @@
             <w:noProof/>
             <w:webHidden/>
           </w:rPr>
-          <w:instrText xml:space="preserve"> PAGEREF _Toc243645633 \h </w:instrText>
+          <w:instrText xml:space="preserve"> PAGEREF _Toc243880149 \h </w:instrText>
         </w:r>
         <w:r>
           <w:rPr>
@@ -1770,7 +1929,7 @@
           <w14:ligatures w14:val="standardContextual"/>
         </w:rPr>
       </w:pPr>
-      <w:hyperlink w:anchor="_Toc243645634" w:history="1">
+      <w:hyperlink w:anchor="_Toc243880150" w:history="1">
         <w:r>
           <w:rPr>
             <w:rStyle w:val="af"/>
@@ -1815,7 +1974,7 @@
             <w:noProof/>
             <w:webHidden/>
           </w:rPr>
-          <w:instrText xml:space="preserve"> PAGEREF _Toc243645634 \h </w:instrText>
+          <w:instrText xml:space="preserve"> PAGEREF _Toc243880150 \h </w:instrText>
         </w:r>
         <w:r>
           <w:rPr>
@@ -1863,7 +2022,7 @@
           <w14:ligatures w14:val="standardContextual"/>
         </w:rPr>
       </w:pPr>
-      <w:hyperlink w:anchor="_Toc243645635" w:history="1">
+      <w:hyperlink w:anchor="_Toc243880151" w:history="1">
         <w:r>
           <w:rPr>
             <w:rStyle w:val="af"/>
@@ -1908,7 +2067,7 @@
             <w:noProof/>
             <w:webHidden/>
           </w:rPr>
-          <w:instrText xml:space="preserve"> PAGEREF _Toc243645635 \h </w:instrText>
+          <w:instrText xml:space="preserve"> PAGEREF _Toc243880151 \h </w:instrText>
         </w:r>
         <w:r>
           <w:rPr>
@@ -1956,7 +2115,7 @@
           <w14:ligatures w14:val="standardContextual"/>
         </w:rPr>
       </w:pPr>
-      <w:hyperlink w:anchor="_Toc243645636" w:history="1">
+      <w:hyperlink w:anchor="_Toc243880152" w:history="1">
         <w:r>
           <w:rPr>
             <w:rStyle w:val="af"/>
@@ -2001,7 +2160,7 @@
             <w:noProof/>
             <w:webHidden/>
           </w:rPr>
-          <w:instrText xml:space="preserve"> PAGEREF _Toc243645636 \h </w:instrText>
+          <w:instrText xml:space="preserve"> PAGEREF _Toc243880152 \h </w:instrText>
         </w:r>
         <w:r>
           <w:rPr>
@@ -2049,7 +2208,7 @@
           <w14:ligatures w14:val="standardContextual"/>
         </w:rPr>
       </w:pPr>
-      <w:hyperlink w:anchor="_Toc243645637" w:history="1">
+      <w:hyperlink w:anchor="_Toc243880153" w:history="1">
         <w:r>
           <w:rPr>
             <w:rStyle w:val="af"/>
@@ -2094,7 +2253,7 @@
             <w:noProof/>
             <w:webHidden/>
           </w:rPr>
-          <w:instrText xml:space="preserve"> PAGEREF _Toc243645637 \h </w:instrText>
+          <w:instrText xml:space="preserve"> PAGEREF _Toc243880153 \h </w:instrText>
         </w:r>
         <w:r>
           <w:rPr>
@@ -2141,7 +2300,7 @@
           <w14:ligatures w14:val="standardContextual"/>
         </w:rPr>
       </w:pPr>
-      <w:hyperlink w:anchor="_Toc243645638" w:history="1">
+      <w:hyperlink w:anchor="_Toc243880154" w:history="1">
         <w:r>
           <w:rPr>
             <w:rStyle w:val="af"/>
@@ -2186,7 +2345,7 @@
             <w:noProof/>
             <w:webHidden/>
           </w:rPr>
-          <w:instrText xml:space="preserve"> PAGEREF _Toc243645638 \h </w:instrText>
+          <w:instrText xml:space="preserve"> PAGEREF _Toc243880154 \h </w:instrText>
         </w:r>
         <w:r>
           <w:rPr>
@@ -2206,7 +2365,7 @@
             <w:noProof/>
             <w:webHidden/>
           </w:rPr>
-          <w:t>6</w:t>
+          <w:t>5</w:t>
         </w:r>
         <w:r>
           <w:rPr>
@@ -2234,7 +2393,7 @@
           <w14:ligatures w14:val="standardContextual"/>
         </w:rPr>
       </w:pPr>
-      <w:hyperlink w:anchor="_Toc243645639" w:history="1">
+      <w:hyperlink w:anchor="_Toc243880155" w:history="1">
         <w:r>
           <w:rPr>
             <w:rStyle w:val="af"/>
@@ -2279,7 +2438,7 @@
             <w:noProof/>
             <w:webHidden/>
           </w:rPr>
-          <w:instrText xml:space="preserve"> PAGEREF _Toc243645639 \h </w:instrText>
+          <w:instrText xml:space="preserve"> PAGEREF _Toc243880155 \h </w:instrText>
         </w:r>
         <w:r>
           <w:rPr>
@@ -2299,7 +2458,7 @@
             <w:noProof/>
             <w:webHidden/>
           </w:rPr>
-          <w:t>6</w:t>
+          <w:t>5</w:t>
         </w:r>
         <w:r>
           <w:rPr>
@@ -2327,7 +2486,7 @@
           <w14:ligatures w14:val="standardContextual"/>
         </w:rPr>
       </w:pPr>
-      <w:hyperlink w:anchor="_Toc243645640" w:history="1">
+      <w:hyperlink w:anchor="_Toc243880156" w:history="1">
         <w:r>
           <w:rPr>
             <w:rStyle w:val="af"/>
@@ -2372,7 +2531,7 @@
             <w:noProof/>
             <w:webHidden/>
           </w:rPr>
-          <w:instrText xml:space="preserve"> PAGEREF _Toc243645640 \h </w:instrText>
+          <w:instrText xml:space="preserve"> PAGEREF _Toc243880156 \h </w:instrText>
         </w:r>
         <w:r>
           <w:rPr>
@@ -2392,7 +2551,7 @@
             <w:noProof/>
             <w:webHidden/>
           </w:rPr>
-          <w:t>6</w:t>
+          <w:t>5</w:t>
         </w:r>
         <w:r>
           <w:rPr>
@@ -2419,7 +2578,7 @@
           <w14:ligatures w14:val="standardContextual"/>
         </w:rPr>
       </w:pPr>
-      <w:hyperlink w:anchor="_Toc243645641" w:history="1">
+      <w:hyperlink w:anchor="_Toc243880157" w:history="1">
         <w:r>
           <w:rPr>
             <w:rStyle w:val="af"/>
@@ -2464,7 +2623,7 @@
             <w:noProof/>
             <w:webHidden/>
           </w:rPr>
-          <w:instrText xml:space="preserve"> PAGEREF _Toc243645641 \h </w:instrText>
+          <w:instrText xml:space="preserve"> PAGEREF _Toc243880157 \h </w:instrText>
         </w:r>
         <w:r>
           <w:rPr>
@@ -2484,7 +2643,7 @@
             <w:noProof/>
             <w:webHidden/>
           </w:rPr>
-          <w:t>7</w:t>
+          <w:t>6</w:t>
         </w:r>
         <w:r>
           <w:rPr>
@@ -2512,7 +2671,7 @@
           <w14:ligatures w14:val="standardContextual"/>
         </w:rPr>
       </w:pPr>
-      <w:hyperlink w:anchor="_Toc243645642" w:history="1">
+      <w:hyperlink w:anchor="_Toc243880158" w:history="1">
         <w:r>
           <w:rPr>
             <w:rStyle w:val="af"/>
@@ -2536,7 +2695,7 @@
             <w:rStyle w:val="af"/>
             <w:noProof/>
           </w:rPr>
-          <w:t>룰렛 및 선택지 시스템</w:t>
+          <w:t>유물 및 스탯 증강 시스템</w:t>
         </w:r>
         <w:r>
           <w:rPr>
@@ -2557,7 +2716,7 @@
             <w:noProof/>
             <w:webHidden/>
           </w:rPr>
-          <w:instrText xml:space="preserve"> PAGEREF _Toc243645642 \h </w:instrText>
+          <w:instrText xml:space="preserve"> PAGEREF _Toc243880158 \h </w:instrText>
         </w:r>
         <w:r>
           <w:rPr>
@@ -2577,7 +2736,7 @@
             <w:noProof/>
             <w:webHidden/>
           </w:rPr>
-          <w:t>7</w:t>
+          <w:t>6</w:t>
         </w:r>
         <w:r>
           <w:rPr>
@@ -2605,7 +2764,7 @@
           <w14:ligatures w14:val="standardContextual"/>
         </w:rPr>
       </w:pPr>
-      <w:hyperlink w:anchor="_Toc243645643" w:history="1">
+      <w:hyperlink w:anchor="_Toc243880159" w:history="1">
         <w:r>
           <w:rPr>
             <w:rStyle w:val="af"/>
@@ -2650,7 +2809,7 @@
             <w:noProof/>
             <w:webHidden/>
           </w:rPr>
-          <w:instrText xml:space="preserve"> PAGEREF _Toc243645643 \h </w:instrText>
+          <w:instrText xml:space="preserve"> PAGEREF _Toc243880159 \h </w:instrText>
         </w:r>
         <w:r>
           <w:rPr>
@@ -2670,7 +2829,7 @@
             <w:noProof/>
             <w:webHidden/>
           </w:rPr>
-          <w:t>7</w:t>
+          <w:t>6</w:t>
         </w:r>
         <w:r>
           <w:rPr>
@@ -2698,7 +2857,7 @@
           <w14:ligatures w14:val="standardContextual"/>
         </w:rPr>
       </w:pPr>
-      <w:hyperlink w:anchor="_Toc243645644" w:history="1">
+      <w:hyperlink w:anchor="_Toc243880160" w:history="1">
         <w:r>
           <w:rPr>
             <w:rStyle w:val="af"/>
@@ -2743,7 +2902,7 @@
             <w:noProof/>
             <w:webHidden/>
           </w:rPr>
-          <w:instrText xml:space="preserve"> PAGEREF _Toc243645644 \h </w:instrText>
+          <w:instrText xml:space="preserve"> PAGEREF _Toc243880160 \h </w:instrText>
         </w:r>
         <w:r>
           <w:rPr>
@@ -2763,7 +2922,193 @@
             <w:noProof/>
             <w:webHidden/>
           </w:rPr>
-          <w:t>7</w:t>
+          <w:t>6</w:t>
+        </w:r>
+        <w:r>
+          <w:rPr>
+            <w:noProof/>
+            <w:webHidden/>
+          </w:rPr>
+          <w:fldChar w:fldCharType="end"/>
+        </w:r>
+      </w:hyperlink>
+    </w:p>
+    <w:p>
+      <w:pPr>
+        <w:pStyle w:val="30"/>
+        <w:tabs>
+          <w:tab w:val="left" w:pos="1760"/>
+          <w:tab w:val="right" w:leader="underscore" w:pos="9019"/>
+        </w:tabs>
+        <w:ind w:left="880"/>
+        <w:rPr>
+          <w:rFonts w:asciiTheme="minorHAnsi" w:hAnsiTheme="minorHAnsi" w:cstheme="minorBidi"/>
+          <w:noProof/>
+          <w:kern w:val="2"/>
+          <w:szCs w:val="24"/>
+          <w:lang w:val="en-US"/>
+          <w14:ligatures w14:val="standardContextual"/>
+        </w:rPr>
+      </w:pPr>
+      <w:hyperlink w:anchor="_Toc243880161" w:history="1">
+        <w:r>
+          <w:rPr>
+            <w:rStyle w:val="af"/>
+            <w:noProof/>
+          </w:rPr>
+          <w:t>3.1.3</w:t>
+        </w:r>
+        <w:r>
+          <w:rPr>
+            <w:rFonts w:asciiTheme="minorHAnsi" w:hAnsiTheme="minorHAnsi" w:cstheme="minorBidi"/>
+            <w:noProof/>
+            <w:kern w:val="2"/>
+            <w:szCs w:val="24"/>
+            <w:lang w:val="en-US"/>
+            <w14:ligatures w14:val="standardContextual"/>
+          </w:rPr>
+          <w:tab/>
+        </w:r>
+        <w:r>
+          <w:rPr>
+            <w:rStyle w:val="af"/>
+            <w:noProof/>
+          </w:rPr>
+          <w:t>저주/리스크 유물</w:t>
+        </w:r>
+        <w:r>
+          <w:rPr>
+            <w:noProof/>
+            <w:webHidden/>
+          </w:rPr>
+          <w:tab/>
+        </w:r>
+        <w:r>
+          <w:rPr>
+            <w:noProof/>
+            <w:webHidden/>
+          </w:rPr>
+          <w:fldChar w:fldCharType="begin"/>
+        </w:r>
+        <w:r>
+          <w:rPr>
+            <w:noProof/>
+            <w:webHidden/>
+          </w:rPr>
+          <w:instrText xml:space="preserve"> PAGEREF _Toc243880161 \h </w:instrText>
+        </w:r>
+        <w:r>
+          <w:rPr>
+            <w:noProof/>
+            <w:webHidden/>
+          </w:rPr>
+        </w:r>
+        <w:r>
+          <w:rPr>
+            <w:noProof/>
+            <w:webHidden/>
+          </w:rPr>
+          <w:fldChar w:fldCharType="separate"/>
+        </w:r>
+        <w:r>
+          <w:rPr>
+            <w:noProof/>
+            <w:webHidden/>
+          </w:rPr>
+          <w:t>6</w:t>
+        </w:r>
+        <w:r>
+          <w:rPr>
+            <w:noProof/>
+            <w:webHidden/>
+          </w:rPr>
+          <w:fldChar w:fldCharType="end"/>
+        </w:r>
+      </w:hyperlink>
+    </w:p>
+    <w:p>
+      <w:pPr>
+        <w:pStyle w:val="30"/>
+        <w:tabs>
+          <w:tab w:val="left" w:pos="1760"/>
+          <w:tab w:val="right" w:leader="underscore" w:pos="9019"/>
+        </w:tabs>
+        <w:ind w:left="880"/>
+        <w:rPr>
+          <w:rFonts w:asciiTheme="minorHAnsi" w:hAnsiTheme="minorHAnsi" w:cstheme="minorBidi"/>
+          <w:noProof/>
+          <w:kern w:val="2"/>
+          <w:szCs w:val="24"/>
+          <w:lang w:val="en-US"/>
+          <w14:ligatures w14:val="standardContextual"/>
+        </w:rPr>
+      </w:pPr>
+      <w:hyperlink w:anchor="_Toc243880162" w:history="1">
+        <w:r>
+          <w:rPr>
+            <w:rStyle w:val="af"/>
+            <w:noProof/>
+          </w:rPr>
+          <w:t>3.1.4</w:t>
+        </w:r>
+        <w:r>
+          <w:rPr>
+            <w:rFonts w:asciiTheme="minorHAnsi" w:hAnsiTheme="minorHAnsi" w:cstheme="minorBidi"/>
+            <w:noProof/>
+            <w:kern w:val="2"/>
+            <w:szCs w:val="24"/>
+            <w:lang w:val="en-US"/>
+            <w14:ligatures w14:val="standardContextual"/>
+          </w:rPr>
+          <w:tab/>
+        </w:r>
+        <w:r>
+          <w:rPr>
+            <w:rStyle w:val="af"/>
+            <w:noProof/>
+          </w:rPr>
+          <w:t>보스 증강</w:t>
+        </w:r>
+        <w:r>
+          <w:rPr>
+            <w:noProof/>
+            <w:webHidden/>
+          </w:rPr>
+          <w:tab/>
+        </w:r>
+        <w:r>
+          <w:rPr>
+            <w:noProof/>
+            <w:webHidden/>
+          </w:rPr>
+          <w:fldChar w:fldCharType="begin"/>
+        </w:r>
+        <w:r>
+          <w:rPr>
+            <w:noProof/>
+            <w:webHidden/>
+          </w:rPr>
+          <w:instrText xml:space="preserve"> PAGEREF _Toc243880162 \h </w:instrText>
+        </w:r>
+        <w:r>
+          <w:rPr>
+            <w:noProof/>
+            <w:webHidden/>
+          </w:rPr>
+        </w:r>
+        <w:r>
+          <w:rPr>
+            <w:noProof/>
+            <w:webHidden/>
+          </w:rPr>
+          <w:fldChar w:fldCharType="separate"/>
+        </w:r>
+        <w:r>
+          <w:rPr>
+            <w:noProof/>
+            <w:webHidden/>
+          </w:rPr>
+          <w:t>6</w:t>
         </w:r>
         <w:r>
           <w:rPr>
@@ -2791,7 +3136,7 @@
           <w14:ligatures w14:val="standardContextual"/>
         </w:rPr>
       </w:pPr>
-      <w:hyperlink w:anchor="_Toc243645645" w:history="1">
+      <w:hyperlink w:anchor="_Toc243880163" w:history="1">
         <w:r>
           <w:rPr>
             <w:rStyle w:val="af"/>
@@ -2815,7 +3160,7 @@
             <w:rStyle w:val="af"/>
             <w:noProof/>
           </w:rPr>
-          <w:t>유물 및 스탯 증강 시스템</w:t>
+          <w:t>공격 및 스킬 시스템</w:t>
         </w:r>
         <w:r>
           <w:rPr>
@@ -2836,7 +3181,7 @@
             <w:noProof/>
             <w:webHidden/>
           </w:rPr>
-          <w:instrText xml:space="preserve"> PAGEREF _Toc243645645 \h </w:instrText>
+          <w:instrText xml:space="preserve"> PAGEREF _Toc243880163 \h </w:instrText>
         </w:r>
         <w:r>
           <w:rPr>
@@ -2884,7 +3229,7 @@
           <w14:ligatures w14:val="standardContextual"/>
         </w:rPr>
       </w:pPr>
-      <w:hyperlink w:anchor="_Toc243645646" w:history="1">
+      <w:hyperlink w:anchor="_Toc243880164" w:history="1">
         <w:r>
           <w:rPr>
             <w:rStyle w:val="af"/>
@@ -2908,7 +3253,7 @@
             <w:rStyle w:val="af"/>
             <w:noProof/>
           </w:rPr>
-          <w:t>저주/리스크 유물</w:t>
+          <w:t>탄환</w:t>
         </w:r>
         <w:r>
           <w:rPr>
@@ -2929,7 +3274,7 @@
             <w:noProof/>
             <w:webHidden/>
           </w:rPr>
-          <w:instrText xml:space="preserve"> PAGEREF _Toc243645646 \h </w:instrText>
+          <w:instrText xml:space="preserve"> PAGEREF _Toc243880164 \h </w:instrText>
         </w:r>
         <w:r>
           <w:rPr>
@@ -2977,7 +3322,7 @@
           <w14:ligatures w14:val="standardContextual"/>
         </w:rPr>
       </w:pPr>
-      <w:hyperlink w:anchor="_Toc243645647" w:history="1">
+      <w:hyperlink w:anchor="_Toc243880165" w:history="1">
         <w:r>
           <w:rPr>
             <w:rStyle w:val="af"/>
@@ -3001,7 +3346,7 @@
             <w:rStyle w:val="af"/>
             <w:noProof/>
           </w:rPr>
-          <w:t>보스 증강</w:t>
+          <w:t>약공격 스킬</w:t>
         </w:r>
         <w:r>
           <w:rPr>
@@ -3022,7 +3367,7 @@
             <w:noProof/>
             <w:webHidden/>
           </w:rPr>
-          <w:instrText xml:space="preserve"> PAGEREF _Toc243645647 \h </w:instrText>
+          <w:instrText xml:space="preserve"> PAGEREF _Toc243880165 \h </w:instrText>
         </w:r>
         <w:r>
           <w:rPr>
@@ -3042,7 +3387,286 @@
             <w:noProof/>
             <w:webHidden/>
           </w:rPr>
-          <w:t>7</w:t>
+          <w:t>8</w:t>
+        </w:r>
+        <w:r>
+          <w:rPr>
+            <w:noProof/>
+            <w:webHidden/>
+          </w:rPr>
+          <w:fldChar w:fldCharType="end"/>
+        </w:r>
+      </w:hyperlink>
+    </w:p>
+    <w:p>
+      <w:pPr>
+        <w:pStyle w:val="30"/>
+        <w:tabs>
+          <w:tab w:val="left" w:pos="1760"/>
+          <w:tab w:val="right" w:leader="underscore" w:pos="9019"/>
+        </w:tabs>
+        <w:ind w:left="880"/>
+        <w:rPr>
+          <w:rFonts w:asciiTheme="minorHAnsi" w:hAnsiTheme="minorHAnsi" w:cstheme="minorBidi"/>
+          <w:noProof/>
+          <w:kern w:val="2"/>
+          <w:szCs w:val="24"/>
+          <w:lang w:val="en-US"/>
+          <w14:ligatures w14:val="standardContextual"/>
+        </w:rPr>
+      </w:pPr>
+      <w:hyperlink w:anchor="_Toc243880166" w:history="1">
+        <w:r>
+          <w:rPr>
+            <w:rStyle w:val="af"/>
+            <w:noProof/>
+          </w:rPr>
+          <w:t>3.2.3</w:t>
+        </w:r>
+        <w:r>
+          <w:rPr>
+            <w:rFonts w:asciiTheme="minorHAnsi" w:hAnsiTheme="minorHAnsi" w:cstheme="minorBidi"/>
+            <w:noProof/>
+            <w:kern w:val="2"/>
+            <w:szCs w:val="24"/>
+            <w:lang w:val="en-US"/>
+            <w14:ligatures w14:val="standardContextual"/>
+          </w:rPr>
+          <w:tab/>
+        </w:r>
+        <w:r>
+          <w:rPr>
+            <w:rStyle w:val="af"/>
+            <w:noProof/>
+          </w:rPr>
+          <w:t>강공격 스킬</w:t>
+        </w:r>
+        <w:r>
+          <w:rPr>
+            <w:noProof/>
+            <w:webHidden/>
+          </w:rPr>
+          <w:tab/>
+        </w:r>
+        <w:r>
+          <w:rPr>
+            <w:noProof/>
+            <w:webHidden/>
+          </w:rPr>
+          <w:fldChar w:fldCharType="begin"/>
+        </w:r>
+        <w:r>
+          <w:rPr>
+            <w:noProof/>
+            <w:webHidden/>
+          </w:rPr>
+          <w:instrText xml:space="preserve"> PAGEREF _Toc243880166 \h </w:instrText>
+        </w:r>
+        <w:r>
+          <w:rPr>
+            <w:noProof/>
+            <w:webHidden/>
+          </w:rPr>
+        </w:r>
+        <w:r>
+          <w:rPr>
+            <w:noProof/>
+            <w:webHidden/>
+          </w:rPr>
+          <w:fldChar w:fldCharType="separate"/>
+        </w:r>
+        <w:r>
+          <w:rPr>
+            <w:noProof/>
+            <w:webHidden/>
+          </w:rPr>
+          <w:t>9</w:t>
+        </w:r>
+        <w:r>
+          <w:rPr>
+            <w:noProof/>
+            <w:webHidden/>
+          </w:rPr>
+          <w:fldChar w:fldCharType="end"/>
+        </w:r>
+      </w:hyperlink>
+    </w:p>
+    <w:p>
+      <w:pPr>
+        <w:pStyle w:val="30"/>
+        <w:tabs>
+          <w:tab w:val="left" w:pos="1760"/>
+          <w:tab w:val="right" w:leader="underscore" w:pos="9019"/>
+        </w:tabs>
+        <w:ind w:left="880"/>
+        <w:rPr>
+          <w:rFonts w:asciiTheme="minorHAnsi" w:hAnsiTheme="minorHAnsi" w:cstheme="minorBidi"/>
+          <w:noProof/>
+          <w:kern w:val="2"/>
+          <w:szCs w:val="24"/>
+          <w:lang w:val="en-US"/>
+          <w14:ligatures w14:val="standardContextual"/>
+        </w:rPr>
+      </w:pPr>
+      <w:hyperlink w:anchor="_Toc243880167" w:history="1">
+        <w:r>
+          <w:rPr>
+            <w:rStyle w:val="af"/>
+            <w:noProof/>
+          </w:rPr>
+          <w:t>3.2.4</w:t>
+        </w:r>
+        <w:r>
+          <w:rPr>
+            <w:rFonts w:asciiTheme="minorHAnsi" w:hAnsiTheme="minorHAnsi" w:cstheme="minorBidi"/>
+            <w:noProof/>
+            <w:kern w:val="2"/>
+            <w:szCs w:val="24"/>
+            <w:lang w:val="en-US"/>
+            <w14:ligatures w14:val="standardContextual"/>
+          </w:rPr>
+          <w:tab/>
+        </w:r>
+        <w:r>
+          <w:rPr>
+            <w:rStyle w:val="af"/>
+            <w:noProof/>
+          </w:rPr>
+          <w:t>보조 전략 스킬</w:t>
+        </w:r>
+        <w:r>
+          <w:rPr>
+            <w:noProof/>
+            <w:webHidden/>
+          </w:rPr>
+          <w:tab/>
+        </w:r>
+        <w:r>
+          <w:rPr>
+            <w:noProof/>
+            <w:webHidden/>
+          </w:rPr>
+          <w:fldChar w:fldCharType="begin"/>
+        </w:r>
+        <w:r>
+          <w:rPr>
+            <w:noProof/>
+            <w:webHidden/>
+          </w:rPr>
+          <w:instrText xml:space="preserve"> PAGEREF _Toc243880167 \h </w:instrText>
+        </w:r>
+        <w:r>
+          <w:rPr>
+            <w:noProof/>
+            <w:webHidden/>
+          </w:rPr>
+        </w:r>
+        <w:r>
+          <w:rPr>
+            <w:noProof/>
+            <w:webHidden/>
+          </w:rPr>
+          <w:fldChar w:fldCharType="separate"/>
+        </w:r>
+        <w:r>
+          <w:rPr>
+            <w:noProof/>
+            <w:webHidden/>
+          </w:rPr>
+          <w:t>9</w:t>
+        </w:r>
+        <w:r>
+          <w:rPr>
+            <w:noProof/>
+            <w:webHidden/>
+          </w:rPr>
+          <w:fldChar w:fldCharType="end"/>
+        </w:r>
+      </w:hyperlink>
+    </w:p>
+    <w:p>
+      <w:pPr>
+        <w:pStyle w:val="30"/>
+        <w:tabs>
+          <w:tab w:val="left" w:pos="1760"/>
+          <w:tab w:val="right" w:leader="underscore" w:pos="9019"/>
+        </w:tabs>
+        <w:ind w:left="880"/>
+        <w:rPr>
+          <w:rFonts w:asciiTheme="minorHAnsi" w:hAnsiTheme="minorHAnsi" w:cstheme="minorBidi"/>
+          <w:noProof/>
+          <w:kern w:val="2"/>
+          <w:szCs w:val="24"/>
+          <w:lang w:val="en-US"/>
+          <w14:ligatures w14:val="standardContextual"/>
+        </w:rPr>
+      </w:pPr>
+      <w:hyperlink w:anchor="_Toc243880168" w:history="1">
+        <w:r>
+          <w:rPr>
+            <w:rStyle w:val="af"/>
+            <w:noProof/>
+          </w:rPr>
+          <w:t>3.2.5</w:t>
+        </w:r>
+        <w:r>
+          <w:rPr>
+            <w:rFonts w:asciiTheme="minorHAnsi" w:hAnsiTheme="minorHAnsi" w:cstheme="minorBidi"/>
+            <w:noProof/>
+            <w:kern w:val="2"/>
+            <w:szCs w:val="24"/>
+            <w:lang w:val="en-US"/>
+            <w14:ligatures w14:val="standardContextual"/>
+          </w:rPr>
+          <w:tab/>
+        </w:r>
+        <w:r>
+          <w:rPr>
+            <w:rStyle w:val="af"/>
+            <w:noProof/>
+          </w:rPr>
+          <w:t>속성 시스템</w:t>
+        </w:r>
+        <w:r>
+          <w:rPr>
+            <w:noProof/>
+            <w:webHidden/>
+          </w:rPr>
+          <w:tab/>
+        </w:r>
+        <w:r>
+          <w:rPr>
+            <w:noProof/>
+            <w:webHidden/>
+          </w:rPr>
+          <w:fldChar w:fldCharType="begin"/>
+        </w:r>
+        <w:r>
+          <w:rPr>
+            <w:noProof/>
+            <w:webHidden/>
+          </w:rPr>
+          <w:instrText xml:space="preserve"> PAGEREF _Toc243880168 \h </w:instrText>
+        </w:r>
+        <w:r>
+          <w:rPr>
+            <w:noProof/>
+            <w:webHidden/>
+          </w:rPr>
+        </w:r>
+        <w:r>
+          <w:rPr>
+            <w:noProof/>
+            <w:webHidden/>
+          </w:rPr>
+          <w:fldChar w:fldCharType="separate"/>
+        </w:r>
+        <w:r>
+          <w:rPr>
+            <w:noProof/>
+            <w:webHidden/>
+          </w:rPr>
+          <w:t>10</w:t>
         </w:r>
         <w:r>
           <w:rPr>
@@ -3070,7 +3694,7 @@
           <w14:ligatures w14:val="standardContextual"/>
         </w:rPr>
       </w:pPr>
-      <w:hyperlink w:anchor="_Toc243645648" w:history="1">
+      <w:hyperlink w:anchor="_Toc243880169" w:history="1">
         <w:r>
           <w:rPr>
             <w:rStyle w:val="af"/>
@@ -3094,7 +3718,7 @@
             <w:rStyle w:val="af"/>
             <w:noProof/>
           </w:rPr>
-          <w:t>공격 및 스킬 시스템</w:t>
+          <w:t>패링 및 방어 시스템</w:t>
         </w:r>
         <w:r>
           <w:rPr>
@@ -3115,7 +3739,7 @@
             <w:noProof/>
             <w:webHidden/>
           </w:rPr>
-          <w:instrText xml:space="preserve"> PAGEREF _Toc243645648 \h </w:instrText>
+          <w:instrText xml:space="preserve"> PAGEREF _Toc243880169 \h </w:instrText>
         </w:r>
         <w:r>
           <w:rPr>
@@ -3135,7 +3759,656 @@
             <w:noProof/>
             <w:webHidden/>
           </w:rPr>
-          <w:t>8</w:t>
+          <w:t>11</w:t>
+        </w:r>
+        <w:r>
+          <w:rPr>
+            <w:noProof/>
+            <w:webHidden/>
+          </w:rPr>
+          <w:fldChar w:fldCharType="end"/>
+        </w:r>
+      </w:hyperlink>
+    </w:p>
+    <w:p>
+      <w:pPr>
+        <w:pStyle w:val="10"/>
+        <w:tabs>
+          <w:tab w:val="left" w:pos="425"/>
+          <w:tab w:val="right" w:leader="underscore" w:pos="9019"/>
+        </w:tabs>
+        <w:rPr>
+          <w:rFonts w:asciiTheme="minorHAnsi" w:hAnsiTheme="minorHAnsi" w:cstheme="minorBidi"/>
+          <w:noProof/>
+          <w:kern w:val="2"/>
+          <w:szCs w:val="24"/>
+          <w:lang w:val="en-US"/>
+          <w14:ligatures w14:val="standardContextual"/>
+        </w:rPr>
+      </w:pPr>
+      <w:hyperlink w:anchor="_Toc243880170" w:history="1">
+        <w:r>
+          <w:rPr>
+            <w:rStyle w:val="af"/>
+            <w:noProof/>
+          </w:rPr>
+          <w:t>4</w:t>
+        </w:r>
+        <w:r>
+          <w:rPr>
+            <w:rFonts w:asciiTheme="minorHAnsi" w:hAnsiTheme="minorHAnsi" w:cstheme="minorBidi"/>
+            <w:noProof/>
+            <w:kern w:val="2"/>
+            <w:szCs w:val="24"/>
+            <w:lang w:val="en-US"/>
+            <w14:ligatures w14:val="standardContextual"/>
+          </w:rPr>
+          <w:tab/>
+        </w:r>
+        <w:r>
+          <w:rPr>
+            <w:rStyle w:val="af"/>
+            <w:noProof/>
+          </w:rPr>
+          <w:t>게임 내 요소</w:t>
+        </w:r>
+        <w:r>
+          <w:rPr>
+            <w:noProof/>
+            <w:webHidden/>
+          </w:rPr>
+          <w:tab/>
+        </w:r>
+        <w:r>
+          <w:rPr>
+            <w:noProof/>
+            <w:webHidden/>
+          </w:rPr>
+          <w:fldChar w:fldCharType="begin"/>
+        </w:r>
+        <w:r>
+          <w:rPr>
+            <w:noProof/>
+            <w:webHidden/>
+          </w:rPr>
+          <w:instrText xml:space="preserve"> PAGEREF _Toc243880170 \h </w:instrText>
+        </w:r>
+        <w:r>
+          <w:rPr>
+            <w:noProof/>
+            <w:webHidden/>
+          </w:rPr>
+        </w:r>
+        <w:r>
+          <w:rPr>
+            <w:noProof/>
+            <w:webHidden/>
+          </w:rPr>
+          <w:fldChar w:fldCharType="separate"/>
+        </w:r>
+        <w:r>
+          <w:rPr>
+            <w:noProof/>
+            <w:webHidden/>
+          </w:rPr>
+          <w:t>11</w:t>
+        </w:r>
+        <w:r>
+          <w:rPr>
+            <w:noProof/>
+            <w:webHidden/>
+          </w:rPr>
+          <w:fldChar w:fldCharType="end"/>
+        </w:r>
+      </w:hyperlink>
+    </w:p>
+    <w:p>
+      <w:pPr>
+        <w:pStyle w:val="20"/>
+        <w:tabs>
+          <w:tab w:val="left" w:pos="1100"/>
+          <w:tab w:val="right" w:leader="underscore" w:pos="9019"/>
+        </w:tabs>
+        <w:ind w:left="440"/>
+        <w:rPr>
+          <w:rFonts w:asciiTheme="minorHAnsi" w:hAnsiTheme="minorHAnsi" w:cstheme="minorBidi"/>
+          <w:noProof/>
+          <w:kern w:val="2"/>
+          <w:szCs w:val="24"/>
+          <w:lang w:val="en-US"/>
+          <w14:ligatures w14:val="standardContextual"/>
+        </w:rPr>
+      </w:pPr>
+      <w:hyperlink w:anchor="_Toc243880171" w:history="1">
+        <w:r>
+          <w:rPr>
+            <w:rStyle w:val="af"/>
+            <w:noProof/>
+          </w:rPr>
+          <w:t>4.1</w:t>
+        </w:r>
+        <w:r>
+          <w:rPr>
+            <w:rFonts w:asciiTheme="minorHAnsi" w:hAnsiTheme="minorHAnsi" w:cstheme="minorBidi"/>
+            <w:noProof/>
+            <w:kern w:val="2"/>
+            <w:szCs w:val="24"/>
+            <w:lang w:val="en-US"/>
+            <w14:ligatures w14:val="standardContextual"/>
+          </w:rPr>
+          <w:tab/>
+        </w:r>
+        <w:r>
+          <w:rPr>
+            <w:rStyle w:val="af"/>
+            <w:noProof/>
+          </w:rPr>
+          <w:t>플레이어</w:t>
+        </w:r>
+        <w:r>
+          <w:rPr>
+            <w:noProof/>
+            <w:webHidden/>
+          </w:rPr>
+          <w:tab/>
+        </w:r>
+        <w:r>
+          <w:rPr>
+            <w:noProof/>
+            <w:webHidden/>
+          </w:rPr>
+          <w:fldChar w:fldCharType="begin"/>
+        </w:r>
+        <w:r>
+          <w:rPr>
+            <w:noProof/>
+            <w:webHidden/>
+          </w:rPr>
+          <w:instrText xml:space="preserve"> PAGEREF _Toc243880171 \h </w:instrText>
+        </w:r>
+        <w:r>
+          <w:rPr>
+            <w:noProof/>
+            <w:webHidden/>
+          </w:rPr>
+        </w:r>
+        <w:r>
+          <w:rPr>
+            <w:noProof/>
+            <w:webHidden/>
+          </w:rPr>
+          <w:fldChar w:fldCharType="separate"/>
+        </w:r>
+        <w:r>
+          <w:rPr>
+            <w:noProof/>
+            <w:webHidden/>
+          </w:rPr>
+          <w:t>11</w:t>
+        </w:r>
+        <w:r>
+          <w:rPr>
+            <w:noProof/>
+            <w:webHidden/>
+          </w:rPr>
+          <w:fldChar w:fldCharType="end"/>
+        </w:r>
+      </w:hyperlink>
+    </w:p>
+    <w:p>
+      <w:pPr>
+        <w:pStyle w:val="20"/>
+        <w:tabs>
+          <w:tab w:val="left" w:pos="1100"/>
+          <w:tab w:val="right" w:leader="underscore" w:pos="9019"/>
+        </w:tabs>
+        <w:ind w:left="440"/>
+        <w:rPr>
+          <w:rFonts w:asciiTheme="minorHAnsi" w:hAnsiTheme="minorHAnsi" w:cstheme="minorBidi"/>
+          <w:noProof/>
+          <w:kern w:val="2"/>
+          <w:szCs w:val="24"/>
+          <w:lang w:val="en-US"/>
+          <w14:ligatures w14:val="standardContextual"/>
+        </w:rPr>
+      </w:pPr>
+      <w:hyperlink w:anchor="_Toc243880172" w:history="1">
+        <w:r>
+          <w:rPr>
+            <w:rStyle w:val="af"/>
+            <w:noProof/>
+          </w:rPr>
+          <w:t>4.2</w:t>
+        </w:r>
+        <w:r>
+          <w:rPr>
+            <w:rFonts w:asciiTheme="minorHAnsi" w:hAnsiTheme="minorHAnsi" w:cstheme="minorBidi"/>
+            <w:noProof/>
+            <w:kern w:val="2"/>
+            <w:szCs w:val="24"/>
+            <w:lang w:val="en-US"/>
+            <w14:ligatures w14:val="standardContextual"/>
+          </w:rPr>
+          <w:tab/>
+        </w:r>
+        <w:r>
+          <w:rPr>
+            <w:rStyle w:val="af"/>
+            <w:noProof/>
+          </w:rPr>
+          <w:t>몬스터</w:t>
+        </w:r>
+        <w:r>
+          <w:rPr>
+            <w:noProof/>
+            <w:webHidden/>
+          </w:rPr>
+          <w:tab/>
+        </w:r>
+        <w:r>
+          <w:rPr>
+            <w:noProof/>
+            <w:webHidden/>
+          </w:rPr>
+          <w:fldChar w:fldCharType="begin"/>
+        </w:r>
+        <w:r>
+          <w:rPr>
+            <w:noProof/>
+            <w:webHidden/>
+          </w:rPr>
+          <w:instrText xml:space="preserve"> PAGEREF _Toc243880172 \h </w:instrText>
+        </w:r>
+        <w:r>
+          <w:rPr>
+            <w:noProof/>
+            <w:webHidden/>
+          </w:rPr>
+        </w:r>
+        <w:r>
+          <w:rPr>
+            <w:noProof/>
+            <w:webHidden/>
+          </w:rPr>
+          <w:fldChar w:fldCharType="separate"/>
+        </w:r>
+        <w:r>
+          <w:rPr>
+            <w:noProof/>
+            <w:webHidden/>
+          </w:rPr>
+          <w:t>11</w:t>
+        </w:r>
+        <w:r>
+          <w:rPr>
+            <w:noProof/>
+            <w:webHidden/>
+          </w:rPr>
+          <w:fldChar w:fldCharType="end"/>
+        </w:r>
+      </w:hyperlink>
+    </w:p>
+    <w:p>
+      <w:pPr>
+        <w:pStyle w:val="20"/>
+        <w:tabs>
+          <w:tab w:val="left" w:pos="1100"/>
+          <w:tab w:val="right" w:leader="underscore" w:pos="9019"/>
+        </w:tabs>
+        <w:ind w:left="440"/>
+        <w:rPr>
+          <w:rFonts w:asciiTheme="minorHAnsi" w:hAnsiTheme="minorHAnsi" w:cstheme="minorBidi"/>
+          <w:noProof/>
+          <w:kern w:val="2"/>
+          <w:szCs w:val="24"/>
+          <w:lang w:val="en-US"/>
+          <w14:ligatures w14:val="standardContextual"/>
+        </w:rPr>
+      </w:pPr>
+      <w:hyperlink w:anchor="_Toc243880173" w:history="1">
+        <w:r>
+          <w:rPr>
+            <w:rStyle w:val="af"/>
+            <w:noProof/>
+          </w:rPr>
+          <w:t>4.3</w:t>
+        </w:r>
+        <w:r>
+          <w:rPr>
+            <w:rFonts w:asciiTheme="minorHAnsi" w:hAnsiTheme="minorHAnsi" w:cstheme="minorBidi"/>
+            <w:noProof/>
+            <w:kern w:val="2"/>
+            <w:szCs w:val="24"/>
+            <w:lang w:val="en-US"/>
+            <w14:ligatures w14:val="standardContextual"/>
+          </w:rPr>
+          <w:tab/>
+        </w:r>
+        <w:r>
+          <w:rPr>
+            <w:rStyle w:val="af"/>
+            <w:noProof/>
+          </w:rPr>
+          <w:t>보스</w:t>
+        </w:r>
+        <w:r>
+          <w:rPr>
+            <w:noProof/>
+            <w:webHidden/>
+          </w:rPr>
+          <w:tab/>
+        </w:r>
+        <w:r>
+          <w:rPr>
+            <w:noProof/>
+            <w:webHidden/>
+          </w:rPr>
+          <w:fldChar w:fldCharType="begin"/>
+        </w:r>
+        <w:r>
+          <w:rPr>
+            <w:noProof/>
+            <w:webHidden/>
+          </w:rPr>
+          <w:instrText xml:space="preserve"> PAGEREF _Toc243880173 \h </w:instrText>
+        </w:r>
+        <w:r>
+          <w:rPr>
+            <w:noProof/>
+            <w:webHidden/>
+          </w:rPr>
+        </w:r>
+        <w:r>
+          <w:rPr>
+            <w:noProof/>
+            <w:webHidden/>
+          </w:rPr>
+          <w:fldChar w:fldCharType="separate"/>
+        </w:r>
+        <w:r>
+          <w:rPr>
+            <w:noProof/>
+            <w:webHidden/>
+          </w:rPr>
+          <w:t>11</w:t>
+        </w:r>
+        <w:r>
+          <w:rPr>
+            <w:noProof/>
+            <w:webHidden/>
+          </w:rPr>
+          <w:fldChar w:fldCharType="end"/>
+        </w:r>
+      </w:hyperlink>
+    </w:p>
+    <w:p>
+      <w:pPr>
+        <w:pStyle w:val="10"/>
+        <w:tabs>
+          <w:tab w:val="left" w:pos="425"/>
+          <w:tab w:val="right" w:leader="underscore" w:pos="9019"/>
+        </w:tabs>
+        <w:rPr>
+          <w:rFonts w:asciiTheme="minorHAnsi" w:hAnsiTheme="minorHAnsi" w:cstheme="minorBidi"/>
+          <w:noProof/>
+          <w:kern w:val="2"/>
+          <w:szCs w:val="24"/>
+          <w:lang w:val="en-US"/>
+          <w14:ligatures w14:val="standardContextual"/>
+        </w:rPr>
+      </w:pPr>
+      <w:hyperlink w:anchor="_Toc243880174" w:history="1">
+        <w:r>
+          <w:rPr>
+            <w:rStyle w:val="af"/>
+            <w:noProof/>
+          </w:rPr>
+          <w:t>5</w:t>
+        </w:r>
+        <w:r>
+          <w:rPr>
+            <w:rFonts w:asciiTheme="minorHAnsi" w:hAnsiTheme="minorHAnsi" w:cstheme="minorBidi"/>
+            <w:noProof/>
+            <w:kern w:val="2"/>
+            <w:szCs w:val="24"/>
+            <w:lang w:val="en-US"/>
+            <w14:ligatures w14:val="standardContextual"/>
+          </w:rPr>
+          <w:tab/>
+        </w:r>
+        <w:r>
+          <w:rPr>
+            <w:rStyle w:val="af"/>
+            <w:noProof/>
+          </w:rPr>
+          <w:t>레벨 디자인</w:t>
+        </w:r>
+        <w:r>
+          <w:rPr>
+            <w:noProof/>
+            <w:webHidden/>
+          </w:rPr>
+          <w:tab/>
+        </w:r>
+        <w:r>
+          <w:rPr>
+            <w:noProof/>
+            <w:webHidden/>
+          </w:rPr>
+          <w:fldChar w:fldCharType="begin"/>
+        </w:r>
+        <w:r>
+          <w:rPr>
+            <w:noProof/>
+            <w:webHidden/>
+          </w:rPr>
+          <w:instrText xml:space="preserve"> PAGEREF _Toc243880174 \h </w:instrText>
+        </w:r>
+        <w:r>
+          <w:rPr>
+            <w:noProof/>
+            <w:webHidden/>
+          </w:rPr>
+        </w:r>
+        <w:r>
+          <w:rPr>
+            <w:noProof/>
+            <w:webHidden/>
+          </w:rPr>
+          <w:fldChar w:fldCharType="separate"/>
+        </w:r>
+        <w:r>
+          <w:rPr>
+            <w:noProof/>
+            <w:webHidden/>
+          </w:rPr>
+          <w:t>12</w:t>
+        </w:r>
+        <w:r>
+          <w:rPr>
+            <w:noProof/>
+            <w:webHidden/>
+          </w:rPr>
+          <w:fldChar w:fldCharType="end"/>
+        </w:r>
+      </w:hyperlink>
+    </w:p>
+    <w:p>
+      <w:pPr>
+        <w:pStyle w:val="20"/>
+        <w:tabs>
+          <w:tab w:val="left" w:pos="1100"/>
+          <w:tab w:val="right" w:leader="underscore" w:pos="9019"/>
+        </w:tabs>
+        <w:ind w:left="440"/>
+        <w:rPr>
+          <w:rFonts w:asciiTheme="minorHAnsi" w:hAnsiTheme="minorHAnsi" w:cstheme="minorBidi"/>
+          <w:noProof/>
+          <w:kern w:val="2"/>
+          <w:szCs w:val="24"/>
+          <w:lang w:val="en-US"/>
+          <w14:ligatures w14:val="standardContextual"/>
+        </w:rPr>
+      </w:pPr>
+      <w:hyperlink w:anchor="_Toc243880175" w:history="1">
+        <w:r>
+          <w:rPr>
+            <w:rStyle w:val="af"/>
+            <w:noProof/>
+          </w:rPr>
+          <w:t>5.1</w:t>
+        </w:r>
+        <w:r>
+          <w:rPr>
+            <w:rFonts w:asciiTheme="minorHAnsi" w:hAnsiTheme="minorHAnsi" w:cstheme="minorBidi"/>
+            <w:noProof/>
+            <w:kern w:val="2"/>
+            <w:szCs w:val="24"/>
+            <w:lang w:val="en-US"/>
+            <w14:ligatures w14:val="standardContextual"/>
+          </w:rPr>
+          <w:tab/>
+        </w:r>
+        <w:r>
+          <w:rPr>
+            <w:rStyle w:val="af"/>
+            <w:noProof/>
+          </w:rPr>
+          <w:t>맵</w:t>
+        </w:r>
+        <w:r>
+          <w:rPr>
+            <w:noProof/>
+            <w:webHidden/>
+          </w:rPr>
+          <w:tab/>
+        </w:r>
+        <w:r>
+          <w:rPr>
+            <w:noProof/>
+            <w:webHidden/>
+          </w:rPr>
+          <w:fldChar w:fldCharType="begin"/>
+        </w:r>
+        <w:r>
+          <w:rPr>
+            <w:noProof/>
+            <w:webHidden/>
+          </w:rPr>
+          <w:instrText xml:space="preserve"> PAGEREF _Toc243880175 \h </w:instrText>
+        </w:r>
+        <w:r>
+          <w:rPr>
+            <w:noProof/>
+            <w:webHidden/>
+          </w:rPr>
+        </w:r>
+        <w:r>
+          <w:rPr>
+            <w:noProof/>
+            <w:webHidden/>
+          </w:rPr>
+          <w:fldChar w:fldCharType="separate"/>
+        </w:r>
+        <w:r>
+          <w:rPr>
+            <w:noProof/>
+            <w:webHidden/>
+          </w:rPr>
+          <w:t>12</w:t>
+        </w:r>
+        <w:r>
+          <w:rPr>
+            <w:noProof/>
+            <w:webHidden/>
+          </w:rPr>
+          <w:fldChar w:fldCharType="end"/>
+        </w:r>
+      </w:hyperlink>
+    </w:p>
+    <w:p>
+      <w:pPr>
+        <w:pStyle w:val="20"/>
+        <w:tabs>
+          <w:tab w:val="left" w:pos="1100"/>
+          <w:tab w:val="right" w:leader="underscore" w:pos="9019"/>
+        </w:tabs>
+        <w:ind w:left="440"/>
+        <w:rPr>
+          <w:rFonts w:asciiTheme="minorHAnsi" w:hAnsiTheme="minorHAnsi" w:cstheme="minorBidi"/>
+          <w:noProof/>
+          <w:kern w:val="2"/>
+          <w:szCs w:val="24"/>
+          <w:lang w:val="en-US"/>
+          <w14:ligatures w14:val="standardContextual"/>
+        </w:rPr>
+      </w:pPr>
+      <w:hyperlink w:anchor="_Toc243880176" w:history="1">
+        <w:r>
+          <w:rPr>
+            <w:rStyle w:val="af"/>
+            <w:noProof/>
+          </w:rPr>
+          <w:t>5.2</w:t>
+        </w:r>
+        <w:r>
+          <w:rPr>
+            <w:rFonts w:asciiTheme="minorHAnsi" w:hAnsiTheme="minorHAnsi" w:cstheme="minorBidi"/>
+            <w:noProof/>
+            <w:kern w:val="2"/>
+            <w:szCs w:val="24"/>
+            <w:lang w:val="en-US"/>
+            <w14:ligatures w14:val="standardContextual"/>
+          </w:rPr>
+          <w:tab/>
+        </w:r>
+        <w:r>
+          <w:rPr>
+            <w:rStyle w:val="af"/>
+            <w:noProof/>
+          </w:rPr>
+          <w:t>풀링</w:t>
+        </w:r>
+        <w:r>
+          <w:rPr>
+            <w:noProof/>
+            <w:webHidden/>
+          </w:rPr>
+          <w:tab/>
+        </w:r>
+        <w:r>
+          <w:rPr>
+            <w:noProof/>
+            <w:webHidden/>
+          </w:rPr>
+          <w:fldChar w:fldCharType="begin"/>
+        </w:r>
+        <w:r>
+          <w:rPr>
+            <w:noProof/>
+            <w:webHidden/>
+          </w:rPr>
+          <w:instrText xml:space="preserve"> PAGEREF _Toc243880176 \h </w:instrText>
+        </w:r>
+        <w:r>
+          <w:rPr>
+            <w:noProof/>
+            <w:webHidden/>
+          </w:rPr>
+        </w:r>
+        <w:r>
+          <w:rPr>
+            <w:noProof/>
+            <w:webHidden/>
+          </w:rPr>
+          <w:fldChar w:fldCharType="separate"/>
+        </w:r>
+        <w:r>
+          <w:rPr>
+            <w:noProof/>
+            <w:webHidden/>
+          </w:rPr>
+          <w:t>12</w:t>
         </w:r>
         <w:r>
           <w:rPr>
@@ -3163,13 +4436,13 @@
           <w14:ligatures w14:val="standardContextual"/>
         </w:rPr>
       </w:pPr>
-      <w:hyperlink w:anchor="_Toc243645649" w:history="1">
+      <w:hyperlink w:anchor="_Toc243880177" w:history="1">
         <w:r>
           <w:rPr>
             <w:rStyle w:val="af"/>
             <w:noProof/>
           </w:rPr>
-          <w:t>3.3.1</w:t>
+          <w:t>5.2.1</w:t>
         </w:r>
         <w:r>
           <w:rPr>
@@ -3187,7 +4460,7 @@
             <w:rStyle w:val="af"/>
             <w:noProof/>
           </w:rPr>
-          <w:t>탄환</w:t>
+          <w:t>오브젝트 풀링</w:t>
         </w:r>
         <w:r>
           <w:rPr>
@@ -3208,7 +4481,7 @@
             <w:noProof/>
             <w:webHidden/>
           </w:rPr>
-          <w:instrText xml:space="preserve"> PAGEREF _Toc243645649 \h </w:instrText>
+          <w:instrText xml:space="preserve"> PAGEREF _Toc243880177 \h </w:instrText>
         </w:r>
         <w:r>
           <w:rPr>
@@ -3228,1307 +4501,7 @@
             <w:noProof/>
             <w:webHidden/>
           </w:rPr>
-          <w:t>8</w:t>
-        </w:r>
-        <w:r>
-          <w:rPr>
-            <w:noProof/>
-            <w:webHidden/>
-          </w:rPr>
-          <w:fldChar w:fldCharType="end"/>
-        </w:r>
-      </w:hyperlink>
-    </w:p>
-    <w:p>
-      <w:pPr>
-        <w:pStyle w:val="30"/>
-        <w:tabs>
-          <w:tab w:val="left" w:pos="1760"/>
-          <w:tab w:val="right" w:leader="underscore" w:pos="9019"/>
-        </w:tabs>
-        <w:ind w:left="880"/>
-        <w:rPr>
-          <w:rFonts w:asciiTheme="minorHAnsi" w:hAnsiTheme="minorHAnsi" w:cstheme="minorBidi"/>
-          <w:noProof/>
-          <w:kern w:val="2"/>
-          <w:szCs w:val="24"/>
-          <w:lang w:val="en-US"/>
-          <w14:ligatures w14:val="standardContextual"/>
-        </w:rPr>
-      </w:pPr>
-      <w:hyperlink w:anchor="_Toc243645650" w:history="1">
-        <w:r>
-          <w:rPr>
-            <w:rStyle w:val="af"/>
-            <w:noProof/>
-          </w:rPr>
-          <w:t>3.3.2</w:t>
-        </w:r>
-        <w:r>
-          <w:rPr>
-            <w:rFonts w:asciiTheme="minorHAnsi" w:hAnsiTheme="minorHAnsi" w:cstheme="minorBidi"/>
-            <w:noProof/>
-            <w:kern w:val="2"/>
-            <w:szCs w:val="24"/>
-            <w:lang w:val="en-US"/>
-            <w14:ligatures w14:val="standardContextual"/>
-          </w:rPr>
-          <w:tab/>
-        </w:r>
-        <w:r>
-          <w:rPr>
-            <w:rStyle w:val="af"/>
-            <w:noProof/>
-          </w:rPr>
-          <w:t>약공격 스킬</w:t>
-        </w:r>
-        <w:r>
-          <w:rPr>
-            <w:noProof/>
-            <w:webHidden/>
-          </w:rPr>
-          <w:tab/>
-        </w:r>
-        <w:r>
-          <w:rPr>
-            <w:noProof/>
-            <w:webHidden/>
-          </w:rPr>
-          <w:fldChar w:fldCharType="begin"/>
-        </w:r>
-        <w:r>
-          <w:rPr>
-            <w:noProof/>
-            <w:webHidden/>
-          </w:rPr>
-          <w:instrText xml:space="preserve"> PAGEREF _Toc243645650 \h </w:instrText>
-        </w:r>
-        <w:r>
-          <w:rPr>
-            <w:noProof/>
-            <w:webHidden/>
-          </w:rPr>
-        </w:r>
-        <w:r>
-          <w:rPr>
-            <w:noProof/>
-            <w:webHidden/>
-          </w:rPr>
-          <w:fldChar w:fldCharType="separate"/>
-        </w:r>
-        <w:r>
-          <w:rPr>
-            <w:noProof/>
-            <w:webHidden/>
-          </w:rPr>
-          <w:t>10</w:t>
-        </w:r>
-        <w:r>
-          <w:rPr>
-            <w:noProof/>
-            <w:webHidden/>
-          </w:rPr>
-          <w:fldChar w:fldCharType="end"/>
-        </w:r>
-      </w:hyperlink>
-    </w:p>
-    <w:p>
-      <w:pPr>
-        <w:pStyle w:val="30"/>
-        <w:tabs>
-          <w:tab w:val="left" w:pos="1760"/>
-          <w:tab w:val="right" w:leader="underscore" w:pos="9019"/>
-        </w:tabs>
-        <w:ind w:left="880"/>
-        <w:rPr>
-          <w:rFonts w:asciiTheme="minorHAnsi" w:hAnsiTheme="minorHAnsi" w:cstheme="minorBidi"/>
-          <w:noProof/>
-          <w:kern w:val="2"/>
-          <w:szCs w:val="24"/>
-          <w:lang w:val="en-US"/>
-          <w14:ligatures w14:val="standardContextual"/>
-        </w:rPr>
-      </w:pPr>
-      <w:hyperlink w:anchor="_Toc243645651" w:history="1">
-        <w:r>
-          <w:rPr>
-            <w:rStyle w:val="af"/>
-            <w:noProof/>
-          </w:rPr>
-          <w:t>3.3.3</w:t>
-        </w:r>
-        <w:r>
-          <w:rPr>
-            <w:rFonts w:asciiTheme="minorHAnsi" w:hAnsiTheme="minorHAnsi" w:cstheme="minorBidi"/>
-            <w:noProof/>
-            <w:kern w:val="2"/>
-            <w:szCs w:val="24"/>
-            <w:lang w:val="en-US"/>
-            <w14:ligatures w14:val="standardContextual"/>
-          </w:rPr>
-          <w:tab/>
-        </w:r>
-        <w:r>
-          <w:rPr>
-            <w:rStyle w:val="af"/>
-            <w:noProof/>
-          </w:rPr>
-          <w:t>강공격 스킬</w:t>
-        </w:r>
-        <w:r>
-          <w:rPr>
-            <w:noProof/>
-            <w:webHidden/>
-          </w:rPr>
-          <w:tab/>
-        </w:r>
-        <w:r>
-          <w:rPr>
-            <w:noProof/>
-            <w:webHidden/>
-          </w:rPr>
-          <w:fldChar w:fldCharType="begin"/>
-        </w:r>
-        <w:r>
-          <w:rPr>
-            <w:noProof/>
-            <w:webHidden/>
-          </w:rPr>
-          <w:instrText xml:space="preserve"> PAGEREF _Toc243645651 \h </w:instrText>
-        </w:r>
-        <w:r>
-          <w:rPr>
-            <w:noProof/>
-            <w:webHidden/>
-          </w:rPr>
-        </w:r>
-        <w:r>
-          <w:rPr>
-            <w:noProof/>
-            <w:webHidden/>
-          </w:rPr>
-          <w:fldChar w:fldCharType="separate"/>
-        </w:r>
-        <w:r>
-          <w:rPr>
-            <w:noProof/>
-            <w:webHidden/>
-          </w:rPr>
-          <w:t>11</w:t>
-        </w:r>
-        <w:r>
-          <w:rPr>
-            <w:noProof/>
-            <w:webHidden/>
-          </w:rPr>
-          <w:fldChar w:fldCharType="end"/>
-        </w:r>
-      </w:hyperlink>
-    </w:p>
-    <w:p>
-      <w:pPr>
-        <w:pStyle w:val="30"/>
-        <w:tabs>
-          <w:tab w:val="left" w:pos="1760"/>
-          <w:tab w:val="right" w:leader="underscore" w:pos="9019"/>
-        </w:tabs>
-        <w:ind w:left="880"/>
-        <w:rPr>
-          <w:rFonts w:asciiTheme="minorHAnsi" w:hAnsiTheme="minorHAnsi" w:cstheme="minorBidi"/>
-          <w:noProof/>
-          <w:kern w:val="2"/>
-          <w:szCs w:val="24"/>
-          <w:lang w:val="en-US"/>
-          <w14:ligatures w14:val="standardContextual"/>
-        </w:rPr>
-      </w:pPr>
-      <w:hyperlink w:anchor="_Toc243645652" w:history="1">
-        <w:r>
-          <w:rPr>
-            <w:rStyle w:val="af"/>
-            <w:noProof/>
-          </w:rPr>
-          <w:t>3.3.4</w:t>
-        </w:r>
-        <w:r>
-          <w:rPr>
-            <w:rFonts w:asciiTheme="minorHAnsi" w:hAnsiTheme="minorHAnsi" w:cstheme="minorBidi"/>
-            <w:noProof/>
-            <w:kern w:val="2"/>
-            <w:szCs w:val="24"/>
-            <w:lang w:val="en-US"/>
-            <w14:ligatures w14:val="standardContextual"/>
-          </w:rPr>
-          <w:tab/>
-        </w:r>
-        <w:r>
-          <w:rPr>
-            <w:rStyle w:val="af"/>
-            <w:noProof/>
-          </w:rPr>
-          <w:t>보조 전략 스킬</w:t>
-        </w:r>
-        <w:r>
-          <w:rPr>
-            <w:noProof/>
-            <w:webHidden/>
-          </w:rPr>
-          <w:tab/>
-        </w:r>
-        <w:r>
-          <w:rPr>
-            <w:noProof/>
-            <w:webHidden/>
-          </w:rPr>
-          <w:fldChar w:fldCharType="begin"/>
-        </w:r>
-        <w:r>
-          <w:rPr>
-            <w:noProof/>
-            <w:webHidden/>
-          </w:rPr>
-          <w:instrText xml:space="preserve"> PAGEREF _Toc243645652 \h </w:instrText>
-        </w:r>
-        <w:r>
-          <w:rPr>
-            <w:noProof/>
-            <w:webHidden/>
-          </w:rPr>
-        </w:r>
-        <w:r>
-          <w:rPr>
-            <w:noProof/>
-            <w:webHidden/>
-          </w:rPr>
-          <w:fldChar w:fldCharType="separate"/>
-        </w:r>
-        <w:r>
-          <w:rPr>
-            <w:noProof/>
-            <w:webHidden/>
-          </w:rPr>
           <w:t>12</w:t>
-        </w:r>
-        <w:r>
-          <w:rPr>
-            <w:noProof/>
-            <w:webHidden/>
-          </w:rPr>
-          <w:fldChar w:fldCharType="end"/>
-        </w:r>
-      </w:hyperlink>
-    </w:p>
-    <w:p>
-      <w:pPr>
-        <w:pStyle w:val="30"/>
-        <w:tabs>
-          <w:tab w:val="left" w:pos="1760"/>
-          <w:tab w:val="right" w:leader="underscore" w:pos="9019"/>
-        </w:tabs>
-        <w:ind w:left="880"/>
-        <w:rPr>
-          <w:rFonts w:asciiTheme="minorHAnsi" w:hAnsiTheme="minorHAnsi" w:cstheme="minorBidi"/>
-          <w:noProof/>
-          <w:kern w:val="2"/>
-          <w:szCs w:val="24"/>
-          <w:lang w:val="en-US"/>
-          <w14:ligatures w14:val="standardContextual"/>
-        </w:rPr>
-      </w:pPr>
-      <w:hyperlink w:anchor="_Toc243645653" w:history="1">
-        <w:r>
-          <w:rPr>
-            <w:rStyle w:val="af"/>
-            <w:noProof/>
-          </w:rPr>
-          <w:t>3.3.5</w:t>
-        </w:r>
-        <w:r>
-          <w:rPr>
-            <w:rFonts w:asciiTheme="minorHAnsi" w:hAnsiTheme="minorHAnsi" w:cstheme="minorBidi"/>
-            <w:noProof/>
-            <w:kern w:val="2"/>
-            <w:szCs w:val="24"/>
-            <w:lang w:val="en-US"/>
-            <w14:ligatures w14:val="standardContextual"/>
-          </w:rPr>
-          <w:tab/>
-        </w:r>
-        <w:r>
-          <w:rPr>
-            <w:rStyle w:val="af"/>
-            <w:noProof/>
-          </w:rPr>
-          <w:t>속성 시스템</w:t>
-        </w:r>
-        <w:r>
-          <w:rPr>
-            <w:noProof/>
-            <w:webHidden/>
-          </w:rPr>
-          <w:tab/>
-        </w:r>
-        <w:r>
-          <w:rPr>
-            <w:noProof/>
-            <w:webHidden/>
-          </w:rPr>
-          <w:fldChar w:fldCharType="begin"/>
-        </w:r>
-        <w:r>
-          <w:rPr>
-            <w:noProof/>
-            <w:webHidden/>
-          </w:rPr>
-          <w:instrText xml:space="preserve"> PAGEREF _Toc243645653 \h </w:instrText>
-        </w:r>
-        <w:r>
-          <w:rPr>
-            <w:noProof/>
-            <w:webHidden/>
-          </w:rPr>
-        </w:r>
-        <w:r>
-          <w:rPr>
-            <w:noProof/>
-            <w:webHidden/>
-          </w:rPr>
-          <w:fldChar w:fldCharType="separate"/>
-        </w:r>
-        <w:r>
-          <w:rPr>
-            <w:noProof/>
-            <w:webHidden/>
-          </w:rPr>
-          <w:t>12</w:t>
-        </w:r>
-        <w:r>
-          <w:rPr>
-            <w:noProof/>
-            <w:webHidden/>
-          </w:rPr>
-          <w:fldChar w:fldCharType="end"/>
-        </w:r>
-      </w:hyperlink>
-    </w:p>
-    <w:p>
-      <w:pPr>
-        <w:pStyle w:val="30"/>
-        <w:tabs>
-          <w:tab w:val="left" w:pos="1760"/>
-          <w:tab w:val="right" w:leader="underscore" w:pos="9019"/>
-        </w:tabs>
-        <w:ind w:left="880"/>
-        <w:rPr>
-          <w:rFonts w:asciiTheme="minorHAnsi" w:hAnsiTheme="minorHAnsi" w:cstheme="minorBidi"/>
-          <w:noProof/>
-          <w:kern w:val="2"/>
-          <w:szCs w:val="24"/>
-          <w:lang w:val="en-US"/>
-          <w14:ligatures w14:val="standardContextual"/>
-        </w:rPr>
-      </w:pPr>
-      <w:hyperlink w:anchor="_Toc243645654" w:history="1">
-        <w:r>
-          <w:rPr>
-            <w:rStyle w:val="af"/>
-            <w:noProof/>
-          </w:rPr>
-          <w:t>3.3.6</w:t>
-        </w:r>
-        <w:r>
-          <w:rPr>
-            <w:rFonts w:asciiTheme="minorHAnsi" w:hAnsiTheme="minorHAnsi" w:cstheme="minorBidi"/>
-            <w:noProof/>
-            <w:kern w:val="2"/>
-            <w:szCs w:val="24"/>
-            <w:lang w:val="en-US"/>
-            <w14:ligatures w14:val="standardContextual"/>
-          </w:rPr>
-          <w:tab/>
-        </w:r>
-        <w:r>
-          <w:rPr>
-            <w:rStyle w:val="af"/>
-            <w:noProof/>
-          </w:rPr>
-          <w:t>스킬 조합</w:t>
-        </w:r>
-        <w:r>
-          <w:rPr>
-            <w:noProof/>
-            <w:webHidden/>
-          </w:rPr>
-          <w:tab/>
-        </w:r>
-        <w:r>
-          <w:rPr>
-            <w:noProof/>
-            <w:webHidden/>
-          </w:rPr>
-          <w:fldChar w:fldCharType="begin"/>
-        </w:r>
-        <w:r>
-          <w:rPr>
-            <w:noProof/>
-            <w:webHidden/>
-          </w:rPr>
-          <w:instrText xml:space="preserve"> PAGEREF _Toc243645654 \h </w:instrText>
-        </w:r>
-        <w:r>
-          <w:rPr>
-            <w:noProof/>
-            <w:webHidden/>
-          </w:rPr>
-        </w:r>
-        <w:r>
-          <w:rPr>
-            <w:noProof/>
-            <w:webHidden/>
-          </w:rPr>
-          <w:fldChar w:fldCharType="separate"/>
-        </w:r>
-        <w:r>
-          <w:rPr>
-            <w:noProof/>
-            <w:webHidden/>
-          </w:rPr>
-          <w:t>12</w:t>
-        </w:r>
-        <w:r>
-          <w:rPr>
-            <w:noProof/>
-            <w:webHidden/>
-          </w:rPr>
-          <w:fldChar w:fldCharType="end"/>
-        </w:r>
-      </w:hyperlink>
-    </w:p>
-    <w:p>
-      <w:pPr>
-        <w:pStyle w:val="20"/>
-        <w:tabs>
-          <w:tab w:val="left" w:pos="1100"/>
-          <w:tab w:val="right" w:leader="underscore" w:pos="9019"/>
-        </w:tabs>
-        <w:ind w:left="440"/>
-        <w:rPr>
-          <w:rFonts w:asciiTheme="minorHAnsi" w:hAnsiTheme="minorHAnsi" w:cstheme="minorBidi"/>
-          <w:noProof/>
-          <w:kern w:val="2"/>
-          <w:szCs w:val="24"/>
-          <w:lang w:val="en-US"/>
-          <w14:ligatures w14:val="standardContextual"/>
-        </w:rPr>
-      </w:pPr>
-      <w:hyperlink w:anchor="_Toc243645655" w:history="1">
-        <w:r>
-          <w:rPr>
-            <w:rStyle w:val="af"/>
-            <w:noProof/>
-          </w:rPr>
-          <w:t>3.4</w:t>
-        </w:r>
-        <w:r>
-          <w:rPr>
-            <w:rFonts w:asciiTheme="minorHAnsi" w:hAnsiTheme="minorHAnsi" w:cstheme="minorBidi"/>
-            <w:noProof/>
-            <w:kern w:val="2"/>
-            <w:szCs w:val="24"/>
-            <w:lang w:val="en-US"/>
-            <w14:ligatures w14:val="standardContextual"/>
-          </w:rPr>
-          <w:tab/>
-        </w:r>
-        <w:r>
-          <w:rPr>
-            <w:rStyle w:val="af"/>
-            <w:noProof/>
-          </w:rPr>
-          <w:t>패링 및 방어 시스템</w:t>
-        </w:r>
-        <w:r>
-          <w:rPr>
-            <w:noProof/>
-            <w:webHidden/>
-          </w:rPr>
-          <w:tab/>
-        </w:r>
-        <w:r>
-          <w:rPr>
-            <w:noProof/>
-            <w:webHidden/>
-          </w:rPr>
-          <w:fldChar w:fldCharType="begin"/>
-        </w:r>
-        <w:r>
-          <w:rPr>
-            <w:noProof/>
-            <w:webHidden/>
-          </w:rPr>
-          <w:instrText xml:space="preserve"> PAGEREF _Toc243645655 \h </w:instrText>
-        </w:r>
-        <w:r>
-          <w:rPr>
-            <w:noProof/>
-            <w:webHidden/>
-          </w:rPr>
-        </w:r>
-        <w:r>
-          <w:rPr>
-            <w:noProof/>
-            <w:webHidden/>
-          </w:rPr>
-          <w:fldChar w:fldCharType="separate"/>
-        </w:r>
-        <w:r>
-          <w:rPr>
-            <w:noProof/>
-            <w:webHidden/>
-          </w:rPr>
-          <w:t>13</w:t>
-        </w:r>
-        <w:r>
-          <w:rPr>
-            <w:noProof/>
-            <w:webHidden/>
-          </w:rPr>
-          <w:fldChar w:fldCharType="end"/>
-        </w:r>
-      </w:hyperlink>
-    </w:p>
-    <w:p>
-      <w:pPr>
-        <w:pStyle w:val="10"/>
-        <w:tabs>
-          <w:tab w:val="left" w:pos="425"/>
-          <w:tab w:val="right" w:leader="underscore" w:pos="9019"/>
-        </w:tabs>
-        <w:rPr>
-          <w:rFonts w:asciiTheme="minorHAnsi" w:hAnsiTheme="minorHAnsi" w:cstheme="minorBidi"/>
-          <w:noProof/>
-          <w:kern w:val="2"/>
-          <w:szCs w:val="24"/>
-          <w:lang w:val="en-US"/>
-          <w14:ligatures w14:val="standardContextual"/>
-        </w:rPr>
-      </w:pPr>
-      <w:hyperlink w:anchor="_Toc243645656" w:history="1">
-        <w:r>
-          <w:rPr>
-            <w:rStyle w:val="af"/>
-            <w:noProof/>
-          </w:rPr>
-          <w:t>4</w:t>
-        </w:r>
-        <w:r>
-          <w:rPr>
-            <w:rFonts w:asciiTheme="minorHAnsi" w:hAnsiTheme="minorHAnsi" w:cstheme="minorBidi"/>
-            <w:noProof/>
-            <w:kern w:val="2"/>
-            <w:szCs w:val="24"/>
-            <w:lang w:val="en-US"/>
-            <w14:ligatures w14:val="standardContextual"/>
-          </w:rPr>
-          <w:tab/>
-        </w:r>
-        <w:r>
-          <w:rPr>
-            <w:rStyle w:val="af"/>
-            <w:noProof/>
-          </w:rPr>
-          <w:t>게임 내 요소</w:t>
-        </w:r>
-        <w:r>
-          <w:rPr>
-            <w:noProof/>
-            <w:webHidden/>
-          </w:rPr>
-          <w:tab/>
-        </w:r>
-        <w:r>
-          <w:rPr>
-            <w:noProof/>
-            <w:webHidden/>
-          </w:rPr>
-          <w:fldChar w:fldCharType="begin"/>
-        </w:r>
-        <w:r>
-          <w:rPr>
-            <w:noProof/>
-            <w:webHidden/>
-          </w:rPr>
-          <w:instrText xml:space="preserve"> PAGEREF _Toc243645656 \h </w:instrText>
-        </w:r>
-        <w:r>
-          <w:rPr>
-            <w:noProof/>
-            <w:webHidden/>
-          </w:rPr>
-        </w:r>
-        <w:r>
-          <w:rPr>
-            <w:noProof/>
-            <w:webHidden/>
-          </w:rPr>
-          <w:fldChar w:fldCharType="separate"/>
-        </w:r>
-        <w:r>
-          <w:rPr>
-            <w:noProof/>
-            <w:webHidden/>
-          </w:rPr>
-          <w:t>13</w:t>
-        </w:r>
-        <w:r>
-          <w:rPr>
-            <w:noProof/>
-            <w:webHidden/>
-          </w:rPr>
-          <w:fldChar w:fldCharType="end"/>
-        </w:r>
-      </w:hyperlink>
-    </w:p>
-    <w:p>
-      <w:pPr>
-        <w:pStyle w:val="20"/>
-        <w:tabs>
-          <w:tab w:val="left" w:pos="1100"/>
-          <w:tab w:val="right" w:leader="underscore" w:pos="9019"/>
-        </w:tabs>
-        <w:ind w:left="440"/>
-        <w:rPr>
-          <w:rFonts w:asciiTheme="minorHAnsi" w:hAnsiTheme="minorHAnsi" w:cstheme="minorBidi"/>
-          <w:noProof/>
-          <w:kern w:val="2"/>
-          <w:szCs w:val="24"/>
-          <w:lang w:val="en-US"/>
-          <w14:ligatures w14:val="standardContextual"/>
-        </w:rPr>
-      </w:pPr>
-      <w:hyperlink w:anchor="_Toc243645657" w:history="1">
-        <w:r>
-          <w:rPr>
-            <w:rStyle w:val="af"/>
-            <w:noProof/>
-          </w:rPr>
-          <w:t>4.1</w:t>
-        </w:r>
-        <w:r>
-          <w:rPr>
-            <w:rFonts w:asciiTheme="minorHAnsi" w:hAnsiTheme="minorHAnsi" w:cstheme="minorBidi"/>
-            <w:noProof/>
-            <w:kern w:val="2"/>
-            <w:szCs w:val="24"/>
-            <w:lang w:val="en-US"/>
-            <w14:ligatures w14:val="standardContextual"/>
-          </w:rPr>
-          <w:tab/>
-        </w:r>
-        <w:r>
-          <w:rPr>
-            <w:rStyle w:val="af"/>
-            <w:noProof/>
-          </w:rPr>
-          <w:t>플레이어</w:t>
-        </w:r>
-        <w:r>
-          <w:rPr>
-            <w:noProof/>
-            <w:webHidden/>
-          </w:rPr>
-          <w:tab/>
-        </w:r>
-        <w:r>
-          <w:rPr>
-            <w:noProof/>
-            <w:webHidden/>
-          </w:rPr>
-          <w:fldChar w:fldCharType="begin"/>
-        </w:r>
-        <w:r>
-          <w:rPr>
-            <w:noProof/>
-            <w:webHidden/>
-          </w:rPr>
-          <w:instrText xml:space="preserve"> PAGEREF _Toc243645657 \h </w:instrText>
-        </w:r>
-        <w:r>
-          <w:rPr>
-            <w:noProof/>
-            <w:webHidden/>
-          </w:rPr>
-        </w:r>
-        <w:r>
-          <w:rPr>
-            <w:noProof/>
-            <w:webHidden/>
-          </w:rPr>
-          <w:fldChar w:fldCharType="separate"/>
-        </w:r>
-        <w:r>
-          <w:rPr>
-            <w:noProof/>
-            <w:webHidden/>
-          </w:rPr>
-          <w:t>13</w:t>
-        </w:r>
-        <w:r>
-          <w:rPr>
-            <w:noProof/>
-            <w:webHidden/>
-          </w:rPr>
-          <w:fldChar w:fldCharType="end"/>
-        </w:r>
-      </w:hyperlink>
-    </w:p>
-    <w:p>
-      <w:pPr>
-        <w:pStyle w:val="20"/>
-        <w:tabs>
-          <w:tab w:val="left" w:pos="1100"/>
-          <w:tab w:val="right" w:leader="underscore" w:pos="9019"/>
-        </w:tabs>
-        <w:ind w:left="440"/>
-        <w:rPr>
-          <w:rFonts w:asciiTheme="minorHAnsi" w:hAnsiTheme="minorHAnsi" w:cstheme="minorBidi"/>
-          <w:noProof/>
-          <w:kern w:val="2"/>
-          <w:szCs w:val="24"/>
-          <w:lang w:val="en-US"/>
-          <w14:ligatures w14:val="standardContextual"/>
-        </w:rPr>
-      </w:pPr>
-      <w:hyperlink w:anchor="_Toc243645658" w:history="1">
-        <w:r>
-          <w:rPr>
-            <w:rStyle w:val="af"/>
-            <w:noProof/>
-          </w:rPr>
-          <w:t>4.2</w:t>
-        </w:r>
-        <w:r>
-          <w:rPr>
-            <w:rFonts w:asciiTheme="minorHAnsi" w:hAnsiTheme="minorHAnsi" w:cstheme="minorBidi"/>
-            <w:noProof/>
-            <w:kern w:val="2"/>
-            <w:szCs w:val="24"/>
-            <w:lang w:val="en-US"/>
-            <w14:ligatures w14:val="standardContextual"/>
-          </w:rPr>
-          <w:tab/>
-        </w:r>
-        <w:r>
-          <w:rPr>
-            <w:rStyle w:val="af"/>
-            <w:noProof/>
-          </w:rPr>
-          <w:t>몬스터</w:t>
-        </w:r>
-        <w:r>
-          <w:rPr>
-            <w:noProof/>
-            <w:webHidden/>
-          </w:rPr>
-          <w:tab/>
-        </w:r>
-        <w:r>
-          <w:rPr>
-            <w:noProof/>
-            <w:webHidden/>
-          </w:rPr>
-          <w:fldChar w:fldCharType="begin"/>
-        </w:r>
-        <w:r>
-          <w:rPr>
-            <w:noProof/>
-            <w:webHidden/>
-          </w:rPr>
-          <w:instrText xml:space="preserve"> PAGEREF _Toc243645658 \h </w:instrText>
-        </w:r>
-        <w:r>
-          <w:rPr>
-            <w:noProof/>
-            <w:webHidden/>
-          </w:rPr>
-        </w:r>
-        <w:r>
-          <w:rPr>
-            <w:noProof/>
-            <w:webHidden/>
-          </w:rPr>
-          <w:fldChar w:fldCharType="separate"/>
-        </w:r>
-        <w:r>
-          <w:rPr>
-            <w:noProof/>
-            <w:webHidden/>
-          </w:rPr>
-          <w:t>13</w:t>
-        </w:r>
-        <w:r>
-          <w:rPr>
-            <w:noProof/>
-            <w:webHidden/>
-          </w:rPr>
-          <w:fldChar w:fldCharType="end"/>
-        </w:r>
-      </w:hyperlink>
-    </w:p>
-    <w:p>
-      <w:pPr>
-        <w:pStyle w:val="20"/>
-        <w:tabs>
-          <w:tab w:val="left" w:pos="1100"/>
-          <w:tab w:val="right" w:leader="underscore" w:pos="9019"/>
-        </w:tabs>
-        <w:ind w:left="440"/>
-        <w:rPr>
-          <w:rFonts w:asciiTheme="minorHAnsi" w:hAnsiTheme="minorHAnsi" w:cstheme="minorBidi"/>
-          <w:noProof/>
-          <w:kern w:val="2"/>
-          <w:szCs w:val="24"/>
-          <w:lang w:val="en-US"/>
-          <w14:ligatures w14:val="standardContextual"/>
-        </w:rPr>
-      </w:pPr>
-      <w:hyperlink w:anchor="_Toc243645659" w:history="1">
-        <w:r>
-          <w:rPr>
-            <w:rStyle w:val="af"/>
-            <w:noProof/>
-          </w:rPr>
-          <w:t>4.3</w:t>
-        </w:r>
-        <w:r>
-          <w:rPr>
-            <w:rFonts w:asciiTheme="minorHAnsi" w:hAnsiTheme="minorHAnsi" w:cstheme="minorBidi"/>
-            <w:noProof/>
-            <w:kern w:val="2"/>
-            <w:szCs w:val="24"/>
-            <w:lang w:val="en-US"/>
-            <w14:ligatures w14:val="standardContextual"/>
-          </w:rPr>
-          <w:tab/>
-        </w:r>
-        <w:r>
-          <w:rPr>
-            <w:rStyle w:val="af"/>
-            <w:noProof/>
-          </w:rPr>
-          <w:t>보스</w:t>
-        </w:r>
-        <w:r>
-          <w:rPr>
-            <w:noProof/>
-            <w:webHidden/>
-          </w:rPr>
-          <w:tab/>
-        </w:r>
-        <w:r>
-          <w:rPr>
-            <w:noProof/>
-            <w:webHidden/>
-          </w:rPr>
-          <w:fldChar w:fldCharType="begin"/>
-        </w:r>
-        <w:r>
-          <w:rPr>
-            <w:noProof/>
-            <w:webHidden/>
-          </w:rPr>
-          <w:instrText xml:space="preserve"> PAGEREF _Toc243645659 \h </w:instrText>
-        </w:r>
-        <w:r>
-          <w:rPr>
-            <w:noProof/>
-            <w:webHidden/>
-          </w:rPr>
-        </w:r>
-        <w:r>
-          <w:rPr>
-            <w:noProof/>
-            <w:webHidden/>
-          </w:rPr>
-          <w:fldChar w:fldCharType="separate"/>
-        </w:r>
-        <w:r>
-          <w:rPr>
-            <w:noProof/>
-            <w:webHidden/>
-          </w:rPr>
-          <w:t>14</w:t>
-        </w:r>
-        <w:r>
-          <w:rPr>
-            <w:noProof/>
-            <w:webHidden/>
-          </w:rPr>
-          <w:fldChar w:fldCharType="end"/>
-        </w:r>
-      </w:hyperlink>
-    </w:p>
-    <w:p>
-      <w:pPr>
-        <w:pStyle w:val="10"/>
-        <w:tabs>
-          <w:tab w:val="left" w:pos="425"/>
-          <w:tab w:val="right" w:leader="underscore" w:pos="9019"/>
-        </w:tabs>
-        <w:rPr>
-          <w:rFonts w:asciiTheme="minorHAnsi" w:hAnsiTheme="minorHAnsi" w:cstheme="minorBidi"/>
-          <w:noProof/>
-          <w:kern w:val="2"/>
-          <w:szCs w:val="24"/>
-          <w:lang w:val="en-US"/>
-          <w14:ligatures w14:val="standardContextual"/>
-        </w:rPr>
-      </w:pPr>
-      <w:hyperlink w:anchor="_Toc243645660" w:history="1">
-        <w:r>
-          <w:rPr>
-            <w:rStyle w:val="af"/>
-            <w:noProof/>
-          </w:rPr>
-          <w:t>5</w:t>
-        </w:r>
-        <w:r>
-          <w:rPr>
-            <w:rFonts w:asciiTheme="minorHAnsi" w:hAnsiTheme="minorHAnsi" w:cstheme="minorBidi"/>
-            <w:noProof/>
-            <w:kern w:val="2"/>
-            <w:szCs w:val="24"/>
-            <w:lang w:val="en-US"/>
-            <w14:ligatures w14:val="standardContextual"/>
-          </w:rPr>
-          <w:tab/>
-        </w:r>
-        <w:r>
-          <w:rPr>
-            <w:rStyle w:val="af"/>
-            <w:noProof/>
-          </w:rPr>
-          <w:t>레벨 디자인</w:t>
-        </w:r>
-        <w:r>
-          <w:rPr>
-            <w:noProof/>
-            <w:webHidden/>
-          </w:rPr>
-          <w:tab/>
-        </w:r>
-        <w:r>
-          <w:rPr>
-            <w:noProof/>
-            <w:webHidden/>
-          </w:rPr>
-          <w:fldChar w:fldCharType="begin"/>
-        </w:r>
-        <w:r>
-          <w:rPr>
-            <w:noProof/>
-            <w:webHidden/>
-          </w:rPr>
-          <w:instrText xml:space="preserve"> PAGEREF _Toc243645660 \h </w:instrText>
-        </w:r>
-        <w:r>
-          <w:rPr>
-            <w:noProof/>
-            <w:webHidden/>
-          </w:rPr>
-        </w:r>
-        <w:r>
-          <w:rPr>
-            <w:noProof/>
-            <w:webHidden/>
-          </w:rPr>
-          <w:fldChar w:fldCharType="separate"/>
-        </w:r>
-        <w:r>
-          <w:rPr>
-            <w:noProof/>
-            <w:webHidden/>
-          </w:rPr>
-          <w:t>14</w:t>
-        </w:r>
-        <w:r>
-          <w:rPr>
-            <w:noProof/>
-            <w:webHidden/>
-          </w:rPr>
-          <w:fldChar w:fldCharType="end"/>
-        </w:r>
-      </w:hyperlink>
-    </w:p>
-    <w:p>
-      <w:pPr>
-        <w:pStyle w:val="20"/>
-        <w:tabs>
-          <w:tab w:val="left" w:pos="1100"/>
-          <w:tab w:val="right" w:leader="underscore" w:pos="9019"/>
-        </w:tabs>
-        <w:ind w:left="440"/>
-        <w:rPr>
-          <w:rFonts w:asciiTheme="minorHAnsi" w:hAnsiTheme="minorHAnsi" w:cstheme="minorBidi"/>
-          <w:noProof/>
-          <w:kern w:val="2"/>
-          <w:szCs w:val="24"/>
-          <w:lang w:val="en-US"/>
-          <w14:ligatures w14:val="standardContextual"/>
-        </w:rPr>
-      </w:pPr>
-      <w:hyperlink w:anchor="_Toc243645661" w:history="1">
-        <w:r>
-          <w:rPr>
-            <w:rStyle w:val="af"/>
-            <w:noProof/>
-          </w:rPr>
-          <w:t>5.1</w:t>
-        </w:r>
-        <w:r>
-          <w:rPr>
-            <w:rFonts w:asciiTheme="minorHAnsi" w:hAnsiTheme="minorHAnsi" w:cstheme="minorBidi"/>
-            <w:noProof/>
-            <w:kern w:val="2"/>
-            <w:szCs w:val="24"/>
-            <w:lang w:val="en-US"/>
-            <w14:ligatures w14:val="standardContextual"/>
-          </w:rPr>
-          <w:tab/>
-        </w:r>
-        <w:r>
-          <w:rPr>
-            <w:rStyle w:val="af"/>
-            <w:noProof/>
-          </w:rPr>
-          <w:t>맵</w:t>
-        </w:r>
-        <w:r>
-          <w:rPr>
-            <w:noProof/>
-            <w:webHidden/>
-          </w:rPr>
-          <w:tab/>
-        </w:r>
-        <w:r>
-          <w:rPr>
-            <w:noProof/>
-            <w:webHidden/>
-          </w:rPr>
-          <w:fldChar w:fldCharType="begin"/>
-        </w:r>
-        <w:r>
-          <w:rPr>
-            <w:noProof/>
-            <w:webHidden/>
-          </w:rPr>
-          <w:instrText xml:space="preserve"> PAGEREF _Toc243645661 \h </w:instrText>
-        </w:r>
-        <w:r>
-          <w:rPr>
-            <w:noProof/>
-            <w:webHidden/>
-          </w:rPr>
-        </w:r>
-        <w:r>
-          <w:rPr>
-            <w:noProof/>
-            <w:webHidden/>
-          </w:rPr>
-          <w:fldChar w:fldCharType="separate"/>
-        </w:r>
-        <w:r>
-          <w:rPr>
-            <w:noProof/>
-            <w:webHidden/>
-          </w:rPr>
-          <w:t>14</w:t>
-        </w:r>
-        <w:r>
-          <w:rPr>
-            <w:noProof/>
-            <w:webHidden/>
-          </w:rPr>
-          <w:fldChar w:fldCharType="end"/>
-        </w:r>
-      </w:hyperlink>
-    </w:p>
-    <w:p>
-      <w:pPr>
-        <w:pStyle w:val="20"/>
-        <w:tabs>
-          <w:tab w:val="left" w:pos="1100"/>
-          <w:tab w:val="right" w:leader="underscore" w:pos="9019"/>
-        </w:tabs>
-        <w:ind w:left="440"/>
-        <w:rPr>
-          <w:rFonts w:asciiTheme="minorHAnsi" w:hAnsiTheme="minorHAnsi" w:cstheme="minorBidi"/>
-          <w:noProof/>
-          <w:kern w:val="2"/>
-          <w:szCs w:val="24"/>
-          <w:lang w:val="en-US"/>
-          <w14:ligatures w14:val="standardContextual"/>
-        </w:rPr>
-      </w:pPr>
-      <w:hyperlink w:anchor="_Toc243645662" w:history="1">
-        <w:r>
-          <w:rPr>
-            <w:rStyle w:val="af"/>
-            <w:noProof/>
-          </w:rPr>
-          <w:t>5.2</w:t>
-        </w:r>
-        <w:r>
-          <w:rPr>
-            <w:rFonts w:asciiTheme="minorHAnsi" w:hAnsiTheme="minorHAnsi" w:cstheme="minorBidi"/>
-            <w:noProof/>
-            <w:kern w:val="2"/>
-            <w:szCs w:val="24"/>
-            <w:lang w:val="en-US"/>
-            <w14:ligatures w14:val="standardContextual"/>
-          </w:rPr>
-          <w:tab/>
-        </w:r>
-        <w:r>
-          <w:rPr>
-            <w:rStyle w:val="af"/>
-            <w:noProof/>
-          </w:rPr>
-          <w:t>풀링</w:t>
-        </w:r>
-        <w:r>
-          <w:rPr>
-            <w:noProof/>
-            <w:webHidden/>
-          </w:rPr>
-          <w:tab/>
-        </w:r>
-        <w:r>
-          <w:rPr>
-            <w:noProof/>
-            <w:webHidden/>
-          </w:rPr>
-          <w:fldChar w:fldCharType="begin"/>
-        </w:r>
-        <w:r>
-          <w:rPr>
-            <w:noProof/>
-            <w:webHidden/>
-          </w:rPr>
-          <w:instrText xml:space="preserve"> PAGEREF _Toc243645662 \h </w:instrText>
-        </w:r>
-        <w:r>
-          <w:rPr>
-            <w:noProof/>
-            <w:webHidden/>
-          </w:rPr>
-        </w:r>
-        <w:r>
-          <w:rPr>
-            <w:noProof/>
-            <w:webHidden/>
-          </w:rPr>
-          <w:fldChar w:fldCharType="separate"/>
-        </w:r>
-        <w:r>
-          <w:rPr>
-            <w:noProof/>
-            <w:webHidden/>
-          </w:rPr>
-          <w:t>14</w:t>
-        </w:r>
-        <w:r>
-          <w:rPr>
-            <w:noProof/>
-            <w:webHidden/>
-          </w:rPr>
-          <w:fldChar w:fldCharType="end"/>
-        </w:r>
-      </w:hyperlink>
-    </w:p>
-    <w:p>
-      <w:pPr>
-        <w:pStyle w:val="30"/>
-        <w:tabs>
-          <w:tab w:val="left" w:pos="1760"/>
-          <w:tab w:val="right" w:leader="underscore" w:pos="9019"/>
-        </w:tabs>
-        <w:ind w:left="880"/>
-        <w:rPr>
-          <w:rFonts w:asciiTheme="minorHAnsi" w:hAnsiTheme="minorHAnsi" w:cstheme="minorBidi"/>
-          <w:noProof/>
-          <w:kern w:val="2"/>
-          <w:szCs w:val="24"/>
-          <w:lang w:val="en-US"/>
-          <w14:ligatures w14:val="standardContextual"/>
-        </w:rPr>
-      </w:pPr>
-      <w:hyperlink w:anchor="_Toc243645663" w:history="1">
-        <w:r>
-          <w:rPr>
-            <w:rStyle w:val="af"/>
-            <w:noProof/>
-          </w:rPr>
-          <w:t>5.2.1</w:t>
-        </w:r>
-        <w:r>
-          <w:rPr>
-            <w:rFonts w:asciiTheme="minorHAnsi" w:hAnsiTheme="minorHAnsi" w:cstheme="minorBidi"/>
-            <w:noProof/>
-            <w:kern w:val="2"/>
-            <w:szCs w:val="24"/>
-            <w:lang w:val="en-US"/>
-            <w14:ligatures w14:val="standardContextual"/>
-          </w:rPr>
-          <w:tab/>
-        </w:r>
-        <w:r>
-          <w:rPr>
-            <w:rStyle w:val="af"/>
-            <w:noProof/>
-          </w:rPr>
-          <w:t>오브젝트 풀링</w:t>
-        </w:r>
-        <w:r>
-          <w:rPr>
-            <w:noProof/>
-            <w:webHidden/>
-          </w:rPr>
-          <w:tab/>
-        </w:r>
-        <w:r>
-          <w:rPr>
-            <w:noProof/>
-            <w:webHidden/>
-          </w:rPr>
-          <w:fldChar w:fldCharType="begin"/>
-        </w:r>
-        <w:r>
-          <w:rPr>
-            <w:noProof/>
-            <w:webHidden/>
-          </w:rPr>
-          <w:instrText xml:space="preserve"> PAGEREF _Toc243645663 \h </w:instrText>
-        </w:r>
-        <w:r>
-          <w:rPr>
-            <w:noProof/>
-            <w:webHidden/>
-          </w:rPr>
-        </w:r>
-        <w:r>
-          <w:rPr>
-            <w:noProof/>
-            <w:webHidden/>
-          </w:rPr>
-          <w:fldChar w:fldCharType="separate"/>
-        </w:r>
-        <w:r>
-          <w:rPr>
-            <w:noProof/>
-            <w:webHidden/>
-          </w:rPr>
-          <w:t>14</w:t>
         </w:r>
         <w:r>
           <w:rPr>
@@ -4572,7 +4545,7 @@
       </w:pPr>
       <w:bookmarkStart w:id="0" w:name="_Ref243642924"/>
       <w:bookmarkStart w:id="1" w:name="_Ref243642929"/>
-      <w:bookmarkStart w:id="2" w:name="_Toc243645632"/>
+      <w:bookmarkStart w:id="2" w:name="_Toc243880148"/>
       <w:r>
         <w:rPr>
           <w:rFonts w:hint="eastAsia"/>
@@ -4601,11 +4574,7 @@
         <w:t xml:space="preserve"> </w:t>
       </w:r>
       <w:r>
-        <w:t xml:space="preserve">다운 뷰 환경에서 조작 피로도는 낮추고 </w:t>
-      </w:r>
-      <w:proofErr w:type="spellStart"/>
-      <w:r>
-        <w:t>소울라이</w:t>
+        <w:t>다운 뷰 환경에서 조작 피로도는 낮추고 소울라이</w:t>
       </w:r>
       <w:r>
         <w:rPr>
@@ -4613,13 +4582,8 @@
         </w:rPr>
         <w:t>크</w:t>
       </w:r>
-      <w:proofErr w:type="spellEnd"/>
-      <w:r>
-        <w:t xml:space="preserve"> 특유의 묵직한 공방과 빌드 구축의 재미를 극대화한 보스 러쉬 액션 </w:t>
-      </w:r>
-      <w:proofErr w:type="spellStart"/>
-      <w:r>
-        <w:t>로그라이</w:t>
+      <w:r>
+        <w:t xml:space="preserve"> 특유의 묵직한 공방과 빌드 구축의 재미를 극대화한 보스 러쉬 액션 로그라이</w:t>
       </w:r>
       <w:r>
         <w:rPr>
@@ -4628,59 +4592,7 @@
         <w:t>트</w:t>
       </w:r>
       <w:r>
-        <w:t>를</w:t>
-      </w:r>
-      <w:proofErr w:type="spellEnd"/>
-      <w:r>
-        <w:t xml:space="preserve"> 구현한다. 일반 전투는 자동 추적 탄환으로 쾌적하게 진행하되, 엘리트 및 보스전에서는 탭/홀드 기반의 정밀한 </w:t>
-      </w:r>
-      <w:proofErr w:type="spellStart"/>
-      <w:r>
-        <w:t>패링·가드와</w:t>
-      </w:r>
-      <w:proofErr w:type="spellEnd"/>
-      <w:r>
-        <w:t xml:space="preserve"> </w:t>
-      </w:r>
-      <w:proofErr w:type="spellStart"/>
-      <w:r>
-        <w:t>차징형</w:t>
-      </w:r>
-      <w:proofErr w:type="spellEnd"/>
-      <w:r>
-        <w:t xml:space="preserve"> 스킬 조작을 요구하여 극한의 손맛을 제공한다. 여기에 사전 </w:t>
-      </w:r>
-      <w:proofErr w:type="spellStart"/>
-      <w:r>
-        <w:t>룰렛</w:t>
-      </w:r>
-      <w:proofErr w:type="spellEnd"/>
-      <w:r>
-        <w:t xml:space="preserve">, </w:t>
-      </w:r>
-      <w:proofErr w:type="spellStart"/>
-      <w:r>
-        <w:t>패널티를</w:t>
-      </w:r>
-      <w:proofErr w:type="spellEnd"/>
-      <w:r>
-        <w:t xml:space="preserve"> 동반한 저주 유물, 보스 증강 및 </w:t>
-      </w:r>
-      <w:proofErr w:type="spellStart"/>
-      <w:r>
-        <w:t>Fusion</w:t>
-      </w:r>
-      <w:proofErr w:type="spellEnd"/>
-      <w:r>
-        <w:t xml:space="preserve"> 스킬 조합 등 </w:t>
-      </w:r>
-      <w:proofErr w:type="spellStart"/>
-      <w:r>
-        <w:t>하이리스크</w:t>
-      </w:r>
-      <w:proofErr w:type="spellEnd"/>
-      <w:r>
-        <w:t>-하이리턴 성장 구조와 간접 스토리텔링을 결합해 반복 플레이와 스테이지 클리어 욕구를 강하게 자극한다.</w:t>
+        <w:t>를 구현한다. 일반 전투는 자동 추적 탄환으로 쾌적하게 진행하되, 엘리트 및 보스전에서는 탭/홀드 기반의 정밀한 패링·가드와 차징형 스킬 조작을 요구하여 극한의 손맛을 제공한다. 여기에 사전 룰렛, 패널티를 동반한 저주 유물, 보스 증강 및 Fusion 스킬 조합 등 하이리스크-하이리턴 성장 구조와 간접 스토리텔링을 결합해 반복 플레이와 스테이지 클리어 욕구를 강하게 자극한다.</w:t>
       </w:r>
     </w:p>
     <w:p/>
@@ -4692,7 +4604,7 @@
           <w:numId w:val="15"/>
         </w:numPr>
       </w:pPr>
-      <w:bookmarkStart w:id="3" w:name="_Toc243645633"/>
+      <w:bookmarkStart w:id="3" w:name="_Toc243880149"/>
       <w:r>
         <w:rPr>
           <w:rFonts w:hint="eastAsia"/>
@@ -4710,7 +4622,7 @@
         </w:numPr>
         <w:ind w:hanging="566"/>
       </w:pPr>
-      <w:bookmarkStart w:id="4" w:name="_Toc243645634"/>
+      <w:bookmarkStart w:id="4" w:name="_Toc243880150"/>
       <w:r>
         <w:rPr>
           <w:rFonts w:hint="eastAsia"/>
@@ -4722,7 +4634,7 @@
     <w:tbl>
       <w:tblPr>
         <w:tblW w:w="7378" w:type="dxa"/>
-        <w:tblInd w:w="1271" w:type="dxa"/>
+        <w:tblInd w:w="415" w:type="dxa"/>
         <w:tblCellMar>
           <w:left w:w="99" w:type="dxa"/>
           <w:right w:w="99" w:type="dxa"/>
@@ -4961,26 +4873,16 @@
                 <w:color w:val="000000"/>
                 <w:lang w:val="en-US"/>
               </w:rPr>
-              <w:t xml:space="preserve">액션 </w:t>
-            </w:r>
-            <w:proofErr w:type="spellStart"/>
-            <w:r>
-              <w:rPr>
-                <w:rFonts w:ascii="맑은 고딕" w:eastAsia="맑은 고딕" w:hAnsi="맑은 고딕" w:cs="굴림"/>
+              <w:t>액션 로그라이</w:t>
+            </w:r>
+            <w:r>
+              <w:rPr>
+                <w:rFonts w:ascii="맑은 고딕" w:eastAsia="맑은 고딕" w:hAnsi="맑은 고딕" w:cs="굴림" w:hint="eastAsia"/>
                 <w:color w:val="000000"/>
                 <w:lang w:val="en-US"/>
               </w:rPr>
-              <w:t>로그라이</w:t>
-            </w:r>
-            <w:r>
-              <w:rPr>
-                <w:rFonts w:ascii="맑은 고딕" w:eastAsia="맑은 고딕" w:hAnsi="맑은 고딕" w:cs="굴림" w:hint="eastAsia"/>
-                <w:color w:val="000000"/>
-                <w:lang w:val="en-US"/>
-              </w:rPr>
               <w:t>트</w:t>
             </w:r>
-            <w:proofErr w:type="spellEnd"/>
             <w:r>
               <w:rPr>
                 <w:rFonts w:ascii="맑은 고딕" w:eastAsia="맑은 고딕" w:hAnsi="맑은 고딕" w:cs="굴림" w:hint="eastAsia"/>
@@ -5155,7 +5057,7 @@
       <w:bookmarkStart w:id="5" w:name="_Ref243352566"/>
       <w:bookmarkStart w:id="6" w:name="_Ref243352572"/>
       <w:bookmarkStart w:id="7" w:name="_Ref243352581"/>
-      <w:bookmarkStart w:id="8" w:name="_Toc243645635"/>
+      <w:bookmarkStart w:id="8" w:name="_Toc243880151"/>
       <w:r>
         <w:rPr>
           <w:rFonts w:hint="eastAsia"/>
@@ -5180,35 +5082,7 @@
         <w:rPr>
           <w:rFonts w:hint="eastAsia"/>
         </w:rPr>
-        <w:t xml:space="preserve">좀비 컨셉의 플레이어 캐릭터가 인간형 적(범죄자 / 악인 / CEO ) 과 외계인을 물리쳐 DAN(경험치)를 획득한다. 획득한 </w:t>
-      </w:r>
-      <w:proofErr w:type="spellStart"/>
-      <w:r>
-        <w:rPr>
-          <w:rFonts w:hint="eastAsia"/>
-        </w:rPr>
-        <w:t>DNA는</w:t>
-      </w:r>
-      <w:proofErr w:type="spellEnd"/>
-      <w:r>
-        <w:rPr>
-          <w:rFonts w:hint="eastAsia"/>
-        </w:rPr>
-        <w:t xml:space="preserve"> </w:t>
-      </w:r>
-      <w:proofErr w:type="spellStart"/>
-      <w:r>
-        <w:rPr>
-          <w:rFonts w:hint="eastAsia"/>
-        </w:rPr>
-        <w:t>인게임</w:t>
-      </w:r>
-      <w:proofErr w:type="spellEnd"/>
-      <w:r>
-        <w:rPr>
-          <w:rFonts w:hint="eastAsia"/>
-        </w:rPr>
-        <w:t xml:space="preserve"> 내의 성장 요소로 작용하여 스킬과 </w:t>
+        <w:t xml:space="preserve">좀비 컨셉의 플레이어 캐릭터가 인간형 적(범죄자 / 악인 / CEO ) 과 외계인을 물리쳐 DAN(경험치)를 획득한다. 획득한 DNA는 인게임 내의 성장 요소로 작용하여 스킬과 </w:t>
       </w:r>
     </w:p>
     <w:p/>
@@ -5229,7 +5103,7 @@
           <w:numId w:val="15"/>
         </w:numPr>
       </w:pPr>
-      <w:bookmarkStart w:id="9" w:name="_Toc243645636"/>
+      <w:bookmarkStart w:id="9" w:name="_Toc243880152"/>
       <w:r>
         <w:rPr>
           <w:rFonts w:hint="eastAsia"/>
@@ -5267,13 +5141,7 @@
         <w:rPr>
           <w:rFonts w:hint="eastAsia"/>
         </w:rPr>
-        <w:t xml:space="preserve">클래스 명, 메서드 명 </w:t>
-      </w:r>
-      <w:r>
-        <w:rPr>
-          <w:rFonts w:hint="eastAsia"/>
-        </w:rPr>
-        <w:t xml:space="preserve"> =&gt; 파스칼</w:t>
+        <w:t>클래스 명, 메서드 명  =&gt; 파스칼</w:t>
       </w:r>
       <w:r>
         <w:rPr>
@@ -5285,21 +5153,7 @@
         <w:rPr>
           <w:rFonts w:hint="eastAsia"/>
         </w:rPr>
-        <w:t xml:space="preserve"> (</w:t>
-      </w:r>
-      <w:proofErr w:type="spellStart"/>
-      <w:r>
-        <w:rPr>
-          <w:rFonts w:hint="eastAsia"/>
-        </w:rPr>
-        <w:t>ex:PlayContoroller</w:t>
-      </w:r>
-      <w:proofErr w:type="spellEnd"/>
-      <w:r>
-        <w:rPr>
-          <w:rFonts w:hint="eastAsia"/>
-        </w:rPr>
-        <w:t>)</w:t>
+        <w:t xml:space="preserve"> (ex:PlayContoroller)</w:t>
       </w:r>
     </w:p>
     <w:p>
@@ -5315,21 +5169,7 @@
         <w:rPr>
           <w:rFonts w:hint="eastAsia"/>
         </w:rPr>
-        <w:t>변수 명 =&gt; 카멜 표기법 (</w:t>
-      </w:r>
-      <w:proofErr w:type="spellStart"/>
-      <w:r>
-        <w:rPr>
-          <w:rFonts w:hint="eastAsia"/>
-        </w:rPr>
-        <w:t>ex:moveSpeed</w:t>
-      </w:r>
-      <w:proofErr w:type="spellEnd"/>
-      <w:r>
-        <w:rPr>
-          <w:rFonts w:hint="eastAsia"/>
-        </w:rPr>
-        <w:t xml:space="preserve">) </w:t>
+        <w:t xml:space="preserve">변수 명 =&gt; 카멜 표기법 (ex:moveSpeed) </w:t>
       </w:r>
     </w:p>
     <w:p>
@@ -5346,18 +5186,13 @@
           <w:numId w:val="15"/>
         </w:numPr>
       </w:pPr>
-      <w:bookmarkStart w:id="10" w:name="_Toc243645637"/>
+      <w:bookmarkStart w:id="10" w:name="_Toc243880153"/>
       <w:r>
         <w:t>최종 점수 산정 방식</w:t>
       </w:r>
       <w:bookmarkEnd w:id="10"/>
     </w:p>
     <w:p>
-      <w:pPr>
-        <w:rPr>
-          <w:rFonts w:hint="eastAsia"/>
-        </w:rPr>
-      </w:pPr>
       <w:r>
         <w:rPr>
           <w:rFonts w:hint="eastAsia"/>
@@ -5389,7 +5224,7 @@
           <w:numId w:val="15"/>
         </w:numPr>
       </w:pPr>
-      <w:bookmarkStart w:id="11" w:name="_Toc243645638"/>
+      <w:bookmarkStart w:id="11" w:name="_Toc243880154"/>
       <w:r>
         <w:rPr>
           <w:rFonts w:hint="eastAsia"/>
@@ -5408,7 +5243,7 @@
         </w:numPr>
       </w:pPr>
       <w:bookmarkStart w:id="12" w:name="_Ref243352619"/>
-      <w:bookmarkStart w:id="13" w:name="_Toc243645639"/>
+      <w:bookmarkStart w:id="13" w:name="_Toc243880155"/>
       <w:r>
         <w:rPr>
           <w:rFonts w:hint="eastAsia"/>
@@ -5479,7 +5314,7 @@
           <w:numId w:val="15"/>
         </w:numPr>
       </w:pPr>
-      <w:bookmarkStart w:id="14" w:name="_Toc243645640"/>
+      <w:bookmarkStart w:id="14" w:name="_Toc243880156"/>
       <w:r>
         <w:rPr>
           <w:rFonts w:hint="eastAsia"/>
@@ -5516,7 +5351,8 @@
           <w:numId w:val="15"/>
         </w:numPr>
       </w:pPr>
-      <w:bookmarkStart w:id="15" w:name="_Toc243645641"/>
+      <w:bookmarkStart w:id="15" w:name="_Ref243877801"/>
+      <w:bookmarkStart w:id="16" w:name="_Toc243880157"/>
       <w:r>
         <w:rPr>
           <w:rFonts w:hint="eastAsia"/>
@@ -5525,7 +5361,29 @@
         <w:t>핵심 시스템</w:t>
       </w:r>
       <w:bookmarkEnd w:id="15"/>
-    </w:p>
+      <w:bookmarkEnd w:id="16"/>
+    </w:p>
+    <w:p>
+      <w:r>
+        <w:rPr>
+          <w:rFonts w:hint="eastAsia"/>
+        </w:rPr>
+        <w:t xml:space="preserve">상세한 내용은 </w:t>
+      </w:r>
+      <w:r>
+        <w:t>Zomso_Build_기획서</w:t>
+      </w:r>
+      <w:r>
+        <w:t>.docx</w:t>
+      </w:r>
+      <w:r>
+        <w:rPr>
+          <w:rFonts w:hint="eastAsia"/>
+        </w:rPr>
+        <w:t>에서 다룬다.</w:t>
+      </w:r>
+    </w:p>
+    <w:p/>
     <w:p>
       <w:pPr>
         <w:pStyle w:val="2"/>
@@ -5534,14 +5392,14 @@
           <w:numId w:val="15"/>
         </w:numPr>
       </w:pPr>
-      <w:bookmarkStart w:id="16" w:name="_Toc243645642"/>
-      <w:r>
-        <w:rPr>
-          <w:rFonts w:hint="eastAsia"/>
-        </w:rPr>
-        <w:t>룰렛 및 선택지 시스템</w:t>
-      </w:r>
-      <w:bookmarkEnd w:id="16"/>
+      <w:bookmarkStart w:id="17" w:name="_Toc243880158"/>
+      <w:r>
+        <w:rPr>
+          <w:rFonts w:hint="eastAsia"/>
+        </w:rPr>
+        <w:t>유물 및 스탯 증강 시스템</w:t>
+      </w:r>
+      <w:bookmarkEnd w:id="17"/>
     </w:p>
     <w:p>
       <w:pPr>
@@ -5551,14 +5409,14 @@
           <w:numId w:val="15"/>
         </w:numPr>
       </w:pPr>
-      <w:bookmarkStart w:id="17" w:name="_Toc243645643"/>
+      <w:bookmarkStart w:id="18" w:name="_Toc243880159"/>
       <w:r>
         <w:rPr>
           <w:rFonts w:hint="eastAsia"/>
         </w:rPr>
         <w:t>사전 룰렛</w:t>
       </w:r>
-      <w:bookmarkEnd w:id="17"/>
+      <w:bookmarkEnd w:id="18"/>
     </w:p>
     <w:p>
       <w:r>
@@ -5568,13 +5426,7 @@
         <w:t>게임 시작 전 초기 능력을 무작위로 획득하여 매 판 새로운 플레이 경험 제공한다.</w:t>
       </w:r>
     </w:p>
-    <w:p>
-      <w:pPr>
-        <w:rPr>
-          <w:rFonts w:hint="eastAsia"/>
-        </w:rPr>
-      </w:pPr>
-    </w:p>
+    <w:p/>
     <w:p>
       <w:pPr>
         <w:pStyle w:val="3"/>
@@ -5583,14 +5435,14 @@
           <w:numId w:val="15"/>
         </w:numPr>
       </w:pPr>
-      <w:bookmarkStart w:id="18" w:name="_Toc243645644"/>
+      <w:bookmarkStart w:id="19" w:name="_Toc243880160"/>
       <w:r>
         <w:rPr>
           <w:rFonts w:hint="eastAsia"/>
         </w:rPr>
         <w:t>클리어 보상 선택지</w:t>
       </w:r>
-      <w:bookmarkEnd w:id="18"/>
+      <w:bookmarkEnd w:id="19"/>
     </w:p>
     <w:p>
       <w:r>
@@ -5606,13 +5458,76 @@
         <w:t>.</w:t>
       </w:r>
     </w:p>
-    <w:p>
-      <w:pPr>
-        <w:rPr>
-          <w:rFonts w:hint="eastAsia"/>
-        </w:rPr>
-      </w:pPr>
-    </w:p>
+    <w:p/>
+    <w:p>
+      <w:pPr>
+        <w:pStyle w:val="3"/>
+        <w:numPr>
+          <w:ilvl w:val="2"/>
+          <w:numId w:val="15"/>
+        </w:numPr>
+      </w:pPr>
+      <w:bookmarkStart w:id="20" w:name="_Toc243880161"/>
+      <w:r>
+        <w:t>저주/리스크 유물</w:t>
+      </w:r>
+      <w:bookmarkEnd w:id="20"/>
+    </w:p>
+    <w:p>
+      <w:r>
+        <w:t>엘리트 몬스터 처치 시 획득하며, 강력한 이점과 동시에 치명적인 패널티를 부과하는 하이리스크 하이리턴 요소</w:t>
+      </w:r>
+      <w:r>
+        <w:rPr>
+          <w:rFonts w:hint="eastAsia"/>
+        </w:rPr>
+        <w:t>를 차용한다.</w:t>
+      </w:r>
+    </w:p>
+    <w:p/>
+    <w:p>
+      <w:pPr>
+        <w:pStyle w:val="3"/>
+        <w:numPr>
+          <w:ilvl w:val="2"/>
+          <w:numId w:val="15"/>
+        </w:numPr>
+      </w:pPr>
+      <w:bookmarkStart w:id="21" w:name="_Toc243880162"/>
+      <w:r>
+        <w:rPr>
+          <w:rFonts w:hint="eastAsia"/>
+        </w:rPr>
+        <w:t>보스 증강</w:t>
+      </w:r>
+      <w:bookmarkEnd w:id="21"/>
+    </w:p>
+    <w:p>
+      <w:r>
+        <w:t>n분 간격으로 등장하는 보스를 처치할 경우 플레이어의 스탯을 크게 향상시키는 증강</w:t>
+      </w:r>
+      <w:r>
+        <w:rPr>
+          <w:rFonts w:hint="eastAsia"/>
+        </w:rPr>
+        <w:t xml:space="preserve"> </w:t>
+      </w:r>
+      <w:r>
+        <w:t>획득</w:t>
+      </w:r>
+      <w:r>
+        <w:rPr>
+          <w:rFonts w:hint="eastAsia"/>
+        </w:rPr>
+        <w:t>으로 플레이어가 강해진다.</w:t>
+      </w:r>
+    </w:p>
+    <w:p>
+      <w:r>
+        <w:br w:type="page"/>
+      </w:r>
+    </w:p>
+    <w:p/>
     <w:p>
       <w:pPr>
         <w:pStyle w:val="2"/>
@@ -5621,29 +5536,41 @@
           <w:numId w:val="15"/>
         </w:numPr>
       </w:pPr>
-      <w:bookmarkStart w:id="19" w:name="_Toc243645645"/>
-      <w:r>
-        <w:rPr>
-          <w:rFonts w:hint="eastAsia"/>
-        </w:rPr>
-        <w:t xml:space="preserve">유물 및 </w:t>
-      </w:r>
-      <w:proofErr w:type="spellStart"/>
-      <w:r>
-        <w:rPr>
-          <w:rFonts w:hint="eastAsia"/>
-        </w:rPr>
-        <w:t>스탯</w:t>
-      </w:r>
-      <w:proofErr w:type="spellEnd"/>
-      <w:r>
-        <w:rPr>
-          <w:rFonts w:hint="eastAsia"/>
-        </w:rPr>
-        <w:t xml:space="preserve"> 증강 시스템</w:t>
-      </w:r>
-      <w:bookmarkEnd w:id="19"/>
-    </w:p>
+      <w:bookmarkStart w:id="22" w:name="_Ref243352888"/>
+      <w:bookmarkStart w:id="23" w:name="_Toc243880163"/>
+      <w:r>
+        <w:rPr>
+          <w:rFonts w:hint="eastAsia"/>
+        </w:rPr>
+        <w:t>공격 및 스킬 시스템</w:t>
+      </w:r>
+      <w:bookmarkEnd w:id="22"/>
+      <w:bookmarkEnd w:id="23"/>
+    </w:p>
+    <w:p>
+      <w:r>
+        <w:rPr>
+          <w:rFonts w:hint="eastAsia"/>
+        </w:rPr>
+        <w:t>상</w:t>
+      </w:r>
+      <w:r>
+        <w:rPr>
+          <w:rFonts w:hint="eastAsia"/>
+        </w:rPr>
+        <w:t xml:space="preserve">세한 내용은 </w:t>
+      </w:r>
+      <w:r>
+        <w:t>Zomso_Skill_기획서.docx</w:t>
+      </w:r>
+      <w:r>
+        <w:rPr>
+          <w:rFonts w:hint="eastAsia"/>
+        </w:rPr>
+        <w:t>에서 다룬다.</w:t>
+      </w:r>
+    </w:p>
+    <w:p/>
     <w:p>
       <w:pPr>
         <w:pStyle w:val="3"/>
@@ -5652,804 +5579,7 @@
           <w:numId w:val="15"/>
         </w:numPr>
       </w:pPr>
-      <w:bookmarkStart w:id="20" w:name="_Toc243645646"/>
-      <w:r>
-        <w:t>저주/리스크 유물</w:t>
-      </w:r>
-      <w:bookmarkEnd w:id="20"/>
-    </w:p>
-    <w:p>
-      <w:r>
-        <w:t>엘리트 몬스터 처치 시 획득하며, 강력한 이점과 동시에 치명적인 패널티를 부과하는 하이리스크 하이리턴 요소</w:t>
-      </w:r>
-      <w:r>
-        <w:rPr>
-          <w:rFonts w:hint="eastAsia"/>
-        </w:rPr>
-        <w:t>를 차용한다.</w:t>
-      </w:r>
-    </w:p>
-    <w:p/>
-    <w:p>
-      <w:pPr>
-        <w:pStyle w:val="3"/>
-        <w:numPr>
-          <w:ilvl w:val="2"/>
-          <w:numId w:val="15"/>
-        </w:numPr>
-      </w:pPr>
-      <w:bookmarkStart w:id="21" w:name="_Toc243645647"/>
-      <w:r>
-        <w:rPr>
-          <w:rFonts w:hint="eastAsia"/>
-        </w:rPr>
-        <w:t>보스 증강</w:t>
-      </w:r>
-      <w:bookmarkEnd w:id="21"/>
-    </w:p>
-    <w:p>
-      <w:r>
-        <w:t>n분 간격으로 등장하는 보스를 처치할 경우 플레이어의 스탯을 크게 향상시키는 증강</w:t>
-      </w:r>
-      <w:r>
-        <w:rPr>
-          <w:rFonts w:hint="eastAsia"/>
-        </w:rPr>
-        <w:t xml:space="preserve"> </w:t>
-      </w:r>
-      <w:r>
-        <w:t>획득</w:t>
-      </w:r>
-      <w:r>
-        <w:rPr>
-          <w:rFonts w:hint="eastAsia"/>
-        </w:rPr>
-        <w:t>으로 플레이어가 강해진다.</w:t>
-      </w:r>
-    </w:p>
-    <w:p>
-      <w:r>
-        <w:br w:type="page"/>
-      </w:r>
-    </w:p>
-    <w:p/>
-    <w:p>
-      <w:pPr>
-        <w:pStyle w:val="2"/>
-        <w:numPr>
-          <w:ilvl w:val="1"/>
-          <w:numId w:val="15"/>
-        </w:numPr>
-      </w:pPr>
-      <w:bookmarkStart w:id="22" w:name="_Ref243352888"/>
-      <w:bookmarkStart w:id="23" w:name="_Toc243645648"/>
-      <w:r>
-        <w:rPr>
-          <w:rFonts w:hint="eastAsia"/>
-        </w:rPr>
-        <w:t>공격 및 스킬 시스템</w:t>
-      </w:r>
-      <w:bookmarkEnd w:id="22"/>
-      <w:bookmarkEnd w:id="23"/>
-    </w:p>
-    <w:p/>
-    <w:p>
-      <w:r>
-        <w:rPr>
-          <w:rFonts w:hint="eastAsia"/>
-        </w:rPr>
-        <w:t xml:space="preserve">모든 스킬은 </w:t>
-      </w:r>
-      <w:proofErr w:type="spellStart"/>
-      <w:r>
-        <w:rPr>
-          <w:rFonts w:hint="eastAsia"/>
-        </w:rPr>
-        <w:t>레어도가</w:t>
-      </w:r>
-      <w:proofErr w:type="spellEnd"/>
-      <w:r>
-        <w:rPr>
-          <w:rFonts w:hint="eastAsia"/>
-        </w:rPr>
-        <w:t xml:space="preserve"> 존재한다. </w:t>
-      </w:r>
-      <w:proofErr w:type="spellStart"/>
-      <w:r>
-        <w:rPr>
-          <w:rFonts w:hint="eastAsia"/>
-        </w:rPr>
-        <w:t>레어도는</w:t>
-      </w:r>
-      <w:proofErr w:type="spellEnd"/>
-      <w:r>
-        <w:rPr>
-          <w:rFonts w:hint="eastAsia"/>
-        </w:rPr>
-        <w:t xml:space="preserve"> 아래 표로 관리한다.</w:t>
-      </w:r>
-    </w:p>
-    <w:tbl>
-      <w:tblPr>
-        <w:tblW w:w="2740" w:type="dxa"/>
-        <w:tblCellMar>
-          <w:left w:w="99" w:type="dxa"/>
-          <w:right w:w="99" w:type="dxa"/>
-        </w:tblCellMar>
-        <w:tblLook w:val="04A0" w:firstRow="1" w:lastRow="0" w:firstColumn="1" w:lastColumn="0" w:noHBand="0" w:noVBand="1"/>
-      </w:tblPr>
-      <w:tblGrid>
-        <w:gridCol w:w="1260"/>
-        <w:gridCol w:w="1480"/>
-      </w:tblGrid>
-      <w:tr>
-        <w:trPr>
-          <w:trHeight w:val="330"/>
-        </w:trPr>
-        <w:tc>
-          <w:tcPr>
-            <w:tcW w:w="1260" w:type="dxa"/>
-            <w:tcBorders>
-              <w:top w:val="single" w:sz="4" w:space="0" w:color="auto"/>
-              <w:left w:val="single" w:sz="4" w:space="0" w:color="auto"/>
-              <w:bottom w:val="single" w:sz="4" w:space="0" w:color="auto"/>
-              <w:right w:val="single" w:sz="4" w:space="0" w:color="auto"/>
-            </w:tcBorders>
-            <w:shd w:val="clear" w:color="000000" w:fill="F7C7AC"/>
-            <w:noWrap/>
-            <w:vAlign w:val="center"/>
-            <w:hideMark/>
-          </w:tcPr>
-          <w:p>
-            <w:pPr>
-              <w:spacing w:line="240" w:lineRule="auto"/>
-              <w:jc w:val="center"/>
-              <w:rPr>
-                <w:rFonts w:ascii="맑은 고딕" w:eastAsia="맑은 고딕" w:hAnsi="맑은 고딕" w:cs="굴림"/>
-                <w:color w:val="000000"/>
-                <w:sz w:val="20"/>
-                <w:szCs w:val="20"/>
-                <w:lang w:val="en-US"/>
-              </w:rPr>
-            </w:pPr>
-            <w:proofErr w:type="spellStart"/>
-            <w:r>
-              <w:rPr>
-                <w:rFonts w:ascii="맑은 고딕" w:eastAsia="맑은 고딕" w:hAnsi="맑은 고딕" w:cs="굴림"/>
-                <w:color w:val="000000"/>
-                <w:sz w:val="20"/>
-                <w:szCs w:val="20"/>
-                <w:lang w:val="en-US"/>
-              </w:rPr>
-              <w:t>Skill_Rarity</w:t>
-            </w:r>
-            <w:proofErr w:type="spellEnd"/>
-          </w:p>
-        </w:tc>
-        <w:tc>
-          <w:tcPr>
-            <w:tcW w:w="1480" w:type="dxa"/>
-            <w:tcBorders>
-              <w:top w:val="single" w:sz="4" w:space="0" w:color="auto"/>
-              <w:left w:val="nil"/>
-              <w:bottom w:val="single" w:sz="4" w:space="0" w:color="auto"/>
-              <w:right w:val="single" w:sz="4" w:space="0" w:color="auto"/>
-            </w:tcBorders>
-            <w:shd w:val="clear" w:color="000000" w:fill="F7C7AC"/>
-            <w:noWrap/>
-            <w:vAlign w:val="center"/>
-            <w:hideMark/>
-          </w:tcPr>
-          <w:p>
-            <w:pPr>
-              <w:spacing w:line="240" w:lineRule="auto"/>
-              <w:jc w:val="center"/>
-              <w:rPr>
-                <w:rFonts w:ascii="맑은 고딕" w:eastAsia="맑은 고딕" w:hAnsi="맑은 고딕" w:cs="굴림"/>
-                <w:color w:val="000000"/>
-                <w:sz w:val="20"/>
-                <w:szCs w:val="20"/>
-                <w:lang w:val="en-US"/>
-              </w:rPr>
-            </w:pPr>
-            <w:proofErr w:type="spellStart"/>
-            <w:r>
-              <w:rPr>
-                <w:rFonts w:ascii="맑은 고딕" w:eastAsia="맑은 고딕" w:hAnsi="맑은 고딕" w:cs="굴림"/>
-                <w:color w:val="000000"/>
-                <w:sz w:val="20"/>
-                <w:szCs w:val="20"/>
-                <w:lang w:val="en-US"/>
-              </w:rPr>
-              <w:t>Rarity_Name</w:t>
-            </w:r>
-            <w:proofErr w:type="spellEnd"/>
-          </w:p>
-        </w:tc>
-      </w:tr>
-      <w:tr>
-        <w:trPr>
-          <w:trHeight w:val="330"/>
-        </w:trPr>
-        <w:tc>
-          <w:tcPr>
-            <w:tcW w:w="1260" w:type="dxa"/>
-            <w:tcBorders>
-              <w:top w:val="nil"/>
-              <w:left w:val="nil"/>
-              <w:bottom w:val="nil"/>
-              <w:right w:val="nil"/>
-            </w:tcBorders>
-            <w:noWrap/>
-            <w:vAlign w:val="center"/>
-            <w:hideMark/>
-          </w:tcPr>
-          <w:p>
-            <w:pPr>
-              <w:spacing w:line="240" w:lineRule="auto"/>
-              <w:jc w:val="center"/>
-              <w:rPr>
-                <w:rFonts w:ascii="맑은 고딕" w:eastAsia="맑은 고딕" w:hAnsi="맑은 고딕" w:cs="굴림"/>
-                <w:color w:val="000000"/>
-                <w:sz w:val="20"/>
-                <w:szCs w:val="20"/>
-                <w:lang w:val="en-US"/>
-              </w:rPr>
-            </w:pPr>
-            <w:proofErr w:type="spellStart"/>
-            <w:r>
-              <w:rPr>
-                <w:rFonts w:ascii="맑은 고딕" w:eastAsia="맑은 고딕" w:hAnsi="맑은 고딕" w:cs="굴림"/>
-                <w:color w:val="000000"/>
-                <w:sz w:val="20"/>
-                <w:szCs w:val="20"/>
-                <w:lang w:val="en-US"/>
-              </w:rPr>
-              <w:t>Common</w:t>
-            </w:r>
-            <w:proofErr w:type="spellEnd"/>
-          </w:p>
-        </w:tc>
-        <w:tc>
-          <w:tcPr>
-            <w:tcW w:w="1480" w:type="dxa"/>
-            <w:tcBorders>
-              <w:top w:val="nil"/>
-              <w:left w:val="nil"/>
-              <w:bottom w:val="nil"/>
-              <w:right w:val="nil"/>
-            </w:tcBorders>
-            <w:noWrap/>
-            <w:vAlign w:val="center"/>
-            <w:hideMark/>
-          </w:tcPr>
-          <w:p>
-            <w:pPr>
-              <w:spacing w:line="240" w:lineRule="auto"/>
-              <w:jc w:val="center"/>
-              <w:rPr>
-                <w:rFonts w:ascii="맑은 고딕" w:eastAsia="맑은 고딕" w:hAnsi="맑은 고딕" w:cs="굴림"/>
-                <w:color w:val="000000"/>
-                <w:sz w:val="20"/>
-                <w:szCs w:val="20"/>
-                <w:lang w:val="en-US"/>
-              </w:rPr>
-            </w:pPr>
-            <w:r>
-              <w:rPr>
-                <w:rFonts w:ascii="맑은 고딕" w:eastAsia="맑은 고딕" w:hAnsi="맑은 고딕" w:cs="굴림"/>
-                <w:color w:val="000000"/>
-                <w:sz w:val="20"/>
-                <w:szCs w:val="20"/>
-                <w:lang w:val="en-US"/>
-              </w:rPr>
-              <w:t>일반</w:t>
-            </w:r>
-          </w:p>
-        </w:tc>
-      </w:tr>
-      <w:tr>
-        <w:trPr>
-          <w:trHeight w:val="330"/>
-        </w:trPr>
-        <w:tc>
-          <w:tcPr>
-            <w:tcW w:w="1260" w:type="dxa"/>
-            <w:tcBorders>
-              <w:top w:val="nil"/>
-              <w:left w:val="nil"/>
-              <w:bottom w:val="nil"/>
-              <w:right w:val="nil"/>
-            </w:tcBorders>
-            <w:noWrap/>
-            <w:vAlign w:val="center"/>
-            <w:hideMark/>
-          </w:tcPr>
-          <w:p>
-            <w:pPr>
-              <w:spacing w:line="240" w:lineRule="auto"/>
-              <w:jc w:val="center"/>
-              <w:rPr>
-                <w:rFonts w:ascii="맑은 고딕" w:eastAsia="맑은 고딕" w:hAnsi="맑은 고딕" w:cs="굴림"/>
-                <w:color w:val="000000"/>
-                <w:sz w:val="20"/>
-                <w:szCs w:val="20"/>
-                <w:lang w:val="en-US"/>
-              </w:rPr>
-            </w:pPr>
-            <w:proofErr w:type="spellStart"/>
-            <w:r>
-              <w:rPr>
-                <w:rFonts w:ascii="맑은 고딕" w:eastAsia="맑은 고딕" w:hAnsi="맑은 고딕" w:cs="굴림"/>
-                <w:color w:val="000000"/>
-                <w:sz w:val="20"/>
-                <w:szCs w:val="20"/>
-                <w:lang w:val="en-US"/>
-              </w:rPr>
-              <w:t>Uncommon</w:t>
-            </w:r>
-            <w:proofErr w:type="spellEnd"/>
-          </w:p>
-        </w:tc>
-        <w:tc>
-          <w:tcPr>
-            <w:tcW w:w="1480" w:type="dxa"/>
-            <w:tcBorders>
-              <w:top w:val="nil"/>
-              <w:left w:val="nil"/>
-              <w:bottom w:val="nil"/>
-              <w:right w:val="nil"/>
-            </w:tcBorders>
-            <w:noWrap/>
-            <w:vAlign w:val="center"/>
-            <w:hideMark/>
-          </w:tcPr>
-          <w:p>
-            <w:pPr>
-              <w:spacing w:line="240" w:lineRule="auto"/>
-              <w:jc w:val="center"/>
-              <w:rPr>
-                <w:rFonts w:ascii="맑은 고딕" w:eastAsia="맑은 고딕" w:hAnsi="맑은 고딕" w:cs="굴림"/>
-                <w:color w:val="000000"/>
-                <w:sz w:val="20"/>
-                <w:szCs w:val="20"/>
-                <w:lang w:val="en-US"/>
-              </w:rPr>
-            </w:pPr>
-            <w:r>
-              <w:rPr>
-                <w:rFonts w:ascii="맑은 고딕" w:eastAsia="맑은 고딕" w:hAnsi="맑은 고딕" w:cs="굴림"/>
-                <w:color w:val="000000"/>
-                <w:sz w:val="20"/>
-                <w:szCs w:val="20"/>
-                <w:lang w:val="en-US"/>
-              </w:rPr>
-              <w:t>고급</w:t>
-            </w:r>
-          </w:p>
-        </w:tc>
-      </w:tr>
-      <w:tr>
-        <w:trPr>
-          <w:trHeight w:val="330"/>
-        </w:trPr>
-        <w:tc>
-          <w:tcPr>
-            <w:tcW w:w="1260" w:type="dxa"/>
-            <w:tcBorders>
-              <w:top w:val="nil"/>
-              <w:left w:val="nil"/>
-              <w:bottom w:val="nil"/>
-              <w:right w:val="nil"/>
-            </w:tcBorders>
-            <w:noWrap/>
-            <w:vAlign w:val="center"/>
-            <w:hideMark/>
-          </w:tcPr>
-          <w:p>
-            <w:pPr>
-              <w:spacing w:line="240" w:lineRule="auto"/>
-              <w:jc w:val="center"/>
-              <w:rPr>
-                <w:rFonts w:ascii="맑은 고딕" w:eastAsia="맑은 고딕" w:hAnsi="맑은 고딕" w:cs="굴림"/>
-                <w:color w:val="000000"/>
-                <w:sz w:val="20"/>
-                <w:szCs w:val="20"/>
-                <w:lang w:val="en-US"/>
-              </w:rPr>
-            </w:pPr>
-            <w:proofErr w:type="spellStart"/>
-            <w:r>
-              <w:rPr>
-                <w:rFonts w:ascii="맑은 고딕" w:eastAsia="맑은 고딕" w:hAnsi="맑은 고딕" w:cs="굴림"/>
-                <w:color w:val="000000"/>
-                <w:sz w:val="20"/>
-                <w:szCs w:val="20"/>
-                <w:lang w:val="en-US"/>
-              </w:rPr>
-              <w:t>Rare</w:t>
-            </w:r>
-            <w:proofErr w:type="spellEnd"/>
-          </w:p>
-        </w:tc>
-        <w:tc>
-          <w:tcPr>
-            <w:tcW w:w="1480" w:type="dxa"/>
-            <w:tcBorders>
-              <w:top w:val="nil"/>
-              <w:left w:val="nil"/>
-              <w:bottom w:val="nil"/>
-              <w:right w:val="nil"/>
-            </w:tcBorders>
-            <w:noWrap/>
-            <w:vAlign w:val="center"/>
-            <w:hideMark/>
-          </w:tcPr>
-          <w:p>
-            <w:pPr>
-              <w:spacing w:line="240" w:lineRule="auto"/>
-              <w:jc w:val="center"/>
-              <w:rPr>
-                <w:rFonts w:ascii="맑은 고딕" w:eastAsia="맑은 고딕" w:hAnsi="맑은 고딕" w:cs="굴림"/>
-                <w:color w:val="000000"/>
-                <w:sz w:val="20"/>
-                <w:szCs w:val="20"/>
-                <w:lang w:val="en-US"/>
-              </w:rPr>
-            </w:pPr>
-            <w:r>
-              <w:rPr>
-                <w:rFonts w:ascii="맑은 고딕" w:eastAsia="맑은 고딕" w:hAnsi="맑은 고딕" w:cs="굴림"/>
-                <w:color w:val="000000"/>
-                <w:sz w:val="20"/>
-                <w:szCs w:val="20"/>
-                <w:lang w:val="en-US"/>
-              </w:rPr>
-              <w:t>희귀</w:t>
-            </w:r>
-          </w:p>
-        </w:tc>
-      </w:tr>
-      <w:tr>
-        <w:trPr>
-          <w:trHeight w:val="330"/>
-        </w:trPr>
-        <w:tc>
-          <w:tcPr>
-            <w:tcW w:w="1260" w:type="dxa"/>
-            <w:tcBorders>
-              <w:top w:val="nil"/>
-              <w:left w:val="nil"/>
-              <w:bottom w:val="nil"/>
-              <w:right w:val="nil"/>
-            </w:tcBorders>
-            <w:noWrap/>
-            <w:vAlign w:val="center"/>
-            <w:hideMark/>
-          </w:tcPr>
-          <w:p>
-            <w:pPr>
-              <w:spacing w:line="240" w:lineRule="auto"/>
-              <w:jc w:val="center"/>
-              <w:rPr>
-                <w:rFonts w:ascii="맑은 고딕" w:eastAsia="맑은 고딕" w:hAnsi="맑은 고딕" w:cs="굴림"/>
-                <w:color w:val="000000"/>
-                <w:sz w:val="20"/>
-                <w:szCs w:val="20"/>
-                <w:lang w:val="en-US"/>
-              </w:rPr>
-            </w:pPr>
-            <w:proofErr w:type="spellStart"/>
-            <w:r>
-              <w:rPr>
-                <w:rFonts w:ascii="맑은 고딕" w:eastAsia="맑은 고딕" w:hAnsi="맑은 고딕" w:cs="굴림"/>
-                <w:color w:val="000000"/>
-                <w:sz w:val="20"/>
-                <w:szCs w:val="20"/>
-                <w:lang w:val="en-US"/>
-              </w:rPr>
-              <w:t>Epic</w:t>
-            </w:r>
-            <w:proofErr w:type="spellEnd"/>
-          </w:p>
-        </w:tc>
-        <w:tc>
-          <w:tcPr>
-            <w:tcW w:w="1480" w:type="dxa"/>
-            <w:tcBorders>
-              <w:top w:val="nil"/>
-              <w:left w:val="nil"/>
-              <w:bottom w:val="nil"/>
-              <w:right w:val="nil"/>
-            </w:tcBorders>
-            <w:noWrap/>
-            <w:vAlign w:val="center"/>
-            <w:hideMark/>
-          </w:tcPr>
-          <w:p>
-            <w:pPr>
-              <w:spacing w:line="240" w:lineRule="auto"/>
-              <w:jc w:val="center"/>
-              <w:rPr>
-                <w:rFonts w:ascii="맑은 고딕" w:eastAsia="맑은 고딕" w:hAnsi="맑은 고딕" w:cs="굴림"/>
-                <w:color w:val="000000"/>
-                <w:sz w:val="20"/>
-                <w:szCs w:val="20"/>
-                <w:lang w:val="en-US"/>
-              </w:rPr>
-            </w:pPr>
-            <w:r>
-              <w:rPr>
-                <w:rFonts w:ascii="맑은 고딕" w:eastAsia="맑은 고딕" w:hAnsi="맑은 고딕" w:cs="굴림"/>
-                <w:color w:val="000000"/>
-                <w:sz w:val="20"/>
-                <w:szCs w:val="20"/>
-                <w:lang w:val="en-US"/>
-              </w:rPr>
-              <w:t>영웅</w:t>
-            </w:r>
-          </w:p>
-        </w:tc>
-      </w:tr>
-      <w:tr>
-        <w:trPr>
-          <w:trHeight w:val="330"/>
-        </w:trPr>
-        <w:tc>
-          <w:tcPr>
-            <w:tcW w:w="1260" w:type="dxa"/>
-            <w:tcBorders>
-              <w:top w:val="nil"/>
-              <w:left w:val="nil"/>
-              <w:bottom w:val="nil"/>
-              <w:right w:val="nil"/>
-            </w:tcBorders>
-            <w:noWrap/>
-            <w:vAlign w:val="center"/>
-            <w:hideMark/>
-          </w:tcPr>
-          <w:p>
-            <w:pPr>
-              <w:spacing w:line="240" w:lineRule="auto"/>
-              <w:jc w:val="center"/>
-              <w:rPr>
-                <w:rFonts w:ascii="맑은 고딕" w:eastAsia="맑은 고딕" w:hAnsi="맑은 고딕" w:cs="굴림"/>
-                <w:color w:val="000000"/>
-                <w:sz w:val="20"/>
-                <w:szCs w:val="20"/>
-                <w:lang w:val="en-US"/>
-              </w:rPr>
-            </w:pPr>
-            <w:proofErr w:type="spellStart"/>
-            <w:r>
-              <w:rPr>
-                <w:rFonts w:ascii="맑은 고딕" w:eastAsia="맑은 고딕" w:hAnsi="맑은 고딕" w:cs="굴림"/>
-                <w:color w:val="000000"/>
-                <w:sz w:val="20"/>
-                <w:szCs w:val="20"/>
-                <w:lang w:val="en-US"/>
-              </w:rPr>
-              <w:t>Legendary</w:t>
-            </w:r>
-            <w:proofErr w:type="spellEnd"/>
-          </w:p>
-        </w:tc>
-        <w:tc>
-          <w:tcPr>
-            <w:tcW w:w="1480" w:type="dxa"/>
-            <w:tcBorders>
-              <w:top w:val="nil"/>
-              <w:left w:val="nil"/>
-              <w:bottom w:val="nil"/>
-              <w:right w:val="nil"/>
-            </w:tcBorders>
-            <w:noWrap/>
-            <w:vAlign w:val="center"/>
-            <w:hideMark/>
-          </w:tcPr>
-          <w:p>
-            <w:pPr>
-              <w:spacing w:line="240" w:lineRule="auto"/>
-              <w:jc w:val="center"/>
-              <w:rPr>
-                <w:rFonts w:ascii="맑은 고딕" w:eastAsia="맑은 고딕" w:hAnsi="맑은 고딕" w:cs="굴림"/>
-                <w:color w:val="000000"/>
-                <w:sz w:val="20"/>
-                <w:szCs w:val="20"/>
-                <w:lang w:val="en-US"/>
-              </w:rPr>
-            </w:pPr>
-            <w:r>
-              <w:rPr>
-                <w:rFonts w:ascii="맑은 고딕" w:eastAsia="맑은 고딕" w:hAnsi="맑은 고딕" w:cs="굴림"/>
-                <w:color w:val="000000"/>
-                <w:sz w:val="20"/>
-                <w:szCs w:val="20"/>
-                <w:lang w:val="en-US"/>
-              </w:rPr>
-              <w:t>전설</w:t>
-            </w:r>
-          </w:p>
-        </w:tc>
-      </w:tr>
-      <w:tr>
-        <w:trPr>
-          <w:trHeight w:val="330"/>
-        </w:trPr>
-        <w:tc>
-          <w:tcPr>
-            <w:tcW w:w="1260" w:type="dxa"/>
-            <w:tcBorders>
-              <w:top w:val="nil"/>
-              <w:left w:val="nil"/>
-              <w:bottom w:val="nil"/>
-              <w:right w:val="nil"/>
-            </w:tcBorders>
-            <w:noWrap/>
-            <w:vAlign w:val="center"/>
-            <w:hideMark/>
-          </w:tcPr>
-          <w:p>
-            <w:pPr>
-              <w:spacing w:line="240" w:lineRule="auto"/>
-              <w:jc w:val="center"/>
-              <w:rPr>
-                <w:rFonts w:ascii="맑은 고딕" w:eastAsia="맑은 고딕" w:hAnsi="맑은 고딕" w:cs="굴림"/>
-                <w:color w:val="000000"/>
-                <w:sz w:val="20"/>
-                <w:szCs w:val="20"/>
-                <w:lang w:val="en-US"/>
-              </w:rPr>
-            </w:pPr>
-            <w:proofErr w:type="spellStart"/>
-            <w:r>
-              <w:rPr>
-                <w:rFonts w:ascii="맑은 고딕" w:eastAsia="맑은 고딕" w:hAnsi="맑은 고딕" w:cs="굴림"/>
-                <w:color w:val="000000"/>
-                <w:sz w:val="20"/>
-                <w:szCs w:val="20"/>
-                <w:lang w:val="en-US"/>
-              </w:rPr>
-              <w:t>Mythic</w:t>
-            </w:r>
-            <w:proofErr w:type="spellEnd"/>
-          </w:p>
-        </w:tc>
-        <w:tc>
-          <w:tcPr>
-            <w:tcW w:w="1480" w:type="dxa"/>
-            <w:tcBorders>
-              <w:top w:val="nil"/>
-              <w:left w:val="nil"/>
-              <w:bottom w:val="nil"/>
-              <w:right w:val="nil"/>
-            </w:tcBorders>
-            <w:noWrap/>
-            <w:vAlign w:val="center"/>
-            <w:hideMark/>
-          </w:tcPr>
-          <w:p>
-            <w:pPr>
-              <w:spacing w:line="240" w:lineRule="auto"/>
-              <w:jc w:val="center"/>
-              <w:rPr>
-                <w:rFonts w:ascii="맑은 고딕" w:eastAsia="맑은 고딕" w:hAnsi="맑은 고딕" w:cs="굴림"/>
-                <w:color w:val="000000"/>
-                <w:sz w:val="20"/>
-                <w:szCs w:val="20"/>
-                <w:lang w:val="en-US"/>
-              </w:rPr>
-            </w:pPr>
-            <w:r>
-              <w:rPr>
-                <w:rFonts w:ascii="맑은 고딕" w:eastAsia="맑은 고딕" w:hAnsi="맑은 고딕" w:cs="굴림"/>
-                <w:color w:val="000000"/>
-                <w:sz w:val="20"/>
-                <w:szCs w:val="20"/>
-                <w:lang w:val="en-US"/>
-              </w:rPr>
-              <w:t>신화</w:t>
-            </w:r>
-          </w:p>
-        </w:tc>
-      </w:tr>
-      <w:tr>
-        <w:trPr>
-          <w:trHeight w:val="330"/>
-        </w:trPr>
-        <w:tc>
-          <w:tcPr>
-            <w:tcW w:w="1260" w:type="dxa"/>
-            <w:tcBorders>
-              <w:top w:val="nil"/>
-              <w:left w:val="nil"/>
-              <w:bottom w:val="nil"/>
-              <w:right w:val="nil"/>
-            </w:tcBorders>
-            <w:noWrap/>
-            <w:vAlign w:val="center"/>
-            <w:hideMark/>
-          </w:tcPr>
-          <w:p>
-            <w:pPr>
-              <w:spacing w:line="240" w:lineRule="auto"/>
-              <w:jc w:val="center"/>
-              <w:rPr>
-                <w:rFonts w:ascii="맑은 고딕" w:eastAsia="맑은 고딕" w:hAnsi="맑은 고딕" w:cs="굴림"/>
-                <w:color w:val="000000"/>
-                <w:sz w:val="20"/>
-                <w:szCs w:val="20"/>
-                <w:lang w:val="en-US"/>
-              </w:rPr>
-            </w:pPr>
-            <w:r>
-              <w:rPr>
-                <w:rFonts w:ascii="맑은 고딕" w:eastAsia="맑은 고딕" w:hAnsi="맑은 고딕" w:cs="굴림"/>
-                <w:color w:val="000000"/>
-                <w:sz w:val="20"/>
-                <w:szCs w:val="20"/>
-                <w:lang w:val="en-US"/>
-              </w:rPr>
-              <w:t>Fusion</w:t>
-            </w:r>
-          </w:p>
-        </w:tc>
-        <w:tc>
-          <w:tcPr>
-            <w:tcW w:w="1480" w:type="dxa"/>
-            <w:tcBorders>
-              <w:top w:val="nil"/>
-              <w:left w:val="nil"/>
-              <w:bottom w:val="nil"/>
-              <w:right w:val="nil"/>
-            </w:tcBorders>
-            <w:noWrap/>
-            <w:vAlign w:val="center"/>
-            <w:hideMark/>
-          </w:tcPr>
-          <w:p>
-            <w:pPr>
-              <w:spacing w:line="240" w:lineRule="auto"/>
-              <w:jc w:val="center"/>
-              <w:rPr>
-                <w:rFonts w:ascii="맑은 고딕" w:eastAsia="맑은 고딕" w:hAnsi="맑은 고딕" w:cs="굴림"/>
-                <w:color w:val="000000"/>
-                <w:sz w:val="20"/>
-                <w:szCs w:val="20"/>
-                <w:lang w:val="en-US"/>
-              </w:rPr>
-            </w:pPr>
-            <w:r>
-              <w:rPr>
-                <w:rFonts w:ascii="맑은 고딕" w:eastAsia="맑은 고딕" w:hAnsi="맑은 고딕" w:cs="굴림"/>
-                <w:color w:val="000000"/>
-                <w:sz w:val="20"/>
-                <w:szCs w:val="20"/>
-                <w:lang w:val="en-US"/>
-              </w:rPr>
-              <w:t>시너지</w:t>
-            </w:r>
-          </w:p>
-        </w:tc>
-      </w:tr>
-    </w:tbl>
-    <w:p>
-      <w:r>
-        <w:rPr>
-          <w:rFonts w:hint="eastAsia"/>
-        </w:rPr>
-        <w:t xml:space="preserve"> </w:t>
-      </w:r>
-    </w:p>
-    <w:p>
-      <w:pPr>
-        <w:pStyle w:val="3"/>
-        <w:numPr>
-          <w:ilvl w:val="2"/>
-          <w:numId w:val="15"/>
-        </w:numPr>
-      </w:pPr>
-      <w:bookmarkStart w:id="24" w:name="_Toc243645649"/>
+      <w:bookmarkStart w:id="24" w:name="_Toc243880164"/>
       <w:r>
         <w:rPr>
           <w:rFonts w:hint="eastAsia"/>
@@ -6464,10 +5594,10 @@
           <w:noProof/>
         </w:rPr>
         <w:drawing>
-          <wp:inline distT="0" distB="0" distL="0" distR="0" wp14:anchorId="42C8A801" wp14:editId="50FA46B2">
-            <wp:extent cx="5733415" cy="2889278"/>
-            <wp:effectExtent l="0" t="0" r="0" b="6350"/>
-            <wp:docPr id="1313385668" name="그림 6"/>
+          <wp:inline distT="0" distB="0" distL="0" distR="0" wp14:anchorId="0037AFB1" wp14:editId="37C6D5CB">
+            <wp:extent cx="5733415" cy="2940237"/>
+            <wp:effectExtent l="0" t="0" r="0" b="0"/>
+            <wp:docPr id="555861764" name="그림 5"/>
             <wp:cNvGraphicFramePr>
               <a:graphicFrameLocks xmlns:a="http://schemas.openxmlformats.org/drawingml/2006/main" noChangeAspect="1"/>
             </wp:cNvGraphicFramePr>
@@ -6475,7 +5605,7 @@
               <a:graphicData uri="http://schemas.openxmlformats.org/drawingml/2006/picture">
                 <pic:pic xmlns:pic="http://schemas.openxmlformats.org/drawingml/2006/picture">
                   <pic:nvPicPr>
-                    <pic:cNvPr id="0" name="Picture 7"/>
+                    <pic:cNvPr id="0" name="Picture 6"/>
                     <pic:cNvPicPr>
                       <a:picLocks noChangeAspect="1" noChangeArrowheads="1"/>
                     </pic:cNvPicPr>
@@ -6496,7 +5626,7 @@
                   <pic:spPr bwMode="auto">
                     <a:xfrm>
                       <a:off x="0" y="0"/>
-                      <a:ext cx="5733415" cy="2889278"/>
+                      <a:ext cx="5733415" cy="2940237"/>
                     </a:xfrm>
                     <a:prstGeom prst="rect">
                       <a:avLst/>
@@ -6551,7 +5681,7 @@
       </w:pPr>
       <w:bookmarkStart w:id="25" w:name="_Ref243612709"/>
       <w:bookmarkStart w:id="26" w:name="_Ref243612712"/>
-      <w:bookmarkStart w:id="27" w:name="_Toc243645650"/>
+      <w:bookmarkStart w:id="27" w:name="_Toc243880165"/>
       <w:r>
         <w:rPr>
           <w:rFonts w:hint="eastAsia"/>
@@ -6563,85 +5693,15 @@
       <w:bookmarkEnd w:id="27"/>
     </w:p>
     <w:p>
-      <w:pPr>
+      <w:r>
         <w:rPr>
           <w:noProof/>
         </w:rPr>
-      </w:pPr>
-      <w:r>
-        <w:rPr>
-          <w:rFonts w:hint="eastAsia"/>
-        </w:rPr>
-        <w:t>엘리</w:t>
-      </w:r>
-      <w:r>
-        <w:rPr>
-          <w:rFonts w:hint="eastAsia"/>
-        </w:rPr>
-        <w:t>트</w:t>
-      </w:r>
-      <w:r>
-        <w:rPr>
-          <w:rFonts w:hint="eastAsia"/>
-        </w:rPr>
-        <w:t>와 보스</w:t>
-      </w:r>
-      <w:r>
-        <w:rPr>
-          <w:rFonts w:hint="eastAsia"/>
-        </w:rPr>
-        <w:t xml:space="preserve"> 몬스터</w:t>
-      </w:r>
-      <w:r>
-        <w:rPr>
-          <w:rFonts w:hint="eastAsia"/>
-        </w:rPr>
-        <w:t xml:space="preserve">를 상대하기 위한 주요 수단으로 </w:t>
-      </w:r>
-      <w:proofErr w:type="spellStart"/>
-      <w:r>
-        <w:rPr>
-          <w:rFonts w:hint="eastAsia"/>
-        </w:rPr>
-        <w:t>설정한다.이동</w:t>
-      </w:r>
-      <w:proofErr w:type="spellEnd"/>
-      <w:r>
-        <w:rPr>
-          <w:rFonts w:hint="eastAsia"/>
-        </w:rPr>
-        <w:t xml:space="preserve"> 중 적을 공격하여 즉시 시전되는 공격이</w:t>
-      </w:r>
-      <w:r>
-        <w:rPr>
-          <w:rFonts w:hint="eastAsia"/>
-        </w:rPr>
-        <w:t>다.</w:t>
-      </w:r>
-      <w:r>
-        <w:rPr>
-          <w:rFonts w:hint="eastAsia"/>
-        </w:rPr>
-        <w:t xml:space="preserve"> 약공격 버튼을 눌러서 사용 가능하다.</w:t>
-      </w:r>
-      <w:r>
-        <w:rPr>
-          <w:rFonts w:hint="eastAsia"/>
-        </w:rPr>
-        <w:t xml:space="preserve"> </w:t>
-      </w:r>
-      <w:r>
-        <w:t>애니메이션으로 공격의 딜레이를 준다.</w:t>
-      </w:r>
-      <w:r>
-        <w:rPr>
-          <w:noProof/>
-        </w:rPr>
         <w:drawing>
-          <wp:inline distT="0" distB="0" distL="0" distR="0" wp14:anchorId="07C6C521" wp14:editId="1EAF952B">
-            <wp:extent cx="5733415" cy="2599994"/>
-            <wp:effectExtent l="0" t="0" r="0" b="0"/>
-            <wp:docPr id="483285605" name="그림 9"/>
+          <wp:inline distT="0" distB="0" distL="0" distR="0" wp14:anchorId="6E13B017" wp14:editId="0F9C7826">
+            <wp:extent cx="5733415" cy="2805377"/>
+            <wp:effectExtent l="0" t="0" r="635" b="0"/>
+            <wp:docPr id="1109134408" name="그림 2"/>
             <wp:cNvGraphicFramePr>
               <a:graphicFrameLocks xmlns:a="http://schemas.openxmlformats.org/drawingml/2006/main" noChangeAspect="1"/>
             </wp:cNvGraphicFramePr>
@@ -6649,7 +5709,7 @@
               <a:graphicData uri="http://schemas.openxmlformats.org/drawingml/2006/picture">
                 <pic:pic xmlns:pic="http://schemas.openxmlformats.org/drawingml/2006/picture">
                   <pic:nvPicPr>
-                    <pic:cNvPr id="0" name="Picture 10"/>
+                    <pic:cNvPr id="0" name="Picture 3"/>
                     <pic:cNvPicPr>
                       <a:picLocks noChangeAspect="1" noChangeArrowheads="1"/>
                     </pic:cNvPicPr>
@@ -6670,7 +5730,7 @@
                   <pic:spPr bwMode="auto">
                     <a:xfrm>
                       <a:off x="0" y="0"/>
-                      <a:ext cx="5733415" cy="2599994"/>
+                      <a:ext cx="5733415" cy="2805377"/>
                     </a:xfrm>
                     <a:prstGeom prst="rect">
                       <a:avLst/>
@@ -6684,6 +5744,78 @@
         </w:drawing>
       </w:r>
     </w:p>
+    <w:p/>
+    <w:p>
+      <w:pPr>
+        <w:rPr>
+          <w:noProof/>
+        </w:rPr>
+      </w:pPr>
+      <w:r>
+        <w:rPr>
+          <w:rFonts w:hint="eastAsia"/>
+        </w:rPr>
+        <w:t>엘리</w:t>
+      </w:r>
+      <w:r>
+        <w:rPr>
+          <w:rFonts w:hint="eastAsia"/>
+        </w:rPr>
+        <w:t>트</w:t>
+      </w:r>
+      <w:r>
+        <w:rPr>
+          <w:rFonts w:hint="eastAsia"/>
+        </w:rPr>
+        <w:t>와 보스</w:t>
+      </w:r>
+      <w:r>
+        <w:rPr>
+          <w:rFonts w:hint="eastAsia"/>
+        </w:rPr>
+        <w:t xml:space="preserve"> 몬스터</w:t>
+      </w:r>
+      <w:r>
+        <w:rPr>
+          <w:rFonts w:hint="eastAsia"/>
+        </w:rPr>
+        <w:t>를 상대하기 위한 주요 수단으로 설정한다.</w:t>
+      </w:r>
+      <w:r>
+        <w:rPr>
+          <w:rFonts w:hint="eastAsia"/>
+        </w:rPr>
+        <w:t xml:space="preserve"> </w:t>
+      </w:r>
+      <w:r>
+        <w:rPr>
+          <w:rFonts w:hint="eastAsia"/>
+        </w:rPr>
+        <w:t>이동 중 적을 공격하여 즉시 시전되는 공격이</w:t>
+      </w:r>
+      <w:r>
+        <w:rPr>
+          <w:rFonts w:hint="eastAsia"/>
+        </w:rPr>
+        <w:t>다.</w:t>
+      </w:r>
+      <w:r>
+        <w:rPr>
+          <w:rFonts w:hint="eastAsia"/>
+        </w:rPr>
+        <w:t xml:space="preserve"> 약공격 버튼을 눌러서 사용 가능하다.</w:t>
+      </w:r>
+      <w:r>
+        <w:rPr>
+          <w:rFonts w:hint="eastAsia"/>
+        </w:rPr>
+        <w:t xml:space="preserve"> </w:t>
+      </w:r>
+      <w:r>
+        <w:t>애니메이션으로 공격의 딜레이를 준다.</w:t>
+      </w:r>
+    </w:p>
+    <w:p/>
     <w:p>
       <w:pPr>
         <w:rPr>
@@ -6697,15 +5829,21 @@
           <w:b/>
           <w:bCs/>
         </w:rPr>
-        <w:t>약공격 버튼</w:t>
-      </w:r>
-    </w:p>
-    <w:p>
-      <w:r>
-        <w:rPr>
-          <w:rFonts w:hint="eastAsia"/>
-        </w:rPr>
-        <w:t xml:space="preserve">버튼을 누르면 지니고 있는 약공격 스킬이 사용된다. </w:t>
+        <w:t xml:space="preserve">약공격 </w:t>
+      </w:r>
+    </w:p>
+    <w:p>
+      <w:r>
+        <w:rPr>
+          <w:rFonts w:hint="eastAsia"/>
+        </w:rPr>
+        <w:t xml:space="preserve">투사체 혹은 그와 유사한 공격이 사용된다. </w:t>
+      </w:r>
+      <w:r>
+        <w:rPr>
+          <w:rFonts w:hint="eastAsia"/>
+        </w:rPr>
+        <w:t>모든 공격의 종류는 추후 별도의 표 혹은 테이블로 정리한다.</w:t>
       </w:r>
     </w:p>
     <w:p/>
@@ -6722,30 +5860,30 @@
           <w:b/>
           <w:bCs/>
         </w:rPr>
-        <w:t xml:space="preserve">약공격 </w:t>
-      </w:r>
-    </w:p>
-    <w:p>
-      <w:r>
-        <w:rPr>
-          <w:rFonts w:hint="eastAsia"/>
-        </w:rPr>
-        <w:t xml:space="preserve">투사체 혹은 그와 유사한 공격이 사용된다. </w:t>
-      </w:r>
-      <w:r>
-        <w:rPr>
-          <w:rFonts w:hint="eastAsia"/>
-        </w:rPr>
-        <w:t>모든 공격의 종류는 추후 별도의 표 혹은 테이블로 정리한다.</w:t>
-      </w:r>
-    </w:p>
-    <w:p>
+        <w:t>약공격 버튼</w:t>
+      </w:r>
+    </w:p>
+    <w:p>
+      <w:r>
+        <w:rPr>
+          <w:rFonts w:hint="eastAsia"/>
+        </w:rPr>
+        <w:t xml:space="preserve">버튼을 누르면 지니고 있는 약공격 스킬이 사용된다. </w:t>
+      </w:r>
+    </w:p>
+    <w:p/>
+    <w:p>
+      <w:pPr>
+        <w:rPr>
+          <w:color w:val="000000"/>
+          <w:sz w:val="24"/>
+          <w:szCs w:val="24"/>
+        </w:rPr>
+      </w:pPr>
       <w:r>
         <w:br w:type="page"/>
       </w:r>
     </w:p>
-    <w:p/>
-    <w:p/>
     <w:p>
       <w:pPr>
         <w:pStyle w:val="3"/>
@@ -6754,11 +5892,12 @@
           <w:numId w:val="15"/>
         </w:numPr>
       </w:pPr>
-      <w:bookmarkStart w:id="28" w:name="_Toc243645651"/>
-      <w:r>
-        <w:rPr>
-          <w:rFonts w:hint="eastAsia"/>
-        </w:rPr>
+      <w:bookmarkStart w:id="28" w:name="_Toc243880166"/>
+      <w:r>
+        <w:rPr>
+          <w:rFonts w:hint="eastAsia"/>
+        </w:rPr>
+        <w:lastRenderedPageBreak/>
         <w:t>강공격 스킬</w:t>
       </w:r>
       <w:bookmarkEnd w:id="28"/>
@@ -6783,9 +5922,9 @@
           <w:noProof/>
         </w:rPr>
         <w:drawing>
-          <wp:inline distT="0" distB="0" distL="0" distR="0" wp14:anchorId="1E08E345" wp14:editId="2218460F">
-            <wp:extent cx="5733319" cy="1880558"/>
-            <wp:effectExtent l="0" t="0" r="1270" b="0"/>
+          <wp:inline distT="0" distB="0" distL="0" distR="0" wp14:anchorId="1E08E345" wp14:editId="39DF2DDB">
+            <wp:extent cx="5419725" cy="1777697"/>
+            <wp:effectExtent l="0" t="0" r="0" b="0"/>
             <wp:docPr id="2037294546" name="그림 13"/>
             <wp:cNvGraphicFramePr>
               <a:graphicFrameLocks xmlns:a="http://schemas.openxmlformats.org/drawingml/2006/main" noChangeAspect="1"/>
@@ -6815,7 +5954,7 @@
                   <pic:spPr bwMode="auto">
                     <a:xfrm>
                       <a:off x="0" y="0"/>
-                      <a:ext cx="5737951" cy="1882077"/>
+                      <a:ext cx="5430343" cy="1781180"/>
                     </a:xfrm>
                     <a:prstGeom prst="rect">
                       <a:avLst/>
@@ -6830,33 +5969,11 @@
       </w:r>
     </w:p>
     <w:p>
-      <w:proofErr w:type="spellStart"/>
-      <w:r>
-        <w:rPr>
-          <w:rFonts w:hint="eastAsia"/>
-        </w:rPr>
-        <w:t>차징에</w:t>
-      </w:r>
-      <w:proofErr w:type="spellEnd"/>
-      <w:r>
-        <w:rPr>
-          <w:rFonts w:hint="eastAsia"/>
-        </w:rPr>
-        <w:t xml:space="preserve"> 따라 </w:t>
-      </w:r>
-      <w:proofErr w:type="spellStart"/>
-      <w:r>
-        <w:rPr>
-          <w:rFonts w:hint="eastAsia"/>
-        </w:rPr>
-        <w:t>차징</w:t>
-      </w:r>
-      <w:proofErr w:type="spellEnd"/>
-      <w:r>
-        <w:rPr>
-          <w:rFonts w:hint="eastAsia"/>
-        </w:rPr>
-        <w:t xml:space="preserve"> 이펙트가 길어지거나 차징 범위가 넓어지는 등의 가시화 이펙트가 존재한다.</w:t>
+      <w:r>
+        <w:rPr>
+          <w:rFonts w:hint="eastAsia"/>
+        </w:rPr>
+        <w:t>차징에 따라 차징 이펙트가 길어지거나 차징 범위가 넓어지는 등의 가시화 이펙트가 존재한다.</w:t>
       </w:r>
     </w:p>
     <w:p>
@@ -6865,10 +5982,10 @@
           <w:noProof/>
         </w:rPr>
         <w:drawing>
-          <wp:inline distT="0" distB="0" distL="0" distR="0" wp14:anchorId="047A559B" wp14:editId="15E15A5D">
-            <wp:extent cx="5733415" cy="2873337"/>
-            <wp:effectExtent l="0" t="0" r="0" b="3810"/>
-            <wp:docPr id="75886716" name="그림 15"/>
+          <wp:inline distT="0" distB="0" distL="0" distR="0" wp14:anchorId="0DAA172A" wp14:editId="4DFA1FA2">
+            <wp:extent cx="5733415" cy="2805377"/>
+            <wp:effectExtent l="0" t="0" r="635" b="0"/>
+            <wp:docPr id="60900264" name="그림 3"/>
             <wp:cNvGraphicFramePr>
               <a:graphicFrameLocks xmlns:a="http://schemas.openxmlformats.org/drawingml/2006/main" noChangeAspect="1"/>
             </wp:cNvGraphicFramePr>
@@ -6876,7 +5993,7 @@
               <a:graphicData uri="http://schemas.openxmlformats.org/drawingml/2006/picture">
                 <pic:pic xmlns:pic="http://schemas.openxmlformats.org/drawingml/2006/picture">
                   <pic:nvPicPr>
-                    <pic:cNvPr id="0" name="Picture 16"/>
+                    <pic:cNvPr id="0" name="Picture 4"/>
                     <pic:cNvPicPr>
                       <a:picLocks noChangeAspect="1" noChangeArrowheads="1"/>
                     </pic:cNvPicPr>
@@ -6897,7 +6014,7 @@
                   <pic:spPr bwMode="auto">
                     <a:xfrm>
                       <a:off x="0" y="0"/>
-                      <a:ext cx="5733415" cy="2873337"/>
+                      <a:ext cx="5733415" cy="2805377"/>
                     </a:xfrm>
                     <a:prstGeom prst="rect">
                       <a:avLst/>
@@ -6925,15 +6042,15 @@
           <w:b/>
           <w:bCs/>
         </w:rPr>
-        <w:t>강공격 버튼</w:t>
-      </w:r>
-    </w:p>
-    <w:p>
-      <w:r>
-        <w:rPr>
-          <w:rFonts w:hint="eastAsia"/>
-        </w:rPr>
-        <w:t xml:space="preserve">버튼을 누르고 있으면 강공격의 사용이 가능하다. </w:t>
+        <w:t>강공격</w:t>
+      </w:r>
+    </w:p>
+    <w:p>
+      <w:r>
+        <w:rPr>
+          <w:rFonts w:hint="eastAsia"/>
+        </w:rPr>
+        <w:t>투사체 혹은 그와 유사한 공격이 사용된다. 모든 공격의 종류는 추후 별도의 표 혹은 테이블로 정리한다.</w:t>
       </w:r>
     </w:p>
     <w:p/>
@@ -6950,34 +6067,16 @@
           <w:b/>
           <w:bCs/>
         </w:rPr>
-        <w:t>강공격</w:t>
-      </w:r>
-    </w:p>
-    <w:p>
-      <w:r>
-        <w:rPr>
-          <w:rFonts w:hint="eastAsia"/>
-        </w:rPr>
-        <w:lastRenderedPageBreak/>
-        <w:t>투사체 혹은 그와 유사한 공격이 사용된다. 모든 공격의 종류는 추후 별도의 표 혹은 테이블로 정리한다.</w:t>
-      </w:r>
-    </w:p>
-    <w:p>
-      <w:pPr>
-        <w:rPr>
-          <w:b/>
-          <w:bCs/>
-          <w:lang w:eastAsia="ko"/>
-        </w:rPr>
-      </w:pPr>
-    </w:p>
-    <w:p>
-      <w:pPr>
-        <w:rPr>
-          <w:b/>
-          <w:bCs/>
-        </w:rPr>
-      </w:pPr>
+        <w:t>강공격 버튼</w:t>
+      </w:r>
+    </w:p>
+    <w:p>
+      <w:r>
+        <w:rPr>
+          <w:rFonts w:hint="eastAsia"/>
+        </w:rPr>
+        <w:t xml:space="preserve">버튼을 누르고 있으면 강공격의 사용이 가능하다. </w:t>
+      </w:r>
     </w:p>
     <w:p>
       <w:pPr>
@@ -6987,7 +6086,7 @@
           <w:numId w:val="15"/>
         </w:numPr>
       </w:pPr>
-      <w:bookmarkStart w:id="29" w:name="_Toc243645652"/>
+      <w:bookmarkStart w:id="29" w:name="_Toc243880167"/>
       <w:r>
         <w:rPr>
           <w:rFonts w:hint="eastAsia"/>
@@ -7001,6 +6100,7 @@
         <w:rPr>
           <w:rFonts w:hint="eastAsia"/>
         </w:rPr>
+        <w:lastRenderedPageBreak/>
         <w:t xml:space="preserve">플레이어의 강화 혹은 회복 등의 전략적 수단으로 설정한다. 전략 버튼을 누르면 즉발로 해당 스킬에 대한 효과가 발동된다. </w:t>
       </w:r>
     </w:p>
@@ -7010,10 +6110,10 @@
           <w:noProof/>
         </w:rPr>
         <w:drawing>
-          <wp:inline distT="0" distB="0" distL="0" distR="0" wp14:anchorId="7D0223D2" wp14:editId="33AAB2E2">
-            <wp:extent cx="5733415" cy="2680985"/>
-            <wp:effectExtent l="0" t="0" r="0" b="5080"/>
-            <wp:docPr id="313022362" name="그림 18"/>
+          <wp:inline distT="0" distB="0" distL="0" distR="0" wp14:anchorId="7BB3CFDC" wp14:editId="33548EE1">
+            <wp:extent cx="5733415" cy="2698095"/>
+            <wp:effectExtent l="0" t="0" r="0" b="7620"/>
+            <wp:docPr id="1139075060" name="그림 4"/>
             <wp:cNvGraphicFramePr>
               <a:graphicFrameLocks xmlns:a="http://schemas.openxmlformats.org/drawingml/2006/main" noChangeAspect="1"/>
             </wp:cNvGraphicFramePr>
@@ -7021,7 +6121,7 @@
               <a:graphicData uri="http://schemas.openxmlformats.org/drawingml/2006/picture">
                 <pic:pic xmlns:pic="http://schemas.openxmlformats.org/drawingml/2006/picture">
                   <pic:nvPicPr>
-                    <pic:cNvPr id="0" name="Picture 19"/>
+                    <pic:cNvPr id="0" name="Picture 5"/>
                     <pic:cNvPicPr>
                       <a:picLocks noChangeAspect="1" noChangeArrowheads="1"/>
                     </pic:cNvPicPr>
@@ -7042,7 +6142,7 @@
                   <pic:spPr bwMode="auto">
                     <a:xfrm>
                       <a:off x="0" y="0"/>
-                      <a:ext cx="5733415" cy="2680985"/>
+                      <a:ext cx="5733415" cy="2698095"/>
                     </a:xfrm>
                     <a:prstGeom prst="rect">
                       <a:avLst/>
@@ -7070,21 +6170,15 @@
           <w:b/>
           <w:bCs/>
         </w:rPr>
-        <w:t>전략 버튼</w:t>
-      </w:r>
-    </w:p>
-    <w:p>
-      <w:r>
-        <w:rPr>
-          <w:rFonts w:hint="eastAsia"/>
-        </w:rPr>
-        <w:t>버</w:t>
-      </w:r>
-      <w:r>
-        <w:rPr>
-          <w:rFonts w:hint="eastAsia"/>
-        </w:rPr>
-        <w:t>튼을 누르면 즉발로 사용된다. 쿨타임은 6초에서 10초 사이로 제한한다.</w:t>
+        <w:t>강화</w:t>
+      </w:r>
+    </w:p>
+    <w:p>
+      <w:r>
+        <w:rPr>
+          <w:rFonts w:hint="eastAsia"/>
+        </w:rPr>
+        <w:t>스탯의 강화, 회복, 일시 무적 등이 사용된다. 모든 전략 스킬의 종류는 추후 별도의 표 혹은 테이블로 정리한다.</w:t>
       </w:r>
     </w:p>
     <w:p/>
@@ -7101,18 +6195,23 @@
           <w:b/>
           <w:bCs/>
         </w:rPr>
-        <w:t>강화</w:t>
-      </w:r>
-    </w:p>
-    <w:p>
-      <w:r>
-        <w:rPr>
-          <w:rFonts w:hint="eastAsia"/>
-        </w:rPr>
-        <w:t>스탯의 강화, 회복, 일시 무적 등이 사용된다. 모든 전략 스킬의 종류는 추후 별도의 표 혹은 테이블로 정리한다.</w:t>
-      </w:r>
-    </w:p>
-    <w:p/>
+        <w:t>전략 버튼</w:t>
+      </w:r>
+    </w:p>
+    <w:p>
+      <w:r>
+        <w:rPr>
+          <w:rFonts w:hint="eastAsia"/>
+        </w:rPr>
+        <w:t>버</w:t>
+      </w:r>
+      <w:r>
+        <w:rPr>
+          <w:rFonts w:hint="eastAsia"/>
+        </w:rPr>
+        <w:t>튼을 누르면 즉발로 사용된다. 쿨타임은 6초에서 10초 사이로 제한한다.</w:t>
+      </w:r>
+    </w:p>
     <w:p/>
     <w:p>
       <w:pPr>
@@ -7121,12 +6220,9 @@
           <w:ilvl w:val="2"/>
           <w:numId w:val="15"/>
         </w:numPr>
-        <w:rPr>
-          <w:rFonts w:hint="eastAsia"/>
-        </w:rPr>
       </w:pPr>
       <w:bookmarkStart w:id="30" w:name="_Ref243523898"/>
-      <w:bookmarkStart w:id="31" w:name="_Toc243645653"/>
+      <w:bookmarkStart w:id="31" w:name="_Toc243880168"/>
       <w:r>
         <w:rPr>
           <w:rFonts w:hint="eastAsia"/>
@@ -7233,34 +6329,44 @@
         </w:rPr>
         <w:t>}의 10종류 속성이 스킬에 영향을 줄 수 있다.</w:t>
       </w:r>
+      <w:r>
+        <w:rPr>
+          <w:rFonts w:hint="eastAsia"/>
+        </w:rPr>
+        <w:t xml:space="preserve"> </w:t>
+      </w:r>
+      <w:r>
+        <w:rPr>
+          <w:rFonts w:hint="eastAsia"/>
+        </w:rPr>
+        <w:t>(</w:t>
+      </w:r>
+      <w:r>
+        <w:rPr>
+          <w:rFonts w:hint="eastAsia"/>
+        </w:rPr>
+        <w:t xml:space="preserve">이후 속성 기획서에서 추가로 </w:t>
+      </w:r>
+      <w:r>
+        <w:rPr>
+          <w:rFonts w:hint="eastAsia"/>
+        </w:rPr>
+        <w:t>다룰 예정)</w:t>
+      </w:r>
     </w:p>
     <w:p/>
     <w:p>
       <w:pPr>
-        <w:pStyle w:val="3"/>
-        <w:numPr>
-          <w:ilvl w:val="2"/>
-          <w:numId w:val="15"/>
-        </w:numPr>
-      </w:pPr>
-      <w:bookmarkStart w:id="32" w:name="_Toc243645654"/>
-      <w:r>
-        <w:rPr>
-          <w:rFonts w:hint="eastAsia"/>
-        </w:rPr>
-        <w:t>스킬 조합</w:t>
-      </w:r>
-      <w:bookmarkEnd w:id="32"/>
-    </w:p>
-    <w:p>
-      <w:r>
-        <w:rPr>
-          <w:rFonts w:hint="eastAsia"/>
-        </w:rPr>
-        <w:t>두가지의 스킬을 조합하여 Fusion 등급으로 만들 수 있다.</w:t>
-      </w:r>
-    </w:p>
-    <w:p/>
+        <w:rPr>
+          <w:color w:val="000000"/>
+          <w:sz w:val="26"/>
+          <w:szCs w:val="26"/>
+        </w:rPr>
+      </w:pPr>
+      <w:r>
+        <w:br w:type="page"/>
+      </w:r>
+    </w:p>
     <w:p>
       <w:pPr>
         <w:pStyle w:val="2"/>
@@ -7269,14 +6375,15 @@
           <w:numId w:val="15"/>
         </w:numPr>
       </w:pPr>
-      <w:bookmarkStart w:id="33" w:name="_Toc243645655"/>
-      <w:r>
-        <w:rPr>
-          <w:rFonts w:hint="eastAsia"/>
-        </w:rPr>
+      <w:bookmarkStart w:id="32" w:name="_Toc243880169"/>
+      <w:r>
+        <w:rPr>
+          <w:rFonts w:hint="eastAsia"/>
+        </w:rPr>
+        <w:lastRenderedPageBreak/>
         <w:t>패링 및 방어 시스템</w:t>
       </w:r>
-      <w:bookmarkEnd w:id="33"/>
+      <w:bookmarkEnd w:id="32"/>
     </w:p>
     <w:p>
       <w:r>
@@ -7289,35 +6396,7 @@
         <w:rPr>
           <w:rFonts w:hint="eastAsia"/>
         </w:rPr>
-        <w:t xml:space="preserve">패링 및 방어 시스템은 플레이어와 </w:t>
-      </w:r>
-      <w:proofErr w:type="spellStart"/>
-      <w:r>
-        <w:rPr>
-          <w:rFonts w:hint="eastAsia"/>
-        </w:rPr>
-        <w:t>에너미</w:t>
-      </w:r>
-      <w:proofErr w:type="spellEnd"/>
-      <w:r>
-        <w:rPr>
-          <w:rFonts w:hint="eastAsia"/>
-        </w:rPr>
-        <w:t xml:space="preserve"> 모두 사용할 수 있는 공통 </w:t>
-      </w:r>
-      <w:proofErr w:type="spellStart"/>
-      <w:r>
-        <w:rPr>
-          <w:rFonts w:hint="eastAsia"/>
-        </w:rPr>
-        <w:t>구조이다</w:t>
-      </w:r>
-      <w:proofErr w:type="spellEnd"/>
-      <w:r>
-        <w:rPr>
-          <w:rFonts w:hint="eastAsia"/>
-        </w:rPr>
-        <w:t xml:space="preserve">. </w:t>
+        <w:t xml:space="preserve">패링 및 방어 시스템은 플레이어와 에너미 모두 사용할 수 있는 공통 구조이다. </w:t>
       </w:r>
       <w:r>
         <w:rPr>
@@ -7344,7 +6423,7 @@
           <w:numId w:val="15"/>
         </w:numPr>
       </w:pPr>
-      <w:bookmarkStart w:id="34" w:name="_Toc243645656"/>
+      <w:bookmarkStart w:id="33" w:name="_Toc243880170"/>
       <w:r>
         <w:rPr>
           <w:rFonts w:hint="eastAsia"/>
@@ -7357,7 +6436,7 @@
         </w:rPr>
         <w:t>요소</w:t>
       </w:r>
-      <w:bookmarkEnd w:id="34"/>
+      <w:bookmarkEnd w:id="33"/>
     </w:p>
     <w:p>
       <w:pPr>
@@ -7367,14 +6446,14 @@
           <w:numId w:val="15"/>
         </w:numPr>
       </w:pPr>
-      <w:bookmarkStart w:id="35" w:name="_Toc243645657"/>
+      <w:bookmarkStart w:id="34" w:name="_Toc243880171"/>
       <w:r>
         <w:rPr>
           <w:rFonts w:hint="eastAsia"/>
         </w:rPr>
         <w:t>플레이어</w:t>
       </w:r>
-      <w:bookmarkEnd w:id="35"/>
+      <w:bookmarkEnd w:id="34"/>
     </w:p>
     <w:p>
       <w:r>
@@ -7401,16 +6480,16 @@
           <w:numId w:val="15"/>
         </w:numPr>
       </w:pPr>
-      <w:bookmarkStart w:id="36" w:name="_Ref243612752"/>
-      <w:bookmarkStart w:id="37" w:name="_Toc243645658"/>
+      <w:bookmarkStart w:id="35" w:name="_Ref243612752"/>
+      <w:bookmarkStart w:id="36" w:name="_Toc243880172"/>
       <w:r>
         <w:rPr>
           <w:rFonts w:hint="eastAsia"/>
         </w:rPr>
         <w:t>몬스터</w:t>
       </w:r>
+      <w:bookmarkEnd w:id="35"/>
       <w:bookmarkEnd w:id="36"/>
-      <w:bookmarkEnd w:id="37"/>
     </w:p>
     <w:p>
       <w:r>
@@ -7629,23 +6708,23 @@
           <w:numId w:val="15"/>
         </w:numPr>
       </w:pPr>
-      <w:bookmarkStart w:id="38" w:name="_Ref243612776"/>
-      <w:bookmarkStart w:id="39" w:name="_Toc243645659"/>
+      <w:bookmarkStart w:id="37" w:name="_Ref243612776"/>
+      <w:bookmarkStart w:id="38" w:name="_Toc243880173"/>
+      <w:r>
+        <w:rPr>
+          <w:rFonts w:hint="eastAsia"/>
+        </w:rPr>
+        <w:t>보스</w:t>
+      </w:r>
+      <w:bookmarkEnd w:id="37"/>
+      <w:bookmarkEnd w:id="38"/>
+    </w:p>
+    <w:p>
       <w:r>
         <w:rPr>
           <w:rFonts w:hint="eastAsia"/>
         </w:rPr>
         <w:lastRenderedPageBreak/>
-        <w:t>보스</w:t>
-      </w:r>
-      <w:bookmarkEnd w:id="38"/>
-      <w:bookmarkEnd w:id="39"/>
-    </w:p>
-    <w:p>
-      <w:r>
-        <w:rPr>
-          <w:rFonts w:hint="eastAsia"/>
-        </w:rPr>
         <w:t>전투의 핵심을 담당하는 6종 이상의 기믹형 보스 몬스터</w:t>
       </w:r>
     </w:p>
@@ -7757,14 +6836,14 @@
           <w:numId w:val="15"/>
         </w:numPr>
       </w:pPr>
-      <w:bookmarkStart w:id="40" w:name="_Toc243645660"/>
+      <w:bookmarkStart w:id="39" w:name="_Toc243880174"/>
       <w:r>
         <w:rPr>
           <w:rFonts w:hint="eastAsia"/>
         </w:rPr>
         <w:t>레벨 디자인</w:t>
       </w:r>
-      <w:bookmarkEnd w:id="40"/>
+      <w:bookmarkEnd w:id="39"/>
     </w:p>
     <w:p>
       <w:pPr>
@@ -7774,14 +6853,14 @@
           <w:numId w:val="15"/>
         </w:numPr>
       </w:pPr>
-      <w:bookmarkStart w:id="41" w:name="_Toc243645661"/>
+      <w:bookmarkStart w:id="40" w:name="_Toc243880175"/>
       <w:r>
         <w:rPr>
           <w:rFonts w:hint="eastAsia"/>
         </w:rPr>
         <w:t>맵</w:t>
       </w:r>
-      <w:bookmarkEnd w:id="41"/>
+      <w:bookmarkEnd w:id="40"/>
     </w:p>
     <w:p>
       <w:r>
@@ -7807,14 +6886,14 @@
           <w:numId w:val="15"/>
         </w:numPr>
       </w:pPr>
-      <w:bookmarkStart w:id="42" w:name="_Toc243645662"/>
+      <w:bookmarkStart w:id="41" w:name="_Toc243880176"/>
       <w:r>
         <w:rPr>
           <w:rFonts w:hint="eastAsia"/>
         </w:rPr>
         <w:t>풀링</w:t>
       </w:r>
-      <w:bookmarkEnd w:id="42"/>
+      <w:bookmarkEnd w:id="41"/>
     </w:p>
     <w:p>
       <w:pPr>
@@ -7824,11 +6903,11 @@
           <w:numId w:val="15"/>
         </w:numPr>
       </w:pPr>
-      <w:bookmarkStart w:id="43" w:name="_Toc243645663"/>
+      <w:bookmarkStart w:id="42" w:name="_Toc243880177"/>
       <w:r>
         <w:t>오브젝트 풀링</w:t>
       </w:r>
-      <w:bookmarkEnd w:id="43"/>
+      <w:bookmarkEnd w:id="42"/>
     </w:p>
     <w:p>
       <w:r>
@@ -8156,7 +7235,6 @@
         <w:szCs w:val="16"/>
       </w:rPr>
     </w:pPr>
-    <w:proofErr w:type="spellStart"/>
     <w:r>
       <w:rPr>
         <w:rFonts w:hint="eastAsia"/>
@@ -8166,7 +7244,6 @@
       </w:rPr>
       <w:t>좀비소울_기획서</w:t>
     </w:r>
-    <w:proofErr w:type="spellEnd"/>
   </w:p>
 </w:hdr>
 </file>
@@ -10874,7 +9951,7 @@
   <w:style w:type="paragraph" w:default="1" w:styleId="a">
     <w:name w:val="Normal"/>
     <w:qFormat/>
-    <w:rsid w:val="000C0DC6"/>
+    <w:rsid w:val="00291C6C"/>
   </w:style>
   <w:style w:type="paragraph" w:styleId="1">
     <w:name w:val="heading 1"/>
@@ -11896,28 +10973,28 @@
 </file>
 
 <file path=customXml/item1.xml><?xml version="1.0" encoding="utf-8"?>
+<b:Sources xmlns:b="http://schemas.openxmlformats.org/officeDocument/2006/bibliography" xmlns="http://schemas.openxmlformats.org/officeDocument/2006/bibliography" SelectedStyle="\APASixthEditionOfficeOnline.xsl" StyleName="APA" Version="6"/>
+</file>
+
+<file path=customXml/item2.xml><?xml version="1.0" encoding="utf-8"?>
 <go:gDocsCustomXmlDataStorage xmlns:go="http://customooxmlschemas.google.com/" xmlns:r="http://schemas.openxmlformats.org/officeDocument/2006/relationships" uri="GoogleDocsCustomDataVersion2">
   <go:docsCustomData xmlns:go="http://customooxmlschemas.google.com/" roundtripDataSignature="AMtx7micRMcumK0WNl2WwJGgDlCf2P0pZg==">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</go:docsCustomData>
 </go:gDocsCustomXmlDataStorage>
 </file>
 
-<file path=customXml/item2.xml><?xml version="1.0" encoding="utf-8"?>
-<b:Sources xmlns:b="http://schemas.openxmlformats.org/officeDocument/2006/bibliography" xmlns="http://schemas.openxmlformats.org/officeDocument/2006/bibliography" SelectedStyle="\APASixthEditionOfficeOnline.xsl" StyleName="APA" Version="6"/>
+<file path=customXml/itemProps1.xml><?xml version="1.0" encoding="utf-8"?>
+<ds:datastoreItem xmlns:ds="http://schemas.openxmlformats.org/officeDocument/2006/customXml" ds:itemID="{9319AD63-CBA6-497F-A07B-DAFEC8FA0A37}">
+  <ds:schemaRefs>
+    <ds:schemaRef ds:uri="http://schemas.openxmlformats.org/officeDocument/2006/bibliography"/>
+  </ds:schemaRefs>
+</ds:datastoreItem>
 </file>
 
-<file path=customXml/itemProps1.xml><?xml version="1.0" encoding="utf-8"?>
+<file path=customXml/itemProps2.xml><?xml version="1.0" encoding="utf-8"?>
 <ds:datastoreItem xmlns:ds="http://schemas.openxmlformats.org/officeDocument/2006/customXml" ds:itemID="{11111111-1234-1234-1234-123412341234}">
   <ds:schemaRefs>
     <ds:schemaRef ds:uri="http://customooxmlschemas.google.com/"/>
     <ds:schemaRef ds:uri="http://schemas.openxmlformats.org/officeDocument/2006/relationships"/>
   </ds:schemaRefs>
 </ds:datastoreItem>
-</file>
-
-<file path=customXml/itemProps2.xml><?xml version="1.0" encoding="utf-8"?>
-<ds:datastoreItem xmlns:ds="http://schemas.openxmlformats.org/officeDocument/2006/customXml" ds:itemID="{9319AD63-CBA6-497F-A07B-DAFEC8FA0A37}">
-  <ds:schemaRefs>
-    <ds:schemaRef ds:uri="http://schemas.openxmlformats.org/officeDocument/2006/bibliography"/>
-  </ds:schemaRefs>
-</ds:datastoreItem>
 </file>
--- a/SBSAcademy_Team01_기획서.docx
+++ b/SBSAcademy_Team01_기획서.docx
@@ -1,6 +1,6 @@
 
 <file path=word/document.xml><?xml version="1.0" encoding="utf-8"?>
-<w:document xmlns:wpc="http://schemas.microsoft.com/office/word/2010/wordprocessingCanvas" xmlns:cx="http://schemas.microsoft.com/office/drawing/2014/chartex" xmlns:cx1="http://schemas.microsoft.com/office/drawing/2015/9/8/chartex" xmlns:cx2="http://schemas.microsoft.com/office/drawing/2015/10/21/chartex" xmlns:cx3="http://schemas.microsoft.com/office/drawing/2016/5/9/chartex" xmlns:cx4="http://schemas.microsoft.com/office/drawing/2016/5/10/chartex" xmlns:cx5="http://schemas.microsoft.com/office/drawing/2016/5/11/chartex" xmlns:cx6="http://schemas.microsoft.com/office/drawing/2016/5/12/chartex" xmlns:cx7="http://schemas.microsoft.com/office/drawing/2016/5/13/chartex" xmlns:cx8="http://schemas.microsoft.com/office/drawing/2016/5/14/chartex" xmlns:mc="http://schemas.openxmlformats.org/markup-compatibility/2006" xmlns:aink="http://schemas.microsoft.com/office/drawing/2016/ink" xmlns:am3d="http://schemas.microsoft.com/office/drawing/2017/model3d" xmlns:o="urn:schemas-microsoft-com:office:office" xmlns:oel="http://schemas.microsoft.com/office/2019/extlst" xmlns:r="http://schemas.openxmlformats.org/officeDocument/2006/relationships" xmlns:m="http://schemas.openxmlformats.org/officeDocument/2006/math" xmlns:v="urn:schemas-microsoft-com:vml" xmlns:wp14="http://schemas.microsoft.com/office/word/2010/wordprocessingDrawing" xmlns:wp="http://schemas.openxmlformats.org/drawingml/2006/wordprocessingDrawing" xmlns:w10="urn:schemas-microsoft-com:office:word" xmlns:w="http://schemas.openxmlformats.org/wordprocessingml/2006/main" xmlns:w14="http://schemas.microsoft.com/office/word/2010/wordml" xmlns:w15="http://schemas.microsoft.com/office/word/2012/wordml" xmlns:w16cex="http://schemas.microsoft.com/office/word/2018/wordml/cex" xmlns:w16cid="http://schemas.microsoft.com/office/word/2016/wordml/cid" xmlns:w16="http://schemas.microsoft.com/office/word/2018/wordml" xmlns:w16du="http://schemas.microsoft.com/office/word/2023/wordml/word16du" xmlns:w16sdtdh="http://schemas.microsoft.com/office/word/2020/wordml/sdtdatahash" xmlns:w16sdtfl="http://schemas.microsoft.com/office/word/2024/wordml/sdtformatlock" xmlns:w16se="http://schemas.microsoft.com/office/word/2015/wordml/symex" xmlns:wpg="http://schemas.microsoft.com/office/word/2010/wordprocessingGroup" xmlns:wpi="http://schemas.microsoft.com/office/word/2010/wordprocessingInk" xmlns:wne="http://schemas.microsoft.com/office/word/2006/wordml" xmlns:wps="http://schemas.microsoft.com/office/word/2010/wordprocessingShape" mc:Ignorable="w14 w15 w16se w16cid w16 w16cex w16sdtdh w16sdtfl w16du wp14">
+<w:document xmlns:wpc="http://schemas.microsoft.com/office/word/2010/wordprocessingCanvas" xmlns:cx="http://schemas.microsoft.com/office/drawing/2014/chartex" xmlns:cx1="http://schemas.microsoft.com/office/drawing/2015/9/8/chartex" xmlns:cx2="http://schemas.microsoft.com/office/drawing/2015/10/21/chartex" xmlns:cx3="http://schemas.microsoft.com/office/drawing/2016/5/9/chartex" xmlns:cx4="http://schemas.microsoft.com/office/drawing/2016/5/10/chartex" xmlns:cx5="http://schemas.microsoft.com/office/drawing/2016/5/11/chartex" xmlns:cx6="http://schemas.microsoft.com/office/drawing/2016/5/12/chartex" xmlns:cx7="http://schemas.microsoft.com/office/drawing/2016/5/13/chartex" xmlns:cx8="http://schemas.microsoft.com/office/drawing/2016/5/14/chartex" xmlns:mc="http://schemas.openxmlformats.org/markup-compatibility/2006" xmlns:aink="http://schemas.microsoft.com/office/drawing/2016/ink" xmlns:am3d="http://schemas.microsoft.com/office/drawing/2017/model3d" xmlns:o="urn:schemas-microsoft-com:office:office" xmlns:oel="http://schemas.microsoft.com/office/2019/extlst" xmlns:r="http://schemas.openxmlformats.org/officeDocument/2006/relationships" xmlns:m="http://schemas.openxmlformats.org/officeDocument/2006/math" xmlns:v="urn:schemas-microsoft-com:vml" xmlns:wp14="http://schemas.microsoft.com/office/word/2010/wordprocessingDrawing" xmlns:wp="http://schemas.openxmlformats.org/drawingml/2006/wordprocessingDrawing" xmlns:w10="urn:schemas-microsoft-com:office:word" xmlns:w="http://schemas.openxmlformats.org/wordprocessingml/2006/main" xmlns:w14="http://schemas.microsoft.com/office/word/2010/wordml" xmlns:w15="http://schemas.microsoft.com/office/word/2012/wordml" xmlns:w16cei="http://schemas.microsoft.com/office/word/2026/wordml/cei" xmlns:w16cex="http://schemas.microsoft.com/office/word/2018/wordml/cex" xmlns:w16cid="http://schemas.microsoft.com/office/word/2016/wordml/cid" xmlns:w16="http://schemas.microsoft.com/office/word/2018/wordml" xmlns:w16du="http://schemas.microsoft.com/office/word/2023/wordml/word16du" xmlns:w16sdtdh="http://schemas.microsoft.com/office/word/2020/wordml/sdtdatahash" xmlns:w16sdtfl="http://schemas.microsoft.com/office/word/2024/wordml/sdtformatlock" xmlns:w16se="http://schemas.microsoft.com/office/word/2015/wordml/symex" xmlns:wpg="http://schemas.microsoft.com/office/word/2010/wordprocessingGroup" xmlns:wpi="http://schemas.microsoft.com/office/word/2010/wordprocessingInk" xmlns:wne="http://schemas.microsoft.com/office/word/2006/wordml" xmlns:wps="http://schemas.microsoft.com/office/word/2010/wordprocessingShape" mc:Ignorable="w14 w15 w16se w16cid w16 w16cex w16sdtdh w16sdtfl w16du wp14">
   <w:body>
     <w:p>
       <w:pPr>
@@ -22,7 +22,25 @@
             <w:rPr>
               <w:rFonts w:hint="eastAsia"/>
             </w:rPr>
-            <w:t xml:space="preserve"> 시스템 기획</w:t>
+            <w:t xml:space="preserve"> </w:t>
+          </w:r>
+          <w:r>
+            <w:rPr>
+              <w:rFonts w:hint="eastAsia"/>
+            </w:rPr>
+            <w:t>시스템</w:t>
+          </w:r>
+          <w:r>
+            <w:rPr>
+              <w:rFonts w:hint="eastAsia"/>
+            </w:rPr>
+            <w:t xml:space="preserve"> </w:t>
+          </w:r>
+          <w:r>
+            <w:rPr>
+              <w:rFonts w:hint="eastAsia"/>
+            </w:rPr>
+            <w:t>기획</w:t>
           </w:r>
         </w:sdtContent>
       </w:sdt>
@@ -70,6 +88,7 @@
                 <w:color w:val="000000"/>
               </w:rPr>
             </w:pPr>
+            <w:proofErr w:type="spellStart"/>
             <w:r>
               <w:rPr>
                 <w:rFonts w:ascii="맑은 고딕" w:eastAsia="맑은 고딕" w:hAnsi="맑은 고딕" w:cs="맑은 고딕"/>
@@ -79,6 +98,7 @@
               </w:rPr>
               <w:t>Date</w:t>
             </w:r>
+            <w:proofErr w:type="spellEnd"/>
           </w:p>
         </w:tc>
         <w:tc>
@@ -96,6 +116,7 @@
                 <w:color w:val="000000"/>
               </w:rPr>
             </w:pPr>
+            <w:proofErr w:type="spellStart"/>
             <w:r>
               <w:rPr>
                 <w:rFonts w:ascii="맑은 고딕" w:eastAsia="맑은 고딕" w:hAnsi="맑은 고딕" w:cs="맑은 고딕"/>
@@ -105,6 +126,7 @@
               </w:rPr>
               <w:t>Author</w:t>
             </w:r>
+            <w:proofErr w:type="spellEnd"/>
           </w:p>
         </w:tc>
         <w:tc>
@@ -122,6 +144,7 @@
                 <w:color w:val="000000"/>
               </w:rPr>
             </w:pPr>
+            <w:proofErr w:type="spellStart"/>
             <w:r>
               <w:rPr>
                 <w:rFonts w:ascii="맑은 고딕" w:eastAsia="맑은 고딕" w:hAnsi="맑은 고딕" w:cs="맑은 고딕"/>
@@ -131,6 +154,7 @@
               </w:rPr>
               <w:t>Description</w:t>
             </w:r>
+            <w:proofErr w:type="spellEnd"/>
           </w:p>
         </w:tc>
       </w:tr>
@@ -1043,12 +1067,14 @@
               </w:rPr>
               <w:fldChar w:fldCharType="separate"/>
             </w:r>
+            <w:proofErr w:type="spellStart"/>
             <w:r>
               <w:rPr>
                 <w:rFonts w:ascii="맑은 고딕" w:eastAsia="맑은 고딕" w:hAnsi="맑은 고딕" w:cs="맑은 고딕" w:hint="eastAsia"/>
               </w:rPr>
               <w:t>약공격</w:t>
             </w:r>
+            <w:proofErr w:type="spellEnd"/>
             <w:r>
               <w:rPr>
                 <w:rFonts w:hint="eastAsia"/>
@@ -1087,7 +1113,23 @@
                 <w:rFonts w:ascii="맑은 고딕" w:eastAsia="맑은 고딕" w:hAnsi="맑은 고딕" w:cs="맑은 고딕" w:hint="eastAsia"/>
                 <w:color w:val="000000"/>
               </w:rPr>
-              <w:t>(쿨타임 시스템 제거)</w:t>
+              <w:t>(</w:t>
+            </w:r>
+            <w:proofErr w:type="spellStart"/>
+            <w:r>
+              <w:rPr>
+                <w:rFonts w:ascii="맑은 고딕" w:eastAsia="맑은 고딕" w:hAnsi="맑은 고딕" w:cs="맑은 고딕" w:hint="eastAsia"/>
+                <w:color w:val="000000"/>
+              </w:rPr>
+              <w:t>쿨타임</w:t>
+            </w:r>
+            <w:proofErr w:type="spellEnd"/>
+            <w:r>
+              <w:rPr>
+                <w:rFonts w:ascii="맑은 고딕" w:eastAsia="맑은 고딕" w:hAnsi="맑은 고딕" w:cs="맑은 고딕" w:hint="eastAsia"/>
+                <w:color w:val="000000"/>
+              </w:rPr>
+              <w:t xml:space="preserve"> 시스템 제거)</w:t>
             </w:r>
           </w:p>
           <w:p>
@@ -1164,7 +1206,23 @@
                 <w:rFonts w:ascii="맑은 고딕" w:eastAsia="맑은 고딕" w:hAnsi="맑은 고딕" w:cs="맑은 고딕" w:hint="eastAsia"/>
                 <w:color w:val="000000"/>
               </w:rPr>
-              <w:t xml:space="preserve"> HPbar 협의 필요로 내용 전환.</w:t>
+              <w:t xml:space="preserve"> </w:t>
+            </w:r>
+            <w:proofErr w:type="spellStart"/>
+            <w:r>
+              <w:rPr>
+                <w:rFonts w:ascii="맑은 고딕" w:eastAsia="맑은 고딕" w:hAnsi="맑은 고딕" w:cs="맑은 고딕" w:hint="eastAsia"/>
+                <w:color w:val="000000"/>
+              </w:rPr>
+              <w:t>HPbar</w:t>
+            </w:r>
+            <w:proofErr w:type="spellEnd"/>
+            <w:r>
+              <w:rPr>
+                <w:rFonts w:ascii="맑은 고딕" w:eastAsia="맑은 고딕" w:hAnsi="맑은 고딕" w:cs="맑은 고딕" w:hint="eastAsia"/>
+                <w:color w:val="000000"/>
+              </w:rPr>
+              <w:t xml:space="preserve"> 협의 필요로 내용 전환.</w:t>
             </w:r>
           </w:p>
           <w:p>
@@ -1260,7 +1318,7 @@
             <w:pPr>
               <w:jc w:val="center"/>
               <w:rPr>
-                <w:rFonts w:eastAsiaTheme="minorEastAsia" w:hint="eastAsia"/>
+                <w:rFonts w:eastAsiaTheme="minorEastAsia"/>
               </w:rPr>
             </w:pPr>
             <w:r>
@@ -1553,12 +1611,14 @@
               </w:rPr>
               <w:fldChar w:fldCharType="separate"/>
             </w:r>
+            <w:proofErr w:type="spellStart"/>
             <w:r>
               <w:rPr>
                 <w:rFonts w:ascii="맑은 고딕" w:eastAsia="맑은 고딕" w:hAnsi="맑은 고딕" w:cs="맑은 고딕" w:hint="eastAsia"/>
               </w:rPr>
               <w:t>룰렛</w:t>
             </w:r>
+            <w:proofErr w:type="spellEnd"/>
             <w:r>
               <w:rPr>
                 <w:rFonts w:hint="eastAsia"/>
@@ -2139,7 +2199,49 @@
             <w:rStyle w:val="af"/>
             <w:noProof/>
           </w:rPr>
-          <w:t>개발 환경 및 규칙</w:t>
+          <w:t>개발</w:t>
+        </w:r>
+        <w:r>
+          <w:rPr>
+            <w:rStyle w:val="af"/>
+            <w:noProof/>
+          </w:rPr>
+          <w:t xml:space="preserve"> </w:t>
+        </w:r>
+        <w:r>
+          <w:rPr>
+            <w:rStyle w:val="af"/>
+            <w:noProof/>
+          </w:rPr>
+          <w:t>환경</w:t>
+        </w:r>
+        <w:r>
+          <w:rPr>
+            <w:rStyle w:val="af"/>
+            <w:noProof/>
+          </w:rPr>
+          <w:t xml:space="preserve"> </w:t>
+        </w:r>
+        <w:r>
+          <w:rPr>
+            <w:rStyle w:val="af"/>
+            <w:noProof/>
+          </w:rPr>
+          <w:t>및</w:t>
+        </w:r>
+        <w:r>
+          <w:rPr>
+            <w:rStyle w:val="af"/>
+            <w:noProof/>
+          </w:rPr>
+          <w:t xml:space="preserve"> </w:t>
+        </w:r>
+        <w:r>
+          <w:rPr>
+            <w:rStyle w:val="af"/>
+            <w:noProof/>
+          </w:rPr>
+          <w:t>규칙</w:t>
         </w:r>
         <w:r>
           <w:rPr>
@@ -2232,7 +2334,49 @@
             <w:rStyle w:val="af"/>
             <w:noProof/>
           </w:rPr>
-          <w:t>최종 점수 산정 방식</w:t>
+          <w:t>최종</w:t>
+        </w:r>
+        <w:r>
+          <w:rPr>
+            <w:rStyle w:val="af"/>
+            <w:noProof/>
+          </w:rPr>
+          <w:t xml:space="preserve"> </w:t>
+        </w:r>
+        <w:r>
+          <w:rPr>
+            <w:rStyle w:val="af"/>
+            <w:noProof/>
+          </w:rPr>
+          <w:t>점수</w:t>
+        </w:r>
+        <w:r>
+          <w:rPr>
+            <w:rStyle w:val="af"/>
+            <w:noProof/>
+          </w:rPr>
+          <w:t xml:space="preserve"> </w:t>
+        </w:r>
+        <w:r>
+          <w:rPr>
+            <w:rStyle w:val="af"/>
+            <w:noProof/>
+          </w:rPr>
+          <w:t>산정</w:t>
+        </w:r>
+        <w:r>
+          <w:rPr>
+            <w:rStyle w:val="af"/>
+            <w:noProof/>
+          </w:rPr>
+          <w:t xml:space="preserve"> </w:t>
+        </w:r>
+        <w:r>
+          <w:rPr>
+            <w:rStyle w:val="af"/>
+            <w:noProof/>
+          </w:rPr>
+          <w:t>방식</w:t>
         </w:r>
         <w:r>
           <w:rPr>
@@ -2324,7 +2468,21 @@
             <w:rStyle w:val="af"/>
             <w:noProof/>
           </w:rPr>
-          <w:t>게임 플로우</w:t>
+          <w:t>게임</w:t>
+        </w:r>
+        <w:r>
+          <w:rPr>
+            <w:rStyle w:val="af"/>
+            <w:noProof/>
+          </w:rPr>
+          <w:t xml:space="preserve"> </w:t>
+        </w:r>
+        <w:r>
+          <w:rPr>
+            <w:rStyle w:val="af"/>
+            <w:noProof/>
+          </w:rPr>
+          <w:t>플로우</w:t>
         </w:r>
         <w:r>
           <w:rPr>
@@ -2417,7 +2575,21 @@
             <w:rStyle w:val="af"/>
             <w:noProof/>
           </w:rPr>
-          <w:t>플로우 차트</w:t>
+          <w:t>플로우</w:t>
+        </w:r>
+        <w:r>
+          <w:rPr>
+            <w:rStyle w:val="af"/>
+            <w:noProof/>
+          </w:rPr>
+          <w:t xml:space="preserve"> </w:t>
+        </w:r>
+        <w:r>
+          <w:rPr>
+            <w:rStyle w:val="af"/>
+            <w:noProof/>
+          </w:rPr>
+          <w:t>차트</w:t>
         </w:r>
         <w:r>
           <w:rPr>
@@ -2510,7 +2682,35 @@
             <w:rStyle w:val="af"/>
             <w:noProof/>
           </w:rPr>
-          <w:t>핵심 게임 루프</w:t>
+          <w:t>핵심</w:t>
+        </w:r>
+        <w:r>
+          <w:rPr>
+            <w:rStyle w:val="af"/>
+            <w:noProof/>
+          </w:rPr>
+          <w:t xml:space="preserve"> </w:t>
+        </w:r>
+        <w:r>
+          <w:rPr>
+            <w:rStyle w:val="af"/>
+            <w:noProof/>
+          </w:rPr>
+          <w:t>게임</w:t>
+        </w:r>
+        <w:r>
+          <w:rPr>
+            <w:rStyle w:val="af"/>
+            <w:noProof/>
+          </w:rPr>
+          <w:t xml:space="preserve"> </w:t>
+        </w:r>
+        <w:r>
+          <w:rPr>
+            <w:rStyle w:val="af"/>
+            <w:noProof/>
+          </w:rPr>
+          <w:t>루프</w:t>
         </w:r>
         <w:r>
           <w:rPr>
@@ -2602,7 +2802,21 @@
             <w:rStyle w:val="af"/>
             <w:noProof/>
           </w:rPr>
-          <w:t>핵심 시스템</w:t>
+          <w:t>핵심</w:t>
+        </w:r>
+        <w:r>
+          <w:rPr>
+            <w:rStyle w:val="af"/>
+            <w:noProof/>
+          </w:rPr>
+          <w:t xml:space="preserve"> </w:t>
+        </w:r>
+        <w:r>
+          <w:rPr>
+            <w:rStyle w:val="af"/>
+            <w:noProof/>
+          </w:rPr>
+          <w:t>시스템</w:t>
         </w:r>
         <w:r>
           <w:rPr>
@@ -2695,7 +2909,63 @@
             <w:rStyle w:val="af"/>
             <w:noProof/>
           </w:rPr>
-          <w:t>유물 및 스탯 증강 시스템</w:t>
+          <w:t>유물</w:t>
+        </w:r>
+        <w:r>
+          <w:rPr>
+            <w:rStyle w:val="af"/>
+            <w:noProof/>
+          </w:rPr>
+          <w:t xml:space="preserve"> </w:t>
+        </w:r>
+        <w:r>
+          <w:rPr>
+            <w:rStyle w:val="af"/>
+            <w:noProof/>
+          </w:rPr>
+          <w:t>및</w:t>
+        </w:r>
+        <w:r>
+          <w:rPr>
+            <w:rStyle w:val="af"/>
+            <w:noProof/>
+          </w:rPr>
+          <w:t xml:space="preserve"> </w:t>
+        </w:r>
+        <w:r>
+          <w:rPr>
+            <w:rStyle w:val="af"/>
+            <w:noProof/>
+          </w:rPr>
+          <w:t>스탯</w:t>
+        </w:r>
+        <w:r>
+          <w:rPr>
+            <w:rStyle w:val="af"/>
+            <w:noProof/>
+          </w:rPr>
+          <w:t xml:space="preserve"> </w:t>
+        </w:r>
+        <w:r>
+          <w:rPr>
+            <w:rStyle w:val="af"/>
+            <w:noProof/>
+          </w:rPr>
+          <w:t>증강</w:t>
+        </w:r>
+        <w:r>
+          <w:rPr>
+            <w:rStyle w:val="af"/>
+            <w:noProof/>
+          </w:rPr>
+          <w:t xml:space="preserve"> </w:t>
+        </w:r>
+        <w:r>
+          <w:rPr>
+            <w:rStyle w:val="af"/>
+            <w:noProof/>
+          </w:rPr>
+          <w:t>시스템</w:t>
         </w:r>
         <w:r>
           <w:rPr>
@@ -2788,7 +3058,21 @@
             <w:rStyle w:val="af"/>
             <w:noProof/>
           </w:rPr>
-          <w:t>사전 룰렛</w:t>
+          <w:t>사전</w:t>
+        </w:r>
+        <w:r>
+          <w:rPr>
+            <w:rStyle w:val="af"/>
+            <w:noProof/>
+          </w:rPr>
+          <w:t xml:space="preserve"> </w:t>
+        </w:r>
+        <w:r>
+          <w:rPr>
+            <w:rStyle w:val="af"/>
+            <w:noProof/>
+          </w:rPr>
+          <w:t>룰렛</w:t>
         </w:r>
         <w:r>
           <w:rPr>
@@ -2881,7 +3165,35 @@
             <w:rStyle w:val="af"/>
             <w:noProof/>
           </w:rPr>
-          <w:t>클리어 보상 선택지</w:t>
+          <w:t>클리어</w:t>
+        </w:r>
+        <w:r>
+          <w:rPr>
+            <w:rStyle w:val="af"/>
+            <w:noProof/>
+          </w:rPr>
+          <w:t xml:space="preserve"> </w:t>
+        </w:r>
+        <w:r>
+          <w:rPr>
+            <w:rStyle w:val="af"/>
+            <w:noProof/>
+          </w:rPr>
+          <w:t>보상</w:t>
+        </w:r>
+        <w:r>
+          <w:rPr>
+            <w:rStyle w:val="af"/>
+            <w:noProof/>
+          </w:rPr>
+          <w:t xml:space="preserve"> </w:t>
+        </w:r>
+        <w:r>
+          <w:rPr>
+            <w:rStyle w:val="af"/>
+            <w:noProof/>
+          </w:rPr>
+          <w:t>선택지</w:t>
         </w:r>
         <w:r>
           <w:rPr>
@@ -2974,7 +3286,35 @@
             <w:rStyle w:val="af"/>
             <w:noProof/>
           </w:rPr>
-          <w:t>저주/리스크 유물</w:t>
+          <w:t>저주</w:t>
+        </w:r>
+        <w:r>
+          <w:rPr>
+            <w:rStyle w:val="af"/>
+            <w:noProof/>
+          </w:rPr>
+          <w:t>/</w:t>
+        </w:r>
+        <w:r>
+          <w:rPr>
+            <w:rStyle w:val="af"/>
+            <w:noProof/>
+          </w:rPr>
+          <w:t>리스크</w:t>
+        </w:r>
+        <w:r>
+          <w:rPr>
+            <w:rStyle w:val="af"/>
+            <w:noProof/>
+          </w:rPr>
+          <w:t xml:space="preserve"> </w:t>
+        </w:r>
+        <w:r>
+          <w:rPr>
+            <w:rStyle w:val="af"/>
+            <w:noProof/>
+          </w:rPr>
+          <w:t>유물</w:t>
         </w:r>
         <w:r>
           <w:rPr>
@@ -3067,7 +3407,21 @@
             <w:rStyle w:val="af"/>
             <w:noProof/>
           </w:rPr>
-          <w:t>보스 증강</w:t>
+          <w:t>보스</w:t>
+        </w:r>
+        <w:r>
+          <w:rPr>
+            <w:rStyle w:val="af"/>
+            <w:noProof/>
+          </w:rPr>
+          <w:t xml:space="preserve"> </w:t>
+        </w:r>
+        <w:r>
+          <w:rPr>
+            <w:rStyle w:val="af"/>
+            <w:noProof/>
+          </w:rPr>
+          <w:t>증강</w:t>
         </w:r>
         <w:r>
           <w:rPr>
@@ -3160,7 +3514,49 @@
             <w:rStyle w:val="af"/>
             <w:noProof/>
           </w:rPr>
-          <w:t>공격 및 스킬 시스템</w:t>
+          <w:t>공격</w:t>
+        </w:r>
+        <w:r>
+          <w:rPr>
+            <w:rStyle w:val="af"/>
+            <w:noProof/>
+          </w:rPr>
+          <w:t xml:space="preserve"> </w:t>
+        </w:r>
+        <w:r>
+          <w:rPr>
+            <w:rStyle w:val="af"/>
+            <w:noProof/>
+          </w:rPr>
+          <w:t>및</w:t>
+        </w:r>
+        <w:r>
+          <w:rPr>
+            <w:rStyle w:val="af"/>
+            <w:noProof/>
+          </w:rPr>
+          <w:t xml:space="preserve"> </w:t>
+        </w:r>
+        <w:r>
+          <w:rPr>
+            <w:rStyle w:val="af"/>
+            <w:noProof/>
+          </w:rPr>
+          <w:t>스킬</w:t>
+        </w:r>
+        <w:r>
+          <w:rPr>
+            <w:rStyle w:val="af"/>
+            <w:noProof/>
+          </w:rPr>
+          <w:t xml:space="preserve"> </w:t>
+        </w:r>
+        <w:r>
+          <w:rPr>
+            <w:rStyle w:val="af"/>
+            <w:noProof/>
+          </w:rPr>
+          <w:t>시스템</w:t>
         </w:r>
         <w:r>
           <w:rPr>
@@ -3346,7 +3742,21 @@
             <w:rStyle w:val="af"/>
             <w:noProof/>
           </w:rPr>
-          <w:t>약공격 스킬</w:t>
+          <w:t>약공격</w:t>
+        </w:r>
+        <w:r>
+          <w:rPr>
+            <w:rStyle w:val="af"/>
+            <w:noProof/>
+          </w:rPr>
+          <w:t xml:space="preserve"> </w:t>
+        </w:r>
+        <w:r>
+          <w:rPr>
+            <w:rStyle w:val="af"/>
+            <w:noProof/>
+          </w:rPr>
+          <w:t>스킬</w:t>
         </w:r>
         <w:r>
           <w:rPr>
@@ -3439,7 +3849,21 @@
             <w:rStyle w:val="af"/>
             <w:noProof/>
           </w:rPr>
-          <w:t>강공격 스킬</w:t>
+          <w:t>강공격</w:t>
+        </w:r>
+        <w:r>
+          <w:rPr>
+            <w:rStyle w:val="af"/>
+            <w:noProof/>
+          </w:rPr>
+          <w:t xml:space="preserve"> </w:t>
+        </w:r>
+        <w:r>
+          <w:rPr>
+            <w:rStyle w:val="af"/>
+            <w:noProof/>
+          </w:rPr>
+          <w:t>스킬</w:t>
         </w:r>
         <w:r>
           <w:rPr>
@@ -3532,7 +3956,35 @@
             <w:rStyle w:val="af"/>
             <w:noProof/>
           </w:rPr>
-          <w:t>보조 전략 스킬</w:t>
+          <w:t>보조</w:t>
+        </w:r>
+        <w:r>
+          <w:rPr>
+            <w:rStyle w:val="af"/>
+            <w:noProof/>
+          </w:rPr>
+          <w:t xml:space="preserve"> </w:t>
+        </w:r>
+        <w:r>
+          <w:rPr>
+            <w:rStyle w:val="af"/>
+            <w:noProof/>
+          </w:rPr>
+          <w:t>전략</w:t>
+        </w:r>
+        <w:r>
+          <w:rPr>
+            <w:rStyle w:val="af"/>
+            <w:noProof/>
+          </w:rPr>
+          <w:t xml:space="preserve"> </w:t>
+        </w:r>
+        <w:r>
+          <w:rPr>
+            <w:rStyle w:val="af"/>
+            <w:noProof/>
+          </w:rPr>
+          <w:t>스킬</w:t>
         </w:r>
         <w:r>
           <w:rPr>
@@ -3625,7 +4077,21 @@
             <w:rStyle w:val="af"/>
             <w:noProof/>
           </w:rPr>
-          <w:t>속성 시스템</w:t>
+          <w:t>속성</w:t>
+        </w:r>
+        <w:r>
+          <w:rPr>
+            <w:rStyle w:val="af"/>
+            <w:noProof/>
+          </w:rPr>
+          <w:t xml:space="preserve"> </w:t>
+        </w:r>
+        <w:r>
+          <w:rPr>
+            <w:rStyle w:val="af"/>
+            <w:noProof/>
+          </w:rPr>
+          <w:t>시스템</w:t>
         </w:r>
         <w:r>
           <w:rPr>
@@ -3718,7 +4184,49 @@
             <w:rStyle w:val="af"/>
             <w:noProof/>
           </w:rPr>
-          <w:t>패링 및 방어 시스템</w:t>
+          <w:t>패링</w:t>
+        </w:r>
+        <w:r>
+          <w:rPr>
+            <w:rStyle w:val="af"/>
+            <w:noProof/>
+          </w:rPr>
+          <w:t xml:space="preserve"> </w:t>
+        </w:r>
+        <w:r>
+          <w:rPr>
+            <w:rStyle w:val="af"/>
+            <w:noProof/>
+          </w:rPr>
+          <w:t>및</w:t>
+        </w:r>
+        <w:r>
+          <w:rPr>
+            <w:rStyle w:val="af"/>
+            <w:noProof/>
+          </w:rPr>
+          <w:t xml:space="preserve"> </w:t>
+        </w:r>
+        <w:r>
+          <w:rPr>
+            <w:rStyle w:val="af"/>
+            <w:noProof/>
+          </w:rPr>
+          <w:t>방어</w:t>
+        </w:r>
+        <w:r>
+          <w:rPr>
+            <w:rStyle w:val="af"/>
+            <w:noProof/>
+          </w:rPr>
+          <w:t xml:space="preserve"> </w:t>
+        </w:r>
+        <w:r>
+          <w:rPr>
+            <w:rStyle w:val="af"/>
+            <w:noProof/>
+          </w:rPr>
+          <w:t>시스템</w:t>
         </w:r>
         <w:r>
           <w:rPr>
@@ -3810,7 +4318,35 @@
             <w:rStyle w:val="af"/>
             <w:noProof/>
           </w:rPr>
-          <w:t>게임 내 요소</w:t>
+          <w:t>게임</w:t>
+        </w:r>
+        <w:r>
+          <w:rPr>
+            <w:rStyle w:val="af"/>
+            <w:noProof/>
+          </w:rPr>
+          <w:t xml:space="preserve"> </w:t>
+        </w:r>
+        <w:r>
+          <w:rPr>
+            <w:rStyle w:val="af"/>
+            <w:noProof/>
+          </w:rPr>
+          <w:t>내</w:t>
+        </w:r>
+        <w:r>
+          <w:rPr>
+            <w:rStyle w:val="af"/>
+            <w:noProof/>
+          </w:rPr>
+          <w:t xml:space="preserve"> </w:t>
+        </w:r>
+        <w:r>
+          <w:rPr>
+            <w:rStyle w:val="af"/>
+            <w:noProof/>
+          </w:rPr>
+          <w:t>요소</w:t>
         </w:r>
         <w:r>
           <w:rPr>
@@ -4181,7 +4717,21 @@
             <w:rStyle w:val="af"/>
             <w:noProof/>
           </w:rPr>
-          <w:t>레벨 디자인</w:t>
+          <w:t>레벨</w:t>
+        </w:r>
+        <w:r>
+          <w:rPr>
+            <w:rStyle w:val="af"/>
+            <w:noProof/>
+          </w:rPr>
+          <w:t xml:space="preserve"> </w:t>
+        </w:r>
+        <w:r>
+          <w:rPr>
+            <w:rStyle w:val="af"/>
+            <w:noProof/>
+          </w:rPr>
+          <w:t>디자인</w:t>
         </w:r>
         <w:r>
           <w:rPr>
@@ -4460,7 +5010,21 @@
             <w:rStyle w:val="af"/>
             <w:noProof/>
           </w:rPr>
-          <w:t>오브젝트 풀링</w:t>
+          <w:t>오브젝트</w:t>
+        </w:r>
+        <w:r>
+          <w:rPr>
+            <w:rStyle w:val="af"/>
+            <w:noProof/>
+          </w:rPr>
+          <w:t xml:space="preserve"> </w:t>
+        </w:r>
+        <w:r>
+          <w:rPr>
+            <w:rStyle w:val="af"/>
+            <w:noProof/>
+          </w:rPr>
+          <w:t>풀링</w:t>
         </w:r>
         <w:r>
           <w:rPr>
@@ -4514,6 +5078,7 @@
     </w:p>
     <w:p>
       <w:r>
+        <w:lastRenderedPageBreak/>
         <w:fldChar w:fldCharType="end"/>
       </w:r>
     </w:p>
@@ -4565,16 +5130,59 @@
         <w:t>모</w:t>
       </w:r>
       <w:r>
-        <w:t>바일 탑</w:t>
-      </w:r>
-      <w:r>
-        <w:rPr>
-          <w:rFonts w:hint="eastAsia"/>
-        </w:rPr>
-        <w:t xml:space="preserve"> </w:t>
-      </w:r>
-      <w:r>
-        <w:t>다운 뷰 환경에서 조작 피로도는 낮추고 소울라이</w:t>
+        <w:t>바일</w:t>
+      </w:r>
+      <w:r>
+        <w:t xml:space="preserve"> </w:t>
+      </w:r>
+      <w:r>
+        <w:t>탑</w:t>
+      </w:r>
+      <w:r>
+        <w:rPr>
+          <w:rFonts w:hint="eastAsia"/>
+        </w:rPr>
+        <w:t xml:space="preserve"> </w:t>
+      </w:r>
+      <w:r>
+        <w:t>다운</w:t>
+      </w:r>
+      <w:r>
+        <w:t xml:space="preserve"> </w:t>
+      </w:r>
+      <w:r>
+        <w:t>뷰</w:t>
+      </w:r>
+      <w:r>
+        <w:t xml:space="preserve"> </w:t>
+      </w:r>
+      <w:r>
+        <w:t>환경에서</w:t>
+      </w:r>
+      <w:r>
+        <w:t xml:space="preserve"> </w:t>
+      </w:r>
+      <w:r>
+        <w:t>조작</w:t>
+      </w:r>
+      <w:r>
+        <w:t xml:space="preserve"> </w:t>
+      </w:r>
+      <w:r>
+        <w:t>피로도는</w:t>
+      </w:r>
+      <w:r>
+        <w:t xml:space="preserve"> </w:t>
+      </w:r>
+      <w:r>
+        <w:t>낮추고</w:t>
+      </w:r>
+      <w:r>
+        <w:t xml:space="preserve"> </w:t>
+      </w:r>
+      <w:proofErr w:type="spellStart"/>
+      <w:r>
+        <w:t>소울라이</w:t>
       </w:r>
       <w:r>
         <w:rPr>
@@ -4582,8 +5190,73 @@
         </w:rPr>
         <w:t>크</w:t>
       </w:r>
-      <w:r>
-        <w:t xml:space="preserve"> 특유의 묵직한 공방과 빌드 구축의 재미를 극대화한 보스 러쉬 액션 로그라이</w:t>
+      <w:proofErr w:type="spellEnd"/>
+      <w:r>
+        <w:t xml:space="preserve"> </w:t>
+      </w:r>
+      <w:r>
+        <w:t>특유의</w:t>
+      </w:r>
+      <w:r>
+        <w:t xml:space="preserve"> </w:t>
+      </w:r>
+      <w:r>
+        <w:t>묵직한</w:t>
+      </w:r>
+      <w:r>
+        <w:t xml:space="preserve"> </w:t>
+      </w:r>
+      <w:r>
+        <w:t>공방과</w:t>
+      </w:r>
+      <w:r>
+        <w:t xml:space="preserve"> </w:t>
+      </w:r>
+      <w:r>
+        <w:t>빌드</w:t>
+      </w:r>
+      <w:r>
+        <w:t xml:space="preserve"> </w:t>
+      </w:r>
+      <w:r>
+        <w:t>구축의</w:t>
+      </w:r>
+      <w:r>
+        <w:t xml:space="preserve"> </w:t>
+      </w:r>
+      <w:r>
+        <w:t>재미를</w:t>
+      </w:r>
+      <w:r>
+        <w:t xml:space="preserve"> </w:t>
+      </w:r>
+      <w:r>
+        <w:t>극대화한</w:t>
+      </w:r>
+      <w:r>
+        <w:t xml:space="preserve"> </w:t>
+      </w:r>
+      <w:r>
+        <w:t>보스</w:t>
+      </w:r>
+      <w:r>
+        <w:t xml:space="preserve"> </w:t>
+      </w:r>
+      <w:r>
+        <w:t>러쉬</w:t>
+      </w:r>
+      <w:r>
+        <w:t xml:space="preserve"> </w:t>
+      </w:r>
+      <w:r>
+        <w:t>액션</w:t>
+      </w:r>
+      <w:r>
+        <w:t xml:space="preserve"> </w:t>
+      </w:r>
+      <w:proofErr w:type="spellStart"/>
+      <w:r>
+        <w:t>로그라이</w:t>
       </w:r>
       <w:r>
         <w:rPr>
@@ -4592,7 +5265,335 @@
         <w:t>트</w:t>
       </w:r>
       <w:r>
-        <w:t>를 구현한다. 일반 전투는 자동 추적 탄환으로 쾌적하게 진행하되, 엘리트 및 보스전에서는 탭/홀드 기반의 정밀한 패링·가드와 차징형 스킬 조작을 요구하여 극한의 손맛을 제공한다. 여기에 사전 룰렛, 패널티를 동반한 저주 유물, 보스 증강 및 Fusion 스킬 조합 등 하이리스크-하이리턴 성장 구조와 간접 스토리텔링을 결합해 반복 플레이와 스테이지 클리어 욕구를 강하게 자극한다.</w:t>
+        <w:t>를</w:t>
+      </w:r>
+      <w:proofErr w:type="spellEnd"/>
+      <w:r>
+        <w:t xml:space="preserve"> </w:t>
+      </w:r>
+      <w:r>
+        <w:t>구현한다</w:t>
+      </w:r>
+      <w:r>
+        <w:t xml:space="preserve">. </w:t>
+      </w:r>
+      <w:r>
+        <w:t>일반</w:t>
+      </w:r>
+      <w:r>
+        <w:t xml:space="preserve"> </w:t>
+      </w:r>
+      <w:r>
+        <w:t>전투는</w:t>
+      </w:r>
+      <w:r>
+        <w:t xml:space="preserve"> </w:t>
+      </w:r>
+      <w:r>
+        <w:t>자동</w:t>
+      </w:r>
+      <w:r>
+        <w:t xml:space="preserve"> </w:t>
+      </w:r>
+      <w:r>
+        <w:t>추적</w:t>
+      </w:r>
+      <w:r>
+        <w:t xml:space="preserve"> </w:t>
+      </w:r>
+      <w:r>
+        <w:t>탄환으로</w:t>
+      </w:r>
+      <w:r>
+        <w:t xml:space="preserve"> </w:t>
+      </w:r>
+      <w:r>
+        <w:t>쾌적하게</w:t>
+      </w:r>
+      <w:r>
+        <w:t xml:space="preserve"> </w:t>
+      </w:r>
+      <w:r>
+        <w:t>진행하되</w:t>
+      </w:r>
+      <w:r>
+        <w:t xml:space="preserve">, </w:t>
+      </w:r>
+      <w:r>
+        <w:t>엘리트</w:t>
+      </w:r>
+      <w:r>
+        <w:t xml:space="preserve"> </w:t>
+      </w:r>
+      <w:r>
+        <w:t>및</w:t>
+      </w:r>
+      <w:r>
+        <w:t xml:space="preserve"> </w:t>
+      </w:r>
+      <w:r>
+        <w:t>보스전에서는</w:t>
+      </w:r>
+      <w:r>
+        <w:t xml:space="preserve"> </w:t>
+      </w:r>
+      <w:r>
+        <w:t>탭</w:t>
+      </w:r>
+      <w:r>
+        <w:t>/</w:t>
+      </w:r>
+      <w:r>
+        <w:t>홀드</w:t>
+      </w:r>
+      <w:r>
+        <w:t xml:space="preserve"> </w:t>
+      </w:r>
+      <w:r>
+        <w:t>기반의</w:t>
+      </w:r>
+      <w:r>
+        <w:t xml:space="preserve"> </w:t>
+      </w:r>
+      <w:r>
+        <w:t>정밀한</w:t>
+      </w:r>
+      <w:r>
+        <w:t xml:space="preserve"> </w:t>
+      </w:r>
+      <w:proofErr w:type="spellStart"/>
+      <w:r>
+        <w:t>패링</w:t>
+      </w:r>
+      <w:proofErr w:type="spellEnd"/>
+      <w:r>
+        <w:t>·</w:t>
+      </w:r>
+      <w:r>
+        <w:t>가드와</w:t>
+      </w:r>
+      <w:r>
+        <w:t xml:space="preserve"> </w:t>
+      </w:r>
+      <w:proofErr w:type="spellStart"/>
+      <w:r>
+        <w:t>차징형</w:t>
+      </w:r>
+      <w:proofErr w:type="spellEnd"/>
+      <w:r>
+        <w:t xml:space="preserve"> </w:t>
+      </w:r>
+      <w:r>
+        <w:t>스킬</w:t>
+      </w:r>
+      <w:r>
+        <w:t xml:space="preserve"> </w:t>
+      </w:r>
+      <w:r>
+        <w:t>조작을</w:t>
+      </w:r>
+      <w:r>
+        <w:t xml:space="preserve"> </w:t>
+      </w:r>
+      <w:r>
+        <w:t>요구하여</w:t>
+      </w:r>
+      <w:r>
+        <w:t xml:space="preserve"> </w:t>
+      </w:r>
+      <w:r>
+        <w:t>극한의</w:t>
+      </w:r>
+      <w:r>
+        <w:t xml:space="preserve"> </w:t>
+      </w:r>
+      <w:r>
+        <w:t>손맛을</w:t>
+      </w:r>
+      <w:r>
+        <w:t xml:space="preserve"> </w:t>
+      </w:r>
+      <w:r>
+        <w:t>제공한다</w:t>
+      </w:r>
+      <w:r>
+        <w:t xml:space="preserve">. </w:t>
+      </w:r>
+      <w:r>
+        <w:t>여기에</w:t>
+      </w:r>
+      <w:r>
+        <w:t xml:space="preserve"> </w:t>
+      </w:r>
+      <w:r>
+        <w:t>사전</w:t>
+      </w:r>
+      <w:r>
+        <w:t xml:space="preserve"> </w:t>
+      </w:r>
+      <w:proofErr w:type="spellStart"/>
+      <w:r>
+        <w:t>룰렛</w:t>
+      </w:r>
+      <w:proofErr w:type="spellEnd"/>
+      <w:r>
+        <w:t xml:space="preserve">, </w:t>
+      </w:r>
+      <w:proofErr w:type="spellStart"/>
+      <w:r>
+        <w:t>패널티를</w:t>
+      </w:r>
+      <w:proofErr w:type="spellEnd"/>
+      <w:r>
+        <w:t xml:space="preserve"> </w:t>
+      </w:r>
+      <w:r>
+        <w:t>동반한</w:t>
+      </w:r>
+      <w:r>
+        <w:t xml:space="preserve"> </w:t>
+      </w:r>
+      <w:r>
+        <w:t>저주</w:t>
+      </w:r>
+      <w:r>
+        <w:t xml:space="preserve"> </w:t>
+      </w:r>
+      <w:r>
+        <w:t>유물</w:t>
+      </w:r>
+      <w:r>
+        <w:t xml:space="preserve">, </w:t>
+      </w:r>
+      <w:r>
+        <w:t>보스</w:t>
+      </w:r>
+      <w:r>
+        <w:t xml:space="preserve"> </w:t>
+      </w:r>
+      <w:r>
+        <w:t>증강</w:t>
+      </w:r>
+      <w:r>
+        <w:t xml:space="preserve"> </w:t>
+      </w:r>
+      <w:r>
+        <w:t>및</w:t>
+      </w:r>
+      <w:r>
+        <w:t xml:space="preserve"> </w:t>
+      </w:r>
+      <w:proofErr w:type="spellStart"/>
+      <w:r>
+        <w:t>Fusion</w:t>
+      </w:r>
+      <w:proofErr w:type="spellEnd"/>
+      <w:r>
+        <w:t xml:space="preserve"> </w:t>
+      </w:r>
+      <w:r>
+        <w:t>스킬</w:t>
+      </w:r>
+      <w:r>
+        <w:t xml:space="preserve"> </w:t>
+      </w:r>
+      <w:r>
+        <w:t>조합</w:t>
+      </w:r>
+      <w:r>
+        <w:t xml:space="preserve"> </w:t>
+      </w:r>
+      <w:r>
+        <w:t>등</w:t>
+      </w:r>
+      <w:r>
+        <w:t xml:space="preserve"> </w:t>
+      </w:r>
+      <w:proofErr w:type="spellStart"/>
+      <w:r>
+        <w:t>하이리스크</w:t>
+      </w:r>
+      <w:proofErr w:type="spellEnd"/>
+      <w:r>
+        <w:t>-</w:t>
+      </w:r>
+      <w:r>
+        <w:t>하이리턴</w:t>
+      </w:r>
+      <w:r>
+        <w:t xml:space="preserve"> </w:t>
+      </w:r>
+      <w:r>
+        <w:t>성장</w:t>
+      </w:r>
+      <w:r>
+        <w:t xml:space="preserve"> </w:t>
+      </w:r>
+      <w:r>
+        <w:t>구조와</w:t>
+      </w:r>
+      <w:r>
+        <w:t xml:space="preserve"> </w:t>
+      </w:r>
+      <w:r>
+        <w:t>간접</w:t>
+      </w:r>
+      <w:r>
+        <w:t xml:space="preserve"> </w:t>
+      </w:r>
+      <w:r>
+        <w:t>스토리텔링을</w:t>
+      </w:r>
+      <w:r>
+        <w:t xml:space="preserve"> </w:t>
+      </w:r>
+      <w:r>
+        <w:t>결합해</w:t>
+      </w:r>
+      <w:r>
+        <w:t xml:space="preserve"> </w:t>
+      </w:r>
+      <w:r>
+        <w:t>반복</w:t>
+      </w:r>
+      <w:r>
+        <w:t xml:space="preserve"> </w:t>
+      </w:r>
+      <w:r>
+        <w:t>플레이와</w:t>
+      </w:r>
+      <w:r>
+        <w:t xml:space="preserve"> </w:t>
+      </w:r>
+      <w:r>
+        <w:t>스테이지</w:t>
+      </w:r>
+      <w:r>
+        <w:t xml:space="preserve"> </w:t>
+      </w:r>
+      <w:r>
+        <w:t>클리어</w:t>
+      </w:r>
+      <w:r>
+        <w:t xml:space="preserve"> </w:t>
+      </w:r>
+      <w:r>
+        <w:t>욕구를</w:t>
+      </w:r>
+      <w:r>
+        <w:t xml:space="preserve"> </w:t>
+      </w:r>
+      <w:r>
+        <w:t>강하게</w:t>
+      </w:r>
+      <w:r>
+        <w:t xml:space="preserve"> </w:t>
+      </w:r>
+      <w:r>
+        <w:t>자극한다</w:t>
+      </w:r>
+      <w:r>
+        <w:t>.</w:t>
       </w:r>
     </w:p>
     <w:p/>
@@ -4778,13 +5779,23 @@
                 <w:lang w:val="en-US"/>
               </w:rPr>
             </w:pPr>
+            <w:proofErr w:type="spellStart"/>
             <w:r>
               <w:rPr>
                 <w:rFonts w:ascii="맑은 고딕" w:eastAsia="맑은 고딕" w:hAnsi="맑은 고딕" w:cs="굴림"/>
                 <w:color w:val="000000"/>
                 <w:lang w:val="en-US"/>
               </w:rPr>
-              <w:t xml:space="preserve">좀비소울 </w:t>
+              <w:t>좀비소울</w:t>
+            </w:r>
+            <w:proofErr w:type="spellEnd"/>
+            <w:r>
+              <w:rPr>
+                <w:rFonts w:ascii="맑은 고딕" w:eastAsia="맑은 고딕" w:hAnsi="맑은 고딕" w:cs="굴림"/>
+                <w:color w:val="000000"/>
+                <w:lang w:val="en-US"/>
+              </w:rPr>
+              <w:t xml:space="preserve"> </w:t>
             </w:r>
             <w:r>
               <w:rPr>
@@ -4873,7 +5884,16 @@
                 <w:color w:val="000000"/>
                 <w:lang w:val="en-US"/>
               </w:rPr>
-              <w:t>액션 로그라이</w:t>
+              <w:t xml:space="preserve">액션 </w:t>
+            </w:r>
+            <w:proofErr w:type="spellStart"/>
+            <w:r>
+              <w:rPr>
+                <w:rFonts w:ascii="맑은 고딕" w:eastAsia="맑은 고딕" w:hAnsi="맑은 고딕" w:cs="굴림"/>
+                <w:color w:val="000000"/>
+                <w:lang w:val="en-US"/>
+              </w:rPr>
+              <w:t>로그라이</w:t>
             </w:r>
             <w:r>
               <w:rPr>
@@ -4883,6 +5903,7 @@
               </w:rPr>
               <w:t>트</w:t>
             </w:r>
+            <w:proofErr w:type="spellEnd"/>
             <w:r>
               <w:rPr>
                 <w:rFonts w:ascii="맑은 고딕" w:eastAsia="맑은 고딕" w:hAnsi="맑은 고딕" w:cs="굴림" w:hint="eastAsia"/>
@@ -5074,24 +6095,544 @@
         <w:rPr>
           <w:rFonts w:hint="eastAsia"/>
         </w:rPr>
-        <w:t>매 판 주어지는 랜덤한 능력과 플레이어의 조작 역량을 결합하여 스테이지를 클리어한다.</w:t>
+        <w:t>매</w:t>
+      </w:r>
+      <w:r>
+        <w:rPr>
+          <w:rFonts w:hint="eastAsia"/>
+        </w:rPr>
+        <w:t xml:space="preserve"> </w:t>
+      </w:r>
+      <w:r>
+        <w:rPr>
+          <w:rFonts w:hint="eastAsia"/>
+        </w:rPr>
+        <w:t>판</w:t>
+      </w:r>
+      <w:r>
+        <w:rPr>
+          <w:rFonts w:hint="eastAsia"/>
+        </w:rPr>
+        <w:t xml:space="preserve"> </w:t>
+      </w:r>
+      <w:r>
+        <w:rPr>
+          <w:rFonts w:hint="eastAsia"/>
+        </w:rPr>
+        <w:t>주어지는</w:t>
+      </w:r>
+      <w:r>
+        <w:rPr>
+          <w:rFonts w:hint="eastAsia"/>
+        </w:rPr>
+        <w:t xml:space="preserve"> </w:t>
+      </w:r>
+      <w:proofErr w:type="spellStart"/>
+      <w:r>
+        <w:rPr>
+          <w:rFonts w:hint="eastAsia"/>
+        </w:rPr>
+        <w:t>랜덤한</w:t>
+      </w:r>
+      <w:proofErr w:type="spellEnd"/>
+      <w:r>
+        <w:rPr>
+          <w:rFonts w:hint="eastAsia"/>
+        </w:rPr>
+        <w:t xml:space="preserve"> </w:t>
+      </w:r>
+      <w:r>
+        <w:rPr>
+          <w:rFonts w:hint="eastAsia"/>
+        </w:rPr>
+        <w:t>능력과</w:t>
+      </w:r>
+      <w:r>
+        <w:rPr>
+          <w:rFonts w:hint="eastAsia"/>
+        </w:rPr>
+        <w:t xml:space="preserve"> </w:t>
+      </w:r>
+      <w:r>
+        <w:rPr>
+          <w:rFonts w:hint="eastAsia"/>
+        </w:rPr>
+        <w:t>플레이어의</w:t>
+      </w:r>
+      <w:r>
+        <w:rPr>
+          <w:rFonts w:hint="eastAsia"/>
+        </w:rPr>
+        <w:t xml:space="preserve"> </w:t>
+      </w:r>
+      <w:r>
+        <w:rPr>
+          <w:rFonts w:hint="eastAsia"/>
+        </w:rPr>
+        <w:t>조작</w:t>
+      </w:r>
+      <w:r>
+        <w:rPr>
+          <w:rFonts w:hint="eastAsia"/>
+        </w:rPr>
+        <w:t xml:space="preserve"> </w:t>
+      </w:r>
+      <w:r>
+        <w:rPr>
+          <w:rFonts w:hint="eastAsia"/>
+        </w:rPr>
+        <w:t>역량을</w:t>
+      </w:r>
+      <w:r>
+        <w:rPr>
+          <w:rFonts w:hint="eastAsia"/>
+        </w:rPr>
+        <w:t xml:space="preserve"> </w:t>
+      </w:r>
+      <w:r>
+        <w:rPr>
+          <w:rFonts w:hint="eastAsia"/>
+        </w:rPr>
+        <w:t>결합하여</w:t>
+      </w:r>
+      <w:r>
+        <w:rPr>
+          <w:rFonts w:hint="eastAsia"/>
+        </w:rPr>
+        <w:t xml:space="preserve"> </w:t>
+      </w:r>
+      <w:r>
+        <w:rPr>
+          <w:rFonts w:hint="eastAsia"/>
+        </w:rPr>
+        <w:t>스테이지를</w:t>
+      </w:r>
+      <w:r>
+        <w:rPr>
+          <w:rFonts w:hint="eastAsia"/>
+        </w:rPr>
+        <w:t xml:space="preserve"> </w:t>
+      </w:r>
+      <w:r>
+        <w:rPr>
+          <w:rFonts w:hint="eastAsia"/>
+        </w:rPr>
+        <w:t>클리어한다</w:t>
+      </w:r>
+      <w:r>
+        <w:rPr>
+          <w:rFonts w:hint="eastAsia"/>
+        </w:rPr>
+        <w:t>.</w:t>
       </w:r>
     </w:p>
     <w:p>
-      <w:r>
-        <w:rPr>
-          <w:rFonts w:hint="eastAsia"/>
-        </w:rPr>
-        <w:t xml:space="preserve">좀비 컨셉의 플레이어 캐릭터가 인간형 적(범죄자 / 악인 / CEO ) 과 외계인을 물리쳐 DAN(경험치)를 획득한다. 획득한 DNA는 인게임 내의 성장 요소로 작용하여 스킬과 </w:t>
+      <w:pPr>
+        <w:rPr>
+          <w:rFonts w:hint="eastAsia"/>
+        </w:rPr>
+      </w:pPr>
+      <w:r>
+        <w:rPr>
+          <w:rFonts w:hint="eastAsia"/>
+        </w:rPr>
+        <w:t>좀비</w:t>
+      </w:r>
+      <w:r>
+        <w:rPr>
+          <w:rFonts w:hint="eastAsia"/>
+        </w:rPr>
+        <w:t xml:space="preserve"> </w:t>
+      </w:r>
+      <w:r>
+        <w:rPr>
+          <w:rFonts w:hint="eastAsia"/>
+        </w:rPr>
+        <w:t>컨셉의</w:t>
+      </w:r>
+      <w:r>
+        <w:rPr>
+          <w:rFonts w:hint="eastAsia"/>
+        </w:rPr>
+        <w:t xml:space="preserve"> </w:t>
+      </w:r>
+      <w:r>
+        <w:rPr>
+          <w:rFonts w:hint="eastAsia"/>
+        </w:rPr>
+        <w:t>플레이어</w:t>
+      </w:r>
+      <w:r>
+        <w:rPr>
+          <w:rFonts w:hint="eastAsia"/>
+        </w:rPr>
+        <w:t xml:space="preserve"> </w:t>
+      </w:r>
+      <w:r>
+        <w:rPr>
+          <w:rFonts w:hint="eastAsia"/>
+        </w:rPr>
+        <w:t>캐릭터가</w:t>
+      </w:r>
+      <w:r>
+        <w:rPr>
+          <w:rFonts w:hint="eastAsia"/>
+        </w:rPr>
+        <w:t xml:space="preserve"> </w:t>
+      </w:r>
+      <w:r>
+        <w:rPr>
+          <w:rFonts w:hint="eastAsia"/>
+        </w:rPr>
+        <w:t>인간형</w:t>
+      </w:r>
+      <w:r>
+        <w:rPr>
+          <w:rFonts w:hint="eastAsia"/>
+        </w:rPr>
+        <w:t xml:space="preserve"> </w:t>
+      </w:r>
+      <w:r>
+        <w:rPr>
+          <w:rFonts w:hint="eastAsia"/>
+        </w:rPr>
+        <w:t>적</w:t>
+      </w:r>
+      <w:r>
+        <w:rPr>
+          <w:rFonts w:hint="eastAsia"/>
+        </w:rPr>
+        <w:t>(</w:t>
+      </w:r>
+      <w:r>
+        <w:rPr>
+          <w:rFonts w:hint="eastAsia"/>
+        </w:rPr>
+        <w:t>범죄자</w:t>
+      </w:r>
+      <w:r>
+        <w:rPr>
+          <w:rFonts w:hint="eastAsia"/>
+        </w:rPr>
+        <w:t xml:space="preserve"> / </w:t>
+      </w:r>
+      <w:r>
+        <w:rPr>
+          <w:rFonts w:hint="eastAsia"/>
+        </w:rPr>
+        <w:t>악인</w:t>
+      </w:r>
+      <w:r>
+        <w:rPr>
+          <w:rFonts w:hint="eastAsia"/>
+        </w:rPr>
+        <w:t xml:space="preserve"> / CEO ) </w:t>
+      </w:r>
+      <w:r>
+        <w:rPr>
+          <w:rFonts w:hint="eastAsia"/>
+        </w:rPr>
+        <w:t>과</w:t>
+      </w:r>
+      <w:r>
+        <w:rPr>
+          <w:rFonts w:hint="eastAsia"/>
+        </w:rPr>
+        <w:t xml:space="preserve"> </w:t>
+      </w:r>
+      <w:r>
+        <w:rPr>
+          <w:rFonts w:hint="eastAsia"/>
+        </w:rPr>
+        <w:t>외계인을</w:t>
+      </w:r>
+      <w:r>
+        <w:rPr>
+          <w:rFonts w:hint="eastAsia"/>
+        </w:rPr>
+        <w:t xml:space="preserve"> </w:t>
+      </w:r>
+      <w:r>
+        <w:rPr>
+          <w:rFonts w:hint="eastAsia"/>
+        </w:rPr>
+        <w:t>물리쳐</w:t>
+      </w:r>
+      <w:r>
+        <w:rPr>
+          <w:rFonts w:hint="eastAsia"/>
+        </w:rPr>
+        <w:t xml:space="preserve"> DN</w:t>
+      </w:r>
+      <w:r>
+        <w:rPr>
+          <w:rFonts w:hint="eastAsia"/>
+        </w:rPr>
+        <w:t>A</w:t>
+      </w:r>
+      <w:r>
+        <w:rPr>
+          <w:rFonts w:hint="eastAsia"/>
+        </w:rPr>
+        <w:t>(</w:t>
+      </w:r>
+      <w:r>
+        <w:rPr>
+          <w:rFonts w:hint="eastAsia"/>
+        </w:rPr>
+        <w:t>경험치</w:t>
+      </w:r>
+      <w:r>
+        <w:rPr>
+          <w:rFonts w:hint="eastAsia"/>
+        </w:rPr>
+        <w:t>)</w:t>
+      </w:r>
+      <w:r>
+        <w:rPr>
+          <w:rFonts w:hint="eastAsia"/>
+        </w:rPr>
+        <w:t>를</w:t>
+      </w:r>
+      <w:r>
+        <w:rPr>
+          <w:rFonts w:hint="eastAsia"/>
+        </w:rPr>
+        <w:t xml:space="preserve"> </w:t>
+      </w:r>
+      <w:r>
+        <w:rPr>
+          <w:rFonts w:hint="eastAsia"/>
+        </w:rPr>
+        <w:t>획득한다</w:t>
+      </w:r>
+      <w:r>
+        <w:rPr>
+          <w:rFonts w:hint="eastAsia"/>
+        </w:rPr>
+        <w:t xml:space="preserve">. </w:t>
+      </w:r>
+      <w:r>
+        <w:rPr>
+          <w:rFonts w:hint="eastAsia"/>
+        </w:rPr>
+        <w:t>획득한</w:t>
+      </w:r>
+      <w:r>
+        <w:rPr>
+          <w:rFonts w:hint="eastAsia"/>
+        </w:rPr>
+        <w:t xml:space="preserve"> DNA</w:t>
+      </w:r>
+      <w:r>
+        <w:rPr>
+          <w:rFonts w:hint="eastAsia"/>
+        </w:rPr>
+        <w:t>는</w:t>
+      </w:r>
+      <w:r>
+        <w:rPr>
+          <w:rFonts w:hint="eastAsia"/>
+        </w:rPr>
+        <w:t xml:space="preserve"> </w:t>
+      </w:r>
+      <w:proofErr w:type="spellStart"/>
+      <w:r>
+        <w:rPr>
+          <w:rFonts w:hint="eastAsia"/>
+        </w:rPr>
+        <w:t>인게임</w:t>
+      </w:r>
+      <w:proofErr w:type="spellEnd"/>
+      <w:r>
+        <w:rPr>
+          <w:rFonts w:hint="eastAsia"/>
+        </w:rPr>
+        <w:t xml:space="preserve"> </w:t>
+      </w:r>
+      <w:r>
+        <w:rPr>
+          <w:rFonts w:hint="eastAsia"/>
+        </w:rPr>
+        <w:t>내의</w:t>
+      </w:r>
+      <w:r>
+        <w:rPr>
+          <w:rFonts w:hint="eastAsia"/>
+        </w:rPr>
+        <w:t xml:space="preserve"> </w:t>
+      </w:r>
+      <w:r>
+        <w:rPr>
+          <w:rFonts w:hint="eastAsia"/>
+        </w:rPr>
+        <w:t>성장</w:t>
+      </w:r>
+      <w:r>
+        <w:rPr>
+          <w:rFonts w:hint="eastAsia"/>
+        </w:rPr>
+        <w:t xml:space="preserve"> </w:t>
+      </w:r>
+      <w:r>
+        <w:rPr>
+          <w:rFonts w:hint="eastAsia"/>
+        </w:rPr>
+        <w:t>요소로</w:t>
+      </w:r>
+      <w:r>
+        <w:rPr>
+          <w:rFonts w:hint="eastAsia"/>
+        </w:rPr>
+        <w:t xml:space="preserve"> </w:t>
+      </w:r>
+      <w:r>
+        <w:rPr>
+          <w:rFonts w:hint="eastAsia"/>
+        </w:rPr>
+        <w:t>작용하여</w:t>
+      </w:r>
+      <w:r>
+        <w:rPr>
+          <w:rFonts w:hint="eastAsia"/>
+        </w:rPr>
+        <w:t xml:space="preserve"> </w:t>
+      </w:r>
+      <w:r>
+        <w:rPr>
+          <w:rFonts w:hint="eastAsia"/>
+        </w:rPr>
+        <w:t>스킬과</w:t>
+      </w:r>
+      <w:r>
+        <w:rPr>
+          <w:rFonts w:hint="eastAsia"/>
+        </w:rPr>
+        <w:t xml:space="preserve"> </w:t>
       </w:r>
     </w:p>
-    <w:p/>
     <w:p>
       <w:r>
         <w:rPr>
           <w:rFonts w:hint="eastAsia"/>
         </w:rPr>
-        <w:t>저주 유물과 리스크 유물을 도입하여 강력한 이점과 동시에 패널티를 부과.</w:t>
+        <w:t>저주</w:t>
+      </w:r>
+      <w:r>
+        <w:rPr>
+          <w:rFonts w:hint="eastAsia"/>
+        </w:rPr>
+        <w:t xml:space="preserve"> </w:t>
+      </w:r>
+      <w:r>
+        <w:rPr>
+          <w:rFonts w:hint="eastAsia"/>
+        </w:rPr>
+        <w:t>유물과</w:t>
+      </w:r>
+      <w:r>
+        <w:rPr>
+          <w:rFonts w:hint="eastAsia"/>
+        </w:rPr>
+        <w:t xml:space="preserve"> </w:t>
+      </w:r>
+      <w:r>
+        <w:rPr>
+          <w:rFonts w:hint="eastAsia"/>
+        </w:rPr>
+        <w:t>리스크</w:t>
+      </w:r>
+      <w:r>
+        <w:rPr>
+          <w:rFonts w:hint="eastAsia"/>
+        </w:rPr>
+        <w:t xml:space="preserve"> </w:t>
+      </w:r>
+      <w:r>
+        <w:rPr>
+          <w:rFonts w:hint="eastAsia"/>
+        </w:rPr>
+        <w:t>유물을</w:t>
+      </w:r>
+      <w:r>
+        <w:rPr>
+          <w:rFonts w:hint="eastAsia"/>
+        </w:rPr>
+        <w:t xml:space="preserve"> </w:t>
+      </w:r>
+      <w:r>
+        <w:rPr>
+          <w:rFonts w:hint="eastAsia"/>
+        </w:rPr>
+        <w:t>도입하여</w:t>
+      </w:r>
+      <w:r>
+        <w:rPr>
+          <w:rFonts w:hint="eastAsia"/>
+        </w:rPr>
+        <w:t xml:space="preserve"> </w:t>
+      </w:r>
+      <w:r>
+        <w:rPr>
+          <w:rFonts w:hint="eastAsia"/>
+        </w:rPr>
+        <w:t>강력한</w:t>
+      </w:r>
+      <w:r>
+        <w:rPr>
+          <w:rFonts w:hint="eastAsia"/>
+        </w:rPr>
+        <w:t xml:space="preserve"> </w:t>
+      </w:r>
+      <w:r>
+        <w:rPr>
+          <w:rFonts w:hint="eastAsia"/>
+        </w:rPr>
+        <w:t>이점과</w:t>
+      </w:r>
+      <w:r>
+        <w:rPr>
+          <w:rFonts w:hint="eastAsia"/>
+        </w:rPr>
+        <w:t xml:space="preserve"> </w:t>
+      </w:r>
+      <w:r>
+        <w:rPr>
+          <w:rFonts w:hint="eastAsia"/>
+        </w:rPr>
+        <w:t>동시에</w:t>
+      </w:r>
+      <w:r>
+        <w:rPr>
+          <w:rFonts w:hint="eastAsia"/>
+        </w:rPr>
+        <w:t xml:space="preserve"> </w:t>
+      </w:r>
+      <w:proofErr w:type="spellStart"/>
+      <w:r>
+        <w:rPr>
+          <w:rFonts w:hint="eastAsia"/>
+        </w:rPr>
+        <w:t>패널티를</w:t>
+      </w:r>
+      <w:proofErr w:type="spellEnd"/>
+      <w:r>
+        <w:rPr>
+          <w:rFonts w:hint="eastAsia"/>
+        </w:rPr>
+        <w:t xml:space="preserve"> </w:t>
+      </w:r>
+      <w:r>
+        <w:rPr>
+          <w:rFonts w:hint="eastAsia"/>
+        </w:rPr>
+        <w:t>부과</w:t>
+      </w:r>
+      <w:r>
+        <w:rPr>
+          <w:rFonts w:hint="eastAsia"/>
+        </w:rPr>
+        <w:t>.</w:t>
       </w:r>
     </w:p>
     <w:p/>
@@ -5108,7 +6649,43 @@
         <w:rPr>
           <w:rFonts w:hint="eastAsia"/>
         </w:rPr>
-        <w:t>개발 환경 및 규칙</w:t>
+        <w:t>개발</w:t>
+      </w:r>
+      <w:r>
+        <w:rPr>
+          <w:rFonts w:hint="eastAsia"/>
+        </w:rPr>
+        <w:t xml:space="preserve"> </w:t>
+      </w:r>
+      <w:r>
+        <w:rPr>
+          <w:rFonts w:hint="eastAsia"/>
+        </w:rPr>
+        <w:t>환경</w:t>
+      </w:r>
+      <w:r>
+        <w:rPr>
+          <w:rFonts w:hint="eastAsia"/>
+        </w:rPr>
+        <w:t xml:space="preserve"> </w:t>
+      </w:r>
+      <w:r>
+        <w:rPr>
+          <w:rFonts w:hint="eastAsia"/>
+        </w:rPr>
+        <w:t>및</w:t>
+      </w:r>
+      <w:r>
+        <w:rPr>
+          <w:rFonts w:hint="eastAsia"/>
+        </w:rPr>
+        <w:t xml:space="preserve"> </w:t>
+      </w:r>
+      <w:r>
+        <w:rPr>
+          <w:rFonts w:hint="eastAsia"/>
+        </w:rPr>
+        <w:t>규칙</w:t>
       </w:r>
       <w:bookmarkEnd w:id="9"/>
     </w:p>
@@ -5125,7 +6702,55 @@
         <w:rPr>
           <w:rFonts w:hint="eastAsia"/>
         </w:rPr>
-        <w:t>유니티 엔진 2D 도트 그래픽 사용</w:t>
+        <w:t>유니티</w:t>
+      </w:r>
+      <w:r>
+        <w:rPr>
+          <w:rFonts w:hint="eastAsia"/>
+        </w:rPr>
+        <w:t xml:space="preserve"> </w:t>
+      </w:r>
+      <w:r>
+        <w:rPr>
+          <w:rFonts w:hint="eastAsia"/>
+        </w:rPr>
+        <w:t>엔진</w:t>
+      </w:r>
+      <w:r>
+        <w:rPr>
+          <w:rFonts w:hint="eastAsia"/>
+        </w:rPr>
+        <w:t xml:space="preserve"> 2D </w:t>
+      </w:r>
+      <w:r>
+        <w:rPr>
+          <w:rFonts w:hint="eastAsia"/>
+        </w:rPr>
+        <w:t>도트</w:t>
+      </w:r>
+      <w:r>
+        <w:rPr>
+          <w:rFonts w:hint="eastAsia"/>
+        </w:rPr>
+        <w:t xml:space="preserve"> </w:t>
+      </w:r>
+      <w:r>
+        <w:rPr>
+          <w:rFonts w:hint="eastAsia"/>
+        </w:rPr>
+        <w:t>그래픽</w:t>
+      </w:r>
+      <w:r>
+        <w:rPr>
+          <w:rFonts w:hint="eastAsia"/>
+        </w:rPr>
+        <w:t xml:space="preserve"> </w:t>
+      </w:r>
+      <w:r>
+        <w:rPr>
+          <w:rFonts w:hint="eastAsia"/>
+        </w:rPr>
+        <w:t>사용</w:t>
       </w:r>
     </w:p>
     <w:p>
@@ -5141,19 +6766,109 @@
         <w:rPr>
           <w:rFonts w:hint="eastAsia"/>
         </w:rPr>
-        <w:t>클래스 명, 메서드 명  =&gt; 파스칼</w:t>
-      </w:r>
-      <w:r>
-        <w:rPr>
-          <w:rFonts w:hint="eastAsia"/>
-        </w:rPr>
-        <w:t xml:space="preserve"> 표기법 사용</w:t>
-      </w:r>
-      <w:r>
-        <w:rPr>
-          <w:rFonts w:hint="eastAsia"/>
-        </w:rPr>
-        <w:t xml:space="preserve"> (ex:PlayContoroller)</w:t>
+        <w:t>클래스</w:t>
+      </w:r>
+      <w:r>
+        <w:rPr>
+          <w:rFonts w:hint="eastAsia"/>
+        </w:rPr>
+        <w:t xml:space="preserve"> </w:t>
+      </w:r>
+      <w:r>
+        <w:rPr>
+          <w:rFonts w:hint="eastAsia"/>
+        </w:rPr>
+        <w:t>명</w:t>
+      </w:r>
+      <w:r>
+        <w:rPr>
+          <w:rFonts w:hint="eastAsia"/>
+        </w:rPr>
+        <w:t xml:space="preserve">, </w:t>
+      </w:r>
+      <w:r>
+        <w:rPr>
+          <w:rFonts w:hint="eastAsia"/>
+        </w:rPr>
+        <w:t>메서드</w:t>
+      </w:r>
+      <w:r>
+        <w:rPr>
+          <w:rFonts w:hint="eastAsia"/>
+        </w:rPr>
+        <w:t xml:space="preserve"> </w:t>
+      </w:r>
+      <w:proofErr w:type="gramStart"/>
+      <w:r>
+        <w:rPr>
+          <w:rFonts w:hint="eastAsia"/>
+        </w:rPr>
+        <w:t>명</w:t>
+      </w:r>
+      <w:r>
+        <w:rPr>
+          <w:rFonts w:hint="eastAsia"/>
+        </w:rPr>
+        <w:t xml:space="preserve">  =</w:t>
+      </w:r>
+      <w:proofErr w:type="gramEnd"/>
+      <w:r>
+        <w:rPr>
+          <w:rFonts w:hint="eastAsia"/>
+        </w:rPr>
+        <w:t xml:space="preserve">&gt; </w:t>
+      </w:r>
+      <w:r>
+        <w:rPr>
+          <w:rFonts w:hint="eastAsia"/>
+        </w:rPr>
+        <w:t>파스칼</w:t>
+      </w:r>
+      <w:r>
+        <w:rPr>
+          <w:rFonts w:hint="eastAsia"/>
+        </w:rPr>
+        <w:t xml:space="preserve"> </w:t>
+      </w:r>
+      <w:r>
+        <w:rPr>
+          <w:rFonts w:hint="eastAsia"/>
+        </w:rPr>
+        <w:t>표기법</w:t>
+      </w:r>
+      <w:r>
+        <w:rPr>
+          <w:rFonts w:hint="eastAsia"/>
+        </w:rPr>
+        <w:t xml:space="preserve"> </w:t>
+      </w:r>
+      <w:r>
+        <w:rPr>
+          <w:rFonts w:hint="eastAsia"/>
+        </w:rPr>
+        <w:t>사용</w:t>
+      </w:r>
+      <w:r>
+        <w:rPr>
+          <w:rFonts w:hint="eastAsia"/>
+        </w:rPr>
+        <w:t xml:space="preserve"> (</w:t>
+      </w:r>
+      <w:proofErr w:type="spellStart"/>
+      <w:proofErr w:type="gramStart"/>
+      <w:r>
+        <w:rPr>
+          <w:rFonts w:hint="eastAsia"/>
+        </w:rPr>
+        <w:t>ex:PlayContoroller</w:t>
+      </w:r>
+      <w:proofErr w:type="spellEnd"/>
+      <w:proofErr w:type="gramEnd"/>
+      <w:r>
+        <w:rPr>
+          <w:rFonts w:hint="eastAsia"/>
+        </w:rPr>
+        <w:t>)</w:t>
       </w:r>
     </w:p>
     <w:p>
@@ -5169,7 +6884,65 @@
         <w:rPr>
           <w:rFonts w:hint="eastAsia"/>
         </w:rPr>
-        <w:t xml:space="preserve">변수 명 =&gt; 카멜 표기법 (ex:moveSpeed) </w:t>
+        <w:t>변수</w:t>
+      </w:r>
+      <w:r>
+        <w:rPr>
+          <w:rFonts w:hint="eastAsia"/>
+        </w:rPr>
+        <w:t xml:space="preserve"> </w:t>
+      </w:r>
+      <w:r>
+        <w:rPr>
+          <w:rFonts w:hint="eastAsia"/>
+        </w:rPr>
+        <w:t>명</w:t>
+      </w:r>
+      <w:r>
+        <w:rPr>
+          <w:rFonts w:hint="eastAsia"/>
+        </w:rPr>
+        <w:t xml:space="preserve"> =&gt; </w:t>
+      </w:r>
+      <w:r>
+        <w:rPr>
+          <w:rFonts w:hint="eastAsia"/>
+        </w:rPr>
+        <w:t>카멜</w:t>
+      </w:r>
+      <w:r>
+        <w:rPr>
+          <w:rFonts w:hint="eastAsia"/>
+        </w:rPr>
+        <w:t xml:space="preserve"> </w:t>
+      </w:r>
+      <w:r>
+        <w:rPr>
+          <w:rFonts w:hint="eastAsia"/>
+        </w:rPr>
+        <w:t>표기법</w:t>
+      </w:r>
+      <w:r>
+        <w:rPr>
+          <w:rFonts w:hint="eastAsia"/>
+        </w:rPr>
+        <w:t xml:space="preserve"> (</w:t>
+      </w:r>
+      <w:proofErr w:type="spellStart"/>
+      <w:proofErr w:type="gramStart"/>
+      <w:r>
+        <w:rPr>
+          <w:rFonts w:hint="eastAsia"/>
+        </w:rPr>
+        <w:t>ex:moveSpeed</w:t>
+      </w:r>
+      <w:proofErr w:type="spellEnd"/>
+      <w:proofErr w:type="gramEnd"/>
+      <w:r>
+        <w:rPr>
+          <w:rFonts w:hint="eastAsia"/>
+        </w:rPr>
+        <w:t xml:space="preserve">) </w:t>
       </w:r>
     </w:p>
     <w:p>
@@ -5188,7 +6961,25 @@
       </w:pPr>
       <w:bookmarkStart w:id="10" w:name="_Toc243880153"/>
       <w:r>
-        <w:t>최종 점수 산정 방식</w:t>
+        <w:t>최종</w:t>
+      </w:r>
+      <w:r>
+        <w:t xml:space="preserve"> </w:t>
+      </w:r>
+      <w:r>
+        <w:t>점수</w:t>
+      </w:r>
+      <w:r>
+        <w:t xml:space="preserve"> </w:t>
+      </w:r>
+      <w:r>
+        <w:t>산정</w:t>
+      </w:r>
+      <w:r>
+        <w:t xml:space="preserve"> </w:t>
+      </w:r>
+      <w:r>
+        <w:t>방식</w:t>
       </w:r>
       <w:bookmarkEnd w:id="10"/>
     </w:p>
@@ -5197,7 +6988,103 @@
         <w:rPr>
           <w:rFonts w:hint="eastAsia"/>
         </w:rPr>
-        <w:t>최종 점수 = (기본 획득 점수 + 클리어 보너스) * 난이도 배율</w:t>
+        <w:t>최종</w:t>
+      </w:r>
+      <w:r>
+        <w:rPr>
+          <w:rFonts w:hint="eastAsia"/>
+        </w:rPr>
+        <w:t xml:space="preserve"> </w:t>
+      </w:r>
+      <w:r>
+        <w:rPr>
+          <w:rFonts w:hint="eastAsia"/>
+        </w:rPr>
+        <w:t>점수</w:t>
+      </w:r>
+      <w:r>
+        <w:rPr>
+          <w:rFonts w:hint="eastAsia"/>
+        </w:rPr>
+        <w:t xml:space="preserve"> = (</w:t>
+      </w:r>
+      <w:r>
+        <w:rPr>
+          <w:rFonts w:hint="eastAsia"/>
+        </w:rPr>
+        <w:t>기본</w:t>
+      </w:r>
+      <w:r>
+        <w:rPr>
+          <w:rFonts w:hint="eastAsia"/>
+        </w:rPr>
+        <w:t xml:space="preserve"> </w:t>
+      </w:r>
+      <w:r>
+        <w:rPr>
+          <w:rFonts w:hint="eastAsia"/>
+        </w:rPr>
+        <w:t>획득</w:t>
+      </w:r>
+      <w:r>
+        <w:rPr>
+          <w:rFonts w:hint="eastAsia"/>
+        </w:rPr>
+        <w:t xml:space="preserve"> </w:t>
+      </w:r>
+      <w:r>
+        <w:rPr>
+          <w:rFonts w:hint="eastAsia"/>
+        </w:rPr>
+        <w:t>점수</w:t>
+      </w:r>
+      <w:r>
+        <w:rPr>
+          <w:rFonts w:hint="eastAsia"/>
+        </w:rPr>
+        <w:t xml:space="preserve"> + </w:t>
+      </w:r>
+      <w:r>
+        <w:rPr>
+          <w:rFonts w:hint="eastAsia"/>
+        </w:rPr>
+        <w:t>클리어</w:t>
+      </w:r>
+      <w:r>
+        <w:rPr>
+          <w:rFonts w:hint="eastAsia"/>
+        </w:rPr>
+        <w:t xml:space="preserve"> </w:t>
+      </w:r>
+      <w:r>
+        <w:rPr>
+          <w:rFonts w:hint="eastAsia"/>
+        </w:rPr>
+        <w:t>보너스</w:t>
+      </w:r>
+      <w:r>
+        <w:rPr>
+          <w:rFonts w:hint="eastAsia"/>
+        </w:rPr>
+        <w:t xml:space="preserve">) * </w:t>
+      </w:r>
+      <w:r>
+        <w:rPr>
+          <w:rFonts w:hint="eastAsia"/>
+        </w:rPr>
+        <w:t>난이도</w:t>
+      </w:r>
+      <w:r>
+        <w:rPr>
+          <w:rFonts w:hint="eastAsia"/>
+        </w:rPr>
+        <w:t xml:space="preserve"> </w:t>
+      </w:r>
+      <w:r>
+        <w:rPr>
+          <w:rFonts w:hint="eastAsia"/>
+        </w:rPr>
+        <w:t>배율</w:t>
       </w:r>
     </w:p>
     <w:p>
@@ -5205,7 +7092,91 @@
         <w:rPr>
           <w:rFonts w:hint="eastAsia"/>
         </w:rPr>
-        <w:t>기본 획득 점수 = 처치 수 + 플레이어 최종 레벨</w:t>
+        <w:t>기본</w:t>
+      </w:r>
+      <w:r>
+        <w:rPr>
+          <w:rFonts w:hint="eastAsia"/>
+        </w:rPr>
+        <w:t xml:space="preserve"> </w:t>
+      </w:r>
+      <w:r>
+        <w:rPr>
+          <w:rFonts w:hint="eastAsia"/>
+        </w:rPr>
+        <w:t>획득</w:t>
+      </w:r>
+      <w:r>
+        <w:rPr>
+          <w:rFonts w:hint="eastAsia"/>
+        </w:rPr>
+        <w:t xml:space="preserve"> </w:t>
+      </w:r>
+      <w:r>
+        <w:rPr>
+          <w:rFonts w:hint="eastAsia"/>
+        </w:rPr>
+        <w:t>점수</w:t>
+      </w:r>
+      <w:r>
+        <w:rPr>
+          <w:rFonts w:hint="eastAsia"/>
+        </w:rPr>
+        <w:t xml:space="preserve"> = </w:t>
+      </w:r>
+      <w:r>
+        <w:rPr>
+          <w:rFonts w:hint="eastAsia"/>
+        </w:rPr>
+        <w:t>처치</w:t>
+      </w:r>
+      <w:r>
+        <w:rPr>
+          <w:rFonts w:hint="eastAsia"/>
+        </w:rPr>
+        <w:t xml:space="preserve"> </w:t>
+      </w:r>
+      <w:r>
+        <w:rPr>
+          <w:rFonts w:hint="eastAsia"/>
+        </w:rPr>
+        <w:t>수</w:t>
+      </w:r>
+      <w:r>
+        <w:rPr>
+          <w:rFonts w:hint="eastAsia"/>
+        </w:rPr>
+        <w:t xml:space="preserve"> + </w:t>
+      </w:r>
+      <w:r>
+        <w:rPr>
+          <w:rFonts w:hint="eastAsia"/>
+        </w:rPr>
+        <w:t>플레이어</w:t>
+      </w:r>
+      <w:r>
+        <w:rPr>
+          <w:rFonts w:hint="eastAsia"/>
+        </w:rPr>
+        <w:t xml:space="preserve"> </w:t>
+      </w:r>
+      <w:r>
+        <w:rPr>
+          <w:rFonts w:hint="eastAsia"/>
+        </w:rPr>
+        <w:t>최종</w:t>
+      </w:r>
+      <w:r>
+        <w:rPr>
+          <w:rFonts w:hint="eastAsia"/>
+        </w:rPr>
+        <w:t xml:space="preserve"> </w:t>
+      </w:r>
+      <w:r>
+        <w:rPr>
+          <w:rFonts w:hint="eastAsia"/>
+        </w:rPr>
+        <w:t>레벨</w:t>
       </w:r>
     </w:p>
     <w:p>
@@ -5213,7 +7184,139 @@
         <w:rPr>
           <w:rFonts w:hint="eastAsia"/>
         </w:rPr>
-        <w:t>클리어 보너스 = ( 1080 - 실제 플레이 타임 (초) ) * 10 // 테스트 후 확정</w:t>
+        <w:t>클리어</w:t>
+      </w:r>
+      <w:r>
+        <w:rPr>
+          <w:rFonts w:hint="eastAsia"/>
+        </w:rPr>
+        <w:t xml:space="preserve"> </w:t>
+      </w:r>
+      <w:r>
+        <w:rPr>
+          <w:rFonts w:hint="eastAsia"/>
+        </w:rPr>
+        <w:t>보너스</w:t>
+      </w:r>
+      <w:r>
+        <w:rPr>
+          <w:rFonts w:hint="eastAsia"/>
+        </w:rPr>
+        <w:t xml:space="preserve"> = </w:t>
+      </w:r>
+      <w:proofErr w:type="gramStart"/>
+      <w:r>
+        <w:rPr>
+          <w:rFonts w:hint="eastAsia"/>
+        </w:rPr>
+        <w:t>( 1080</w:t>
+      </w:r>
+      <w:proofErr w:type="gramEnd"/>
+      <w:r>
+        <w:rPr>
+          <w:rFonts w:hint="eastAsia"/>
+        </w:rPr>
+        <w:t xml:space="preserve"> - </w:t>
+      </w:r>
+      <w:r>
+        <w:rPr>
+          <w:rFonts w:hint="eastAsia"/>
+        </w:rPr>
+        <w:t>실제</w:t>
+      </w:r>
+      <w:r>
+        <w:rPr>
+          <w:rFonts w:hint="eastAsia"/>
+        </w:rPr>
+        <w:t xml:space="preserve"> </w:t>
+      </w:r>
+      <w:r>
+        <w:rPr>
+          <w:rFonts w:hint="eastAsia"/>
+        </w:rPr>
+        <w:t>플레이</w:t>
+      </w:r>
+      <w:r>
+        <w:rPr>
+          <w:rFonts w:hint="eastAsia"/>
+        </w:rPr>
+        <w:t xml:space="preserve"> </w:t>
+      </w:r>
+      <w:r>
+        <w:rPr>
+          <w:rFonts w:hint="eastAsia"/>
+        </w:rPr>
+        <w:t>타임</w:t>
+      </w:r>
+      <w:r>
+        <w:rPr>
+          <w:rFonts w:hint="eastAsia"/>
+        </w:rPr>
+        <w:t xml:space="preserve"> (</w:t>
+      </w:r>
+      <w:r>
+        <w:rPr>
+          <w:rFonts w:hint="eastAsia"/>
+        </w:rPr>
+        <w:t>초</w:t>
+      </w:r>
+      <w:proofErr w:type="gramStart"/>
+      <w:r>
+        <w:rPr>
+          <w:rFonts w:hint="eastAsia"/>
+        </w:rPr>
+        <w:t>) )</w:t>
+      </w:r>
+      <w:proofErr w:type="gramEnd"/>
+      <w:r>
+        <w:rPr>
+          <w:rFonts w:hint="eastAsia"/>
+        </w:rPr>
+        <w:t xml:space="preserve"> * </w:t>
+      </w:r>
+      <w:proofErr w:type="gramStart"/>
+      <w:r>
+        <w:rPr>
+          <w:rFonts w:hint="eastAsia"/>
+        </w:rPr>
+        <w:t>10 /</w:t>
+      </w:r>
+      <w:proofErr w:type="gramEnd"/>
+      <w:r>
+        <w:rPr>
+          <w:rFonts w:hint="eastAsia"/>
+        </w:rPr>
+        <w:t xml:space="preserve">/ </w:t>
+      </w:r>
+      <w:r>
+        <w:rPr>
+          <w:rFonts w:hint="eastAsia"/>
+        </w:rPr>
+        <w:t>테스트</w:t>
+      </w:r>
+      <w:r>
+        <w:rPr>
+          <w:rFonts w:hint="eastAsia"/>
+        </w:rPr>
+        <w:t xml:space="preserve"> </w:t>
+      </w:r>
+      <w:r>
+        <w:rPr>
+          <w:rFonts w:hint="eastAsia"/>
+        </w:rPr>
+        <w:t>후</w:t>
+      </w:r>
+      <w:r>
+        <w:rPr>
+          <w:rFonts w:hint="eastAsia"/>
+        </w:rPr>
+        <w:t xml:space="preserve"> </w:t>
+      </w:r>
+      <w:r>
+        <w:rPr>
+          <w:rFonts w:hint="eastAsia"/>
+        </w:rPr>
+        <w:t>확정</w:t>
       </w:r>
     </w:p>
     <w:p>
@@ -5229,8 +7332,19 @@
         <w:rPr>
           <w:rFonts w:hint="eastAsia"/>
         </w:rPr>
-        <w:lastRenderedPageBreak/>
-        <w:t>게임 플로우</w:t>
+        <w:t>게임</w:t>
+      </w:r>
+      <w:r>
+        <w:rPr>
+          <w:rFonts w:hint="eastAsia"/>
+        </w:rPr>
+        <w:t xml:space="preserve"> </w:t>
+      </w:r>
+      <w:r>
+        <w:rPr>
+          <w:rFonts w:hint="eastAsia"/>
+        </w:rPr>
+        <w:t>플로우</w:t>
       </w:r>
       <w:bookmarkEnd w:id="11"/>
     </w:p>
@@ -5248,7 +7362,19 @@
         <w:rPr>
           <w:rFonts w:hint="eastAsia"/>
         </w:rPr>
-        <w:t>플로우 차트</w:t>
+        <w:t>플로우</w:t>
+      </w:r>
+      <w:r>
+        <w:rPr>
+          <w:rFonts w:hint="eastAsia"/>
+        </w:rPr>
+        <w:t xml:space="preserve"> </w:t>
+      </w:r>
+      <w:r>
+        <w:rPr>
+          <w:rFonts w:hint="eastAsia"/>
+        </w:rPr>
+        <w:t>차트</w:t>
       </w:r>
       <w:bookmarkEnd w:id="12"/>
       <w:bookmarkEnd w:id="13"/>
@@ -5258,6 +7384,7 @@
         <w:rPr>
           <w:noProof/>
         </w:rPr>
+        <w:lastRenderedPageBreak/>
         <w:drawing>
           <wp:inline distT="0" distB="0" distL="0" distR="0" wp14:anchorId="5CCBAEB8" wp14:editId="0CFAA4B6">
             <wp:extent cx="5450205" cy="6346190"/>
@@ -5319,7 +7446,31 @@
         <w:rPr>
           <w:rFonts w:hint="eastAsia"/>
         </w:rPr>
-        <w:t>핵심 게임 루프</w:t>
+        <w:t>핵심</w:t>
+      </w:r>
+      <w:r>
+        <w:rPr>
+          <w:rFonts w:hint="eastAsia"/>
+        </w:rPr>
+        <w:t xml:space="preserve"> </w:t>
+      </w:r>
+      <w:r>
+        <w:rPr>
+          <w:rFonts w:hint="eastAsia"/>
+        </w:rPr>
+        <w:t>게임</w:t>
+      </w:r>
+      <w:r>
+        <w:rPr>
+          <w:rFonts w:hint="eastAsia"/>
+        </w:rPr>
+        <w:t xml:space="preserve"> </w:t>
+      </w:r>
+      <w:r>
+        <w:rPr>
+          <w:rFonts w:hint="eastAsia"/>
+        </w:rPr>
+        <w:t>루프</w:t>
       </w:r>
       <w:bookmarkEnd w:id="14"/>
     </w:p>
@@ -5328,7 +7479,277 @@
         <w:rPr>
           <w:rFonts w:hint="eastAsia"/>
         </w:rPr>
-        <w:t>게임 시작 =&gt; 사전 룰렛 =&gt; 스테이지 전투 =&gt; 엘리트 몬스터 등장 =&gt; 유물 획득 =&gt;  n분 간격의 보스 등장 =&gt; 증강 획득 =&gt; 최종 보스 클리어 =&gt; 다음 스테이지</w:t>
+        <w:t>게임</w:t>
+      </w:r>
+      <w:r>
+        <w:rPr>
+          <w:rFonts w:hint="eastAsia"/>
+        </w:rPr>
+        <w:t xml:space="preserve"> </w:t>
+      </w:r>
+      <w:r>
+        <w:rPr>
+          <w:rFonts w:hint="eastAsia"/>
+        </w:rPr>
+        <w:t>시작</w:t>
+      </w:r>
+      <w:r>
+        <w:rPr>
+          <w:rFonts w:hint="eastAsia"/>
+        </w:rPr>
+        <w:t xml:space="preserve"> =&gt; </w:t>
+      </w:r>
+      <w:r>
+        <w:rPr>
+          <w:rFonts w:hint="eastAsia"/>
+        </w:rPr>
+        <w:t>사전</w:t>
+      </w:r>
+      <w:r>
+        <w:rPr>
+          <w:rFonts w:hint="eastAsia"/>
+        </w:rPr>
+        <w:t xml:space="preserve"> </w:t>
+      </w:r>
+      <w:proofErr w:type="spellStart"/>
+      <w:r>
+        <w:rPr>
+          <w:rFonts w:hint="eastAsia"/>
+        </w:rPr>
+        <w:t>룰렛</w:t>
+      </w:r>
+      <w:proofErr w:type="spellEnd"/>
+      <w:r>
+        <w:rPr>
+          <w:rFonts w:hint="eastAsia"/>
+        </w:rPr>
+        <w:t xml:space="preserve"> =&gt; </w:t>
+      </w:r>
+      <w:r>
+        <w:rPr>
+          <w:rFonts w:hint="eastAsia"/>
+        </w:rPr>
+        <w:t>스테이지</w:t>
+      </w:r>
+      <w:r>
+        <w:rPr>
+          <w:rFonts w:hint="eastAsia"/>
+        </w:rPr>
+        <w:t xml:space="preserve"> </w:t>
+      </w:r>
+      <w:r>
+        <w:rPr>
+          <w:rFonts w:hint="eastAsia"/>
+        </w:rPr>
+        <w:t>전투</w:t>
+      </w:r>
+      <w:r>
+        <w:rPr>
+          <w:rFonts w:hint="eastAsia"/>
+        </w:rPr>
+        <w:t xml:space="preserve"> =&gt; </w:t>
+      </w:r>
+      <w:r>
+        <w:rPr>
+          <w:rFonts w:hint="eastAsia"/>
+        </w:rPr>
+        <w:t>엘리트</w:t>
+      </w:r>
+      <w:r>
+        <w:rPr>
+          <w:rFonts w:hint="eastAsia"/>
+        </w:rPr>
+        <w:t xml:space="preserve"> </w:t>
+      </w:r>
+      <w:r>
+        <w:rPr>
+          <w:rFonts w:hint="eastAsia"/>
+        </w:rPr>
+        <w:t>몬스터</w:t>
+      </w:r>
+      <w:r>
+        <w:rPr>
+          <w:rFonts w:hint="eastAsia"/>
+        </w:rPr>
+        <w:t xml:space="preserve"> </w:t>
+      </w:r>
+      <w:r>
+        <w:rPr>
+          <w:rFonts w:hint="eastAsia"/>
+        </w:rPr>
+        <w:t>등장</w:t>
+      </w:r>
+      <w:r>
+        <w:rPr>
+          <w:rFonts w:hint="eastAsia"/>
+        </w:rPr>
+        <w:t xml:space="preserve"> =&gt; </w:t>
+      </w:r>
+      <w:r>
+        <w:rPr>
+          <w:rFonts w:hint="eastAsia"/>
+        </w:rPr>
+        <w:t>유물</w:t>
+      </w:r>
+      <w:r>
+        <w:rPr>
+          <w:rFonts w:hint="eastAsia"/>
+        </w:rPr>
+        <w:t xml:space="preserve"> </w:t>
+      </w:r>
+      <w:r>
+        <w:rPr>
+          <w:rFonts w:hint="eastAsia"/>
+        </w:rPr>
+        <w:t>획득</w:t>
+      </w:r>
+      <w:r>
+        <w:rPr>
+          <w:rFonts w:hint="eastAsia"/>
+        </w:rPr>
+        <w:t xml:space="preserve"> =</w:t>
+      </w:r>
+      <w:proofErr w:type="gramStart"/>
+      <w:r>
+        <w:rPr>
+          <w:rFonts w:hint="eastAsia"/>
+        </w:rPr>
+        <w:t xml:space="preserve">&gt;  </w:t>
+      </w:r>
+      <w:proofErr w:type="spellStart"/>
+      <w:r>
+        <w:rPr>
+          <w:rFonts w:hint="eastAsia"/>
+        </w:rPr>
+        <w:t>n</w:t>
+      </w:r>
+      <w:proofErr w:type="spellEnd"/>
+      <w:proofErr w:type="gramEnd"/>
+      <w:r>
+        <w:rPr>
+          <w:rFonts w:hint="eastAsia"/>
+        </w:rPr>
+        <w:t>분</w:t>
+      </w:r>
+      <w:r>
+        <w:rPr>
+          <w:rFonts w:hint="eastAsia"/>
+        </w:rPr>
+        <w:t xml:space="preserve"> </w:t>
+      </w:r>
+      <w:r>
+        <w:rPr>
+          <w:rFonts w:hint="eastAsia"/>
+        </w:rPr>
+        <w:t>간격의</w:t>
+      </w:r>
+      <w:r>
+        <w:rPr>
+          <w:rFonts w:hint="eastAsia"/>
+        </w:rPr>
+        <w:t xml:space="preserve"> </w:t>
+      </w:r>
+      <w:r>
+        <w:rPr>
+          <w:rFonts w:hint="eastAsia"/>
+        </w:rPr>
+        <w:t>보스</w:t>
+      </w:r>
+      <w:r>
+        <w:rPr>
+          <w:rFonts w:hint="eastAsia"/>
+        </w:rPr>
+        <w:t xml:space="preserve"> </w:t>
+      </w:r>
+      <w:r>
+        <w:rPr>
+          <w:rFonts w:hint="eastAsia"/>
+        </w:rPr>
+        <w:t>등장</w:t>
+      </w:r>
+      <w:r>
+        <w:rPr>
+          <w:rFonts w:hint="eastAsia"/>
+        </w:rPr>
+        <w:t xml:space="preserve"> =&gt; </w:t>
+      </w:r>
+      <w:r>
+        <w:rPr>
+          <w:rFonts w:hint="eastAsia"/>
+        </w:rPr>
+        <w:t>증강</w:t>
+      </w:r>
+      <w:r>
+        <w:rPr>
+          <w:rFonts w:hint="eastAsia"/>
+        </w:rPr>
+        <w:t xml:space="preserve"> </w:t>
+      </w:r>
+      <w:r>
+        <w:rPr>
+          <w:rFonts w:hint="eastAsia"/>
+        </w:rPr>
+        <w:t>획득</w:t>
+      </w:r>
+      <w:r>
+        <w:rPr>
+          <w:rFonts w:hint="eastAsia"/>
+        </w:rPr>
+        <w:t xml:space="preserve"> =&gt; </w:t>
+      </w:r>
+      <w:r>
+        <w:rPr>
+          <w:rFonts w:hint="eastAsia"/>
+        </w:rPr>
+        <w:t>최종</w:t>
+      </w:r>
+      <w:r>
+        <w:rPr>
+          <w:rFonts w:hint="eastAsia"/>
+        </w:rPr>
+        <w:t xml:space="preserve"> </w:t>
+      </w:r>
+      <w:r>
+        <w:rPr>
+          <w:rFonts w:hint="eastAsia"/>
+        </w:rPr>
+        <w:t>보스</w:t>
+      </w:r>
+      <w:r>
+        <w:rPr>
+          <w:rFonts w:hint="eastAsia"/>
+        </w:rPr>
+        <w:t xml:space="preserve"> </w:t>
+      </w:r>
+      <w:r>
+        <w:rPr>
+          <w:rFonts w:hint="eastAsia"/>
+        </w:rPr>
+        <w:t>클리어</w:t>
+      </w:r>
+      <w:r>
+        <w:rPr>
+          <w:rFonts w:hint="eastAsia"/>
+        </w:rPr>
+        <w:t xml:space="preserve"> =&gt; </w:t>
+      </w:r>
+      <w:r>
+        <w:rPr>
+          <w:rFonts w:hint="eastAsia"/>
+        </w:rPr>
+        <w:t>다음</w:t>
+      </w:r>
+      <w:r>
+        <w:rPr>
+          <w:rFonts w:hint="eastAsia"/>
+        </w:rPr>
+        <w:t xml:space="preserve"> </w:t>
+      </w:r>
+      <w:r>
+        <w:rPr>
+          <w:rFonts w:hint="eastAsia"/>
+        </w:rPr>
+        <w:t>스테이지</w:t>
       </w:r>
     </w:p>
     <w:p>
@@ -5358,7 +7779,19 @@
           <w:rFonts w:hint="eastAsia"/>
         </w:rPr>
         <w:lastRenderedPageBreak/>
-        <w:t>핵심 시스템</w:t>
+        <w:t>핵심</w:t>
+      </w:r>
+      <w:r>
+        <w:rPr>
+          <w:rFonts w:hint="eastAsia"/>
+        </w:rPr>
+        <w:t xml:space="preserve"> </w:t>
+      </w:r>
+      <w:r>
+        <w:rPr>
+          <w:rFonts w:hint="eastAsia"/>
+        </w:rPr>
+        <w:t>시스템</w:t>
       </w:r>
       <w:bookmarkEnd w:id="15"/>
       <w:bookmarkEnd w:id="16"/>
@@ -5368,19 +7801,68 @@
         <w:rPr>
           <w:rFonts w:hint="eastAsia"/>
         </w:rPr>
-        <w:t xml:space="preserve">상세한 내용은 </w:t>
-      </w:r>
-      <w:r>
-        <w:t>Zomso_Build_기획서</w:t>
-      </w:r>
-      <w:r>
-        <w:t>.docx</w:t>
-      </w:r>
-      <w:r>
-        <w:rPr>
-          <w:rFonts w:hint="eastAsia"/>
-        </w:rPr>
-        <w:t>에서 다룬다.</w:t>
+        <w:t>상세한</w:t>
+      </w:r>
+      <w:r>
+        <w:rPr>
+          <w:rFonts w:hint="eastAsia"/>
+        </w:rPr>
+        <w:t xml:space="preserve"> </w:t>
+      </w:r>
+      <w:r>
+        <w:rPr>
+          <w:rFonts w:hint="eastAsia"/>
+        </w:rPr>
+        <w:t>내용은</w:t>
+      </w:r>
+      <w:r>
+        <w:rPr>
+          <w:rFonts w:hint="eastAsia"/>
+        </w:rPr>
+        <w:t xml:space="preserve"> </w:t>
+      </w:r>
+      <w:proofErr w:type="spellStart"/>
+      <w:r>
+        <w:t>Zomso_Build</w:t>
+      </w:r>
+      <w:proofErr w:type="spellEnd"/>
+      <w:r>
+        <w:t>_</w:t>
+      </w:r>
+      <w:r>
+        <w:t>기획서</w:t>
+      </w:r>
+      <w:r>
+        <w:t>.</w:t>
+      </w:r>
+      <w:proofErr w:type="spellStart"/>
+      <w:r>
+        <w:t>docx</w:t>
+      </w:r>
+      <w:proofErr w:type="spellEnd"/>
+      <w:r>
+        <w:rPr>
+          <w:rFonts w:hint="eastAsia"/>
+        </w:rPr>
+        <w:t>에서</w:t>
+      </w:r>
+      <w:r>
+        <w:rPr>
+          <w:rFonts w:hint="eastAsia"/>
+        </w:rPr>
+        <w:t xml:space="preserve"> </w:t>
+      </w:r>
+      <w:r>
+        <w:rPr>
+          <w:rFonts w:hint="eastAsia"/>
+        </w:rPr>
+        <w:t>다룬다</w:t>
+      </w:r>
+      <w:r>
+        <w:rPr>
+          <w:rFonts w:hint="eastAsia"/>
+        </w:rPr>
+        <w:t>.</w:t>
       </w:r>
     </w:p>
     <w:p/>
@@ -5397,7 +7879,57 @@
         <w:rPr>
           <w:rFonts w:hint="eastAsia"/>
         </w:rPr>
-        <w:t>유물 및 스탯 증강 시스템</w:t>
+        <w:t>유물</w:t>
+      </w:r>
+      <w:r>
+        <w:rPr>
+          <w:rFonts w:hint="eastAsia"/>
+        </w:rPr>
+        <w:t xml:space="preserve"> </w:t>
+      </w:r>
+      <w:r>
+        <w:rPr>
+          <w:rFonts w:hint="eastAsia"/>
+        </w:rPr>
+        <w:t>및</w:t>
+      </w:r>
+      <w:r>
+        <w:rPr>
+          <w:rFonts w:hint="eastAsia"/>
+        </w:rPr>
+        <w:t xml:space="preserve"> </w:t>
+      </w:r>
+      <w:proofErr w:type="spellStart"/>
+      <w:r>
+        <w:rPr>
+          <w:rFonts w:hint="eastAsia"/>
+        </w:rPr>
+        <w:t>스탯</w:t>
+      </w:r>
+      <w:proofErr w:type="spellEnd"/>
+      <w:r>
+        <w:rPr>
+          <w:rFonts w:hint="eastAsia"/>
+        </w:rPr>
+        <w:t xml:space="preserve"> </w:t>
+      </w:r>
+      <w:r>
+        <w:rPr>
+          <w:rFonts w:hint="eastAsia"/>
+        </w:rPr>
+        <w:t>증강</w:t>
+      </w:r>
+      <w:r>
+        <w:rPr>
+          <w:rFonts w:hint="eastAsia"/>
+        </w:rPr>
+        <w:t xml:space="preserve"> </w:t>
+      </w:r>
+      <w:r>
+        <w:rPr>
+          <w:rFonts w:hint="eastAsia"/>
+        </w:rPr>
+        <w:t>시스템</w:t>
       </w:r>
       <w:bookmarkEnd w:id="17"/>
     </w:p>
@@ -5414,16 +7946,180 @@
         <w:rPr>
           <w:rFonts w:hint="eastAsia"/>
         </w:rPr>
-        <w:t>사전 룰렛</w:t>
+        <w:t>사전</w:t>
+      </w:r>
+      <w:r>
+        <w:rPr>
+          <w:rFonts w:hint="eastAsia"/>
+        </w:rPr>
+        <w:t xml:space="preserve"> </w:t>
+      </w:r>
+      <w:proofErr w:type="spellStart"/>
+      <w:r>
+        <w:rPr>
+          <w:rFonts w:hint="eastAsia"/>
+        </w:rPr>
+        <w:t>룰렛</w:t>
       </w:r>
       <w:bookmarkEnd w:id="18"/>
+      <w:proofErr w:type="spellEnd"/>
     </w:p>
     <w:p>
       <w:r>
         <w:rPr>
           <w:rFonts w:hint="eastAsia"/>
         </w:rPr>
-        <w:t>게임 시작 전 초기 능력을 무작위로 획득하여 매 판 새로운 플레이 경험 제공한다.</w:t>
+        <w:t>게임</w:t>
+      </w:r>
+      <w:r>
+        <w:rPr>
+          <w:rFonts w:hint="eastAsia"/>
+        </w:rPr>
+        <w:t xml:space="preserve"> </w:t>
+      </w:r>
+      <w:r>
+        <w:rPr>
+          <w:rFonts w:hint="eastAsia"/>
+        </w:rPr>
+        <w:t>시작</w:t>
+      </w:r>
+      <w:r>
+        <w:rPr>
+          <w:rFonts w:hint="eastAsia"/>
+        </w:rPr>
+        <w:t xml:space="preserve"> </w:t>
+      </w:r>
+      <w:r>
+        <w:rPr>
+          <w:rFonts w:hint="eastAsia"/>
+        </w:rPr>
+        <w:t>전</w:t>
+      </w:r>
+      <w:r>
+        <w:rPr>
+          <w:rFonts w:hint="eastAsia"/>
+        </w:rPr>
+        <w:t xml:space="preserve"> </w:t>
+      </w:r>
+      <w:r>
+        <w:rPr>
+          <w:rFonts w:hint="eastAsia"/>
+        </w:rPr>
+        <w:t>초기</w:t>
+      </w:r>
+      <w:r>
+        <w:rPr>
+          <w:rFonts w:hint="eastAsia"/>
+        </w:rPr>
+        <w:t xml:space="preserve"> </w:t>
+      </w:r>
+      <w:r>
+        <w:rPr>
+          <w:rFonts w:hint="eastAsia"/>
+        </w:rPr>
+        <w:t>능력을</w:t>
+      </w:r>
+      <w:r>
+        <w:rPr>
+          <w:rFonts w:hint="eastAsia"/>
+        </w:rPr>
+        <w:t xml:space="preserve"> </w:t>
+      </w:r>
+      <w:r>
+        <w:rPr>
+          <w:rFonts w:hint="eastAsia"/>
+        </w:rPr>
+        <w:t>무작위로</w:t>
+      </w:r>
+      <w:r>
+        <w:rPr>
+          <w:rFonts w:hint="eastAsia"/>
+        </w:rPr>
+        <w:t xml:space="preserve"> </w:t>
+      </w:r>
+      <w:r>
+        <w:rPr>
+          <w:rFonts w:hint="eastAsia"/>
+        </w:rPr>
+        <w:t>획득하여</w:t>
+      </w:r>
+      <w:r>
+        <w:rPr>
+          <w:rFonts w:hint="eastAsia"/>
+        </w:rPr>
+        <w:t xml:space="preserve"> </w:t>
+      </w:r>
+      <w:r>
+        <w:rPr>
+          <w:rFonts w:hint="eastAsia"/>
+        </w:rPr>
+        <w:t>매</w:t>
+      </w:r>
+      <w:r>
+        <w:rPr>
+          <w:rFonts w:hint="eastAsia"/>
+        </w:rPr>
+        <w:t xml:space="preserve"> </w:t>
+      </w:r>
+      <w:r>
+        <w:rPr>
+          <w:rFonts w:hint="eastAsia"/>
+        </w:rPr>
+        <w:t>판</w:t>
+      </w:r>
+      <w:r>
+        <w:rPr>
+          <w:rFonts w:hint="eastAsia"/>
+        </w:rPr>
+        <w:t xml:space="preserve"> </w:t>
+      </w:r>
+      <w:r>
+        <w:rPr>
+          <w:rFonts w:hint="eastAsia"/>
+        </w:rPr>
+        <w:t>새로운</w:t>
+      </w:r>
+      <w:r>
+        <w:rPr>
+          <w:rFonts w:hint="eastAsia"/>
+        </w:rPr>
+        <w:t xml:space="preserve"> </w:t>
+      </w:r>
+      <w:r>
+        <w:rPr>
+          <w:rFonts w:hint="eastAsia"/>
+        </w:rPr>
+        <w:t>플레이</w:t>
+      </w:r>
+      <w:r>
+        <w:rPr>
+          <w:rFonts w:hint="eastAsia"/>
+        </w:rPr>
+        <w:t xml:space="preserve"> </w:t>
+      </w:r>
+      <w:r>
+        <w:rPr>
+          <w:rFonts w:hint="eastAsia"/>
+        </w:rPr>
+        <w:t>경험</w:t>
+      </w:r>
+      <w:r>
+        <w:rPr>
+          <w:rFonts w:hint="eastAsia"/>
+        </w:rPr>
+        <w:t xml:space="preserve"> </w:t>
+      </w:r>
+      <w:r>
+        <w:rPr>
+          <w:rFonts w:hint="eastAsia"/>
+        </w:rPr>
+        <w:t>제공한다</w:t>
+      </w:r>
+      <w:r>
+        <w:rPr>
+          <w:rFonts w:hint="eastAsia"/>
+        </w:rPr>
+        <w:t>.</w:t>
       </w:r>
     </w:p>
     <w:p/>
@@ -5440,19 +8136,169 @@
         <w:rPr>
           <w:rFonts w:hint="eastAsia"/>
         </w:rPr>
-        <w:t>클리어 보상 선택지</w:t>
+        <w:t>클리어</w:t>
+      </w:r>
+      <w:r>
+        <w:rPr>
+          <w:rFonts w:hint="eastAsia"/>
+        </w:rPr>
+        <w:t xml:space="preserve"> </w:t>
+      </w:r>
+      <w:r>
+        <w:rPr>
+          <w:rFonts w:hint="eastAsia"/>
+        </w:rPr>
+        <w:t>보상</w:t>
+      </w:r>
+      <w:r>
+        <w:rPr>
+          <w:rFonts w:hint="eastAsia"/>
+        </w:rPr>
+        <w:t xml:space="preserve"> </w:t>
+      </w:r>
+      <w:r>
+        <w:rPr>
+          <w:rFonts w:hint="eastAsia"/>
+        </w:rPr>
+        <w:t>선택지</w:t>
       </w:r>
       <w:bookmarkEnd w:id="19"/>
     </w:p>
     <w:p>
       <w:r>
-        <w:t>스테이지 클리어 시 추가 능력 획득, 기존 능력 강화, 불필요한 능력 삭제 중 하나를 선택하여 전략적으로 빌드를 구성</w:t>
-      </w:r>
-      <w:r>
-        <w:rPr>
-          <w:rFonts w:hint="eastAsia"/>
-        </w:rPr>
-        <w:t>할 수 있다</w:t>
+        <w:t>스테이지</w:t>
+      </w:r>
+      <w:r>
+        <w:t xml:space="preserve"> </w:t>
+      </w:r>
+      <w:r>
+        <w:t>클리어</w:t>
+      </w:r>
+      <w:r>
+        <w:t xml:space="preserve"> </w:t>
+      </w:r>
+      <w:r>
+        <w:t>시</w:t>
+      </w:r>
+      <w:r>
+        <w:t xml:space="preserve"> </w:t>
+      </w:r>
+      <w:r>
+        <w:t>추가</w:t>
+      </w:r>
+      <w:r>
+        <w:t xml:space="preserve"> </w:t>
+      </w:r>
+      <w:r>
+        <w:t>능력</w:t>
+      </w:r>
+      <w:r>
+        <w:t xml:space="preserve"> </w:t>
+      </w:r>
+      <w:r>
+        <w:t>획득</w:t>
+      </w:r>
+      <w:r>
+        <w:t xml:space="preserve">, </w:t>
+      </w:r>
+      <w:r>
+        <w:t>기존</w:t>
+      </w:r>
+      <w:r>
+        <w:t xml:space="preserve"> </w:t>
+      </w:r>
+      <w:r>
+        <w:t>능력</w:t>
+      </w:r>
+      <w:r>
+        <w:t xml:space="preserve"> </w:t>
+      </w:r>
+      <w:r>
+        <w:t>강화</w:t>
+      </w:r>
+      <w:r>
+        <w:t xml:space="preserve">, </w:t>
+      </w:r>
+      <w:r>
+        <w:t>불필요한</w:t>
+      </w:r>
+      <w:r>
+        <w:t xml:space="preserve"> </w:t>
+      </w:r>
+      <w:r>
+        <w:t>능력</w:t>
+      </w:r>
+      <w:r>
+        <w:t xml:space="preserve"> </w:t>
+      </w:r>
+      <w:r>
+        <w:t>삭제</w:t>
+      </w:r>
+      <w:r>
+        <w:t xml:space="preserve"> </w:t>
+      </w:r>
+      <w:r>
+        <w:t>중</w:t>
+      </w:r>
+      <w:r>
+        <w:t xml:space="preserve"> </w:t>
+      </w:r>
+      <w:r>
+        <w:t>하나를</w:t>
+      </w:r>
+      <w:r>
+        <w:t xml:space="preserve"> </w:t>
+      </w:r>
+      <w:r>
+        <w:t>선택하여</w:t>
+      </w:r>
+      <w:r>
+        <w:t xml:space="preserve"> </w:t>
+      </w:r>
+      <w:r>
+        <w:t>전략적으로</w:t>
+      </w:r>
+      <w:r>
+        <w:t xml:space="preserve"> </w:t>
+      </w:r>
+      <w:r>
+        <w:t>빌드를</w:t>
+      </w:r>
+      <w:r>
+        <w:t xml:space="preserve"> </w:t>
+      </w:r>
+      <w:r>
+        <w:t>구성</w:t>
+      </w:r>
+      <w:r>
+        <w:rPr>
+          <w:rFonts w:hint="eastAsia"/>
+        </w:rPr>
+        <w:t>할</w:t>
+      </w:r>
+      <w:r>
+        <w:rPr>
+          <w:rFonts w:hint="eastAsia"/>
+        </w:rPr>
+        <w:t xml:space="preserve"> </w:t>
+      </w:r>
+      <w:r>
+        <w:rPr>
+          <w:rFonts w:hint="eastAsia"/>
+        </w:rPr>
+        <w:t>수</w:t>
+      </w:r>
+      <w:r>
+        <w:rPr>
+          <w:rFonts w:hint="eastAsia"/>
+        </w:rPr>
+        <w:t xml:space="preserve"> </w:t>
+      </w:r>
+      <w:r>
+        <w:rPr>
+          <w:rFonts w:hint="eastAsia"/>
+        </w:rPr>
+        <w:t>있다</w:t>
       </w:r>
       <w:r>
         <w:t>.</w:t>
@@ -5469,19 +8315,131 @@
       </w:pPr>
       <w:bookmarkStart w:id="20" w:name="_Toc243880161"/>
       <w:r>
-        <w:t>저주/리스크 유물</w:t>
+        <w:t>저주</w:t>
+      </w:r>
+      <w:r>
+        <w:t>/</w:t>
+      </w:r>
+      <w:r>
+        <w:t>리스크</w:t>
+      </w:r>
+      <w:r>
+        <w:t xml:space="preserve"> </w:t>
+      </w:r>
+      <w:r>
+        <w:t>유물</w:t>
       </w:r>
       <w:bookmarkEnd w:id="20"/>
     </w:p>
     <w:p>
       <w:r>
-        <w:t>엘리트 몬스터 처치 시 획득하며, 강력한 이점과 동시에 치명적인 패널티를 부과하는 하이리스크 하이리턴 요소</w:t>
-      </w:r>
-      <w:r>
-        <w:rPr>
-          <w:rFonts w:hint="eastAsia"/>
-        </w:rPr>
-        <w:t>를 차용한다.</w:t>
+        <w:t>엘리트</w:t>
+      </w:r>
+      <w:r>
+        <w:t xml:space="preserve"> </w:t>
+      </w:r>
+      <w:r>
+        <w:t>몬스터</w:t>
+      </w:r>
+      <w:r>
+        <w:t xml:space="preserve"> </w:t>
+      </w:r>
+      <w:r>
+        <w:t>처치</w:t>
+      </w:r>
+      <w:r>
+        <w:t xml:space="preserve"> </w:t>
+      </w:r>
+      <w:r>
+        <w:t>시</w:t>
+      </w:r>
+      <w:r>
+        <w:t xml:space="preserve"> </w:t>
+      </w:r>
+      <w:r>
+        <w:t>획득하며</w:t>
+      </w:r>
+      <w:r>
+        <w:t xml:space="preserve">, </w:t>
+      </w:r>
+      <w:r>
+        <w:t>강력한</w:t>
+      </w:r>
+      <w:r>
+        <w:t xml:space="preserve"> </w:t>
+      </w:r>
+      <w:r>
+        <w:t>이점과</w:t>
+      </w:r>
+      <w:r>
+        <w:t xml:space="preserve"> </w:t>
+      </w:r>
+      <w:r>
+        <w:t>동시에</w:t>
+      </w:r>
+      <w:r>
+        <w:t xml:space="preserve"> </w:t>
+      </w:r>
+      <w:r>
+        <w:t>치명적인</w:t>
+      </w:r>
+      <w:r>
+        <w:t xml:space="preserve"> </w:t>
+      </w:r>
+      <w:proofErr w:type="spellStart"/>
+      <w:r>
+        <w:t>패널티를</w:t>
+      </w:r>
+      <w:proofErr w:type="spellEnd"/>
+      <w:r>
+        <w:t xml:space="preserve"> </w:t>
+      </w:r>
+      <w:r>
+        <w:t>부과하는</w:t>
+      </w:r>
+      <w:r>
+        <w:t xml:space="preserve"> </w:t>
+      </w:r>
+      <w:proofErr w:type="spellStart"/>
+      <w:r>
+        <w:t>하이리스크</w:t>
+      </w:r>
+      <w:proofErr w:type="spellEnd"/>
+      <w:r>
+        <w:t xml:space="preserve"> </w:t>
+      </w:r>
+      <w:r>
+        <w:t>하이리턴</w:t>
+      </w:r>
+      <w:r>
+        <w:t xml:space="preserve"> </w:t>
+      </w:r>
+      <w:r>
+        <w:t>요소</w:t>
+      </w:r>
+      <w:r>
+        <w:rPr>
+          <w:rFonts w:hint="eastAsia"/>
+        </w:rPr>
+        <w:t>를</w:t>
+      </w:r>
+      <w:r>
+        <w:rPr>
+          <w:rFonts w:hint="eastAsia"/>
+        </w:rPr>
+        <w:t xml:space="preserve"> </w:t>
+      </w:r>
+      <w:r>
+        <w:rPr>
+          <w:rFonts w:hint="eastAsia"/>
+        </w:rPr>
+        <w:t>차용한다</w:t>
+      </w:r>
+      <w:r>
+        <w:rPr>
+          <w:rFonts w:hint="eastAsia"/>
+        </w:rPr>
+        <w:t>.</w:t>
       </w:r>
     </w:p>
     <w:p/>
@@ -5498,13 +8456,92 @@
         <w:rPr>
           <w:rFonts w:hint="eastAsia"/>
         </w:rPr>
-        <w:t>보스 증강</w:t>
+        <w:t>보스</w:t>
+      </w:r>
+      <w:r>
+        <w:rPr>
+          <w:rFonts w:hint="eastAsia"/>
+        </w:rPr>
+        <w:t xml:space="preserve"> </w:t>
+      </w:r>
+      <w:r>
+        <w:rPr>
+          <w:rFonts w:hint="eastAsia"/>
+        </w:rPr>
+        <w:t>증강</w:t>
       </w:r>
       <w:bookmarkEnd w:id="21"/>
     </w:p>
     <w:p>
-      <w:r>
-        <w:t>n분 간격으로 등장하는 보스를 처치할 경우 플레이어의 스탯을 크게 향상시키는 증강</w:t>
+      <w:proofErr w:type="spellStart"/>
+      <w:r>
+        <w:t>n</w:t>
+      </w:r>
+      <w:proofErr w:type="spellEnd"/>
+      <w:r>
+        <w:t>분</w:t>
+      </w:r>
+      <w:r>
+        <w:t xml:space="preserve"> </w:t>
+      </w:r>
+      <w:r>
+        <w:t>간격으로</w:t>
+      </w:r>
+      <w:r>
+        <w:t xml:space="preserve"> </w:t>
+      </w:r>
+      <w:r>
+        <w:t>등장하는</w:t>
+      </w:r>
+      <w:r>
+        <w:t xml:space="preserve"> </w:t>
+      </w:r>
+      <w:r>
+        <w:t>보스를</w:t>
+      </w:r>
+      <w:r>
+        <w:t xml:space="preserve"> </w:t>
+      </w:r>
+      <w:r>
+        <w:t>처치할</w:t>
+      </w:r>
+      <w:r>
+        <w:t xml:space="preserve"> </w:t>
+      </w:r>
+      <w:r>
+        <w:t>경우</w:t>
+      </w:r>
+      <w:r>
+        <w:t xml:space="preserve"> </w:t>
+      </w:r>
+      <w:r>
+        <w:t>플레이어의</w:t>
+      </w:r>
+      <w:r>
+        <w:t xml:space="preserve"> </w:t>
+      </w:r>
+      <w:proofErr w:type="spellStart"/>
+      <w:r>
+        <w:t>스탯을</w:t>
+      </w:r>
+      <w:proofErr w:type="spellEnd"/>
+      <w:r>
+        <w:t xml:space="preserve"> </w:t>
+      </w:r>
+      <w:r>
+        <w:t>크게</w:t>
+      </w:r>
+      <w:r>
+        <w:t xml:space="preserve"> </w:t>
+      </w:r>
+      <w:r>
+        <w:t>향상시키는</w:t>
+      </w:r>
+      <w:r>
+        <w:t xml:space="preserve"> </w:t>
+      </w:r>
+      <w:r>
+        <w:t>증강</w:t>
       </w:r>
       <w:r>
         <w:rPr>
@@ -5519,7 +8556,37 @@
         <w:rPr>
           <w:rFonts w:hint="eastAsia"/>
         </w:rPr>
-        <w:t>으로 플레이어가 강해진다.</w:t>
+        <w:t>으로</w:t>
+      </w:r>
+      <w:r>
+        <w:rPr>
+          <w:rFonts w:hint="eastAsia"/>
+        </w:rPr>
+        <w:t xml:space="preserve"> </w:t>
+      </w:r>
+      <w:r>
+        <w:rPr>
+          <w:rFonts w:hint="eastAsia"/>
+        </w:rPr>
+        <w:t>플레이어가</w:t>
+      </w:r>
+      <w:r>
+        <w:rPr>
+          <w:rFonts w:hint="eastAsia"/>
+        </w:rPr>
+        <w:t xml:space="preserve"> </w:t>
+      </w:r>
+      <w:r>
+        <w:rPr>
+          <w:rFonts w:hint="eastAsia"/>
+        </w:rPr>
+        <w:t>강해진다</w:t>
+      </w:r>
+      <w:r>
+        <w:rPr>
+          <w:rFonts w:hint="eastAsia"/>
+        </w:rPr>
+        <w:t>.</w:t>
       </w:r>
     </w:p>
     <w:p>
@@ -5542,7 +8609,43 @@
         <w:rPr>
           <w:rFonts w:hint="eastAsia"/>
         </w:rPr>
-        <w:t>공격 및 스킬 시스템</w:t>
+        <w:t>공격</w:t>
+      </w:r>
+      <w:r>
+        <w:rPr>
+          <w:rFonts w:hint="eastAsia"/>
+        </w:rPr>
+        <w:t xml:space="preserve"> </w:t>
+      </w:r>
+      <w:r>
+        <w:rPr>
+          <w:rFonts w:hint="eastAsia"/>
+        </w:rPr>
+        <w:t>및</w:t>
+      </w:r>
+      <w:r>
+        <w:rPr>
+          <w:rFonts w:hint="eastAsia"/>
+        </w:rPr>
+        <w:t xml:space="preserve"> </w:t>
+      </w:r>
+      <w:r>
+        <w:rPr>
+          <w:rFonts w:hint="eastAsia"/>
+        </w:rPr>
+        <w:t>스킬</w:t>
+      </w:r>
+      <w:r>
+        <w:rPr>
+          <w:rFonts w:hint="eastAsia"/>
+        </w:rPr>
+        <w:t xml:space="preserve"> </w:t>
+      </w:r>
+      <w:r>
+        <w:rPr>
+          <w:rFonts w:hint="eastAsia"/>
+        </w:rPr>
+        <w:t>시스템</w:t>
       </w:r>
       <w:bookmarkEnd w:id="22"/>
       <w:bookmarkEnd w:id="23"/>
@@ -5558,16 +8661,68 @@
         <w:rPr>
           <w:rFonts w:hint="eastAsia"/>
         </w:rPr>
-        <w:t xml:space="preserve">세한 내용은 </w:t>
-      </w:r>
-      <w:r>
-        <w:t>Zomso_Skill_기획서.docx</w:t>
-      </w:r>
-      <w:r>
-        <w:rPr>
-          <w:rFonts w:hint="eastAsia"/>
-        </w:rPr>
-        <w:t>에서 다룬다.</w:t>
+        <w:t>세한</w:t>
+      </w:r>
+      <w:r>
+        <w:rPr>
+          <w:rFonts w:hint="eastAsia"/>
+        </w:rPr>
+        <w:t xml:space="preserve"> </w:t>
+      </w:r>
+      <w:r>
+        <w:rPr>
+          <w:rFonts w:hint="eastAsia"/>
+        </w:rPr>
+        <w:t>내용은</w:t>
+      </w:r>
+      <w:r>
+        <w:rPr>
+          <w:rFonts w:hint="eastAsia"/>
+        </w:rPr>
+        <w:t xml:space="preserve"> </w:t>
+      </w:r>
+      <w:proofErr w:type="spellStart"/>
+      <w:r>
+        <w:t>Zomso_Skill</w:t>
+      </w:r>
+      <w:proofErr w:type="spellEnd"/>
+      <w:r>
+        <w:t>_</w:t>
+      </w:r>
+      <w:r>
+        <w:t>기획서</w:t>
+      </w:r>
+      <w:r>
+        <w:t>.</w:t>
+      </w:r>
+      <w:proofErr w:type="spellStart"/>
+      <w:r>
+        <w:t>docx</w:t>
+      </w:r>
+      <w:proofErr w:type="spellEnd"/>
+      <w:r>
+        <w:rPr>
+          <w:rFonts w:hint="eastAsia"/>
+        </w:rPr>
+        <w:t>에서</w:t>
+      </w:r>
+      <w:r>
+        <w:rPr>
+          <w:rFonts w:hint="eastAsia"/>
+        </w:rPr>
+        <w:t xml:space="preserve"> </w:t>
+      </w:r>
+      <w:r>
+        <w:rPr>
+          <w:rFonts w:hint="eastAsia"/>
+        </w:rPr>
+        <w:t>다룬다</w:t>
+      </w:r>
+      <w:r>
+        <w:rPr>
+          <w:rFonts w:hint="eastAsia"/>
+        </w:rPr>
+        <w:t>.</w:t>
       </w:r>
     </w:p>
     <w:p/>
@@ -5594,7 +8749,7 @@
           <w:noProof/>
         </w:rPr>
         <w:drawing>
-          <wp:inline distT="0" distB="0" distL="0" distR="0" wp14:anchorId="0037AFB1" wp14:editId="37C6D5CB">
+          <wp:inline distT="0" distB="0" distL="0" distR="0" wp14:anchorId="0037AFB1" wp14:editId="28E9C268">
             <wp:extent cx="5733415" cy="2940237"/>
             <wp:effectExtent l="0" t="0" r="0" b="0"/>
             <wp:docPr id="555861764" name="그림 5"/>
@@ -5646,13 +8801,667 @@
         <w:rPr>
           <w:rFonts w:hint="eastAsia"/>
         </w:rPr>
-        <w:t>일반 몬스터를 처치하기 위한 주요 수단으로 설정한다. 플레이어 캐릭터가 자동으로 일반 몬스터를 추적하여 탄환을 발사한다. 화면 내에서만 적을 추적하고, 탄환 발사 후 더 가까운 다른 적이 존재할 경우 추적 대상을 변경한다. 탄환의 공격은 일반 몬스터를 3타에 걸쳐 죽일 수 있도록 데미지를 설계한다.</w:t>
-      </w:r>
-      <w:r>
-        <w:rPr>
-          <w:rFonts w:hint="eastAsia"/>
-        </w:rPr>
-        <w:t xml:space="preserve"> 탄환의 기본 공격력을 1로 정의하고, 이후 모든 스킬의 계수와 공격력을 탄환에 맞추어 상승시킨다. </w:t>
+        <w:t>일반</w:t>
+      </w:r>
+      <w:r>
+        <w:rPr>
+          <w:rFonts w:hint="eastAsia"/>
+        </w:rPr>
+        <w:t xml:space="preserve"> </w:t>
+      </w:r>
+      <w:r>
+        <w:rPr>
+          <w:rFonts w:hint="eastAsia"/>
+        </w:rPr>
+        <w:t>몬스터를</w:t>
+      </w:r>
+      <w:r>
+        <w:rPr>
+          <w:rFonts w:hint="eastAsia"/>
+        </w:rPr>
+        <w:t xml:space="preserve"> </w:t>
+      </w:r>
+      <w:r>
+        <w:rPr>
+          <w:rFonts w:hint="eastAsia"/>
+        </w:rPr>
+        <w:t>처치하기</w:t>
+      </w:r>
+      <w:r>
+        <w:rPr>
+          <w:rFonts w:hint="eastAsia"/>
+        </w:rPr>
+        <w:t xml:space="preserve"> </w:t>
+      </w:r>
+      <w:r>
+        <w:rPr>
+          <w:rFonts w:hint="eastAsia"/>
+        </w:rPr>
+        <w:t>위한</w:t>
+      </w:r>
+      <w:r>
+        <w:rPr>
+          <w:rFonts w:hint="eastAsia"/>
+        </w:rPr>
+        <w:t xml:space="preserve"> </w:t>
+      </w:r>
+      <w:r>
+        <w:rPr>
+          <w:rFonts w:hint="eastAsia"/>
+        </w:rPr>
+        <w:t>주요</w:t>
+      </w:r>
+      <w:r>
+        <w:rPr>
+          <w:rFonts w:hint="eastAsia"/>
+        </w:rPr>
+        <w:t xml:space="preserve"> </w:t>
+      </w:r>
+      <w:r>
+        <w:rPr>
+          <w:rFonts w:hint="eastAsia"/>
+        </w:rPr>
+        <w:t>수단으로</w:t>
+      </w:r>
+      <w:r>
+        <w:rPr>
+          <w:rFonts w:hint="eastAsia"/>
+        </w:rPr>
+        <w:t xml:space="preserve"> </w:t>
+      </w:r>
+      <w:r>
+        <w:rPr>
+          <w:rFonts w:hint="eastAsia"/>
+        </w:rPr>
+        <w:t>설정한다</w:t>
+      </w:r>
+      <w:r>
+        <w:rPr>
+          <w:rFonts w:hint="eastAsia"/>
+        </w:rPr>
+        <w:t xml:space="preserve">. </w:t>
+      </w:r>
+      <w:r>
+        <w:rPr>
+          <w:rFonts w:hint="eastAsia"/>
+        </w:rPr>
+        <w:t>플레이어</w:t>
+      </w:r>
+      <w:r>
+        <w:rPr>
+          <w:rFonts w:hint="eastAsia"/>
+        </w:rPr>
+        <w:t xml:space="preserve"> </w:t>
+      </w:r>
+      <w:r>
+        <w:rPr>
+          <w:rFonts w:hint="eastAsia"/>
+        </w:rPr>
+        <w:t>캐릭터가</w:t>
+      </w:r>
+      <w:r>
+        <w:rPr>
+          <w:rFonts w:hint="eastAsia"/>
+        </w:rPr>
+        <w:t xml:space="preserve"> </w:t>
+      </w:r>
+      <w:r>
+        <w:rPr>
+          <w:rFonts w:hint="eastAsia"/>
+        </w:rPr>
+        <w:t>자동으로</w:t>
+      </w:r>
+      <w:r>
+        <w:rPr>
+          <w:rFonts w:hint="eastAsia"/>
+        </w:rPr>
+        <w:t xml:space="preserve"> </w:t>
+      </w:r>
+      <w:r>
+        <w:rPr>
+          <w:rFonts w:hint="eastAsia"/>
+        </w:rPr>
+        <w:t>일반</w:t>
+      </w:r>
+      <w:r>
+        <w:rPr>
+          <w:rFonts w:hint="eastAsia"/>
+        </w:rPr>
+        <w:t xml:space="preserve"> </w:t>
+      </w:r>
+      <w:r>
+        <w:rPr>
+          <w:rFonts w:hint="eastAsia"/>
+        </w:rPr>
+        <w:t>몬스터를</w:t>
+      </w:r>
+      <w:r>
+        <w:rPr>
+          <w:rFonts w:hint="eastAsia"/>
+        </w:rPr>
+        <w:t xml:space="preserve"> </w:t>
+      </w:r>
+      <w:r>
+        <w:rPr>
+          <w:rFonts w:hint="eastAsia"/>
+        </w:rPr>
+        <w:t>추적하여</w:t>
+      </w:r>
+      <w:r>
+        <w:rPr>
+          <w:rFonts w:hint="eastAsia"/>
+        </w:rPr>
+        <w:t xml:space="preserve"> </w:t>
+      </w:r>
+      <w:r>
+        <w:rPr>
+          <w:rFonts w:hint="eastAsia"/>
+        </w:rPr>
+        <w:t>탄환을</w:t>
+      </w:r>
+      <w:r>
+        <w:rPr>
+          <w:rFonts w:hint="eastAsia"/>
+        </w:rPr>
+        <w:t xml:space="preserve"> </w:t>
+      </w:r>
+      <w:r>
+        <w:rPr>
+          <w:rFonts w:hint="eastAsia"/>
+        </w:rPr>
+        <w:t>발사한다</w:t>
+      </w:r>
+      <w:r>
+        <w:rPr>
+          <w:rFonts w:hint="eastAsia"/>
+        </w:rPr>
+        <w:t xml:space="preserve">. </w:t>
+      </w:r>
+      <w:r>
+        <w:rPr>
+          <w:rFonts w:hint="eastAsia"/>
+        </w:rPr>
+        <w:t>화면</w:t>
+      </w:r>
+      <w:r>
+        <w:rPr>
+          <w:rFonts w:hint="eastAsia"/>
+        </w:rPr>
+        <w:t xml:space="preserve"> </w:t>
+      </w:r>
+      <w:r>
+        <w:rPr>
+          <w:rFonts w:hint="eastAsia"/>
+        </w:rPr>
+        <w:t>내에서만</w:t>
+      </w:r>
+      <w:r>
+        <w:rPr>
+          <w:rFonts w:hint="eastAsia"/>
+        </w:rPr>
+        <w:t xml:space="preserve"> </w:t>
+      </w:r>
+      <w:r>
+        <w:rPr>
+          <w:rFonts w:hint="eastAsia"/>
+        </w:rPr>
+        <w:t>적을</w:t>
+      </w:r>
+      <w:r>
+        <w:rPr>
+          <w:rFonts w:hint="eastAsia"/>
+        </w:rPr>
+        <w:t xml:space="preserve"> </w:t>
+      </w:r>
+      <w:r>
+        <w:rPr>
+          <w:rFonts w:hint="eastAsia"/>
+        </w:rPr>
+        <w:t>추적하고</w:t>
+      </w:r>
+      <w:r>
+        <w:rPr>
+          <w:rFonts w:hint="eastAsia"/>
+        </w:rPr>
+        <w:t xml:space="preserve">, </w:t>
+      </w:r>
+      <w:r>
+        <w:rPr>
+          <w:rFonts w:hint="eastAsia"/>
+        </w:rPr>
+        <w:t>탄환</w:t>
+      </w:r>
+      <w:r>
+        <w:rPr>
+          <w:rFonts w:hint="eastAsia"/>
+        </w:rPr>
+        <w:t xml:space="preserve"> </w:t>
+      </w:r>
+      <w:r>
+        <w:rPr>
+          <w:rFonts w:hint="eastAsia"/>
+        </w:rPr>
+        <w:t>발사</w:t>
+      </w:r>
+      <w:r>
+        <w:rPr>
+          <w:rFonts w:hint="eastAsia"/>
+        </w:rPr>
+        <w:t xml:space="preserve"> </w:t>
+      </w:r>
+      <w:r>
+        <w:rPr>
+          <w:rFonts w:hint="eastAsia"/>
+        </w:rPr>
+        <w:t>후</w:t>
+      </w:r>
+      <w:r>
+        <w:rPr>
+          <w:rFonts w:hint="eastAsia"/>
+        </w:rPr>
+        <w:t xml:space="preserve"> </w:t>
+      </w:r>
+      <w:r>
+        <w:rPr>
+          <w:rFonts w:hint="eastAsia"/>
+        </w:rPr>
+        <w:t>더</w:t>
+      </w:r>
+      <w:r>
+        <w:rPr>
+          <w:rFonts w:hint="eastAsia"/>
+        </w:rPr>
+        <w:t xml:space="preserve"> </w:t>
+      </w:r>
+      <w:r>
+        <w:rPr>
+          <w:rFonts w:hint="eastAsia"/>
+        </w:rPr>
+        <w:t>가까운</w:t>
+      </w:r>
+      <w:r>
+        <w:rPr>
+          <w:rFonts w:hint="eastAsia"/>
+        </w:rPr>
+        <w:t xml:space="preserve"> </w:t>
+      </w:r>
+      <w:r>
+        <w:rPr>
+          <w:rFonts w:hint="eastAsia"/>
+        </w:rPr>
+        <w:t>다른</w:t>
+      </w:r>
+      <w:r>
+        <w:rPr>
+          <w:rFonts w:hint="eastAsia"/>
+        </w:rPr>
+        <w:t xml:space="preserve"> </w:t>
+      </w:r>
+      <w:r>
+        <w:rPr>
+          <w:rFonts w:hint="eastAsia"/>
+        </w:rPr>
+        <w:t>적이</w:t>
+      </w:r>
+      <w:r>
+        <w:rPr>
+          <w:rFonts w:hint="eastAsia"/>
+        </w:rPr>
+        <w:t xml:space="preserve"> </w:t>
+      </w:r>
+      <w:r>
+        <w:rPr>
+          <w:rFonts w:hint="eastAsia"/>
+        </w:rPr>
+        <w:t>존재할</w:t>
+      </w:r>
+      <w:r>
+        <w:rPr>
+          <w:rFonts w:hint="eastAsia"/>
+        </w:rPr>
+        <w:t xml:space="preserve"> </w:t>
+      </w:r>
+      <w:r>
+        <w:rPr>
+          <w:rFonts w:hint="eastAsia"/>
+        </w:rPr>
+        <w:t>경우</w:t>
+      </w:r>
+      <w:r>
+        <w:rPr>
+          <w:rFonts w:hint="eastAsia"/>
+        </w:rPr>
+        <w:t xml:space="preserve"> </w:t>
+      </w:r>
+      <w:r>
+        <w:rPr>
+          <w:rFonts w:hint="eastAsia"/>
+        </w:rPr>
+        <w:t>추적</w:t>
+      </w:r>
+      <w:r>
+        <w:rPr>
+          <w:rFonts w:hint="eastAsia"/>
+        </w:rPr>
+        <w:t xml:space="preserve"> </w:t>
+      </w:r>
+      <w:r>
+        <w:rPr>
+          <w:rFonts w:hint="eastAsia"/>
+        </w:rPr>
+        <w:t>대상을</w:t>
+      </w:r>
+      <w:r>
+        <w:rPr>
+          <w:rFonts w:hint="eastAsia"/>
+        </w:rPr>
+        <w:t xml:space="preserve"> </w:t>
+      </w:r>
+      <w:r>
+        <w:rPr>
+          <w:rFonts w:hint="eastAsia"/>
+        </w:rPr>
+        <w:t>변경한다</w:t>
+      </w:r>
+      <w:r>
+        <w:rPr>
+          <w:rFonts w:hint="eastAsia"/>
+        </w:rPr>
+        <w:t xml:space="preserve">. </w:t>
+      </w:r>
+      <w:r>
+        <w:rPr>
+          <w:rFonts w:hint="eastAsia"/>
+        </w:rPr>
+        <w:t>탄환의</w:t>
+      </w:r>
+      <w:r>
+        <w:rPr>
+          <w:rFonts w:hint="eastAsia"/>
+        </w:rPr>
+        <w:t xml:space="preserve"> </w:t>
+      </w:r>
+      <w:r>
+        <w:rPr>
+          <w:rFonts w:hint="eastAsia"/>
+        </w:rPr>
+        <w:t>공격은</w:t>
+      </w:r>
+      <w:r>
+        <w:rPr>
+          <w:rFonts w:hint="eastAsia"/>
+        </w:rPr>
+        <w:t xml:space="preserve"> </w:t>
+      </w:r>
+      <w:r>
+        <w:rPr>
+          <w:rFonts w:hint="eastAsia"/>
+        </w:rPr>
+        <w:t>일반</w:t>
+      </w:r>
+      <w:r>
+        <w:rPr>
+          <w:rFonts w:hint="eastAsia"/>
+        </w:rPr>
+        <w:t xml:space="preserve"> </w:t>
+      </w:r>
+      <w:r>
+        <w:rPr>
+          <w:rFonts w:hint="eastAsia"/>
+        </w:rPr>
+        <w:t>몬스터를</w:t>
+      </w:r>
+      <w:r>
+        <w:rPr>
+          <w:rFonts w:hint="eastAsia"/>
+        </w:rPr>
+        <w:t xml:space="preserve"> 3</w:t>
+      </w:r>
+      <w:r>
+        <w:rPr>
+          <w:rFonts w:hint="eastAsia"/>
+        </w:rPr>
+        <w:t>타에</w:t>
+      </w:r>
+      <w:r>
+        <w:rPr>
+          <w:rFonts w:hint="eastAsia"/>
+        </w:rPr>
+        <w:t xml:space="preserve"> </w:t>
+      </w:r>
+      <w:r>
+        <w:rPr>
+          <w:rFonts w:hint="eastAsia"/>
+        </w:rPr>
+        <w:t>걸쳐</w:t>
+      </w:r>
+      <w:r>
+        <w:rPr>
+          <w:rFonts w:hint="eastAsia"/>
+        </w:rPr>
+        <w:t xml:space="preserve"> </w:t>
+      </w:r>
+      <w:r>
+        <w:rPr>
+          <w:rFonts w:hint="eastAsia"/>
+        </w:rPr>
+        <w:t>죽일</w:t>
+      </w:r>
+      <w:r>
+        <w:rPr>
+          <w:rFonts w:hint="eastAsia"/>
+        </w:rPr>
+        <w:t xml:space="preserve"> </w:t>
+      </w:r>
+      <w:r>
+        <w:rPr>
+          <w:rFonts w:hint="eastAsia"/>
+        </w:rPr>
+        <w:t>수</w:t>
+      </w:r>
+      <w:r>
+        <w:rPr>
+          <w:rFonts w:hint="eastAsia"/>
+        </w:rPr>
+        <w:t xml:space="preserve"> </w:t>
+      </w:r>
+      <w:r>
+        <w:rPr>
+          <w:rFonts w:hint="eastAsia"/>
+        </w:rPr>
+        <w:t>있도록</w:t>
+      </w:r>
+      <w:r>
+        <w:rPr>
+          <w:rFonts w:hint="eastAsia"/>
+        </w:rPr>
+        <w:t xml:space="preserve"> </w:t>
+      </w:r>
+      <w:r>
+        <w:rPr>
+          <w:rFonts w:hint="eastAsia"/>
+        </w:rPr>
+        <w:t>데미지를</w:t>
+      </w:r>
+      <w:r>
+        <w:rPr>
+          <w:rFonts w:hint="eastAsia"/>
+        </w:rPr>
+        <w:t xml:space="preserve"> </w:t>
+      </w:r>
+      <w:r>
+        <w:rPr>
+          <w:rFonts w:hint="eastAsia"/>
+        </w:rPr>
+        <w:t>설계한다</w:t>
+      </w:r>
+      <w:r>
+        <w:rPr>
+          <w:rFonts w:hint="eastAsia"/>
+        </w:rPr>
+        <w:t>.</w:t>
+      </w:r>
+      <w:r>
+        <w:rPr>
+          <w:rFonts w:hint="eastAsia"/>
+        </w:rPr>
+        <w:t xml:space="preserve"> </w:t>
+      </w:r>
+      <w:r>
+        <w:rPr>
+          <w:rFonts w:hint="eastAsia"/>
+        </w:rPr>
+        <w:t>탄환의</w:t>
+      </w:r>
+      <w:r>
+        <w:rPr>
+          <w:rFonts w:hint="eastAsia"/>
+        </w:rPr>
+        <w:t xml:space="preserve"> </w:t>
+      </w:r>
+      <w:r>
+        <w:rPr>
+          <w:rFonts w:hint="eastAsia"/>
+        </w:rPr>
+        <w:t>기본</w:t>
+      </w:r>
+      <w:r>
+        <w:rPr>
+          <w:rFonts w:hint="eastAsia"/>
+        </w:rPr>
+        <w:t xml:space="preserve"> </w:t>
+      </w:r>
+      <w:r>
+        <w:rPr>
+          <w:rFonts w:hint="eastAsia"/>
+        </w:rPr>
+        <w:t>공격력을</w:t>
+      </w:r>
+      <w:r>
+        <w:rPr>
+          <w:rFonts w:hint="eastAsia"/>
+        </w:rPr>
+        <w:t xml:space="preserve"> 1</w:t>
+      </w:r>
+      <w:r>
+        <w:rPr>
+          <w:rFonts w:hint="eastAsia"/>
+        </w:rPr>
+        <w:t>로</w:t>
+      </w:r>
+      <w:r>
+        <w:rPr>
+          <w:rFonts w:hint="eastAsia"/>
+        </w:rPr>
+        <w:t xml:space="preserve"> </w:t>
+      </w:r>
+      <w:r>
+        <w:rPr>
+          <w:rFonts w:hint="eastAsia"/>
+        </w:rPr>
+        <w:t>정의하고</w:t>
+      </w:r>
+      <w:r>
+        <w:rPr>
+          <w:rFonts w:hint="eastAsia"/>
+        </w:rPr>
+        <w:t xml:space="preserve">, </w:t>
+      </w:r>
+      <w:r>
+        <w:rPr>
+          <w:rFonts w:hint="eastAsia"/>
+        </w:rPr>
+        <w:t>이후</w:t>
+      </w:r>
+      <w:r>
+        <w:rPr>
+          <w:rFonts w:hint="eastAsia"/>
+        </w:rPr>
+        <w:t xml:space="preserve"> </w:t>
+      </w:r>
+      <w:r>
+        <w:rPr>
+          <w:rFonts w:hint="eastAsia"/>
+        </w:rPr>
+        <w:t>모든</w:t>
+      </w:r>
+      <w:r>
+        <w:rPr>
+          <w:rFonts w:hint="eastAsia"/>
+        </w:rPr>
+        <w:t xml:space="preserve"> </w:t>
+      </w:r>
+      <w:r>
+        <w:rPr>
+          <w:rFonts w:hint="eastAsia"/>
+        </w:rPr>
+        <w:t>스킬의</w:t>
+      </w:r>
+      <w:r>
+        <w:rPr>
+          <w:rFonts w:hint="eastAsia"/>
+        </w:rPr>
+        <w:t xml:space="preserve"> </w:t>
+      </w:r>
+      <w:r>
+        <w:rPr>
+          <w:rFonts w:hint="eastAsia"/>
+        </w:rPr>
+        <w:t>계수와</w:t>
+      </w:r>
+      <w:r>
+        <w:rPr>
+          <w:rFonts w:hint="eastAsia"/>
+        </w:rPr>
+        <w:t xml:space="preserve"> </w:t>
+      </w:r>
+      <w:r>
+        <w:rPr>
+          <w:rFonts w:hint="eastAsia"/>
+        </w:rPr>
+        <w:t>공격력을</w:t>
+      </w:r>
+      <w:r>
+        <w:rPr>
+          <w:rFonts w:hint="eastAsia"/>
+        </w:rPr>
+        <w:t xml:space="preserve"> </w:t>
+      </w:r>
+      <w:r>
+        <w:rPr>
+          <w:rFonts w:hint="eastAsia"/>
+        </w:rPr>
+        <w:t>탄환에</w:t>
+      </w:r>
+      <w:r>
+        <w:rPr>
+          <w:rFonts w:hint="eastAsia"/>
+        </w:rPr>
+        <w:t xml:space="preserve"> </w:t>
+      </w:r>
+      <w:r>
+        <w:rPr>
+          <w:rFonts w:hint="eastAsia"/>
+        </w:rPr>
+        <w:t>맞추어</w:t>
+      </w:r>
+      <w:r>
+        <w:rPr>
+          <w:rFonts w:hint="eastAsia"/>
+        </w:rPr>
+        <w:t xml:space="preserve"> </w:t>
+      </w:r>
+      <w:r>
+        <w:rPr>
+          <w:rFonts w:hint="eastAsia"/>
+        </w:rPr>
+        <w:t>상승시킨다</w:t>
+      </w:r>
+      <w:r>
+        <w:rPr>
+          <w:rFonts w:hint="eastAsia"/>
+        </w:rPr>
+        <w:t xml:space="preserve">. </w:t>
       </w:r>
     </w:p>
     <w:p/>
@@ -5661,7 +9470,169 @@
         <w:rPr>
           <w:rFonts w:hint="eastAsia"/>
         </w:rPr>
-        <w:t xml:space="preserve">탄환의 종류는 플레이어의 시작 유물과 로비에서 착용 가능한 기초 장비에 의해 변경될 수 있다. </w:t>
+        <w:t>탄환의</w:t>
+      </w:r>
+      <w:r>
+        <w:rPr>
+          <w:rFonts w:hint="eastAsia"/>
+        </w:rPr>
+        <w:t xml:space="preserve"> </w:t>
+      </w:r>
+      <w:r>
+        <w:rPr>
+          <w:rFonts w:hint="eastAsia"/>
+        </w:rPr>
+        <w:t>종류는</w:t>
+      </w:r>
+      <w:r>
+        <w:rPr>
+          <w:rFonts w:hint="eastAsia"/>
+        </w:rPr>
+        <w:t xml:space="preserve"> </w:t>
+      </w:r>
+      <w:r>
+        <w:rPr>
+          <w:rFonts w:hint="eastAsia"/>
+        </w:rPr>
+        <w:t>플레이어의</w:t>
+      </w:r>
+      <w:r>
+        <w:rPr>
+          <w:rFonts w:hint="eastAsia"/>
+        </w:rPr>
+        <w:t xml:space="preserve"> </w:t>
+      </w:r>
+      <w:r>
+        <w:rPr>
+          <w:rFonts w:hint="eastAsia"/>
+        </w:rPr>
+        <w:t>시작</w:t>
+      </w:r>
+      <w:r>
+        <w:rPr>
+          <w:rFonts w:hint="eastAsia"/>
+        </w:rPr>
+        <w:t xml:space="preserve"> </w:t>
+      </w:r>
+      <w:r>
+        <w:rPr>
+          <w:rFonts w:hint="eastAsia"/>
+        </w:rPr>
+        <w:t>유물과</w:t>
+      </w:r>
+      <w:r>
+        <w:rPr>
+          <w:rFonts w:hint="eastAsia"/>
+        </w:rPr>
+        <w:t xml:space="preserve"> </w:t>
+      </w:r>
+      <w:r>
+        <w:rPr>
+          <w:rFonts w:hint="eastAsia"/>
+        </w:rPr>
+        <w:t>로비에서</w:t>
+      </w:r>
+      <w:r>
+        <w:rPr>
+          <w:rFonts w:hint="eastAsia"/>
+        </w:rPr>
+        <w:t xml:space="preserve"> </w:t>
+      </w:r>
+      <w:r>
+        <w:rPr>
+          <w:rFonts w:hint="eastAsia"/>
+        </w:rPr>
+        <w:t>착용</w:t>
+      </w:r>
+      <w:r>
+        <w:rPr>
+          <w:rFonts w:hint="eastAsia"/>
+        </w:rPr>
+        <w:t xml:space="preserve"> </w:t>
+      </w:r>
+      <w:r>
+        <w:rPr>
+          <w:rFonts w:hint="eastAsia"/>
+        </w:rPr>
+        <w:t>가능한</w:t>
+      </w:r>
+      <w:r>
+        <w:rPr>
+          <w:rFonts w:hint="eastAsia"/>
+        </w:rPr>
+        <w:t xml:space="preserve"> </w:t>
+      </w:r>
+      <w:r>
+        <w:rPr>
+          <w:rFonts w:hint="eastAsia"/>
+        </w:rPr>
+        <w:t>기초</w:t>
+      </w:r>
+      <w:r>
+        <w:rPr>
+          <w:rFonts w:hint="eastAsia"/>
+        </w:rPr>
+        <w:t xml:space="preserve"> </w:t>
+      </w:r>
+      <w:r>
+        <w:rPr>
+          <w:rFonts w:hint="eastAsia"/>
+        </w:rPr>
+        <w:t>장비에</w:t>
+      </w:r>
+      <w:r>
+        <w:rPr>
+          <w:rFonts w:hint="eastAsia"/>
+        </w:rPr>
+        <w:t xml:space="preserve"> </w:t>
+      </w:r>
+      <w:r>
+        <w:rPr>
+          <w:rFonts w:hint="eastAsia"/>
+        </w:rPr>
+        <w:t>의해</w:t>
+      </w:r>
+      <w:r>
+        <w:rPr>
+          <w:rFonts w:hint="eastAsia"/>
+        </w:rPr>
+        <w:t xml:space="preserve"> </w:t>
+      </w:r>
+      <w:r>
+        <w:rPr>
+          <w:rFonts w:hint="eastAsia"/>
+        </w:rPr>
+        <w:t>변경될</w:t>
+      </w:r>
+      <w:r>
+        <w:rPr>
+          <w:rFonts w:hint="eastAsia"/>
+        </w:rPr>
+        <w:t xml:space="preserve"> </w:t>
+      </w:r>
+      <w:r>
+        <w:rPr>
+          <w:rFonts w:hint="eastAsia"/>
+        </w:rPr>
+        <w:t>수</w:t>
+      </w:r>
+      <w:r>
+        <w:rPr>
+          <w:rFonts w:hint="eastAsia"/>
+        </w:rPr>
+        <w:t xml:space="preserve"> </w:t>
+      </w:r>
+      <w:r>
+        <w:rPr>
+          <w:rFonts w:hint="eastAsia"/>
+        </w:rPr>
+        <w:t>있다</w:t>
+      </w:r>
+      <w:r>
+        <w:rPr>
+          <w:rFonts w:hint="eastAsia"/>
+        </w:rPr>
+        <w:t xml:space="preserve">. </w:t>
       </w:r>
     </w:p>
     <w:p/>
@@ -5682,11 +9653,25 @@
       <w:bookmarkStart w:id="25" w:name="_Ref243612709"/>
       <w:bookmarkStart w:id="26" w:name="_Ref243612712"/>
       <w:bookmarkStart w:id="27" w:name="_Toc243880165"/>
-      <w:r>
-        <w:rPr>
-          <w:rFonts w:hint="eastAsia"/>
-        </w:rPr>
-        <w:t>약공격 스킬</w:t>
+      <w:proofErr w:type="spellStart"/>
+      <w:r>
+        <w:rPr>
+          <w:rFonts w:hint="eastAsia"/>
+        </w:rPr>
+        <w:t>약공격</w:t>
+      </w:r>
+      <w:proofErr w:type="spellEnd"/>
+      <w:r>
+        <w:rPr>
+          <w:rFonts w:hint="eastAsia"/>
+        </w:rPr>
+        <w:t xml:space="preserve"> </w:t>
+      </w:r>
+      <w:r>
+        <w:rPr>
+          <w:rFonts w:hint="eastAsia"/>
+        </w:rPr>
+        <w:t>스킬</w:t>
       </w:r>
       <w:bookmarkEnd w:id="25"/>
       <w:bookmarkEnd w:id="26"/>
@@ -5767,52 +9752,299 @@
         <w:rPr>
           <w:rFonts w:hint="eastAsia"/>
         </w:rPr>
-        <w:t>와 보스</w:t>
-      </w:r>
-      <w:r>
-        <w:rPr>
-          <w:rFonts w:hint="eastAsia"/>
-        </w:rPr>
-        <w:t xml:space="preserve"> 몬스터</w:t>
-      </w:r>
-      <w:r>
-        <w:rPr>
-          <w:rFonts w:hint="eastAsia"/>
-        </w:rPr>
-        <w:t>를 상대하기 위한 주요 수단으로 설정한다.</w:t>
-      </w:r>
-      <w:r>
-        <w:rPr>
-          <w:rFonts w:hint="eastAsia"/>
-        </w:rPr>
-        <w:t xml:space="preserve"> </w:t>
-      </w:r>
-      <w:r>
-        <w:rPr>
-          <w:rFonts w:hint="eastAsia"/>
-        </w:rPr>
-        <w:t>이동 중 적을 공격하여 즉시 시전되는 공격이</w:t>
-      </w:r>
-      <w:r>
-        <w:rPr>
-          <w:rFonts w:hint="eastAsia"/>
-        </w:rPr>
-        <w:t>다.</w:t>
-      </w:r>
-      <w:r>
-        <w:rPr>
-          <w:rFonts w:hint="eastAsia"/>
-        </w:rPr>
-        <w:t xml:space="preserve"> 약공격 버튼을 눌러서 사용 가능하다.</w:t>
-      </w:r>
-      <w:r>
-        <w:rPr>
-          <w:rFonts w:hint="eastAsia"/>
-        </w:rPr>
-        <w:t xml:space="preserve"> </w:t>
-      </w:r>
-      <w:r>
-        <w:t>애니메이션으로 공격의 딜레이를 준다.</w:t>
+        <w:t>와</w:t>
+      </w:r>
+      <w:r>
+        <w:rPr>
+          <w:rFonts w:hint="eastAsia"/>
+        </w:rPr>
+        <w:t xml:space="preserve"> </w:t>
+      </w:r>
+      <w:r>
+        <w:rPr>
+          <w:rFonts w:hint="eastAsia"/>
+        </w:rPr>
+        <w:t>보스</w:t>
+      </w:r>
+      <w:r>
+        <w:rPr>
+          <w:rFonts w:hint="eastAsia"/>
+        </w:rPr>
+        <w:t xml:space="preserve"> </w:t>
+      </w:r>
+      <w:r>
+        <w:rPr>
+          <w:rFonts w:hint="eastAsia"/>
+        </w:rPr>
+        <w:t>몬스터</w:t>
+      </w:r>
+      <w:r>
+        <w:rPr>
+          <w:rFonts w:hint="eastAsia"/>
+        </w:rPr>
+        <w:t>를</w:t>
+      </w:r>
+      <w:r>
+        <w:rPr>
+          <w:rFonts w:hint="eastAsia"/>
+        </w:rPr>
+        <w:t xml:space="preserve"> </w:t>
+      </w:r>
+      <w:r>
+        <w:rPr>
+          <w:rFonts w:hint="eastAsia"/>
+        </w:rPr>
+        <w:t>상대하기</w:t>
+      </w:r>
+      <w:r>
+        <w:rPr>
+          <w:rFonts w:hint="eastAsia"/>
+        </w:rPr>
+        <w:t xml:space="preserve"> </w:t>
+      </w:r>
+      <w:r>
+        <w:rPr>
+          <w:rFonts w:hint="eastAsia"/>
+        </w:rPr>
+        <w:t>위한</w:t>
+      </w:r>
+      <w:r>
+        <w:rPr>
+          <w:rFonts w:hint="eastAsia"/>
+        </w:rPr>
+        <w:t xml:space="preserve"> </w:t>
+      </w:r>
+      <w:r>
+        <w:rPr>
+          <w:rFonts w:hint="eastAsia"/>
+        </w:rPr>
+        <w:t>주요</w:t>
+      </w:r>
+      <w:r>
+        <w:rPr>
+          <w:rFonts w:hint="eastAsia"/>
+        </w:rPr>
+        <w:t xml:space="preserve"> </w:t>
+      </w:r>
+      <w:r>
+        <w:rPr>
+          <w:rFonts w:hint="eastAsia"/>
+        </w:rPr>
+        <w:t>수단으로</w:t>
+      </w:r>
+      <w:r>
+        <w:rPr>
+          <w:rFonts w:hint="eastAsia"/>
+        </w:rPr>
+        <w:t xml:space="preserve"> </w:t>
+      </w:r>
+      <w:r>
+        <w:rPr>
+          <w:rFonts w:hint="eastAsia"/>
+        </w:rPr>
+        <w:t>설정한다</w:t>
+      </w:r>
+      <w:r>
+        <w:rPr>
+          <w:rFonts w:hint="eastAsia"/>
+        </w:rPr>
+        <w:t>.</w:t>
+      </w:r>
+      <w:r>
+        <w:rPr>
+          <w:rFonts w:hint="eastAsia"/>
+        </w:rPr>
+        <w:t xml:space="preserve"> </w:t>
+      </w:r>
+      <w:r>
+        <w:rPr>
+          <w:rFonts w:hint="eastAsia"/>
+        </w:rPr>
+        <w:t>이동</w:t>
+      </w:r>
+      <w:r>
+        <w:rPr>
+          <w:rFonts w:hint="eastAsia"/>
+        </w:rPr>
+        <w:t xml:space="preserve"> </w:t>
+      </w:r>
+      <w:r>
+        <w:rPr>
+          <w:rFonts w:hint="eastAsia"/>
+        </w:rPr>
+        <w:t>중</w:t>
+      </w:r>
+      <w:r>
+        <w:rPr>
+          <w:rFonts w:hint="eastAsia"/>
+        </w:rPr>
+        <w:t xml:space="preserve"> </w:t>
+      </w:r>
+      <w:r>
+        <w:rPr>
+          <w:rFonts w:hint="eastAsia"/>
+        </w:rPr>
+        <w:t>적을</w:t>
+      </w:r>
+      <w:r>
+        <w:rPr>
+          <w:rFonts w:hint="eastAsia"/>
+        </w:rPr>
+        <w:t xml:space="preserve"> </w:t>
+      </w:r>
+      <w:r>
+        <w:rPr>
+          <w:rFonts w:hint="eastAsia"/>
+        </w:rPr>
+        <w:t>공격하여</w:t>
+      </w:r>
+      <w:r>
+        <w:rPr>
+          <w:rFonts w:hint="eastAsia"/>
+        </w:rPr>
+        <w:t xml:space="preserve"> </w:t>
+      </w:r>
+      <w:r>
+        <w:rPr>
+          <w:rFonts w:hint="eastAsia"/>
+        </w:rPr>
+        <w:t>즉시</w:t>
+      </w:r>
+      <w:r>
+        <w:rPr>
+          <w:rFonts w:hint="eastAsia"/>
+        </w:rPr>
+        <w:t xml:space="preserve"> </w:t>
+      </w:r>
+      <w:proofErr w:type="spellStart"/>
+      <w:r>
+        <w:rPr>
+          <w:rFonts w:hint="eastAsia"/>
+        </w:rPr>
+        <w:t>시전되는</w:t>
+      </w:r>
+      <w:proofErr w:type="spellEnd"/>
+      <w:r>
+        <w:rPr>
+          <w:rFonts w:hint="eastAsia"/>
+        </w:rPr>
+        <w:t xml:space="preserve"> </w:t>
+      </w:r>
+      <w:r>
+        <w:rPr>
+          <w:rFonts w:hint="eastAsia"/>
+        </w:rPr>
+        <w:t>공격이</w:t>
+      </w:r>
+      <w:r>
+        <w:rPr>
+          <w:rFonts w:hint="eastAsia"/>
+        </w:rPr>
+        <w:t>다</w:t>
+      </w:r>
+      <w:r>
+        <w:rPr>
+          <w:rFonts w:hint="eastAsia"/>
+        </w:rPr>
+        <w:t>.</w:t>
+      </w:r>
+      <w:r>
+        <w:rPr>
+          <w:rFonts w:hint="eastAsia"/>
+        </w:rPr>
+        <w:t xml:space="preserve"> </w:t>
+      </w:r>
+      <w:proofErr w:type="spellStart"/>
+      <w:r>
+        <w:rPr>
+          <w:rFonts w:hint="eastAsia"/>
+        </w:rPr>
+        <w:t>약공격</w:t>
+      </w:r>
+      <w:proofErr w:type="spellEnd"/>
+      <w:r>
+        <w:rPr>
+          <w:rFonts w:hint="eastAsia"/>
+        </w:rPr>
+        <w:t xml:space="preserve"> </w:t>
+      </w:r>
+      <w:r>
+        <w:rPr>
+          <w:rFonts w:hint="eastAsia"/>
+        </w:rPr>
+        <w:t>버튼을</w:t>
+      </w:r>
+      <w:r>
+        <w:rPr>
+          <w:rFonts w:hint="eastAsia"/>
+        </w:rPr>
+        <w:t xml:space="preserve"> </w:t>
+      </w:r>
+      <w:r>
+        <w:rPr>
+          <w:rFonts w:hint="eastAsia"/>
+        </w:rPr>
+        <w:t>눌러서</w:t>
+      </w:r>
+      <w:r>
+        <w:rPr>
+          <w:rFonts w:hint="eastAsia"/>
+        </w:rPr>
+        <w:t xml:space="preserve"> </w:t>
+      </w:r>
+      <w:r>
+        <w:rPr>
+          <w:rFonts w:hint="eastAsia"/>
+        </w:rPr>
+        <w:t>사용</w:t>
+      </w:r>
+      <w:r>
+        <w:rPr>
+          <w:rFonts w:hint="eastAsia"/>
+        </w:rPr>
+        <w:t xml:space="preserve"> </w:t>
+      </w:r>
+      <w:r>
+        <w:rPr>
+          <w:rFonts w:hint="eastAsia"/>
+        </w:rPr>
+        <w:t>가능하다</w:t>
+      </w:r>
+      <w:r>
+        <w:rPr>
+          <w:rFonts w:hint="eastAsia"/>
+        </w:rPr>
+        <w:t>.</w:t>
+      </w:r>
+      <w:r>
+        <w:rPr>
+          <w:rFonts w:hint="eastAsia"/>
+        </w:rPr>
+        <w:t xml:space="preserve"> </w:t>
+      </w:r>
+      <w:r>
+        <w:t>애니메이션으로</w:t>
+      </w:r>
+      <w:r>
+        <w:t xml:space="preserve"> </w:t>
+      </w:r>
+      <w:r>
+        <w:t>공격의</w:t>
+      </w:r>
+      <w:r>
+        <w:t xml:space="preserve"> </w:t>
+      </w:r>
+      <w:r>
+        <w:t>딜레이를</w:t>
+      </w:r>
+      <w:r>
+        <w:t xml:space="preserve"> </w:t>
+      </w:r>
+      <w:r>
+        <w:t>준다</w:t>
+      </w:r>
+      <w:r>
+        <w:t>.</w:t>
       </w:r>
     </w:p>
     <w:p/>
@@ -5823,13 +10055,23 @@
           <w:bCs/>
         </w:rPr>
       </w:pPr>
+      <w:proofErr w:type="spellStart"/>
       <w:r>
         <w:rPr>
           <w:rFonts w:hint="eastAsia"/>
           <w:b/>
           <w:bCs/>
         </w:rPr>
-        <w:t xml:space="preserve">약공격 </w:t>
+        <w:t>약공격</w:t>
+      </w:r>
+      <w:proofErr w:type="spellEnd"/>
+      <w:r>
+        <w:rPr>
+          <w:rFonts w:hint="eastAsia"/>
+          <w:b/>
+          <w:bCs/>
+        </w:rPr>
+        <w:t xml:space="preserve"> </w:t>
       </w:r>
     </w:p>
     <w:p>
@@ -5837,13 +10079,181 @@
         <w:rPr>
           <w:rFonts w:hint="eastAsia"/>
         </w:rPr>
-        <w:t xml:space="preserve">투사체 혹은 그와 유사한 공격이 사용된다. </w:t>
-      </w:r>
-      <w:r>
-        <w:rPr>
-          <w:rFonts w:hint="eastAsia"/>
-        </w:rPr>
-        <w:t>모든 공격의 종류는 추후 별도의 표 혹은 테이블로 정리한다.</w:t>
+        <w:t>투사체</w:t>
+      </w:r>
+      <w:r>
+        <w:rPr>
+          <w:rFonts w:hint="eastAsia"/>
+        </w:rPr>
+        <w:t xml:space="preserve"> </w:t>
+      </w:r>
+      <w:r>
+        <w:rPr>
+          <w:rFonts w:hint="eastAsia"/>
+        </w:rPr>
+        <w:t>혹은</w:t>
+      </w:r>
+      <w:r>
+        <w:rPr>
+          <w:rFonts w:hint="eastAsia"/>
+        </w:rPr>
+        <w:t xml:space="preserve"> </w:t>
+      </w:r>
+      <w:r>
+        <w:rPr>
+          <w:rFonts w:hint="eastAsia"/>
+        </w:rPr>
+        <w:t>그와</w:t>
+      </w:r>
+      <w:r>
+        <w:rPr>
+          <w:rFonts w:hint="eastAsia"/>
+        </w:rPr>
+        <w:t xml:space="preserve"> </w:t>
+      </w:r>
+      <w:r>
+        <w:rPr>
+          <w:rFonts w:hint="eastAsia"/>
+        </w:rPr>
+        <w:t>유사한</w:t>
+      </w:r>
+      <w:r>
+        <w:rPr>
+          <w:rFonts w:hint="eastAsia"/>
+        </w:rPr>
+        <w:t xml:space="preserve"> </w:t>
+      </w:r>
+      <w:r>
+        <w:rPr>
+          <w:rFonts w:hint="eastAsia"/>
+        </w:rPr>
+        <w:t>공격이</w:t>
+      </w:r>
+      <w:r>
+        <w:rPr>
+          <w:rFonts w:hint="eastAsia"/>
+        </w:rPr>
+        <w:t xml:space="preserve"> </w:t>
+      </w:r>
+      <w:r>
+        <w:rPr>
+          <w:rFonts w:hint="eastAsia"/>
+        </w:rPr>
+        <w:t>사용된다</w:t>
+      </w:r>
+      <w:r>
+        <w:rPr>
+          <w:rFonts w:hint="eastAsia"/>
+        </w:rPr>
+        <w:t xml:space="preserve">. </w:t>
+      </w:r>
+      <w:r>
+        <w:rPr>
+          <w:rFonts w:hint="eastAsia"/>
+        </w:rPr>
+        <w:t>모든</w:t>
+      </w:r>
+      <w:r>
+        <w:rPr>
+          <w:rFonts w:hint="eastAsia"/>
+        </w:rPr>
+        <w:t xml:space="preserve"> </w:t>
+      </w:r>
+      <w:r>
+        <w:rPr>
+          <w:rFonts w:hint="eastAsia"/>
+        </w:rPr>
+        <w:t>공격의</w:t>
+      </w:r>
+      <w:r>
+        <w:rPr>
+          <w:rFonts w:hint="eastAsia"/>
+        </w:rPr>
+        <w:t xml:space="preserve"> </w:t>
+      </w:r>
+      <w:r>
+        <w:rPr>
+          <w:rFonts w:hint="eastAsia"/>
+        </w:rPr>
+        <w:t>종류는</w:t>
+      </w:r>
+      <w:r>
+        <w:rPr>
+          <w:rFonts w:hint="eastAsia"/>
+        </w:rPr>
+        <w:t xml:space="preserve"> </w:t>
+      </w:r>
+      <w:r>
+        <w:rPr>
+          <w:rFonts w:hint="eastAsia"/>
+        </w:rPr>
+        <w:t>추후</w:t>
+      </w:r>
+      <w:r>
+        <w:rPr>
+          <w:rFonts w:hint="eastAsia"/>
+        </w:rPr>
+        <w:t xml:space="preserve"> </w:t>
+      </w:r>
+      <w:r>
+        <w:rPr>
+          <w:rFonts w:hint="eastAsia"/>
+        </w:rPr>
+        <w:t>별도의</w:t>
+      </w:r>
+      <w:r>
+        <w:rPr>
+          <w:rFonts w:hint="eastAsia"/>
+        </w:rPr>
+        <w:t xml:space="preserve"> </w:t>
+      </w:r>
+      <w:r>
+        <w:rPr>
+          <w:rFonts w:hint="eastAsia"/>
+        </w:rPr>
+        <w:t>표</w:t>
+      </w:r>
+      <w:r>
+        <w:rPr>
+          <w:rFonts w:hint="eastAsia"/>
+        </w:rPr>
+        <w:t xml:space="preserve"> </w:t>
+      </w:r>
+      <w:r>
+        <w:rPr>
+          <w:rFonts w:hint="eastAsia"/>
+        </w:rPr>
+        <w:t>혹은</w:t>
+      </w:r>
+      <w:r>
+        <w:rPr>
+          <w:rFonts w:hint="eastAsia"/>
+        </w:rPr>
+        <w:t xml:space="preserve"> </w:t>
+      </w:r>
+      <w:r>
+        <w:rPr>
+          <w:rFonts w:hint="eastAsia"/>
+        </w:rPr>
+        <w:t>테이블로</w:t>
+      </w:r>
+      <w:r>
+        <w:rPr>
+          <w:rFonts w:hint="eastAsia"/>
+        </w:rPr>
+        <w:t xml:space="preserve"> </w:t>
+      </w:r>
+      <w:r>
+        <w:rPr>
+          <w:rFonts w:hint="eastAsia"/>
+        </w:rPr>
+        <w:t>정리한다</w:t>
+      </w:r>
+      <w:r>
+        <w:rPr>
+          <w:rFonts w:hint="eastAsia"/>
+        </w:rPr>
+        <w:t>.</w:t>
       </w:r>
     </w:p>
     <w:p/>
@@ -5854,13 +10264,31 @@
           <w:bCs/>
         </w:rPr>
       </w:pPr>
+      <w:proofErr w:type="spellStart"/>
       <w:r>
         <w:rPr>
           <w:rFonts w:hint="eastAsia"/>
           <w:b/>
           <w:bCs/>
         </w:rPr>
-        <w:t>약공격 버튼</w:t>
+        <w:t>약공격</w:t>
+      </w:r>
+      <w:proofErr w:type="spellEnd"/>
+      <w:r>
+        <w:rPr>
+          <w:rFonts w:hint="eastAsia"/>
+          <w:b/>
+          <w:bCs/>
+        </w:rPr>
+        <w:t xml:space="preserve"> </w:t>
+      </w:r>
+      <w:r>
+        <w:rPr>
+          <w:rFonts w:hint="eastAsia"/>
+          <w:b/>
+          <w:bCs/>
+        </w:rPr>
+        <w:t>버튼</w:t>
       </w:r>
     </w:p>
     <w:p>
@@ -5868,7 +10296,87 @@
         <w:rPr>
           <w:rFonts w:hint="eastAsia"/>
         </w:rPr>
-        <w:t xml:space="preserve">버튼을 누르면 지니고 있는 약공격 스킬이 사용된다. </w:t>
+        <w:t>버튼을</w:t>
+      </w:r>
+      <w:r>
+        <w:rPr>
+          <w:rFonts w:hint="eastAsia"/>
+        </w:rPr>
+        <w:t xml:space="preserve"> </w:t>
+      </w:r>
+      <w:r>
+        <w:rPr>
+          <w:rFonts w:hint="eastAsia"/>
+        </w:rPr>
+        <w:t>누르면</w:t>
+      </w:r>
+      <w:r>
+        <w:rPr>
+          <w:rFonts w:hint="eastAsia"/>
+        </w:rPr>
+        <w:t xml:space="preserve"> </w:t>
+      </w:r>
+      <w:r>
+        <w:rPr>
+          <w:rFonts w:hint="eastAsia"/>
+        </w:rPr>
+        <w:t>지니고</w:t>
+      </w:r>
+      <w:r>
+        <w:rPr>
+          <w:rFonts w:hint="eastAsia"/>
+        </w:rPr>
+        <w:t xml:space="preserve"> </w:t>
+      </w:r>
+      <w:r>
+        <w:rPr>
+          <w:rFonts w:hint="eastAsia"/>
+        </w:rPr>
+        <w:t>있는</w:t>
+      </w:r>
+      <w:r>
+        <w:rPr>
+          <w:rFonts w:hint="eastAsia"/>
+        </w:rPr>
+        <w:t xml:space="preserve"> </w:t>
+      </w:r>
+      <w:proofErr w:type="spellStart"/>
+      <w:r>
+        <w:rPr>
+          <w:rFonts w:hint="eastAsia"/>
+        </w:rPr>
+        <w:t>약공격</w:t>
+      </w:r>
+      <w:proofErr w:type="spellEnd"/>
+      <w:r>
+        <w:rPr>
+          <w:rFonts w:hint="eastAsia"/>
+        </w:rPr>
+        <w:t xml:space="preserve"> </w:t>
+      </w:r>
+      <w:r>
+        <w:rPr>
+          <w:rFonts w:hint="eastAsia"/>
+        </w:rPr>
+        <w:t>스킬이</w:t>
+      </w:r>
+      <w:r>
+        <w:rPr>
+          <w:rFonts w:hint="eastAsia"/>
+        </w:rPr>
+        <w:t xml:space="preserve"> </w:t>
+      </w:r>
+      <w:r>
+        <w:rPr>
+          <w:rFonts w:hint="eastAsia"/>
+        </w:rPr>
+        <w:t>사용된다</w:t>
+      </w:r>
+      <w:r>
+        <w:rPr>
+          <w:rFonts w:hint="eastAsia"/>
+        </w:rPr>
+        <w:t xml:space="preserve">. </w:t>
       </w:r>
     </w:p>
     <w:p/>
@@ -5893,12 +10401,26 @@
         </w:numPr>
       </w:pPr>
       <w:bookmarkStart w:id="28" w:name="_Toc243880166"/>
+      <w:proofErr w:type="spellStart"/>
       <w:r>
         <w:rPr>
           <w:rFonts w:hint="eastAsia"/>
         </w:rPr>
         <w:lastRenderedPageBreak/>
-        <w:t>강공격 스킬</w:t>
+        <w:t>강공격</w:t>
+      </w:r>
+      <w:proofErr w:type="spellEnd"/>
+      <w:r>
+        <w:rPr>
+          <w:rFonts w:hint="eastAsia"/>
+        </w:rPr>
+        <w:t xml:space="preserve"> </w:t>
+      </w:r>
+      <w:r>
+        <w:rPr>
+          <w:rFonts w:hint="eastAsia"/>
+        </w:rPr>
+        <w:t>스킬</w:t>
       </w:r>
       <w:bookmarkEnd w:id="28"/>
     </w:p>
@@ -5907,13 +10429,259 @@
         <w:rPr>
           <w:rFonts w:hint="eastAsia"/>
         </w:rPr>
-        <w:t xml:space="preserve">보스 몬스터를 주력으로 상대하기 위한 수단으로 설정한다. </w:t>
-      </w:r>
-      <w:r>
-        <w:rPr>
-          <w:rFonts w:hint="eastAsia"/>
-        </w:rPr>
-        <w:t>강공격 버튼을 누르면 사용 가능하며 플레이어에게 차징 혹은 시전시간이 요구된다. 시전시간은 1초 미만으로 설정한다.</w:t>
+        <w:t>보스</w:t>
+      </w:r>
+      <w:r>
+        <w:rPr>
+          <w:rFonts w:hint="eastAsia"/>
+        </w:rPr>
+        <w:t xml:space="preserve"> </w:t>
+      </w:r>
+      <w:r>
+        <w:rPr>
+          <w:rFonts w:hint="eastAsia"/>
+        </w:rPr>
+        <w:t>몬스터를</w:t>
+      </w:r>
+      <w:r>
+        <w:rPr>
+          <w:rFonts w:hint="eastAsia"/>
+        </w:rPr>
+        <w:t xml:space="preserve"> </w:t>
+      </w:r>
+      <w:r>
+        <w:rPr>
+          <w:rFonts w:hint="eastAsia"/>
+        </w:rPr>
+        <w:t>주력으로</w:t>
+      </w:r>
+      <w:r>
+        <w:rPr>
+          <w:rFonts w:hint="eastAsia"/>
+        </w:rPr>
+        <w:t xml:space="preserve"> </w:t>
+      </w:r>
+      <w:r>
+        <w:rPr>
+          <w:rFonts w:hint="eastAsia"/>
+        </w:rPr>
+        <w:t>상대하기</w:t>
+      </w:r>
+      <w:r>
+        <w:rPr>
+          <w:rFonts w:hint="eastAsia"/>
+        </w:rPr>
+        <w:t xml:space="preserve"> </w:t>
+      </w:r>
+      <w:r>
+        <w:rPr>
+          <w:rFonts w:hint="eastAsia"/>
+        </w:rPr>
+        <w:t>위한</w:t>
+      </w:r>
+      <w:r>
+        <w:rPr>
+          <w:rFonts w:hint="eastAsia"/>
+        </w:rPr>
+        <w:t xml:space="preserve"> </w:t>
+      </w:r>
+      <w:r>
+        <w:rPr>
+          <w:rFonts w:hint="eastAsia"/>
+        </w:rPr>
+        <w:t>수단으로</w:t>
+      </w:r>
+      <w:r>
+        <w:rPr>
+          <w:rFonts w:hint="eastAsia"/>
+        </w:rPr>
+        <w:t xml:space="preserve"> </w:t>
+      </w:r>
+      <w:r>
+        <w:rPr>
+          <w:rFonts w:hint="eastAsia"/>
+        </w:rPr>
+        <w:t>설정한다</w:t>
+      </w:r>
+      <w:r>
+        <w:rPr>
+          <w:rFonts w:hint="eastAsia"/>
+        </w:rPr>
+        <w:t xml:space="preserve">. </w:t>
+      </w:r>
+      <w:proofErr w:type="spellStart"/>
+      <w:r>
+        <w:rPr>
+          <w:rFonts w:hint="eastAsia"/>
+        </w:rPr>
+        <w:t>강공격</w:t>
+      </w:r>
+      <w:proofErr w:type="spellEnd"/>
+      <w:r>
+        <w:rPr>
+          <w:rFonts w:hint="eastAsia"/>
+        </w:rPr>
+        <w:t xml:space="preserve"> </w:t>
+      </w:r>
+      <w:r>
+        <w:rPr>
+          <w:rFonts w:hint="eastAsia"/>
+        </w:rPr>
+        <w:t>버튼을</w:t>
+      </w:r>
+      <w:r>
+        <w:rPr>
+          <w:rFonts w:hint="eastAsia"/>
+        </w:rPr>
+        <w:t xml:space="preserve"> </w:t>
+      </w:r>
+      <w:r>
+        <w:rPr>
+          <w:rFonts w:hint="eastAsia"/>
+        </w:rPr>
+        <w:t>누르면</w:t>
+      </w:r>
+      <w:r>
+        <w:rPr>
+          <w:rFonts w:hint="eastAsia"/>
+        </w:rPr>
+        <w:t xml:space="preserve"> </w:t>
+      </w:r>
+      <w:r>
+        <w:rPr>
+          <w:rFonts w:hint="eastAsia"/>
+        </w:rPr>
+        <w:t>사용</w:t>
+      </w:r>
+      <w:r>
+        <w:rPr>
+          <w:rFonts w:hint="eastAsia"/>
+        </w:rPr>
+        <w:t xml:space="preserve"> </w:t>
+      </w:r>
+      <w:r>
+        <w:rPr>
+          <w:rFonts w:hint="eastAsia"/>
+        </w:rPr>
+        <w:t>가능하며</w:t>
+      </w:r>
+      <w:r>
+        <w:rPr>
+          <w:rFonts w:hint="eastAsia"/>
+        </w:rPr>
+        <w:t xml:space="preserve"> </w:t>
+      </w:r>
+      <w:r>
+        <w:rPr>
+          <w:rFonts w:hint="eastAsia"/>
+        </w:rPr>
+        <w:t>플레이어에게</w:t>
+      </w:r>
+      <w:r>
+        <w:rPr>
+          <w:rFonts w:hint="eastAsia"/>
+        </w:rPr>
+        <w:t xml:space="preserve"> </w:t>
+      </w:r>
+      <w:proofErr w:type="spellStart"/>
+      <w:r>
+        <w:rPr>
+          <w:rFonts w:hint="eastAsia"/>
+        </w:rPr>
+        <w:t>차징</w:t>
+      </w:r>
+      <w:proofErr w:type="spellEnd"/>
+      <w:r>
+        <w:rPr>
+          <w:rFonts w:hint="eastAsia"/>
+        </w:rPr>
+        <w:t xml:space="preserve"> </w:t>
+      </w:r>
+      <w:r>
+        <w:rPr>
+          <w:rFonts w:hint="eastAsia"/>
+        </w:rPr>
+        <w:t>혹은</w:t>
+      </w:r>
+      <w:r>
+        <w:rPr>
+          <w:rFonts w:hint="eastAsia"/>
+        </w:rPr>
+        <w:t xml:space="preserve"> </w:t>
+      </w:r>
+      <w:r>
+        <w:rPr>
+          <w:rFonts w:hint="eastAsia"/>
+        </w:rPr>
+        <w:t>시전시간이</w:t>
+      </w:r>
+      <w:r>
+        <w:rPr>
+          <w:rFonts w:hint="eastAsia"/>
+        </w:rPr>
+        <w:t xml:space="preserve"> </w:t>
+      </w:r>
+      <w:r>
+        <w:rPr>
+          <w:rFonts w:hint="eastAsia"/>
+        </w:rPr>
+        <w:t>요구된다</w:t>
+      </w:r>
+      <w:r>
+        <w:rPr>
+          <w:rFonts w:hint="eastAsia"/>
+        </w:rPr>
+        <w:t xml:space="preserve">. </w:t>
+      </w:r>
+      <w:proofErr w:type="spellStart"/>
+      <w:r>
+        <w:rPr>
+          <w:rFonts w:hint="eastAsia"/>
+        </w:rPr>
+        <w:t>시전시간은</w:t>
+      </w:r>
+      <w:proofErr w:type="spellEnd"/>
+      <w:r>
+        <w:rPr>
+          <w:rFonts w:hint="eastAsia"/>
+        </w:rPr>
+        <w:t xml:space="preserve"> 1</w:t>
+      </w:r>
+      <w:r>
+        <w:rPr>
+          <w:rFonts w:hint="eastAsia"/>
+        </w:rPr>
+        <w:t>초</w:t>
+      </w:r>
+      <w:r>
+        <w:rPr>
+          <w:rFonts w:hint="eastAsia"/>
+        </w:rPr>
+        <w:t xml:space="preserve"> </w:t>
+      </w:r>
+      <w:r>
+        <w:rPr>
+          <w:rFonts w:hint="eastAsia"/>
+        </w:rPr>
+        <w:t>미만으로</w:t>
+      </w:r>
+      <w:r>
+        <w:rPr>
+          <w:rFonts w:hint="eastAsia"/>
+        </w:rPr>
+        <w:t xml:space="preserve"> </w:t>
+      </w:r>
+      <w:r>
+        <w:rPr>
+          <w:rFonts w:hint="eastAsia"/>
+        </w:rPr>
+        <w:t>설정한다</w:t>
+      </w:r>
+      <w:r>
+        <w:rPr>
+          <w:rFonts w:hint="eastAsia"/>
+        </w:rPr>
+        <w:t>.</w:t>
       </w:r>
     </w:p>
     <w:p>
@@ -5969,11 +10737,155 @@
       </w:r>
     </w:p>
     <w:p>
-      <w:r>
-        <w:rPr>
-          <w:rFonts w:hint="eastAsia"/>
-        </w:rPr>
-        <w:t>차징에 따라 차징 이펙트가 길어지거나 차징 범위가 넓어지는 등의 가시화 이펙트가 존재한다.</w:t>
+      <w:proofErr w:type="spellStart"/>
+      <w:r>
+        <w:rPr>
+          <w:rFonts w:hint="eastAsia"/>
+        </w:rPr>
+        <w:t>차징에</w:t>
+      </w:r>
+      <w:proofErr w:type="spellEnd"/>
+      <w:r>
+        <w:rPr>
+          <w:rFonts w:hint="eastAsia"/>
+        </w:rPr>
+        <w:t xml:space="preserve"> </w:t>
+      </w:r>
+      <w:r>
+        <w:rPr>
+          <w:rFonts w:hint="eastAsia"/>
+        </w:rPr>
+        <w:t>따라</w:t>
+      </w:r>
+      <w:r>
+        <w:rPr>
+          <w:rFonts w:hint="eastAsia"/>
+        </w:rPr>
+        <w:t xml:space="preserve"> </w:t>
+      </w:r>
+      <w:proofErr w:type="spellStart"/>
+      <w:r>
+        <w:rPr>
+          <w:rFonts w:hint="eastAsia"/>
+        </w:rPr>
+        <w:t>차징</w:t>
+      </w:r>
+      <w:proofErr w:type="spellEnd"/>
+      <w:r>
+        <w:rPr>
+          <w:rFonts w:hint="eastAsia"/>
+        </w:rPr>
+        <w:t xml:space="preserve"> </w:t>
+      </w:r>
+      <w:r>
+        <w:rPr>
+          <w:rFonts w:hint="eastAsia"/>
+        </w:rPr>
+        <w:t>이펙트가</w:t>
+      </w:r>
+      <w:r>
+        <w:rPr>
+          <w:rFonts w:hint="eastAsia"/>
+        </w:rPr>
+        <w:t xml:space="preserve"> </w:t>
+      </w:r>
+      <w:r>
+        <w:rPr>
+          <w:rFonts w:hint="eastAsia"/>
+        </w:rPr>
+        <w:t>길어지거나</w:t>
+      </w:r>
+      <w:r>
+        <w:rPr>
+          <w:rFonts w:hint="eastAsia"/>
+        </w:rPr>
+        <w:t xml:space="preserve"> </w:t>
+      </w:r>
+      <w:proofErr w:type="spellStart"/>
+      <w:r>
+        <w:rPr>
+          <w:rFonts w:hint="eastAsia"/>
+        </w:rPr>
+        <w:t>차징</w:t>
+      </w:r>
+      <w:proofErr w:type="spellEnd"/>
+      <w:r>
+        <w:rPr>
+          <w:rFonts w:hint="eastAsia"/>
+        </w:rPr>
+        <w:t xml:space="preserve"> </w:t>
+      </w:r>
+      <w:r>
+        <w:rPr>
+          <w:rFonts w:hint="eastAsia"/>
+        </w:rPr>
+        <w:t>범위가</w:t>
+      </w:r>
+      <w:r>
+        <w:rPr>
+          <w:rFonts w:hint="eastAsia"/>
+        </w:rPr>
+        <w:t xml:space="preserve"> </w:t>
+      </w:r>
+      <w:r>
+        <w:rPr>
+          <w:rFonts w:hint="eastAsia"/>
+        </w:rPr>
+        <w:t>넓어지는</w:t>
+      </w:r>
+      <w:r>
+        <w:rPr>
+          <w:rFonts w:hint="eastAsia"/>
+        </w:rPr>
+        <w:t xml:space="preserve"> </w:t>
+      </w:r>
+      <w:r>
+        <w:rPr>
+          <w:rFonts w:hint="eastAsia"/>
+        </w:rPr>
+        <w:t>등의</w:t>
+      </w:r>
+      <w:r>
+        <w:rPr>
+          <w:rFonts w:hint="eastAsia"/>
+        </w:rPr>
+        <w:t xml:space="preserve"> </w:t>
+      </w:r>
+      <w:r>
+        <w:rPr>
+          <w:rFonts w:hint="eastAsia"/>
+        </w:rPr>
+        <w:t>가시화</w:t>
+      </w:r>
+      <w:r>
+        <w:rPr>
+          <w:rFonts w:hint="eastAsia"/>
+        </w:rPr>
+        <w:t xml:space="preserve"> </w:t>
+      </w:r>
+      <w:r>
+        <w:rPr>
+          <w:rFonts w:hint="eastAsia"/>
+        </w:rPr>
+        <w:t>이펙트가</w:t>
+      </w:r>
+      <w:r>
+        <w:rPr>
+          <w:rFonts w:hint="eastAsia"/>
+        </w:rPr>
+        <w:t xml:space="preserve"> </w:t>
+      </w:r>
+      <w:r>
+        <w:rPr>
+          <w:rFonts w:hint="eastAsia"/>
+        </w:rPr>
+        <w:t>존재한다</w:t>
+      </w:r>
+      <w:r>
+        <w:rPr>
+          <w:rFonts w:hint="eastAsia"/>
+        </w:rPr>
+        <w:t>.</w:t>
       </w:r>
     </w:p>
     <w:p>
@@ -6036,6 +10948,7 @@
           <w:bCs/>
         </w:rPr>
       </w:pPr>
+      <w:proofErr w:type="spellStart"/>
       <w:r>
         <w:rPr>
           <w:rFonts w:hint="eastAsia"/>
@@ -6044,13 +10957,188 @@
         </w:rPr>
         <w:t>강공격</w:t>
       </w:r>
+      <w:proofErr w:type="spellEnd"/>
     </w:p>
     <w:p>
       <w:r>
         <w:rPr>
           <w:rFonts w:hint="eastAsia"/>
         </w:rPr>
-        <w:t>투사체 혹은 그와 유사한 공격이 사용된다. 모든 공격의 종류는 추후 별도의 표 혹은 테이블로 정리한다.</w:t>
+        <w:t>투사체</w:t>
+      </w:r>
+      <w:r>
+        <w:rPr>
+          <w:rFonts w:hint="eastAsia"/>
+        </w:rPr>
+        <w:t xml:space="preserve"> </w:t>
+      </w:r>
+      <w:r>
+        <w:rPr>
+          <w:rFonts w:hint="eastAsia"/>
+        </w:rPr>
+        <w:t>혹은</w:t>
+      </w:r>
+      <w:r>
+        <w:rPr>
+          <w:rFonts w:hint="eastAsia"/>
+        </w:rPr>
+        <w:t xml:space="preserve"> </w:t>
+      </w:r>
+      <w:r>
+        <w:rPr>
+          <w:rFonts w:hint="eastAsia"/>
+        </w:rPr>
+        <w:t>그와</w:t>
+      </w:r>
+      <w:r>
+        <w:rPr>
+          <w:rFonts w:hint="eastAsia"/>
+        </w:rPr>
+        <w:t xml:space="preserve"> </w:t>
+      </w:r>
+      <w:r>
+        <w:rPr>
+          <w:rFonts w:hint="eastAsia"/>
+        </w:rPr>
+        <w:t>유사한</w:t>
+      </w:r>
+      <w:r>
+        <w:rPr>
+          <w:rFonts w:hint="eastAsia"/>
+        </w:rPr>
+        <w:t xml:space="preserve"> </w:t>
+      </w:r>
+      <w:r>
+        <w:rPr>
+          <w:rFonts w:hint="eastAsia"/>
+        </w:rPr>
+        <w:t>공격이</w:t>
+      </w:r>
+      <w:r>
+        <w:rPr>
+          <w:rFonts w:hint="eastAsia"/>
+        </w:rPr>
+        <w:t xml:space="preserve"> </w:t>
+      </w:r>
+      <w:r>
+        <w:rPr>
+          <w:rFonts w:hint="eastAsia"/>
+        </w:rPr>
+        <w:t>사용된다</w:t>
+      </w:r>
+      <w:r>
+        <w:rPr>
+          <w:rFonts w:hint="eastAsia"/>
+        </w:rPr>
+        <w:t xml:space="preserve">. </w:t>
+      </w:r>
+      <w:r>
+        <w:rPr>
+          <w:rFonts w:hint="eastAsia"/>
+        </w:rPr>
+        <w:t>모든</w:t>
+      </w:r>
+      <w:r>
+        <w:rPr>
+          <w:rFonts w:hint="eastAsia"/>
+        </w:rPr>
+        <w:t xml:space="preserve"> </w:t>
+      </w:r>
+      <w:r>
+        <w:rPr>
+          <w:rFonts w:hint="eastAsia"/>
+        </w:rPr>
+        <w:t>공격의</w:t>
+      </w:r>
+      <w:r>
+        <w:rPr>
+          <w:rFonts w:hint="eastAsia"/>
+        </w:rPr>
+        <w:t xml:space="preserve"> </w:t>
+      </w:r>
+      <w:r>
+        <w:rPr>
+          <w:rFonts w:hint="eastAsia"/>
+        </w:rPr>
+        <w:t>종류는</w:t>
+      </w:r>
+      <w:r>
+        <w:rPr>
+          <w:rFonts w:hint="eastAsia"/>
+        </w:rPr>
+        <w:t xml:space="preserve"> </w:t>
+      </w:r>
+      <w:r>
+        <w:rPr>
+          <w:rFonts w:hint="eastAsia"/>
+        </w:rPr>
+        <w:t>추후</w:t>
+      </w:r>
+      <w:r>
+        <w:rPr>
+          <w:rFonts w:hint="eastAsia"/>
+        </w:rPr>
+        <w:t xml:space="preserve"> </w:t>
+      </w:r>
+      <w:r>
+        <w:rPr>
+          <w:rFonts w:hint="eastAsia"/>
+        </w:rPr>
+        <w:t>별도의</w:t>
+      </w:r>
+      <w:r>
+        <w:rPr>
+          <w:rFonts w:hint="eastAsia"/>
+        </w:rPr>
+        <w:t xml:space="preserve"> </w:t>
+      </w:r>
+      <w:r>
+        <w:rPr>
+          <w:rFonts w:hint="eastAsia"/>
+        </w:rPr>
+        <w:t>표</w:t>
+      </w:r>
+      <w:r>
+        <w:rPr>
+          <w:rFonts w:hint="eastAsia"/>
+        </w:rPr>
+        <w:t xml:space="preserve"> </w:t>
+      </w:r>
+      <w:r>
+        <w:rPr>
+          <w:rFonts w:hint="eastAsia"/>
+        </w:rPr>
+        <w:t>혹은</w:t>
+      </w:r>
+      <w:r>
+        <w:rPr>
+          <w:rFonts w:hint="eastAsia"/>
+        </w:rPr>
+        <w:t xml:space="preserve"> </w:t>
+      </w:r>
+      <w:r>
+        <w:rPr>
+          <w:rFonts w:hint="eastAsia"/>
+        </w:rPr>
+        <w:t>테이블로</w:t>
+      </w:r>
+      <w:r>
+        <w:rPr>
+          <w:rFonts w:hint="eastAsia"/>
+        </w:rPr>
+        <w:t xml:space="preserve"> </w:t>
+      </w:r>
+      <w:r>
+        <w:rPr>
+          <w:rFonts w:hint="eastAsia"/>
+        </w:rPr>
+        <w:t>정리한다</w:t>
+      </w:r>
+      <w:r>
+        <w:rPr>
+          <w:rFonts w:hint="eastAsia"/>
+        </w:rPr>
+        <w:t>.</w:t>
       </w:r>
     </w:p>
     <w:p/>
@@ -6061,13 +11149,31 @@
           <w:bCs/>
         </w:rPr>
       </w:pPr>
+      <w:proofErr w:type="spellStart"/>
       <w:r>
         <w:rPr>
           <w:rFonts w:hint="eastAsia"/>
           <w:b/>
           <w:bCs/>
         </w:rPr>
-        <w:t>강공격 버튼</w:t>
+        <w:t>강공격</w:t>
+      </w:r>
+      <w:proofErr w:type="spellEnd"/>
+      <w:r>
+        <w:rPr>
+          <w:rFonts w:hint="eastAsia"/>
+          <w:b/>
+          <w:bCs/>
+        </w:rPr>
+        <w:t xml:space="preserve"> </w:t>
+      </w:r>
+      <w:r>
+        <w:rPr>
+          <w:rFonts w:hint="eastAsia"/>
+          <w:b/>
+          <w:bCs/>
+        </w:rPr>
+        <w:t>버튼</w:t>
       </w:r>
     </w:p>
     <w:p>
@@ -6075,7 +11181,73 @@
         <w:rPr>
           <w:rFonts w:hint="eastAsia"/>
         </w:rPr>
-        <w:t xml:space="preserve">버튼을 누르고 있으면 강공격의 사용이 가능하다. </w:t>
+        <w:t>버튼을</w:t>
+      </w:r>
+      <w:r>
+        <w:rPr>
+          <w:rFonts w:hint="eastAsia"/>
+        </w:rPr>
+        <w:t xml:space="preserve"> </w:t>
+      </w:r>
+      <w:r>
+        <w:rPr>
+          <w:rFonts w:hint="eastAsia"/>
+        </w:rPr>
+        <w:t>누르고</w:t>
+      </w:r>
+      <w:r>
+        <w:rPr>
+          <w:rFonts w:hint="eastAsia"/>
+        </w:rPr>
+        <w:t xml:space="preserve"> </w:t>
+      </w:r>
+      <w:r>
+        <w:rPr>
+          <w:rFonts w:hint="eastAsia"/>
+        </w:rPr>
+        <w:t>있으면</w:t>
+      </w:r>
+      <w:r>
+        <w:rPr>
+          <w:rFonts w:hint="eastAsia"/>
+        </w:rPr>
+        <w:t xml:space="preserve"> </w:t>
+      </w:r>
+      <w:r>
+        <w:rPr>
+          <w:rFonts w:hint="eastAsia"/>
+        </w:rPr>
+        <w:t>강공격의</w:t>
+      </w:r>
+      <w:r>
+        <w:rPr>
+          <w:rFonts w:hint="eastAsia"/>
+        </w:rPr>
+        <w:t xml:space="preserve"> </w:t>
+      </w:r>
+      <w:r>
+        <w:rPr>
+          <w:rFonts w:hint="eastAsia"/>
+        </w:rPr>
+        <w:t>사용이</w:t>
+      </w:r>
+      <w:r>
+        <w:rPr>
+          <w:rFonts w:hint="eastAsia"/>
+        </w:rPr>
+        <w:t xml:space="preserve"> </w:t>
+      </w:r>
+      <w:r>
+        <w:rPr>
+          <w:rFonts w:hint="eastAsia"/>
+        </w:rPr>
+        <w:t>가능하다</w:t>
+      </w:r>
+      <w:r>
+        <w:rPr>
+          <w:rFonts w:hint="eastAsia"/>
+        </w:rPr>
+        <w:t xml:space="preserve">. </w:t>
       </w:r>
     </w:p>
     <w:p>
@@ -6091,7 +11263,31 @@
         <w:rPr>
           <w:rFonts w:hint="eastAsia"/>
         </w:rPr>
-        <w:t>보조 전략 스킬</w:t>
+        <w:t>보조</w:t>
+      </w:r>
+      <w:r>
+        <w:rPr>
+          <w:rFonts w:hint="eastAsia"/>
+        </w:rPr>
+        <w:t xml:space="preserve"> </w:t>
+      </w:r>
+      <w:r>
+        <w:rPr>
+          <w:rFonts w:hint="eastAsia"/>
+        </w:rPr>
+        <w:t>전략</w:t>
+      </w:r>
+      <w:r>
+        <w:rPr>
+          <w:rFonts w:hint="eastAsia"/>
+        </w:rPr>
+        <w:t xml:space="preserve"> </w:t>
+      </w:r>
+      <w:r>
+        <w:rPr>
+          <w:rFonts w:hint="eastAsia"/>
+        </w:rPr>
+        <w:t>스킬</w:t>
       </w:r>
       <w:bookmarkEnd w:id="29"/>
     </w:p>
@@ -6100,8 +11296,205 @@
         <w:rPr>
           <w:rFonts w:hint="eastAsia"/>
         </w:rPr>
-        <w:lastRenderedPageBreak/>
-        <w:t xml:space="preserve">플레이어의 강화 혹은 회복 등의 전략적 수단으로 설정한다. 전략 버튼을 누르면 즉발로 해당 스킬에 대한 효과가 발동된다. </w:t>
+        <w:t>플레이어의</w:t>
+      </w:r>
+      <w:r>
+        <w:rPr>
+          <w:rFonts w:hint="eastAsia"/>
+        </w:rPr>
+        <w:t xml:space="preserve"> </w:t>
+      </w:r>
+      <w:r>
+        <w:rPr>
+          <w:rFonts w:hint="eastAsia"/>
+        </w:rPr>
+        <w:t>강화</w:t>
+      </w:r>
+      <w:r>
+        <w:rPr>
+          <w:rFonts w:hint="eastAsia"/>
+        </w:rPr>
+        <w:t xml:space="preserve"> </w:t>
+      </w:r>
+      <w:r>
+        <w:rPr>
+          <w:rFonts w:hint="eastAsia"/>
+        </w:rPr>
+        <w:t>혹은</w:t>
+      </w:r>
+      <w:r>
+        <w:rPr>
+          <w:rFonts w:hint="eastAsia"/>
+        </w:rPr>
+        <w:t xml:space="preserve"> </w:t>
+      </w:r>
+      <w:r>
+        <w:rPr>
+          <w:rFonts w:hint="eastAsia"/>
+        </w:rPr>
+        <w:t>회복</w:t>
+      </w:r>
+      <w:r>
+        <w:rPr>
+          <w:rFonts w:hint="eastAsia"/>
+        </w:rPr>
+        <w:t xml:space="preserve"> </w:t>
+      </w:r>
+      <w:r>
+        <w:rPr>
+          <w:rFonts w:hint="eastAsia"/>
+        </w:rPr>
+        <w:t>등의</w:t>
+      </w:r>
+      <w:r>
+        <w:rPr>
+          <w:rFonts w:hint="eastAsia"/>
+        </w:rPr>
+        <w:t xml:space="preserve"> </w:t>
+      </w:r>
+      <w:r>
+        <w:rPr>
+          <w:rFonts w:hint="eastAsia"/>
+        </w:rPr>
+        <w:t>전략적</w:t>
+      </w:r>
+      <w:r>
+        <w:rPr>
+          <w:rFonts w:hint="eastAsia"/>
+        </w:rPr>
+        <w:t xml:space="preserve"> </w:t>
+      </w:r>
+      <w:r>
+        <w:rPr>
+          <w:rFonts w:hint="eastAsia"/>
+        </w:rPr>
+        <w:t>수단으로</w:t>
+      </w:r>
+      <w:r>
+        <w:rPr>
+          <w:rFonts w:hint="eastAsia"/>
+        </w:rPr>
+        <w:t xml:space="preserve"> </w:t>
+      </w:r>
+      <w:r>
+        <w:rPr>
+          <w:rFonts w:hint="eastAsia"/>
+        </w:rPr>
+        <w:t>설정한다</w:t>
+      </w:r>
+      <w:r>
+        <w:rPr>
+          <w:rFonts w:hint="eastAsia"/>
+        </w:rPr>
+        <w:t xml:space="preserve">. </w:t>
+      </w:r>
+      <w:r>
+        <w:rPr>
+          <w:rFonts w:hint="eastAsia"/>
+        </w:rPr>
+        <w:t>전략</w:t>
+      </w:r>
+      <w:r>
+        <w:rPr>
+          <w:rFonts w:hint="eastAsia"/>
+        </w:rPr>
+        <w:t xml:space="preserve"> </w:t>
+      </w:r>
+      <w:r>
+        <w:rPr>
+          <w:rFonts w:hint="eastAsia"/>
+        </w:rPr>
+        <w:t>버튼을</w:t>
+      </w:r>
+      <w:r>
+        <w:rPr>
+          <w:rFonts w:hint="eastAsia"/>
+        </w:rPr>
+        <w:t xml:space="preserve"> </w:t>
+      </w:r>
+      <w:r>
+        <w:rPr>
+          <w:rFonts w:hint="eastAsia"/>
+        </w:rPr>
+        <w:t>누르면</w:t>
+      </w:r>
+      <w:r>
+        <w:rPr>
+          <w:rFonts w:hint="eastAsia"/>
+        </w:rPr>
+        <w:t xml:space="preserve"> </w:t>
+      </w:r>
+      <w:r>
+        <w:rPr>
+          <w:rFonts w:hint="eastAsia"/>
+        </w:rPr>
+        <w:t>즉발로</w:t>
+      </w:r>
+      <w:r>
+        <w:rPr>
+          <w:rFonts w:hint="eastAsia"/>
+        </w:rPr>
+        <w:t xml:space="preserve"> </w:t>
+      </w:r>
+      <w:r>
+        <w:rPr>
+          <w:rFonts w:hint="eastAsia"/>
+        </w:rPr>
+        <w:t>해당</w:t>
+      </w:r>
+      <w:r>
+        <w:rPr>
+          <w:rFonts w:hint="eastAsia"/>
+        </w:rPr>
+        <w:t xml:space="preserve"> </w:t>
+      </w:r>
+      <w:r>
+        <w:rPr>
+          <w:rFonts w:hint="eastAsia"/>
+        </w:rPr>
+        <w:t>스킬에</w:t>
+      </w:r>
+      <w:r>
+        <w:rPr>
+          <w:rFonts w:hint="eastAsia"/>
+        </w:rPr>
+        <w:t xml:space="preserve"> </w:t>
+      </w:r>
+      <w:r>
+        <w:rPr>
+          <w:rFonts w:hint="eastAsia"/>
+        </w:rPr>
+        <w:t>대한</w:t>
+      </w:r>
+      <w:r>
+        <w:rPr>
+          <w:rFonts w:hint="eastAsia"/>
+        </w:rPr>
+        <w:t xml:space="preserve"> </w:t>
+      </w:r>
+      <w:r>
+        <w:rPr>
+          <w:rFonts w:hint="eastAsia"/>
+        </w:rPr>
+        <w:t>효과가</w:t>
+      </w:r>
+      <w:r>
+        <w:rPr>
+          <w:rFonts w:hint="eastAsia"/>
+        </w:rPr>
+        <w:t xml:space="preserve"> </w:t>
+      </w:r>
+      <w:r>
+        <w:rPr>
+          <w:rFonts w:hint="eastAsia"/>
+        </w:rPr>
+        <w:t>발동된다</w:t>
+      </w:r>
+      <w:r>
+        <w:rPr>
+          <w:rFonts w:hint="eastAsia"/>
+        </w:rPr>
+        <w:t xml:space="preserve">. </w:t>
       </w:r>
     </w:p>
     <w:p>
@@ -6109,6 +11502,7 @@
         <w:rPr>
           <w:noProof/>
         </w:rPr>
+        <w:lastRenderedPageBreak/>
         <w:drawing>
           <wp:inline distT="0" distB="0" distL="0" distR="0" wp14:anchorId="7BB3CFDC" wp14:editId="33548EE1">
             <wp:extent cx="5733415" cy="2698095"/>
@@ -6174,11 +11568,211 @@
       </w:r>
     </w:p>
     <w:p>
-      <w:r>
-        <w:rPr>
-          <w:rFonts w:hint="eastAsia"/>
-        </w:rPr>
-        <w:t>스탯의 강화, 회복, 일시 무적 등이 사용된다. 모든 전략 스킬의 종류는 추후 별도의 표 혹은 테이블로 정리한다.</w:t>
+      <w:proofErr w:type="spellStart"/>
+      <w:r>
+        <w:rPr>
+          <w:rFonts w:hint="eastAsia"/>
+        </w:rPr>
+        <w:t>스탯의</w:t>
+      </w:r>
+      <w:proofErr w:type="spellEnd"/>
+      <w:r>
+        <w:rPr>
+          <w:rFonts w:hint="eastAsia"/>
+        </w:rPr>
+        <w:t xml:space="preserve"> </w:t>
+      </w:r>
+      <w:r>
+        <w:rPr>
+          <w:rFonts w:hint="eastAsia"/>
+        </w:rPr>
+        <w:t>강화</w:t>
+      </w:r>
+      <w:r>
+        <w:rPr>
+          <w:rFonts w:hint="eastAsia"/>
+        </w:rPr>
+        <w:t xml:space="preserve">, </w:t>
+      </w:r>
+      <w:r>
+        <w:rPr>
+          <w:rFonts w:hint="eastAsia"/>
+        </w:rPr>
+        <w:t>회복</w:t>
+      </w:r>
+      <w:r>
+        <w:rPr>
+          <w:rFonts w:hint="eastAsia"/>
+        </w:rPr>
+        <w:t xml:space="preserve">, </w:t>
+      </w:r>
+      <w:r>
+        <w:rPr>
+          <w:rFonts w:hint="eastAsia"/>
+        </w:rPr>
+        <w:t>일시</w:t>
+      </w:r>
+      <w:r>
+        <w:rPr>
+          <w:rFonts w:hint="eastAsia"/>
+        </w:rPr>
+        <w:t xml:space="preserve"> </w:t>
+      </w:r>
+      <w:r>
+        <w:rPr>
+          <w:rFonts w:hint="eastAsia"/>
+        </w:rPr>
+        <w:t>무적</w:t>
+      </w:r>
+      <w:r>
+        <w:rPr>
+          <w:rFonts w:hint="eastAsia"/>
+        </w:rPr>
+        <w:t xml:space="preserve"> </w:t>
+      </w:r>
+      <w:r>
+        <w:rPr>
+          <w:rFonts w:hint="eastAsia"/>
+        </w:rPr>
+        <w:t>등이</w:t>
+      </w:r>
+      <w:r>
+        <w:rPr>
+          <w:rFonts w:hint="eastAsia"/>
+        </w:rPr>
+        <w:t xml:space="preserve"> </w:t>
+      </w:r>
+      <w:r>
+        <w:rPr>
+          <w:rFonts w:hint="eastAsia"/>
+        </w:rPr>
+        <w:t>사용된다</w:t>
+      </w:r>
+      <w:r>
+        <w:rPr>
+          <w:rFonts w:hint="eastAsia"/>
+        </w:rPr>
+        <w:t xml:space="preserve">. </w:t>
+      </w:r>
+      <w:r>
+        <w:rPr>
+          <w:rFonts w:hint="eastAsia"/>
+        </w:rPr>
+        <w:t>모든</w:t>
+      </w:r>
+      <w:r>
+        <w:rPr>
+          <w:rFonts w:hint="eastAsia"/>
+        </w:rPr>
+        <w:t xml:space="preserve"> </w:t>
+      </w:r>
+      <w:r>
+        <w:rPr>
+          <w:rFonts w:hint="eastAsia"/>
+        </w:rPr>
+        <w:t>전략</w:t>
+      </w:r>
+      <w:r>
+        <w:rPr>
+          <w:rFonts w:hint="eastAsia"/>
+        </w:rPr>
+        <w:t xml:space="preserve"> </w:t>
+      </w:r>
+      <w:r>
+        <w:rPr>
+          <w:rFonts w:hint="eastAsia"/>
+        </w:rPr>
+        <w:t>스킬의</w:t>
+      </w:r>
+      <w:r>
+        <w:rPr>
+          <w:rFonts w:hint="eastAsia"/>
+        </w:rPr>
+        <w:t xml:space="preserve"> </w:t>
+      </w:r>
+      <w:r>
+        <w:rPr>
+          <w:rFonts w:hint="eastAsia"/>
+        </w:rPr>
+        <w:t>종류는</w:t>
+      </w:r>
+      <w:r>
+        <w:rPr>
+          <w:rFonts w:hint="eastAsia"/>
+        </w:rPr>
+        <w:t xml:space="preserve"> </w:t>
+      </w:r>
+      <w:r>
+        <w:rPr>
+          <w:rFonts w:hint="eastAsia"/>
+        </w:rPr>
+        <w:t>추후</w:t>
+      </w:r>
+      <w:r>
+        <w:rPr>
+          <w:rFonts w:hint="eastAsia"/>
+        </w:rPr>
+        <w:t xml:space="preserve"> </w:t>
+      </w:r>
+      <w:r>
+        <w:rPr>
+          <w:rFonts w:hint="eastAsia"/>
+        </w:rPr>
+        <w:t>별도의</w:t>
+      </w:r>
+      <w:r>
+        <w:rPr>
+          <w:rFonts w:hint="eastAsia"/>
+        </w:rPr>
+        <w:t xml:space="preserve"> </w:t>
+      </w:r>
+      <w:r>
+        <w:rPr>
+          <w:rFonts w:hint="eastAsia"/>
+        </w:rPr>
+        <w:t>표</w:t>
+      </w:r>
+      <w:r>
+        <w:rPr>
+          <w:rFonts w:hint="eastAsia"/>
+        </w:rPr>
+        <w:t xml:space="preserve"> </w:t>
+      </w:r>
+      <w:r>
+        <w:rPr>
+          <w:rFonts w:hint="eastAsia"/>
+        </w:rPr>
+        <w:t>혹은</w:t>
+      </w:r>
+      <w:r>
+        <w:rPr>
+          <w:rFonts w:hint="eastAsia"/>
+        </w:rPr>
+        <w:t xml:space="preserve"> </w:t>
+      </w:r>
+      <w:r>
+        <w:rPr>
+          <w:rFonts w:hint="eastAsia"/>
+        </w:rPr>
+        <w:t>테이블로</w:t>
+      </w:r>
+      <w:r>
+        <w:rPr>
+          <w:rFonts w:hint="eastAsia"/>
+        </w:rPr>
+        <w:t xml:space="preserve"> </w:t>
+      </w:r>
+      <w:r>
+        <w:rPr>
+          <w:rFonts w:hint="eastAsia"/>
+        </w:rPr>
+        <w:t>정리한다</w:t>
+      </w:r>
+      <w:r>
+        <w:rPr>
+          <w:rFonts w:hint="eastAsia"/>
+        </w:rPr>
+        <w:t>.</w:t>
       </w:r>
     </w:p>
     <w:p/>
@@ -6195,7 +11789,23 @@
           <w:b/>
           <w:bCs/>
         </w:rPr>
-        <w:t>전략 버튼</w:t>
+        <w:t>전략</w:t>
+      </w:r>
+      <w:r>
+        <w:rPr>
+          <w:rFonts w:hint="eastAsia"/>
+          <w:b/>
+          <w:bCs/>
+        </w:rPr>
+        <w:t xml:space="preserve"> </w:t>
+      </w:r>
+      <w:r>
+        <w:rPr>
+          <w:rFonts w:hint="eastAsia"/>
+          <w:b/>
+          <w:bCs/>
+        </w:rPr>
+        <w:t>버튼</w:t>
       </w:r>
     </w:p>
     <w:p>
@@ -6209,7 +11819,111 @@
         <w:rPr>
           <w:rFonts w:hint="eastAsia"/>
         </w:rPr>
-        <w:t>튼을 누르면 즉발로 사용된다. 쿨타임은 6초에서 10초 사이로 제한한다.</w:t>
+        <w:t>튼을</w:t>
+      </w:r>
+      <w:r>
+        <w:rPr>
+          <w:rFonts w:hint="eastAsia"/>
+        </w:rPr>
+        <w:t xml:space="preserve"> </w:t>
+      </w:r>
+      <w:r>
+        <w:rPr>
+          <w:rFonts w:hint="eastAsia"/>
+        </w:rPr>
+        <w:t>누르면</w:t>
+      </w:r>
+      <w:r>
+        <w:rPr>
+          <w:rFonts w:hint="eastAsia"/>
+        </w:rPr>
+        <w:t xml:space="preserve"> </w:t>
+      </w:r>
+      <w:r>
+        <w:rPr>
+          <w:rFonts w:hint="eastAsia"/>
+        </w:rPr>
+        <w:t>즉발로</w:t>
+      </w:r>
+      <w:r>
+        <w:rPr>
+          <w:rFonts w:hint="eastAsia"/>
+        </w:rPr>
+        <w:t xml:space="preserve"> </w:t>
+      </w:r>
+      <w:r>
+        <w:rPr>
+          <w:rFonts w:hint="eastAsia"/>
+        </w:rPr>
+        <w:t>사용된다</w:t>
+      </w:r>
+      <w:r>
+        <w:rPr>
+          <w:rFonts w:hint="eastAsia"/>
+        </w:rPr>
+        <w:t xml:space="preserve">. </w:t>
+      </w:r>
+      <w:proofErr w:type="spellStart"/>
+      <w:r>
+        <w:rPr>
+          <w:rFonts w:hint="eastAsia"/>
+        </w:rPr>
+        <w:t>쿨타임은</w:t>
+      </w:r>
+      <w:proofErr w:type="spellEnd"/>
+      <w:r>
+        <w:rPr>
+          <w:rFonts w:hint="eastAsia"/>
+        </w:rPr>
+        <w:t xml:space="preserve"> 6</w:t>
+      </w:r>
+      <w:r>
+        <w:rPr>
+          <w:rFonts w:hint="eastAsia"/>
+        </w:rPr>
+        <w:t>초에서</w:t>
+      </w:r>
+      <w:r>
+        <w:rPr>
+          <w:rFonts w:hint="eastAsia"/>
+        </w:rPr>
+        <w:t xml:space="preserve"> 10</w:t>
+      </w:r>
+      <w:r>
+        <w:rPr>
+          <w:rFonts w:hint="eastAsia"/>
+        </w:rPr>
+        <w:t>초</w:t>
+      </w:r>
+      <w:r>
+        <w:rPr>
+          <w:rFonts w:hint="eastAsia"/>
+        </w:rPr>
+        <w:t xml:space="preserve"> </w:t>
+      </w:r>
+      <w:r>
+        <w:rPr>
+          <w:rFonts w:hint="eastAsia"/>
+        </w:rPr>
+        <w:t>사이로</w:t>
+      </w:r>
+      <w:r>
+        <w:rPr>
+          <w:rFonts w:hint="eastAsia"/>
+        </w:rPr>
+        <w:t xml:space="preserve"> </w:t>
+      </w:r>
+      <w:r>
+        <w:rPr>
+          <w:rFonts w:hint="eastAsia"/>
+        </w:rPr>
+        <w:t>제한한다</w:t>
+      </w:r>
+      <w:r>
+        <w:rPr>
+          <w:rFonts w:hint="eastAsia"/>
+        </w:rPr>
+        <w:t>.</w:t>
       </w:r>
     </w:p>
     <w:p/>
@@ -6227,7 +11941,19 @@
         <w:rPr>
           <w:rFonts w:hint="eastAsia"/>
         </w:rPr>
-        <w:t>속성 시스템</w:t>
+        <w:t>속성</w:t>
+      </w:r>
+      <w:r>
+        <w:rPr>
+          <w:rFonts w:hint="eastAsia"/>
+        </w:rPr>
+        <w:t xml:space="preserve"> </w:t>
+      </w:r>
+      <w:r>
+        <w:rPr>
+          <w:rFonts w:hint="eastAsia"/>
+        </w:rPr>
+        <w:t>시스템</w:t>
       </w:r>
       <w:bookmarkEnd w:id="30"/>
       <w:bookmarkEnd w:id="31"/>
@@ -6327,7 +12053,103 @@
         <w:rPr>
           <w:rFonts w:hint="eastAsia"/>
         </w:rPr>
-        <w:t>}의 10종류 속성이 스킬에 영향을 줄 수 있다.</w:t>
+        <w:t>}</w:t>
+      </w:r>
+      <w:r>
+        <w:rPr>
+          <w:rFonts w:hint="eastAsia"/>
+        </w:rPr>
+        <w:t>의</w:t>
+      </w:r>
+      <w:r>
+        <w:rPr>
+          <w:rFonts w:hint="eastAsia"/>
+        </w:rPr>
+        <w:t xml:space="preserve"> 10</w:t>
+      </w:r>
+      <w:r>
+        <w:rPr>
+          <w:rFonts w:hint="eastAsia"/>
+        </w:rPr>
+        <w:t>종류</w:t>
+      </w:r>
+      <w:r>
+        <w:rPr>
+          <w:rFonts w:hint="eastAsia"/>
+        </w:rPr>
+        <w:t xml:space="preserve"> </w:t>
+      </w:r>
+      <w:r>
+        <w:rPr>
+          <w:rFonts w:hint="eastAsia"/>
+        </w:rPr>
+        <w:t>속성이</w:t>
+      </w:r>
+      <w:r>
+        <w:rPr>
+          <w:rFonts w:hint="eastAsia"/>
+        </w:rPr>
+        <w:t xml:space="preserve"> </w:t>
+      </w:r>
+      <w:r>
+        <w:rPr>
+          <w:rFonts w:hint="eastAsia"/>
+        </w:rPr>
+        <w:t>스킬에</w:t>
+      </w:r>
+      <w:r>
+        <w:rPr>
+          <w:rFonts w:hint="eastAsia"/>
+        </w:rPr>
+        <w:t xml:space="preserve"> </w:t>
+      </w:r>
+      <w:r>
+        <w:rPr>
+          <w:rFonts w:hint="eastAsia"/>
+        </w:rPr>
+        <w:t>영향을</w:t>
+      </w:r>
+      <w:r>
+        <w:rPr>
+          <w:rFonts w:hint="eastAsia"/>
+        </w:rPr>
+        <w:t xml:space="preserve"> </w:t>
+      </w:r>
+      <w:r>
+        <w:rPr>
+          <w:rFonts w:hint="eastAsia"/>
+        </w:rPr>
+        <w:t>줄</w:t>
+      </w:r>
+      <w:r>
+        <w:rPr>
+          <w:rFonts w:hint="eastAsia"/>
+        </w:rPr>
+        <w:t xml:space="preserve"> </w:t>
+      </w:r>
+      <w:r>
+        <w:rPr>
+          <w:rFonts w:hint="eastAsia"/>
+        </w:rPr>
+        <w:t>수</w:t>
+      </w:r>
+      <w:r>
+        <w:rPr>
+          <w:rFonts w:hint="eastAsia"/>
+        </w:rPr>
+        <w:t xml:space="preserve"> </w:t>
+      </w:r>
+      <w:r>
+        <w:rPr>
+          <w:rFonts w:hint="eastAsia"/>
+        </w:rPr>
+        <w:t>있다</w:t>
+      </w:r>
+      <w:r>
+        <w:rPr>
+          <w:rFonts w:hint="eastAsia"/>
+        </w:rPr>
+        <w:t>.</w:t>
       </w:r>
       <w:r>
         <w:rPr>
@@ -6345,13 +12167,73 @@
         <w:rPr>
           <w:rFonts w:hint="eastAsia"/>
         </w:rPr>
-        <w:t xml:space="preserve">이후 속성 기획서에서 추가로 </w:t>
-      </w:r>
-      <w:r>
-        <w:rPr>
-          <w:rFonts w:hint="eastAsia"/>
-        </w:rPr>
-        <w:t>다룰 예정)</w:t>
+        <w:t>이후</w:t>
+      </w:r>
+      <w:r>
+        <w:rPr>
+          <w:rFonts w:hint="eastAsia"/>
+        </w:rPr>
+        <w:t xml:space="preserve"> </w:t>
+      </w:r>
+      <w:r>
+        <w:rPr>
+          <w:rFonts w:hint="eastAsia"/>
+        </w:rPr>
+        <w:t>속성</w:t>
+      </w:r>
+      <w:r>
+        <w:rPr>
+          <w:rFonts w:hint="eastAsia"/>
+        </w:rPr>
+        <w:t xml:space="preserve"> </w:t>
+      </w:r>
+      <w:r>
+        <w:rPr>
+          <w:rFonts w:hint="eastAsia"/>
+        </w:rPr>
+        <w:t>기획서에서</w:t>
+      </w:r>
+      <w:r>
+        <w:rPr>
+          <w:rFonts w:hint="eastAsia"/>
+        </w:rPr>
+        <w:t xml:space="preserve"> </w:t>
+      </w:r>
+      <w:r>
+        <w:rPr>
+          <w:rFonts w:hint="eastAsia"/>
+        </w:rPr>
+        <w:t>추가로</w:t>
+      </w:r>
+      <w:r>
+        <w:rPr>
+          <w:rFonts w:hint="eastAsia"/>
+        </w:rPr>
+        <w:t xml:space="preserve"> </w:t>
+      </w:r>
+      <w:r>
+        <w:rPr>
+          <w:rFonts w:hint="eastAsia"/>
+        </w:rPr>
+        <w:t>다룰</w:t>
+      </w:r>
+      <w:r>
+        <w:rPr>
+          <w:rFonts w:hint="eastAsia"/>
+        </w:rPr>
+        <w:t xml:space="preserve"> </w:t>
+      </w:r>
+      <w:r>
+        <w:rPr>
+          <w:rFonts w:hint="eastAsia"/>
+        </w:rPr>
+        <w:t>예정</w:t>
+      </w:r>
+      <w:r>
+        <w:rPr>
+          <w:rFonts w:hint="eastAsia"/>
+        </w:rPr>
+        <w:t>)</w:t>
       </w:r>
     </w:p>
     <w:p/>
@@ -6376,12 +12258,50 @@
         </w:numPr>
       </w:pPr>
       <w:bookmarkStart w:id="32" w:name="_Toc243880169"/>
+      <w:proofErr w:type="spellStart"/>
       <w:r>
         <w:rPr>
           <w:rFonts w:hint="eastAsia"/>
         </w:rPr>
         <w:lastRenderedPageBreak/>
-        <w:t>패링 및 방어 시스템</w:t>
+        <w:t>패링</w:t>
+      </w:r>
+      <w:proofErr w:type="spellEnd"/>
+      <w:r>
+        <w:rPr>
+          <w:rFonts w:hint="eastAsia"/>
+        </w:rPr>
+        <w:t xml:space="preserve"> </w:t>
+      </w:r>
+      <w:r>
+        <w:rPr>
+          <w:rFonts w:hint="eastAsia"/>
+        </w:rPr>
+        <w:t>및</w:t>
+      </w:r>
+      <w:r>
+        <w:rPr>
+          <w:rFonts w:hint="eastAsia"/>
+        </w:rPr>
+        <w:t xml:space="preserve"> </w:t>
+      </w:r>
+      <w:r>
+        <w:rPr>
+          <w:rFonts w:hint="eastAsia"/>
+        </w:rPr>
+        <w:t>방어</w:t>
+      </w:r>
+      <w:r>
+        <w:rPr>
+          <w:rFonts w:hint="eastAsia"/>
+        </w:rPr>
+        <w:t xml:space="preserve"> </w:t>
+      </w:r>
+      <w:r>
+        <w:rPr>
+          <w:rFonts w:hint="eastAsia"/>
+        </w:rPr>
+        <w:t>시스템</w:t>
       </w:r>
       <w:bookmarkEnd w:id="32"/>
     </w:p>
@@ -6390,28 +12310,492 @@
         <w:rPr>
           <w:rFonts w:hint="eastAsia"/>
         </w:rPr>
-        <w:t xml:space="preserve">보스의 공격을 막거나 튕겨내는 시스템이다. 단순 회피/공격 반복에서 벗어나, 적의 공격 타이밍에 맞춘 정밀 방어/반격 플레이를 통해 전투 몰입감과 손맛을 극대화한다. </w:t>
-      </w:r>
-      <w:r>
-        <w:rPr>
-          <w:rFonts w:hint="eastAsia"/>
-        </w:rPr>
-        <w:t xml:space="preserve">패링 및 방어 시스템은 플레이어와 에너미 모두 사용할 수 있는 공통 구조이다. </w:t>
-      </w:r>
-      <w:r>
-        <w:rPr>
-          <w:rFonts w:hint="eastAsia"/>
-        </w:rPr>
-        <w:t xml:space="preserve">상세한 내용은 </w:t>
-      </w:r>
-      <w:r>
-        <w:t>Zomso_Parrying_기획서.docx</w:t>
-      </w:r>
-      <w:r>
-        <w:rPr>
-          <w:rFonts w:hint="eastAsia"/>
-        </w:rPr>
-        <w:t>에서 다룬다.</w:t>
+        <w:t>보스의</w:t>
+      </w:r>
+      <w:r>
+        <w:rPr>
+          <w:rFonts w:hint="eastAsia"/>
+        </w:rPr>
+        <w:t xml:space="preserve"> </w:t>
+      </w:r>
+      <w:r>
+        <w:rPr>
+          <w:rFonts w:hint="eastAsia"/>
+        </w:rPr>
+        <w:t>공격을</w:t>
+      </w:r>
+      <w:r>
+        <w:rPr>
+          <w:rFonts w:hint="eastAsia"/>
+        </w:rPr>
+        <w:t xml:space="preserve"> </w:t>
+      </w:r>
+      <w:r>
+        <w:rPr>
+          <w:rFonts w:hint="eastAsia"/>
+        </w:rPr>
+        <w:t>막거나</w:t>
+      </w:r>
+      <w:r>
+        <w:rPr>
+          <w:rFonts w:hint="eastAsia"/>
+        </w:rPr>
+        <w:t xml:space="preserve"> </w:t>
+      </w:r>
+      <w:r>
+        <w:rPr>
+          <w:rFonts w:hint="eastAsia"/>
+        </w:rPr>
+        <w:t>튕겨내는</w:t>
+      </w:r>
+      <w:r>
+        <w:rPr>
+          <w:rFonts w:hint="eastAsia"/>
+        </w:rPr>
+        <w:t xml:space="preserve"> </w:t>
+      </w:r>
+      <w:r>
+        <w:rPr>
+          <w:rFonts w:hint="eastAsia"/>
+        </w:rPr>
+        <w:t>시스템이다</w:t>
+      </w:r>
+      <w:r>
+        <w:rPr>
+          <w:rFonts w:hint="eastAsia"/>
+        </w:rPr>
+        <w:t xml:space="preserve">. </w:t>
+      </w:r>
+      <w:r>
+        <w:rPr>
+          <w:rFonts w:hint="eastAsia"/>
+        </w:rPr>
+        <w:t>단순</w:t>
+      </w:r>
+      <w:r>
+        <w:rPr>
+          <w:rFonts w:hint="eastAsia"/>
+        </w:rPr>
+        <w:t xml:space="preserve"> </w:t>
+      </w:r>
+      <w:r>
+        <w:rPr>
+          <w:rFonts w:hint="eastAsia"/>
+        </w:rPr>
+        <w:t>회피</w:t>
+      </w:r>
+      <w:r>
+        <w:rPr>
+          <w:rFonts w:hint="eastAsia"/>
+        </w:rPr>
+        <w:t>/</w:t>
+      </w:r>
+      <w:r>
+        <w:rPr>
+          <w:rFonts w:hint="eastAsia"/>
+        </w:rPr>
+        <w:t>공격</w:t>
+      </w:r>
+      <w:r>
+        <w:rPr>
+          <w:rFonts w:hint="eastAsia"/>
+        </w:rPr>
+        <w:t xml:space="preserve"> </w:t>
+      </w:r>
+      <w:r>
+        <w:rPr>
+          <w:rFonts w:hint="eastAsia"/>
+        </w:rPr>
+        <w:t>반복에서</w:t>
+      </w:r>
+      <w:r>
+        <w:rPr>
+          <w:rFonts w:hint="eastAsia"/>
+        </w:rPr>
+        <w:t xml:space="preserve"> </w:t>
+      </w:r>
+      <w:r>
+        <w:rPr>
+          <w:rFonts w:hint="eastAsia"/>
+        </w:rPr>
+        <w:t>벗어나</w:t>
+      </w:r>
+      <w:r>
+        <w:rPr>
+          <w:rFonts w:hint="eastAsia"/>
+        </w:rPr>
+        <w:t xml:space="preserve">, </w:t>
+      </w:r>
+      <w:r>
+        <w:rPr>
+          <w:rFonts w:hint="eastAsia"/>
+        </w:rPr>
+        <w:t>적의</w:t>
+      </w:r>
+      <w:r>
+        <w:rPr>
+          <w:rFonts w:hint="eastAsia"/>
+        </w:rPr>
+        <w:t xml:space="preserve"> </w:t>
+      </w:r>
+      <w:r>
+        <w:rPr>
+          <w:rFonts w:hint="eastAsia"/>
+        </w:rPr>
+        <w:t>공격</w:t>
+      </w:r>
+      <w:r>
+        <w:rPr>
+          <w:rFonts w:hint="eastAsia"/>
+        </w:rPr>
+        <w:t xml:space="preserve"> </w:t>
+      </w:r>
+      <w:r>
+        <w:rPr>
+          <w:rFonts w:hint="eastAsia"/>
+        </w:rPr>
+        <w:t>타이밍에</w:t>
+      </w:r>
+      <w:r>
+        <w:rPr>
+          <w:rFonts w:hint="eastAsia"/>
+        </w:rPr>
+        <w:t xml:space="preserve"> </w:t>
+      </w:r>
+      <w:r>
+        <w:rPr>
+          <w:rFonts w:hint="eastAsia"/>
+        </w:rPr>
+        <w:t>맞춘</w:t>
+      </w:r>
+      <w:r>
+        <w:rPr>
+          <w:rFonts w:hint="eastAsia"/>
+        </w:rPr>
+        <w:t xml:space="preserve"> </w:t>
+      </w:r>
+      <w:r>
+        <w:rPr>
+          <w:rFonts w:hint="eastAsia"/>
+        </w:rPr>
+        <w:t>정밀</w:t>
+      </w:r>
+      <w:r>
+        <w:rPr>
+          <w:rFonts w:hint="eastAsia"/>
+        </w:rPr>
+        <w:t xml:space="preserve"> </w:t>
+      </w:r>
+      <w:r>
+        <w:rPr>
+          <w:rFonts w:hint="eastAsia"/>
+        </w:rPr>
+        <w:t>방어</w:t>
+      </w:r>
+      <w:r>
+        <w:rPr>
+          <w:rFonts w:hint="eastAsia"/>
+        </w:rPr>
+        <w:t>/</w:t>
+      </w:r>
+      <w:r>
+        <w:rPr>
+          <w:rFonts w:hint="eastAsia"/>
+        </w:rPr>
+        <w:t>반격</w:t>
+      </w:r>
+      <w:r>
+        <w:rPr>
+          <w:rFonts w:hint="eastAsia"/>
+        </w:rPr>
+        <w:t xml:space="preserve"> </w:t>
+      </w:r>
+      <w:r>
+        <w:rPr>
+          <w:rFonts w:hint="eastAsia"/>
+        </w:rPr>
+        <w:t>플레이를</w:t>
+      </w:r>
+      <w:r>
+        <w:rPr>
+          <w:rFonts w:hint="eastAsia"/>
+        </w:rPr>
+        <w:t xml:space="preserve"> </w:t>
+      </w:r>
+      <w:r>
+        <w:rPr>
+          <w:rFonts w:hint="eastAsia"/>
+        </w:rPr>
+        <w:t>통해</w:t>
+      </w:r>
+      <w:r>
+        <w:rPr>
+          <w:rFonts w:hint="eastAsia"/>
+        </w:rPr>
+        <w:t xml:space="preserve"> </w:t>
+      </w:r>
+      <w:r>
+        <w:rPr>
+          <w:rFonts w:hint="eastAsia"/>
+        </w:rPr>
+        <w:t>전투</w:t>
+      </w:r>
+      <w:r>
+        <w:rPr>
+          <w:rFonts w:hint="eastAsia"/>
+        </w:rPr>
+        <w:t xml:space="preserve"> </w:t>
+      </w:r>
+      <w:r>
+        <w:rPr>
+          <w:rFonts w:hint="eastAsia"/>
+        </w:rPr>
+        <w:t>몰입감과</w:t>
+      </w:r>
+      <w:r>
+        <w:rPr>
+          <w:rFonts w:hint="eastAsia"/>
+        </w:rPr>
+        <w:t xml:space="preserve"> </w:t>
+      </w:r>
+      <w:r>
+        <w:rPr>
+          <w:rFonts w:hint="eastAsia"/>
+        </w:rPr>
+        <w:t>손맛을</w:t>
+      </w:r>
+      <w:r>
+        <w:rPr>
+          <w:rFonts w:hint="eastAsia"/>
+        </w:rPr>
+        <w:t xml:space="preserve"> </w:t>
+      </w:r>
+      <w:r>
+        <w:rPr>
+          <w:rFonts w:hint="eastAsia"/>
+        </w:rPr>
+        <w:t>극대화한다</w:t>
+      </w:r>
+      <w:r>
+        <w:rPr>
+          <w:rFonts w:hint="eastAsia"/>
+        </w:rPr>
+        <w:t xml:space="preserve">. </w:t>
+      </w:r>
+      <w:proofErr w:type="spellStart"/>
+      <w:r>
+        <w:rPr>
+          <w:rFonts w:hint="eastAsia"/>
+        </w:rPr>
+        <w:t>패링</w:t>
+      </w:r>
+      <w:proofErr w:type="spellEnd"/>
+      <w:r>
+        <w:rPr>
+          <w:rFonts w:hint="eastAsia"/>
+        </w:rPr>
+        <w:t xml:space="preserve"> </w:t>
+      </w:r>
+      <w:r>
+        <w:rPr>
+          <w:rFonts w:hint="eastAsia"/>
+        </w:rPr>
+        <w:t>및</w:t>
+      </w:r>
+      <w:r>
+        <w:rPr>
+          <w:rFonts w:hint="eastAsia"/>
+        </w:rPr>
+        <w:t xml:space="preserve"> </w:t>
+      </w:r>
+      <w:r>
+        <w:rPr>
+          <w:rFonts w:hint="eastAsia"/>
+        </w:rPr>
+        <w:t>방어</w:t>
+      </w:r>
+      <w:r>
+        <w:rPr>
+          <w:rFonts w:hint="eastAsia"/>
+        </w:rPr>
+        <w:t xml:space="preserve"> </w:t>
+      </w:r>
+      <w:r>
+        <w:rPr>
+          <w:rFonts w:hint="eastAsia"/>
+        </w:rPr>
+        <w:t>시스템은</w:t>
+      </w:r>
+      <w:r>
+        <w:rPr>
+          <w:rFonts w:hint="eastAsia"/>
+        </w:rPr>
+        <w:t xml:space="preserve"> </w:t>
+      </w:r>
+      <w:r>
+        <w:rPr>
+          <w:rFonts w:hint="eastAsia"/>
+        </w:rPr>
+        <w:t>플레이어와</w:t>
+      </w:r>
+      <w:r>
+        <w:rPr>
+          <w:rFonts w:hint="eastAsia"/>
+        </w:rPr>
+        <w:t xml:space="preserve"> </w:t>
+      </w:r>
+      <w:proofErr w:type="spellStart"/>
+      <w:r>
+        <w:rPr>
+          <w:rFonts w:hint="eastAsia"/>
+        </w:rPr>
+        <w:t>에너미</w:t>
+      </w:r>
+      <w:proofErr w:type="spellEnd"/>
+      <w:r>
+        <w:rPr>
+          <w:rFonts w:hint="eastAsia"/>
+        </w:rPr>
+        <w:t xml:space="preserve"> </w:t>
+      </w:r>
+      <w:r>
+        <w:rPr>
+          <w:rFonts w:hint="eastAsia"/>
+        </w:rPr>
+        <w:t>모두</w:t>
+      </w:r>
+      <w:r>
+        <w:rPr>
+          <w:rFonts w:hint="eastAsia"/>
+        </w:rPr>
+        <w:t xml:space="preserve"> </w:t>
+      </w:r>
+      <w:r>
+        <w:rPr>
+          <w:rFonts w:hint="eastAsia"/>
+        </w:rPr>
+        <w:t>사용할</w:t>
+      </w:r>
+      <w:r>
+        <w:rPr>
+          <w:rFonts w:hint="eastAsia"/>
+        </w:rPr>
+        <w:t xml:space="preserve"> </w:t>
+      </w:r>
+      <w:r>
+        <w:rPr>
+          <w:rFonts w:hint="eastAsia"/>
+        </w:rPr>
+        <w:t>수</w:t>
+      </w:r>
+      <w:r>
+        <w:rPr>
+          <w:rFonts w:hint="eastAsia"/>
+        </w:rPr>
+        <w:t xml:space="preserve"> </w:t>
+      </w:r>
+      <w:r>
+        <w:rPr>
+          <w:rFonts w:hint="eastAsia"/>
+        </w:rPr>
+        <w:t>있는</w:t>
+      </w:r>
+      <w:r>
+        <w:rPr>
+          <w:rFonts w:hint="eastAsia"/>
+        </w:rPr>
+        <w:t xml:space="preserve"> </w:t>
+      </w:r>
+      <w:r>
+        <w:rPr>
+          <w:rFonts w:hint="eastAsia"/>
+        </w:rPr>
+        <w:t>공통</w:t>
+      </w:r>
+      <w:r>
+        <w:rPr>
+          <w:rFonts w:hint="eastAsia"/>
+        </w:rPr>
+        <w:t xml:space="preserve"> </w:t>
+      </w:r>
+      <w:r>
+        <w:rPr>
+          <w:rFonts w:hint="eastAsia"/>
+        </w:rPr>
+        <w:t>구조이다</w:t>
+      </w:r>
+      <w:r>
+        <w:rPr>
+          <w:rFonts w:hint="eastAsia"/>
+        </w:rPr>
+        <w:t xml:space="preserve">. </w:t>
+      </w:r>
+      <w:r>
+        <w:rPr>
+          <w:rFonts w:hint="eastAsia"/>
+        </w:rPr>
+        <w:t>상세한</w:t>
+      </w:r>
+      <w:r>
+        <w:rPr>
+          <w:rFonts w:hint="eastAsia"/>
+        </w:rPr>
+        <w:t xml:space="preserve"> </w:t>
+      </w:r>
+      <w:r>
+        <w:rPr>
+          <w:rFonts w:hint="eastAsia"/>
+        </w:rPr>
+        <w:t>내용은</w:t>
+      </w:r>
+      <w:r>
+        <w:rPr>
+          <w:rFonts w:hint="eastAsia"/>
+        </w:rPr>
+        <w:t xml:space="preserve"> </w:t>
+      </w:r>
+      <w:proofErr w:type="spellStart"/>
+      <w:r>
+        <w:t>Zomso_Parrying</w:t>
+      </w:r>
+      <w:proofErr w:type="spellEnd"/>
+      <w:r>
+        <w:t>_</w:t>
+      </w:r>
+      <w:r>
+        <w:t>기획서</w:t>
+      </w:r>
+      <w:r>
+        <w:t>.</w:t>
+      </w:r>
+      <w:proofErr w:type="spellStart"/>
+      <w:r>
+        <w:t>docx</w:t>
+      </w:r>
+      <w:proofErr w:type="spellEnd"/>
+      <w:r>
+        <w:rPr>
+          <w:rFonts w:hint="eastAsia"/>
+        </w:rPr>
+        <w:t>에서</w:t>
+      </w:r>
+      <w:r>
+        <w:rPr>
+          <w:rFonts w:hint="eastAsia"/>
+        </w:rPr>
+        <w:t xml:space="preserve"> </w:t>
+      </w:r>
+      <w:r>
+        <w:rPr>
+          <w:rFonts w:hint="eastAsia"/>
+        </w:rPr>
+        <w:t>다룬다</w:t>
+      </w:r>
+      <w:r>
+        <w:rPr>
+          <w:rFonts w:hint="eastAsia"/>
+        </w:rPr>
+        <w:t>.</w:t>
       </w:r>
     </w:p>
     <w:p/>
@@ -6428,7 +12812,25 @@
         <w:rPr>
           <w:rFonts w:hint="eastAsia"/>
         </w:rPr>
-        <w:t xml:space="preserve">게임 내 </w:t>
+        <w:t>게임</w:t>
+      </w:r>
+      <w:r>
+        <w:rPr>
+          <w:rFonts w:hint="eastAsia"/>
+        </w:rPr>
+        <w:t xml:space="preserve"> </w:t>
+      </w:r>
+      <w:r>
+        <w:rPr>
+          <w:rFonts w:hint="eastAsia"/>
+        </w:rPr>
+        <w:t>내</w:t>
+      </w:r>
+      <w:r>
+        <w:rPr>
+          <w:rFonts w:hint="eastAsia"/>
+        </w:rPr>
+        <w:t xml:space="preserve"> </w:t>
       </w:r>
       <w:r>
         <w:rPr>
@@ -6460,15 +12862,189 @@
         <w:rPr>
           <w:rFonts w:hint="eastAsia"/>
         </w:rPr>
-        <w:t>조작 및 생존 : 기본 이동, 회피기</w:t>
-      </w:r>
+        <w:t>조작</w:t>
+      </w:r>
+      <w:r>
+        <w:rPr>
+          <w:rFonts w:hint="eastAsia"/>
+        </w:rPr>
+        <w:t xml:space="preserve"> </w:t>
+      </w:r>
+      <w:r>
+        <w:rPr>
+          <w:rFonts w:hint="eastAsia"/>
+        </w:rPr>
+        <w:t>및</w:t>
+      </w:r>
+      <w:r>
+        <w:rPr>
+          <w:rFonts w:hint="eastAsia"/>
+        </w:rPr>
+        <w:t xml:space="preserve"> </w:t>
+      </w:r>
+      <w:proofErr w:type="gramStart"/>
+      <w:r>
+        <w:rPr>
+          <w:rFonts w:hint="eastAsia"/>
+        </w:rPr>
+        <w:t>생존</w:t>
+      </w:r>
+      <w:r>
+        <w:rPr>
+          <w:rFonts w:hint="eastAsia"/>
+        </w:rPr>
+        <w:t xml:space="preserve"> :</w:t>
+      </w:r>
+      <w:proofErr w:type="gramEnd"/>
+      <w:r>
+        <w:rPr>
+          <w:rFonts w:hint="eastAsia"/>
+        </w:rPr>
+        <w:t xml:space="preserve"> </w:t>
+      </w:r>
+      <w:r>
+        <w:rPr>
+          <w:rFonts w:hint="eastAsia"/>
+        </w:rPr>
+        <w:t>기본</w:t>
+      </w:r>
+      <w:r>
+        <w:rPr>
+          <w:rFonts w:hint="eastAsia"/>
+        </w:rPr>
+        <w:t xml:space="preserve"> </w:t>
+      </w:r>
+      <w:r>
+        <w:rPr>
+          <w:rFonts w:hint="eastAsia"/>
+        </w:rPr>
+        <w:t>이동</w:t>
+      </w:r>
+      <w:r>
+        <w:rPr>
+          <w:rFonts w:hint="eastAsia"/>
+        </w:rPr>
+        <w:t xml:space="preserve">, </w:t>
+      </w:r>
+      <w:proofErr w:type="spellStart"/>
+      <w:r>
+        <w:rPr>
+          <w:rFonts w:hint="eastAsia"/>
+        </w:rPr>
+        <w:t>회피기</w:t>
+      </w:r>
+      <w:proofErr w:type="spellEnd"/>
     </w:p>
     <w:p>
-      <w:r>
-        <w:rPr>
-          <w:rFonts w:hint="eastAsia"/>
-        </w:rPr>
-        <w:t>전투 : 무기 1종을 활용한 자동 공격, 3개의 액티브 스킬</w:t>
+      <w:proofErr w:type="gramStart"/>
+      <w:r>
+        <w:rPr>
+          <w:rFonts w:hint="eastAsia"/>
+        </w:rPr>
+        <w:t>전투</w:t>
+      </w:r>
+      <w:r>
+        <w:rPr>
+          <w:rFonts w:hint="eastAsia"/>
+        </w:rPr>
+        <w:t xml:space="preserve"> :</w:t>
+      </w:r>
+      <w:proofErr w:type="gramEnd"/>
+      <w:r>
+        <w:rPr>
+          <w:rFonts w:hint="eastAsia"/>
+        </w:rPr>
+        <w:t xml:space="preserve"> </w:t>
+      </w:r>
+      <w:r>
+        <w:rPr>
+          <w:rFonts w:hint="eastAsia"/>
+        </w:rPr>
+        <w:t>무기</w:t>
+      </w:r>
+      <w:r>
+        <w:rPr>
+          <w:rFonts w:hint="eastAsia"/>
+        </w:rPr>
+        <w:t xml:space="preserve"> 1</w:t>
+      </w:r>
+      <w:r>
+        <w:rPr>
+          <w:rFonts w:hint="eastAsia"/>
+        </w:rPr>
+        <w:t>종을</w:t>
+      </w:r>
+      <w:r>
+        <w:rPr>
+          <w:rFonts w:hint="eastAsia"/>
+        </w:rPr>
+        <w:t xml:space="preserve"> </w:t>
+      </w:r>
+      <w:r>
+        <w:rPr>
+          <w:rFonts w:hint="eastAsia"/>
+        </w:rPr>
+        <w:t>활용한</w:t>
+      </w:r>
+      <w:r>
+        <w:rPr>
+          <w:rFonts w:hint="eastAsia"/>
+        </w:rPr>
+        <w:t xml:space="preserve"> </w:t>
+      </w:r>
+      <w:r>
+        <w:rPr>
+          <w:rFonts w:hint="eastAsia"/>
+        </w:rPr>
+        <w:t>자동</w:t>
+      </w:r>
+      <w:r>
+        <w:rPr>
+          <w:rFonts w:hint="eastAsia"/>
+        </w:rPr>
+        <w:t xml:space="preserve"> </w:t>
+      </w:r>
+      <w:r>
+        <w:rPr>
+          <w:rFonts w:hint="eastAsia"/>
+        </w:rPr>
+        <w:t>공격</w:t>
+      </w:r>
+      <w:r>
+        <w:rPr>
+          <w:rFonts w:hint="eastAsia"/>
+        </w:rPr>
+        <w:t>, 3</w:t>
+      </w:r>
+      <w:r>
+        <w:rPr>
+          <w:rFonts w:hint="eastAsia"/>
+        </w:rPr>
+        <w:t>개의</w:t>
+      </w:r>
+      <w:r>
+        <w:rPr>
+          <w:rFonts w:hint="eastAsia"/>
+        </w:rPr>
+        <w:t xml:space="preserve"> </w:t>
+      </w:r>
+      <w:r>
+        <w:rPr>
+          <w:rFonts w:hint="eastAsia"/>
+        </w:rPr>
+        <w:t>액티브</w:t>
+      </w:r>
+      <w:r>
+        <w:rPr>
+          <w:rFonts w:hint="eastAsia"/>
+        </w:rPr>
+        <w:t xml:space="preserve"> </w:t>
+      </w:r>
+      <w:r>
+        <w:rPr>
+          <w:rFonts w:hint="eastAsia"/>
+        </w:rPr>
+        <w:t>스킬</w:t>
       </w:r>
     </w:p>
     <w:p/>
@@ -6492,19 +13068,185 @@
       <w:bookmarkEnd w:id="36"/>
     </w:p>
     <w:p>
-      <w:r>
-        <w:rPr>
-          <w:rFonts w:hint="eastAsia"/>
-        </w:rPr>
-        <w:t>일반 : 플레이어 추적, 충돌 데미지, 투사체 공격</w:t>
+      <w:proofErr w:type="gramStart"/>
+      <w:r>
+        <w:rPr>
+          <w:rFonts w:hint="eastAsia"/>
+        </w:rPr>
+        <w:t>일반</w:t>
+      </w:r>
+      <w:r>
+        <w:rPr>
+          <w:rFonts w:hint="eastAsia"/>
+        </w:rPr>
+        <w:t xml:space="preserve"> :</w:t>
+      </w:r>
+      <w:proofErr w:type="gramEnd"/>
+      <w:r>
+        <w:rPr>
+          <w:rFonts w:hint="eastAsia"/>
+        </w:rPr>
+        <w:t xml:space="preserve"> </w:t>
+      </w:r>
+      <w:r>
+        <w:rPr>
+          <w:rFonts w:hint="eastAsia"/>
+        </w:rPr>
+        <w:t>플레이어</w:t>
+      </w:r>
+      <w:r>
+        <w:rPr>
+          <w:rFonts w:hint="eastAsia"/>
+        </w:rPr>
+        <w:t xml:space="preserve"> </w:t>
+      </w:r>
+      <w:r>
+        <w:rPr>
+          <w:rFonts w:hint="eastAsia"/>
+        </w:rPr>
+        <w:t>추적</w:t>
+      </w:r>
+      <w:r>
+        <w:rPr>
+          <w:rFonts w:hint="eastAsia"/>
+        </w:rPr>
+        <w:t xml:space="preserve">, </w:t>
+      </w:r>
+      <w:r>
+        <w:rPr>
+          <w:rFonts w:hint="eastAsia"/>
+        </w:rPr>
+        <w:t>충돌</w:t>
+      </w:r>
+      <w:r>
+        <w:rPr>
+          <w:rFonts w:hint="eastAsia"/>
+        </w:rPr>
+        <w:t xml:space="preserve"> </w:t>
+      </w:r>
+      <w:r>
+        <w:rPr>
+          <w:rFonts w:hint="eastAsia"/>
+        </w:rPr>
+        <w:t>데미지</w:t>
+      </w:r>
+      <w:r>
+        <w:rPr>
+          <w:rFonts w:hint="eastAsia"/>
+        </w:rPr>
+        <w:t xml:space="preserve">, </w:t>
+      </w:r>
+      <w:r>
+        <w:rPr>
+          <w:rFonts w:hint="eastAsia"/>
+        </w:rPr>
+        <w:t>투사체</w:t>
+      </w:r>
+      <w:r>
+        <w:rPr>
+          <w:rFonts w:hint="eastAsia"/>
+        </w:rPr>
+        <w:t xml:space="preserve"> </w:t>
+      </w:r>
+      <w:r>
+        <w:rPr>
+          <w:rFonts w:hint="eastAsia"/>
+        </w:rPr>
+        <w:t>공격</w:t>
       </w:r>
     </w:p>
     <w:p>
-      <w:r>
-        <w:rPr>
-          <w:rFonts w:hint="eastAsia"/>
-        </w:rPr>
-        <w:t>엘리트 : 처치 시 특수 보상 제공 (유물)</w:t>
+      <w:proofErr w:type="gramStart"/>
+      <w:r>
+        <w:rPr>
+          <w:rFonts w:hint="eastAsia"/>
+        </w:rPr>
+        <w:t>엘리트</w:t>
+      </w:r>
+      <w:r>
+        <w:rPr>
+          <w:rFonts w:hint="eastAsia"/>
+        </w:rPr>
+        <w:t xml:space="preserve"> :</w:t>
+      </w:r>
+      <w:proofErr w:type="gramEnd"/>
+      <w:r>
+        <w:rPr>
+          <w:rFonts w:hint="eastAsia"/>
+        </w:rPr>
+        <w:t xml:space="preserve"> </w:t>
+      </w:r>
+      <w:r>
+        <w:rPr>
+          <w:rFonts w:hint="eastAsia"/>
+        </w:rPr>
+        <w:t>처치</w:t>
+      </w:r>
+      <w:r>
+        <w:rPr>
+          <w:rFonts w:hint="eastAsia"/>
+        </w:rPr>
+        <w:t xml:space="preserve"> </w:t>
+      </w:r>
+      <w:r>
+        <w:rPr>
+          <w:rFonts w:hint="eastAsia"/>
+        </w:rPr>
+        <w:t>시</w:t>
+      </w:r>
+      <w:r>
+        <w:rPr>
+          <w:rFonts w:hint="eastAsia"/>
+        </w:rPr>
+        <w:t xml:space="preserve"> </w:t>
+      </w:r>
+      <w:r>
+        <w:rPr>
+          <w:rFonts w:hint="eastAsia"/>
+        </w:rPr>
+        <w:t>특수</w:t>
+      </w:r>
+      <w:r>
+        <w:rPr>
+          <w:rFonts w:hint="eastAsia"/>
+        </w:rPr>
+        <w:t xml:space="preserve"> </w:t>
+      </w:r>
+      <w:r>
+        <w:rPr>
+          <w:rFonts w:hint="eastAsia"/>
+        </w:rPr>
+        <w:t>보상</w:t>
+      </w:r>
+      <w:r>
+        <w:rPr>
+          <w:rFonts w:hint="eastAsia"/>
+        </w:rPr>
+        <w:t xml:space="preserve"> </w:t>
+      </w:r>
+      <w:r>
+        <w:rPr>
+          <w:rFonts w:hint="eastAsia"/>
+        </w:rPr>
+        <w:t>제공</w:t>
+      </w:r>
+      <w:r>
+        <w:rPr>
+          <w:rFonts w:hint="eastAsia"/>
+        </w:rPr>
+        <w:t xml:space="preserve"> (</w:t>
+      </w:r>
+      <w:r>
+        <w:rPr>
+          <w:rFonts w:hint="eastAsia"/>
+        </w:rPr>
+        <w:t>유물</w:t>
+      </w:r>
+      <w:r>
+        <w:rPr>
+          <w:rFonts w:hint="eastAsia"/>
+        </w:rPr>
+        <w:t>)</w:t>
       </w:r>
     </w:p>
     <w:p>
@@ -6512,7 +13254,151 @@
         <w:rPr>
           <w:rFonts w:hint="eastAsia"/>
         </w:rPr>
-        <w:t>모든 몬스터의 체력 게이지는 피격 전 보이지 않다가, 피격 후 남은 게이지만큼 가시화</w:t>
+        <w:t>모든</w:t>
+      </w:r>
+      <w:r>
+        <w:rPr>
+          <w:rFonts w:hint="eastAsia"/>
+        </w:rPr>
+        <w:t xml:space="preserve"> </w:t>
+      </w:r>
+      <w:r>
+        <w:rPr>
+          <w:rFonts w:hint="eastAsia"/>
+        </w:rPr>
+        <w:t>몬스터의</w:t>
+      </w:r>
+      <w:r>
+        <w:rPr>
+          <w:rFonts w:hint="eastAsia"/>
+        </w:rPr>
+        <w:t xml:space="preserve"> </w:t>
+      </w:r>
+      <w:r>
+        <w:rPr>
+          <w:rFonts w:hint="eastAsia"/>
+        </w:rPr>
+        <w:t>체력</w:t>
+      </w:r>
+      <w:r>
+        <w:rPr>
+          <w:rFonts w:hint="eastAsia"/>
+        </w:rPr>
+        <w:t xml:space="preserve"> </w:t>
+      </w:r>
+      <w:r>
+        <w:rPr>
+          <w:rFonts w:hint="eastAsia"/>
+        </w:rPr>
+        <w:t>게이지는</w:t>
+      </w:r>
+      <w:r>
+        <w:rPr>
+          <w:rFonts w:hint="eastAsia"/>
+        </w:rPr>
+        <w:t xml:space="preserve"> </w:t>
+      </w:r>
+      <w:r>
+        <w:rPr>
+          <w:rFonts w:hint="eastAsia"/>
+        </w:rPr>
+        <w:t>피격</w:t>
+      </w:r>
+      <w:r>
+        <w:rPr>
+          <w:rFonts w:hint="eastAsia"/>
+        </w:rPr>
+        <w:t xml:space="preserve"> </w:t>
+      </w:r>
+      <w:r>
+        <w:rPr>
+          <w:rFonts w:hint="eastAsia"/>
+        </w:rPr>
+        <w:t>전</w:t>
+      </w:r>
+      <w:r>
+        <w:rPr>
+          <w:rFonts w:hint="eastAsia"/>
+        </w:rPr>
+        <w:t xml:space="preserve"> </w:t>
+      </w:r>
+      <w:r>
+        <w:rPr>
+          <w:rFonts w:hint="eastAsia"/>
+        </w:rPr>
+        <w:t>보이지</w:t>
+      </w:r>
+      <w:r>
+        <w:rPr>
+          <w:rFonts w:hint="eastAsia"/>
+        </w:rPr>
+        <w:t xml:space="preserve"> </w:t>
+      </w:r>
+      <w:r>
+        <w:rPr>
+          <w:rFonts w:hint="eastAsia"/>
+        </w:rPr>
+        <w:t>않다가</w:t>
+      </w:r>
+      <w:r>
+        <w:rPr>
+          <w:rFonts w:hint="eastAsia"/>
+        </w:rPr>
+        <w:t xml:space="preserve">, </w:t>
+      </w:r>
+      <w:r>
+        <w:rPr>
+          <w:rFonts w:hint="eastAsia"/>
+        </w:rPr>
+        <w:t>피격</w:t>
+      </w:r>
+      <w:r>
+        <w:rPr>
+          <w:rFonts w:hint="eastAsia"/>
+        </w:rPr>
+        <w:t xml:space="preserve"> </w:t>
+      </w:r>
+      <w:r>
+        <w:rPr>
+          <w:rFonts w:hint="eastAsia"/>
+        </w:rPr>
+        <w:t>후</w:t>
+      </w:r>
+      <w:r>
+        <w:rPr>
+          <w:rFonts w:hint="eastAsia"/>
+        </w:rPr>
+        <w:t xml:space="preserve"> </w:t>
+      </w:r>
+      <w:r>
+        <w:rPr>
+          <w:rFonts w:hint="eastAsia"/>
+        </w:rPr>
+        <w:t>남은</w:t>
+      </w:r>
+      <w:r>
+        <w:rPr>
+          <w:rFonts w:hint="eastAsia"/>
+        </w:rPr>
+        <w:t xml:space="preserve"> </w:t>
+      </w:r>
+      <w:r>
+        <w:rPr>
+          <w:rFonts w:hint="eastAsia"/>
+        </w:rPr>
+        <w:t>게이지만큼</w:t>
+      </w:r>
+      <w:r>
+        <w:rPr>
+          <w:rFonts w:hint="eastAsia"/>
+        </w:rPr>
+        <w:t xml:space="preserve"> </w:t>
+      </w:r>
+      <w:r>
+        <w:rPr>
+          <w:rFonts w:hint="eastAsia"/>
+        </w:rPr>
+        <w:t>가시화</w:t>
       </w:r>
       <w:r>
         <w:t>된다</w:t>
@@ -6533,7 +13419,79 @@
         <w:rPr>
           <w:lang w:eastAsia="ko"/>
         </w:rPr>
-        <w:t>(실제 테스트 후 가시성 확인 필요)</w:t>
+        <w:t>(</w:t>
+      </w:r>
+      <w:r>
+        <w:rPr>
+          <w:lang w:eastAsia="ko"/>
+        </w:rPr>
+        <w:t>실제</w:t>
+      </w:r>
+      <w:r>
+        <w:rPr>
+          <w:lang w:eastAsia="ko"/>
+        </w:rPr>
+        <w:t xml:space="preserve"> </w:t>
+      </w:r>
+      <w:r>
+        <w:rPr>
+          <w:lang w:eastAsia="ko"/>
+        </w:rPr>
+        <w:t>테스트</w:t>
+      </w:r>
+      <w:r>
+        <w:rPr>
+          <w:lang w:eastAsia="ko"/>
+        </w:rPr>
+        <w:t xml:space="preserve"> </w:t>
+      </w:r>
+      <w:r>
+        <w:rPr>
+          <w:lang w:eastAsia="ko"/>
+        </w:rPr>
+        <w:t>후</w:t>
+      </w:r>
+      <w:r>
+        <w:rPr>
+          <w:lang w:eastAsia="ko"/>
+        </w:rPr>
+        <w:t xml:space="preserve"> </w:t>
+      </w:r>
+      <w:r>
+        <w:rPr>
+          <w:lang w:eastAsia="ko"/>
+        </w:rPr>
+        <w:t>가시성</w:t>
+      </w:r>
+      <w:r>
+        <w:rPr>
+          <w:lang w:eastAsia="ko"/>
+        </w:rPr>
+        <w:t xml:space="preserve"> </w:t>
+      </w:r>
+      <w:r>
+        <w:rPr>
+          <w:lang w:eastAsia="ko"/>
+        </w:rPr>
+        <w:t>확인</w:t>
+      </w:r>
+      <w:r>
+        <w:rPr>
+          <w:lang w:eastAsia="ko"/>
+        </w:rPr>
+        <w:t xml:space="preserve"> </w:t>
+      </w:r>
+      <w:r>
+        <w:rPr>
+          <w:lang w:eastAsia="ko"/>
+        </w:rPr>
+        <w:t>필요</w:t>
+      </w:r>
+      <w:r>
+        <w:rPr>
+          <w:lang w:eastAsia="ko"/>
+        </w:rPr>
+        <w:t>)</w:t>
       </w:r>
     </w:p>
     <w:p>
@@ -6601,7 +13559,23 @@
           <w:b/>
           <w:bCs/>
         </w:rPr>
-        <w:t>피격 전</w:t>
+        <w:t>피격</w:t>
+      </w:r>
+      <w:r>
+        <w:rPr>
+          <w:rFonts w:hint="eastAsia"/>
+          <w:b/>
+          <w:bCs/>
+        </w:rPr>
+        <w:t xml:space="preserve"> </w:t>
+      </w:r>
+      <w:r>
+        <w:rPr>
+          <w:rFonts w:hint="eastAsia"/>
+          <w:b/>
+          <w:bCs/>
+        </w:rPr>
+        <w:t>전</w:t>
       </w:r>
     </w:p>
     <w:p>
@@ -6609,7 +13583,20 @@
         <w:rPr>
           <w:rFonts w:hint="eastAsia"/>
         </w:rPr>
-        <w:t>몬스터의 H</w:t>
+        <w:t>몬스터의</w:t>
+      </w:r>
+      <w:r>
+        <w:rPr>
+          <w:rFonts w:hint="eastAsia"/>
+        </w:rPr>
+        <w:t xml:space="preserve"> </w:t>
+      </w:r>
+      <w:proofErr w:type="spellStart"/>
+      <w:r>
+        <w:rPr>
+          <w:rFonts w:hint="eastAsia"/>
+        </w:rPr>
+        <w:t>H</w:t>
       </w:r>
       <w:r>
         <w:t>p</w:t>
@@ -6618,7 +13605,44 @@
         <w:rPr>
           <w:rFonts w:hint="eastAsia"/>
         </w:rPr>
-        <w:t>bar가 보이지 않는다.</w:t>
+        <w:t>bar</w:t>
+      </w:r>
+      <w:proofErr w:type="spellEnd"/>
+      <w:r>
+        <w:rPr>
+          <w:rFonts w:hint="eastAsia"/>
+        </w:rPr>
+        <w:t>가</w:t>
+      </w:r>
+      <w:r>
+        <w:rPr>
+          <w:rFonts w:hint="eastAsia"/>
+        </w:rPr>
+        <w:t xml:space="preserve"> </w:t>
+      </w:r>
+      <w:r>
+        <w:rPr>
+          <w:rFonts w:hint="eastAsia"/>
+        </w:rPr>
+        <w:t>보이지</w:t>
+      </w:r>
+      <w:r>
+        <w:rPr>
+          <w:rFonts w:hint="eastAsia"/>
+        </w:rPr>
+        <w:t xml:space="preserve"> </w:t>
+      </w:r>
+      <w:r>
+        <w:rPr>
+          <w:rFonts w:hint="eastAsia"/>
+        </w:rPr>
+        <w:t>않는다</w:t>
+      </w:r>
+      <w:r>
+        <w:rPr>
+          <w:rFonts w:hint="eastAsia"/>
+        </w:rPr>
+        <w:t>.</w:t>
       </w:r>
     </w:p>
     <w:p/>
@@ -6688,7 +13712,23 @@
           <w:b/>
           <w:bCs/>
         </w:rPr>
-        <w:t>피격 후</w:t>
+        <w:t>피격</w:t>
+      </w:r>
+      <w:r>
+        <w:rPr>
+          <w:rFonts w:hint="eastAsia"/>
+          <w:b/>
+          <w:bCs/>
+        </w:rPr>
+        <w:t xml:space="preserve"> </w:t>
+      </w:r>
+      <w:r>
+        <w:rPr>
+          <w:rFonts w:hint="eastAsia"/>
+          <w:b/>
+          <w:bCs/>
+        </w:rPr>
+        <w:t>후</w:t>
       </w:r>
     </w:p>
     <w:p>
@@ -6696,7 +13736,139 @@
         <w:rPr>
           <w:rFonts w:hint="eastAsia"/>
         </w:rPr>
-        <w:t>피격으로 인해 Hp가 감소하였을 때,  Hpbar가 가시화되며 감소된 만큼 표기해준다.</w:t>
+        <w:t>피격으로</w:t>
+      </w:r>
+      <w:r>
+        <w:rPr>
+          <w:rFonts w:hint="eastAsia"/>
+        </w:rPr>
+        <w:t xml:space="preserve"> </w:t>
+      </w:r>
+      <w:r>
+        <w:rPr>
+          <w:rFonts w:hint="eastAsia"/>
+        </w:rPr>
+        <w:t>인해</w:t>
+      </w:r>
+      <w:r>
+        <w:rPr>
+          <w:rFonts w:hint="eastAsia"/>
+        </w:rPr>
+        <w:t xml:space="preserve"> </w:t>
+      </w:r>
+      <w:proofErr w:type="spellStart"/>
+      <w:r>
+        <w:rPr>
+          <w:rFonts w:hint="eastAsia"/>
+        </w:rPr>
+        <w:t>Hp</w:t>
+      </w:r>
+      <w:proofErr w:type="spellEnd"/>
+      <w:r>
+        <w:rPr>
+          <w:rFonts w:hint="eastAsia"/>
+        </w:rPr>
+        <w:t>가</w:t>
+      </w:r>
+      <w:r>
+        <w:rPr>
+          <w:rFonts w:hint="eastAsia"/>
+        </w:rPr>
+        <w:t xml:space="preserve"> </w:t>
+      </w:r>
+      <w:r>
+        <w:rPr>
+          <w:rFonts w:hint="eastAsia"/>
+        </w:rPr>
+        <w:t>감소하였을</w:t>
+      </w:r>
+      <w:r>
+        <w:rPr>
+          <w:rFonts w:hint="eastAsia"/>
+        </w:rPr>
+        <w:t xml:space="preserve"> </w:t>
+      </w:r>
+      <w:proofErr w:type="gramStart"/>
+      <w:r>
+        <w:rPr>
+          <w:rFonts w:hint="eastAsia"/>
+        </w:rPr>
+        <w:t>때</w:t>
+      </w:r>
+      <w:r>
+        <w:rPr>
+          <w:rFonts w:hint="eastAsia"/>
+        </w:rPr>
+        <w:t xml:space="preserve">,  </w:t>
+      </w:r>
+      <w:proofErr w:type="spellStart"/>
+      <w:r>
+        <w:rPr>
+          <w:rFonts w:hint="eastAsia"/>
+        </w:rPr>
+        <w:t>Hpbar</w:t>
+      </w:r>
+      <w:proofErr w:type="spellEnd"/>
+      <w:proofErr w:type="gramEnd"/>
+      <w:r>
+        <w:rPr>
+          <w:rFonts w:hint="eastAsia"/>
+        </w:rPr>
+        <w:t>가</w:t>
+      </w:r>
+      <w:r>
+        <w:rPr>
+          <w:rFonts w:hint="eastAsia"/>
+        </w:rPr>
+        <w:t xml:space="preserve"> </w:t>
+      </w:r>
+      <w:r>
+        <w:rPr>
+          <w:rFonts w:hint="eastAsia"/>
+        </w:rPr>
+        <w:t>가시화되며</w:t>
+      </w:r>
+      <w:r>
+        <w:rPr>
+          <w:rFonts w:hint="eastAsia"/>
+        </w:rPr>
+        <w:t xml:space="preserve"> </w:t>
+      </w:r>
+      <w:r>
+        <w:rPr>
+          <w:rFonts w:hint="eastAsia"/>
+        </w:rPr>
+        <w:t>감소된</w:t>
+      </w:r>
+      <w:r>
+        <w:rPr>
+          <w:rFonts w:hint="eastAsia"/>
+        </w:rPr>
+        <w:t xml:space="preserve"> </w:t>
+      </w:r>
+      <w:r>
+        <w:rPr>
+          <w:rFonts w:hint="eastAsia"/>
+        </w:rPr>
+        <w:t>만큼</w:t>
+      </w:r>
+      <w:r>
+        <w:rPr>
+          <w:rFonts w:hint="eastAsia"/>
+        </w:rPr>
+        <w:t xml:space="preserve"> </w:t>
+      </w:r>
+      <w:r>
+        <w:rPr>
+          <w:rFonts w:hint="eastAsia"/>
+        </w:rPr>
+        <w:t>표기해준다</w:t>
+      </w:r>
+      <w:r>
+        <w:rPr>
+          <w:rFonts w:hint="eastAsia"/>
+        </w:rPr>
+        <w:t>.</w:t>
       </w:r>
     </w:p>
     <w:p/>
@@ -6724,8 +13896,93 @@
         <w:rPr>
           <w:rFonts w:hint="eastAsia"/>
         </w:rPr>
-        <w:lastRenderedPageBreak/>
-        <w:t>전투의 핵심을 담당하는 6종 이상의 기믹형 보스 몬스터</w:t>
+        <w:t>전투의</w:t>
+      </w:r>
+      <w:r>
+        <w:rPr>
+          <w:rFonts w:hint="eastAsia"/>
+        </w:rPr>
+        <w:t xml:space="preserve"> </w:t>
+      </w:r>
+      <w:r>
+        <w:rPr>
+          <w:rFonts w:hint="eastAsia"/>
+        </w:rPr>
+        <w:t>핵심을</w:t>
+      </w:r>
+      <w:r>
+        <w:rPr>
+          <w:rFonts w:hint="eastAsia"/>
+        </w:rPr>
+        <w:t xml:space="preserve"> </w:t>
+      </w:r>
+      <w:r>
+        <w:rPr>
+          <w:rFonts w:hint="eastAsia"/>
+        </w:rPr>
+        <w:t>담당하는</w:t>
+      </w:r>
+      <w:r>
+        <w:rPr>
+          <w:rFonts w:hint="eastAsia"/>
+        </w:rPr>
+        <w:t xml:space="preserve"> 6</w:t>
+      </w:r>
+      <w:r>
+        <w:rPr>
+          <w:rFonts w:hint="eastAsia"/>
+        </w:rPr>
+        <w:t>종</w:t>
+      </w:r>
+      <w:r>
+        <w:rPr>
+          <w:rFonts w:hint="eastAsia"/>
+        </w:rPr>
+        <w:t xml:space="preserve"> </w:t>
+      </w:r>
+      <w:r>
+        <w:rPr>
+          <w:rFonts w:hint="eastAsia"/>
+        </w:rPr>
+        <w:t>이상의</w:t>
+      </w:r>
+      <w:r>
+        <w:rPr>
+          <w:rFonts w:hint="eastAsia"/>
+        </w:rPr>
+        <w:t xml:space="preserve"> </w:t>
+      </w:r>
+      <w:proofErr w:type="spellStart"/>
+      <w:r>
+        <w:rPr>
+          <w:rFonts w:hint="eastAsia"/>
+        </w:rPr>
+        <w:t>기믹형</w:t>
+      </w:r>
+      <w:proofErr w:type="spellEnd"/>
+      <w:r>
+        <w:rPr>
+          <w:rFonts w:hint="eastAsia"/>
+        </w:rPr>
+        <w:t xml:space="preserve"> </w:t>
+      </w:r>
+      <w:r>
+        <w:rPr>
+          <w:rFonts w:hint="eastAsia"/>
+        </w:rPr>
+        <w:t>보스</w:t>
+      </w:r>
+      <w:r>
+        <w:rPr>
+          <w:rFonts w:hint="eastAsia"/>
+        </w:rPr>
+        <w:t xml:space="preserve"> </w:t>
+      </w:r>
+      <w:r>
+        <w:rPr>
+          <w:rFonts w:hint="eastAsia"/>
+        </w:rPr>
+        <w:t>몬스터</w:t>
       </w:r>
     </w:p>
     <w:p>
@@ -6735,6 +13992,7 @@
           <w:sz w:val="20"/>
           <w:szCs w:val="20"/>
         </w:rPr>
+        <w:lastRenderedPageBreak/>
         <w:t>(</w:t>
       </w:r>
       <w:r>
@@ -6742,7 +14000,144 @@
           <w:sz w:val="20"/>
           <w:szCs w:val="20"/>
         </w:rPr>
-        <w:t>그로기 타임 필요 // 보스 강공격 타이밍에 일정 데미지를 가하면 그로기</w:t>
+        <w:t>그로기</w:t>
+      </w:r>
+      <w:r>
+        <w:rPr>
+          <w:sz w:val="20"/>
+          <w:szCs w:val="20"/>
+        </w:rPr>
+        <w:t xml:space="preserve"> </w:t>
+      </w:r>
+      <w:r>
+        <w:rPr>
+          <w:sz w:val="20"/>
+          <w:szCs w:val="20"/>
+        </w:rPr>
+        <w:t>타임</w:t>
+      </w:r>
+      <w:r>
+        <w:rPr>
+          <w:sz w:val="20"/>
+          <w:szCs w:val="20"/>
+        </w:rPr>
+        <w:t xml:space="preserve"> </w:t>
+      </w:r>
+      <w:proofErr w:type="gramStart"/>
+      <w:r>
+        <w:rPr>
+          <w:sz w:val="20"/>
+          <w:szCs w:val="20"/>
+        </w:rPr>
+        <w:t>필요</w:t>
+      </w:r>
+      <w:r>
+        <w:rPr>
+          <w:sz w:val="20"/>
+          <w:szCs w:val="20"/>
+        </w:rPr>
+        <w:t xml:space="preserve"> /</w:t>
+      </w:r>
+      <w:proofErr w:type="gramEnd"/>
+      <w:r>
+        <w:rPr>
+          <w:sz w:val="20"/>
+          <w:szCs w:val="20"/>
+        </w:rPr>
+        <w:t xml:space="preserve">/ </w:t>
+      </w:r>
+      <w:r>
+        <w:rPr>
+          <w:sz w:val="20"/>
+          <w:szCs w:val="20"/>
+        </w:rPr>
+        <w:t>보스</w:t>
+      </w:r>
+      <w:r>
+        <w:rPr>
+          <w:sz w:val="20"/>
+          <w:szCs w:val="20"/>
+        </w:rPr>
+        <w:t xml:space="preserve"> </w:t>
+      </w:r>
+      <w:proofErr w:type="spellStart"/>
+      <w:r>
+        <w:rPr>
+          <w:sz w:val="20"/>
+          <w:szCs w:val="20"/>
+        </w:rPr>
+        <w:t>강공격</w:t>
+      </w:r>
+      <w:proofErr w:type="spellEnd"/>
+      <w:r>
+        <w:rPr>
+          <w:sz w:val="20"/>
+          <w:szCs w:val="20"/>
+        </w:rPr>
+        <w:t xml:space="preserve"> </w:t>
+      </w:r>
+      <w:r>
+        <w:rPr>
+          <w:sz w:val="20"/>
+          <w:szCs w:val="20"/>
+        </w:rPr>
+        <w:t>타이밍에</w:t>
+      </w:r>
+      <w:r>
+        <w:rPr>
+          <w:sz w:val="20"/>
+          <w:szCs w:val="20"/>
+        </w:rPr>
+        <w:t xml:space="preserve"> </w:t>
+      </w:r>
+      <w:r>
+        <w:rPr>
+          <w:sz w:val="20"/>
+          <w:szCs w:val="20"/>
+        </w:rPr>
+        <w:t>일정</w:t>
+      </w:r>
+      <w:r>
+        <w:rPr>
+          <w:sz w:val="20"/>
+          <w:szCs w:val="20"/>
+        </w:rPr>
+        <w:t xml:space="preserve"> </w:t>
+      </w:r>
+      <w:r>
+        <w:rPr>
+          <w:sz w:val="20"/>
+          <w:szCs w:val="20"/>
+        </w:rPr>
+        <w:t>데미지를</w:t>
+      </w:r>
+      <w:r>
+        <w:rPr>
+          <w:sz w:val="20"/>
+          <w:szCs w:val="20"/>
+        </w:rPr>
+        <w:t xml:space="preserve"> </w:t>
+      </w:r>
+      <w:r>
+        <w:rPr>
+          <w:sz w:val="20"/>
+          <w:szCs w:val="20"/>
+        </w:rPr>
+        <w:t>가하면</w:t>
+      </w:r>
+      <w:r>
+        <w:rPr>
+          <w:sz w:val="20"/>
+          <w:szCs w:val="20"/>
+        </w:rPr>
+        <w:t xml:space="preserve"> </w:t>
+      </w:r>
+      <w:r>
+        <w:rPr>
+          <w:sz w:val="20"/>
+          <w:szCs w:val="20"/>
+        </w:rPr>
+        <w:t>그로기</w:t>
       </w:r>
       <w:r>
         <w:rPr>
@@ -6825,7 +14220,79 @@
           <w:sz w:val="18"/>
           <w:szCs w:val="18"/>
         </w:rPr>
-        <w:t>*이해를 돕기 위한 레퍼런스 사진</w:t>
+        <w:t>*</w:t>
+      </w:r>
+      <w:r>
+        <w:rPr>
+          <w:rFonts w:hint="eastAsia"/>
+          <w:sz w:val="18"/>
+          <w:szCs w:val="18"/>
+        </w:rPr>
+        <w:t>이해를</w:t>
+      </w:r>
+      <w:r>
+        <w:rPr>
+          <w:rFonts w:hint="eastAsia"/>
+          <w:sz w:val="18"/>
+          <w:szCs w:val="18"/>
+        </w:rPr>
+        <w:t xml:space="preserve"> </w:t>
+      </w:r>
+      <w:r>
+        <w:rPr>
+          <w:rFonts w:hint="eastAsia"/>
+          <w:sz w:val="18"/>
+          <w:szCs w:val="18"/>
+        </w:rPr>
+        <w:t>돕기</w:t>
+      </w:r>
+      <w:r>
+        <w:rPr>
+          <w:rFonts w:hint="eastAsia"/>
+          <w:sz w:val="18"/>
+          <w:szCs w:val="18"/>
+        </w:rPr>
+        <w:t xml:space="preserve"> </w:t>
+      </w:r>
+      <w:r>
+        <w:rPr>
+          <w:rFonts w:hint="eastAsia"/>
+          <w:sz w:val="18"/>
+          <w:szCs w:val="18"/>
+        </w:rPr>
+        <w:t>위한</w:t>
+      </w:r>
+      <w:r>
+        <w:rPr>
+          <w:rFonts w:hint="eastAsia"/>
+          <w:sz w:val="18"/>
+          <w:szCs w:val="18"/>
+        </w:rPr>
+        <w:t xml:space="preserve"> </w:t>
+      </w:r>
+      <w:r>
+        <w:rPr>
+          <w:rFonts w:hint="eastAsia"/>
+          <w:sz w:val="18"/>
+          <w:szCs w:val="18"/>
+        </w:rPr>
+        <w:t>레퍼런스</w:t>
+      </w:r>
+      <w:r>
+        <w:rPr>
+          <w:rFonts w:hint="eastAsia"/>
+          <w:sz w:val="18"/>
+          <w:szCs w:val="18"/>
+        </w:rPr>
+        <w:t xml:space="preserve"> </w:t>
+      </w:r>
+      <w:r>
+        <w:rPr>
+          <w:rFonts w:hint="eastAsia"/>
+          <w:sz w:val="18"/>
+          <w:szCs w:val="18"/>
+        </w:rPr>
+        <w:t>사진</w:t>
       </w:r>
     </w:p>
     <w:p>
@@ -6841,7 +14308,19 @@
         <w:rPr>
           <w:rFonts w:hint="eastAsia"/>
         </w:rPr>
-        <w:t>레벨 디자인</w:t>
+        <w:t>레벨</w:t>
+      </w:r>
+      <w:r>
+        <w:rPr>
+          <w:rFonts w:hint="eastAsia"/>
+        </w:rPr>
+        <w:t xml:space="preserve"> </w:t>
+      </w:r>
+      <w:r>
+        <w:rPr>
+          <w:rFonts w:hint="eastAsia"/>
+        </w:rPr>
+        <w:t>디자인</w:t>
       </w:r>
       <w:bookmarkEnd w:id="39"/>
     </w:p>
@@ -6867,7 +14346,61 @@
         <w:rPr>
           <w:rFonts w:hint="eastAsia"/>
         </w:rPr>
-        <w:t>컨셉에 맞춘 2D 도트 그래픽 적용.</w:t>
+        <w:t>컨셉에</w:t>
+      </w:r>
+      <w:r>
+        <w:rPr>
+          <w:rFonts w:hint="eastAsia"/>
+        </w:rPr>
+        <w:t xml:space="preserve"> </w:t>
+      </w:r>
+      <w:r>
+        <w:rPr>
+          <w:rFonts w:hint="eastAsia"/>
+        </w:rPr>
+        <w:t>맞춘</w:t>
+      </w:r>
+      <w:r>
+        <w:rPr>
+          <w:rFonts w:hint="eastAsia"/>
+        </w:rPr>
+        <w:t xml:space="preserve"> 2D </w:t>
+      </w:r>
+      <w:r>
+        <w:rPr>
+          <w:rFonts w:hint="eastAsia"/>
+        </w:rPr>
+        <w:t>도트</w:t>
+      </w:r>
+      <w:r>
+        <w:rPr>
+          <w:rFonts w:hint="eastAsia"/>
+        </w:rPr>
+        <w:t xml:space="preserve"> </w:t>
+      </w:r>
+      <w:r>
+        <w:rPr>
+          <w:rFonts w:hint="eastAsia"/>
+        </w:rPr>
+        <w:t>그래픽</w:t>
+      </w:r>
+      <w:r>
+        <w:rPr>
+          <w:rFonts w:hint="eastAsia"/>
+        </w:rPr>
+        <w:t xml:space="preserve"> </w:t>
+      </w:r>
+      <w:r>
+        <w:rPr>
+          <w:rFonts w:hint="eastAsia"/>
+        </w:rPr>
+        <w:t>적용</w:t>
+      </w:r>
+      <w:r>
+        <w:rPr>
+          <w:rFonts w:hint="eastAsia"/>
+        </w:rPr>
+        <w:t>.</w:t>
       </w:r>
     </w:p>
     <w:p>
@@ -6875,7 +14408,61 @@
         <w:rPr>
           <w:rFonts w:hint="eastAsia"/>
         </w:rPr>
-        <w:t>맵 구조는 추후 설계 예정.</w:t>
+        <w:t>맵</w:t>
+      </w:r>
+      <w:r>
+        <w:rPr>
+          <w:rFonts w:hint="eastAsia"/>
+        </w:rPr>
+        <w:t xml:space="preserve"> </w:t>
+      </w:r>
+      <w:r>
+        <w:rPr>
+          <w:rFonts w:hint="eastAsia"/>
+        </w:rPr>
+        <w:t>구조는</w:t>
+      </w:r>
+      <w:r>
+        <w:rPr>
+          <w:rFonts w:hint="eastAsia"/>
+        </w:rPr>
+        <w:t xml:space="preserve"> </w:t>
+      </w:r>
+      <w:r>
+        <w:rPr>
+          <w:rFonts w:hint="eastAsia"/>
+        </w:rPr>
+        <w:t>추후</w:t>
+      </w:r>
+      <w:r>
+        <w:rPr>
+          <w:rFonts w:hint="eastAsia"/>
+        </w:rPr>
+        <w:t xml:space="preserve"> </w:t>
+      </w:r>
+      <w:r>
+        <w:rPr>
+          <w:rFonts w:hint="eastAsia"/>
+        </w:rPr>
+        <w:t>설계</w:t>
+      </w:r>
+      <w:r>
+        <w:rPr>
+          <w:rFonts w:hint="eastAsia"/>
+        </w:rPr>
+        <w:t xml:space="preserve"> </w:t>
+      </w:r>
+      <w:r>
+        <w:rPr>
+          <w:rFonts w:hint="eastAsia"/>
+        </w:rPr>
+        <w:t>예정</w:t>
+      </w:r>
+      <w:r>
+        <w:rPr>
+          <w:rFonts w:hint="eastAsia"/>
+        </w:rPr>
+        <w:t>.</w:t>
       </w:r>
     </w:p>
     <w:p>
@@ -6887,6 +14474,7 @@
         </w:numPr>
       </w:pPr>
       <w:bookmarkStart w:id="41" w:name="_Toc243880176"/>
+      <w:proofErr w:type="spellStart"/>
       <w:r>
         <w:rPr>
           <w:rFonts w:hint="eastAsia"/>
@@ -6894,6 +14482,7 @@
         <w:t>풀링</w:t>
       </w:r>
       <w:bookmarkEnd w:id="41"/>
+      <w:proofErr w:type="spellEnd"/>
     </w:p>
     <w:p>
       <w:pPr>
@@ -6905,30 +14494,186 @@
       </w:pPr>
       <w:bookmarkStart w:id="42" w:name="_Toc243880177"/>
       <w:r>
-        <w:t>오브젝트 풀링</w:t>
+        <w:t>오브젝트</w:t>
+      </w:r>
+      <w:r>
+        <w:t xml:space="preserve"> </w:t>
+      </w:r>
+      <w:proofErr w:type="spellStart"/>
+      <w:r>
+        <w:t>풀링</w:t>
       </w:r>
       <w:bookmarkEnd w:id="42"/>
+      <w:proofErr w:type="spellEnd"/>
     </w:p>
     <w:p>
       <w:r>
-        <w:t>안드로이드 모바일 환경의 최적화를 위해 메모리 풀링 시스템 구축</w:t>
-      </w:r>
-      <w:r>
-        <w:rPr>
-          <w:rFonts w:hint="eastAsia"/>
-        </w:rPr>
-        <w:t>한다.</w:t>
+        <w:t>안드로이드</w:t>
+      </w:r>
+      <w:r>
+        <w:t xml:space="preserve"> </w:t>
+      </w:r>
+      <w:r>
+        <w:t>모바일</w:t>
+      </w:r>
+      <w:r>
+        <w:t xml:space="preserve"> </w:t>
+      </w:r>
+      <w:r>
+        <w:t>환경의</w:t>
+      </w:r>
+      <w:r>
+        <w:t xml:space="preserve"> </w:t>
+      </w:r>
+      <w:r>
+        <w:t>최적화를</w:t>
+      </w:r>
+      <w:r>
+        <w:t xml:space="preserve"> </w:t>
+      </w:r>
+      <w:r>
+        <w:t>위해</w:t>
+      </w:r>
+      <w:r>
+        <w:t xml:space="preserve"> </w:t>
+      </w:r>
+      <w:r>
+        <w:t>메모리</w:t>
+      </w:r>
+      <w:r>
+        <w:t xml:space="preserve"> </w:t>
+      </w:r>
+      <w:proofErr w:type="spellStart"/>
+      <w:r>
+        <w:t>풀링</w:t>
+      </w:r>
+      <w:proofErr w:type="spellEnd"/>
+      <w:r>
+        <w:t xml:space="preserve"> </w:t>
+      </w:r>
+      <w:r>
+        <w:t>시스템</w:t>
+      </w:r>
+      <w:r>
+        <w:t xml:space="preserve"> </w:t>
+      </w:r>
+      <w:r>
+        <w:t>구축</w:t>
+      </w:r>
+      <w:r>
+        <w:rPr>
+          <w:rFonts w:hint="eastAsia"/>
+        </w:rPr>
+        <w:t>한다</w:t>
+      </w:r>
+      <w:r>
+        <w:rPr>
+          <w:rFonts w:hint="eastAsia"/>
+        </w:rPr>
+        <w:t>.</w:t>
       </w:r>
     </w:p>
     <w:p>
       <w:r>
-        <w:t>몬스터의 특성에 따라 기본 생성, 특정 위치 고정형 생성, 시간에 따른 웨이브 스폰</w:t>
-      </w:r>
-      <w:r>
-        <w:rPr>
-          <w:rFonts w:hint="eastAsia"/>
-        </w:rPr>
-        <w:t>을 적용한다.</w:t>
+        <w:t>몬스터의</w:t>
+      </w:r>
+      <w:r>
+        <w:t xml:space="preserve"> </w:t>
+      </w:r>
+      <w:r>
+        <w:t>특성에</w:t>
+      </w:r>
+      <w:r>
+        <w:t xml:space="preserve"> </w:t>
+      </w:r>
+      <w:r>
+        <w:t>따라</w:t>
+      </w:r>
+      <w:r>
+        <w:t xml:space="preserve"> </w:t>
+      </w:r>
+      <w:r>
+        <w:t>기본</w:t>
+      </w:r>
+      <w:r>
+        <w:t xml:space="preserve"> </w:t>
+      </w:r>
+      <w:r>
+        <w:t>생성</w:t>
+      </w:r>
+      <w:r>
+        <w:t xml:space="preserve">, </w:t>
+      </w:r>
+      <w:r>
+        <w:t>특정</w:t>
+      </w:r>
+      <w:r>
+        <w:t xml:space="preserve"> </w:t>
+      </w:r>
+      <w:r>
+        <w:t>위치</w:t>
+      </w:r>
+      <w:r>
+        <w:t xml:space="preserve"> </w:t>
+      </w:r>
+      <w:r>
+        <w:t>고정형</w:t>
+      </w:r>
+      <w:r>
+        <w:t xml:space="preserve"> </w:t>
+      </w:r>
+      <w:r>
+        <w:t>생성</w:t>
+      </w:r>
+      <w:r>
+        <w:t xml:space="preserve">, </w:t>
+      </w:r>
+      <w:r>
+        <w:t>시간에</w:t>
+      </w:r>
+      <w:r>
+        <w:t xml:space="preserve"> </w:t>
+      </w:r>
+      <w:r>
+        <w:t>따른</w:t>
+      </w:r>
+      <w:r>
+        <w:t xml:space="preserve"> </w:t>
+      </w:r>
+      <w:r>
+        <w:t>웨이브</w:t>
+      </w:r>
+      <w:r>
+        <w:t xml:space="preserve"> </w:t>
+      </w:r>
+      <w:proofErr w:type="spellStart"/>
+      <w:r>
+        <w:t>스폰</w:t>
+      </w:r>
+      <w:r>
+        <w:rPr>
+          <w:rFonts w:hint="eastAsia"/>
+        </w:rPr>
+        <w:t>을</w:t>
+      </w:r>
+      <w:proofErr w:type="spellEnd"/>
+      <w:r>
+        <w:rPr>
+          <w:rFonts w:hint="eastAsia"/>
+        </w:rPr>
+        <w:t xml:space="preserve"> </w:t>
+      </w:r>
+      <w:r>
+        <w:rPr>
+          <w:rFonts w:hint="eastAsia"/>
+        </w:rPr>
+        <w:t>적용한다</w:t>
+      </w:r>
+      <w:r>
+        <w:rPr>
+          <w:rFonts w:hint="eastAsia"/>
+        </w:rPr>
+        <w:t>.</w:t>
       </w:r>
     </w:p>
     <w:sectPr>
@@ -6948,7 +14693,7 @@
 </file>
 
 <file path=word/endnotes.xml><?xml version="1.0" encoding="utf-8"?>
-<w:endnotes xmlns:wpc="http://schemas.microsoft.com/office/word/2010/wordprocessingCanvas" xmlns:cx="http://schemas.microsoft.com/office/drawing/2014/chartex" xmlns:cx1="http://schemas.microsoft.com/office/drawing/2015/9/8/chartex" xmlns:cx2="http://schemas.microsoft.com/office/drawing/2015/10/21/chartex" xmlns:cx3="http://schemas.microsoft.com/office/drawing/2016/5/9/chartex" xmlns:cx4="http://schemas.microsoft.com/office/drawing/2016/5/10/chartex" xmlns:cx5="http://schemas.microsoft.com/office/drawing/2016/5/11/chartex" xmlns:cx6="http://schemas.microsoft.com/office/drawing/2016/5/12/chartex" xmlns:cx7="http://schemas.microsoft.com/office/drawing/2016/5/13/chartex" xmlns:cx8="http://schemas.microsoft.com/office/drawing/2016/5/14/chartex" xmlns:mc="http://schemas.openxmlformats.org/markup-compatibility/2006" xmlns:aink="http://schemas.microsoft.com/office/drawing/2016/ink" xmlns:am3d="http://schemas.microsoft.com/office/drawing/2017/model3d" xmlns:o="urn:schemas-microsoft-com:office:office" xmlns:oel="http://schemas.microsoft.com/office/2019/extlst" xmlns:r="http://schemas.openxmlformats.org/officeDocument/2006/relationships" xmlns:m="http://schemas.openxmlformats.org/officeDocument/2006/math" xmlns:v="urn:schemas-microsoft-com:vml" xmlns:wp14="http://schemas.microsoft.com/office/word/2010/wordprocessingDrawing" xmlns:wp="http://schemas.openxmlformats.org/drawingml/2006/wordprocessingDrawing" xmlns:w10="urn:schemas-microsoft-com:office:word" xmlns:w="http://schemas.openxmlformats.org/wordprocessingml/2006/main" xmlns:w14="http://schemas.microsoft.com/office/word/2010/wordml" xmlns:w15="http://schemas.microsoft.com/office/word/2012/wordml" xmlns:w16cex="http://schemas.microsoft.com/office/word/2018/wordml/cex" xmlns:w16cid="http://schemas.microsoft.com/office/word/2016/wordml/cid" xmlns:w16="http://schemas.microsoft.com/office/word/2018/wordml" xmlns:w16du="http://schemas.microsoft.com/office/word/2023/wordml/word16du" xmlns:w16sdtdh="http://schemas.microsoft.com/office/word/2020/wordml/sdtdatahash" xmlns:w16sdtfl="http://schemas.microsoft.com/office/word/2024/wordml/sdtformatlock" xmlns:w16se="http://schemas.microsoft.com/office/word/2015/wordml/symex" xmlns:wpg="http://schemas.microsoft.com/office/word/2010/wordprocessingGroup" xmlns:wpi="http://schemas.microsoft.com/office/word/2010/wordprocessingInk" xmlns:wne="http://schemas.microsoft.com/office/word/2006/wordml" xmlns:wps="http://schemas.microsoft.com/office/word/2010/wordprocessingShape" mc:Ignorable="w14 w15 w16se w16cid w16 w16cex w16sdtdh w16sdtfl w16du wp14">
+<w:endnotes xmlns:wpc="http://schemas.microsoft.com/office/word/2010/wordprocessingCanvas" xmlns:cx="http://schemas.microsoft.com/office/drawing/2014/chartex" xmlns:cx1="http://schemas.microsoft.com/office/drawing/2015/9/8/chartex" xmlns:cx2="http://schemas.microsoft.com/office/drawing/2015/10/21/chartex" xmlns:cx3="http://schemas.microsoft.com/office/drawing/2016/5/9/chartex" xmlns:cx4="http://schemas.microsoft.com/office/drawing/2016/5/10/chartex" xmlns:cx5="http://schemas.microsoft.com/office/drawing/2016/5/11/chartex" xmlns:cx6="http://schemas.microsoft.com/office/drawing/2016/5/12/chartex" xmlns:cx7="http://schemas.microsoft.com/office/drawing/2016/5/13/chartex" xmlns:cx8="http://schemas.microsoft.com/office/drawing/2016/5/14/chartex" xmlns:mc="http://schemas.openxmlformats.org/markup-compatibility/2006" xmlns:aink="http://schemas.microsoft.com/office/drawing/2016/ink" xmlns:am3d="http://schemas.microsoft.com/office/drawing/2017/model3d" xmlns:o="urn:schemas-microsoft-com:office:office" xmlns:oel="http://schemas.microsoft.com/office/2019/extlst" xmlns:r="http://schemas.openxmlformats.org/officeDocument/2006/relationships" xmlns:m="http://schemas.openxmlformats.org/officeDocument/2006/math" xmlns:v="urn:schemas-microsoft-com:vml" xmlns:wp14="http://schemas.microsoft.com/office/word/2010/wordprocessingDrawing" xmlns:wp="http://schemas.openxmlformats.org/drawingml/2006/wordprocessingDrawing" xmlns:w10="urn:schemas-microsoft-com:office:word" xmlns:w="http://schemas.openxmlformats.org/wordprocessingml/2006/main" xmlns:w14="http://schemas.microsoft.com/office/word/2010/wordml" xmlns:w15="http://schemas.microsoft.com/office/word/2012/wordml" xmlns:w16cei="http://schemas.microsoft.com/office/word/2026/wordml/cei" xmlns:w16cex="http://schemas.microsoft.com/office/word/2018/wordml/cex" xmlns:w16cid="http://schemas.microsoft.com/office/word/2016/wordml/cid" xmlns:w16="http://schemas.microsoft.com/office/word/2018/wordml" xmlns:w16du="http://schemas.microsoft.com/office/word/2023/wordml/word16du" xmlns:w16sdtdh="http://schemas.microsoft.com/office/word/2020/wordml/sdtdatahash" xmlns:w16sdtfl="http://schemas.microsoft.com/office/word/2024/wordml/sdtformatlock" xmlns:w16se="http://schemas.microsoft.com/office/word/2015/wordml/symex" xmlns:wpg="http://schemas.microsoft.com/office/word/2010/wordprocessingGroup" xmlns:wpi="http://schemas.microsoft.com/office/word/2010/wordprocessingInk" xmlns:wne="http://schemas.microsoft.com/office/word/2006/wordml" xmlns:wps="http://schemas.microsoft.com/office/word/2010/wordprocessingShape" mc:Ignorable="w14 w15 w16se w16cid w16 w16cex w16sdtdh w16sdtfl w16du wp14">
   <w:endnote w:type="separator" w:id="-1">
     <w:p>
       <w:pPr>
@@ -6973,7 +14718,7 @@
 </file>
 
 <file path=word/footer1.xml><?xml version="1.0" encoding="utf-8"?>
-<w:ftr xmlns:wpc="http://schemas.microsoft.com/office/word/2010/wordprocessingCanvas" xmlns:cx="http://schemas.microsoft.com/office/drawing/2014/chartex" xmlns:cx1="http://schemas.microsoft.com/office/drawing/2015/9/8/chartex" xmlns:cx2="http://schemas.microsoft.com/office/drawing/2015/10/21/chartex" xmlns:cx3="http://schemas.microsoft.com/office/drawing/2016/5/9/chartex" xmlns:cx4="http://schemas.microsoft.com/office/drawing/2016/5/10/chartex" xmlns:cx5="http://schemas.microsoft.com/office/drawing/2016/5/11/chartex" xmlns:cx6="http://schemas.microsoft.com/office/drawing/2016/5/12/chartex" xmlns:cx7="http://schemas.microsoft.com/office/drawing/2016/5/13/chartex" xmlns:cx8="http://schemas.microsoft.com/office/drawing/2016/5/14/chartex" xmlns:mc="http://schemas.openxmlformats.org/markup-compatibility/2006" xmlns:aink="http://schemas.microsoft.com/office/drawing/2016/ink" xmlns:am3d="http://schemas.microsoft.com/office/drawing/2017/model3d" xmlns:o="urn:schemas-microsoft-com:office:office" xmlns:oel="http://schemas.microsoft.com/office/2019/extlst" xmlns:r="http://schemas.openxmlformats.org/officeDocument/2006/relationships" xmlns:m="http://schemas.openxmlformats.org/officeDocument/2006/math" xmlns:v="urn:schemas-microsoft-com:vml" xmlns:wp14="http://schemas.microsoft.com/office/word/2010/wordprocessingDrawing" xmlns:wp="http://schemas.openxmlformats.org/drawingml/2006/wordprocessingDrawing" xmlns:w10="urn:schemas-microsoft-com:office:word" xmlns:w="http://schemas.openxmlformats.org/wordprocessingml/2006/main" xmlns:w14="http://schemas.microsoft.com/office/word/2010/wordml" xmlns:w15="http://schemas.microsoft.com/office/word/2012/wordml" xmlns:w16cex="http://schemas.microsoft.com/office/word/2018/wordml/cex" xmlns:w16cid="http://schemas.microsoft.com/office/word/2016/wordml/cid" xmlns:w16="http://schemas.microsoft.com/office/word/2018/wordml" xmlns:w16du="http://schemas.microsoft.com/office/word/2023/wordml/word16du" xmlns:w16sdtdh="http://schemas.microsoft.com/office/word/2020/wordml/sdtdatahash" xmlns:w16sdtfl="http://schemas.microsoft.com/office/word/2024/wordml/sdtformatlock" xmlns:w16se="http://schemas.microsoft.com/office/word/2015/wordml/symex" xmlns:wpg="http://schemas.microsoft.com/office/word/2010/wordprocessingGroup" xmlns:wpi="http://schemas.microsoft.com/office/word/2010/wordprocessingInk" xmlns:wne="http://schemas.microsoft.com/office/word/2006/wordml" xmlns:wps="http://schemas.microsoft.com/office/word/2010/wordprocessingShape" mc:Ignorable="w14 w15 w16se w16cid w16 w16cex w16sdtdh w16sdtfl w16du wp14">
+<w:ftr xmlns:wpc="http://schemas.microsoft.com/office/word/2010/wordprocessingCanvas" xmlns:cx="http://schemas.microsoft.com/office/drawing/2014/chartex" xmlns:cx1="http://schemas.microsoft.com/office/drawing/2015/9/8/chartex" xmlns:cx2="http://schemas.microsoft.com/office/drawing/2015/10/21/chartex" xmlns:cx3="http://schemas.microsoft.com/office/drawing/2016/5/9/chartex" xmlns:cx4="http://schemas.microsoft.com/office/drawing/2016/5/10/chartex" xmlns:cx5="http://schemas.microsoft.com/office/drawing/2016/5/11/chartex" xmlns:cx6="http://schemas.microsoft.com/office/drawing/2016/5/12/chartex" xmlns:cx7="http://schemas.microsoft.com/office/drawing/2016/5/13/chartex" xmlns:cx8="http://schemas.microsoft.com/office/drawing/2016/5/14/chartex" xmlns:mc="http://schemas.openxmlformats.org/markup-compatibility/2006" xmlns:aink="http://schemas.microsoft.com/office/drawing/2016/ink" xmlns:am3d="http://schemas.microsoft.com/office/drawing/2017/model3d" xmlns:o="urn:schemas-microsoft-com:office:office" xmlns:oel="http://schemas.microsoft.com/office/2019/extlst" xmlns:r="http://schemas.openxmlformats.org/officeDocument/2006/relationships" xmlns:m="http://schemas.openxmlformats.org/officeDocument/2006/math" xmlns:v="urn:schemas-microsoft-com:vml" xmlns:wp14="http://schemas.microsoft.com/office/word/2010/wordprocessingDrawing" xmlns:wp="http://schemas.openxmlformats.org/drawingml/2006/wordprocessingDrawing" xmlns:w10="urn:schemas-microsoft-com:office:word" xmlns:w="http://schemas.openxmlformats.org/wordprocessingml/2006/main" xmlns:w14="http://schemas.microsoft.com/office/word/2010/wordml" xmlns:w15="http://schemas.microsoft.com/office/word/2012/wordml" xmlns:w16cei="http://schemas.microsoft.com/office/word/2026/wordml/cei" xmlns:w16cex="http://schemas.microsoft.com/office/word/2018/wordml/cex" xmlns:w16cid="http://schemas.microsoft.com/office/word/2016/wordml/cid" xmlns:w16="http://schemas.microsoft.com/office/word/2018/wordml" xmlns:w16du="http://schemas.microsoft.com/office/word/2023/wordml/word16du" xmlns:w16sdtdh="http://schemas.microsoft.com/office/word/2020/wordml/sdtdatahash" xmlns:w16sdtfl="http://schemas.microsoft.com/office/word/2024/wordml/sdtformatlock" xmlns:w16se="http://schemas.microsoft.com/office/word/2015/wordml/symex" xmlns:wpg="http://schemas.microsoft.com/office/word/2010/wordprocessingGroup" xmlns:wpi="http://schemas.microsoft.com/office/word/2010/wordprocessingInk" xmlns:wne="http://schemas.microsoft.com/office/word/2006/wordml" xmlns:wps="http://schemas.microsoft.com/office/word/2010/wordprocessingShape" mc:Ignorable="w14 w15 w16se w16cid w16 w16cex w16sdtdh w16sdtfl w16du wp14">
   <w:p>
     <w:pPr>
       <w:pBdr>
@@ -6996,7 +14741,7 @@
 </file>
 
 <file path=word/footer2.xml><?xml version="1.0" encoding="utf-8"?>
-<w:ftr xmlns:wpc="http://schemas.microsoft.com/office/word/2010/wordprocessingCanvas" xmlns:cx="http://schemas.microsoft.com/office/drawing/2014/chartex" xmlns:cx1="http://schemas.microsoft.com/office/drawing/2015/9/8/chartex" xmlns:cx2="http://schemas.microsoft.com/office/drawing/2015/10/21/chartex" xmlns:cx3="http://schemas.microsoft.com/office/drawing/2016/5/9/chartex" xmlns:cx4="http://schemas.microsoft.com/office/drawing/2016/5/10/chartex" xmlns:cx5="http://schemas.microsoft.com/office/drawing/2016/5/11/chartex" xmlns:cx6="http://schemas.microsoft.com/office/drawing/2016/5/12/chartex" xmlns:cx7="http://schemas.microsoft.com/office/drawing/2016/5/13/chartex" xmlns:cx8="http://schemas.microsoft.com/office/drawing/2016/5/14/chartex" xmlns:mc="http://schemas.openxmlformats.org/markup-compatibility/2006" xmlns:aink="http://schemas.microsoft.com/office/drawing/2016/ink" xmlns:am3d="http://schemas.microsoft.com/office/drawing/2017/model3d" xmlns:o="urn:schemas-microsoft-com:office:office" xmlns:oel="http://schemas.microsoft.com/office/2019/extlst" xmlns:r="http://schemas.openxmlformats.org/officeDocument/2006/relationships" xmlns:m="http://schemas.openxmlformats.org/officeDocument/2006/math" xmlns:v="urn:schemas-microsoft-com:vml" xmlns:wp14="http://schemas.microsoft.com/office/word/2010/wordprocessingDrawing" xmlns:wp="http://schemas.openxmlformats.org/drawingml/2006/wordprocessingDrawing" xmlns:w10="urn:schemas-microsoft-com:office:word" xmlns:w="http://schemas.openxmlformats.org/wordprocessingml/2006/main" xmlns:w14="http://schemas.microsoft.com/office/word/2010/wordml" xmlns:w15="http://schemas.microsoft.com/office/word/2012/wordml" xmlns:w16cex="http://schemas.microsoft.com/office/word/2018/wordml/cex" xmlns:w16cid="http://schemas.microsoft.com/office/word/2016/wordml/cid" xmlns:w16="http://schemas.microsoft.com/office/word/2018/wordml" xmlns:w16du="http://schemas.microsoft.com/office/word/2023/wordml/word16du" xmlns:w16sdtdh="http://schemas.microsoft.com/office/word/2020/wordml/sdtdatahash" xmlns:w16sdtfl="http://schemas.microsoft.com/office/word/2024/wordml/sdtformatlock" xmlns:w16se="http://schemas.microsoft.com/office/word/2015/wordml/symex" xmlns:wpg="http://schemas.microsoft.com/office/word/2010/wordprocessingGroup" xmlns:wpi="http://schemas.microsoft.com/office/word/2010/wordprocessingInk" xmlns:wne="http://schemas.microsoft.com/office/word/2006/wordml" xmlns:wps="http://schemas.microsoft.com/office/word/2010/wordprocessingShape" mc:Ignorable="w14 w15 w16se w16cid w16 w16cex w16sdtdh w16sdtfl w16du wp14">
+<w:ftr xmlns:wpc="http://schemas.microsoft.com/office/word/2010/wordprocessingCanvas" xmlns:cx="http://schemas.microsoft.com/office/drawing/2014/chartex" xmlns:cx1="http://schemas.microsoft.com/office/drawing/2015/9/8/chartex" xmlns:cx2="http://schemas.microsoft.com/office/drawing/2015/10/21/chartex" xmlns:cx3="http://schemas.microsoft.com/office/drawing/2016/5/9/chartex" xmlns:cx4="http://schemas.microsoft.com/office/drawing/2016/5/10/chartex" xmlns:cx5="http://schemas.microsoft.com/office/drawing/2016/5/11/chartex" xmlns:cx6="http://schemas.microsoft.com/office/drawing/2016/5/12/chartex" xmlns:cx7="http://schemas.microsoft.com/office/drawing/2016/5/13/chartex" xmlns:cx8="http://schemas.microsoft.com/office/drawing/2016/5/14/chartex" xmlns:mc="http://schemas.openxmlformats.org/markup-compatibility/2006" xmlns:aink="http://schemas.microsoft.com/office/drawing/2016/ink" xmlns:am3d="http://schemas.microsoft.com/office/drawing/2017/model3d" xmlns:o="urn:schemas-microsoft-com:office:office" xmlns:oel="http://schemas.microsoft.com/office/2019/extlst" xmlns:r="http://schemas.openxmlformats.org/officeDocument/2006/relationships" xmlns:m="http://schemas.openxmlformats.org/officeDocument/2006/math" xmlns:v="urn:schemas-microsoft-com:vml" xmlns:wp14="http://schemas.microsoft.com/office/word/2010/wordprocessingDrawing" xmlns:wp="http://schemas.openxmlformats.org/drawingml/2006/wordprocessingDrawing" xmlns:w10="urn:schemas-microsoft-com:office:word" xmlns:w="http://schemas.openxmlformats.org/wordprocessingml/2006/main" xmlns:w14="http://schemas.microsoft.com/office/word/2010/wordml" xmlns:w15="http://schemas.microsoft.com/office/word/2012/wordml" xmlns:w16cei="http://schemas.microsoft.com/office/word/2026/wordml/cei" xmlns:w16cex="http://schemas.microsoft.com/office/word/2018/wordml/cex" xmlns:w16cid="http://schemas.microsoft.com/office/word/2016/wordml/cid" xmlns:w16="http://schemas.microsoft.com/office/word/2018/wordml" xmlns:w16du="http://schemas.microsoft.com/office/word/2023/wordml/word16du" xmlns:w16sdtdh="http://schemas.microsoft.com/office/word/2020/wordml/sdtdatahash" xmlns:w16sdtfl="http://schemas.microsoft.com/office/word/2024/wordml/sdtformatlock" xmlns:w16se="http://schemas.microsoft.com/office/word/2015/wordml/symex" xmlns:wpg="http://schemas.microsoft.com/office/word/2010/wordprocessingGroup" xmlns:wpi="http://schemas.microsoft.com/office/word/2010/wordprocessingInk" xmlns:wne="http://schemas.microsoft.com/office/word/2006/wordml" xmlns:wps="http://schemas.microsoft.com/office/word/2010/wordprocessingShape" mc:Ignorable="w14 w15 w16se w16cid w16 w16cex w16sdtdh w16sdtfl w16du wp14">
   <w:p>
     <w:pPr>
       <w:pBdr>
@@ -7143,7 +14888,7 @@
 </file>
 
 <file path=word/footer3.xml><?xml version="1.0" encoding="utf-8"?>
-<w:ftr xmlns:wpc="http://schemas.microsoft.com/office/word/2010/wordprocessingCanvas" xmlns:cx="http://schemas.microsoft.com/office/drawing/2014/chartex" xmlns:cx1="http://schemas.microsoft.com/office/drawing/2015/9/8/chartex" xmlns:cx2="http://schemas.microsoft.com/office/drawing/2015/10/21/chartex" xmlns:cx3="http://schemas.microsoft.com/office/drawing/2016/5/9/chartex" xmlns:cx4="http://schemas.microsoft.com/office/drawing/2016/5/10/chartex" xmlns:cx5="http://schemas.microsoft.com/office/drawing/2016/5/11/chartex" xmlns:cx6="http://schemas.microsoft.com/office/drawing/2016/5/12/chartex" xmlns:cx7="http://schemas.microsoft.com/office/drawing/2016/5/13/chartex" xmlns:cx8="http://schemas.microsoft.com/office/drawing/2016/5/14/chartex" xmlns:mc="http://schemas.openxmlformats.org/markup-compatibility/2006" xmlns:aink="http://schemas.microsoft.com/office/drawing/2016/ink" xmlns:am3d="http://schemas.microsoft.com/office/drawing/2017/model3d" xmlns:o="urn:schemas-microsoft-com:office:office" xmlns:oel="http://schemas.microsoft.com/office/2019/extlst" xmlns:r="http://schemas.openxmlformats.org/officeDocument/2006/relationships" xmlns:m="http://schemas.openxmlformats.org/officeDocument/2006/math" xmlns:v="urn:schemas-microsoft-com:vml" xmlns:wp14="http://schemas.microsoft.com/office/word/2010/wordprocessingDrawing" xmlns:wp="http://schemas.openxmlformats.org/drawingml/2006/wordprocessingDrawing" xmlns:w10="urn:schemas-microsoft-com:office:word" xmlns:w="http://schemas.openxmlformats.org/wordprocessingml/2006/main" xmlns:w14="http://schemas.microsoft.com/office/word/2010/wordml" xmlns:w15="http://schemas.microsoft.com/office/word/2012/wordml" xmlns:w16cex="http://schemas.microsoft.com/office/word/2018/wordml/cex" xmlns:w16cid="http://schemas.microsoft.com/office/word/2016/wordml/cid" xmlns:w16="http://schemas.microsoft.com/office/word/2018/wordml" xmlns:w16du="http://schemas.microsoft.com/office/word/2023/wordml/word16du" xmlns:w16sdtdh="http://schemas.microsoft.com/office/word/2020/wordml/sdtdatahash" xmlns:w16sdtfl="http://schemas.microsoft.com/office/word/2024/wordml/sdtformatlock" xmlns:w16se="http://schemas.microsoft.com/office/word/2015/wordml/symex" xmlns:wpg="http://schemas.microsoft.com/office/word/2010/wordprocessingGroup" xmlns:wpi="http://schemas.microsoft.com/office/word/2010/wordprocessingInk" xmlns:wne="http://schemas.microsoft.com/office/word/2006/wordml" xmlns:wps="http://schemas.microsoft.com/office/word/2010/wordprocessingShape" mc:Ignorable="w14 w15 w16se w16cid w16 w16cex w16sdtdh w16sdtfl w16du wp14">
+<w:ftr xmlns:wpc="http://schemas.microsoft.com/office/word/2010/wordprocessingCanvas" xmlns:cx="http://schemas.microsoft.com/office/drawing/2014/chartex" xmlns:cx1="http://schemas.microsoft.com/office/drawing/2015/9/8/chartex" xmlns:cx2="http://schemas.microsoft.com/office/drawing/2015/10/21/chartex" xmlns:cx3="http://schemas.microsoft.com/office/drawing/2016/5/9/chartex" xmlns:cx4="http://schemas.microsoft.com/office/drawing/2016/5/10/chartex" xmlns:cx5="http://schemas.microsoft.com/office/drawing/2016/5/11/chartex" xmlns:cx6="http://schemas.microsoft.com/office/drawing/2016/5/12/chartex" xmlns:cx7="http://schemas.microsoft.com/office/drawing/2016/5/13/chartex" xmlns:cx8="http://schemas.microsoft.com/office/drawing/2016/5/14/chartex" xmlns:mc="http://schemas.openxmlformats.org/markup-compatibility/2006" xmlns:aink="http://schemas.microsoft.com/office/drawing/2016/ink" xmlns:am3d="http://schemas.microsoft.com/office/drawing/2017/model3d" xmlns:o="urn:schemas-microsoft-com:office:office" xmlns:oel="http://schemas.microsoft.com/office/2019/extlst" xmlns:r="http://schemas.openxmlformats.org/officeDocument/2006/relationships" xmlns:m="http://schemas.openxmlformats.org/officeDocument/2006/math" xmlns:v="urn:schemas-microsoft-com:vml" xmlns:wp14="http://schemas.microsoft.com/office/word/2010/wordprocessingDrawing" xmlns:wp="http://schemas.openxmlformats.org/drawingml/2006/wordprocessingDrawing" xmlns:w10="urn:schemas-microsoft-com:office:word" xmlns:w="http://schemas.openxmlformats.org/wordprocessingml/2006/main" xmlns:w14="http://schemas.microsoft.com/office/word/2010/wordml" xmlns:w15="http://schemas.microsoft.com/office/word/2012/wordml" xmlns:w16cei="http://schemas.microsoft.com/office/word/2026/wordml/cei" xmlns:w16cex="http://schemas.microsoft.com/office/word/2018/wordml/cex" xmlns:w16cid="http://schemas.microsoft.com/office/word/2016/wordml/cid" xmlns:w16="http://schemas.microsoft.com/office/word/2018/wordml" xmlns:w16du="http://schemas.microsoft.com/office/word/2023/wordml/word16du" xmlns:w16sdtdh="http://schemas.microsoft.com/office/word/2020/wordml/sdtdatahash" xmlns:w16sdtfl="http://schemas.microsoft.com/office/word/2024/wordml/sdtformatlock" xmlns:w16se="http://schemas.microsoft.com/office/word/2015/wordml/symex" xmlns:wpg="http://schemas.microsoft.com/office/word/2010/wordprocessingGroup" xmlns:wpi="http://schemas.microsoft.com/office/word/2010/wordprocessingInk" xmlns:wne="http://schemas.microsoft.com/office/word/2006/wordml" xmlns:wps="http://schemas.microsoft.com/office/word/2010/wordprocessingShape" mc:Ignorable="w14 w15 w16se w16cid w16 w16cex w16sdtdh w16sdtfl w16du wp14">
   <w:p>
     <w:pPr>
       <w:pBdr>
@@ -7166,7 +14911,7 @@
 </file>
 
 <file path=word/footnotes.xml><?xml version="1.0" encoding="utf-8"?>
-<w:footnotes xmlns:wpc="http://schemas.microsoft.com/office/word/2010/wordprocessingCanvas" xmlns:cx="http://schemas.microsoft.com/office/drawing/2014/chartex" xmlns:cx1="http://schemas.microsoft.com/office/drawing/2015/9/8/chartex" xmlns:cx2="http://schemas.microsoft.com/office/drawing/2015/10/21/chartex" xmlns:cx3="http://schemas.microsoft.com/office/drawing/2016/5/9/chartex" xmlns:cx4="http://schemas.microsoft.com/office/drawing/2016/5/10/chartex" xmlns:cx5="http://schemas.microsoft.com/office/drawing/2016/5/11/chartex" xmlns:cx6="http://schemas.microsoft.com/office/drawing/2016/5/12/chartex" xmlns:cx7="http://schemas.microsoft.com/office/drawing/2016/5/13/chartex" xmlns:cx8="http://schemas.microsoft.com/office/drawing/2016/5/14/chartex" xmlns:mc="http://schemas.openxmlformats.org/markup-compatibility/2006" xmlns:aink="http://schemas.microsoft.com/office/drawing/2016/ink" xmlns:am3d="http://schemas.microsoft.com/office/drawing/2017/model3d" xmlns:o="urn:schemas-microsoft-com:office:office" xmlns:oel="http://schemas.microsoft.com/office/2019/extlst" xmlns:r="http://schemas.openxmlformats.org/officeDocument/2006/relationships" xmlns:m="http://schemas.openxmlformats.org/officeDocument/2006/math" xmlns:v="urn:schemas-microsoft-com:vml" xmlns:wp14="http://schemas.microsoft.com/office/word/2010/wordprocessingDrawing" xmlns:wp="http://schemas.openxmlformats.org/drawingml/2006/wordprocessingDrawing" xmlns:w10="urn:schemas-microsoft-com:office:word" xmlns:w="http://schemas.openxmlformats.org/wordprocessingml/2006/main" xmlns:w14="http://schemas.microsoft.com/office/word/2010/wordml" xmlns:w15="http://schemas.microsoft.com/office/word/2012/wordml" xmlns:w16cex="http://schemas.microsoft.com/office/word/2018/wordml/cex" xmlns:w16cid="http://schemas.microsoft.com/office/word/2016/wordml/cid" xmlns:w16="http://schemas.microsoft.com/office/word/2018/wordml" xmlns:w16du="http://schemas.microsoft.com/office/word/2023/wordml/word16du" xmlns:w16sdtdh="http://schemas.microsoft.com/office/word/2020/wordml/sdtdatahash" xmlns:w16sdtfl="http://schemas.microsoft.com/office/word/2024/wordml/sdtformatlock" xmlns:w16se="http://schemas.microsoft.com/office/word/2015/wordml/symex" xmlns:wpg="http://schemas.microsoft.com/office/word/2010/wordprocessingGroup" xmlns:wpi="http://schemas.microsoft.com/office/word/2010/wordprocessingInk" xmlns:wne="http://schemas.microsoft.com/office/word/2006/wordml" xmlns:wps="http://schemas.microsoft.com/office/word/2010/wordprocessingShape" mc:Ignorable="w14 w15 w16se w16cid w16 w16cex w16sdtdh w16sdtfl w16du wp14">
+<w:footnotes xmlns:wpc="http://schemas.microsoft.com/office/word/2010/wordprocessingCanvas" xmlns:cx="http://schemas.microsoft.com/office/drawing/2014/chartex" xmlns:cx1="http://schemas.microsoft.com/office/drawing/2015/9/8/chartex" xmlns:cx2="http://schemas.microsoft.com/office/drawing/2015/10/21/chartex" xmlns:cx3="http://schemas.microsoft.com/office/drawing/2016/5/9/chartex" xmlns:cx4="http://schemas.microsoft.com/office/drawing/2016/5/10/chartex" xmlns:cx5="http://schemas.microsoft.com/office/drawing/2016/5/11/chartex" xmlns:cx6="http://schemas.microsoft.com/office/drawing/2016/5/12/chartex" xmlns:cx7="http://schemas.microsoft.com/office/drawing/2016/5/13/chartex" xmlns:cx8="http://schemas.microsoft.com/office/drawing/2016/5/14/chartex" xmlns:mc="http://schemas.openxmlformats.org/markup-compatibility/2006" xmlns:aink="http://schemas.microsoft.com/office/drawing/2016/ink" xmlns:am3d="http://schemas.microsoft.com/office/drawing/2017/model3d" xmlns:o="urn:schemas-microsoft-com:office:office" xmlns:oel="http://schemas.microsoft.com/office/2019/extlst" xmlns:r="http://schemas.openxmlformats.org/officeDocument/2006/relationships" xmlns:m="http://schemas.openxmlformats.org/officeDocument/2006/math" xmlns:v="urn:schemas-microsoft-com:vml" xmlns:wp14="http://schemas.microsoft.com/office/word/2010/wordprocessingDrawing" xmlns:wp="http://schemas.openxmlformats.org/drawingml/2006/wordprocessingDrawing" xmlns:w10="urn:schemas-microsoft-com:office:word" xmlns:w="http://schemas.openxmlformats.org/wordprocessingml/2006/main" xmlns:w14="http://schemas.microsoft.com/office/word/2010/wordml" xmlns:w15="http://schemas.microsoft.com/office/word/2012/wordml" xmlns:w16cei="http://schemas.microsoft.com/office/word/2026/wordml/cei" xmlns:w16cex="http://schemas.microsoft.com/office/word/2018/wordml/cex" xmlns:w16cid="http://schemas.microsoft.com/office/word/2016/wordml/cid" xmlns:w16="http://schemas.microsoft.com/office/word/2018/wordml" xmlns:w16du="http://schemas.microsoft.com/office/word/2023/wordml/word16du" xmlns:w16sdtdh="http://schemas.microsoft.com/office/word/2020/wordml/sdtdatahash" xmlns:w16sdtfl="http://schemas.microsoft.com/office/word/2024/wordml/sdtformatlock" xmlns:w16se="http://schemas.microsoft.com/office/word/2015/wordml/symex" xmlns:wpg="http://schemas.microsoft.com/office/word/2010/wordprocessingGroup" xmlns:wpi="http://schemas.microsoft.com/office/word/2010/wordprocessingInk" xmlns:wne="http://schemas.microsoft.com/office/word/2006/wordml" xmlns:wps="http://schemas.microsoft.com/office/word/2010/wordprocessingShape" mc:Ignorable="w14 w15 w16se w16cid w16 w16cex w16sdtdh w16sdtfl w16du wp14">
   <w:footnote w:type="separator" w:id="-1">
     <w:p>
       <w:pPr>
@@ -7191,7 +14936,7 @@
 </file>
 
 <file path=word/header1.xml><?xml version="1.0" encoding="utf-8"?>
-<w:hdr xmlns:wpc="http://schemas.microsoft.com/office/word/2010/wordprocessingCanvas" xmlns:cx="http://schemas.microsoft.com/office/drawing/2014/chartex" xmlns:cx1="http://schemas.microsoft.com/office/drawing/2015/9/8/chartex" xmlns:cx2="http://schemas.microsoft.com/office/drawing/2015/10/21/chartex" xmlns:cx3="http://schemas.microsoft.com/office/drawing/2016/5/9/chartex" xmlns:cx4="http://schemas.microsoft.com/office/drawing/2016/5/10/chartex" xmlns:cx5="http://schemas.microsoft.com/office/drawing/2016/5/11/chartex" xmlns:cx6="http://schemas.microsoft.com/office/drawing/2016/5/12/chartex" xmlns:cx7="http://schemas.microsoft.com/office/drawing/2016/5/13/chartex" xmlns:cx8="http://schemas.microsoft.com/office/drawing/2016/5/14/chartex" xmlns:mc="http://schemas.openxmlformats.org/markup-compatibility/2006" xmlns:aink="http://schemas.microsoft.com/office/drawing/2016/ink" xmlns:am3d="http://schemas.microsoft.com/office/drawing/2017/model3d" xmlns:o="urn:schemas-microsoft-com:office:office" xmlns:oel="http://schemas.microsoft.com/office/2019/extlst" xmlns:r="http://schemas.openxmlformats.org/officeDocument/2006/relationships" xmlns:m="http://schemas.openxmlformats.org/officeDocument/2006/math" xmlns:v="urn:schemas-microsoft-com:vml" xmlns:wp14="http://schemas.microsoft.com/office/word/2010/wordprocessingDrawing" xmlns:wp="http://schemas.openxmlformats.org/drawingml/2006/wordprocessingDrawing" xmlns:w10="urn:schemas-microsoft-com:office:word" xmlns:w="http://schemas.openxmlformats.org/wordprocessingml/2006/main" xmlns:w14="http://schemas.microsoft.com/office/word/2010/wordml" xmlns:w15="http://schemas.microsoft.com/office/word/2012/wordml" xmlns:w16cex="http://schemas.microsoft.com/office/word/2018/wordml/cex" xmlns:w16cid="http://schemas.microsoft.com/office/word/2016/wordml/cid" xmlns:w16="http://schemas.microsoft.com/office/word/2018/wordml" xmlns:w16du="http://schemas.microsoft.com/office/word/2023/wordml/word16du" xmlns:w16sdtdh="http://schemas.microsoft.com/office/word/2020/wordml/sdtdatahash" xmlns:w16sdtfl="http://schemas.microsoft.com/office/word/2024/wordml/sdtformatlock" xmlns:w16se="http://schemas.microsoft.com/office/word/2015/wordml/symex" xmlns:wpg="http://schemas.microsoft.com/office/word/2010/wordprocessingGroup" xmlns:wpi="http://schemas.microsoft.com/office/word/2010/wordprocessingInk" xmlns:wne="http://schemas.microsoft.com/office/word/2006/wordml" xmlns:wps="http://schemas.microsoft.com/office/word/2010/wordprocessingShape" mc:Ignorable="w14 w15 w16se w16cid w16 w16cex w16sdtdh w16sdtfl w16du wp14">
+<w:hdr xmlns:wpc="http://schemas.microsoft.com/office/word/2010/wordprocessingCanvas" xmlns:cx="http://schemas.microsoft.com/office/drawing/2014/chartex" xmlns:cx1="http://schemas.microsoft.com/office/drawing/2015/9/8/chartex" xmlns:cx2="http://schemas.microsoft.com/office/drawing/2015/10/21/chartex" xmlns:cx3="http://schemas.microsoft.com/office/drawing/2016/5/9/chartex" xmlns:cx4="http://schemas.microsoft.com/office/drawing/2016/5/10/chartex" xmlns:cx5="http://schemas.microsoft.com/office/drawing/2016/5/11/chartex" xmlns:cx6="http://schemas.microsoft.com/office/drawing/2016/5/12/chartex" xmlns:cx7="http://schemas.microsoft.com/office/drawing/2016/5/13/chartex" xmlns:cx8="http://schemas.microsoft.com/office/drawing/2016/5/14/chartex" xmlns:mc="http://schemas.openxmlformats.org/markup-compatibility/2006" xmlns:aink="http://schemas.microsoft.com/office/drawing/2016/ink" xmlns:am3d="http://schemas.microsoft.com/office/drawing/2017/model3d" xmlns:o="urn:schemas-microsoft-com:office:office" xmlns:oel="http://schemas.microsoft.com/office/2019/extlst" xmlns:r="http://schemas.openxmlformats.org/officeDocument/2006/relationships" xmlns:m="http://schemas.openxmlformats.org/officeDocument/2006/math" xmlns:v="urn:schemas-microsoft-com:vml" xmlns:wp14="http://schemas.microsoft.com/office/word/2010/wordprocessingDrawing" xmlns:wp="http://schemas.openxmlformats.org/drawingml/2006/wordprocessingDrawing" xmlns:w10="urn:schemas-microsoft-com:office:word" xmlns:w="http://schemas.openxmlformats.org/wordprocessingml/2006/main" xmlns:w14="http://schemas.microsoft.com/office/word/2010/wordml" xmlns:w15="http://schemas.microsoft.com/office/word/2012/wordml" xmlns:w16cei="http://schemas.microsoft.com/office/word/2026/wordml/cei" xmlns:w16cex="http://schemas.microsoft.com/office/word/2018/wordml/cex" xmlns:w16cid="http://schemas.microsoft.com/office/word/2016/wordml/cid" xmlns:w16="http://schemas.microsoft.com/office/word/2018/wordml" xmlns:w16du="http://schemas.microsoft.com/office/word/2023/wordml/word16du" xmlns:w16sdtdh="http://schemas.microsoft.com/office/word/2020/wordml/sdtdatahash" xmlns:w16sdtfl="http://schemas.microsoft.com/office/word/2024/wordml/sdtformatlock" xmlns:w16se="http://schemas.microsoft.com/office/word/2015/wordml/symex" xmlns:wpg="http://schemas.microsoft.com/office/word/2010/wordprocessingGroup" xmlns:wpi="http://schemas.microsoft.com/office/word/2010/wordprocessingInk" xmlns:wne="http://schemas.microsoft.com/office/word/2006/wordml" xmlns:wps="http://schemas.microsoft.com/office/word/2010/wordprocessingShape" mc:Ignorable="w14 w15 w16se w16cid w16 w16cex w16sdtdh w16sdtfl w16du wp14">
   <w:p>
     <w:pPr>
       <w:pBdr>
@@ -7214,7 +14959,7 @@
 </file>
 
 <file path=word/header2.xml><?xml version="1.0" encoding="utf-8"?>
-<w:hdr xmlns:wpc="http://schemas.microsoft.com/office/word/2010/wordprocessingCanvas" xmlns:cx="http://schemas.microsoft.com/office/drawing/2014/chartex" xmlns:cx1="http://schemas.microsoft.com/office/drawing/2015/9/8/chartex" xmlns:cx2="http://schemas.microsoft.com/office/drawing/2015/10/21/chartex" xmlns:cx3="http://schemas.microsoft.com/office/drawing/2016/5/9/chartex" xmlns:cx4="http://schemas.microsoft.com/office/drawing/2016/5/10/chartex" xmlns:cx5="http://schemas.microsoft.com/office/drawing/2016/5/11/chartex" xmlns:cx6="http://schemas.microsoft.com/office/drawing/2016/5/12/chartex" xmlns:cx7="http://schemas.microsoft.com/office/drawing/2016/5/13/chartex" xmlns:cx8="http://schemas.microsoft.com/office/drawing/2016/5/14/chartex" xmlns:mc="http://schemas.openxmlformats.org/markup-compatibility/2006" xmlns:aink="http://schemas.microsoft.com/office/drawing/2016/ink" xmlns:am3d="http://schemas.microsoft.com/office/drawing/2017/model3d" xmlns:o="urn:schemas-microsoft-com:office:office" xmlns:oel="http://schemas.microsoft.com/office/2019/extlst" xmlns:r="http://schemas.openxmlformats.org/officeDocument/2006/relationships" xmlns:m="http://schemas.openxmlformats.org/officeDocument/2006/math" xmlns:v="urn:schemas-microsoft-com:vml" xmlns:wp14="http://schemas.microsoft.com/office/word/2010/wordprocessingDrawing" xmlns:wp="http://schemas.openxmlformats.org/drawingml/2006/wordprocessingDrawing" xmlns:w10="urn:schemas-microsoft-com:office:word" xmlns:w="http://schemas.openxmlformats.org/wordprocessingml/2006/main" xmlns:w14="http://schemas.microsoft.com/office/word/2010/wordml" xmlns:w15="http://schemas.microsoft.com/office/word/2012/wordml" xmlns:w16cex="http://schemas.microsoft.com/office/word/2018/wordml/cex" xmlns:w16cid="http://schemas.microsoft.com/office/word/2016/wordml/cid" xmlns:w16="http://schemas.microsoft.com/office/word/2018/wordml" xmlns:w16du="http://schemas.microsoft.com/office/word/2023/wordml/word16du" xmlns:w16sdtdh="http://schemas.microsoft.com/office/word/2020/wordml/sdtdatahash" xmlns:w16sdtfl="http://schemas.microsoft.com/office/word/2024/wordml/sdtformatlock" xmlns:w16se="http://schemas.microsoft.com/office/word/2015/wordml/symex" xmlns:wpg="http://schemas.microsoft.com/office/word/2010/wordprocessingGroup" xmlns:wpi="http://schemas.microsoft.com/office/word/2010/wordprocessingInk" xmlns:wne="http://schemas.microsoft.com/office/word/2006/wordml" xmlns:wps="http://schemas.microsoft.com/office/word/2010/wordprocessingShape" mc:Ignorable="w14 w15 w16se w16cid w16 w16cex w16sdtdh w16sdtfl w16du wp14">
+<w:hdr xmlns:wpc="http://schemas.microsoft.com/office/word/2010/wordprocessingCanvas" xmlns:cx="http://schemas.microsoft.com/office/drawing/2014/chartex" xmlns:cx1="http://schemas.microsoft.com/office/drawing/2015/9/8/chartex" xmlns:cx2="http://schemas.microsoft.com/office/drawing/2015/10/21/chartex" xmlns:cx3="http://schemas.microsoft.com/office/drawing/2016/5/9/chartex" xmlns:cx4="http://schemas.microsoft.com/office/drawing/2016/5/10/chartex" xmlns:cx5="http://schemas.microsoft.com/office/drawing/2016/5/11/chartex" xmlns:cx6="http://schemas.microsoft.com/office/drawing/2016/5/12/chartex" xmlns:cx7="http://schemas.microsoft.com/office/drawing/2016/5/13/chartex" xmlns:cx8="http://schemas.microsoft.com/office/drawing/2016/5/14/chartex" xmlns:mc="http://schemas.openxmlformats.org/markup-compatibility/2006" xmlns:aink="http://schemas.microsoft.com/office/drawing/2016/ink" xmlns:am3d="http://schemas.microsoft.com/office/drawing/2017/model3d" xmlns:o="urn:schemas-microsoft-com:office:office" xmlns:oel="http://schemas.microsoft.com/office/2019/extlst" xmlns:r="http://schemas.openxmlformats.org/officeDocument/2006/relationships" xmlns:m="http://schemas.openxmlformats.org/officeDocument/2006/math" xmlns:v="urn:schemas-microsoft-com:vml" xmlns:wp14="http://schemas.microsoft.com/office/word/2010/wordprocessingDrawing" xmlns:wp="http://schemas.openxmlformats.org/drawingml/2006/wordprocessingDrawing" xmlns:w10="urn:schemas-microsoft-com:office:word" xmlns:w="http://schemas.openxmlformats.org/wordprocessingml/2006/main" xmlns:w14="http://schemas.microsoft.com/office/word/2010/wordml" xmlns:w15="http://schemas.microsoft.com/office/word/2012/wordml" xmlns:w16cei="http://schemas.microsoft.com/office/word/2026/wordml/cei" xmlns:w16cex="http://schemas.microsoft.com/office/word/2018/wordml/cex" xmlns:w16cid="http://schemas.microsoft.com/office/word/2016/wordml/cid" xmlns:w16="http://schemas.microsoft.com/office/word/2018/wordml" xmlns:w16du="http://schemas.microsoft.com/office/word/2023/wordml/word16du" xmlns:w16sdtdh="http://schemas.microsoft.com/office/word/2020/wordml/sdtdatahash" xmlns:w16sdtfl="http://schemas.microsoft.com/office/word/2024/wordml/sdtformatlock" xmlns:w16se="http://schemas.microsoft.com/office/word/2015/wordml/symex" xmlns:wpg="http://schemas.microsoft.com/office/word/2010/wordprocessingGroup" xmlns:wpi="http://schemas.microsoft.com/office/word/2010/wordprocessingInk" xmlns:wne="http://schemas.microsoft.com/office/word/2006/wordml" xmlns:wps="http://schemas.microsoft.com/office/word/2010/wordprocessingShape" mc:Ignorable="w14 w15 w16se w16cid w16 w16cex w16sdtdh w16sdtfl w16du wp14">
   <w:p>
     <w:pPr>
       <w:pBdr>
@@ -7235,6 +14980,7 @@
         <w:szCs w:val="16"/>
       </w:rPr>
     </w:pPr>
+    <w:proofErr w:type="spellStart"/>
     <w:r>
       <w:rPr>
         <w:rFonts w:hint="eastAsia"/>
@@ -7242,14 +14988,33 @@
         <w:sz w:val="16"/>
         <w:szCs w:val="16"/>
       </w:rPr>
-      <w:t>좀비소울_기획서</w:t>
+      <w:t>좀비소울</w:t>
+    </w:r>
+    <w:proofErr w:type="spellEnd"/>
+    <w:r>
+      <w:rPr>
+        <w:rFonts w:hint="eastAsia"/>
+        <w:color w:val="808080"/>
+        <w:sz w:val="16"/>
+        <w:szCs w:val="16"/>
+      </w:rPr>
+      <w:t>_</w:t>
+    </w:r>
+    <w:r>
+      <w:rPr>
+        <w:rFonts w:hint="eastAsia"/>
+        <w:color w:val="808080"/>
+        <w:sz w:val="16"/>
+        <w:szCs w:val="16"/>
+      </w:rPr>
+      <w:t>기획서</w:t>
     </w:r>
   </w:p>
 </w:hdr>
 </file>
 
 <file path=word/header3.xml><?xml version="1.0" encoding="utf-8"?>
-<w:hdr xmlns:wpc="http://schemas.microsoft.com/office/word/2010/wordprocessingCanvas" xmlns:cx="http://schemas.microsoft.com/office/drawing/2014/chartex" xmlns:cx1="http://schemas.microsoft.com/office/drawing/2015/9/8/chartex" xmlns:cx2="http://schemas.microsoft.com/office/drawing/2015/10/21/chartex" xmlns:cx3="http://schemas.microsoft.com/office/drawing/2016/5/9/chartex" xmlns:cx4="http://schemas.microsoft.com/office/drawing/2016/5/10/chartex" xmlns:cx5="http://schemas.microsoft.com/office/drawing/2016/5/11/chartex" xmlns:cx6="http://schemas.microsoft.com/office/drawing/2016/5/12/chartex" xmlns:cx7="http://schemas.microsoft.com/office/drawing/2016/5/13/chartex" xmlns:cx8="http://schemas.microsoft.com/office/drawing/2016/5/14/chartex" xmlns:mc="http://schemas.openxmlformats.org/markup-compatibility/2006" xmlns:aink="http://schemas.microsoft.com/office/drawing/2016/ink" xmlns:am3d="http://schemas.microsoft.com/office/drawing/2017/model3d" xmlns:o="urn:schemas-microsoft-com:office:office" xmlns:oel="http://schemas.microsoft.com/office/2019/extlst" xmlns:r="http://schemas.openxmlformats.org/officeDocument/2006/relationships" xmlns:m="http://schemas.openxmlformats.org/officeDocument/2006/math" xmlns:v="urn:schemas-microsoft-com:vml" xmlns:wp14="http://schemas.microsoft.com/office/word/2010/wordprocessingDrawing" xmlns:wp="http://schemas.openxmlformats.org/drawingml/2006/wordprocessingDrawing" xmlns:w10="urn:schemas-microsoft-com:office:word" xmlns:w="http://schemas.openxmlformats.org/wordprocessingml/2006/main" xmlns:w14="http://schemas.microsoft.com/office/word/2010/wordml" xmlns:w15="http://schemas.microsoft.com/office/word/2012/wordml" xmlns:w16cex="http://schemas.microsoft.com/office/word/2018/wordml/cex" xmlns:w16cid="http://schemas.microsoft.com/office/word/2016/wordml/cid" xmlns:w16="http://schemas.microsoft.com/office/word/2018/wordml" xmlns:w16du="http://schemas.microsoft.com/office/word/2023/wordml/word16du" xmlns:w16sdtdh="http://schemas.microsoft.com/office/word/2020/wordml/sdtdatahash" xmlns:w16sdtfl="http://schemas.microsoft.com/office/word/2024/wordml/sdtformatlock" xmlns:w16se="http://schemas.microsoft.com/office/word/2015/wordml/symex" xmlns:wpg="http://schemas.microsoft.com/office/word/2010/wordprocessingGroup" xmlns:wpi="http://schemas.microsoft.com/office/word/2010/wordprocessingInk" xmlns:wne="http://schemas.microsoft.com/office/word/2006/wordml" xmlns:wps="http://schemas.microsoft.com/office/word/2010/wordprocessingShape" mc:Ignorable="w14 w15 w16se w16cid w16 w16cex w16sdtdh w16sdtfl w16du wp14">
+<w:hdr xmlns:wpc="http://schemas.microsoft.com/office/word/2010/wordprocessingCanvas" xmlns:cx="http://schemas.microsoft.com/office/drawing/2014/chartex" xmlns:cx1="http://schemas.microsoft.com/office/drawing/2015/9/8/chartex" xmlns:cx2="http://schemas.microsoft.com/office/drawing/2015/10/21/chartex" xmlns:cx3="http://schemas.microsoft.com/office/drawing/2016/5/9/chartex" xmlns:cx4="http://schemas.microsoft.com/office/drawing/2016/5/10/chartex" xmlns:cx5="http://schemas.microsoft.com/office/drawing/2016/5/11/chartex" xmlns:cx6="http://schemas.microsoft.com/office/drawing/2016/5/12/chartex" xmlns:cx7="http://schemas.microsoft.com/office/drawing/2016/5/13/chartex" xmlns:cx8="http://schemas.microsoft.com/office/drawing/2016/5/14/chartex" xmlns:mc="http://schemas.openxmlformats.org/markup-compatibility/2006" xmlns:aink="http://schemas.microsoft.com/office/drawing/2016/ink" xmlns:am3d="http://schemas.microsoft.com/office/drawing/2017/model3d" xmlns:o="urn:schemas-microsoft-com:office:office" xmlns:oel="http://schemas.microsoft.com/office/2019/extlst" xmlns:r="http://schemas.openxmlformats.org/officeDocument/2006/relationships" xmlns:m="http://schemas.openxmlformats.org/officeDocument/2006/math" xmlns:v="urn:schemas-microsoft-com:vml" xmlns:wp14="http://schemas.microsoft.com/office/word/2010/wordprocessingDrawing" xmlns:wp="http://schemas.openxmlformats.org/drawingml/2006/wordprocessingDrawing" xmlns:w10="urn:schemas-microsoft-com:office:word" xmlns:w="http://schemas.openxmlformats.org/wordprocessingml/2006/main" xmlns:w14="http://schemas.microsoft.com/office/word/2010/wordml" xmlns:w15="http://schemas.microsoft.com/office/word/2012/wordml" xmlns:w16cei="http://schemas.microsoft.com/office/word/2026/wordml/cei" xmlns:w16cex="http://schemas.microsoft.com/office/word/2018/wordml/cex" xmlns:w16cid="http://schemas.microsoft.com/office/word/2016/wordml/cid" xmlns:w16="http://schemas.microsoft.com/office/word/2018/wordml" xmlns:w16du="http://schemas.microsoft.com/office/word/2023/wordml/word16du" xmlns:w16sdtdh="http://schemas.microsoft.com/office/word/2020/wordml/sdtdatahash" xmlns:w16sdtfl="http://schemas.microsoft.com/office/word/2024/wordml/sdtformatlock" xmlns:w16se="http://schemas.microsoft.com/office/word/2015/wordml/symex" xmlns:wpg="http://schemas.microsoft.com/office/word/2010/wordprocessingGroup" xmlns:wpi="http://schemas.microsoft.com/office/word/2010/wordprocessingInk" xmlns:wne="http://schemas.microsoft.com/office/word/2006/wordml" xmlns:wps="http://schemas.microsoft.com/office/word/2010/wordprocessingShape" mc:Ignorable="w14 w15 w16se w16cid w16 w16cex w16sdtdh w16sdtfl w16du wp14">
   <w:p>
     <w:pPr>
       <w:pBdr>
@@ -7272,7 +15037,7 @@
 </file>
 
 <file path=word/numbering.xml><?xml version="1.0" encoding="utf-8"?>
-<w:numbering xmlns:wpc="http://schemas.microsoft.com/office/word/2010/wordprocessingCanvas" xmlns:cx="http://schemas.microsoft.com/office/drawing/2014/chartex" xmlns:cx1="http://schemas.microsoft.com/office/drawing/2015/9/8/chartex" xmlns:cx2="http://schemas.microsoft.com/office/drawing/2015/10/21/chartex" xmlns:cx3="http://schemas.microsoft.com/office/drawing/2016/5/9/chartex" xmlns:cx4="http://schemas.microsoft.com/office/drawing/2016/5/10/chartex" xmlns:cx5="http://schemas.microsoft.com/office/drawing/2016/5/11/chartex" xmlns:cx6="http://schemas.microsoft.com/office/drawing/2016/5/12/chartex" xmlns:cx7="http://schemas.microsoft.com/office/drawing/2016/5/13/chartex" xmlns:cx8="http://schemas.microsoft.com/office/drawing/2016/5/14/chartex" xmlns:mc="http://schemas.openxmlformats.org/markup-compatibility/2006" xmlns:aink="http://schemas.microsoft.com/office/drawing/2016/ink" xmlns:am3d="http://schemas.microsoft.com/office/drawing/2017/model3d" xmlns:o="urn:schemas-microsoft-com:office:office" xmlns:oel="http://schemas.microsoft.com/office/2019/extlst" xmlns:r="http://schemas.openxmlformats.org/officeDocument/2006/relationships" xmlns:m="http://schemas.openxmlformats.org/officeDocument/2006/math" xmlns:v="urn:schemas-microsoft-com:vml" xmlns:wp14="http://schemas.microsoft.com/office/word/2010/wordprocessingDrawing" xmlns:wp="http://schemas.openxmlformats.org/drawingml/2006/wordprocessingDrawing" xmlns:w10="urn:schemas-microsoft-com:office:word" xmlns:w="http://schemas.openxmlformats.org/wordprocessingml/2006/main" xmlns:w14="http://schemas.microsoft.com/office/word/2010/wordml" xmlns:w15="http://schemas.microsoft.com/office/word/2012/wordml" xmlns:w16cex="http://schemas.microsoft.com/office/word/2018/wordml/cex" xmlns:w16cid="http://schemas.microsoft.com/office/word/2016/wordml/cid" xmlns:w16="http://schemas.microsoft.com/office/word/2018/wordml" xmlns:w16du="http://schemas.microsoft.com/office/word/2023/wordml/word16du" xmlns:w16sdtdh="http://schemas.microsoft.com/office/word/2020/wordml/sdtdatahash" xmlns:w16sdtfl="http://schemas.microsoft.com/office/word/2024/wordml/sdtformatlock" xmlns:w16se="http://schemas.microsoft.com/office/word/2015/wordml/symex" xmlns:wpg="http://schemas.microsoft.com/office/word/2010/wordprocessingGroup" xmlns:wpi="http://schemas.microsoft.com/office/word/2010/wordprocessingInk" xmlns:wne="http://schemas.microsoft.com/office/word/2006/wordml" xmlns:wps="http://schemas.microsoft.com/office/word/2010/wordprocessingShape" mc:Ignorable="w14 w15 w16se w16cid w16 w16cex w16sdtdh w16sdtfl w16du wp14">
+<w:numbering xmlns:wpc="http://schemas.microsoft.com/office/word/2010/wordprocessingCanvas" xmlns:cx="http://schemas.microsoft.com/office/drawing/2014/chartex" xmlns:cx1="http://schemas.microsoft.com/office/drawing/2015/9/8/chartex" xmlns:cx2="http://schemas.microsoft.com/office/drawing/2015/10/21/chartex" xmlns:cx3="http://schemas.microsoft.com/office/drawing/2016/5/9/chartex" xmlns:cx4="http://schemas.microsoft.com/office/drawing/2016/5/10/chartex" xmlns:cx5="http://schemas.microsoft.com/office/drawing/2016/5/11/chartex" xmlns:cx6="http://schemas.microsoft.com/office/drawing/2016/5/12/chartex" xmlns:cx7="http://schemas.microsoft.com/office/drawing/2016/5/13/chartex" xmlns:cx8="http://schemas.microsoft.com/office/drawing/2016/5/14/chartex" xmlns:mc="http://schemas.openxmlformats.org/markup-compatibility/2006" xmlns:aink="http://schemas.microsoft.com/office/drawing/2016/ink" xmlns:am3d="http://schemas.microsoft.com/office/drawing/2017/model3d" xmlns:o="urn:schemas-microsoft-com:office:office" xmlns:oel="http://schemas.microsoft.com/office/2019/extlst" xmlns:r="http://schemas.openxmlformats.org/officeDocument/2006/relationships" xmlns:m="http://schemas.openxmlformats.org/officeDocument/2006/math" xmlns:v="urn:schemas-microsoft-com:vml" xmlns:wp14="http://schemas.microsoft.com/office/word/2010/wordprocessingDrawing" xmlns:wp="http://schemas.openxmlformats.org/drawingml/2006/wordprocessingDrawing" xmlns:w10="urn:schemas-microsoft-com:office:word" xmlns:w="http://schemas.openxmlformats.org/wordprocessingml/2006/main" xmlns:w14="http://schemas.microsoft.com/office/word/2010/wordml" xmlns:w15="http://schemas.microsoft.com/office/word/2012/wordml" xmlns:w16cei="http://schemas.microsoft.com/office/word/2026/wordml/cei" xmlns:w16cex="http://schemas.microsoft.com/office/word/2018/wordml/cex" xmlns:w16cid="http://schemas.microsoft.com/office/word/2016/wordml/cid" xmlns:w16="http://schemas.microsoft.com/office/word/2018/wordml" xmlns:w16du="http://schemas.microsoft.com/office/word/2023/wordml/word16du" xmlns:w16sdtdh="http://schemas.microsoft.com/office/word/2020/wordml/sdtdatahash" xmlns:w16sdtfl="http://schemas.microsoft.com/office/word/2024/wordml/sdtformatlock" xmlns:w16se="http://schemas.microsoft.com/office/word/2015/wordml/symex" xmlns:wpg="http://schemas.microsoft.com/office/word/2010/wordprocessingGroup" xmlns:wpi="http://schemas.microsoft.com/office/word/2010/wordprocessingInk" xmlns:wne="http://schemas.microsoft.com/office/word/2006/wordml" xmlns:wps="http://schemas.microsoft.com/office/word/2010/wordprocessingShape" mc:Ignorable="w14 w15 w16se w16cid w16 w16cex w16sdtdh w16sdtfl w16du wp14">
   <w:abstractNum w:abstractNumId="0" w15:restartNumberingAfterBreak="0">
     <w:nsid w:val="03F215B7"/>
     <w:multiLevelType w:val="multilevel"/>
@@ -10973,28 +18738,28 @@
 </file>
 
 <file path=customXml/item1.xml><?xml version="1.0" encoding="utf-8"?>
-<b:Sources xmlns:b="http://schemas.openxmlformats.org/officeDocument/2006/bibliography" xmlns="http://schemas.openxmlformats.org/officeDocument/2006/bibliography" SelectedStyle="\APASixthEditionOfficeOnline.xsl" StyleName="APA" Version="6"/>
-</file>
-
-<file path=customXml/item2.xml><?xml version="1.0" encoding="utf-8"?>
 <go:gDocsCustomXmlDataStorage xmlns:go="http://customooxmlschemas.google.com/" xmlns:r="http://schemas.openxmlformats.org/officeDocument/2006/relationships" uri="GoogleDocsCustomDataVersion2">
   <go:docsCustomData xmlns:go="http://customooxmlschemas.google.com/" roundtripDataSignature="AMtx7micRMcumK0WNl2WwJGgDlCf2P0pZg==">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</go:docsCustomData>
 </go:gDocsCustomXmlDataStorage>
 </file>
 
-<file path=customXml/itemProps1.xml><?xml version="1.0" encoding="utf-8"?>
-<ds:datastoreItem xmlns:ds="http://schemas.openxmlformats.org/officeDocument/2006/customXml" ds:itemID="{9319AD63-CBA6-497F-A07B-DAFEC8FA0A37}">
-  <ds:schemaRefs>
-    <ds:schemaRef ds:uri="http://schemas.openxmlformats.org/officeDocument/2006/bibliography"/>
-  </ds:schemaRefs>
-</ds:datastoreItem>
+<file path=customXml/item2.xml><?xml version="1.0" encoding="utf-8"?>
+<b:Sources xmlns:b="http://schemas.openxmlformats.org/officeDocument/2006/bibliography" xmlns="http://schemas.openxmlformats.org/officeDocument/2006/bibliography" SelectedStyle="\APASixthEditionOfficeOnline.xsl" StyleName="APA" Version="6"/>
 </file>
 
-<file path=customXml/itemProps2.xml><?xml version="1.0" encoding="utf-8"?>
+<file path=customXml/itemProps1.xml><?xml version="1.0" encoding="utf-8"?>
 <ds:datastoreItem xmlns:ds="http://schemas.openxmlformats.org/officeDocument/2006/customXml" ds:itemID="{11111111-1234-1234-1234-123412341234}">
   <ds:schemaRefs>
     <ds:schemaRef ds:uri="http://customooxmlschemas.google.com/"/>
     <ds:schemaRef ds:uri="http://schemas.openxmlformats.org/officeDocument/2006/relationships"/>
   </ds:schemaRefs>
 </ds:datastoreItem>
+</file>
+
+<file path=customXml/itemProps2.xml><?xml version="1.0" encoding="utf-8"?>
+<ds:datastoreItem xmlns:ds="http://schemas.openxmlformats.org/officeDocument/2006/customXml" ds:itemID="{9319AD63-CBA6-497F-A07B-DAFEC8FA0A37}">
+  <ds:schemaRefs>
+    <ds:schemaRef ds:uri="http://schemas.openxmlformats.org/officeDocument/2006/bibliography"/>
+  </ds:schemaRefs>
+</ds:datastoreItem>
 </file>
--- a/SBSAcademy_Team01_기획서.docx
+++ b/SBSAcademy_Team01_기획서.docx
@@ -88,7 +88,6 @@
                 <w:color w:val="000000"/>
               </w:rPr>
             </w:pPr>
-            <w:proofErr w:type="spellStart"/>
             <w:r>
               <w:rPr>
                 <w:rFonts w:ascii="맑은 고딕" w:eastAsia="맑은 고딕" w:hAnsi="맑은 고딕" w:cs="맑은 고딕"/>
@@ -98,7 +97,6 @@
               </w:rPr>
               <w:t>Date</w:t>
             </w:r>
-            <w:proofErr w:type="spellEnd"/>
           </w:p>
         </w:tc>
         <w:tc>
@@ -116,7 +114,6 @@
                 <w:color w:val="000000"/>
               </w:rPr>
             </w:pPr>
-            <w:proofErr w:type="spellStart"/>
             <w:r>
               <w:rPr>
                 <w:rFonts w:ascii="맑은 고딕" w:eastAsia="맑은 고딕" w:hAnsi="맑은 고딕" w:cs="맑은 고딕"/>
@@ -126,7 +123,6 @@
               </w:rPr>
               <w:t>Author</w:t>
             </w:r>
-            <w:proofErr w:type="spellEnd"/>
           </w:p>
         </w:tc>
         <w:tc>
@@ -144,7 +140,6 @@
                 <w:color w:val="000000"/>
               </w:rPr>
             </w:pPr>
-            <w:proofErr w:type="spellStart"/>
             <w:r>
               <w:rPr>
                 <w:rFonts w:ascii="맑은 고딕" w:eastAsia="맑은 고딕" w:hAnsi="맑은 고딕" w:cs="맑은 고딕"/>
@@ -154,7 +149,6 @@
               </w:rPr>
               <w:t>Description</w:t>
             </w:r>
-            <w:proofErr w:type="spellEnd"/>
           </w:p>
         </w:tc>
       </w:tr>
@@ -1188,23 +1182,7 @@
                 <w:rFonts w:ascii="맑은 고딕" w:eastAsia="맑은 고딕" w:hAnsi="맑은 고딕" w:cs="맑은 고딕" w:hint="eastAsia"/>
                 <w:color w:val="000000"/>
               </w:rPr>
-              <w:t xml:space="preserve"> </w:t>
-            </w:r>
-            <w:proofErr w:type="spellStart"/>
-            <w:r>
-              <w:rPr>
-                <w:rFonts w:ascii="맑은 고딕" w:eastAsia="맑은 고딕" w:hAnsi="맑은 고딕" w:cs="맑은 고딕" w:hint="eastAsia"/>
-                <w:color w:val="000000"/>
-              </w:rPr>
-              <w:t>HPbar</w:t>
-            </w:r>
-            <w:proofErr w:type="spellEnd"/>
-            <w:r>
-              <w:rPr>
-                <w:rFonts w:ascii="맑은 고딕" w:eastAsia="맑은 고딕" w:hAnsi="맑은 고딕" w:cs="맑은 고딕" w:hint="eastAsia"/>
-                <w:color w:val="000000"/>
-              </w:rPr>
-              <w:t xml:space="preserve"> 협의 필요로 내용 전환.</w:t>
+              <w:t xml:space="preserve"> HPbar 협의 필요로 내용 전환.</w:t>
             </w:r>
           </w:p>
           <w:p>
@@ -1703,7 +1681,7 @@
             <w:pPr>
               <w:jc w:val="center"/>
               <w:rPr>
-                <w:rFonts w:eastAsiaTheme="minorEastAsia" w:hint="eastAsia"/>
+                <w:rFonts w:eastAsiaTheme="minorEastAsia"/>
               </w:rPr>
             </w:pPr>
             <w:r>
@@ -1896,7 +1874,7 @@
           <w:p>
             <w:pPr>
               <w:rPr>
-                <w:rFonts w:ascii="맑은 고딕" w:eastAsia="맑은 고딕" w:hAnsi="맑은 고딕" w:cs="맑은 고딕" w:hint="eastAsia"/>
+                <w:rFonts w:ascii="맑은 고딕" w:eastAsia="맑은 고딕" w:hAnsi="맑은 고딕" w:cs="맑은 고딕"/>
                 <w:color w:val="000000"/>
               </w:rPr>
             </w:pPr>
@@ -2132,7 +2110,7 @@
           <w:p>
             <w:pPr>
               <w:rPr>
-                <w:rFonts w:ascii="맑은 고딕" w:eastAsia="맑은 고딕" w:hAnsi="맑은 고딕" w:cs="맑은 고딕" w:hint="eastAsia"/>
+                <w:rFonts w:ascii="맑은 고딕" w:eastAsia="맑은 고딕" w:hAnsi="맑은 고딕" w:cs="맑은 고딕"/>
                 <w:color w:val="000000"/>
               </w:rPr>
             </w:pPr>
@@ -2358,7 +2336,7 @@
       <w:r>
         <w:fldChar w:fldCharType="separate"/>
       </w:r>
-      <w:hyperlink w:anchor="_Toc243962880" w:history="1">
+      <w:hyperlink w:anchor="_Toc243986323" w:history="1">
         <w:r>
           <w:rPr>
             <w:rStyle w:val="af"/>
@@ -2403,7 +2381,7 @@
             <w:noProof/>
             <w:webHidden/>
           </w:rPr>
-          <w:instrText xml:space="preserve"> PAGEREF _Toc243962880 \h </w:instrText>
+          <w:instrText xml:space="preserve"> PAGEREF _Toc243986323 \h </w:instrText>
         </w:r>
         <w:r>
           <w:rPr>
@@ -2451,7 +2429,7 @@
           <w14:ligatures w14:val="standardContextual"/>
         </w:rPr>
       </w:pPr>
-      <w:hyperlink w:anchor="_Toc243962881" w:history="1">
+      <w:hyperlink w:anchor="_Toc243986324" w:history="1">
         <w:r>
           <w:rPr>
             <w:rStyle w:val="af"/>
@@ -2496,7 +2474,7 @@
             <w:noProof/>
             <w:webHidden/>
           </w:rPr>
-          <w:instrText xml:space="preserve"> PAGEREF _Toc243962881 \h </w:instrText>
+          <w:instrText xml:space="preserve"> PAGEREF _Toc243986324 \h </w:instrText>
         </w:r>
         <w:r>
           <w:rPr>
@@ -2544,7 +2522,7 @@
           <w14:ligatures w14:val="standardContextual"/>
         </w:rPr>
       </w:pPr>
-      <w:hyperlink w:anchor="_Toc243962882" w:history="1">
+      <w:hyperlink w:anchor="_Toc243986325" w:history="1">
         <w:r>
           <w:rPr>
             <w:rStyle w:val="af"/>
@@ -2589,7 +2567,7 @@
             <w:noProof/>
             <w:webHidden/>
           </w:rPr>
-          <w:instrText xml:space="preserve"> PAGEREF _Toc243962882 \h </w:instrText>
+          <w:instrText xml:space="preserve"> PAGEREF _Toc243986325 \h </w:instrText>
         </w:r>
         <w:r>
           <w:rPr>
@@ -2637,7 +2615,7 @@
           <w14:ligatures w14:val="standardContextual"/>
         </w:rPr>
       </w:pPr>
-      <w:hyperlink w:anchor="_Toc243962883" w:history="1">
+      <w:hyperlink w:anchor="_Toc243986326" w:history="1">
         <w:r>
           <w:rPr>
             <w:rStyle w:val="af"/>
@@ -2682,7 +2660,7 @@
             <w:noProof/>
             <w:webHidden/>
           </w:rPr>
-          <w:instrText xml:space="preserve"> PAGEREF _Toc243962883 \h </w:instrText>
+          <w:instrText xml:space="preserve"> PAGEREF _Toc243986326 \h </w:instrText>
         </w:r>
         <w:r>
           <w:rPr>
@@ -2730,7 +2708,7 @@
           <w14:ligatures w14:val="standardContextual"/>
         </w:rPr>
       </w:pPr>
-      <w:hyperlink w:anchor="_Toc243962884" w:history="1">
+      <w:hyperlink w:anchor="_Toc243986327" w:history="1">
         <w:r>
           <w:rPr>
             <w:rStyle w:val="af"/>
@@ -2817,7 +2795,7 @@
             <w:noProof/>
             <w:webHidden/>
           </w:rPr>
-          <w:instrText xml:space="preserve"> PAGEREF _Toc243962884 \h </w:instrText>
+          <w:instrText xml:space="preserve"> PAGEREF _Toc243986327 \h </w:instrText>
         </w:r>
         <w:r>
           <w:rPr>
@@ -2865,7 +2843,7 @@
           <w14:ligatures w14:val="standardContextual"/>
         </w:rPr>
       </w:pPr>
-      <w:hyperlink w:anchor="_Toc243962885" w:history="1">
+      <w:hyperlink w:anchor="_Toc243986328" w:history="1">
         <w:r>
           <w:rPr>
             <w:rStyle w:val="af"/>
@@ -2952,7 +2930,7 @@
             <w:noProof/>
             <w:webHidden/>
           </w:rPr>
-          <w:instrText xml:space="preserve"> PAGEREF _Toc243962885 \h </w:instrText>
+          <w:instrText xml:space="preserve"> PAGEREF _Toc243986328 \h </w:instrText>
         </w:r>
         <w:r>
           <w:rPr>
@@ -2999,7 +2977,7 @@
           <w14:ligatures w14:val="standardContextual"/>
         </w:rPr>
       </w:pPr>
-      <w:hyperlink w:anchor="_Toc243962886" w:history="1">
+      <w:hyperlink w:anchor="_Toc243986329" w:history="1">
         <w:r>
           <w:rPr>
             <w:rStyle w:val="af"/>
@@ -3058,7 +3036,7 @@
             <w:noProof/>
             <w:webHidden/>
           </w:rPr>
-          <w:instrText xml:space="preserve"> PAGEREF _Toc243962886 \h </w:instrText>
+          <w:instrText xml:space="preserve"> PAGEREF _Toc243986329 \h </w:instrText>
         </w:r>
         <w:r>
           <w:rPr>
@@ -3106,7 +3084,7 @@
           <w14:ligatures w14:val="standardContextual"/>
         </w:rPr>
       </w:pPr>
-      <w:hyperlink w:anchor="_Toc243962887" w:history="1">
+      <w:hyperlink w:anchor="_Toc243986330" w:history="1">
         <w:r>
           <w:rPr>
             <w:rStyle w:val="af"/>
@@ -3165,7 +3143,7 @@
             <w:noProof/>
             <w:webHidden/>
           </w:rPr>
-          <w:instrText xml:space="preserve"> PAGEREF _Toc243962887 \h </w:instrText>
+          <w:instrText xml:space="preserve"> PAGEREF _Toc243986330 \h </w:instrText>
         </w:r>
         <w:r>
           <w:rPr>
@@ -3213,7 +3191,7 @@
           <w14:ligatures w14:val="standardContextual"/>
         </w:rPr>
       </w:pPr>
-      <w:hyperlink w:anchor="_Toc243962888" w:history="1">
+      <w:hyperlink w:anchor="_Toc243986331" w:history="1">
         <w:r>
           <w:rPr>
             <w:rStyle w:val="af"/>
@@ -3286,7 +3264,7 @@
             <w:noProof/>
             <w:webHidden/>
           </w:rPr>
-          <w:instrText xml:space="preserve"> PAGEREF _Toc243962888 \h </w:instrText>
+          <w:instrText xml:space="preserve"> PAGEREF _Toc243986331 \h </w:instrText>
         </w:r>
         <w:r>
           <w:rPr>
@@ -3333,7 +3311,7 @@
           <w14:ligatures w14:val="standardContextual"/>
         </w:rPr>
       </w:pPr>
-      <w:hyperlink w:anchor="_Toc243962889" w:history="1">
+      <w:hyperlink w:anchor="_Toc243986332" w:history="1">
         <w:r>
           <w:rPr>
             <w:rStyle w:val="af"/>
@@ -3434,7 +3412,7 @@
             <w:noProof/>
             <w:webHidden/>
           </w:rPr>
-          <w:instrText xml:space="preserve"> PAGEREF _Toc243962889 \h </w:instrText>
+          <w:instrText xml:space="preserve"> PAGEREF _Toc243986332 \h </w:instrText>
         </w:r>
         <w:r>
           <w:rPr>
@@ -3482,7 +3460,7 @@
           <w14:ligatures w14:val="standardContextual"/>
         </w:rPr>
       </w:pPr>
-      <w:hyperlink w:anchor="_Toc243962890" w:history="1">
+      <w:hyperlink w:anchor="_Toc243986333" w:history="1">
         <w:r>
           <w:rPr>
             <w:rStyle w:val="af"/>
@@ -3527,7 +3505,7 @@
             <w:noProof/>
             <w:webHidden/>
           </w:rPr>
-          <w:instrText xml:space="preserve"> PAGEREF _Toc243962890 \h </w:instrText>
+          <w:instrText xml:space="preserve"> PAGEREF _Toc243986333 \h </w:instrText>
         </w:r>
         <w:r>
           <w:rPr>
@@ -3575,7 +3553,7 @@
           <w14:ligatures w14:val="standardContextual"/>
         </w:rPr>
       </w:pPr>
-      <w:hyperlink w:anchor="_Toc243962891" w:history="1">
+      <w:hyperlink w:anchor="_Toc243986334" w:history="1">
         <w:r>
           <w:rPr>
             <w:rStyle w:val="af"/>
@@ -3634,7 +3612,7 @@
             <w:noProof/>
             <w:webHidden/>
           </w:rPr>
-          <w:instrText xml:space="preserve"> PAGEREF _Toc243962891 \h </w:instrText>
+          <w:instrText xml:space="preserve"> PAGEREF _Toc243986334 \h </w:instrText>
         </w:r>
         <w:r>
           <w:rPr>
@@ -3682,7 +3660,7 @@
           <w14:ligatures w14:val="standardContextual"/>
         </w:rPr>
       </w:pPr>
-      <w:hyperlink w:anchor="_Toc243962892" w:history="1">
+      <w:hyperlink w:anchor="_Toc243986335" w:history="1">
         <w:r>
           <w:rPr>
             <w:rStyle w:val="af"/>
@@ -3755,7 +3733,7 @@
             <w:noProof/>
             <w:webHidden/>
           </w:rPr>
-          <w:instrText xml:space="preserve"> PAGEREF _Toc243962892 \h </w:instrText>
+          <w:instrText xml:space="preserve"> PAGEREF _Toc243986335 \h </w:instrText>
         </w:r>
         <w:r>
           <w:rPr>
@@ -3803,7 +3781,7 @@
           <w14:ligatures w14:val="standardContextual"/>
         </w:rPr>
       </w:pPr>
-      <w:hyperlink w:anchor="_Toc243962893" w:history="1">
+      <w:hyperlink w:anchor="_Toc243986336" w:history="1">
         <w:r>
           <w:rPr>
             <w:rStyle w:val="af"/>
@@ -3876,7 +3854,7 @@
             <w:noProof/>
             <w:webHidden/>
           </w:rPr>
-          <w:instrText xml:space="preserve"> PAGEREF _Toc243962893 \h </w:instrText>
+          <w:instrText xml:space="preserve"> PAGEREF _Toc243986336 \h </w:instrText>
         </w:r>
         <w:r>
           <w:rPr>
@@ -3924,7 +3902,7 @@
           <w14:ligatures w14:val="standardContextual"/>
         </w:rPr>
       </w:pPr>
-      <w:hyperlink w:anchor="_Toc243962894" w:history="1">
+      <w:hyperlink w:anchor="_Toc243986337" w:history="1">
         <w:r>
           <w:rPr>
             <w:rStyle w:val="af"/>
@@ -3969,7 +3947,7 @@
             <w:noProof/>
             <w:webHidden/>
           </w:rPr>
-          <w:instrText xml:space="preserve"> PAGEREF _Toc243962894 \h </w:instrText>
+          <w:instrText xml:space="preserve"> PAGEREF _Toc243986337 \h </w:instrText>
         </w:r>
         <w:r>
           <w:rPr>
@@ -4017,7 +3995,7 @@
           <w14:ligatures w14:val="standardContextual"/>
         </w:rPr>
       </w:pPr>
-      <w:hyperlink w:anchor="_Toc243962895" w:history="1">
+      <w:hyperlink w:anchor="_Toc243986338" w:history="1">
         <w:r>
           <w:rPr>
             <w:rStyle w:val="af"/>
@@ -4104,7 +4082,7 @@
             <w:noProof/>
             <w:webHidden/>
           </w:rPr>
-          <w:instrText xml:space="preserve"> PAGEREF _Toc243962895 \h </w:instrText>
+          <w:instrText xml:space="preserve"> PAGEREF _Toc243986338 \h </w:instrText>
         </w:r>
         <w:r>
           <w:rPr>
@@ -4152,7 +4130,7 @@
           <w14:ligatures w14:val="standardContextual"/>
         </w:rPr>
       </w:pPr>
-      <w:hyperlink w:anchor="_Toc243962896" w:history="1">
+      <w:hyperlink w:anchor="_Toc243986339" w:history="1">
         <w:r>
           <w:rPr>
             <w:rStyle w:val="af"/>
@@ -4225,7 +4203,7 @@
             <w:noProof/>
             <w:webHidden/>
           </w:rPr>
-          <w:instrText xml:space="preserve"> PAGEREF _Toc243962896 \h </w:instrText>
+          <w:instrText xml:space="preserve"> PAGEREF _Toc243986339 \h </w:instrText>
         </w:r>
         <w:r>
           <w:rPr>
@@ -4273,7 +4251,7 @@
           <w14:ligatures w14:val="standardContextual"/>
         </w:rPr>
       </w:pPr>
-      <w:hyperlink w:anchor="_Toc243962897" w:history="1">
+      <w:hyperlink w:anchor="_Toc243986340" w:history="1">
         <w:r>
           <w:rPr>
             <w:rStyle w:val="af"/>
@@ -4332,7 +4310,7 @@
             <w:noProof/>
             <w:webHidden/>
           </w:rPr>
-          <w:instrText xml:space="preserve"> PAGEREF _Toc243962897 \h </w:instrText>
+          <w:instrText xml:space="preserve"> PAGEREF _Toc243986340 \h </w:instrText>
         </w:r>
         <w:r>
           <w:rPr>
@@ -4380,7 +4358,7 @@
           <w14:ligatures w14:val="standardContextual"/>
         </w:rPr>
       </w:pPr>
-      <w:hyperlink w:anchor="_Toc243962898" w:history="1">
+      <w:hyperlink w:anchor="_Toc243986341" w:history="1">
         <w:r>
           <w:rPr>
             <w:rStyle w:val="af"/>
@@ -4439,7 +4417,7 @@
             <w:noProof/>
             <w:webHidden/>
           </w:rPr>
-          <w:instrText xml:space="preserve"> PAGEREF _Toc243962898 \h </w:instrText>
+          <w:instrText xml:space="preserve"> PAGEREF _Toc243986341 \h </w:instrText>
         </w:r>
         <w:r>
           <w:rPr>
@@ -4487,7 +4465,7 @@
           <w14:ligatures w14:val="standardContextual"/>
         </w:rPr>
       </w:pPr>
-      <w:hyperlink w:anchor="_Toc243962899" w:history="1">
+      <w:hyperlink w:anchor="_Toc243986342" w:history="1">
         <w:r>
           <w:rPr>
             <w:rStyle w:val="af"/>
@@ -4560,7 +4538,7 @@
             <w:noProof/>
             <w:webHidden/>
           </w:rPr>
-          <w:instrText xml:space="preserve"> PAGEREF _Toc243962899 \h </w:instrText>
+          <w:instrText xml:space="preserve"> PAGEREF _Toc243986342 \h </w:instrText>
         </w:r>
         <w:r>
           <w:rPr>
@@ -4608,7 +4586,7 @@
           <w14:ligatures w14:val="standardContextual"/>
         </w:rPr>
       </w:pPr>
-      <w:hyperlink w:anchor="_Toc243962900" w:history="1">
+      <w:hyperlink w:anchor="_Toc243986343" w:history="1">
         <w:r>
           <w:rPr>
             <w:rStyle w:val="af"/>
@@ -4681,7 +4659,7 @@
             <w:noProof/>
             <w:webHidden/>
           </w:rPr>
-          <w:instrText xml:space="preserve"> PAGEREF _Toc243962900 \h </w:instrText>
+          <w:instrText xml:space="preserve"> PAGEREF _Toc243986343 \h </w:instrText>
         </w:r>
         <w:r>
           <w:rPr>
@@ -4729,7 +4707,7 @@
           <w14:ligatures w14:val="standardContextual"/>
         </w:rPr>
       </w:pPr>
-      <w:hyperlink w:anchor="_Toc243962901" w:history="1">
+      <w:hyperlink w:anchor="_Toc243986344" w:history="1">
         <w:r>
           <w:rPr>
             <w:rStyle w:val="af"/>
@@ -4774,7 +4752,7 @@
             <w:noProof/>
             <w:webHidden/>
           </w:rPr>
-          <w:instrText xml:space="preserve"> PAGEREF _Toc243962901 \h </w:instrText>
+          <w:instrText xml:space="preserve"> PAGEREF _Toc243986344 \h </w:instrText>
         </w:r>
         <w:r>
           <w:rPr>
@@ -4822,7 +4800,7 @@
           <w14:ligatures w14:val="standardContextual"/>
         </w:rPr>
       </w:pPr>
-      <w:hyperlink w:anchor="_Toc243962902" w:history="1">
+      <w:hyperlink w:anchor="_Toc243986345" w:history="1">
         <w:r>
           <w:rPr>
             <w:rStyle w:val="af"/>
@@ -4867,7 +4845,7 @@
             <w:noProof/>
             <w:webHidden/>
           </w:rPr>
-          <w:instrText xml:space="preserve"> PAGEREF _Toc243962902 \h </w:instrText>
+          <w:instrText xml:space="preserve"> PAGEREF _Toc243986345 \h </w:instrText>
         </w:r>
         <w:r>
           <w:rPr>
@@ -4915,7 +4893,7 @@
           <w14:ligatures w14:val="standardContextual"/>
         </w:rPr>
       </w:pPr>
-      <w:hyperlink w:anchor="_Toc243962903" w:history="1">
+      <w:hyperlink w:anchor="_Toc243986346" w:history="1">
         <w:r>
           <w:rPr>
             <w:rStyle w:val="af"/>
@@ -4960,7 +4938,7 @@
             <w:noProof/>
             <w:webHidden/>
           </w:rPr>
-          <w:instrText xml:space="preserve"> PAGEREF _Toc243962903 \h </w:instrText>
+          <w:instrText xml:space="preserve"> PAGEREF _Toc243986346 \h </w:instrText>
         </w:r>
         <w:r>
           <w:rPr>
@@ -5008,7 +4986,7 @@
           <w14:ligatures w14:val="standardContextual"/>
         </w:rPr>
       </w:pPr>
-      <w:hyperlink w:anchor="_Toc243962904" w:history="1">
+      <w:hyperlink w:anchor="_Toc243986347" w:history="1">
         <w:r>
           <w:rPr>
             <w:rStyle w:val="af"/>
@@ -5081,7 +5059,7 @@
             <w:noProof/>
             <w:webHidden/>
           </w:rPr>
-          <w:instrText xml:space="preserve"> PAGEREF _Toc243962904 \h </w:instrText>
+          <w:instrText xml:space="preserve"> PAGEREF _Toc243986347 \h </w:instrText>
         </w:r>
         <w:r>
           <w:rPr>
@@ -5129,7 +5107,7 @@
           <w14:ligatures w14:val="standardContextual"/>
         </w:rPr>
       </w:pPr>
-      <w:hyperlink w:anchor="_Toc243962905" w:history="1">
+      <w:hyperlink w:anchor="_Toc243986348" w:history="1">
         <w:r>
           <w:rPr>
             <w:rStyle w:val="af"/>
@@ -5195,7 +5173,7 @@
             <w:noProof/>
             <w:webHidden/>
           </w:rPr>
-          <w:instrText xml:space="preserve"> PAGEREF _Toc243962905 \h </w:instrText>
+          <w:instrText xml:space="preserve"> PAGEREF _Toc243986348 \h </w:instrText>
         </w:r>
         <w:r>
           <w:rPr>
@@ -5243,7 +5221,7 @@
           <w14:ligatures w14:val="standardContextual"/>
         </w:rPr>
       </w:pPr>
-      <w:hyperlink w:anchor="_Toc243962906" w:history="1">
+      <w:hyperlink w:anchor="_Toc243986349" w:history="1">
         <w:r>
           <w:rPr>
             <w:rStyle w:val="af"/>
@@ -5344,7 +5322,7 @@
             <w:noProof/>
             <w:webHidden/>
           </w:rPr>
-          <w:instrText xml:space="preserve"> PAGEREF _Toc243962906 \h </w:instrText>
+          <w:instrText xml:space="preserve"> PAGEREF _Toc243986349 \h </w:instrText>
         </w:r>
         <w:r>
           <w:rPr>
@@ -5364,7 +5342,7 @@
             <w:noProof/>
             <w:webHidden/>
           </w:rPr>
-          <w:t>9</w:t>
+          <w:t>10</w:t>
         </w:r>
         <w:r>
           <w:rPr>
@@ -5391,7 +5369,7 @@
           <w14:ligatures w14:val="standardContextual"/>
         </w:rPr>
       </w:pPr>
-      <w:hyperlink w:anchor="_Toc243962907" w:history="1">
+      <w:hyperlink w:anchor="_Toc243986350" w:history="1">
         <w:r>
           <w:rPr>
             <w:rStyle w:val="af"/>
@@ -5478,7 +5456,7 @@
             <w:noProof/>
             <w:webHidden/>
           </w:rPr>
-          <w:instrText xml:space="preserve"> PAGEREF _Toc243962907 \h </w:instrText>
+          <w:instrText xml:space="preserve"> PAGEREF _Toc243986350 \h </w:instrText>
         </w:r>
         <w:r>
           <w:rPr>
@@ -5498,7 +5476,7 @@
             <w:noProof/>
             <w:webHidden/>
           </w:rPr>
-          <w:t>9</w:t>
+          <w:t>11</w:t>
         </w:r>
         <w:r>
           <w:rPr>
@@ -5526,7 +5504,7 @@
           <w14:ligatures w14:val="standardContextual"/>
         </w:rPr>
       </w:pPr>
-      <w:hyperlink w:anchor="_Toc243962908" w:history="1">
+      <w:hyperlink w:anchor="_Toc243986351" w:history="1">
         <w:r>
           <w:rPr>
             <w:rStyle w:val="af"/>
@@ -5585,7 +5563,7 @@
             <w:noProof/>
             <w:webHidden/>
           </w:rPr>
-          <w:instrText xml:space="preserve"> PAGEREF _Toc243962908 \h </w:instrText>
+          <w:instrText xml:space="preserve"> PAGEREF _Toc243986351 \h </w:instrText>
         </w:r>
         <w:r>
           <w:rPr>
@@ -5605,7 +5583,7 @@
             <w:noProof/>
             <w:webHidden/>
           </w:rPr>
-          <w:t>9</w:t>
+          <w:t>11</w:t>
         </w:r>
         <w:r>
           <w:rPr>
@@ -5633,7 +5611,7 @@
           <w14:ligatures w14:val="standardContextual"/>
         </w:rPr>
       </w:pPr>
-      <w:hyperlink w:anchor="_Toc243962909" w:history="1">
+      <w:hyperlink w:anchor="_Toc243986352" w:history="1">
         <w:r>
           <w:rPr>
             <w:rStyle w:val="af"/>
@@ -5734,7 +5712,7 @@
             <w:noProof/>
             <w:webHidden/>
           </w:rPr>
-          <w:instrText xml:space="preserve"> PAGEREF _Toc243962909 \h </w:instrText>
+          <w:instrText xml:space="preserve"> PAGEREF _Toc243986352 \h </w:instrText>
         </w:r>
         <w:r>
           <w:rPr>
@@ -5754,7 +5732,7 @@
             <w:noProof/>
             <w:webHidden/>
           </w:rPr>
-          <w:t>9</w:t>
+          <w:t>11</w:t>
         </w:r>
         <w:r>
           <w:rPr>
@@ -5782,7 +5760,7 @@
           <w14:ligatures w14:val="standardContextual"/>
         </w:rPr>
       </w:pPr>
-      <w:hyperlink w:anchor="_Toc243962910" w:history="1">
+      <w:hyperlink w:anchor="_Toc243986353" w:history="1">
         <w:r>
           <w:rPr>
             <w:rStyle w:val="af"/>
@@ -5841,7 +5819,7 @@
             <w:noProof/>
             <w:webHidden/>
           </w:rPr>
-          <w:instrText xml:space="preserve"> PAGEREF _Toc243962910 \h </w:instrText>
+          <w:instrText xml:space="preserve"> PAGEREF _Toc243986353 \h </w:instrText>
         </w:r>
         <w:r>
           <w:rPr>
@@ -5861,7 +5839,7 @@
             <w:noProof/>
             <w:webHidden/>
           </w:rPr>
-          <w:t>9</w:t>
+          <w:t>11</w:t>
         </w:r>
         <w:r>
           <w:rPr>
@@ -5889,7 +5867,7 @@
           <w14:ligatures w14:val="standardContextual"/>
         </w:rPr>
       </w:pPr>
-      <w:hyperlink w:anchor="_Toc243962911" w:history="1">
+      <w:hyperlink w:anchor="_Toc243986354" w:history="1">
         <w:r>
           <w:rPr>
             <w:rStyle w:val="af"/>
@@ -5948,7 +5926,7 @@
             <w:noProof/>
             <w:webHidden/>
           </w:rPr>
-          <w:instrText xml:space="preserve"> PAGEREF _Toc243962911 \h </w:instrText>
+          <w:instrText xml:space="preserve"> PAGEREF _Toc243986354 \h </w:instrText>
         </w:r>
         <w:r>
           <w:rPr>
@@ -5968,7 +5946,7 @@
             <w:noProof/>
             <w:webHidden/>
           </w:rPr>
-          <w:t>9</w:t>
+          <w:t>11</w:t>
         </w:r>
         <w:r>
           <w:rPr>
@@ -5996,7 +5974,7 @@
           <w14:ligatures w14:val="standardContextual"/>
         </w:rPr>
       </w:pPr>
-      <w:hyperlink w:anchor="_Toc243962912" w:history="1">
+      <w:hyperlink w:anchor="_Toc243986355" w:history="1">
         <w:r>
           <w:rPr>
             <w:rStyle w:val="af"/>
@@ -6069,7 +6047,7 @@
             <w:noProof/>
             <w:webHidden/>
           </w:rPr>
-          <w:instrText xml:space="preserve"> PAGEREF _Toc243962912 \h </w:instrText>
+          <w:instrText xml:space="preserve"> PAGEREF _Toc243986355 \h </w:instrText>
         </w:r>
         <w:r>
           <w:rPr>
@@ -6089,7 +6067,7 @@
             <w:noProof/>
             <w:webHidden/>
           </w:rPr>
-          <w:t>9</w:t>
+          <w:t>11</w:t>
         </w:r>
         <w:r>
           <w:rPr>
@@ -6117,7 +6095,7 @@
           <w14:ligatures w14:val="standardContextual"/>
         </w:rPr>
       </w:pPr>
-      <w:hyperlink w:anchor="_Toc243962913" w:history="1">
+      <w:hyperlink w:anchor="_Toc243986356" w:history="1">
         <w:r>
           <w:rPr>
             <w:rStyle w:val="af"/>
@@ -6176,7 +6154,7 @@
             <w:noProof/>
             <w:webHidden/>
           </w:rPr>
-          <w:instrText xml:space="preserve"> PAGEREF _Toc243962913 \h </w:instrText>
+          <w:instrText xml:space="preserve"> PAGEREF _Toc243986356 \h </w:instrText>
         </w:r>
         <w:r>
           <w:rPr>
@@ -6196,7 +6174,7 @@
             <w:noProof/>
             <w:webHidden/>
           </w:rPr>
-          <w:t>9</w:t>
+          <w:t>11</w:t>
         </w:r>
         <w:r>
           <w:rPr>
@@ -6223,7 +6201,7 @@
           <w14:ligatures w14:val="standardContextual"/>
         </w:rPr>
       </w:pPr>
-      <w:hyperlink w:anchor="_Toc243962914" w:history="1">
+      <w:hyperlink w:anchor="_Toc243986357" w:history="1">
         <w:r>
           <w:rPr>
             <w:rStyle w:val="af"/>
@@ -6275,7 +6253,7 @@
             <w:noProof/>
             <w:webHidden/>
           </w:rPr>
-          <w:instrText xml:space="preserve"> PAGEREF _Toc243962914 \h </w:instrText>
+          <w:instrText xml:space="preserve"> PAGEREF _Toc243986357 \h </w:instrText>
         </w:r>
         <w:r>
           <w:rPr>
@@ -6295,7 +6273,7 @@
             <w:noProof/>
             <w:webHidden/>
           </w:rPr>
-          <w:t>9</w:t>
+          <w:t>11</w:t>
         </w:r>
         <w:r>
           <w:rPr>
@@ -6323,7 +6301,7 @@
           <w14:ligatures w14:val="standardContextual"/>
         </w:rPr>
       </w:pPr>
-      <w:hyperlink w:anchor="_Toc243962915" w:history="1">
+      <w:hyperlink w:anchor="_Toc243986358" w:history="1">
         <w:r>
           <w:rPr>
             <w:rStyle w:val="af"/>
@@ -6382,7 +6360,7 @@
             <w:noProof/>
             <w:webHidden/>
           </w:rPr>
-          <w:instrText xml:space="preserve"> PAGEREF _Toc243962915 \h </w:instrText>
+          <w:instrText xml:space="preserve"> PAGEREF _Toc243986358 \h </w:instrText>
         </w:r>
         <w:r>
           <w:rPr>
@@ -6402,7 +6380,7 @@
             <w:noProof/>
             <w:webHidden/>
           </w:rPr>
-          <w:t>10</w:t>
+          <w:t>11</w:t>
         </w:r>
         <w:r>
           <w:rPr>
@@ -6430,7 +6408,7 @@
           <w14:ligatures w14:val="standardContextual"/>
         </w:rPr>
       </w:pPr>
-      <w:hyperlink w:anchor="_Toc243962916" w:history="1">
+      <w:hyperlink w:anchor="_Toc243986359" w:history="1">
         <w:r>
           <w:rPr>
             <w:rStyle w:val="af"/>
@@ -6496,7 +6474,7 @@
             <w:noProof/>
             <w:webHidden/>
           </w:rPr>
-          <w:instrText xml:space="preserve"> PAGEREF _Toc243962916 \h </w:instrText>
+          <w:instrText xml:space="preserve"> PAGEREF _Toc243986359 \h </w:instrText>
         </w:r>
         <w:r>
           <w:rPr>
@@ -6516,2121 +6494,7 @@
             <w:noProof/>
             <w:webHidden/>
           </w:rPr>
-          <w:t>10</w:t>
-        </w:r>
-        <w:r>
-          <w:rPr>
-            <w:noProof/>
-            <w:webHidden/>
-          </w:rPr>
-          <w:fldChar w:fldCharType="end"/>
-        </w:r>
-      </w:hyperlink>
-    </w:p>
-    <w:p>
-      <w:pPr>
-        <w:pStyle w:val="10"/>
-        <w:tabs>
-          <w:tab w:val="left" w:pos="425"/>
-          <w:tab w:val="right" w:leader="underscore" w:pos="9019"/>
-        </w:tabs>
-        <w:rPr>
-          <w:rFonts w:asciiTheme="minorHAnsi" w:hAnsiTheme="minorHAnsi" w:cstheme="minorBidi"/>
-          <w:noProof/>
-          <w:kern w:val="2"/>
-          <w:szCs w:val="24"/>
-          <w:lang w:val="en-US"/>
-          <w14:ligatures w14:val="standardContextual"/>
-        </w:rPr>
-      </w:pPr>
-      <w:hyperlink w:anchor="_Toc243962917" w:history="1">
-        <w:r>
-          <w:rPr>
-            <w:rStyle w:val="af"/>
-            <w:noProof/>
-          </w:rPr>
-          <w:t>6</w:t>
-        </w:r>
-        <w:r>
-          <w:rPr>
-            <w:rFonts w:asciiTheme="minorHAnsi" w:hAnsiTheme="minorHAnsi" w:cstheme="minorBidi"/>
-            <w:noProof/>
-            <w:kern w:val="2"/>
-            <w:szCs w:val="24"/>
-            <w:lang w:val="en-US"/>
-            <w14:ligatures w14:val="standardContextual"/>
-          </w:rPr>
-          <w:tab/>
-        </w:r>
-        <w:r>
-          <w:rPr>
-            <w:rStyle w:val="af"/>
-            <w:noProof/>
-          </w:rPr>
-          <w:t>핵심</w:t>
-        </w:r>
-        <w:r>
-          <w:rPr>
-            <w:rStyle w:val="af"/>
-            <w:noProof/>
-          </w:rPr>
-          <w:t xml:space="preserve"> </w:t>
-        </w:r>
-        <w:r>
-          <w:rPr>
-            <w:rStyle w:val="af"/>
-            <w:noProof/>
-          </w:rPr>
-          <w:t>시스템</w:t>
-        </w:r>
-        <w:r>
-          <w:rPr>
-            <w:noProof/>
-            <w:webHidden/>
-          </w:rPr>
-          <w:tab/>
-        </w:r>
-        <w:r>
-          <w:rPr>
-            <w:noProof/>
-            <w:webHidden/>
-          </w:rPr>
-          <w:fldChar w:fldCharType="begin"/>
-        </w:r>
-        <w:r>
-          <w:rPr>
-            <w:noProof/>
-            <w:webHidden/>
-          </w:rPr>
-          <w:instrText xml:space="preserve"> PAGEREF _Toc243962917 \h </w:instrText>
-        </w:r>
-        <w:r>
-          <w:rPr>
-            <w:noProof/>
-            <w:webHidden/>
-          </w:rPr>
-        </w:r>
-        <w:r>
-          <w:rPr>
-            <w:noProof/>
-            <w:webHidden/>
-          </w:rPr>
-          <w:fldChar w:fldCharType="separate"/>
-        </w:r>
-        <w:r>
-          <w:rPr>
-            <w:noProof/>
-            <w:webHidden/>
-          </w:rPr>
           <w:t>11</w:t>
-        </w:r>
-        <w:r>
-          <w:rPr>
-            <w:noProof/>
-            <w:webHidden/>
-          </w:rPr>
-          <w:fldChar w:fldCharType="end"/>
-        </w:r>
-      </w:hyperlink>
-    </w:p>
-    <w:p>
-      <w:pPr>
-        <w:pStyle w:val="20"/>
-        <w:tabs>
-          <w:tab w:val="left" w:pos="1100"/>
-          <w:tab w:val="right" w:leader="underscore" w:pos="9019"/>
-        </w:tabs>
-        <w:ind w:left="440"/>
-        <w:rPr>
-          <w:rFonts w:asciiTheme="minorHAnsi" w:hAnsiTheme="minorHAnsi" w:cstheme="minorBidi"/>
-          <w:noProof/>
-          <w:kern w:val="2"/>
-          <w:szCs w:val="24"/>
-          <w:lang w:val="en-US"/>
-          <w14:ligatures w14:val="standardContextual"/>
-        </w:rPr>
-      </w:pPr>
-      <w:hyperlink w:anchor="_Toc243962918" w:history="1">
-        <w:r>
-          <w:rPr>
-            <w:rStyle w:val="af"/>
-            <w:noProof/>
-          </w:rPr>
-          <w:t>6.1</w:t>
-        </w:r>
-        <w:r>
-          <w:rPr>
-            <w:rFonts w:asciiTheme="minorHAnsi" w:hAnsiTheme="minorHAnsi" w:cstheme="minorBidi"/>
-            <w:noProof/>
-            <w:kern w:val="2"/>
-            <w:szCs w:val="24"/>
-            <w:lang w:val="en-US"/>
-            <w14:ligatures w14:val="standardContextual"/>
-          </w:rPr>
-          <w:tab/>
-        </w:r>
-        <w:r>
-          <w:rPr>
-            <w:rStyle w:val="af"/>
-            <w:noProof/>
-          </w:rPr>
-          <w:t>유물</w:t>
-        </w:r>
-        <w:r>
-          <w:rPr>
-            <w:rStyle w:val="af"/>
-            <w:noProof/>
-          </w:rPr>
-          <w:t xml:space="preserve"> </w:t>
-        </w:r>
-        <w:r>
-          <w:rPr>
-            <w:rStyle w:val="af"/>
-            <w:noProof/>
-          </w:rPr>
-          <w:t>및</w:t>
-        </w:r>
-        <w:r>
-          <w:rPr>
-            <w:rStyle w:val="af"/>
-            <w:noProof/>
-          </w:rPr>
-          <w:t xml:space="preserve"> </w:t>
-        </w:r>
-        <w:r>
-          <w:rPr>
-            <w:rStyle w:val="af"/>
-            <w:noProof/>
-          </w:rPr>
-          <w:t>스탯</w:t>
-        </w:r>
-        <w:r>
-          <w:rPr>
-            <w:rStyle w:val="af"/>
-            <w:noProof/>
-          </w:rPr>
-          <w:t xml:space="preserve"> </w:t>
-        </w:r>
-        <w:r>
-          <w:rPr>
-            <w:rStyle w:val="af"/>
-            <w:noProof/>
-          </w:rPr>
-          <w:t>증강</w:t>
-        </w:r>
-        <w:r>
-          <w:rPr>
-            <w:rStyle w:val="af"/>
-            <w:noProof/>
-          </w:rPr>
-          <w:t xml:space="preserve"> </w:t>
-        </w:r>
-        <w:r>
-          <w:rPr>
-            <w:rStyle w:val="af"/>
-            <w:noProof/>
-          </w:rPr>
-          <w:t>시스템</w:t>
-        </w:r>
-        <w:r>
-          <w:rPr>
-            <w:noProof/>
-            <w:webHidden/>
-          </w:rPr>
-          <w:tab/>
-        </w:r>
-        <w:r>
-          <w:rPr>
-            <w:noProof/>
-            <w:webHidden/>
-          </w:rPr>
-          <w:fldChar w:fldCharType="begin"/>
-        </w:r>
-        <w:r>
-          <w:rPr>
-            <w:noProof/>
-            <w:webHidden/>
-          </w:rPr>
-          <w:instrText xml:space="preserve"> PAGEREF _Toc243962918 \h </w:instrText>
-        </w:r>
-        <w:r>
-          <w:rPr>
-            <w:noProof/>
-            <w:webHidden/>
-          </w:rPr>
-        </w:r>
-        <w:r>
-          <w:rPr>
-            <w:noProof/>
-            <w:webHidden/>
-          </w:rPr>
-          <w:fldChar w:fldCharType="separate"/>
-        </w:r>
-        <w:r>
-          <w:rPr>
-            <w:noProof/>
-            <w:webHidden/>
-          </w:rPr>
-          <w:t>11</w:t>
-        </w:r>
-        <w:r>
-          <w:rPr>
-            <w:noProof/>
-            <w:webHidden/>
-          </w:rPr>
-          <w:fldChar w:fldCharType="end"/>
-        </w:r>
-      </w:hyperlink>
-    </w:p>
-    <w:p>
-      <w:pPr>
-        <w:pStyle w:val="30"/>
-        <w:tabs>
-          <w:tab w:val="left" w:pos="1760"/>
-          <w:tab w:val="right" w:leader="underscore" w:pos="9019"/>
-        </w:tabs>
-        <w:ind w:left="880"/>
-        <w:rPr>
-          <w:rFonts w:asciiTheme="minorHAnsi" w:hAnsiTheme="minorHAnsi" w:cstheme="minorBidi"/>
-          <w:noProof/>
-          <w:kern w:val="2"/>
-          <w:szCs w:val="24"/>
-          <w:lang w:val="en-US"/>
-          <w14:ligatures w14:val="standardContextual"/>
-        </w:rPr>
-      </w:pPr>
-      <w:hyperlink w:anchor="_Toc243962919" w:history="1">
-        <w:r>
-          <w:rPr>
-            <w:rStyle w:val="af"/>
-            <w:noProof/>
-          </w:rPr>
-          <w:t>6.1.1</w:t>
-        </w:r>
-        <w:r>
-          <w:rPr>
-            <w:rFonts w:asciiTheme="minorHAnsi" w:hAnsiTheme="minorHAnsi" w:cstheme="minorBidi"/>
-            <w:noProof/>
-            <w:kern w:val="2"/>
-            <w:szCs w:val="24"/>
-            <w:lang w:val="en-US"/>
-            <w14:ligatures w14:val="standardContextual"/>
-          </w:rPr>
-          <w:tab/>
-        </w:r>
-        <w:r>
-          <w:rPr>
-            <w:rStyle w:val="af"/>
-            <w:noProof/>
-          </w:rPr>
-          <w:t>사전</w:t>
-        </w:r>
-        <w:r>
-          <w:rPr>
-            <w:rStyle w:val="af"/>
-            <w:noProof/>
-          </w:rPr>
-          <w:t xml:space="preserve"> </w:t>
-        </w:r>
-        <w:r>
-          <w:rPr>
-            <w:rStyle w:val="af"/>
-            <w:noProof/>
-          </w:rPr>
-          <w:t>룰렛</w:t>
-        </w:r>
-        <w:r>
-          <w:rPr>
-            <w:noProof/>
-            <w:webHidden/>
-          </w:rPr>
-          <w:tab/>
-        </w:r>
-        <w:r>
-          <w:rPr>
-            <w:noProof/>
-            <w:webHidden/>
-          </w:rPr>
-          <w:fldChar w:fldCharType="begin"/>
-        </w:r>
-        <w:r>
-          <w:rPr>
-            <w:noProof/>
-            <w:webHidden/>
-          </w:rPr>
-          <w:instrText xml:space="preserve"> PAGEREF _Toc243962919 \h </w:instrText>
-        </w:r>
-        <w:r>
-          <w:rPr>
-            <w:noProof/>
-            <w:webHidden/>
-          </w:rPr>
-        </w:r>
-        <w:r>
-          <w:rPr>
-            <w:noProof/>
-            <w:webHidden/>
-          </w:rPr>
-          <w:fldChar w:fldCharType="separate"/>
-        </w:r>
-        <w:r>
-          <w:rPr>
-            <w:noProof/>
-            <w:webHidden/>
-          </w:rPr>
-          <w:t>11</w:t>
-        </w:r>
-        <w:r>
-          <w:rPr>
-            <w:noProof/>
-            <w:webHidden/>
-          </w:rPr>
-          <w:fldChar w:fldCharType="end"/>
-        </w:r>
-      </w:hyperlink>
-    </w:p>
-    <w:p>
-      <w:pPr>
-        <w:pStyle w:val="30"/>
-        <w:tabs>
-          <w:tab w:val="left" w:pos="1760"/>
-          <w:tab w:val="right" w:leader="underscore" w:pos="9019"/>
-        </w:tabs>
-        <w:ind w:left="880"/>
-        <w:rPr>
-          <w:rFonts w:asciiTheme="minorHAnsi" w:hAnsiTheme="minorHAnsi" w:cstheme="minorBidi"/>
-          <w:noProof/>
-          <w:kern w:val="2"/>
-          <w:szCs w:val="24"/>
-          <w:lang w:val="en-US"/>
-          <w14:ligatures w14:val="standardContextual"/>
-        </w:rPr>
-      </w:pPr>
-      <w:hyperlink w:anchor="_Toc243962920" w:history="1">
-        <w:r>
-          <w:rPr>
-            <w:rStyle w:val="af"/>
-            <w:noProof/>
-          </w:rPr>
-          <w:t>6.1.2</w:t>
-        </w:r>
-        <w:r>
-          <w:rPr>
-            <w:rFonts w:asciiTheme="minorHAnsi" w:hAnsiTheme="minorHAnsi" w:cstheme="minorBidi"/>
-            <w:noProof/>
-            <w:kern w:val="2"/>
-            <w:szCs w:val="24"/>
-            <w:lang w:val="en-US"/>
-            <w14:ligatures w14:val="standardContextual"/>
-          </w:rPr>
-          <w:tab/>
-        </w:r>
-        <w:r>
-          <w:rPr>
-            <w:rStyle w:val="af"/>
-            <w:noProof/>
-          </w:rPr>
-          <w:t>클리어</w:t>
-        </w:r>
-        <w:r>
-          <w:rPr>
-            <w:rStyle w:val="af"/>
-            <w:noProof/>
-          </w:rPr>
-          <w:t xml:space="preserve"> </w:t>
-        </w:r>
-        <w:r>
-          <w:rPr>
-            <w:rStyle w:val="af"/>
-            <w:noProof/>
-          </w:rPr>
-          <w:t>보상</w:t>
-        </w:r>
-        <w:r>
-          <w:rPr>
-            <w:rStyle w:val="af"/>
-            <w:noProof/>
-          </w:rPr>
-          <w:t xml:space="preserve"> </w:t>
-        </w:r>
-        <w:r>
-          <w:rPr>
-            <w:rStyle w:val="af"/>
-            <w:noProof/>
-          </w:rPr>
-          <w:t>선택지</w:t>
-        </w:r>
-        <w:r>
-          <w:rPr>
-            <w:noProof/>
-            <w:webHidden/>
-          </w:rPr>
-          <w:tab/>
-        </w:r>
-        <w:r>
-          <w:rPr>
-            <w:noProof/>
-            <w:webHidden/>
-          </w:rPr>
-          <w:fldChar w:fldCharType="begin"/>
-        </w:r>
-        <w:r>
-          <w:rPr>
-            <w:noProof/>
-            <w:webHidden/>
-          </w:rPr>
-          <w:instrText xml:space="preserve"> PAGEREF _Toc243962920 \h </w:instrText>
-        </w:r>
-        <w:r>
-          <w:rPr>
-            <w:noProof/>
-            <w:webHidden/>
-          </w:rPr>
-        </w:r>
-        <w:r>
-          <w:rPr>
-            <w:noProof/>
-            <w:webHidden/>
-          </w:rPr>
-          <w:fldChar w:fldCharType="separate"/>
-        </w:r>
-        <w:r>
-          <w:rPr>
-            <w:noProof/>
-            <w:webHidden/>
-          </w:rPr>
-          <w:t>11</w:t>
-        </w:r>
-        <w:r>
-          <w:rPr>
-            <w:noProof/>
-            <w:webHidden/>
-          </w:rPr>
-          <w:fldChar w:fldCharType="end"/>
-        </w:r>
-      </w:hyperlink>
-    </w:p>
-    <w:p>
-      <w:pPr>
-        <w:pStyle w:val="30"/>
-        <w:tabs>
-          <w:tab w:val="left" w:pos="1760"/>
-          <w:tab w:val="right" w:leader="underscore" w:pos="9019"/>
-        </w:tabs>
-        <w:ind w:left="880"/>
-        <w:rPr>
-          <w:rFonts w:asciiTheme="minorHAnsi" w:hAnsiTheme="minorHAnsi" w:cstheme="minorBidi"/>
-          <w:noProof/>
-          <w:kern w:val="2"/>
-          <w:szCs w:val="24"/>
-          <w:lang w:val="en-US"/>
-          <w14:ligatures w14:val="standardContextual"/>
-        </w:rPr>
-      </w:pPr>
-      <w:hyperlink w:anchor="_Toc243962921" w:history="1">
-        <w:r>
-          <w:rPr>
-            <w:rStyle w:val="af"/>
-            <w:noProof/>
-          </w:rPr>
-          <w:t>6.1.3</w:t>
-        </w:r>
-        <w:r>
-          <w:rPr>
-            <w:rFonts w:asciiTheme="minorHAnsi" w:hAnsiTheme="minorHAnsi" w:cstheme="minorBidi"/>
-            <w:noProof/>
-            <w:kern w:val="2"/>
-            <w:szCs w:val="24"/>
-            <w:lang w:val="en-US"/>
-            <w14:ligatures w14:val="standardContextual"/>
-          </w:rPr>
-          <w:tab/>
-        </w:r>
-        <w:r>
-          <w:rPr>
-            <w:rStyle w:val="af"/>
-            <w:noProof/>
-          </w:rPr>
-          <w:t>저주</w:t>
-        </w:r>
-        <w:r>
-          <w:rPr>
-            <w:rStyle w:val="af"/>
-            <w:noProof/>
-          </w:rPr>
-          <w:t>/</w:t>
-        </w:r>
-        <w:r>
-          <w:rPr>
-            <w:rStyle w:val="af"/>
-            <w:noProof/>
-          </w:rPr>
-          <w:t>리스크</w:t>
-        </w:r>
-        <w:r>
-          <w:rPr>
-            <w:rStyle w:val="af"/>
-            <w:noProof/>
-          </w:rPr>
-          <w:t xml:space="preserve"> </w:t>
-        </w:r>
-        <w:r>
-          <w:rPr>
-            <w:rStyle w:val="af"/>
-            <w:noProof/>
-          </w:rPr>
-          <w:t>유물</w:t>
-        </w:r>
-        <w:r>
-          <w:rPr>
-            <w:noProof/>
-            <w:webHidden/>
-          </w:rPr>
-          <w:tab/>
-        </w:r>
-        <w:r>
-          <w:rPr>
-            <w:noProof/>
-            <w:webHidden/>
-          </w:rPr>
-          <w:fldChar w:fldCharType="begin"/>
-        </w:r>
-        <w:r>
-          <w:rPr>
-            <w:noProof/>
-            <w:webHidden/>
-          </w:rPr>
-          <w:instrText xml:space="preserve"> PAGEREF _Toc243962921 \h </w:instrText>
-        </w:r>
-        <w:r>
-          <w:rPr>
-            <w:noProof/>
-            <w:webHidden/>
-          </w:rPr>
-        </w:r>
-        <w:r>
-          <w:rPr>
-            <w:noProof/>
-            <w:webHidden/>
-          </w:rPr>
-          <w:fldChar w:fldCharType="separate"/>
-        </w:r>
-        <w:r>
-          <w:rPr>
-            <w:noProof/>
-            <w:webHidden/>
-          </w:rPr>
-          <w:t>11</w:t>
-        </w:r>
-        <w:r>
-          <w:rPr>
-            <w:noProof/>
-            <w:webHidden/>
-          </w:rPr>
-          <w:fldChar w:fldCharType="end"/>
-        </w:r>
-      </w:hyperlink>
-    </w:p>
-    <w:p>
-      <w:pPr>
-        <w:pStyle w:val="30"/>
-        <w:tabs>
-          <w:tab w:val="left" w:pos="1760"/>
-          <w:tab w:val="right" w:leader="underscore" w:pos="9019"/>
-        </w:tabs>
-        <w:ind w:left="880"/>
-        <w:rPr>
-          <w:rFonts w:asciiTheme="minorHAnsi" w:hAnsiTheme="minorHAnsi" w:cstheme="minorBidi"/>
-          <w:noProof/>
-          <w:kern w:val="2"/>
-          <w:szCs w:val="24"/>
-          <w:lang w:val="en-US"/>
-          <w14:ligatures w14:val="standardContextual"/>
-        </w:rPr>
-      </w:pPr>
-      <w:hyperlink w:anchor="_Toc243962922" w:history="1">
-        <w:r>
-          <w:rPr>
-            <w:rStyle w:val="af"/>
-            <w:noProof/>
-          </w:rPr>
-          <w:t>6.1.4</w:t>
-        </w:r>
-        <w:r>
-          <w:rPr>
-            <w:rFonts w:asciiTheme="minorHAnsi" w:hAnsiTheme="minorHAnsi" w:cstheme="minorBidi"/>
-            <w:noProof/>
-            <w:kern w:val="2"/>
-            <w:szCs w:val="24"/>
-            <w:lang w:val="en-US"/>
-            <w14:ligatures w14:val="standardContextual"/>
-          </w:rPr>
-          <w:tab/>
-        </w:r>
-        <w:r>
-          <w:rPr>
-            <w:rStyle w:val="af"/>
-            <w:noProof/>
-          </w:rPr>
-          <w:t>보스</w:t>
-        </w:r>
-        <w:r>
-          <w:rPr>
-            <w:rStyle w:val="af"/>
-            <w:noProof/>
-          </w:rPr>
-          <w:t xml:space="preserve"> </w:t>
-        </w:r>
-        <w:r>
-          <w:rPr>
-            <w:rStyle w:val="af"/>
-            <w:noProof/>
-          </w:rPr>
-          <w:t>증강</w:t>
-        </w:r>
-        <w:r>
-          <w:rPr>
-            <w:noProof/>
-            <w:webHidden/>
-          </w:rPr>
-          <w:tab/>
-        </w:r>
-        <w:r>
-          <w:rPr>
-            <w:noProof/>
-            <w:webHidden/>
-          </w:rPr>
-          <w:fldChar w:fldCharType="begin"/>
-        </w:r>
-        <w:r>
-          <w:rPr>
-            <w:noProof/>
-            <w:webHidden/>
-          </w:rPr>
-          <w:instrText xml:space="preserve"> PAGEREF _Toc243962922 \h </w:instrText>
-        </w:r>
-        <w:r>
-          <w:rPr>
-            <w:noProof/>
-            <w:webHidden/>
-          </w:rPr>
-        </w:r>
-        <w:r>
-          <w:rPr>
-            <w:noProof/>
-            <w:webHidden/>
-          </w:rPr>
-          <w:fldChar w:fldCharType="separate"/>
-        </w:r>
-        <w:r>
-          <w:rPr>
-            <w:noProof/>
-            <w:webHidden/>
-          </w:rPr>
-          <w:t>11</w:t>
-        </w:r>
-        <w:r>
-          <w:rPr>
-            <w:noProof/>
-            <w:webHidden/>
-          </w:rPr>
-          <w:fldChar w:fldCharType="end"/>
-        </w:r>
-      </w:hyperlink>
-    </w:p>
-    <w:p>
-      <w:pPr>
-        <w:pStyle w:val="20"/>
-        <w:tabs>
-          <w:tab w:val="left" w:pos="1100"/>
-          <w:tab w:val="right" w:leader="underscore" w:pos="9019"/>
-        </w:tabs>
-        <w:ind w:left="440"/>
-        <w:rPr>
-          <w:rFonts w:asciiTheme="minorHAnsi" w:hAnsiTheme="minorHAnsi" w:cstheme="minorBidi"/>
-          <w:noProof/>
-          <w:kern w:val="2"/>
-          <w:szCs w:val="24"/>
-          <w:lang w:val="en-US"/>
-          <w14:ligatures w14:val="standardContextual"/>
-        </w:rPr>
-      </w:pPr>
-      <w:hyperlink w:anchor="_Toc243962923" w:history="1">
-        <w:r>
-          <w:rPr>
-            <w:rStyle w:val="af"/>
-            <w:noProof/>
-          </w:rPr>
-          <w:t>6.2</w:t>
-        </w:r>
-        <w:r>
-          <w:rPr>
-            <w:rFonts w:asciiTheme="minorHAnsi" w:hAnsiTheme="minorHAnsi" w:cstheme="minorBidi"/>
-            <w:noProof/>
-            <w:kern w:val="2"/>
-            <w:szCs w:val="24"/>
-            <w:lang w:val="en-US"/>
-            <w14:ligatures w14:val="standardContextual"/>
-          </w:rPr>
-          <w:tab/>
-        </w:r>
-        <w:r>
-          <w:rPr>
-            <w:rStyle w:val="af"/>
-            <w:noProof/>
-          </w:rPr>
-          <w:t>공격</w:t>
-        </w:r>
-        <w:r>
-          <w:rPr>
-            <w:rStyle w:val="af"/>
-            <w:noProof/>
-          </w:rPr>
-          <w:t xml:space="preserve"> </w:t>
-        </w:r>
-        <w:r>
-          <w:rPr>
-            <w:rStyle w:val="af"/>
-            <w:noProof/>
-          </w:rPr>
-          <w:t>및</w:t>
-        </w:r>
-        <w:r>
-          <w:rPr>
-            <w:rStyle w:val="af"/>
-            <w:noProof/>
-          </w:rPr>
-          <w:t xml:space="preserve"> </w:t>
-        </w:r>
-        <w:r>
-          <w:rPr>
-            <w:rStyle w:val="af"/>
-            <w:noProof/>
-          </w:rPr>
-          <w:t>스킬</w:t>
-        </w:r>
-        <w:r>
-          <w:rPr>
-            <w:rStyle w:val="af"/>
-            <w:noProof/>
-          </w:rPr>
-          <w:t xml:space="preserve"> </w:t>
-        </w:r>
-        <w:r>
-          <w:rPr>
-            <w:rStyle w:val="af"/>
-            <w:noProof/>
-          </w:rPr>
-          <w:t>시스템</w:t>
-        </w:r>
-        <w:r>
-          <w:rPr>
-            <w:noProof/>
-            <w:webHidden/>
-          </w:rPr>
-          <w:tab/>
-        </w:r>
-        <w:r>
-          <w:rPr>
-            <w:noProof/>
-            <w:webHidden/>
-          </w:rPr>
-          <w:fldChar w:fldCharType="begin"/>
-        </w:r>
-        <w:r>
-          <w:rPr>
-            <w:noProof/>
-            <w:webHidden/>
-          </w:rPr>
-          <w:instrText xml:space="preserve"> PAGEREF _Toc243962923 \h </w:instrText>
-        </w:r>
-        <w:r>
-          <w:rPr>
-            <w:noProof/>
-            <w:webHidden/>
-          </w:rPr>
-        </w:r>
-        <w:r>
-          <w:rPr>
-            <w:noProof/>
-            <w:webHidden/>
-          </w:rPr>
-          <w:fldChar w:fldCharType="separate"/>
-        </w:r>
-        <w:r>
-          <w:rPr>
-            <w:noProof/>
-            <w:webHidden/>
-          </w:rPr>
-          <w:t>12</w:t>
-        </w:r>
-        <w:r>
-          <w:rPr>
-            <w:noProof/>
-            <w:webHidden/>
-          </w:rPr>
-          <w:fldChar w:fldCharType="end"/>
-        </w:r>
-      </w:hyperlink>
-    </w:p>
-    <w:p>
-      <w:pPr>
-        <w:pStyle w:val="30"/>
-        <w:tabs>
-          <w:tab w:val="left" w:pos="1760"/>
-          <w:tab w:val="right" w:leader="underscore" w:pos="9019"/>
-        </w:tabs>
-        <w:ind w:left="880"/>
-        <w:rPr>
-          <w:rFonts w:asciiTheme="minorHAnsi" w:hAnsiTheme="minorHAnsi" w:cstheme="minorBidi"/>
-          <w:noProof/>
-          <w:kern w:val="2"/>
-          <w:szCs w:val="24"/>
-          <w:lang w:val="en-US"/>
-          <w14:ligatures w14:val="standardContextual"/>
-        </w:rPr>
-      </w:pPr>
-      <w:hyperlink w:anchor="_Toc243962924" w:history="1">
-        <w:r>
-          <w:rPr>
-            <w:rStyle w:val="af"/>
-            <w:noProof/>
-          </w:rPr>
-          <w:t>6.2.1</w:t>
-        </w:r>
-        <w:r>
-          <w:rPr>
-            <w:rFonts w:asciiTheme="minorHAnsi" w:hAnsiTheme="minorHAnsi" w:cstheme="minorBidi"/>
-            <w:noProof/>
-            <w:kern w:val="2"/>
-            <w:szCs w:val="24"/>
-            <w:lang w:val="en-US"/>
-            <w14:ligatures w14:val="standardContextual"/>
-          </w:rPr>
-          <w:tab/>
-        </w:r>
-        <w:r>
-          <w:rPr>
-            <w:rStyle w:val="af"/>
-            <w:noProof/>
-          </w:rPr>
-          <w:t>탄환</w:t>
-        </w:r>
-        <w:r>
-          <w:rPr>
-            <w:noProof/>
-            <w:webHidden/>
-          </w:rPr>
-          <w:tab/>
-        </w:r>
-        <w:r>
-          <w:rPr>
-            <w:noProof/>
-            <w:webHidden/>
-          </w:rPr>
-          <w:fldChar w:fldCharType="begin"/>
-        </w:r>
-        <w:r>
-          <w:rPr>
-            <w:noProof/>
-            <w:webHidden/>
-          </w:rPr>
-          <w:instrText xml:space="preserve"> PAGEREF _Toc243962924 \h </w:instrText>
-        </w:r>
-        <w:r>
-          <w:rPr>
-            <w:noProof/>
-            <w:webHidden/>
-          </w:rPr>
-        </w:r>
-        <w:r>
-          <w:rPr>
-            <w:noProof/>
-            <w:webHidden/>
-          </w:rPr>
-          <w:fldChar w:fldCharType="separate"/>
-        </w:r>
-        <w:r>
-          <w:rPr>
-            <w:noProof/>
-            <w:webHidden/>
-          </w:rPr>
-          <w:t>12</w:t>
-        </w:r>
-        <w:r>
-          <w:rPr>
-            <w:noProof/>
-            <w:webHidden/>
-          </w:rPr>
-          <w:fldChar w:fldCharType="end"/>
-        </w:r>
-      </w:hyperlink>
-    </w:p>
-    <w:p>
-      <w:pPr>
-        <w:pStyle w:val="30"/>
-        <w:tabs>
-          <w:tab w:val="left" w:pos="1760"/>
-          <w:tab w:val="right" w:leader="underscore" w:pos="9019"/>
-        </w:tabs>
-        <w:ind w:left="880"/>
-        <w:rPr>
-          <w:rFonts w:asciiTheme="minorHAnsi" w:hAnsiTheme="minorHAnsi" w:cstheme="minorBidi"/>
-          <w:noProof/>
-          <w:kern w:val="2"/>
-          <w:szCs w:val="24"/>
-          <w:lang w:val="en-US"/>
-          <w14:ligatures w14:val="standardContextual"/>
-        </w:rPr>
-      </w:pPr>
-      <w:hyperlink w:anchor="_Toc243962925" w:history="1">
-        <w:r>
-          <w:rPr>
-            <w:rStyle w:val="af"/>
-            <w:noProof/>
-          </w:rPr>
-          <w:t>6.2.2</w:t>
-        </w:r>
-        <w:r>
-          <w:rPr>
-            <w:rFonts w:asciiTheme="minorHAnsi" w:hAnsiTheme="minorHAnsi" w:cstheme="minorBidi"/>
-            <w:noProof/>
-            <w:kern w:val="2"/>
-            <w:szCs w:val="24"/>
-            <w:lang w:val="en-US"/>
-            <w14:ligatures w14:val="standardContextual"/>
-          </w:rPr>
-          <w:tab/>
-        </w:r>
-        <w:r>
-          <w:rPr>
-            <w:rStyle w:val="af"/>
-            <w:noProof/>
-          </w:rPr>
-          <w:t>약공격</w:t>
-        </w:r>
-        <w:r>
-          <w:rPr>
-            <w:rStyle w:val="af"/>
-            <w:noProof/>
-          </w:rPr>
-          <w:t xml:space="preserve"> </w:t>
-        </w:r>
-        <w:r>
-          <w:rPr>
-            <w:rStyle w:val="af"/>
-            <w:noProof/>
-          </w:rPr>
-          <w:t>스킬</w:t>
-        </w:r>
-        <w:r>
-          <w:rPr>
-            <w:noProof/>
-            <w:webHidden/>
-          </w:rPr>
-          <w:tab/>
-        </w:r>
-        <w:r>
-          <w:rPr>
-            <w:noProof/>
-            <w:webHidden/>
-          </w:rPr>
-          <w:fldChar w:fldCharType="begin"/>
-        </w:r>
-        <w:r>
-          <w:rPr>
-            <w:noProof/>
-            <w:webHidden/>
-          </w:rPr>
-          <w:instrText xml:space="preserve"> PAGEREF _Toc243962925 \h </w:instrText>
-        </w:r>
-        <w:r>
-          <w:rPr>
-            <w:noProof/>
-            <w:webHidden/>
-          </w:rPr>
-        </w:r>
-        <w:r>
-          <w:rPr>
-            <w:noProof/>
-            <w:webHidden/>
-          </w:rPr>
-          <w:fldChar w:fldCharType="separate"/>
-        </w:r>
-        <w:r>
-          <w:rPr>
-            <w:noProof/>
-            <w:webHidden/>
-          </w:rPr>
-          <w:t>13</w:t>
-        </w:r>
-        <w:r>
-          <w:rPr>
-            <w:noProof/>
-            <w:webHidden/>
-          </w:rPr>
-          <w:fldChar w:fldCharType="end"/>
-        </w:r>
-      </w:hyperlink>
-    </w:p>
-    <w:p>
-      <w:pPr>
-        <w:pStyle w:val="30"/>
-        <w:tabs>
-          <w:tab w:val="left" w:pos="1760"/>
-          <w:tab w:val="right" w:leader="underscore" w:pos="9019"/>
-        </w:tabs>
-        <w:ind w:left="880"/>
-        <w:rPr>
-          <w:rFonts w:asciiTheme="minorHAnsi" w:hAnsiTheme="minorHAnsi" w:cstheme="minorBidi"/>
-          <w:noProof/>
-          <w:kern w:val="2"/>
-          <w:szCs w:val="24"/>
-          <w:lang w:val="en-US"/>
-          <w14:ligatures w14:val="standardContextual"/>
-        </w:rPr>
-      </w:pPr>
-      <w:hyperlink w:anchor="_Toc243962926" w:history="1">
-        <w:r>
-          <w:rPr>
-            <w:rStyle w:val="af"/>
-            <w:noProof/>
-          </w:rPr>
-          <w:t>6.2.3</w:t>
-        </w:r>
-        <w:r>
-          <w:rPr>
-            <w:rFonts w:asciiTheme="minorHAnsi" w:hAnsiTheme="minorHAnsi" w:cstheme="minorBidi"/>
-            <w:noProof/>
-            <w:kern w:val="2"/>
-            <w:szCs w:val="24"/>
-            <w:lang w:val="en-US"/>
-            <w14:ligatures w14:val="standardContextual"/>
-          </w:rPr>
-          <w:tab/>
-        </w:r>
-        <w:r>
-          <w:rPr>
-            <w:rStyle w:val="af"/>
-            <w:noProof/>
-          </w:rPr>
-          <w:t>강공격</w:t>
-        </w:r>
-        <w:r>
-          <w:rPr>
-            <w:rStyle w:val="af"/>
-            <w:noProof/>
-          </w:rPr>
-          <w:t xml:space="preserve"> </w:t>
-        </w:r>
-        <w:r>
-          <w:rPr>
-            <w:rStyle w:val="af"/>
-            <w:noProof/>
-          </w:rPr>
-          <w:t>스킬</w:t>
-        </w:r>
-        <w:r>
-          <w:rPr>
-            <w:noProof/>
-            <w:webHidden/>
-          </w:rPr>
-          <w:tab/>
-        </w:r>
-        <w:r>
-          <w:rPr>
-            <w:noProof/>
-            <w:webHidden/>
-          </w:rPr>
-          <w:fldChar w:fldCharType="begin"/>
-        </w:r>
-        <w:r>
-          <w:rPr>
-            <w:noProof/>
-            <w:webHidden/>
-          </w:rPr>
-          <w:instrText xml:space="preserve"> PAGEREF _Toc243962926 \h </w:instrText>
-        </w:r>
-        <w:r>
-          <w:rPr>
-            <w:noProof/>
-            <w:webHidden/>
-          </w:rPr>
-        </w:r>
-        <w:r>
-          <w:rPr>
-            <w:noProof/>
-            <w:webHidden/>
-          </w:rPr>
-          <w:fldChar w:fldCharType="separate"/>
-        </w:r>
-        <w:r>
-          <w:rPr>
-            <w:noProof/>
-            <w:webHidden/>
-          </w:rPr>
-          <w:t>14</w:t>
-        </w:r>
-        <w:r>
-          <w:rPr>
-            <w:noProof/>
-            <w:webHidden/>
-          </w:rPr>
-          <w:fldChar w:fldCharType="end"/>
-        </w:r>
-      </w:hyperlink>
-    </w:p>
-    <w:p>
-      <w:pPr>
-        <w:pStyle w:val="30"/>
-        <w:tabs>
-          <w:tab w:val="left" w:pos="1760"/>
-          <w:tab w:val="right" w:leader="underscore" w:pos="9019"/>
-        </w:tabs>
-        <w:ind w:left="880"/>
-        <w:rPr>
-          <w:rFonts w:asciiTheme="minorHAnsi" w:hAnsiTheme="minorHAnsi" w:cstheme="minorBidi"/>
-          <w:noProof/>
-          <w:kern w:val="2"/>
-          <w:szCs w:val="24"/>
-          <w:lang w:val="en-US"/>
-          <w14:ligatures w14:val="standardContextual"/>
-        </w:rPr>
-      </w:pPr>
-      <w:hyperlink w:anchor="_Toc243962927" w:history="1">
-        <w:r>
-          <w:rPr>
-            <w:rStyle w:val="af"/>
-            <w:noProof/>
-          </w:rPr>
-          <w:t>6.2.4</w:t>
-        </w:r>
-        <w:r>
-          <w:rPr>
-            <w:rFonts w:asciiTheme="minorHAnsi" w:hAnsiTheme="minorHAnsi" w:cstheme="minorBidi"/>
-            <w:noProof/>
-            <w:kern w:val="2"/>
-            <w:szCs w:val="24"/>
-            <w:lang w:val="en-US"/>
-            <w14:ligatures w14:val="standardContextual"/>
-          </w:rPr>
-          <w:tab/>
-        </w:r>
-        <w:r>
-          <w:rPr>
-            <w:rStyle w:val="af"/>
-            <w:noProof/>
-          </w:rPr>
-          <w:t>보조</w:t>
-        </w:r>
-        <w:r>
-          <w:rPr>
-            <w:rStyle w:val="af"/>
-            <w:noProof/>
-          </w:rPr>
-          <w:t xml:space="preserve"> </w:t>
-        </w:r>
-        <w:r>
-          <w:rPr>
-            <w:rStyle w:val="af"/>
-            <w:noProof/>
-          </w:rPr>
-          <w:t>전략</w:t>
-        </w:r>
-        <w:r>
-          <w:rPr>
-            <w:rStyle w:val="af"/>
-            <w:noProof/>
-          </w:rPr>
-          <w:t xml:space="preserve"> </w:t>
-        </w:r>
-        <w:r>
-          <w:rPr>
-            <w:rStyle w:val="af"/>
-            <w:noProof/>
-          </w:rPr>
-          <w:t>스킬</w:t>
-        </w:r>
-        <w:r>
-          <w:rPr>
-            <w:noProof/>
-            <w:webHidden/>
-          </w:rPr>
-          <w:tab/>
-        </w:r>
-        <w:r>
-          <w:rPr>
-            <w:noProof/>
-            <w:webHidden/>
-          </w:rPr>
-          <w:fldChar w:fldCharType="begin"/>
-        </w:r>
-        <w:r>
-          <w:rPr>
-            <w:noProof/>
-            <w:webHidden/>
-          </w:rPr>
-          <w:instrText xml:space="preserve"> PAGEREF _Toc243962927 \h </w:instrText>
-        </w:r>
-        <w:r>
-          <w:rPr>
-            <w:noProof/>
-            <w:webHidden/>
-          </w:rPr>
-        </w:r>
-        <w:r>
-          <w:rPr>
-            <w:noProof/>
-            <w:webHidden/>
-          </w:rPr>
-          <w:fldChar w:fldCharType="separate"/>
-        </w:r>
-        <w:r>
-          <w:rPr>
-            <w:noProof/>
-            <w:webHidden/>
-          </w:rPr>
-          <w:t>14</w:t>
-        </w:r>
-        <w:r>
-          <w:rPr>
-            <w:noProof/>
-            <w:webHidden/>
-          </w:rPr>
-          <w:fldChar w:fldCharType="end"/>
-        </w:r>
-      </w:hyperlink>
-    </w:p>
-    <w:p>
-      <w:pPr>
-        <w:pStyle w:val="30"/>
-        <w:tabs>
-          <w:tab w:val="left" w:pos="1760"/>
-          <w:tab w:val="right" w:leader="underscore" w:pos="9019"/>
-        </w:tabs>
-        <w:ind w:left="880"/>
-        <w:rPr>
-          <w:rFonts w:asciiTheme="minorHAnsi" w:hAnsiTheme="minorHAnsi" w:cstheme="minorBidi"/>
-          <w:noProof/>
-          <w:kern w:val="2"/>
-          <w:szCs w:val="24"/>
-          <w:lang w:val="en-US"/>
-          <w14:ligatures w14:val="standardContextual"/>
-        </w:rPr>
-      </w:pPr>
-      <w:hyperlink w:anchor="_Toc243962928" w:history="1">
-        <w:r>
-          <w:rPr>
-            <w:rStyle w:val="af"/>
-            <w:noProof/>
-          </w:rPr>
-          <w:t>6.2.5</w:t>
-        </w:r>
-        <w:r>
-          <w:rPr>
-            <w:rFonts w:asciiTheme="minorHAnsi" w:hAnsiTheme="minorHAnsi" w:cstheme="minorBidi"/>
-            <w:noProof/>
-            <w:kern w:val="2"/>
-            <w:szCs w:val="24"/>
-            <w:lang w:val="en-US"/>
-            <w14:ligatures w14:val="standardContextual"/>
-          </w:rPr>
-          <w:tab/>
-        </w:r>
-        <w:r>
-          <w:rPr>
-            <w:rStyle w:val="af"/>
-            <w:noProof/>
-          </w:rPr>
-          <w:t>속성</w:t>
-        </w:r>
-        <w:r>
-          <w:rPr>
-            <w:rStyle w:val="af"/>
-            <w:noProof/>
-          </w:rPr>
-          <w:t xml:space="preserve"> </w:t>
-        </w:r>
-        <w:r>
-          <w:rPr>
-            <w:rStyle w:val="af"/>
-            <w:noProof/>
-          </w:rPr>
-          <w:t>시스템</w:t>
-        </w:r>
-        <w:r>
-          <w:rPr>
-            <w:noProof/>
-            <w:webHidden/>
-          </w:rPr>
-          <w:tab/>
-        </w:r>
-        <w:r>
-          <w:rPr>
-            <w:noProof/>
-            <w:webHidden/>
-          </w:rPr>
-          <w:fldChar w:fldCharType="begin"/>
-        </w:r>
-        <w:r>
-          <w:rPr>
-            <w:noProof/>
-            <w:webHidden/>
-          </w:rPr>
-          <w:instrText xml:space="preserve"> PAGEREF _Toc243962928 \h </w:instrText>
-        </w:r>
-        <w:r>
-          <w:rPr>
-            <w:noProof/>
-            <w:webHidden/>
-          </w:rPr>
-        </w:r>
-        <w:r>
-          <w:rPr>
-            <w:noProof/>
-            <w:webHidden/>
-          </w:rPr>
-          <w:fldChar w:fldCharType="separate"/>
-        </w:r>
-        <w:r>
-          <w:rPr>
-            <w:noProof/>
-            <w:webHidden/>
-          </w:rPr>
-          <w:t>15</w:t>
-        </w:r>
-        <w:r>
-          <w:rPr>
-            <w:noProof/>
-            <w:webHidden/>
-          </w:rPr>
-          <w:fldChar w:fldCharType="end"/>
-        </w:r>
-      </w:hyperlink>
-    </w:p>
-    <w:p>
-      <w:pPr>
-        <w:pStyle w:val="20"/>
-        <w:tabs>
-          <w:tab w:val="left" w:pos="1100"/>
-          <w:tab w:val="right" w:leader="underscore" w:pos="9019"/>
-        </w:tabs>
-        <w:ind w:left="440"/>
-        <w:rPr>
-          <w:rFonts w:asciiTheme="minorHAnsi" w:hAnsiTheme="minorHAnsi" w:cstheme="minorBidi"/>
-          <w:noProof/>
-          <w:kern w:val="2"/>
-          <w:szCs w:val="24"/>
-          <w:lang w:val="en-US"/>
-          <w14:ligatures w14:val="standardContextual"/>
-        </w:rPr>
-      </w:pPr>
-      <w:hyperlink w:anchor="_Toc243962929" w:history="1">
-        <w:r>
-          <w:rPr>
-            <w:rStyle w:val="af"/>
-            <w:noProof/>
-          </w:rPr>
-          <w:t>6.3</w:t>
-        </w:r>
-        <w:r>
-          <w:rPr>
-            <w:rFonts w:asciiTheme="minorHAnsi" w:hAnsiTheme="minorHAnsi" w:cstheme="minorBidi"/>
-            <w:noProof/>
-            <w:kern w:val="2"/>
-            <w:szCs w:val="24"/>
-            <w:lang w:val="en-US"/>
-            <w14:ligatures w14:val="standardContextual"/>
-          </w:rPr>
-          <w:tab/>
-        </w:r>
-        <w:r>
-          <w:rPr>
-            <w:rStyle w:val="af"/>
-            <w:noProof/>
-          </w:rPr>
-          <w:t>패링</w:t>
-        </w:r>
-        <w:r>
-          <w:rPr>
-            <w:rStyle w:val="af"/>
-            <w:noProof/>
-          </w:rPr>
-          <w:t xml:space="preserve"> </w:t>
-        </w:r>
-        <w:r>
-          <w:rPr>
-            <w:rStyle w:val="af"/>
-            <w:noProof/>
-          </w:rPr>
-          <w:t>및</w:t>
-        </w:r>
-        <w:r>
-          <w:rPr>
-            <w:rStyle w:val="af"/>
-            <w:noProof/>
-          </w:rPr>
-          <w:t xml:space="preserve"> </w:t>
-        </w:r>
-        <w:r>
-          <w:rPr>
-            <w:rStyle w:val="af"/>
-            <w:noProof/>
-          </w:rPr>
-          <w:t>방어</w:t>
-        </w:r>
-        <w:r>
-          <w:rPr>
-            <w:rStyle w:val="af"/>
-            <w:noProof/>
-          </w:rPr>
-          <w:t xml:space="preserve"> </w:t>
-        </w:r>
-        <w:r>
-          <w:rPr>
-            <w:rStyle w:val="af"/>
-            <w:noProof/>
-          </w:rPr>
-          <w:t>시스템</w:t>
-        </w:r>
-        <w:r>
-          <w:rPr>
-            <w:noProof/>
-            <w:webHidden/>
-          </w:rPr>
-          <w:tab/>
-        </w:r>
-        <w:r>
-          <w:rPr>
-            <w:noProof/>
-            <w:webHidden/>
-          </w:rPr>
-          <w:fldChar w:fldCharType="begin"/>
-        </w:r>
-        <w:r>
-          <w:rPr>
-            <w:noProof/>
-            <w:webHidden/>
-          </w:rPr>
-          <w:instrText xml:space="preserve"> PAGEREF _Toc243962929 \h </w:instrText>
-        </w:r>
-        <w:r>
-          <w:rPr>
-            <w:noProof/>
-            <w:webHidden/>
-          </w:rPr>
-        </w:r>
-        <w:r>
-          <w:rPr>
-            <w:noProof/>
-            <w:webHidden/>
-          </w:rPr>
-          <w:fldChar w:fldCharType="separate"/>
-        </w:r>
-        <w:r>
-          <w:rPr>
-            <w:noProof/>
-            <w:webHidden/>
-          </w:rPr>
-          <w:t>16</w:t>
-        </w:r>
-        <w:r>
-          <w:rPr>
-            <w:noProof/>
-            <w:webHidden/>
-          </w:rPr>
-          <w:fldChar w:fldCharType="end"/>
-        </w:r>
-      </w:hyperlink>
-    </w:p>
-    <w:p>
-      <w:pPr>
-        <w:pStyle w:val="10"/>
-        <w:tabs>
-          <w:tab w:val="left" w:pos="425"/>
-          <w:tab w:val="right" w:leader="underscore" w:pos="9019"/>
-        </w:tabs>
-        <w:rPr>
-          <w:rFonts w:asciiTheme="minorHAnsi" w:hAnsiTheme="minorHAnsi" w:cstheme="minorBidi"/>
-          <w:noProof/>
-          <w:kern w:val="2"/>
-          <w:szCs w:val="24"/>
-          <w:lang w:val="en-US"/>
-          <w14:ligatures w14:val="standardContextual"/>
-        </w:rPr>
-      </w:pPr>
-      <w:hyperlink w:anchor="_Toc243962930" w:history="1">
-        <w:r>
-          <w:rPr>
-            <w:rStyle w:val="af"/>
-            <w:noProof/>
-          </w:rPr>
-          <w:t>7</w:t>
-        </w:r>
-        <w:r>
-          <w:rPr>
-            <w:rFonts w:asciiTheme="minorHAnsi" w:hAnsiTheme="minorHAnsi" w:cstheme="minorBidi"/>
-            <w:noProof/>
-            <w:kern w:val="2"/>
-            <w:szCs w:val="24"/>
-            <w:lang w:val="en-US"/>
-            <w14:ligatures w14:val="standardContextual"/>
-          </w:rPr>
-          <w:tab/>
-        </w:r>
-        <w:r>
-          <w:rPr>
-            <w:rStyle w:val="af"/>
-            <w:noProof/>
-          </w:rPr>
-          <w:t>게임</w:t>
-        </w:r>
-        <w:r>
-          <w:rPr>
-            <w:rStyle w:val="af"/>
-            <w:noProof/>
-          </w:rPr>
-          <w:t xml:space="preserve"> </w:t>
-        </w:r>
-        <w:r>
-          <w:rPr>
-            <w:rStyle w:val="af"/>
-            <w:noProof/>
-          </w:rPr>
-          <w:t>내</w:t>
-        </w:r>
-        <w:r>
-          <w:rPr>
-            <w:rStyle w:val="af"/>
-            <w:noProof/>
-          </w:rPr>
-          <w:t xml:space="preserve"> </w:t>
-        </w:r>
-        <w:r>
-          <w:rPr>
-            <w:rStyle w:val="af"/>
-            <w:noProof/>
-          </w:rPr>
-          <w:t>요소</w:t>
-        </w:r>
-        <w:r>
-          <w:rPr>
-            <w:noProof/>
-            <w:webHidden/>
-          </w:rPr>
-          <w:tab/>
-        </w:r>
-        <w:r>
-          <w:rPr>
-            <w:noProof/>
-            <w:webHidden/>
-          </w:rPr>
-          <w:fldChar w:fldCharType="begin"/>
-        </w:r>
-        <w:r>
-          <w:rPr>
-            <w:noProof/>
-            <w:webHidden/>
-          </w:rPr>
-          <w:instrText xml:space="preserve"> PAGEREF _Toc243962930 \h </w:instrText>
-        </w:r>
-        <w:r>
-          <w:rPr>
-            <w:noProof/>
-            <w:webHidden/>
-          </w:rPr>
-        </w:r>
-        <w:r>
-          <w:rPr>
-            <w:noProof/>
-            <w:webHidden/>
-          </w:rPr>
-          <w:fldChar w:fldCharType="separate"/>
-        </w:r>
-        <w:r>
-          <w:rPr>
-            <w:noProof/>
-            <w:webHidden/>
-          </w:rPr>
-          <w:t>16</w:t>
-        </w:r>
-        <w:r>
-          <w:rPr>
-            <w:noProof/>
-            <w:webHidden/>
-          </w:rPr>
-          <w:fldChar w:fldCharType="end"/>
-        </w:r>
-      </w:hyperlink>
-    </w:p>
-    <w:p>
-      <w:pPr>
-        <w:pStyle w:val="20"/>
-        <w:tabs>
-          <w:tab w:val="left" w:pos="1100"/>
-          <w:tab w:val="right" w:leader="underscore" w:pos="9019"/>
-        </w:tabs>
-        <w:ind w:left="440"/>
-        <w:rPr>
-          <w:rFonts w:asciiTheme="minorHAnsi" w:hAnsiTheme="minorHAnsi" w:cstheme="minorBidi"/>
-          <w:noProof/>
-          <w:kern w:val="2"/>
-          <w:szCs w:val="24"/>
-          <w:lang w:val="en-US"/>
-          <w14:ligatures w14:val="standardContextual"/>
-        </w:rPr>
-      </w:pPr>
-      <w:hyperlink w:anchor="_Toc243962931" w:history="1">
-        <w:r>
-          <w:rPr>
-            <w:rStyle w:val="af"/>
-            <w:noProof/>
-          </w:rPr>
-          <w:t>7.1</w:t>
-        </w:r>
-        <w:r>
-          <w:rPr>
-            <w:rFonts w:asciiTheme="minorHAnsi" w:hAnsiTheme="minorHAnsi" w:cstheme="minorBidi"/>
-            <w:noProof/>
-            <w:kern w:val="2"/>
-            <w:szCs w:val="24"/>
-            <w:lang w:val="en-US"/>
-            <w14:ligatures w14:val="standardContextual"/>
-          </w:rPr>
-          <w:tab/>
-        </w:r>
-        <w:r>
-          <w:rPr>
-            <w:rStyle w:val="af"/>
-            <w:noProof/>
-          </w:rPr>
-          <w:t>플레이어</w:t>
-        </w:r>
-        <w:r>
-          <w:rPr>
-            <w:noProof/>
-            <w:webHidden/>
-          </w:rPr>
-          <w:tab/>
-        </w:r>
-        <w:r>
-          <w:rPr>
-            <w:noProof/>
-            <w:webHidden/>
-          </w:rPr>
-          <w:fldChar w:fldCharType="begin"/>
-        </w:r>
-        <w:r>
-          <w:rPr>
-            <w:noProof/>
-            <w:webHidden/>
-          </w:rPr>
-          <w:instrText xml:space="preserve"> PAGEREF _Toc243962931 \h </w:instrText>
-        </w:r>
-        <w:r>
-          <w:rPr>
-            <w:noProof/>
-            <w:webHidden/>
-          </w:rPr>
-        </w:r>
-        <w:r>
-          <w:rPr>
-            <w:noProof/>
-            <w:webHidden/>
-          </w:rPr>
-          <w:fldChar w:fldCharType="separate"/>
-        </w:r>
-        <w:r>
-          <w:rPr>
-            <w:noProof/>
-            <w:webHidden/>
-          </w:rPr>
-          <w:t>16</w:t>
-        </w:r>
-        <w:r>
-          <w:rPr>
-            <w:noProof/>
-            <w:webHidden/>
-          </w:rPr>
-          <w:fldChar w:fldCharType="end"/>
-        </w:r>
-      </w:hyperlink>
-    </w:p>
-    <w:p>
-      <w:pPr>
-        <w:pStyle w:val="20"/>
-        <w:tabs>
-          <w:tab w:val="left" w:pos="1100"/>
-          <w:tab w:val="right" w:leader="underscore" w:pos="9019"/>
-        </w:tabs>
-        <w:ind w:left="440"/>
-        <w:rPr>
-          <w:rFonts w:asciiTheme="minorHAnsi" w:hAnsiTheme="minorHAnsi" w:cstheme="minorBidi"/>
-          <w:noProof/>
-          <w:kern w:val="2"/>
-          <w:szCs w:val="24"/>
-          <w:lang w:val="en-US"/>
-          <w14:ligatures w14:val="standardContextual"/>
-        </w:rPr>
-      </w:pPr>
-      <w:hyperlink w:anchor="_Toc243962932" w:history="1">
-        <w:r>
-          <w:rPr>
-            <w:rStyle w:val="af"/>
-            <w:noProof/>
-          </w:rPr>
-          <w:t>7.2</w:t>
-        </w:r>
-        <w:r>
-          <w:rPr>
-            <w:rFonts w:asciiTheme="minorHAnsi" w:hAnsiTheme="minorHAnsi" w:cstheme="minorBidi"/>
-            <w:noProof/>
-            <w:kern w:val="2"/>
-            <w:szCs w:val="24"/>
-            <w:lang w:val="en-US"/>
-            <w14:ligatures w14:val="standardContextual"/>
-          </w:rPr>
-          <w:tab/>
-        </w:r>
-        <w:r>
-          <w:rPr>
-            <w:rStyle w:val="af"/>
-            <w:noProof/>
-          </w:rPr>
-          <w:t>몬스터</w:t>
-        </w:r>
-        <w:r>
-          <w:rPr>
-            <w:noProof/>
-            <w:webHidden/>
-          </w:rPr>
-          <w:tab/>
-        </w:r>
-        <w:r>
-          <w:rPr>
-            <w:noProof/>
-            <w:webHidden/>
-          </w:rPr>
-          <w:fldChar w:fldCharType="begin"/>
-        </w:r>
-        <w:r>
-          <w:rPr>
-            <w:noProof/>
-            <w:webHidden/>
-          </w:rPr>
-          <w:instrText xml:space="preserve"> PAGEREF _Toc243962932 \h </w:instrText>
-        </w:r>
-        <w:r>
-          <w:rPr>
-            <w:noProof/>
-            <w:webHidden/>
-          </w:rPr>
-        </w:r>
-        <w:r>
-          <w:rPr>
-            <w:noProof/>
-            <w:webHidden/>
-          </w:rPr>
-          <w:fldChar w:fldCharType="separate"/>
-        </w:r>
-        <w:r>
-          <w:rPr>
-            <w:noProof/>
-            <w:webHidden/>
-          </w:rPr>
-          <w:t>16</w:t>
-        </w:r>
-        <w:r>
-          <w:rPr>
-            <w:noProof/>
-            <w:webHidden/>
-          </w:rPr>
-          <w:fldChar w:fldCharType="end"/>
-        </w:r>
-      </w:hyperlink>
-    </w:p>
-    <w:p>
-      <w:pPr>
-        <w:pStyle w:val="20"/>
-        <w:tabs>
-          <w:tab w:val="left" w:pos="1100"/>
-          <w:tab w:val="right" w:leader="underscore" w:pos="9019"/>
-        </w:tabs>
-        <w:ind w:left="440"/>
-        <w:rPr>
-          <w:rFonts w:asciiTheme="minorHAnsi" w:hAnsiTheme="minorHAnsi" w:cstheme="minorBidi"/>
-          <w:noProof/>
-          <w:kern w:val="2"/>
-          <w:szCs w:val="24"/>
-          <w:lang w:val="en-US"/>
-          <w14:ligatures w14:val="standardContextual"/>
-        </w:rPr>
-      </w:pPr>
-      <w:hyperlink w:anchor="_Toc243962933" w:history="1">
-        <w:r>
-          <w:rPr>
-            <w:rStyle w:val="af"/>
-            <w:noProof/>
-          </w:rPr>
-          <w:t>7.3</w:t>
-        </w:r>
-        <w:r>
-          <w:rPr>
-            <w:rFonts w:asciiTheme="minorHAnsi" w:hAnsiTheme="minorHAnsi" w:cstheme="minorBidi"/>
-            <w:noProof/>
-            <w:kern w:val="2"/>
-            <w:szCs w:val="24"/>
-            <w:lang w:val="en-US"/>
-            <w14:ligatures w14:val="standardContextual"/>
-          </w:rPr>
-          <w:tab/>
-        </w:r>
-        <w:r>
-          <w:rPr>
-            <w:rStyle w:val="af"/>
-            <w:noProof/>
-          </w:rPr>
-          <w:t>보스</w:t>
-        </w:r>
-        <w:r>
-          <w:rPr>
-            <w:noProof/>
-            <w:webHidden/>
-          </w:rPr>
-          <w:tab/>
-        </w:r>
-        <w:r>
-          <w:rPr>
-            <w:noProof/>
-            <w:webHidden/>
-          </w:rPr>
-          <w:fldChar w:fldCharType="begin"/>
-        </w:r>
-        <w:r>
-          <w:rPr>
-            <w:noProof/>
-            <w:webHidden/>
-          </w:rPr>
-          <w:instrText xml:space="preserve"> PAGEREF _Toc243962933 \h </w:instrText>
-        </w:r>
-        <w:r>
-          <w:rPr>
-            <w:noProof/>
-            <w:webHidden/>
-          </w:rPr>
-        </w:r>
-        <w:r>
-          <w:rPr>
-            <w:noProof/>
-            <w:webHidden/>
-          </w:rPr>
-          <w:fldChar w:fldCharType="separate"/>
-        </w:r>
-        <w:r>
-          <w:rPr>
-            <w:noProof/>
-            <w:webHidden/>
-          </w:rPr>
-          <w:t>16</w:t>
-        </w:r>
-        <w:r>
-          <w:rPr>
-            <w:noProof/>
-            <w:webHidden/>
-          </w:rPr>
-          <w:fldChar w:fldCharType="end"/>
-        </w:r>
-      </w:hyperlink>
-    </w:p>
-    <w:p>
-      <w:pPr>
-        <w:pStyle w:val="10"/>
-        <w:tabs>
-          <w:tab w:val="left" w:pos="425"/>
-          <w:tab w:val="right" w:leader="underscore" w:pos="9019"/>
-        </w:tabs>
-        <w:rPr>
-          <w:rFonts w:asciiTheme="minorHAnsi" w:hAnsiTheme="minorHAnsi" w:cstheme="minorBidi"/>
-          <w:noProof/>
-          <w:kern w:val="2"/>
-          <w:szCs w:val="24"/>
-          <w:lang w:val="en-US"/>
-          <w14:ligatures w14:val="standardContextual"/>
-        </w:rPr>
-      </w:pPr>
-      <w:hyperlink w:anchor="_Toc243962934" w:history="1">
-        <w:r>
-          <w:rPr>
-            <w:rStyle w:val="af"/>
-            <w:noProof/>
-          </w:rPr>
-          <w:t>8</w:t>
-        </w:r>
-        <w:r>
-          <w:rPr>
-            <w:rFonts w:asciiTheme="minorHAnsi" w:hAnsiTheme="minorHAnsi" w:cstheme="minorBidi"/>
-            <w:noProof/>
-            <w:kern w:val="2"/>
-            <w:szCs w:val="24"/>
-            <w:lang w:val="en-US"/>
-            <w14:ligatures w14:val="standardContextual"/>
-          </w:rPr>
-          <w:tab/>
-        </w:r>
-        <w:r>
-          <w:rPr>
-            <w:rStyle w:val="af"/>
-            <w:noProof/>
-          </w:rPr>
-          <w:t>레벨</w:t>
-        </w:r>
-        <w:r>
-          <w:rPr>
-            <w:rStyle w:val="af"/>
-            <w:noProof/>
-          </w:rPr>
-          <w:t xml:space="preserve"> </w:t>
-        </w:r>
-        <w:r>
-          <w:rPr>
-            <w:rStyle w:val="af"/>
-            <w:noProof/>
-          </w:rPr>
-          <w:t>디자인</w:t>
-        </w:r>
-        <w:r>
-          <w:rPr>
-            <w:noProof/>
-            <w:webHidden/>
-          </w:rPr>
-          <w:tab/>
-        </w:r>
-        <w:r>
-          <w:rPr>
-            <w:noProof/>
-            <w:webHidden/>
-          </w:rPr>
-          <w:fldChar w:fldCharType="begin"/>
-        </w:r>
-        <w:r>
-          <w:rPr>
-            <w:noProof/>
-            <w:webHidden/>
-          </w:rPr>
-          <w:instrText xml:space="preserve"> PAGEREF _Toc243962934 \h </w:instrText>
-        </w:r>
-        <w:r>
-          <w:rPr>
-            <w:noProof/>
-            <w:webHidden/>
-          </w:rPr>
-        </w:r>
-        <w:r>
-          <w:rPr>
-            <w:noProof/>
-            <w:webHidden/>
-          </w:rPr>
-          <w:fldChar w:fldCharType="separate"/>
-        </w:r>
-        <w:r>
-          <w:rPr>
-            <w:noProof/>
-            <w:webHidden/>
-          </w:rPr>
-          <w:t>17</w:t>
-        </w:r>
-        <w:r>
-          <w:rPr>
-            <w:noProof/>
-            <w:webHidden/>
-          </w:rPr>
-          <w:fldChar w:fldCharType="end"/>
-        </w:r>
-      </w:hyperlink>
-    </w:p>
-    <w:p>
-      <w:pPr>
-        <w:pStyle w:val="20"/>
-        <w:tabs>
-          <w:tab w:val="left" w:pos="1100"/>
-          <w:tab w:val="right" w:leader="underscore" w:pos="9019"/>
-        </w:tabs>
-        <w:ind w:left="440"/>
-        <w:rPr>
-          <w:rFonts w:asciiTheme="minorHAnsi" w:hAnsiTheme="minorHAnsi" w:cstheme="minorBidi"/>
-          <w:noProof/>
-          <w:kern w:val="2"/>
-          <w:szCs w:val="24"/>
-          <w:lang w:val="en-US"/>
-          <w14:ligatures w14:val="standardContextual"/>
-        </w:rPr>
-      </w:pPr>
-      <w:hyperlink w:anchor="_Toc243962935" w:history="1">
-        <w:r>
-          <w:rPr>
-            <w:rStyle w:val="af"/>
-            <w:noProof/>
-          </w:rPr>
-          <w:t>8.1</w:t>
-        </w:r>
-        <w:r>
-          <w:rPr>
-            <w:rFonts w:asciiTheme="minorHAnsi" w:hAnsiTheme="minorHAnsi" w:cstheme="minorBidi"/>
-            <w:noProof/>
-            <w:kern w:val="2"/>
-            <w:szCs w:val="24"/>
-            <w:lang w:val="en-US"/>
-            <w14:ligatures w14:val="standardContextual"/>
-          </w:rPr>
-          <w:tab/>
-        </w:r>
-        <w:r>
-          <w:rPr>
-            <w:rStyle w:val="af"/>
-            <w:noProof/>
-          </w:rPr>
-          <w:t>맵</w:t>
-        </w:r>
-        <w:r>
-          <w:rPr>
-            <w:noProof/>
-            <w:webHidden/>
-          </w:rPr>
-          <w:tab/>
-        </w:r>
-        <w:r>
-          <w:rPr>
-            <w:noProof/>
-            <w:webHidden/>
-          </w:rPr>
-          <w:fldChar w:fldCharType="begin"/>
-        </w:r>
-        <w:r>
-          <w:rPr>
-            <w:noProof/>
-            <w:webHidden/>
-          </w:rPr>
-          <w:instrText xml:space="preserve"> PAGEREF _Toc243962935 \h </w:instrText>
-        </w:r>
-        <w:r>
-          <w:rPr>
-            <w:noProof/>
-            <w:webHidden/>
-          </w:rPr>
-        </w:r>
-        <w:r>
-          <w:rPr>
-            <w:noProof/>
-            <w:webHidden/>
-          </w:rPr>
-          <w:fldChar w:fldCharType="separate"/>
-        </w:r>
-        <w:r>
-          <w:rPr>
-            <w:noProof/>
-            <w:webHidden/>
-          </w:rPr>
-          <w:t>17</w:t>
         </w:r>
         <w:r>
           <w:rPr>
@@ -8674,7 +6538,7 @@
       </w:pPr>
       <w:bookmarkStart w:id="0" w:name="_Ref243642924"/>
       <w:bookmarkStart w:id="1" w:name="_Ref243642929"/>
-      <w:bookmarkStart w:id="2" w:name="_Toc243962880"/>
+      <w:bookmarkStart w:id="2" w:name="_Toc243986323"/>
       <w:r>
         <w:rPr>
           <w:rFonts w:hint="eastAsia"/>
@@ -8831,14 +6695,12 @@
         </w:rPr>
         <w:t xml:space="preserve"> 2D </w:t>
       </w:r>
-      <w:proofErr w:type="spellStart"/>
       <w:r>
         <w:rPr>
           <w:rFonts w:hint="eastAsia"/>
         </w:rPr>
         <w:t>탑다운</w:t>
       </w:r>
-      <w:proofErr w:type="spellEnd"/>
       <w:r>
         <w:rPr>
           <w:rFonts w:hint="eastAsia"/>
@@ -8881,14 +6743,12 @@
         </w:rPr>
         <w:t xml:space="preserve"> </w:t>
       </w:r>
-      <w:proofErr w:type="spellStart"/>
       <w:r>
         <w:rPr>
           <w:rFonts w:hint="eastAsia"/>
         </w:rPr>
         <w:t>로그라이트</w:t>
       </w:r>
-      <w:proofErr w:type="spellEnd"/>
       <w:r>
         <w:rPr>
           <w:rFonts w:hint="eastAsia"/>
@@ -9309,14 +7169,12 @@
         </w:rPr>
         <w:t xml:space="preserve">, </w:t>
       </w:r>
-      <w:proofErr w:type="spellStart"/>
       <w:r>
         <w:rPr>
           <w:rFonts w:hint="eastAsia"/>
         </w:rPr>
         <w:t>차징형</w:t>
       </w:r>
-      <w:proofErr w:type="spellEnd"/>
       <w:r>
         <w:rPr>
           <w:rFonts w:hint="eastAsia"/>
@@ -9432,13 +7290,7 @@
         <w:t xml:space="preserve">. </w:t>
       </w:r>
     </w:p>
-    <w:p>
-      <w:pPr>
-        <w:rPr>
-          <w:rFonts w:hint="eastAsia"/>
-        </w:rPr>
-      </w:pPr>
-    </w:p>
+    <w:p/>
     <w:p>
       <w:pPr>
         <w:pStyle w:val="2"/>
@@ -9447,7 +7299,7 @@
           <w:numId w:val="15"/>
         </w:numPr>
       </w:pPr>
-      <w:bookmarkStart w:id="3" w:name="_Toc243962881"/>
+      <w:bookmarkStart w:id="3" w:name="_Toc243986324"/>
       <w:r>
         <w:rPr>
           <w:rFonts w:hint="eastAsia"/>
@@ -9465,7 +7317,7 @@
         </w:numPr>
         <w:ind w:hanging="566"/>
       </w:pPr>
-      <w:bookmarkStart w:id="4" w:name="_Toc243962882"/>
+      <w:bookmarkStart w:id="4" w:name="_Toc243986325"/>
       <w:r>
         <w:rPr>
           <w:rFonts w:hint="eastAsia"/>
@@ -9716,16 +7568,7 @@
                 <w:color w:val="000000"/>
                 <w:lang w:val="en-US"/>
               </w:rPr>
-              <w:t xml:space="preserve">액션 </w:t>
-            </w:r>
-            <w:proofErr w:type="spellStart"/>
-            <w:r>
-              <w:rPr>
-                <w:rFonts w:ascii="맑은 고딕" w:eastAsia="맑은 고딕" w:hAnsi="맑은 고딕" w:cs="굴림"/>
-                <w:color w:val="000000"/>
-                <w:lang w:val="en-US"/>
-              </w:rPr>
-              <w:t>로그라이</w:t>
+              <w:t>액션 로그라이</w:t>
             </w:r>
             <w:r>
               <w:rPr>
@@ -9735,7 +7578,6 @@
               </w:rPr>
               <w:t>트</w:t>
             </w:r>
-            <w:proofErr w:type="spellEnd"/>
             <w:r>
               <w:rPr>
                 <w:rFonts w:ascii="맑은 고딕" w:eastAsia="맑은 고딕" w:hAnsi="맑은 고딕" w:cs="굴림" w:hint="eastAsia"/>
@@ -9910,7 +7752,7 @@
       <w:bookmarkStart w:id="5" w:name="_Ref243352566"/>
       <w:bookmarkStart w:id="6" w:name="_Ref243352572"/>
       <w:bookmarkStart w:id="7" w:name="_Ref243352581"/>
-      <w:bookmarkStart w:id="8" w:name="_Toc243962883"/>
+      <w:bookmarkStart w:id="8" w:name="_Toc243986326"/>
       <w:r>
         <w:rPr>
           <w:rFonts w:hint="eastAsia"/>
@@ -10465,7 +8307,7 @@
           <w:numId w:val="15"/>
         </w:numPr>
       </w:pPr>
-      <w:bookmarkStart w:id="9" w:name="_Toc243962884"/>
+      <w:bookmarkStart w:id="9" w:name="_Toc243986327"/>
       <w:r>
         <w:rPr>
           <w:rFonts w:hint="eastAsia"/>
@@ -10665,21 +8507,7 @@
         <w:rPr>
           <w:rFonts w:hint="eastAsia"/>
         </w:rPr>
-        <w:t xml:space="preserve"> (</w:t>
-      </w:r>
-      <w:proofErr w:type="spellStart"/>
-      <w:r>
-        <w:rPr>
-          <w:rFonts w:hint="eastAsia"/>
-        </w:rPr>
-        <w:t>ex:PlayContoroller</w:t>
-      </w:r>
-      <w:proofErr w:type="spellEnd"/>
-      <w:r>
-        <w:rPr>
-          <w:rFonts w:hint="eastAsia"/>
-        </w:rPr>
-        <w:t>)</w:t>
+        <w:t xml:space="preserve"> (ex:PlayContoroller)</w:t>
       </w:r>
     </w:p>
     <w:p>
@@ -10737,21 +8565,7 @@
         <w:rPr>
           <w:rFonts w:hint="eastAsia"/>
         </w:rPr>
-        <w:t xml:space="preserve"> (</w:t>
-      </w:r>
-      <w:proofErr w:type="spellStart"/>
-      <w:r>
-        <w:rPr>
-          <w:rFonts w:hint="eastAsia"/>
-        </w:rPr>
-        <w:t>ex:moveSpeed</w:t>
-      </w:r>
-      <w:proofErr w:type="spellEnd"/>
-      <w:r>
-        <w:rPr>
-          <w:rFonts w:hint="eastAsia"/>
-        </w:rPr>
-        <w:t xml:space="preserve">) </w:t>
+        <w:t xml:space="preserve"> (ex:moveSpeed) </w:t>
       </w:r>
     </w:p>
     <w:p>
@@ -10768,7 +8582,7 @@
           <w:numId w:val="15"/>
         </w:numPr>
       </w:pPr>
-      <w:bookmarkStart w:id="10" w:name="_Toc243962885"/>
+      <w:bookmarkStart w:id="10" w:name="_Toc243986328"/>
       <w:r>
         <w:t>최종</w:t>
       </w:r>
@@ -11100,7 +8914,7 @@
           <w:numId w:val="15"/>
         </w:numPr>
       </w:pPr>
-      <w:bookmarkStart w:id="11" w:name="_Toc243962886"/>
+      <w:bookmarkStart w:id="11" w:name="_Toc243986329"/>
       <w:r>
         <w:rPr>
           <w:rFonts w:hint="eastAsia"/>
@@ -11130,7 +8944,7 @@
         </w:numPr>
       </w:pPr>
       <w:bookmarkStart w:id="12" w:name="_Ref243352619"/>
-      <w:bookmarkStart w:id="13" w:name="_Toc243962887"/>
+      <w:bookmarkStart w:id="13" w:name="_Toc243986330"/>
       <w:r>
         <w:rPr>
           <w:rFonts w:hint="eastAsia"/>
@@ -11226,7 +9040,7 @@
           <w:numId w:val="15"/>
         </w:numPr>
       </w:pPr>
-      <w:bookmarkStart w:id="14" w:name="_Toc243962888"/>
+      <w:bookmarkStart w:id="14" w:name="_Toc243986331"/>
       <w:r>
         <w:rPr>
           <w:rFonts w:hint="eastAsia"/>
@@ -11572,7 +9386,7 @@
         </w:numPr>
       </w:pPr>
       <w:bookmarkStart w:id="15" w:name="_Ref243959960"/>
-      <w:bookmarkStart w:id="16" w:name="_Toc243962889"/>
+      <w:bookmarkStart w:id="16" w:name="_Toc243986332"/>
       <w:r>
         <w:rPr>
           <w:rFonts w:hint="eastAsia"/>
@@ -11638,7 +9452,7 @@
           <w:numId w:val="15"/>
         </w:numPr>
       </w:pPr>
-      <w:bookmarkStart w:id="17" w:name="_Toc243962890"/>
+      <w:bookmarkStart w:id="17" w:name="_Toc243986333"/>
       <w:r>
         <w:rPr>
           <w:rFonts w:hint="eastAsia"/>
@@ -11648,11 +9462,6 @@
       <w:bookmarkEnd w:id="17"/>
     </w:p>
     <w:p>
-      <w:pPr>
-        <w:rPr>
-          <w:rFonts w:hint="eastAsia"/>
-        </w:rPr>
-      </w:pPr>
       <w:r>
         <w:rPr>
           <w:rFonts w:hint="eastAsia"/>
@@ -11870,13 +9679,7 @@
         <w:t>.</w:t>
       </w:r>
     </w:p>
-    <w:p>
-      <w:pPr>
-        <w:rPr>
-          <w:rFonts w:hint="eastAsia"/>
-        </w:rPr>
-      </w:pPr>
-    </w:p>
+    <w:p/>
     <w:p>
       <w:pPr>
         <w:pStyle w:val="3"/>
@@ -11885,7 +9688,7 @@
           <w:numId w:val="15"/>
         </w:numPr>
       </w:pPr>
-      <w:bookmarkStart w:id="18" w:name="_Toc243962891"/>
+      <w:bookmarkStart w:id="18" w:name="_Toc243986334"/>
       <w:r>
         <w:rPr>
           <w:rFonts w:hint="eastAsia"/>
@@ -11941,7 +9744,31 @@
         <w:rPr>
           <w:rFonts w:hint="eastAsia"/>
         </w:rPr>
-        <w:t xml:space="preserve"> : 64px * 64px (</w:t>
+        <w:t xml:space="preserve"> : </w:t>
+      </w:r>
+      <w:r>
+        <w:rPr>
+          <w:rFonts w:hint="eastAsia"/>
+        </w:rPr>
+        <w:t>32</w:t>
+      </w:r>
+      <w:r>
+        <w:rPr>
+          <w:rFonts w:hint="eastAsia"/>
+        </w:rPr>
+        <w:t xml:space="preserve">px * </w:t>
+      </w:r>
+      <w:r>
+        <w:rPr>
+          <w:rFonts w:hint="eastAsia"/>
+        </w:rPr>
+        <w:t>32</w:t>
+      </w:r>
+      <w:r>
+        <w:rPr>
+          <w:rFonts w:hint="eastAsia"/>
+        </w:rPr>
+        <w:t>px (</w:t>
       </w:r>
       <w:r>
         <w:rPr>
@@ -12003,35 +9830,7 @@
         <w:rPr>
           <w:rFonts w:hint="eastAsia"/>
         </w:rPr>
-        <w:t xml:space="preserve"> : </w:t>
-      </w:r>
-      <w:proofErr w:type="spellStart"/>
-      <w:r>
-        <w:rPr>
-          <w:rFonts w:hint="eastAsia"/>
-        </w:rPr>
-        <w:t>N</w:t>
-      </w:r>
-      <w:proofErr w:type="spellEnd"/>
-      <w:r>
-        <w:rPr>
-          <w:rFonts w:hint="eastAsia"/>
-        </w:rPr>
-        <w:t xml:space="preserve"> * </w:t>
-      </w:r>
-      <w:proofErr w:type="spellStart"/>
-      <w:r>
-        <w:rPr>
-          <w:rFonts w:hint="eastAsia"/>
-        </w:rPr>
-        <w:t>M</w:t>
-      </w:r>
-      <w:proofErr w:type="spellEnd"/>
-      <w:r>
-        <w:rPr>
-          <w:rFonts w:hint="eastAsia"/>
-        </w:rPr>
-        <w:t xml:space="preserve"> </w:t>
+        <w:t xml:space="preserve"> : N * M </w:t>
       </w:r>
       <w:r>
         <w:rPr>
@@ -12240,13 +10039,7 @@
         <w:t>.</w:t>
       </w:r>
     </w:p>
-    <w:p>
-      <w:pPr>
-        <w:rPr>
-          <w:rFonts w:hint="eastAsia"/>
-        </w:rPr>
-      </w:pPr>
-    </w:p>
+    <w:p/>
     <w:p>
       <w:pPr>
         <w:pStyle w:val="3"/>
@@ -12255,7 +10048,7 @@
           <w:numId w:val="15"/>
         </w:numPr>
       </w:pPr>
-      <w:bookmarkStart w:id="19" w:name="_Toc243962892"/>
+      <w:bookmarkStart w:id="19" w:name="_Toc243986335"/>
       <w:r>
         <w:rPr>
           <w:rFonts w:hint="eastAsia"/>
@@ -12289,11 +10082,6 @@
       <w:bookmarkEnd w:id="19"/>
     </w:p>
     <w:p>
-      <w:pPr>
-        <w:rPr>
-          <w:rFonts w:hint="eastAsia"/>
-        </w:rPr>
-      </w:pPr>
       <w:r>
         <w:rPr>
           <w:rFonts w:hint="eastAsia"/>
@@ -12366,33 +10154,17 @@
         </w:rPr>
         <w:t xml:space="preserve"> </w:t>
       </w:r>
-      <w:proofErr w:type="spellStart"/>
       <w:r>
         <w:rPr>
           <w:rFonts w:hint="eastAsia"/>
         </w:rPr>
         <w:t>충돌체</w:t>
       </w:r>
-      <w:proofErr w:type="spellEnd"/>
-      <w:r>
-        <w:rPr>
-          <w:rFonts w:hint="eastAsia"/>
-        </w:rPr>
-        <w:t>(</w:t>
-      </w:r>
-      <w:proofErr w:type="spellStart"/>
-      <w:r>
-        <w:rPr>
-          <w:rFonts w:hint="eastAsia"/>
-        </w:rPr>
-        <w:t>Collider</w:t>
-      </w:r>
-      <w:proofErr w:type="spellEnd"/>
-      <w:r>
-        <w:rPr>
-          <w:rFonts w:hint="eastAsia"/>
-        </w:rPr>
-        <w:t xml:space="preserve">) </w:t>
+      <w:r>
+        <w:rPr>
+          <w:rFonts w:hint="eastAsia"/>
+        </w:rPr>
+        <w:t xml:space="preserve">(Collider) </w:t>
       </w:r>
       <w:r>
         <w:rPr>
@@ -12475,7 +10247,6 @@
             <w:pPr>
               <w:jc w:val="center"/>
               <w:rPr>
-                <w:rFonts w:hint="eastAsia"/>
                 <w:b/>
                 <w:bCs/>
                 <w:sz w:val="22"/>
@@ -12503,7 +10274,6 @@
             <w:pPr>
               <w:jc w:val="center"/>
               <w:rPr>
-                <w:rFonts w:hint="eastAsia"/>
                 <w:b/>
                 <w:bCs/>
                 <w:sz w:val="22"/>
@@ -12547,9 +10317,6 @@
           <w:p>
             <w:pPr>
               <w:jc w:val="center"/>
-              <w:rPr>
-                <w:rFonts w:hint="eastAsia"/>
-              </w:rPr>
             </w:pPr>
             <w:r>
               <w:rPr>
@@ -12564,16 +10331,29 @@
             <w:tcW w:w="6756" w:type="dxa"/>
           </w:tcPr>
           <w:p>
-            <w:pPr>
+            <w:r>
               <w:rPr>
                 <w:rFonts w:hint="eastAsia"/>
               </w:rPr>
-            </w:pPr>
+              <w:t>1</w:t>
+            </w:r>
             <w:r>
               <w:rPr>
                 <w:rFonts w:hint="eastAsia"/>
               </w:rPr>
-              <w:t xml:space="preserve">1 * 1 </w:t>
+              <w:t xml:space="preserve"> * </w:t>
+            </w:r>
+            <w:r>
+              <w:rPr>
+                <w:rFonts w:hint="eastAsia"/>
+              </w:rPr>
+              <w:t>1</w:t>
+            </w:r>
+            <w:r>
+              <w:rPr>
+                <w:rFonts w:hint="eastAsia"/>
+              </w:rPr>
+              <w:t xml:space="preserve"> </w:t>
             </w:r>
             <w:r>
               <w:rPr>
@@ -12592,9 +10372,6 @@
           <w:p>
             <w:pPr>
               <w:jc w:val="center"/>
-              <w:rPr>
-                <w:rFonts w:hint="eastAsia"/>
-              </w:rPr>
             </w:pPr>
             <w:r>
               <w:rPr>
@@ -12621,16 +10398,29 @@
             <w:tcW w:w="6756" w:type="dxa"/>
           </w:tcPr>
           <w:p>
-            <w:pPr>
+            <w:r>
               <w:rPr>
                 <w:rFonts w:hint="eastAsia"/>
               </w:rPr>
-            </w:pPr>
+              <w:t>1</w:t>
+            </w:r>
             <w:r>
               <w:rPr>
                 <w:rFonts w:hint="eastAsia"/>
               </w:rPr>
-              <w:t xml:space="preserve">1 * 1 </w:t>
+              <w:t xml:space="preserve"> * </w:t>
+            </w:r>
+            <w:r>
+              <w:rPr>
+                <w:rFonts w:hint="eastAsia"/>
+              </w:rPr>
+              <w:t>1</w:t>
+            </w:r>
+            <w:r>
+              <w:rPr>
+                <w:rFonts w:hint="eastAsia"/>
+              </w:rPr>
+              <w:t xml:space="preserve"> </w:t>
             </w:r>
             <w:r>
               <w:rPr>
@@ -12649,9 +10439,6 @@
           <w:p>
             <w:pPr>
               <w:jc w:val="center"/>
-              <w:rPr>
-                <w:rFonts w:hint="eastAsia"/>
-              </w:rPr>
             </w:pPr>
             <w:r>
               <w:rPr>
@@ -12678,16 +10465,35 @@
             <w:tcW w:w="6756" w:type="dxa"/>
           </w:tcPr>
           <w:p>
-            <w:pPr>
+            <w:r>
               <w:rPr>
                 <w:rFonts w:hint="eastAsia"/>
               </w:rPr>
-            </w:pPr>
+              <w:t>1</w:t>
+            </w:r>
             <w:r>
               <w:rPr>
                 <w:rFonts w:hint="eastAsia"/>
               </w:rPr>
-              <w:t xml:space="preserve">1.5 * 1.5 </w:t>
+              <w:t>.5</w:t>
+            </w:r>
+            <w:r>
+              <w:rPr>
+                <w:rFonts w:hint="eastAsia"/>
+              </w:rPr>
+              <w:t xml:space="preserve"> * 1</w:t>
+            </w:r>
+            <w:r>
+              <w:rPr>
+                <w:rFonts w:hint="eastAsia"/>
+              </w:rPr>
+              <w:t>.5</w:t>
+            </w:r>
+            <w:r>
+              <w:rPr>
+                <w:rFonts w:hint="eastAsia"/>
+              </w:rPr>
+              <w:t xml:space="preserve"> </w:t>
             </w:r>
             <w:r>
               <w:rPr>
@@ -12706,9 +10512,6 @@
           <w:p>
             <w:pPr>
               <w:jc w:val="center"/>
-              <w:rPr>
-                <w:rFonts w:hint="eastAsia"/>
-              </w:rPr>
             </w:pPr>
             <w:r>
               <w:rPr>
@@ -12737,9 +10540,6 @@
           <w:p>
             <w:pPr>
               <w:keepNext/>
-              <w:rPr>
-                <w:rFonts w:hint="eastAsia"/>
-              </w:rPr>
             </w:pPr>
             <w:r>
               <w:rPr>
@@ -12784,9 +10584,6 @@
     <w:p>
       <w:pPr>
         <w:pStyle w:val="af4"/>
-        <w:rPr>
-          <w:rFonts w:hint="eastAsia"/>
-        </w:rPr>
       </w:pPr>
       <w:r>
         <w:rPr>
@@ -12885,7 +10682,7 @@
           <w:numId w:val="15"/>
         </w:numPr>
       </w:pPr>
-      <w:bookmarkStart w:id="20" w:name="_Toc243962893"/>
+      <w:bookmarkStart w:id="20" w:name="_Toc243986336"/>
       <w:r>
         <w:rPr>
           <w:rFonts w:hint="eastAsia"/>
@@ -12919,11 +10716,6 @@
       <w:bookmarkEnd w:id="20"/>
     </w:p>
     <w:p>
-      <w:pPr>
-        <w:rPr>
-          <w:rFonts w:hint="eastAsia"/>
-        </w:rPr>
-      </w:pPr>
       <w:r>
         <w:rPr>
           <w:rFonts w:hint="eastAsia"/>
@@ -13150,7 +10942,6 @@
             <w:pPr>
               <w:jc w:val="center"/>
               <w:rPr>
-                <w:rFonts w:hint="eastAsia"/>
                 <w:b/>
                 <w:bCs/>
                 <w:sz w:val="22"/>
@@ -13176,7 +10967,6 @@
             <w:pPr>
               <w:jc w:val="center"/>
               <w:rPr>
-                <w:rFonts w:hint="eastAsia"/>
                 <w:b/>
                 <w:bCs/>
                 <w:sz w:val="22"/>
@@ -13202,7 +10992,6 @@
             <w:pPr>
               <w:jc w:val="center"/>
               <w:rPr>
-                <w:rFonts w:hint="eastAsia"/>
                 <w:b/>
                 <w:bCs/>
               </w:rPr>
@@ -13226,9 +11015,6 @@
           <w:p>
             <w:pPr>
               <w:jc w:val="center"/>
-              <w:rPr>
-                <w:rFonts w:hint="eastAsia"/>
-              </w:rPr>
             </w:pPr>
             <w:r>
               <w:rPr>
@@ -13243,11 +11029,6 @@
             <w:tcW w:w="2977" w:type="dxa"/>
           </w:tcPr>
           <w:p>
-            <w:pPr>
-              <w:rPr>
-                <w:rFonts w:hint="eastAsia"/>
-              </w:rPr>
-            </w:pPr>
             <w:r>
               <w:rPr>
                 <w:rFonts w:hint="eastAsia"/>
@@ -13279,11 +11060,6 @@
             <w:tcW w:w="4913" w:type="dxa"/>
           </w:tcPr>
           <w:p>
-            <w:pPr>
-              <w:rPr>
-                <w:rFonts w:hint="eastAsia"/>
-              </w:rPr>
-            </w:pPr>
             <w:r>
               <w:rPr>
                 <w:rFonts w:hint="eastAsia"/>
@@ -13397,9 +11173,6 @@
           <w:p>
             <w:pPr>
               <w:jc w:val="center"/>
-              <w:rPr>
-                <w:rFonts w:hint="eastAsia"/>
-              </w:rPr>
             </w:pPr>
             <w:r>
               <w:rPr>
@@ -13414,11 +11187,6 @@
             <w:tcW w:w="2977" w:type="dxa"/>
           </w:tcPr>
           <w:p>
-            <w:pPr>
-              <w:rPr>
-                <w:rFonts w:hint="eastAsia"/>
-              </w:rPr>
-            </w:pPr>
             <w:r>
               <w:rPr>
                 <w:rFonts w:hint="eastAsia"/>
@@ -13450,19 +11218,12 @@
             <w:tcW w:w="4913" w:type="dxa"/>
           </w:tcPr>
           <w:p>
-            <w:pPr>
+            <w:r>
               <w:rPr>
                 <w:rFonts w:hint="eastAsia"/>
               </w:rPr>
-            </w:pPr>
-            <w:proofErr w:type="spellStart"/>
-            <w:r>
-              <w:rPr>
-                <w:rFonts w:hint="eastAsia"/>
-              </w:rPr>
               <w:t>돌진기</w:t>
             </w:r>
-            <w:proofErr w:type="spellEnd"/>
             <w:r>
               <w:rPr>
                 <w:rFonts w:hint="eastAsia"/>
@@ -13558,9 +11319,6 @@
           <w:p>
             <w:pPr>
               <w:jc w:val="center"/>
-              <w:rPr>
-                <w:rFonts w:hint="eastAsia"/>
-              </w:rPr>
             </w:pPr>
             <w:r>
               <w:rPr>
@@ -13575,11 +11333,6 @@
             <w:tcW w:w="2977" w:type="dxa"/>
           </w:tcPr>
           <w:p>
-            <w:pPr>
-              <w:rPr>
-                <w:rFonts w:hint="eastAsia"/>
-              </w:rPr>
-            </w:pPr>
             <w:r>
               <w:rPr>
                 <w:rFonts w:hint="eastAsia"/>
@@ -13649,9 +11402,6 @@
           <w:p>
             <w:pPr>
               <w:keepNext/>
-              <w:rPr>
-                <w:rFonts w:hint="eastAsia"/>
-              </w:rPr>
             </w:pPr>
             <w:r>
               <w:rPr>
@@ -13750,9 +11500,6 @@
     <w:p>
       <w:pPr>
         <w:pStyle w:val="af4"/>
-        <w:rPr>
-          <w:rFonts w:hint="eastAsia"/>
-        </w:rPr>
       </w:pPr>
       <w:bookmarkStart w:id="21" w:name="_Ref243962541"/>
       <w:r>
@@ -13864,7 +11611,7 @@
           <w:numId w:val="15"/>
         </w:numPr>
       </w:pPr>
-      <w:bookmarkStart w:id="22" w:name="_Toc243962894"/>
+      <w:bookmarkStart w:id="22" w:name="_Toc243986337"/>
       <w:r>
         <w:rPr>
           <w:rFonts w:hint="eastAsia"/>
@@ -13984,13 +11731,7 @@
         <w:t>.</w:t>
       </w:r>
     </w:p>
-    <w:p>
-      <w:pPr>
-        <w:rPr>
-          <w:rFonts w:hint="eastAsia"/>
-        </w:rPr>
-      </w:pPr>
-    </w:p>
+    <w:p/>
     <w:p>
       <w:pPr>
         <w:pStyle w:val="3"/>
@@ -13999,7 +11740,7 @@
           <w:numId w:val="15"/>
         </w:numPr>
       </w:pPr>
-      <w:bookmarkStart w:id="23" w:name="_Toc243962895"/>
+      <w:bookmarkStart w:id="23" w:name="_Toc243986338"/>
       <w:r>
         <w:rPr>
           <w:rFonts w:hint="eastAsia"/>
@@ -14692,13 +12433,7 @@
         <w:t>.</w:t>
       </w:r>
     </w:p>
-    <w:p>
-      <w:pPr>
-        <w:rPr>
-          <w:rFonts w:hint="eastAsia"/>
-        </w:rPr>
-      </w:pPr>
-    </w:p>
+    <w:p/>
     <w:p>
       <w:pPr>
         <w:pStyle w:val="3"/>
@@ -14707,7 +12442,7 @@
           <w:numId w:val="15"/>
         </w:numPr>
       </w:pPr>
-      <w:bookmarkStart w:id="24" w:name="_Toc243962896"/>
+      <w:bookmarkStart w:id="24" w:name="_Toc243986339"/>
       <w:r>
         <w:rPr>
           <w:rFonts w:hint="eastAsia"/>
@@ -15243,11 +12978,6 @@
       </w:r>
     </w:p>
     <w:p>
-      <w:pPr>
-        <w:rPr>
-          <w:rFonts w:hint="eastAsia"/>
-        </w:rPr>
-      </w:pPr>
       <w:r>
         <w:rPr>
           <w:rFonts w:hint="eastAsia"/>
@@ -15263,7 +12993,7 @@
           <w:numId w:val="15"/>
         </w:numPr>
       </w:pPr>
-      <w:bookmarkStart w:id="25" w:name="_Toc243962897"/>
+      <w:bookmarkStart w:id="25" w:name="_Toc243986340"/>
       <w:r>
         <w:rPr>
           <w:rFonts w:hint="eastAsia"/>
@@ -15285,11 +13015,6 @@
       <w:bookmarkEnd w:id="25"/>
     </w:p>
     <w:p>
-      <w:pPr>
-        <w:rPr>
-          <w:rFonts w:hint="eastAsia"/>
-        </w:rPr>
-      </w:pPr>
       <w:r>
         <w:rPr>
           <w:rFonts w:hint="eastAsia"/>
@@ -16095,7 +13820,7 @@
           <w:numId w:val="15"/>
         </w:numPr>
       </w:pPr>
-      <w:bookmarkStart w:id="26" w:name="_Toc243962898"/>
+      <w:bookmarkStart w:id="26" w:name="_Toc243986341"/>
       <w:r>
         <w:rPr>
           <w:rFonts w:hint="eastAsia"/>
@@ -16261,14 +13986,12 @@
         </w:rPr>
         <w:t xml:space="preserve"> </w:t>
       </w:r>
-      <w:proofErr w:type="spellStart"/>
       <w:r>
         <w:rPr>
           <w:rFonts w:hint="eastAsia"/>
         </w:rPr>
         <w:t>부여받는다</w:t>
       </w:r>
-      <w:proofErr w:type="spellEnd"/>
       <w:r>
         <w:rPr>
           <w:rFonts w:hint="eastAsia"/>
@@ -16480,13 +14203,7 @@
         <w:t>.</w:t>
       </w:r>
     </w:p>
-    <w:p>
-      <w:pPr>
-        <w:rPr>
-          <w:rFonts w:hint="eastAsia"/>
-        </w:rPr>
-      </w:pPr>
-    </w:p>
+    <w:p/>
     <w:p>
       <w:pPr>
         <w:pStyle w:val="3"/>
@@ -16495,7 +14212,7 @@
           <w:numId w:val="15"/>
         </w:numPr>
       </w:pPr>
-      <w:bookmarkStart w:id="27" w:name="_Toc243962899"/>
+      <w:bookmarkStart w:id="27" w:name="_Toc243986342"/>
       <w:r>
         <w:rPr>
           <w:rFonts w:hint="eastAsia"/>
@@ -16701,19 +14418,7 @@
         <w:rPr>
           <w:rFonts w:hint="eastAsia"/>
         </w:rPr>
-        <w:t>측</w:t>
-      </w:r>
-      <w:r>
-        <w:rPr>
-          <w:rFonts w:hint="eastAsia"/>
-        </w:rPr>
-        <w:t>·</w:t>
-      </w:r>
-      <w:r>
-        <w:rPr>
-          <w:rFonts w:hint="eastAsia"/>
-        </w:rPr>
-        <w:t>후면</w:t>
+        <w:t>측·후면</w:t>
       </w:r>
       <w:r>
         <w:rPr>
@@ -16758,13 +14463,7 @@
         <w:t>.</w:t>
       </w:r>
     </w:p>
-    <w:p>
-      <w:pPr>
-        <w:rPr>
-          <w:rFonts w:hint="eastAsia"/>
-        </w:rPr>
-      </w:pPr>
-    </w:p>
+    <w:p/>
     <w:p>
       <w:pPr>
         <w:pStyle w:val="3"/>
@@ -16773,7 +14472,7 @@
           <w:numId w:val="15"/>
         </w:numPr>
       </w:pPr>
-      <w:bookmarkStart w:id="28" w:name="_Toc243962900"/>
+      <w:bookmarkStart w:id="28" w:name="_Toc243986343"/>
       <w:r>
         <w:rPr>
           <w:rFonts w:hint="eastAsia"/>
@@ -16807,11 +14506,6 @@
       <w:bookmarkEnd w:id="28"/>
     </w:p>
     <w:p>
-      <w:pPr>
-        <w:rPr>
-          <w:rFonts w:hint="eastAsia"/>
-        </w:rPr>
-      </w:pPr>
       <w:r>
         <w:rPr>
           <w:rFonts w:hint="eastAsia"/>
@@ -17161,13 +14855,7 @@
         <w:t>.</w:t>
       </w:r>
     </w:p>
-    <w:p>
-      <w:pPr>
-        <w:rPr>
-          <w:rFonts w:hint="eastAsia"/>
-        </w:rPr>
-      </w:pPr>
-    </w:p>
+    <w:p/>
     <w:p>
       <w:pPr>
         <w:pStyle w:val="2"/>
@@ -17176,7 +14864,7 @@
           <w:numId w:val="15"/>
         </w:numPr>
       </w:pPr>
-      <w:bookmarkStart w:id="29" w:name="_Toc243962901"/>
+      <w:bookmarkStart w:id="29" w:name="_Toc243986344"/>
       <w:r>
         <w:rPr>
           <w:rFonts w:hint="eastAsia"/>
@@ -17193,7 +14881,7 @@
           <w:numId w:val="15"/>
         </w:numPr>
       </w:pPr>
-      <w:bookmarkStart w:id="30" w:name="_Toc243962902"/>
+      <w:bookmarkStart w:id="30" w:name="_Toc243986345"/>
       <w:r>
         <w:rPr>
           <w:rFonts w:hint="eastAsia"/>
@@ -17211,7 +14899,6 @@
         </w:numPr>
         <w:ind w:leftChars="0"/>
         <w:rPr>
-          <w:rFonts w:hint="eastAsia"/>
           <w:b/>
           <w:bCs/>
         </w:rPr>
@@ -17296,11 +14983,9 @@
       <w:r>
         <w:t xml:space="preserve"> </w:t>
       </w:r>
-      <w:proofErr w:type="spellStart"/>
       <w:r>
         <w:t>스폰</w:t>
       </w:r>
-      <w:proofErr w:type="spellEnd"/>
       <w:r>
         <w:t xml:space="preserve"> </w:t>
       </w:r>
@@ -17316,11 +15001,9 @@
       <w:r>
         <w:t xml:space="preserve"> </w:t>
       </w:r>
-      <w:proofErr w:type="spellStart"/>
       <w:r>
         <w:t>스폰</w:t>
       </w:r>
-      <w:proofErr w:type="spellEnd"/>
       <w:r>
         <w:t xml:space="preserve"> </w:t>
       </w:r>
@@ -17974,7 +15657,6 @@
         </w:numPr>
         <w:ind w:leftChars="0"/>
         <w:rPr>
-          <w:rFonts w:hint="eastAsia"/>
           <w:b/>
           <w:bCs/>
         </w:rPr>
@@ -18125,14 +15807,12 @@
         </w:rPr>
         <w:t xml:space="preserve"> </w:t>
       </w:r>
-      <w:proofErr w:type="spellStart"/>
       <w:r>
         <w:rPr>
           <w:rFonts w:hint="eastAsia"/>
         </w:rPr>
         <w:t>스폰되며</w:t>
       </w:r>
-      <w:proofErr w:type="spellEnd"/>
       <w:r>
         <w:rPr>
           <w:rFonts w:hint="eastAsia"/>
@@ -18224,13 +15904,7 @@
         <w:t>.</w:t>
       </w:r>
     </w:p>
-    <w:p>
-      <w:pPr>
-        <w:rPr>
-          <w:rFonts w:hint="eastAsia"/>
-        </w:rPr>
-      </w:pPr>
-    </w:p>
+    <w:p/>
     <w:p>
       <w:pPr>
         <w:pStyle w:val="a7"/>
@@ -18404,11 +16078,6 @@
       </w:r>
     </w:p>
     <w:p>
-      <w:pPr>
-        <w:rPr>
-          <w:rFonts w:hint="eastAsia"/>
-        </w:rPr>
-      </w:pPr>
       <w:r>
         <w:rPr>
           <w:rFonts w:hint="eastAsia"/>
@@ -18625,14 +16294,12 @@
         </w:rPr>
         <w:t xml:space="preserve"> </w:t>
       </w:r>
-      <w:proofErr w:type="spellStart"/>
       <w:r>
         <w:rPr>
           <w:rFonts w:hint="eastAsia"/>
         </w:rPr>
         <w:t>페이즈로</w:t>
       </w:r>
-      <w:proofErr w:type="spellEnd"/>
       <w:r>
         <w:rPr>
           <w:rFonts w:hint="eastAsia"/>
@@ -18759,14 +16426,12 @@
         </w:rPr>
         <w:t xml:space="preserve"> </w:t>
       </w:r>
-      <w:proofErr w:type="spellStart"/>
       <w:r>
         <w:rPr>
           <w:rFonts w:hint="eastAsia"/>
         </w:rPr>
         <w:t>히든</w:t>
       </w:r>
-      <w:proofErr w:type="spellEnd"/>
       <w:r>
         <w:rPr>
           <w:rFonts w:hint="eastAsia"/>
@@ -18809,14 +16474,12 @@
         </w:rPr>
         <w:t xml:space="preserve"> </w:t>
       </w:r>
-      <w:proofErr w:type="spellStart"/>
       <w:r>
         <w:rPr>
           <w:rFonts w:hint="eastAsia"/>
         </w:rPr>
         <w:t>추가해야하는지</w:t>
       </w:r>
-      <w:proofErr w:type="spellEnd"/>
       <w:r>
         <w:rPr>
           <w:rFonts w:hint="eastAsia"/>
@@ -18824,13 +16487,7 @@
         <w:t>)</w:t>
       </w:r>
     </w:p>
-    <w:p>
-      <w:pPr>
-        <w:rPr>
-          <w:rFonts w:hint="eastAsia"/>
-        </w:rPr>
-      </w:pPr>
-    </w:p>
+    <w:p/>
     <w:p>
       <w:pPr>
         <w:rPr>
@@ -18851,7 +16508,7 @@
           <w:numId w:val="15"/>
         </w:numPr>
       </w:pPr>
-      <w:bookmarkStart w:id="31" w:name="_Toc243962903"/>
+      <w:bookmarkStart w:id="31" w:name="_Toc243986346"/>
       <w:r>
         <w:rPr>
           <w:rFonts w:hint="eastAsia"/>
@@ -19088,7 +16745,6 @@
             <w:pPr>
               <w:jc w:val="center"/>
               <w:rPr>
-                <w:rFonts w:hint="eastAsia"/>
                 <w:b/>
                 <w:bCs/>
                 <w:sz w:val="22"/>
@@ -19138,7 +16794,6 @@
             <w:pPr>
               <w:jc w:val="center"/>
               <w:rPr>
-                <w:rFonts w:hint="eastAsia"/>
                 <w:b/>
                 <w:bCs/>
                 <w:sz w:val="22"/>
@@ -19166,7 +16821,6 @@
             <w:pPr>
               <w:jc w:val="center"/>
               <w:rPr>
-                <w:rFonts w:hint="eastAsia"/>
                 <w:sz w:val="22"/>
               </w:rPr>
             </w:pPr>
@@ -19186,19 +16840,16 @@
           <w:p>
             <w:pPr>
               <w:rPr>
+                <w:sz w:val="22"/>
+              </w:rPr>
+            </w:pPr>
+            <w:r>
+              <w:rPr>
                 <w:rFonts w:hint="eastAsia"/>
                 <w:sz w:val="22"/>
               </w:rPr>
-            </w:pPr>
-            <w:proofErr w:type="spellStart"/>
-            <w:r>
-              <w:rPr>
-                <w:rFonts w:hint="eastAsia"/>
-                <w:sz w:val="22"/>
-              </w:rPr>
               <w:t>스폰</w:t>
             </w:r>
-            <w:proofErr w:type="spellEnd"/>
             <w:r>
               <w:rPr>
                 <w:rFonts w:hint="eastAsia"/>
@@ -19345,7 +16996,6 @@
             <w:pPr>
               <w:jc w:val="center"/>
               <w:rPr>
-                <w:rFonts w:hint="eastAsia"/>
                 <w:sz w:val="22"/>
               </w:rPr>
             </w:pPr>
@@ -19365,85 +17015,85 @@
           <w:p>
             <w:pPr>
               <w:rPr>
+                <w:sz w:val="22"/>
+              </w:rPr>
+            </w:pPr>
+            <w:r>
+              <w:rPr>
                 <w:rFonts w:hint="eastAsia"/>
                 <w:sz w:val="22"/>
               </w:rPr>
-            </w:pPr>
+              <w:t>플레이어를</w:t>
+            </w:r>
             <w:r>
               <w:rPr>
                 <w:rFonts w:hint="eastAsia"/>
                 <w:sz w:val="22"/>
               </w:rPr>
-              <w:t>플레이어를</w:t>
+              <w:t xml:space="preserve"> </w:t>
             </w:r>
             <w:r>
               <w:rPr>
                 <w:rFonts w:hint="eastAsia"/>
                 <w:sz w:val="22"/>
               </w:rPr>
-              <w:t xml:space="preserve"> </w:t>
+              <w:t>추적하지만</w:t>
             </w:r>
             <w:r>
               <w:rPr>
                 <w:rFonts w:hint="eastAsia"/>
                 <w:sz w:val="22"/>
               </w:rPr>
-              <w:t>추적하지만</w:t>
+              <w:t xml:space="preserve">,  </w:t>
+            </w:r>
+            <w:r>
+              <w:rPr>
+                <w:sz w:val="22"/>
+              </w:rPr>
+              <w:t>‘</w:t>
+            </w:r>
+            <w:r>
+              <w:fldChar w:fldCharType="begin"/>
+            </w:r>
+            <w:r>
+              <w:rPr>
+                <w:sz w:val="22"/>
+              </w:rPr>
+              <w:instrText xml:space="preserve"> </w:instrText>
             </w:r>
             <w:r>
               <w:rPr>
                 <w:rFonts w:hint="eastAsia"/>
                 <w:sz w:val="22"/>
               </w:rPr>
-              <w:t xml:space="preserve">,  </w:t>
+              <w:instrText>REF _Ref243962541 \h</w:instrText>
             </w:r>
             <w:r>
               <w:rPr>
                 <w:sz w:val="22"/>
               </w:rPr>
-              <w:t>‘</w:t>
-            </w:r>
-            <w:r>
-              <w:rPr>
-                <w:sz w:val="22"/>
-              </w:rPr>
-              <w:fldChar w:fldCharType="begin"/>
-            </w:r>
-            <w:r>
-              <w:rPr>
-                <w:sz w:val="22"/>
-              </w:rPr>
               <w:instrText xml:space="preserve"> </w:instrText>
             </w:r>
             <w:r>
+              <w:fldChar w:fldCharType="separate"/>
+            </w:r>
+            <w:r>
               <w:rPr>
                 <w:rFonts w:hint="eastAsia"/>
-                <w:sz w:val="22"/>
-              </w:rPr>
-              <w:instrText>REF _Ref243962541 \h</w:instrText>
-            </w:r>
-            <w:r>
-              <w:rPr>
-                <w:sz w:val="22"/>
-              </w:rPr>
-              <w:instrText xml:space="preserve"> </w:instrText>
-            </w:r>
-            <w:r>
-              <w:rPr>
-                <w:sz w:val="22"/>
-              </w:rPr>
-            </w:r>
-            <w:r>
-              <w:rPr>
-                <w:sz w:val="22"/>
-              </w:rPr>
-              <w:fldChar w:fldCharType="separate"/>
+              </w:rPr>
+              <w:t>표</w:t>
             </w:r>
             <w:r>
               <w:rPr>
                 <w:rFonts w:hint="eastAsia"/>
               </w:rPr>
-              <w:t>표</w:t>
+              <w:t xml:space="preserve"> </w:t>
+            </w:r>
+            <w:r>
+              <w:rPr>
+                <w:noProof/>
+              </w:rPr>
+              <w:t>2</w:t>
             </w:r>
             <w:r>
               <w:rPr>
@@ -19453,21 +17103,21 @@
             </w:r>
             <w:r>
               <w:rPr>
-                <w:noProof/>
-              </w:rPr>
-              <w:t>2</w:t>
-            </w:r>
-            <w:r>
-              <w:rPr>
                 <w:rFonts w:hint="eastAsia"/>
               </w:rPr>
+              <w:t>공통</w:t>
+            </w:r>
+            <w:r>
+              <w:rPr>
+                <w:rFonts w:hint="eastAsia"/>
+              </w:rPr>
               <w:t xml:space="preserve"> </w:t>
             </w:r>
             <w:r>
               <w:rPr>
                 <w:rFonts w:hint="eastAsia"/>
               </w:rPr>
-              <w:t>공통</w:t>
+              <w:t>거리</w:t>
             </w:r>
             <w:r>
               <w:rPr>
@@ -19479,24 +17129,9 @@
               <w:rPr>
                 <w:rFonts w:hint="eastAsia"/>
               </w:rPr>
-              <w:t>거리</w:t>
-            </w:r>
-            <w:r>
-              <w:rPr>
-                <w:rFonts w:hint="eastAsia"/>
-              </w:rPr>
-              <w:t xml:space="preserve"> </w:t>
-            </w:r>
-            <w:r>
-              <w:rPr>
-                <w:rFonts w:hint="eastAsia"/>
-              </w:rPr>
               <w:t>기준</w:t>
             </w:r>
             <w:r>
-              <w:rPr>
-                <w:sz w:val="22"/>
-              </w:rPr>
               <w:fldChar w:fldCharType="end"/>
             </w:r>
             <w:r>
@@ -19686,7 +17321,6 @@
             <w:pPr>
               <w:jc w:val="center"/>
               <w:rPr>
-                <w:rFonts w:hint="eastAsia"/>
                 <w:sz w:val="22"/>
               </w:rPr>
             </w:pPr>
@@ -19707,7 +17341,6 @@
             <w:pPr>
               <w:keepNext/>
               <w:rPr>
-                <w:rFonts w:hint="eastAsia"/>
                 <w:sz w:val="22"/>
               </w:rPr>
             </w:pPr>
@@ -19928,9 +17561,6 @@
     <w:p>
       <w:pPr>
         <w:pStyle w:val="af4"/>
-        <w:rPr>
-          <w:rFonts w:hint="eastAsia"/>
-        </w:rPr>
       </w:pPr>
       <w:r>
         <w:rPr>
@@ -20020,13 +17650,7 @@
         <w:t>판정</w:t>
       </w:r>
     </w:p>
-    <w:p>
-      <w:pPr>
-        <w:rPr>
-          <w:rFonts w:hint="eastAsia"/>
-        </w:rPr>
-      </w:pPr>
-    </w:p>
+    <w:p/>
     <w:p>
       <w:pPr>
         <w:pStyle w:val="3"/>
@@ -20035,7 +17659,7 @@
           <w:numId w:val="15"/>
         </w:numPr>
       </w:pPr>
-      <w:bookmarkStart w:id="32" w:name="_Toc243962904"/>
+      <w:bookmarkStart w:id="32" w:name="_Toc243986347"/>
       <w:r>
         <w:rPr>
           <w:rFonts w:hint="eastAsia"/>
@@ -20174,14 +17798,12 @@
       <w:r>
         <w:t>’</w:t>
       </w:r>
-      <w:proofErr w:type="spellStart"/>
       <w:r>
         <w:rPr>
           <w:rFonts w:hint="eastAsia"/>
         </w:rPr>
         <w:t>에</w:t>
       </w:r>
-      <w:proofErr w:type="spellEnd"/>
       <w:r>
         <w:rPr>
           <w:rFonts w:hint="eastAsia"/>
@@ -20318,7 +17940,6 @@
             <w:pPr>
               <w:jc w:val="center"/>
               <w:rPr>
-                <w:rFonts w:hint="eastAsia"/>
                 <w:b/>
                 <w:bCs/>
                 <w:sz w:val="22"/>
@@ -20368,7 +17989,6 @@
             <w:pPr>
               <w:jc w:val="center"/>
               <w:rPr>
-                <w:rFonts w:hint="eastAsia"/>
                 <w:b/>
                 <w:bCs/>
                 <w:sz w:val="22"/>
@@ -20396,7 +18016,6 @@
             <w:pPr>
               <w:jc w:val="center"/>
               <w:rPr>
-                <w:rFonts w:hint="eastAsia"/>
                 <w:sz w:val="22"/>
               </w:rPr>
             </w:pPr>
@@ -20416,7 +18035,6 @@
           <w:p>
             <w:pPr>
               <w:rPr>
-                <w:rFonts w:hint="eastAsia"/>
                 <w:sz w:val="22"/>
               </w:rPr>
             </w:pPr>
@@ -20573,7 +18191,6 @@
             <w:pPr>
               <w:jc w:val="center"/>
               <w:rPr>
-                <w:rFonts w:hint="eastAsia"/>
                 <w:sz w:val="22"/>
               </w:rPr>
             </w:pPr>
@@ -20593,7 +18210,6 @@
           <w:p>
             <w:pPr>
               <w:rPr>
-                <w:rFonts w:hint="eastAsia"/>
                 <w:sz w:val="22"/>
               </w:rPr>
             </w:pPr>
@@ -20792,7 +18408,6 @@
             <w:pPr>
               <w:jc w:val="center"/>
               <w:rPr>
-                <w:rFonts w:hint="eastAsia"/>
                 <w:sz w:val="22"/>
               </w:rPr>
             </w:pPr>
@@ -20813,7 +18428,6 @@
             <w:pPr>
               <w:keepNext/>
               <w:rPr>
-                <w:rFonts w:hint="eastAsia"/>
                 <w:sz w:val="22"/>
               </w:rPr>
             </w:pPr>
@@ -21040,7 +18654,7 @@
     <w:p>
       <w:pPr>
         <w:rPr>
-          <w:rFonts w:asciiTheme="minorEastAsia" w:hAnsiTheme="minorEastAsia" w:hint="eastAsia"/>
+          <w:rFonts w:asciiTheme="minorEastAsia" w:hAnsiTheme="minorEastAsia"/>
           <w:lang w:val="en-US"/>
         </w:rPr>
       </w:pPr>
@@ -21058,52 +18672,19 @@
           <w:rFonts w:asciiTheme="minorEastAsia" w:hAnsiTheme="minorEastAsia"/>
           <w:lang w:val="en-US"/>
         </w:rPr>
-        <w:t xml:space="preserve"> 바닥 범위 장판 공격 및 잡기(Grab) 공격은 </w:t>
-      </w:r>
-      <w:proofErr w:type="spellStart"/>
-      <w:r>
-        <w:rPr>
-          <w:rFonts w:asciiTheme="minorEastAsia" w:hAnsiTheme="minorEastAsia"/>
-          <w:lang w:val="en-US"/>
-        </w:rPr>
-        <w:t>패링과</w:t>
-      </w:r>
-      <w:proofErr w:type="spellEnd"/>
-      <w:r>
-        <w:rPr>
-          <w:rFonts w:asciiTheme="minorEastAsia" w:hAnsiTheme="minorEastAsia"/>
-          <w:lang w:val="en-US"/>
-        </w:rPr>
-        <w:t xml:space="preserve"> 가드가 모두 불가능하다. 발동 전 바닥에 붉은색 위험 범위 인디케이터(경고 UI)를 먼저 표시하여 플레이어의 이동 및 회피기 사용을 유도한다.</w:t>
+        <w:t xml:space="preserve"> 바닥 범위 장판 공격 및 잡기(Grab) 공격은 패링과 가드가 모두 불가능하다. 발동 전 바닥에 붉은색 위험 범위 인디케이터(경고 UI)를 먼저 표시하여 플레이어의 이동 및 회피기 사용을 유도한다.</w:t>
       </w:r>
       <w:r>
         <w:rPr>
           <w:rFonts w:asciiTheme="minorEastAsia" w:hAnsiTheme="minorEastAsia" w:hint="eastAsia"/>
           <w:lang w:val="en-US"/>
         </w:rPr>
-        <w:t xml:space="preserve"> (</w:t>
-      </w:r>
-      <w:proofErr w:type="spellStart"/>
-      <w:r>
-        <w:rPr>
-          <w:rFonts w:asciiTheme="minorEastAsia" w:hAnsiTheme="minorEastAsia" w:hint="eastAsia"/>
-          <w:lang w:val="en-US"/>
-        </w:rPr>
-        <w:t>텔레그레프</w:t>
-      </w:r>
-      <w:proofErr w:type="spellEnd"/>
-      <w:r>
-        <w:rPr>
-          <w:rFonts w:asciiTheme="minorEastAsia" w:hAnsiTheme="minorEastAsia" w:hint="eastAsia"/>
-          <w:lang w:val="en-US"/>
-        </w:rPr>
-        <w:t xml:space="preserve"> 사용 여부 협의 필요)</w:t>
+        <w:t xml:space="preserve"> (텔레그레프 사용 여부 협의 필요)</w:t>
       </w:r>
     </w:p>
     <w:p>
       <w:pPr>
         <w:rPr>
-          <w:rFonts w:hint="eastAsia"/>
           <w:lang w:val="en-US"/>
         </w:rPr>
       </w:pPr>
@@ -21116,7 +18697,7 @@
           <w:numId w:val="15"/>
         </w:numPr>
       </w:pPr>
-      <w:bookmarkStart w:id="33" w:name="_Toc243962905"/>
+      <w:bookmarkStart w:id="33" w:name="_Toc243986348"/>
       <w:r>
         <w:rPr>
           <w:rFonts w:hint="eastAsia"/>
@@ -21639,14 +19220,12 @@
         </w:rPr>
         <w:t xml:space="preserve"> </w:t>
       </w:r>
-      <w:proofErr w:type="spellStart"/>
       <w:r>
         <w:rPr>
           <w:rFonts w:hint="eastAsia"/>
         </w:rPr>
         <w:t>체력바</w:t>
       </w:r>
-      <w:proofErr w:type="spellEnd"/>
       <w:r>
         <w:rPr>
           <w:rFonts w:hint="eastAsia"/>
@@ -21684,171 +19263,138 @@
           <w:rFonts w:asciiTheme="minorEastAsia" w:hAnsiTheme="minorEastAsia"/>
           <w:lang w:val="en-US"/>
         </w:rPr>
-        <w:t xml:space="preserve">일반 / 엘리트 </w:t>
-      </w:r>
-      <w:proofErr w:type="spellStart"/>
+        <w:t>일반 / 엘리트 몬스터</w:t>
+      </w:r>
+      <w:r>
+        <w:rPr>
+          <w:rFonts w:asciiTheme="minorEastAsia" w:hAnsiTheme="minorEastAsia" w:hint="eastAsia"/>
+          <w:lang w:val="en-US"/>
+        </w:rPr>
+        <w:t>는</w:t>
+      </w:r>
       <w:r>
         <w:rPr>
           <w:rFonts w:asciiTheme="minorEastAsia" w:hAnsiTheme="minorEastAsia"/>
           <w:lang w:val="en-US"/>
         </w:rPr>
-        <w:t>몬스터</w:t>
+        <w:t>다수의 몬스터가 몰려올 때 화면 시야가 가려지는 것을 방지하기 위해, 스폰 직후(피격 전)에는 머리 위 HP 바를 숨긴다. 플레이어의 탄환이나 스킬에 1회 이상 피격되어 체력이 감소한 시점부터 머리 위에 남은 HP 바를 노출한다.</w:t>
       </w:r>
       <w:r>
         <w:rPr>
           <w:rFonts w:asciiTheme="minorEastAsia" w:hAnsiTheme="minorEastAsia" w:hint="eastAsia"/>
           <w:lang w:val="en-US"/>
         </w:rPr>
-        <w:t>는</w:t>
+        <w:t xml:space="preserve"> </w:t>
+      </w:r>
+      <w:r>
+        <w:rPr>
+          <w:lang w:eastAsia="ko"/>
+        </w:rPr>
+        <w:t>(</w:t>
+      </w:r>
+      <w:r>
+        <w:rPr>
+          <w:lang w:eastAsia="ko"/>
+        </w:rPr>
+        <w:t>실제</w:t>
+      </w:r>
+      <w:r>
+        <w:rPr>
+          <w:lang w:eastAsia="ko"/>
+        </w:rPr>
+        <w:t xml:space="preserve"> </w:t>
+      </w:r>
+      <w:r>
+        <w:rPr>
+          <w:lang w:eastAsia="ko"/>
+        </w:rPr>
+        <w:t>테스트</w:t>
+      </w:r>
+      <w:r>
+        <w:rPr>
+          <w:lang w:eastAsia="ko"/>
+        </w:rPr>
+        <w:t xml:space="preserve"> </w:t>
+      </w:r>
+      <w:r>
+        <w:rPr>
+          <w:lang w:eastAsia="ko"/>
+        </w:rPr>
+        <w:t>후</w:t>
+      </w:r>
+      <w:r>
+        <w:rPr>
+          <w:lang w:eastAsia="ko"/>
+        </w:rPr>
+        <w:t xml:space="preserve"> </w:t>
+      </w:r>
+      <w:r>
+        <w:rPr>
+          <w:lang w:eastAsia="ko"/>
+        </w:rPr>
+        <w:t>가시성</w:t>
+      </w:r>
+      <w:r>
+        <w:rPr>
+          <w:lang w:eastAsia="ko"/>
+        </w:rPr>
+        <w:t xml:space="preserve"> </w:t>
+      </w:r>
+      <w:r>
+        <w:rPr>
+          <w:lang w:eastAsia="ko"/>
+        </w:rPr>
+        <w:t>확인</w:t>
+      </w:r>
+      <w:r>
+        <w:rPr>
+          <w:lang w:eastAsia="ko"/>
+        </w:rPr>
+        <w:t xml:space="preserve"> </w:t>
+      </w:r>
+      <w:r>
+        <w:rPr>
+          <w:lang w:eastAsia="ko"/>
+        </w:rPr>
+        <w:t>필요</w:t>
+      </w:r>
+      <w:r>
+        <w:rPr>
+          <w:lang w:eastAsia="ko"/>
+        </w:rPr>
+        <w:t>)</w:t>
+      </w:r>
+      <w:r>
+        <w:rPr>
+          <w:rFonts w:hint="eastAsia"/>
+        </w:rPr>
+        <w:t xml:space="preserve"> </w:t>
       </w:r>
       <w:r>
         <w:rPr>
           <w:rFonts w:asciiTheme="minorEastAsia" w:hAnsiTheme="minorEastAsia"/>
           <w:lang w:val="en-US"/>
         </w:rPr>
-        <w:t>다수의</w:t>
-      </w:r>
-      <w:proofErr w:type="spellEnd"/>
+        <w:t>보스 몬스터</w:t>
+      </w:r>
+      <w:r>
+        <w:rPr>
+          <w:rFonts w:asciiTheme="minorEastAsia" w:hAnsiTheme="minorEastAsia" w:hint="eastAsia"/>
+          <w:lang w:val="en-US"/>
+        </w:rPr>
+        <w:t xml:space="preserve">는 </w:t>
+      </w:r>
       <w:r>
         <w:rPr>
           <w:rFonts w:asciiTheme="minorEastAsia" w:hAnsiTheme="minorEastAsia"/>
           <w:lang w:val="en-US"/>
         </w:rPr>
-        <w:t xml:space="preserve"> 몬스터가 몰려올 때 화면 시야가 가려지는 것을 방지하기 위해, </w:t>
-      </w:r>
-      <w:proofErr w:type="spellStart"/>
-      <w:r>
-        <w:rPr>
-          <w:rFonts w:asciiTheme="minorEastAsia" w:hAnsiTheme="minorEastAsia"/>
-          <w:lang w:val="en-US"/>
-        </w:rPr>
-        <w:t>스폰</w:t>
-      </w:r>
-      <w:proofErr w:type="spellEnd"/>
-      <w:r>
-        <w:rPr>
-          <w:rFonts w:asciiTheme="minorEastAsia" w:hAnsiTheme="minorEastAsia"/>
-          <w:lang w:val="en-US"/>
-        </w:rPr>
-        <w:t xml:space="preserve"> 직후(피격 전)에는 머리 위 HP 바를 숨긴다. 플레이어의 탄환이나 스킬에 1회 이상 피격되어 체력이 감소한 시점부터 머리 위에 남은 HP 바를 노출한다.</w:t>
-      </w:r>
-      <w:r>
-        <w:rPr>
-          <w:rFonts w:asciiTheme="minorEastAsia" w:hAnsiTheme="minorEastAsia" w:hint="eastAsia"/>
-          <w:lang w:val="en-US"/>
-        </w:rPr>
-        <w:t xml:space="preserve"> </w:t>
-      </w:r>
-      <w:r>
-        <w:rPr>
-          <w:lang w:eastAsia="ko"/>
-        </w:rPr>
-        <w:t>(</w:t>
-      </w:r>
-      <w:r>
-        <w:rPr>
-          <w:lang w:eastAsia="ko"/>
-        </w:rPr>
-        <w:t>실제</w:t>
-      </w:r>
-      <w:r>
-        <w:rPr>
-          <w:lang w:eastAsia="ko"/>
-        </w:rPr>
-        <w:t xml:space="preserve"> </w:t>
-      </w:r>
-      <w:r>
-        <w:rPr>
-          <w:lang w:eastAsia="ko"/>
-        </w:rPr>
-        <w:t>테스트</w:t>
-      </w:r>
-      <w:r>
-        <w:rPr>
-          <w:lang w:eastAsia="ko"/>
-        </w:rPr>
-        <w:t xml:space="preserve"> </w:t>
-      </w:r>
-      <w:r>
-        <w:rPr>
-          <w:lang w:eastAsia="ko"/>
-        </w:rPr>
-        <w:t>후</w:t>
-      </w:r>
-      <w:r>
-        <w:rPr>
-          <w:lang w:eastAsia="ko"/>
-        </w:rPr>
-        <w:t xml:space="preserve"> </w:t>
-      </w:r>
-      <w:r>
-        <w:rPr>
-          <w:lang w:eastAsia="ko"/>
-        </w:rPr>
-        <w:t>가시성</w:t>
-      </w:r>
-      <w:r>
-        <w:rPr>
-          <w:lang w:eastAsia="ko"/>
-        </w:rPr>
-        <w:t xml:space="preserve"> </w:t>
-      </w:r>
-      <w:r>
-        <w:rPr>
-          <w:lang w:eastAsia="ko"/>
-        </w:rPr>
-        <w:t>확인</w:t>
-      </w:r>
-      <w:r>
-        <w:rPr>
-          <w:lang w:eastAsia="ko"/>
-        </w:rPr>
-        <w:t xml:space="preserve"> </w:t>
-      </w:r>
-      <w:r>
-        <w:rPr>
-          <w:lang w:eastAsia="ko"/>
-        </w:rPr>
-        <w:t>필요</w:t>
-      </w:r>
-      <w:r>
-        <w:rPr>
-          <w:lang w:eastAsia="ko"/>
-        </w:rPr>
-        <w:t>)</w:t>
-      </w:r>
-      <w:r>
-        <w:rPr>
-          <w:rFonts w:hint="eastAsia"/>
-        </w:rPr>
-        <w:t xml:space="preserve"> </w:t>
-      </w:r>
-      <w:r>
-        <w:rPr>
-          <w:rFonts w:asciiTheme="minorEastAsia" w:hAnsiTheme="minorEastAsia"/>
-          <w:lang w:val="en-US"/>
-        </w:rPr>
-        <w:t>보스 몬스터</w:t>
-      </w:r>
-      <w:r>
-        <w:rPr>
-          <w:rFonts w:asciiTheme="minorEastAsia" w:hAnsiTheme="minorEastAsia" w:hint="eastAsia"/>
-          <w:lang w:val="en-US"/>
-        </w:rPr>
-        <w:t xml:space="preserve">는 </w:t>
-      </w:r>
-      <w:r>
-        <w:rPr>
-          <w:rFonts w:asciiTheme="minorEastAsia" w:hAnsiTheme="minorEastAsia"/>
-          <w:lang w:val="en-US"/>
-        </w:rPr>
         <w:t>등장과 동시에 화면 하단 중앙에 보스의 이름과 대형 전용 HP 바를 상시 노출한다.</w:t>
       </w:r>
     </w:p>
     <w:p>
       <w:pPr>
         <w:rPr>
-          <w:rFonts w:hint="eastAsia"/>
           <w:lang w:val="en-US"/>
         </w:rPr>
       </w:pPr>
@@ -22213,7 +19759,7 @@
           <w:numId w:val="15"/>
         </w:numPr>
       </w:pPr>
-      <w:bookmarkStart w:id="34" w:name="_Toc243962906"/>
+      <w:bookmarkStart w:id="34" w:name="_Toc243986349"/>
       <w:r>
         <w:rPr>
           <w:rFonts w:hint="eastAsia"/>
@@ -22262,7 +19808,6 @@
         </w:rPr>
         <w:t xml:space="preserve"> </w:t>
       </w:r>
-      <w:proofErr w:type="spellStart"/>
       <w:r>
         <w:rPr>
           <w:rFonts w:hint="eastAsia"/>
@@ -22270,7 +19815,6 @@
         <w:t>밸런싱</w:t>
       </w:r>
       <w:bookmarkEnd w:id="34"/>
-      <w:proofErr w:type="spellEnd"/>
     </w:p>
     <w:p>
       <w:pPr>
@@ -22284,23 +19828,7 @@
           <w:rFonts w:asciiTheme="minorEastAsia" w:hAnsiTheme="minorEastAsia"/>
           <w:lang w:val="en-US"/>
         </w:rPr>
-        <w:t xml:space="preserve">몬스터의 HP가 0 이하로 떨어지면 즉시 충돌 판정(Collider)과 공격 판정을 비활성화하고 사망 애니메이션 출력 후 소멸하며, 등급에 따라 아래 보상을 </w:t>
-      </w:r>
-      <w:proofErr w:type="spellStart"/>
-      <w:r>
-        <w:rPr>
-          <w:rFonts w:asciiTheme="minorEastAsia" w:hAnsiTheme="minorEastAsia"/>
-          <w:lang w:val="en-US"/>
-        </w:rPr>
-        <w:t>드랍한다</w:t>
-      </w:r>
-      <w:proofErr w:type="spellEnd"/>
-      <w:r>
-        <w:rPr>
-          <w:rFonts w:asciiTheme="minorEastAsia" w:hAnsiTheme="minorEastAsia"/>
-          <w:lang w:val="en-US"/>
-        </w:rPr>
-        <w:t>.</w:t>
+        <w:t>몬스터의 HP가 0 이하로 떨어지면 즉시 충돌 판정(Collider)과 공격 판정을 비활성화하고 사망 애니메이션 출력 후 소멸하며, 등급에 따라 아래 보상을 드랍한다.</w:t>
       </w:r>
     </w:p>
     <w:tbl>
@@ -22325,7 +19853,6 @@
             <w:pPr>
               <w:jc w:val="center"/>
               <w:rPr>
-                <w:rFonts w:hint="eastAsia"/>
                 <w:b/>
                 <w:bCs/>
                 <w:sz w:val="22"/>
@@ -22369,7 +19896,6 @@
             <w:pPr>
               <w:jc w:val="center"/>
               <w:rPr>
-                <w:rFonts w:hint="eastAsia"/>
                 <w:b/>
                 <w:bCs/>
                 <w:sz w:val="22"/>
@@ -22431,7 +19957,6 @@
             <w:pPr>
               <w:jc w:val="center"/>
               <w:rPr>
-                <w:rFonts w:hint="eastAsia"/>
                 <w:b/>
                 <w:bCs/>
                 <w:sz w:val="22"/>
@@ -22519,13 +20044,22 @@
             <w:pPr>
               <w:jc w:val="center"/>
               <w:rPr>
+                <w:b/>
+                <w:bCs/>
+                <w:sz w:val="22"/>
+                <w:szCs w:val="24"/>
+              </w:rPr>
+            </w:pPr>
+            <w:r>
+              <w:rPr>
                 <w:rFonts w:hint="eastAsia"/>
                 <w:b/>
                 <w:bCs/>
                 <w:sz w:val="22"/>
                 <w:szCs w:val="24"/>
               </w:rPr>
-            </w:pPr>
+              <w:t>보상</w:t>
+            </w:r>
             <w:r>
               <w:rPr>
                 <w:rFonts w:hint="eastAsia"/>
@@ -22534,7 +20068,7 @@
                 <w:sz w:val="22"/>
                 <w:szCs w:val="24"/>
               </w:rPr>
-              <w:t>보상</w:t>
+              <w:t xml:space="preserve"> </w:t>
             </w:r>
             <w:r>
               <w:rPr>
@@ -22544,20 +20078,8 @@
                 <w:sz w:val="22"/>
                 <w:szCs w:val="24"/>
               </w:rPr>
-              <w:t xml:space="preserve"> </w:t>
-            </w:r>
-            <w:proofErr w:type="spellStart"/>
-            <w:r>
-              <w:rPr>
-                <w:rFonts w:hint="eastAsia"/>
-                <w:b/>
-                <w:bCs/>
-                <w:sz w:val="22"/>
-                <w:szCs w:val="24"/>
-              </w:rPr>
               <w:t>밸런싱</w:t>
             </w:r>
-            <w:proofErr w:type="spellEnd"/>
             <w:r>
               <w:rPr>
                 <w:rFonts w:hint="eastAsia"/>
@@ -22591,7 +20113,6 @@
             <w:pPr>
               <w:jc w:val="center"/>
               <w:rPr>
-                <w:rFonts w:hint="eastAsia"/>
                 <w:sz w:val="22"/>
               </w:rPr>
             </w:pPr>
@@ -22612,7 +20133,7 @@
             <w:pPr>
               <w:jc w:val="left"/>
               <w:rPr>
-                <w:rFonts w:asciiTheme="minorEastAsia" w:hAnsiTheme="minorEastAsia" w:hint="eastAsia"/>
+                <w:rFonts w:asciiTheme="minorEastAsia" w:hAnsiTheme="minorEastAsia"/>
                 <w:szCs w:val="20"/>
               </w:rPr>
             </w:pPr>
@@ -22633,7 +20154,7 @@
             <w:pPr>
               <w:jc w:val="left"/>
               <w:rPr>
-                <w:rFonts w:asciiTheme="minorEastAsia" w:hAnsiTheme="minorEastAsia" w:hint="eastAsia"/>
+                <w:rFonts w:asciiTheme="minorEastAsia" w:hAnsiTheme="minorEastAsia"/>
                 <w:szCs w:val="20"/>
               </w:rPr>
             </w:pPr>
@@ -22655,7 +20176,7 @@
             <w:pPr>
               <w:jc w:val="left"/>
               <w:rPr>
-                <w:rFonts w:asciiTheme="minorEastAsia" w:hAnsiTheme="minorEastAsia" w:hint="eastAsia"/>
+                <w:rFonts w:asciiTheme="minorEastAsia" w:hAnsiTheme="minorEastAsia"/>
                 <w:szCs w:val="20"/>
               </w:rPr>
             </w:pPr>
@@ -22679,7 +20200,6 @@
             <w:pPr>
               <w:jc w:val="center"/>
               <w:rPr>
-                <w:rFonts w:hint="eastAsia"/>
                 <w:sz w:val="22"/>
               </w:rPr>
             </w:pPr>
@@ -22701,7 +20221,7 @@
             <w:pPr>
               <w:jc w:val="left"/>
               <w:rPr>
-                <w:rFonts w:asciiTheme="minorEastAsia" w:hAnsiTheme="minorEastAsia" w:hint="eastAsia"/>
+                <w:rFonts w:asciiTheme="minorEastAsia" w:hAnsiTheme="minorEastAsia"/>
                 <w:szCs w:val="20"/>
               </w:rPr>
             </w:pPr>
@@ -22747,30 +20267,14 @@
                 <w:rFonts w:asciiTheme="minorEastAsia" w:hAnsiTheme="minorEastAsia" w:hint="eastAsia"/>
                 <w:szCs w:val="20"/>
               </w:rPr>
-              <w:t xml:space="preserve">유물 슬롯 </w:t>
-            </w:r>
-            <w:proofErr w:type="spellStart"/>
-            <w:r>
-              <w:rPr>
-                <w:rFonts w:asciiTheme="minorEastAsia" w:hAnsiTheme="minorEastAsia" w:hint="eastAsia"/>
-                <w:szCs w:val="20"/>
-              </w:rPr>
-              <w:t>머신형</w:t>
-            </w:r>
-            <w:proofErr w:type="spellEnd"/>
-            <w:r>
-              <w:rPr>
-                <w:rFonts w:asciiTheme="minorEastAsia" w:hAnsiTheme="minorEastAsia" w:hint="eastAsia"/>
-                <w:szCs w:val="20"/>
-              </w:rPr>
-              <w:t xml:space="preserve"> 랜덤 획득</w:t>
+              <w:t>유물 슬롯 머신형 랜덤 획득</w:t>
             </w:r>
           </w:p>
           <w:p>
             <w:pPr>
               <w:jc w:val="left"/>
               <w:rPr>
-                <w:rFonts w:asciiTheme="minorEastAsia" w:hAnsiTheme="minorEastAsia" w:hint="eastAsia"/>
+                <w:rFonts w:asciiTheme="minorEastAsia" w:hAnsiTheme="minorEastAsia"/>
                 <w:szCs w:val="20"/>
               </w:rPr>
             </w:pPr>
@@ -22792,7 +20296,7 @@
             <w:pPr>
               <w:jc w:val="left"/>
               <w:rPr>
-                <w:rFonts w:asciiTheme="minorEastAsia" w:hAnsiTheme="minorEastAsia" w:hint="eastAsia"/>
+                <w:rFonts w:asciiTheme="minorEastAsia" w:hAnsiTheme="minorEastAsia"/>
                 <w:szCs w:val="20"/>
               </w:rPr>
             </w:pPr>
@@ -22816,7 +20320,6 @@
             <w:pPr>
               <w:jc w:val="center"/>
               <w:rPr>
-                <w:rFonts w:hint="eastAsia"/>
                 <w:sz w:val="22"/>
               </w:rPr>
             </w:pPr>
@@ -22838,7 +20341,7 @@
               <w:keepNext/>
               <w:jc w:val="left"/>
               <w:rPr>
-                <w:rFonts w:asciiTheme="minorEastAsia" w:hAnsiTheme="minorEastAsia" w:hint="eastAsia"/>
+                <w:rFonts w:asciiTheme="minorEastAsia" w:hAnsiTheme="minorEastAsia"/>
                 <w:szCs w:val="20"/>
               </w:rPr>
             </w:pPr>
@@ -22877,7 +20380,7 @@
               <w:keepNext/>
               <w:jc w:val="left"/>
               <w:rPr>
-                <w:rFonts w:asciiTheme="minorEastAsia" w:hAnsiTheme="minorEastAsia" w:hint="eastAsia"/>
+                <w:rFonts w:asciiTheme="minorEastAsia" w:hAnsiTheme="minorEastAsia"/>
                 <w:szCs w:val="20"/>
               </w:rPr>
             </w:pPr>
@@ -22914,7 +20417,7 @@
               <w:keepNext/>
               <w:jc w:val="left"/>
               <w:rPr>
-                <w:rFonts w:asciiTheme="minorEastAsia" w:hAnsiTheme="minorEastAsia" w:hint="eastAsia"/>
+                <w:rFonts w:asciiTheme="minorEastAsia" w:hAnsiTheme="minorEastAsia"/>
                 <w:szCs w:val="20"/>
               </w:rPr>
             </w:pPr>
@@ -22933,7 +20436,7 @@
       <w:pPr>
         <w:pStyle w:val="af4"/>
         <w:rPr>
-          <w:rFonts w:asciiTheme="minorEastAsia" w:hAnsiTheme="minorEastAsia" w:hint="eastAsia"/>
+          <w:rFonts w:asciiTheme="minorEastAsia" w:hAnsiTheme="minorEastAsia"/>
           <w:lang w:val="en-US" w:eastAsia="ko"/>
         </w:rPr>
       </w:pPr>
@@ -23034,7 +20537,7 @@
         </w:numPr>
       </w:pPr>
       <w:bookmarkStart w:id="35" w:name="_Ref243959942"/>
-      <w:bookmarkStart w:id="36" w:name="_Toc243962907"/>
+      <w:bookmarkStart w:id="36" w:name="_Toc243986350"/>
       <w:r>
         <w:rPr>
           <w:rFonts w:hint="eastAsia"/>
@@ -23089,7 +20592,7 @@
           <w:numId w:val="15"/>
         </w:numPr>
       </w:pPr>
-      <w:bookmarkStart w:id="37" w:name="_Toc243962908"/>
+      <w:bookmarkStart w:id="37" w:name="_Toc243986351"/>
       <w:r>
         <w:rPr>
           <w:rFonts w:hint="eastAsia"/>
@@ -23118,7 +20621,7 @@
           <w:numId w:val="15"/>
         </w:numPr>
       </w:pPr>
-      <w:bookmarkStart w:id="38" w:name="_Toc243962909"/>
+      <w:bookmarkStart w:id="38" w:name="_Toc243986352"/>
       <w:r>
         <w:rPr>
           <w:rFonts w:hint="eastAsia"/>
@@ -23183,7 +20686,7 @@
           <w:numId w:val="15"/>
         </w:numPr>
       </w:pPr>
-      <w:bookmarkStart w:id="39" w:name="_Toc243962910"/>
+      <w:bookmarkStart w:id="39" w:name="_Toc243986353"/>
       <w:r>
         <w:rPr>
           <w:rFonts w:hint="eastAsia"/>
@@ -23212,7 +20715,7 @@
           <w:numId w:val="15"/>
         </w:numPr>
       </w:pPr>
-      <w:bookmarkStart w:id="40" w:name="_Toc243962911"/>
+      <w:bookmarkStart w:id="40" w:name="_Toc243986354"/>
       <w:r>
         <w:rPr>
           <w:rFonts w:hint="eastAsia"/>
@@ -23241,7 +20744,7 @@
           <w:numId w:val="15"/>
         </w:numPr>
       </w:pPr>
-      <w:bookmarkStart w:id="41" w:name="_Toc243962912"/>
+      <w:bookmarkStart w:id="41" w:name="_Toc243986355"/>
       <w:r>
         <w:rPr>
           <w:rFonts w:hint="eastAsia"/>
@@ -23282,7 +20785,7 @@
           <w:numId w:val="15"/>
         </w:numPr>
       </w:pPr>
-      <w:bookmarkStart w:id="42" w:name="_Toc243962913"/>
+      <w:bookmarkStart w:id="42" w:name="_Toc243986356"/>
       <w:r>
         <w:rPr>
           <w:rFonts w:hint="eastAsia"/>
@@ -23312,8 +20815,8 @@
           <w:numId w:val="15"/>
         </w:numPr>
       </w:pPr>
-      <w:bookmarkStart w:id="43" w:name="_Toc243962914"/>
-      <w:bookmarkStart w:id="44" w:name="_Ref243963720"/>
+      <w:bookmarkStart w:id="43" w:name="_Ref243963720"/>
+      <w:bookmarkStart w:id="44" w:name="_Toc243986357"/>
       <w:r>
         <w:rPr>
           <w:rFonts w:hint="eastAsia"/>
@@ -23337,7 +20840,7 @@
           <w:numId w:val="15"/>
         </w:numPr>
       </w:pPr>
-      <w:bookmarkStart w:id="45" w:name="_Toc243962915"/>
+      <w:bookmarkStart w:id="45" w:name="_Toc243986358"/>
       <w:r>
         <w:rPr>
           <w:rFonts w:hint="eastAsia"/>
@@ -23365,11 +20868,8 @@
           <w:ilvl w:val="1"/>
           <w:numId w:val="15"/>
         </w:numPr>
-        <w:rPr>
-          <w:rFonts w:hint="eastAsia"/>
-        </w:rPr>
-      </w:pPr>
-      <w:bookmarkStart w:id="46" w:name="_Toc243962916"/>
+      </w:pPr>
+      <w:bookmarkStart w:id="46" w:name="_Toc243986359"/>
       <w:r>
         <w:rPr>
           <w:rFonts w:hint="eastAsia"/>
@@ -23409,15 +20909,9 @@
       </w:r>
     </w:p>
     <w:p>
-      <w:pPr>
-        <w:rPr>
-          <w:rFonts w:hint="eastAsia"/>
-        </w:rPr>
-      </w:pPr>
       <w:bookmarkStart w:id="47" w:name="_Ref243877801"/>
     </w:p>
     <w:p>
-      <w:bookmarkStart w:id="48" w:name="_Toc243962917"/>
       <w:r>
         <w:br w:type="page"/>
       </w:r>
@@ -23449,6 +20943,783 @@
         <w:t>시스템</w:t>
       </w:r>
       <w:bookmarkEnd w:id="47"/>
+    </w:p>
+    <w:p>
+      <w:r>
+        <w:rPr>
+          <w:rFonts w:hint="eastAsia"/>
+        </w:rPr>
+        <w:t>상세한</w:t>
+      </w:r>
+      <w:r>
+        <w:rPr>
+          <w:rFonts w:hint="eastAsia"/>
+        </w:rPr>
+        <w:t xml:space="preserve"> </w:t>
+      </w:r>
+      <w:r>
+        <w:rPr>
+          <w:rFonts w:hint="eastAsia"/>
+        </w:rPr>
+        <w:t>내용은</w:t>
+      </w:r>
+      <w:r>
+        <w:rPr>
+          <w:rFonts w:hint="eastAsia"/>
+        </w:rPr>
+        <w:t xml:space="preserve"> </w:t>
+      </w:r>
+      <w:r>
+        <w:t>Zomso_Build_</w:t>
+      </w:r>
+      <w:r>
+        <w:t>기획서</w:t>
+      </w:r>
+      <w:r>
+        <w:t>.docx</w:t>
+      </w:r>
+      <w:r>
+        <w:rPr>
+          <w:rFonts w:hint="eastAsia"/>
+        </w:rPr>
+        <w:t>에서</w:t>
+      </w:r>
+      <w:r>
+        <w:rPr>
+          <w:rFonts w:hint="eastAsia"/>
+        </w:rPr>
+        <w:t xml:space="preserve"> </w:t>
+      </w:r>
+      <w:r>
+        <w:rPr>
+          <w:rFonts w:hint="eastAsia"/>
+        </w:rPr>
+        <w:t>다룬다</w:t>
+      </w:r>
+      <w:r>
+        <w:rPr>
+          <w:rFonts w:hint="eastAsia"/>
+        </w:rPr>
+        <w:t>.</w:t>
+      </w:r>
+    </w:p>
+    <w:p/>
+    <w:p>
+      <w:r>
+        <w:rPr>
+          <w:rFonts w:hint="eastAsia"/>
+        </w:rPr>
+        <w:t>유물</w:t>
+      </w:r>
+      <w:r>
+        <w:rPr>
+          <w:rFonts w:hint="eastAsia"/>
+        </w:rPr>
+        <w:t xml:space="preserve"> </w:t>
+      </w:r>
+      <w:r>
+        <w:rPr>
+          <w:rFonts w:hint="eastAsia"/>
+        </w:rPr>
+        <w:t>및</w:t>
+      </w:r>
+      <w:r>
+        <w:rPr>
+          <w:rFonts w:hint="eastAsia"/>
+        </w:rPr>
+        <w:t xml:space="preserve"> </w:t>
+      </w:r>
+      <w:r>
+        <w:rPr>
+          <w:rFonts w:hint="eastAsia"/>
+        </w:rPr>
+        <w:t>스탯</w:t>
+      </w:r>
+      <w:r>
+        <w:rPr>
+          <w:rFonts w:hint="eastAsia"/>
+        </w:rPr>
+        <w:t xml:space="preserve"> </w:t>
+      </w:r>
+      <w:r>
+        <w:rPr>
+          <w:rFonts w:hint="eastAsia"/>
+        </w:rPr>
+        <w:t>증강</w:t>
+      </w:r>
+      <w:r>
+        <w:rPr>
+          <w:rFonts w:hint="eastAsia"/>
+        </w:rPr>
+        <w:t xml:space="preserve"> </w:t>
+      </w:r>
+      <w:r>
+        <w:rPr>
+          <w:rFonts w:hint="eastAsia"/>
+        </w:rPr>
+        <w:t>시스템</w:t>
+      </w:r>
+    </w:p>
+    <w:p>
+      <w:r>
+        <w:rPr>
+          <w:rFonts w:hint="eastAsia"/>
+        </w:rPr>
+        <w:t>사전</w:t>
+      </w:r>
+      <w:r>
+        <w:rPr>
+          <w:rFonts w:hint="eastAsia"/>
+        </w:rPr>
+        <w:t xml:space="preserve"> </w:t>
+      </w:r>
+      <w:r>
+        <w:rPr>
+          <w:rFonts w:hint="eastAsia"/>
+        </w:rPr>
+        <w:t>룰렛</w:t>
+      </w:r>
+    </w:p>
+    <w:p>
+      <w:r>
+        <w:rPr>
+          <w:rFonts w:hint="eastAsia"/>
+        </w:rPr>
+        <w:t>게임</w:t>
+      </w:r>
+      <w:r>
+        <w:rPr>
+          <w:rFonts w:hint="eastAsia"/>
+        </w:rPr>
+        <w:t xml:space="preserve"> </w:t>
+      </w:r>
+      <w:r>
+        <w:rPr>
+          <w:rFonts w:hint="eastAsia"/>
+        </w:rPr>
+        <w:t>시작</w:t>
+      </w:r>
+      <w:r>
+        <w:rPr>
+          <w:rFonts w:hint="eastAsia"/>
+        </w:rPr>
+        <w:t xml:space="preserve"> </w:t>
+      </w:r>
+      <w:r>
+        <w:rPr>
+          <w:rFonts w:hint="eastAsia"/>
+        </w:rPr>
+        <w:t>전</w:t>
+      </w:r>
+      <w:r>
+        <w:rPr>
+          <w:rFonts w:hint="eastAsia"/>
+        </w:rPr>
+        <w:t xml:space="preserve"> </w:t>
+      </w:r>
+      <w:r>
+        <w:rPr>
+          <w:rFonts w:hint="eastAsia"/>
+        </w:rPr>
+        <w:t>초기</w:t>
+      </w:r>
+      <w:r>
+        <w:rPr>
+          <w:rFonts w:hint="eastAsia"/>
+        </w:rPr>
+        <w:t xml:space="preserve"> </w:t>
+      </w:r>
+      <w:r>
+        <w:rPr>
+          <w:rFonts w:hint="eastAsia"/>
+        </w:rPr>
+        <w:t>능력을</w:t>
+      </w:r>
+      <w:r>
+        <w:rPr>
+          <w:rFonts w:hint="eastAsia"/>
+        </w:rPr>
+        <w:t xml:space="preserve"> </w:t>
+      </w:r>
+      <w:r>
+        <w:rPr>
+          <w:rFonts w:hint="eastAsia"/>
+        </w:rPr>
+        <w:t>무작위로</w:t>
+      </w:r>
+      <w:r>
+        <w:rPr>
+          <w:rFonts w:hint="eastAsia"/>
+        </w:rPr>
+        <w:t xml:space="preserve"> </w:t>
+      </w:r>
+      <w:r>
+        <w:rPr>
+          <w:rFonts w:hint="eastAsia"/>
+        </w:rPr>
+        <w:t>획득하여</w:t>
+      </w:r>
+      <w:r>
+        <w:rPr>
+          <w:rFonts w:hint="eastAsia"/>
+        </w:rPr>
+        <w:t xml:space="preserve"> </w:t>
+      </w:r>
+      <w:r>
+        <w:rPr>
+          <w:rFonts w:hint="eastAsia"/>
+        </w:rPr>
+        <w:t>매</w:t>
+      </w:r>
+      <w:r>
+        <w:rPr>
+          <w:rFonts w:hint="eastAsia"/>
+        </w:rPr>
+        <w:t xml:space="preserve"> </w:t>
+      </w:r>
+      <w:r>
+        <w:rPr>
+          <w:rFonts w:hint="eastAsia"/>
+        </w:rPr>
+        <w:t>판</w:t>
+      </w:r>
+      <w:r>
+        <w:rPr>
+          <w:rFonts w:hint="eastAsia"/>
+        </w:rPr>
+        <w:t xml:space="preserve"> </w:t>
+      </w:r>
+      <w:r>
+        <w:rPr>
+          <w:rFonts w:hint="eastAsia"/>
+        </w:rPr>
+        <w:t>새로운</w:t>
+      </w:r>
+      <w:r>
+        <w:rPr>
+          <w:rFonts w:hint="eastAsia"/>
+        </w:rPr>
+        <w:t xml:space="preserve"> </w:t>
+      </w:r>
+      <w:r>
+        <w:rPr>
+          <w:rFonts w:hint="eastAsia"/>
+        </w:rPr>
+        <w:t>플레이</w:t>
+      </w:r>
+      <w:r>
+        <w:rPr>
+          <w:rFonts w:hint="eastAsia"/>
+        </w:rPr>
+        <w:t xml:space="preserve"> </w:t>
+      </w:r>
+      <w:r>
+        <w:rPr>
+          <w:rFonts w:hint="eastAsia"/>
+        </w:rPr>
+        <w:t>경험</w:t>
+      </w:r>
+      <w:r>
+        <w:rPr>
+          <w:rFonts w:hint="eastAsia"/>
+        </w:rPr>
+        <w:t xml:space="preserve"> </w:t>
+      </w:r>
+      <w:r>
+        <w:rPr>
+          <w:rFonts w:hint="eastAsia"/>
+        </w:rPr>
+        <w:t>제공한다</w:t>
+      </w:r>
+      <w:r>
+        <w:rPr>
+          <w:rFonts w:hint="eastAsia"/>
+        </w:rPr>
+        <w:t>.</w:t>
+      </w:r>
+    </w:p>
+    <w:p/>
+    <w:p>
+      <w:r>
+        <w:rPr>
+          <w:rFonts w:hint="eastAsia"/>
+        </w:rPr>
+        <w:t>클리어</w:t>
+      </w:r>
+      <w:r>
+        <w:rPr>
+          <w:rFonts w:hint="eastAsia"/>
+        </w:rPr>
+        <w:t xml:space="preserve"> </w:t>
+      </w:r>
+      <w:r>
+        <w:rPr>
+          <w:rFonts w:hint="eastAsia"/>
+        </w:rPr>
+        <w:t>보상</w:t>
+      </w:r>
+      <w:r>
+        <w:rPr>
+          <w:rFonts w:hint="eastAsia"/>
+        </w:rPr>
+        <w:t xml:space="preserve"> </w:t>
+      </w:r>
+      <w:r>
+        <w:rPr>
+          <w:rFonts w:hint="eastAsia"/>
+        </w:rPr>
+        <w:t>선택지</w:t>
+      </w:r>
+    </w:p>
+    <w:p>
+      <w:r>
+        <w:t>스테이지</w:t>
+      </w:r>
+      <w:r>
+        <w:t xml:space="preserve"> </w:t>
+      </w:r>
+      <w:r>
+        <w:t>클리어</w:t>
+      </w:r>
+      <w:r>
+        <w:t xml:space="preserve"> </w:t>
+      </w:r>
+      <w:r>
+        <w:t>시</w:t>
+      </w:r>
+      <w:r>
+        <w:t xml:space="preserve"> </w:t>
+      </w:r>
+      <w:r>
+        <w:t>추가</w:t>
+      </w:r>
+      <w:r>
+        <w:t xml:space="preserve"> </w:t>
+      </w:r>
+      <w:r>
+        <w:t>능력</w:t>
+      </w:r>
+      <w:r>
+        <w:t xml:space="preserve"> </w:t>
+      </w:r>
+      <w:r>
+        <w:t>획득</w:t>
+      </w:r>
+      <w:r>
+        <w:t xml:space="preserve">, </w:t>
+      </w:r>
+      <w:r>
+        <w:t>기존</w:t>
+      </w:r>
+      <w:r>
+        <w:t xml:space="preserve"> </w:t>
+      </w:r>
+      <w:r>
+        <w:t>능력</w:t>
+      </w:r>
+      <w:r>
+        <w:t xml:space="preserve"> </w:t>
+      </w:r>
+      <w:r>
+        <w:t>강화</w:t>
+      </w:r>
+      <w:r>
+        <w:t xml:space="preserve">, </w:t>
+      </w:r>
+      <w:r>
+        <w:t>불필요한</w:t>
+      </w:r>
+      <w:r>
+        <w:t xml:space="preserve"> </w:t>
+      </w:r>
+      <w:r>
+        <w:t>능력</w:t>
+      </w:r>
+      <w:r>
+        <w:t xml:space="preserve"> </w:t>
+      </w:r>
+      <w:r>
+        <w:t>삭제</w:t>
+      </w:r>
+      <w:r>
+        <w:t xml:space="preserve"> </w:t>
+      </w:r>
+      <w:r>
+        <w:t>중</w:t>
+      </w:r>
+      <w:r>
+        <w:t xml:space="preserve"> </w:t>
+      </w:r>
+      <w:r>
+        <w:t>하나를</w:t>
+      </w:r>
+      <w:r>
+        <w:t xml:space="preserve"> </w:t>
+      </w:r>
+      <w:r>
+        <w:t>선택하여</w:t>
+      </w:r>
+      <w:r>
+        <w:t xml:space="preserve"> </w:t>
+      </w:r>
+      <w:r>
+        <w:t>전략적으로</w:t>
+      </w:r>
+      <w:r>
+        <w:t xml:space="preserve"> </w:t>
+      </w:r>
+      <w:r>
+        <w:t>빌드를</w:t>
+      </w:r>
+      <w:r>
+        <w:t xml:space="preserve"> </w:t>
+      </w:r>
+      <w:r>
+        <w:t>구성</w:t>
+      </w:r>
+      <w:r>
+        <w:rPr>
+          <w:rFonts w:hint="eastAsia"/>
+        </w:rPr>
+        <w:t>할</w:t>
+      </w:r>
+      <w:r>
+        <w:rPr>
+          <w:rFonts w:hint="eastAsia"/>
+        </w:rPr>
+        <w:t xml:space="preserve"> </w:t>
+      </w:r>
+      <w:r>
+        <w:rPr>
+          <w:rFonts w:hint="eastAsia"/>
+        </w:rPr>
+        <w:t>수</w:t>
+      </w:r>
+      <w:r>
+        <w:rPr>
+          <w:rFonts w:hint="eastAsia"/>
+        </w:rPr>
+        <w:t xml:space="preserve"> </w:t>
+      </w:r>
+      <w:r>
+        <w:rPr>
+          <w:rFonts w:hint="eastAsia"/>
+        </w:rPr>
+        <w:t>있다</w:t>
+      </w:r>
+      <w:r>
+        <w:t>.</w:t>
+      </w:r>
+    </w:p>
+    <w:p/>
+    <w:p>
+      <w:r>
+        <w:t>저주</w:t>
+      </w:r>
+      <w:r>
+        <w:t>/</w:t>
+      </w:r>
+      <w:r>
+        <w:t>리스크</w:t>
+      </w:r>
+      <w:r>
+        <w:t xml:space="preserve"> </w:t>
+      </w:r>
+      <w:r>
+        <w:t>유물</w:t>
+      </w:r>
+    </w:p>
+    <w:p>
+      <w:r>
+        <w:t>엘리트</w:t>
+      </w:r>
+      <w:r>
+        <w:t xml:space="preserve"> </w:t>
+      </w:r>
+      <w:r>
+        <w:t>몬스터</w:t>
+      </w:r>
+      <w:r>
+        <w:t xml:space="preserve"> </w:t>
+      </w:r>
+      <w:r>
+        <w:t>처치</w:t>
+      </w:r>
+      <w:r>
+        <w:t xml:space="preserve"> </w:t>
+      </w:r>
+      <w:r>
+        <w:t>시</w:t>
+      </w:r>
+      <w:r>
+        <w:t xml:space="preserve"> </w:t>
+      </w:r>
+      <w:r>
+        <w:t>획득하며</w:t>
+      </w:r>
+      <w:r>
+        <w:t xml:space="preserve">, </w:t>
+      </w:r>
+      <w:r>
+        <w:t>강력한</w:t>
+      </w:r>
+      <w:r>
+        <w:t xml:space="preserve"> </w:t>
+      </w:r>
+      <w:r>
+        <w:t>이점과</w:t>
+      </w:r>
+      <w:r>
+        <w:t xml:space="preserve"> </w:t>
+      </w:r>
+      <w:r>
+        <w:t>동시에</w:t>
+      </w:r>
+      <w:r>
+        <w:t xml:space="preserve"> </w:t>
+      </w:r>
+      <w:r>
+        <w:t>치명적인</w:t>
+      </w:r>
+      <w:r>
+        <w:t xml:space="preserve"> </w:t>
+      </w:r>
+      <w:r>
+        <w:t>패널티를</w:t>
+      </w:r>
+      <w:r>
+        <w:t xml:space="preserve"> </w:t>
+      </w:r>
+      <w:r>
+        <w:t>부과하는</w:t>
+      </w:r>
+      <w:r>
+        <w:t xml:space="preserve"> </w:t>
+      </w:r>
+      <w:r>
+        <w:t>하이리스크</w:t>
+      </w:r>
+      <w:r>
+        <w:t xml:space="preserve"> </w:t>
+      </w:r>
+      <w:r>
+        <w:t>하이리턴</w:t>
+      </w:r>
+      <w:r>
+        <w:t xml:space="preserve"> </w:t>
+      </w:r>
+      <w:r>
+        <w:t>요소</w:t>
+      </w:r>
+      <w:r>
+        <w:rPr>
+          <w:rFonts w:hint="eastAsia"/>
+        </w:rPr>
+        <w:t>를</w:t>
+      </w:r>
+      <w:r>
+        <w:rPr>
+          <w:rFonts w:hint="eastAsia"/>
+        </w:rPr>
+        <w:t xml:space="preserve"> </w:t>
+      </w:r>
+      <w:r>
+        <w:rPr>
+          <w:rFonts w:hint="eastAsia"/>
+        </w:rPr>
+        <w:t>차용한다</w:t>
+      </w:r>
+      <w:r>
+        <w:rPr>
+          <w:rFonts w:hint="eastAsia"/>
+        </w:rPr>
+        <w:t>.</w:t>
+      </w:r>
+    </w:p>
+    <w:p/>
+    <w:p>
+      <w:r>
+        <w:rPr>
+          <w:rFonts w:hint="eastAsia"/>
+        </w:rPr>
+        <w:t>보스</w:t>
+      </w:r>
+      <w:r>
+        <w:rPr>
+          <w:rFonts w:hint="eastAsia"/>
+        </w:rPr>
+        <w:t xml:space="preserve"> </w:t>
+      </w:r>
+      <w:r>
+        <w:rPr>
+          <w:rFonts w:hint="eastAsia"/>
+        </w:rPr>
+        <w:t>증강</w:t>
+      </w:r>
+    </w:p>
+    <w:p>
+      <w:r>
+        <w:t>n</w:t>
+      </w:r>
+      <w:r>
+        <w:t>분</w:t>
+      </w:r>
+      <w:r>
+        <w:t xml:space="preserve"> </w:t>
+      </w:r>
+      <w:r>
+        <w:t>간격으로</w:t>
+      </w:r>
+      <w:r>
+        <w:t xml:space="preserve"> </w:t>
+      </w:r>
+      <w:r>
+        <w:t>등장하는</w:t>
+      </w:r>
+      <w:r>
+        <w:t xml:space="preserve"> </w:t>
+      </w:r>
+      <w:r>
+        <w:t>보스를</w:t>
+      </w:r>
+      <w:r>
+        <w:t xml:space="preserve"> </w:t>
+      </w:r>
+      <w:r>
+        <w:t>처치할</w:t>
+      </w:r>
+      <w:r>
+        <w:t xml:space="preserve"> </w:t>
+      </w:r>
+      <w:r>
+        <w:t>경우</w:t>
+      </w:r>
+      <w:r>
+        <w:t xml:space="preserve"> </w:t>
+      </w:r>
+      <w:r>
+        <w:t>플레이어의</w:t>
+      </w:r>
+      <w:r>
+        <w:t xml:space="preserve"> </w:t>
+      </w:r>
+      <w:r>
+        <w:t>스탯을</w:t>
+      </w:r>
+      <w:r>
+        <w:t xml:space="preserve"> </w:t>
+      </w:r>
+      <w:r>
+        <w:t>크게</w:t>
+      </w:r>
+      <w:r>
+        <w:t xml:space="preserve"> </w:t>
+      </w:r>
+      <w:r>
+        <w:t>향상시키는</w:t>
+      </w:r>
+      <w:r>
+        <w:t xml:space="preserve"> </w:t>
+      </w:r>
+      <w:r>
+        <w:t>증강</w:t>
+      </w:r>
+      <w:r>
+        <w:rPr>
+          <w:rFonts w:hint="eastAsia"/>
+        </w:rPr>
+        <w:t xml:space="preserve"> </w:t>
+      </w:r>
+      <w:r>
+        <w:t>획득</w:t>
+      </w:r>
+      <w:r>
+        <w:rPr>
+          <w:rFonts w:hint="eastAsia"/>
+        </w:rPr>
+        <w:t>으로</w:t>
+      </w:r>
+      <w:r>
+        <w:rPr>
+          <w:rFonts w:hint="eastAsia"/>
+        </w:rPr>
+        <w:t xml:space="preserve"> </w:t>
+      </w:r>
+      <w:r>
+        <w:rPr>
+          <w:rFonts w:hint="eastAsia"/>
+        </w:rPr>
+        <w:t>플레이어가</w:t>
+      </w:r>
+      <w:r>
+        <w:rPr>
+          <w:rFonts w:hint="eastAsia"/>
+        </w:rPr>
+        <w:t xml:space="preserve"> </w:t>
+      </w:r>
+      <w:r>
+        <w:rPr>
+          <w:rFonts w:hint="eastAsia"/>
+        </w:rPr>
+        <w:t>강해진다</w:t>
+      </w:r>
+      <w:r>
+        <w:rPr>
+          <w:rFonts w:hint="eastAsia"/>
+        </w:rPr>
+        <w:t>.</w:t>
+      </w:r>
+    </w:p>
+    <w:p>
+      <w:r>
+        <w:br w:type="page"/>
+      </w:r>
+    </w:p>
+    <w:p/>
+    <w:p>
+      <w:bookmarkStart w:id="48" w:name="_Ref243352888"/>
+      <w:r>
+        <w:rPr>
+          <w:rFonts w:hint="eastAsia"/>
+        </w:rPr>
+        <w:t>공격</w:t>
+      </w:r>
+      <w:r>
+        <w:rPr>
+          <w:rFonts w:hint="eastAsia"/>
+        </w:rPr>
+        <w:t xml:space="preserve"> </w:t>
+      </w:r>
+      <w:r>
+        <w:rPr>
+          <w:rFonts w:hint="eastAsia"/>
+        </w:rPr>
+        <w:t>및</w:t>
+      </w:r>
+      <w:r>
+        <w:rPr>
+          <w:rFonts w:hint="eastAsia"/>
+        </w:rPr>
+        <w:t xml:space="preserve"> </w:t>
+      </w:r>
+      <w:r>
+        <w:rPr>
+          <w:rFonts w:hint="eastAsia"/>
+        </w:rPr>
+        <w:t>스킬</w:t>
+      </w:r>
+      <w:r>
+        <w:rPr>
+          <w:rFonts w:hint="eastAsia"/>
+        </w:rPr>
+        <w:t xml:space="preserve"> </w:t>
+      </w:r>
+      <w:r>
+        <w:rPr>
+          <w:rFonts w:hint="eastAsia"/>
+        </w:rPr>
+        <w:t>시스템</w:t>
+      </w:r>
       <w:bookmarkEnd w:id="48"/>
     </w:p>
     <w:p>
@@ -23456,7 +21727,13 @@
         <w:rPr>
           <w:rFonts w:hint="eastAsia"/>
         </w:rPr>
-        <w:t>상세한</w:t>
+        <w:t>상</w:t>
+      </w:r>
+      <w:r>
+        <w:rPr>
+          <w:rFonts w:hint="eastAsia"/>
+        </w:rPr>
+        <w:t>세한</w:t>
       </w:r>
       <w:r>
         <w:rPr>
@@ -23476,25 +21753,15 @@
         </w:rPr>
         <w:t xml:space="preserve"> </w:t>
       </w:r>
-      <w:proofErr w:type="spellStart"/>
-      <w:r>
-        <w:t>Zomso_Build</w:t>
-      </w:r>
-      <w:proofErr w:type="spellEnd"/>
-      <w:r>
-        <w:t>_</w:t>
+      <w:r>
+        <w:t>Zomso_Skill_</w:t>
       </w:r>
       <w:r>
         <w:t>기획서</w:t>
       </w:r>
       <w:r>
-        <w:t>.</w:t>
-      </w:r>
-      <w:proofErr w:type="spellStart"/>
-      <w:r>
-        <w:t>docx</w:t>
-      </w:r>
-      <w:proofErr w:type="spellEnd"/>
+        <w:t>.docx</w:t>
+      </w:r>
       <w:r>
         <w:rPr>
           <w:rFonts w:hint="eastAsia"/>
@@ -23522,818 +21789,20 @@
     </w:p>
     <w:p/>
     <w:p>
-      <w:bookmarkStart w:id="49" w:name="_Toc243962918"/>
-      <w:r>
-        <w:rPr>
-          <w:rFonts w:hint="eastAsia"/>
-        </w:rPr>
-        <w:t>유물</w:t>
-      </w:r>
-      <w:r>
-        <w:rPr>
-          <w:rFonts w:hint="eastAsia"/>
-        </w:rPr>
-        <w:t xml:space="preserve"> </w:t>
-      </w:r>
-      <w:r>
-        <w:rPr>
-          <w:rFonts w:hint="eastAsia"/>
-        </w:rPr>
-        <w:t>및</w:t>
-      </w:r>
-      <w:r>
-        <w:rPr>
-          <w:rFonts w:hint="eastAsia"/>
-        </w:rPr>
-        <w:t xml:space="preserve"> </w:t>
-      </w:r>
-      <w:r>
-        <w:rPr>
-          <w:rFonts w:hint="eastAsia"/>
-        </w:rPr>
-        <w:t>스탯</w:t>
-      </w:r>
-      <w:r>
-        <w:rPr>
-          <w:rFonts w:hint="eastAsia"/>
-        </w:rPr>
-        <w:t xml:space="preserve"> </w:t>
-      </w:r>
-      <w:r>
-        <w:rPr>
-          <w:rFonts w:hint="eastAsia"/>
-        </w:rPr>
-        <w:t>증강</w:t>
-      </w:r>
-      <w:r>
-        <w:rPr>
-          <w:rFonts w:hint="eastAsia"/>
-        </w:rPr>
-        <w:t xml:space="preserve"> </w:t>
-      </w:r>
-      <w:r>
-        <w:rPr>
-          <w:rFonts w:hint="eastAsia"/>
-        </w:rPr>
-        <w:t>시스템</w:t>
-      </w:r>
-      <w:bookmarkEnd w:id="49"/>
+      <w:r>
+        <w:rPr>
+          <w:rFonts w:hint="eastAsia"/>
+        </w:rPr>
+        <w:t>탄환</w:t>
+      </w:r>
     </w:p>
     <w:p>
-      <w:bookmarkStart w:id="50" w:name="_Toc243962919"/>
-      <w:r>
-        <w:rPr>
-          <w:rFonts w:hint="eastAsia"/>
-        </w:rPr>
-        <w:t>사전</w:t>
-      </w:r>
-      <w:r>
-        <w:rPr>
-          <w:rFonts w:hint="eastAsia"/>
-        </w:rPr>
-        <w:t xml:space="preserve"> </w:t>
-      </w:r>
-      <w:r>
-        <w:rPr>
-          <w:rFonts w:hint="eastAsia"/>
-        </w:rPr>
-        <w:t>룰렛</w:t>
-      </w:r>
-      <w:bookmarkEnd w:id="50"/>
-    </w:p>
-    <w:p>
-      <w:r>
-        <w:rPr>
-          <w:rFonts w:hint="eastAsia"/>
-        </w:rPr>
-        <w:t>게임</w:t>
-      </w:r>
-      <w:r>
-        <w:rPr>
-          <w:rFonts w:hint="eastAsia"/>
-        </w:rPr>
-        <w:t xml:space="preserve"> </w:t>
-      </w:r>
-      <w:r>
-        <w:rPr>
-          <w:rFonts w:hint="eastAsia"/>
-        </w:rPr>
-        <w:t>시작</w:t>
-      </w:r>
-      <w:r>
-        <w:rPr>
-          <w:rFonts w:hint="eastAsia"/>
-        </w:rPr>
-        <w:t xml:space="preserve"> </w:t>
-      </w:r>
-      <w:r>
-        <w:rPr>
-          <w:rFonts w:hint="eastAsia"/>
-        </w:rPr>
-        <w:t>전</w:t>
-      </w:r>
-      <w:r>
-        <w:rPr>
-          <w:rFonts w:hint="eastAsia"/>
-        </w:rPr>
-        <w:t xml:space="preserve"> </w:t>
-      </w:r>
-      <w:r>
-        <w:rPr>
-          <w:rFonts w:hint="eastAsia"/>
-        </w:rPr>
-        <w:t>초기</w:t>
-      </w:r>
-      <w:r>
-        <w:rPr>
-          <w:rFonts w:hint="eastAsia"/>
-        </w:rPr>
-        <w:t xml:space="preserve"> </w:t>
-      </w:r>
-      <w:r>
-        <w:rPr>
-          <w:rFonts w:hint="eastAsia"/>
-        </w:rPr>
-        <w:t>능력을</w:t>
-      </w:r>
-      <w:r>
-        <w:rPr>
-          <w:rFonts w:hint="eastAsia"/>
-        </w:rPr>
-        <w:t xml:space="preserve"> </w:t>
-      </w:r>
-      <w:r>
-        <w:rPr>
-          <w:rFonts w:hint="eastAsia"/>
-        </w:rPr>
-        <w:t>무작위로</w:t>
-      </w:r>
-      <w:r>
-        <w:rPr>
-          <w:rFonts w:hint="eastAsia"/>
-        </w:rPr>
-        <w:t xml:space="preserve"> </w:t>
-      </w:r>
-      <w:r>
-        <w:rPr>
-          <w:rFonts w:hint="eastAsia"/>
-        </w:rPr>
-        <w:t>획득하여</w:t>
-      </w:r>
-      <w:r>
-        <w:rPr>
-          <w:rFonts w:hint="eastAsia"/>
-        </w:rPr>
-        <w:t xml:space="preserve"> </w:t>
-      </w:r>
-      <w:r>
-        <w:rPr>
-          <w:rFonts w:hint="eastAsia"/>
-        </w:rPr>
-        <w:t>매</w:t>
-      </w:r>
-      <w:r>
-        <w:rPr>
-          <w:rFonts w:hint="eastAsia"/>
-        </w:rPr>
-        <w:t xml:space="preserve"> </w:t>
-      </w:r>
-      <w:r>
-        <w:rPr>
-          <w:rFonts w:hint="eastAsia"/>
-        </w:rPr>
-        <w:t>판</w:t>
-      </w:r>
-      <w:r>
-        <w:rPr>
-          <w:rFonts w:hint="eastAsia"/>
-        </w:rPr>
-        <w:t xml:space="preserve"> </w:t>
-      </w:r>
-      <w:r>
-        <w:rPr>
-          <w:rFonts w:hint="eastAsia"/>
-        </w:rPr>
-        <w:t>새로운</w:t>
-      </w:r>
-      <w:r>
-        <w:rPr>
-          <w:rFonts w:hint="eastAsia"/>
-        </w:rPr>
-        <w:t xml:space="preserve"> </w:t>
-      </w:r>
-      <w:r>
-        <w:rPr>
-          <w:rFonts w:hint="eastAsia"/>
-        </w:rPr>
-        <w:t>플레이</w:t>
-      </w:r>
-      <w:r>
-        <w:rPr>
-          <w:rFonts w:hint="eastAsia"/>
-        </w:rPr>
-        <w:t xml:space="preserve"> </w:t>
-      </w:r>
-      <w:r>
-        <w:rPr>
-          <w:rFonts w:hint="eastAsia"/>
-        </w:rPr>
-        <w:t>경험</w:t>
-      </w:r>
-      <w:r>
-        <w:rPr>
-          <w:rFonts w:hint="eastAsia"/>
-        </w:rPr>
-        <w:t xml:space="preserve"> </w:t>
-      </w:r>
-      <w:r>
-        <w:rPr>
-          <w:rFonts w:hint="eastAsia"/>
-        </w:rPr>
-        <w:t>제공한다</w:t>
-      </w:r>
-      <w:r>
-        <w:rPr>
-          <w:rFonts w:hint="eastAsia"/>
-        </w:rPr>
-        <w:t>.</w:t>
-      </w:r>
-    </w:p>
-    <w:p/>
-    <w:p>
-      <w:bookmarkStart w:id="51" w:name="_Toc243962920"/>
-      <w:r>
-        <w:rPr>
-          <w:rFonts w:hint="eastAsia"/>
-        </w:rPr>
-        <w:t>클리어</w:t>
-      </w:r>
-      <w:r>
-        <w:rPr>
-          <w:rFonts w:hint="eastAsia"/>
-        </w:rPr>
-        <w:t xml:space="preserve"> </w:t>
-      </w:r>
-      <w:r>
-        <w:rPr>
-          <w:rFonts w:hint="eastAsia"/>
-        </w:rPr>
-        <w:t>보상</w:t>
-      </w:r>
-      <w:r>
-        <w:rPr>
-          <w:rFonts w:hint="eastAsia"/>
-        </w:rPr>
-        <w:t xml:space="preserve"> </w:t>
-      </w:r>
-      <w:r>
-        <w:rPr>
-          <w:rFonts w:hint="eastAsia"/>
-        </w:rPr>
-        <w:t>선택지</w:t>
-      </w:r>
-      <w:bookmarkEnd w:id="51"/>
-    </w:p>
-    <w:p>
-      <w:r>
-        <w:t>스테이지</w:t>
-      </w:r>
-      <w:r>
-        <w:t xml:space="preserve"> </w:t>
-      </w:r>
-      <w:r>
-        <w:t>클리어</w:t>
-      </w:r>
-      <w:r>
-        <w:t xml:space="preserve"> </w:t>
-      </w:r>
-      <w:r>
-        <w:t>시</w:t>
-      </w:r>
-      <w:r>
-        <w:t xml:space="preserve"> </w:t>
-      </w:r>
-      <w:r>
-        <w:t>추가</w:t>
-      </w:r>
-      <w:r>
-        <w:t xml:space="preserve"> </w:t>
-      </w:r>
-      <w:r>
-        <w:t>능력</w:t>
-      </w:r>
-      <w:r>
-        <w:t xml:space="preserve"> </w:t>
-      </w:r>
-      <w:r>
-        <w:t>획득</w:t>
-      </w:r>
-      <w:r>
-        <w:t xml:space="preserve">, </w:t>
-      </w:r>
-      <w:r>
-        <w:t>기존</w:t>
-      </w:r>
-      <w:r>
-        <w:t xml:space="preserve"> </w:t>
-      </w:r>
-      <w:r>
-        <w:t>능력</w:t>
-      </w:r>
-      <w:r>
-        <w:t xml:space="preserve"> </w:t>
-      </w:r>
-      <w:r>
-        <w:t>강화</w:t>
-      </w:r>
-      <w:r>
-        <w:t xml:space="preserve">, </w:t>
-      </w:r>
-      <w:r>
-        <w:t>불필요한</w:t>
-      </w:r>
-      <w:r>
-        <w:t xml:space="preserve"> </w:t>
-      </w:r>
-      <w:r>
-        <w:t>능력</w:t>
-      </w:r>
-      <w:r>
-        <w:t xml:space="preserve"> </w:t>
-      </w:r>
-      <w:r>
-        <w:t>삭제</w:t>
-      </w:r>
-      <w:r>
-        <w:t xml:space="preserve"> </w:t>
-      </w:r>
-      <w:r>
-        <w:t>중</w:t>
-      </w:r>
-      <w:r>
-        <w:t xml:space="preserve"> </w:t>
-      </w:r>
-      <w:r>
-        <w:t>하나를</w:t>
-      </w:r>
-      <w:r>
-        <w:t xml:space="preserve"> </w:t>
-      </w:r>
-      <w:r>
-        <w:t>선택하여</w:t>
-      </w:r>
-      <w:r>
-        <w:t xml:space="preserve"> </w:t>
-      </w:r>
-      <w:r>
-        <w:t>전략적으로</w:t>
-      </w:r>
-      <w:r>
-        <w:t xml:space="preserve"> </w:t>
-      </w:r>
-      <w:r>
-        <w:t>빌드를</w:t>
-      </w:r>
-      <w:r>
-        <w:t xml:space="preserve"> </w:t>
-      </w:r>
-      <w:r>
-        <w:t>구성</w:t>
-      </w:r>
-      <w:r>
-        <w:rPr>
-          <w:rFonts w:hint="eastAsia"/>
-        </w:rPr>
-        <w:t>할</w:t>
-      </w:r>
-      <w:r>
-        <w:rPr>
-          <w:rFonts w:hint="eastAsia"/>
-        </w:rPr>
-        <w:t xml:space="preserve"> </w:t>
-      </w:r>
-      <w:r>
-        <w:rPr>
-          <w:rFonts w:hint="eastAsia"/>
-        </w:rPr>
-        <w:t>수</w:t>
-      </w:r>
-      <w:r>
-        <w:rPr>
-          <w:rFonts w:hint="eastAsia"/>
-        </w:rPr>
-        <w:t xml:space="preserve"> </w:t>
-      </w:r>
-      <w:r>
-        <w:rPr>
-          <w:rFonts w:hint="eastAsia"/>
-        </w:rPr>
-        <w:t>있다</w:t>
-      </w:r>
-      <w:r>
-        <w:t>.</w:t>
-      </w:r>
-    </w:p>
-    <w:p/>
-    <w:p>
-      <w:bookmarkStart w:id="52" w:name="_Toc243962921"/>
-      <w:r>
-        <w:t>저주</w:t>
-      </w:r>
-      <w:r>
-        <w:t>/</w:t>
-      </w:r>
-      <w:r>
-        <w:t>리스크</w:t>
-      </w:r>
-      <w:r>
-        <w:t xml:space="preserve"> </w:t>
-      </w:r>
-      <w:r>
-        <w:t>유물</w:t>
-      </w:r>
-      <w:bookmarkEnd w:id="52"/>
-    </w:p>
-    <w:p>
-      <w:r>
-        <w:t>엘리트</w:t>
-      </w:r>
-      <w:r>
-        <w:t xml:space="preserve"> </w:t>
-      </w:r>
-      <w:r>
-        <w:t>몬스터</w:t>
-      </w:r>
-      <w:r>
-        <w:t xml:space="preserve"> </w:t>
-      </w:r>
-      <w:r>
-        <w:t>처치</w:t>
-      </w:r>
-      <w:r>
-        <w:t xml:space="preserve"> </w:t>
-      </w:r>
-      <w:r>
-        <w:t>시</w:t>
-      </w:r>
-      <w:r>
-        <w:t xml:space="preserve"> </w:t>
-      </w:r>
-      <w:r>
-        <w:t>획득하며</w:t>
-      </w:r>
-      <w:r>
-        <w:t xml:space="preserve">, </w:t>
-      </w:r>
-      <w:r>
-        <w:t>강력한</w:t>
-      </w:r>
-      <w:r>
-        <w:t xml:space="preserve"> </w:t>
-      </w:r>
-      <w:r>
-        <w:t>이점과</w:t>
-      </w:r>
-      <w:r>
-        <w:t xml:space="preserve"> </w:t>
-      </w:r>
-      <w:r>
-        <w:t>동시에</w:t>
-      </w:r>
-      <w:r>
-        <w:t xml:space="preserve"> </w:t>
-      </w:r>
-      <w:r>
-        <w:t>치명적인</w:t>
-      </w:r>
-      <w:r>
-        <w:t xml:space="preserve"> </w:t>
-      </w:r>
-      <w:r>
-        <w:t>패널티를</w:t>
-      </w:r>
-      <w:r>
-        <w:t xml:space="preserve"> </w:t>
-      </w:r>
-      <w:r>
-        <w:t>부과하는</w:t>
-      </w:r>
-      <w:r>
-        <w:t xml:space="preserve"> </w:t>
-      </w:r>
-      <w:r>
-        <w:t>하이리스크</w:t>
-      </w:r>
-      <w:r>
-        <w:t xml:space="preserve"> </w:t>
-      </w:r>
-      <w:r>
-        <w:t>하이리턴</w:t>
-      </w:r>
-      <w:r>
-        <w:t xml:space="preserve"> </w:t>
-      </w:r>
-      <w:r>
-        <w:t>요소</w:t>
-      </w:r>
-      <w:r>
-        <w:rPr>
-          <w:rFonts w:hint="eastAsia"/>
-        </w:rPr>
-        <w:t>를</w:t>
-      </w:r>
-      <w:r>
-        <w:rPr>
-          <w:rFonts w:hint="eastAsia"/>
-        </w:rPr>
-        <w:t xml:space="preserve"> </w:t>
-      </w:r>
-      <w:r>
-        <w:rPr>
-          <w:rFonts w:hint="eastAsia"/>
-        </w:rPr>
-        <w:t>차용한다</w:t>
-      </w:r>
-      <w:r>
-        <w:rPr>
-          <w:rFonts w:hint="eastAsia"/>
-        </w:rPr>
-        <w:t>.</w:t>
-      </w:r>
-    </w:p>
-    <w:p/>
-    <w:p>
-      <w:bookmarkStart w:id="53" w:name="_Toc243962922"/>
-      <w:r>
-        <w:rPr>
-          <w:rFonts w:hint="eastAsia"/>
-        </w:rPr>
-        <w:t>보스</w:t>
-      </w:r>
-      <w:r>
-        <w:rPr>
-          <w:rFonts w:hint="eastAsia"/>
-        </w:rPr>
-        <w:t xml:space="preserve"> </w:t>
-      </w:r>
-      <w:r>
-        <w:rPr>
-          <w:rFonts w:hint="eastAsia"/>
-        </w:rPr>
-        <w:t>증강</w:t>
-      </w:r>
-      <w:bookmarkEnd w:id="53"/>
-    </w:p>
-    <w:p>
-      <w:r>
-        <w:t>n</w:t>
-      </w:r>
-      <w:r>
-        <w:t>분</w:t>
-      </w:r>
-      <w:r>
-        <w:t xml:space="preserve"> </w:t>
-      </w:r>
-      <w:r>
-        <w:t>간격으로</w:t>
-      </w:r>
-      <w:r>
-        <w:t xml:space="preserve"> </w:t>
-      </w:r>
-      <w:r>
-        <w:t>등장하는</w:t>
-      </w:r>
-      <w:r>
-        <w:t xml:space="preserve"> </w:t>
-      </w:r>
-      <w:r>
-        <w:t>보스를</w:t>
-      </w:r>
-      <w:r>
-        <w:t xml:space="preserve"> </w:t>
-      </w:r>
-      <w:r>
-        <w:t>처치할</w:t>
-      </w:r>
-      <w:r>
-        <w:t xml:space="preserve"> </w:t>
-      </w:r>
-      <w:r>
-        <w:t>경우</w:t>
-      </w:r>
-      <w:r>
-        <w:t xml:space="preserve"> </w:t>
-      </w:r>
-      <w:r>
-        <w:t>플레이어의</w:t>
-      </w:r>
-      <w:r>
-        <w:t xml:space="preserve"> </w:t>
-      </w:r>
-      <w:r>
-        <w:t>스탯을</w:t>
-      </w:r>
-      <w:r>
-        <w:t xml:space="preserve"> </w:t>
-      </w:r>
-      <w:r>
-        <w:t>크게</w:t>
-      </w:r>
-      <w:r>
-        <w:t xml:space="preserve"> </w:t>
-      </w:r>
-      <w:r>
-        <w:t>향상시키는</w:t>
-      </w:r>
-      <w:r>
-        <w:t xml:space="preserve"> </w:t>
-      </w:r>
-      <w:r>
-        <w:t>증강</w:t>
-      </w:r>
-      <w:r>
-        <w:rPr>
-          <w:rFonts w:hint="eastAsia"/>
-        </w:rPr>
-        <w:t xml:space="preserve"> </w:t>
-      </w:r>
-      <w:r>
-        <w:t>획득</w:t>
-      </w:r>
-      <w:r>
-        <w:rPr>
-          <w:rFonts w:hint="eastAsia"/>
-        </w:rPr>
-        <w:t>으로</w:t>
-      </w:r>
-      <w:r>
-        <w:rPr>
-          <w:rFonts w:hint="eastAsia"/>
-        </w:rPr>
-        <w:t xml:space="preserve"> </w:t>
-      </w:r>
-      <w:r>
-        <w:rPr>
-          <w:rFonts w:hint="eastAsia"/>
-        </w:rPr>
-        <w:t>플레이어가</w:t>
-      </w:r>
-      <w:r>
-        <w:rPr>
-          <w:rFonts w:hint="eastAsia"/>
-        </w:rPr>
-        <w:t xml:space="preserve"> </w:t>
-      </w:r>
-      <w:r>
-        <w:rPr>
-          <w:rFonts w:hint="eastAsia"/>
-        </w:rPr>
-        <w:t>강해진다</w:t>
-      </w:r>
-      <w:r>
-        <w:rPr>
-          <w:rFonts w:hint="eastAsia"/>
-        </w:rPr>
-        <w:t>.</w:t>
-      </w:r>
-    </w:p>
-    <w:p>
-      <w:r>
-        <w:br w:type="page"/>
-      </w:r>
-    </w:p>
-    <w:p/>
-    <w:p>
-      <w:bookmarkStart w:id="54" w:name="_Ref243352888"/>
-      <w:bookmarkStart w:id="55" w:name="_Toc243962923"/>
-      <w:r>
-        <w:rPr>
-          <w:rFonts w:hint="eastAsia"/>
-        </w:rPr>
-        <w:t>공격</w:t>
-      </w:r>
-      <w:r>
-        <w:rPr>
-          <w:rFonts w:hint="eastAsia"/>
-        </w:rPr>
-        <w:t xml:space="preserve"> </w:t>
-      </w:r>
-      <w:r>
-        <w:rPr>
-          <w:rFonts w:hint="eastAsia"/>
-        </w:rPr>
-        <w:t>및</w:t>
-      </w:r>
-      <w:r>
-        <w:rPr>
-          <w:rFonts w:hint="eastAsia"/>
-        </w:rPr>
-        <w:t xml:space="preserve"> </w:t>
-      </w:r>
-      <w:r>
-        <w:rPr>
-          <w:rFonts w:hint="eastAsia"/>
-        </w:rPr>
-        <w:t>스킬</w:t>
-      </w:r>
-      <w:r>
-        <w:rPr>
-          <w:rFonts w:hint="eastAsia"/>
-        </w:rPr>
-        <w:t xml:space="preserve"> </w:t>
-      </w:r>
-      <w:r>
-        <w:rPr>
-          <w:rFonts w:hint="eastAsia"/>
-        </w:rPr>
-        <w:t>시스템</w:t>
-      </w:r>
-      <w:bookmarkEnd w:id="54"/>
-      <w:bookmarkEnd w:id="55"/>
-    </w:p>
-    <w:p>
-      <w:r>
-        <w:rPr>
-          <w:rFonts w:hint="eastAsia"/>
-        </w:rPr>
-        <w:t>상</w:t>
-      </w:r>
-      <w:r>
-        <w:rPr>
-          <w:rFonts w:hint="eastAsia"/>
-        </w:rPr>
-        <w:t>세한</w:t>
-      </w:r>
-      <w:r>
-        <w:rPr>
-          <w:rFonts w:hint="eastAsia"/>
-        </w:rPr>
-        <w:t xml:space="preserve"> </w:t>
-      </w:r>
-      <w:r>
-        <w:rPr>
-          <w:rFonts w:hint="eastAsia"/>
-        </w:rPr>
-        <w:t>내용은</w:t>
-      </w:r>
-      <w:r>
-        <w:rPr>
-          <w:rFonts w:hint="eastAsia"/>
-        </w:rPr>
-        <w:t xml:space="preserve"> </w:t>
-      </w:r>
-      <w:r>
-        <w:t>Zomso_Skill_</w:t>
-      </w:r>
-      <w:r>
-        <w:t>기획서</w:t>
-      </w:r>
-      <w:r>
-        <w:t>.docx</w:t>
-      </w:r>
-      <w:r>
-        <w:rPr>
-          <w:rFonts w:hint="eastAsia"/>
-        </w:rPr>
-        <w:t>에서</w:t>
-      </w:r>
-      <w:r>
-        <w:rPr>
-          <w:rFonts w:hint="eastAsia"/>
-        </w:rPr>
-        <w:t xml:space="preserve"> </w:t>
-      </w:r>
-      <w:r>
-        <w:rPr>
-          <w:rFonts w:hint="eastAsia"/>
-        </w:rPr>
-        <w:t>다룬다</w:t>
-      </w:r>
-      <w:r>
-        <w:rPr>
-          <w:rFonts w:hint="eastAsia"/>
-        </w:rPr>
-        <w:t>.</w:t>
-      </w:r>
-    </w:p>
-    <w:p/>
-    <w:p>
-      <w:bookmarkStart w:id="56" w:name="_Toc243962924"/>
-      <w:r>
-        <w:rPr>
-          <w:rFonts w:hint="eastAsia"/>
-        </w:rPr>
-        <w:t>탄환</w:t>
-      </w:r>
-      <w:bookmarkEnd w:id="56"/>
-    </w:p>
-    <w:p>
       <w:r>
         <w:rPr>
           <w:noProof/>
         </w:rPr>
         <w:drawing>
-          <wp:inline distT="0" distB="0" distL="0" distR="0" wp14:anchorId="0037AFB1" wp14:editId="7A337543">
+          <wp:inline distT="0" distB="0" distL="0" distR="0" wp14:anchorId="0037AFB1" wp14:editId="3F44F4F6">
             <wp:extent cx="5733415" cy="2940237"/>
             <wp:effectExtent l="0" t="0" r="0" b="0"/>
             <wp:docPr id="555861764" name="그림 5"/>
@@ -25227,9 +22696,8 @@
     </w:p>
     <w:p/>
     <w:p>
-      <w:bookmarkStart w:id="57" w:name="_Ref243612709"/>
-      <w:bookmarkStart w:id="58" w:name="_Ref243612712"/>
-      <w:bookmarkStart w:id="59" w:name="_Toc243962925"/>
+      <w:bookmarkStart w:id="49" w:name="_Ref243612709"/>
+      <w:bookmarkStart w:id="50" w:name="_Ref243612712"/>
       <w:r>
         <w:rPr>
           <w:rFonts w:hint="eastAsia"/>
@@ -25248,9 +22716,8 @@
         </w:rPr>
         <w:t>스킬</w:t>
       </w:r>
-      <w:bookmarkEnd w:id="57"/>
-      <w:bookmarkEnd w:id="58"/>
-      <w:bookmarkEnd w:id="59"/>
+      <w:bookmarkEnd w:id="49"/>
+      <w:bookmarkEnd w:id="50"/>
     </w:p>
     <w:p>
       <w:r>
@@ -25958,7 +23425,6 @@
       </w:r>
     </w:p>
     <w:p>
-      <w:bookmarkStart w:id="60" w:name="_Toc243962926"/>
       <w:r>
         <w:rPr>
           <w:rFonts w:hint="eastAsia"/>
@@ -25978,7 +23444,6 @@
         </w:rPr>
         <w:t>스킬</w:t>
       </w:r>
-      <w:bookmarkEnd w:id="60"/>
     </w:p>
     <w:p>
       <w:r>
@@ -26287,14 +23752,12 @@
       </w:r>
     </w:p>
     <w:p>
-      <w:proofErr w:type="spellStart"/>
       <w:r>
         <w:rPr>
           <w:rFonts w:hint="eastAsia"/>
         </w:rPr>
         <w:t>차징에</w:t>
       </w:r>
-      <w:proofErr w:type="spellEnd"/>
       <w:r>
         <w:rPr>
           <w:rFonts w:hint="eastAsia"/>
@@ -26793,7 +24256,6 @@
       </w:r>
     </w:p>
     <w:p>
-      <w:bookmarkStart w:id="61" w:name="_Toc243962927"/>
       <w:r>
         <w:rPr>
           <w:rFonts w:hint="eastAsia"/>
@@ -26824,7 +24286,6 @@
         </w:rPr>
         <w:t>스킬</w:t>
       </w:r>
-      <w:bookmarkEnd w:id="61"/>
     </w:p>
     <w:p>
       <w:r>
@@ -27459,8 +24920,7 @@
     </w:p>
     <w:p/>
     <w:p>
-      <w:bookmarkStart w:id="62" w:name="_Ref243523898"/>
-      <w:bookmarkStart w:id="63" w:name="_Toc243962928"/>
+      <w:bookmarkStart w:id="51" w:name="_Ref243523898"/>
       <w:r>
         <w:rPr>
           <w:rFonts w:hint="eastAsia"/>
@@ -27479,8 +24939,7 @@
         </w:rPr>
         <w:t>시스템</w:t>
       </w:r>
-      <w:bookmarkEnd w:id="62"/>
-      <w:bookmarkEnd w:id="63"/>
+      <w:bookmarkEnd w:id="51"/>
     </w:p>
     <w:p>
       <w:r>
@@ -27774,7 +25233,6 @@
       </w:r>
     </w:p>
     <w:p>
-      <w:bookmarkStart w:id="64" w:name="_Toc243962929"/>
       <w:r>
         <w:rPr>
           <w:rFonts w:hint="eastAsia"/>
@@ -27818,7 +25276,6 @@
         </w:rPr>
         <w:t>시스템</w:t>
       </w:r>
-      <w:bookmarkEnd w:id="64"/>
     </w:p>
     <w:p>
       <w:r>
@@ -28157,14 +25614,12 @@
         </w:rPr>
         <w:t xml:space="preserve"> </w:t>
       </w:r>
-      <w:proofErr w:type="spellStart"/>
       <w:r>
         <w:rPr>
           <w:rFonts w:hint="eastAsia"/>
         </w:rPr>
         <w:t>에너미</w:t>
       </w:r>
-      <w:proofErr w:type="spellEnd"/>
       <w:r>
         <w:rPr>
           <w:rFonts w:hint="eastAsia"/>
@@ -28303,7 +25758,6 @@
     </w:p>
     <w:p/>
     <w:p>
-      <w:bookmarkStart w:id="65" w:name="_Toc243962930"/>
       <w:r>
         <w:rPr>
           <w:rFonts w:hint="eastAsia"/>
@@ -28334,17 +25788,14 @@
         </w:rPr>
         <w:t>요소</w:t>
       </w:r>
-      <w:bookmarkEnd w:id="65"/>
     </w:p>
     <w:p>
-      <w:bookmarkStart w:id="66" w:name="_Toc243962931"/>
       <w:r>
         <w:rPr>
           <w:rFonts w:hint="eastAsia"/>
         </w:rPr>
         <w:t>플레이어</w:t>
       </w:r>
-      <w:bookmarkEnd w:id="66"/>
     </w:p>
     <w:p>
       <w:r>
@@ -28520,16 +25971,14 @@
     </w:p>
     <w:p/>
     <w:p>
-      <w:bookmarkStart w:id="67" w:name="_Ref243612752"/>
-      <w:bookmarkStart w:id="68" w:name="_Toc243962932"/>
+      <w:bookmarkStart w:id="52" w:name="_Ref243612752"/>
       <w:r>
         <w:rPr>
           <w:rFonts w:hint="eastAsia"/>
         </w:rPr>
         <w:t>몬스터</w:t>
       </w:r>
-      <w:bookmarkEnd w:id="67"/>
-      <w:bookmarkEnd w:id="68"/>
+      <w:bookmarkEnd w:id="52"/>
     </w:p>
     <w:p>
       <w:r>
@@ -28866,16 +26315,14 @@
     </w:p>
     <w:p/>
     <w:p>
-      <w:bookmarkStart w:id="69" w:name="_Ref243612776"/>
-      <w:bookmarkStart w:id="70" w:name="_Toc243962933"/>
+      <w:bookmarkStart w:id="53" w:name="_Ref243612776"/>
       <w:r>
         <w:rPr>
           <w:rFonts w:hint="eastAsia"/>
         </w:rPr>
         <w:t>보스</w:t>
       </w:r>
-      <w:bookmarkEnd w:id="69"/>
-      <w:bookmarkEnd w:id="70"/>
+      <w:bookmarkEnd w:id="53"/>
     </w:p>
     <w:p>
       <w:r>
@@ -29268,7 +26715,6 @@
       </w:r>
     </w:p>
     <w:p>
-      <w:bookmarkStart w:id="71" w:name="_Toc243962934"/>
       <w:r>
         <w:rPr>
           <w:rFonts w:hint="eastAsia"/>
@@ -29287,10 +26733,8 @@
         </w:rPr>
         <w:t>디자인</w:t>
       </w:r>
-      <w:bookmarkEnd w:id="71"/>
     </w:p>
     <w:p>
-      <w:bookmarkStart w:id="72" w:name="_Toc243962935"/>
       <w:r>
         <w:rPr>
           <w:rFonts w:hint="eastAsia"/>
@@ -29298,7 +26742,6 @@
         <w:lastRenderedPageBreak/>
         <w:t>맵</w:t>
       </w:r>
-      <w:bookmarkEnd w:id="72"/>
     </w:p>
     <w:p>
       <w:r>
@@ -33238,6 +30681,7 @@
   <w:style w:type="character" w:default="1" w:styleId="a0">
     <w:name w:val="Default Paragraph Font"/>
     <w:uiPriority w:val="1"/>
+    <w:semiHidden/>
     <w:unhideWhenUsed/>
   </w:style>
   <w:style w:type="table" w:default="1" w:styleId="a1">
@@ -34127,28 +31571,28 @@
 </file>
 
 <file path=customXml/item1.xml><?xml version="1.0" encoding="utf-8"?>
-<b:Sources xmlns:b="http://schemas.openxmlformats.org/officeDocument/2006/bibliography" xmlns="http://schemas.openxmlformats.org/officeDocument/2006/bibliography" SelectedStyle="\APASixthEditionOfficeOnline.xsl" StyleName="APA" Version="6"/>
-</file>
-
-<file path=customXml/item2.xml><?xml version="1.0" encoding="utf-8"?>
 <go:gDocsCustomXmlDataStorage xmlns:go="http://customooxmlschemas.google.com/" xmlns:r="http://schemas.openxmlformats.org/officeDocument/2006/relationships" uri="GoogleDocsCustomDataVersion2">
   <go:docsCustomData xmlns:go="http://customooxmlschemas.google.com/" roundtripDataSignature="AMtx7micRMcumK0WNl2WwJGgDlCf2P0pZg==">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</go:docsCustomData>
 </go:gDocsCustomXmlDataStorage>
 </file>
 
-<file path=customXml/itemProps1.xml><?xml version="1.0" encoding="utf-8"?>
-<ds:datastoreItem xmlns:ds="http://schemas.openxmlformats.org/officeDocument/2006/customXml" ds:itemID="{9319AD63-CBA6-497F-A07B-DAFEC8FA0A37}">
-  <ds:schemaRefs>
-    <ds:schemaRef ds:uri="http://schemas.openxmlformats.org/officeDocument/2006/bibliography"/>
-  </ds:schemaRefs>
-</ds:datastoreItem>
+<file path=customXml/item2.xml><?xml version="1.0" encoding="utf-8"?>
+<b:Sources xmlns:b="http://schemas.openxmlformats.org/officeDocument/2006/bibliography" xmlns="http://schemas.openxmlformats.org/officeDocument/2006/bibliography" SelectedStyle="\APASixthEditionOfficeOnline.xsl" StyleName="APA" Version="6"/>
 </file>
 
-<file path=customXml/itemProps2.xml><?xml version="1.0" encoding="utf-8"?>
+<file path=customXml/itemProps1.xml><?xml version="1.0" encoding="utf-8"?>
 <ds:datastoreItem xmlns:ds="http://schemas.openxmlformats.org/officeDocument/2006/customXml" ds:itemID="{11111111-1234-1234-1234-123412341234}">
   <ds:schemaRefs>
     <ds:schemaRef ds:uri="http://customooxmlschemas.google.com/"/>
     <ds:schemaRef ds:uri="http://schemas.openxmlformats.org/officeDocument/2006/relationships"/>
   </ds:schemaRefs>
 </ds:datastoreItem>
+</file>
+
+<file path=customXml/itemProps2.xml><?xml version="1.0" encoding="utf-8"?>
+<ds:datastoreItem xmlns:ds="http://schemas.openxmlformats.org/officeDocument/2006/customXml" ds:itemID="{9319AD63-CBA6-497F-A07B-DAFEC8FA0A37}">
+  <ds:schemaRefs>
+    <ds:schemaRef ds:uri="http://schemas.openxmlformats.org/officeDocument/2006/bibliography"/>
+  </ds:schemaRefs>
+</ds:datastoreItem>
 </file>